--- a/Riphah_Konnect_FYP_Doc.docx
+++ b/Riphah_Konnect_FYP_Doc.docx
@@ -175,7 +175,6 @@
         <w:spacing w:after="40" w:line="240" w:lineRule="auto"/>
         <w:jc w:val="center"/>
       </w:pPr>
-      <w:proofErr w:type="spellStart"/>
       <w:r>
         <w:rPr>
           <w:rFonts w:ascii="Times New Roman" w:hAnsi="Times New Roman"/>
@@ -183,9 +182,29 @@
           <w:color w:val="000000"/>
           <w:sz w:val="32"/>
         </w:rPr>
-        <w:t>Moiz</w:t>
-      </w:r>
-      <w:proofErr w:type="spellEnd"/>
+        <w:t>Moiz Ahmad Abbasi</w:t>
+      </w:r>
+    </w:p>
+    <w:p>
+      <w:pPr>
+        <w:spacing w:line="240" w:lineRule="auto"/>
+        <w:jc w:val="center"/>
+      </w:pPr>
+      <w:r>
+        <w:rPr>
+          <w:rFonts w:ascii="Times New Roman" w:hAnsi="Times New Roman"/>
+          <w:b/>
+          <w:color w:val="000000"/>
+          <w:sz w:val="24"/>
+        </w:rPr>
+        <w:t>45499</w:t>
+      </w:r>
+    </w:p>
+    <w:p>
+      <w:pPr>
+        <w:spacing w:after="40" w:line="240" w:lineRule="auto"/>
+        <w:jc w:val="center"/>
+      </w:pPr>
       <w:r>
         <w:rPr>
           <w:rFonts w:ascii="Times New Roman" w:hAnsi="Times New Roman"/>
@@ -193,9 +212,29 @@
           <w:color w:val="000000"/>
           <w:sz w:val="32"/>
         </w:rPr>
-        <w:t xml:space="preserve"> Ahmad </w:t>
-      </w:r>
-      <w:proofErr w:type="spellStart"/>
+        <w:t>Obaidullah Arshad</w:t>
+      </w:r>
+    </w:p>
+    <w:p>
+      <w:pPr>
+        <w:spacing w:line="240" w:lineRule="auto"/>
+        <w:jc w:val="center"/>
+      </w:pPr>
+      <w:r>
+        <w:rPr>
+          <w:rFonts w:ascii="Times New Roman" w:hAnsi="Times New Roman"/>
+          <w:b/>
+          <w:color w:val="000000"/>
+          <w:sz w:val="24"/>
+        </w:rPr>
+        <w:t>44316</w:t>
+      </w:r>
+    </w:p>
+    <w:p>
+      <w:pPr>
+        <w:spacing w:after="40" w:line="240" w:lineRule="auto"/>
+        <w:jc w:val="center"/>
+      </w:pPr>
       <w:r>
         <w:rPr>
           <w:rFonts w:ascii="Times New Roman" w:hAnsi="Times New Roman"/>
@@ -203,13 +242,12 @@
           <w:color w:val="000000"/>
           <w:sz w:val="32"/>
         </w:rPr>
-        <w:t>Abbasi</w:t>
-      </w:r>
-      <w:proofErr w:type="spellEnd"/>
-    </w:p>
-    <w:p>
-      <w:pPr>
-        <w:spacing w:line="240" w:lineRule="auto"/>
+        <w:t>Syed Airaf Khan</w:t>
+      </w:r>
+    </w:p>
+    <w:p>
+      <w:pPr>
+        <w:spacing w:after="280" w:line="240" w:lineRule="auto"/>
         <w:jc w:val="center"/>
       </w:pPr>
       <w:r>
@@ -219,15 +257,18 @@
           <w:color w:val="000000"/>
           <w:sz w:val="24"/>
         </w:rPr>
-        <w:t>45499</w:t>
-      </w:r>
-    </w:p>
-    <w:p>
-      <w:pPr>
-        <w:spacing w:after="40" w:line="240" w:lineRule="auto"/>
+        <w:t>47647</w:t>
+      </w:r>
+    </w:p>
+    <w:p>
+      <w:pPr>
+        <w:spacing w:after="80" w:line="240" w:lineRule="auto"/>
         <w:jc w:val="center"/>
-      </w:pPr>
-      <w:proofErr w:type="spellStart"/>
+        <w:rPr>
+          <w:b/>
+          <w:sz w:val="24"/>
+        </w:rPr>
+      </w:pPr>
       <w:r>
         <w:rPr>
           <w:rFonts w:ascii="Times New Roman" w:hAnsi="Times New Roman"/>
@@ -235,9 +276,17 @@
           <w:color w:val="000000"/>
           <w:sz w:val="32"/>
         </w:rPr>
-        <w:t>Obaidullah</w:t>
-      </w:r>
-      <w:proofErr w:type="spellEnd"/>
+        <w:t>Supervised by:</w:t>
+      </w:r>
+    </w:p>
+    <w:p>
+      <w:pPr>
+        <w:spacing w:after="40" w:line="240" w:lineRule="auto"/>
+        <w:jc w:val="center"/>
+        <w:rPr>
+          <w:sz w:val="24"/>
+        </w:rPr>
+      </w:pPr>
       <w:r>
         <w:rPr>
           <w:rFonts w:ascii="Times New Roman" w:hAnsi="Times New Roman"/>
@@ -245,39 +294,94 @@
           <w:color w:val="000000"/>
           <w:sz w:val="32"/>
         </w:rPr>
-        <w:t xml:space="preserve"> Arshad</w:t>
-      </w:r>
-    </w:p>
-    <w:p>
-      <w:pPr>
-        <w:spacing w:line="240" w:lineRule="auto"/>
+        <w:t>Mr. Raja Jalees-ul-Hussen Khan</w:t>
+      </w:r>
+    </w:p>
+    <w:p>
+      <w:pPr>
+        <w:spacing w:after="80" w:line="240" w:lineRule="auto"/>
         <w:jc w:val="center"/>
+        <w:rPr>
+          <w:rFonts w:ascii="Times New Roman" w:hAnsi="Times New Roman"/>
+          <w:color w:val="000000"/>
+          <w:sz w:val="24"/>
+        </w:rPr>
+      </w:pPr>
+    </w:p>
+    <w:p>
+      <w:pPr>
+        <w:spacing w:after="80" w:line="240" w:lineRule="auto"/>
+        <w:jc w:val="center"/>
+        <w:rPr>
+          <w:sz w:val="28"/>
+        </w:rPr>
       </w:pPr>
       <w:r>
         <w:rPr>
           <w:rFonts w:ascii="Times New Roman" w:hAnsi="Times New Roman"/>
           <w:b/>
           <w:color w:val="000000"/>
-          <w:sz w:val="24"/>
-        </w:rPr>
-        <w:t>44316</w:t>
-      </w:r>
-    </w:p>
-    <w:p>
-      <w:pPr>
-        <w:spacing w:after="40" w:line="240" w:lineRule="auto"/>
+          <w:sz w:val="36"/>
+        </w:rPr>
+        <w:t>Faculty of Computing</w:t>
+      </w:r>
+    </w:p>
+    <w:p>
+      <w:pPr>
+        <w:spacing w:after="80" w:line="240" w:lineRule="auto"/>
         <w:jc w:val="center"/>
-      </w:pPr>
-      <w:r>
+        <w:rPr>
+          <w:sz w:val="28"/>
+        </w:rPr>
+      </w:pPr>
+      <w:r>
+        <w:rPr>
+          <w:rFonts w:ascii="Times New Roman" w:hAnsi="Times New Roman"/>
+          <w:b/>
+          <w:color w:val="000000"/>
+          <w:sz w:val="36"/>
+        </w:rPr>
+        <w:t>Riphah International University, Islamabad</w:t>
+      </w:r>
+    </w:p>
+    <w:p>
+      <w:pPr>
+        <w:spacing w:after="0" w:line="240" w:lineRule="auto"/>
+        <w:jc w:val="center"/>
+        <w:rPr>
+          <w:sz w:val="28"/>
+        </w:rPr>
+      </w:pPr>
+      <w:r>
+        <w:rPr>
+          <w:rFonts w:ascii="Times New Roman" w:hAnsi="Times New Roman"/>
+          <w:b/>
+          <w:color w:val="000000"/>
+          <w:sz w:val="36"/>
+        </w:rPr>
+        <w:t>Spring 2026</w:t>
+      </w:r>
+    </w:p>
+    <w:p>
+      <w:pPr>
+        <w:spacing w:after="0"/>
+      </w:pPr>
+      <w:r>
+        <w:lastRenderedPageBreak/>
+        <w:br w:type="page"/>
+      </w:r>
+    </w:p>
+    <w:p>
+      <w:pPr>
+        <w:spacing w:after="80"/>
+        <w:jc w:val="center"/>
         <w:rPr>
           <w:rFonts w:ascii="Times New Roman" w:hAnsi="Times New Roman"/>
           <w:b/>
           <w:color w:val="000000"/>
           <w:sz w:val="32"/>
         </w:rPr>
-        <w:t xml:space="preserve">Syed </w:t>
-      </w:r>
-      <w:proofErr w:type="spellStart"/>
+      </w:pPr>
       <w:r>
         <w:rPr>
           <w:rFonts w:ascii="Times New Roman" w:hAnsi="Times New Roman"/>
@@ -285,81 +389,63 @@
           <w:color w:val="000000"/>
           <w:sz w:val="32"/>
         </w:rPr>
-        <w:t>Airaf</w:t>
-      </w:r>
-      <w:proofErr w:type="spellEnd"/>
-      <w:r>
+        <w:lastRenderedPageBreak/>
+        <w:t>A Dissertation Submitted To</w:t>
+      </w:r>
+    </w:p>
+    <w:p>
+      <w:pPr>
+        <w:spacing w:after="80"/>
+        <w:jc w:val="center"/>
         <w:rPr>
           <w:rFonts w:ascii="Times New Roman" w:hAnsi="Times New Roman"/>
           <w:b/>
           <w:color w:val="000000"/>
           <w:sz w:val="32"/>
         </w:rPr>
-        <w:t xml:space="preserve"> Khan</w:t>
-      </w:r>
-    </w:p>
-    <w:p>
-      <w:pPr>
-        <w:spacing w:after="280" w:line="240" w:lineRule="auto"/>
+      </w:pPr>
+    </w:p>
+    <w:p>
+      <w:pPr>
+        <w:spacing w:after="80"/>
         <w:jc w:val="center"/>
-      </w:pPr>
-      <w:r>
-        <w:rPr>
-          <w:rFonts w:ascii="Times New Roman" w:hAnsi="Times New Roman"/>
-          <w:b/>
-          <w:color w:val="000000"/>
-          <w:sz w:val="24"/>
-        </w:rPr>
-        <w:t>47647</w:t>
-      </w:r>
-    </w:p>
-    <w:p>
-      <w:pPr>
-        <w:spacing w:after="80" w:line="240" w:lineRule="auto"/>
-        <w:jc w:val="center"/>
-        <w:rPr>
-          <w:b/>
-          <w:sz w:val="24"/>
-        </w:rPr>
-      </w:pPr>
-      <w:r>
         <w:rPr>
           <w:rFonts w:ascii="Times New Roman" w:hAnsi="Times New Roman"/>
           <w:b/>
           <w:color w:val="000000"/>
           <w:sz w:val="32"/>
         </w:rPr>
-        <w:t>Supervised by:</w:t>
-      </w:r>
-    </w:p>
-    <w:p>
-      <w:pPr>
-        <w:spacing w:after="40" w:line="240" w:lineRule="auto"/>
+      </w:pPr>
+    </w:p>
+    <w:p>
+      <w:pPr>
+        <w:spacing w:after="80"/>
         <w:jc w:val="center"/>
-        <w:rPr>
-          <w:sz w:val="24"/>
-        </w:rPr>
-      </w:pPr>
-      <w:r>
         <w:rPr>
           <w:rFonts w:ascii="Times New Roman" w:hAnsi="Times New Roman"/>
           <w:b/>
           <w:color w:val="000000"/>
           <w:sz w:val="32"/>
         </w:rPr>
-        <w:t>Mr. Raja Jalees-</w:t>
-      </w:r>
-      <w:proofErr w:type="spellStart"/>
-      <w:r>
+      </w:pPr>
+    </w:p>
+    <w:p>
+      <w:pPr>
+        <w:spacing w:after="80"/>
+        <w:jc w:val="center"/>
         <w:rPr>
           <w:rFonts w:ascii="Times New Roman" w:hAnsi="Times New Roman"/>
           <w:b/>
           <w:color w:val="000000"/>
           <w:sz w:val="32"/>
         </w:rPr>
-        <w:t>ul</w:t>
-      </w:r>
-      <w:proofErr w:type="spellEnd"/>
+      </w:pPr>
+    </w:p>
+    <w:p>
+      <w:pPr>
+        <w:spacing w:after="80" w:line="480" w:lineRule="auto"/>
+        <w:jc w:val="center"/>
+      </w:pPr>
       <w:r>
         <w:rPr>
           <w:rFonts w:ascii="Times New Roman" w:hAnsi="Times New Roman"/>
@@ -367,9 +453,14 @@
           <w:color w:val="000000"/>
           <w:sz w:val="32"/>
         </w:rPr>
-        <w:t>-</w:t>
-      </w:r>
-      <w:proofErr w:type="spellStart"/>
+        <w:t>Faculty of Computing,</w:t>
+      </w:r>
+    </w:p>
+    <w:p>
+      <w:pPr>
+        <w:spacing w:line="480" w:lineRule="auto"/>
+        <w:jc w:val="center"/>
+      </w:pPr>
       <w:r>
         <w:rPr>
           <w:rFonts w:ascii="Times New Roman" w:hAnsi="Times New Roman"/>
@@ -377,9 +468,14 @@
           <w:color w:val="000000"/>
           <w:sz w:val="32"/>
         </w:rPr>
-        <w:t>Hussen</w:t>
-      </w:r>
-      <w:proofErr w:type="spellEnd"/>
+        <w:t>Riphah International University, Islamabad</w:t>
+      </w:r>
+    </w:p>
+    <w:p>
+      <w:pPr>
+        <w:spacing w:after="80" w:line="480" w:lineRule="auto"/>
+        <w:jc w:val="center"/>
+      </w:pPr>
       <w:r>
         <w:rPr>
           <w:rFonts w:ascii="Times New Roman" w:hAnsi="Times New Roman"/>
@@ -387,120 +483,48 @@
           <w:color w:val="000000"/>
           <w:sz w:val="32"/>
         </w:rPr>
-        <w:t xml:space="preserve"> Khan</w:t>
-      </w:r>
-    </w:p>
-    <w:p>
-      <w:pPr>
-        <w:spacing w:after="80" w:line="240" w:lineRule="auto"/>
+        <w:t>As a Partial Fulfillment of the Requirement for the</w:t>
+      </w:r>
+    </w:p>
+    <w:p>
+      <w:pPr>
+        <w:spacing w:after="80" w:line="480" w:lineRule="auto"/>
         <w:jc w:val="center"/>
-        <w:rPr>
-          <w:rFonts w:ascii="Times New Roman" w:hAnsi="Times New Roman"/>
-          <w:color w:val="000000"/>
-          <w:sz w:val="24"/>
-        </w:rPr>
-      </w:pPr>
-    </w:p>
-    <w:p>
-      <w:pPr>
-        <w:spacing w:after="80" w:line="240" w:lineRule="auto"/>
-        <w:jc w:val="center"/>
-        <w:rPr>
-          <w:sz w:val="28"/>
-        </w:rPr>
-      </w:pPr>
-      <w:r>
-        <w:rPr>
-          <w:rFonts w:ascii="Times New Roman" w:hAnsi="Times New Roman"/>
-          <w:b/>
-          <w:color w:val="000000"/>
-          <w:sz w:val="36"/>
-        </w:rPr>
-        <w:t>Faculty of Computing</w:t>
-      </w:r>
-    </w:p>
-    <w:p>
-      <w:pPr>
-        <w:spacing w:after="80" w:line="240" w:lineRule="auto"/>
-        <w:jc w:val="center"/>
-        <w:rPr>
-          <w:sz w:val="28"/>
-        </w:rPr>
-      </w:pPr>
-      <w:r>
-        <w:rPr>
-          <w:rFonts w:ascii="Times New Roman" w:hAnsi="Times New Roman"/>
-          <w:b/>
-          <w:color w:val="000000"/>
-          <w:sz w:val="36"/>
-        </w:rPr>
-        <w:t>Riphah International University, Islamabad</w:t>
-      </w:r>
-    </w:p>
-    <w:p>
-      <w:pPr>
-        <w:spacing w:after="0" w:line="240" w:lineRule="auto"/>
-        <w:jc w:val="center"/>
-        <w:rPr>
-          <w:sz w:val="28"/>
-        </w:rPr>
-      </w:pPr>
-      <w:r>
-        <w:rPr>
-          <w:rFonts w:ascii="Times New Roman" w:hAnsi="Times New Roman"/>
-          <w:b/>
-          <w:color w:val="000000"/>
-          <w:sz w:val="36"/>
-        </w:rPr>
-        <w:t>Spring 2026</w:t>
-      </w:r>
-    </w:p>
-    <w:p>
-      <w:pPr>
-        <w:spacing w:after="0"/>
-      </w:pPr>
-      <w:r>
-        <w:lastRenderedPageBreak/>
-        <w:br w:type="page"/>
-      </w:r>
-    </w:p>
-    <w:p>
-      <w:pPr>
-        <w:spacing w:after="80"/>
-        <w:jc w:val="center"/>
+      </w:pPr>
+      <w:r>
         <w:rPr>
           <w:rFonts w:ascii="Times New Roman" w:hAnsi="Times New Roman"/>
           <w:b/>
           <w:color w:val="000000"/>
           <w:sz w:val="32"/>
         </w:rPr>
-      </w:pPr>
-      <w:r>
+        <w:t>Award of the Degree of</w:t>
+      </w:r>
+    </w:p>
+    <w:p>
+      <w:pPr>
+        <w:spacing w:after="280" w:line="480" w:lineRule="auto"/>
+        <w:jc w:val="center"/>
         <w:rPr>
           <w:rFonts w:ascii="Times New Roman" w:hAnsi="Times New Roman"/>
           <w:b/>
           <w:color w:val="000000"/>
           <w:sz w:val="32"/>
         </w:rPr>
-        <w:lastRenderedPageBreak/>
-        <w:t>A Dissertation Submitted To</w:t>
-      </w:r>
-    </w:p>
-    <w:p>
-      <w:pPr>
-        <w:spacing w:after="80"/>
-        <w:jc w:val="center"/>
+      </w:pPr>
+      <w:r>
         <w:rPr>
           <w:rFonts w:ascii="Times New Roman" w:hAnsi="Times New Roman"/>
           <w:b/>
           <w:color w:val="000000"/>
           <w:sz w:val="32"/>
         </w:rPr>
-      </w:pPr>
-    </w:p>
-    <w:p>
-      <w:pPr>
-        <w:spacing w:after="80"/>
+        <w:t>Bachelors of Science in Software Engineering</w:t>
+      </w:r>
+    </w:p>
+    <w:p>
+      <w:pPr>
+        <w:spacing w:after="280" w:line="480" w:lineRule="auto"/>
         <w:jc w:val="center"/>
         <w:rPr>
           <w:rFonts w:ascii="Times New Roman" w:hAnsi="Times New Roman"/>
@@ -512,7 +536,7 @@
     </w:p>
     <w:p>
       <w:pPr>
-        <w:spacing w:after="80"/>
+        <w:spacing w:after="280" w:line="480" w:lineRule="auto"/>
         <w:jc w:val="center"/>
         <w:rPr>
           <w:rFonts w:ascii="Times New Roman" w:hAnsi="Times New Roman"/>
@@ -524,123 +548,6 @@
     </w:p>
     <w:p>
       <w:pPr>
-        <w:spacing w:after="80"/>
-        <w:jc w:val="center"/>
-        <w:rPr>
-          <w:rFonts w:ascii="Times New Roman" w:hAnsi="Times New Roman"/>
-          <w:b/>
-          <w:color w:val="000000"/>
-          <w:sz w:val="32"/>
-        </w:rPr>
-      </w:pPr>
-    </w:p>
-    <w:p>
-      <w:pPr>
-        <w:spacing w:after="80" w:line="480" w:lineRule="auto"/>
-        <w:jc w:val="center"/>
-      </w:pPr>
-      <w:r>
-        <w:rPr>
-          <w:rFonts w:ascii="Times New Roman" w:hAnsi="Times New Roman"/>
-          <w:b/>
-          <w:color w:val="000000"/>
-          <w:sz w:val="32"/>
-        </w:rPr>
-        <w:t>Faculty of Computing,</w:t>
-      </w:r>
-    </w:p>
-    <w:p>
-      <w:pPr>
-        <w:spacing w:line="480" w:lineRule="auto"/>
-        <w:jc w:val="center"/>
-      </w:pPr>
-      <w:r>
-        <w:rPr>
-          <w:rFonts w:ascii="Times New Roman" w:hAnsi="Times New Roman"/>
-          <w:b/>
-          <w:color w:val="000000"/>
-          <w:sz w:val="32"/>
-        </w:rPr>
-        <w:t>Riphah International University, Islamabad</w:t>
-      </w:r>
-    </w:p>
-    <w:p>
-      <w:pPr>
-        <w:spacing w:after="80" w:line="480" w:lineRule="auto"/>
-        <w:jc w:val="center"/>
-      </w:pPr>
-      <w:r>
-        <w:rPr>
-          <w:rFonts w:ascii="Times New Roman" w:hAnsi="Times New Roman"/>
-          <w:b/>
-          <w:color w:val="000000"/>
-          <w:sz w:val="32"/>
-        </w:rPr>
-        <w:t>As a Partial Fulfillment of the Requirement for the</w:t>
-      </w:r>
-    </w:p>
-    <w:p>
-      <w:pPr>
-        <w:spacing w:after="80" w:line="480" w:lineRule="auto"/>
-        <w:jc w:val="center"/>
-      </w:pPr>
-      <w:r>
-        <w:rPr>
-          <w:rFonts w:ascii="Times New Roman" w:hAnsi="Times New Roman"/>
-          <w:b/>
-          <w:color w:val="000000"/>
-          <w:sz w:val="32"/>
-        </w:rPr>
-        <w:t>Award of the Degree of</w:t>
-      </w:r>
-    </w:p>
-    <w:p>
-      <w:pPr>
-        <w:spacing w:after="280" w:line="480" w:lineRule="auto"/>
-        <w:jc w:val="center"/>
-        <w:rPr>
-          <w:rFonts w:ascii="Times New Roman" w:hAnsi="Times New Roman"/>
-          <w:b/>
-          <w:color w:val="000000"/>
-          <w:sz w:val="32"/>
-        </w:rPr>
-      </w:pPr>
-      <w:r>
-        <w:rPr>
-          <w:rFonts w:ascii="Times New Roman" w:hAnsi="Times New Roman"/>
-          <w:b/>
-          <w:color w:val="000000"/>
-          <w:sz w:val="32"/>
-        </w:rPr>
-        <w:t>Bachelors of Science in Software Engineering</w:t>
-      </w:r>
-    </w:p>
-    <w:p>
-      <w:pPr>
-        <w:spacing w:after="280" w:line="480" w:lineRule="auto"/>
-        <w:jc w:val="center"/>
-        <w:rPr>
-          <w:rFonts w:ascii="Times New Roman" w:hAnsi="Times New Roman"/>
-          <w:b/>
-          <w:color w:val="000000"/>
-          <w:sz w:val="32"/>
-        </w:rPr>
-      </w:pPr>
-    </w:p>
-    <w:p>
-      <w:pPr>
-        <w:spacing w:after="280" w:line="480" w:lineRule="auto"/>
-        <w:jc w:val="center"/>
-        <w:rPr>
-          <w:rFonts w:ascii="Times New Roman" w:hAnsi="Times New Roman"/>
-          <w:b/>
-          <w:color w:val="000000"/>
-          <w:sz w:val="32"/>
-        </w:rPr>
-      </w:pPr>
-    </w:p>
-    <w:p>
-      <w:pPr>
         <w:spacing w:after="280" w:line="480" w:lineRule="auto"/>
         <w:jc w:val="center"/>
       </w:pPr>
@@ -756,79 +663,7 @@
           <w:color w:val="000000"/>
           <w:sz w:val="24"/>
         </w:rPr>
-        <w:t xml:space="preserve">This is to certify that we have read the report submitted by </w:t>
-      </w:r>
-      <w:proofErr w:type="spellStart"/>
-      <w:r>
-        <w:rPr>
-          <w:rFonts w:ascii="Times New Roman" w:hAnsi="Times New Roman"/>
-          <w:color w:val="000000"/>
-          <w:sz w:val="24"/>
-        </w:rPr>
-        <w:t>Moiz</w:t>
-      </w:r>
-      <w:proofErr w:type="spellEnd"/>
-      <w:r>
-        <w:rPr>
-          <w:rFonts w:ascii="Times New Roman" w:hAnsi="Times New Roman"/>
-          <w:color w:val="000000"/>
-          <w:sz w:val="24"/>
-        </w:rPr>
-        <w:t xml:space="preserve"> Ahmad </w:t>
-      </w:r>
-      <w:proofErr w:type="spellStart"/>
-      <w:r>
-        <w:rPr>
-          <w:rFonts w:ascii="Times New Roman" w:hAnsi="Times New Roman"/>
-          <w:color w:val="000000"/>
-          <w:sz w:val="24"/>
-        </w:rPr>
-        <w:t>Abbasi</w:t>
-      </w:r>
-      <w:proofErr w:type="spellEnd"/>
-      <w:r>
-        <w:rPr>
-          <w:rFonts w:ascii="Times New Roman" w:hAnsi="Times New Roman"/>
-          <w:color w:val="000000"/>
-          <w:sz w:val="24"/>
-        </w:rPr>
-        <w:t xml:space="preserve"> (45499), </w:t>
-      </w:r>
-      <w:proofErr w:type="spellStart"/>
-      <w:r>
-        <w:rPr>
-          <w:rFonts w:ascii="Times New Roman" w:hAnsi="Times New Roman"/>
-          <w:color w:val="000000"/>
-          <w:sz w:val="24"/>
-        </w:rPr>
-        <w:t>Obaidullah</w:t>
-      </w:r>
-      <w:proofErr w:type="spellEnd"/>
-      <w:r>
-        <w:rPr>
-          <w:rFonts w:ascii="Times New Roman" w:hAnsi="Times New Roman"/>
-          <w:color w:val="000000"/>
-          <w:sz w:val="24"/>
-        </w:rPr>
-        <w:t xml:space="preserve"> Arshad (44316), and Syed </w:t>
-      </w:r>
-      <w:proofErr w:type="spellStart"/>
-      <w:r>
-        <w:rPr>
-          <w:rFonts w:ascii="Times New Roman" w:hAnsi="Times New Roman"/>
-          <w:color w:val="000000"/>
-          <w:sz w:val="24"/>
-        </w:rPr>
-        <w:t>Airaf</w:t>
-      </w:r>
-      <w:proofErr w:type="spellEnd"/>
-      <w:r>
-        <w:rPr>
-          <w:rFonts w:ascii="Times New Roman" w:hAnsi="Times New Roman"/>
-          <w:color w:val="000000"/>
-          <w:sz w:val="24"/>
-        </w:rPr>
-        <w:t xml:space="preserve"> Khan (47647) for the partial fulfillment of the requirements for the degree of Bachelors of Science in Software Engineering (BSSE). It is our judgment that this report is of sufficient standard to warrant its acceptance by Riphah International University, Islamabad for the degree of Bachelors of Science in Software Engineering (BSSE).</w:t>
+        <w:t>This is to certify that we have read the report submitted by Moiz Ahmad Abbasi (45499), Obaidullah Arshad (44316), and Syed Airaf Khan (47647) for the partial fulfillment of the requirements for the degree of Bachelors of Science in Software Engineering (BSSE). It is our judgment that this report is of sufficient standard to warrant its acceptance by Riphah International University, Islamabad for the degree of Bachelors of Science in Software Engineering (BSSE).</w:t>
       </w:r>
     </w:p>
     <w:p>
@@ -992,7 +827,7 @@
                 </mc:Choice>
                 <mc:Fallback>
                   <w:pict>
-                    <v:line w14:anchorId="1E6380F1" id="Straight Connector 7" o:spid="_x0000_s1026" style="position:absolute;z-index:251659264;visibility:visible;mso-wrap-style:square;mso-width-percent:0;mso-height-percent:0;mso-wrap-distance-left:9pt;mso-wrap-distance-top:0;mso-wrap-distance-right:9pt;mso-wrap-distance-bottom:0;mso-position-horizontal:absolute;mso-position-horizontal-relative:text;mso-position-vertical:absolute;mso-position-vertical-relative:text;mso-width-percent:0;mso-height-percent:0;mso-width-relative:page;mso-height-relative:page" from=".3pt,8.95pt" to="189.3pt,8.95pt" o:gfxdata="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"/>
+                    <v:line w14:anchorId="398FA595" id="Straight Connector 7" o:spid="_x0000_s1026" style="position:absolute;z-index:251659264;visibility:visible;mso-wrap-style:square;mso-width-percent:0;mso-height-percent:0;mso-wrap-distance-left:9pt;mso-wrap-distance-top:0;mso-wrap-distance-right:9pt;mso-wrap-distance-bottom:0;mso-position-horizontal:absolute;mso-position-horizontal-relative:text;mso-position-vertical:absolute;mso-position-vertical-relative:text;mso-width-percent:0;mso-height-percent:0;mso-width-relative:page;mso-height-relative:page" from=".3pt,8.95pt" to="189.3pt,8.95pt" o:gfxdata="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"/>
                   </w:pict>
                 </mc:Fallback>
               </mc:AlternateContent>
@@ -1015,47 +850,7 @@
                 <w:color w:val="000000"/>
                 <w:sz w:val="24"/>
               </w:rPr>
-              <w:t>Mr. Raja Jalees-</w:t>
-            </w:r>
-            <w:proofErr w:type="spellStart"/>
-            <w:r>
-              <w:rPr>
-                <w:rFonts w:ascii="Times New Roman" w:hAnsi="Times New Roman"/>
-                <w:b/>
-                <w:color w:val="000000"/>
-                <w:sz w:val="24"/>
-              </w:rPr>
-              <w:t>ul</w:t>
-            </w:r>
-            <w:proofErr w:type="spellEnd"/>
-            <w:r>
-              <w:rPr>
-                <w:rFonts w:ascii="Times New Roman" w:hAnsi="Times New Roman"/>
-                <w:b/>
-                <w:color w:val="000000"/>
-                <w:sz w:val="24"/>
-              </w:rPr>
-              <w:t>-</w:t>
-            </w:r>
-            <w:proofErr w:type="spellStart"/>
-            <w:r>
-              <w:rPr>
-                <w:rFonts w:ascii="Times New Roman" w:hAnsi="Times New Roman"/>
-                <w:b/>
-                <w:color w:val="000000"/>
-                <w:sz w:val="24"/>
-              </w:rPr>
-              <w:t>Hussen</w:t>
-            </w:r>
-            <w:proofErr w:type="spellEnd"/>
-            <w:r>
-              <w:rPr>
-                <w:rFonts w:ascii="Times New Roman" w:hAnsi="Times New Roman"/>
-                <w:b/>
-                <w:color w:val="000000"/>
-                <w:sz w:val="24"/>
-              </w:rPr>
-              <w:t xml:space="preserve"> Khan</w:t>
+              <w:t>Mr. Raja Jalees-ul-Hussen Khan</w:t>
             </w:r>
           </w:p>
           <w:p>
@@ -1254,7 +1049,7 @@
                 </mc:Choice>
                 <mc:Fallback>
                   <w:pict>
-                    <v:line w14:anchorId="632BFC16" id="Straight Connector 6" o:spid="_x0000_s1026" style="position:absolute;z-index:251660288;visibility:visible;mso-wrap-style:square;mso-width-percent:0;mso-height-percent:0;mso-wrap-distance-left:9pt;mso-wrap-distance-top:0;mso-wrap-distance-right:9pt;mso-wrap-distance-bottom:0;mso-position-horizontal:absolute;mso-position-horizontal-relative:text;mso-position-vertical:absolute;mso-position-vertical-relative:text;mso-width-percent:0;mso-height-percent:0;mso-width-relative:page;mso-height-relative:page" from=".4pt,5.3pt" to="189.4pt,5.3pt" o:gfxdata="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"/>
+                    <v:line w14:anchorId="4B7C9E09" id="Straight Connector 6" o:spid="_x0000_s1026" style="position:absolute;z-index:251660288;visibility:visible;mso-wrap-style:square;mso-width-percent:0;mso-height-percent:0;mso-wrap-distance-left:9pt;mso-wrap-distance-top:0;mso-wrap-distance-right:9pt;mso-wrap-distance-bottom:0;mso-position-horizontal:absolute;mso-position-horizontal-relative:text;mso-position-vertical:absolute;mso-position-vertical-relative:text;mso-width-percent:0;mso-height-percent:0;mso-width-relative:page;mso-height-relative:page" from=".4pt,5.3pt" to="189.4pt,5.3pt" o:gfxdata="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"/>
                   </w:pict>
                 </mc:Fallback>
               </mc:AlternateContent>
@@ -1356,101 +1151,64 @@
           <w:color w:val="000000"/>
           <w:sz w:val="24"/>
         </w:rPr>
-        <w:t>We declare that this report, "Riphah Konnect," is entirely our own work and has not been copied from any other source. We have put in our personal efforts to complete this project and write this report. Our supervisor, Mr. Raja Jalees-</w:t>
-      </w:r>
-      <w:proofErr w:type="spellStart"/>
-      <w:r>
+        <w:t>We declare that this report, "Riphah Konnect," is entirely our own work and has not been copied from any other source. We have put in our personal efforts to complete this project and write this report. Our supervisor, Mr. Raja Jalees-ul-Hussen Khan, guided us throughout the process. We confirm that no part of this work has been taken from any other project or published source without proper acknowledgment. If any part is found to be copied, we are ready to accept the consequences. This declaration reflects our commitment to academic honesty.</w:t>
+      </w:r>
+    </w:p>
+    <w:p>
+      <w:pPr>
+        <w:spacing w:before="160" w:after="120"/>
+        <w:jc w:val="both"/>
         <w:rPr>
           <w:rFonts w:ascii="Times New Roman" w:hAnsi="Times New Roman"/>
           <w:color w:val="000000"/>
           <w:sz w:val="24"/>
         </w:rPr>
-        <w:t>ul</w:t>
-      </w:r>
-      <w:proofErr w:type="spellEnd"/>
-      <w:r>
+      </w:pPr>
+    </w:p>
+    <w:p>
+      <w:pPr>
+        <w:spacing w:before="160" w:after="120"/>
+        <w:jc w:val="both"/>
         <w:rPr>
           <w:rFonts w:ascii="Times New Roman" w:hAnsi="Times New Roman"/>
           <w:color w:val="000000"/>
           <w:sz w:val="24"/>
         </w:rPr>
-        <w:t>-</w:t>
-      </w:r>
-      <w:proofErr w:type="spellStart"/>
+      </w:pPr>
+    </w:p>
+    <w:p>
+      <w:pPr>
+        <w:spacing w:before="160" w:after="120"/>
+        <w:jc w:val="both"/>
+        <w:rPr>
+          <w:sz w:val="24"/>
+        </w:rPr>
+      </w:pPr>
+    </w:p>
+    <w:p>
+      <w:pPr>
+        <w:spacing w:after="0"/>
+      </w:pPr>
+    </w:p>
+    <w:p>
+      <w:pPr>
+        <w:spacing w:after="40"/>
+        <w:jc w:val="right"/>
+      </w:pPr>
       <w:r>
         <w:rPr>
           <w:rFonts w:ascii="Times New Roman" w:hAnsi="Times New Roman"/>
           <w:color w:val="000000"/>
           <w:sz w:val="24"/>
         </w:rPr>
-        <w:t>Hussen</w:t>
-      </w:r>
-      <w:proofErr w:type="spellEnd"/>
-      <w:r>
-        <w:rPr>
-          <w:rFonts w:ascii="Times New Roman" w:hAnsi="Times New Roman"/>
-          <w:color w:val="000000"/>
-          <w:sz w:val="24"/>
-        </w:rPr>
-        <w:t xml:space="preserve"> Khan, guided us throughout the process. We confirm that no part of this work has been taken from any other project or published source without proper acknowledgment. If any part is found to be copied, we are ready to accept the consequences. This declaration reflects our commitment to academic honesty.</w:t>
-      </w:r>
-    </w:p>
-    <w:p>
-      <w:pPr>
-        <w:spacing w:before="160" w:after="120"/>
-        <w:jc w:val="both"/>
-        <w:rPr>
-          <w:rFonts w:ascii="Times New Roman" w:hAnsi="Times New Roman"/>
-          <w:color w:val="000000"/>
-          <w:sz w:val="24"/>
-        </w:rPr>
-      </w:pPr>
-    </w:p>
-    <w:p>
-      <w:pPr>
-        <w:spacing w:before="160" w:after="120"/>
-        <w:jc w:val="both"/>
-        <w:rPr>
-          <w:rFonts w:ascii="Times New Roman" w:hAnsi="Times New Roman"/>
-          <w:color w:val="000000"/>
-          <w:sz w:val="24"/>
-        </w:rPr>
-      </w:pPr>
-    </w:p>
-    <w:p>
-      <w:pPr>
-        <w:spacing w:before="160" w:after="120"/>
-        <w:jc w:val="both"/>
-        <w:rPr>
-          <w:sz w:val="24"/>
-        </w:rPr>
-      </w:pPr>
-    </w:p>
-    <w:p>
-      <w:pPr>
-        <w:spacing w:after="0"/>
-      </w:pPr>
+        <w:t>___________________________</w:t>
+      </w:r>
     </w:p>
     <w:p>
       <w:pPr>
         <w:spacing w:after="40"/>
         <w:jc w:val="right"/>
       </w:pPr>
-      <w:r>
-        <w:rPr>
-          <w:rFonts w:ascii="Times New Roman" w:hAnsi="Times New Roman"/>
-          <w:color w:val="000000"/>
-          <w:sz w:val="24"/>
-        </w:rPr>
-        <w:t>___________________________</w:t>
-      </w:r>
-    </w:p>
-    <w:p>
-      <w:pPr>
-        <w:spacing w:after="40"/>
-        <w:jc w:val="right"/>
-      </w:pPr>
-      <w:proofErr w:type="spellStart"/>
       <w:r>
         <w:rPr>
           <w:rFonts w:ascii="Times New Roman" w:hAnsi="Times New Roman"/>
@@ -1458,9 +1216,48 @@
           <w:color w:val="000000"/>
           <w:sz w:val="24"/>
         </w:rPr>
-        <w:t>Moiz</w:t>
-      </w:r>
-      <w:proofErr w:type="spellEnd"/>
+        <w:t>Moiz Ahmad Abbasi</w:t>
+      </w:r>
+    </w:p>
+    <w:p>
+      <w:pPr>
+        <w:spacing w:after="160"/>
+        <w:jc w:val="right"/>
+      </w:pPr>
+      <w:r>
+        <w:rPr>
+          <w:rFonts w:ascii="Times New Roman" w:hAnsi="Times New Roman"/>
+          <w:color w:val="000000"/>
+          <w:sz w:val="24"/>
+        </w:rPr>
+        <w:t>45499</w:t>
+      </w:r>
+    </w:p>
+    <w:p>
+      <w:pPr>
+        <w:spacing w:after="0"/>
+        <w:jc w:val="right"/>
+      </w:pPr>
+    </w:p>
+    <w:p>
+      <w:pPr>
+        <w:spacing w:after="40"/>
+        <w:jc w:val="right"/>
+      </w:pPr>
+      <w:r>
+        <w:rPr>
+          <w:rFonts w:ascii="Times New Roman" w:hAnsi="Times New Roman"/>
+          <w:color w:val="000000"/>
+          <w:sz w:val="24"/>
+        </w:rPr>
+        <w:t>___________________________</w:t>
+      </w:r>
+    </w:p>
+    <w:p>
+      <w:pPr>
+        <w:spacing w:after="40"/>
+        <w:jc w:val="right"/>
+      </w:pPr>
       <w:r>
         <w:rPr>
           <w:rFonts w:ascii="Times New Roman" w:hAnsi="Times New Roman"/>
@@ -1468,9 +1265,48 @@
           <w:color w:val="000000"/>
           <w:sz w:val="24"/>
         </w:rPr>
-        <w:t xml:space="preserve"> Ahmad </w:t>
-      </w:r>
-      <w:proofErr w:type="spellStart"/>
+        <w:t>Obaidullah Arshad</w:t>
+      </w:r>
+    </w:p>
+    <w:p>
+      <w:pPr>
+        <w:spacing w:after="160"/>
+        <w:jc w:val="right"/>
+      </w:pPr>
+      <w:r>
+        <w:rPr>
+          <w:rFonts w:ascii="Times New Roman" w:hAnsi="Times New Roman"/>
+          <w:color w:val="000000"/>
+          <w:sz w:val="24"/>
+        </w:rPr>
+        <w:t>44316</w:t>
+      </w:r>
+    </w:p>
+    <w:p>
+      <w:pPr>
+        <w:spacing w:after="0"/>
+        <w:jc w:val="right"/>
+      </w:pPr>
+    </w:p>
+    <w:p>
+      <w:pPr>
+        <w:spacing w:after="40"/>
+        <w:jc w:val="right"/>
+      </w:pPr>
+      <w:r>
+        <w:rPr>
+          <w:rFonts w:ascii="Times New Roman" w:hAnsi="Times New Roman"/>
+          <w:color w:val="000000"/>
+          <w:sz w:val="24"/>
+        </w:rPr>
+        <w:t>___________________________</w:t>
+      </w:r>
+    </w:p>
+    <w:p>
+      <w:pPr>
+        <w:spacing w:after="40"/>
+        <w:jc w:val="right"/>
+      </w:pPr>
       <w:r>
         <w:rPr>
           <w:rFonts w:ascii="Times New Roman" w:hAnsi="Times New Roman"/>
@@ -1478,9 +1314,8 @@
           <w:color w:val="000000"/>
           <w:sz w:val="24"/>
         </w:rPr>
-        <w:t>Abbasi</w:t>
-      </w:r>
-      <w:proofErr w:type="spellEnd"/>
+        <w:t>Syed Airaf Khan</w:t>
+      </w:r>
     </w:p>
     <w:p>
       <w:pPr>
@@ -1493,13 +1328,120 @@
           <w:color w:val="000000"/>
           <w:sz w:val="24"/>
         </w:rPr>
-        <w:t>45499</w:t>
+        <w:t>47647</w:t>
       </w:r>
     </w:p>
     <w:p>
       <w:pPr>
         <w:spacing w:after="0"/>
-        <w:jc w:val="right"/>
+      </w:pPr>
+      <w:r>
+        <w:br w:type="page"/>
+      </w:r>
+    </w:p>
+    <w:p>
+      <w:pPr>
+        <w:pStyle w:val="Heading3"/>
+        <w:spacing w:after="200"/>
+        <w:jc w:val="center"/>
+        <w:rPr>
+          <w:rFonts w:ascii="Times New Roman" w:hAnsi="Times New Roman"/>
+          <w:sz w:val="36"/>
+        </w:rPr>
+      </w:pPr>
+      <w:bookmarkStart w:id="2" w:name="_Toc227543896"/>
+      <w:r>
+        <w:rPr>
+          <w:rFonts w:ascii="Times New Roman" w:hAnsi="Times New Roman"/>
+          <w:sz w:val="36"/>
+        </w:rPr>
+        <w:lastRenderedPageBreak/>
+        <w:t>Dedication</w:t>
+      </w:r>
+      <w:bookmarkEnd w:id="2"/>
+    </w:p>
+    <w:p/>
+    <w:p>
+      <w:pPr>
+        <w:spacing w:before="160" w:after="120" w:line="360" w:lineRule="auto"/>
+        <w:jc w:val="both"/>
+        <w:rPr>
+          <w:sz w:val="24"/>
+        </w:rPr>
+      </w:pPr>
+      <w:r>
+        <w:rPr>
+          <w:rFonts w:ascii="Times New Roman" w:hAnsi="Times New Roman"/>
+          <w:color w:val="000000"/>
+          <w:sz w:val="24"/>
+        </w:rPr>
+        <w:t>We dedicate this work to our parents and families, whose prayers, patience, and support made this journey possible. We also dedicate it to our teachers, especially our supervisor Mr. Raja Jalees-ul-Hussen Khan, who guided us with patience and helped us improve at every step. Finally, to our friends and batchmates who kept us motivated throughout this semester.</w:t>
+      </w:r>
+    </w:p>
+    <w:p>
+      <w:pPr>
+        <w:spacing w:after="0"/>
+      </w:pPr>
+      <w:r>
+        <w:br w:type="page"/>
+      </w:r>
+    </w:p>
+    <w:p>
+      <w:pPr>
+        <w:pStyle w:val="Heading3"/>
+        <w:spacing w:after="200"/>
+        <w:jc w:val="center"/>
+        <w:rPr>
+          <w:sz w:val="36"/>
+        </w:rPr>
+      </w:pPr>
+      <w:bookmarkStart w:id="3" w:name="_Toc227543897"/>
+      <w:r>
+        <w:rPr>
+          <w:rFonts w:ascii="Times New Roman" w:hAnsi="Times New Roman"/>
+          <w:sz w:val="36"/>
+        </w:rPr>
+        <w:lastRenderedPageBreak/>
+        <w:t>Acknowledgement</w:t>
+      </w:r>
+      <w:bookmarkEnd w:id="3"/>
+    </w:p>
+    <w:p>
+      <w:pPr>
+        <w:spacing w:before="160" w:after="120" w:line="360" w:lineRule="auto"/>
+        <w:jc w:val="both"/>
+        <w:rPr>
+          <w:rFonts w:ascii="Times New Roman" w:hAnsi="Times New Roman"/>
+          <w:color w:val="000000"/>
+        </w:rPr>
+      </w:pPr>
+      <w:r>
+        <w:rPr>
+          <w:rFonts w:ascii="Times New Roman" w:hAnsi="Times New Roman"/>
+          <w:color w:val="000000"/>
+        </w:rPr>
+        <w:t>First and foremost, we thank Allah Almighty for giving us the strength and ability to complete this project. We are grateful to our parents for their constant support and encouragement throughout our studies. We would like to express our sincere thanks to our supervisor, Mr. Raja Jalees-ul-Hussen Khan, Senior Lecturer, Faculty of Computing, Riphah International University, for his guidance, feedback, and patience during every phase of this project. His support helped us stay on track and improve the quality of our work. We also thank the faculty of the Software Engineering department for the knowledge and skills they have given us over the past four years.</w:t>
+      </w:r>
+    </w:p>
+    <w:p>
+      <w:pPr>
+        <w:spacing w:before="160" w:after="120" w:line="360" w:lineRule="auto"/>
+        <w:jc w:val="both"/>
+        <w:rPr>
+          <w:rFonts w:ascii="Times New Roman" w:hAnsi="Times New Roman"/>
+          <w:color w:val="000000"/>
+        </w:rPr>
+      </w:pPr>
+    </w:p>
+    <w:p>
+      <w:pPr>
+        <w:spacing w:before="160" w:after="120" w:line="360" w:lineRule="auto"/>
+        <w:jc w:val="both"/>
+      </w:pPr>
+    </w:p>
+    <w:p>
+      <w:pPr>
+        <w:spacing w:after="0"/>
       </w:pPr>
     </w:p>
     <w:p>
@@ -1521,7 +1463,6 @@
         <w:spacing w:after="40"/>
         <w:jc w:val="right"/>
       </w:pPr>
-      <w:proofErr w:type="spellStart"/>
       <w:r>
         <w:rPr>
           <w:rFonts w:ascii="Times New Roman" w:hAnsi="Times New Roman"/>
@@ -1529,9 +1470,48 @@
           <w:color w:val="000000"/>
           <w:sz w:val="24"/>
         </w:rPr>
-        <w:t>Obaidullah</w:t>
-      </w:r>
-      <w:proofErr w:type="spellEnd"/>
+        <w:t>Moiz Ahmad Abbasi</w:t>
+      </w:r>
+    </w:p>
+    <w:p>
+      <w:pPr>
+        <w:spacing w:after="160"/>
+        <w:jc w:val="right"/>
+      </w:pPr>
+      <w:r>
+        <w:rPr>
+          <w:rFonts w:ascii="Times New Roman" w:hAnsi="Times New Roman"/>
+          <w:color w:val="000000"/>
+          <w:sz w:val="24"/>
+        </w:rPr>
+        <w:t>45499</w:t>
+      </w:r>
+    </w:p>
+    <w:p>
+      <w:pPr>
+        <w:spacing w:after="0"/>
+        <w:jc w:val="right"/>
+      </w:pPr>
+    </w:p>
+    <w:p>
+      <w:pPr>
+        <w:spacing w:after="40"/>
+        <w:jc w:val="right"/>
+      </w:pPr>
+      <w:r>
+        <w:rPr>
+          <w:rFonts w:ascii="Times New Roman" w:hAnsi="Times New Roman"/>
+          <w:color w:val="000000"/>
+          <w:sz w:val="24"/>
+        </w:rPr>
+        <w:t>___________________________</w:t>
+      </w:r>
+    </w:p>
+    <w:p>
+      <w:pPr>
+        <w:spacing w:after="40"/>
+        <w:jc w:val="right"/>
+      </w:pPr>
       <w:r>
         <w:rPr>
           <w:rFonts w:ascii="Times New Roman" w:hAnsi="Times New Roman"/>
@@ -1539,7 +1519,7 @@
           <w:color w:val="000000"/>
           <w:sz w:val="24"/>
         </w:rPr>
-        <w:t xml:space="preserve"> Arshad</w:t>
+        <w:t>Obaidullah Arshad</w:t>
       </w:r>
     </w:p>
     <w:p>
@@ -1588,438 +1568,7 @@
           <w:color w:val="000000"/>
           <w:sz w:val="24"/>
         </w:rPr>
-        <w:t xml:space="preserve">Syed </w:t>
-      </w:r>
-      <w:proofErr w:type="spellStart"/>
-      <w:r>
-        <w:rPr>
-          <w:rFonts w:ascii="Times New Roman" w:hAnsi="Times New Roman"/>
-          <w:b/>
-          <w:color w:val="000000"/>
-          <w:sz w:val="24"/>
-        </w:rPr>
-        <w:t>Airaf</w:t>
-      </w:r>
-      <w:proofErr w:type="spellEnd"/>
-      <w:r>
-        <w:rPr>
-          <w:rFonts w:ascii="Times New Roman" w:hAnsi="Times New Roman"/>
-          <w:b/>
-          <w:color w:val="000000"/>
-          <w:sz w:val="24"/>
-        </w:rPr>
-        <w:t xml:space="preserve"> Khan</w:t>
-      </w:r>
-    </w:p>
-    <w:p>
-      <w:pPr>
-        <w:spacing w:after="160"/>
-        <w:jc w:val="right"/>
-      </w:pPr>
-      <w:r>
-        <w:rPr>
-          <w:rFonts w:ascii="Times New Roman" w:hAnsi="Times New Roman"/>
-          <w:color w:val="000000"/>
-          <w:sz w:val="24"/>
-        </w:rPr>
-        <w:t>47647</w:t>
-      </w:r>
-    </w:p>
-    <w:p>
-      <w:pPr>
-        <w:spacing w:after="0"/>
-      </w:pPr>
-      <w:r>
-        <w:br w:type="page"/>
-      </w:r>
-    </w:p>
-    <w:p>
-      <w:pPr>
-        <w:pStyle w:val="Heading3"/>
-        <w:spacing w:after="200"/>
-        <w:jc w:val="center"/>
-        <w:rPr>
-          <w:rFonts w:ascii="Times New Roman" w:hAnsi="Times New Roman"/>
-          <w:sz w:val="36"/>
-        </w:rPr>
-      </w:pPr>
-      <w:bookmarkStart w:id="2" w:name="_Toc227543896"/>
-      <w:r>
-        <w:rPr>
-          <w:rFonts w:ascii="Times New Roman" w:hAnsi="Times New Roman"/>
-          <w:sz w:val="36"/>
-        </w:rPr>
-        <w:lastRenderedPageBreak/>
-        <w:t>Dedication</w:t>
-      </w:r>
-      <w:bookmarkEnd w:id="2"/>
-    </w:p>
-    <w:p/>
-    <w:p>
-      <w:pPr>
-        <w:spacing w:before="160" w:after="120" w:line="360" w:lineRule="auto"/>
-        <w:jc w:val="both"/>
-        <w:rPr>
-          <w:sz w:val="24"/>
-        </w:rPr>
-      </w:pPr>
-      <w:r>
-        <w:rPr>
-          <w:rFonts w:ascii="Times New Roman" w:hAnsi="Times New Roman"/>
-          <w:color w:val="000000"/>
-          <w:sz w:val="24"/>
-        </w:rPr>
-        <w:t>We dedicate this work to our parents and families, whose prayers, patience, and support made this journey possible. We also dedicate it to our teachers, especially our supervisor Mr. Raja Jalees-</w:t>
-      </w:r>
-      <w:proofErr w:type="spellStart"/>
-      <w:r>
-        <w:rPr>
-          <w:rFonts w:ascii="Times New Roman" w:hAnsi="Times New Roman"/>
-          <w:color w:val="000000"/>
-          <w:sz w:val="24"/>
-        </w:rPr>
-        <w:t>ul</w:t>
-      </w:r>
-      <w:proofErr w:type="spellEnd"/>
-      <w:r>
-        <w:rPr>
-          <w:rFonts w:ascii="Times New Roman" w:hAnsi="Times New Roman"/>
-          <w:color w:val="000000"/>
-          <w:sz w:val="24"/>
-        </w:rPr>
-        <w:t>-</w:t>
-      </w:r>
-      <w:proofErr w:type="spellStart"/>
-      <w:r>
-        <w:rPr>
-          <w:rFonts w:ascii="Times New Roman" w:hAnsi="Times New Roman"/>
-          <w:color w:val="000000"/>
-          <w:sz w:val="24"/>
-        </w:rPr>
-        <w:t>Hussen</w:t>
-      </w:r>
-      <w:proofErr w:type="spellEnd"/>
-      <w:r>
-        <w:rPr>
-          <w:rFonts w:ascii="Times New Roman" w:hAnsi="Times New Roman"/>
-          <w:color w:val="000000"/>
-          <w:sz w:val="24"/>
-        </w:rPr>
-        <w:t xml:space="preserve"> Khan, who guided us with patience and helped us improve at every step. Finally, to our friends and </w:t>
-      </w:r>
-      <w:proofErr w:type="spellStart"/>
-      <w:r>
-        <w:rPr>
-          <w:rFonts w:ascii="Times New Roman" w:hAnsi="Times New Roman"/>
-          <w:color w:val="000000"/>
-          <w:sz w:val="24"/>
-        </w:rPr>
-        <w:t>batchmates</w:t>
-      </w:r>
-      <w:proofErr w:type="spellEnd"/>
-      <w:r>
-        <w:rPr>
-          <w:rFonts w:ascii="Times New Roman" w:hAnsi="Times New Roman"/>
-          <w:color w:val="000000"/>
-          <w:sz w:val="24"/>
-        </w:rPr>
-        <w:t xml:space="preserve"> who kept </w:t>
-      </w:r>
-      <w:proofErr w:type="gramStart"/>
-      <w:r>
-        <w:rPr>
-          <w:rFonts w:ascii="Times New Roman" w:hAnsi="Times New Roman"/>
-          <w:color w:val="000000"/>
-          <w:sz w:val="24"/>
-        </w:rPr>
-        <w:t>us</w:t>
-      </w:r>
-      <w:proofErr w:type="gramEnd"/>
-      <w:r>
-        <w:rPr>
-          <w:rFonts w:ascii="Times New Roman" w:hAnsi="Times New Roman"/>
-          <w:color w:val="000000"/>
-          <w:sz w:val="24"/>
-        </w:rPr>
-        <w:t xml:space="preserve"> motivated throughout this semester.</w:t>
-      </w:r>
-    </w:p>
-    <w:p>
-      <w:pPr>
-        <w:spacing w:after="0"/>
-      </w:pPr>
-      <w:r>
-        <w:br w:type="page"/>
-      </w:r>
-    </w:p>
-    <w:p>
-      <w:pPr>
-        <w:pStyle w:val="Heading3"/>
-        <w:spacing w:after="200"/>
-        <w:jc w:val="center"/>
-        <w:rPr>
-          <w:sz w:val="36"/>
-        </w:rPr>
-      </w:pPr>
-      <w:bookmarkStart w:id="3" w:name="_Toc227543897"/>
-      <w:r>
-        <w:rPr>
-          <w:rFonts w:ascii="Times New Roman" w:hAnsi="Times New Roman"/>
-          <w:sz w:val="36"/>
-        </w:rPr>
-        <w:lastRenderedPageBreak/>
-        <w:t>Acknowledgement</w:t>
-      </w:r>
-      <w:bookmarkEnd w:id="3"/>
-    </w:p>
-    <w:p>
-      <w:pPr>
-        <w:spacing w:before="160" w:after="120" w:line="360" w:lineRule="auto"/>
-        <w:jc w:val="both"/>
-        <w:rPr>
-          <w:rFonts w:ascii="Times New Roman" w:hAnsi="Times New Roman"/>
-          <w:color w:val="000000"/>
-        </w:rPr>
-      </w:pPr>
-      <w:r>
-        <w:rPr>
-          <w:rFonts w:ascii="Times New Roman" w:hAnsi="Times New Roman"/>
-          <w:color w:val="000000"/>
-        </w:rPr>
-        <w:t>First and foremost, we thank Allah Almighty for giving us the strength and ability to complete this project. We are grateful to our parents for their constant support and encouragement throughout our studies. We would like to express our sincere thanks to our supervisor, Mr. Raja Jalees-</w:t>
-      </w:r>
-      <w:proofErr w:type="spellStart"/>
-      <w:r>
-        <w:rPr>
-          <w:rFonts w:ascii="Times New Roman" w:hAnsi="Times New Roman"/>
-          <w:color w:val="000000"/>
-        </w:rPr>
-        <w:t>ul</w:t>
-      </w:r>
-      <w:proofErr w:type="spellEnd"/>
-      <w:r>
-        <w:rPr>
-          <w:rFonts w:ascii="Times New Roman" w:hAnsi="Times New Roman"/>
-          <w:color w:val="000000"/>
-        </w:rPr>
-        <w:t>-</w:t>
-      </w:r>
-      <w:proofErr w:type="spellStart"/>
-      <w:r>
-        <w:rPr>
-          <w:rFonts w:ascii="Times New Roman" w:hAnsi="Times New Roman"/>
-          <w:color w:val="000000"/>
-        </w:rPr>
-        <w:t>Hussen</w:t>
-      </w:r>
-      <w:proofErr w:type="spellEnd"/>
-      <w:r>
-        <w:rPr>
-          <w:rFonts w:ascii="Times New Roman" w:hAnsi="Times New Roman"/>
-          <w:color w:val="000000"/>
-        </w:rPr>
-        <w:t xml:space="preserve"> Khan, Senior Lecturer, Faculty of Computing, Riphah International University, for his guidance, feedback, and patience during every phase of this project. His support helped us stay on track and improve the quality of our work. We also thank the faculty of the Software Engineering department for the knowledge and skills they have given us over the past four years.</w:t>
-      </w:r>
-    </w:p>
-    <w:p>
-      <w:pPr>
-        <w:spacing w:before="160" w:after="120" w:line="360" w:lineRule="auto"/>
-        <w:jc w:val="both"/>
-        <w:rPr>
-          <w:rFonts w:ascii="Times New Roman" w:hAnsi="Times New Roman"/>
-          <w:color w:val="000000"/>
-        </w:rPr>
-      </w:pPr>
-    </w:p>
-    <w:p>
-      <w:pPr>
-        <w:spacing w:before="160" w:after="120" w:line="360" w:lineRule="auto"/>
-        <w:jc w:val="both"/>
-      </w:pPr>
-    </w:p>
-    <w:p>
-      <w:pPr>
-        <w:spacing w:after="0"/>
-      </w:pPr>
-    </w:p>
-    <w:p>
-      <w:pPr>
-        <w:spacing w:after="40"/>
-        <w:jc w:val="right"/>
-      </w:pPr>
-      <w:r>
-        <w:rPr>
-          <w:rFonts w:ascii="Times New Roman" w:hAnsi="Times New Roman"/>
-          <w:color w:val="000000"/>
-          <w:sz w:val="24"/>
-        </w:rPr>
-        <w:t>___________________________</w:t>
-      </w:r>
-    </w:p>
-    <w:p>
-      <w:pPr>
-        <w:spacing w:after="40"/>
-        <w:jc w:val="right"/>
-      </w:pPr>
-      <w:proofErr w:type="spellStart"/>
-      <w:r>
-        <w:rPr>
-          <w:rFonts w:ascii="Times New Roman" w:hAnsi="Times New Roman"/>
-          <w:b/>
-          <w:color w:val="000000"/>
-          <w:sz w:val="24"/>
-        </w:rPr>
-        <w:t>Moiz</w:t>
-      </w:r>
-      <w:proofErr w:type="spellEnd"/>
-      <w:r>
-        <w:rPr>
-          <w:rFonts w:ascii="Times New Roman" w:hAnsi="Times New Roman"/>
-          <w:b/>
-          <w:color w:val="000000"/>
-          <w:sz w:val="24"/>
-        </w:rPr>
-        <w:t xml:space="preserve"> Ahmad </w:t>
-      </w:r>
-      <w:proofErr w:type="spellStart"/>
-      <w:r>
-        <w:rPr>
-          <w:rFonts w:ascii="Times New Roman" w:hAnsi="Times New Roman"/>
-          <w:b/>
-          <w:color w:val="000000"/>
-          <w:sz w:val="24"/>
-        </w:rPr>
-        <w:t>Abbasi</w:t>
-      </w:r>
-      <w:proofErr w:type="spellEnd"/>
-    </w:p>
-    <w:p>
-      <w:pPr>
-        <w:spacing w:after="160"/>
-        <w:jc w:val="right"/>
-      </w:pPr>
-      <w:r>
-        <w:rPr>
-          <w:rFonts w:ascii="Times New Roman" w:hAnsi="Times New Roman"/>
-          <w:color w:val="000000"/>
-          <w:sz w:val="24"/>
-        </w:rPr>
-        <w:t>45499</w:t>
-      </w:r>
-    </w:p>
-    <w:p>
-      <w:pPr>
-        <w:spacing w:after="0"/>
-        <w:jc w:val="right"/>
-      </w:pPr>
-    </w:p>
-    <w:p>
-      <w:pPr>
-        <w:spacing w:after="40"/>
-        <w:jc w:val="right"/>
-      </w:pPr>
-      <w:r>
-        <w:rPr>
-          <w:rFonts w:ascii="Times New Roman" w:hAnsi="Times New Roman"/>
-          <w:color w:val="000000"/>
-          <w:sz w:val="24"/>
-        </w:rPr>
-        <w:t>___________________________</w:t>
-      </w:r>
-    </w:p>
-    <w:p>
-      <w:pPr>
-        <w:spacing w:after="40"/>
-        <w:jc w:val="right"/>
-      </w:pPr>
-      <w:proofErr w:type="spellStart"/>
-      <w:r>
-        <w:rPr>
-          <w:rFonts w:ascii="Times New Roman" w:hAnsi="Times New Roman"/>
-          <w:b/>
-          <w:color w:val="000000"/>
-          <w:sz w:val="24"/>
-        </w:rPr>
-        <w:t>Obaidullah</w:t>
-      </w:r>
-      <w:proofErr w:type="spellEnd"/>
-      <w:r>
-        <w:rPr>
-          <w:rFonts w:ascii="Times New Roman" w:hAnsi="Times New Roman"/>
-          <w:b/>
-          <w:color w:val="000000"/>
-          <w:sz w:val="24"/>
-        </w:rPr>
-        <w:t xml:space="preserve"> Arshad</w:t>
-      </w:r>
-    </w:p>
-    <w:p>
-      <w:pPr>
-        <w:spacing w:after="160"/>
-        <w:jc w:val="right"/>
-      </w:pPr>
-      <w:r>
-        <w:rPr>
-          <w:rFonts w:ascii="Times New Roman" w:hAnsi="Times New Roman"/>
-          <w:color w:val="000000"/>
-          <w:sz w:val="24"/>
-        </w:rPr>
-        <w:t>44316</w:t>
-      </w:r>
-    </w:p>
-    <w:p>
-      <w:pPr>
-        <w:spacing w:after="0"/>
-        <w:jc w:val="right"/>
-      </w:pPr>
-    </w:p>
-    <w:p>
-      <w:pPr>
-        <w:spacing w:after="40"/>
-        <w:jc w:val="right"/>
-      </w:pPr>
-      <w:r>
-        <w:rPr>
-          <w:rFonts w:ascii="Times New Roman" w:hAnsi="Times New Roman"/>
-          <w:color w:val="000000"/>
-          <w:sz w:val="24"/>
-        </w:rPr>
-        <w:t>___________________________</w:t>
-      </w:r>
-    </w:p>
-    <w:p>
-      <w:pPr>
-        <w:spacing w:after="40"/>
-        <w:jc w:val="right"/>
-      </w:pPr>
-      <w:r>
-        <w:rPr>
-          <w:rFonts w:ascii="Times New Roman" w:hAnsi="Times New Roman"/>
-          <w:b/>
-          <w:color w:val="000000"/>
-          <w:sz w:val="24"/>
-        </w:rPr>
-        <w:t xml:space="preserve">Syed </w:t>
-      </w:r>
-      <w:proofErr w:type="spellStart"/>
-      <w:r>
-        <w:rPr>
-          <w:rFonts w:ascii="Times New Roman" w:hAnsi="Times New Roman"/>
-          <w:b/>
-          <w:color w:val="000000"/>
-          <w:sz w:val="24"/>
-        </w:rPr>
-        <w:t>Airaf</w:t>
-      </w:r>
-      <w:proofErr w:type="spellEnd"/>
-      <w:r>
-        <w:rPr>
-          <w:rFonts w:ascii="Times New Roman" w:hAnsi="Times New Roman"/>
-          <w:b/>
-          <w:color w:val="000000"/>
-          <w:sz w:val="24"/>
-        </w:rPr>
-        <w:t xml:space="preserve"> Khan</w:t>
+        <w:t>Syed Airaf Khan</w:t>
       </w:r>
     </w:p>
     <w:p>
@@ -3974,8 +3523,6 @@
           </w:rPr>
           <w:tab/>
         </w:r>
-        <w:bookmarkStart w:id="5" w:name="_GoBack"/>
-        <w:bookmarkEnd w:id="5"/>
         <w:r>
           <w:rPr>
             <w:noProof/>
@@ -9659,7 +9206,7 @@
           <w:szCs w:val="60"/>
         </w:rPr>
       </w:pPr>
-      <w:bookmarkStart w:id="6" w:name="_Toc227543899"/>
+      <w:bookmarkStart w:id="5" w:name="_Toc227543899"/>
       <w:r>
         <w:rPr>
           <w:rFonts w:ascii="Times New Roman" w:hAnsi="Times New Roman"/>
@@ -9669,27 +9216,25 @@
         <w:lastRenderedPageBreak/>
         <w:t>Chapter 1: Introduction</w:t>
       </w:r>
+      <w:bookmarkEnd w:id="5"/>
+    </w:p>
+    <w:p>
+      <w:pPr>
+        <w:spacing w:after="0"/>
+      </w:pPr>
+    </w:p>
+    <w:p>
+      <w:pPr>
+        <w:pStyle w:val="Heading2"/>
+      </w:pPr>
+      <w:bookmarkStart w:id="6" w:name="_Toc227543900"/>
+      <w:r>
+        <w:rPr>
+          <w:rFonts w:ascii="Times New Roman" w:hAnsi="Times New Roman"/>
+        </w:rPr>
+        <w:t>1.1  Overview</w:t>
+      </w:r>
       <w:bookmarkEnd w:id="6"/>
-    </w:p>
-    <w:p>
-      <w:pPr>
-        <w:spacing w:after="0"/>
-      </w:pPr>
-    </w:p>
-    <w:p>
-      <w:pPr>
-        <w:pStyle w:val="Heading2"/>
-      </w:pPr>
-      <w:bookmarkStart w:id="7" w:name="_Toc227543900"/>
-      <w:proofErr w:type="gramStart"/>
-      <w:r>
-        <w:rPr>
-          <w:rFonts w:ascii="Times New Roman" w:hAnsi="Times New Roman"/>
-        </w:rPr>
-        <w:t>1.1  Overview</w:t>
-      </w:r>
-      <w:bookmarkEnd w:id="7"/>
-      <w:proofErr w:type="gramEnd"/>
     </w:p>
     <w:p>
       <w:pPr>
@@ -9746,22 +9291,14 @@
       <w:pPr>
         <w:pStyle w:val="Heading2"/>
       </w:pPr>
-      <w:bookmarkStart w:id="8" w:name="_Toc227543901"/>
-      <w:proofErr w:type="gramStart"/>
-      <w:r>
-        <w:rPr>
-          <w:rFonts w:ascii="Times New Roman" w:hAnsi="Times New Roman"/>
-        </w:rPr>
-        <w:t>1.2  Opportunity</w:t>
-      </w:r>
-      <w:proofErr w:type="gramEnd"/>
-      <w:r>
-        <w:rPr>
-          <w:rFonts w:ascii="Times New Roman" w:hAnsi="Times New Roman"/>
-        </w:rPr>
-        <w:t xml:space="preserve"> and Stakeholders</w:t>
-      </w:r>
-      <w:bookmarkEnd w:id="8"/>
+      <w:bookmarkStart w:id="7" w:name="_Toc227543901"/>
+      <w:r>
+        <w:rPr>
+          <w:rFonts w:ascii="Times New Roman" w:hAnsi="Times New Roman"/>
+        </w:rPr>
+        <w:t>1.2  Opportunity and Stakeholders</w:t>
+      </w:r>
+      <w:bookmarkEnd w:id="7"/>
     </w:p>
     <w:p>
       <w:pPr>
@@ -9786,41 +9323,23 @@
           <w:sz w:val="24"/>
         </w:rPr>
         <w:lastRenderedPageBreak/>
-        <w:t xml:space="preserve">update, class shift, or official notice. For a department with eight semesters and multiple sections, this means sending the same message </w:t>
-      </w:r>
-      <w:proofErr w:type="gramStart"/>
+        <w:t>update, class shift, or official notice. For a department with eight semesters and multiple sections, this means sending the same message to many groups every single time. Teachers face the same problem with their course-related instructions. This manual process is inefficient and leads to students missing important updates.</w:t>
+      </w:r>
+    </w:p>
+    <w:p>
+      <w:pPr>
+        <w:spacing w:before="160" w:after="120" w:line="360" w:lineRule="auto"/>
+        <w:jc w:val="both"/>
+        <w:rPr>
+          <w:sz w:val="24"/>
+        </w:rPr>
+      </w:pPr>
       <w:r>
         <w:rPr>
           <w:rFonts w:ascii="Times New Roman" w:hAnsi="Times New Roman"/>
           <w:color w:val="000000"/>
           <w:sz w:val="24"/>
         </w:rPr>
-        <w:t>to</w:t>
-      </w:r>
-      <w:proofErr w:type="gramEnd"/>
-      <w:r>
-        <w:rPr>
-          <w:rFonts w:ascii="Times New Roman" w:hAnsi="Times New Roman"/>
-          <w:color w:val="000000"/>
-          <w:sz w:val="24"/>
-        </w:rPr>
-        <w:t xml:space="preserve"> many groups every single time. Teachers face the same problem with their course-related instructions. This manual process is inefficient and leads to students missing important updates.</w:t>
-      </w:r>
-    </w:p>
-    <w:p>
-      <w:pPr>
-        <w:spacing w:before="160" w:after="120" w:line="360" w:lineRule="auto"/>
-        <w:jc w:val="both"/>
-        <w:rPr>
-          <w:sz w:val="24"/>
-        </w:rPr>
-      </w:pPr>
-      <w:r>
-        <w:rPr>
-          <w:rFonts w:ascii="Times New Roman" w:hAnsi="Times New Roman"/>
-          <w:color w:val="000000"/>
-          <w:sz w:val="24"/>
-        </w:rPr>
         <w:t>Beyond announcements, there is no dedicated space for verified academic collaboration. Study groups are formed on general social media, university events are posted on scattered channels, and lost and found items have no proper reporting system. Riphah Konnect addresses all of these problems by providing one platform designed specifically for the Riphah university community, reducing the manual workload for coordination and teachers while giving students a single trusted place for all academic needs.</w:t>
       </w:r>
     </w:p>
@@ -9828,16 +9347,14 @@
       <w:pPr>
         <w:pStyle w:val="Heading3"/>
       </w:pPr>
-      <w:bookmarkStart w:id="9" w:name="_Toc227543902"/>
-      <w:proofErr w:type="gramStart"/>
+      <w:bookmarkStart w:id="8" w:name="_Toc227543902"/>
       <w:r>
         <w:rPr>
           <w:rFonts w:ascii="Times New Roman" w:hAnsi="Times New Roman"/>
         </w:rPr>
         <w:t>1.2.1  Stakeholders</w:t>
       </w:r>
-      <w:bookmarkEnd w:id="9"/>
-      <w:proofErr w:type="gramEnd"/>
+      <w:bookmarkEnd w:id="8"/>
     </w:p>
     <w:p>
       <w:pPr>
@@ -9964,37 +9481,27 @@
       <w:pPr>
         <w:pStyle w:val="Heading2"/>
       </w:pPr>
-      <w:bookmarkStart w:id="10" w:name="_Toc227543903"/>
-      <w:proofErr w:type="gramStart"/>
-      <w:r>
-        <w:rPr>
-          <w:rFonts w:ascii="Times New Roman" w:hAnsi="Times New Roman"/>
-        </w:rPr>
-        <w:t>1.3  Motivations</w:t>
-      </w:r>
-      <w:proofErr w:type="gramEnd"/>
-      <w:r>
-        <w:rPr>
-          <w:rFonts w:ascii="Times New Roman" w:hAnsi="Times New Roman"/>
-        </w:rPr>
-        <w:t xml:space="preserve"> and Challenges</w:t>
+      <w:bookmarkStart w:id="9" w:name="_Toc227543903"/>
+      <w:r>
+        <w:rPr>
+          <w:rFonts w:ascii="Times New Roman" w:hAnsi="Times New Roman"/>
+        </w:rPr>
+        <w:t>1.3  Motivations and Challenges</w:t>
+      </w:r>
+      <w:bookmarkEnd w:id="9"/>
+    </w:p>
+    <w:p>
+      <w:pPr>
+        <w:pStyle w:val="Heading3"/>
+      </w:pPr>
+      <w:bookmarkStart w:id="10" w:name="_Toc227543904"/>
+      <w:r>
+        <w:rPr>
+          <w:rFonts w:ascii="Times New Roman" w:hAnsi="Times New Roman"/>
+        </w:rPr>
+        <w:t>1.3.1  Motivations</w:t>
       </w:r>
       <w:bookmarkEnd w:id="10"/>
-    </w:p>
-    <w:p>
-      <w:pPr>
-        <w:pStyle w:val="Heading3"/>
-      </w:pPr>
-      <w:bookmarkStart w:id="11" w:name="_Toc227543904"/>
-      <w:proofErr w:type="gramStart"/>
-      <w:r>
-        <w:rPr>
-          <w:rFonts w:ascii="Times New Roman" w:hAnsi="Times New Roman"/>
-        </w:rPr>
-        <w:t>1.3.1  Motivations</w:t>
-      </w:r>
-      <w:bookmarkEnd w:id="11"/>
-      <w:proofErr w:type="gramEnd"/>
     </w:p>
     <w:p>
       <w:pPr>
@@ -10012,25 +9519,7 @@
           <w:color w:val="000000"/>
           <w:sz w:val="24"/>
         </w:rPr>
-        <w:t xml:space="preserve">1. Reducing Coordination Workload </w:t>
-      </w:r>
-      <w:proofErr w:type="gramStart"/>
-      <w:r>
-        <w:rPr>
-          <w:rFonts w:ascii="Times New Roman" w:hAnsi="Times New Roman"/>
-          <w:color w:val="000000"/>
-          <w:sz w:val="24"/>
-        </w:rPr>
-        <w:t>Through</w:t>
-      </w:r>
-      <w:proofErr w:type="gramEnd"/>
-      <w:r>
-        <w:rPr>
-          <w:rFonts w:ascii="Times New Roman" w:hAnsi="Times New Roman"/>
-          <w:color w:val="000000"/>
-          <w:sz w:val="24"/>
-        </w:rPr>
-        <w:t xml:space="preserve"> Automation: The biggest motivation is to remove the manual effort required by coordination staff and teachers. Instead of sending the same message to many groups individually, they post once and the system delivers it to all relevant students automatically.</w:t>
+        <w:t>1. Reducing Coordination Workload Through Automation: The biggest motivation is to remove the manual effort required by coordination staff and teachers. Instead of sending the same message to many groups individually, they post once and the system delivers it to all relevant students automatically.</w:t>
       </w:r>
     </w:p>
     <w:p>
@@ -10133,16 +9622,14 @@
       <w:pPr>
         <w:pStyle w:val="Heading3"/>
       </w:pPr>
-      <w:bookmarkStart w:id="12" w:name="_Toc227543905"/>
-      <w:proofErr w:type="gramStart"/>
+      <w:bookmarkStart w:id="11" w:name="_Toc227543905"/>
       <w:r>
         <w:rPr>
           <w:rFonts w:ascii="Times New Roman" w:hAnsi="Times New Roman"/>
         </w:rPr>
         <w:t>1.3.2  Challenges</w:t>
       </w:r>
-      <w:bookmarkEnd w:id="12"/>
-      <w:proofErr w:type="gramEnd"/>
+      <w:bookmarkEnd w:id="11"/>
     </w:p>
     <w:p>
       <w:pPr>
@@ -10224,43 +9711,27 @@
       <w:pPr>
         <w:pStyle w:val="Heading2"/>
       </w:pPr>
-      <w:bookmarkStart w:id="13" w:name="_Toc227543906"/>
-      <w:proofErr w:type="gramStart"/>
-      <w:r>
-        <w:rPr>
-          <w:rFonts w:ascii="Times New Roman" w:hAnsi="Times New Roman"/>
-        </w:rPr>
-        <w:t>1.4  Goals</w:t>
-      </w:r>
-      <w:proofErr w:type="gramEnd"/>
-      <w:r>
-        <w:rPr>
-          <w:rFonts w:ascii="Times New Roman" w:hAnsi="Times New Roman"/>
-        </w:rPr>
-        <w:t xml:space="preserve"> and Objectives</w:t>
+      <w:bookmarkStart w:id="12" w:name="_Toc227543906"/>
+      <w:r>
+        <w:rPr>
+          <w:rFonts w:ascii="Times New Roman" w:hAnsi="Times New Roman"/>
+        </w:rPr>
+        <w:t>1.4  Goals and Objectives</w:t>
+      </w:r>
+      <w:bookmarkEnd w:id="12"/>
+    </w:p>
+    <w:p>
+      <w:pPr>
+        <w:pStyle w:val="Heading3"/>
+      </w:pPr>
+      <w:bookmarkStart w:id="13" w:name="_Toc227543907"/>
+      <w:r>
+        <w:rPr>
+          <w:rFonts w:ascii="Times New Roman" w:hAnsi="Times New Roman"/>
+        </w:rPr>
+        <w:t>1.4.1  One Platform for Academic Communication</w:t>
       </w:r>
       <w:bookmarkEnd w:id="13"/>
-    </w:p>
-    <w:p>
-      <w:pPr>
-        <w:pStyle w:val="Heading3"/>
-      </w:pPr>
-      <w:bookmarkStart w:id="14" w:name="_Toc227543907"/>
-      <w:proofErr w:type="gramStart"/>
-      <w:r>
-        <w:rPr>
-          <w:rFonts w:ascii="Times New Roman" w:hAnsi="Times New Roman"/>
-        </w:rPr>
-        <w:t>1.4.1  One</w:t>
-      </w:r>
-      <w:proofErr w:type="gramEnd"/>
-      <w:r>
-        <w:rPr>
-          <w:rFonts w:ascii="Times New Roman" w:hAnsi="Times New Roman"/>
-        </w:rPr>
-        <w:t xml:space="preserve"> Platform for Academic Communication</w:t>
-      </w:r>
-      <w:bookmarkEnd w:id="14"/>
     </w:p>
     <w:p>
       <w:pPr>
@@ -10283,23 +9754,15 @@
       <w:pPr>
         <w:pStyle w:val="Heading3"/>
       </w:pPr>
-      <w:bookmarkStart w:id="15" w:name="_Toc227543908"/>
-      <w:proofErr w:type="gramStart"/>
+      <w:bookmarkStart w:id="14" w:name="_Toc227543908"/>
       <w:r>
         <w:rPr>
           <w:rFonts w:ascii="Times New Roman" w:hAnsi="Times New Roman"/>
         </w:rPr>
         <w:lastRenderedPageBreak/>
-        <w:t>1.4.2  Verified</w:t>
-      </w:r>
-      <w:proofErr w:type="gramEnd"/>
-      <w:r>
-        <w:rPr>
-          <w:rFonts w:ascii="Times New Roman" w:hAnsi="Times New Roman"/>
-        </w:rPr>
-        <w:t xml:space="preserve"> University Community</w:t>
-      </w:r>
-      <w:bookmarkEnd w:id="15"/>
+        <w:t>1.4.2  Verified University Community</w:t>
+      </w:r>
+      <w:bookmarkEnd w:id="14"/>
     </w:p>
     <w:p>
       <w:pPr>
@@ -10322,22 +9785,14 @@
       <w:pPr>
         <w:pStyle w:val="Heading3"/>
       </w:pPr>
-      <w:bookmarkStart w:id="16" w:name="_Toc227543909"/>
-      <w:proofErr w:type="gramStart"/>
-      <w:r>
-        <w:rPr>
-          <w:rFonts w:ascii="Times New Roman" w:hAnsi="Times New Roman"/>
-        </w:rPr>
-        <w:t>1.4.3  Improve</w:t>
-      </w:r>
-      <w:proofErr w:type="gramEnd"/>
-      <w:r>
-        <w:rPr>
-          <w:rFonts w:ascii="Times New Roman" w:hAnsi="Times New Roman"/>
-        </w:rPr>
-        <w:t xml:space="preserve"> Peer Learning</w:t>
-      </w:r>
-      <w:bookmarkEnd w:id="16"/>
+      <w:bookmarkStart w:id="15" w:name="_Toc227543909"/>
+      <w:r>
+        <w:rPr>
+          <w:rFonts w:ascii="Times New Roman" w:hAnsi="Times New Roman"/>
+        </w:rPr>
+        <w:t>1.4.3  Improve Peer Learning</w:t>
+      </w:r>
+      <w:bookmarkEnd w:id="15"/>
     </w:p>
     <w:p>
       <w:pPr>
@@ -10361,22 +9816,14 @@
         <w:pStyle w:val="Heading3"/>
         <w:spacing w:line="360" w:lineRule="auto"/>
       </w:pPr>
-      <w:bookmarkStart w:id="17" w:name="_Toc227543910"/>
-      <w:proofErr w:type="gramStart"/>
-      <w:r>
-        <w:rPr>
-          <w:rFonts w:ascii="Times New Roman" w:hAnsi="Times New Roman"/>
-        </w:rPr>
-        <w:t>1.4.4  Better</w:t>
-      </w:r>
-      <w:proofErr w:type="gramEnd"/>
-      <w:r>
-        <w:rPr>
-          <w:rFonts w:ascii="Times New Roman" w:hAnsi="Times New Roman"/>
-        </w:rPr>
-        <w:t xml:space="preserve"> Campus Engagement</w:t>
-      </w:r>
-      <w:bookmarkEnd w:id="17"/>
+      <w:bookmarkStart w:id="16" w:name="_Toc227543910"/>
+      <w:r>
+        <w:rPr>
+          <w:rFonts w:ascii="Times New Roman" w:hAnsi="Times New Roman"/>
+        </w:rPr>
+        <w:t>1.4.4  Better Campus Engagement</w:t>
+      </w:r>
+      <w:bookmarkEnd w:id="16"/>
     </w:p>
     <w:p>
       <w:pPr>
@@ -10400,22 +9847,14 @@
         <w:pStyle w:val="Heading2"/>
         <w:spacing w:line="360" w:lineRule="auto"/>
       </w:pPr>
-      <w:bookmarkStart w:id="18" w:name="_Toc227543911"/>
-      <w:proofErr w:type="gramStart"/>
-      <w:r>
-        <w:rPr>
-          <w:rFonts w:ascii="Times New Roman" w:hAnsi="Times New Roman"/>
-        </w:rPr>
-        <w:t>1.5  Solution</w:t>
-      </w:r>
-      <w:proofErr w:type="gramEnd"/>
-      <w:r>
-        <w:rPr>
-          <w:rFonts w:ascii="Times New Roman" w:hAnsi="Times New Roman"/>
-        </w:rPr>
-        <w:t xml:space="preserve"> Overview</w:t>
-      </w:r>
-      <w:bookmarkEnd w:id="18"/>
+      <w:bookmarkStart w:id="17" w:name="_Toc227543911"/>
+      <w:r>
+        <w:rPr>
+          <w:rFonts w:ascii="Times New Roman" w:hAnsi="Times New Roman"/>
+        </w:rPr>
+        <w:t>1.5  Solution Overview</w:t>
+      </w:r>
+      <w:bookmarkEnd w:id="17"/>
     </w:p>
     <w:p>
       <w:pPr>
@@ -10431,25 +9870,7 @@
           <w:color w:val="000000"/>
           <w:sz w:val="24"/>
         </w:rPr>
-        <w:t xml:space="preserve">Riphah Konnect is a full-stack web application. The frontend is built with React and styled using </w:t>
-      </w:r>
-      <w:proofErr w:type="spellStart"/>
-      <w:r>
-        <w:rPr>
-          <w:rFonts w:ascii="Times New Roman" w:hAnsi="Times New Roman"/>
-          <w:color w:val="000000"/>
-          <w:sz w:val="24"/>
-        </w:rPr>
-        <w:t>TailwindCSS</w:t>
-      </w:r>
-      <w:proofErr w:type="spellEnd"/>
-      <w:r>
-        <w:rPr>
-          <w:rFonts w:ascii="Times New Roman" w:hAnsi="Times New Roman"/>
-          <w:color w:val="000000"/>
-          <w:sz w:val="24"/>
-        </w:rPr>
-        <w:t>. The backend is built with Node.js and Express.js, connected to a hosted database. Users are authenticated using their Riphah email address. Real-time messaging is supported for private conversations. Access is restricted by checking the user's email domain at registration.</w:t>
+        <w:t>Riphah Konnect is a full-stack web application. The frontend is built with React and styled using TailwindCSS. The backend is built with Node.js and Express.js, connected to a hosted database. Users are authenticated using their Riphah email address. Real-time messaging is supported for private conversations. Access is restricted by checking the user's email domain at registration.</w:t>
       </w:r>
     </w:p>
     <w:p>
@@ -10457,22 +9878,14 @@
         <w:pStyle w:val="Heading3"/>
         <w:spacing w:line="360" w:lineRule="auto"/>
       </w:pPr>
-      <w:bookmarkStart w:id="19" w:name="_Toc227543912"/>
-      <w:proofErr w:type="gramStart"/>
-      <w:r>
-        <w:rPr>
-          <w:rFonts w:ascii="Times New Roman" w:hAnsi="Times New Roman"/>
-        </w:rPr>
-        <w:t>1.5.1  Scope</w:t>
-      </w:r>
-      <w:proofErr w:type="gramEnd"/>
-      <w:r>
-        <w:rPr>
-          <w:rFonts w:ascii="Times New Roman" w:hAnsi="Times New Roman"/>
-        </w:rPr>
-        <w:t xml:space="preserve"> of the Project</w:t>
-      </w:r>
-      <w:bookmarkEnd w:id="19"/>
+      <w:bookmarkStart w:id="18" w:name="_Toc227543912"/>
+      <w:r>
+        <w:rPr>
+          <w:rFonts w:ascii="Times New Roman" w:hAnsi="Times New Roman"/>
+        </w:rPr>
+        <w:t>1.5.1  Scope of the Project</w:t>
+      </w:r>
+      <w:bookmarkEnd w:id="18"/>
     </w:p>
     <w:p>
       <w:pPr>
@@ -11212,22 +10625,14 @@
         <w:pStyle w:val="Heading2"/>
         <w:spacing w:line="360" w:lineRule="auto"/>
       </w:pPr>
-      <w:bookmarkStart w:id="20" w:name="_Toc227543913"/>
-      <w:proofErr w:type="gramStart"/>
-      <w:r>
-        <w:rPr>
-          <w:rFonts w:ascii="Times New Roman" w:hAnsi="Times New Roman"/>
-        </w:rPr>
-        <w:t>1.6  Report</w:t>
-      </w:r>
-      <w:proofErr w:type="gramEnd"/>
-      <w:r>
-        <w:rPr>
-          <w:rFonts w:ascii="Times New Roman" w:hAnsi="Times New Roman"/>
-        </w:rPr>
-        <w:t xml:space="preserve"> Outline</w:t>
-      </w:r>
-      <w:bookmarkEnd w:id="20"/>
+      <w:bookmarkStart w:id="19" w:name="_Toc227543913"/>
+      <w:r>
+        <w:rPr>
+          <w:rFonts w:ascii="Times New Roman" w:hAnsi="Times New Roman"/>
+        </w:rPr>
+        <w:t>1.6  Report Outline</w:t>
+      </w:r>
+      <w:bookmarkEnd w:id="19"/>
     </w:p>
     <w:p>
       <w:pPr>
@@ -11259,7 +10664,7 @@
         <w:pStyle w:val="Heading1"/>
         <w:spacing w:line="360" w:lineRule="auto"/>
       </w:pPr>
-      <w:bookmarkStart w:id="21" w:name="_Toc227543914"/>
+      <w:bookmarkStart w:id="20" w:name="_Toc227543914"/>
       <w:r>
         <w:rPr>
           <w:rFonts w:ascii="Times New Roman" w:hAnsi="Times New Roman"/>
@@ -11267,7 +10672,7 @@
         <w:lastRenderedPageBreak/>
         <w:t>Chapter 2: Market Survey</w:t>
       </w:r>
-      <w:bookmarkEnd w:id="21"/>
+      <w:bookmarkEnd w:id="20"/>
     </w:p>
     <w:p>
       <w:pPr>
@@ -11279,16 +10684,14 @@
         <w:pStyle w:val="Heading2"/>
         <w:spacing w:line="360" w:lineRule="auto"/>
       </w:pPr>
-      <w:bookmarkStart w:id="22" w:name="_Toc227543915"/>
-      <w:proofErr w:type="gramStart"/>
+      <w:bookmarkStart w:id="21" w:name="_Toc227543915"/>
       <w:r>
         <w:rPr>
           <w:rFonts w:ascii="Times New Roman" w:hAnsi="Times New Roman"/>
         </w:rPr>
         <w:t>2.1  Introduction</w:t>
       </w:r>
-      <w:bookmarkEnd w:id="22"/>
-      <w:proofErr w:type="gramEnd"/>
+      <w:bookmarkEnd w:id="21"/>
     </w:p>
     <w:p>
       <w:pPr>
@@ -11321,61 +10724,7 @@
           <w:color w:val="000000"/>
           <w:sz w:val="24"/>
         </w:rPr>
-        <w:t xml:space="preserve">We found four globally recognized university community platforms: </w:t>
-      </w:r>
-      <w:proofErr w:type="spellStart"/>
-      <w:r>
-        <w:rPr>
-          <w:rFonts w:ascii="Times New Roman" w:hAnsi="Times New Roman"/>
-          <w:color w:val="000000"/>
-          <w:sz w:val="24"/>
-        </w:rPr>
-        <w:t>Unii</w:t>
-      </w:r>
-      <w:proofErr w:type="spellEnd"/>
-      <w:r>
-        <w:rPr>
-          <w:rFonts w:ascii="Times New Roman" w:hAnsi="Times New Roman"/>
-          <w:color w:val="000000"/>
-          <w:sz w:val="24"/>
-        </w:rPr>
-        <w:t xml:space="preserve"> (UK), </w:t>
-      </w:r>
-      <w:proofErr w:type="spellStart"/>
-      <w:r>
-        <w:rPr>
-          <w:rFonts w:ascii="Times New Roman" w:hAnsi="Times New Roman"/>
-          <w:color w:val="000000"/>
-          <w:sz w:val="24"/>
-        </w:rPr>
-        <w:t>UniLife</w:t>
-      </w:r>
-      <w:proofErr w:type="spellEnd"/>
-      <w:r>
-        <w:rPr>
-          <w:rFonts w:ascii="Times New Roman" w:hAnsi="Times New Roman"/>
-          <w:color w:val="000000"/>
-          <w:sz w:val="24"/>
-        </w:rPr>
-        <w:t xml:space="preserve"> (Australia), Facebook Campus (USA, now discontinued), and </w:t>
-      </w:r>
-      <w:proofErr w:type="spellStart"/>
-      <w:r>
-        <w:rPr>
-          <w:rFonts w:ascii="Times New Roman" w:hAnsi="Times New Roman"/>
-          <w:color w:val="000000"/>
-          <w:sz w:val="24"/>
-        </w:rPr>
-        <w:t>CampusGroups</w:t>
-      </w:r>
-      <w:proofErr w:type="spellEnd"/>
-      <w:r>
-        <w:rPr>
-          <w:rFonts w:ascii="Times New Roman" w:hAnsi="Times New Roman"/>
-          <w:color w:val="000000"/>
-          <w:sz w:val="24"/>
-        </w:rPr>
-        <w:t xml:space="preserve"> (used at 190+ universities in North America). Our research showed that while these platforms prove the concept is valid, none of them are accessible to students in Pakistan, and all of them are missing at least one feature that Riphah students need.</w:t>
+        <w:t>We found four globally recognized university community platforms: Unii (UK), UniLife (Australia), Facebook Campus (USA, now discontinued), and CampusGroups (used at 190+ universities in North America). Our research showed that while these platforms prove the concept is valid, none of them are accessible to students in Pakistan, and all of them are missing at least one feature that Riphah students need.</w:t>
       </w:r>
     </w:p>
     <w:p>
@@ -11383,22 +10732,14 @@
         <w:pStyle w:val="Heading2"/>
         <w:spacing w:line="360" w:lineRule="auto"/>
       </w:pPr>
-      <w:bookmarkStart w:id="23" w:name="_Toc227543916"/>
-      <w:proofErr w:type="gramStart"/>
-      <w:r>
-        <w:rPr>
-          <w:rFonts w:ascii="Times New Roman" w:hAnsi="Times New Roman"/>
-        </w:rPr>
-        <w:t>2.2  Literature</w:t>
-      </w:r>
-      <w:proofErr w:type="gramEnd"/>
-      <w:r>
-        <w:rPr>
-          <w:rFonts w:ascii="Times New Roman" w:hAnsi="Times New Roman"/>
-        </w:rPr>
-        <w:t xml:space="preserve"> Review</w:t>
-      </w:r>
-      <w:bookmarkEnd w:id="23"/>
+      <w:bookmarkStart w:id="22" w:name="_Toc227543916"/>
+      <w:r>
+        <w:rPr>
+          <w:rFonts w:ascii="Times New Roman" w:hAnsi="Times New Roman"/>
+        </w:rPr>
+        <w:t>2.2  Literature Review</w:t>
+      </w:r>
+      <w:bookmarkEnd w:id="22"/>
     </w:p>
     <w:p>
       <w:pPr>
@@ -11423,7 +10764,7 @@
         <w:spacing w:line="360" w:lineRule="auto"/>
         <w:ind w:left="1440" w:firstLine="720"/>
       </w:pPr>
-      <w:bookmarkStart w:id="24" w:name="_Toc227543917"/>
+      <w:bookmarkStart w:id="23" w:name="_Toc227543917"/>
       <w:r>
         <w:rPr>
           <w:rFonts w:cstheme="majorHAnsi"/>
@@ -11442,12 +10783,12 @@
         </w:rPr>
         <w:t xml:space="preserve">2.2.1 </w:t>
       </w:r>
-      <w:bookmarkStart w:id="25" w:name="_lt1"/>
+      <w:bookmarkStart w:id="24" w:name="_lt1"/>
+      <w:bookmarkEnd w:id="23"/>
+      <w:r>
+        <w:t>Comparison of Existing Platforms</w:t>
+      </w:r>
       <w:bookmarkEnd w:id="24"/>
-      <w:r>
-        <w:t>Comparison of Existing Platforms</w:t>
-      </w:r>
-      <w:bookmarkEnd w:id="25"/>
     </w:p>
     <w:tbl>
       <w:tblPr>
@@ -11497,7 +10838,6 @@
               <w:spacing w:line="360" w:lineRule="auto"/>
               <w:jc w:val="center"/>
             </w:pPr>
-            <w:proofErr w:type="spellStart"/>
             <w:r>
               <w:rPr>
                 <w:rFonts w:ascii="Times New Roman" w:hAnsi="Times New Roman"/>
@@ -11506,7 +10846,6 @@
               </w:rPr>
               <w:t>Unii</w:t>
             </w:r>
-            <w:proofErr w:type="spellEnd"/>
             <w:r>
               <w:rPr>
                 <w:rFonts w:ascii="Times New Roman" w:hAnsi="Times New Roman"/>
@@ -11528,7 +10867,6 @@
               <w:spacing w:line="360" w:lineRule="auto"/>
               <w:jc w:val="center"/>
             </w:pPr>
-            <w:proofErr w:type="spellStart"/>
             <w:r>
               <w:rPr>
                 <w:rFonts w:ascii="Times New Roman" w:hAnsi="Times New Roman"/>
@@ -11537,7 +10875,6 @@
               </w:rPr>
               <w:t>UniLife</w:t>
             </w:r>
-            <w:proofErr w:type="spellEnd"/>
             <w:r>
               <w:rPr>
                 <w:rFonts w:ascii="Times New Roman" w:hAnsi="Times New Roman"/>
@@ -11565,18 +10902,8 @@
                 <w:b/>
                 <w:color w:val="000000"/>
               </w:rPr>
-              <w:t xml:space="preserve">FB </w:t>
-            </w:r>
-            <w:proofErr w:type="gramStart"/>
-            <w:r>
-              <w:rPr>
-                <w:rFonts w:ascii="Times New Roman" w:hAnsi="Times New Roman"/>
-                <w:b/>
-                <w:color w:val="000000"/>
-              </w:rPr>
-              <w:t>Campus</w:t>
-            </w:r>
-            <w:proofErr w:type="gramEnd"/>
+              <w:t>FB Campus</w:t>
+            </w:r>
             <w:r>
               <w:rPr>
                 <w:rFonts w:ascii="Times New Roman" w:hAnsi="Times New Roman"/>
@@ -11598,8 +10925,6 @@
               <w:spacing w:line="360" w:lineRule="auto"/>
               <w:jc w:val="center"/>
             </w:pPr>
-            <w:proofErr w:type="spellStart"/>
-            <w:proofErr w:type="gramStart"/>
             <w:r>
               <w:rPr>
                 <w:rFonts w:ascii="Times New Roman" w:hAnsi="Times New Roman"/>
@@ -11608,8 +10933,6 @@
               </w:rPr>
               <w:t>CampusGroups</w:t>
             </w:r>
-            <w:proofErr w:type="spellEnd"/>
-            <w:proofErr w:type="gramEnd"/>
             <w:r>
               <w:rPr>
                 <w:rFonts w:ascii="Times New Roman" w:hAnsi="Times New Roman"/>
@@ -11617,25 +10940,7 @@
                 <w:color w:val="000000"/>
               </w:rPr>
               <w:br/>
-              <w:t xml:space="preserve">(190+ </w:t>
-            </w:r>
-            <w:proofErr w:type="spellStart"/>
-            <w:r>
-              <w:rPr>
-                <w:rFonts w:ascii="Times New Roman" w:hAnsi="Times New Roman"/>
-                <w:b/>
-                <w:color w:val="000000"/>
-              </w:rPr>
-              <w:t>Univs</w:t>
-            </w:r>
-            <w:proofErr w:type="spellEnd"/>
-            <w:r>
-              <w:rPr>
-                <w:rFonts w:ascii="Times New Roman" w:hAnsi="Times New Roman"/>
-                <w:b/>
-                <w:color w:val="000000"/>
-              </w:rPr>
-              <w:t>.)</w:t>
+              <w:t>(190+ Univs.)</w:t>
             </w:r>
           </w:p>
         </w:tc>
@@ -12462,16 +11767,14 @@
         <w:pStyle w:val="Heading2"/>
         <w:spacing w:line="360" w:lineRule="auto"/>
       </w:pPr>
-      <w:bookmarkStart w:id="26" w:name="_Toc227543921"/>
-      <w:proofErr w:type="gramStart"/>
+      <w:bookmarkStart w:id="25" w:name="_Toc227543921"/>
       <w:r>
         <w:rPr>
           <w:rFonts w:ascii="Times New Roman" w:hAnsi="Times New Roman"/>
         </w:rPr>
         <w:t>2.3  Summary</w:t>
       </w:r>
-      <w:bookmarkEnd w:id="26"/>
-      <w:proofErr w:type="gramEnd"/>
+      <w:bookmarkEnd w:id="25"/>
     </w:p>
     <w:p>
       <w:pPr>
@@ -12483,39 +11786,7 @@
           <w:rFonts w:ascii="Times New Roman" w:hAnsi="Times New Roman"/>
           <w:color w:val="000000"/>
         </w:rPr>
-        <w:t xml:space="preserve">The research above shows two important things. First, the concept of a university-exclusive community platform is globally proven. Platforms like </w:t>
-      </w:r>
-      <w:proofErr w:type="spellStart"/>
-      <w:r>
-        <w:rPr>
-          <w:rFonts w:ascii="Times New Roman" w:hAnsi="Times New Roman"/>
-          <w:color w:val="000000"/>
-        </w:rPr>
-        <w:t>Unii</w:t>
-      </w:r>
-      <w:proofErr w:type="spellEnd"/>
-      <w:r>
-        <w:rPr>
-          <w:rFonts w:ascii="Times New Roman" w:hAnsi="Times New Roman"/>
-          <w:color w:val="000000"/>
-        </w:rPr>
-        <w:t xml:space="preserve"> and </w:t>
-      </w:r>
-      <w:proofErr w:type="spellStart"/>
-      <w:r>
-        <w:rPr>
-          <w:rFonts w:ascii="Times New Roman" w:hAnsi="Times New Roman"/>
-          <w:color w:val="000000"/>
-        </w:rPr>
-        <w:t>CampusGroups</w:t>
-      </w:r>
-      <w:proofErr w:type="spellEnd"/>
-      <w:r>
-        <w:rPr>
-          <w:rFonts w:ascii="Times New Roman" w:hAnsi="Times New Roman"/>
-          <w:color w:val="000000"/>
-        </w:rPr>
-        <w:t xml:space="preserve"> have been running successfully for over a decade at real universities. This means our idea is justified. Second, none of these platforms are available to Riphah students, and even if they were, they all lack at least one feature that our students need.</w:t>
+        <w:t>The research above shows two important things. First, the concept of a university-exclusive community platform is globally proven. Platforms like Unii and CampusGroups have been running successfully for over a decade at real universities. This means our idea is justified. Second, none of these platforms are available to Riphah students, and even if they were, they all lack at least one feature that our students need.</w:t>
       </w:r>
     </w:p>
     <w:p>
@@ -12536,16 +11807,14 @@
         <w:pStyle w:val="Heading2"/>
         <w:spacing w:line="360" w:lineRule="auto"/>
       </w:pPr>
-      <w:bookmarkStart w:id="27" w:name="_Toc227543922"/>
-      <w:proofErr w:type="gramStart"/>
+      <w:bookmarkStart w:id="26" w:name="_Toc227543922"/>
       <w:r>
         <w:rPr>
           <w:rFonts w:ascii="Times New Roman" w:hAnsi="Times New Roman"/>
         </w:rPr>
         <w:t>2.4  References</w:t>
       </w:r>
-      <w:bookmarkEnd w:id="27"/>
-      <w:proofErr w:type="gramEnd"/>
+      <w:bookmarkEnd w:id="26"/>
     </w:p>
     <w:p>
       <w:pPr>
@@ -12557,48 +11826,7 @@
           <w:rFonts w:ascii="Times New Roman" w:hAnsi="Times New Roman"/>
           <w:color w:val="000000"/>
         </w:rPr>
-        <w:t>[1</w:t>
-      </w:r>
-      <w:proofErr w:type="gramStart"/>
-      <w:r>
-        <w:rPr>
-          <w:rFonts w:ascii="Times New Roman" w:hAnsi="Times New Roman"/>
-          <w:color w:val="000000"/>
-        </w:rPr>
-        <w:t xml:space="preserve">]  </w:t>
-      </w:r>
-      <w:proofErr w:type="spellStart"/>
-      <w:r>
-        <w:rPr>
-          <w:rFonts w:ascii="Times New Roman" w:hAnsi="Times New Roman"/>
-          <w:color w:val="000000"/>
-        </w:rPr>
-        <w:t>Unii</w:t>
-      </w:r>
-      <w:proofErr w:type="spellEnd"/>
-      <w:proofErr w:type="gramEnd"/>
-      <w:r>
-        <w:rPr>
-          <w:rFonts w:ascii="Times New Roman" w:hAnsi="Times New Roman"/>
-          <w:color w:val="000000"/>
-        </w:rPr>
-        <w:t xml:space="preserve"> Ltd., "</w:t>
-      </w:r>
-      <w:proofErr w:type="spellStart"/>
-      <w:r>
-        <w:rPr>
-          <w:rFonts w:ascii="Times New Roman" w:hAnsi="Times New Roman"/>
-          <w:color w:val="000000"/>
-        </w:rPr>
-        <w:t>Unii</w:t>
-      </w:r>
-      <w:proofErr w:type="spellEnd"/>
-      <w:r>
-        <w:rPr>
-          <w:rFonts w:ascii="Times New Roman" w:hAnsi="Times New Roman"/>
-          <w:color w:val="000000"/>
-        </w:rPr>
-        <w:t>: The Student Network," Active since 2012. [Online]. Available: https://www.unii.com. [Accessed: Apr. 2026].</w:t>
+        <w:t>[1]  Unii Ltd., "Unii: The Student Network," Active since 2012. [Online]. Available: https://www.unii.com. [Accessed: Apr. 2026].</w:t>
       </w:r>
     </w:p>
     <w:p>
@@ -12611,48 +11839,7 @@
           <w:rFonts w:ascii="Times New Roman" w:hAnsi="Times New Roman"/>
           <w:color w:val="000000"/>
         </w:rPr>
-        <w:t>[2</w:t>
-      </w:r>
-      <w:proofErr w:type="gramStart"/>
-      <w:r>
-        <w:rPr>
-          <w:rFonts w:ascii="Times New Roman" w:hAnsi="Times New Roman"/>
-          <w:color w:val="000000"/>
-        </w:rPr>
-        <w:t xml:space="preserve">]  </w:t>
-      </w:r>
-      <w:proofErr w:type="spellStart"/>
-      <w:r>
-        <w:rPr>
-          <w:rFonts w:ascii="Times New Roman" w:hAnsi="Times New Roman"/>
-          <w:color w:val="000000"/>
-        </w:rPr>
-        <w:t>UniLife</w:t>
-      </w:r>
-      <w:proofErr w:type="spellEnd"/>
-      <w:proofErr w:type="gramEnd"/>
-      <w:r>
-        <w:rPr>
-          <w:rFonts w:ascii="Times New Roman" w:hAnsi="Times New Roman"/>
-          <w:color w:val="000000"/>
-        </w:rPr>
-        <w:t xml:space="preserve"> Pty Ltd., "</w:t>
-      </w:r>
-      <w:proofErr w:type="spellStart"/>
-      <w:r>
-        <w:rPr>
-          <w:rFonts w:ascii="Times New Roman" w:hAnsi="Times New Roman"/>
-          <w:color w:val="000000"/>
-        </w:rPr>
-        <w:t>UniLife</w:t>
-      </w:r>
-      <w:proofErr w:type="spellEnd"/>
-      <w:r>
-        <w:rPr>
-          <w:rFonts w:ascii="Times New Roman" w:hAnsi="Times New Roman"/>
-          <w:color w:val="000000"/>
-        </w:rPr>
-        <w:t>: Campus Engagement App," Australia. [Online]. Available: https://www.unilife.com.au. [Accessed: Apr. 2026].</w:t>
+        <w:t>[2]  UniLife Pty Ltd., "UniLife: Campus Engagement App," Australia. [Online]. Available: https://www.unilife.com.au. [Accessed: Apr. 2026].</w:t>
       </w:r>
     </w:p>
     <w:p>
@@ -12665,23 +11852,7 @@
           <w:rFonts w:ascii="Times New Roman" w:hAnsi="Times New Roman"/>
           <w:color w:val="000000"/>
         </w:rPr>
-        <w:t>[3</w:t>
-      </w:r>
-      <w:proofErr w:type="gramStart"/>
-      <w:r>
-        <w:rPr>
-          <w:rFonts w:ascii="Times New Roman" w:hAnsi="Times New Roman"/>
-          <w:color w:val="000000"/>
-        </w:rPr>
-        <w:t>]  Meta</w:t>
-      </w:r>
-      <w:proofErr w:type="gramEnd"/>
-      <w:r>
-        <w:rPr>
-          <w:rFonts w:ascii="Times New Roman" w:hAnsi="Times New Roman"/>
-          <w:color w:val="000000"/>
-        </w:rPr>
-        <w:t xml:space="preserve"> Platforms Inc., "Facebook Campus," launched 2020, discontinued January 2022. Deployed at 204 universities. [Discontinued].</w:t>
+        <w:t>[3]  Meta Platforms Inc., "Facebook Campus," launched 2020, discontinued January 2022. Deployed at 204 universities. [Discontinued].</w:t>
       </w:r>
     </w:p>
     <w:p>
@@ -12694,48 +11865,7 @@
           <w:rFonts w:ascii="Times New Roman" w:hAnsi="Times New Roman"/>
           <w:color w:val="000000"/>
         </w:rPr>
-        <w:t>[4</w:t>
-      </w:r>
-      <w:proofErr w:type="gramStart"/>
-      <w:r>
-        <w:rPr>
-          <w:rFonts w:ascii="Times New Roman" w:hAnsi="Times New Roman"/>
-          <w:color w:val="000000"/>
-        </w:rPr>
-        <w:t xml:space="preserve">]  </w:t>
-      </w:r>
-      <w:proofErr w:type="spellStart"/>
-      <w:r>
-        <w:rPr>
-          <w:rFonts w:ascii="Times New Roman" w:hAnsi="Times New Roman"/>
-          <w:color w:val="000000"/>
-        </w:rPr>
-        <w:t>CampusGroups</w:t>
-      </w:r>
-      <w:proofErr w:type="spellEnd"/>
-      <w:proofErr w:type="gramEnd"/>
-      <w:r>
-        <w:rPr>
-          <w:rFonts w:ascii="Times New Roman" w:hAnsi="Times New Roman"/>
-          <w:color w:val="000000"/>
-        </w:rPr>
-        <w:t xml:space="preserve"> Inc., "</w:t>
-      </w:r>
-      <w:proofErr w:type="spellStart"/>
-      <w:r>
-        <w:rPr>
-          <w:rFonts w:ascii="Times New Roman" w:hAnsi="Times New Roman"/>
-          <w:color w:val="000000"/>
-        </w:rPr>
-        <w:t>CampusGroups</w:t>
-      </w:r>
-      <w:proofErr w:type="spellEnd"/>
-      <w:r>
-        <w:rPr>
-          <w:rFonts w:ascii="Times New Roman" w:hAnsi="Times New Roman"/>
-          <w:color w:val="000000"/>
-        </w:rPr>
-        <w:t>: Campus Engagement Platform," used at 190+ universities including Stanford, Cornell, Princeton, and Duke. [Online]. Available: https://www.campusgroups.com. [Accessed: Apr. 2026].</w:t>
+        <w:t>[4]  CampusGroups Inc., "CampusGroups: Campus Engagement Platform," used at 190+ universities including Stanford, Cornell, Princeton, and Duke. [Online]. Available: https://www.campusgroups.com. [Accessed: Apr. 2026].</w:t>
       </w:r>
     </w:p>
     <w:p>
@@ -12751,7 +11881,7 @@
         <w:pStyle w:val="Heading1"/>
         <w:spacing w:line="360" w:lineRule="auto"/>
       </w:pPr>
-      <w:bookmarkStart w:id="28" w:name="_Toc227543923"/>
+      <w:bookmarkStart w:id="27" w:name="_Toc227543923"/>
       <w:r>
         <w:rPr>
           <w:rFonts w:ascii="Times New Roman" w:hAnsi="Times New Roman"/>
@@ -12759,7 +11889,7 @@
         <w:lastRenderedPageBreak/>
         <w:t>Chapter 3: Requirement Engineering</w:t>
       </w:r>
-      <w:bookmarkEnd w:id="28"/>
+      <w:bookmarkEnd w:id="27"/>
     </w:p>
     <w:p>
       <w:pPr>
@@ -12771,16 +11901,14 @@
         <w:pStyle w:val="Heading2"/>
         <w:spacing w:line="360" w:lineRule="auto"/>
       </w:pPr>
-      <w:bookmarkStart w:id="29" w:name="_Toc227543924"/>
-      <w:proofErr w:type="gramStart"/>
+      <w:bookmarkStart w:id="28" w:name="_Toc227543924"/>
       <w:r>
         <w:rPr>
           <w:rFonts w:ascii="Times New Roman" w:hAnsi="Times New Roman"/>
         </w:rPr>
         <w:t>3.1  Introduction</w:t>
       </w:r>
-      <w:bookmarkEnd w:id="29"/>
-      <w:proofErr w:type="gramEnd"/>
+      <w:bookmarkEnd w:id="28"/>
     </w:p>
     <w:p>
       <w:pPr>
@@ -12803,22 +11931,14 @@
           <w:rFonts w:ascii="Times New Roman" w:hAnsi="Times New Roman"/>
         </w:rPr>
       </w:pPr>
-      <w:bookmarkStart w:id="30" w:name="_Toc227543925"/>
-      <w:proofErr w:type="gramStart"/>
-      <w:r>
-        <w:rPr>
-          <w:rFonts w:ascii="Times New Roman" w:hAnsi="Times New Roman"/>
-        </w:rPr>
-        <w:t>3.2  Problem</w:t>
-      </w:r>
-      <w:proofErr w:type="gramEnd"/>
-      <w:r>
-        <w:rPr>
-          <w:rFonts w:ascii="Times New Roman" w:hAnsi="Times New Roman"/>
-        </w:rPr>
-        <w:t xml:space="preserve"> Scenarios</w:t>
-      </w:r>
-      <w:bookmarkEnd w:id="30"/>
+      <w:bookmarkStart w:id="29" w:name="_Toc227543925"/>
+      <w:r>
+        <w:rPr>
+          <w:rFonts w:ascii="Times New Roman" w:hAnsi="Times New Roman"/>
+        </w:rPr>
+        <w:t>3.2  Problem Scenarios</w:t>
+      </w:r>
+      <w:bookmarkEnd w:id="29"/>
     </w:p>
     <w:p/>
     <w:p>
@@ -12832,7 +11952,7 @@
           <w:sz w:val="24"/>
         </w:rPr>
       </w:pPr>
-      <w:bookmarkStart w:id="31" w:name="_lt2"/>
+      <w:bookmarkStart w:id="30" w:name="_lt2"/>
       <w:r>
         <w:rPr>
           <w:rFonts w:ascii="Times New Roman" w:hAnsi="Times New Roman" w:cs="Times New Roman"/>
@@ -12841,7 +11961,7 @@
         </w:rPr>
         <w:t>Table 3.2.1: Problem Statement 1</w:t>
       </w:r>
-      <w:bookmarkEnd w:id="31"/>
+      <w:bookmarkEnd w:id="30"/>
     </w:p>
     <w:tbl>
       <w:tblPr>
@@ -13058,7 +12178,7 @@
         <w:pStyle w:val="TableCaption"/>
         <w:spacing w:before="200" w:after="60" w:line="360" w:lineRule="auto"/>
       </w:pPr>
-      <w:bookmarkStart w:id="32" w:name="_lt3"/>
+      <w:bookmarkStart w:id="31" w:name="_lt3"/>
       <w:r>
         <w:t xml:space="preserve">Table </w:t>
       </w:r>
@@ -13095,7 +12215,7 @@
       <w:r>
         <w:t xml:space="preserve"> 2</w:t>
       </w:r>
-      <w:bookmarkEnd w:id="32"/>
+      <w:bookmarkEnd w:id="31"/>
     </w:p>
     <w:tbl>
       <w:tblPr>
@@ -13319,7 +12439,7 @@
         <w:pStyle w:val="TableCaption"/>
         <w:spacing w:before="200" w:after="60" w:line="360" w:lineRule="auto"/>
       </w:pPr>
-      <w:bookmarkStart w:id="33" w:name="_lt4"/>
+      <w:bookmarkStart w:id="32" w:name="_lt4"/>
       <w:r>
         <w:t xml:space="preserve">Table </w:t>
       </w:r>
@@ -13329,7 +12449,7 @@
       <w:r>
         <w:t xml:space="preserve"> 3</w:t>
       </w:r>
-      <w:bookmarkEnd w:id="33"/>
+      <w:bookmarkEnd w:id="32"/>
     </w:p>
     <w:tbl>
       <w:tblPr>
@@ -13547,30 +12667,28 @@
         <w:pStyle w:val="Heading2"/>
         <w:spacing w:line="360" w:lineRule="auto"/>
       </w:pPr>
-      <w:bookmarkStart w:id="34" w:name="_Toc227543926"/>
+      <w:bookmarkStart w:id="33" w:name="_Toc227543926"/>
       <w:r>
         <w:rPr>
           <w:rFonts w:ascii="Times New Roman" w:hAnsi="Times New Roman"/>
         </w:rPr>
         <w:t>3.3  Functional Requirements</w:t>
       </w:r>
-      <w:bookmarkEnd w:id="34"/>
+      <w:bookmarkEnd w:id="33"/>
     </w:p>
     <w:p>
       <w:pPr>
         <w:pStyle w:val="Heading3"/>
         <w:spacing w:line="360" w:lineRule="auto"/>
       </w:pPr>
-      <w:bookmarkStart w:id="35" w:name="_Toc227543927"/>
-      <w:proofErr w:type="gramStart"/>
+      <w:bookmarkStart w:id="34" w:name="_Toc227543927"/>
       <w:r>
         <w:rPr>
           <w:rFonts w:ascii="Times New Roman" w:hAnsi="Times New Roman"/>
         </w:rPr>
         <w:t>3.3.1  Student</w:t>
       </w:r>
-      <w:bookmarkEnd w:id="35"/>
-      <w:proofErr w:type="gramEnd"/>
+      <w:bookmarkEnd w:id="34"/>
     </w:p>
     <w:p>
       <w:pPr>
@@ -13922,16 +13040,14 @@
         <w:pStyle w:val="Heading3"/>
         <w:spacing w:line="360" w:lineRule="auto"/>
       </w:pPr>
-      <w:bookmarkStart w:id="36" w:name="_Toc227543928"/>
-      <w:proofErr w:type="gramStart"/>
+      <w:bookmarkStart w:id="35" w:name="_Toc227543928"/>
       <w:r>
         <w:rPr>
           <w:rFonts w:ascii="Times New Roman" w:hAnsi="Times New Roman"/>
         </w:rPr>
         <w:t>3.3.2  Teacher</w:t>
       </w:r>
-      <w:bookmarkEnd w:id="36"/>
-      <w:proofErr w:type="gramEnd"/>
+      <w:bookmarkEnd w:id="35"/>
     </w:p>
     <w:p>
       <w:pPr>
@@ -14388,22 +13504,14 @@
         <w:pStyle w:val="Heading3"/>
         <w:spacing w:line="360" w:lineRule="auto"/>
       </w:pPr>
-      <w:bookmarkStart w:id="37" w:name="_Toc227543929"/>
-      <w:proofErr w:type="gramStart"/>
-      <w:r>
-        <w:rPr>
-          <w:rFonts w:ascii="Times New Roman" w:hAnsi="Times New Roman"/>
-        </w:rPr>
-        <w:t>3.3.3  University</w:t>
-      </w:r>
-      <w:proofErr w:type="gramEnd"/>
-      <w:r>
-        <w:rPr>
-          <w:rFonts w:ascii="Times New Roman" w:hAnsi="Times New Roman"/>
-        </w:rPr>
-        <w:t xml:space="preserve"> Administration</w:t>
-      </w:r>
-      <w:bookmarkEnd w:id="37"/>
+      <w:bookmarkStart w:id="36" w:name="_Toc227543929"/>
+      <w:r>
+        <w:rPr>
+          <w:rFonts w:ascii="Times New Roman" w:hAnsi="Times New Roman"/>
+        </w:rPr>
+        <w:t>3.3.3  University Administration</w:t>
+      </w:r>
+      <w:bookmarkEnd w:id="36"/>
     </w:p>
     <w:p>
       <w:pPr>
@@ -14862,22 +13970,14 @@
         <w:pStyle w:val="Heading3"/>
         <w:spacing w:line="360" w:lineRule="auto"/>
       </w:pPr>
-      <w:bookmarkStart w:id="38" w:name="_Toc227543930"/>
-      <w:proofErr w:type="gramStart"/>
-      <w:r>
-        <w:rPr>
-          <w:rFonts w:ascii="Times New Roman" w:hAnsi="Times New Roman"/>
-        </w:rPr>
-        <w:t>3.3.4  Coordination</w:t>
-      </w:r>
-      <w:proofErr w:type="gramEnd"/>
-      <w:r>
-        <w:rPr>
-          <w:rFonts w:ascii="Times New Roman" w:hAnsi="Times New Roman"/>
-        </w:rPr>
-        <w:t xml:space="preserve"> Office</w:t>
-      </w:r>
-      <w:bookmarkEnd w:id="38"/>
+      <w:bookmarkStart w:id="37" w:name="_Toc227543930"/>
+      <w:r>
+        <w:rPr>
+          <w:rFonts w:ascii="Times New Roman" w:hAnsi="Times New Roman"/>
+        </w:rPr>
+        <w:t>3.3.4  Coordination Office</w:t>
+      </w:r>
+      <w:bookmarkEnd w:id="37"/>
     </w:p>
     <w:p>
       <w:pPr>
@@ -15250,22 +14350,14 @@
         <w:pStyle w:val="Heading3"/>
         <w:spacing w:line="360" w:lineRule="auto"/>
       </w:pPr>
-      <w:bookmarkStart w:id="39" w:name="_Toc227543931"/>
-      <w:proofErr w:type="gramStart"/>
-      <w:r>
-        <w:rPr>
-          <w:rFonts w:ascii="Times New Roman" w:hAnsi="Times New Roman"/>
-        </w:rPr>
-        <w:t>3.3.5  System</w:t>
-      </w:r>
-      <w:proofErr w:type="gramEnd"/>
-      <w:r>
-        <w:rPr>
-          <w:rFonts w:ascii="Times New Roman" w:hAnsi="Times New Roman"/>
-        </w:rPr>
-        <w:t xml:space="preserve"> Admin</w:t>
-      </w:r>
-      <w:bookmarkEnd w:id="39"/>
+      <w:bookmarkStart w:id="38" w:name="_Toc227543931"/>
+      <w:r>
+        <w:rPr>
+          <w:rFonts w:ascii="Times New Roman" w:hAnsi="Times New Roman"/>
+        </w:rPr>
+        <w:t>3.3.5  System Admin</w:t>
+      </w:r>
+      <w:bookmarkEnd w:id="38"/>
     </w:p>
     <w:p>
       <w:pPr>
@@ -15575,22 +14667,14 @@
         <w:pStyle w:val="Heading2"/>
         <w:spacing w:line="360" w:lineRule="auto"/>
       </w:pPr>
-      <w:bookmarkStart w:id="40" w:name="_Toc227543932"/>
-      <w:proofErr w:type="gramStart"/>
-      <w:r>
-        <w:rPr>
-          <w:rFonts w:ascii="Times New Roman" w:hAnsi="Times New Roman"/>
-        </w:rPr>
-        <w:t>3.4  Non</w:t>
-      </w:r>
-      <w:proofErr w:type="gramEnd"/>
-      <w:r>
-        <w:rPr>
-          <w:rFonts w:ascii="Times New Roman" w:hAnsi="Times New Roman"/>
-        </w:rPr>
-        <w:t>-Functional Requirements</w:t>
-      </w:r>
-      <w:bookmarkEnd w:id="40"/>
+      <w:bookmarkStart w:id="39" w:name="_Toc227543932"/>
+      <w:r>
+        <w:rPr>
+          <w:rFonts w:ascii="Times New Roman" w:hAnsi="Times New Roman"/>
+        </w:rPr>
+        <w:t>3.4  Non-Functional Requirements</w:t>
+      </w:r>
+      <w:bookmarkEnd w:id="39"/>
     </w:p>
     <w:p>
       <w:pPr>
@@ -15610,23 +14694,15 @@
         <w:pStyle w:val="Heading2"/>
         <w:spacing w:line="360" w:lineRule="auto"/>
       </w:pPr>
-      <w:bookmarkStart w:id="41" w:name="_Toc227543933"/>
-      <w:proofErr w:type="gramStart"/>
+      <w:bookmarkStart w:id="40" w:name="_Toc227543933"/>
       <w:r>
         <w:rPr>
           <w:rFonts w:ascii="Times New Roman" w:hAnsi="Times New Roman"/>
         </w:rPr>
         <w:lastRenderedPageBreak/>
-        <w:t>3.5  SQA</w:t>
-      </w:r>
-      <w:proofErr w:type="gramEnd"/>
-      <w:r>
-        <w:rPr>
-          <w:rFonts w:ascii="Times New Roman" w:hAnsi="Times New Roman"/>
-        </w:rPr>
-        <w:t xml:space="preserve"> Activities: Defect Detection</w:t>
-      </w:r>
-      <w:bookmarkEnd w:id="41"/>
+        <w:t>3.5  SQA Activities: Defect Detection</w:t>
+      </w:r>
+      <w:bookmarkEnd w:id="40"/>
     </w:p>
     <w:p>
       <w:pPr>
@@ -15646,51 +14722,35 @@
         <w:pStyle w:val="Heading3"/>
         <w:spacing w:after="120" w:line="360" w:lineRule="auto"/>
       </w:pPr>
-      <w:bookmarkStart w:id="42" w:name="_Toc227543934"/>
-      <w:proofErr w:type="gramStart"/>
-      <w:r>
-        <w:rPr>
-          <w:rFonts w:ascii="Times New Roman" w:hAnsi="Times New Roman"/>
-        </w:rPr>
-        <w:t>3.5.1  Test</w:t>
-      </w:r>
-      <w:proofErr w:type="gramEnd"/>
-      <w:r>
-        <w:rPr>
-          <w:rFonts w:ascii="Times New Roman" w:hAnsi="Times New Roman"/>
-        </w:rPr>
-        <w:t xml:space="preserve"> Case Design</w:t>
-      </w:r>
-      <w:bookmarkEnd w:id="42"/>
+      <w:bookmarkStart w:id="41" w:name="_Toc227543934"/>
+      <w:r>
+        <w:rPr>
+          <w:rFonts w:ascii="Times New Roman" w:hAnsi="Times New Roman"/>
+        </w:rPr>
+        <w:t>3.5.1  Test Case Design</w:t>
+      </w:r>
+      <w:bookmarkEnd w:id="41"/>
     </w:p>
     <w:p>
       <w:pPr>
         <w:pStyle w:val="Heading3"/>
         <w:spacing w:line="360" w:lineRule="auto"/>
       </w:pPr>
-      <w:bookmarkStart w:id="43" w:name="_Toc227543935"/>
-      <w:proofErr w:type="gramStart"/>
-      <w:r>
-        <w:rPr>
-          <w:rFonts w:ascii="Times New Roman" w:hAnsi="Times New Roman"/>
-        </w:rPr>
-        <w:t>3.5.1.1  User</w:t>
-      </w:r>
-      <w:proofErr w:type="gramEnd"/>
-      <w:r>
-        <w:rPr>
-          <w:rFonts w:ascii="Times New Roman" w:hAnsi="Times New Roman"/>
-        </w:rPr>
-        <w:t xml:space="preserve"> Registration</w:t>
-      </w:r>
-      <w:bookmarkEnd w:id="43"/>
+      <w:bookmarkStart w:id="42" w:name="_Toc227543935"/>
+      <w:r>
+        <w:rPr>
+          <w:rFonts w:ascii="Times New Roman" w:hAnsi="Times New Roman"/>
+        </w:rPr>
+        <w:t>3.5.1.1  User Registration</w:t>
+      </w:r>
+      <w:bookmarkEnd w:id="42"/>
     </w:p>
     <w:p>
       <w:pPr>
         <w:pStyle w:val="TableCaption"/>
         <w:spacing w:before="200" w:after="60" w:line="360" w:lineRule="auto"/>
       </w:pPr>
-      <w:bookmarkStart w:id="44" w:name="_lt5"/>
+      <w:bookmarkStart w:id="43" w:name="_lt5"/>
       <w:r>
         <w:t xml:space="preserve">Table </w:t>
       </w:r>
@@ -15718,7 +14778,7 @@
       <w:r>
         <w:t>: User Registration Test Cases</w:t>
       </w:r>
-      <w:bookmarkEnd w:id="44"/>
+      <w:bookmarkEnd w:id="43"/>
     </w:p>
     <w:tbl>
       <w:tblPr>
@@ -16088,29 +15148,21 @@
         <w:pStyle w:val="Heading3"/>
         <w:spacing w:line="360" w:lineRule="auto"/>
       </w:pPr>
-      <w:bookmarkStart w:id="45" w:name="_Toc227543936"/>
-      <w:proofErr w:type="gramStart"/>
-      <w:r>
-        <w:rPr>
-          <w:rFonts w:ascii="Times New Roman" w:hAnsi="Times New Roman"/>
-        </w:rPr>
-        <w:t>3.5.1.2  User</w:t>
-      </w:r>
-      <w:proofErr w:type="gramEnd"/>
-      <w:r>
-        <w:rPr>
-          <w:rFonts w:ascii="Times New Roman" w:hAnsi="Times New Roman"/>
-        </w:rPr>
-        <w:t xml:space="preserve"> Login</w:t>
-      </w:r>
-      <w:bookmarkEnd w:id="45"/>
+      <w:bookmarkStart w:id="44" w:name="_Toc227543936"/>
+      <w:r>
+        <w:rPr>
+          <w:rFonts w:ascii="Times New Roman" w:hAnsi="Times New Roman"/>
+        </w:rPr>
+        <w:t>3.5.1.2  User Login</w:t>
+      </w:r>
+      <w:bookmarkEnd w:id="44"/>
     </w:p>
     <w:p>
       <w:pPr>
         <w:pStyle w:val="TableCaption"/>
         <w:spacing w:before="200" w:after="60" w:line="360" w:lineRule="auto"/>
       </w:pPr>
-      <w:bookmarkStart w:id="46" w:name="_lt6"/>
+      <w:bookmarkStart w:id="45" w:name="_lt6"/>
       <w:r>
         <w:t xml:space="preserve">Table </w:t>
       </w:r>
@@ -16138,7 +15190,7 @@
       <w:r>
         <w:t>: User Login Test Cases</w:t>
       </w:r>
-      <w:bookmarkEnd w:id="46"/>
+      <w:bookmarkEnd w:id="45"/>
     </w:p>
     <w:tbl>
       <w:tblPr>
@@ -16340,29 +15392,21 @@
         <w:pStyle w:val="Heading3"/>
         <w:spacing w:line="360" w:lineRule="auto"/>
       </w:pPr>
-      <w:bookmarkStart w:id="47" w:name="_Toc227543937"/>
-      <w:proofErr w:type="gramStart"/>
-      <w:r>
-        <w:rPr>
-          <w:rFonts w:ascii="Times New Roman" w:hAnsi="Times New Roman"/>
-        </w:rPr>
-        <w:t>3.5.1.3  Create</w:t>
-      </w:r>
-      <w:proofErr w:type="gramEnd"/>
-      <w:r>
-        <w:rPr>
-          <w:rFonts w:ascii="Times New Roman" w:hAnsi="Times New Roman"/>
-        </w:rPr>
-        <w:t xml:space="preserve"> Post</w:t>
-      </w:r>
-      <w:bookmarkEnd w:id="47"/>
+      <w:bookmarkStart w:id="46" w:name="_Toc227543937"/>
+      <w:r>
+        <w:rPr>
+          <w:rFonts w:ascii="Times New Roman" w:hAnsi="Times New Roman"/>
+        </w:rPr>
+        <w:t>3.5.1.3  Create Post</w:t>
+      </w:r>
+      <w:bookmarkEnd w:id="46"/>
     </w:p>
     <w:p>
       <w:pPr>
         <w:pStyle w:val="TableCaption"/>
         <w:spacing w:before="200" w:after="60" w:line="360" w:lineRule="auto"/>
       </w:pPr>
-      <w:bookmarkStart w:id="48" w:name="_lt7"/>
+      <w:bookmarkStart w:id="47" w:name="_lt7"/>
       <w:r>
         <w:t xml:space="preserve">Table </w:t>
       </w:r>
@@ -16390,7 +15434,7 @@
       <w:r>
         <w:t>: Create Post Test Cases</w:t>
       </w:r>
-      <w:bookmarkEnd w:id="48"/>
+      <w:bookmarkEnd w:id="47"/>
     </w:p>
     <w:tbl>
       <w:tblPr>
@@ -16593,29 +15637,21 @@
         <w:pStyle w:val="Heading3"/>
         <w:spacing w:line="360" w:lineRule="auto"/>
       </w:pPr>
-      <w:bookmarkStart w:id="49" w:name="_Toc227543938"/>
-      <w:proofErr w:type="gramStart"/>
-      <w:r>
-        <w:rPr>
-          <w:rFonts w:ascii="Times New Roman" w:hAnsi="Times New Roman"/>
-        </w:rPr>
-        <w:t>3.5.1.4  Create</w:t>
-      </w:r>
-      <w:proofErr w:type="gramEnd"/>
-      <w:r>
-        <w:rPr>
-          <w:rFonts w:ascii="Times New Roman" w:hAnsi="Times New Roman"/>
-        </w:rPr>
-        <w:t xml:space="preserve"> Semester Group</w:t>
-      </w:r>
-      <w:bookmarkEnd w:id="49"/>
+      <w:bookmarkStart w:id="48" w:name="_Toc227543938"/>
+      <w:r>
+        <w:rPr>
+          <w:rFonts w:ascii="Times New Roman" w:hAnsi="Times New Roman"/>
+        </w:rPr>
+        <w:t>3.5.1.4  Create Semester Group</w:t>
+      </w:r>
+      <w:bookmarkEnd w:id="48"/>
     </w:p>
     <w:p>
       <w:pPr>
         <w:pStyle w:val="TableCaption"/>
         <w:spacing w:before="200" w:after="60" w:line="360" w:lineRule="auto"/>
       </w:pPr>
-      <w:bookmarkStart w:id="50" w:name="_lt8"/>
+      <w:bookmarkStart w:id="49" w:name="_lt8"/>
       <w:r>
         <w:t xml:space="preserve">Table </w:t>
       </w:r>
@@ -16643,7 +15679,7 @@
       <w:r>
         <w:t>: Create Semester Group Test Cases</w:t>
       </w:r>
-      <w:bookmarkEnd w:id="50"/>
+      <w:bookmarkEnd w:id="49"/>
     </w:p>
     <w:tbl>
       <w:tblPr>
@@ -16901,29 +15937,21 @@
         <w:pStyle w:val="Heading3"/>
         <w:spacing w:line="360" w:lineRule="auto"/>
       </w:pPr>
-      <w:bookmarkStart w:id="51" w:name="_Toc227543939"/>
-      <w:proofErr w:type="gramStart"/>
-      <w:r>
-        <w:rPr>
-          <w:rFonts w:ascii="Times New Roman" w:hAnsi="Times New Roman"/>
-        </w:rPr>
-        <w:t>3.5.1.5  Join</w:t>
-      </w:r>
-      <w:proofErr w:type="gramEnd"/>
-      <w:r>
-        <w:rPr>
-          <w:rFonts w:ascii="Times New Roman" w:hAnsi="Times New Roman"/>
-        </w:rPr>
-        <w:t xml:space="preserve"> Semester Group</w:t>
-      </w:r>
-      <w:bookmarkEnd w:id="51"/>
+      <w:bookmarkStart w:id="50" w:name="_Toc227543939"/>
+      <w:r>
+        <w:rPr>
+          <w:rFonts w:ascii="Times New Roman" w:hAnsi="Times New Roman"/>
+        </w:rPr>
+        <w:t>3.5.1.5  Join Semester Group</w:t>
+      </w:r>
+      <w:bookmarkEnd w:id="50"/>
     </w:p>
     <w:p>
       <w:pPr>
         <w:pStyle w:val="TableCaption"/>
         <w:spacing w:before="200" w:after="60" w:line="360" w:lineRule="auto"/>
       </w:pPr>
-      <w:bookmarkStart w:id="52" w:name="_lt9"/>
+      <w:bookmarkStart w:id="51" w:name="_lt9"/>
       <w:r>
         <w:t xml:space="preserve">Table </w:t>
       </w:r>
@@ -16951,7 +15979,7 @@
       <w:r>
         <w:t>: Join Semester Group Test Cases</w:t>
       </w:r>
-      <w:bookmarkEnd w:id="52"/>
+      <w:bookmarkEnd w:id="51"/>
     </w:p>
     <w:tbl>
       <w:tblPr>
@@ -17153,29 +16181,21 @@
         <w:pStyle w:val="Heading3"/>
         <w:spacing w:line="360" w:lineRule="auto"/>
       </w:pPr>
-      <w:bookmarkStart w:id="53" w:name="_Toc227543940"/>
-      <w:proofErr w:type="gramStart"/>
-      <w:r>
-        <w:rPr>
-          <w:rFonts w:ascii="Times New Roman" w:hAnsi="Times New Roman"/>
-        </w:rPr>
-        <w:t>3.5.1.6  Create</w:t>
-      </w:r>
-      <w:proofErr w:type="gramEnd"/>
-      <w:r>
-        <w:rPr>
-          <w:rFonts w:ascii="Times New Roman" w:hAnsi="Times New Roman"/>
-        </w:rPr>
-        <w:t xml:space="preserve"> Campus Event</w:t>
-      </w:r>
-      <w:bookmarkEnd w:id="53"/>
+      <w:bookmarkStart w:id="52" w:name="_Toc227543940"/>
+      <w:r>
+        <w:rPr>
+          <w:rFonts w:ascii="Times New Roman" w:hAnsi="Times New Roman"/>
+        </w:rPr>
+        <w:t>3.5.1.6  Create Campus Event</w:t>
+      </w:r>
+      <w:bookmarkEnd w:id="52"/>
     </w:p>
     <w:p>
       <w:pPr>
         <w:pStyle w:val="TableCaption"/>
         <w:spacing w:before="200" w:after="60" w:line="360" w:lineRule="auto"/>
       </w:pPr>
-      <w:bookmarkStart w:id="54" w:name="_lt10"/>
+      <w:bookmarkStart w:id="53" w:name="_lt10"/>
       <w:r>
         <w:t xml:space="preserve">Table </w:t>
       </w:r>
@@ -17203,7 +16223,7 @@
       <w:r>
         <w:t>: Create Campus Event Test Cases</w:t>
       </w:r>
-      <w:bookmarkEnd w:id="54"/>
+      <w:bookmarkEnd w:id="53"/>
     </w:p>
     <w:tbl>
       <w:tblPr>
@@ -17461,30 +16481,22 @@
         <w:pStyle w:val="Heading3"/>
         <w:spacing w:line="360" w:lineRule="auto"/>
       </w:pPr>
-      <w:bookmarkStart w:id="55" w:name="_Toc227543941"/>
-      <w:proofErr w:type="gramStart"/>
+      <w:bookmarkStart w:id="54" w:name="_Toc227543941"/>
       <w:r>
         <w:rPr>
           <w:rFonts w:ascii="Times New Roman" w:hAnsi="Times New Roman"/>
         </w:rPr>
         <w:lastRenderedPageBreak/>
-        <w:t>3.5.1.7  RSVP</w:t>
-      </w:r>
-      <w:proofErr w:type="gramEnd"/>
-      <w:r>
-        <w:rPr>
-          <w:rFonts w:ascii="Times New Roman" w:hAnsi="Times New Roman"/>
-        </w:rPr>
-        <w:t xml:space="preserve"> to Campus Event</w:t>
-      </w:r>
-      <w:bookmarkEnd w:id="55"/>
+        <w:t>3.5.1.7  RSVP to Campus Event</w:t>
+      </w:r>
+      <w:bookmarkEnd w:id="54"/>
     </w:p>
     <w:p>
       <w:pPr>
         <w:pStyle w:val="TableCaption"/>
         <w:spacing w:before="200" w:after="60" w:line="360" w:lineRule="auto"/>
       </w:pPr>
-      <w:bookmarkStart w:id="56" w:name="_lt11"/>
+      <w:bookmarkStart w:id="55" w:name="_lt11"/>
       <w:r>
         <w:t xml:space="preserve">Table </w:t>
       </w:r>
@@ -17512,7 +16524,7 @@
       <w:r>
         <w:t>: RSVP to Event Test Cases</w:t>
       </w:r>
-      <w:bookmarkEnd w:id="56"/>
+      <w:bookmarkEnd w:id="55"/>
     </w:p>
     <w:tbl>
       <w:tblPr>
@@ -17714,29 +16726,21 @@
         <w:pStyle w:val="Heading3"/>
         <w:spacing w:line="360" w:lineRule="auto"/>
       </w:pPr>
-      <w:bookmarkStart w:id="57" w:name="_Toc227543942"/>
-      <w:proofErr w:type="gramStart"/>
-      <w:r>
-        <w:rPr>
-          <w:rFonts w:ascii="Times New Roman" w:hAnsi="Times New Roman"/>
-        </w:rPr>
-        <w:t>3.5.1.8  Report</w:t>
-      </w:r>
-      <w:proofErr w:type="gramEnd"/>
-      <w:r>
-        <w:rPr>
-          <w:rFonts w:ascii="Times New Roman" w:hAnsi="Times New Roman"/>
-        </w:rPr>
-        <w:t xml:space="preserve"> Lost/Found Item</w:t>
-      </w:r>
-      <w:bookmarkEnd w:id="57"/>
+      <w:bookmarkStart w:id="56" w:name="_Toc227543942"/>
+      <w:r>
+        <w:rPr>
+          <w:rFonts w:ascii="Times New Roman" w:hAnsi="Times New Roman"/>
+        </w:rPr>
+        <w:t>3.5.1.8  Report Lost/Found Item</w:t>
+      </w:r>
+      <w:bookmarkEnd w:id="56"/>
     </w:p>
     <w:p>
       <w:pPr>
         <w:pStyle w:val="TableCaption"/>
         <w:spacing w:before="200" w:after="60" w:line="360" w:lineRule="auto"/>
       </w:pPr>
-      <w:bookmarkStart w:id="58" w:name="_lt12"/>
+      <w:bookmarkStart w:id="57" w:name="_lt12"/>
       <w:r>
         <w:t xml:space="preserve">Table </w:t>
       </w:r>
@@ -17764,7 +16768,7 @@
       <w:r>
         <w:t>: Report Lost/Found Item Test Cases</w:t>
       </w:r>
-      <w:bookmarkEnd w:id="58"/>
+      <w:bookmarkEnd w:id="57"/>
     </w:p>
     <w:tbl>
       <w:tblPr>
@@ -18078,29 +17082,21 @@
         <w:pStyle w:val="Heading3"/>
         <w:spacing w:line="360" w:lineRule="auto"/>
       </w:pPr>
-      <w:bookmarkStart w:id="59" w:name="_Toc227543943"/>
-      <w:proofErr w:type="gramStart"/>
-      <w:r>
-        <w:rPr>
-          <w:rFonts w:ascii="Times New Roman" w:hAnsi="Times New Roman"/>
-        </w:rPr>
-        <w:t>3.5.1.9  Send</w:t>
-      </w:r>
-      <w:proofErr w:type="gramEnd"/>
-      <w:r>
-        <w:rPr>
-          <w:rFonts w:ascii="Times New Roman" w:hAnsi="Times New Roman"/>
-        </w:rPr>
-        <w:t xml:space="preserve"> Message</w:t>
-      </w:r>
-      <w:bookmarkEnd w:id="59"/>
+      <w:bookmarkStart w:id="58" w:name="_Toc227543943"/>
+      <w:r>
+        <w:rPr>
+          <w:rFonts w:ascii="Times New Roman" w:hAnsi="Times New Roman"/>
+        </w:rPr>
+        <w:t>3.5.1.9  Send Message</w:t>
+      </w:r>
+      <w:bookmarkEnd w:id="58"/>
     </w:p>
     <w:p>
       <w:pPr>
         <w:pStyle w:val="TableCaption"/>
         <w:spacing w:before="200" w:after="60" w:line="360" w:lineRule="auto"/>
       </w:pPr>
-      <w:bookmarkStart w:id="60" w:name="_lt13"/>
+      <w:bookmarkStart w:id="59" w:name="_lt13"/>
       <w:r>
         <w:t xml:space="preserve">Table </w:t>
       </w:r>
@@ -18128,7 +17124,7 @@
       <w:r>
         <w:t>: Send Message Test Cases</w:t>
       </w:r>
-      <w:bookmarkEnd w:id="60"/>
+      <w:bookmarkEnd w:id="59"/>
     </w:p>
     <w:tbl>
       <w:tblPr>
@@ -18330,29 +17326,21 @@
         <w:pStyle w:val="Heading3"/>
         <w:spacing w:line="360" w:lineRule="auto"/>
       </w:pPr>
-      <w:bookmarkStart w:id="61" w:name="_Toc227543944"/>
-      <w:proofErr w:type="gramStart"/>
-      <w:r>
-        <w:rPr>
-          <w:rFonts w:ascii="Times New Roman" w:hAnsi="Times New Roman"/>
-        </w:rPr>
-        <w:t>3.5.1.10  Post</w:t>
-      </w:r>
-      <w:proofErr w:type="gramEnd"/>
-      <w:r>
-        <w:rPr>
-          <w:rFonts w:ascii="Times New Roman" w:hAnsi="Times New Roman"/>
-        </w:rPr>
-        <w:t xml:space="preserve"> Announcement</w:t>
-      </w:r>
-      <w:bookmarkEnd w:id="61"/>
+      <w:bookmarkStart w:id="60" w:name="_Toc227543944"/>
+      <w:r>
+        <w:rPr>
+          <w:rFonts w:ascii="Times New Roman" w:hAnsi="Times New Roman"/>
+        </w:rPr>
+        <w:t>3.5.1.10  Post Announcement</w:t>
+      </w:r>
+      <w:bookmarkEnd w:id="60"/>
     </w:p>
     <w:p>
       <w:pPr>
         <w:pStyle w:val="TableCaption"/>
         <w:spacing w:before="200" w:after="60" w:line="360" w:lineRule="auto"/>
       </w:pPr>
-      <w:bookmarkStart w:id="62" w:name="_lt14"/>
+      <w:bookmarkStart w:id="61" w:name="_lt14"/>
       <w:r>
         <w:t xml:space="preserve">Table </w:t>
       </w:r>
@@ -18380,7 +17368,7 @@
       <w:r>
         <w:t>: Post Announcement Test Cases</w:t>
       </w:r>
-      <w:bookmarkEnd w:id="62"/>
+      <w:bookmarkEnd w:id="61"/>
     </w:p>
     <w:tbl>
       <w:tblPr>
@@ -18703,7 +17691,7 @@
         <w:pStyle w:val="Heading1"/>
         <w:spacing w:line="360" w:lineRule="auto"/>
       </w:pPr>
-      <w:bookmarkStart w:id="63" w:name="_Toc227543945"/>
+      <w:bookmarkStart w:id="62" w:name="_Toc227543945"/>
       <w:r>
         <w:rPr>
           <w:rFonts w:ascii="Times New Roman" w:hAnsi="Times New Roman"/>
@@ -18711,7 +17699,7 @@
         <w:lastRenderedPageBreak/>
         <w:t>Chapter 4: System Design</w:t>
       </w:r>
-      <w:bookmarkEnd w:id="63"/>
+      <w:bookmarkEnd w:id="62"/>
     </w:p>
     <w:p>
       <w:pPr>
@@ -18723,16 +17711,14 @@
         <w:pStyle w:val="Heading2"/>
         <w:spacing w:line="360" w:lineRule="auto"/>
       </w:pPr>
-      <w:bookmarkStart w:id="64" w:name="_Toc227543946"/>
-      <w:proofErr w:type="gramStart"/>
+      <w:bookmarkStart w:id="63" w:name="_Toc227543946"/>
       <w:r>
         <w:rPr>
           <w:rFonts w:ascii="Times New Roman" w:hAnsi="Times New Roman"/>
         </w:rPr>
         <w:t>4.1  Introduction</w:t>
       </w:r>
-      <w:bookmarkEnd w:id="64"/>
-      <w:proofErr w:type="gramEnd"/>
+      <w:bookmarkEnd w:id="63"/>
     </w:p>
     <w:p>
       <w:pPr>
@@ -18752,22 +17738,14 @@
         <w:pStyle w:val="Heading2"/>
         <w:spacing w:line="360" w:lineRule="auto"/>
       </w:pPr>
-      <w:bookmarkStart w:id="65" w:name="_Toc227543947"/>
-      <w:proofErr w:type="gramStart"/>
-      <w:r>
-        <w:rPr>
-          <w:rFonts w:ascii="Times New Roman" w:hAnsi="Times New Roman"/>
-        </w:rPr>
-        <w:t>4.2  Architectural</w:t>
-      </w:r>
-      <w:proofErr w:type="gramEnd"/>
-      <w:r>
-        <w:rPr>
-          <w:rFonts w:ascii="Times New Roman" w:hAnsi="Times New Roman"/>
-        </w:rPr>
-        <w:t xml:space="preserve"> Design</w:t>
-      </w:r>
-      <w:bookmarkEnd w:id="65"/>
+      <w:bookmarkStart w:id="64" w:name="_Toc227543947"/>
+      <w:r>
+        <w:rPr>
+          <w:rFonts w:ascii="Times New Roman" w:hAnsi="Times New Roman"/>
+        </w:rPr>
+        <w:t>4.2  Architectural Design</w:t>
+      </w:r>
+      <w:bookmarkEnd w:id="64"/>
     </w:p>
     <w:p>
       <w:pPr>
@@ -18779,71 +17757,7 @@
           <w:rFonts w:ascii="Times New Roman" w:hAnsi="Times New Roman"/>
           <w:color w:val="000000"/>
         </w:rPr>
-        <w:t xml:space="preserve">Riphah Konnect follows a three-tier architecture. The first tier is the client side, which runs entirely in the browser using React 18, </w:t>
-      </w:r>
-      <w:proofErr w:type="spellStart"/>
-      <w:r>
-        <w:rPr>
-          <w:rFonts w:ascii="Times New Roman" w:hAnsi="Times New Roman"/>
-          <w:color w:val="000000"/>
-        </w:rPr>
-        <w:t>TailwindCSS</w:t>
-      </w:r>
-      <w:proofErr w:type="spellEnd"/>
-      <w:r>
-        <w:rPr>
-          <w:rFonts w:ascii="Times New Roman" w:hAnsi="Times New Roman"/>
-          <w:color w:val="000000"/>
-        </w:rPr>
-        <w:t xml:space="preserve">, React Router, and </w:t>
-      </w:r>
-      <w:proofErr w:type="spellStart"/>
-      <w:r>
-        <w:rPr>
-          <w:rFonts w:ascii="Times New Roman" w:hAnsi="Times New Roman"/>
-          <w:color w:val="000000"/>
-        </w:rPr>
-        <w:t>Axios</w:t>
-      </w:r>
-      <w:proofErr w:type="spellEnd"/>
-      <w:r>
-        <w:rPr>
-          <w:rFonts w:ascii="Times New Roman" w:hAnsi="Times New Roman"/>
-          <w:color w:val="000000"/>
-        </w:rPr>
-        <w:t xml:space="preserve">. The second tier is the backend server built with Node.js and Express.js. It handles all API requests, manages user authentication using JWT tokens, and runs a Socket.io server for real-time messaging. The third tier is the database, which is PostgreSQL hosted on </w:t>
-      </w:r>
-      <w:proofErr w:type="spellStart"/>
-      <w:r>
-        <w:rPr>
-          <w:rFonts w:ascii="Times New Roman" w:hAnsi="Times New Roman"/>
-          <w:color w:val="000000"/>
-        </w:rPr>
-        <w:t>Supabase</w:t>
-      </w:r>
-      <w:proofErr w:type="spellEnd"/>
-      <w:r>
-        <w:rPr>
-          <w:rFonts w:ascii="Times New Roman" w:hAnsi="Times New Roman"/>
-          <w:color w:val="000000"/>
-        </w:rPr>
-        <w:t xml:space="preserve">, accessed through </w:t>
-      </w:r>
-      <w:proofErr w:type="spellStart"/>
-      <w:r>
-        <w:rPr>
-          <w:rFonts w:ascii="Times New Roman" w:hAnsi="Times New Roman"/>
-          <w:color w:val="000000"/>
-        </w:rPr>
-        <w:t>Prisma</w:t>
-      </w:r>
-      <w:proofErr w:type="spellEnd"/>
-      <w:r>
-        <w:rPr>
-          <w:rFonts w:ascii="Times New Roman" w:hAnsi="Times New Roman"/>
-          <w:color w:val="000000"/>
-        </w:rPr>
-        <w:t xml:space="preserve"> ORM. The backend also connects to Gmail SMTP to send password reset emails. Figure 1 shows the full architecture.</w:t>
+        <w:t>Riphah Konnect follows a three-tier architecture. The first tier is the client side, which runs entirely in the browser using React 18, TailwindCSS, React Router, and Axios. The second tier is the backend server built with Node.js and Express.js. It handles all API requests, manages user authentication using JWT tokens, and runs a Socket.io server for real-time messaging. The third tier is the database, which is PostgreSQL hosted on Supabase, accessed through Prisma ORM. The backend also connects to Gmail SMTP to send password reset emails. Figure 1 shows the full architecture.</w:t>
       </w:r>
     </w:p>
     <w:p>
@@ -18917,7 +17831,7 @@
         <w:pStyle w:val="FigureCaption"/>
         <w:spacing w:before="120" w:after="280" w:line="360" w:lineRule="auto"/>
       </w:pPr>
-      <w:bookmarkStart w:id="66" w:name="_lf1"/>
+      <w:bookmarkStart w:id="65" w:name="_lf1"/>
       <w:r>
         <w:t xml:space="preserve">Figure </w:t>
       </w:r>
@@ -18945,7 +17859,7 @@
       <w:r>
         <w:t>: Architecture Diagram</w:t>
       </w:r>
-      <w:bookmarkEnd w:id="66"/>
+      <w:bookmarkEnd w:id="65"/>
     </w:p>
     <w:p>
       <w:pPr>
@@ -18957,23 +17871,15 @@
         <w:pStyle w:val="Heading2"/>
         <w:spacing w:line="360" w:lineRule="auto"/>
       </w:pPr>
-      <w:bookmarkStart w:id="67" w:name="_Toc227543948"/>
-      <w:proofErr w:type="gramStart"/>
+      <w:bookmarkStart w:id="66" w:name="_Toc227543948"/>
       <w:r>
         <w:rPr>
           <w:rFonts w:ascii="Times New Roman" w:hAnsi="Times New Roman"/>
         </w:rPr>
         <w:lastRenderedPageBreak/>
-        <w:t>4.3  Class</w:t>
-      </w:r>
-      <w:proofErr w:type="gramEnd"/>
-      <w:r>
-        <w:rPr>
-          <w:rFonts w:ascii="Times New Roman" w:hAnsi="Times New Roman"/>
-        </w:rPr>
-        <w:t xml:space="preserve"> Diagram</w:t>
-      </w:r>
-      <w:bookmarkEnd w:id="67"/>
+        <w:t>4.3  Class Diagram</w:t>
+      </w:r>
+      <w:bookmarkEnd w:id="66"/>
     </w:p>
     <w:p>
       <w:pPr>
@@ -18985,103 +17891,7 @@
           <w:rFonts w:ascii="Times New Roman" w:hAnsi="Times New Roman"/>
           <w:color w:val="000000"/>
         </w:rPr>
-        <w:t xml:space="preserve">The class diagram in Figure 2 shows all the data models used in the Riphah Konnect database. The central model is User, which connects to almost every other model. A User can create Posts, Comments, and Likes. They can create or join </w:t>
-      </w:r>
-      <w:proofErr w:type="spellStart"/>
-      <w:r>
-        <w:rPr>
-          <w:rFonts w:ascii="Times New Roman" w:hAnsi="Times New Roman"/>
-          <w:color w:val="000000"/>
-        </w:rPr>
-        <w:t>SemesterGroups</w:t>
-      </w:r>
-      <w:proofErr w:type="spellEnd"/>
-      <w:r>
-        <w:rPr>
-          <w:rFonts w:ascii="Times New Roman" w:hAnsi="Times New Roman"/>
-          <w:color w:val="000000"/>
-        </w:rPr>
-        <w:t xml:space="preserve"> through the </w:t>
-      </w:r>
-      <w:proofErr w:type="spellStart"/>
-      <w:r>
-        <w:rPr>
-          <w:rFonts w:ascii="Times New Roman" w:hAnsi="Times New Roman"/>
-          <w:color w:val="000000"/>
-        </w:rPr>
-        <w:t>GroupMember</w:t>
-      </w:r>
-      <w:proofErr w:type="spellEnd"/>
-      <w:r>
-        <w:rPr>
-          <w:rFonts w:ascii="Times New Roman" w:hAnsi="Times New Roman"/>
-          <w:color w:val="000000"/>
-        </w:rPr>
-        <w:t xml:space="preserve"> model. They can create Events and save their attendance through </w:t>
-      </w:r>
-      <w:proofErr w:type="spellStart"/>
-      <w:r>
-        <w:rPr>
-          <w:rFonts w:ascii="Times New Roman" w:hAnsi="Times New Roman"/>
-          <w:color w:val="000000"/>
-        </w:rPr>
-        <w:t>EventRsvp</w:t>
-      </w:r>
-      <w:proofErr w:type="spellEnd"/>
-      <w:r>
-        <w:rPr>
-          <w:rFonts w:ascii="Times New Roman" w:hAnsi="Times New Roman"/>
-          <w:color w:val="000000"/>
-        </w:rPr>
-        <w:t xml:space="preserve">. They can file </w:t>
-      </w:r>
-      <w:proofErr w:type="spellStart"/>
-      <w:r>
-        <w:rPr>
-          <w:rFonts w:ascii="Times New Roman" w:hAnsi="Times New Roman"/>
-          <w:color w:val="000000"/>
-        </w:rPr>
-        <w:t>LostFoundItems</w:t>
-      </w:r>
-      <w:proofErr w:type="spellEnd"/>
-      <w:r>
-        <w:rPr>
-          <w:rFonts w:ascii="Times New Roman" w:hAnsi="Times New Roman"/>
-          <w:color w:val="000000"/>
-        </w:rPr>
-        <w:t xml:space="preserve"> and create Announcements. For messaging, a User participates in Conversations through </w:t>
-      </w:r>
-      <w:proofErr w:type="spellStart"/>
-      <w:r>
-        <w:rPr>
-          <w:rFonts w:ascii="Times New Roman" w:hAnsi="Times New Roman"/>
-          <w:color w:val="000000"/>
-        </w:rPr>
-        <w:t>ConversationParticipant</w:t>
-      </w:r>
-      <w:proofErr w:type="spellEnd"/>
-      <w:r>
-        <w:rPr>
-          <w:rFonts w:ascii="Times New Roman" w:hAnsi="Times New Roman"/>
-          <w:color w:val="000000"/>
-        </w:rPr>
-        <w:t xml:space="preserve"> and sends Messages. The </w:t>
-      </w:r>
-      <w:proofErr w:type="spellStart"/>
-      <w:r>
-        <w:rPr>
-          <w:rFonts w:ascii="Times New Roman" w:hAnsi="Times New Roman"/>
-          <w:color w:val="000000"/>
-        </w:rPr>
-        <w:t>UserCourse</w:t>
-      </w:r>
-      <w:proofErr w:type="spellEnd"/>
-      <w:r>
-        <w:rPr>
-          <w:rFonts w:ascii="Times New Roman" w:hAnsi="Times New Roman"/>
-          <w:color w:val="000000"/>
-        </w:rPr>
-        <w:t xml:space="preserve"> model stores the courses a student is enrolled in.</w:t>
+        <w:t>The class diagram in Figure 2 shows all the data models used in the Riphah Konnect database. The central model is User, which connects to almost every other model. A User can create Posts, Comments, and Likes. They can create or join SemesterGroups through the GroupMember model. They can create Events and save their attendance through EventRsvp. They can file LostFoundItems and create Announcements. For messaging, a User participates in Conversations through ConversationParticipant and sends Messages. The UserCourse model stores the courses a student is enrolled in.</w:t>
       </w:r>
     </w:p>
     <w:p>
@@ -19155,7 +17965,7 @@
         <w:pStyle w:val="FigureCaption"/>
         <w:spacing w:before="120" w:after="280" w:line="360" w:lineRule="auto"/>
       </w:pPr>
-      <w:bookmarkStart w:id="68" w:name="_lf2"/>
+      <w:bookmarkStart w:id="67" w:name="_lf2"/>
       <w:r>
         <w:t xml:space="preserve">Figure </w:t>
       </w:r>
@@ -19183,7 +17993,7 @@
       <w:r>
         <w:t>: Class Diagram</w:t>
       </w:r>
-      <w:bookmarkEnd w:id="68"/>
+      <w:bookmarkEnd w:id="67"/>
     </w:p>
     <w:p>
       <w:pPr>
@@ -19195,44 +18005,28 @@
         <w:pStyle w:val="Heading2"/>
         <w:spacing w:line="360" w:lineRule="auto"/>
       </w:pPr>
-      <w:bookmarkStart w:id="69" w:name="_Toc227543949"/>
-      <w:proofErr w:type="gramStart"/>
-      <w:r>
-        <w:rPr>
-          <w:rFonts w:ascii="Times New Roman" w:hAnsi="Times New Roman"/>
-        </w:rPr>
-        <w:t>4.4  Activity</w:t>
-      </w:r>
-      <w:proofErr w:type="gramEnd"/>
-      <w:r>
-        <w:rPr>
-          <w:rFonts w:ascii="Times New Roman" w:hAnsi="Times New Roman"/>
-        </w:rPr>
-        <w:t xml:space="preserve"> Diagrams</w:t>
-      </w:r>
-      <w:bookmarkEnd w:id="69"/>
+      <w:bookmarkStart w:id="68" w:name="_Toc227543949"/>
+      <w:r>
+        <w:rPr>
+          <w:rFonts w:ascii="Times New Roman" w:hAnsi="Times New Roman"/>
+        </w:rPr>
+        <w:t>4.4  Activity Diagrams</w:t>
+      </w:r>
+      <w:bookmarkEnd w:id="68"/>
     </w:p>
     <w:p>
       <w:pPr>
         <w:pStyle w:val="Heading3"/>
         <w:spacing w:line="360" w:lineRule="auto"/>
       </w:pPr>
-      <w:bookmarkStart w:id="70" w:name="_Toc227543950"/>
-      <w:proofErr w:type="gramStart"/>
-      <w:r>
-        <w:rPr>
-          <w:rFonts w:ascii="Times New Roman" w:hAnsi="Times New Roman"/>
-        </w:rPr>
-        <w:t>4.4.1  Student</w:t>
-      </w:r>
-      <w:proofErr w:type="gramEnd"/>
-      <w:r>
-        <w:rPr>
-          <w:rFonts w:ascii="Times New Roman" w:hAnsi="Times New Roman"/>
-        </w:rPr>
-        <w:t xml:space="preserve"> Activity Diagram</w:t>
-      </w:r>
-      <w:bookmarkEnd w:id="70"/>
+      <w:bookmarkStart w:id="69" w:name="_Toc227543950"/>
+      <w:r>
+        <w:rPr>
+          <w:rFonts w:ascii="Times New Roman" w:hAnsi="Times New Roman"/>
+        </w:rPr>
+        <w:t>4.4.1  Student Activity Diagram</w:t>
+      </w:r>
+      <w:bookmarkEnd w:id="69"/>
     </w:p>
     <w:p>
       <w:pPr>
@@ -19319,35 +18113,17 @@
         <w:pStyle w:val="FigureCaption"/>
         <w:spacing w:before="120" w:after="280" w:line="360" w:lineRule="auto"/>
       </w:pPr>
-      <w:bookmarkStart w:id="71" w:name="_lf3"/>
+      <w:bookmarkStart w:id="70" w:name="_lf3"/>
       <w:r>
         <w:t xml:space="preserve">Figure </w:t>
       </w:r>
       <w:r>
-        <w:fldChar w:fldCharType="begin"/>
-      </w:r>
-      <w:r>
-        <w:instrText xml:space="preserve"> SEQ Figure \* ARABIC </w:instrText>
-      </w:r>
-      <w:r>
-        <w:fldChar w:fldCharType="separate"/>
-      </w:r>
-      <w:r>
-        <w:rPr>
-          <w:noProof/>
-        </w:rPr>
-        <w:t>3</w:t>
-      </w:r>
-      <w:r>
-        <w:rPr>
-          <w:noProof/>
-        </w:rPr>
-        <w:fldChar w:fldCharType="end"/>
+        <w:t>4.4.1.1</w:t>
       </w:r>
       <w:r>
         <w:t>: Student Activity Diagram</w:t>
       </w:r>
-      <w:bookmarkEnd w:id="71"/>
+      <w:bookmarkEnd w:id="70"/>
     </w:p>
     <w:p>
       <w:pPr>
@@ -19359,22 +18135,14 @@
         <w:pStyle w:val="Heading3"/>
         <w:spacing w:line="360" w:lineRule="auto"/>
       </w:pPr>
-      <w:bookmarkStart w:id="72" w:name="_Toc227543951"/>
-      <w:proofErr w:type="gramStart"/>
-      <w:r>
-        <w:rPr>
-          <w:rFonts w:ascii="Times New Roman" w:hAnsi="Times New Roman"/>
-        </w:rPr>
-        <w:t>4.4.2  Admin</w:t>
-      </w:r>
-      <w:proofErr w:type="gramEnd"/>
-      <w:r>
-        <w:rPr>
-          <w:rFonts w:ascii="Times New Roman" w:hAnsi="Times New Roman"/>
-        </w:rPr>
-        <w:t xml:space="preserve"> Activity Diagram</w:t>
-      </w:r>
-      <w:bookmarkEnd w:id="72"/>
+      <w:bookmarkStart w:id="71" w:name="_Toc227543951"/>
+      <w:r>
+        <w:rPr>
+          <w:rFonts w:ascii="Times New Roman" w:hAnsi="Times New Roman"/>
+        </w:rPr>
+        <w:t>4.4.2  Admin Activity Diagram</w:t>
+      </w:r>
+      <w:bookmarkEnd w:id="71"/>
     </w:p>
     <w:p>
       <w:pPr>
@@ -19460,7 +18228,7 @@
         <w:pStyle w:val="FigureCaption"/>
         <w:spacing w:before="120" w:after="280" w:line="360" w:lineRule="auto"/>
       </w:pPr>
-      <w:bookmarkStart w:id="73" w:name="_lf4"/>
+      <w:bookmarkStart w:id="72" w:name="_lf4"/>
       <w:r>
         <w:t xml:space="preserve">Figure </w:t>
       </w:r>
@@ -19486,9 +18254,15 @@
         <w:fldChar w:fldCharType="end"/>
       </w:r>
       <w:r>
+        <w:rPr>
+          <w:noProof/>
+        </w:rPr>
+        <w:t>.4.2.1</w:t>
+      </w:r>
+      <w:r>
         <w:t>: Admin Activity Diagram</w:t>
       </w:r>
-      <w:bookmarkEnd w:id="73"/>
+      <w:bookmarkEnd w:id="72"/>
     </w:p>
     <w:p>
       <w:pPr>
@@ -19500,44 +18274,28 @@
         <w:pStyle w:val="Heading2"/>
         <w:spacing w:line="360" w:lineRule="auto"/>
       </w:pPr>
-      <w:bookmarkStart w:id="74" w:name="_Toc227543952"/>
-      <w:proofErr w:type="gramStart"/>
-      <w:r>
-        <w:rPr>
-          <w:rFonts w:ascii="Times New Roman" w:hAnsi="Times New Roman"/>
-        </w:rPr>
-        <w:t>4.5  Use</w:t>
-      </w:r>
-      <w:proofErr w:type="gramEnd"/>
-      <w:r>
-        <w:rPr>
-          <w:rFonts w:ascii="Times New Roman" w:hAnsi="Times New Roman"/>
-        </w:rPr>
-        <w:t xml:space="preserve"> Case Diagrams</w:t>
-      </w:r>
-      <w:bookmarkEnd w:id="74"/>
+      <w:bookmarkStart w:id="73" w:name="_Toc227543952"/>
+      <w:r>
+        <w:rPr>
+          <w:rFonts w:ascii="Times New Roman" w:hAnsi="Times New Roman"/>
+        </w:rPr>
+        <w:t>4.5  Use Case Diagrams</w:t>
+      </w:r>
+      <w:bookmarkEnd w:id="73"/>
     </w:p>
     <w:p>
       <w:pPr>
         <w:pStyle w:val="Heading3"/>
         <w:spacing w:line="360" w:lineRule="auto"/>
       </w:pPr>
-      <w:bookmarkStart w:id="75" w:name="_Toc227543953"/>
-      <w:proofErr w:type="gramStart"/>
-      <w:r>
-        <w:rPr>
-          <w:rFonts w:ascii="Times New Roman" w:hAnsi="Times New Roman"/>
-        </w:rPr>
-        <w:t>4.5.1  Student</w:t>
-      </w:r>
-      <w:proofErr w:type="gramEnd"/>
-      <w:r>
-        <w:rPr>
-          <w:rFonts w:ascii="Times New Roman" w:hAnsi="Times New Roman"/>
-        </w:rPr>
-        <w:t xml:space="preserve"> Use Case Diagram</w:t>
-      </w:r>
-      <w:bookmarkEnd w:id="75"/>
+      <w:bookmarkStart w:id="74" w:name="_Toc227543953"/>
+      <w:r>
+        <w:rPr>
+          <w:rFonts w:ascii="Times New Roman" w:hAnsi="Times New Roman"/>
+        </w:rPr>
+        <w:t>4.5.1  Student Use Case Diagram</w:t>
+      </w:r>
+      <w:bookmarkEnd w:id="74"/>
     </w:p>
     <w:p>
       <w:pPr>
@@ -19623,11 +18381,14 @@
         <w:pStyle w:val="FigureCaption"/>
         <w:spacing w:before="120" w:after="280" w:line="360" w:lineRule="auto"/>
       </w:pPr>
-      <w:bookmarkStart w:id="76" w:name="_lf5"/>
+      <w:bookmarkStart w:id="75" w:name="_lf5"/>
       <w:r>
         <w:t xml:space="preserve">Figure </w:t>
       </w:r>
       <w:r>
+        <w:t>4.</w:t>
+      </w:r>
+      <w:r>
         <w:fldChar w:fldCharType="begin"/>
       </w:r>
       <w:r>
@@ -19649,9 +18410,15 @@
         <w:fldChar w:fldCharType="end"/>
       </w:r>
       <w:r>
+        <w:rPr>
+          <w:noProof/>
+        </w:rPr>
+        <w:t>.1.1</w:t>
+      </w:r>
+      <w:r>
         <w:t>: Student Use Case Diagram</w:t>
       </w:r>
-      <w:bookmarkEnd w:id="76"/>
+      <w:bookmarkEnd w:id="75"/>
     </w:p>
     <w:p>
       <w:pPr>
@@ -19663,22 +18430,14 @@
         <w:pStyle w:val="Heading3"/>
         <w:spacing w:line="360" w:lineRule="auto"/>
       </w:pPr>
-      <w:bookmarkStart w:id="77" w:name="_Toc227543954"/>
-      <w:proofErr w:type="gramStart"/>
-      <w:r>
-        <w:rPr>
-          <w:rFonts w:ascii="Times New Roman" w:hAnsi="Times New Roman"/>
-        </w:rPr>
-        <w:t>4.5.2  Admin</w:t>
-      </w:r>
-      <w:proofErr w:type="gramEnd"/>
-      <w:r>
-        <w:rPr>
-          <w:rFonts w:ascii="Times New Roman" w:hAnsi="Times New Roman"/>
-        </w:rPr>
-        <w:t xml:space="preserve"> Use Case Diagram</w:t>
-      </w:r>
-      <w:bookmarkEnd w:id="77"/>
+      <w:bookmarkStart w:id="76" w:name="_Toc227543954"/>
+      <w:r>
+        <w:rPr>
+          <w:rFonts w:ascii="Times New Roman" w:hAnsi="Times New Roman"/>
+        </w:rPr>
+        <w:t>4.5.2  Admin Use Case Diagram</w:t>
+      </w:r>
+      <w:bookmarkEnd w:id="76"/>
     </w:p>
     <w:p>
       <w:pPr>
@@ -19764,40 +18523,24 @@
         <w:pStyle w:val="FigureCaption"/>
         <w:spacing w:before="120" w:after="280" w:line="360" w:lineRule="auto"/>
       </w:pPr>
-      <w:bookmarkStart w:id="78" w:name="_lf6"/>
+      <w:bookmarkStart w:id="77" w:name="_lf6"/>
       <w:r>
         <w:t xml:space="preserve">Figure </w:t>
       </w:r>
       <w:r>
-        <w:fldChar w:fldCharType="begin"/>
-      </w:r>
-      <w:r>
-        <w:instrText xml:space="preserve"> SEQ Figure \* ARABIC </w:instrText>
-      </w:r>
-      <w:r>
-        <w:fldChar w:fldCharType="separate"/>
-      </w:r>
-      <w:r>
-        <w:rPr>
-          <w:noProof/>
-        </w:rPr>
-        <w:t>6</w:t>
-      </w:r>
-      <w:r>
-        <w:rPr>
-          <w:noProof/>
-        </w:rPr>
-        <w:fldChar w:fldCharType="end"/>
+        <w:t>4.5.2.2</w:t>
       </w:r>
       <w:r>
         <w:t>: Admin Use Case Diagram</w:t>
       </w:r>
+      <w:bookmarkEnd w:id="77"/>
+    </w:p>
+    <w:p>
+      <w:pPr>
+        <w:spacing w:after="0" w:line="360" w:lineRule="auto"/>
+      </w:pPr>
+      <w:bookmarkStart w:id="78" w:name="_GoBack"/>
       <w:bookmarkEnd w:id="78"/>
-    </w:p>
-    <w:p>
-      <w:pPr>
-        <w:spacing w:after="0" w:line="360" w:lineRule="auto"/>
-      </w:pPr>
     </w:p>
     <w:p>
       <w:pPr>
@@ -19805,19 +18548,11 @@
         <w:spacing w:line="360" w:lineRule="auto"/>
       </w:pPr>
       <w:bookmarkStart w:id="79" w:name="_Toc227543955"/>
-      <w:proofErr w:type="gramStart"/>
-      <w:r>
-        <w:rPr>
-          <w:rFonts w:ascii="Times New Roman" w:hAnsi="Times New Roman"/>
-        </w:rPr>
-        <w:t>4.6  Fully</w:t>
-      </w:r>
-      <w:proofErr w:type="gramEnd"/>
-      <w:r>
-        <w:rPr>
-          <w:rFonts w:ascii="Times New Roman" w:hAnsi="Times New Roman"/>
-        </w:rPr>
-        <w:t xml:space="preserve"> Addressed Use Cases</w:t>
+      <w:r>
+        <w:rPr>
+          <w:rFonts w:ascii="Times New Roman" w:hAnsi="Times New Roman"/>
+        </w:rPr>
+        <w:t>4.6  Fully Addressed Use Cases</w:t>
       </w:r>
       <w:bookmarkEnd w:id="79"/>
     </w:p>
@@ -20172,17 +18907,8 @@
                 <w:color w:val="000000"/>
               </w:rPr>
               <w:br/>
-              <w:t>3. User clicks Sign In</w:t>
-            </w:r>
-            <w:proofErr w:type="gramStart"/>
-            <w:r>
-              <w:rPr>
-                <w:rFonts w:ascii="Times New Roman" w:hAnsi="Times New Roman"/>
-                <w:color w:val="000000"/>
-              </w:rPr>
-              <w:t>.</w:t>
-            </w:r>
-            <w:proofErr w:type="gramEnd"/>
+              <w:t>3. User clicks Sign In.</w:t>
+            </w:r>
             <w:r>
               <w:rPr>
                 <w:rFonts w:ascii="Times New Roman" w:hAnsi="Times New Roman"/>
@@ -25670,19 +24396,11 @@
         <w:spacing w:line="360" w:lineRule="auto"/>
       </w:pPr>
       <w:bookmarkStart w:id="97" w:name="_Toc227543959"/>
-      <w:proofErr w:type="gramStart"/>
-      <w:r>
-        <w:rPr>
-          <w:rFonts w:ascii="Times New Roman" w:hAnsi="Times New Roman"/>
-        </w:rPr>
-        <w:t>5.1  IDE</w:t>
-      </w:r>
-      <w:proofErr w:type="gramEnd"/>
-      <w:r>
-        <w:rPr>
-          <w:rFonts w:ascii="Times New Roman" w:hAnsi="Times New Roman"/>
-        </w:rPr>
-        <w:t>, Tools and Technologies</w:t>
+      <w:r>
+        <w:rPr>
+          <w:rFonts w:ascii="Times New Roman" w:hAnsi="Times New Roman"/>
+        </w:rPr>
+        <w:t>5.1  IDE, Tools and Technologies</w:t>
       </w:r>
       <w:bookmarkEnd w:id="97"/>
     </w:p>
@@ -25692,7 +24410,6 @@
         <w:spacing w:line="360" w:lineRule="auto"/>
       </w:pPr>
       <w:bookmarkStart w:id="98" w:name="_Toc227543960"/>
-      <w:proofErr w:type="gramStart"/>
       <w:r>
         <w:rPr>
           <w:rFonts w:ascii="Times New Roman" w:hAnsi="Times New Roman"/>
@@ -25700,7 +24417,6 @@
         <w:t>5.1.1  Frontend</w:t>
       </w:r>
       <w:bookmarkEnd w:id="98"/>
-      <w:proofErr w:type="gramEnd"/>
     </w:p>
     <w:p>
       <w:pPr>
@@ -25729,23 +24445,7 @@
           <w:rFonts w:ascii="Times New Roman" w:hAnsi="Times New Roman"/>
           <w:color w:val="000000"/>
         </w:rPr>
-        <w:t xml:space="preserve">2. </w:t>
-      </w:r>
-      <w:proofErr w:type="spellStart"/>
-      <w:r>
-        <w:rPr>
-          <w:rFonts w:ascii="Times New Roman" w:hAnsi="Times New Roman"/>
-          <w:color w:val="000000"/>
-        </w:rPr>
-        <w:t>Vite</w:t>
-      </w:r>
-      <w:proofErr w:type="spellEnd"/>
-      <w:r>
-        <w:rPr>
-          <w:rFonts w:ascii="Times New Roman" w:hAnsi="Times New Roman"/>
-          <w:color w:val="000000"/>
-        </w:rPr>
-        <w:t>: Build tool and development server used to run and compile the React application. It is faster than the older Create React App setup.</w:t>
+        <w:t>2. Vite: Build tool and development server used to run and compile the React application. It is faster than the older Create React App setup.</w:t>
       </w:r>
     </w:p>
     <w:p>
@@ -25760,23 +24460,7 @@
           <w:rFonts w:ascii="Times New Roman" w:hAnsi="Times New Roman"/>
           <w:color w:val="000000"/>
         </w:rPr>
-        <w:t xml:space="preserve">3. </w:t>
-      </w:r>
-      <w:proofErr w:type="spellStart"/>
-      <w:r>
-        <w:rPr>
-          <w:rFonts w:ascii="Times New Roman" w:hAnsi="Times New Roman"/>
-          <w:color w:val="000000"/>
-        </w:rPr>
-        <w:t>TailwindCSS</w:t>
-      </w:r>
-      <w:proofErr w:type="spellEnd"/>
-      <w:r>
-        <w:rPr>
-          <w:rFonts w:ascii="Times New Roman" w:hAnsi="Times New Roman"/>
-          <w:color w:val="000000"/>
-        </w:rPr>
-        <w:t>: Utility-first CSS framework used to style all pages and components directly in the JSX without writing separate CSS files.</w:t>
+        <w:t>3. TailwindCSS: Utility-first CSS framework used to style all pages and components directly in the JSX without writing separate CSS files.</w:t>
       </w:r>
     </w:p>
     <w:p>
@@ -25806,23 +24490,7 @@
           <w:rFonts w:ascii="Times New Roman" w:hAnsi="Times New Roman"/>
           <w:color w:val="000000"/>
         </w:rPr>
-        <w:t xml:space="preserve">5. </w:t>
-      </w:r>
-      <w:proofErr w:type="spellStart"/>
-      <w:r>
-        <w:rPr>
-          <w:rFonts w:ascii="Times New Roman" w:hAnsi="Times New Roman"/>
-          <w:color w:val="000000"/>
-        </w:rPr>
-        <w:t>Axios</w:t>
-      </w:r>
-      <w:proofErr w:type="spellEnd"/>
-      <w:r>
-        <w:rPr>
-          <w:rFonts w:ascii="Times New Roman" w:hAnsi="Times New Roman"/>
-          <w:color w:val="000000"/>
-        </w:rPr>
-        <w:t>: HTTP client used to send all REST API requests from the frontend to the backend, with the JWT token attached in the request header.</w:t>
+        <w:t>5. Axios: HTTP client used to send all REST API requests from the frontend to the backend, with the JWT token attached in the request header.</w:t>
       </w:r>
     </w:p>
     <w:p>
@@ -25837,23 +24505,7 @@
           <w:rFonts w:ascii="Times New Roman" w:hAnsi="Times New Roman"/>
           <w:color w:val="000000"/>
         </w:rPr>
-        <w:t xml:space="preserve">6. Socket.io Client: Used to maintain a </w:t>
-      </w:r>
-      <w:proofErr w:type="spellStart"/>
-      <w:r>
-        <w:rPr>
-          <w:rFonts w:ascii="Times New Roman" w:hAnsi="Times New Roman"/>
-          <w:color w:val="000000"/>
-        </w:rPr>
-        <w:t>WebSocket</w:t>
-      </w:r>
-      <w:proofErr w:type="spellEnd"/>
-      <w:r>
-        <w:rPr>
-          <w:rFonts w:ascii="Times New Roman" w:hAnsi="Times New Roman"/>
-          <w:color w:val="000000"/>
-        </w:rPr>
-        <w:t xml:space="preserve"> connection with the backend server for real-time message delivery in the messaging module.</w:t>
+        <w:t>6. Socket.io Client: Used to maintain a WebSocket connection with the backend server for real-time message delivery in the messaging module.</w:t>
       </w:r>
     </w:p>
     <w:p>
@@ -25868,23 +24520,7 @@
           <w:rFonts w:ascii="Times New Roman" w:hAnsi="Times New Roman"/>
           <w:color w:val="000000"/>
         </w:rPr>
-        <w:t xml:space="preserve">7. Context API: </w:t>
-      </w:r>
-      <w:proofErr w:type="spellStart"/>
-      <w:r>
-        <w:rPr>
-          <w:rFonts w:ascii="Times New Roman" w:hAnsi="Times New Roman"/>
-          <w:color w:val="000000"/>
-        </w:rPr>
-        <w:t>React's</w:t>
-      </w:r>
-      <w:proofErr w:type="spellEnd"/>
-      <w:r>
-        <w:rPr>
-          <w:rFonts w:ascii="Times New Roman" w:hAnsi="Times New Roman"/>
-          <w:color w:val="000000"/>
-        </w:rPr>
-        <w:t xml:space="preserve"> built-in state management used to store the logged-in user's data and JWT token so that all pages can access it.</w:t>
+        <w:t>7. Context API: React's built-in state management used to store the logged-in user's data and JWT token so that all pages can access it.</w:t>
       </w:r>
     </w:p>
     <w:p>
@@ -25893,7 +24529,6 @@
         <w:spacing w:line="360" w:lineRule="auto"/>
       </w:pPr>
       <w:bookmarkStart w:id="99" w:name="_Toc227543961"/>
-      <w:proofErr w:type="gramStart"/>
       <w:r>
         <w:rPr>
           <w:rFonts w:ascii="Times New Roman" w:hAnsi="Times New Roman"/>
@@ -25901,7 +24536,6 @@
         <w:t>5.1.2  Backend</w:t>
       </w:r>
       <w:bookmarkEnd w:id="99"/>
-      <w:proofErr w:type="gramEnd"/>
     </w:p>
     <w:p>
       <w:pPr>
@@ -25930,23 +24564,7 @@
           <w:rFonts w:ascii="Times New Roman" w:hAnsi="Times New Roman"/>
           <w:color w:val="000000"/>
         </w:rPr>
-        <w:t>2. Express.js: Web framework used to define all REST API routes and middleware. Each feature (</w:t>
-      </w:r>
-      <w:proofErr w:type="spellStart"/>
-      <w:r>
-        <w:rPr>
-          <w:rFonts w:ascii="Times New Roman" w:hAnsi="Times New Roman"/>
-          <w:color w:val="000000"/>
-        </w:rPr>
-        <w:t>auth</w:t>
-      </w:r>
-      <w:proofErr w:type="spellEnd"/>
-      <w:r>
-        <w:rPr>
-          <w:rFonts w:ascii="Times New Roman" w:hAnsi="Times New Roman"/>
-          <w:color w:val="000000"/>
-        </w:rPr>
-        <w:t>, posts, groups, events, messages, users, announcements) has its own router file.</w:t>
+        <w:t>2. Express.js: Web framework used to define all REST API routes and middleware. Each feature (auth, posts, groups, events, messages, users, announcements) has its own router file.</w:t>
       </w:r>
     </w:p>
     <w:p>
@@ -25961,71 +24579,7 @@
           <w:rFonts w:ascii="Times New Roman" w:hAnsi="Times New Roman"/>
           <w:color w:val="000000"/>
         </w:rPr>
-        <w:t xml:space="preserve">3. </w:t>
-      </w:r>
-      <w:proofErr w:type="spellStart"/>
-      <w:r>
-        <w:rPr>
-          <w:rFonts w:ascii="Times New Roman" w:hAnsi="Times New Roman"/>
-          <w:color w:val="000000"/>
-        </w:rPr>
-        <w:t>Prisma</w:t>
-      </w:r>
-      <w:proofErr w:type="spellEnd"/>
-      <w:r>
-        <w:rPr>
-          <w:rFonts w:ascii="Times New Roman" w:hAnsi="Times New Roman"/>
-          <w:color w:val="000000"/>
-        </w:rPr>
-        <w:t xml:space="preserve"> ORM: Used to connect to the PostgreSQL database and run queries. All data models (User, Post, </w:t>
-      </w:r>
-      <w:proofErr w:type="spellStart"/>
-      <w:r>
-        <w:rPr>
-          <w:rFonts w:ascii="Times New Roman" w:hAnsi="Times New Roman"/>
-          <w:color w:val="000000"/>
-        </w:rPr>
-        <w:t>StudyGroup</w:t>
-      </w:r>
-      <w:proofErr w:type="spellEnd"/>
-      <w:r>
-        <w:rPr>
-          <w:rFonts w:ascii="Times New Roman" w:hAnsi="Times New Roman"/>
-          <w:color w:val="000000"/>
-        </w:rPr>
-        <w:t xml:space="preserve">, Event, Announcement, etc.) are defined in the </w:t>
-      </w:r>
-      <w:proofErr w:type="spellStart"/>
-      <w:r>
-        <w:rPr>
-          <w:rFonts w:ascii="Times New Roman" w:hAnsi="Times New Roman"/>
-          <w:color w:val="000000"/>
-        </w:rPr>
-        <w:t>Prisma</w:t>
-      </w:r>
-      <w:proofErr w:type="spellEnd"/>
-      <w:r>
-        <w:rPr>
-          <w:rFonts w:ascii="Times New Roman" w:hAnsi="Times New Roman"/>
-          <w:color w:val="000000"/>
-        </w:rPr>
-        <w:t xml:space="preserve"> schema and migrations are managed through </w:t>
-      </w:r>
-      <w:proofErr w:type="spellStart"/>
-      <w:r>
-        <w:rPr>
-          <w:rFonts w:ascii="Times New Roman" w:hAnsi="Times New Roman"/>
-          <w:color w:val="000000"/>
-        </w:rPr>
-        <w:t>Prisma</w:t>
-      </w:r>
-      <w:proofErr w:type="spellEnd"/>
-      <w:r>
-        <w:rPr>
-          <w:rFonts w:ascii="Times New Roman" w:hAnsi="Times New Roman"/>
-          <w:color w:val="000000"/>
-        </w:rPr>
-        <w:t xml:space="preserve"> CLI.</w:t>
+        <w:t>3. Prisma ORM: Used to connect to the PostgreSQL database and run queries. All data models (User, Post, StudyGroup, Event, Announcement, etc.) are defined in the Prisma schema and migrations are managed through Prisma CLI.</w:t>
       </w:r>
     </w:p>
     <w:p>
@@ -26055,25 +24609,7 @@
           <w:rFonts w:ascii="Times New Roman" w:hAnsi="Times New Roman"/>
           <w:color w:val="000000"/>
         </w:rPr>
-        <w:t xml:space="preserve">5. </w:t>
-      </w:r>
-      <w:proofErr w:type="spellStart"/>
-      <w:proofErr w:type="gramStart"/>
-      <w:r>
-        <w:rPr>
-          <w:rFonts w:ascii="Times New Roman" w:hAnsi="Times New Roman"/>
-          <w:color w:val="000000"/>
-        </w:rPr>
-        <w:t>bcrypt</w:t>
-      </w:r>
-      <w:proofErr w:type="spellEnd"/>
-      <w:proofErr w:type="gramEnd"/>
-      <w:r>
-        <w:rPr>
-          <w:rFonts w:ascii="Times New Roman" w:hAnsi="Times New Roman"/>
-          <w:color w:val="000000"/>
-        </w:rPr>
-        <w:t>: Used to hash passwords before saving them to the database. We use 12 salt rounds which provides a good level of protection without being too slow.</w:t>
+        <w:t>5. bcrypt: Used to hash passwords before saving them to the database. We use 12 salt rounds which provides a good level of protection without being too slow.</w:t>
       </w:r>
     </w:p>
     <w:p>
@@ -26089,23 +24625,7 @@
           <w:color w:val="000000"/>
         </w:rPr>
         <w:lastRenderedPageBreak/>
-        <w:t xml:space="preserve">6. Socket.io Server: Runs alongside the Express server and handles real-time </w:t>
-      </w:r>
-      <w:proofErr w:type="spellStart"/>
-      <w:r>
-        <w:rPr>
-          <w:rFonts w:ascii="Times New Roman" w:hAnsi="Times New Roman"/>
-          <w:color w:val="000000"/>
-        </w:rPr>
-        <w:t>WebSocket</w:t>
-      </w:r>
-      <w:proofErr w:type="spellEnd"/>
-      <w:r>
-        <w:rPr>
-          <w:rFonts w:ascii="Times New Roman" w:hAnsi="Times New Roman"/>
-          <w:color w:val="000000"/>
-        </w:rPr>
-        <w:t xml:space="preserve"> connections. It listens for message events and broadcasts them to all participants in the relevant conversation.</w:t>
+        <w:t>6. Socket.io Server: Runs alongside the Express server and handles real-time WebSocket connections. It listens for message events and broadcasts them to all participants in the relevant conversation.</w:t>
       </w:r>
     </w:p>
     <w:p>
@@ -26120,23 +24640,7 @@
           <w:rFonts w:ascii="Times New Roman" w:hAnsi="Times New Roman"/>
           <w:color w:val="000000"/>
         </w:rPr>
-        <w:t xml:space="preserve">7. </w:t>
-      </w:r>
-      <w:proofErr w:type="spellStart"/>
-      <w:r>
-        <w:rPr>
-          <w:rFonts w:ascii="Times New Roman" w:hAnsi="Times New Roman"/>
-          <w:color w:val="000000"/>
-        </w:rPr>
-        <w:t>Nodemailer</w:t>
-      </w:r>
-      <w:proofErr w:type="spellEnd"/>
-      <w:r>
-        <w:rPr>
-          <w:rFonts w:ascii="Times New Roman" w:hAnsi="Times New Roman"/>
-          <w:color w:val="000000"/>
-        </w:rPr>
-        <w:t>: Used to send password reset emails through a Gmail SMTP account. Reset links contain a secure token that expires after 1 hour.</w:t>
+        <w:t>7. Nodemailer: Used to send password reset emails through a Gmail SMTP account. Reset links contain a secure token that expires after 1 hour.</w:t>
       </w:r>
     </w:p>
     <w:p>
@@ -26151,41 +24655,7 @@
           <w:rFonts w:ascii="Times New Roman" w:hAnsi="Times New Roman"/>
           <w:color w:val="000000"/>
         </w:rPr>
-        <w:t xml:space="preserve">8. </w:t>
-      </w:r>
-      <w:proofErr w:type="spellStart"/>
-      <w:proofErr w:type="gramStart"/>
-      <w:r>
-        <w:rPr>
-          <w:rFonts w:ascii="Times New Roman" w:hAnsi="Times New Roman"/>
-          <w:color w:val="000000"/>
-        </w:rPr>
-        <w:t>dotenv</w:t>
-      </w:r>
-      <w:proofErr w:type="spellEnd"/>
-      <w:proofErr w:type="gramEnd"/>
-      <w:r>
-        <w:rPr>
-          <w:rFonts w:ascii="Times New Roman" w:hAnsi="Times New Roman"/>
-          <w:color w:val="000000"/>
-        </w:rPr>
-        <w:t>: Used to load environment variables (database URL, JWT secret, email credentials) from a .</w:t>
-      </w:r>
-      <w:proofErr w:type="spellStart"/>
-      <w:r>
-        <w:rPr>
-          <w:rFonts w:ascii="Times New Roman" w:hAnsi="Times New Roman"/>
-          <w:color w:val="000000"/>
-        </w:rPr>
-        <w:t>env</w:t>
-      </w:r>
-      <w:proofErr w:type="spellEnd"/>
-      <w:r>
-        <w:rPr>
-          <w:rFonts w:ascii="Times New Roman" w:hAnsi="Times New Roman"/>
-          <w:color w:val="000000"/>
-        </w:rPr>
-        <w:t xml:space="preserve"> file so they are not hardcoded in the source code.</w:t>
+        <w:t>8. dotenv: Used to load environment variables (database URL, JWT secret, email credentials) from a .env file so they are not hardcoded in the source code.</w:t>
       </w:r>
     </w:p>
     <w:p>
@@ -26194,7 +24664,6 @@
         <w:spacing w:line="360" w:lineRule="auto"/>
       </w:pPr>
       <w:bookmarkStart w:id="100" w:name="_Toc227543962"/>
-      <w:proofErr w:type="gramStart"/>
       <w:r>
         <w:rPr>
           <w:rFonts w:ascii="Times New Roman" w:hAnsi="Times New Roman"/>
@@ -26202,7 +24671,6 @@
         <w:t>5.1.3  Database</w:t>
       </w:r>
       <w:bookmarkEnd w:id="100"/>
-      <w:proofErr w:type="gramEnd"/>
     </w:p>
     <w:p>
       <w:pPr>
@@ -26216,23 +24684,7 @@
           <w:rFonts w:ascii="Times New Roman" w:hAnsi="Times New Roman"/>
           <w:color w:val="000000"/>
         </w:rPr>
-        <w:t xml:space="preserve">1. PostgreSQL: Relational database used to store all application data. The database has tables corresponding to all </w:t>
-      </w:r>
-      <w:proofErr w:type="spellStart"/>
-      <w:r>
-        <w:rPr>
-          <w:rFonts w:ascii="Times New Roman" w:hAnsi="Times New Roman"/>
-          <w:color w:val="000000"/>
-        </w:rPr>
-        <w:t>Prisma</w:t>
-      </w:r>
-      <w:proofErr w:type="spellEnd"/>
-      <w:r>
-        <w:rPr>
-          <w:rFonts w:ascii="Times New Roman" w:hAnsi="Times New Roman"/>
-          <w:color w:val="000000"/>
-        </w:rPr>
-        <w:t xml:space="preserve"> models in the schema.</w:t>
+        <w:t>1. PostgreSQL: Relational database used to store all application data. The database has tables corresponding to all Prisma models in the schema.</w:t>
       </w:r>
     </w:p>
     <w:p>
@@ -26247,55 +24699,7 @@
           <w:rFonts w:ascii="Times New Roman" w:hAnsi="Times New Roman"/>
           <w:color w:val="000000"/>
         </w:rPr>
-        <w:t xml:space="preserve">2. </w:t>
-      </w:r>
-      <w:proofErr w:type="spellStart"/>
-      <w:r>
-        <w:rPr>
-          <w:rFonts w:ascii="Times New Roman" w:hAnsi="Times New Roman"/>
-          <w:color w:val="000000"/>
-        </w:rPr>
-        <w:t>Supabase</w:t>
-      </w:r>
-      <w:proofErr w:type="spellEnd"/>
-      <w:r>
-        <w:rPr>
-          <w:rFonts w:ascii="Times New Roman" w:hAnsi="Times New Roman"/>
-          <w:color w:val="000000"/>
-        </w:rPr>
-        <w:t xml:space="preserve">: Cloud hosting service used to host the PostgreSQL database. </w:t>
-      </w:r>
-      <w:proofErr w:type="spellStart"/>
-      <w:r>
-        <w:rPr>
-          <w:rFonts w:ascii="Times New Roman" w:hAnsi="Times New Roman"/>
-          <w:color w:val="000000"/>
-        </w:rPr>
-        <w:t>Supabase</w:t>
-      </w:r>
-      <w:proofErr w:type="spellEnd"/>
-      <w:r>
-        <w:rPr>
-          <w:rFonts w:ascii="Times New Roman" w:hAnsi="Times New Roman"/>
-          <w:color w:val="000000"/>
-        </w:rPr>
-        <w:t xml:space="preserve"> provides the database connection URL used in the </w:t>
-      </w:r>
-      <w:proofErr w:type="spellStart"/>
-      <w:r>
-        <w:rPr>
-          <w:rFonts w:ascii="Times New Roman" w:hAnsi="Times New Roman"/>
-          <w:color w:val="000000"/>
-        </w:rPr>
-        <w:t>Prisma</w:t>
-      </w:r>
-      <w:proofErr w:type="spellEnd"/>
-      <w:r>
-        <w:rPr>
-          <w:rFonts w:ascii="Times New Roman" w:hAnsi="Times New Roman"/>
-          <w:color w:val="000000"/>
-        </w:rPr>
-        <w:t xml:space="preserve"> configuration.</w:t>
+        <w:t>2. Supabase: Cloud hosting service used to host the PostgreSQL database. Supabase provides the database connection URL used in the Prisma configuration.</w:t>
       </w:r>
     </w:p>
     <w:p>
@@ -26304,7 +24708,6 @@
         <w:spacing w:line="360" w:lineRule="auto"/>
       </w:pPr>
       <w:bookmarkStart w:id="101" w:name="_Toc227543963"/>
-      <w:proofErr w:type="gramStart"/>
       <w:r>
         <w:rPr>
           <w:rFonts w:ascii="Times New Roman" w:hAnsi="Times New Roman"/>
@@ -26312,7 +24715,6 @@
         <w:t>5.1.4  Tools</w:t>
       </w:r>
       <w:bookmarkEnd w:id="101"/>
-      <w:proofErr w:type="gramEnd"/>
     </w:p>
     <w:p>
       <w:pPr>
@@ -26356,23 +24758,7 @@
           <w:rFonts w:ascii="Times New Roman" w:hAnsi="Times New Roman"/>
           <w:color w:val="000000"/>
         </w:rPr>
-        <w:t xml:space="preserve">3. </w:t>
-      </w:r>
-      <w:proofErr w:type="spellStart"/>
-      <w:r>
-        <w:rPr>
-          <w:rFonts w:ascii="Times New Roman" w:hAnsi="Times New Roman"/>
-          <w:color w:val="000000"/>
-        </w:rPr>
-        <w:t>Git</w:t>
-      </w:r>
-      <w:proofErr w:type="spellEnd"/>
-      <w:r>
-        <w:rPr>
-          <w:rFonts w:ascii="Times New Roman" w:hAnsi="Times New Roman"/>
-          <w:color w:val="000000"/>
-        </w:rPr>
-        <w:t xml:space="preserve"> and GitHub: Used for version control. All code and documentation are pushed to a GitHub repository throughout the project.</w:t>
+        <w:t>3. Git and GitHub: Used for version control. All code and documentation are pushed to a GitHub repository throughout the project.</w:t>
       </w:r>
     </w:p>
     <w:p>
@@ -26402,23 +24788,7 @@
           <w:rFonts w:ascii="Times New Roman" w:hAnsi="Times New Roman"/>
           <w:color w:val="000000"/>
         </w:rPr>
-        <w:t xml:space="preserve">5. </w:t>
-      </w:r>
-      <w:proofErr w:type="spellStart"/>
-      <w:r>
-        <w:rPr>
-          <w:rFonts w:ascii="Times New Roman" w:hAnsi="Times New Roman"/>
-          <w:color w:val="000000"/>
-        </w:rPr>
-        <w:t>Figma</w:t>
-      </w:r>
-      <w:proofErr w:type="spellEnd"/>
-      <w:r>
-        <w:rPr>
-          <w:rFonts w:ascii="Times New Roman" w:hAnsi="Times New Roman"/>
-          <w:color w:val="000000"/>
-        </w:rPr>
-        <w:t>: Used in the early planning stages to design wireframes for the main pages of the application.</w:t>
+        <w:t>5. Figma: Used in the early planning stages to design wireframes for the main pages of the application.</w:t>
       </w:r>
     </w:p>
     <w:p>
@@ -26427,19 +24797,11 @@
         <w:spacing w:line="360" w:lineRule="auto"/>
       </w:pPr>
       <w:bookmarkStart w:id="102" w:name="_Toc227543964"/>
-      <w:proofErr w:type="gramStart"/>
-      <w:r>
-        <w:rPr>
-          <w:rFonts w:ascii="Times New Roman" w:hAnsi="Times New Roman"/>
-        </w:rPr>
-        <w:t>5.2  Best</w:t>
-      </w:r>
-      <w:proofErr w:type="gramEnd"/>
-      <w:r>
-        <w:rPr>
-          <w:rFonts w:ascii="Times New Roman" w:hAnsi="Times New Roman"/>
-        </w:rPr>
-        <w:t xml:space="preserve"> Practices and Coding Standards</w:t>
+      <w:r>
+        <w:rPr>
+          <w:rFonts w:ascii="Times New Roman" w:hAnsi="Times New Roman"/>
+        </w:rPr>
+        <w:t>5.2  Best Practices and Coding Standards</w:t>
       </w:r>
       <w:bookmarkEnd w:id="102"/>
     </w:p>
@@ -26449,19 +24811,11 @@
         <w:spacing w:line="360" w:lineRule="auto"/>
       </w:pPr>
       <w:bookmarkStart w:id="103" w:name="_Toc227543965"/>
-      <w:proofErr w:type="gramStart"/>
-      <w:r>
-        <w:rPr>
-          <w:rFonts w:ascii="Times New Roman" w:hAnsi="Times New Roman"/>
-        </w:rPr>
-        <w:t>5.2.1  Naming</w:t>
-      </w:r>
-      <w:proofErr w:type="gramEnd"/>
-      <w:r>
-        <w:rPr>
-          <w:rFonts w:ascii="Times New Roman" w:hAnsi="Times New Roman"/>
-        </w:rPr>
-        <w:t xml:space="preserve"> Conventions</w:t>
+      <w:r>
+        <w:rPr>
+          <w:rFonts w:ascii="Times New Roman" w:hAnsi="Times New Roman"/>
+        </w:rPr>
+        <w:t>5.2.1  Naming Conventions</w:t>
       </w:r>
       <w:bookmarkEnd w:id="103"/>
     </w:p>
@@ -26475,167 +24829,7 @@
           <w:rFonts w:ascii="Times New Roman" w:hAnsi="Times New Roman"/>
           <w:color w:val="000000"/>
         </w:rPr>
-        <w:t xml:space="preserve">All JavaScript variable and function names use </w:t>
-      </w:r>
-      <w:proofErr w:type="spellStart"/>
-      <w:r>
-        <w:rPr>
-          <w:rFonts w:ascii="Times New Roman" w:hAnsi="Times New Roman"/>
-          <w:color w:val="000000"/>
-        </w:rPr>
-        <w:t>camelCase</w:t>
-      </w:r>
-      <w:proofErr w:type="spellEnd"/>
-      <w:r>
-        <w:rPr>
-          <w:rFonts w:ascii="Times New Roman" w:hAnsi="Times New Roman"/>
-          <w:color w:val="000000"/>
-        </w:rPr>
-        <w:t xml:space="preserve"> (for example: </w:t>
-      </w:r>
-      <w:proofErr w:type="spellStart"/>
-      <w:r>
-        <w:rPr>
-          <w:rFonts w:ascii="Times New Roman" w:hAnsi="Times New Roman"/>
-          <w:color w:val="000000"/>
-        </w:rPr>
-        <w:t>getUserById</w:t>
-      </w:r>
-      <w:proofErr w:type="spellEnd"/>
-      <w:r>
-        <w:rPr>
-          <w:rFonts w:ascii="Times New Roman" w:hAnsi="Times New Roman"/>
-          <w:color w:val="000000"/>
-        </w:rPr>
-        <w:t xml:space="preserve">, </w:t>
-      </w:r>
-      <w:proofErr w:type="spellStart"/>
-      <w:r>
-        <w:rPr>
-          <w:rFonts w:ascii="Times New Roman" w:hAnsi="Times New Roman"/>
-          <w:color w:val="000000"/>
-        </w:rPr>
-        <w:t>createPost</w:t>
-      </w:r>
-      <w:proofErr w:type="spellEnd"/>
-      <w:r>
-        <w:rPr>
-          <w:rFonts w:ascii="Times New Roman" w:hAnsi="Times New Roman"/>
-          <w:color w:val="000000"/>
-        </w:rPr>
-        <w:t xml:space="preserve">, </w:t>
-      </w:r>
-      <w:proofErr w:type="spellStart"/>
-      <w:r>
-        <w:rPr>
-          <w:rFonts w:ascii="Times New Roman" w:hAnsi="Times New Roman"/>
-          <w:color w:val="000000"/>
-        </w:rPr>
-        <w:t>isLoading</w:t>
-      </w:r>
-      <w:proofErr w:type="spellEnd"/>
-      <w:r>
-        <w:rPr>
-          <w:rFonts w:ascii="Times New Roman" w:hAnsi="Times New Roman"/>
-          <w:color w:val="000000"/>
-        </w:rPr>
-        <w:t xml:space="preserve">). React component names use </w:t>
-      </w:r>
-      <w:proofErr w:type="spellStart"/>
-      <w:r>
-        <w:rPr>
-          <w:rFonts w:ascii="Times New Roman" w:hAnsi="Times New Roman"/>
-          <w:color w:val="000000"/>
-        </w:rPr>
-        <w:t>PascalCase</w:t>
-      </w:r>
-      <w:proofErr w:type="spellEnd"/>
-      <w:r>
-        <w:rPr>
-          <w:rFonts w:ascii="Times New Roman" w:hAnsi="Times New Roman"/>
-          <w:color w:val="000000"/>
-        </w:rPr>
-        <w:t xml:space="preserve"> (for example: </w:t>
-      </w:r>
-      <w:proofErr w:type="spellStart"/>
-      <w:r>
-        <w:rPr>
-          <w:rFonts w:ascii="Times New Roman" w:hAnsi="Times New Roman"/>
-          <w:color w:val="000000"/>
-        </w:rPr>
-        <w:t>FeedPage</w:t>
-      </w:r>
-      <w:proofErr w:type="spellEnd"/>
-      <w:r>
-        <w:rPr>
-          <w:rFonts w:ascii="Times New Roman" w:hAnsi="Times New Roman"/>
-          <w:color w:val="000000"/>
-        </w:rPr>
-        <w:t xml:space="preserve">, </w:t>
-      </w:r>
-      <w:proofErr w:type="spellStart"/>
-      <w:r>
-        <w:rPr>
-          <w:rFonts w:ascii="Times New Roman" w:hAnsi="Times New Roman"/>
-          <w:color w:val="000000"/>
-        </w:rPr>
-        <w:t>StudyGroupCard</w:t>
-      </w:r>
-      <w:proofErr w:type="spellEnd"/>
-      <w:r>
-        <w:rPr>
-          <w:rFonts w:ascii="Times New Roman" w:hAnsi="Times New Roman"/>
-          <w:color w:val="000000"/>
-        </w:rPr>
-        <w:t xml:space="preserve">, </w:t>
-      </w:r>
-      <w:proofErr w:type="spellStart"/>
-      <w:r>
-        <w:rPr>
-          <w:rFonts w:ascii="Times New Roman" w:hAnsi="Times New Roman"/>
-          <w:color w:val="000000"/>
-        </w:rPr>
-        <w:t>AuthContext</w:t>
-      </w:r>
-      <w:proofErr w:type="spellEnd"/>
-      <w:r>
-        <w:rPr>
-          <w:rFonts w:ascii="Times New Roman" w:hAnsi="Times New Roman"/>
-          <w:color w:val="000000"/>
-        </w:rPr>
-        <w:t xml:space="preserve">). Database model names in </w:t>
-      </w:r>
-      <w:proofErr w:type="spellStart"/>
-      <w:r>
-        <w:rPr>
-          <w:rFonts w:ascii="Times New Roman" w:hAnsi="Times New Roman"/>
-          <w:color w:val="000000"/>
-        </w:rPr>
-        <w:t>Prisma</w:t>
-      </w:r>
-      <w:proofErr w:type="spellEnd"/>
-      <w:r>
-        <w:rPr>
-          <w:rFonts w:ascii="Times New Roman" w:hAnsi="Times New Roman"/>
-          <w:color w:val="000000"/>
-        </w:rPr>
-        <w:t xml:space="preserve"> use </w:t>
-      </w:r>
-      <w:proofErr w:type="spellStart"/>
-      <w:r>
-        <w:rPr>
-          <w:rFonts w:ascii="Times New Roman" w:hAnsi="Times New Roman"/>
-          <w:color w:val="000000"/>
-        </w:rPr>
-        <w:t>PascalCase</w:t>
-      </w:r>
-      <w:proofErr w:type="spellEnd"/>
-      <w:r>
-        <w:rPr>
-          <w:rFonts w:ascii="Times New Roman" w:hAnsi="Times New Roman"/>
-          <w:color w:val="000000"/>
-        </w:rPr>
-        <w:t xml:space="preserve"> as required by the ORM. API route files are named in lowercase with hyphens (auth.routes.js, posts.routes.js).</w:t>
+        <w:t>All JavaScript variable and function names use camelCase (for example: getUserById, createPost, isLoading). React component names use PascalCase (for example: FeedPage, StudyGroupCard, AuthContext). Database model names in Prisma use PascalCase as required by the ORM. API route files are named in lowercase with hyphens (auth.routes.js, posts.routes.js).</w:t>
       </w:r>
     </w:p>
     <w:p>
@@ -26644,20 +24838,12 @@
         <w:spacing w:line="360" w:lineRule="auto"/>
       </w:pPr>
       <w:bookmarkStart w:id="104" w:name="_Toc227543966"/>
-      <w:proofErr w:type="gramStart"/>
       <w:r>
         <w:rPr>
           <w:rFonts w:ascii="Times New Roman" w:hAnsi="Times New Roman"/>
         </w:rPr>
         <w:lastRenderedPageBreak/>
-        <w:t>5.2.2  Project</w:t>
-      </w:r>
-      <w:proofErr w:type="gramEnd"/>
-      <w:r>
-        <w:rPr>
-          <w:rFonts w:ascii="Times New Roman" w:hAnsi="Times New Roman"/>
-        </w:rPr>
-        <w:t xml:space="preserve"> Structure</w:t>
+        <w:t>5.2.2  Project Structure</w:t>
       </w:r>
       <w:bookmarkEnd w:id="104"/>
     </w:p>
@@ -26671,39 +24857,7 @@
           <w:rFonts w:ascii="Times New Roman" w:hAnsi="Times New Roman"/>
           <w:color w:val="000000"/>
         </w:rPr>
-        <w:t xml:space="preserve">The backend follows a controller-routes-middleware pattern. Each module has a separate routes file that maps HTTP methods and URLs to controller functions. Controllers contain the business logic. A separate middleware file handles JWT authentication and is applied to all protected routes. The frontend is organized by feature, with each page in its own folder under </w:t>
-      </w:r>
-      <w:proofErr w:type="spellStart"/>
-      <w:r>
-        <w:rPr>
-          <w:rFonts w:ascii="Times New Roman" w:hAnsi="Times New Roman"/>
-          <w:color w:val="000000"/>
-        </w:rPr>
-        <w:t>src</w:t>
-      </w:r>
-      <w:proofErr w:type="spellEnd"/>
-      <w:r>
-        <w:rPr>
-          <w:rFonts w:ascii="Times New Roman" w:hAnsi="Times New Roman"/>
-          <w:color w:val="000000"/>
-        </w:rPr>
-        <w:t xml:space="preserve">/pages/ and shared components in </w:t>
-      </w:r>
-      <w:proofErr w:type="spellStart"/>
-      <w:r>
-        <w:rPr>
-          <w:rFonts w:ascii="Times New Roman" w:hAnsi="Times New Roman"/>
-          <w:color w:val="000000"/>
-        </w:rPr>
-        <w:t>src</w:t>
-      </w:r>
-      <w:proofErr w:type="spellEnd"/>
-      <w:r>
-        <w:rPr>
-          <w:rFonts w:ascii="Times New Roman" w:hAnsi="Times New Roman"/>
-          <w:color w:val="000000"/>
-        </w:rPr>
-        <w:t>/components/.</w:t>
+        <w:t>The backend follows a controller-routes-middleware pattern. Each module has a separate routes file that maps HTTP methods and URLs to controller functions. Controllers contain the business logic. A separate middleware file handles JWT authentication and is applied to all protected routes. The frontend is organized by feature, with each page in its own folder under src/pages/ and shared components in src/components/.</w:t>
       </w:r>
     </w:p>
     <w:p>
@@ -26712,19 +24866,11 @@
         <w:spacing w:line="360" w:lineRule="auto"/>
       </w:pPr>
       <w:bookmarkStart w:id="105" w:name="_Toc227543967"/>
-      <w:proofErr w:type="gramStart"/>
-      <w:r>
-        <w:rPr>
-          <w:rFonts w:ascii="Times New Roman" w:hAnsi="Times New Roman"/>
-        </w:rPr>
-        <w:t>5.2.3  Environment</w:t>
-      </w:r>
-      <w:proofErr w:type="gramEnd"/>
-      <w:r>
-        <w:rPr>
-          <w:rFonts w:ascii="Times New Roman" w:hAnsi="Times New Roman"/>
-        </w:rPr>
-        <w:t xml:space="preserve"> Variables</w:t>
+      <w:r>
+        <w:rPr>
+          <w:rFonts w:ascii="Times New Roman" w:hAnsi="Times New Roman"/>
+        </w:rPr>
+        <w:t>5.2.3  Environment Variables</w:t>
       </w:r>
       <w:bookmarkEnd w:id="105"/>
     </w:p>
@@ -26738,87 +24884,7 @@
           <w:rFonts w:ascii="Times New Roman" w:hAnsi="Times New Roman"/>
           <w:color w:val="000000"/>
         </w:rPr>
-        <w:t xml:space="preserve">All sensitive configuration, including the database connection string, JWT secret key, and email credentials, is stored in </w:t>
-      </w:r>
-      <w:proofErr w:type="gramStart"/>
-      <w:r>
-        <w:rPr>
-          <w:rFonts w:ascii="Times New Roman" w:hAnsi="Times New Roman"/>
-          <w:color w:val="000000"/>
-        </w:rPr>
-        <w:t>a</w:t>
-      </w:r>
-      <w:proofErr w:type="gramEnd"/>
-      <w:r>
-        <w:rPr>
-          <w:rFonts w:ascii="Times New Roman" w:hAnsi="Times New Roman"/>
-          <w:color w:val="000000"/>
-        </w:rPr>
-        <w:t xml:space="preserve"> .</w:t>
-      </w:r>
-      <w:proofErr w:type="spellStart"/>
-      <w:r>
-        <w:rPr>
-          <w:rFonts w:ascii="Times New Roman" w:hAnsi="Times New Roman"/>
-          <w:color w:val="000000"/>
-        </w:rPr>
-        <w:t>env</w:t>
-      </w:r>
-      <w:proofErr w:type="spellEnd"/>
-      <w:r>
-        <w:rPr>
-          <w:rFonts w:ascii="Times New Roman" w:hAnsi="Times New Roman"/>
-          <w:color w:val="000000"/>
-        </w:rPr>
-        <w:t xml:space="preserve"> file and never committed to the GitHub repository. The .</w:t>
-      </w:r>
-      <w:proofErr w:type="spellStart"/>
-      <w:r>
-        <w:rPr>
-          <w:rFonts w:ascii="Times New Roman" w:hAnsi="Times New Roman"/>
-          <w:color w:val="000000"/>
-        </w:rPr>
-        <w:t>env</w:t>
-      </w:r>
-      <w:proofErr w:type="spellEnd"/>
-      <w:r>
-        <w:rPr>
-          <w:rFonts w:ascii="Times New Roman" w:hAnsi="Times New Roman"/>
-          <w:color w:val="000000"/>
-        </w:rPr>
-        <w:t xml:space="preserve"> file is listed in .</w:t>
-      </w:r>
-      <w:proofErr w:type="spellStart"/>
-      <w:r>
-        <w:rPr>
-          <w:rFonts w:ascii="Times New Roman" w:hAnsi="Times New Roman"/>
-          <w:color w:val="000000"/>
-        </w:rPr>
-        <w:t>gitignore</w:t>
-      </w:r>
-      <w:proofErr w:type="spellEnd"/>
-      <w:r>
-        <w:rPr>
-          <w:rFonts w:ascii="Times New Roman" w:hAnsi="Times New Roman"/>
-          <w:color w:val="000000"/>
-        </w:rPr>
-        <w:t xml:space="preserve">. The application reads these values at runtime using the </w:t>
-      </w:r>
-      <w:proofErr w:type="spellStart"/>
-      <w:r>
-        <w:rPr>
-          <w:rFonts w:ascii="Times New Roman" w:hAnsi="Times New Roman"/>
-          <w:color w:val="000000"/>
-        </w:rPr>
-        <w:t>dotenv</w:t>
-      </w:r>
-      <w:proofErr w:type="spellEnd"/>
-      <w:r>
-        <w:rPr>
-          <w:rFonts w:ascii="Times New Roman" w:hAnsi="Times New Roman"/>
-          <w:color w:val="000000"/>
-        </w:rPr>
-        <w:t xml:space="preserve"> package.</w:t>
+        <w:t>All sensitive configuration, including the database connection string, JWT secret key, and email credentials, is stored in a .env file and never committed to the GitHub repository. The .env file is listed in .gitignore. The application reads these values at runtime using the dotenv package.</w:t>
       </w:r>
     </w:p>
     <w:p>
@@ -26827,19 +24893,11 @@
         <w:spacing w:line="360" w:lineRule="auto"/>
       </w:pPr>
       <w:bookmarkStart w:id="106" w:name="_Toc227543968"/>
-      <w:proofErr w:type="gramStart"/>
-      <w:r>
-        <w:rPr>
-          <w:rFonts w:ascii="Times New Roman" w:hAnsi="Times New Roman"/>
-        </w:rPr>
-        <w:t>5.2.4  Error</w:t>
-      </w:r>
-      <w:proofErr w:type="gramEnd"/>
-      <w:r>
-        <w:rPr>
-          <w:rFonts w:ascii="Times New Roman" w:hAnsi="Times New Roman"/>
-        </w:rPr>
-        <w:t xml:space="preserve"> Handling</w:t>
+      <w:r>
+        <w:rPr>
+          <w:rFonts w:ascii="Times New Roman" w:hAnsi="Times New Roman"/>
+        </w:rPr>
+        <w:t>5.2.4  Error Handling</w:t>
       </w:r>
       <w:bookmarkEnd w:id="106"/>
     </w:p>
@@ -26890,7 +24948,6 @@
         <w:spacing w:line="360" w:lineRule="auto"/>
       </w:pPr>
       <w:bookmarkStart w:id="108" w:name="_Toc227543970"/>
-      <w:proofErr w:type="gramStart"/>
       <w:r>
         <w:rPr>
           <w:rFonts w:ascii="Times New Roman" w:hAnsi="Times New Roman"/>
@@ -26898,7 +24955,6 @@
         <w:t>6.1  Introduction</w:t>
       </w:r>
       <w:bookmarkEnd w:id="108"/>
-      <w:proofErr w:type="gramEnd"/>
     </w:p>
     <w:p>
       <w:pPr>
@@ -26919,19 +24975,11 @@
         <w:spacing w:line="360" w:lineRule="auto"/>
       </w:pPr>
       <w:bookmarkStart w:id="109" w:name="_Toc227543971"/>
-      <w:proofErr w:type="gramStart"/>
-      <w:r>
-        <w:rPr>
-          <w:rFonts w:ascii="Times New Roman" w:hAnsi="Times New Roman"/>
-        </w:rPr>
-        <w:t>6.2  SQA</w:t>
-      </w:r>
-      <w:proofErr w:type="gramEnd"/>
-      <w:r>
-        <w:rPr>
-          <w:rFonts w:ascii="Times New Roman" w:hAnsi="Times New Roman"/>
-        </w:rPr>
-        <w:t xml:space="preserve"> Results</w:t>
+      <w:r>
+        <w:rPr>
+          <w:rFonts w:ascii="Times New Roman" w:hAnsi="Times New Roman"/>
+        </w:rPr>
+        <w:t>6.2  SQA Results</w:t>
       </w:r>
       <w:bookmarkEnd w:id="109"/>
     </w:p>
@@ -26945,23 +24993,7 @@
           <w:rFonts w:ascii="Times New Roman" w:hAnsi="Times New Roman"/>
           <w:color w:val="000000"/>
         </w:rPr>
-        <w:t xml:space="preserve">The test cases defined in Chapter 3 were executed against the working system. The table below </w:t>
-      </w:r>
-      <w:proofErr w:type="spellStart"/>
-      <w:r>
-        <w:rPr>
-          <w:rFonts w:ascii="Times New Roman" w:hAnsi="Times New Roman"/>
-          <w:color w:val="000000"/>
-        </w:rPr>
-        <w:t>summarises</w:t>
-      </w:r>
-      <w:proofErr w:type="spellEnd"/>
-      <w:r>
-        <w:rPr>
-          <w:rFonts w:ascii="Times New Roman" w:hAnsi="Times New Roman"/>
-          <w:color w:val="000000"/>
-        </w:rPr>
-        <w:t xml:space="preserve"> the result for each test case group.</w:t>
+        <w:t>The test cases defined in Chapter 3 were executed against the working system. The table below summarises the result for each test case group.</w:t>
       </w:r>
     </w:p>
     <w:p>
@@ -27648,19 +25680,11 @@
         <w:spacing w:line="360" w:lineRule="auto"/>
       </w:pPr>
       <w:bookmarkStart w:id="111" w:name="_Toc227543972"/>
-      <w:proofErr w:type="gramStart"/>
-      <w:r>
-        <w:rPr>
-          <w:rFonts w:ascii="Times New Roman" w:hAnsi="Times New Roman"/>
-        </w:rPr>
-        <w:t>6.3  Backend</w:t>
-      </w:r>
-      <w:proofErr w:type="gramEnd"/>
-      <w:r>
-        <w:rPr>
-          <w:rFonts w:ascii="Times New Roman" w:hAnsi="Times New Roman"/>
-        </w:rPr>
-        <w:t xml:space="preserve"> Testing</w:t>
+      <w:r>
+        <w:rPr>
+          <w:rFonts w:ascii="Times New Roman" w:hAnsi="Times New Roman"/>
+        </w:rPr>
+        <w:t>6.3  Backend Testing</w:t>
       </w:r>
       <w:bookmarkEnd w:id="111"/>
     </w:p>
@@ -27789,19 +25813,11 @@
         <w:spacing w:line="360" w:lineRule="auto"/>
       </w:pPr>
       <w:bookmarkStart w:id="112" w:name="_Toc227543973"/>
-      <w:proofErr w:type="gramStart"/>
-      <w:r>
-        <w:rPr>
-          <w:rFonts w:ascii="Times New Roman" w:hAnsi="Times New Roman"/>
-        </w:rPr>
-        <w:t>6.4  Frontend</w:t>
-      </w:r>
-      <w:proofErr w:type="gramEnd"/>
-      <w:r>
-        <w:rPr>
-          <w:rFonts w:ascii="Times New Roman" w:hAnsi="Times New Roman"/>
-        </w:rPr>
-        <w:t xml:space="preserve"> Testing</w:t>
+      <w:r>
+        <w:rPr>
+          <w:rFonts w:ascii="Times New Roman" w:hAnsi="Times New Roman"/>
+        </w:rPr>
+        <w:t>6.4  Frontend Testing</w:t>
       </w:r>
       <w:bookmarkEnd w:id="112"/>
     </w:p>
@@ -27815,23 +25831,7 @@
           <w:rFonts w:ascii="Times New Roman" w:hAnsi="Times New Roman"/>
           <w:color w:val="000000"/>
         </w:rPr>
-        <w:t xml:space="preserve">We tested the frontend by running the application in the browser and going through each feature manually. We created test accounts, posted content, joined groups, </w:t>
-      </w:r>
-      <w:proofErr w:type="spellStart"/>
-      <w:r>
-        <w:rPr>
-          <w:rFonts w:ascii="Times New Roman" w:hAnsi="Times New Roman"/>
-          <w:color w:val="000000"/>
-        </w:rPr>
-        <w:t>RSVPed</w:t>
-      </w:r>
-      <w:proofErr w:type="spellEnd"/>
-      <w:r>
-        <w:rPr>
-          <w:rFonts w:ascii="Times New Roman" w:hAnsi="Times New Roman"/>
-          <w:color w:val="000000"/>
-        </w:rPr>
-        <w:t xml:space="preserve"> to events, reported lost and found items, sent messages between two accounts to confirm real-time delivery, and created announcements with a Teacher account.</w:t>
+        <w:t>We tested the frontend by running the application in the browser and going through each feature manually. We created test accounts, posted content, joined groups, RSVPed to events, reported lost and found items, sent messages between two accounts to confirm real-time delivery, and created announcements with a Teacher account.</w:t>
       </w:r>
     </w:p>
     <w:p>
@@ -27853,7 +25853,6 @@
         <w:spacing w:line="360" w:lineRule="auto"/>
       </w:pPr>
       <w:bookmarkStart w:id="113" w:name="_Toc227543974"/>
-      <w:proofErr w:type="gramStart"/>
       <w:r>
         <w:rPr>
           <w:rFonts w:ascii="Times New Roman" w:hAnsi="Times New Roman"/>
@@ -27861,7 +25860,6 @@
         <w:t>6.5  Limitations</w:t>
       </w:r>
       <w:bookmarkEnd w:id="113"/>
-      <w:proofErr w:type="gramEnd"/>
     </w:p>
     <w:p>
       <w:pPr>
@@ -27957,7 +25955,6 @@
         <w:spacing w:line="360" w:lineRule="auto"/>
       </w:pPr>
       <w:bookmarkStart w:id="115" w:name="_Toc227543976"/>
-      <w:proofErr w:type="gramStart"/>
       <w:r>
         <w:rPr>
           <w:rFonts w:ascii="Times New Roman" w:hAnsi="Times New Roman"/>
@@ -27965,7 +25962,6 @@
         <w:t>7.1  Introduction</w:t>
       </w:r>
       <w:bookmarkEnd w:id="115"/>
-      <w:proofErr w:type="gramEnd"/>
     </w:p>
     <w:p>
       <w:pPr>
@@ -27986,7 +25982,6 @@
         <w:spacing w:line="360" w:lineRule="auto"/>
       </w:pPr>
       <w:bookmarkStart w:id="116" w:name="_Toc227543977"/>
-      <w:proofErr w:type="gramStart"/>
       <w:r>
         <w:rPr>
           <w:rFonts w:ascii="Times New Roman" w:hAnsi="Times New Roman"/>
@@ -27994,7 +25989,6 @@
         <w:t>7.2  Achievements</w:t>
       </w:r>
       <w:bookmarkEnd w:id="116"/>
-      <w:proofErr w:type="gramEnd"/>
     </w:p>
     <w:p>
       <w:pPr>
@@ -28006,39 +26000,7 @@
           <w:rFonts w:ascii="Times New Roman" w:hAnsi="Times New Roman"/>
           <w:color w:val="000000"/>
         </w:rPr>
-        <w:t xml:space="preserve">By the end of this project, we successfully built and demonstrated a full-stack web application with seven working modules. The backend was built using Node.js and Express, and the database was hosted on </w:t>
-      </w:r>
-      <w:proofErr w:type="spellStart"/>
-      <w:r>
-        <w:rPr>
-          <w:rFonts w:ascii="Times New Roman" w:hAnsi="Times New Roman"/>
-          <w:color w:val="000000"/>
-        </w:rPr>
-        <w:t>Supabase</w:t>
-      </w:r>
-      <w:proofErr w:type="spellEnd"/>
-      <w:r>
-        <w:rPr>
-          <w:rFonts w:ascii="Times New Roman" w:hAnsi="Times New Roman"/>
-          <w:color w:val="000000"/>
-        </w:rPr>
-        <w:t xml:space="preserve">. User authentication with secure password storage is fully working. The frontend was built in React with </w:t>
-      </w:r>
-      <w:proofErr w:type="spellStart"/>
-      <w:r>
-        <w:rPr>
-          <w:rFonts w:ascii="Times New Roman" w:hAnsi="Times New Roman"/>
-          <w:color w:val="000000"/>
-        </w:rPr>
-        <w:t>TailwindCSS</w:t>
-      </w:r>
-      <w:proofErr w:type="spellEnd"/>
-      <w:r>
-        <w:rPr>
-          <w:rFonts w:ascii="Times New Roman" w:hAnsi="Times New Roman"/>
-          <w:color w:val="000000"/>
-        </w:rPr>
-        <w:t xml:space="preserve"> and covers all main features of the platform including the Announcements module.</w:t>
+        <w:t>By the end of this project, we successfully built and demonstrated a full-stack web application with seven working modules. The backend was built using Node.js and Express, and the database was hosted on Supabase. User authentication with secure password storage is fully working. The frontend was built in React with TailwindCSS and covers all main features of the platform including the Announcements module.</w:t>
       </w:r>
     </w:p>
     <w:p>
@@ -28060,19 +26022,11 @@
         <w:spacing w:line="360" w:lineRule="auto"/>
       </w:pPr>
       <w:bookmarkStart w:id="117" w:name="_Toc227543978"/>
-      <w:proofErr w:type="gramStart"/>
-      <w:r>
-        <w:rPr>
-          <w:rFonts w:ascii="Times New Roman" w:hAnsi="Times New Roman"/>
-        </w:rPr>
-        <w:t>7.3  Critical</w:t>
-      </w:r>
-      <w:proofErr w:type="gramEnd"/>
-      <w:r>
-        <w:rPr>
-          <w:rFonts w:ascii="Times New Roman" w:hAnsi="Times New Roman"/>
-        </w:rPr>
-        <w:t xml:space="preserve"> Review</w:t>
+      <w:r>
+        <w:rPr>
+          <w:rFonts w:ascii="Times New Roman" w:hAnsi="Times New Roman"/>
+        </w:rPr>
+        <w:t>7.3  Critical Review</w:t>
       </w:r>
       <w:bookmarkEnd w:id="117"/>
     </w:p>
@@ -28109,19 +26063,11 @@
         <w:spacing w:line="360" w:lineRule="auto"/>
       </w:pPr>
       <w:bookmarkStart w:id="118" w:name="_Toc227543979"/>
-      <w:proofErr w:type="gramStart"/>
-      <w:r>
-        <w:rPr>
-          <w:rFonts w:ascii="Times New Roman" w:hAnsi="Times New Roman"/>
-        </w:rPr>
-        <w:t>7.4  Future</w:t>
-      </w:r>
-      <w:proofErr w:type="gramEnd"/>
-      <w:r>
-        <w:rPr>
-          <w:rFonts w:ascii="Times New Roman" w:hAnsi="Times New Roman"/>
-        </w:rPr>
-        <w:t xml:space="preserve"> Recommendations</w:t>
+      <w:r>
+        <w:rPr>
+          <w:rFonts w:ascii="Times New Roman" w:hAnsi="Times New Roman"/>
+        </w:rPr>
+        <w:t>7.4  Future Recommendations</w:t>
       </w:r>
       <w:bookmarkEnd w:id="118"/>
     </w:p>
@@ -28165,23 +26111,7 @@
           <w:rFonts w:ascii="Times New Roman" w:hAnsi="Times New Roman"/>
           <w:color w:val="000000"/>
         </w:rPr>
-        <w:t xml:space="preserve">2. Post Feed Filtering by Type: Posts already have a type field (General, Question, </w:t>
-      </w:r>
-      <w:proofErr w:type="gramStart"/>
-      <w:r>
-        <w:rPr>
-          <w:rFonts w:ascii="Times New Roman" w:hAnsi="Times New Roman"/>
-          <w:color w:val="000000"/>
-        </w:rPr>
-        <w:t>Resource</w:t>
-      </w:r>
-      <w:proofErr w:type="gramEnd"/>
-      <w:r>
-        <w:rPr>
-          <w:rFonts w:ascii="Times New Roman" w:hAnsi="Times New Roman"/>
-          <w:color w:val="000000"/>
-        </w:rPr>
-        <w:t>) but the feed does not yet support filtering by type. Adding a filter bar on the posts page is a small but useful improvement.</w:t>
+        <w:t>2. Post Feed Filtering by Type: Posts already have a type field (General, Question, Resource) but the feed does not yet support filtering by type. Adding a filter bar on the posts page is a small but useful improvement.</w:t>
       </w:r>
     </w:p>
     <w:p>
@@ -28250,7 +26180,6 @@
         <w:spacing w:line="360" w:lineRule="auto"/>
       </w:pPr>
       <w:bookmarkStart w:id="119" w:name="_Toc227543980"/>
-      <w:proofErr w:type="gramStart"/>
       <w:r>
         <w:rPr>
           <w:rFonts w:ascii="Times New Roman" w:hAnsi="Times New Roman"/>
@@ -28258,7 +26187,6 @@
         <w:t>7.5  Summary</w:t>
       </w:r>
       <w:bookmarkEnd w:id="119"/>
-      <w:proofErr w:type="gramEnd"/>
     </w:p>
     <w:p>
       <w:pPr>
@@ -28409,7 +26337,7 @@
         <w:noProof/>
         <w:sz w:val="20"/>
       </w:rPr>
-      <w:t>7</w:t>
+      <w:t>23</w:t>
     </w:r>
     <w:r>
       <w:rPr>
@@ -40454,7 +38382,7 @@
 </file>
 
 <file path=customXml/itemProps1.xml><?xml version="1.0" encoding="utf-8"?>
-<ds:datastoreItem xmlns:ds="http://schemas.openxmlformats.org/officeDocument/2006/customXml" ds:itemID="{1EEBF00E-7715-4682-BE30-249B09813CC0}">
+<ds:datastoreItem xmlns:ds="http://schemas.openxmlformats.org/officeDocument/2006/customXml" ds:itemID="{529F1895-F049-43E6-9020-E560673E3183}">
   <ds:schemaRefs>
     <ds:schemaRef ds:uri="http://schemas.openxmlformats.org/officeDocument/2006/bibliography"/>
   </ds:schemaRefs>

--- a/Riphah_Konnect_FYP_Doc.docx
+++ b/Riphah_Konnect_FYP_Doc.docx
@@ -827,7 +827,7 @@
                 </mc:Choice>
                 <mc:Fallback>
                   <w:pict>
-                    <v:line w14:anchorId="398FA595" id="Straight Connector 7" o:spid="_x0000_s1026" style="position:absolute;z-index:251659264;visibility:visible;mso-wrap-style:square;mso-width-percent:0;mso-height-percent:0;mso-wrap-distance-left:9pt;mso-wrap-distance-top:0;mso-wrap-distance-right:9pt;mso-wrap-distance-bottom:0;mso-position-horizontal:absolute;mso-position-horizontal-relative:text;mso-position-vertical:absolute;mso-position-vertical-relative:text;mso-width-percent:0;mso-height-percent:0;mso-width-relative:page;mso-height-relative:page" from=".3pt,8.95pt" to="189.3pt,8.95pt" o:gfxdata="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"/>
+                    <v:line w14:anchorId="766039E5" id="Straight Connector 7" o:spid="_x0000_s1026" style="position:absolute;z-index:251659264;visibility:visible;mso-wrap-style:square;mso-width-percent:0;mso-height-percent:0;mso-wrap-distance-left:9pt;mso-wrap-distance-top:0;mso-wrap-distance-right:9pt;mso-wrap-distance-bottom:0;mso-position-horizontal:absolute;mso-position-horizontal-relative:text;mso-position-vertical:absolute;mso-position-vertical-relative:text;mso-width-percent:0;mso-height-percent:0;mso-width-relative:page;mso-height-relative:page" from=".3pt,8.95pt" to="189.3pt,8.95pt" o:gfxdata="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"/>
                   </w:pict>
                 </mc:Fallback>
               </mc:AlternateContent>
@@ -1049,7 +1049,7 @@
                 </mc:Choice>
                 <mc:Fallback>
                   <w:pict>
-                    <v:line w14:anchorId="4B7C9E09" id="Straight Connector 6" o:spid="_x0000_s1026" style="position:absolute;z-index:251660288;visibility:visible;mso-wrap-style:square;mso-width-percent:0;mso-height-percent:0;mso-wrap-distance-left:9pt;mso-wrap-distance-top:0;mso-wrap-distance-right:9pt;mso-wrap-distance-bottom:0;mso-position-horizontal:absolute;mso-position-horizontal-relative:text;mso-position-vertical:absolute;mso-position-vertical-relative:text;mso-width-percent:0;mso-height-percent:0;mso-width-relative:page;mso-height-relative:page" from=".4pt,5.3pt" to="189.4pt,5.3pt" o:gfxdata="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"/>
+                    <v:line w14:anchorId="0E342637" id="Straight Connector 6" o:spid="_x0000_s1026" style="position:absolute;z-index:251660288;visibility:visible;mso-wrap-style:square;mso-width-percent:0;mso-height-percent:0;mso-wrap-distance-left:9pt;mso-wrap-distance-top:0;mso-wrap-distance-right:9pt;mso-wrap-distance-bottom:0;mso-position-horizontal:absolute;mso-position-horizontal-relative:text;mso-position-vertical:absolute;mso-position-vertical-relative:text;mso-width-percent:0;mso-height-percent:0;mso-width-relative:page;mso-height-relative:page" from=".4pt,5.3pt" to="189.4pt,5.3pt" o:gfxdata="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"/>
                   </w:pict>
                 </mc:Fallback>
               </mc:AlternateContent>
@@ -18539,71 +18539,54 @@
       <w:pPr>
         <w:spacing w:after="0" w:line="360" w:lineRule="auto"/>
       </w:pPr>
-      <w:bookmarkStart w:id="78" w:name="_GoBack"/>
-      <w:bookmarkEnd w:id="78"/>
     </w:p>
     <w:p>
       <w:pPr>
         <w:pStyle w:val="Heading2"/>
         <w:spacing w:line="360" w:lineRule="auto"/>
       </w:pPr>
-      <w:bookmarkStart w:id="79" w:name="_Toc227543955"/>
+      <w:bookmarkStart w:id="78" w:name="_Toc227543955"/>
       <w:r>
         <w:rPr>
           <w:rFonts w:ascii="Times New Roman" w:hAnsi="Times New Roman"/>
         </w:rPr>
         <w:t>4.6  Fully Addressed Use Cases</w:t>
       </w:r>
-      <w:bookmarkEnd w:id="79"/>
+      <w:bookmarkEnd w:id="78"/>
     </w:p>
     <w:p>
       <w:pPr>
         <w:pStyle w:val="Heading3"/>
         <w:spacing w:after="120" w:line="360" w:lineRule="auto"/>
       </w:pPr>
-      <w:bookmarkStart w:id="80" w:name="_Toc227543956"/>
+      <w:bookmarkStart w:id="79" w:name="_Toc227543956"/>
+      <w:r>
+        <w:rPr>
+          <w:rFonts w:ascii="Times New Roman" w:hAnsi="Times New Roman"/>
+        </w:rPr>
+        <w:t xml:space="preserve">4.6.1 </w:t>
+      </w:r>
       <w:r>
         <w:rPr>
           <w:rFonts w:ascii="Times New Roman" w:hAnsi="Times New Roman"/>
         </w:rPr>
         <w:t>Student / Teacher Use Cases</w:t>
       </w:r>
-      <w:bookmarkEnd w:id="80"/>
+      <w:bookmarkEnd w:id="79"/>
     </w:p>
     <w:p>
       <w:pPr>
         <w:pStyle w:val="TableCaption"/>
         <w:spacing w:before="200" w:after="60" w:line="360" w:lineRule="auto"/>
       </w:pPr>
-      <w:bookmarkStart w:id="81" w:name="_lt15"/>
-      <w:r>
-        <w:t xml:space="preserve">Table </w:t>
-      </w:r>
-      <w:r>
-        <w:fldChar w:fldCharType="begin"/>
-      </w:r>
-      <w:r>
-        <w:instrText xml:space="preserve"> SEQ Table \* ARABIC </w:instrText>
-      </w:r>
-      <w:r>
-        <w:fldChar w:fldCharType="separate"/>
-      </w:r>
-      <w:r>
-        <w:rPr>
-          <w:noProof/>
-        </w:rPr>
-        <w:t>13</w:t>
-      </w:r>
-      <w:r>
-        <w:rPr>
-          <w:noProof/>
-        </w:rPr>
-        <w:fldChar w:fldCharType="end"/>
-      </w:r>
-      <w:r>
-        <w:t>: Use Case: Login to System</w:t>
-      </w:r>
-      <w:bookmarkEnd w:id="81"/>
+      <w:bookmarkStart w:id="80" w:name="_lt15"/>
+      <w:r>
+        <w:t>Table</w:t>
+      </w:r>
+      <w:r>
+        <w:t xml:space="preserve"> 4.6.1.1</w:t>
+      </w:r>
+      <w:bookmarkEnd w:id="80"/>
     </w:p>
     <w:tbl>
       <w:tblPr>
@@ -18978,35 +18961,14 @@
         <w:pStyle w:val="TableCaption"/>
         <w:spacing w:before="200" w:after="60" w:line="360" w:lineRule="auto"/>
       </w:pPr>
-      <w:bookmarkStart w:id="82" w:name="_lt16"/>
-      <w:r>
-        <w:t xml:space="preserve">Table </w:t>
-      </w:r>
-      <w:r>
-        <w:fldChar w:fldCharType="begin"/>
-      </w:r>
-      <w:r>
-        <w:instrText xml:space="preserve"> SEQ Table \* ARABIC </w:instrText>
-      </w:r>
-      <w:r>
-        <w:fldChar w:fldCharType="separate"/>
-      </w:r>
-      <w:r>
-        <w:rPr>
-          <w:noProof/>
-        </w:rPr>
-        <w:t>14</w:t>
-      </w:r>
-      <w:r>
-        <w:rPr>
-          <w:noProof/>
-        </w:rPr>
-        <w:fldChar w:fldCharType="end"/>
-      </w:r>
-      <w:r>
-        <w:t>: Use Case: Create Post</w:t>
-      </w:r>
-      <w:bookmarkEnd w:id="82"/>
+      <w:bookmarkStart w:id="81" w:name="_lt16"/>
+      <w:r>
+        <w:t>Table</w:t>
+      </w:r>
+      <w:r>
+        <w:t xml:space="preserve"> 4.6.1.2</w:t>
+      </w:r>
+      <w:bookmarkEnd w:id="81"/>
     </w:p>
     <w:tbl>
       <w:tblPr>
@@ -19389,35 +19351,14 @@
         <w:pStyle w:val="TableCaption"/>
         <w:spacing w:before="200" w:after="60" w:line="360" w:lineRule="auto"/>
       </w:pPr>
-      <w:bookmarkStart w:id="83" w:name="_lt17"/>
-      <w:r>
-        <w:t xml:space="preserve">Table </w:t>
-      </w:r>
-      <w:r>
-        <w:fldChar w:fldCharType="begin"/>
-      </w:r>
-      <w:r>
-        <w:instrText xml:space="preserve"> SEQ Table \* ARABIC </w:instrText>
-      </w:r>
-      <w:r>
-        <w:fldChar w:fldCharType="separate"/>
-      </w:r>
-      <w:r>
-        <w:rPr>
-          <w:noProof/>
-        </w:rPr>
-        <w:t>15</w:t>
-      </w:r>
-      <w:r>
-        <w:rPr>
-          <w:noProof/>
-        </w:rPr>
-        <w:fldChar w:fldCharType="end"/>
-      </w:r>
-      <w:r>
-        <w:t>: Use Case: Like and Comment on Post</w:t>
-      </w:r>
-      <w:bookmarkEnd w:id="83"/>
+      <w:bookmarkStart w:id="82" w:name="_lt17"/>
+      <w:r>
+        <w:t>Table</w:t>
+      </w:r>
+      <w:r>
+        <w:t xml:space="preserve"> 4.6.1.3 </w:t>
+      </w:r>
+      <w:bookmarkEnd w:id="82"/>
     </w:p>
     <w:tbl>
       <w:tblPr>
@@ -19791,35 +19732,14 @@
         <w:pStyle w:val="TableCaption"/>
         <w:spacing w:before="200" w:after="60" w:line="360" w:lineRule="auto"/>
       </w:pPr>
-      <w:bookmarkStart w:id="84" w:name="_lt18"/>
-      <w:r>
-        <w:t xml:space="preserve">Table </w:t>
-      </w:r>
-      <w:r>
-        <w:fldChar w:fldCharType="begin"/>
-      </w:r>
-      <w:r>
-        <w:instrText xml:space="preserve"> SEQ Table \* ARABIC </w:instrText>
-      </w:r>
-      <w:r>
-        <w:fldChar w:fldCharType="separate"/>
-      </w:r>
-      <w:r>
-        <w:rPr>
-          <w:noProof/>
-        </w:rPr>
-        <w:t>16</w:t>
-      </w:r>
-      <w:r>
-        <w:rPr>
-          <w:noProof/>
-        </w:rPr>
-        <w:fldChar w:fldCharType="end"/>
-      </w:r>
-      <w:r>
-        <w:t>: Use Case: Join Semester Group</w:t>
-      </w:r>
-      <w:bookmarkEnd w:id="84"/>
+      <w:bookmarkStart w:id="83" w:name="_lt18"/>
+      <w:r>
+        <w:t>Table</w:t>
+      </w:r>
+      <w:r>
+        <w:t xml:space="preserve"> 4.6.1.4</w:t>
+      </w:r>
+      <w:bookmarkEnd w:id="83"/>
     </w:p>
     <w:tbl>
       <w:tblPr>
@@ -20201,35 +20121,14 @@
         <w:pStyle w:val="TableCaption"/>
         <w:spacing w:before="200" w:after="60" w:line="360" w:lineRule="auto"/>
       </w:pPr>
-      <w:bookmarkStart w:id="85" w:name="_lt19"/>
-      <w:r>
-        <w:t xml:space="preserve">Table </w:t>
-      </w:r>
-      <w:r>
-        <w:fldChar w:fldCharType="begin"/>
-      </w:r>
-      <w:r>
-        <w:instrText xml:space="preserve"> SEQ Table \* ARABIC </w:instrText>
-      </w:r>
-      <w:r>
-        <w:fldChar w:fldCharType="separate"/>
-      </w:r>
-      <w:r>
-        <w:rPr>
-          <w:noProof/>
-        </w:rPr>
-        <w:t>17</w:t>
-      </w:r>
-      <w:r>
-        <w:rPr>
-          <w:noProof/>
-        </w:rPr>
-        <w:fldChar w:fldCharType="end"/>
-      </w:r>
-      <w:r>
-        <w:t>: Use Case: RSVP to Campus Event</w:t>
-      </w:r>
-      <w:bookmarkEnd w:id="85"/>
+      <w:bookmarkStart w:id="84" w:name="_lt19"/>
+      <w:r>
+        <w:t>Table</w:t>
+      </w:r>
+      <w:r>
+        <w:t xml:space="preserve"> 4.6.1.5</w:t>
+      </w:r>
+      <w:bookmarkEnd w:id="84"/>
     </w:p>
     <w:tbl>
       <w:tblPr>
@@ -20603,35 +20502,14 @@
         <w:pStyle w:val="TableCaption"/>
         <w:spacing w:before="200" w:after="60" w:line="360" w:lineRule="auto"/>
       </w:pPr>
-      <w:bookmarkStart w:id="86" w:name="_lt20"/>
+      <w:bookmarkStart w:id="85" w:name="_lt20"/>
       <w:r>
         <w:t xml:space="preserve">Table </w:t>
       </w:r>
-      <w:r>
-        <w:fldChar w:fldCharType="begin"/>
-      </w:r>
-      <w:r>
-        <w:instrText xml:space="preserve"> SEQ Table \* ARABIC </w:instrText>
-      </w:r>
-      <w:r>
-        <w:fldChar w:fldCharType="separate"/>
-      </w:r>
-      <w:r>
-        <w:rPr>
-          <w:noProof/>
-        </w:rPr>
-        <w:t>18</w:t>
-      </w:r>
-      <w:r>
-        <w:rPr>
-          <w:noProof/>
-        </w:rPr>
-        <w:fldChar w:fldCharType="end"/>
-      </w:r>
-      <w:r>
-        <w:t>: Use Case: Report Lost/Found Item</w:t>
-      </w:r>
-      <w:bookmarkEnd w:id="86"/>
+      <w:bookmarkEnd w:id="85"/>
+      <w:r>
+        <w:t>4.6.1.6</w:t>
+      </w:r>
     </w:p>
     <w:tbl>
       <w:tblPr>
@@ -21030,35 +20908,17 @@
         <w:pStyle w:val="TableCaption"/>
         <w:spacing w:before="200" w:after="60" w:line="360" w:lineRule="auto"/>
       </w:pPr>
-      <w:bookmarkStart w:id="87" w:name="_lt21"/>
+      <w:bookmarkStart w:id="86" w:name="_lt21"/>
       <w:r>
         <w:t xml:space="preserve">Table </w:t>
       </w:r>
-      <w:r>
-        <w:fldChar w:fldCharType="begin"/>
-      </w:r>
-      <w:r>
-        <w:instrText xml:space="preserve"> SEQ Table \* ARABIC </w:instrText>
-      </w:r>
-      <w:r>
-        <w:fldChar w:fldCharType="separate"/>
-      </w:r>
-      <w:r>
-        <w:rPr>
-          <w:noProof/>
-        </w:rPr>
-        <w:t>19</w:t>
-      </w:r>
-      <w:r>
-        <w:rPr>
-          <w:noProof/>
-        </w:rPr>
-        <w:fldChar w:fldCharType="end"/>
-      </w:r>
-      <w:r>
-        <w:t>: Use Case: Mark Lost/Found Item as Resolved</w:t>
-      </w:r>
-      <w:bookmarkEnd w:id="87"/>
+      <w:bookmarkEnd w:id="86"/>
+      <w:r>
+        <w:t>4.6.1.</w:t>
+      </w:r>
+      <w:r>
+        <w:t>7</w:t>
+      </w:r>
     </w:p>
     <w:tbl>
       <w:tblPr>
@@ -21448,36 +21308,18 @@
         <w:pStyle w:val="TableCaption"/>
         <w:spacing w:before="200" w:after="60" w:line="360" w:lineRule="auto"/>
       </w:pPr>
-      <w:bookmarkStart w:id="88" w:name="_lt22"/>
+      <w:bookmarkStart w:id="87" w:name="_lt22"/>
       <w:r>
         <w:lastRenderedPageBreak/>
         <w:t xml:space="preserve">Table </w:t>
       </w:r>
-      <w:r>
-        <w:fldChar w:fldCharType="begin"/>
-      </w:r>
-      <w:r>
-        <w:instrText xml:space="preserve"> SEQ Table \* ARABIC </w:instrText>
-      </w:r>
-      <w:r>
-        <w:fldChar w:fldCharType="separate"/>
-      </w:r>
-      <w:r>
-        <w:rPr>
-          <w:noProof/>
-        </w:rPr>
-        <w:t>20</w:t>
-      </w:r>
-      <w:r>
-        <w:rPr>
-          <w:noProof/>
-        </w:rPr>
-        <w:fldChar w:fldCharType="end"/>
-      </w:r>
-      <w:r>
-        <w:t>: Use Case: Send Message</w:t>
-      </w:r>
-      <w:bookmarkEnd w:id="88"/>
+      <w:bookmarkEnd w:id="87"/>
+      <w:r>
+        <w:t>4.6.1.</w:t>
+      </w:r>
+      <w:r>
+        <w:t>8</w:t>
+      </w:r>
     </w:p>
     <w:tbl>
       <w:tblPr>
@@ -21859,35 +21701,17 @@
         <w:pStyle w:val="TableCaption"/>
         <w:spacing w:before="200" w:after="60" w:line="360" w:lineRule="auto"/>
       </w:pPr>
-      <w:bookmarkStart w:id="89" w:name="_lt23"/>
+      <w:bookmarkStart w:id="88" w:name="_lt23"/>
       <w:r>
         <w:t xml:space="preserve">Table </w:t>
       </w:r>
-      <w:r>
-        <w:fldChar w:fldCharType="begin"/>
-      </w:r>
-      <w:r>
-        <w:instrText xml:space="preserve"> SEQ Table \* ARABIC </w:instrText>
-      </w:r>
-      <w:r>
-        <w:fldChar w:fldCharType="separate"/>
-      </w:r>
-      <w:r>
-        <w:rPr>
-          <w:noProof/>
-        </w:rPr>
-        <w:t>21</w:t>
-      </w:r>
-      <w:r>
-        <w:rPr>
-          <w:noProof/>
-        </w:rPr>
-        <w:fldChar w:fldCharType="end"/>
-      </w:r>
-      <w:r>
-        <w:t>: Use Case: View and Update Profile</w:t>
-      </w:r>
-      <w:bookmarkEnd w:id="89"/>
+      <w:bookmarkEnd w:id="88"/>
+      <w:r>
+        <w:t>4.6.1.</w:t>
+      </w:r>
+      <w:r>
+        <w:t>9</w:t>
+      </w:r>
     </w:p>
     <w:tbl>
       <w:tblPr>
@@ -22270,35 +22094,17 @@
         <w:pStyle w:val="TableCaption"/>
         <w:spacing w:before="200" w:after="60" w:line="360" w:lineRule="auto"/>
       </w:pPr>
-      <w:bookmarkStart w:id="90" w:name="_lt24"/>
+      <w:bookmarkStart w:id="89" w:name="_lt24"/>
       <w:r>
         <w:t xml:space="preserve">Table </w:t>
       </w:r>
-      <w:r>
-        <w:fldChar w:fldCharType="begin"/>
-      </w:r>
-      <w:r>
-        <w:instrText xml:space="preserve"> SEQ Table \* ARABIC </w:instrText>
-      </w:r>
-      <w:r>
-        <w:fldChar w:fldCharType="separate"/>
-      </w:r>
-      <w:r>
-        <w:rPr>
-          <w:noProof/>
-        </w:rPr>
-        <w:t>22</w:t>
-      </w:r>
-      <w:r>
-        <w:rPr>
-          <w:noProof/>
-        </w:rPr>
-        <w:fldChar w:fldCharType="end"/>
-      </w:r>
-      <w:r>
-        <w:t>: Use Case: View Announcements</w:t>
-      </w:r>
-      <w:bookmarkEnd w:id="90"/>
+      <w:bookmarkEnd w:id="89"/>
+      <w:r>
+        <w:t>4.6.1.</w:t>
+      </w:r>
+      <w:r>
+        <w:t>10</w:t>
+      </w:r>
     </w:p>
     <w:tbl>
       <w:tblPr>
@@ -22664,14 +22470,22 @@
         <w:pStyle w:val="Heading3"/>
         <w:spacing w:after="120" w:line="360" w:lineRule="auto"/>
       </w:pPr>
-      <w:bookmarkStart w:id="91" w:name="_Toc227543957"/>
+      <w:bookmarkStart w:id="90" w:name="_Toc227543957"/>
+      <w:r>
+        <w:rPr>
+          <w:rFonts w:ascii="Times New Roman" w:hAnsi="Times New Roman"/>
+        </w:rPr>
+        <w:t xml:space="preserve">4.6.2 </w:t>
+      </w:r>
+      <w:bookmarkStart w:id="91" w:name="_GoBack"/>
+      <w:bookmarkEnd w:id="91"/>
       <w:r>
         <w:rPr>
           <w:rFonts w:ascii="Times New Roman" w:hAnsi="Times New Roman"/>
         </w:rPr>
         <w:t>Coordination / Administration / Admin Use Cases</w:t>
       </w:r>
-      <w:bookmarkEnd w:id="91"/>
+      <w:bookmarkEnd w:id="90"/>
     </w:p>
     <w:p>
       <w:pPr>
@@ -26337,7 +26151,7 @@
         <w:noProof/>
         <w:sz w:val="20"/>
       </w:rPr>
-      <w:t>23</w:t>
+      <w:t>31</w:t>
     </w:r>
     <w:r>
       <w:rPr>
@@ -38382,7 +38196,7 @@
 </file>
 
 <file path=customXml/itemProps1.xml><?xml version="1.0" encoding="utf-8"?>
-<ds:datastoreItem xmlns:ds="http://schemas.openxmlformats.org/officeDocument/2006/customXml" ds:itemID="{529F1895-F049-43E6-9020-E560673E3183}">
+<ds:datastoreItem xmlns:ds="http://schemas.openxmlformats.org/officeDocument/2006/customXml" ds:itemID="{612ECAEB-F8C0-4E16-82A4-5F2FA4D32DF0}">
   <ds:schemaRefs>
     <ds:schemaRef ds:uri="http://schemas.openxmlformats.org/officeDocument/2006/bibliography"/>
   </ds:schemaRefs>

--- a/Riphah_Konnect_FYP_Doc.docx
+++ b/Riphah_Konnect_FYP_Doc.docx
@@ -827,7 +827,7 @@
                 </mc:Choice>
                 <mc:Fallback>
                   <w:pict>
-                    <v:line w14:anchorId="766039E5" id="Straight Connector 7" o:spid="_x0000_s1026" style="position:absolute;z-index:251659264;visibility:visible;mso-wrap-style:square;mso-width-percent:0;mso-height-percent:0;mso-wrap-distance-left:9pt;mso-wrap-distance-top:0;mso-wrap-distance-right:9pt;mso-wrap-distance-bottom:0;mso-position-horizontal:absolute;mso-position-horizontal-relative:text;mso-position-vertical:absolute;mso-position-vertical-relative:text;mso-width-percent:0;mso-height-percent:0;mso-width-relative:page;mso-height-relative:page" from=".3pt,8.95pt" to="189.3pt,8.95pt" o:gfxdata="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"/>
+                    <v:line w14:anchorId="29C5D15B" id="Straight Connector 7" o:spid="_x0000_s1026" style="position:absolute;z-index:251659264;visibility:visible;mso-wrap-style:square;mso-width-percent:0;mso-height-percent:0;mso-wrap-distance-left:9pt;mso-wrap-distance-top:0;mso-wrap-distance-right:9pt;mso-wrap-distance-bottom:0;mso-position-horizontal:absolute;mso-position-horizontal-relative:text;mso-position-vertical:absolute;mso-position-vertical-relative:text;mso-width-percent:0;mso-height-percent:0;mso-width-relative:page;mso-height-relative:page" from=".3pt,8.95pt" to="189.3pt,8.95pt" o:gfxdata="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"/>
                   </w:pict>
                 </mc:Fallback>
               </mc:AlternateContent>
@@ -1049,7 +1049,7 @@
                 </mc:Choice>
                 <mc:Fallback>
                   <w:pict>
-                    <v:line w14:anchorId="0E342637" id="Straight Connector 6" o:spid="_x0000_s1026" style="position:absolute;z-index:251660288;visibility:visible;mso-wrap-style:square;mso-width-percent:0;mso-height-percent:0;mso-wrap-distance-left:9pt;mso-wrap-distance-top:0;mso-wrap-distance-right:9pt;mso-wrap-distance-bottom:0;mso-position-horizontal:absolute;mso-position-horizontal-relative:text;mso-position-vertical:absolute;mso-position-vertical-relative:text;mso-width-percent:0;mso-height-percent:0;mso-width-relative:page;mso-height-relative:page" from=".4pt,5.3pt" to="189.4pt,5.3pt" o:gfxdata="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"/>
+                    <v:line w14:anchorId="3DDA236D" id="Straight Connector 6" o:spid="_x0000_s1026" style="position:absolute;z-index:251660288;visibility:visible;mso-wrap-style:square;mso-width-percent:0;mso-height-percent:0;mso-wrap-distance-left:9pt;mso-wrap-distance-top:0;mso-wrap-distance-right:9pt;mso-wrap-distance-bottom:0;mso-position-horizontal:absolute;mso-position-horizontal-relative:text;mso-position-vertical:absolute;mso-position-vertical-relative:text;mso-width-percent:0;mso-height-percent:0;mso-width-relative:page;mso-height-relative:page" from=".4pt,5.3pt" to="189.4pt,5.3pt" o:gfxdata="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"/>
                   </w:pict>
                 </mc:Fallback>
               </mc:AlternateContent>
@@ -22477,8 +22477,6 @@
         </w:rPr>
         <w:t xml:space="preserve">4.6.2 </w:t>
       </w:r>
-      <w:bookmarkStart w:id="91" w:name="_GoBack"/>
-      <w:bookmarkEnd w:id="91"/>
       <w:r>
         <w:rPr>
           <w:rFonts w:ascii="Times New Roman" w:hAnsi="Times New Roman"/>
@@ -22492,35 +22490,14 @@
         <w:pStyle w:val="TableCaption"/>
         <w:spacing w:before="200" w:after="60" w:line="360" w:lineRule="auto"/>
       </w:pPr>
-      <w:bookmarkStart w:id="92" w:name="_lt25"/>
+      <w:bookmarkStart w:id="91" w:name="_lt25"/>
       <w:r>
         <w:t xml:space="preserve">Table </w:t>
       </w:r>
-      <w:r>
-        <w:fldChar w:fldCharType="begin"/>
-      </w:r>
-      <w:r>
-        <w:instrText xml:space="preserve"> SEQ Table \* ARABIC </w:instrText>
-      </w:r>
-      <w:r>
-        <w:fldChar w:fldCharType="separate"/>
-      </w:r>
-      <w:r>
-        <w:rPr>
-          <w:noProof/>
-        </w:rPr>
-        <w:t>23</w:t>
-      </w:r>
-      <w:r>
-        <w:rPr>
-          <w:noProof/>
-        </w:rPr>
-        <w:fldChar w:fldCharType="end"/>
-      </w:r>
-      <w:r>
-        <w:t>: Use Case: Create Semester Group</w:t>
-      </w:r>
-      <w:bookmarkEnd w:id="92"/>
+      <w:bookmarkEnd w:id="91"/>
+      <w:r>
+        <w:t>4.6.2.1</w:t>
+      </w:r>
     </w:p>
     <w:tbl>
       <w:tblPr>
@@ -22910,35 +22887,17 @@
         <w:pStyle w:val="TableCaption"/>
         <w:spacing w:before="200" w:after="60" w:line="360" w:lineRule="auto"/>
       </w:pPr>
-      <w:bookmarkStart w:id="93" w:name="_lt26"/>
+      <w:bookmarkStart w:id="92" w:name="_lt26"/>
       <w:r>
         <w:t xml:space="preserve">Table </w:t>
       </w:r>
-      <w:r>
-        <w:fldChar w:fldCharType="begin"/>
-      </w:r>
-      <w:r>
-        <w:instrText xml:space="preserve"> SEQ Table \* ARABIC </w:instrText>
-      </w:r>
-      <w:r>
-        <w:fldChar w:fldCharType="separate"/>
-      </w:r>
-      <w:r>
-        <w:rPr>
-          <w:noProof/>
-        </w:rPr>
-        <w:t>24</w:t>
-      </w:r>
-      <w:r>
-        <w:rPr>
-          <w:noProof/>
-        </w:rPr>
-        <w:fldChar w:fldCharType="end"/>
-      </w:r>
-      <w:r>
-        <w:t>: Use Case: Post Announcement</w:t>
-      </w:r>
-      <w:bookmarkEnd w:id="93"/>
+      <w:bookmarkEnd w:id="92"/>
+      <w:r>
+        <w:t>4.6.2.</w:t>
+      </w:r>
+      <w:r>
+        <w:t>2</w:t>
+      </w:r>
     </w:p>
     <w:tbl>
       <w:tblPr>
@@ -23328,35 +23287,17 @@
         <w:pStyle w:val="TableCaption"/>
         <w:spacing w:before="200" w:after="60" w:line="360" w:lineRule="auto"/>
       </w:pPr>
-      <w:bookmarkStart w:id="94" w:name="_lt27"/>
+      <w:bookmarkStart w:id="93" w:name="_lt27"/>
       <w:r>
         <w:t xml:space="preserve">Table </w:t>
       </w:r>
-      <w:r>
-        <w:fldChar w:fldCharType="begin"/>
-      </w:r>
-      <w:r>
-        <w:instrText xml:space="preserve"> SEQ Table \* ARABIC </w:instrText>
-      </w:r>
-      <w:r>
-        <w:fldChar w:fldCharType="separate"/>
-      </w:r>
-      <w:r>
-        <w:rPr>
-          <w:noProof/>
-        </w:rPr>
-        <w:t>25</w:t>
-      </w:r>
-      <w:r>
-        <w:rPr>
-          <w:noProof/>
-        </w:rPr>
-        <w:fldChar w:fldCharType="end"/>
-      </w:r>
-      <w:r>
-        <w:t>: Use Case: Create Campus Event</w:t>
-      </w:r>
-      <w:bookmarkEnd w:id="94"/>
+      <w:bookmarkEnd w:id="93"/>
+      <w:r>
+        <w:t>4.6.2.</w:t>
+      </w:r>
+      <w:r>
+        <w:t>3</w:t>
+      </w:r>
     </w:p>
     <w:tbl>
       <w:tblPr>
@@ -23739,34 +23680,18 @@
         <w:pStyle w:val="TableCaption"/>
         <w:spacing w:before="200" w:after="60" w:line="360" w:lineRule="auto"/>
       </w:pPr>
-      <w:bookmarkStart w:id="95" w:name="_lt28"/>
+      <w:bookmarkStart w:id="94" w:name="_lt28"/>
       <w:r>
         <w:t xml:space="preserve">Table </w:t>
       </w:r>
-      <w:r>
-        <w:fldChar w:fldCharType="begin"/>
-      </w:r>
-      <w:r>
-        <w:instrText xml:space="preserve"> SEQ Table \* ARABIC </w:instrText>
-      </w:r>
-      <w:r>
-        <w:fldChar w:fldCharType="separate"/>
-      </w:r>
-      <w:r>
-        <w:rPr>
-          <w:noProof/>
-        </w:rPr>
-        <w:t>26</w:t>
-      </w:r>
-      <w:r>
-        <w:rPr>
-          <w:noProof/>
-        </w:rPr>
-        <w:fldChar w:fldCharType="end"/>
-      </w:r>
-      <w:r>
-        <w:t>: Use Case: Manage User Accounts</w:t>
-      </w:r>
+      <w:bookmarkEnd w:id="94"/>
+      <w:r>
+        <w:t>4.6.2.</w:t>
+      </w:r>
+      <w:r>
+        <w:t>4</w:t>
+      </w:r>
+      <w:bookmarkStart w:id="95" w:name="_GoBack"/>
       <w:bookmarkEnd w:id="95"/>
     </w:p>
     <w:tbl>
@@ -26151,7 +26076,7 @@
         <w:noProof/>
         <w:sz w:val="20"/>
       </w:rPr>
-      <w:t>31</w:t>
+      <w:t>32</w:t>
     </w:r>
     <w:r>
       <w:rPr>
@@ -38196,7 +38121,7 @@
 </file>
 
 <file path=customXml/itemProps1.xml><?xml version="1.0" encoding="utf-8"?>
-<ds:datastoreItem xmlns:ds="http://schemas.openxmlformats.org/officeDocument/2006/customXml" ds:itemID="{612ECAEB-F8C0-4E16-82A4-5F2FA4D32DF0}">
+<ds:datastoreItem xmlns:ds="http://schemas.openxmlformats.org/officeDocument/2006/customXml" ds:itemID="{5B8EBEA8-DBA0-4382-8A40-6E91988AA8E7}">
   <ds:schemaRefs>
     <ds:schemaRef ds:uri="http://schemas.openxmlformats.org/officeDocument/2006/bibliography"/>
   </ds:schemaRefs>

--- a/Riphah_Konnect_FYP_Doc.docx
+++ b/Riphah_Konnect_FYP_Doc.docx
@@ -827,7 +827,7 @@
                 </mc:Choice>
                 <mc:Fallback>
                   <w:pict>
-                    <v:line w14:anchorId="29C5D15B" id="Straight Connector 7" o:spid="_x0000_s1026" style="position:absolute;z-index:251659264;visibility:visible;mso-wrap-style:square;mso-width-percent:0;mso-height-percent:0;mso-wrap-distance-left:9pt;mso-wrap-distance-top:0;mso-wrap-distance-right:9pt;mso-wrap-distance-bottom:0;mso-position-horizontal:absolute;mso-position-horizontal-relative:text;mso-position-vertical:absolute;mso-position-vertical-relative:text;mso-width-percent:0;mso-height-percent:0;mso-width-relative:page;mso-height-relative:page" from=".3pt,8.95pt" to="189.3pt,8.95pt" o:gfxdata="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"/>
+                    <v:line w14:anchorId="203643B7" id="Straight Connector 7" o:spid="_x0000_s1026" style="position:absolute;z-index:251659264;visibility:visible;mso-wrap-style:square;mso-width-percent:0;mso-height-percent:0;mso-wrap-distance-left:9pt;mso-wrap-distance-top:0;mso-wrap-distance-right:9pt;mso-wrap-distance-bottom:0;mso-position-horizontal:absolute;mso-position-horizontal-relative:text;mso-position-vertical:absolute;mso-position-vertical-relative:text;mso-width-percent:0;mso-height-percent:0;mso-width-relative:page;mso-height-relative:page" from=".3pt,8.95pt" to="189.3pt,8.95pt" o:gfxdata="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"/>
                   </w:pict>
                 </mc:Fallback>
               </mc:AlternateContent>
@@ -1049,7 +1049,7 @@
                 </mc:Choice>
                 <mc:Fallback>
                   <w:pict>
-                    <v:line w14:anchorId="3DDA236D" id="Straight Connector 6" o:spid="_x0000_s1026" style="position:absolute;z-index:251660288;visibility:visible;mso-wrap-style:square;mso-width-percent:0;mso-height-percent:0;mso-wrap-distance-left:9pt;mso-wrap-distance-top:0;mso-wrap-distance-right:9pt;mso-wrap-distance-bottom:0;mso-position-horizontal:absolute;mso-position-horizontal-relative:text;mso-position-vertical:absolute;mso-position-vertical-relative:text;mso-width-percent:0;mso-height-percent:0;mso-width-relative:page;mso-height-relative:page" from=".4pt,5.3pt" to="189.4pt,5.3pt" o:gfxdata="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"/>
+                    <v:line w14:anchorId="4464B627" id="Straight Connector 6" o:spid="_x0000_s1026" style="position:absolute;z-index:251660288;visibility:visible;mso-wrap-style:square;mso-width-percent:0;mso-height-percent:0;mso-wrap-distance-left:9pt;mso-wrap-distance-top:0;mso-wrap-distance-right:9pt;mso-wrap-distance-bottom:0;mso-position-horizontal:absolute;mso-position-horizontal-relative:text;mso-position-vertical:absolute;mso-position-vertical-relative:text;mso-width-percent:0;mso-height-percent:0;mso-width-relative:page;mso-height-relative:page" from=".4pt,5.3pt" to="189.4pt,5.3pt" o:gfxdata="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"/>
                   </w:pict>
                 </mc:Fallback>
               </mc:AlternateContent>
@@ -23691,8 +23691,6 @@
       <w:r>
         <w:t>4</w:t>
       </w:r>
-      <w:bookmarkStart w:id="95" w:name="_GoBack"/>
-      <w:bookmarkEnd w:id="95"/>
     </w:p>
     <w:tbl>
       <w:tblPr>
@@ -24114,7 +24112,7 @@
         <w:pStyle w:val="Heading1"/>
         <w:spacing w:line="360" w:lineRule="auto"/>
       </w:pPr>
-      <w:bookmarkStart w:id="96" w:name="_Toc227543958"/>
+      <w:bookmarkStart w:id="95" w:name="_Toc227543958"/>
       <w:r>
         <w:rPr>
           <w:rFonts w:ascii="Times New Roman" w:hAnsi="Times New Roman"/>
@@ -24122,7 +24120,7 @@
         <w:lastRenderedPageBreak/>
         <w:t>Chapter 5: Implementation</w:t>
       </w:r>
-      <w:bookmarkEnd w:id="96"/>
+      <w:bookmarkEnd w:id="95"/>
     </w:p>
     <w:p>
       <w:pPr>
@@ -24134,28 +24132,28 @@
         <w:pStyle w:val="Heading2"/>
         <w:spacing w:line="360" w:lineRule="auto"/>
       </w:pPr>
-      <w:bookmarkStart w:id="97" w:name="_Toc227543959"/>
+      <w:bookmarkStart w:id="96" w:name="_Toc227543959"/>
       <w:r>
         <w:rPr>
           <w:rFonts w:ascii="Times New Roman" w:hAnsi="Times New Roman"/>
         </w:rPr>
         <w:t>5.1  IDE, Tools and Technologies</w:t>
       </w:r>
-      <w:bookmarkEnd w:id="97"/>
+      <w:bookmarkEnd w:id="96"/>
     </w:p>
     <w:p>
       <w:pPr>
         <w:pStyle w:val="Heading3"/>
         <w:spacing w:line="360" w:lineRule="auto"/>
       </w:pPr>
-      <w:bookmarkStart w:id="98" w:name="_Toc227543960"/>
+      <w:bookmarkStart w:id="97" w:name="_Toc227543960"/>
       <w:r>
         <w:rPr>
           <w:rFonts w:ascii="Times New Roman" w:hAnsi="Times New Roman"/>
         </w:rPr>
         <w:t>5.1.1  Frontend</w:t>
       </w:r>
-      <w:bookmarkEnd w:id="98"/>
+      <w:bookmarkEnd w:id="97"/>
     </w:p>
     <w:p>
       <w:pPr>
@@ -24163,13 +24161,34 @@
         <w:spacing w:before="80" w:after="100" w:line="360" w:lineRule="auto"/>
         <w:ind w:left="432"/>
         <w:jc w:val="both"/>
+        <w:rPr>
+          <w:sz w:val="24"/>
+        </w:rPr>
       </w:pPr>
       <w:r>
         <w:rPr>
           <w:rFonts w:ascii="Times New Roman" w:hAnsi="Times New Roman"/>
           <w:color w:val="000000"/>
-        </w:rPr>
-        <w:t>1. React 18: JavaScript library used to build the entire user interface as a collection of reusable components.</w:t>
+          <w:sz w:val="24"/>
+          <w:szCs w:val="24"/>
+        </w:rPr>
+        <w:t>1.</w:t>
+      </w:r>
+      <w:r>
+        <w:rPr>
+          <w:rFonts w:ascii="Times New Roman" w:hAnsi="Times New Roman"/>
+          <w:color w:val="000000"/>
+          <w:sz w:val="28"/>
+        </w:rPr>
+        <w:t xml:space="preserve"> </w:t>
+      </w:r>
+      <w:r>
+        <w:rPr>
+          <w:rFonts w:ascii="Times New Roman" w:hAnsi="Times New Roman"/>
+          <w:color w:val="000000"/>
+          <w:sz w:val="24"/>
+        </w:rPr>
+        <w:t>React 18: JavaScript library used to build the entire user interface as a collection of reusable components.</w:t>
       </w:r>
     </w:p>
     <w:p>
@@ -24178,11 +24197,15 @@
         <w:spacing w:before="80" w:after="100" w:line="360" w:lineRule="auto"/>
         <w:ind w:left="432"/>
         <w:jc w:val="both"/>
+        <w:rPr>
+          <w:sz w:val="24"/>
+        </w:rPr>
       </w:pPr>
       <w:r>
         <w:rPr>
           <w:rFonts w:ascii="Times New Roman" w:hAnsi="Times New Roman"/>
           <w:color w:val="000000"/>
+          <w:sz w:val="24"/>
         </w:rPr>
         <w:t>2. Vite: Build tool and development server used to run and compile the React application. It is faster than the older Create React App setup.</w:t>
       </w:r>
@@ -24193,11 +24216,15 @@
         <w:spacing w:before="80" w:after="100" w:line="360" w:lineRule="auto"/>
         <w:ind w:left="432"/>
         <w:jc w:val="both"/>
+        <w:rPr>
+          <w:sz w:val="24"/>
+        </w:rPr>
       </w:pPr>
       <w:r>
         <w:rPr>
           <w:rFonts w:ascii="Times New Roman" w:hAnsi="Times New Roman"/>
           <w:color w:val="000000"/>
+          <w:sz w:val="24"/>
         </w:rPr>
         <w:t>3. TailwindCSS: Utility-first CSS framework used to style all pages and components directly in the JSX without writing separate CSS files.</w:t>
       </w:r>
@@ -24208,11 +24235,15 @@
         <w:spacing w:before="80" w:after="100" w:line="360" w:lineRule="auto"/>
         <w:ind w:left="432"/>
         <w:jc w:val="both"/>
+        <w:rPr>
+          <w:sz w:val="24"/>
+        </w:rPr>
       </w:pPr>
       <w:r>
         <w:rPr>
           <w:rFonts w:ascii="Times New Roman" w:hAnsi="Times New Roman"/>
           <w:color w:val="000000"/>
+          <w:sz w:val="24"/>
         </w:rPr>
         <w:t>4. React Router: Used for client-side navigation between pages such as Login, Posts, Semester Groups, Events, and Messages without reloading the browser.</w:t>
       </w:r>
@@ -24223,11 +24254,15 @@
         <w:spacing w:before="80" w:after="100" w:line="360" w:lineRule="auto"/>
         <w:ind w:left="432"/>
         <w:jc w:val="both"/>
+        <w:rPr>
+          <w:sz w:val="24"/>
+        </w:rPr>
       </w:pPr>
       <w:r>
         <w:rPr>
           <w:rFonts w:ascii="Times New Roman" w:hAnsi="Times New Roman"/>
           <w:color w:val="000000"/>
+          <w:sz w:val="24"/>
         </w:rPr>
         <w:t>5. Axios: HTTP client used to send all REST API requests from the frontend to the backend, with the JWT token attached in the request header.</w:t>
       </w:r>
@@ -24238,11 +24273,15 @@
         <w:spacing w:before="80" w:after="100" w:line="360" w:lineRule="auto"/>
         <w:ind w:left="432"/>
         <w:jc w:val="both"/>
+        <w:rPr>
+          <w:sz w:val="24"/>
+        </w:rPr>
       </w:pPr>
       <w:r>
         <w:rPr>
           <w:rFonts w:ascii="Times New Roman" w:hAnsi="Times New Roman"/>
           <w:color w:val="000000"/>
+          <w:sz w:val="24"/>
         </w:rPr>
         <w:t>6. Socket.io Client: Used to maintain a WebSocket connection with the backend server for real-time message delivery in the messaging module.</w:t>
       </w:r>
@@ -24253,11 +24292,15 @@
         <w:spacing w:before="80" w:after="100" w:line="360" w:lineRule="auto"/>
         <w:ind w:left="432"/>
         <w:jc w:val="both"/>
+        <w:rPr>
+          <w:sz w:val="24"/>
+        </w:rPr>
       </w:pPr>
       <w:r>
         <w:rPr>
           <w:rFonts w:ascii="Times New Roman" w:hAnsi="Times New Roman"/>
           <w:color w:val="000000"/>
+          <w:sz w:val="24"/>
         </w:rPr>
         <w:t>7. Context API: React's built-in state management used to store the logged-in user's data and JWT token so that all pages can access it.</w:t>
       </w:r>
@@ -24267,14 +24310,14 @@
         <w:pStyle w:val="Heading3"/>
         <w:spacing w:line="360" w:lineRule="auto"/>
       </w:pPr>
-      <w:bookmarkStart w:id="99" w:name="_Toc227543961"/>
+      <w:bookmarkStart w:id="98" w:name="_Toc227543961"/>
       <w:r>
         <w:rPr>
           <w:rFonts w:ascii="Times New Roman" w:hAnsi="Times New Roman"/>
         </w:rPr>
         <w:t>5.1.2  Backend</w:t>
       </w:r>
-      <w:bookmarkEnd w:id="99"/>
+      <w:bookmarkEnd w:id="98"/>
     </w:p>
     <w:p>
       <w:pPr>
@@ -24282,11 +24325,15 @@
         <w:spacing w:before="80" w:after="100" w:line="360" w:lineRule="auto"/>
         <w:ind w:left="432"/>
         <w:jc w:val="both"/>
+        <w:rPr>
+          <w:sz w:val="24"/>
+        </w:rPr>
       </w:pPr>
       <w:r>
         <w:rPr>
           <w:rFonts w:ascii="Times New Roman" w:hAnsi="Times New Roman"/>
           <w:color w:val="000000"/>
+          <w:sz w:val="24"/>
         </w:rPr>
         <w:t>1. Node.js: JavaScript runtime used to run the backend server outside of the browser.</w:t>
       </w:r>
@@ -24297,11 +24344,15 @@
         <w:spacing w:before="80" w:after="100" w:line="360" w:lineRule="auto"/>
         <w:ind w:left="432"/>
         <w:jc w:val="both"/>
+        <w:rPr>
+          <w:sz w:val="24"/>
+        </w:rPr>
       </w:pPr>
       <w:r>
         <w:rPr>
           <w:rFonts w:ascii="Times New Roman" w:hAnsi="Times New Roman"/>
           <w:color w:val="000000"/>
+          <w:sz w:val="24"/>
         </w:rPr>
         <w:t>2. Express.js: Web framework used to define all REST API routes and middleware. Each feature (auth, posts, groups, events, messages, users, announcements) has its own router file.</w:t>
       </w:r>
@@ -24312,11 +24363,15 @@
         <w:spacing w:before="80" w:after="100" w:line="360" w:lineRule="auto"/>
         <w:ind w:left="432"/>
         <w:jc w:val="both"/>
+        <w:rPr>
+          <w:sz w:val="24"/>
+        </w:rPr>
       </w:pPr>
       <w:r>
         <w:rPr>
           <w:rFonts w:ascii="Times New Roman" w:hAnsi="Times New Roman"/>
           <w:color w:val="000000"/>
+          <w:sz w:val="24"/>
         </w:rPr>
         <w:t>3. Prisma ORM: Used to connect to the PostgreSQL database and run queries. All data models (User, Post, StudyGroup, Event, Announcement, etc.) are defined in the Prisma schema and migrations are managed through Prisma CLI.</w:t>
       </w:r>
@@ -24327,12 +24382,17 @@
         <w:spacing w:before="80" w:after="100" w:line="360" w:lineRule="auto"/>
         <w:ind w:left="432"/>
         <w:jc w:val="both"/>
+        <w:rPr>
+          <w:sz w:val="24"/>
+        </w:rPr>
       </w:pPr>
       <w:r>
         <w:rPr>
           <w:rFonts w:ascii="Times New Roman" w:hAnsi="Times New Roman"/>
           <w:color w:val="000000"/>
-        </w:rPr>
+          <w:sz w:val="24"/>
+        </w:rPr>
+        <w:lastRenderedPageBreak/>
         <w:t>4. JSON Web Tokens (JWT): Used for user authentication. A JWT is issued on login and expires after 7 days. Every protected API route checks this token through an authentication middleware.</w:t>
       </w:r>
     </w:p>
@@ -24342,11 +24402,15 @@
         <w:spacing w:before="80" w:after="100" w:line="360" w:lineRule="auto"/>
         <w:ind w:left="432"/>
         <w:jc w:val="both"/>
+        <w:rPr>
+          <w:sz w:val="24"/>
+        </w:rPr>
       </w:pPr>
       <w:r>
         <w:rPr>
           <w:rFonts w:ascii="Times New Roman" w:hAnsi="Times New Roman"/>
           <w:color w:val="000000"/>
+          <w:sz w:val="24"/>
         </w:rPr>
         <w:t>5. bcrypt: Used to hash passwords before saving them to the database. We use 12 salt rounds which provides a good level of protection without being too slow.</w:t>
       </w:r>
@@ -24357,13 +24421,16 @@
         <w:spacing w:before="80" w:after="100" w:line="360" w:lineRule="auto"/>
         <w:ind w:left="432"/>
         <w:jc w:val="both"/>
+        <w:rPr>
+          <w:sz w:val="24"/>
+        </w:rPr>
       </w:pPr>
       <w:r>
         <w:rPr>
           <w:rFonts w:ascii="Times New Roman" w:hAnsi="Times New Roman"/>
           <w:color w:val="000000"/>
-        </w:rPr>
-        <w:lastRenderedPageBreak/>
+          <w:sz w:val="24"/>
+        </w:rPr>
         <w:t>6. Socket.io Server: Runs alongside the Express server and handles real-time WebSocket connections. It listens for message events and broadcasts them to all participants in the relevant conversation.</w:t>
       </w:r>
     </w:p>
@@ -24373,11 +24440,15 @@
         <w:spacing w:before="80" w:after="100" w:line="360" w:lineRule="auto"/>
         <w:ind w:left="432"/>
         <w:jc w:val="both"/>
+        <w:rPr>
+          <w:sz w:val="24"/>
+        </w:rPr>
       </w:pPr>
       <w:r>
         <w:rPr>
           <w:rFonts w:ascii="Times New Roman" w:hAnsi="Times New Roman"/>
           <w:color w:val="000000"/>
+          <w:sz w:val="24"/>
         </w:rPr>
         <w:t>7. Nodemailer: Used to send password reset emails through a Gmail SMTP account. Reset links contain a secure token that expires after 1 hour.</w:t>
       </w:r>
@@ -24388,11 +24459,15 @@
         <w:spacing w:before="80" w:after="100" w:line="360" w:lineRule="auto"/>
         <w:ind w:left="432"/>
         <w:jc w:val="both"/>
+        <w:rPr>
+          <w:sz w:val="24"/>
+        </w:rPr>
       </w:pPr>
       <w:r>
         <w:rPr>
           <w:rFonts w:ascii="Times New Roman" w:hAnsi="Times New Roman"/>
           <w:color w:val="000000"/>
+          <w:sz w:val="24"/>
         </w:rPr>
         <w:t>8. dotenv: Used to load environment variables (database URL, JWT secret, email credentials) from a .env file so they are not hardcoded in the source code.</w:t>
       </w:r>
@@ -24402,14 +24477,14 @@
         <w:pStyle w:val="Heading3"/>
         <w:spacing w:line="360" w:lineRule="auto"/>
       </w:pPr>
-      <w:bookmarkStart w:id="100" w:name="_Toc227543962"/>
+      <w:bookmarkStart w:id="99" w:name="_Toc227543962"/>
       <w:r>
         <w:rPr>
           <w:rFonts w:ascii="Times New Roman" w:hAnsi="Times New Roman"/>
         </w:rPr>
         <w:t>5.1.3  Database</w:t>
       </w:r>
-      <w:bookmarkEnd w:id="100"/>
+      <w:bookmarkEnd w:id="99"/>
     </w:p>
     <w:p>
       <w:pPr>
@@ -24423,7 +24498,7 @@
           <w:rFonts w:ascii="Times New Roman" w:hAnsi="Times New Roman"/>
           <w:color w:val="000000"/>
         </w:rPr>
-        <w:t>1. PostgreSQL: Relational database used to store all application data. The database has tables corresponding to all Prisma models in the schema.</w:t>
+        <w:t>1. PostgreSQL</w:t>
       </w:r>
     </w:p>
     <w:p>
@@ -24438,7 +24513,7 @@
           <w:rFonts w:ascii="Times New Roman" w:hAnsi="Times New Roman"/>
           <w:color w:val="000000"/>
         </w:rPr>
-        <w:t>2. Supabase: Cloud hosting service used to host the PostgreSQL database. Supabase provides the database connection URL used in the Prisma configuration.</w:t>
+        <w:t xml:space="preserve">2. Supabase: </w:t>
       </w:r>
     </w:p>
     <w:p>
@@ -24446,14 +24521,14 @@
         <w:pStyle w:val="Heading3"/>
         <w:spacing w:line="360" w:lineRule="auto"/>
       </w:pPr>
-      <w:bookmarkStart w:id="101" w:name="_Toc227543963"/>
+      <w:bookmarkStart w:id="100" w:name="_Toc227543963"/>
       <w:r>
         <w:rPr>
           <w:rFonts w:ascii="Times New Roman" w:hAnsi="Times New Roman"/>
         </w:rPr>
         <w:t>5.1.4  Tools</w:t>
       </w:r>
-      <w:bookmarkEnd w:id="101"/>
+      <w:bookmarkEnd w:id="100"/>
     </w:p>
     <w:p>
       <w:pPr>
@@ -24467,8 +24542,10 @@
           <w:rFonts w:ascii="Times New Roman" w:hAnsi="Times New Roman"/>
           <w:color w:val="000000"/>
         </w:rPr>
-        <w:t>1. Visual Studio Code (VS Code): The main code editor used for both frontend and backend development.</w:t>
-      </w:r>
+        <w:t>1. Visual Studio Code (VS Code)</w:t>
+      </w:r>
+      <w:bookmarkStart w:id="101" w:name="_GoBack"/>
+      <w:bookmarkEnd w:id="101"/>
     </w:p>
     <w:p>
       <w:pPr>
@@ -24482,7 +24559,7 @@
           <w:rFonts w:ascii="Times New Roman" w:hAnsi="Times New Roman"/>
           <w:color w:val="000000"/>
         </w:rPr>
-        <w:t>2. Enterprise Architect: Used to create all UML diagrams for Chapter 4, including the architecture diagram, class diagram, activity diagrams, and use case diagrams.</w:t>
+        <w:t>2. Enterprise Architect</w:t>
       </w:r>
     </w:p>
     <w:p>
@@ -24497,7 +24574,7 @@
           <w:rFonts w:ascii="Times New Roman" w:hAnsi="Times New Roman"/>
           <w:color w:val="000000"/>
         </w:rPr>
-        <w:t>3. Git and GitHub: Used for version control. All code and documentation are pushed to a GitHub repository throughout the project.</w:t>
+        <w:t>3. Git and GitHub</w:t>
       </w:r>
     </w:p>
     <w:p>
@@ -24512,7 +24589,7 @@
           <w:rFonts w:ascii="Times New Roman" w:hAnsi="Times New Roman"/>
           <w:color w:val="000000"/>
         </w:rPr>
-        <w:t>4. Postman: Used to test all backend API endpoints during development before connecting the frontend.</w:t>
+        <w:t>4. Postman</w:t>
       </w:r>
     </w:p>
     <w:p>
@@ -24527,7 +24604,7 @@
           <w:rFonts w:ascii="Times New Roman" w:hAnsi="Times New Roman"/>
           <w:color w:val="000000"/>
         </w:rPr>
-        <w:t>5. Figma: Used in the early planning stages to design wireframes for the main pages of the application.</w:t>
+        <w:t>5. Figma</w:t>
       </w:r>
     </w:p>
     <w:p>
@@ -38121,7 +38198,7 @@
 </file>
 
 <file path=customXml/itemProps1.xml><?xml version="1.0" encoding="utf-8"?>
-<ds:datastoreItem xmlns:ds="http://schemas.openxmlformats.org/officeDocument/2006/customXml" ds:itemID="{5B8EBEA8-DBA0-4382-8A40-6E91988AA8E7}">
+<ds:datastoreItem xmlns:ds="http://schemas.openxmlformats.org/officeDocument/2006/customXml" ds:itemID="{E7533CC9-E52A-4954-AD74-0C4509867B45}">
   <ds:schemaRefs>
     <ds:schemaRef ds:uri="http://schemas.openxmlformats.org/officeDocument/2006/bibliography"/>
   </ds:schemaRefs>

--- a/Riphah_Konnect_FYP_Doc.docx
+++ b/Riphah_Konnect_FYP_Doc.docx
@@ -827,7 +827,7 @@
                 </mc:Choice>
                 <mc:Fallback>
                   <w:pict>
-                    <v:line w14:anchorId="203643B7" id="Straight Connector 7" o:spid="_x0000_s1026" style="position:absolute;z-index:251659264;visibility:visible;mso-wrap-style:square;mso-width-percent:0;mso-height-percent:0;mso-wrap-distance-left:9pt;mso-wrap-distance-top:0;mso-wrap-distance-right:9pt;mso-wrap-distance-bottom:0;mso-position-horizontal:absolute;mso-position-horizontal-relative:text;mso-position-vertical:absolute;mso-position-vertical-relative:text;mso-width-percent:0;mso-height-percent:0;mso-width-relative:page;mso-height-relative:page" from=".3pt,8.95pt" to="189.3pt,8.95pt" o:gfxdata="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"/>
+                    <v:line w14:anchorId="2E68B260" id="Straight Connector 7" o:spid="_x0000_s1026" style="position:absolute;z-index:251659264;visibility:visible;mso-wrap-style:square;mso-width-percent:0;mso-height-percent:0;mso-wrap-distance-left:9pt;mso-wrap-distance-top:0;mso-wrap-distance-right:9pt;mso-wrap-distance-bottom:0;mso-position-horizontal:absolute;mso-position-horizontal-relative:text;mso-position-vertical:absolute;mso-position-vertical-relative:text;mso-width-percent:0;mso-height-percent:0;mso-width-relative:page;mso-height-relative:page" from=".3pt,8.95pt" to="189.3pt,8.95pt" o:gfxdata="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"/>
                   </w:pict>
                 </mc:Fallback>
               </mc:AlternateContent>
@@ -1049,7 +1049,7 @@
                 </mc:Choice>
                 <mc:Fallback>
                   <w:pict>
-                    <v:line w14:anchorId="4464B627" id="Straight Connector 6" o:spid="_x0000_s1026" style="position:absolute;z-index:251660288;visibility:visible;mso-wrap-style:square;mso-width-percent:0;mso-height-percent:0;mso-wrap-distance-left:9pt;mso-wrap-distance-top:0;mso-wrap-distance-right:9pt;mso-wrap-distance-bottom:0;mso-position-horizontal:absolute;mso-position-horizontal-relative:text;mso-position-vertical:absolute;mso-position-vertical-relative:text;mso-width-percent:0;mso-height-percent:0;mso-width-relative:page;mso-height-relative:page" from=".4pt,5.3pt" to="189.4pt,5.3pt" o:gfxdata="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"/>
+                    <v:line w14:anchorId="1C65274F" id="Straight Connector 6" o:spid="_x0000_s1026" style="position:absolute;z-index:251660288;visibility:visible;mso-wrap-style:square;mso-width-percent:0;mso-height-percent:0;mso-wrap-distance-left:9pt;mso-wrap-distance-top:0;mso-wrap-distance-right:9pt;mso-wrap-distance-bottom:0;mso-position-horizontal:absolute;mso-position-horizontal-relative:text;mso-position-vertical:absolute;mso-position-vertical-relative:text;mso-width-percent:0;mso-height-percent:0;mso-width-relative:page;mso-height-relative:page" from=".4pt,5.3pt" to="189.4pt,5.3pt" o:gfxdata="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"/>
                   </w:pict>
                 </mc:Fallback>
               </mc:AlternateContent>
@@ -24188,7 +24188,7 @@
           <w:color w:val="000000"/>
           <w:sz w:val="24"/>
         </w:rPr>
-        <w:t>React 18: JavaScript library used to build the entire user interface as a collection of reusable components.</w:t>
+        <w:t>React 18</w:t>
       </w:r>
     </w:p>
     <w:p>
@@ -24207,7 +24207,7 @@
           <w:color w:val="000000"/>
           <w:sz w:val="24"/>
         </w:rPr>
-        <w:t>2. Vite: Build tool and development server used to run and compile the React application. It is faster than the older Create React App setup.</w:t>
+        <w:t>2. Vite</w:t>
       </w:r>
     </w:p>
     <w:p>
@@ -24226,7 +24226,7 @@
           <w:color w:val="000000"/>
           <w:sz w:val="24"/>
         </w:rPr>
-        <w:t>3. TailwindCSS: Utility-first CSS framework used to style all pages and components directly in the JSX without writing separate CSS files.</w:t>
+        <w:t>3. TailwindCSS</w:t>
       </w:r>
     </w:p>
     <w:p>
@@ -24245,7 +24245,7 @@
           <w:color w:val="000000"/>
           <w:sz w:val="24"/>
         </w:rPr>
-        <w:t>4. React Router: Used for client-side navigation between pages such as Login, Posts, Semester Groups, Events, and Messages without reloading the browser.</w:t>
+        <w:t>4. React Router</w:t>
       </w:r>
     </w:p>
     <w:p>
@@ -24264,7 +24264,7 @@
           <w:color w:val="000000"/>
           <w:sz w:val="24"/>
         </w:rPr>
-        <w:t>5. Axios: HTTP client used to send all REST API requests from the frontend to the backend, with the JWT token attached in the request header.</w:t>
+        <w:t>5. Axios</w:t>
       </w:r>
     </w:p>
     <w:p>
@@ -24283,7 +24283,7 @@
           <w:color w:val="000000"/>
           <w:sz w:val="24"/>
         </w:rPr>
-        <w:t>6. Socket.io Client: Used to maintain a WebSocket connection with the backend server for real-time message delivery in the messaging module.</w:t>
+        <w:t>6. Socket.io Client</w:t>
       </w:r>
     </w:p>
     <w:p>
@@ -24302,22 +24302,24 @@
           <w:color w:val="000000"/>
           <w:sz w:val="24"/>
         </w:rPr>
-        <w:t>7. Context API: React's built-in state management used to store the logged-in user's data and JWT token so that all pages can access it.</w:t>
-      </w:r>
+        <w:t>7. Context API</w:t>
+      </w:r>
+      <w:bookmarkStart w:id="98" w:name="_GoBack"/>
+      <w:bookmarkEnd w:id="98"/>
     </w:p>
     <w:p>
       <w:pPr>
         <w:pStyle w:val="Heading3"/>
         <w:spacing w:line="360" w:lineRule="auto"/>
       </w:pPr>
-      <w:bookmarkStart w:id="98" w:name="_Toc227543961"/>
+      <w:bookmarkStart w:id="99" w:name="_Toc227543961"/>
       <w:r>
         <w:rPr>
           <w:rFonts w:ascii="Times New Roman" w:hAnsi="Times New Roman"/>
         </w:rPr>
         <w:t>5.1.2  Backend</w:t>
       </w:r>
-      <w:bookmarkEnd w:id="98"/>
+      <w:bookmarkEnd w:id="99"/>
     </w:p>
     <w:p>
       <w:pPr>
@@ -24392,7 +24394,6 @@
           <w:color w:val="000000"/>
           <w:sz w:val="24"/>
         </w:rPr>
-        <w:lastRenderedPageBreak/>
         <w:t>4. JSON Web Tokens (JWT): Used for user authentication. A JWT is issued on login and expires after 7 days. Every protected API route checks this token through an authentication middleware.</w:t>
       </w:r>
     </w:p>
@@ -24450,6 +24451,7 @@
           <w:color w:val="000000"/>
           <w:sz w:val="24"/>
         </w:rPr>
+        <w:lastRenderedPageBreak/>
         <w:t>7. Nodemailer: Used to send password reset emails through a Gmail SMTP account. Reset links contain a secure token that expires after 1 hour.</w:t>
       </w:r>
     </w:p>
@@ -24477,14 +24479,14 @@
         <w:pStyle w:val="Heading3"/>
         <w:spacing w:line="360" w:lineRule="auto"/>
       </w:pPr>
-      <w:bookmarkStart w:id="99" w:name="_Toc227543962"/>
+      <w:bookmarkStart w:id="100" w:name="_Toc227543962"/>
       <w:r>
         <w:rPr>
           <w:rFonts w:ascii="Times New Roman" w:hAnsi="Times New Roman"/>
         </w:rPr>
         <w:t>5.1.3  Database</w:t>
       </w:r>
-      <w:bookmarkEnd w:id="99"/>
+      <w:bookmarkEnd w:id="100"/>
     </w:p>
     <w:p>
       <w:pPr>
@@ -24521,14 +24523,14 @@
         <w:pStyle w:val="Heading3"/>
         <w:spacing w:line="360" w:lineRule="auto"/>
       </w:pPr>
-      <w:bookmarkStart w:id="100" w:name="_Toc227543963"/>
+      <w:bookmarkStart w:id="101" w:name="_Toc227543963"/>
       <w:r>
         <w:rPr>
           <w:rFonts w:ascii="Times New Roman" w:hAnsi="Times New Roman"/>
         </w:rPr>
         <w:t>5.1.4  Tools</w:t>
       </w:r>
-      <w:bookmarkEnd w:id="100"/>
+      <w:bookmarkEnd w:id="101"/>
     </w:p>
     <w:p>
       <w:pPr>
@@ -24544,8 +24546,6 @@
         </w:rPr>
         <w:t>1. Visual Studio Code (VS Code)</w:t>
       </w:r>
-      <w:bookmarkStart w:id="101" w:name="_GoBack"/>
-      <w:bookmarkEnd w:id="101"/>
     </w:p>
     <w:p>
       <w:pPr>
@@ -24658,7 +24658,6 @@
         <w:rPr>
           <w:rFonts w:ascii="Times New Roman" w:hAnsi="Times New Roman"/>
         </w:rPr>
-        <w:lastRenderedPageBreak/>
         <w:t>5.2.2  Project Structure</w:t>
       </w:r>
       <w:bookmarkEnd w:id="104"/>
@@ -24686,6 +24685,7 @@
         <w:rPr>
           <w:rFonts w:ascii="Times New Roman" w:hAnsi="Times New Roman"/>
         </w:rPr>
+        <w:lastRenderedPageBreak/>
         <w:t>5.2.3  Environment Variables</w:t>
       </w:r>
       <w:bookmarkEnd w:id="105"/>
@@ -26153,7 +26153,7 @@
         <w:noProof/>
         <w:sz w:val="20"/>
       </w:rPr>
-      <w:t>32</w:t>
+      <w:t>33</w:t>
     </w:r>
     <w:r>
       <w:rPr>
@@ -38198,7 +38198,7 @@
 </file>
 
 <file path=customXml/itemProps1.xml><?xml version="1.0" encoding="utf-8"?>
-<ds:datastoreItem xmlns:ds="http://schemas.openxmlformats.org/officeDocument/2006/customXml" ds:itemID="{E7533CC9-E52A-4954-AD74-0C4509867B45}">
+<ds:datastoreItem xmlns:ds="http://schemas.openxmlformats.org/officeDocument/2006/customXml" ds:itemID="{5DADF6D6-039E-4E95-BFAB-D9D14D76F4E6}">
   <ds:schemaRefs>
     <ds:schemaRef ds:uri="http://schemas.openxmlformats.org/officeDocument/2006/bibliography"/>
   </ds:schemaRefs>

--- a/Riphah_Konnect_FYP_Doc.docx
+++ b/Riphah_Konnect_FYP_Doc.docx
@@ -827,7 +827,7 @@
                 </mc:Choice>
                 <mc:Fallback>
                   <w:pict>
-                    <v:line w14:anchorId="2E68B260" id="Straight Connector 7" o:spid="_x0000_s1026" style="position:absolute;z-index:251659264;visibility:visible;mso-wrap-style:square;mso-width-percent:0;mso-height-percent:0;mso-wrap-distance-left:9pt;mso-wrap-distance-top:0;mso-wrap-distance-right:9pt;mso-wrap-distance-bottom:0;mso-position-horizontal:absolute;mso-position-horizontal-relative:text;mso-position-vertical:absolute;mso-position-vertical-relative:text;mso-width-percent:0;mso-height-percent:0;mso-width-relative:page;mso-height-relative:page" from=".3pt,8.95pt" to="189.3pt,8.95pt" o:gfxdata="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"/>
+                    <v:line w14:anchorId="63F5F2B1" id="Straight Connector 7" o:spid="_x0000_s1026" style="position:absolute;z-index:251659264;visibility:visible;mso-wrap-style:square;mso-width-percent:0;mso-height-percent:0;mso-wrap-distance-left:9pt;mso-wrap-distance-top:0;mso-wrap-distance-right:9pt;mso-wrap-distance-bottom:0;mso-position-horizontal:absolute;mso-position-horizontal-relative:text;mso-position-vertical:absolute;mso-position-vertical-relative:text;mso-width-percent:0;mso-height-percent:0;mso-width-relative:page;mso-height-relative:page" from=".3pt,8.95pt" to="189.3pt,8.95pt" o:gfxdata="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"/>
                   </w:pict>
                 </mc:Fallback>
               </mc:AlternateContent>
@@ -1049,7 +1049,7 @@
                 </mc:Choice>
                 <mc:Fallback>
                   <w:pict>
-                    <v:line w14:anchorId="1C65274F" id="Straight Connector 6" o:spid="_x0000_s1026" style="position:absolute;z-index:251660288;visibility:visible;mso-wrap-style:square;mso-width-percent:0;mso-height-percent:0;mso-wrap-distance-left:9pt;mso-wrap-distance-top:0;mso-wrap-distance-right:9pt;mso-wrap-distance-bottom:0;mso-position-horizontal:absolute;mso-position-horizontal-relative:text;mso-position-vertical:absolute;mso-position-vertical-relative:text;mso-width-percent:0;mso-height-percent:0;mso-width-relative:page;mso-height-relative:page" from=".4pt,5.3pt" to="189.4pt,5.3pt" o:gfxdata="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"/>
+                    <v:line w14:anchorId="526F5E09" id="Straight Connector 6" o:spid="_x0000_s1026" style="position:absolute;z-index:251660288;visibility:visible;mso-wrap-style:square;mso-width-percent:0;mso-height-percent:0;mso-wrap-distance-left:9pt;mso-wrap-distance-top:0;mso-wrap-distance-right:9pt;mso-wrap-distance-bottom:0;mso-position-horizontal:absolute;mso-position-horizontal-relative:text;mso-position-vertical:absolute;mso-position-vertical-relative:text;mso-width-percent:0;mso-height-percent:0;mso-width-relative:page;mso-height-relative:page" from=".4pt,5.3pt" to="189.4pt,5.3pt" o:gfxdata="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"/>
                   </w:pict>
                 </mc:Fallback>
               </mc:AlternateContent>
@@ -24304,22 +24304,20 @@
         </w:rPr>
         <w:t>7. Context API</w:t>
       </w:r>
-      <w:bookmarkStart w:id="98" w:name="_GoBack"/>
-      <w:bookmarkEnd w:id="98"/>
     </w:p>
     <w:p>
       <w:pPr>
         <w:pStyle w:val="Heading3"/>
         <w:spacing w:line="360" w:lineRule="auto"/>
       </w:pPr>
-      <w:bookmarkStart w:id="99" w:name="_Toc227543961"/>
+      <w:bookmarkStart w:id="98" w:name="_Toc227543961"/>
       <w:r>
         <w:rPr>
           <w:rFonts w:ascii="Times New Roman" w:hAnsi="Times New Roman"/>
         </w:rPr>
         <w:t>5.1.2  Backend</w:t>
       </w:r>
-      <w:bookmarkEnd w:id="99"/>
+      <w:bookmarkEnd w:id="98"/>
     </w:p>
     <w:p>
       <w:pPr>
@@ -24337,7 +24335,7 @@
           <w:color w:val="000000"/>
           <w:sz w:val="24"/>
         </w:rPr>
-        <w:t>1. Node.js: JavaScript runtime used to run the backend server outside of the browser.</w:t>
+        <w:t>1. Node.js</w:t>
       </w:r>
     </w:p>
     <w:p>
@@ -24356,7 +24354,7 @@
           <w:color w:val="000000"/>
           <w:sz w:val="24"/>
         </w:rPr>
-        <w:t>2. Express.js: Web framework used to define all REST API routes and middleware. Each feature (auth, posts, groups, events, messages, users, announcements) has its own router file.</w:t>
+        <w:t>2. Express.js</w:t>
       </w:r>
     </w:p>
     <w:p>
@@ -24375,7 +24373,7 @@
           <w:color w:val="000000"/>
           <w:sz w:val="24"/>
         </w:rPr>
-        <w:t>3. Prisma ORM: Used to connect to the PostgreSQL database and run queries. All data models (User, Post, StudyGroup, Event, Announcement, etc.) are defined in the Prisma schema and migrations are managed through Prisma CLI.</w:t>
+        <w:t>3. Prisma ORM</w:t>
       </w:r>
     </w:p>
     <w:p>
@@ -24394,7 +24392,7 @@
           <w:color w:val="000000"/>
           <w:sz w:val="24"/>
         </w:rPr>
-        <w:t>4. JSON Web Tokens (JWT): Used for user authentication. A JWT is issued on login and expires after 7 days. Every protected API route checks this token through an authentication middleware.</w:t>
+        <w:t>4. JSON Web Tokens (JWT)</w:t>
       </w:r>
     </w:p>
     <w:p>
@@ -24413,7 +24411,7 @@
           <w:color w:val="000000"/>
           <w:sz w:val="24"/>
         </w:rPr>
-        <w:t>5. bcrypt: Used to hash passwords before saving them to the database. We use 12 salt rounds which provides a good level of protection without being too slow.</w:t>
+        <w:t>5. bcrypt</w:t>
       </w:r>
     </w:p>
     <w:p>
@@ -24432,7 +24430,7 @@
           <w:color w:val="000000"/>
           <w:sz w:val="24"/>
         </w:rPr>
-        <w:t>6. Socket.io Server: Runs alongside the Express server and handles real-time WebSocket connections. It listens for message events and broadcasts them to all participants in the relevant conversation.</w:t>
+        <w:t>6. Socket.io Server</w:t>
       </w:r>
     </w:p>
     <w:p>
@@ -24451,8 +24449,7 @@
           <w:color w:val="000000"/>
           <w:sz w:val="24"/>
         </w:rPr>
-        <w:lastRenderedPageBreak/>
-        <w:t>7. Nodemailer: Used to send password reset emails through a Gmail SMTP account. Reset links contain a secure token that expires after 1 hour.</w:t>
+        <w:t>7. Nodemailer</w:t>
       </w:r>
     </w:p>
     <w:p>
@@ -24471,8 +24468,10 @@
           <w:color w:val="000000"/>
           <w:sz w:val="24"/>
         </w:rPr>
-        <w:t>8. dotenv: Used to load environment variables (database URL, JWT secret, email credentials) from a .env file so they are not hardcoded in the source code.</w:t>
-      </w:r>
+        <w:t>8. dotenv</w:t>
+      </w:r>
+      <w:bookmarkStart w:id="99" w:name="_GoBack"/>
+      <w:bookmarkEnd w:id="99"/>
     </w:p>
     <w:p>
       <w:pPr>
@@ -24589,6 +24588,7 @@
           <w:rFonts w:ascii="Times New Roman" w:hAnsi="Times New Roman"/>
           <w:color w:val="000000"/>
         </w:rPr>
+        <w:lastRenderedPageBreak/>
         <w:t>4. Postman</w:t>
       </w:r>
     </w:p>
@@ -24685,7 +24685,6 @@
         <w:rPr>
           <w:rFonts w:ascii="Times New Roman" w:hAnsi="Times New Roman"/>
         </w:rPr>
-        <w:lastRenderedPageBreak/>
         <w:t>5.2.3  Environment Variables</w:t>
       </w:r>
       <w:bookmarkEnd w:id="105"/>
@@ -38198,7 +38197,7 @@
 </file>
 
 <file path=customXml/itemProps1.xml><?xml version="1.0" encoding="utf-8"?>
-<ds:datastoreItem xmlns:ds="http://schemas.openxmlformats.org/officeDocument/2006/customXml" ds:itemID="{5DADF6D6-039E-4E95-BFAB-D9D14D76F4E6}">
+<ds:datastoreItem xmlns:ds="http://schemas.openxmlformats.org/officeDocument/2006/customXml" ds:itemID="{975A1D80-B0DA-4CF8-BB5B-D8BFD1F1DFAA}">
   <ds:schemaRefs>
     <ds:schemaRef ds:uri="http://schemas.openxmlformats.org/officeDocument/2006/bibliography"/>
   </ds:schemaRefs>

--- a/Riphah_Konnect_FYP_Doc.docx
+++ b/Riphah_Konnect_FYP_Doc.docx
@@ -827,7 +827,7 @@
                 </mc:Choice>
                 <mc:Fallback>
                   <w:pict>
-                    <v:line w14:anchorId="63F5F2B1" id="Straight Connector 7" o:spid="_x0000_s1026" style="position:absolute;z-index:251659264;visibility:visible;mso-wrap-style:square;mso-width-percent:0;mso-height-percent:0;mso-wrap-distance-left:9pt;mso-wrap-distance-top:0;mso-wrap-distance-right:9pt;mso-wrap-distance-bottom:0;mso-position-horizontal:absolute;mso-position-horizontal-relative:text;mso-position-vertical:absolute;mso-position-vertical-relative:text;mso-width-percent:0;mso-height-percent:0;mso-width-relative:page;mso-height-relative:page" from=".3pt,8.95pt" to="189.3pt,8.95pt" o:gfxdata="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"/>
+                    <v:line w14:anchorId="225BE13A" id="Straight Connector 7" o:spid="_x0000_s1026" style="position:absolute;z-index:251659264;visibility:visible;mso-wrap-style:square;mso-width-percent:0;mso-height-percent:0;mso-wrap-distance-left:9pt;mso-wrap-distance-top:0;mso-wrap-distance-right:9pt;mso-wrap-distance-bottom:0;mso-position-horizontal:absolute;mso-position-horizontal-relative:text;mso-position-vertical:absolute;mso-position-vertical-relative:text;mso-width-percent:0;mso-height-percent:0;mso-width-relative:page;mso-height-relative:page" from=".3pt,8.95pt" to="189.3pt,8.95pt" o:gfxdata="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"/>
                   </w:pict>
                 </mc:Fallback>
               </mc:AlternateContent>
@@ -1049,7 +1049,7 @@
                 </mc:Choice>
                 <mc:Fallback>
                   <w:pict>
-                    <v:line w14:anchorId="526F5E09" id="Straight Connector 6" o:spid="_x0000_s1026" style="position:absolute;z-index:251660288;visibility:visible;mso-wrap-style:square;mso-width-percent:0;mso-height-percent:0;mso-wrap-distance-left:9pt;mso-wrap-distance-top:0;mso-wrap-distance-right:9pt;mso-wrap-distance-bottom:0;mso-position-horizontal:absolute;mso-position-horizontal-relative:text;mso-position-vertical:absolute;mso-position-vertical-relative:text;mso-width-percent:0;mso-height-percent:0;mso-width-relative:page;mso-height-relative:page" from=".4pt,5.3pt" to="189.4pt,5.3pt" o:gfxdata="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"/>
+                    <v:line w14:anchorId="21175BA3" id="Straight Connector 6" o:spid="_x0000_s1026" style="position:absolute;z-index:251660288;visibility:visible;mso-wrap-style:square;mso-width-percent:0;mso-height-percent:0;mso-wrap-distance-left:9pt;mso-wrap-distance-top:0;mso-wrap-distance-right:9pt;mso-wrap-distance-bottom:0;mso-position-horizontal:absolute;mso-position-horizontal-relative:text;mso-position-vertical:absolute;mso-position-vertical-relative:text;mso-width-percent:0;mso-height-percent:0;mso-width-relative:page;mso-height-relative:page" from=".4pt,5.3pt" to="189.4pt,5.3pt" o:gfxdata="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"/>
                   </w:pict>
                 </mc:Fallback>
               </mc:AlternateContent>
@@ -9892,12 +9892,14 @@
         <w:spacing w:before="80" w:after="40" w:line="360" w:lineRule="auto"/>
         <w:jc w:val="both"/>
         <w:rPr>
+          <w:b/>
           <w:sz w:val="24"/>
         </w:rPr>
       </w:pPr>
       <w:r>
         <w:rPr>
           <w:rFonts w:ascii="Times New Roman" w:hAnsi="Times New Roman"/>
+          <w:b/>
           <w:color w:val="000000"/>
           <w:sz w:val="24"/>
         </w:rPr>
@@ -10062,12 +10064,14 @@
         <w:spacing w:before="120" w:after="40" w:line="360" w:lineRule="auto"/>
         <w:jc w:val="both"/>
         <w:rPr>
+          <w:b/>
           <w:sz w:val="24"/>
         </w:rPr>
       </w:pPr>
       <w:r>
         <w:rPr>
           <w:rFonts w:ascii="Times New Roman" w:hAnsi="Times New Roman"/>
+          <w:b/>
           <w:color w:val="000000"/>
           <w:sz w:val="24"/>
         </w:rPr>
@@ -10231,12 +10235,14 @@
         <w:spacing w:before="120" w:after="40" w:line="360" w:lineRule="auto"/>
         <w:jc w:val="both"/>
         <w:rPr>
+          <w:b/>
           <w:sz w:val="24"/>
         </w:rPr>
       </w:pPr>
       <w:r>
         <w:rPr>
           <w:rFonts w:ascii="Times New Roman" w:hAnsi="Times New Roman"/>
+          <w:b/>
           <w:color w:val="000000"/>
           <w:sz w:val="24"/>
         </w:rPr>
@@ -10381,12 +10387,14 @@
         <w:spacing w:before="120" w:after="40" w:line="360" w:lineRule="auto"/>
         <w:jc w:val="both"/>
         <w:rPr>
+          <w:b/>
           <w:sz w:val="24"/>
         </w:rPr>
       </w:pPr>
       <w:r>
         <w:rPr>
           <w:rFonts w:ascii="Times New Roman" w:hAnsi="Times New Roman"/>
+          <w:b/>
           <w:color w:val="000000"/>
           <w:sz w:val="24"/>
         </w:rPr>
@@ -10512,12 +10520,14 @@
         <w:spacing w:before="120" w:after="40" w:line="360" w:lineRule="auto"/>
         <w:jc w:val="both"/>
         <w:rPr>
+          <w:b/>
           <w:sz w:val="24"/>
         </w:rPr>
       </w:pPr>
       <w:r>
         <w:rPr>
           <w:rFonts w:ascii="Times New Roman" w:hAnsi="Times New Roman"/>
+          <w:b/>
           <w:color w:val="000000"/>
           <w:sz w:val="24"/>
         </w:rPr>
@@ -10810,7 +10820,7 @@
         </w:trPr>
         <w:tc>
           <w:tcPr>
-            <w:tcW w:w="3312" w:type="dxa"/>
+            <w:tcW w:w="2850" w:type="dxa"/>
             <w:shd w:val="clear" w:color="auto" w:fill="D9D9D9"/>
           </w:tcPr>
           <w:p>
@@ -10830,7 +10840,7 @@
         </w:tc>
         <w:tc>
           <w:tcPr>
-            <w:tcW w:w="1368" w:type="dxa"/>
+            <w:tcW w:w="1180" w:type="dxa"/>
             <w:shd w:val="clear" w:color="auto" w:fill="D9D9D9"/>
           </w:tcPr>
           <w:p>
@@ -10859,7 +10869,7 @@
         </w:tc>
         <w:tc>
           <w:tcPr>
-            <w:tcW w:w="1368" w:type="dxa"/>
+            <w:tcW w:w="1249" w:type="dxa"/>
             <w:shd w:val="clear" w:color="auto" w:fill="D9D9D9"/>
           </w:tcPr>
           <w:p>
@@ -10888,7 +10898,7 @@
         </w:tc>
         <w:tc>
           <w:tcPr>
-            <w:tcW w:w="1728" w:type="dxa"/>
+            <w:tcW w:w="1525" w:type="dxa"/>
             <w:shd w:val="clear" w:color="auto" w:fill="D9D9D9"/>
           </w:tcPr>
           <w:p>
@@ -10917,7 +10927,7 @@
         </w:tc>
         <w:tc>
           <w:tcPr>
-            <w:tcW w:w="1872" w:type="dxa"/>
+            <w:tcW w:w="1826" w:type="dxa"/>
             <w:shd w:val="clear" w:color="auto" w:fill="D9D9D9"/>
           </w:tcPr>
           <w:p>
@@ -10951,7 +10961,7 @@
         </w:trPr>
         <w:tc>
           <w:tcPr>
-            <w:tcW w:w="3312" w:type="dxa"/>
+            <w:tcW w:w="2850" w:type="dxa"/>
           </w:tcPr>
           <w:p>
             <w:pPr>
@@ -10968,7 +10978,7 @@
         </w:tc>
         <w:tc>
           <w:tcPr>
-            <w:tcW w:w="1368" w:type="dxa"/>
+            <w:tcW w:w="1180" w:type="dxa"/>
           </w:tcPr>
           <w:p>
             <w:pPr>
@@ -10985,7 +10995,7 @@
         </w:tc>
         <w:tc>
           <w:tcPr>
-            <w:tcW w:w="1368" w:type="dxa"/>
+            <w:tcW w:w="1249" w:type="dxa"/>
           </w:tcPr>
           <w:p>
             <w:pPr>
@@ -11002,7 +11012,7 @@
         </w:tc>
         <w:tc>
           <w:tcPr>
-            <w:tcW w:w="1728" w:type="dxa"/>
+            <w:tcW w:w="1525" w:type="dxa"/>
           </w:tcPr>
           <w:p>
             <w:pPr>
@@ -11019,7 +11029,7 @@
         </w:tc>
         <w:tc>
           <w:tcPr>
-            <w:tcW w:w="1872" w:type="dxa"/>
+            <w:tcW w:w="1826" w:type="dxa"/>
           </w:tcPr>
           <w:p>
             <w:pPr>
@@ -11041,7 +11051,7 @@
         </w:trPr>
         <w:tc>
           <w:tcPr>
-            <w:tcW w:w="3312" w:type="dxa"/>
+            <w:tcW w:w="2850" w:type="dxa"/>
           </w:tcPr>
           <w:p>
             <w:pPr>
@@ -11058,7 +11068,7 @@
         </w:tc>
         <w:tc>
           <w:tcPr>
-            <w:tcW w:w="1368" w:type="dxa"/>
+            <w:tcW w:w="1180" w:type="dxa"/>
           </w:tcPr>
           <w:p>
             <w:pPr>
@@ -11075,7 +11085,7 @@
         </w:tc>
         <w:tc>
           <w:tcPr>
-            <w:tcW w:w="1368" w:type="dxa"/>
+            <w:tcW w:w="1249" w:type="dxa"/>
           </w:tcPr>
           <w:p>
             <w:pPr>
@@ -11092,7 +11102,7 @@
         </w:tc>
         <w:tc>
           <w:tcPr>
-            <w:tcW w:w="1728" w:type="dxa"/>
+            <w:tcW w:w="1525" w:type="dxa"/>
           </w:tcPr>
           <w:p>
             <w:pPr>
@@ -11109,7 +11119,7 @@
         </w:tc>
         <w:tc>
           <w:tcPr>
-            <w:tcW w:w="1872" w:type="dxa"/>
+            <w:tcW w:w="1826" w:type="dxa"/>
           </w:tcPr>
           <w:p>
             <w:pPr>
@@ -11131,7 +11141,7 @@
         </w:trPr>
         <w:tc>
           <w:tcPr>
-            <w:tcW w:w="3312" w:type="dxa"/>
+            <w:tcW w:w="2850" w:type="dxa"/>
           </w:tcPr>
           <w:p>
             <w:pPr>
@@ -11148,7 +11158,7 @@
         </w:tc>
         <w:tc>
           <w:tcPr>
-            <w:tcW w:w="1368" w:type="dxa"/>
+            <w:tcW w:w="1180" w:type="dxa"/>
           </w:tcPr>
           <w:p>
             <w:pPr>
@@ -11165,7 +11175,7 @@
         </w:tc>
         <w:tc>
           <w:tcPr>
-            <w:tcW w:w="1368" w:type="dxa"/>
+            <w:tcW w:w="1249" w:type="dxa"/>
           </w:tcPr>
           <w:p>
             <w:pPr>
@@ -11182,7 +11192,7 @@
         </w:tc>
         <w:tc>
           <w:tcPr>
-            <w:tcW w:w="1728" w:type="dxa"/>
+            <w:tcW w:w="1525" w:type="dxa"/>
           </w:tcPr>
           <w:p>
             <w:pPr>
@@ -11199,7 +11209,7 @@
         </w:tc>
         <w:tc>
           <w:tcPr>
-            <w:tcW w:w="1872" w:type="dxa"/>
+            <w:tcW w:w="1826" w:type="dxa"/>
           </w:tcPr>
           <w:p>
             <w:pPr>
@@ -11221,7 +11231,7 @@
         </w:trPr>
         <w:tc>
           <w:tcPr>
-            <w:tcW w:w="3312" w:type="dxa"/>
+            <w:tcW w:w="2850" w:type="dxa"/>
           </w:tcPr>
           <w:p>
             <w:pPr>
@@ -11238,7 +11248,7 @@
         </w:tc>
         <w:tc>
           <w:tcPr>
-            <w:tcW w:w="1368" w:type="dxa"/>
+            <w:tcW w:w="1180" w:type="dxa"/>
           </w:tcPr>
           <w:p>
             <w:pPr>
@@ -11255,7 +11265,7 @@
         </w:tc>
         <w:tc>
           <w:tcPr>
-            <w:tcW w:w="1368" w:type="dxa"/>
+            <w:tcW w:w="1249" w:type="dxa"/>
           </w:tcPr>
           <w:p>
             <w:pPr>
@@ -11272,7 +11282,7 @@
         </w:tc>
         <w:tc>
           <w:tcPr>
-            <w:tcW w:w="1728" w:type="dxa"/>
+            <w:tcW w:w="1525" w:type="dxa"/>
           </w:tcPr>
           <w:p>
             <w:pPr>
@@ -11289,7 +11299,7 @@
         </w:tc>
         <w:tc>
           <w:tcPr>
-            <w:tcW w:w="1872" w:type="dxa"/>
+            <w:tcW w:w="1826" w:type="dxa"/>
           </w:tcPr>
           <w:p>
             <w:pPr>
@@ -11311,7 +11321,7 @@
         </w:trPr>
         <w:tc>
           <w:tcPr>
-            <w:tcW w:w="3312" w:type="dxa"/>
+            <w:tcW w:w="2850" w:type="dxa"/>
           </w:tcPr>
           <w:p>
             <w:pPr>
@@ -11328,7 +11338,7 @@
         </w:tc>
         <w:tc>
           <w:tcPr>
-            <w:tcW w:w="1368" w:type="dxa"/>
+            <w:tcW w:w="1180" w:type="dxa"/>
           </w:tcPr>
           <w:p>
             <w:pPr>
@@ -11345,7 +11355,7 @@
         </w:tc>
         <w:tc>
           <w:tcPr>
-            <w:tcW w:w="1368" w:type="dxa"/>
+            <w:tcW w:w="1249" w:type="dxa"/>
           </w:tcPr>
           <w:p>
             <w:pPr>
@@ -11362,7 +11372,7 @@
         </w:tc>
         <w:tc>
           <w:tcPr>
-            <w:tcW w:w="1728" w:type="dxa"/>
+            <w:tcW w:w="1525" w:type="dxa"/>
           </w:tcPr>
           <w:p>
             <w:pPr>
@@ -11379,7 +11389,7 @@
         </w:tc>
         <w:tc>
           <w:tcPr>
-            <w:tcW w:w="1872" w:type="dxa"/>
+            <w:tcW w:w="1826" w:type="dxa"/>
           </w:tcPr>
           <w:p>
             <w:pPr>
@@ -11401,7 +11411,7 @@
         </w:trPr>
         <w:tc>
           <w:tcPr>
-            <w:tcW w:w="3312" w:type="dxa"/>
+            <w:tcW w:w="2850" w:type="dxa"/>
           </w:tcPr>
           <w:p>
             <w:pPr>
@@ -11419,7 +11429,7 @@
         </w:tc>
         <w:tc>
           <w:tcPr>
-            <w:tcW w:w="1368" w:type="dxa"/>
+            <w:tcW w:w="1180" w:type="dxa"/>
           </w:tcPr>
           <w:p>
             <w:pPr>
@@ -11436,7 +11446,7 @@
         </w:tc>
         <w:tc>
           <w:tcPr>
-            <w:tcW w:w="1368" w:type="dxa"/>
+            <w:tcW w:w="1249" w:type="dxa"/>
           </w:tcPr>
           <w:p>
             <w:pPr>
@@ -11453,7 +11463,7 @@
         </w:tc>
         <w:tc>
           <w:tcPr>
-            <w:tcW w:w="1728" w:type="dxa"/>
+            <w:tcW w:w="1525" w:type="dxa"/>
           </w:tcPr>
           <w:p>
             <w:pPr>
@@ -11470,7 +11480,7 @@
         </w:tc>
         <w:tc>
           <w:tcPr>
-            <w:tcW w:w="1872" w:type="dxa"/>
+            <w:tcW w:w="1826" w:type="dxa"/>
           </w:tcPr>
           <w:p>
             <w:pPr>
@@ -11492,7 +11502,7 @@
         </w:trPr>
         <w:tc>
           <w:tcPr>
-            <w:tcW w:w="3312" w:type="dxa"/>
+            <w:tcW w:w="2850" w:type="dxa"/>
           </w:tcPr>
           <w:p>
             <w:pPr>
@@ -11509,7 +11519,7 @@
         </w:tc>
         <w:tc>
           <w:tcPr>
-            <w:tcW w:w="1368" w:type="dxa"/>
+            <w:tcW w:w="1180" w:type="dxa"/>
           </w:tcPr>
           <w:p>
             <w:pPr>
@@ -11526,7 +11536,7 @@
         </w:tc>
         <w:tc>
           <w:tcPr>
-            <w:tcW w:w="1368" w:type="dxa"/>
+            <w:tcW w:w="1249" w:type="dxa"/>
           </w:tcPr>
           <w:p>
             <w:pPr>
@@ -11543,7 +11553,7 @@
         </w:tc>
         <w:tc>
           <w:tcPr>
-            <w:tcW w:w="1728" w:type="dxa"/>
+            <w:tcW w:w="1525" w:type="dxa"/>
           </w:tcPr>
           <w:p>
             <w:pPr>
@@ -11560,7 +11570,7 @@
         </w:tc>
         <w:tc>
           <w:tcPr>
-            <w:tcW w:w="1872" w:type="dxa"/>
+            <w:tcW w:w="1826" w:type="dxa"/>
           </w:tcPr>
           <w:p>
             <w:pPr>
@@ -11582,7 +11592,7 @@
         </w:trPr>
         <w:tc>
           <w:tcPr>
-            <w:tcW w:w="3312" w:type="dxa"/>
+            <w:tcW w:w="2850" w:type="dxa"/>
           </w:tcPr>
           <w:p>
             <w:pPr>
@@ -11599,7 +11609,7 @@
         </w:tc>
         <w:tc>
           <w:tcPr>
-            <w:tcW w:w="1368" w:type="dxa"/>
+            <w:tcW w:w="1180" w:type="dxa"/>
           </w:tcPr>
           <w:p>
             <w:pPr>
@@ -11616,7 +11626,7 @@
         </w:tc>
         <w:tc>
           <w:tcPr>
-            <w:tcW w:w="1368" w:type="dxa"/>
+            <w:tcW w:w="1249" w:type="dxa"/>
           </w:tcPr>
           <w:p>
             <w:pPr>
@@ -11633,7 +11643,7 @@
         </w:tc>
         <w:tc>
           <w:tcPr>
-            <w:tcW w:w="1728" w:type="dxa"/>
+            <w:tcW w:w="1525" w:type="dxa"/>
           </w:tcPr>
           <w:p>
             <w:pPr>
@@ -11650,97 +11660,7 @@
         </w:tc>
         <w:tc>
           <w:tcPr>
-            <w:tcW w:w="1872" w:type="dxa"/>
-          </w:tcPr>
-          <w:p>
-            <w:pPr>
-              <w:spacing w:line="360" w:lineRule="auto"/>
-            </w:pPr>
-            <w:r>
-              <w:rPr>
-                <w:rFonts w:ascii="Times New Roman" w:hAnsi="Times New Roman"/>
-                <w:color w:val="000000"/>
-              </w:rPr>
-              <w:t>✗</w:t>
-            </w:r>
-          </w:p>
-        </w:tc>
-      </w:tr>
-      <w:tr>
-        <w:trPr>
-          <w:jc w:val="center"/>
-        </w:trPr>
-        <w:tc>
-          <w:tcPr>
-            <w:tcW w:w="3312" w:type="dxa"/>
-          </w:tcPr>
-          <w:p>
-            <w:pPr>
-              <w:spacing w:line="360" w:lineRule="auto"/>
-            </w:pPr>
-            <w:r>
-              <w:rPr>
-                <w:rFonts w:ascii="Times New Roman" w:hAnsi="Times New Roman"/>
-                <w:color w:val="000000"/>
-              </w:rPr>
-              <w:t>Available in Pakistan</w:t>
-            </w:r>
-          </w:p>
-        </w:tc>
-        <w:tc>
-          <w:tcPr>
-            <w:tcW w:w="1368" w:type="dxa"/>
-          </w:tcPr>
-          <w:p>
-            <w:pPr>
-              <w:spacing w:line="360" w:lineRule="auto"/>
-            </w:pPr>
-            <w:r>
-              <w:rPr>
-                <w:rFonts w:ascii="Times New Roman" w:hAnsi="Times New Roman"/>
-                <w:color w:val="000000"/>
-              </w:rPr>
-              <w:t>✗</w:t>
-            </w:r>
-          </w:p>
-        </w:tc>
-        <w:tc>
-          <w:tcPr>
-            <w:tcW w:w="1368" w:type="dxa"/>
-          </w:tcPr>
-          <w:p>
-            <w:pPr>
-              <w:spacing w:line="360" w:lineRule="auto"/>
-            </w:pPr>
-            <w:r>
-              <w:rPr>
-                <w:rFonts w:ascii="Times New Roman" w:hAnsi="Times New Roman"/>
-                <w:color w:val="000000"/>
-              </w:rPr>
-              <w:t>✗</w:t>
-            </w:r>
-          </w:p>
-        </w:tc>
-        <w:tc>
-          <w:tcPr>
-            <w:tcW w:w="1728" w:type="dxa"/>
-          </w:tcPr>
-          <w:p>
-            <w:pPr>
-              <w:spacing w:line="360" w:lineRule="auto"/>
-            </w:pPr>
-            <w:r>
-              <w:rPr>
-                <w:rFonts w:ascii="Times New Roman" w:hAnsi="Times New Roman"/>
-                <w:color w:val="000000"/>
-              </w:rPr>
-              <w:t>✗</w:t>
-            </w:r>
-          </w:p>
-        </w:tc>
-        <w:tc>
-          <w:tcPr>
-            <w:tcW w:w="1872" w:type="dxa"/>
+            <w:tcW w:w="1826" w:type="dxa"/>
           </w:tcPr>
           <w:p>
             <w:pPr>
@@ -12183,25 +12103,7 @@
         <w:t xml:space="preserve">Table </w:t>
       </w:r>
       <w:r>
-        <w:fldChar w:fldCharType="begin"/>
-      </w:r>
-      <w:r>
-        <w:instrText xml:space="preserve"> SEQ Table \* ARABIC </w:instrText>
-      </w:r>
-      <w:r>
-        <w:fldChar w:fldCharType="separate"/>
-      </w:r>
-      <w:r>
-        <w:rPr>
-          <w:noProof/>
-        </w:rPr>
-        <w:t>2</w:t>
-      </w:r>
-      <w:r>
-        <w:rPr>
-          <w:noProof/>
-        </w:rPr>
-        <w:fldChar w:fldCharType="end"/>
+        <w:t>3</w:t>
       </w:r>
       <w:r>
         <w:rPr>
@@ -14750,35 +14652,6 @@
         <w:pStyle w:val="TableCaption"/>
         <w:spacing w:before="200" w:after="60" w:line="360" w:lineRule="auto"/>
       </w:pPr>
-      <w:bookmarkStart w:id="43" w:name="_lt5"/>
-      <w:r>
-        <w:t xml:space="preserve">Table </w:t>
-      </w:r>
-      <w:r>
-        <w:fldChar w:fldCharType="begin"/>
-      </w:r>
-      <w:r>
-        <w:instrText xml:space="preserve"> SEQ Table \* ARABIC </w:instrText>
-      </w:r>
-      <w:r>
-        <w:fldChar w:fldCharType="separate"/>
-      </w:r>
-      <w:r>
-        <w:rPr>
-          <w:noProof/>
-        </w:rPr>
-        <w:t>3</w:t>
-      </w:r>
-      <w:r>
-        <w:rPr>
-          <w:noProof/>
-        </w:rPr>
-        <w:fldChar w:fldCharType="end"/>
-      </w:r>
-      <w:r>
-        <w:t>: User Registration Test Cases</w:t>
-      </w:r>
-      <w:bookmarkEnd w:id="43"/>
     </w:p>
     <w:tbl>
       <w:tblPr>
@@ -15148,49 +15021,20 @@
         <w:pStyle w:val="Heading3"/>
         <w:spacing w:line="360" w:lineRule="auto"/>
       </w:pPr>
-      <w:bookmarkStart w:id="44" w:name="_Toc227543936"/>
+      <w:bookmarkStart w:id="43" w:name="_Toc227543936"/>
       <w:r>
         <w:rPr>
           <w:rFonts w:ascii="Times New Roman" w:hAnsi="Times New Roman"/>
         </w:rPr>
         <w:t>3.5.1.2  User Login</w:t>
       </w:r>
-      <w:bookmarkEnd w:id="44"/>
+      <w:bookmarkEnd w:id="43"/>
     </w:p>
     <w:p>
       <w:pPr>
         <w:pStyle w:val="TableCaption"/>
         <w:spacing w:before="200" w:after="60" w:line="360" w:lineRule="auto"/>
       </w:pPr>
-      <w:bookmarkStart w:id="45" w:name="_lt6"/>
-      <w:r>
-        <w:t xml:space="preserve">Table </w:t>
-      </w:r>
-      <w:r>
-        <w:fldChar w:fldCharType="begin"/>
-      </w:r>
-      <w:r>
-        <w:instrText xml:space="preserve"> SEQ Table \* ARABIC </w:instrText>
-      </w:r>
-      <w:r>
-        <w:fldChar w:fldCharType="separate"/>
-      </w:r>
-      <w:r>
-        <w:rPr>
-          <w:noProof/>
-        </w:rPr>
-        <w:t>4</w:t>
-      </w:r>
-      <w:r>
-        <w:rPr>
-          <w:noProof/>
-        </w:rPr>
-        <w:fldChar w:fldCharType="end"/>
-      </w:r>
-      <w:r>
-        <w:t>: User Login Test Cases</w:t>
-      </w:r>
-      <w:bookmarkEnd w:id="45"/>
     </w:p>
     <w:tbl>
       <w:tblPr>
@@ -15392,49 +15236,20 @@
         <w:pStyle w:val="Heading3"/>
         <w:spacing w:line="360" w:lineRule="auto"/>
       </w:pPr>
-      <w:bookmarkStart w:id="46" w:name="_Toc227543937"/>
+      <w:bookmarkStart w:id="44" w:name="_Toc227543937"/>
       <w:r>
         <w:rPr>
           <w:rFonts w:ascii="Times New Roman" w:hAnsi="Times New Roman"/>
         </w:rPr>
         <w:t>3.5.1.3  Create Post</w:t>
       </w:r>
-      <w:bookmarkEnd w:id="46"/>
+      <w:bookmarkEnd w:id="44"/>
     </w:p>
     <w:p>
       <w:pPr>
         <w:pStyle w:val="TableCaption"/>
         <w:spacing w:before="200" w:after="60" w:line="360" w:lineRule="auto"/>
       </w:pPr>
-      <w:bookmarkStart w:id="47" w:name="_lt7"/>
-      <w:r>
-        <w:t xml:space="preserve">Table </w:t>
-      </w:r>
-      <w:r>
-        <w:fldChar w:fldCharType="begin"/>
-      </w:r>
-      <w:r>
-        <w:instrText xml:space="preserve"> SEQ Table \* ARABIC </w:instrText>
-      </w:r>
-      <w:r>
-        <w:fldChar w:fldCharType="separate"/>
-      </w:r>
-      <w:r>
-        <w:rPr>
-          <w:noProof/>
-        </w:rPr>
-        <w:t>5</w:t>
-      </w:r>
-      <w:r>
-        <w:rPr>
-          <w:noProof/>
-        </w:rPr>
-        <w:fldChar w:fldCharType="end"/>
-      </w:r>
-      <w:r>
-        <w:t>: Create Post Test Cases</w:t>
-      </w:r>
-      <w:bookmarkEnd w:id="47"/>
     </w:p>
     <w:tbl>
       <w:tblPr>
@@ -15637,49 +15452,20 @@
         <w:pStyle w:val="Heading3"/>
         <w:spacing w:line="360" w:lineRule="auto"/>
       </w:pPr>
-      <w:bookmarkStart w:id="48" w:name="_Toc227543938"/>
+      <w:bookmarkStart w:id="45" w:name="_Toc227543938"/>
       <w:r>
         <w:rPr>
           <w:rFonts w:ascii="Times New Roman" w:hAnsi="Times New Roman"/>
         </w:rPr>
         <w:t>3.5.1.4  Create Semester Group</w:t>
       </w:r>
-      <w:bookmarkEnd w:id="48"/>
+      <w:bookmarkEnd w:id="45"/>
     </w:p>
     <w:p>
       <w:pPr>
         <w:pStyle w:val="TableCaption"/>
         <w:spacing w:before="200" w:after="60" w:line="360" w:lineRule="auto"/>
       </w:pPr>
-      <w:bookmarkStart w:id="49" w:name="_lt8"/>
-      <w:r>
-        <w:t xml:space="preserve">Table </w:t>
-      </w:r>
-      <w:r>
-        <w:fldChar w:fldCharType="begin"/>
-      </w:r>
-      <w:r>
-        <w:instrText xml:space="preserve"> SEQ Table \* ARABIC </w:instrText>
-      </w:r>
-      <w:r>
-        <w:fldChar w:fldCharType="separate"/>
-      </w:r>
-      <w:r>
-        <w:rPr>
-          <w:noProof/>
-        </w:rPr>
-        <w:t>6</w:t>
-      </w:r>
-      <w:r>
-        <w:rPr>
-          <w:noProof/>
-        </w:rPr>
-        <w:fldChar w:fldCharType="end"/>
-      </w:r>
-      <w:r>
-        <w:t>: Create Semester Group Test Cases</w:t>
-      </w:r>
-      <w:bookmarkEnd w:id="49"/>
     </w:p>
     <w:tbl>
       <w:tblPr>
@@ -15937,49 +15723,20 @@
         <w:pStyle w:val="Heading3"/>
         <w:spacing w:line="360" w:lineRule="auto"/>
       </w:pPr>
-      <w:bookmarkStart w:id="50" w:name="_Toc227543939"/>
+      <w:bookmarkStart w:id="46" w:name="_Toc227543939"/>
       <w:r>
         <w:rPr>
           <w:rFonts w:ascii="Times New Roman" w:hAnsi="Times New Roman"/>
         </w:rPr>
         <w:t>3.5.1.5  Join Semester Group</w:t>
       </w:r>
-      <w:bookmarkEnd w:id="50"/>
+      <w:bookmarkEnd w:id="46"/>
     </w:p>
     <w:p>
       <w:pPr>
         <w:pStyle w:val="TableCaption"/>
         <w:spacing w:before="200" w:after="60" w:line="360" w:lineRule="auto"/>
       </w:pPr>
-      <w:bookmarkStart w:id="51" w:name="_lt9"/>
-      <w:r>
-        <w:t xml:space="preserve">Table </w:t>
-      </w:r>
-      <w:r>
-        <w:fldChar w:fldCharType="begin"/>
-      </w:r>
-      <w:r>
-        <w:instrText xml:space="preserve"> SEQ Table \* ARABIC </w:instrText>
-      </w:r>
-      <w:r>
-        <w:fldChar w:fldCharType="separate"/>
-      </w:r>
-      <w:r>
-        <w:rPr>
-          <w:noProof/>
-        </w:rPr>
-        <w:t>7</w:t>
-      </w:r>
-      <w:r>
-        <w:rPr>
-          <w:noProof/>
-        </w:rPr>
-        <w:fldChar w:fldCharType="end"/>
-      </w:r>
-      <w:r>
-        <w:t>: Join Semester Group Test Cases</w:t>
-      </w:r>
-      <w:bookmarkEnd w:id="51"/>
     </w:p>
     <w:tbl>
       <w:tblPr>
@@ -16181,49 +15938,20 @@
         <w:pStyle w:val="Heading3"/>
         <w:spacing w:line="360" w:lineRule="auto"/>
       </w:pPr>
-      <w:bookmarkStart w:id="52" w:name="_Toc227543940"/>
+      <w:bookmarkStart w:id="47" w:name="_Toc227543940"/>
       <w:r>
         <w:rPr>
           <w:rFonts w:ascii="Times New Roman" w:hAnsi="Times New Roman"/>
         </w:rPr>
         <w:t>3.5.1.6  Create Campus Event</w:t>
       </w:r>
-      <w:bookmarkEnd w:id="52"/>
+      <w:bookmarkEnd w:id="47"/>
     </w:p>
     <w:p>
       <w:pPr>
         <w:pStyle w:val="TableCaption"/>
         <w:spacing w:before="200" w:after="60" w:line="360" w:lineRule="auto"/>
       </w:pPr>
-      <w:bookmarkStart w:id="53" w:name="_lt10"/>
-      <w:r>
-        <w:t xml:space="preserve">Table </w:t>
-      </w:r>
-      <w:r>
-        <w:fldChar w:fldCharType="begin"/>
-      </w:r>
-      <w:r>
-        <w:instrText xml:space="preserve"> SEQ Table \* ARABIC </w:instrText>
-      </w:r>
-      <w:r>
-        <w:fldChar w:fldCharType="separate"/>
-      </w:r>
-      <w:r>
-        <w:rPr>
-          <w:noProof/>
-        </w:rPr>
-        <w:t>8</w:t>
-      </w:r>
-      <w:r>
-        <w:rPr>
-          <w:noProof/>
-        </w:rPr>
-        <w:fldChar w:fldCharType="end"/>
-      </w:r>
-      <w:r>
-        <w:t>: Create Campus Event Test Cases</w:t>
-      </w:r>
-      <w:bookmarkEnd w:id="53"/>
     </w:p>
     <w:tbl>
       <w:tblPr>
@@ -16481,7 +16209,7 @@
         <w:pStyle w:val="Heading3"/>
         <w:spacing w:line="360" w:lineRule="auto"/>
       </w:pPr>
-      <w:bookmarkStart w:id="54" w:name="_Toc227543941"/>
+      <w:bookmarkStart w:id="48" w:name="_Toc227543941"/>
       <w:r>
         <w:rPr>
           <w:rFonts w:ascii="Times New Roman" w:hAnsi="Times New Roman"/>
@@ -16489,42 +16217,13 @@
         <w:lastRenderedPageBreak/>
         <w:t>3.5.1.7  RSVP to Campus Event</w:t>
       </w:r>
-      <w:bookmarkEnd w:id="54"/>
+      <w:bookmarkEnd w:id="48"/>
     </w:p>
     <w:p>
       <w:pPr>
         <w:pStyle w:val="TableCaption"/>
         <w:spacing w:before="200" w:after="60" w:line="360" w:lineRule="auto"/>
       </w:pPr>
-      <w:bookmarkStart w:id="55" w:name="_lt11"/>
-      <w:r>
-        <w:t xml:space="preserve">Table </w:t>
-      </w:r>
-      <w:r>
-        <w:fldChar w:fldCharType="begin"/>
-      </w:r>
-      <w:r>
-        <w:instrText xml:space="preserve"> SEQ Table \* ARABIC </w:instrText>
-      </w:r>
-      <w:r>
-        <w:fldChar w:fldCharType="separate"/>
-      </w:r>
-      <w:r>
-        <w:rPr>
-          <w:noProof/>
-        </w:rPr>
-        <w:t>9</w:t>
-      </w:r>
-      <w:r>
-        <w:rPr>
-          <w:noProof/>
-        </w:rPr>
-        <w:fldChar w:fldCharType="end"/>
-      </w:r>
-      <w:r>
-        <w:t>: RSVP to Event Test Cases</w:t>
-      </w:r>
-      <w:bookmarkEnd w:id="55"/>
     </w:p>
     <w:tbl>
       <w:tblPr>
@@ -16726,49 +16425,20 @@
         <w:pStyle w:val="Heading3"/>
         <w:spacing w:line="360" w:lineRule="auto"/>
       </w:pPr>
-      <w:bookmarkStart w:id="56" w:name="_Toc227543942"/>
+      <w:bookmarkStart w:id="49" w:name="_Toc227543942"/>
       <w:r>
         <w:rPr>
           <w:rFonts w:ascii="Times New Roman" w:hAnsi="Times New Roman"/>
         </w:rPr>
         <w:t>3.5.1.8  Report Lost/Found Item</w:t>
       </w:r>
-      <w:bookmarkEnd w:id="56"/>
+      <w:bookmarkEnd w:id="49"/>
     </w:p>
     <w:p>
       <w:pPr>
         <w:pStyle w:val="TableCaption"/>
         <w:spacing w:before="200" w:after="60" w:line="360" w:lineRule="auto"/>
       </w:pPr>
-      <w:bookmarkStart w:id="57" w:name="_lt12"/>
-      <w:r>
-        <w:t xml:space="preserve">Table </w:t>
-      </w:r>
-      <w:r>
-        <w:fldChar w:fldCharType="begin"/>
-      </w:r>
-      <w:r>
-        <w:instrText xml:space="preserve"> SEQ Table \* ARABIC </w:instrText>
-      </w:r>
-      <w:r>
-        <w:fldChar w:fldCharType="separate"/>
-      </w:r>
-      <w:r>
-        <w:rPr>
-          <w:noProof/>
-        </w:rPr>
-        <w:t>10</w:t>
-      </w:r>
-      <w:r>
-        <w:rPr>
-          <w:noProof/>
-        </w:rPr>
-        <w:fldChar w:fldCharType="end"/>
-      </w:r>
-      <w:r>
-        <w:t>: Report Lost/Found Item Test Cases</w:t>
-      </w:r>
-      <w:bookmarkEnd w:id="57"/>
     </w:p>
     <w:tbl>
       <w:tblPr>
@@ -17082,49 +16752,20 @@
         <w:pStyle w:val="Heading3"/>
         <w:spacing w:line="360" w:lineRule="auto"/>
       </w:pPr>
-      <w:bookmarkStart w:id="58" w:name="_Toc227543943"/>
+      <w:bookmarkStart w:id="50" w:name="_Toc227543943"/>
       <w:r>
         <w:rPr>
           <w:rFonts w:ascii="Times New Roman" w:hAnsi="Times New Roman"/>
         </w:rPr>
         <w:t>3.5.1.9  Send Message</w:t>
       </w:r>
-      <w:bookmarkEnd w:id="58"/>
+      <w:bookmarkEnd w:id="50"/>
     </w:p>
     <w:p>
       <w:pPr>
         <w:pStyle w:val="TableCaption"/>
         <w:spacing w:before="200" w:after="60" w:line="360" w:lineRule="auto"/>
       </w:pPr>
-      <w:bookmarkStart w:id="59" w:name="_lt13"/>
-      <w:r>
-        <w:t xml:space="preserve">Table </w:t>
-      </w:r>
-      <w:r>
-        <w:fldChar w:fldCharType="begin"/>
-      </w:r>
-      <w:r>
-        <w:instrText xml:space="preserve"> SEQ Table \* ARABIC </w:instrText>
-      </w:r>
-      <w:r>
-        <w:fldChar w:fldCharType="separate"/>
-      </w:r>
-      <w:r>
-        <w:rPr>
-          <w:noProof/>
-        </w:rPr>
-        <w:t>11</w:t>
-      </w:r>
-      <w:r>
-        <w:rPr>
-          <w:noProof/>
-        </w:rPr>
-        <w:fldChar w:fldCharType="end"/>
-      </w:r>
-      <w:r>
-        <w:t>: Send Message Test Cases</w:t>
-      </w:r>
-      <w:bookmarkEnd w:id="59"/>
     </w:p>
     <w:tbl>
       <w:tblPr>
@@ -17326,49 +16967,22 @@
         <w:pStyle w:val="Heading3"/>
         <w:spacing w:line="360" w:lineRule="auto"/>
       </w:pPr>
-      <w:bookmarkStart w:id="60" w:name="_Toc227543944"/>
+      <w:bookmarkStart w:id="51" w:name="_Toc227543944"/>
       <w:r>
         <w:rPr>
           <w:rFonts w:ascii="Times New Roman" w:hAnsi="Times New Roman"/>
         </w:rPr>
         <w:t>3.5.1.10  Post Announcement</w:t>
       </w:r>
-      <w:bookmarkEnd w:id="60"/>
+      <w:bookmarkEnd w:id="51"/>
     </w:p>
     <w:p>
       <w:pPr>
         <w:pStyle w:val="TableCaption"/>
         <w:spacing w:before="200" w:after="60" w:line="360" w:lineRule="auto"/>
       </w:pPr>
-      <w:bookmarkStart w:id="61" w:name="_lt14"/>
-      <w:r>
-        <w:t xml:space="preserve">Table </w:t>
-      </w:r>
-      <w:r>
-        <w:fldChar w:fldCharType="begin"/>
-      </w:r>
-      <w:r>
-        <w:instrText xml:space="preserve"> SEQ Table \* ARABIC </w:instrText>
-      </w:r>
-      <w:r>
-        <w:fldChar w:fldCharType="separate"/>
-      </w:r>
-      <w:r>
-        <w:rPr>
-          <w:noProof/>
-        </w:rPr>
-        <w:t>12</w:t>
-      </w:r>
-      <w:r>
-        <w:rPr>
-          <w:noProof/>
-        </w:rPr>
-        <w:fldChar w:fldCharType="end"/>
-      </w:r>
-      <w:r>
-        <w:t>: Post Announcement Test Cases</w:t>
-      </w:r>
-      <w:bookmarkEnd w:id="61"/>
+      <w:bookmarkStart w:id="52" w:name="_GoBack"/>
+      <w:bookmarkEnd w:id="52"/>
     </w:p>
     <w:tbl>
       <w:tblPr>
@@ -17691,7 +17305,7 @@
         <w:pStyle w:val="Heading1"/>
         <w:spacing w:line="360" w:lineRule="auto"/>
       </w:pPr>
-      <w:bookmarkStart w:id="62" w:name="_Toc227543945"/>
+      <w:bookmarkStart w:id="53" w:name="_Toc227543945"/>
       <w:r>
         <w:rPr>
           <w:rFonts w:ascii="Times New Roman" w:hAnsi="Times New Roman"/>
@@ -17699,7 +17313,7 @@
         <w:lastRenderedPageBreak/>
         <w:t>Chapter 4: System Design</w:t>
       </w:r>
-      <w:bookmarkEnd w:id="62"/>
+      <w:bookmarkEnd w:id="53"/>
     </w:p>
     <w:p>
       <w:pPr>
@@ -17711,14 +17325,14 @@
         <w:pStyle w:val="Heading2"/>
         <w:spacing w:line="360" w:lineRule="auto"/>
       </w:pPr>
-      <w:bookmarkStart w:id="63" w:name="_Toc227543946"/>
+      <w:bookmarkStart w:id="54" w:name="_Toc227543946"/>
       <w:r>
         <w:rPr>
           <w:rFonts w:ascii="Times New Roman" w:hAnsi="Times New Roman"/>
         </w:rPr>
         <w:t>4.1  Introduction</w:t>
       </w:r>
-      <w:bookmarkEnd w:id="63"/>
+      <w:bookmarkEnd w:id="54"/>
     </w:p>
     <w:p>
       <w:pPr>
@@ -17738,14 +17352,14 @@
         <w:pStyle w:val="Heading2"/>
         <w:spacing w:line="360" w:lineRule="auto"/>
       </w:pPr>
-      <w:bookmarkStart w:id="64" w:name="_Toc227543947"/>
+      <w:bookmarkStart w:id="55" w:name="_Toc227543947"/>
       <w:r>
         <w:rPr>
           <w:rFonts w:ascii="Times New Roman" w:hAnsi="Times New Roman"/>
         </w:rPr>
         <w:t>4.2  Architectural Design</w:t>
       </w:r>
-      <w:bookmarkEnd w:id="64"/>
+      <w:bookmarkEnd w:id="55"/>
     </w:p>
     <w:p>
       <w:pPr>
@@ -17831,7 +17445,7 @@
         <w:pStyle w:val="FigureCaption"/>
         <w:spacing w:before="120" w:after="280" w:line="360" w:lineRule="auto"/>
       </w:pPr>
-      <w:bookmarkStart w:id="65" w:name="_lf1"/>
+      <w:bookmarkStart w:id="56" w:name="_lf1"/>
       <w:r>
         <w:t xml:space="preserve">Figure </w:t>
       </w:r>
@@ -17859,7 +17473,7 @@
       <w:r>
         <w:t>: Architecture Diagram</w:t>
       </w:r>
-      <w:bookmarkEnd w:id="65"/>
+      <w:bookmarkEnd w:id="56"/>
     </w:p>
     <w:p>
       <w:pPr>
@@ -17871,7 +17485,7 @@
         <w:pStyle w:val="Heading2"/>
         <w:spacing w:line="360" w:lineRule="auto"/>
       </w:pPr>
-      <w:bookmarkStart w:id="66" w:name="_Toc227543948"/>
+      <w:bookmarkStart w:id="57" w:name="_Toc227543948"/>
       <w:r>
         <w:rPr>
           <w:rFonts w:ascii="Times New Roman" w:hAnsi="Times New Roman"/>
@@ -17879,7 +17493,7 @@
         <w:lastRenderedPageBreak/>
         <w:t>4.3  Class Diagram</w:t>
       </w:r>
-      <w:bookmarkEnd w:id="66"/>
+      <w:bookmarkEnd w:id="57"/>
     </w:p>
     <w:p>
       <w:pPr>
@@ -17965,7 +17579,7 @@
         <w:pStyle w:val="FigureCaption"/>
         <w:spacing w:before="120" w:after="280" w:line="360" w:lineRule="auto"/>
       </w:pPr>
-      <w:bookmarkStart w:id="67" w:name="_lf2"/>
+      <w:bookmarkStart w:id="58" w:name="_lf2"/>
       <w:r>
         <w:t xml:space="preserve">Figure </w:t>
       </w:r>
@@ -17993,7 +17607,7 @@
       <w:r>
         <w:t>: Class Diagram</w:t>
       </w:r>
-      <w:bookmarkEnd w:id="67"/>
+      <w:bookmarkEnd w:id="58"/>
     </w:p>
     <w:p>
       <w:pPr>
@@ -18005,28 +17619,28 @@
         <w:pStyle w:val="Heading2"/>
         <w:spacing w:line="360" w:lineRule="auto"/>
       </w:pPr>
-      <w:bookmarkStart w:id="68" w:name="_Toc227543949"/>
+      <w:bookmarkStart w:id="59" w:name="_Toc227543949"/>
       <w:r>
         <w:rPr>
           <w:rFonts w:ascii="Times New Roman" w:hAnsi="Times New Roman"/>
         </w:rPr>
         <w:t>4.4  Activity Diagrams</w:t>
       </w:r>
-      <w:bookmarkEnd w:id="68"/>
+      <w:bookmarkEnd w:id="59"/>
     </w:p>
     <w:p>
       <w:pPr>
         <w:pStyle w:val="Heading3"/>
         <w:spacing w:line="360" w:lineRule="auto"/>
       </w:pPr>
-      <w:bookmarkStart w:id="69" w:name="_Toc227543950"/>
+      <w:bookmarkStart w:id="60" w:name="_Toc227543950"/>
       <w:r>
         <w:rPr>
           <w:rFonts w:ascii="Times New Roman" w:hAnsi="Times New Roman"/>
         </w:rPr>
         <w:t>4.4.1  Student Activity Diagram</w:t>
       </w:r>
-      <w:bookmarkEnd w:id="69"/>
+      <w:bookmarkEnd w:id="60"/>
     </w:p>
     <w:p>
       <w:pPr>
@@ -18113,7 +17727,7 @@
         <w:pStyle w:val="FigureCaption"/>
         <w:spacing w:before="120" w:after="280" w:line="360" w:lineRule="auto"/>
       </w:pPr>
-      <w:bookmarkStart w:id="70" w:name="_lf3"/>
+      <w:bookmarkStart w:id="61" w:name="_lf3"/>
       <w:r>
         <w:t xml:space="preserve">Figure </w:t>
       </w:r>
@@ -18123,7 +17737,7 @@
       <w:r>
         <w:t>: Student Activity Diagram</w:t>
       </w:r>
-      <w:bookmarkEnd w:id="70"/>
+      <w:bookmarkEnd w:id="61"/>
     </w:p>
     <w:p>
       <w:pPr>
@@ -18135,14 +17749,14 @@
         <w:pStyle w:val="Heading3"/>
         <w:spacing w:line="360" w:lineRule="auto"/>
       </w:pPr>
-      <w:bookmarkStart w:id="71" w:name="_Toc227543951"/>
+      <w:bookmarkStart w:id="62" w:name="_Toc227543951"/>
       <w:r>
         <w:rPr>
           <w:rFonts w:ascii="Times New Roman" w:hAnsi="Times New Roman"/>
         </w:rPr>
         <w:t>4.4.2  Admin Activity Diagram</w:t>
       </w:r>
-      <w:bookmarkEnd w:id="71"/>
+      <w:bookmarkEnd w:id="62"/>
     </w:p>
     <w:p>
       <w:pPr>
@@ -18228,7 +17842,7 @@
         <w:pStyle w:val="FigureCaption"/>
         <w:spacing w:before="120" w:after="280" w:line="360" w:lineRule="auto"/>
       </w:pPr>
-      <w:bookmarkStart w:id="72" w:name="_lf4"/>
+      <w:bookmarkStart w:id="63" w:name="_lf4"/>
       <w:r>
         <w:t xml:space="preserve">Figure </w:t>
       </w:r>
@@ -18262,7 +17876,7 @@
       <w:r>
         <w:t>: Admin Activity Diagram</w:t>
       </w:r>
-      <w:bookmarkEnd w:id="72"/>
+      <w:bookmarkEnd w:id="63"/>
     </w:p>
     <w:p>
       <w:pPr>
@@ -18274,28 +17888,28 @@
         <w:pStyle w:val="Heading2"/>
         <w:spacing w:line="360" w:lineRule="auto"/>
       </w:pPr>
-      <w:bookmarkStart w:id="73" w:name="_Toc227543952"/>
+      <w:bookmarkStart w:id="64" w:name="_Toc227543952"/>
       <w:r>
         <w:rPr>
           <w:rFonts w:ascii="Times New Roman" w:hAnsi="Times New Roman"/>
         </w:rPr>
         <w:t>4.5  Use Case Diagrams</w:t>
       </w:r>
-      <w:bookmarkEnd w:id="73"/>
+      <w:bookmarkEnd w:id="64"/>
     </w:p>
     <w:p>
       <w:pPr>
         <w:pStyle w:val="Heading3"/>
         <w:spacing w:line="360" w:lineRule="auto"/>
       </w:pPr>
-      <w:bookmarkStart w:id="74" w:name="_Toc227543953"/>
+      <w:bookmarkStart w:id="65" w:name="_Toc227543953"/>
       <w:r>
         <w:rPr>
           <w:rFonts w:ascii="Times New Roman" w:hAnsi="Times New Roman"/>
         </w:rPr>
         <w:t>4.5.1  Student Use Case Diagram</w:t>
       </w:r>
-      <w:bookmarkEnd w:id="74"/>
+      <w:bookmarkEnd w:id="65"/>
     </w:p>
     <w:p>
       <w:pPr>
@@ -18381,7 +17995,7 @@
         <w:pStyle w:val="FigureCaption"/>
         <w:spacing w:before="120" w:after="280" w:line="360" w:lineRule="auto"/>
       </w:pPr>
-      <w:bookmarkStart w:id="75" w:name="_lf5"/>
+      <w:bookmarkStart w:id="66" w:name="_lf5"/>
       <w:r>
         <w:t xml:space="preserve">Figure </w:t>
       </w:r>
@@ -18418,7 +18032,7 @@
       <w:r>
         <w:t>: Student Use Case Diagram</w:t>
       </w:r>
-      <w:bookmarkEnd w:id="75"/>
+      <w:bookmarkEnd w:id="66"/>
     </w:p>
     <w:p>
       <w:pPr>
@@ -18430,14 +18044,14 @@
         <w:pStyle w:val="Heading3"/>
         <w:spacing w:line="360" w:lineRule="auto"/>
       </w:pPr>
-      <w:bookmarkStart w:id="76" w:name="_Toc227543954"/>
+      <w:bookmarkStart w:id="67" w:name="_Toc227543954"/>
       <w:r>
         <w:rPr>
           <w:rFonts w:ascii="Times New Roman" w:hAnsi="Times New Roman"/>
         </w:rPr>
         <w:t>4.5.2  Admin Use Case Diagram</w:t>
       </w:r>
-      <w:bookmarkEnd w:id="76"/>
+      <w:bookmarkEnd w:id="67"/>
     </w:p>
     <w:p>
       <w:pPr>
@@ -18523,7 +18137,7 @@
         <w:pStyle w:val="FigureCaption"/>
         <w:spacing w:before="120" w:after="280" w:line="360" w:lineRule="auto"/>
       </w:pPr>
-      <w:bookmarkStart w:id="77" w:name="_lf6"/>
+      <w:bookmarkStart w:id="68" w:name="_lf6"/>
       <w:r>
         <w:t xml:space="preserve">Figure </w:t>
       </w:r>
@@ -18533,7 +18147,7 @@
       <w:r>
         <w:t>: Admin Use Case Diagram</w:t>
       </w:r>
-      <w:bookmarkEnd w:id="77"/>
+      <w:bookmarkEnd w:id="68"/>
     </w:p>
     <w:p>
       <w:pPr>
@@ -18545,21 +18159,21 @@
         <w:pStyle w:val="Heading2"/>
         <w:spacing w:line="360" w:lineRule="auto"/>
       </w:pPr>
-      <w:bookmarkStart w:id="78" w:name="_Toc227543955"/>
+      <w:bookmarkStart w:id="69" w:name="_Toc227543955"/>
       <w:r>
         <w:rPr>
           <w:rFonts w:ascii="Times New Roman" w:hAnsi="Times New Roman"/>
         </w:rPr>
         <w:t>4.6  Fully Addressed Use Cases</w:t>
       </w:r>
-      <w:bookmarkEnd w:id="78"/>
+      <w:bookmarkEnd w:id="69"/>
     </w:p>
     <w:p>
       <w:pPr>
         <w:pStyle w:val="Heading3"/>
         <w:spacing w:after="120" w:line="360" w:lineRule="auto"/>
       </w:pPr>
-      <w:bookmarkStart w:id="79" w:name="_Toc227543956"/>
+      <w:bookmarkStart w:id="70" w:name="_Toc227543956"/>
       <w:r>
         <w:rPr>
           <w:rFonts w:ascii="Times New Roman" w:hAnsi="Times New Roman"/>
@@ -18572,21 +18186,21 @@
         </w:rPr>
         <w:t>Student / Teacher Use Cases</w:t>
       </w:r>
-      <w:bookmarkEnd w:id="79"/>
+      <w:bookmarkEnd w:id="70"/>
     </w:p>
     <w:p>
       <w:pPr>
         <w:pStyle w:val="TableCaption"/>
         <w:spacing w:before="200" w:after="60" w:line="360" w:lineRule="auto"/>
       </w:pPr>
-      <w:bookmarkStart w:id="80" w:name="_lt15"/>
+      <w:bookmarkStart w:id="71" w:name="_lt15"/>
       <w:r>
         <w:t>Table</w:t>
       </w:r>
       <w:r>
         <w:t xml:space="preserve"> 4.6.1.1</w:t>
       </w:r>
-      <w:bookmarkEnd w:id="80"/>
+      <w:bookmarkEnd w:id="71"/>
     </w:p>
     <w:tbl>
       <w:tblPr>
@@ -18961,14 +18575,14 @@
         <w:pStyle w:val="TableCaption"/>
         <w:spacing w:before="200" w:after="60" w:line="360" w:lineRule="auto"/>
       </w:pPr>
-      <w:bookmarkStart w:id="81" w:name="_lt16"/>
+      <w:bookmarkStart w:id="72" w:name="_lt16"/>
       <w:r>
         <w:t>Table</w:t>
       </w:r>
       <w:r>
         <w:t xml:space="preserve"> 4.6.1.2</w:t>
       </w:r>
-      <w:bookmarkEnd w:id="81"/>
+      <w:bookmarkEnd w:id="72"/>
     </w:p>
     <w:tbl>
       <w:tblPr>
@@ -19351,14 +18965,14 @@
         <w:pStyle w:val="TableCaption"/>
         <w:spacing w:before="200" w:after="60" w:line="360" w:lineRule="auto"/>
       </w:pPr>
-      <w:bookmarkStart w:id="82" w:name="_lt17"/>
+      <w:bookmarkStart w:id="73" w:name="_lt17"/>
       <w:r>
         <w:t>Table</w:t>
       </w:r>
       <w:r>
         <w:t xml:space="preserve"> 4.6.1.3 </w:t>
       </w:r>
-      <w:bookmarkEnd w:id="82"/>
+      <w:bookmarkEnd w:id="73"/>
     </w:p>
     <w:tbl>
       <w:tblPr>
@@ -19732,14 +19346,14 @@
         <w:pStyle w:val="TableCaption"/>
         <w:spacing w:before="200" w:after="60" w:line="360" w:lineRule="auto"/>
       </w:pPr>
-      <w:bookmarkStart w:id="83" w:name="_lt18"/>
+      <w:bookmarkStart w:id="74" w:name="_lt18"/>
       <w:r>
         <w:t>Table</w:t>
       </w:r>
       <w:r>
         <w:t xml:space="preserve"> 4.6.1.4</w:t>
       </w:r>
-      <w:bookmarkEnd w:id="83"/>
+      <w:bookmarkEnd w:id="74"/>
     </w:p>
     <w:tbl>
       <w:tblPr>
@@ -20121,14 +19735,14 @@
         <w:pStyle w:val="TableCaption"/>
         <w:spacing w:before="200" w:after="60" w:line="360" w:lineRule="auto"/>
       </w:pPr>
-      <w:bookmarkStart w:id="84" w:name="_lt19"/>
+      <w:bookmarkStart w:id="75" w:name="_lt19"/>
       <w:r>
         <w:t>Table</w:t>
       </w:r>
       <w:r>
         <w:t xml:space="preserve"> 4.6.1.5</w:t>
       </w:r>
-      <w:bookmarkEnd w:id="84"/>
+      <w:bookmarkEnd w:id="75"/>
     </w:p>
     <w:tbl>
       <w:tblPr>
@@ -20502,11 +20116,11 @@
         <w:pStyle w:val="TableCaption"/>
         <w:spacing w:before="200" w:after="60" w:line="360" w:lineRule="auto"/>
       </w:pPr>
-      <w:bookmarkStart w:id="85" w:name="_lt20"/>
+      <w:bookmarkStart w:id="76" w:name="_lt20"/>
       <w:r>
         <w:t xml:space="preserve">Table </w:t>
       </w:r>
-      <w:bookmarkEnd w:id="85"/>
+      <w:bookmarkEnd w:id="76"/>
       <w:r>
         <w:t>4.6.1.6</w:t>
       </w:r>
@@ -20908,11 +20522,11 @@
         <w:pStyle w:val="TableCaption"/>
         <w:spacing w:before="200" w:after="60" w:line="360" w:lineRule="auto"/>
       </w:pPr>
-      <w:bookmarkStart w:id="86" w:name="_lt21"/>
+      <w:bookmarkStart w:id="77" w:name="_lt21"/>
       <w:r>
         <w:t xml:space="preserve">Table </w:t>
       </w:r>
-      <w:bookmarkEnd w:id="86"/>
+      <w:bookmarkEnd w:id="77"/>
       <w:r>
         <w:t>4.6.1.</w:t>
       </w:r>
@@ -21308,12 +20922,12 @@
         <w:pStyle w:val="TableCaption"/>
         <w:spacing w:before="200" w:after="60" w:line="360" w:lineRule="auto"/>
       </w:pPr>
-      <w:bookmarkStart w:id="87" w:name="_lt22"/>
+      <w:bookmarkStart w:id="78" w:name="_lt22"/>
       <w:r>
         <w:lastRenderedPageBreak/>
         <w:t xml:space="preserve">Table </w:t>
       </w:r>
-      <w:bookmarkEnd w:id="87"/>
+      <w:bookmarkEnd w:id="78"/>
       <w:r>
         <w:t>4.6.1.</w:t>
       </w:r>
@@ -21701,11 +21315,11 @@
         <w:pStyle w:val="TableCaption"/>
         <w:spacing w:before="200" w:after="60" w:line="360" w:lineRule="auto"/>
       </w:pPr>
-      <w:bookmarkStart w:id="88" w:name="_lt23"/>
+      <w:bookmarkStart w:id="79" w:name="_lt23"/>
       <w:r>
         <w:t xml:space="preserve">Table </w:t>
       </w:r>
-      <w:bookmarkEnd w:id="88"/>
+      <w:bookmarkEnd w:id="79"/>
       <w:r>
         <w:t>4.6.1.</w:t>
       </w:r>
@@ -22094,11 +21708,11 @@
         <w:pStyle w:val="TableCaption"/>
         <w:spacing w:before="200" w:after="60" w:line="360" w:lineRule="auto"/>
       </w:pPr>
-      <w:bookmarkStart w:id="89" w:name="_lt24"/>
+      <w:bookmarkStart w:id="80" w:name="_lt24"/>
       <w:r>
         <w:t xml:space="preserve">Table </w:t>
       </w:r>
-      <w:bookmarkEnd w:id="89"/>
+      <w:bookmarkEnd w:id="80"/>
       <w:r>
         <w:t>4.6.1.</w:t>
       </w:r>
@@ -22470,7 +22084,7 @@
         <w:pStyle w:val="Heading3"/>
         <w:spacing w:after="120" w:line="360" w:lineRule="auto"/>
       </w:pPr>
-      <w:bookmarkStart w:id="90" w:name="_Toc227543957"/>
+      <w:bookmarkStart w:id="81" w:name="_Toc227543957"/>
       <w:r>
         <w:rPr>
           <w:rFonts w:ascii="Times New Roman" w:hAnsi="Times New Roman"/>
@@ -22483,18 +22097,18 @@
         </w:rPr>
         <w:t>Coordination / Administration / Admin Use Cases</w:t>
       </w:r>
-      <w:bookmarkEnd w:id="90"/>
+      <w:bookmarkEnd w:id="81"/>
     </w:p>
     <w:p>
       <w:pPr>
         <w:pStyle w:val="TableCaption"/>
         <w:spacing w:before="200" w:after="60" w:line="360" w:lineRule="auto"/>
       </w:pPr>
-      <w:bookmarkStart w:id="91" w:name="_lt25"/>
+      <w:bookmarkStart w:id="82" w:name="_lt25"/>
       <w:r>
         <w:t xml:space="preserve">Table </w:t>
       </w:r>
-      <w:bookmarkEnd w:id="91"/>
+      <w:bookmarkEnd w:id="82"/>
       <w:r>
         <w:t>4.6.2.1</w:t>
       </w:r>
@@ -22887,11 +22501,11 @@
         <w:pStyle w:val="TableCaption"/>
         <w:spacing w:before="200" w:after="60" w:line="360" w:lineRule="auto"/>
       </w:pPr>
-      <w:bookmarkStart w:id="92" w:name="_lt26"/>
+      <w:bookmarkStart w:id="83" w:name="_lt26"/>
       <w:r>
         <w:t xml:space="preserve">Table </w:t>
       </w:r>
-      <w:bookmarkEnd w:id="92"/>
+      <w:bookmarkEnd w:id="83"/>
       <w:r>
         <w:t>4.6.2.</w:t>
       </w:r>
@@ -23287,11 +22901,11 @@
         <w:pStyle w:val="TableCaption"/>
         <w:spacing w:before="200" w:after="60" w:line="360" w:lineRule="auto"/>
       </w:pPr>
-      <w:bookmarkStart w:id="93" w:name="_lt27"/>
+      <w:bookmarkStart w:id="84" w:name="_lt27"/>
       <w:r>
         <w:t xml:space="preserve">Table </w:t>
       </w:r>
-      <w:bookmarkEnd w:id="93"/>
+      <w:bookmarkEnd w:id="84"/>
       <w:r>
         <w:t>4.6.2.</w:t>
       </w:r>
@@ -23680,11 +23294,11 @@
         <w:pStyle w:val="TableCaption"/>
         <w:spacing w:before="200" w:after="60" w:line="360" w:lineRule="auto"/>
       </w:pPr>
-      <w:bookmarkStart w:id="94" w:name="_lt28"/>
+      <w:bookmarkStart w:id="85" w:name="_lt28"/>
       <w:r>
         <w:t xml:space="preserve">Table </w:t>
       </w:r>
-      <w:bookmarkEnd w:id="94"/>
+      <w:bookmarkEnd w:id="85"/>
       <w:r>
         <w:t>4.6.2.</w:t>
       </w:r>
@@ -24112,7 +23726,7 @@
         <w:pStyle w:val="Heading1"/>
         <w:spacing w:line="360" w:lineRule="auto"/>
       </w:pPr>
-      <w:bookmarkStart w:id="95" w:name="_Toc227543958"/>
+      <w:bookmarkStart w:id="86" w:name="_Toc227543958"/>
       <w:r>
         <w:rPr>
           <w:rFonts w:ascii="Times New Roman" w:hAnsi="Times New Roman"/>
@@ -24120,7 +23734,7 @@
         <w:lastRenderedPageBreak/>
         <w:t>Chapter 5: Implementation</w:t>
       </w:r>
-      <w:bookmarkEnd w:id="95"/>
+      <w:bookmarkEnd w:id="86"/>
     </w:p>
     <w:p>
       <w:pPr>
@@ -24132,28 +23746,28 @@
         <w:pStyle w:val="Heading2"/>
         <w:spacing w:line="360" w:lineRule="auto"/>
       </w:pPr>
-      <w:bookmarkStart w:id="96" w:name="_Toc227543959"/>
+      <w:bookmarkStart w:id="87" w:name="_Toc227543959"/>
       <w:r>
         <w:rPr>
           <w:rFonts w:ascii="Times New Roman" w:hAnsi="Times New Roman"/>
         </w:rPr>
         <w:t>5.1  IDE, Tools and Technologies</w:t>
       </w:r>
-      <w:bookmarkEnd w:id="96"/>
+      <w:bookmarkEnd w:id="87"/>
     </w:p>
     <w:p>
       <w:pPr>
         <w:pStyle w:val="Heading3"/>
         <w:spacing w:line="360" w:lineRule="auto"/>
       </w:pPr>
-      <w:bookmarkStart w:id="97" w:name="_Toc227543960"/>
+      <w:bookmarkStart w:id="88" w:name="_Toc227543960"/>
       <w:r>
         <w:rPr>
           <w:rFonts w:ascii="Times New Roman" w:hAnsi="Times New Roman"/>
         </w:rPr>
         <w:t>5.1.1  Frontend</w:t>
       </w:r>
-      <w:bookmarkEnd w:id="97"/>
+      <w:bookmarkEnd w:id="88"/>
     </w:p>
     <w:p>
       <w:pPr>
@@ -24310,14 +23924,14 @@
         <w:pStyle w:val="Heading3"/>
         <w:spacing w:line="360" w:lineRule="auto"/>
       </w:pPr>
-      <w:bookmarkStart w:id="98" w:name="_Toc227543961"/>
+      <w:bookmarkStart w:id="89" w:name="_Toc227543961"/>
       <w:r>
         <w:rPr>
           <w:rFonts w:ascii="Times New Roman" w:hAnsi="Times New Roman"/>
         </w:rPr>
         <w:t>5.1.2  Backend</w:t>
       </w:r>
-      <w:bookmarkEnd w:id="98"/>
+      <w:bookmarkEnd w:id="89"/>
     </w:p>
     <w:p>
       <w:pPr>
@@ -24470,22 +24084,20 @@
         </w:rPr>
         <w:t>8. dotenv</w:t>
       </w:r>
-      <w:bookmarkStart w:id="99" w:name="_GoBack"/>
-      <w:bookmarkEnd w:id="99"/>
     </w:p>
     <w:p>
       <w:pPr>
         <w:pStyle w:val="Heading3"/>
         <w:spacing w:line="360" w:lineRule="auto"/>
       </w:pPr>
-      <w:bookmarkStart w:id="100" w:name="_Toc227543962"/>
+      <w:bookmarkStart w:id="90" w:name="_Toc227543962"/>
       <w:r>
         <w:rPr>
           <w:rFonts w:ascii="Times New Roman" w:hAnsi="Times New Roman"/>
         </w:rPr>
         <w:t>5.1.3  Database</w:t>
       </w:r>
-      <w:bookmarkEnd w:id="100"/>
+      <w:bookmarkEnd w:id="90"/>
     </w:p>
     <w:p>
       <w:pPr>
@@ -24522,14 +24134,14 @@
         <w:pStyle w:val="Heading3"/>
         <w:spacing w:line="360" w:lineRule="auto"/>
       </w:pPr>
-      <w:bookmarkStart w:id="101" w:name="_Toc227543963"/>
+      <w:bookmarkStart w:id="91" w:name="_Toc227543963"/>
       <w:r>
         <w:rPr>
           <w:rFonts w:ascii="Times New Roman" w:hAnsi="Times New Roman"/>
         </w:rPr>
         <w:t>5.1.4  Tools</w:t>
       </w:r>
-      <w:bookmarkEnd w:id="101"/>
+      <w:bookmarkEnd w:id="91"/>
     </w:p>
     <w:p>
       <w:pPr>
@@ -24612,28 +24224,28 @@
         <w:pStyle w:val="Heading2"/>
         <w:spacing w:line="360" w:lineRule="auto"/>
       </w:pPr>
-      <w:bookmarkStart w:id="102" w:name="_Toc227543964"/>
+      <w:bookmarkStart w:id="92" w:name="_Toc227543964"/>
       <w:r>
         <w:rPr>
           <w:rFonts w:ascii="Times New Roman" w:hAnsi="Times New Roman"/>
         </w:rPr>
         <w:t>5.2  Best Practices and Coding Standards</w:t>
       </w:r>
-      <w:bookmarkEnd w:id="102"/>
+      <w:bookmarkEnd w:id="92"/>
     </w:p>
     <w:p>
       <w:pPr>
         <w:pStyle w:val="Heading3"/>
         <w:spacing w:line="360" w:lineRule="auto"/>
       </w:pPr>
-      <w:bookmarkStart w:id="103" w:name="_Toc227543965"/>
+      <w:bookmarkStart w:id="93" w:name="_Toc227543965"/>
       <w:r>
         <w:rPr>
           <w:rFonts w:ascii="Times New Roman" w:hAnsi="Times New Roman"/>
         </w:rPr>
         <w:t>5.2.1  Naming Conventions</w:t>
       </w:r>
-      <w:bookmarkEnd w:id="103"/>
+      <w:bookmarkEnd w:id="93"/>
     </w:p>
     <w:p>
       <w:pPr>
@@ -24653,14 +24265,14 @@
         <w:pStyle w:val="Heading3"/>
         <w:spacing w:line="360" w:lineRule="auto"/>
       </w:pPr>
-      <w:bookmarkStart w:id="104" w:name="_Toc227543966"/>
+      <w:bookmarkStart w:id="94" w:name="_Toc227543966"/>
       <w:r>
         <w:rPr>
           <w:rFonts w:ascii="Times New Roman" w:hAnsi="Times New Roman"/>
         </w:rPr>
         <w:t>5.2.2  Project Structure</w:t>
       </w:r>
-      <w:bookmarkEnd w:id="104"/>
+      <w:bookmarkEnd w:id="94"/>
     </w:p>
     <w:p>
       <w:pPr>
@@ -24680,14 +24292,14 @@
         <w:pStyle w:val="Heading3"/>
         <w:spacing w:line="360" w:lineRule="auto"/>
       </w:pPr>
-      <w:bookmarkStart w:id="105" w:name="_Toc227543967"/>
+      <w:bookmarkStart w:id="95" w:name="_Toc227543967"/>
       <w:r>
         <w:rPr>
           <w:rFonts w:ascii="Times New Roman" w:hAnsi="Times New Roman"/>
         </w:rPr>
         <w:t>5.2.3  Environment Variables</w:t>
       </w:r>
-      <w:bookmarkEnd w:id="105"/>
+      <w:bookmarkEnd w:id="95"/>
     </w:p>
     <w:p>
       <w:pPr>
@@ -24707,14 +24319,14 @@
         <w:pStyle w:val="Heading3"/>
         <w:spacing w:line="360" w:lineRule="auto"/>
       </w:pPr>
-      <w:bookmarkStart w:id="106" w:name="_Toc227543968"/>
+      <w:bookmarkStart w:id="96" w:name="_Toc227543968"/>
       <w:r>
         <w:rPr>
           <w:rFonts w:ascii="Times New Roman" w:hAnsi="Times New Roman"/>
         </w:rPr>
         <w:t>5.2.4  Error Handling</w:t>
       </w:r>
-      <w:bookmarkEnd w:id="106"/>
+      <w:bookmarkEnd w:id="96"/>
     </w:p>
     <w:p>
       <w:pPr>
@@ -24742,7 +24354,7 @@
         <w:pStyle w:val="Heading1"/>
         <w:spacing w:line="360" w:lineRule="auto"/>
       </w:pPr>
-      <w:bookmarkStart w:id="107" w:name="_Toc227543969"/>
+      <w:bookmarkStart w:id="97" w:name="_Toc227543969"/>
       <w:r>
         <w:rPr>
           <w:rFonts w:ascii="Times New Roman" w:hAnsi="Times New Roman"/>
@@ -24750,7 +24362,7 @@
         <w:lastRenderedPageBreak/>
         <w:t>Chapter 6: Testing and Results</w:t>
       </w:r>
-      <w:bookmarkEnd w:id="107"/>
+      <w:bookmarkEnd w:id="97"/>
     </w:p>
     <w:p>
       <w:pPr>
@@ -24762,14 +24374,14 @@
         <w:pStyle w:val="Heading2"/>
         <w:spacing w:line="360" w:lineRule="auto"/>
       </w:pPr>
-      <w:bookmarkStart w:id="108" w:name="_Toc227543970"/>
+      <w:bookmarkStart w:id="98" w:name="_Toc227543970"/>
       <w:r>
         <w:rPr>
           <w:rFonts w:ascii="Times New Roman" w:hAnsi="Times New Roman"/>
         </w:rPr>
         <w:t>6.1  Introduction</w:t>
       </w:r>
-      <w:bookmarkEnd w:id="108"/>
+      <w:bookmarkEnd w:id="98"/>
     </w:p>
     <w:p>
       <w:pPr>
@@ -24789,14 +24401,14 @@
         <w:pStyle w:val="Heading2"/>
         <w:spacing w:line="360" w:lineRule="auto"/>
       </w:pPr>
-      <w:bookmarkStart w:id="109" w:name="_Toc227543971"/>
+      <w:bookmarkStart w:id="99" w:name="_Toc227543971"/>
       <w:r>
         <w:rPr>
           <w:rFonts w:ascii="Times New Roman" w:hAnsi="Times New Roman"/>
         </w:rPr>
         <w:t>6.2  SQA Results</w:t>
       </w:r>
-      <w:bookmarkEnd w:id="109"/>
+      <w:bookmarkEnd w:id="99"/>
     </w:p>
     <w:p>
       <w:pPr>
@@ -24816,7 +24428,7 @@
         <w:pStyle w:val="TableCaption"/>
         <w:spacing w:before="200" w:after="60" w:line="360" w:lineRule="auto"/>
       </w:pPr>
-      <w:bookmarkStart w:id="110" w:name="_lt29"/>
+      <w:bookmarkStart w:id="100" w:name="_lt29"/>
       <w:r>
         <w:t xml:space="preserve">Table </w:t>
       </w:r>
@@ -24844,7 +24456,7 @@
       <w:r>
         <w:t>: Test Execution Results</w:t>
       </w:r>
-      <w:bookmarkEnd w:id="110"/>
+      <w:bookmarkEnd w:id="100"/>
     </w:p>
     <w:tbl>
       <w:tblPr>
@@ -25494,14 +25106,14 @@
         <w:pStyle w:val="Heading2"/>
         <w:spacing w:line="360" w:lineRule="auto"/>
       </w:pPr>
-      <w:bookmarkStart w:id="111" w:name="_Toc227543972"/>
+      <w:bookmarkStart w:id="101" w:name="_Toc227543972"/>
       <w:r>
         <w:rPr>
           <w:rFonts w:ascii="Times New Roman" w:hAnsi="Times New Roman"/>
         </w:rPr>
         <w:t>6.3  Backend Testing</w:t>
       </w:r>
-      <w:bookmarkEnd w:id="111"/>
+      <w:bookmarkEnd w:id="101"/>
     </w:p>
     <w:p>
       <w:pPr>
@@ -25627,14 +25239,14 @@
         <w:pStyle w:val="Heading2"/>
         <w:spacing w:line="360" w:lineRule="auto"/>
       </w:pPr>
-      <w:bookmarkStart w:id="112" w:name="_Toc227543973"/>
+      <w:bookmarkStart w:id="102" w:name="_Toc227543973"/>
       <w:r>
         <w:rPr>
           <w:rFonts w:ascii="Times New Roman" w:hAnsi="Times New Roman"/>
         </w:rPr>
         <w:t>6.4  Frontend Testing</w:t>
       </w:r>
-      <w:bookmarkEnd w:id="112"/>
+      <w:bookmarkEnd w:id="102"/>
     </w:p>
     <w:p>
       <w:pPr>
@@ -25667,14 +25279,14 @@
         <w:pStyle w:val="Heading2"/>
         <w:spacing w:line="360" w:lineRule="auto"/>
       </w:pPr>
-      <w:bookmarkStart w:id="113" w:name="_Toc227543974"/>
+      <w:bookmarkStart w:id="103" w:name="_Toc227543974"/>
       <w:r>
         <w:rPr>
           <w:rFonts w:ascii="Times New Roman" w:hAnsi="Times New Roman"/>
         </w:rPr>
         <w:t>6.5  Limitations</w:t>
       </w:r>
-      <w:bookmarkEnd w:id="113"/>
+      <w:bookmarkEnd w:id="103"/>
     </w:p>
     <w:p>
       <w:pPr>
@@ -25749,7 +25361,7 @@
         <w:pStyle w:val="Heading1"/>
         <w:spacing w:line="360" w:lineRule="auto"/>
       </w:pPr>
-      <w:bookmarkStart w:id="114" w:name="_Toc227543975"/>
+      <w:bookmarkStart w:id="104" w:name="_Toc227543975"/>
       <w:r>
         <w:rPr>
           <w:rFonts w:ascii="Times New Roman" w:hAnsi="Times New Roman"/>
@@ -25757,7 +25369,7 @@
         <w:lastRenderedPageBreak/>
         <w:t>Chapter 7: Conclusion and Outlook</w:t>
       </w:r>
-      <w:bookmarkEnd w:id="114"/>
+      <w:bookmarkEnd w:id="104"/>
     </w:p>
     <w:p>
       <w:pPr>
@@ -25769,14 +25381,14 @@
         <w:pStyle w:val="Heading2"/>
         <w:spacing w:line="360" w:lineRule="auto"/>
       </w:pPr>
-      <w:bookmarkStart w:id="115" w:name="_Toc227543976"/>
+      <w:bookmarkStart w:id="105" w:name="_Toc227543976"/>
       <w:r>
         <w:rPr>
           <w:rFonts w:ascii="Times New Roman" w:hAnsi="Times New Roman"/>
         </w:rPr>
         <w:t>7.1  Introduction</w:t>
       </w:r>
-      <w:bookmarkEnd w:id="115"/>
+      <w:bookmarkEnd w:id="105"/>
     </w:p>
     <w:p>
       <w:pPr>
@@ -25796,14 +25408,14 @@
         <w:pStyle w:val="Heading2"/>
         <w:spacing w:line="360" w:lineRule="auto"/>
       </w:pPr>
-      <w:bookmarkStart w:id="116" w:name="_Toc227543977"/>
+      <w:bookmarkStart w:id="106" w:name="_Toc227543977"/>
       <w:r>
         <w:rPr>
           <w:rFonts w:ascii="Times New Roman" w:hAnsi="Times New Roman"/>
         </w:rPr>
         <w:t>7.2  Achievements</w:t>
       </w:r>
-      <w:bookmarkEnd w:id="116"/>
+      <w:bookmarkEnd w:id="106"/>
     </w:p>
     <w:p>
       <w:pPr>
@@ -25836,14 +25448,14 @@
         <w:pStyle w:val="Heading2"/>
         <w:spacing w:line="360" w:lineRule="auto"/>
       </w:pPr>
-      <w:bookmarkStart w:id="117" w:name="_Toc227543978"/>
+      <w:bookmarkStart w:id="107" w:name="_Toc227543978"/>
       <w:r>
         <w:rPr>
           <w:rFonts w:ascii="Times New Roman" w:hAnsi="Times New Roman"/>
         </w:rPr>
         <w:t>7.3  Critical Review</w:t>
       </w:r>
-      <w:bookmarkEnd w:id="117"/>
+      <w:bookmarkEnd w:id="107"/>
     </w:p>
     <w:p>
       <w:pPr>
@@ -25877,14 +25489,14 @@
         <w:pStyle w:val="Heading2"/>
         <w:spacing w:line="360" w:lineRule="auto"/>
       </w:pPr>
-      <w:bookmarkStart w:id="118" w:name="_Toc227543979"/>
+      <w:bookmarkStart w:id="108" w:name="_Toc227543979"/>
       <w:r>
         <w:rPr>
           <w:rFonts w:ascii="Times New Roman" w:hAnsi="Times New Roman"/>
         </w:rPr>
         <w:t>7.4  Future Recommendations</w:t>
       </w:r>
-      <w:bookmarkEnd w:id="118"/>
+      <w:bookmarkEnd w:id="108"/>
     </w:p>
     <w:p>
       <w:pPr>
@@ -25994,14 +25606,14 @@
         <w:pStyle w:val="Heading2"/>
         <w:spacing w:line="360" w:lineRule="auto"/>
       </w:pPr>
-      <w:bookmarkStart w:id="119" w:name="_Toc227543980"/>
+      <w:bookmarkStart w:id="109" w:name="_Toc227543980"/>
       <w:r>
         <w:rPr>
           <w:rFonts w:ascii="Times New Roman" w:hAnsi="Times New Roman"/>
         </w:rPr>
         <w:t>7.5  Summary</w:t>
       </w:r>
-      <w:bookmarkEnd w:id="119"/>
+      <w:bookmarkEnd w:id="109"/>
     </w:p>
     <w:p>
       <w:pPr>
@@ -26152,7 +25764,7 @@
         <w:noProof/>
         <w:sz w:val="20"/>
       </w:rPr>
-      <w:t>33</w:t>
+      <w:t>19</w:t>
     </w:r>
     <w:r>
       <w:rPr>
@@ -38197,7 +37809,7 @@
 </file>
 
 <file path=customXml/itemProps1.xml><?xml version="1.0" encoding="utf-8"?>
-<ds:datastoreItem xmlns:ds="http://schemas.openxmlformats.org/officeDocument/2006/customXml" ds:itemID="{975A1D80-B0DA-4CF8-BB5B-D8BFD1F1DFAA}">
+<ds:datastoreItem xmlns:ds="http://schemas.openxmlformats.org/officeDocument/2006/customXml" ds:itemID="{5ADAC525-D269-4B4B-90E9-A0E2C356AAE3}">
   <ds:schemaRefs>
     <ds:schemaRef ds:uri="http://schemas.openxmlformats.org/officeDocument/2006/bibliography"/>
   </ds:schemaRefs>

--- a/Riphah_Konnect_FYP_Doc.docx
+++ b/Riphah_Konnect_FYP_Doc.docx
@@ -827,7 +827,7 @@
                 </mc:Choice>
                 <mc:Fallback>
                   <w:pict>
-                    <v:line w14:anchorId="225BE13A" id="Straight Connector 7" o:spid="_x0000_s1026" style="position:absolute;z-index:251659264;visibility:visible;mso-wrap-style:square;mso-width-percent:0;mso-height-percent:0;mso-wrap-distance-left:9pt;mso-wrap-distance-top:0;mso-wrap-distance-right:9pt;mso-wrap-distance-bottom:0;mso-position-horizontal:absolute;mso-position-horizontal-relative:text;mso-position-vertical:absolute;mso-position-vertical-relative:text;mso-width-percent:0;mso-height-percent:0;mso-width-relative:page;mso-height-relative:page" from=".3pt,8.95pt" to="189.3pt,8.95pt" o:gfxdata="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"/>
+                    <v:line w14:anchorId="47D2731A" id="Straight Connector 7" o:spid="_x0000_s1026" style="position:absolute;z-index:251659264;visibility:visible;mso-wrap-style:square;mso-width-percent:0;mso-height-percent:0;mso-wrap-distance-left:9pt;mso-wrap-distance-top:0;mso-wrap-distance-right:9pt;mso-wrap-distance-bottom:0;mso-position-horizontal:absolute;mso-position-horizontal-relative:text;mso-position-vertical:absolute;mso-position-vertical-relative:text;mso-width-percent:0;mso-height-percent:0;mso-width-relative:page;mso-height-relative:page" from=".3pt,8.95pt" to="189.3pt,8.95pt" o:gfxdata="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"/>
                   </w:pict>
                 </mc:Fallback>
               </mc:AlternateContent>
@@ -1049,7 +1049,7 @@
                 </mc:Choice>
                 <mc:Fallback>
                   <w:pict>
-                    <v:line w14:anchorId="21175BA3" id="Straight Connector 6" o:spid="_x0000_s1026" style="position:absolute;z-index:251660288;visibility:visible;mso-wrap-style:square;mso-width-percent:0;mso-height-percent:0;mso-wrap-distance-left:9pt;mso-wrap-distance-top:0;mso-wrap-distance-right:9pt;mso-wrap-distance-bottom:0;mso-position-horizontal:absolute;mso-position-horizontal-relative:text;mso-position-vertical:absolute;mso-position-vertical-relative:text;mso-width-percent:0;mso-height-percent:0;mso-width-relative:page;mso-height-relative:page" from=".4pt,5.3pt" to="189.4pt,5.3pt" o:gfxdata="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"/>
+                    <v:line w14:anchorId="6CF2B21B" id="Straight Connector 6" o:spid="_x0000_s1026" style="position:absolute;z-index:251660288;visibility:visible;mso-wrap-style:square;mso-width-percent:0;mso-height-percent:0;mso-wrap-distance-left:9pt;mso-wrap-distance-top:0;mso-wrap-distance-right:9pt;mso-wrap-distance-bottom:0;mso-position-horizontal:absolute;mso-position-horizontal-relative:text;mso-position-vertical:absolute;mso-position-vertical-relative:text;mso-width-percent:0;mso-height-percent:0;mso-width-relative:page;mso-height-relative:page" from=".4pt,5.3pt" to="189.4pt,5.3pt" o:gfxdata="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"/>
                   </w:pict>
                 </mc:Fallback>
               </mc:AlternateContent>
@@ -16981,8 +16981,6 @@
         <w:pStyle w:val="TableCaption"/>
         <w:spacing w:before="200" w:after="60" w:line="360" w:lineRule="auto"/>
       </w:pPr>
-      <w:bookmarkStart w:id="52" w:name="_GoBack"/>
-      <w:bookmarkEnd w:id="52"/>
     </w:p>
     <w:tbl>
       <w:tblPr>
@@ -17305,7 +17303,7 @@
         <w:pStyle w:val="Heading1"/>
         <w:spacing w:line="360" w:lineRule="auto"/>
       </w:pPr>
-      <w:bookmarkStart w:id="53" w:name="_Toc227543945"/>
+      <w:bookmarkStart w:id="52" w:name="_Toc227543945"/>
       <w:r>
         <w:rPr>
           <w:rFonts w:ascii="Times New Roman" w:hAnsi="Times New Roman"/>
@@ -17313,7 +17311,7 @@
         <w:lastRenderedPageBreak/>
         <w:t>Chapter 4: System Design</w:t>
       </w:r>
-      <w:bookmarkEnd w:id="53"/>
+      <w:bookmarkEnd w:id="52"/>
     </w:p>
     <w:p>
       <w:pPr>
@@ -17325,14 +17323,14 @@
         <w:pStyle w:val="Heading2"/>
         <w:spacing w:line="360" w:lineRule="auto"/>
       </w:pPr>
-      <w:bookmarkStart w:id="54" w:name="_Toc227543946"/>
+      <w:bookmarkStart w:id="53" w:name="_Toc227543946"/>
       <w:r>
         <w:rPr>
           <w:rFonts w:ascii="Times New Roman" w:hAnsi="Times New Roman"/>
         </w:rPr>
         <w:t>4.1  Introduction</w:t>
       </w:r>
-      <w:bookmarkEnd w:id="54"/>
+      <w:bookmarkEnd w:id="53"/>
     </w:p>
     <w:p>
       <w:pPr>
@@ -17352,14 +17350,14 @@
         <w:pStyle w:val="Heading2"/>
         <w:spacing w:line="360" w:lineRule="auto"/>
       </w:pPr>
-      <w:bookmarkStart w:id="55" w:name="_Toc227543947"/>
+      <w:bookmarkStart w:id="54" w:name="_Toc227543947"/>
       <w:r>
         <w:rPr>
           <w:rFonts w:ascii="Times New Roman" w:hAnsi="Times New Roman"/>
         </w:rPr>
         <w:t>4.2  Architectural Design</w:t>
       </w:r>
-      <w:bookmarkEnd w:id="55"/>
+      <w:bookmarkEnd w:id="54"/>
     </w:p>
     <w:p>
       <w:pPr>
@@ -17445,7 +17443,7 @@
         <w:pStyle w:val="FigureCaption"/>
         <w:spacing w:before="120" w:after="280" w:line="360" w:lineRule="auto"/>
       </w:pPr>
-      <w:bookmarkStart w:id="56" w:name="_lf1"/>
+      <w:bookmarkStart w:id="55" w:name="_lf1"/>
       <w:r>
         <w:t xml:space="preserve">Figure </w:t>
       </w:r>
@@ -17473,7 +17471,7 @@
       <w:r>
         <w:t>: Architecture Diagram</w:t>
       </w:r>
-      <w:bookmarkEnd w:id="56"/>
+      <w:bookmarkEnd w:id="55"/>
     </w:p>
     <w:p>
       <w:pPr>
@@ -17485,7 +17483,7 @@
         <w:pStyle w:val="Heading2"/>
         <w:spacing w:line="360" w:lineRule="auto"/>
       </w:pPr>
-      <w:bookmarkStart w:id="57" w:name="_Toc227543948"/>
+      <w:bookmarkStart w:id="56" w:name="_Toc227543948"/>
       <w:r>
         <w:rPr>
           <w:rFonts w:ascii="Times New Roman" w:hAnsi="Times New Roman"/>
@@ -17493,7 +17491,7 @@
         <w:lastRenderedPageBreak/>
         <w:t>4.3  Class Diagram</w:t>
       </w:r>
-      <w:bookmarkEnd w:id="57"/>
+      <w:bookmarkEnd w:id="56"/>
     </w:p>
     <w:p>
       <w:pPr>
@@ -17579,7 +17577,7 @@
         <w:pStyle w:val="FigureCaption"/>
         <w:spacing w:before="120" w:after="280" w:line="360" w:lineRule="auto"/>
       </w:pPr>
-      <w:bookmarkStart w:id="58" w:name="_lf2"/>
+      <w:bookmarkStart w:id="57" w:name="_lf2"/>
       <w:r>
         <w:t xml:space="preserve">Figure </w:t>
       </w:r>
@@ -17607,7 +17605,7 @@
       <w:r>
         <w:t>: Class Diagram</w:t>
       </w:r>
-      <w:bookmarkEnd w:id="58"/>
+      <w:bookmarkEnd w:id="57"/>
     </w:p>
     <w:p>
       <w:pPr>
@@ -17619,28 +17617,28 @@
         <w:pStyle w:val="Heading2"/>
         <w:spacing w:line="360" w:lineRule="auto"/>
       </w:pPr>
-      <w:bookmarkStart w:id="59" w:name="_Toc227543949"/>
+      <w:bookmarkStart w:id="58" w:name="_Toc227543949"/>
       <w:r>
         <w:rPr>
           <w:rFonts w:ascii="Times New Roman" w:hAnsi="Times New Roman"/>
         </w:rPr>
         <w:t>4.4  Activity Diagrams</w:t>
       </w:r>
-      <w:bookmarkEnd w:id="59"/>
+      <w:bookmarkEnd w:id="58"/>
     </w:p>
     <w:p>
       <w:pPr>
         <w:pStyle w:val="Heading3"/>
         <w:spacing w:line="360" w:lineRule="auto"/>
       </w:pPr>
-      <w:bookmarkStart w:id="60" w:name="_Toc227543950"/>
+      <w:bookmarkStart w:id="59" w:name="_Toc227543950"/>
       <w:r>
         <w:rPr>
           <w:rFonts w:ascii="Times New Roman" w:hAnsi="Times New Roman"/>
         </w:rPr>
         <w:t>4.4.1  Student Activity Diagram</w:t>
       </w:r>
-      <w:bookmarkEnd w:id="60"/>
+      <w:bookmarkEnd w:id="59"/>
     </w:p>
     <w:p>
       <w:pPr>
@@ -17727,7 +17725,7 @@
         <w:pStyle w:val="FigureCaption"/>
         <w:spacing w:before="120" w:after="280" w:line="360" w:lineRule="auto"/>
       </w:pPr>
-      <w:bookmarkStart w:id="61" w:name="_lf3"/>
+      <w:bookmarkStart w:id="60" w:name="_lf3"/>
       <w:r>
         <w:t xml:space="preserve">Figure </w:t>
       </w:r>
@@ -17737,7 +17735,7 @@
       <w:r>
         <w:t>: Student Activity Diagram</w:t>
       </w:r>
-      <w:bookmarkEnd w:id="61"/>
+      <w:bookmarkEnd w:id="60"/>
     </w:p>
     <w:p>
       <w:pPr>
@@ -17749,14 +17747,14 @@
         <w:pStyle w:val="Heading3"/>
         <w:spacing w:line="360" w:lineRule="auto"/>
       </w:pPr>
-      <w:bookmarkStart w:id="62" w:name="_Toc227543951"/>
+      <w:bookmarkStart w:id="61" w:name="_Toc227543951"/>
       <w:r>
         <w:rPr>
           <w:rFonts w:ascii="Times New Roman" w:hAnsi="Times New Roman"/>
         </w:rPr>
         <w:t>4.4.2  Admin Activity Diagram</w:t>
       </w:r>
-      <w:bookmarkEnd w:id="62"/>
+      <w:bookmarkEnd w:id="61"/>
     </w:p>
     <w:p>
       <w:pPr>
@@ -17842,7 +17840,7 @@
         <w:pStyle w:val="FigureCaption"/>
         <w:spacing w:before="120" w:after="280" w:line="360" w:lineRule="auto"/>
       </w:pPr>
-      <w:bookmarkStart w:id="63" w:name="_lf4"/>
+      <w:bookmarkStart w:id="62" w:name="_lf4"/>
       <w:r>
         <w:t xml:space="preserve">Figure </w:t>
       </w:r>
@@ -17876,7 +17874,7 @@
       <w:r>
         <w:t>: Admin Activity Diagram</w:t>
       </w:r>
-      <w:bookmarkEnd w:id="63"/>
+      <w:bookmarkEnd w:id="62"/>
     </w:p>
     <w:p>
       <w:pPr>
@@ -17888,28 +17886,28 @@
         <w:pStyle w:val="Heading2"/>
         <w:spacing w:line="360" w:lineRule="auto"/>
       </w:pPr>
-      <w:bookmarkStart w:id="64" w:name="_Toc227543952"/>
+      <w:bookmarkStart w:id="63" w:name="_Toc227543952"/>
       <w:r>
         <w:rPr>
           <w:rFonts w:ascii="Times New Roman" w:hAnsi="Times New Roman"/>
         </w:rPr>
         <w:t>4.5  Use Case Diagrams</w:t>
       </w:r>
-      <w:bookmarkEnd w:id="64"/>
+      <w:bookmarkEnd w:id="63"/>
     </w:p>
     <w:p>
       <w:pPr>
         <w:pStyle w:val="Heading3"/>
         <w:spacing w:line="360" w:lineRule="auto"/>
       </w:pPr>
-      <w:bookmarkStart w:id="65" w:name="_Toc227543953"/>
+      <w:bookmarkStart w:id="64" w:name="_Toc227543953"/>
       <w:r>
         <w:rPr>
           <w:rFonts w:ascii="Times New Roman" w:hAnsi="Times New Roman"/>
         </w:rPr>
         <w:t>4.5.1  Student Use Case Diagram</w:t>
       </w:r>
-      <w:bookmarkEnd w:id="65"/>
+      <w:bookmarkEnd w:id="64"/>
     </w:p>
     <w:p>
       <w:pPr>
@@ -17995,7 +17993,7 @@
         <w:pStyle w:val="FigureCaption"/>
         <w:spacing w:before="120" w:after="280" w:line="360" w:lineRule="auto"/>
       </w:pPr>
-      <w:bookmarkStart w:id="66" w:name="_lf5"/>
+      <w:bookmarkStart w:id="65" w:name="_lf5"/>
       <w:r>
         <w:t xml:space="preserve">Figure </w:t>
       </w:r>
@@ -18032,7 +18030,7 @@
       <w:r>
         <w:t>: Student Use Case Diagram</w:t>
       </w:r>
-      <w:bookmarkEnd w:id="66"/>
+      <w:bookmarkEnd w:id="65"/>
     </w:p>
     <w:p>
       <w:pPr>
@@ -18044,14 +18042,14 @@
         <w:pStyle w:val="Heading3"/>
         <w:spacing w:line="360" w:lineRule="auto"/>
       </w:pPr>
-      <w:bookmarkStart w:id="67" w:name="_Toc227543954"/>
+      <w:bookmarkStart w:id="66" w:name="_Toc227543954"/>
       <w:r>
         <w:rPr>
           <w:rFonts w:ascii="Times New Roman" w:hAnsi="Times New Roman"/>
         </w:rPr>
         <w:t>4.5.2  Admin Use Case Diagram</w:t>
       </w:r>
-      <w:bookmarkEnd w:id="67"/>
+      <w:bookmarkEnd w:id="66"/>
     </w:p>
     <w:p>
       <w:pPr>
@@ -18137,7 +18135,7 @@
         <w:pStyle w:val="FigureCaption"/>
         <w:spacing w:before="120" w:after="280" w:line="360" w:lineRule="auto"/>
       </w:pPr>
-      <w:bookmarkStart w:id="68" w:name="_lf6"/>
+      <w:bookmarkStart w:id="67" w:name="_lf6"/>
       <w:r>
         <w:t xml:space="preserve">Figure </w:t>
       </w:r>
@@ -18147,7 +18145,7 @@
       <w:r>
         <w:t>: Admin Use Case Diagram</w:t>
       </w:r>
-      <w:bookmarkEnd w:id="68"/>
+      <w:bookmarkEnd w:id="67"/>
     </w:p>
     <w:p>
       <w:pPr>
@@ -18159,21 +18157,21 @@
         <w:pStyle w:val="Heading2"/>
         <w:spacing w:line="360" w:lineRule="auto"/>
       </w:pPr>
-      <w:bookmarkStart w:id="69" w:name="_Toc227543955"/>
+      <w:bookmarkStart w:id="68" w:name="_Toc227543955"/>
       <w:r>
         <w:rPr>
           <w:rFonts w:ascii="Times New Roman" w:hAnsi="Times New Roman"/>
         </w:rPr>
         <w:t>4.6  Fully Addressed Use Cases</w:t>
       </w:r>
-      <w:bookmarkEnd w:id="69"/>
+      <w:bookmarkEnd w:id="68"/>
     </w:p>
     <w:p>
       <w:pPr>
         <w:pStyle w:val="Heading3"/>
         <w:spacing w:after="120" w:line="360" w:lineRule="auto"/>
       </w:pPr>
-      <w:bookmarkStart w:id="70" w:name="_Toc227543956"/>
+      <w:bookmarkStart w:id="69" w:name="_Toc227543956"/>
       <w:r>
         <w:rPr>
           <w:rFonts w:ascii="Times New Roman" w:hAnsi="Times New Roman"/>
@@ -18186,21 +18184,21 @@
         </w:rPr>
         <w:t>Student / Teacher Use Cases</w:t>
       </w:r>
-      <w:bookmarkEnd w:id="70"/>
+      <w:bookmarkEnd w:id="69"/>
     </w:p>
     <w:p>
       <w:pPr>
         <w:pStyle w:val="TableCaption"/>
         <w:spacing w:before="200" w:after="60" w:line="360" w:lineRule="auto"/>
       </w:pPr>
-      <w:bookmarkStart w:id="71" w:name="_lt15"/>
+      <w:bookmarkStart w:id="70" w:name="_lt15"/>
       <w:r>
         <w:t>Table</w:t>
       </w:r>
       <w:r>
         <w:t xml:space="preserve"> 4.6.1.1</w:t>
       </w:r>
-      <w:bookmarkEnd w:id="71"/>
+      <w:bookmarkEnd w:id="70"/>
     </w:p>
     <w:tbl>
       <w:tblPr>
@@ -18575,14 +18573,14 @@
         <w:pStyle w:val="TableCaption"/>
         <w:spacing w:before="200" w:after="60" w:line="360" w:lineRule="auto"/>
       </w:pPr>
-      <w:bookmarkStart w:id="72" w:name="_lt16"/>
+      <w:bookmarkStart w:id="71" w:name="_lt16"/>
       <w:r>
         <w:t>Table</w:t>
       </w:r>
       <w:r>
         <w:t xml:space="preserve"> 4.6.1.2</w:t>
       </w:r>
-      <w:bookmarkEnd w:id="72"/>
+      <w:bookmarkEnd w:id="71"/>
     </w:p>
     <w:tbl>
       <w:tblPr>
@@ -18965,14 +18963,14 @@
         <w:pStyle w:val="TableCaption"/>
         <w:spacing w:before="200" w:after="60" w:line="360" w:lineRule="auto"/>
       </w:pPr>
-      <w:bookmarkStart w:id="73" w:name="_lt17"/>
+      <w:bookmarkStart w:id="72" w:name="_lt17"/>
       <w:r>
         <w:t>Table</w:t>
       </w:r>
       <w:r>
         <w:t xml:space="preserve"> 4.6.1.3 </w:t>
       </w:r>
-      <w:bookmarkEnd w:id="73"/>
+      <w:bookmarkEnd w:id="72"/>
     </w:p>
     <w:tbl>
       <w:tblPr>
@@ -19346,14 +19344,14 @@
         <w:pStyle w:val="TableCaption"/>
         <w:spacing w:before="200" w:after="60" w:line="360" w:lineRule="auto"/>
       </w:pPr>
-      <w:bookmarkStart w:id="74" w:name="_lt18"/>
+      <w:bookmarkStart w:id="73" w:name="_lt18"/>
       <w:r>
         <w:t>Table</w:t>
       </w:r>
       <w:r>
         <w:t xml:space="preserve"> 4.6.1.4</w:t>
       </w:r>
-      <w:bookmarkEnd w:id="74"/>
+      <w:bookmarkEnd w:id="73"/>
     </w:p>
     <w:tbl>
       <w:tblPr>
@@ -19735,14 +19733,14 @@
         <w:pStyle w:val="TableCaption"/>
         <w:spacing w:before="200" w:after="60" w:line="360" w:lineRule="auto"/>
       </w:pPr>
-      <w:bookmarkStart w:id="75" w:name="_lt19"/>
+      <w:bookmarkStart w:id="74" w:name="_lt19"/>
       <w:r>
         <w:t>Table</w:t>
       </w:r>
       <w:r>
         <w:t xml:space="preserve"> 4.6.1.5</w:t>
       </w:r>
-      <w:bookmarkEnd w:id="75"/>
+      <w:bookmarkEnd w:id="74"/>
     </w:p>
     <w:tbl>
       <w:tblPr>
@@ -20116,11 +20114,11 @@
         <w:pStyle w:val="TableCaption"/>
         <w:spacing w:before="200" w:after="60" w:line="360" w:lineRule="auto"/>
       </w:pPr>
-      <w:bookmarkStart w:id="76" w:name="_lt20"/>
+      <w:bookmarkStart w:id="75" w:name="_lt20"/>
       <w:r>
         <w:t xml:space="preserve">Table </w:t>
       </w:r>
-      <w:bookmarkEnd w:id="76"/>
+      <w:bookmarkEnd w:id="75"/>
       <w:r>
         <w:t>4.6.1.6</w:t>
       </w:r>
@@ -20522,11 +20520,11 @@
         <w:pStyle w:val="TableCaption"/>
         <w:spacing w:before="200" w:after="60" w:line="360" w:lineRule="auto"/>
       </w:pPr>
-      <w:bookmarkStart w:id="77" w:name="_lt21"/>
+      <w:bookmarkStart w:id="76" w:name="_lt21"/>
       <w:r>
         <w:t xml:space="preserve">Table </w:t>
       </w:r>
-      <w:bookmarkEnd w:id="77"/>
+      <w:bookmarkEnd w:id="76"/>
       <w:r>
         <w:t>4.6.1.</w:t>
       </w:r>
@@ -20922,12 +20920,12 @@
         <w:pStyle w:val="TableCaption"/>
         <w:spacing w:before="200" w:after="60" w:line="360" w:lineRule="auto"/>
       </w:pPr>
-      <w:bookmarkStart w:id="78" w:name="_lt22"/>
+      <w:bookmarkStart w:id="77" w:name="_lt22"/>
       <w:r>
         <w:lastRenderedPageBreak/>
         <w:t xml:space="preserve">Table </w:t>
       </w:r>
-      <w:bookmarkEnd w:id="78"/>
+      <w:bookmarkEnd w:id="77"/>
       <w:r>
         <w:t>4.6.1.</w:t>
       </w:r>
@@ -21315,11 +21313,11 @@
         <w:pStyle w:val="TableCaption"/>
         <w:spacing w:before="200" w:after="60" w:line="360" w:lineRule="auto"/>
       </w:pPr>
-      <w:bookmarkStart w:id="79" w:name="_lt23"/>
+      <w:bookmarkStart w:id="78" w:name="_lt23"/>
       <w:r>
         <w:t xml:space="preserve">Table </w:t>
       </w:r>
-      <w:bookmarkEnd w:id="79"/>
+      <w:bookmarkEnd w:id="78"/>
       <w:r>
         <w:t>4.6.1.</w:t>
       </w:r>
@@ -21708,11 +21706,11 @@
         <w:pStyle w:val="TableCaption"/>
         <w:spacing w:before="200" w:after="60" w:line="360" w:lineRule="auto"/>
       </w:pPr>
-      <w:bookmarkStart w:id="80" w:name="_lt24"/>
+      <w:bookmarkStart w:id="79" w:name="_lt24"/>
       <w:r>
         <w:t xml:space="preserve">Table </w:t>
       </w:r>
-      <w:bookmarkEnd w:id="80"/>
+      <w:bookmarkEnd w:id="79"/>
       <w:r>
         <w:t>4.6.1.</w:t>
       </w:r>
@@ -22084,7 +22082,7 @@
         <w:pStyle w:val="Heading3"/>
         <w:spacing w:after="120" w:line="360" w:lineRule="auto"/>
       </w:pPr>
-      <w:bookmarkStart w:id="81" w:name="_Toc227543957"/>
+      <w:bookmarkStart w:id="80" w:name="_Toc227543957"/>
       <w:r>
         <w:rPr>
           <w:rFonts w:ascii="Times New Roman" w:hAnsi="Times New Roman"/>
@@ -22097,18 +22095,18 @@
         </w:rPr>
         <w:t>Coordination / Administration / Admin Use Cases</w:t>
       </w:r>
-      <w:bookmarkEnd w:id="81"/>
+      <w:bookmarkEnd w:id="80"/>
     </w:p>
     <w:p>
       <w:pPr>
         <w:pStyle w:val="TableCaption"/>
         <w:spacing w:before="200" w:after="60" w:line="360" w:lineRule="auto"/>
       </w:pPr>
-      <w:bookmarkStart w:id="82" w:name="_lt25"/>
+      <w:bookmarkStart w:id="81" w:name="_lt25"/>
       <w:r>
         <w:t xml:space="preserve">Table </w:t>
       </w:r>
-      <w:bookmarkEnd w:id="82"/>
+      <w:bookmarkEnd w:id="81"/>
       <w:r>
         <w:t>4.6.2.1</w:t>
       </w:r>
@@ -22501,11 +22499,11 @@
         <w:pStyle w:val="TableCaption"/>
         <w:spacing w:before="200" w:after="60" w:line="360" w:lineRule="auto"/>
       </w:pPr>
-      <w:bookmarkStart w:id="83" w:name="_lt26"/>
+      <w:bookmarkStart w:id="82" w:name="_lt26"/>
       <w:r>
         <w:t xml:space="preserve">Table </w:t>
       </w:r>
-      <w:bookmarkEnd w:id="83"/>
+      <w:bookmarkEnd w:id="82"/>
       <w:r>
         <w:t>4.6.2.</w:t>
       </w:r>
@@ -22901,11 +22899,11 @@
         <w:pStyle w:val="TableCaption"/>
         <w:spacing w:before="200" w:after="60" w:line="360" w:lineRule="auto"/>
       </w:pPr>
-      <w:bookmarkStart w:id="84" w:name="_lt27"/>
+      <w:bookmarkStart w:id="83" w:name="_lt27"/>
       <w:r>
         <w:t xml:space="preserve">Table </w:t>
       </w:r>
-      <w:bookmarkEnd w:id="84"/>
+      <w:bookmarkEnd w:id="83"/>
       <w:r>
         <w:t>4.6.2.</w:t>
       </w:r>
@@ -23294,11 +23292,11 @@
         <w:pStyle w:val="TableCaption"/>
         <w:spacing w:before="200" w:after="60" w:line="360" w:lineRule="auto"/>
       </w:pPr>
-      <w:bookmarkStart w:id="85" w:name="_lt28"/>
+      <w:bookmarkStart w:id="84" w:name="_lt28"/>
       <w:r>
         <w:t xml:space="preserve">Table </w:t>
       </w:r>
-      <w:bookmarkEnd w:id="85"/>
+      <w:bookmarkEnd w:id="84"/>
       <w:r>
         <w:t>4.6.2.</w:t>
       </w:r>
@@ -23726,7 +23724,7 @@
         <w:pStyle w:val="Heading1"/>
         <w:spacing w:line="360" w:lineRule="auto"/>
       </w:pPr>
-      <w:bookmarkStart w:id="86" w:name="_Toc227543958"/>
+      <w:bookmarkStart w:id="85" w:name="_Toc227543958"/>
       <w:r>
         <w:rPr>
           <w:rFonts w:ascii="Times New Roman" w:hAnsi="Times New Roman"/>
@@ -23734,7 +23732,7 @@
         <w:lastRenderedPageBreak/>
         <w:t>Chapter 5: Implementation</w:t>
       </w:r>
-      <w:bookmarkEnd w:id="86"/>
+      <w:bookmarkEnd w:id="85"/>
     </w:p>
     <w:p>
       <w:pPr>
@@ -23746,28 +23744,28 @@
         <w:pStyle w:val="Heading2"/>
         <w:spacing w:line="360" w:lineRule="auto"/>
       </w:pPr>
-      <w:bookmarkStart w:id="87" w:name="_Toc227543959"/>
+      <w:bookmarkStart w:id="86" w:name="_Toc227543959"/>
       <w:r>
         <w:rPr>
           <w:rFonts w:ascii="Times New Roman" w:hAnsi="Times New Roman"/>
         </w:rPr>
         <w:t>5.1  IDE, Tools and Technologies</w:t>
       </w:r>
-      <w:bookmarkEnd w:id="87"/>
+      <w:bookmarkEnd w:id="86"/>
     </w:p>
     <w:p>
       <w:pPr>
         <w:pStyle w:val="Heading3"/>
         <w:spacing w:line="360" w:lineRule="auto"/>
       </w:pPr>
-      <w:bookmarkStart w:id="88" w:name="_Toc227543960"/>
+      <w:bookmarkStart w:id="87" w:name="_Toc227543960"/>
       <w:r>
         <w:rPr>
           <w:rFonts w:ascii="Times New Roman" w:hAnsi="Times New Roman"/>
         </w:rPr>
         <w:t>5.1.1  Frontend</w:t>
       </w:r>
-      <w:bookmarkEnd w:id="88"/>
+      <w:bookmarkEnd w:id="87"/>
     </w:p>
     <w:p>
       <w:pPr>
@@ -23924,14 +23922,14 @@
         <w:pStyle w:val="Heading3"/>
         <w:spacing w:line="360" w:lineRule="auto"/>
       </w:pPr>
-      <w:bookmarkStart w:id="89" w:name="_Toc227543961"/>
+      <w:bookmarkStart w:id="88" w:name="_Toc227543961"/>
       <w:r>
         <w:rPr>
           <w:rFonts w:ascii="Times New Roman" w:hAnsi="Times New Roman"/>
         </w:rPr>
         <w:t>5.1.2  Backend</w:t>
       </w:r>
-      <w:bookmarkEnd w:id="89"/>
+      <w:bookmarkEnd w:id="88"/>
     </w:p>
     <w:p>
       <w:pPr>
@@ -24090,14 +24088,14 @@
         <w:pStyle w:val="Heading3"/>
         <w:spacing w:line="360" w:lineRule="auto"/>
       </w:pPr>
-      <w:bookmarkStart w:id="90" w:name="_Toc227543962"/>
+      <w:bookmarkStart w:id="89" w:name="_Toc227543962"/>
       <w:r>
         <w:rPr>
           <w:rFonts w:ascii="Times New Roman" w:hAnsi="Times New Roman"/>
         </w:rPr>
         <w:t>5.1.3  Database</w:t>
       </w:r>
-      <w:bookmarkEnd w:id="90"/>
+      <w:bookmarkEnd w:id="89"/>
     </w:p>
     <w:p>
       <w:pPr>
@@ -24134,14 +24132,14 @@
         <w:pStyle w:val="Heading3"/>
         <w:spacing w:line="360" w:lineRule="auto"/>
       </w:pPr>
-      <w:bookmarkStart w:id="91" w:name="_Toc227543963"/>
+      <w:bookmarkStart w:id="90" w:name="_Toc227543963"/>
       <w:r>
         <w:rPr>
           <w:rFonts w:ascii="Times New Roman" w:hAnsi="Times New Roman"/>
         </w:rPr>
         <w:t>5.1.4  Tools</w:t>
       </w:r>
-      <w:bookmarkEnd w:id="91"/>
+      <w:bookmarkEnd w:id="90"/>
     </w:p>
     <w:p>
       <w:pPr>
@@ -24224,28 +24222,28 @@
         <w:pStyle w:val="Heading2"/>
         <w:spacing w:line="360" w:lineRule="auto"/>
       </w:pPr>
-      <w:bookmarkStart w:id="92" w:name="_Toc227543964"/>
+      <w:bookmarkStart w:id="91" w:name="_Toc227543964"/>
       <w:r>
         <w:rPr>
           <w:rFonts w:ascii="Times New Roman" w:hAnsi="Times New Roman"/>
         </w:rPr>
         <w:t>5.2  Best Practices and Coding Standards</w:t>
       </w:r>
-      <w:bookmarkEnd w:id="92"/>
+      <w:bookmarkEnd w:id="91"/>
     </w:p>
     <w:p>
       <w:pPr>
         <w:pStyle w:val="Heading3"/>
         <w:spacing w:line="360" w:lineRule="auto"/>
       </w:pPr>
-      <w:bookmarkStart w:id="93" w:name="_Toc227543965"/>
+      <w:bookmarkStart w:id="92" w:name="_Toc227543965"/>
       <w:r>
         <w:rPr>
           <w:rFonts w:ascii="Times New Roman" w:hAnsi="Times New Roman"/>
         </w:rPr>
         <w:t>5.2.1  Naming Conventions</w:t>
       </w:r>
-      <w:bookmarkEnd w:id="93"/>
+      <w:bookmarkEnd w:id="92"/>
     </w:p>
     <w:p>
       <w:pPr>
@@ -24265,14 +24263,14 @@
         <w:pStyle w:val="Heading3"/>
         <w:spacing w:line="360" w:lineRule="auto"/>
       </w:pPr>
-      <w:bookmarkStart w:id="94" w:name="_Toc227543966"/>
+      <w:bookmarkStart w:id="93" w:name="_Toc227543966"/>
       <w:r>
         <w:rPr>
           <w:rFonts w:ascii="Times New Roman" w:hAnsi="Times New Roman"/>
         </w:rPr>
         <w:t>5.2.2  Project Structure</w:t>
       </w:r>
-      <w:bookmarkEnd w:id="94"/>
+      <w:bookmarkEnd w:id="93"/>
     </w:p>
     <w:p>
       <w:pPr>
@@ -24292,14 +24290,14 @@
         <w:pStyle w:val="Heading3"/>
         <w:spacing w:line="360" w:lineRule="auto"/>
       </w:pPr>
-      <w:bookmarkStart w:id="95" w:name="_Toc227543967"/>
+      <w:bookmarkStart w:id="94" w:name="_Toc227543967"/>
       <w:r>
         <w:rPr>
           <w:rFonts w:ascii="Times New Roman" w:hAnsi="Times New Roman"/>
         </w:rPr>
         <w:t>5.2.3  Environment Variables</w:t>
       </w:r>
-      <w:bookmarkEnd w:id="95"/>
+      <w:bookmarkEnd w:id="94"/>
     </w:p>
     <w:p>
       <w:pPr>
@@ -24319,14 +24317,14 @@
         <w:pStyle w:val="Heading3"/>
         <w:spacing w:line="360" w:lineRule="auto"/>
       </w:pPr>
-      <w:bookmarkStart w:id="96" w:name="_Toc227543968"/>
+      <w:bookmarkStart w:id="95" w:name="_Toc227543968"/>
       <w:r>
         <w:rPr>
           <w:rFonts w:ascii="Times New Roman" w:hAnsi="Times New Roman"/>
         </w:rPr>
         <w:t>5.2.4  Error Handling</w:t>
       </w:r>
-      <w:bookmarkEnd w:id="96"/>
+      <w:bookmarkEnd w:id="95"/>
     </w:p>
     <w:p>
       <w:pPr>
@@ -24354,7 +24352,7 @@
         <w:pStyle w:val="Heading1"/>
         <w:spacing w:line="360" w:lineRule="auto"/>
       </w:pPr>
-      <w:bookmarkStart w:id="97" w:name="_Toc227543969"/>
+      <w:bookmarkStart w:id="96" w:name="_Toc227543969"/>
       <w:r>
         <w:rPr>
           <w:rFonts w:ascii="Times New Roman" w:hAnsi="Times New Roman"/>
@@ -24362,7 +24360,7 @@
         <w:lastRenderedPageBreak/>
         <w:t>Chapter 6: Testing and Results</w:t>
       </w:r>
-      <w:bookmarkEnd w:id="97"/>
+      <w:bookmarkEnd w:id="96"/>
     </w:p>
     <w:p>
       <w:pPr>
@@ -24374,14 +24372,14 @@
         <w:pStyle w:val="Heading2"/>
         <w:spacing w:line="360" w:lineRule="auto"/>
       </w:pPr>
-      <w:bookmarkStart w:id="98" w:name="_Toc227543970"/>
+      <w:bookmarkStart w:id="97" w:name="_Toc227543970"/>
       <w:r>
         <w:rPr>
           <w:rFonts w:ascii="Times New Roman" w:hAnsi="Times New Roman"/>
         </w:rPr>
         <w:t>6.1  Introduction</w:t>
       </w:r>
-      <w:bookmarkEnd w:id="98"/>
+      <w:bookmarkEnd w:id="97"/>
     </w:p>
     <w:p>
       <w:pPr>
@@ -24401,14 +24399,14 @@
         <w:pStyle w:val="Heading2"/>
         <w:spacing w:line="360" w:lineRule="auto"/>
       </w:pPr>
-      <w:bookmarkStart w:id="99" w:name="_Toc227543971"/>
+      <w:bookmarkStart w:id="98" w:name="_Toc227543971"/>
       <w:r>
         <w:rPr>
           <w:rFonts w:ascii="Times New Roman" w:hAnsi="Times New Roman"/>
         </w:rPr>
         <w:t>6.2  SQA Results</w:t>
       </w:r>
-      <w:bookmarkEnd w:id="99"/>
+      <w:bookmarkEnd w:id="98"/>
     </w:p>
     <w:p>
       <w:pPr>
@@ -24428,7 +24426,7 @@
         <w:pStyle w:val="TableCaption"/>
         <w:spacing w:before="200" w:after="60" w:line="360" w:lineRule="auto"/>
       </w:pPr>
-      <w:bookmarkStart w:id="100" w:name="_lt29"/>
+      <w:bookmarkStart w:id="99" w:name="_lt29"/>
       <w:r>
         <w:t xml:space="preserve">Table </w:t>
       </w:r>
@@ -24456,7 +24454,7 @@
       <w:r>
         <w:t>: Test Execution Results</w:t>
       </w:r>
-      <w:bookmarkEnd w:id="100"/>
+      <w:bookmarkEnd w:id="99"/>
     </w:p>
     <w:tbl>
       <w:tblPr>
@@ -25106,14 +25104,14 @@
         <w:pStyle w:val="Heading2"/>
         <w:spacing w:line="360" w:lineRule="auto"/>
       </w:pPr>
-      <w:bookmarkStart w:id="101" w:name="_Toc227543972"/>
+      <w:bookmarkStart w:id="100" w:name="_Toc227543972"/>
       <w:r>
         <w:rPr>
           <w:rFonts w:ascii="Times New Roman" w:hAnsi="Times New Roman"/>
         </w:rPr>
         <w:t>6.3  Backend Testing</w:t>
       </w:r>
-      <w:bookmarkEnd w:id="101"/>
+      <w:bookmarkEnd w:id="100"/>
     </w:p>
     <w:p>
       <w:pPr>
@@ -25239,14 +25237,14 @@
         <w:pStyle w:val="Heading2"/>
         <w:spacing w:line="360" w:lineRule="auto"/>
       </w:pPr>
-      <w:bookmarkStart w:id="102" w:name="_Toc227543973"/>
+      <w:bookmarkStart w:id="101" w:name="_Toc227543973"/>
       <w:r>
         <w:rPr>
           <w:rFonts w:ascii="Times New Roman" w:hAnsi="Times New Roman"/>
         </w:rPr>
         <w:t>6.4  Frontend Testing</w:t>
       </w:r>
-      <w:bookmarkEnd w:id="102"/>
+      <w:bookmarkEnd w:id="101"/>
     </w:p>
     <w:p>
       <w:pPr>
@@ -25279,14 +25277,14 @@
         <w:pStyle w:val="Heading2"/>
         <w:spacing w:line="360" w:lineRule="auto"/>
       </w:pPr>
-      <w:bookmarkStart w:id="103" w:name="_Toc227543974"/>
+      <w:bookmarkStart w:id="102" w:name="_Toc227543974"/>
       <w:r>
         <w:rPr>
           <w:rFonts w:ascii="Times New Roman" w:hAnsi="Times New Roman"/>
         </w:rPr>
         <w:t>6.5  Limitations</w:t>
       </w:r>
-      <w:bookmarkEnd w:id="103"/>
+      <w:bookmarkEnd w:id="102"/>
     </w:p>
     <w:p>
       <w:pPr>
@@ -25361,7 +25359,7 @@
         <w:pStyle w:val="Heading1"/>
         <w:spacing w:line="360" w:lineRule="auto"/>
       </w:pPr>
-      <w:bookmarkStart w:id="104" w:name="_Toc227543975"/>
+      <w:bookmarkStart w:id="103" w:name="_Toc227543975"/>
       <w:r>
         <w:rPr>
           <w:rFonts w:ascii="Times New Roman" w:hAnsi="Times New Roman"/>
@@ -25369,7 +25367,7 @@
         <w:lastRenderedPageBreak/>
         <w:t>Chapter 7: Conclusion and Outlook</w:t>
       </w:r>
-      <w:bookmarkEnd w:id="104"/>
+      <w:bookmarkEnd w:id="103"/>
     </w:p>
     <w:p>
       <w:pPr>
@@ -25381,24 +25379,29 @@
         <w:pStyle w:val="Heading2"/>
         <w:spacing w:line="360" w:lineRule="auto"/>
       </w:pPr>
-      <w:bookmarkStart w:id="105" w:name="_Toc227543976"/>
+      <w:bookmarkStart w:id="104" w:name="_Toc227543976"/>
       <w:r>
         <w:rPr>
           <w:rFonts w:ascii="Times New Roman" w:hAnsi="Times New Roman"/>
         </w:rPr>
         <w:t>7.1  Introduction</w:t>
       </w:r>
-      <w:bookmarkEnd w:id="105"/>
+      <w:bookmarkEnd w:id="104"/>
     </w:p>
     <w:p>
       <w:pPr>
         <w:spacing w:before="160" w:after="120" w:line="360" w:lineRule="auto"/>
         <w:jc w:val="both"/>
-      </w:pPr>
+        <w:rPr>
+          <w:sz w:val="24"/>
+        </w:rPr>
+      </w:pPr>
+      <w:bookmarkStart w:id="105" w:name="_GoBack"/>
       <w:r>
         <w:rPr>
           <w:rFonts w:ascii="Times New Roman" w:hAnsi="Times New Roman"/>
           <w:color w:val="000000"/>
+          <w:sz w:val="24"/>
         </w:rPr>
         <w:t>This chapter brings together everything we have done in this project from start to finish. We look at what we managed to build, where we faced difficulties, and what we learned from the process. We also think honestly about what could be better and what we want to add or improve in the future. Building Riphah Konnect was a challenging experience, but seeing a working system with a real backend and a functional frontend made it worthwhile.</w:t>
       </w:r>
@@ -25409,6 +25412,7 @@
         <w:spacing w:line="360" w:lineRule="auto"/>
       </w:pPr>
       <w:bookmarkStart w:id="106" w:name="_Toc227543977"/>
+      <w:bookmarkEnd w:id="105"/>
       <w:r>
         <w:rPr>
           <w:rFonts w:ascii="Times New Roman" w:hAnsi="Times New Roman"/>
@@ -25421,11 +25425,15 @@
       <w:pPr>
         <w:spacing w:before="160" w:after="120" w:line="360" w:lineRule="auto"/>
         <w:jc w:val="both"/>
+        <w:rPr>
+          <w:sz w:val="24"/>
+        </w:rPr>
       </w:pPr>
       <w:r>
         <w:rPr>
           <w:rFonts w:ascii="Times New Roman" w:hAnsi="Times New Roman"/>
           <w:color w:val="000000"/>
+          <w:sz w:val="24"/>
         </w:rPr>
         <w:t>By the end of this project, we successfully built and demonstrated a full-stack web application with seven working modules. The backend was built using Node.js and Express, and the database was hosted on Supabase. User authentication with secure password storage is fully working. The frontend was built in React with TailwindCSS and covers all main features of the platform including the Announcements module.</w:t>
       </w:r>
@@ -25434,11 +25442,15 @@
       <w:pPr>
         <w:spacing w:before="160" w:after="120" w:line="360" w:lineRule="auto"/>
         <w:jc w:val="both"/>
+        <w:rPr>
+          <w:sz w:val="24"/>
+        </w:rPr>
       </w:pPr>
       <w:r>
         <w:rPr>
           <w:rFonts w:ascii="Times New Roman" w:hAnsi="Times New Roman"/>
           <w:color w:val="000000"/>
+          <w:sz w:val="24"/>
         </w:rPr>
         <w:t>We also successfully implemented real-time messaging, which was the most technically challenging part of the project. The email-based domain restriction for registration ensures that only verified Riphah students, teachers, and faculty can create accounts. All six UML diagrams required for this documentation were designed in Enterprise Architect and are presented in Chapter 4.</w:t>
       </w:r>
@@ -25461,11 +25473,15 @@
       <w:pPr>
         <w:spacing w:before="160" w:after="120" w:line="360" w:lineRule="auto"/>
         <w:jc w:val="both"/>
+        <w:rPr>
+          <w:sz w:val="24"/>
+        </w:rPr>
       </w:pPr>
       <w:r>
         <w:rPr>
           <w:rFonts w:ascii="Times New Roman" w:hAnsi="Times New Roman"/>
           <w:color w:val="000000"/>
+          <w:sz w:val="24"/>
         </w:rPr>
         <w:t>While we are satisfied with what we built, we are aware of a few areas that could be stronger. The current study partner search only allows filtering by department and semester. There is no algorithmic matching based on shared courses or skill overlap. This is something we deliberately left for Part 2 to avoid over-engineering the feature in the first phase. We also did not build a dedicated admin dashboard. The admin currently uses the same pages as other users, with access controlled by their role in the system.</w:t>
       </w:r>
@@ -25474,11 +25490,15 @@
       <w:pPr>
         <w:spacing w:before="160" w:after="120" w:line="360" w:lineRule="auto"/>
         <w:jc w:val="both"/>
+        <w:rPr>
+          <w:sz w:val="24"/>
+        </w:rPr>
       </w:pPr>
       <w:r>
         <w:rPr>
           <w:rFonts w:ascii="Times New Roman" w:hAnsi="Times New Roman"/>
           <w:color w:val="000000"/>
+          <w:sz w:val="24"/>
         </w:rPr>
         <w:lastRenderedPageBreak/>
         <w:t>The real-time messaging works well in testing but has not been load-tested with many simultaneous users. We also did not add image upload support for posts, which would make the posts feed more useful. These are things we were aware of but could not fit into the scope of FYP Part 1.</w:t>
@@ -25502,11 +25522,15 @@
       <w:pPr>
         <w:spacing w:before="160" w:after="120" w:line="360" w:lineRule="auto"/>
         <w:jc w:val="both"/>
+        <w:rPr>
+          <w:sz w:val="24"/>
+        </w:rPr>
       </w:pPr>
       <w:r>
         <w:rPr>
           <w:rFonts w:ascii="Times New Roman" w:hAnsi="Times New Roman"/>
           <w:color w:val="000000"/>
+          <w:sz w:val="24"/>
         </w:rPr>
         <w:t>There are several features we identified during planning that we were not able to include in FYP Part 1. These are our priorities for FYP Part 2.</w:t>
       </w:r>
@@ -25517,11 +25541,15 @@
         <w:spacing w:before="80" w:after="120" w:line="360" w:lineRule="auto"/>
         <w:ind w:left="432"/>
         <w:jc w:val="both"/>
+        <w:rPr>
+          <w:sz w:val="24"/>
+        </w:rPr>
       </w:pPr>
       <w:r>
         <w:rPr>
           <w:rFonts w:ascii="Times New Roman" w:hAnsi="Times New Roman"/>
           <w:color w:val="000000"/>
+          <w:sz w:val="24"/>
         </w:rPr>
         <w:t>1. Algorithmic Study Partner Matching: Students can currently search for peers by department and semester. In Part 2 we plan to add algorithmic matching using skills, interests, and course data already stored in user profiles to suggest relevant study partners automatically.</w:t>
       </w:r>
@@ -25532,11 +25560,15 @@
         <w:spacing w:before="80" w:after="120" w:line="360" w:lineRule="auto"/>
         <w:ind w:left="432"/>
         <w:jc w:val="both"/>
+        <w:rPr>
+          <w:sz w:val="24"/>
+        </w:rPr>
       </w:pPr>
       <w:r>
         <w:rPr>
           <w:rFonts w:ascii="Times New Roman" w:hAnsi="Times New Roman"/>
           <w:color w:val="000000"/>
+          <w:sz w:val="24"/>
         </w:rPr>
         <w:t>2. Post Feed Filtering by Type: Posts already have a type field (General, Question, Resource) but the feed does not yet support filtering by type. Adding a filter bar on the posts page is a small but useful improvement.</w:t>
       </w:r>
@@ -25547,11 +25579,15 @@
         <w:spacing w:before="80" w:after="120" w:line="360" w:lineRule="auto"/>
         <w:ind w:left="432"/>
         <w:jc w:val="both"/>
+        <w:rPr>
+          <w:sz w:val="24"/>
+        </w:rPr>
       </w:pPr>
       <w:r>
         <w:rPr>
           <w:rFonts w:ascii="Times New Roman" w:hAnsi="Times New Roman"/>
           <w:color w:val="000000"/>
+          <w:sz w:val="24"/>
         </w:rPr>
         <w:t>3. Admin Moderation Panel: Currently the System Admin can manage users through the platform but there is no dedicated management dashboard. We plan to build a dedicated view where the admin can see all users, all reports, and all posts in one place.</w:t>
       </w:r>
@@ -25562,11 +25598,15 @@
         <w:spacing w:before="80" w:after="120" w:line="360" w:lineRule="auto"/>
         <w:ind w:left="432"/>
         <w:jc w:val="both"/>
+        <w:rPr>
+          <w:sz w:val="24"/>
+        </w:rPr>
       </w:pPr>
       <w:r>
         <w:rPr>
           <w:rFonts w:ascii="Times New Roman" w:hAnsi="Times New Roman"/>
           <w:color w:val="000000"/>
+          <w:sz w:val="24"/>
         </w:rPr>
         <w:t>4. Email Verification: Registration currently only checks that the email belongs to a Riphah domain. We plan to add a verification step where users confirm their email before their account is activated.</w:t>
       </w:r>
@@ -25577,11 +25617,15 @@
         <w:spacing w:before="80" w:after="120" w:line="360" w:lineRule="auto"/>
         <w:ind w:left="432"/>
         <w:jc w:val="both"/>
+        <w:rPr>
+          <w:sz w:val="24"/>
+        </w:rPr>
       </w:pPr>
       <w:r>
         <w:rPr>
           <w:rFonts w:ascii="Times New Roman" w:hAnsi="Times New Roman"/>
           <w:color w:val="000000"/>
+          <w:sz w:val="24"/>
         </w:rPr>
         <w:t>5. Image Upload for Posts and Profiles: Posts and profiles currently support text only. We plan to integrate a storage service so users can upload images directly.</w:t>
       </w:r>
@@ -25592,11 +25636,15 @@
         <w:spacing w:before="80" w:after="120" w:line="360" w:lineRule="auto"/>
         <w:ind w:left="432"/>
         <w:jc w:val="both"/>
+        <w:rPr>
+          <w:sz w:val="24"/>
+        </w:rPr>
       </w:pPr>
       <w:r>
         <w:rPr>
           <w:rFonts w:ascii="Times New Roman" w:hAnsi="Times New Roman"/>
           <w:color w:val="000000"/>
+          <w:sz w:val="24"/>
         </w:rPr>
         <w:t>6. In-App Notifications: We plan to add real-time notifications so students are alerted when someone messages them, likes their post, or comments, even when they are not on that specific page.</w:t>
       </w:r>
@@ -25619,21 +25667,26 @@
       <w:pPr>
         <w:spacing w:before="160" w:after="120" w:line="360" w:lineRule="auto"/>
         <w:jc w:val="both"/>
+        <w:rPr>
+          <w:sz w:val="24"/>
+        </w:rPr>
       </w:pPr>
       <w:r>
         <w:rPr>
           <w:rFonts w:ascii="Times New Roman" w:hAnsi="Times New Roman"/>
           <w:color w:val="000000"/>
-        </w:rPr>
-        <w:t xml:space="preserve">Riphah Konnect is a working web-based platform built for the students of Riphah International University. It brings together seven key features: a posts feed, semester groups, campus events, lost and found, real-time messaging, user profiles, and announcements, all in one place that only verified Riphah members can access. The system has a complete backend, a hosted database, and a React frontend. It is the kind of platform we genuinely wished existed when we were in our earlier semesters, and building it from scratch gave us hands-on experience with every part of a full-stack </w:t>
+          <w:sz w:val="24"/>
+        </w:rPr>
+        <w:t xml:space="preserve">Riphah Konnect is a working web-based platform built for the students of Riphah International University. It brings together seven key features: a posts feed, semester </w:t>
       </w:r>
       <w:r>
         <w:rPr>
           <w:rFonts w:ascii="Times New Roman" w:hAnsi="Times New Roman"/>
           <w:color w:val="000000"/>
+          <w:sz w:val="24"/>
         </w:rPr>
         <w:lastRenderedPageBreak/>
-        <w:t>web application. This project is ready to be demonstrated and will continue to be improved in FYP Part 2.</w:t>
+        <w:t>groups, campus events, lost and found, real-time messaging, user profiles, and announcements, all in one place that only verified Riphah members can access. The system has a complete backend, a hosted database, and a React frontend. It is the kind of platform we genuinely wished existed when we were in our earlier semesters, and building it from scratch gave us hands-on experience with every part of a full-stack web application. This project is ready to be demonstrated and will continue to be improved in FYP Part 2.</w:t>
       </w:r>
     </w:p>
     <w:p>
@@ -25764,7 +25817,7 @@
         <w:noProof/>
         <w:sz w:val="20"/>
       </w:rPr>
-      <w:t>19</w:t>
+      <w:t>36</w:t>
     </w:r>
     <w:r>
       <w:rPr>
@@ -37809,7 +37862,7 @@
 </file>
 
 <file path=customXml/itemProps1.xml><?xml version="1.0" encoding="utf-8"?>
-<ds:datastoreItem xmlns:ds="http://schemas.openxmlformats.org/officeDocument/2006/customXml" ds:itemID="{5ADAC525-D269-4B4B-90E9-A0E2C356AAE3}">
+<ds:datastoreItem xmlns:ds="http://schemas.openxmlformats.org/officeDocument/2006/customXml" ds:itemID="{A851661E-DE3A-4367-8413-C778CB7102C6}">
   <ds:schemaRefs>
     <ds:schemaRef ds:uri="http://schemas.openxmlformats.org/officeDocument/2006/bibliography"/>
   </ds:schemaRefs>

--- a/Riphah_Konnect_FYP_Doc.docx
+++ b/Riphah_Konnect_FYP_Doc.docx
@@ -827,7 +827,7 @@
                 </mc:Choice>
                 <mc:Fallback>
                   <w:pict>
-                    <v:line w14:anchorId="47D2731A" id="Straight Connector 7" o:spid="_x0000_s1026" style="position:absolute;z-index:251659264;visibility:visible;mso-wrap-style:square;mso-width-percent:0;mso-height-percent:0;mso-wrap-distance-left:9pt;mso-wrap-distance-top:0;mso-wrap-distance-right:9pt;mso-wrap-distance-bottom:0;mso-position-horizontal:absolute;mso-position-horizontal-relative:text;mso-position-vertical:absolute;mso-position-vertical-relative:text;mso-width-percent:0;mso-height-percent:0;mso-width-relative:page;mso-height-relative:page" from=".3pt,8.95pt" to="189.3pt,8.95pt" o:gfxdata="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"/>
+                    <v:line w14:anchorId="2EB04C9B" id="Straight Connector 7" o:spid="_x0000_s1026" style="position:absolute;z-index:251659264;visibility:visible;mso-wrap-style:square;mso-width-percent:0;mso-height-percent:0;mso-wrap-distance-left:9pt;mso-wrap-distance-top:0;mso-wrap-distance-right:9pt;mso-wrap-distance-bottom:0;mso-position-horizontal:absolute;mso-position-horizontal-relative:text;mso-position-vertical:absolute;mso-position-vertical-relative:text;mso-width-percent:0;mso-height-percent:0;mso-width-relative:page;mso-height-relative:page" from=".3pt,8.95pt" to="189.3pt,8.95pt" o:gfxdata="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"/>
                   </w:pict>
                 </mc:Fallback>
               </mc:AlternateContent>
@@ -1049,7 +1049,7 @@
                 </mc:Choice>
                 <mc:Fallback>
                   <w:pict>
-                    <v:line w14:anchorId="6CF2B21B" id="Straight Connector 6" o:spid="_x0000_s1026" style="position:absolute;z-index:251660288;visibility:visible;mso-wrap-style:square;mso-width-percent:0;mso-height-percent:0;mso-wrap-distance-left:9pt;mso-wrap-distance-top:0;mso-wrap-distance-right:9pt;mso-wrap-distance-bottom:0;mso-position-horizontal:absolute;mso-position-horizontal-relative:text;mso-position-vertical:absolute;mso-position-vertical-relative:text;mso-width-percent:0;mso-height-percent:0;mso-width-relative:page;mso-height-relative:page" from=".4pt,5.3pt" to="189.4pt,5.3pt" o:gfxdata="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"/>
+                    <v:line w14:anchorId="73EF6696" id="Straight Connector 6" o:spid="_x0000_s1026" style="position:absolute;z-index:251660288;visibility:visible;mso-wrap-style:square;mso-width-percent:0;mso-height-percent:0;mso-wrap-distance-left:9pt;mso-wrap-distance-top:0;mso-wrap-distance-right:9pt;mso-wrap-distance-bottom:0;mso-position-horizontal:absolute;mso-position-horizontal-relative:text;mso-position-vertical:absolute;mso-position-vertical-relative:text;mso-width-percent:0;mso-height-percent:0;mso-width-relative:page;mso-height-relative:page" from=".4pt,5.3pt" to="189.4pt,5.3pt" o:gfxdata="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"/>
                   </w:pict>
                 </mc:Fallback>
               </mc:AlternateContent>
@@ -24385,11 +24385,16 @@
       <w:pPr>
         <w:spacing w:before="160" w:after="120" w:line="360" w:lineRule="auto"/>
         <w:jc w:val="both"/>
-      </w:pPr>
+        <w:rPr>
+          <w:sz w:val="24"/>
+        </w:rPr>
+      </w:pPr>
+      <w:bookmarkStart w:id="98" w:name="_GoBack"/>
       <w:r>
         <w:rPr>
           <w:rFonts w:ascii="Times New Roman" w:hAnsi="Times New Roman"/>
           <w:color w:val="000000"/>
+          <w:sz w:val="24"/>
         </w:rPr>
         <w:t>This chapter describes how we tested Riphah Konnect. All testing was done manually. We tested the backend by sending requests to each module and checking the responses, and we tested the frontend by running the application in the browser and going through each feature. The test cases defined in Chapter 3 guided our testing process.</w:t>
       </w:r>
@@ -24399,24 +24404,29 @@
         <w:pStyle w:val="Heading2"/>
         <w:spacing w:line="360" w:lineRule="auto"/>
       </w:pPr>
-      <w:bookmarkStart w:id="98" w:name="_Toc227543971"/>
+      <w:bookmarkStart w:id="99" w:name="_Toc227543971"/>
+      <w:bookmarkEnd w:id="98"/>
       <w:r>
         <w:rPr>
           <w:rFonts w:ascii="Times New Roman" w:hAnsi="Times New Roman"/>
         </w:rPr>
         <w:t>6.2  SQA Results</w:t>
       </w:r>
-      <w:bookmarkEnd w:id="98"/>
+      <w:bookmarkEnd w:id="99"/>
     </w:p>
     <w:p>
       <w:pPr>
         <w:spacing w:before="160" w:after="120" w:line="360" w:lineRule="auto"/>
         <w:jc w:val="both"/>
+        <w:rPr>
+          <w:sz w:val="24"/>
+        </w:rPr>
       </w:pPr>
       <w:r>
         <w:rPr>
           <w:rFonts w:ascii="Times New Roman" w:hAnsi="Times New Roman"/>
           <w:color w:val="000000"/>
+          <w:sz w:val="24"/>
         </w:rPr>
         <w:t>The test cases defined in Chapter 3 were executed against the working system. The table below summarises the result for each test case group.</w:t>
       </w:r>
@@ -24426,7 +24436,7 @@
         <w:pStyle w:val="TableCaption"/>
         <w:spacing w:before="200" w:after="60" w:line="360" w:lineRule="auto"/>
       </w:pPr>
-      <w:bookmarkStart w:id="99" w:name="_lt29"/>
+      <w:bookmarkStart w:id="100" w:name="_lt29"/>
       <w:r>
         <w:t xml:space="preserve">Table </w:t>
       </w:r>
@@ -24454,7 +24464,7 @@
       <w:r>
         <w:t>: Test Execution Results</w:t>
       </w:r>
-      <w:bookmarkEnd w:id="99"/>
+      <w:bookmarkEnd w:id="100"/>
     </w:p>
     <w:tbl>
       <w:tblPr>
@@ -24481,12 +24491,16 @@
             <w:pPr>
               <w:spacing w:line="360" w:lineRule="auto"/>
               <w:jc w:val="center"/>
+              <w:rPr>
+                <w:sz w:val="24"/>
+              </w:rPr>
             </w:pPr>
             <w:r>
               <w:rPr>
                 <w:rFonts w:ascii="Times New Roman" w:hAnsi="Times New Roman"/>
                 <w:b/>
                 <w:color w:val="000000"/>
+                <w:sz w:val="24"/>
               </w:rPr>
               <w:t>Test Case Group</w:t>
             </w:r>
@@ -24501,12 +24515,16 @@
             <w:pPr>
               <w:spacing w:line="360" w:lineRule="auto"/>
               <w:jc w:val="center"/>
+              <w:rPr>
+                <w:sz w:val="24"/>
+              </w:rPr>
             </w:pPr>
             <w:r>
               <w:rPr>
                 <w:rFonts w:ascii="Times New Roman" w:hAnsi="Times New Roman"/>
                 <w:b/>
                 <w:color w:val="000000"/>
+                <w:sz w:val="24"/>
               </w:rPr>
               <w:t>Reference</w:t>
             </w:r>
@@ -24521,12 +24539,16 @@
             <w:pPr>
               <w:spacing w:line="360" w:lineRule="auto"/>
               <w:jc w:val="center"/>
+              <w:rPr>
+                <w:sz w:val="24"/>
+              </w:rPr>
             </w:pPr>
             <w:r>
               <w:rPr>
                 <w:rFonts w:ascii="Times New Roman" w:hAnsi="Times New Roman"/>
                 <w:b/>
                 <w:color w:val="000000"/>
+                <w:sz w:val="24"/>
               </w:rPr>
               <w:t>Result</w:t>
             </w:r>
@@ -24544,11 +24566,15 @@
           <w:p>
             <w:pPr>
               <w:spacing w:line="360" w:lineRule="auto"/>
-            </w:pPr>
-            <w:r>
-              <w:rPr>
-                <w:rFonts w:ascii="Times New Roman" w:hAnsi="Times New Roman"/>
-                <w:color w:val="000000"/>
+              <w:rPr>
+                <w:sz w:val="24"/>
+              </w:rPr>
+            </w:pPr>
+            <w:r>
+              <w:rPr>
+                <w:rFonts w:ascii="Times New Roman" w:hAnsi="Times New Roman"/>
+                <w:color w:val="000000"/>
+                <w:sz w:val="24"/>
               </w:rPr>
               <w:t>User Registration</w:t>
             </w:r>
@@ -24561,11 +24587,15 @@
           <w:p>
             <w:pPr>
               <w:spacing w:line="360" w:lineRule="auto"/>
-            </w:pPr>
-            <w:r>
-              <w:rPr>
-                <w:rFonts w:ascii="Times New Roman" w:hAnsi="Times New Roman"/>
-                <w:color w:val="000000"/>
+              <w:rPr>
+                <w:sz w:val="24"/>
+              </w:rPr>
+            </w:pPr>
+            <w:r>
+              <w:rPr>
+                <w:rFonts w:ascii="Times New Roman" w:hAnsi="Times New Roman"/>
+                <w:color w:val="000000"/>
+                <w:sz w:val="24"/>
               </w:rPr>
               <w:t>Table 5</w:t>
             </w:r>
@@ -24578,11 +24608,15 @@
           <w:p>
             <w:pPr>
               <w:spacing w:line="360" w:lineRule="auto"/>
-            </w:pPr>
-            <w:r>
-              <w:rPr>
-                <w:rFonts w:ascii="Times New Roman" w:hAnsi="Times New Roman"/>
-                <w:color w:val="000000"/>
+              <w:rPr>
+                <w:sz w:val="24"/>
+              </w:rPr>
+            </w:pPr>
+            <w:r>
+              <w:rPr>
+                <w:rFonts w:ascii="Times New Roman" w:hAnsi="Times New Roman"/>
+                <w:color w:val="000000"/>
+                <w:sz w:val="24"/>
               </w:rPr>
               <w:t>Pass</w:t>
             </w:r>
@@ -24600,11 +24634,15 @@
           <w:p>
             <w:pPr>
               <w:spacing w:line="360" w:lineRule="auto"/>
-            </w:pPr>
-            <w:r>
-              <w:rPr>
-                <w:rFonts w:ascii="Times New Roman" w:hAnsi="Times New Roman"/>
-                <w:color w:val="000000"/>
+              <w:rPr>
+                <w:sz w:val="24"/>
+              </w:rPr>
+            </w:pPr>
+            <w:r>
+              <w:rPr>
+                <w:rFonts w:ascii="Times New Roman" w:hAnsi="Times New Roman"/>
+                <w:color w:val="000000"/>
+                <w:sz w:val="24"/>
               </w:rPr>
               <w:t>User Login</w:t>
             </w:r>
@@ -24617,11 +24655,15 @@
           <w:p>
             <w:pPr>
               <w:spacing w:line="360" w:lineRule="auto"/>
-            </w:pPr>
-            <w:r>
-              <w:rPr>
-                <w:rFonts w:ascii="Times New Roman" w:hAnsi="Times New Roman"/>
-                <w:color w:val="000000"/>
+              <w:rPr>
+                <w:sz w:val="24"/>
+              </w:rPr>
+            </w:pPr>
+            <w:r>
+              <w:rPr>
+                <w:rFonts w:ascii="Times New Roman" w:hAnsi="Times New Roman"/>
+                <w:color w:val="000000"/>
+                <w:sz w:val="24"/>
               </w:rPr>
               <w:t>Table 6</w:t>
             </w:r>
@@ -24634,11 +24676,15 @@
           <w:p>
             <w:pPr>
               <w:spacing w:line="360" w:lineRule="auto"/>
-            </w:pPr>
-            <w:r>
-              <w:rPr>
-                <w:rFonts w:ascii="Times New Roman" w:hAnsi="Times New Roman"/>
-                <w:color w:val="000000"/>
+              <w:rPr>
+                <w:sz w:val="24"/>
+              </w:rPr>
+            </w:pPr>
+            <w:r>
+              <w:rPr>
+                <w:rFonts w:ascii="Times New Roman" w:hAnsi="Times New Roman"/>
+                <w:color w:val="000000"/>
+                <w:sz w:val="24"/>
               </w:rPr>
               <w:t>Pass</w:t>
             </w:r>
@@ -24656,11 +24702,15 @@
           <w:p>
             <w:pPr>
               <w:spacing w:line="360" w:lineRule="auto"/>
-            </w:pPr>
-            <w:r>
-              <w:rPr>
-                <w:rFonts w:ascii="Times New Roman" w:hAnsi="Times New Roman"/>
-                <w:color w:val="000000"/>
+              <w:rPr>
+                <w:sz w:val="24"/>
+              </w:rPr>
+            </w:pPr>
+            <w:r>
+              <w:rPr>
+                <w:rFonts w:ascii="Times New Roman" w:hAnsi="Times New Roman"/>
+                <w:color w:val="000000"/>
+                <w:sz w:val="24"/>
               </w:rPr>
               <w:t>Create Post</w:t>
             </w:r>
@@ -24673,11 +24723,15 @@
           <w:p>
             <w:pPr>
               <w:spacing w:line="360" w:lineRule="auto"/>
-            </w:pPr>
-            <w:r>
-              <w:rPr>
-                <w:rFonts w:ascii="Times New Roman" w:hAnsi="Times New Roman"/>
-                <w:color w:val="000000"/>
+              <w:rPr>
+                <w:sz w:val="24"/>
+              </w:rPr>
+            </w:pPr>
+            <w:r>
+              <w:rPr>
+                <w:rFonts w:ascii="Times New Roman" w:hAnsi="Times New Roman"/>
+                <w:color w:val="000000"/>
+                <w:sz w:val="24"/>
               </w:rPr>
               <w:t>Table 7</w:t>
             </w:r>
@@ -24690,11 +24744,15 @@
           <w:p>
             <w:pPr>
               <w:spacing w:line="360" w:lineRule="auto"/>
-            </w:pPr>
-            <w:r>
-              <w:rPr>
-                <w:rFonts w:ascii="Times New Roman" w:hAnsi="Times New Roman"/>
-                <w:color w:val="000000"/>
+              <w:rPr>
+                <w:sz w:val="24"/>
+              </w:rPr>
+            </w:pPr>
+            <w:r>
+              <w:rPr>
+                <w:rFonts w:ascii="Times New Roman" w:hAnsi="Times New Roman"/>
+                <w:color w:val="000000"/>
+                <w:sz w:val="24"/>
               </w:rPr>
               <w:t>Pass</w:t>
             </w:r>
@@ -24712,11 +24770,15 @@
           <w:p>
             <w:pPr>
               <w:spacing w:line="360" w:lineRule="auto"/>
-            </w:pPr>
-            <w:r>
-              <w:rPr>
-                <w:rFonts w:ascii="Times New Roman" w:hAnsi="Times New Roman"/>
-                <w:color w:val="000000"/>
+              <w:rPr>
+                <w:sz w:val="24"/>
+              </w:rPr>
+            </w:pPr>
+            <w:r>
+              <w:rPr>
+                <w:rFonts w:ascii="Times New Roman" w:hAnsi="Times New Roman"/>
+                <w:color w:val="000000"/>
+                <w:sz w:val="24"/>
               </w:rPr>
               <w:t>Create Semester Group</w:t>
             </w:r>
@@ -24729,11 +24791,15 @@
           <w:p>
             <w:pPr>
               <w:spacing w:line="360" w:lineRule="auto"/>
-            </w:pPr>
-            <w:r>
-              <w:rPr>
-                <w:rFonts w:ascii="Times New Roman" w:hAnsi="Times New Roman"/>
-                <w:color w:val="000000"/>
+              <w:rPr>
+                <w:sz w:val="24"/>
+              </w:rPr>
+            </w:pPr>
+            <w:r>
+              <w:rPr>
+                <w:rFonts w:ascii="Times New Roman" w:hAnsi="Times New Roman"/>
+                <w:color w:val="000000"/>
+                <w:sz w:val="24"/>
               </w:rPr>
               <w:t>Table 8</w:t>
             </w:r>
@@ -24746,11 +24812,15 @@
           <w:p>
             <w:pPr>
               <w:spacing w:line="360" w:lineRule="auto"/>
-            </w:pPr>
-            <w:r>
-              <w:rPr>
-                <w:rFonts w:ascii="Times New Roman" w:hAnsi="Times New Roman"/>
-                <w:color w:val="000000"/>
+              <w:rPr>
+                <w:sz w:val="24"/>
+              </w:rPr>
+            </w:pPr>
+            <w:r>
+              <w:rPr>
+                <w:rFonts w:ascii="Times New Roman" w:hAnsi="Times New Roman"/>
+                <w:color w:val="000000"/>
+                <w:sz w:val="24"/>
               </w:rPr>
               <w:t>Pass</w:t>
             </w:r>
@@ -24768,11 +24838,15 @@
           <w:p>
             <w:pPr>
               <w:spacing w:line="360" w:lineRule="auto"/>
-            </w:pPr>
-            <w:r>
-              <w:rPr>
-                <w:rFonts w:ascii="Times New Roman" w:hAnsi="Times New Roman"/>
-                <w:color w:val="000000"/>
+              <w:rPr>
+                <w:sz w:val="24"/>
+              </w:rPr>
+            </w:pPr>
+            <w:r>
+              <w:rPr>
+                <w:rFonts w:ascii="Times New Roman" w:hAnsi="Times New Roman"/>
+                <w:color w:val="000000"/>
+                <w:sz w:val="24"/>
               </w:rPr>
               <w:t>Join Semester Group</w:t>
             </w:r>
@@ -24785,11 +24859,15 @@
           <w:p>
             <w:pPr>
               <w:spacing w:line="360" w:lineRule="auto"/>
-            </w:pPr>
-            <w:r>
-              <w:rPr>
-                <w:rFonts w:ascii="Times New Roman" w:hAnsi="Times New Roman"/>
-                <w:color w:val="000000"/>
+              <w:rPr>
+                <w:sz w:val="24"/>
+              </w:rPr>
+            </w:pPr>
+            <w:r>
+              <w:rPr>
+                <w:rFonts w:ascii="Times New Roman" w:hAnsi="Times New Roman"/>
+                <w:color w:val="000000"/>
+                <w:sz w:val="24"/>
               </w:rPr>
               <w:t>Table 9</w:t>
             </w:r>
@@ -24802,11 +24880,15 @@
           <w:p>
             <w:pPr>
               <w:spacing w:line="360" w:lineRule="auto"/>
-            </w:pPr>
-            <w:r>
-              <w:rPr>
-                <w:rFonts w:ascii="Times New Roman" w:hAnsi="Times New Roman"/>
-                <w:color w:val="000000"/>
+              <w:rPr>
+                <w:sz w:val="24"/>
+              </w:rPr>
+            </w:pPr>
+            <w:r>
+              <w:rPr>
+                <w:rFonts w:ascii="Times New Roman" w:hAnsi="Times New Roman"/>
+                <w:color w:val="000000"/>
+                <w:sz w:val="24"/>
               </w:rPr>
               <w:t>Pass</w:t>
             </w:r>
@@ -24824,11 +24906,15 @@
           <w:p>
             <w:pPr>
               <w:spacing w:line="360" w:lineRule="auto"/>
-            </w:pPr>
-            <w:r>
-              <w:rPr>
-                <w:rFonts w:ascii="Times New Roman" w:hAnsi="Times New Roman"/>
-                <w:color w:val="000000"/>
+              <w:rPr>
+                <w:sz w:val="24"/>
+              </w:rPr>
+            </w:pPr>
+            <w:r>
+              <w:rPr>
+                <w:rFonts w:ascii="Times New Roman" w:hAnsi="Times New Roman"/>
+                <w:color w:val="000000"/>
+                <w:sz w:val="24"/>
               </w:rPr>
               <w:t>Create Campus Event</w:t>
             </w:r>
@@ -24841,11 +24927,15 @@
           <w:p>
             <w:pPr>
               <w:spacing w:line="360" w:lineRule="auto"/>
-            </w:pPr>
-            <w:r>
-              <w:rPr>
-                <w:rFonts w:ascii="Times New Roman" w:hAnsi="Times New Roman"/>
-                <w:color w:val="000000"/>
+              <w:rPr>
+                <w:sz w:val="24"/>
+              </w:rPr>
+            </w:pPr>
+            <w:r>
+              <w:rPr>
+                <w:rFonts w:ascii="Times New Roman" w:hAnsi="Times New Roman"/>
+                <w:color w:val="000000"/>
+                <w:sz w:val="24"/>
               </w:rPr>
               <w:t>Table 10</w:t>
             </w:r>
@@ -24858,11 +24948,15 @@
           <w:p>
             <w:pPr>
               <w:spacing w:line="360" w:lineRule="auto"/>
-            </w:pPr>
-            <w:r>
-              <w:rPr>
-                <w:rFonts w:ascii="Times New Roman" w:hAnsi="Times New Roman"/>
-                <w:color w:val="000000"/>
+              <w:rPr>
+                <w:sz w:val="24"/>
+              </w:rPr>
+            </w:pPr>
+            <w:r>
+              <w:rPr>
+                <w:rFonts w:ascii="Times New Roman" w:hAnsi="Times New Roman"/>
+                <w:color w:val="000000"/>
+                <w:sz w:val="24"/>
               </w:rPr>
               <w:t>Pass</w:t>
             </w:r>
@@ -24880,11 +24974,15 @@
           <w:p>
             <w:pPr>
               <w:spacing w:line="360" w:lineRule="auto"/>
-            </w:pPr>
-            <w:r>
-              <w:rPr>
-                <w:rFonts w:ascii="Times New Roman" w:hAnsi="Times New Roman"/>
-                <w:color w:val="000000"/>
+              <w:rPr>
+                <w:sz w:val="24"/>
+              </w:rPr>
+            </w:pPr>
+            <w:r>
+              <w:rPr>
+                <w:rFonts w:ascii="Times New Roman" w:hAnsi="Times New Roman"/>
+                <w:color w:val="000000"/>
+                <w:sz w:val="24"/>
               </w:rPr>
               <w:t>RSVP to Event</w:t>
             </w:r>
@@ -24897,11 +24995,15 @@
           <w:p>
             <w:pPr>
               <w:spacing w:line="360" w:lineRule="auto"/>
-            </w:pPr>
-            <w:r>
-              <w:rPr>
-                <w:rFonts w:ascii="Times New Roman" w:hAnsi="Times New Roman"/>
-                <w:color w:val="000000"/>
+              <w:rPr>
+                <w:sz w:val="24"/>
+              </w:rPr>
+            </w:pPr>
+            <w:r>
+              <w:rPr>
+                <w:rFonts w:ascii="Times New Roman" w:hAnsi="Times New Roman"/>
+                <w:color w:val="000000"/>
+                <w:sz w:val="24"/>
               </w:rPr>
               <w:t>Table 11</w:t>
             </w:r>
@@ -24914,11 +25016,15 @@
           <w:p>
             <w:pPr>
               <w:spacing w:line="360" w:lineRule="auto"/>
-            </w:pPr>
-            <w:r>
-              <w:rPr>
-                <w:rFonts w:ascii="Times New Roman" w:hAnsi="Times New Roman"/>
-                <w:color w:val="000000"/>
+              <w:rPr>
+                <w:sz w:val="24"/>
+              </w:rPr>
+            </w:pPr>
+            <w:r>
+              <w:rPr>
+                <w:rFonts w:ascii="Times New Roman" w:hAnsi="Times New Roman"/>
+                <w:color w:val="000000"/>
+                <w:sz w:val="24"/>
               </w:rPr>
               <w:t>Pass</w:t>
             </w:r>
@@ -24936,11 +25042,15 @@
           <w:p>
             <w:pPr>
               <w:spacing w:line="360" w:lineRule="auto"/>
-            </w:pPr>
-            <w:r>
-              <w:rPr>
-                <w:rFonts w:ascii="Times New Roman" w:hAnsi="Times New Roman"/>
-                <w:color w:val="000000"/>
+              <w:rPr>
+                <w:sz w:val="24"/>
+              </w:rPr>
+            </w:pPr>
+            <w:r>
+              <w:rPr>
+                <w:rFonts w:ascii="Times New Roman" w:hAnsi="Times New Roman"/>
+                <w:color w:val="000000"/>
+                <w:sz w:val="24"/>
               </w:rPr>
               <w:t>Report Lost/Found Item</w:t>
             </w:r>
@@ -24953,11 +25063,15 @@
           <w:p>
             <w:pPr>
               <w:spacing w:line="360" w:lineRule="auto"/>
-            </w:pPr>
-            <w:r>
-              <w:rPr>
-                <w:rFonts w:ascii="Times New Roman" w:hAnsi="Times New Roman"/>
-                <w:color w:val="000000"/>
+              <w:rPr>
+                <w:sz w:val="24"/>
+              </w:rPr>
+            </w:pPr>
+            <w:r>
+              <w:rPr>
+                <w:rFonts w:ascii="Times New Roman" w:hAnsi="Times New Roman"/>
+                <w:color w:val="000000"/>
+                <w:sz w:val="24"/>
               </w:rPr>
               <w:t>Table 12</w:t>
             </w:r>
@@ -24970,11 +25084,15 @@
           <w:p>
             <w:pPr>
               <w:spacing w:line="360" w:lineRule="auto"/>
-            </w:pPr>
-            <w:r>
-              <w:rPr>
-                <w:rFonts w:ascii="Times New Roman" w:hAnsi="Times New Roman"/>
-                <w:color w:val="000000"/>
+              <w:rPr>
+                <w:sz w:val="24"/>
+              </w:rPr>
+            </w:pPr>
+            <w:r>
+              <w:rPr>
+                <w:rFonts w:ascii="Times New Roman" w:hAnsi="Times New Roman"/>
+                <w:color w:val="000000"/>
+                <w:sz w:val="24"/>
               </w:rPr>
               <w:t>Pass</w:t>
             </w:r>
@@ -24992,11 +25110,15 @@
           <w:p>
             <w:pPr>
               <w:spacing w:line="360" w:lineRule="auto"/>
-            </w:pPr>
-            <w:r>
-              <w:rPr>
-                <w:rFonts w:ascii="Times New Roman" w:hAnsi="Times New Roman"/>
-                <w:color w:val="000000"/>
+              <w:rPr>
+                <w:sz w:val="24"/>
+              </w:rPr>
+            </w:pPr>
+            <w:r>
+              <w:rPr>
+                <w:rFonts w:ascii="Times New Roman" w:hAnsi="Times New Roman"/>
+                <w:color w:val="000000"/>
+                <w:sz w:val="24"/>
               </w:rPr>
               <w:t>Send Message</w:t>
             </w:r>
@@ -25009,11 +25131,15 @@
           <w:p>
             <w:pPr>
               <w:spacing w:line="360" w:lineRule="auto"/>
-            </w:pPr>
-            <w:r>
-              <w:rPr>
-                <w:rFonts w:ascii="Times New Roman" w:hAnsi="Times New Roman"/>
-                <w:color w:val="000000"/>
+              <w:rPr>
+                <w:sz w:val="24"/>
+              </w:rPr>
+            </w:pPr>
+            <w:r>
+              <w:rPr>
+                <w:rFonts w:ascii="Times New Roman" w:hAnsi="Times New Roman"/>
+                <w:color w:val="000000"/>
+                <w:sz w:val="24"/>
               </w:rPr>
               <w:t>Table 13</w:t>
             </w:r>
@@ -25026,11 +25152,15 @@
           <w:p>
             <w:pPr>
               <w:spacing w:line="360" w:lineRule="auto"/>
-            </w:pPr>
-            <w:r>
-              <w:rPr>
-                <w:rFonts w:ascii="Times New Roman" w:hAnsi="Times New Roman"/>
-                <w:color w:val="000000"/>
+              <w:rPr>
+                <w:sz w:val="24"/>
+              </w:rPr>
+            </w:pPr>
+            <w:r>
+              <w:rPr>
+                <w:rFonts w:ascii="Times New Roman" w:hAnsi="Times New Roman"/>
+                <w:color w:val="000000"/>
+                <w:sz w:val="24"/>
               </w:rPr>
               <w:t>Pass</w:t>
             </w:r>
@@ -25048,11 +25178,15 @@
           <w:p>
             <w:pPr>
               <w:spacing w:line="360" w:lineRule="auto"/>
-            </w:pPr>
-            <w:r>
-              <w:rPr>
-                <w:rFonts w:ascii="Times New Roman" w:hAnsi="Times New Roman"/>
-                <w:color w:val="000000"/>
+              <w:rPr>
+                <w:sz w:val="24"/>
+              </w:rPr>
+            </w:pPr>
+            <w:r>
+              <w:rPr>
+                <w:rFonts w:ascii="Times New Roman" w:hAnsi="Times New Roman"/>
+                <w:color w:val="000000"/>
+                <w:sz w:val="24"/>
               </w:rPr>
               <w:t>Post Announcement</w:t>
             </w:r>
@@ -25065,11 +25199,15 @@
           <w:p>
             <w:pPr>
               <w:spacing w:line="360" w:lineRule="auto"/>
-            </w:pPr>
-            <w:r>
-              <w:rPr>
-                <w:rFonts w:ascii="Times New Roman" w:hAnsi="Times New Roman"/>
-                <w:color w:val="000000"/>
+              <w:rPr>
+                <w:sz w:val="24"/>
+              </w:rPr>
+            </w:pPr>
+            <w:r>
+              <w:rPr>
+                <w:rFonts w:ascii="Times New Roman" w:hAnsi="Times New Roman"/>
+                <w:color w:val="000000"/>
+                <w:sz w:val="24"/>
               </w:rPr>
               <w:t>Table 14</w:t>
             </w:r>
@@ -25082,11 +25220,15 @@
           <w:p>
             <w:pPr>
               <w:spacing w:line="360" w:lineRule="auto"/>
-            </w:pPr>
-            <w:r>
-              <w:rPr>
-                <w:rFonts w:ascii="Times New Roman" w:hAnsi="Times New Roman"/>
-                <w:color w:val="000000"/>
+              <w:rPr>
+                <w:sz w:val="24"/>
+              </w:rPr>
+            </w:pPr>
+            <w:r>
+              <w:rPr>
+                <w:rFonts w:ascii="Times New Roman" w:hAnsi="Times New Roman"/>
+                <w:color w:val="000000"/>
+                <w:sz w:val="24"/>
               </w:rPr>
               <w:t>Pass</w:t>
             </w:r>
@@ -25104,24 +25246,28 @@
         <w:pStyle w:val="Heading2"/>
         <w:spacing w:line="360" w:lineRule="auto"/>
       </w:pPr>
-      <w:bookmarkStart w:id="100" w:name="_Toc227543972"/>
+      <w:bookmarkStart w:id="101" w:name="_Toc227543972"/>
       <w:r>
         <w:rPr>
           <w:rFonts w:ascii="Times New Roman" w:hAnsi="Times New Roman"/>
         </w:rPr>
         <w:t>6.3  Backend Testing</w:t>
       </w:r>
-      <w:bookmarkEnd w:id="100"/>
+      <w:bookmarkEnd w:id="101"/>
     </w:p>
     <w:p>
       <w:pPr>
         <w:spacing w:before="160" w:after="120" w:line="360" w:lineRule="auto"/>
         <w:jc w:val="both"/>
+        <w:rPr>
+          <w:sz w:val="24"/>
+        </w:rPr>
       </w:pPr>
       <w:r>
         <w:rPr>
           <w:rFonts w:ascii="Times New Roman" w:hAnsi="Times New Roman"/>
           <w:color w:val="000000"/>
+          <w:sz w:val="24"/>
         </w:rPr>
         <w:t>We tested the backend by sending requests to each module and checking that valid inputs were accepted and that invalid inputs were rejected with a clear error message.</w:t>
       </w:r>
@@ -25132,11 +25278,15 @@
         <w:spacing w:before="80" w:after="100" w:line="360" w:lineRule="auto"/>
         <w:ind w:left="432"/>
         <w:jc w:val="both"/>
+        <w:rPr>
+          <w:sz w:val="24"/>
+        </w:rPr>
       </w:pPr>
       <w:r>
         <w:rPr>
           <w:rFonts w:ascii="Times New Roman" w:hAnsi="Times New Roman"/>
           <w:color w:val="000000"/>
+          <w:sz w:val="24"/>
         </w:rPr>
         <w:lastRenderedPageBreak/>
         <w:t>1. Authentication: Registering with a non-Riphah email was rejected. Logging in with a wrong password was rejected. Accessing a protected page without logging in was blocked.</w:t>
@@ -25148,11 +25298,15 @@
         <w:spacing w:before="80" w:after="100" w:line="360" w:lineRule="auto"/>
         <w:ind w:left="432"/>
         <w:jc w:val="both"/>
+        <w:rPr>
+          <w:sz w:val="24"/>
+        </w:rPr>
       </w:pPr>
       <w:r>
         <w:rPr>
           <w:rFonts w:ascii="Times New Roman" w:hAnsi="Times New Roman"/>
           <w:color w:val="000000"/>
+          <w:sz w:val="24"/>
         </w:rPr>
         <w:t>2. Posts: Creating a post with empty content was rejected. Posts appeared in newest-first order.</w:t>
       </w:r>
@@ -25163,11 +25317,15 @@
         <w:spacing w:before="80" w:after="100" w:line="360" w:lineRule="auto"/>
         <w:ind w:left="432"/>
         <w:jc w:val="both"/>
+        <w:rPr>
+          <w:sz w:val="24"/>
+        </w:rPr>
       </w:pPr>
       <w:r>
         <w:rPr>
           <w:rFonts w:ascii="Times New Roman" w:hAnsi="Times New Roman"/>
           <w:color w:val="000000"/>
+          <w:sz w:val="24"/>
         </w:rPr>
         <w:t>3. Semester Groups: A user could not join the same group twice. Creating a group was restricted to Coordination accounts.</w:t>
       </w:r>
@@ -25178,11 +25336,15 @@
         <w:spacing w:before="80" w:after="100" w:line="360" w:lineRule="auto"/>
         <w:ind w:left="432"/>
         <w:jc w:val="both"/>
+        <w:rPr>
+          <w:sz w:val="24"/>
+        </w:rPr>
       </w:pPr>
       <w:r>
         <w:rPr>
           <w:rFonts w:ascii="Times New Roman" w:hAnsi="Times New Roman"/>
           <w:color w:val="000000"/>
+          <w:sz w:val="24"/>
         </w:rPr>
         <w:t>4. Campus Events: An event with a date that has already passed was rejected. RSVP status updated correctly when a user changed their selection.</w:t>
       </w:r>
@@ -25193,11 +25355,15 @@
         <w:spacing w:before="80" w:after="100" w:line="360" w:lineRule="auto"/>
         <w:ind w:left="432"/>
         <w:jc w:val="both"/>
+        <w:rPr>
+          <w:sz w:val="24"/>
+        </w:rPr>
       </w:pPr>
       <w:r>
         <w:rPr>
           <w:rFonts w:ascii="Times New Roman" w:hAnsi="Times New Roman"/>
           <w:color w:val="000000"/>
+          <w:sz w:val="24"/>
         </w:rPr>
         <w:t>5. Lost and Found: Only the original reporter or an admin could mark an item as resolved.</w:t>
       </w:r>
@@ -25208,11 +25374,15 @@
         <w:spacing w:before="80" w:after="100" w:line="360" w:lineRule="auto"/>
         <w:ind w:left="432"/>
         <w:jc w:val="both"/>
+        <w:rPr>
+          <w:sz w:val="24"/>
+        </w:rPr>
       </w:pPr>
       <w:r>
         <w:rPr>
           <w:rFonts w:ascii="Times New Roman" w:hAnsi="Times New Roman"/>
           <w:color w:val="000000"/>
+          <w:sz w:val="24"/>
         </w:rPr>
         <w:t>6. Messaging: A user could not send messages in a conversation they were not part of.</w:t>
       </w:r>
@@ -25223,11 +25393,15 @@
         <w:spacing w:before="80" w:after="100" w:line="360" w:lineRule="auto"/>
         <w:ind w:left="432"/>
         <w:jc w:val="both"/>
+        <w:rPr>
+          <w:sz w:val="24"/>
+        </w:rPr>
       </w:pPr>
       <w:r>
         <w:rPr>
           <w:rFonts w:ascii="Times New Roman" w:hAnsi="Times New Roman"/>
           <w:color w:val="000000"/>
+          <w:sz w:val="24"/>
         </w:rPr>
         <w:t>7. Announcements: A student account was rejected when trying to post an announcement. Teacher accounts could post class announcements. Coordination accounts could post official announcements. Targeting by department and semester worked correctly.</w:t>
       </w:r>
@@ -25237,24 +25411,28 @@
         <w:pStyle w:val="Heading2"/>
         <w:spacing w:line="360" w:lineRule="auto"/>
       </w:pPr>
-      <w:bookmarkStart w:id="101" w:name="_Toc227543973"/>
+      <w:bookmarkStart w:id="102" w:name="_Toc227543973"/>
       <w:r>
         <w:rPr>
           <w:rFonts w:ascii="Times New Roman" w:hAnsi="Times New Roman"/>
         </w:rPr>
         <w:t>6.4  Frontend Testing</w:t>
       </w:r>
-      <w:bookmarkEnd w:id="101"/>
+      <w:bookmarkEnd w:id="102"/>
     </w:p>
     <w:p>
       <w:pPr>
         <w:spacing w:before="160" w:after="120" w:line="360" w:lineRule="auto"/>
         <w:jc w:val="both"/>
+        <w:rPr>
+          <w:sz w:val="24"/>
+        </w:rPr>
       </w:pPr>
       <w:r>
         <w:rPr>
           <w:rFonts w:ascii="Times New Roman" w:hAnsi="Times New Roman"/>
           <w:color w:val="000000"/>
+          <w:sz w:val="24"/>
         </w:rPr>
         <w:t>We tested the frontend by running the application in the browser and going through each feature manually. We created test accounts, posted content, joined groups, RSVPed to events, reported lost and found items, sent messages between two accounts to confirm real-time delivery, and created announcements with a Teacher account.</w:t>
       </w:r>
@@ -25263,11 +25441,15 @@
       <w:pPr>
         <w:spacing w:before="160" w:after="120" w:line="360" w:lineRule="auto"/>
         <w:jc w:val="both"/>
+        <w:rPr>
+          <w:sz w:val="24"/>
+        </w:rPr>
       </w:pPr>
       <w:r>
         <w:rPr>
           <w:rFonts w:ascii="Times New Roman" w:hAnsi="Times New Roman"/>
           <w:color w:val="000000"/>
+          <w:sz w:val="24"/>
         </w:rPr>
         <w:t>We confirmed that forms show clear error messages when required fields are left empty, and that logging out redirects the user to the login page.</w:t>
       </w:r>
@@ -25277,14 +25459,14 @@
         <w:pStyle w:val="Heading2"/>
         <w:spacing w:line="360" w:lineRule="auto"/>
       </w:pPr>
-      <w:bookmarkStart w:id="102" w:name="_Toc227543974"/>
+      <w:bookmarkStart w:id="103" w:name="_Toc227543974"/>
       <w:r>
         <w:rPr>
           <w:rFonts w:ascii="Times New Roman" w:hAnsi="Times New Roman"/>
         </w:rPr>
         <w:t>6.5  Limitations</w:t>
       </w:r>
-      <w:bookmarkEnd w:id="102"/>
+      <w:bookmarkEnd w:id="103"/>
     </w:p>
     <w:p>
       <w:pPr>
@@ -25292,11 +25474,15 @@
         <w:spacing w:before="80" w:after="100" w:line="360" w:lineRule="auto"/>
         <w:ind w:left="432"/>
         <w:jc w:val="both"/>
+        <w:rPr>
+          <w:sz w:val="24"/>
+        </w:rPr>
       </w:pPr>
       <w:r>
         <w:rPr>
           <w:rFonts w:ascii="Times New Roman" w:hAnsi="Times New Roman"/>
           <w:color w:val="000000"/>
+          <w:sz w:val="24"/>
         </w:rPr>
         <w:t>1. Testing was done with a small number of test accounts only.</w:t>
       </w:r>
@@ -25307,11 +25493,15 @@
         <w:spacing w:before="80" w:after="100" w:line="360" w:lineRule="auto"/>
         <w:ind w:left="432"/>
         <w:jc w:val="both"/>
+        <w:rPr>
+          <w:sz w:val="24"/>
+        </w:rPr>
       </w:pPr>
       <w:r>
         <w:rPr>
           <w:rFonts w:ascii="Times New Roman" w:hAnsi="Times New Roman"/>
           <w:color w:val="000000"/>
+          <w:sz w:val="24"/>
         </w:rPr>
         <w:t>2. The application was tested on a desktop browser only. Mobile devices were not tested.</w:t>
       </w:r>
@@ -25322,11 +25512,15 @@
         <w:spacing w:before="80" w:after="100" w:line="360" w:lineRule="auto"/>
         <w:ind w:left="432"/>
         <w:jc w:val="both"/>
+        <w:rPr>
+          <w:sz w:val="24"/>
+        </w:rPr>
       </w:pPr>
       <w:r>
         <w:rPr>
           <w:rFonts w:ascii="Times New Roman" w:hAnsi="Times New Roman"/>
           <w:color w:val="000000"/>
+          <w:sz w:val="24"/>
         </w:rPr>
         <w:t>3. All testing was done manually. No automated tests were written.</w:t>
       </w:r>
@@ -25337,12 +25531,17 @@
         <w:spacing w:before="80" w:after="100" w:line="360" w:lineRule="auto"/>
         <w:ind w:left="432"/>
         <w:jc w:val="both"/>
+        <w:rPr>
+          <w:sz w:val="24"/>
+        </w:rPr>
       </w:pPr>
       <w:r>
         <w:rPr>
           <w:rFonts w:ascii="Times New Roman" w:hAnsi="Times New Roman"/>
           <w:color w:val="000000"/>
-        </w:rPr>
+          <w:sz w:val="24"/>
+        </w:rPr>
+        <w:lastRenderedPageBreak/>
         <w:t>4. Performance with a large number of users was not tested.</w:t>
       </w:r>
     </w:p>
@@ -25359,7 +25558,7 @@
         <w:pStyle w:val="Heading1"/>
         <w:spacing w:line="360" w:lineRule="auto"/>
       </w:pPr>
-      <w:bookmarkStart w:id="103" w:name="_Toc227543975"/>
+      <w:bookmarkStart w:id="104" w:name="_Toc227543975"/>
       <w:r>
         <w:rPr>
           <w:rFonts w:ascii="Times New Roman" w:hAnsi="Times New Roman"/>
@@ -25367,7 +25566,7 @@
         <w:lastRenderedPageBreak/>
         <w:t>Chapter 7: Conclusion and Outlook</w:t>
       </w:r>
-      <w:bookmarkEnd w:id="103"/>
+      <w:bookmarkEnd w:id="104"/>
     </w:p>
     <w:p>
       <w:pPr>
@@ -25379,14 +25578,14 @@
         <w:pStyle w:val="Heading2"/>
         <w:spacing w:line="360" w:lineRule="auto"/>
       </w:pPr>
-      <w:bookmarkStart w:id="104" w:name="_Toc227543976"/>
+      <w:bookmarkStart w:id="105" w:name="_Toc227543976"/>
       <w:r>
         <w:rPr>
           <w:rFonts w:ascii="Times New Roman" w:hAnsi="Times New Roman"/>
         </w:rPr>
         <w:t>7.1  Introduction</w:t>
       </w:r>
-      <w:bookmarkEnd w:id="104"/>
+      <w:bookmarkEnd w:id="105"/>
     </w:p>
     <w:p>
       <w:pPr>
@@ -25396,7 +25595,6 @@
           <w:sz w:val="24"/>
         </w:rPr>
       </w:pPr>
-      <w:bookmarkStart w:id="105" w:name="_GoBack"/>
       <w:r>
         <w:rPr>
           <w:rFonts w:ascii="Times New Roman" w:hAnsi="Times New Roman"/>
@@ -25412,7 +25610,6 @@
         <w:spacing w:line="360" w:lineRule="auto"/>
       </w:pPr>
       <w:bookmarkStart w:id="106" w:name="_Toc227543977"/>
-      <w:bookmarkEnd w:id="105"/>
       <w:r>
         <w:rPr>
           <w:rFonts w:ascii="Times New Roman" w:hAnsi="Times New Roman"/>
@@ -25817,7 +26014,7 @@
         <w:noProof/>
         <w:sz w:val="20"/>
       </w:rPr>
-      <w:t>36</w:t>
+      <w:t>34</w:t>
     </w:r>
     <w:r>
       <w:rPr>
@@ -37862,7 +38059,7 @@
 </file>
 
 <file path=customXml/itemProps1.xml><?xml version="1.0" encoding="utf-8"?>
-<ds:datastoreItem xmlns:ds="http://schemas.openxmlformats.org/officeDocument/2006/customXml" ds:itemID="{A851661E-DE3A-4367-8413-C778CB7102C6}">
+<ds:datastoreItem xmlns:ds="http://schemas.openxmlformats.org/officeDocument/2006/customXml" ds:itemID="{B30B1AF5-1ADE-48ED-8DA1-AA058BB31699}">
   <ds:schemaRefs>
     <ds:schemaRef ds:uri="http://schemas.openxmlformats.org/officeDocument/2006/bibliography"/>
   </ds:schemaRefs>

--- a/Riphah_Konnect_FYP_Doc.docx
+++ b/Riphah_Konnect_FYP_Doc.docx
@@ -827,7 +827,7 @@
                 </mc:Choice>
                 <mc:Fallback>
                   <w:pict>
-                    <v:line w14:anchorId="2EB04C9B" id="Straight Connector 7" o:spid="_x0000_s1026" style="position:absolute;z-index:251659264;visibility:visible;mso-wrap-style:square;mso-width-percent:0;mso-height-percent:0;mso-wrap-distance-left:9pt;mso-wrap-distance-top:0;mso-wrap-distance-right:9pt;mso-wrap-distance-bottom:0;mso-position-horizontal:absolute;mso-position-horizontal-relative:text;mso-position-vertical:absolute;mso-position-vertical-relative:text;mso-width-percent:0;mso-height-percent:0;mso-width-relative:page;mso-height-relative:page" from=".3pt,8.95pt" to="189.3pt,8.95pt" o:gfxdata="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"/>
+                    <v:line w14:anchorId="4619B5B3" id="Straight Connector 7" o:spid="_x0000_s1026" style="position:absolute;z-index:251659264;visibility:visible;mso-wrap-style:square;mso-width-percent:0;mso-height-percent:0;mso-wrap-distance-left:9pt;mso-wrap-distance-top:0;mso-wrap-distance-right:9pt;mso-wrap-distance-bottom:0;mso-position-horizontal:absolute;mso-position-horizontal-relative:text;mso-position-vertical:absolute;mso-position-vertical-relative:text;mso-width-percent:0;mso-height-percent:0;mso-width-relative:page;mso-height-relative:page" from=".3pt,8.95pt" to="189.3pt,8.95pt" o:gfxdata="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"/>
                   </w:pict>
                 </mc:Fallback>
               </mc:AlternateContent>
@@ -1049,7 +1049,7 @@
                 </mc:Choice>
                 <mc:Fallback>
                   <w:pict>
-                    <v:line w14:anchorId="73EF6696" id="Straight Connector 6" o:spid="_x0000_s1026" style="position:absolute;z-index:251660288;visibility:visible;mso-wrap-style:square;mso-width-percent:0;mso-height-percent:0;mso-wrap-distance-left:9pt;mso-wrap-distance-top:0;mso-wrap-distance-right:9pt;mso-wrap-distance-bottom:0;mso-position-horizontal:absolute;mso-position-horizontal-relative:text;mso-position-vertical:absolute;mso-position-vertical-relative:text;mso-width-percent:0;mso-height-percent:0;mso-width-relative:page;mso-height-relative:page" from=".4pt,5.3pt" to="189.4pt,5.3pt" o:gfxdata="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"/>
+                    <v:line w14:anchorId="43EC2B47" id="Straight Connector 6" o:spid="_x0000_s1026" style="position:absolute;z-index:251660288;visibility:visible;mso-wrap-style:square;mso-width-percent:0;mso-height-percent:0;mso-wrap-distance-left:9pt;mso-wrap-distance-top:0;mso-wrap-distance-right:9pt;mso-wrap-distance-bottom:0;mso-position-horizontal:absolute;mso-position-horizontal-relative:text;mso-position-vertical:absolute;mso-position-vertical-relative:text;mso-width-percent:0;mso-height-percent:0;mso-width-relative:page;mso-height-relative:page" from=".4pt,5.3pt" to="189.4pt,5.3pt" o:gfxdata="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"/>
                   </w:pict>
                 </mc:Fallback>
               </mc:AlternateContent>
@@ -23914,7 +23914,17 @@
           <w:color w:val="000000"/>
           <w:sz w:val="24"/>
         </w:rPr>
-        <w:t>7. Context API</w:t>
+        <w:t>7. Con</w:t>
+      </w:r>
+      <w:bookmarkStart w:id="88" w:name="_GoBack"/>
+      <w:bookmarkEnd w:id="88"/>
+      <w:r>
+        <w:rPr>
+          <w:rFonts w:ascii="Times New Roman" w:hAnsi="Times New Roman"/>
+          <w:color w:val="000000"/>
+          <w:sz w:val="24"/>
+        </w:rPr>
+        <w:t>text API</w:t>
       </w:r>
     </w:p>
     <w:p>
@@ -23922,14 +23932,14 @@
         <w:pStyle w:val="Heading3"/>
         <w:spacing w:line="360" w:lineRule="auto"/>
       </w:pPr>
-      <w:bookmarkStart w:id="88" w:name="_Toc227543961"/>
+      <w:bookmarkStart w:id="89" w:name="_Toc227543961"/>
       <w:r>
         <w:rPr>
           <w:rFonts w:ascii="Times New Roman" w:hAnsi="Times New Roman"/>
         </w:rPr>
         <w:t>5.1.2  Backend</w:t>
       </w:r>
-      <w:bookmarkEnd w:id="88"/>
+      <w:bookmarkEnd w:id="89"/>
     </w:p>
     <w:p>
       <w:pPr>
@@ -24088,14 +24098,14 @@
         <w:pStyle w:val="Heading3"/>
         <w:spacing w:line="360" w:lineRule="auto"/>
       </w:pPr>
-      <w:bookmarkStart w:id="89" w:name="_Toc227543962"/>
+      <w:bookmarkStart w:id="90" w:name="_Toc227543962"/>
       <w:r>
         <w:rPr>
           <w:rFonts w:ascii="Times New Roman" w:hAnsi="Times New Roman"/>
         </w:rPr>
         <w:t>5.1.3  Database</w:t>
       </w:r>
-      <w:bookmarkEnd w:id="89"/>
+      <w:bookmarkEnd w:id="90"/>
     </w:p>
     <w:p>
       <w:pPr>
@@ -24103,11 +24113,15 @@
         <w:spacing w:before="80" w:after="100" w:line="360" w:lineRule="auto"/>
         <w:ind w:left="432"/>
         <w:jc w:val="both"/>
+        <w:rPr>
+          <w:sz w:val="24"/>
+        </w:rPr>
       </w:pPr>
       <w:r>
         <w:rPr>
           <w:rFonts w:ascii="Times New Roman" w:hAnsi="Times New Roman"/>
           <w:color w:val="000000"/>
+          <w:sz w:val="24"/>
         </w:rPr>
         <w:t>1. PostgreSQL</w:t>
       </w:r>
@@ -24118,13 +24132,17 @@
         <w:spacing w:before="80" w:after="100" w:line="360" w:lineRule="auto"/>
         <w:ind w:left="432"/>
         <w:jc w:val="both"/>
+        <w:rPr>
+          <w:sz w:val="24"/>
+        </w:rPr>
       </w:pPr>
       <w:r>
         <w:rPr>
           <w:rFonts w:ascii="Times New Roman" w:hAnsi="Times New Roman"/>
           <w:color w:val="000000"/>
-        </w:rPr>
-        <w:t xml:space="preserve">2. Supabase: </w:t>
+          <w:sz w:val="24"/>
+        </w:rPr>
+        <w:t>2. Supabase</w:t>
       </w:r>
     </w:p>
     <w:p>
@@ -24132,14 +24150,14 @@
         <w:pStyle w:val="Heading3"/>
         <w:spacing w:line="360" w:lineRule="auto"/>
       </w:pPr>
-      <w:bookmarkStart w:id="90" w:name="_Toc227543963"/>
+      <w:bookmarkStart w:id="91" w:name="_Toc227543963"/>
       <w:r>
         <w:rPr>
           <w:rFonts w:ascii="Times New Roman" w:hAnsi="Times New Roman"/>
         </w:rPr>
         <w:t>5.1.4  Tools</w:t>
       </w:r>
-      <w:bookmarkEnd w:id="90"/>
+      <w:bookmarkEnd w:id="91"/>
     </w:p>
     <w:p>
       <w:pPr>
@@ -24147,11 +24165,15 @@
         <w:spacing w:before="80" w:after="100" w:line="360" w:lineRule="auto"/>
         <w:ind w:left="432"/>
         <w:jc w:val="both"/>
+        <w:rPr>
+          <w:sz w:val="24"/>
+        </w:rPr>
       </w:pPr>
       <w:r>
         <w:rPr>
           <w:rFonts w:ascii="Times New Roman" w:hAnsi="Times New Roman"/>
           <w:color w:val="000000"/>
+          <w:sz w:val="24"/>
         </w:rPr>
         <w:t>1. Visual Studio Code (VS Code)</w:t>
       </w:r>
@@ -24162,11 +24184,15 @@
         <w:spacing w:before="80" w:after="100" w:line="360" w:lineRule="auto"/>
         <w:ind w:left="432"/>
         <w:jc w:val="both"/>
+        <w:rPr>
+          <w:sz w:val="24"/>
+        </w:rPr>
       </w:pPr>
       <w:r>
         <w:rPr>
           <w:rFonts w:ascii="Times New Roman" w:hAnsi="Times New Roman"/>
           <w:color w:val="000000"/>
+          <w:sz w:val="24"/>
         </w:rPr>
         <w:t>2. Enterprise Architect</w:t>
       </w:r>
@@ -24177,12 +24203,17 @@
         <w:spacing w:before="80" w:after="100" w:line="360" w:lineRule="auto"/>
         <w:ind w:left="432"/>
         <w:jc w:val="both"/>
+        <w:rPr>
+          <w:sz w:val="24"/>
+        </w:rPr>
       </w:pPr>
       <w:r>
         <w:rPr>
           <w:rFonts w:ascii="Times New Roman" w:hAnsi="Times New Roman"/>
           <w:color w:val="000000"/>
-        </w:rPr>
+          <w:sz w:val="24"/>
+        </w:rPr>
+        <w:lastRenderedPageBreak/>
         <w:t>3. Git and GitHub</w:t>
       </w:r>
     </w:p>
@@ -24192,13 +24223,16 @@
         <w:spacing w:before="80" w:after="100" w:line="360" w:lineRule="auto"/>
         <w:ind w:left="432"/>
         <w:jc w:val="both"/>
+        <w:rPr>
+          <w:sz w:val="24"/>
+        </w:rPr>
       </w:pPr>
       <w:r>
         <w:rPr>
           <w:rFonts w:ascii="Times New Roman" w:hAnsi="Times New Roman"/>
           <w:color w:val="000000"/>
-        </w:rPr>
-        <w:lastRenderedPageBreak/>
+          <w:sz w:val="24"/>
+        </w:rPr>
         <w:t>4. Postman</w:t>
       </w:r>
     </w:p>
@@ -24208,11 +24242,15 @@
         <w:spacing w:before="80" w:after="100" w:line="360" w:lineRule="auto"/>
         <w:ind w:left="432"/>
         <w:jc w:val="both"/>
+        <w:rPr>
+          <w:sz w:val="24"/>
+        </w:rPr>
       </w:pPr>
       <w:r>
         <w:rPr>
           <w:rFonts w:ascii="Times New Roman" w:hAnsi="Times New Roman"/>
           <w:color w:val="000000"/>
+          <w:sz w:val="24"/>
         </w:rPr>
         <w:t>5. Figma</w:t>
       </w:r>
@@ -24222,38 +24260,42 @@
         <w:pStyle w:val="Heading2"/>
         <w:spacing w:line="360" w:lineRule="auto"/>
       </w:pPr>
-      <w:bookmarkStart w:id="91" w:name="_Toc227543964"/>
+      <w:bookmarkStart w:id="92" w:name="_Toc227543964"/>
       <w:r>
         <w:rPr>
           <w:rFonts w:ascii="Times New Roman" w:hAnsi="Times New Roman"/>
         </w:rPr>
         <w:t>5.2  Best Practices and Coding Standards</w:t>
       </w:r>
-      <w:bookmarkEnd w:id="91"/>
+      <w:bookmarkEnd w:id="92"/>
     </w:p>
     <w:p>
       <w:pPr>
         <w:pStyle w:val="Heading3"/>
         <w:spacing w:line="360" w:lineRule="auto"/>
       </w:pPr>
-      <w:bookmarkStart w:id="92" w:name="_Toc227543965"/>
+      <w:bookmarkStart w:id="93" w:name="_Toc227543965"/>
       <w:r>
         <w:rPr>
           <w:rFonts w:ascii="Times New Roman" w:hAnsi="Times New Roman"/>
         </w:rPr>
         <w:t>5.2.1  Naming Conventions</w:t>
       </w:r>
-      <w:bookmarkEnd w:id="92"/>
+      <w:bookmarkEnd w:id="93"/>
     </w:p>
     <w:p>
       <w:pPr>
         <w:spacing w:before="160" w:after="120" w:line="360" w:lineRule="auto"/>
         <w:jc w:val="both"/>
+        <w:rPr>
+          <w:sz w:val="24"/>
+        </w:rPr>
       </w:pPr>
       <w:r>
         <w:rPr>
           <w:rFonts w:ascii="Times New Roman" w:hAnsi="Times New Roman"/>
           <w:color w:val="000000"/>
+          <w:sz w:val="24"/>
         </w:rPr>
         <w:t>All JavaScript variable and function names use camelCase (for example: getUserById, createPost, isLoading). React component names use PascalCase (for example: FeedPage, StudyGroupCard, AuthContext). Database model names in Prisma use PascalCase as required by the ORM. API route files are named in lowercase with hyphens (auth.routes.js, posts.routes.js).</w:t>
       </w:r>
@@ -24263,24 +24305,28 @@
         <w:pStyle w:val="Heading3"/>
         <w:spacing w:line="360" w:lineRule="auto"/>
       </w:pPr>
-      <w:bookmarkStart w:id="93" w:name="_Toc227543966"/>
+      <w:bookmarkStart w:id="94" w:name="_Toc227543966"/>
       <w:r>
         <w:rPr>
           <w:rFonts w:ascii="Times New Roman" w:hAnsi="Times New Roman"/>
         </w:rPr>
         <w:t>5.2.2  Project Structure</w:t>
       </w:r>
-      <w:bookmarkEnd w:id="93"/>
+      <w:bookmarkEnd w:id="94"/>
     </w:p>
     <w:p>
       <w:pPr>
         <w:spacing w:before="160" w:after="120" w:line="360" w:lineRule="auto"/>
         <w:jc w:val="both"/>
+        <w:rPr>
+          <w:sz w:val="24"/>
+        </w:rPr>
       </w:pPr>
       <w:r>
         <w:rPr>
           <w:rFonts w:ascii="Times New Roman" w:hAnsi="Times New Roman"/>
           <w:color w:val="000000"/>
+          <w:sz w:val="24"/>
         </w:rPr>
         <w:t>The backend follows a controller-routes-middleware pattern. Each module has a separate routes file that maps HTTP methods and URLs to controller functions. Controllers contain the business logic. A separate middleware file handles JWT authentication and is applied to all protected routes. The frontend is organized by feature, with each page in its own folder under src/pages/ and shared components in src/components/.</w:t>
       </w:r>
@@ -24290,24 +24336,28 @@
         <w:pStyle w:val="Heading3"/>
         <w:spacing w:line="360" w:lineRule="auto"/>
       </w:pPr>
-      <w:bookmarkStart w:id="94" w:name="_Toc227543967"/>
+      <w:bookmarkStart w:id="95" w:name="_Toc227543967"/>
       <w:r>
         <w:rPr>
           <w:rFonts w:ascii="Times New Roman" w:hAnsi="Times New Roman"/>
         </w:rPr>
         <w:t>5.2.3  Environment Variables</w:t>
       </w:r>
-      <w:bookmarkEnd w:id="94"/>
+      <w:bookmarkEnd w:id="95"/>
     </w:p>
     <w:p>
       <w:pPr>
         <w:spacing w:before="160" w:after="120" w:line="360" w:lineRule="auto"/>
         <w:jc w:val="both"/>
+        <w:rPr>
+          <w:sz w:val="24"/>
+        </w:rPr>
       </w:pPr>
       <w:r>
         <w:rPr>
           <w:rFonts w:ascii="Times New Roman" w:hAnsi="Times New Roman"/>
           <w:color w:val="000000"/>
+          <w:sz w:val="24"/>
         </w:rPr>
         <w:t>All sensitive configuration, including the database connection string, JWT secret key, and email credentials, is stored in a .env file and never committed to the GitHub repository. The .env file is listed in .gitignore. The application reads these values at runtime using the dotenv package.</w:t>
       </w:r>
@@ -24317,24 +24367,28 @@
         <w:pStyle w:val="Heading3"/>
         <w:spacing w:line="360" w:lineRule="auto"/>
       </w:pPr>
-      <w:bookmarkStart w:id="95" w:name="_Toc227543968"/>
+      <w:bookmarkStart w:id="96" w:name="_Toc227543968"/>
       <w:r>
         <w:rPr>
           <w:rFonts w:ascii="Times New Roman" w:hAnsi="Times New Roman"/>
         </w:rPr>
         <w:t>5.2.4  Error Handling</w:t>
       </w:r>
-      <w:bookmarkEnd w:id="95"/>
+      <w:bookmarkEnd w:id="96"/>
     </w:p>
     <w:p>
       <w:pPr>
         <w:spacing w:before="160" w:after="120" w:line="360" w:lineRule="auto"/>
         <w:jc w:val="both"/>
+        <w:rPr>
+          <w:sz w:val="24"/>
+        </w:rPr>
       </w:pPr>
       <w:r>
         <w:rPr>
           <w:rFonts w:ascii="Times New Roman" w:hAnsi="Times New Roman"/>
           <w:color w:val="000000"/>
+          <w:sz w:val="24"/>
         </w:rPr>
         <w:t>All API endpoints wrap their database calls in try-catch blocks. When an error occurs, the server returns the correct HTTP status code along with a plain-language error message. For example, a wrong password returns a 401 with the message 'Invalid email or password'. A missing required field returns a 400 with a message identifying which field is missing. A request to modify someone else's data returns 403 Forbidden.</w:t>
       </w:r>
@@ -24344,6 +24398,7 @@
         <w:spacing w:after="0" w:line="360" w:lineRule="auto"/>
       </w:pPr>
       <w:r>
+        <w:lastRenderedPageBreak/>
         <w:br w:type="page"/>
       </w:r>
     </w:p>
@@ -24352,7 +24407,7 @@
         <w:pStyle w:val="Heading1"/>
         <w:spacing w:line="360" w:lineRule="auto"/>
       </w:pPr>
-      <w:bookmarkStart w:id="96" w:name="_Toc227543969"/>
+      <w:bookmarkStart w:id="97" w:name="_Toc227543969"/>
       <w:r>
         <w:rPr>
           <w:rFonts w:ascii="Times New Roman" w:hAnsi="Times New Roman"/>
@@ -24360,7 +24415,7 @@
         <w:lastRenderedPageBreak/>
         <w:t>Chapter 6: Testing and Results</w:t>
       </w:r>
-      <w:bookmarkEnd w:id="96"/>
+      <w:bookmarkEnd w:id="97"/>
     </w:p>
     <w:p>
       <w:pPr>
@@ -24372,14 +24427,14 @@
         <w:pStyle w:val="Heading2"/>
         <w:spacing w:line="360" w:lineRule="auto"/>
       </w:pPr>
-      <w:bookmarkStart w:id="97" w:name="_Toc227543970"/>
+      <w:bookmarkStart w:id="98" w:name="_Toc227543970"/>
       <w:r>
         <w:rPr>
           <w:rFonts w:ascii="Times New Roman" w:hAnsi="Times New Roman"/>
         </w:rPr>
         <w:t>6.1  Introduction</w:t>
       </w:r>
-      <w:bookmarkEnd w:id="97"/>
+      <w:bookmarkEnd w:id="98"/>
     </w:p>
     <w:p>
       <w:pPr>
@@ -24389,7 +24444,6 @@
           <w:sz w:val="24"/>
         </w:rPr>
       </w:pPr>
-      <w:bookmarkStart w:id="98" w:name="_GoBack"/>
       <w:r>
         <w:rPr>
           <w:rFonts w:ascii="Times New Roman" w:hAnsi="Times New Roman"/>
@@ -24405,7 +24459,6 @@
         <w:spacing w:line="360" w:lineRule="auto"/>
       </w:pPr>
       <w:bookmarkStart w:id="99" w:name="_Toc227543971"/>
-      <w:bookmarkEnd w:id="98"/>
       <w:r>
         <w:rPr>
           <w:rFonts w:ascii="Times New Roman" w:hAnsi="Times New Roman"/>
@@ -26014,7 +26067,7 @@
         <w:noProof/>
         <w:sz w:val="20"/>
       </w:rPr>
-      <w:t>34</w:t>
+      <w:t>32</w:t>
     </w:r>
     <w:r>
       <w:rPr>
@@ -38059,7 +38112,7 @@
 </file>
 
 <file path=customXml/itemProps1.xml><?xml version="1.0" encoding="utf-8"?>
-<ds:datastoreItem xmlns:ds="http://schemas.openxmlformats.org/officeDocument/2006/customXml" ds:itemID="{B30B1AF5-1ADE-48ED-8DA1-AA058BB31699}">
+<ds:datastoreItem xmlns:ds="http://schemas.openxmlformats.org/officeDocument/2006/customXml" ds:itemID="{2D1693F3-A5DB-45A9-BF62-767DADBF0633}">
   <ds:schemaRefs>
     <ds:schemaRef ds:uri="http://schemas.openxmlformats.org/officeDocument/2006/bibliography"/>
   </ds:schemaRefs>

--- a/Riphah_Konnect_FYP_Doc.docx
+++ b/Riphah_Konnect_FYP_Doc.docx
@@ -827,7 +827,7 @@
                 </mc:Choice>
                 <mc:Fallback>
                   <w:pict>
-                    <v:line w14:anchorId="4619B5B3" id="Straight Connector 7" o:spid="_x0000_s1026" style="position:absolute;z-index:251659264;visibility:visible;mso-wrap-style:square;mso-width-percent:0;mso-height-percent:0;mso-wrap-distance-left:9pt;mso-wrap-distance-top:0;mso-wrap-distance-right:9pt;mso-wrap-distance-bottom:0;mso-position-horizontal:absolute;mso-position-horizontal-relative:text;mso-position-vertical:absolute;mso-position-vertical-relative:text;mso-width-percent:0;mso-height-percent:0;mso-width-relative:page;mso-height-relative:page" from=".3pt,8.95pt" to="189.3pt,8.95pt" o:gfxdata="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"/>
+                    <v:line w14:anchorId="4F8D1FAD" id="Straight Connector 7" o:spid="_x0000_s1026" style="position:absolute;z-index:251659264;visibility:visible;mso-wrap-style:square;mso-width-percent:0;mso-height-percent:0;mso-wrap-distance-left:9pt;mso-wrap-distance-top:0;mso-wrap-distance-right:9pt;mso-wrap-distance-bottom:0;mso-position-horizontal:absolute;mso-position-horizontal-relative:text;mso-position-vertical:absolute;mso-position-vertical-relative:text;mso-width-percent:0;mso-height-percent:0;mso-width-relative:page;mso-height-relative:page" from=".3pt,8.95pt" to="189.3pt,8.95pt" o:gfxdata="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"/>
                   </w:pict>
                 </mc:Fallback>
               </mc:AlternateContent>
@@ -1049,7 +1049,7 @@
                 </mc:Choice>
                 <mc:Fallback>
                   <w:pict>
-                    <v:line w14:anchorId="43EC2B47" id="Straight Connector 6" o:spid="_x0000_s1026" style="position:absolute;z-index:251660288;visibility:visible;mso-wrap-style:square;mso-width-percent:0;mso-height-percent:0;mso-wrap-distance-left:9pt;mso-wrap-distance-top:0;mso-wrap-distance-right:9pt;mso-wrap-distance-bottom:0;mso-position-horizontal:absolute;mso-position-horizontal-relative:text;mso-position-vertical:absolute;mso-position-vertical-relative:text;mso-width-percent:0;mso-height-percent:0;mso-width-relative:page;mso-height-relative:page" from=".4pt,5.3pt" to="189.4pt,5.3pt" o:gfxdata="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"/>
+                    <v:line w14:anchorId="3702FA4F" id="Straight Connector 6" o:spid="_x0000_s1026" style="position:absolute;z-index:251660288;visibility:visible;mso-wrap-style:square;mso-width-percent:0;mso-height-percent:0;mso-wrap-distance-left:9pt;mso-wrap-distance-top:0;mso-wrap-distance-right:9pt;mso-wrap-distance-bottom:0;mso-position-horizontal:absolute;mso-position-horizontal-relative:text;mso-position-vertical:absolute;mso-position-vertical-relative:text;mso-width-percent:0;mso-height-percent:0;mso-width-relative:page;mso-height-relative:page" from=".4pt,5.3pt" to="189.4pt,5.3pt" o:gfxdata="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"/>
                   </w:pict>
                 </mc:Fallback>
               </mc:AlternateContent>
@@ -22119,8 +22119,8 @@
         <w:tblLook w:val="04A0" w:firstRow="1" w:lastRow="0" w:firstColumn="1" w:lastColumn="0" w:noHBand="0" w:noVBand="1"/>
       </w:tblPr>
       <w:tblGrid>
-        <w:gridCol w:w="2231"/>
-        <w:gridCol w:w="6399"/>
+        <w:gridCol w:w="2236"/>
+        <w:gridCol w:w="6394"/>
       </w:tblGrid>
       <w:tr>
         <w:trPr>
@@ -22135,12 +22135,19 @@
             <w:pPr>
               <w:spacing w:line="360" w:lineRule="auto"/>
               <w:jc w:val="center"/>
-            </w:pPr>
+              <w:rPr>
+                <w:sz w:val="24"/>
+                <w:szCs w:val="24"/>
+              </w:rPr>
+            </w:pPr>
+            <w:bookmarkStart w:id="82" w:name="_GoBack" w:colFirst="2" w:colLast="2"/>
             <w:r>
               <w:rPr>
                 <w:rFonts w:ascii="Times New Roman" w:hAnsi="Times New Roman"/>
                 <w:b/>
                 <w:color w:val="000000"/>
+                <w:sz w:val="24"/>
+                <w:szCs w:val="24"/>
               </w:rPr>
               <w:t>Attribute</w:t>
             </w:r>
@@ -22155,12 +22162,18 @@
             <w:pPr>
               <w:spacing w:line="360" w:lineRule="auto"/>
               <w:jc w:val="center"/>
+              <w:rPr>
+                <w:sz w:val="24"/>
+                <w:szCs w:val="24"/>
+              </w:rPr>
             </w:pPr>
             <w:r>
               <w:rPr>
                 <w:rFonts w:ascii="Times New Roman" w:hAnsi="Times New Roman"/>
                 <w:b/>
                 <w:color w:val="000000"/>
+                <w:sz w:val="24"/>
+                <w:szCs w:val="24"/>
               </w:rPr>
               <w:t>Detail</w:t>
             </w:r>
@@ -22178,11 +22191,17 @@
           <w:p>
             <w:pPr>
               <w:spacing w:line="360" w:lineRule="auto"/>
-            </w:pPr>
-            <w:r>
-              <w:rPr>
-                <w:rFonts w:ascii="Times New Roman" w:hAnsi="Times New Roman"/>
-                <w:color w:val="000000"/>
+              <w:rPr>
+                <w:sz w:val="24"/>
+                <w:szCs w:val="24"/>
+              </w:rPr>
+            </w:pPr>
+            <w:r>
+              <w:rPr>
+                <w:rFonts w:ascii="Times New Roman" w:hAnsi="Times New Roman"/>
+                <w:color w:val="000000"/>
+                <w:sz w:val="24"/>
+                <w:szCs w:val="24"/>
               </w:rPr>
               <w:t>Use Case Name</w:t>
             </w:r>
@@ -22195,11 +22214,17 @@
           <w:p>
             <w:pPr>
               <w:spacing w:line="360" w:lineRule="auto"/>
-            </w:pPr>
-            <w:r>
-              <w:rPr>
-                <w:rFonts w:ascii="Times New Roman" w:hAnsi="Times New Roman"/>
-                <w:color w:val="000000"/>
+              <w:rPr>
+                <w:sz w:val="24"/>
+                <w:szCs w:val="24"/>
+              </w:rPr>
+            </w:pPr>
+            <w:r>
+              <w:rPr>
+                <w:rFonts w:ascii="Times New Roman" w:hAnsi="Times New Roman"/>
+                <w:color w:val="000000"/>
+                <w:sz w:val="24"/>
+                <w:szCs w:val="24"/>
               </w:rPr>
               <w:t>Create Semester Group</w:t>
             </w:r>
@@ -22217,11 +22242,17 @@
           <w:p>
             <w:pPr>
               <w:spacing w:line="360" w:lineRule="auto"/>
-            </w:pPr>
-            <w:r>
-              <w:rPr>
-                <w:rFonts w:ascii="Times New Roman" w:hAnsi="Times New Roman"/>
-                <w:color w:val="000000"/>
+              <w:rPr>
+                <w:sz w:val="24"/>
+                <w:szCs w:val="24"/>
+              </w:rPr>
+            </w:pPr>
+            <w:r>
+              <w:rPr>
+                <w:rFonts w:ascii="Times New Roman" w:hAnsi="Times New Roman"/>
+                <w:color w:val="000000"/>
+                <w:sz w:val="24"/>
+                <w:szCs w:val="24"/>
               </w:rPr>
               <w:t>Actor</w:t>
             </w:r>
@@ -22234,11 +22265,17 @@
           <w:p>
             <w:pPr>
               <w:spacing w:line="360" w:lineRule="auto"/>
-            </w:pPr>
-            <w:r>
-              <w:rPr>
-                <w:rFonts w:ascii="Times New Roman" w:hAnsi="Times New Roman"/>
-                <w:color w:val="000000"/>
+              <w:rPr>
+                <w:sz w:val="24"/>
+                <w:szCs w:val="24"/>
+              </w:rPr>
+            </w:pPr>
+            <w:r>
+              <w:rPr>
+                <w:rFonts w:ascii="Times New Roman" w:hAnsi="Times New Roman"/>
+                <w:color w:val="000000"/>
+                <w:sz w:val="24"/>
+                <w:szCs w:val="24"/>
               </w:rPr>
               <w:t>Coordination Office</w:t>
             </w:r>
@@ -22256,11 +22293,17 @@
           <w:p>
             <w:pPr>
               <w:spacing w:line="360" w:lineRule="auto"/>
-            </w:pPr>
-            <w:r>
-              <w:rPr>
-                <w:rFonts w:ascii="Times New Roman" w:hAnsi="Times New Roman"/>
-                <w:color w:val="000000"/>
+              <w:rPr>
+                <w:sz w:val="24"/>
+                <w:szCs w:val="24"/>
+              </w:rPr>
+            </w:pPr>
+            <w:r>
+              <w:rPr>
+                <w:rFonts w:ascii="Times New Roman" w:hAnsi="Times New Roman"/>
+                <w:color w:val="000000"/>
+                <w:sz w:val="24"/>
+                <w:szCs w:val="24"/>
               </w:rPr>
               <w:t>Description</w:t>
             </w:r>
@@ -22273,11 +22316,17 @@
           <w:p>
             <w:pPr>
               <w:spacing w:line="360" w:lineRule="auto"/>
-            </w:pPr>
-            <w:r>
-              <w:rPr>
-                <w:rFonts w:ascii="Times New Roman" w:hAnsi="Times New Roman"/>
-                <w:color w:val="000000"/>
+              <w:rPr>
+                <w:sz w:val="24"/>
+                <w:szCs w:val="24"/>
+              </w:rPr>
+            </w:pPr>
+            <w:r>
+              <w:rPr>
+                <w:rFonts w:ascii="Times New Roman" w:hAnsi="Times New Roman"/>
+                <w:color w:val="000000"/>
+                <w:sz w:val="24"/>
+                <w:szCs w:val="24"/>
               </w:rPr>
               <w:t>The Coordination Office creates a semester group for a specific department and semester.</w:t>
             </w:r>
@@ -22295,11 +22344,17 @@
           <w:p>
             <w:pPr>
               <w:spacing w:line="360" w:lineRule="auto"/>
-            </w:pPr>
-            <w:r>
-              <w:rPr>
-                <w:rFonts w:ascii="Times New Roman" w:hAnsi="Times New Roman"/>
-                <w:color w:val="000000"/>
+              <w:rPr>
+                <w:sz w:val="24"/>
+                <w:szCs w:val="24"/>
+              </w:rPr>
+            </w:pPr>
+            <w:r>
+              <w:rPr>
+                <w:rFonts w:ascii="Times New Roman" w:hAnsi="Times New Roman"/>
+                <w:color w:val="000000"/>
+                <w:sz w:val="24"/>
+                <w:szCs w:val="24"/>
               </w:rPr>
               <w:t>Pre-conditions</w:t>
             </w:r>
@@ -22312,11 +22367,17 @@
           <w:p>
             <w:pPr>
               <w:spacing w:line="360" w:lineRule="auto"/>
-            </w:pPr>
-            <w:r>
-              <w:rPr>
-                <w:rFonts w:ascii="Times New Roman" w:hAnsi="Times New Roman"/>
-                <w:color w:val="000000"/>
+              <w:rPr>
+                <w:sz w:val="24"/>
+                <w:szCs w:val="24"/>
+              </w:rPr>
+            </w:pPr>
+            <w:r>
+              <w:rPr>
+                <w:rFonts w:ascii="Times New Roman" w:hAnsi="Times New Roman"/>
+                <w:color w:val="000000"/>
+                <w:sz w:val="24"/>
+                <w:szCs w:val="24"/>
               </w:rPr>
               <w:t>The user is logged in as Coordination Office.</w:t>
             </w:r>
@@ -22334,11 +22395,17 @@
           <w:p>
             <w:pPr>
               <w:spacing w:line="360" w:lineRule="auto"/>
-            </w:pPr>
-            <w:r>
-              <w:rPr>
-                <w:rFonts w:ascii="Times New Roman" w:hAnsi="Times New Roman"/>
-                <w:color w:val="000000"/>
+              <w:rPr>
+                <w:sz w:val="24"/>
+                <w:szCs w:val="24"/>
+              </w:rPr>
+            </w:pPr>
+            <w:r>
+              <w:rPr>
+                <w:rFonts w:ascii="Times New Roman" w:hAnsi="Times New Roman"/>
+                <w:color w:val="000000"/>
+                <w:sz w:val="24"/>
+                <w:szCs w:val="24"/>
               </w:rPr>
               <w:t>Post-conditions</w:t>
             </w:r>
@@ -22351,11 +22418,17 @@
           <w:p>
             <w:pPr>
               <w:spacing w:line="360" w:lineRule="auto"/>
-            </w:pPr>
-            <w:r>
-              <w:rPr>
-                <w:rFonts w:ascii="Times New Roman" w:hAnsi="Times New Roman"/>
-                <w:color w:val="000000"/>
+              <w:rPr>
+                <w:sz w:val="24"/>
+                <w:szCs w:val="24"/>
+              </w:rPr>
+            </w:pPr>
+            <w:r>
+              <w:rPr>
+                <w:rFonts w:ascii="Times New Roman" w:hAnsi="Times New Roman"/>
+                <w:color w:val="000000"/>
+                <w:sz w:val="24"/>
+                <w:szCs w:val="24"/>
               </w:rPr>
               <w:t>The semester group is created and visible to students and teachers who can join it.</w:t>
             </w:r>
@@ -22373,11 +22446,17 @@
           <w:p>
             <w:pPr>
               <w:spacing w:line="360" w:lineRule="auto"/>
-            </w:pPr>
-            <w:r>
-              <w:rPr>
-                <w:rFonts w:ascii="Times New Roman" w:hAnsi="Times New Roman"/>
-                <w:color w:val="000000"/>
+              <w:rPr>
+                <w:sz w:val="24"/>
+                <w:szCs w:val="24"/>
+              </w:rPr>
+            </w:pPr>
+            <w:r>
+              <w:rPr>
+                <w:rFonts w:ascii="Times New Roman" w:hAnsi="Times New Roman"/>
+                <w:color w:val="000000"/>
+                <w:sz w:val="24"/>
+                <w:szCs w:val="24"/>
               </w:rPr>
               <w:t>Main Flow</w:t>
             </w:r>
@@ -22390,11 +22469,17 @@
           <w:p>
             <w:pPr>
               <w:spacing w:line="360" w:lineRule="auto"/>
-            </w:pPr>
-            <w:r>
-              <w:rPr>
-                <w:rFonts w:ascii="Times New Roman" w:hAnsi="Times New Roman"/>
-                <w:color w:val="000000"/>
+              <w:rPr>
+                <w:sz w:val="24"/>
+                <w:szCs w:val="24"/>
+              </w:rPr>
+            </w:pPr>
+            <w:r>
+              <w:rPr>
+                <w:rFonts w:ascii="Times New Roman" w:hAnsi="Times New Roman"/>
+                <w:color w:val="000000"/>
+                <w:sz w:val="24"/>
+                <w:szCs w:val="24"/>
               </w:rPr>
               <w:t>1. User goes to the Semester Groups page.</w:t>
             </w:r>
@@ -22402,6 +22487,8 @@
               <w:rPr>
                 <w:rFonts w:ascii="Times New Roman" w:hAnsi="Times New Roman"/>
                 <w:color w:val="000000"/>
+                <w:sz w:val="24"/>
+                <w:szCs w:val="24"/>
               </w:rPr>
               <w:br/>
               <w:t>2. User clicks Create Group.</w:t>
@@ -22410,6 +22497,8 @@
               <w:rPr>
                 <w:rFonts w:ascii="Times New Roman" w:hAnsi="Times New Roman"/>
                 <w:color w:val="000000"/>
+                <w:sz w:val="24"/>
+                <w:szCs w:val="24"/>
               </w:rPr>
               <w:br/>
               <w:t>3. User fills in the group name, department, and semester.</w:t>
@@ -22418,29 +22507,37 @@
               <w:rPr>
                 <w:rFonts w:ascii="Times New Roman" w:hAnsi="Times New Roman"/>
                 <w:color w:val="000000"/>
+                <w:sz w:val="24"/>
+                <w:szCs w:val="24"/>
               </w:rPr>
               <w:br/>
+            </w:r>
+            <w:r>
+              <w:rPr>
+                <w:rFonts w:ascii="Times New Roman" w:hAnsi="Times New Roman"/>
+                <w:color w:val="000000"/>
+                <w:sz w:val="24"/>
+                <w:szCs w:val="24"/>
+              </w:rPr>
+              <w:lastRenderedPageBreak/>
               <w:t>4. User clicks Create.</w:t>
             </w:r>
             <w:r>
               <w:rPr>
                 <w:rFonts w:ascii="Times New Roman" w:hAnsi="Times New Roman"/>
                 <w:color w:val="000000"/>
+                <w:sz w:val="24"/>
+                <w:szCs w:val="24"/>
               </w:rPr>
               <w:br/>
-            </w:r>
-            <w:r>
-              <w:rPr>
-                <w:rFonts w:ascii="Times New Roman" w:hAnsi="Times New Roman"/>
-                <w:color w:val="000000"/>
-              </w:rPr>
-              <w:lastRenderedPageBreak/>
               <w:t>5. System saves the group.</w:t>
             </w:r>
             <w:r>
               <w:rPr>
                 <w:rFonts w:ascii="Times New Roman" w:hAnsi="Times New Roman"/>
                 <w:color w:val="000000"/>
+                <w:sz w:val="24"/>
+                <w:szCs w:val="24"/>
               </w:rPr>
               <w:br/>
               <w:t>6. The new group appears in the semester groups list.</w:t>
@@ -22459,11 +22556,17 @@
           <w:p>
             <w:pPr>
               <w:spacing w:line="360" w:lineRule="auto"/>
-            </w:pPr>
-            <w:r>
-              <w:rPr>
-                <w:rFonts w:ascii="Times New Roman" w:hAnsi="Times New Roman"/>
-                <w:color w:val="000000"/>
+              <w:rPr>
+                <w:sz w:val="24"/>
+                <w:szCs w:val="24"/>
+              </w:rPr>
+            </w:pPr>
+            <w:r>
+              <w:rPr>
+                <w:rFonts w:ascii="Times New Roman" w:hAnsi="Times New Roman"/>
+                <w:color w:val="000000"/>
+                <w:sz w:val="24"/>
+                <w:szCs w:val="24"/>
               </w:rPr>
               <w:lastRenderedPageBreak/>
               <w:t>Alternative Flow</w:t>
@@ -22477,37 +22580,64 @@
           <w:p>
             <w:pPr>
               <w:spacing w:line="360" w:lineRule="auto"/>
-            </w:pPr>
-            <w:r>
-              <w:rPr>
-                <w:rFonts w:ascii="Times New Roman" w:hAnsi="Times New Roman"/>
-                <w:color w:val="000000"/>
+              <w:rPr>
+                <w:sz w:val="24"/>
+                <w:szCs w:val="24"/>
+              </w:rPr>
+            </w:pPr>
+            <w:r>
+              <w:rPr>
+                <w:rFonts w:ascii="Times New Roman" w:hAnsi="Times New Roman"/>
+                <w:color w:val="000000"/>
+                <w:sz w:val="24"/>
+                <w:szCs w:val="24"/>
               </w:rPr>
               <w:t>If required fields are missing, the system shows an error and the group is not created.</w:t>
             </w:r>
           </w:p>
         </w:tc>
       </w:tr>
+      <w:bookmarkEnd w:id="82"/>
     </w:tbl>
     <w:p>
       <w:pPr>
         <w:spacing w:after="160" w:line="360" w:lineRule="auto"/>
+        <w:rPr>
+          <w:sz w:val="24"/>
+          <w:szCs w:val="24"/>
+        </w:rPr>
       </w:pPr>
     </w:p>
     <w:p>
       <w:pPr>
         <w:pStyle w:val="TableCaption"/>
         <w:spacing w:before="200" w:after="60" w:line="360" w:lineRule="auto"/>
-      </w:pPr>
-      <w:bookmarkStart w:id="82" w:name="_lt26"/>
-      <w:r>
+        <w:rPr>
+          <w:sz w:val="24"/>
+          <w:szCs w:val="24"/>
+        </w:rPr>
+      </w:pPr>
+      <w:bookmarkStart w:id="83" w:name="_lt26"/>
+      <w:r>
+        <w:rPr>
+          <w:sz w:val="24"/>
+          <w:szCs w:val="24"/>
+        </w:rPr>
         <w:t xml:space="preserve">Table </w:t>
       </w:r>
-      <w:bookmarkEnd w:id="82"/>
-      <w:r>
+      <w:bookmarkEnd w:id="83"/>
+      <w:r>
+        <w:rPr>
+          <w:sz w:val="24"/>
+          <w:szCs w:val="24"/>
+        </w:rPr>
         <w:t>4.6.2.</w:t>
       </w:r>
       <w:r>
+        <w:rPr>
+          <w:sz w:val="24"/>
+          <w:szCs w:val="24"/>
+        </w:rPr>
         <w:t>2</w:t>
       </w:r>
     </w:p>
@@ -22519,8 +22649,8 @@
         <w:tblLook w:val="04A0" w:firstRow="1" w:lastRow="0" w:firstColumn="1" w:lastColumn="0" w:noHBand="0" w:noVBand="1"/>
       </w:tblPr>
       <w:tblGrid>
-        <w:gridCol w:w="2228"/>
-        <w:gridCol w:w="6402"/>
+        <w:gridCol w:w="2232"/>
+        <w:gridCol w:w="6398"/>
       </w:tblGrid>
       <w:tr>
         <w:trPr>
@@ -22535,12 +22665,18 @@
             <w:pPr>
               <w:spacing w:line="360" w:lineRule="auto"/>
               <w:jc w:val="center"/>
+              <w:rPr>
+                <w:sz w:val="24"/>
+                <w:szCs w:val="24"/>
+              </w:rPr>
             </w:pPr>
             <w:r>
               <w:rPr>
                 <w:rFonts w:ascii="Times New Roman" w:hAnsi="Times New Roman"/>
                 <w:b/>
                 <w:color w:val="000000"/>
+                <w:sz w:val="24"/>
+                <w:szCs w:val="24"/>
               </w:rPr>
               <w:t>Attribute</w:t>
             </w:r>
@@ -22555,12 +22691,18 @@
             <w:pPr>
               <w:spacing w:line="360" w:lineRule="auto"/>
               <w:jc w:val="center"/>
+              <w:rPr>
+                <w:sz w:val="24"/>
+                <w:szCs w:val="24"/>
+              </w:rPr>
             </w:pPr>
             <w:r>
               <w:rPr>
                 <w:rFonts w:ascii="Times New Roman" w:hAnsi="Times New Roman"/>
                 <w:b/>
                 <w:color w:val="000000"/>
+                <w:sz w:val="24"/>
+                <w:szCs w:val="24"/>
               </w:rPr>
               <w:t>Detail</w:t>
             </w:r>
@@ -22578,11 +22720,17 @@
           <w:p>
             <w:pPr>
               <w:spacing w:line="360" w:lineRule="auto"/>
-            </w:pPr>
-            <w:r>
-              <w:rPr>
-                <w:rFonts w:ascii="Times New Roman" w:hAnsi="Times New Roman"/>
-                <w:color w:val="000000"/>
+              <w:rPr>
+                <w:sz w:val="24"/>
+                <w:szCs w:val="24"/>
+              </w:rPr>
+            </w:pPr>
+            <w:r>
+              <w:rPr>
+                <w:rFonts w:ascii="Times New Roman" w:hAnsi="Times New Roman"/>
+                <w:color w:val="000000"/>
+                <w:sz w:val="24"/>
+                <w:szCs w:val="24"/>
               </w:rPr>
               <w:t>Use Case Name</w:t>
             </w:r>
@@ -22595,11 +22743,17 @@
           <w:p>
             <w:pPr>
               <w:spacing w:line="360" w:lineRule="auto"/>
-            </w:pPr>
-            <w:r>
-              <w:rPr>
-                <w:rFonts w:ascii="Times New Roman" w:hAnsi="Times New Roman"/>
-                <w:color w:val="000000"/>
+              <w:rPr>
+                <w:sz w:val="24"/>
+                <w:szCs w:val="24"/>
+              </w:rPr>
+            </w:pPr>
+            <w:r>
+              <w:rPr>
+                <w:rFonts w:ascii="Times New Roman" w:hAnsi="Times New Roman"/>
+                <w:color w:val="000000"/>
+                <w:sz w:val="24"/>
+                <w:szCs w:val="24"/>
               </w:rPr>
               <w:t>Post Announcement</w:t>
             </w:r>
@@ -22617,11 +22771,17 @@
           <w:p>
             <w:pPr>
               <w:spacing w:line="360" w:lineRule="auto"/>
-            </w:pPr>
-            <w:r>
-              <w:rPr>
-                <w:rFonts w:ascii="Times New Roman" w:hAnsi="Times New Roman"/>
-                <w:color w:val="000000"/>
+              <w:rPr>
+                <w:sz w:val="24"/>
+                <w:szCs w:val="24"/>
+              </w:rPr>
+            </w:pPr>
+            <w:r>
+              <w:rPr>
+                <w:rFonts w:ascii="Times New Roman" w:hAnsi="Times New Roman"/>
+                <w:color w:val="000000"/>
+                <w:sz w:val="24"/>
+                <w:szCs w:val="24"/>
               </w:rPr>
               <w:t>Actor</w:t>
             </w:r>
@@ -22634,11 +22794,17 @@
           <w:p>
             <w:pPr>
               <w:spacing w:line="360" w:lineRule="auto"/>
-            </w:pPr>
-            <w:r>
-              <w:rPr>
-                <w:rFonts w:ascii="Times New Roman" w:hAnsi="Times New Roman"/>
-                <w:color w:val="000000"/>
+              <w:rPr>
+                <w:sz w:val="24"/>
+                <w:szCs w:val="24"/>
+              </w:rPr>
+            </w:pPr>
+            <w:r>
+              <w:rPr>
+                <w:rFonts w:ascii="Times New Roman" w:hAnsi="Times New Roman"/>
+                <w:color w:val="000000"/>
+                <w:sz w:val="24"/>
+                <w:szCs w:val="24"/>
               </w:rPr>
               <w:t>University Administration / Coordination Office / Teacher</w:t>
             </w:r>
@@ -22656,11 +22822,17 @@
           <w:p>
             <w:pPr>
               <w:spacing w:line="360" w:lineRule="auto"/>
-            </w:pPr>
-            <w:r>
-              <w:rPr>
-                <w:rFonts w:ascii="Times New Roman" w:hAnsi="Times New Roman"/>
-                <w:color w:val="000000"/>
+              <w:rPr>
+                <w:sz w:val="24"/>
+                <w:szCs w:val="24"/>
+              </w:rPr>
+            </w:pPr>
+            <w:r>
+              <w:rPr>
+                <w:rFonts w:ascii="Times New Roman" w:hAnsi="Times New Roman"/>
+                <w:color w:val="000000"/>
+                <w:sz w:val="24"/>
+                <w:szCs w:val="24"/>
               </w:rPr>
               <w:t>Description</w:t>
             </w:r>
@@ -22673,11 +22845,17 @@
           <w:p>
             <w:pPr>
               <w:spacing w:line="360" w:lineRule="auto"/>
-            </w:pPr>
-            <w:r>
-              <w:rPr>
-                <w:rFonts w:ascii="Times New Roman" w:hAnsi="Times New Roman"/>
-                <w:color w:val="000000"/>
+              <w:rPr>
+                <w:sz w:val="24"/>
+                <w:szCs w:val="24"/>
+              </w:rPr>
+            </w:pPr>
+            <w:r>
+              <w:rPr>
+                <w:rFonts w:ascii="Times New Roman" w:hAnsi="Times New Roman"/>
+                <w:color w:val="000000"/>
+                <w:sz w:val="24"/>
+                <w:szCs w:val="24"/>
               </w:rPr>
               <w:t>An authorized user posts an announcement. University Administration and Coordination post official university-wide or department-level notices. Teachers post class-specific announcements for students in their semester group or for all students on the platform. The system delivers the announcement automatically to the selected target.</w:t>
             </w:r>
@@ -22695,11 +22873,17 @@
           <w:p>
             <w:pPr>
               <w:spacing w:line="360" w:lineRule="auto"/>
-            </w:pPr>
-            <w:r>
-              <w:rPr>
-                <w:rFonts w:ascii="Times New Roman" w:hAnsi="Times New Roman"/>
-                <w:color w:val="000000"/>
+              <w:rPr>
+                <w:sz w:val="24"/>
+                <w:szCs w:val="24"/>
+              </w:rPr>
+            </w:pPr>
+            <w:r>
+              <w:rPr>
+                <w:rFonts w:ascii="Times New Roman" w:hAnsi="Times New Roman"/>
+                <w:color w:val="000000"/>
+                <w:sz w:val="24"/>
+                <w:szCs w:val="24"/>
               </w:rPr>
               <w:t>Pre-conditions</w:t>
             </w:r>
@@ -22712,11 +22896,17 @@
           <w:p>
             <w:pPr>
               <w:spacing w:line="360" w:lineRule="auto"/>
-            </w:pPr>
-            <w:r>
-              <w:rPr>
-                <w:rFonts w:ascii="Times New Roman" w:hAnsi="Times New Roman"/>
-                <w:color w:val="000000"/>
+              <w:rPr>
+                <w:sz w:val="24"/>
+                <w:szCs w:val="24"/>
+              </w:rPr>
+            </w:pPr>
+            <w:r>
+              <w:rPr>
+                <w:rFonts w:ascii="Times New Roman" w:hAnsi="Times New Roman"/>
+                <w:color w:val="000000"/>
+                <w:sz w:val="24"/>
+                <w:szCs w:val="24"/>
               </w:rPr>
               <w:t>The user is logged in as University Administration, Coordination Office, or Teacher.</w:t>
             </w:r>
@@ -22734,11 +22924,17 @@
           <w:p>
             <w:pPr>
               <w:spacing w:line="360" w:lineRule="auto"/>
-            </w:pPr>
-            <w:r>
-              <w:rPr>
-                <w:rFonts w:ascii="Times New Roman" w:hAnsi="Times New Roman"/>
-                <w:color w:val="000000"/>
+              <w:rPr>
+                <w:sz w:val="24"/>
+                <w:szCs w:val="24"/>
+              </w:rPr>
+            </w:pPr>
+            <w:r>
+              <w:rPr>
+                <w:rFonts w:ascii="Times New Roman" w:hAnsi="Times New Roman"/>
+                <w:color w:val="000000"/>
+                <w:sz w:val="24"/>
+                <w:szCs w:val="24"/>
               </w:rPr>
               <w:t>Post-conditions</w:t>
             </w:r>
@@ -22751,11 +22947,17 @@
           <w:p>
             <w:pPr>
               <w:spacing w:line="360" w:lineRule="auto"/>
-            </w:pPr>
-            <w:r>
-              <w:rPr>
-                <w:rFonts w:ascii="Times New Roman" w:hAnsi="Times New Roman"/>
-                <w:color w:val="000000"/>
+              <w:rPr>
+                <w:sz w:val="24"/>
+                <w:szCs w:val="24"/>
+              </w:rPr>
+            </w:pPr>
+            <w:r>
+              <w:rPr>
+                <w:rFonts w:ascii="Times New Roman" w:hAnsi="Times New Roman"/>
+                <w:color w:val="000000"/>
+                <w:sz w:val="24"/>
+                <w:szCs w:val="24"/>
               </w:rPr>
               <w:t>The announcement is saved and visible to all users in the selected target group.</w:t>
             </w:r>
@@ -22773,11 +22975,17 @@
           <w:p>
             <w:pPr>
               <w:spacing w:line="360" w:lineRule="auto"/>
-            </w:pPr>
-            <w:r>
-              <w:rPr>
-                <w:rFonts w:ascii="Times New Roman" w:hAnsi="Times New Roman"/>
-                <w:color w:val="000000"/>
+              <w:rPr>
+                <w:sz w:val="24"/>
+                <w:szCs w:val="24"/>
+              </w:rPr>
+            </w:pPr>
+            <w:r>
+              <w:rPr>
+                <w:rFonts w:ascii="Times New Roman" w:hAnsi="Times New Roman"/>
+                <w:color w:val="000000"/>
+                <w:sz w:val="24"/>
+                <w:szCs w:val="24"/>
               </w:rPr>
               <w:t>Main Flow</w:t>
             </w:r>
@@ -22790,11 +22998,17 @@
           <w:p>
             <w:pPr>
               <w:spacing w:line="360" w:lineRule="auto"/>
-            </w:pPr>
-            <w:r>
-              <w:rPr>
-                <w:rFonts w:ascii="Times New Roman" w:hAnsi="Times New Roman"/>
-                <w:color w:val="000000"/>
+              <w:rPr>
+                <w:sz w:val="24"/>
+                <w:szCs w:val="24"/>
+              </w:rPr>
+            </w:pPr>
+            <w:r>
+              <w:rPr>
+                <w:rFonts w:ascii="Times New Roman" w:hAnsi="Times New Roman"/>
+                <w:color w:val="000000"/>
+                <w:sz w:val="24"/>
+                <w:szCs w:val="24"/>
               </w:rPr>
               <w:t>1. User goes to the Announcements page.</w:t>
             </w:r>
@@ -22802,6 +23016,8 @@
               <w:rPr>
                 <w:rFonts w:ascii="Times New Roman" w:hAnsi="Times New Roman"/>
                 <w:color w:val="000000"/>
+                <w:sz w:val="24"/>
+                <w:szCs w:val="24"/>
               </w:rPr>
               <w:br/>
               <w:t>2. User clicks Create Announcement.</w:t>
@@ -22810,6 +23026,8 @@
               <w:rPr>
                 <w:rFonts w:ascii="Times New Roman" w:hAnsi="Times New Roman"/>
                 <w:color w:val="000000"/>
+                <w:sz w:val="24"/>
+                <w:szCs w:val="24"/>
               </w:rPr>
               <w:br/>
               <w:t>3. User fills in the title and content.</w:t>
@@ -22818,6 +23036,8 @@
               <w:rPr>
                 <w:rFonts w:ascii="Times New Roman" w:hAnsi="Times New Roman"/>
                 <w:color w:val="000000"/>
+                <w:sz w:val="24"/>
+                <w:szCs w:val="24"/>
               </w:rPr>
               <w:br/>
               <w:t>4. User selects the target (All, specific department, or department and semester).</w:t>
@@ -22826,6 +23046,8 @@
               <w:rPr>
                 <w:rFonts w:ascii="Times New Roman" w:hAnsi="Times New Roman"/>
                 <w:color w:val="000000"/>
+                <w:sz w:val="24"/>
+                <w:szCs w:val="24"/>
               </w:rPr>
               <w:br/>
               <w:t>5. User clicks Post.</w:t>
@@ -22834,6 +23056,8 @@
               <w:rPr>
                 <w:rFonts w:ascii="Times New Roman" w:hAnsi="Times New Roman"/>
                 <w:color w:val="000000"/>
+                <w:sz w:val="24"/>
+                <w:szCs w:val="24"/>
               </w:rPr>
               <w:br/>
               <w:t>6. System saves the announcement.</w:t>
@@ -22842,6 +23066,8 @@
               <w:rPr>
                 <w:rFonts w:ascii="Times New Roman" w:hAnsi="Times New Roman"/>
                 <w:color w:val="000000"/>
+                <w:sz w:val="24"/>
+                <w:szCs w:val="24"/>
               </w:rPr>
               <w:br/>
               <w:t>7. The announcement is visible to all targeted users.</w:t>
@@ -22860,11 +23086,17 @@
           <w:p>
             <w:pPr>
               <w:spacing w:line="360" w:lineRule="auto"/>
-            </w:pPr>
-            <w:r>
-              <w:rPr>
-                <w:rFonts w:ascii="Times New Roman" w:hAnsi="Times New Roman"/>
-                <w:color w:val="000000"/>
+              <w:rPr>
+                <w:sz w:val="24"/>
+                <w:szCs w:val="24"/>
+              </w:rPr>
+            </w:pPr>
+            <w:r>
+              <w:rPr>
+                <w:rFonts w:ascii="Times New Roman" w:hAnsi="Times New Roman"/>
+                <w:color w:val="000000"/>
+                <w:sz w:val="24"/>
+                <w:szCs w:val="24"/>
               </w:rPr>
               <w:t>Alternative Flow</w:t>
             </w:r>
@@ -22877,11 +23109,17 @@
           <w:p>
             <w:pPr>
               <w:spacing w:line="360" w:lineRule="auto"/>
-            </w:pPr>
-            <w:r>
-              <w:rPr>
-                <w:rFonts w:ascii="Times New Roman" w:hAnsi="Times New Roman"/>
-                <w:color w:val="000000"/>
+              <w:rPr>
+                <w:sz w:val="24"/>
+                <w:szCs w:val="24"/>
+              </w:rPr>
+            </w:pPr>
+            <w:r>
+              <w:rPr>
+                <w:rFonts w:ascii="Times New Roman" w:hAnsi="Times New Roman"/>
+                <w:color w:val="000000"/>
+                <w:sz w:val="24"/>
+                <w:szCs w:val="24"/>
               </w:rPr>
               <w:t>If the title or content is empty, the system shows an error and does not save.</w:t>
             </w:r>
@@ -22892,22 +23130,42 @@
     <w:p>
       <w:pPr>
         <w:spacing w:after="160" w:line="360" w:lineRule="auto"/>
+        <w:rPr>
+          <w:sz w:val="24"/>
+          <w:szCs w:val="24"/>
+        </w:rPr>
       </w:pPr>
     </w:p>
     <w:p>
       <w:pPr>
         <w:pStyle w:val="TableCaption"/>
         <w:spacing w:before="200" w:after="60" w:line="360" w:lineRule="auto"/>
-      </w:pPr>
-      <w:bookmarkStart w:id="83" w:name="_lt27"/>
-      <w:r>
+        <w:rPr>
+          <w:sz w:val="24"/>
+          <w:szCs w:val="24"/>
+        </w:rPr>
+      </w:pPr>
+      <w:bookmarkStart w:id="84" w:name="_lt27"/>
+      <w:r>
+        <w:rPr>
+          <w:sz w:val="24"/>
+          <w:szCs w:val="24"/>
+        </w:rPr>
         <w:t xml:space="preserve">Table </w:t>
       </w:r>
-      <w:bookmarkEnd w:id="83"/>
-      <w:r>
+      <w:bookmarkEnd w:id="84"/>
+      <w:r>
+        <w:rPr>
+          <w:sz w:val="24"/>
+          <w:szCs w:val="24"/>
+        </w:rPr>
         <w:t>4.6.2.</w:t>
       </w:r>
       <w:r>
+        <w:rPr>
+          <w:sz w:val="24"/>
+          <w:szCs w:val="24"/>
+        </w:rPr>
         <w:t>3</w:t>
       </w:r>
     </w:p>
@@ -22919,8 +23177,8 @@
         <w:tblLook w:val="04A0" w:firstRow="1" w:lastRow="0" w:firstColumn="1" w:lastColumn="0" w:noHBand="0" w:noVBand="1"/>
       </w:tblPr>
       <w:tblGrid>
-        <w:gridCol w:w="2229"/>
-        <w:gridCol w:w="6401"/>
+        <w:gridCol w:w="2233"/>
+        <w:gridCol w:w="6397"/>
       </w:tblGrid>
       <w:tr>
         <w:trPr>
@@ -22935,12 +23193,18 @@
             <w:pPr>
               <w:spacing w:line="360" w:lineRule="auto"/>
               <w:jc w:val="center"/>
+              <w:rPr>
+                <w:sz w:val="24"/>
+                <w:szCs w:val="24"/>
+              </w:rPr>
             </w:pPr>
             <w:r>
               <w:rPr>
                 <w:rFonts w:ascii="Times New Roman" w:hAnsi="Times New Roman"/>
                 <w:b/>
                 <w:color w:val="000000"/>
+                <w:sz w:val="24"/>
+                <w:szCs w:val="24"/>
               </w:rPr>
               <w:t>Attribute</w:t>
             </w:r>
@@ -22955,12 +23219,18 @@
             <w:pPr>
               <w:spacing w:line="360" w:lineRule="auto"/>
               <w:jc w:val="center"/>
+              <w:rPr>
+                <w:sz w:val="24"/>
+                <w:szCs w:val="24"/>
+              </w:rPr>
             </w:pPr>
             <w:r>
               <w:rPr>
                 <w:rFonts w:ascii="Times New Roman" w:hAnsi="Times New Roman"/>
                 <w:b/>
                 <w:color w:val="000000"/>
+                <w:sz w:val="24"/>
+                <w:szCs w:val="24"/>
               </w:rPr>
               <w:t>Detail</w:t>
             </w:r>
@@ -22978,13 +23248,18 @@
           <w:p>
             <w:pPr>
               <w:spacing w:line="360" w:lineRule="auto"/>
-            </w:pPr>
-            <w:r>
-              <w:rPr>
-                <w:rFonts w:ascii="Times New Roman" w:hAnsi="Times New Roman"/>
-                <w:color w:val="000000"/>
-              </w:rPr>
-              <w:lastRenderedPageBreak/>
+              <w:rPr>
+                <w:sz w:val="24"/>
+                <w:szCs w:val="24"/>
+              </w:rPr>
+            </w:pPr>
+            <w:r>
+              <w:rPr>
+                <w:rFonts w:ascii="Times New Roman" w:hAnsi="Times New Roman"/>
+                <w:color w:val="000000"/>
+                <w:sz w:val="24"/>
+                <w:szCs w:val="24"/>
+              </w:rPr>
               <w:t>Use Case Name</w:t>
             </w:r>
           </w:p>
@@ -22996,11 +23271,17 @@
           <w:p>
             <w:pPr>
               <w:spacing w:line="360" w:lineRule="auto"/>
-            </w:pPr>
-            <w:r>
-              <w:rPr>
-                <w:rFonts w:ascii="Times New Roman" w:hAnsi="Times New Roman"/>
-                <w:color w:val="000000"/>
+              <w:rPr>
+                <w:sz w:val="24"/>
+                <w:szCs w:val="24"/>
+              </w:rPr>
+            </w:pPr>
+            <w:r>
+              <w:rPr>
+                <w:rFonts w:ascii="Times New Roman" w:hAnsi="Times New Roman"/>
+                <w:color w:val="000000"/>
+                <w:sz w:val="24"/>
+                <w:szCs w:val="24"/>
               </w:rPr>
               <w:t>Create Campus Event</w:t>
             </w:r>
@@ -23018,11 +23299,17 @@
           <w:p>
             <w:pPr>
               <w:spacing w:line="360" w:lineRule="auto"/>
-            </w:pPr>
-            <w:r>
-              <w:rPr>
-                <w:rFonts w:ascii="Times New Roman" w:hAnsi="Times New Roman"/>
-                <w:color w:val="000000"/>
+              <w:rPr>
+                <w:sz w:val="24"/>
+                <w:szCs w:val="24"/>
+              </w:rPr>
+            </w:pPr>
+            <w:r>
+              <w:rPr>
+                <w:rFonts w:ascii="Times New Roman" w:hAnsi="Times New Roman"/>
+                <w:color w:val="000000"/>
+                <w:sz w:val="24"/>
+                <w:szCs w:val="24"/>
               </w:rPr>
               <w:t>Actor</w:t>
             </w:r>
@@ -23035,11 +23322,17 @@
           <w:p>
             <w:pPr>
               <w:spacing w:line="360" w:lineRule="auto"/>
-            </w:pPr>
-            <w:r>
-              <w:rPr>
-                <w:rFonts w:ascii="Times New Roman" w:hAnsi="Times New Roman"/>
-                <w:color w:val="000000"/>
+              <w:rPr>
+                <w:sz w:val="24"/>
+                <w:szCs w:val="24"/>
+              </w:rPr>
+            </w:pPr>
+            <w:r>
+              <w:rPr>
+                <w:rFonts w:ascii="Times New Roman" w:hAnsi="Times New Roman"/>
+                <w:color w:val="000000"/>
+                <w:sz w:val="24"/>
+                <w:szCs w:val="24"/>
               </w:rPr>
               <w:t>University Administration / Coordination Office</w:t>
             </w:r>
@@ -23057,11 +23350,17 @@
           <w:p>
             <w:pPr>
               <w:spacing w:line="360" w:lineRule="auto"/>
-            </w:pPr>
-            <w:r>
-              <w:rPr>
-                <w:rFonts w:ascii="Times New Roman" w:hAnsi="Times New Roman"/>
-                <w:color w:val="000000"/>
+              <w:rPr>
+                <w:sz w:val="24"/>
+                <w:szCs w:val="24"/>
+              </w:rPr>
+            </w:pPr>
+            <w:r>
+              <w:rPr>
+                <w:rFonts w:ascii="Times New Roman" w:hAnsi="Times New Roman"/>
+                <w:color w:val="000000"/>
+                <w:sz w:val="24"/>
+                <w:szCs w:val="24"/>
               </w:rPr>
               <w:t>Description</w:t>
             </w:r>
@@ -23074,11 +23373,17 @@
           <w:p>
             <w:pPr>
               <w:spacing w:line="360" w:lineRule="auto"/>
-            </w:pPr>
-            <w:r>
-              <w:rPr>
-                <w:rFonts w:ascii="Times New Roman" w:hAnsi="Times New Roman"/>
-                <w:color w:val="000000"/>
+              <w:rPr>
+                <w:sz w:val="24"/>
+                <w:szCs w:val="24"/>
+              </w:rPr>
+            </w:pPr>
+            <w:r>
+              <w:rPr>
+                <w:rFonts w:ascii="Times New Roman" w:hAnsi="Times New Roman"/>
+                <w:color w:val="000000"/>
+                <w:sz w:val="24"/>
+                <w:szCs w:val="24"/>
               </w:rPr>
               <w:t>University Administration or Coordination creates a campus event that is visible to all users on the platform.</w:t>
             </w:r>
@@ -23096,11 +23401,17 @@
           <w:p>
             <w:pPr>
               <w:spacing w:line="360" w:lineRule="auto"/>
-            </w:pPr>
-            <w:r>
-              <w:rPr>
-                <w:rFonts w:ascii="Times New Roman" w:hAnsi="Times New Roman"/>
-                <w:color w:val="000000"/>
+              <w:rPr>
+                <w:sz w:val="24"/>
+                <w:szCs w:val="24"/>
+              </w:rPr>
+            </w:pPr>
+            <w:r>
+              <w:rPr>
+                <w:rFonts w:ascii="Times New Roman" w:hAnsi="Times New Roman"/>
+                <w:color w:val="000000"/>
+                <w:sz w:val="24"/>
+                <w:szCs w:val="24"/>
               </w:rPr>
               <w:t>Pre-conditions</w:t>
             </w:r>
@@ -23113,11 +23424,17 @@
           <w:p>
             <w:pPr>
               <w:spacing w:line="360" w:lineRule="auto"/>
-            </w:pPr>
-            <w:r>
-              <w:rPr>
-                <w:rFonts w:ascii="Times New Roman" w:hAnsi="Times New Roman"/>
-                <w:color w:val="000000"/>
+              <w:rPr>
+                <w:sz w:val="24"/>
+                <w:szCs w:val="24"/>
+              </w:rPr>
+            </w:pPr>
+            <w:r>
+              <w:rPr>
+                <w:rFonts w:ascii="Times New Roman" w:hAnsi="Times New Roman"/>
+                <w:color w:val="000000"/>
+                <w:sz w:val="24"/>
+                <w:szCs w:val="24"/>
               </w:rPr>
               <w:t>The user is logged in as University Administration or Coordination Office.</w:t>
             </w:r>
@@ -23135,11 +23452,17 @@
           <w:p>
             <w:pPr>
               <w:spacing w:line="360" w:lineRule="auto"/>
-            </w:pPr>
-            <w:r>
-              <w:rPr>
-                <w:rFonts w:ascii="Times New Roman" w:hAnsi="Times New Roman"/>
-                <w:color w:val="000000"/>
+              <w:rPr>
+                <w:sz w:val="24"/>
+                <w:szCs w:val="24"/>
+              </w:rPr>
+            </w:pPr>
+            <w:r>
+              <w:rPr>
+                <w:rFonts w:ascii="Times New Roman" w:hAnsi="Times New Roman"/>
+                <w:color w:val="000000"/>
+                <w:sz w:val="24"/>
+                <w:szCs w:val="24"/>
               </w:rPr>
               <w:t>Post-conditions</w:t>
             </w:r>
@@ -23152,11 +23475,17 @@
           <w:p>
             <w:pPr>
               <w:spacing w:line="360" w:lineRule="auto"/>
-            </w:pPr>
-            <w:r>
-              <w:rPr>
-                <w:rFonts w:ascii="Times New Roman" w:hAnsi="Times New Roman"/>
-                <w:color w:val="000000"/>
+              <w:rPr>
+                <w:sz w:val="24"/>
+                <w:szCs w:val="24"/>
+              </w:rPr>
+            </w:pPr>
+            <w:r>
+              <w:rPr>
+                <w:rFonts w:ascii="Times New Roman" w:hAnsi="Times New Roman"/>
+                <w:color w:val="000000"/>
+                <w:sz w:val="24"/>
+                <w:szCs w:val="24"/>
               </w:rPr>
               <w:t>The event is saved and appears on the Campus Events page for all users.</w:t>
             </w:r>
@@ -23174,11 +23503,17 @@
           <w:p>
             <w:pPr>
               <w:spacing w:line="360" w:lineRule="auto"/>
-            </w:pPr>
-            <w:r>
-              <w:rPr>
-                <w:rFonts w:ascii="Times New Roman" w:hAnsi="Times New Roman"/>
-                <w:color w:val="000000"/>
+              <w:rPr>
+                <w:sz w:val="24"/>
+                <w:szCs w:val="24"/>
+              </w:rPr>
+            </w:pPr>
+            <w:r>
+              <w:rPr>
+                <w:rFonts w:ascii="Times New Roman" w:hAnsi="Times New Roman"/>
+                <w:color w:val="000000"/>
+                <w:sz w:val="24"/>
+                <w:szCs w:val="24"/>
               </w:rPr>
               <w:t>Main Flow</w:t>
             </w:r>
@@ -23191,11 +23526,17 @@
           <w:p>
             <w:pPr>
               <w:spacing w:line="360" w:lineRule="auto"/>
-            </w:pPr>
-            <w:r>
-              <w:rPr>
-                <w:rFonts w:ascii="Times New Roman" w:hAnsi="Times New Roman"/>
-                <w:color w:val="000000"/>
+              <w:rPr>
+                <w:sz w:val="24"/>
+                <w:szCs w:val="24"/>
+              </w:rPr>
+            </w:pPr>
+            <w:r>
+              <w:rPr>
+                <w:rFonts w:ascii="Times New Roman" w:hAnsi="Times New Roman"/>
+                <w:color w:val="000000"/>
+                <w:sz w:val="24"/>
+                <w:szCs w:val="24"/>
               </w:rPr>
               <w:t>1. User navigates to the Campus Events page.</w:t>
             </w:r>
@@ -23203,6 +23544,8 @@
               <w:rPr>
                 <w:rFonts w:ascii="Times New Roman" w:hAnsi="Times New Roman"/>
                 <w:color w:val="000000"/>
+                <w:sz w:val="24"/>
+                <w:szCs w:val="24"/>
               </w:rPr>
               <w:br/>
               <w:t>2. User clicks Create Event.</w:t>
@@ -23211,6 +23554,8 @@
               <w:rPr>
                 <w:rFonts w:ascii="Times New Roman" w:hAnsi="Times New Roman"/>
                 <w:color w:val="000000"/>
+                <w:sz w:val="24"/>
+                <w:szCs w:val="24"/>
               </w:rPr>
               <w:br/>
               <w:t>3. User fills in the event title, description, location, start date, and end date.</w:t>
@@ -23219,6 +23564,8 @@
               <w:rPr>
                 <w:rFonts w:ascii="Times New Roman" w:hAnsi="Times New Roman"/>
                 <w:color w:val="000000"/>
+                <w:sz w:val="24"/>
+                <w:szCs w:val="24"/>
               </w:rPr>
               <w:br/>
               <w:t>4. User clicks Submit.</w:t>
@@ -23227,6 +23574,8 @@
               <w:rPr>
                 <w:rFonts w:ascii="Times New Roman" w:hAnsi="Times New Roman"/>
                 <w:color w:val="000000"/>
+                <w:sz w:val="24"/>
+                <w:szCs w:val="24"/>
               </w:rPr>
               <w:br/>
               <w:t>5. System validates the input and saves the event.</w:t>
@@ -23235,6 +23584,8 @@
               <w:rPr>
                 <w:rFonts w:ascii="Times New Roman" w:hAnsi="Times New Roman"/>
                 <w:color w:val="000000"/>
+                <w:sz w:val="24"/>
+                <w:szCs w:val="24"/>
               </w:rPr>
               <w:br/>
               <w:t>6. The event appears on the Campus Events page.</w:t>
@@ -23253,11 +23604,17 @@
           <w:p>
             <w:pPr>
               <w:spacing w:line="360" w:lineRule="auto"/>
-            </w:pPr>
-            <w:r>
-              <w:rPr>
-                <w:rFonts w:ascii="Times New Roman" w:hAnsi="Times New Roman"/>
-                <w:color w:val="000000"/>
+              <w:rPr>
+                <w:sz w:val="24"/>
+                <w:szCs w:val="24"/>
+              </w:rPr>
+            </w:pPr>
+            <w:r>
+              <w:rPr>
+                <w:rFonts w:ascii="Times New Roman" w:hAnsi="Times New Roman"/>
+                <w:color w:val="000000"/>
+                <w:sz w:val="24"/>
+                <w:szCs w:val="24"/>
               </w:rPr>
               <w:t>Alternative Flow</w:t>
             </w:r>
@@ -23270,11 +23627,17 @@
           <w:p>
             <w:pPr>
               <w:spacing w:line="360" w:lineRule="auto"/>
-            </w:pPr>
-            <w:r>
-              <w:rPr>
-                <w:rFonts w:ascii="Times New Roman" w:hAnsi="Times New Roman"/>
-                <w:color w:val="000000"/>
+              <w:rPr>
+                <w:sz w:val="24"/>
+                <w:szCs w:val="24"/>
+              </w:rPr>
+            </w:pPr>
+            <w:r>
+              <w:rPr>
+                <w:rFonts w:ascii="Times New Roman" w:hAnsi="Times New Roman"/>
+                <w:color w:val="000000"/>
+                <w:sz w:val="24"/>
+                <w:szCs w:val="24"/>
               </w:rPr>
               <w:t>If the start date is in the past, the system shows a validation error.</w:t>
             </w:r>
@@ -23291,16 +23654,28 @@
       <w:pPr>
         <w:pStyle w:val="TableCaption"/>
         <w:spacing w:before="200" w:after="60" w:line="360" w:lineRule="auto"/>
-      </w:pPr>
-      <w:bookmarkStart w:id="84" w:name="_lt28"/>
-      <w:r>
+        <w:rPr>
+          <w:sz w:val="24"/>
+        </w:rPr>
+      </w:pPr>
+      <w:bookmarkStart w:id="85" w:name="_lt28"/>
+      <w:r>
+        <w:rPr>
+          <w:sz w:val="24"/>
+        </w:rPr>
         <w:t xml:space="preserve">Table </w:t>
       </w:r>
-      <w:bookmarkEnd w:id="84"/>
-      <w:r>
+      <w:bookmarkEnd w:id="85"/>
+      <w:r>
+        <w:rPr>
+          <w:sz w:val="24"/>
+        </w:rPr>
         <w:t>4.6.2.</w:t>
       </w:r>
       <w:r>
+        <w:rPr>
+          <w:sz w:val="24"/>
+        </w:rPr>
         <w:t>4</w:t>
       </w:r>
     </w:p>
@@ -23312,8 +23687,8 @@
         <w:tblLook w:val="04A0" w:firstRow="1" w:lastRow="0" w:firstColumn="1" w:lastColumn="0" w:noHBand="0" w:noVBand="1"/>
       </w:tblPr>
       <w:tblGrid>
-        <w:gridCol w:w="2230"/>
-        <w:gridCol w:w="6400"/>
+        <w:gridCol w:w="2234"/>
+        <w:gridCol w:w="6396"/>
       </w:tblGrid>
       <w:tr>
         <w:trPr>
@@ -23328,12 +23703,16 @@
             <w:pPr>
               <w:spacing w:line="360" w:lineRule="auto"/>
               <w:jc w:val="center"/>
+              <w:rPr>
+                <w:sz w:val="24"/>
+              </w:rPr>
             </w:pPr>
             <w:r>
               <w:rPr>
                 <w:rFonts w:ascii="Times New Roman" w:hAnsi="Times New Roman"/>
                 <w:b/>
                 <w:color w:val="000000"/>
+                <w:sz w:val="24"/>
               </w:rPr>
               <w:t>Attribute</w:t>
             </w:r>
@@ -23348,12 +23727,16 @@
             <w:pPr>
               <w:spacing w:line="360" w:lineRule="auto"/>
               <w:jc w:val="center"/>
+              <w:rPr>
+                <w:sz w:val="24"/>
+              </w:rPr>
             </w:pPr>
             <w:r>
               <w:rPr>
                 <w:rFonts w:ascii="Times New Roman" w:hAnsi="Times New Roman"/>
                 <w:b/>
                 <w:color w:val="000000"/>
+                <w:sz w:val="24"/>
               </w:rPr>
               <w:t>Detail</w:t>
             </w:r>
@@ -23371,11 +23754,15 @@
           <w:p>
             <w:pPr>
               <w:spacing w:line="360" w:lineRule="auto"/>
-            </w:pPr>
-            <w:r>
-              <w:rPr>
-                <w:rFonts w:ascii="Times New Roman" w:hAnsi="Times New Roman"/>
-                <w:color w:val="000000"/>
+              <w:rPr>
+                <w:sz w:val="24"/>
+              </w:rPr>
+            </w:pPr>
+            <w:r>
+              <w:rPr>
+                <w:rFonts w:ascii="Times New Roman" w:hAnsi="Times New Roman"/>
+                <w:color w:val="000000"/>
+                <w:sz w:val="24"/>
               </w:rPr>
               <w:t>Use Case Name</w:t>
             </w:r>
@@ -23388,11 +23775,15 @@
           <w:p>
             <w:pPr>
               <w:spacing w:line="360" w:lineRule="auto"/>
-            </w:pPr>
-            <w:r>
-              <w:rPr>
-                <w:rFonts w:ascii="Times New Roman" w:hAnsi="Times New Roman"/>
-                <w:color w:val="000000"/>
+              <w:rPr>
+                <w:sz w:val="24"/>
+              </w:rPr>
+            </w:pPr>
+            <w:r>
+              <w:rPr>
+                <w:rFonts w:ascii="Times New Roman" w:hAnsi="Times New Roman"/>
+                <w:color w:val="000000"/>
+                <w:sz w:val="24"/>
               </w:rPr>
               <w:t>Manage User Accounts</w:t>
             </w:r>
@@ -23410,11 +23801,15 @@
           <w:p>
             <w:pPr>
               <w:spacing w:line="360" w:lineRule="auto"/>
-            </w:pPr>
-            <w:r>
-              <w:rPr>
-                <w:rFonts w:ascii="Times New Roman" w:hAnsi="Times New Roman"/>
-                <w:color w:val="000000"/>
+              <w:rPr>
+                <w:sz w:val="24"/>
+              </w:rPr>
+            </w:pPr>
+            <w:r>
+              <w:rPr>
+                <w:rFonts w:ascii="Times New Roman" w:hAnsi="Times New Roman"/>
+                <w:color w:val="000000"/>
+                <w:sz w:val="24"/>
               </w:rPr>
               <w:t>Actor</w:t>
             </w:r>
@@ -23427,11 +23822,15 @@
           <w:p>
             <w:pPr>
               <w:spacing w:line="360" w:lineRule="auto"/>
-            </w:pPr>
-            <w:r>
-              <w:rPr>
-                <w:rFonts w:ascii="Times New Roman" w:hAnsi="Times New Roman"/>
-                <w:color w:val="000000"/>
+              <w:rPr>
+                <w:sz w:val="24"/>
+              </w:rPr>
+            </w:pPr>
+            <w:r>
+              <w:rPr>
+                <w:rFonts w:ascii="Times New Roman" w:hAnsi="Times New Roman"/>
+                <w:color w:val="000000"/>
+                <w:sz w:val="24"/>
               </w:rPr>
               <w:t>System Admin</w:t>
             </w:r>
@@ -23449,11 +23848,15 @@
           <w:p>
             <w:pPr>
               <w:spacing w:line="360" w:lineRule="auto"/>
-            </w:pPr>
-            <w:r>
-              <w:rPr>
-                <w:rFonts w:ascii="Times New Roman" w:hAnsi="Times New Roman"/>
-                <w:color w:val="000000"/>
+              <w:rPr>
+                <w:sz w:val="24"/>
+              </w:rPr>
+            </w:pPr>
+            <w:r>
+              <w:rPr>
+                <w:rFonts w:ascii="Times New Roman" w:hAnsi="Times New Roman"/>
+                <w:color w:val="000000"/>
+                <w:sz w:val="24"/>
               </w:rPr>
               <w:t>Description</w:t>
             </w:r>
@@ -23466,11 +23869,15 @@
           <w:p>
             <w:pPr>
               <w:spacing w:line="360" w:lineRule="auto"/>
-            </w:pPr>
-            <w:r>
-              <w:rPr>
-                <w:rFonts w:ascii="Times New Roman" w:hAnsi="Times New Roman"/>
-                <w:color w:val="000000"/>
+              <w:rPr>
+                <w:sz w:val="24"/>
+              </w:rPr>
+            </w:pPr>
+            <w:r>
+              <w:rPr>
+                <w:rFonts w:ascii="Times New Roman" w:hAnsi="Times New Roman"/>
+                <w:color w:val="000000"/>
+                <w:sz w:val="24"/>
               </w:rPr>
               <w:t>The System Admin manages all user accounts on the platform including creating, approving, blocking, or deleting student accounts and assigning roles.</w:t>
             </w:r>
@@ -23488,11 +23895,15 @@
           <w:p>
             <w:pPr>
               <w:spacing w:line="360" w:lineRule="auto"/>
-            </w:pPr>
-            <w:r>
-              <w:rPr>
-                <w:rFonts w:ascii="Times New Roman" w:hAnsi="Times New Roman"/>
-                <w:color w:val="000000"/>
+              <w:rPr>
+                <w:sz w:val="24"/>
+              </w:rPr>
+            </w:pPr>
+            <w:r>
+              <w:rPr>
+                <w:rFonts w:ascii="Times New Roman" w:hAnsi="Times New Roman"/>
+                <w:color w:val="000000"/>
+                <w:sz w:val="24"/>
               </w:rPr>
               <w:t>Pre-conditions</w:t>
             </w:r>
@@ -23505,11 +23916,15 @@
           <w:p>
             <w:pPr>
               <w:spacing w:line="360" w:lineRule="auto"/>
-            </w:pPr>
-            <w:r>
-              <w:rPr>
-                <w:rFonts w:ascii="Times New Roman" w:hAnsi="Times New Roman"/>
-                <w:color w:val="000000"/>
+              <w:rPr>
+                <w:sz w:val="24"/>
+              </w:rPr>
+            </w:pPr>
+            <w:r>
+              <w:rPr>
+                <w:rFonts w:ascii="Times New Roman" w:hAnsi="Times New Roman"/>
+                <w:color w:val="000000"/>
+                <w:sz w:val="24"/>
               </w:rPr>
               <w:t>The user is logged in as System Admin.</w:t>
             </w:r>
@@ -23527,12 +23942,17 @@
           <w:p>
             <w:pPr>
               <w:spacing w:line="360" w:lineRule="auto"/>
-            </w:pPr>
-            <w:r>
-              <w:rPr>
-                <w:rFonts w:ascii="Times New Roman" w:hAnsi="Times New Roman"/>
-                <w:color w:val="000000"/>
-              </w:rPr>
+              <w:rPr>
+                <w:sz w:val="24"/>
+              </w:rPr>
+            </w:pPr>
+            <w:r>
+              <w:rPr>
+                <w:rFonts w:ascii="Times New Roman" w:hAnsi="Times New Roman"/>
+                <w:color w:val="000000"/>
+                <w:sz w:val="24"/>
+              </w:rPr>
+              <w:lastRenderedPageBreak/>
               <w:t>Post-conditions</w:t>
             </w:r>
           </w:p>
@@ -23544,11 +23964,15 @@
           <w:p>
             <w:pPr>
               <w:spacing w:line="360" w:lineRule="auto"/>
-            </w:pPr>
-            <w:r>
-              <w:rPr>
-                <w:rFonts w:ascii="Times New Roman" w:hAnsi="Times New Roman"/>
-                <w:color w:val="000000"/>
+              <w:rPr>
+                <w:sz w:val="24"/>
+              </w:rPr>
+            </w:pPr>
+            <w:r>
+              <w:rPr>
+                <w:rFonts w:ascii="Times New Roman" w:hAnsi="Times New Roman"/>
+                <w:color w:val="000000"/>
+                <w:sz w:val="24"/>
               </w:rPr>
               <w:t>User accounts are created, updated, blocked, or removed as required.</w:t>
             </w:r>
@@ -23566,11 +23990,15 @@
           <w:p>
             <w:pPr>
               <w:spacing w:line="360" w:lineRule="auto"/>
-            </w:pPr>
-            <w:r>
-              <w:rPr>
-                <w:rFonts w:ascii="Times New Roman" w:hAnsi="Times New Roman"/>
-                <w:color w:val="000000"/>
+              <w:rPr>
+                <w:sz w:val="24"/>
+              </w:rPr>
+            </w:pPr>
+            <w:r>
+              <w:rPr>
+                <w:rFonts w:ascii="Times New Roman" w:hAnsi="Times New Roman"/>
+                <w:color w:val="000000"/>
+                <w:sz w:val="24"/>
               </w:rPr>
               <w:t>Main Flow</w:t>
             </w:r>
@@ -23583,11 +24011,15 @@
           <w:p>
             <w:pPr>
               <w:spacing w:line="360" w:lineRule="auto"/>
-            </w:pPr>
-            <w:r>
-              <w:rPr>
-                <w:rFonts w:ascii="Times New Roman" w:hAnsi="Times New Roman"/>
-                <w:color w:val="000000"/>
+              <w:rPr>
+                <w:sz w:val="24"/>
+              </w:rPr>
+            </w:pPr>
+            <w:r>
+              <w:rPr>
+                <w:rFonts w:ascii="Times New Roman" w:hAnsi="Times New Roman"/>
+                <w:color w:val="000000"/>
+                <w:sz w:val="24"/>
               </w:rPr>
               <w:t>1. Admin navigates to the User Management section.</w:t>
             </w:r>
@@ -23595,6 +24027,7 @@
               <w:rPr>
                 <w:rFonts w:ascii="Times New Roman" w:hAnsi="Times New Roman"/>
                 <w:color w:val="000000"/>
+                <w:sz w:val="24"/>
               </w:rPr>
               <w:br/>
               <w:t>2. Admin views all registered users across all roles.</w:t>
@@ -23603,6 +24036,7 @@
               <w:rPr>
                 <w:rFonts w:ascii="Times New Roman" w:hAnsi="Times New Roman"/>
                 <w:color w:val="000000"/>
+                <w:sz w:val="24"/>
               </w:rPr>
               <w:br/>
               <w:t>3. Admin selects a user account.</w:t>
@@ -23611,6 +24045,7 @@
               <w:rPr>
                 <w:rFonts w:ascii="Times New Roman" w:hAnsi="Times New Roman"/>
                 <w:color w:val="000000"/>
+                <w:sz w:val="24"/>
               </w:rPr>
               <w:br/>
               <w:t>4. Admin can create a new account, approve, block, or delete a student account.</w:t>
@@ -23619,6 +24054,7 @@
               <w:rPr>
                 <w:rFonts w:ascii="Times New Roman" w:hAnsi="Times New Roman"/>
                 <w:color w:val="000000"/>
+                <w:sz w:val="24"/>
               </w:rPr>
               <w:br/>
               <w:t>5. Admin can unblock a previously blocked student account.</w:t>
@@ -23627,6 +24063,7 @@
               <w:rPr>
                 <w:rFonts w:ascii="Times New Roman" w:hAnsi="Times New Roman"/>
                 <w:color w:val="000000"/>
+                <w:sz w:val="24"/>
               </w:rPr>
               <w:br/>
               <w:t>6. Admin can reset the password for any user.</w:t>
@@ -23635,21 +24072,16 @@
               <w:rPr>
                 <w:rFonts w:ascii="Times New Roman" w:hAnsi="Times New Roman"/>
                 <w:color w:val="000000"/>
+                <w:sz w:val="24"/>
               </w:rPr>
               <w:br/>
-            </w:r>
-            <w:r>
-              <w:rPr>
-                <w:rFonts w:ascii="Times New Roman" w:hAnsi="Times New Roman"/>
-                <w:color w:val="000000"/>
-              </w:rPr>
-              <w:lastRenderedPageBreak/>
               <w:t>7. Admin can assign or change a user's role.</w:t>
             </w:r>
             <w:r>
               <w:rPr>
                 <w:rFonts w:ascii="Times New Roman" w:hAnsi="Times New Roman"/>
                 <w:color w:val="000000"/>
+                <w:sz w:val="24"/>
               </w:rPr>
               <w:br/>
               <w:t>8. System saves all changes.</w:t>
@@ -23658,6 +24090,7 @@
               <w:rPr>
                 <w:rFonts w:ascii="Times New Roman" w:hAnsi="Times New Roman"/>
                 <w:color w:val="000000"/>
+                <w:sz w:val="24"/>
               </w:rPr>
               <w:br/>
               <w:t>9. Admin cannot block or restrict accounts belonging to other administrators.</w:t>
@@ -23676,13 +24109,16 @@
           <w:p>
             <w:pPr>
               <w:spacing w:line="360" w:lineRule="auto"/>
-            </w:pPr>
-            <w:r>
-              <w:rPr>
-                <w:rFonts w:ascii="Times New Roman" w:hAnsi="Times New Roman"/>
-                <w:color w:val="000000"/>
-              </w:rPr>
-              <w:lastRenderedPageBreak/>
+              <w:rPr>
+                <w:sz w:val="24"/>
+              </w:rPr>
+            </w:pPr>
+            <w:r>
+              <w:rPr>
+                <w:rFonts w:ascii="Times New Roman" w:hAnsi="Times New Roman"/>
+                <w:color w:val="000000"/>
+                <w:sz w:val="24"/>
+              </w:rPr>
               <w:t>Alternative Flow</w:t>
             </w:r>
           </w:p>
@@ -23694,11 +24130,15 @@
           <w:p>
             <w:pPr>
               <w:spacing w:line="360" w:lineRule="auto"/>
-            </w:pPr>
-            <w:r>
-              <w:rPr>
-                <w:rFonts w:ascii="Times New Roman" w:hAnsi="Times New Roman"/>
-                <w:color w:val="000000"/>
+              <w:rPr>
+                <w:sz w:val="24"/>
+              </w:rPr>
+            </w:pPr>
+            <w:r>
+              <w:rPr>
+                <w:rFonts w:ascii="Times New Roman" w:hAnsi="Times New Roman"/>
+                <w:color w:val="000000"/>
+                <w:sz w:val="24"/>
               </w:rPr>
               <w:t>If required information is missing when creating an account, the system shows an error. If the Admin attempts to block another administrator account, the system does not allow it.</w:t>
             </w:r>
@@ -23724,7 +24164,7 @@
         <w:pStyle w:val="Heading1"/>
         <w:spacing w:line="360" w:lineRule="auto"/>
       </w:pPr>
-      <w:bookmarkStart w:id="85" w:name="_Toc227543958"/>
+      <w:bookmarkStart w:id="86" w:name="_Toc227543958"/>
       <w:r>
         <w:rPr>
           <w:rFonts w:ascii="Times New Roman" w:hAnsi="Times New Roman"/>
@@ -23732,7 +24172,7 @@
         <w:lastRenderedPageBreak/>
         <w:t>Chapter 5: Implementation</w:t>
       </w:r>
-      <w:bookmarkEnd w:id="85"/>
+      <w:bookmarkEnd w:id="86"/>
     </w:p>
     <w:p>
       <w:pPr>
@@ -23744,28 +24184,28 @@
         <w:pStyle w:val="Heading2"/>
         <w:spacing w:line="360" w:lineRule="auto"/>
       </w:pPr>
-      <w:bookmarkStart w:id="86" w:name="_Toc227543959"/>
+      <w:bookmarkStart w:id="87" w:name="_Toc227543959"/>
       <w:r>
         <w:rPr>
           <w:rFonts w:ascii="Times New Roman" w:hAnsi="Times New Roman"/>
         </w:rPr>
         <w:t>5.1  IDE, Tools and Technologies</w:t>
       </w:r>
-      <w:bookmarkEnd w:id="86"/>
+      <w:bookmarkEnd w:id="87"/>
     </w:p>
     <w:p>
       <w:pPr>
         <w:pStyle w:val="Heading3"/>
         <w:spacing w:line="360" w:lineRule="auto"/>
       </w:pPr>
-      <w:bookmarkStart w:id="87" w:name="_Toc227543960"/>
+      <w:bookmarkStart w:id="88" w:name="_Toc227543960"/>
       <w:r>
         <w:rPr>
           <w:rFonts w:ascii="Times New Roman" w:hAnsi="Times New Roman"/>
         </w:rPr>
         <w:t>5.1.1  Frontend</w:t>
       </w:r>
-      <w:bookmarkEnd w:id="87"/>
+      <w:bookmarkEnd w:id="88"/>
     </w:p>
     <w:p>
       <w:pPr>
@@ -23914,17 +24354,7 @@
           <w:color w:val="000000"/>
           <w:sz w:val="24"/>
         </w:rPr>
-        <w:t>7. Con</w:t>
-      </w:r>
-      <w:bookmarkStart w:id="88" w:name="_GoBack"/>
-      <w:bookmarkEnd w:id="88"/>
-      <w:r>
-        <w:rPr>
-          <w:rFonts w:ascii="Times New Roman" w:hAnsi="Times New Roman"/>
-          <w:color w:val="000000"/>
-          <w:sz w:val="24"/>
-        </w:rPr>
-        <w:t>text API</w:t>
+        <w:t>7. Context API</w:t>
       </w:r>
     </w:p>
     <w:p>
@@ -26067,7 +26497,7 @@
         <w:noProof/>
         <w:sz w:val="20"/>
       </w:rPr>
-      <w:t>32</w:t>
+      <w:t>29</w:t>
     </w:r>
     <w:r>
       <w:rPr>
@@ -38112,7 +38542,7 @@
 </file>
 
 <file path=customXml/itemProps1.xml><?xml version="1.0" encoding="utf-8"?>
-<ds:datastoreItem xmlns:ds="http://schemas.openxmlformats.org/officeDocument/2006/customXml" ds:itemID="{2D1693F3-A5DB-45A9-BF62-767DADBF0633}">
+<ds:datastoreItem xmlns:ds="http://schemas.openxmlformats.org/officeDocument/2006/customXml" ds:itemID="{E1DB23E0-FBC4-49F1-9907-A365A7CF7676}">
   <ds:schemaRefs>
     <ds:schemaRef ds:uri="http://schemas.openxmlformats.org/officeDocument/2006/bibliography"/>
   </ds:schemaRefs>

--- a/Riphah_Konnect_FYP_Doc.docx
+++ b/Riphah_Konnect_FYP_Doc.docx
@@ -827,7 +827,7 @@
                 </mc:Choice>
                 <mc:Fallback>
                   <w:pict>
-                    <v:line w14:anchorId="4F8D1FAD" id="Straight Connector 7" o:spid="_x0000_s1026" style="position:absolute;z-index:251659264;visibility:visible;mso-wrap-style:square;mso-width-percent:0;mso-height-percent:0;mso-wrap-distance-left:9pt;mso-wrap-distance-top:0;mso-wrap-distance-right:9pt;mso-wrap-distance-bottom:0;mso-position-horizontal:absolute;mso-position-horizontal-relative:text;mso-position-vertical:absolute;mso-position-vertical-relative:text;mso-width-percent:0;mso-height-percent:0;mso-width-relative:page;mso-height-relative:page" from=".3pt,8.95pt" to="189.3pt,8.95pt" o:gfxdata="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"/>
+                    <v:line w14:anchorId="69B6803B" id="Straight Connector 7" o:spid="_x0000_s1026" style="position:absolute;z-index:251659264;visibility:visible;mso-wrap-style:square;mso-width-percent:0;mso-height-percent:0;mso-wrap-distance-left:9pt;mso-wrap-distance-top:0;mso-wrap-distance-right:9pt;mso-wrap-distance-bottom:0;mso-position-horizontal:absolute;mso-position-horizontal-relative:text;mso-position-vertical:absolute;mso-position-vertical-relative:text;mso-width-percent:0;mso-height-percent:0;mso-width-relative:page;mso-height-relative:page" from=".3pt,8.95pt" to="189.3pt,8.95pt" o:gfxdata="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"/>
                   </w:pict>
                 </mc:Fallback>
               </mc:AlternateContent>
@@ -1049,7 +1049,7 @@
                 </mc:Choice>
                 <mc:Fallback>
                   <w:pict>
-                    <v:line w14:anchorId="3702FA4F" id="Straight Connector 6" o:spid="_x0000_s1026" style="position:absolute;z-index:251660288;visibility:visible;mso-wrap-style:square;mso-width-percent:0;mso-height-percent:0;mso-wrap-distance-left:9pt;mso-wrap-distance-top:0;mso-wrap-distance-right:9pt;mso-wrap-distance-bottom:0;mso-position-horizontal:absolute;mso-position-horizontal-relative:text;mso-position-vertical:absolute;mso-position-vertical-relative:text;mso-width-percent:0;mso-height-percent:0;mso-width-relative:page;mso-height-relative:page" from=".4pt,5.3pt" to="189.4pt,5.3pt" o:gfxdata="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"/>
+                    <v:line w14:anchorId="0BF08EDF" id="Straight Connector 6" o:spid="_x0000_s1026" style="position:absolute;z-index:251660288;visibility:visible;mso-wrap-style:square;mso-width-percent:0;mso-height-percent:0;mso-wrap-distance-left:9pt;mso-wrap-distance-top:0;mso-wrap-distance-right:9pt;mso-wrap-distance-bottom:0;mso-position-horizontal:absolute;mso-position-horizontal-relative:text;mso-position-vertical:absolute;mso-position-vertical-relative:text;mso-width-percent:0;mso-height-percent:0;mso-width-relative:page;mso-height-relative:page" from=".4pt,5.3pt" to="189.4pt,5.3pt" o:gfxdata="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"/>
                   </w:pict>
                 </mc:Fallback>
               </mc:AlternateContent>
@@ -18162,7 +18162,15 @@
         <w:rPr>
           <w:rFonts w:ascii="Times New Roman" w:hAnsi="Times New Roman"/>
         </w:rPr>
-        <w:t>4.6  Fully Addressed Use Cases</w:t>
+        <w:t>4.6  Fully Addre</w:t>
+      </w:r>
+      <w:bookmarkStart w:id="69" w:name="_GoBack"/>
+      <w:bookmarkEnd w:id="69"/>
+      <w:r>
+        <w:rPr>
+          <w:rFonts w:ascii="Times New Roman" w:hAnsi="Times New Roman"/>
+        </w:rPr>
+        <w:t>ssed Use Cases</w:t>
       </w:r>
       <w:bookmarkEnd w:id="68"/>
     </w:p>
@@ -18171,7 +18179,7 @@
         <w:pStyle w:val="Heading3"/>
         <w:spacing w:after="120" w:line="360" w:lineRule="auto"/>
       </w:pPr>
-      <w:bookmarkStart w:id="69" w:name="_Toc227543956"/>
+      <w:bookmarkStart w:id="70" w:name="_Toc227543956"/>
       <w:r>
         <w:rPr>
           <w:rFonts w:ascii="Times New Roman" w:hAnsi="Times New Roman"/>
@@ -18184,21 +18192,21 @@
         </w:rPr>
         <w:t>Student / Teacher Use Cases</w:t>
       </w:r>
-      <w:bookmarkEnd w:id="69"/>
+      <w:bookmarkEnd w:id="70"/>
     </w:p>
     <w:p>
       <w:pPr>
         <w:pStyle w:val="TableCaption"/>
         <w:spacing w:before="200" w:after="60" w:line="360" w:lineRule="auto"/>
       </w:pPr>
-      <w:bookmarkStart w:id="70" w:name="_lt15"/>
+      <w:bookmarkStart w:id="71" w:name="_lt15"/>
       <w:r>
         <w:t>Table</w:t>
       </w:r>
       <w:r>
         <w:t xml:space="preserve"> 4.6.1.1</w:t>
       </w:r>
-      <w:bookmarkEnd w:id="70"/>
+      <w:bookmarkEnd w:id="71"/>
     </w:p>
     <w:tbl>
       <w:tblPr>
@@ -18208,8 +18216,8 @@
         <w:tblLook w:val="04A0" w:firstRow="1" w:lastRow="0" w:firstColumn="1" w:lastColumn="0" w:noHBand="0" w:noVBand="1"/>
       </w:tblPr>
       <w:tblGrid>
-        <w:gridCol w:w="2229"/>
-        <w:gridCol w:w="6401"/>
+        <w:gridCol w:w="2233"/>
+        <w:gridCol w:w="6397"/>
       </w:tblGrid>
       <w:tr>
         <w:trPr>
@@ -18224,12 +18232,18 @@
             <w:pPr>
               <w:spacing w:line="360" w:lineRule="auto"/>
               <w:jc w:val="center"/>
+              <w:rPr>
+                <w:sz w:val="24"/>
+                <w:szCs w:val="24"/>
+              </w:rPr>
             </w:pPr>
             <w:r>
               <w:rPr>
                 <w:rFonts w:ascii="Times New Roman" w:hAnsi="Times New Roman"/>
                 <w:b/>
                 <w:color w:val="000000"/>
+                <w:sz w:val="24"/>
+                <w:szCs w:val="24"/>
               </w:rPr>
               <w:t>Attribute</w:t>
             </w:r>
@@ -18244,12 +18258,18 @@
             <w:pPr>
               <w:spacing w:line="360" w:lineRule="auto"/>
               <w:jc w:val="center"/>
+              <w:rPr>
+                <w:sz w:val="24"/>
+                <w:szCs w:val="24"/>
+              </w:rPr>
             </w:pPr>
             <w:r>
               <w:rPr>
                 <w:rFonts w:ascii="Times New Roman" w:hAnsi="Times New Roman"/>
                 <w:b/>
                 <w:color w:val="000000"/>
+                <w:sz w:val="24"/>
+                <w:szCs w:val="24"/>
               </w:rPr>
               <w:t>Detail</w:t>
             </w:r>
@@ -18267,11 +18287,17 @@
           <w:p>
             <w:pPr>
               <w:spacing w:line="360" w:lineRule="auto"/>
-            </w:pPr>
-            <w:r>
-              <w:rPr>
-                <w:rFonts w:ascii="Times New Roman" w:hAnsi="Times New Roman"/>
-                <w:color w:val="000000"/>
+              <w:rPr>
+                <w:sz w:val="24"/>
+                <w:szCs w:val="24"/>
+              </w:rPr>
+            </w:pPr>
+            <w:r>
+              <w:rPr>
+                <w:rFonts w:ascii="Times New Roman" w:hAnsi="Times New Roman"/>
+                <w:color w:val="000000"/>
+                <w:sz w:val="24"/>
+                <w:szCs w:val="24"/>
               </w:rPr>
               <w:lastRenderedPageBreak/>
               <w:t>Use Case Name</w:t>
@@ -18285,11 +18311,17 @@
           <w:p>
             <w:pPr>
               <w:spacing w:line="360" w:lineRule="auto"/>
-            </w:pPr>
-            <w:r>
-              <w:rPr>
-                <w:rFonts w:ascii="Times New Roman" w:hAnsi="Times New Roman"/>
-                <w:color w:val="000000"/>
+              <w:rPr>
+                <w:sz w:val="24"/>
+                <w:szCs w:val="24"/>
+              </w:rPr>
+            </w:pPr>
+            <w:r>
+              <w:rPr>
+                <w:rFonts w:ascii="Times New Roman" w:hAnsi="Times New Roman"/>
+                <w:color w:val="000000"/>
+                <w:sz w:val="24"/>
+                <w:szCs w:val="24"/>
               </w:rPr>
               <w:t>Login to System</w:t>
             </w:r>
@@ -18307,11 +18339,17 @@
           <w:p>
             <w:pPr>
               <w:spacing w:line="360" w:lineRule="auto"/>
-            </w:pPr>
-            <w:r>
-              <w:rPr>
-                <w:rFonts w:ascii="Times New Roman" w:hAnsi="Times New Roman"/>
-                <w:color w:val="000000"/>
+              <w:rPr>
+                <w:sz w:val="24"/>
+                <w:szCs w:val="24"/>
+              </w:rPr>
+            </w:pPr>
+            <w:r>
+              <w:rPr>
+                <w:rFonts w:ascii="Times New Roman" w:hAnsi="Times New Roman"/>
+                <w:color w:val="000000"/>
+                <w:sz w:val="24"/>
+                <w:szCs w:val="24"/>
               </w:rPr>
               <w:t>Actor</w:t>
             </w:r>
@@ -18324,11 +18362,17 @@
           <w:p>
             <w:pPr>
               <w:spacing w:line="360" w:lineRule="auto"/>
-            </w:pPr>
-            <w:r>
-              <w:rPr>
-                <w:rFonts w:ascii="Times New Roman" w:hAnsi="Times New Roman"/>
-                <w:color w:val="000000"/>
+              <w:rPr>
+                <w:sz w:val="24"/>
+                <w:szCs w:val="24"/>
+              </w:rPr>
+            </w:pPr>
+            <w:r>
+              <w:rPr>
+                <w:rFonts w:ascii="Times New Roman" w:hAnsi="Times New Roman"/>
+                <w:color w:val="000000"/>
+                <w:sz w:val="24"/>
+                <w:szCs w:val="24"/>
               </w:rPr>
               <w:t>Student / Teacher / University Administration / Coordination / System Admin</w:t>
             </w:r>
@@ -18346,11 +18390,17 @@
           <w:p>
             <w:pPr>
               <w:spacing w:line="360" w:lineRule="auto"/>
-            </w:pPr>
-            <w:r>
-              <w:rPr>
-                <w:rFonts w:ascii="Times New Roman" w:hAnsi="Times New Roman"/>
-                <w:color w:val="000000"/>
+              <w:rPr>
+                <w:sz w:val="24"/>
+                <w:szCs w:val="24"/>
+              </w:rPr>
+            </w:pPr>
+            <w:r>
+              <w:rPr>
+                <w:rFonts w:ascii="Times New Roman" w:hAnsi="Times New Roman"/>
+                <w:color w:val="000000"/>
+                <w:sz w:val="24"/>
+                <w:szCs w:val="24"/>
               </w:rPr>
               <w:t>Description</w:t>
             </w:r>
@@ -18363,11 +18413,17 @@
           <w:p>
             <w:pPr>
               <w:spacing w:line="360" w:lineRule="auto"/>
-            </w:pPr>
-            <w:r>
-              <w:rPr>
-                <w:rFonts w:ascii="Times New Roman" w:hAnsi="Times New Roman"/>
-                <w:color w:val="000000"/>
+              <w:rPr>
+                <w:sz w:val="24"/>
+                <w:szCs w:val="24"/>
+              </w:rPr>
+            </w:pPr>
+            <w:r>
+              <w:rPr>
+                <w:rFonts w:ascii="Times New Roman" w:hAnsi="Times New Roman"/>
+                <w:color w:val="000000"/>
+                <w:sz w:val="24"/>
+                <w:szCs w:val="24"/>
               </w:rPr>
               <w:t>A registered user logs in to the platform using their email and password.</w:t>
             </w:r>
@@ -18385,11 +18441,17 @@
           <w:p>
             <w:pPr>
               <w:spacing w:line="360" w:lineRule="auto"/>
-            </w:pPr>
-            <w:r>
-              <w:rPr>
-                <w:rFonts w:ascii="Times New Roman" w:hAnsi="Times New Roman"/>
-                <w:color w:val="000000"/>
+              <w:rPr>
+                <w:sz w:val="24"/>
+                <w:szCs w:val="24"/>
+              </w:rPr>
+            </w:pPr>
+            <w:r>
+              <w:rPr>
+                <w:rFonts w:ascii="Times New Roman" w:hAnsi="Times New Roman"/>
+                <w:color w:val="000000"/>
+                <w:sz w:val="24"/>
+                <w:szCs w:val="24"/>
               </w:rPr>
               <w:t>Pre-conditions</w:t>
             </w:r>
@@ -18402,11 +18464,17 @@
           <w:p>
             <w:pPr>
               <w:spacing w:line="360" w:lineRule="auto"/>
-            </w:pPr>
-            <w:r>
-              <w:rPr>
-                <w:rFonts w:ascii="Times New Roman" w:hAnsi="Times New Roman"/>
-                <w:color w:val="000000"/>
+              <w:rPr>
+                <w:sz w:val="24"/>
+                <w:szCs w:val="24"/>
+              </w:rPr>
+            </w:pPr>
+            <w:r>
+              <w:rPr>
+                <w:rFonts w:ascii="Times New Roman" w:hAnsi="Times New Roman"/>
+                <w:color w:val="000000"/>
+                <w:sz w:val="24"/>
+                <w:szCs w:val="24"/>
               </w:rPr>
               <w:t>The user has a registered account and is not currently logged in.</w:t>
             </w:r>
@@ -18424,11 +18492,17 @@
           <w:p>
             <w:pPr>
               <w:spacing w:line="360" w:lineRule="auto"/>
-            </w:pPr>
-            <w:r>
-              <w:rPr>
-                <w:rFonts w:ascii="Times New Roman" w:hAnsi="Times New Roman"/>
-                <w:color w:val="000000"/>
+              <w:rPr>
+                <w:sz w:val="24"/>
+                <w:szCs w:val="24"/>
+              </w:rPr>
+            </w:pPr>
+            <w:r>
+              <w:rPr>
+                <w:rFonts w:ascii="Times New Roman" w:hAnsi="Times New Roman"/>
+                <w:color w:val="000000"/>
+                <w:sz w:val="24"/>
+                <w:szCs w:val="24"/>
               </w:rPr>
               <w:t>Post-conditions</w:t>
             </w:r>
@@ -18441,11 +18515,17 @@
           <w:p>
             <w:pPr>
               <w:spacing w:line="360" w:lineRule="auto"/>
-            </w:pPr>
-            <w:r>
-              <w:rPr>
-                <w:rFonts w:ascii="Times New Roman" w:hAnsi="Times New Roman"/>
-                <w:color w:val="000000"/>
+              <w:rPr>
+                <w:sz w:val="24"/>
+                <w:szCs w:val="24"/>
+              </w:rPr>
+            </w:pPr>
+            <w:r>
+              <w:rPr>
+                <w:rFonts w:ascii="Times New Roman" w:hAnsi="Times New Roman"/>
+                <w:color w:val="000000"/>
+                <w:sz w:val="24"/>
+                <w:szCs w:val="24"/>
               </w:rPr>
               <w:t>The user is logged in and redirected to the home dashboard.</w:t>
             </w:r>
@@ -18463,11 +18543,17 @@
           <w:p>
             <w:pPr>
               <w:spacing w:line="360" w:lineRule="auto"/>
-            </w:pPr>
-            <w:r>
-              <w:rPr>
-                <w:rFonts w:ascii="Times New Roman" w:hAnsi="Times New Roman"/>
-                <w:color w:val="000000"/>
+              <w:rPr>
+                <w:sz w:val="24"/>
+                <w:szCs w:val="24"/>
+              </w:rPr>
+            </w:pPr>
+            <w:r>
+              <w:rPr>
+                <w:rFonts w:ascii="Times New Roman" w:hAnsi="Times New Roman"/>
+                <w:color w:val="000000"/>
+                <w:sz w:val="24"/>
+                <w:szCs w:val="24"/>
               </w:rPr>
               <w:t>Main Flow</w:t>
             </w:r>
@@ -18480,11 +18566,17 @@
           <w:p>
             <w:pPr>
               <w:spacing w:line="360" w:lineRule="auto"/>
-            </w:pPr>
-            <w:r>
-              <w:rPr>
-                <w:rFonts w:ascii="Times New Roman" w:hAnsi="Times New Roman"/>
-                <w:color w:val="000000"/>
+              <w:rPr>
+                <w:sz w:val="24"/>
+                <w:szCs w:val="24"/>
+              </w:rPr>
+            </w:pPr>
+            <w:r>
+              <w:rPr>
+                <w:rFonts w:ascii="Times New Roman" w:hAnsi="Times New Roman"/>
+                <w:color w:val="000000"/>
+                <w:sz w:val="24"/>
+                <w:szCs w:val="24"/>
               </w:rPr>
               <w:t>1. User opens the login page.</w:t>
             </w:r>
@@ -18492,6 +18584,8 @@
               <w:rPr>
                 <w:rFonts w:ascii="Times New Roman" w:hAnsi="Times New Roman"/>
                 <w:color w:val="000000"/>
+                <w:sz w:val="24"/>
+                <w:szCs w:val="24"/>
               </w:rPr>
               <w:br/>
               <w:t>2. User enters their email and password.</w:t>
@@ -18500,6 +18594,8 @@
               <w:rPr>
                 <w:rFonts w:ascii="Times New Roman" w:hAnsi="Times New Roman"/>
                 <w:color w:val="000000"/>
+                <w:sz w:val="24"/>
+                <w:szCs w:val="24"/>
               </w:rPr>
               <w:br/>
               <w:t>3. User clicks Sign In.</w:t>
@@ -18508,6 +18604,8 @@
               <w:rPr>
                 <w:rFonts w:ascii="Times New Roman" w:hAnsi="Times New Roman"/>
                 <w:color w:val="000000"/>
+                <w:sz w:val="24"/>
+                <w:szCs w:val="24"/>
               </w:rPr>
               <w:br/>
               <w:t>4. System checks the email and password.</w:t>
@@ -18516,6 +18614,8 @@
               <w:rPr>
                 <w:rFonts w:ascii="Times New Roman" w:hAnsi="Times New Roman"/>
                 <w:color w:val="000000"/>
+                <w:sz w:val="24"/>
+                <w:szCs w:val="24"/>
               </w:rPr>
               <w:br/>
               <w:t>5. User is redirected to the home dashboard.</w:t>
@@ -18534,11 +18634,17 @@
           <w:p>
             <w:pPr>
               <w:spacing w:line="360" w:lineRule="auto"/>
-            </w:pPr>
-            <w:r>
-              <w:rPr>
-                <w:rFonts w:ascii="Times New Roman" w:hAnsi="Times New Roman"/>
-                <w:color w:val="000000"/>
+              <w:rPr>
+                <w:sz w:val="24"/>
+                <w:szCs w:val="24"/>
+              </w:rPr>
+            </w:pPr>
+            <w:r>
+              <w:rPr>
+                <w:rFonts w:ascii="Times New Roman" w:hAnsi="Times New Roman"/>
+                <w:color w:val="000000"/>
+                <w:sz w:val="24"/>
+                <w:szCs w:val="24"/>
               </w:rPr>
               <w:t>Alternative Flow</w:t>
             </w:r>
@@ -18551,11 +18657,17 @@
           <w:p>
             <w:pPr>
               <w:spacing w:line="360" w:lineRule="auto"/>
-            </w:pPr>
-            <w:r>
-              <w:rPr>
-                <w:rFonts w:ascii="Times New Roman" w:hAnsi="Times New Roman"/>
-                <w:color w:val="000000"/>
+              <w:rPr>
+                <w:sz w:val="24"/>
+                <w:szCs w:val="24"/>
+              </w:rPr>
+            </w:pPr>
+            <w:r>
+              <w:rPr>
+                <w:rFonts w:ascii="Times New Roman" w:hAnsi="Times New Roman"/>
+                <w:color w:val="000000"/>
+                <w:sz w:val="24"/>
+                <w:szCs w:val="24"/>
               </w:rPr>
               <w:t>If the email does not exist or the password is wrong, the system shows an error and the user is not logged in.</w:t>
             </w:r>
@@ -18566,21 +18678,37 @@
     <w:p>
       <w:pPr>
         <w:spacing w:after="160" w:line="360" w:lineRule="auto"/>
+        <w:rPr>
+          <w:sz w:val="24"/>
+          <w:szCs w:val="24"/>
+        </w:rPr>
       </w:pPr>
     </w:p>
     <w:p>
       <w:pPr>
         <w:pStyle w:val="TableCaption"/>
         <w:spacing w:before="200" w:after="60" w:line="360" w:lineRule="auto"/>
-      </w:pPr>
-      <w:bookmarkStart w:id="71" w:name="_lt16"/>
-      <w:r>
+        <w:rPr>
+          <w:sz w:val="24"/>
+          <w:szCs w:val="24"/>
+        </w:rPr>
+      </w:pPr>
+      <w:bookmarkStart w:id="72" w:name="_lt16"/>
+      <w:r>
+        <w:rPr>
+          <w:sz w:val="24"/>
+          <w:szCs w:val="24"/>
+        </w:rPr>
         <w:t>Table</w:t>
       </w:r>
       <w:r>
+        <w:rPr>
+          <w:sz w:val="24"/>
+          <w:szCs w:val="24"/>
+        </w:rPr>
         <w:t xml:space="preserve"> 4.6.1.2</w:t>
       </w:r>
-      <w:bookmarkEnd w:id="71"/>
+      <w:bookmarkEnd w:id="72"/>
     </w:p>
     <w:tbl>
       <w:tblPr>
@@ -18590,8 +18718,8 @@
         <w:tblLook w:val="04A0" w:firstRow="1" w:lastRow="0" w:firstColumn="1" w:lastColumn="0" w:noHBand="0" w:noVBand="1"/>
       </w:tblPr>
       <w:tblGrid>
-        <w:gridCol w:w="2229"/>
-        <w:gridCol w:w="6401"/>
+        <w:gridCol w:w="2233"/>
+        <w:gridCol w:w="6397"/>
       </w:tblGrid>
       <w:tr>
         <w:trPr>
@@ -18606,12 +18734,18 @@
             <w:pPr>
               <w:spacing w:line="360" w:lineRule="auto"/>
               <w:jc w:val="center"/>
+              <w:rPr>
+                <w:sz w:val="24"/>
+                <w:szCs w:val="24"/>
+              </w:rPr>
             </w:pPr>
             <w:r>
               <w:rPr>
                 <w:rFonts w:ascii="Times New Roman" w:hAnsi="Times New Roman"/>
                 <w:b/>
                 <w:color w:val="000000"/>
+                <w:sz w:val="24"/>
+                <w:szCs w:val="24"/>
               </w:rPr>
               <w:t>Attribute</w:t>
             </w:r>
@@ -18626,12 +18760,18 @@
             <w:pPr>
               <w:spacing w:line="360" w:lineRule="auto"/>
               <w:jc w:val="center"/>
+              <w:rPr>
+                <w:sz w:val="24"/>
+                <w:szCs w:val="24"/>
+              </w:rPr>
             </w:pPr>
             <w:r>
               <w:rPr>
                 <w:rFonts w:ascii="Times New Roman" w:hAnsi="Times New Roman"/>
                 <w:b/>
                 <w:color w:val="000000"/>
+                <w:sz w:val="24"/>
+                <w:szCs w:val="24"/>
               </w:rPr>
               <w:t>Detail</w:t>
             </w:r>
@@ -18649,11 +18789,17 @@
           <w:p>
             <w:pPr>
               <w:spacing w:line="360" w:lineRule="auto"/>
-            </w:pPr>
-            <w:r>
-              <w:rPr>
-                <w:rFonts w:ascii="Times New Roman" w:hAnsi="Times New Roman"/>
-                <w:color w:val="000000"/>
+              <w:rPr>
+                <w:sz w:val="24"/>
+                <w:szCs w:val="24"/>
+              </w:rPr>
+            </w:pPr>
+            <w:r>
+              <w:rPr>
+                <w:rFonts w:ascii="Times New Roman" w:hAnsi="Times New Roman"/>
+                <w:color w:val="000000"/>
+                <w:sz w:val="24"/>
+                <w:szCs w:val="24"/>
               </w:rPr>
               <w:t>Use Case Name</w:t>
             </w:r>
@@ -18666,11 +18812,17 @@
           <w:p>
             <w:pPr>
               <w:spacing w:line="360" w:lineRule="auto"/>
-            </w:pPr>
-            <w:r>
-              <w:rPr>
-                <w:rFonts w:ascii="Times New Roman" w:hAnsi="Times New Roman"/>
-                <w:color w:val="000000"/>
+              <w:rPr>
+                <w:sz w:val="24"/>
+                <w:szCs w:val="24"/>
+              </w:rPr>
+            </w:pPr>
+            <w:r>
+              <w:rPr>
+                <w:rFonts w:ascii="Times New Roman" w:hAnsi="Times New Roman"/>
+                <w:color w:val="000000"/>
+                <w:sz w:val="24"/>
+                <w:szCs w:val="24"/>
               </w:rPr>
               <w:t>Create Post</w:t>
             </w:r>
@@ -18688,11 +18840,17 @@
           <w:p>
             <w:pPr>
               <w:spacing w:line="360" w:lineRule="auto"/>
-            </w:pPr>
-            <w:r>
-              <w:rPr>
-                <w:rFonts w:ascii="Times New Roman" w:hAnsi="Times New Roman"/>
-                <w:color w:val="000000"/>
+              <w:rPr>
+                <w:sz w:val="24"/>
+                <w:szCs w:val="24"/>
+              </w:rPr>
+            </w:pPr>
+            <w:r>
+              <w:rPr>
+                <w:rFonts w:ascii="Times New Roman" w:hAnsi="Times New Roman"/>
+                <w:color w:val="000000"/>
+                <w:sz w:val="24"/>
+                <w:szCs w:val="24"/>
               </w:rPr>
               <w:t>Actor</w:t>
             </w:r>
@@ -18705,11 +18863,17 @@
           <w:p>
             <w:pPr>
               <w:spacing w:line="360" w:lineRule="auto"/>
-            </w:pPr>
-            <w:r>
-              <w:rPr>
-                <w:rFonts w:ascii="Times New Roman" w:hAnsi="Times New Roman"/>
-                <w:color w:val="000000"/>
+              <w:rPr>
+                <w:sz w:val="24"/>
+                <w:szCs w:val="24"/>
+              </w:rPr>
+            </w:pPr>
+            <w:r>
+              <w:rPr>
+                <w:rFonts w:ascii="Times New Roman" w:hAnsi="Times New Roman"/>
+                <w:color w:val="000000"/>
+                <w:sz w:val="24"/>
+                <w:szCs w:val="24"/>
               </w:rPr>
               <w:t>Teacher / University Administration / Coordination Office</w:t>
             </w:r>
@@ -18727,11 +18891,17 @@
           <w:p>
             <w:pPr>
               <w:spacing w:line="360" w:lineRule="auto"/>
-            </w:pPr>
-            <w:r>
-              <w:rPr>
-                <w:rFonts w:ascii="Times New Roman" w:hAnsi="Times New Roman"/>
-                <w:color w:val="000000"/>
+              <w:rPr>
+                <w:sz w:val="24"/>
+                <w:szCs w:val="24"/>
+              </w:rPr>
+            </w:pPr>
+            <w:r>
+              <w:rPr>
+                <w:rFonts w:ascii="Times New Roman" w:hAnsi="Times New Roman"/>
+                <w:color w:val="000000"/>
+                <w:sz w:val="24"/>
+                <w:szCs w:val="24"/>
               </w:rPr>
               <w:t>Description</w:t>
             </w:r>
@@ -18744,11 +18914,17 @@
           <w:p>
             <w:pPr>
               <w:spacing w:line="360" w:lineRule="auto"/>
-            </w:pPr>
-            <w:r>
-              <w:rPr>
-                <w:rFonts w:ascii="Times New Roman" w:hAnsi="Times New Roman"/>
-                <w:color w:val="000000"/>
+              <w:rPr>
+                <w:sz w:val="24"/>
+                <w:szCs w:val="24"/>
+              </w:rPr>
+            </w:pPr>
+            <w:r>
+              <w:rPr>
+                <w:rFonts w:ascii="Times New Roman" w:hAnsi="Times New Roman"/>
+                <w:color w:val="000000"/>
+                <w:sz w:val="24"/>
+                <w:szCs w:val="24"/>
               </w:rPr>
               <w:t>A logged-in Teacher, University Administrator, or Coordination user creates a post to share academic content or information.</w:t>
             </w:r>
@@ -18766,11 +18942,17 @@
           <w:p>
             <w:pPr>
               <w:spacing w:line="360" w:lineRule="auto"/>
-            </w:pPr>
-            <w:r>
-              <w:rPr>
-                <w:rFonts w:ascii="Times New Roman" w:hAnsi="Times New Roman"/>
-                <w:color w:val="000000"/>
+              <w:rPr>
+                <w:sz w:val="24"/>
+                <w:szCs w:val="24"/>
+              </w:rPr>
+            </w:pPr>
+            <w:r>
+              <w:rPr>
+                <w:rFonts w:ascii="Times New Roman" w:hAnsi="Times New Roman"/>
+                <w:color w:val="000000"/>
+                <w:sz w:val="24"/>
+                <w:szCs w:val="24"/>
               </w:rPr>
               <w:t>Pre-conditions</w:t>
             </w:r>
@@ -18783,11 +18965,17 @@
           <w:p>
             <w:pPr>
               <w:spacing w:line="360" w:lineRule="auto"/>
-            </w:pPr>
-            <w:r>
-              <w:rPr>
-                <w:rFonts w:ascii="Times New Roman" w:hAnsi="Times New Roman"/>
-                <w:color w:val="000000"/>
+              <w:rPr>
+                <w:sz w:val="24"/>
+                <w:szCs w:val="24"/>
+              </w:rPr>
+            </w:pPr>
+            <w:r>
+              <w:rPr>
+                <w:rFonts w:ascii="Times New Roman" w:hAnsi="Times New Roman"/>
+                <w:color w:val="000000"/>
+                <w:sz w:val="24"/>
+                <w:szCs w:val="24"/>
               </w:rPr>
               <w:t>The user is logged in as a Teacher, University Administrator, or Coordination user.</w:t>
             </w:r>
@@ -18805,11 +18993,17 @@
           <w:p>
             <w:pPr>
               <w:spacing w:line="360" w:lineRule="auto"/>
-            </w:pPr>
-            <w:r>
-              <w:rPr>
-                <w:rFonts w:ascii="Times New Roman" w:hAnsi="Times New Roman"/>
-                <w:color w:val="000000"/>
+              <w:rPr>
+                <w:sz w:val="24"/>
+                <w:szCs w:val="24"/>
+              </w:rPr>
+            </w:pPr>
+            <w:r>
+              <w:rPr>
+                <w:rFonts w:ascii="Times New Roman" w:hAnsi="Times New Roman"/>
+                <w:color w:val="000000"/>
+                <w:sz w:val="24"/>
+                <w:szCs w:val="24"/>
               </w:rPr>
               <w:t>Post-conditions</w:t>
             </w:r>
@@ -18822,11 +19016,17 @@
           <w:p>
             <w:pPr>
               <w:spacing w:line="360" w:lineRule="auto"/>
-            </w:pPr>
-            <w:r>
-              <w:rPr>
-                <w:rFonts w:ascii="Times New Roman" w:hAnsi="Times New Roman"/>
-                <w:color w:val="000000"/>
+              <w:rPr>
+                <w:sz w:val="24"/>
+                <w:szCs w:val="24"/>
+              </w:rPr>
+            </w:pPr>
+            <w:r>
+              <w:rPr>
+                <w:rFonts w:ascii="Times New Roman" w:hAnsi="Times New Roman"/>
+                <w:color w:val="000000"/>
+                <w:sz w:val="24"/>
+                <w:szCs w:val="24"/>
               </w:rPr>
               <w:t>The new post is saved and appears at the top of the posts feed for all users.</w:t>
             </w:r>
@@ -18844,11 +19044,17 @@
           <w:p>
             <w:pPr>
               <w:spacing w:line="360" w:lineRule="auto"/>
-            </w:pPr>
-            <w:r>
-              <w:rPr>
-                <w:rFonts w:ascii="Times New Roman" w:hAnsi="Times New Roman"/>
-                <w:color w:val="000000"/>
+              <w:rPr>
+                <w:sz w:val="24"/>
+                <w:szCs w:val="24"/>
+              </w:rPr>
+            </w:pPr>
+            <w:r>
+              <w:rPr>
+                <w:rFonts w:ascii="Times New Roman" w:hAnsi="Times New Roman"/>
+                <w:color w:val="000000"/>
+                <w:sz w:val="24"/>
+                <w:szCs w:val="24"/>
               </w:rPr>
               <w:t>Main Flow</w:t>
             </w:r>
@@ -18861,11 +19067,17 @@
           <w:p>
             <w:pPr>
               <w:spacing w:line="360" w:lineRule="auto"/>
-            </w:pPr>
-            <w:r>
-              <w:rPr>
-                <w:rFonts w:ascii="Times New Roman" w:hAnsi="Times New Roman"/>
-                <w:color w:val="000000"/>
+              <w:rPr>
+                <w:sz w:val="24"/>
+                <w:szCs w:val="24"/>
+              </w:rPr>
+            </w:pPr>
+            <w:r>
+              <w:rPr>
+                <w:rFonts w:ascii="Times New Roman" w:hAnsi="Times New Roman"/>
+                <w:color w:val="000000"/>
+                <w:sz w:val="24"/>
+                <w:szCs w:val="24"/>
               </w:rPr>
               <w:t>1. User navigates to the Posts page.</w:t>
             </w:r>
@@ -18873,6 +19085,8 @@
               <w:rPr>
                 <w:rFonts w:ascii="Times New Roman" w:hAnsi="Times New Roman"/>
                 <w:color w:val="000000"/>
+                <w:sz w:val="24"/>
+                <w:szCs w:val="24"/>
               </w:rPr>
               <w:br/>
               <w:t>2. User clicks Create Post.</w:t>
@@ -18881,6 +19095,8 @@
               <w:rPr>
                 <w:rFonts w:ascii="Times New Roman" w:hAnsi="Times New Roman"/>
                 <w:color w:val="000000"/>
+                <w:sz w:val="24"/>
+                <w:szCs w:val="24"/>
               </w:rPr>
               <w:br/>
               <w:t>3. User types the post content and selects a post type (General, Question, or Resource).</w:t>
@@ -18889,6 +19105,8 @@
               <w:rPr>
                 <w:rFonts w:ascii="Times New Roman" w:hAnsi="Times New Roman"/>
                 <w:color w:val="000000"/>
+                <w:sz w:val="24"/>
+                <w:szCs w:val="24"/>
               </w:rPr>
               <w:br/>
               <w:t>4. User clicks Submit.</w:t>
@@ -18897,14 +19115,27 @@
               <w:rPr>
                 <w:rFonts w:ascii="Times New Roman" w:hAnsi="Times New Roman"/>
                 <w:color w:val="000000"/>
+                <w:sz w:val="24"/>
+                <w:szCs w:val="24"/>
               </w:rPr>
               <w:br/>
+            </w:r>
+            <w:r>
+              <w:rPr>
+                <w:rFonts w:ascii="Times New Roman" w:hAnsi="Times New Roman"/>
+                <w:color w:val="000000"/>
+                <w:sz w:val="24"/>
+                <w:szCs w:val="24"/>
+              </w:rPr>
+              <w:lastRenderedPageBreak/>
               <w:t>5. System validates the input and saves the post.</w:t>
             </w:r>
             <w:r>
               <w:rPr>
                 <w:rFonts w:ascii="Times New Roman" w:hAnsi="Times New Roman"/>
                 <w:color w:val="000000"/>
+                <w:sz w:val="24"/>
+                <w:szCs w:val="24"/>
               </w:rPr>
               <w:br/>
               <w:t>6. The new post appears at the top of the posts feed.</w:t>
@@ -18923,11 +19154,17 @@
           <w:p>
             <w:pPr>
               <w:spacing w:line="360" w:lineRule="auto"/>
-            </w:pPr>
-            <w:r>
-              <w:rPr>
-                <w:rFonts w:ascii="Times New Roman" w:hAnsi="Times New Roman"/>
-                <w:color w:val="000000"/>
+              <w:rPr>
+                <w:sz w:val="24"/>
+                <w:szCs w:val="24"/>
+              </w:rPr>
+            </w:pPr>
+            <w:r>
+              <w:rPr>
+                <w:rFonts w:ascii="Times New Roman" w:hAnsi="Times New Roman"/>
+                <w:color w:val="000000"/>
+                <w:sz w:val="24"/>
+                <w:szCs w:val="24"/>
               </w:rPr>
               <w:lastRenderedPageBreak/>
               <w:t>Alternative Flow</w:t>
@@ -18941,11 +19178,17 @@
           <w:p>
             <w:pPr>
               <w:spacing w:line="360" w:lineRule="auto"/>
-            </w:pPr>
-            <w:r>
-              <w:rPr>
-                <w:rFonts w:ascii="Times New Roman" w:hAnsi="Times New Roman"/>
-                <w:color w:val="000000"/>
+              <w:rPr>
+                <w:sz w:val="24"/>
+                <w:szCs w:val="24"/>
+              </w:rPr>
+            </w:pPr>
+            <w:r>
+              <w:rPr>
+                <w:rFonts w:ascii="Times New Roman" w:hAnsi="Times New Roman"/>
+                <w:color w:val="000000"/>
+                <w:sz w:val="24"/>
+                <w:szCs w:val="24"/>
               </w:rPr>
               <w:t>If the post content is empty, the system shows an error and does not submit.</w:t>
             </w:r>
@@ -18956,21 +19199,37 @@
     <w:p>
       <w:pPr>
         <w:spacing w:after="160" w:line="360" w:lineRule="auto"/>
+        <w:rPr>
+          <w:sz w:val="24"/>
+          <w:szCs w:val="24"/>
+        </w:rPr>
       </w:pPr>
     </w:p>
     <w:p>
       <w:pPr>
         <w:pStyle w:val="TableCaption"/>
         <w:spacing w:before="200" w:after="60" w:line="360" w:lineRule="auto"/>
-      </w:pPr>
-      <w:bookmarkStart w:id="72" w:name="_lt17"/>
-      <w:r>
+        <w:rPr>
+          <w:sz w:val="24"/>
+          <w:szCs w:val="24"/>
+        </w:rPr>
+      </w:pPr>
+      <w:bookmarkStart w:id="73" w:name="_lt17"/>
+      <w:r>
+        <w:rPr>
+          <w:sz w:val="24"/>
+          <w:szCs w:val="24"/>
+        </w:rPr>
         <w:t>Table</w:t>
       </w:r>
       <w:r>
+        <w:rPr>
+          <w:sz w:val="24"/>
+          <w:szCs w:val="24"/>
+        </w:rPr>
         <w:t xml:space="preserve"> 4.6.1.3 </w:t>
       </w:r>
-      <w:bookmarkEnd w:id="72"/>
+      <w:bookmarkEnd w:id="73"/>
     </w:p>
     <w:tbl>
       <w:tblPr>
@@ -18980,8 +19239,8 @@
         <w:tblLook w:val="04A0" w:firstRow="1" w:lastRow="0" w:firstColumn="1" w:lastColumn="0" w:noHBand="0" w:noVBand="1"/>
       </w:tblPr>
       <w:tblGrid>
-        <w:gridCol w:w="2229"/>
-        <w:gridCol w:w="6401"/>
+        <w:gridCol w:w="2233"/>
+        <w:gridCol w:w="6397"/>
       </w:tblGrid>
       <w:tr>
         <w:trPr>
@@ -18996,12 +19255,18 @@
             <w:pPr>
               <w:spacing w:line="360" w:lineRule="auto"/>
               <w:jc w:val="center"/>
+              <w:rPr>
+                <w:sz w:val="24"/>
+                <w:szCs w:val="24"/>
+              </w:rPr>
             </w:pPr>
             <w:r>
               <w:rPr>
                 <w:rFonts w:ascii="Times New Roman" w:hAnsi="Times New Roman"/>
                 <w:b/>
                 <w:color w:val="000000"/>
+                <w:sz w:val="24"/>
+                <w:szCs w:val="24"/>
               </w:rPr>
               <w:t>Attribute</w:t>
             </w:r>
@@ -19016,12 +19281,18 @@
             <w:pPr>
               <w:spacing w:line="360" w:lineRule="auto"/>
               <w:jc w:val="center"/>
+              <w:rPr>
+                <w:sz w:val="24"/>
+                <w:szCs w:val="24"/>
+              </w:rPr>
             </w:pPr>
             <w:r>
               <w:rPr>
                 <w:rFonts w:ascii="Times New Roman" w:hAnsi="Times New Roman"/>
                 <w:b/>
                 <w:color w:val="000000"/>
+                <w:sz w:val="24"/>
+                <w:szCs w:val="24"/>
               </w:rPr>
               <w:t>Detail</w:t>
             </w:r>
@@ -19039,11 +19310,17 @@
           <w:p>
             <w:pPr>
               <w:spacing w:line="360" w:lineRule="auto"/>
-            </w:pPr>
-            <w:r>
-              <w:rPr>
-                <w:rFonts w:ascii="Times New Roman" w:hAnsi="Times New Roman"/>
-                <w:color w:val="000000"/>
+              <w:rPr>
+                <w:sz w:val="24"/>
+                <w:szCs w:val="24"/>
+              </w:rPr>
+            </w:pPr>
+            <w:r>
+              <w:rPr>
+                <w:rFonts w:ascii="Times New Roman" w:hAnsi="Times New Roman"/>
+                <w:color w:val="000000"/>
+                <w:sz w:val="24"/>
+                <w:szCs w:val="24"/>
               </w:rPr>
               <w:t>Use Case Name</w:t>
             </w:r>
@@ -19056,11 +19333,17 @@
           <w:p>
             <w:pPr>
               <w:spacing w:line="360" w:lineRule="auto"/>
-            </w:pPr>
-            <w:r>
-              <w:rPr>
-                <w:rFonts w:ascii="Times New Roman" w:hAnsi="Times New Roman"/>
-                <w:color w:val="000000"/>
+              <w:rPr>
+                <w:sz w:val="24"/>
+                <w:szCs w:val="24"/>
+              </w:rPr>
+            </w:pPr>
+            <w:r>
+              <w:rPr>
+                <w:rFonts w:ascii="Times New Roman" w:hAnsi="Times New Roman"/>
+                <w:color w:val="000000"/>
+                <w:sz w:val="24"/>
+                <w:szCs w:val="24"/>
               </w:rPr>
               <w:t>Like and Comment on Post</w:t>
             </w:r>
@@ -19078,11 +19361,17 @@
           <w:p>
             <w:pPr>
               <w:spacing w:line="360" w:lineRule="auto"/>
-            </w:pPr>
-            <w:r>
-              <w:rPr>
-                <w:rFonts w:ascii="Times New Roman" w:hAnsi="Times New Roman"/>
-                <w:color w:val="000000"/>
+              <w:rPr>
+                <w:sz w:val="24"/>
+                <w:szCs w:val="24"/>
+              </w:rPr>
+            </w:pPr>
+            <w:r>
+              <w:rPr>
+                <w:rFonts w:ascii="Times New Roman" w:hAnsi="Times New Roman"/>
+                <w:color w:val="000000"/>
+                <w:sz w:val="24"/>
+                <w:szCs w:val="24"/>
               </w:rPr>
               <w:t>Actor</w:t>
             </w:r>
@@ -19095,11 +19384,17 @@
           <w:p>
             <w:pPr>
               <w:spacing w:line="360" w:lineRule="auto"/>
-            </w:pPr>
-            <w:r>
-              <w:rPr>
-                <w:rFonts w:ascii="Times New Roman" w:hAnsi="Times New Roman"/>
-                <w:color w:val="000000"/>
+              <w:rPr>
+                <w:sz w:val="24"/>
+                <w:szCs w:val="24"/>
+              </w:rPr>
+            </w:pPr>
+            <w:r>
+              <w:rPr>
+                <w:rFonts w:ascii="Times New Roman" w:hAnsi="Times New Roman"/>
+                <w:color w:val="000000"/>
+                <w:sz w:val="24"/>
+                <w:szCs w:val="24"/>
               </w:rPr>
               <w:t>Student / Teacher / University Administration / Coordination</w:t>
             </w:r>
@@ -19117,11 +19412,17 @@
           <w:p>
             <w:pPr>
               <w:spacing w:line="360" w:lineRule="auto"/>
-            </w:pPr>
-            <w:r>
-              <w:rPr>
-                <w:rFonts w:ascii="Times New Roman" w:hAnsi="Times New Roman"/>
-                <w:color w:val="000000"/>
+              <w:rPr>
+                <w:sz w:val="24"/>
+                <w:szCs w:val="24"/>
+              </w:rPr>
+            </w:pPr>
+            <w:r>
+              <w:rPr>
+                <w:rFonts w:ascii="Times New Roman" w:hAnsi="Times New Roman"/>
+                <w:color w:val="000000"/>
+                <w:sz w:val="24"/>
+                <w:szCs w:val="24"/>
               </w:rPr>
               <w:t>Description</w:t>
             </w:r>
@@ -19134,11 +19435,17 @@
           <w:p>
             <w:pPr>
               <w:spacing w:line="360" w:lineRule="auto"/>
-            </w:pPr>
-            <w:r>
-              <w:rPr>
-                <w:rFonts w:ascii="Times New Roman" w:hAnsi="Times New Roman"/>
-                <w:color w:val="000000"/>
+              <w:rPr>
+                <w:sz w:val="24"/>
+                <w:szCs w:val="24"/>
+              </w:rPr>
+            </w:pPr>
+            <w:r>
+              <w:rPr>
+                <w:rFonts w:ascii="Times New Roman" w:hAnsi="Times New Roman"/>
+                <w:color w:val="000000"/>
+                <w:sz w:val="24"/>
+                <w:szCs w:val="24"/>
               </w:rPr>
               <w:t>A logged-in user likes or comments on a post in the posts feed.</w:t>
             </w:r>
@@ -19156,11 +19463,17 @@
           <w:p>
             <w:pPr>
               <w:spacing w:line="360" w:lineRule="auto"/>
-            </w:pPr>
-            <w:r>
-              <w:rPr>
-                <w:rFonts w:ascii="Times New Roman" w:hAnsi="Times New Roman"/>
-                <w:color w:val="000000"/>
+              <w:rPr>
+                <w:sz w:val="24"/>
+                <w:szCs w:val="24"/>
+              </w:rPr>
+            </w:pPr>
+            <w:r>
+              <w:rPr>
+                <w:rFonts w:ascii="Times New Roman" w:hAnsi="Times New Roman"/>
+                <w:color w:val="000000"/>
+                <w:sz w:val="24"/>
+                <w:szCs w:val="24"/>
               </w:rPr>
               <w:t>Pre-conditions</w:t>
             </w:r>
@@ -19173,11 +19486,17 @@
           <w:p>
             <w:pPr>
               <w:spacing w:line="360" w:lineRule="auto"/>
-            </w:pPr>
-            <w:r>
-              <w:rPr>
-                <w:rFonts w:ascii="Times New Roman" w:hAnsi="Times New Roman"/>
-                <w:color w:val="000000"/>
+              <w:rPr>
+                <w:sz w:val="24"/>
+                <w:szCs w:val="24"/>
+              </w:rPr>
+            </w:pPr>
+            <w:r>
+              <w:rPr>
+                <w:rFonts w:ascii="Times New Roman" w:hAnsi="Times New Roman"/>
+                <w:color w:val="000000"/>
+                <w:sz w:val="24"/>
+                <w:szCs w:val="24"/>
               </w:rPr>
               <w:t>The user is logged in. The post exists.</w:t>
             </w:r>
@@ -19195,11 +19514,17 @@
           <w:p>
             <w:pPr>
               <w:spacing w:line="360" w:lineRule="auto"/>
-            </w:pPr>
-            <w:r>
-              <w:rPr>
-                <w:rFonts w:ascii="Times New Roman" w:hAnsi="Times New Roman"/>
-                <w:color w:val="000000"/>
+              <w:rPr>
+                <w:sz w:val="24"/>
+                <w:szCs w:val="24"/>
+              </w:rPr>
+            </w:pPr>
+            <w:r>
+              <w:rPr>
+                <w:rFonts w:ascii="Times New Roman" w:hAnsi="Times New Roman"/>
+                <w:color w:val="000000"/>
+                <w:sz w:val="24"/>
+                <w:szCs w:val="24"/>
               </w:rPr>
               <w:t>Post-conditions</w:t>
             </w:r>
@@ -19212,11 +19537,17 @@
           <w:p>
             <w:pPr>
               <w:spacing w:line="360" w:lineRule="auto"/>
-            </w:pPr>
-            <w:r>
-              <w:rPr>
-                <w:rFonts w:ascii="Times New Roman" w:hAnsi="Times New Roman"/>
-                <w:color w:val="000000"/>
+              <w:rPr>
+                <w:sz w:val="24"/>
+                <w:szCs w:val="24"/>
+              </w:rPr>
+            </w:pPr>
+            <w:r>
+              <w:rPr>
+                <w:rFonts w:ascii="Times New Roman" w:hAnsi="Times New Roman"/>
+                <w:color w:val="000000"/>
+                <w:sz w:val="24"/>
+                <w:szCs w:val="24"/>
               </w:rPr>
               <w:t>The like or comment is saved and visible on the post.</w:t>
             </w:r>
@@ -19234,11 +19565,17 @@
           <w:p>
             <w:pPr>
               <w:spacing w:line="360" w:lineRule="auto"/>
-            </w:pPr>
-            <w:r>
-              <w:rPr>
-                <w:rFonts w:ascii="Times New Roman" w:hAnsi="Times New Roman"/>
-                <w:color w:val="000000"/>
+              <w:rPr>
+                <w:sz w:val="24"/>
+                <w:szCs w:val="24"/>
+              </w:rPr>
+            </w:pPr>
+            <w:r>
+              <w:rPr>
+                <w:rFonts w:ascii="Times New Roman" w:hAnsi="Times New Roman"/>
+                <w:color w:val="000000"/>
+                <w:sz w:val="24"/>
+                <w:szCs w:val="24"/>
               </w:rPr>
               <w:t>Main Flow</w:t>
             </w:r>
@@ -19251,11 +19588,17 @@
           <w:p>
             <w:pPr>
               <w:spacing w:line="360" w:lineRule="auto"/>
-            </w:pPr>
-            <w:r>
-              <w:rPr>
-                <w:rFonts w:ascii="Times New Roman" w:hAnsi="Times New Roman"/>
-                <w:color w:val="000000"/>
+              <w:rPr>
+                <w:sz w:val="24"/>
+                <w:szCs w:val="24"/>
+              </w:rPr>
+            </w:pPr>
+            <w:r>
+              <w:rPr>
+                <w:rFonts w:ascii="Times New Roman" w:hAnsi="Times New Roman"/>
+                <w:color w:val="000000"/>
+                <w:sz w:val="24"/>
+                <w:szCs w:val="24"/>
               </w:rPr>
               <w:t>1. User browses the posts feed.</w:t>
             </w:r>
@@ -19263,6 +19606,8 @@
               <w:rPr>
                 <w:rFonts w:ascii="Times New Roman" w:hAnsi="Times New Roman"/>
                 <w:color w:val="000000"/>
+                <w:sz w:val="24"/>
+                <w:szCs w:val="24"/>
               </w:rPr>
               <w:br/>
               <w:t>2. For a like: User clicks the Like button. System saves the like and updates the count.</w:t>
@@ -19271,6 +19616,8 @@
               <w:rPr>
                 <w:rFonts w:ascii="Times New Roman" w:hAnsi="Times New Roman"/>
                 <w:color w:val="000000"/>
+                <w:sz w:val="24"/>
+                <w:szCs w:val="24"/>
               </w:rPr>
               <w:br/>
               <w:t>3. For a comment: User opens the post, types a comment, and clicks Submit.</w:t>
@@ -19279,6 +19626,8 @@
               <w:rPr>
                 <w:rFonts w:ascii="Times New Roman" w:hAnsi="Times New Roman"/>
                 <w:color w:val="000000"/>
+                <w:sz w:val="24"/>
+                <w:szCs w:val="24"/>
               </w:rPr>
               <w:br/>
               <w:t>4. System saves the comment.</w:t>
@@ -19287,6 +19636,8 @@
               <w:rPr>
                 <w:rFonts w:ascii="Times New Roman" w:hAnsi="Times New Roman"/>
                 <w:color w:val="000000"/>
+                <w:sz w:val="24"/>
+                <w:szCs w:val="24"/>
               </w:rPr>
               <w:br/>
               <w:t>5. The updated like count or new comment appears on the post.</w:t>
@@ -19305,11 +19656,17 @@
           <w:p>
             <w:pPr>
               <w:spacing w:line="360" w:lineRule="auto"/>
-            </w:pPr>
-            <w:r>
-              <w:rPr>
-                <w:rFonts w:ascii="Times New Roman" w:hAnsi="Times New Roman"/>
-                <w:color w:val="000000"/>
+              <w:rPr>
+                <w:sz w:val="24"/>
+                <w:szCs w:val="24"/>
+              </w:rPr>
+            </w:pPr>
+            <w:r>
+              <w:rPr>
+                <w:rFonts w:ascii="Times New Roman" w:hAnsi="Times New Roman"/>
+                <w:color w:val="000000"/>
+                <w:sz w:val="24"/>
+                <w:szCs w:val="24"/>
               </w:rPr>
               <w:t>Alternative Flow</w:t>
             </w:r>
@@ -19322,11 +19679,17 @@
           <w:p>
             <w:pPr>
               <w:spacing w:line="360" w:lineRule="auto"/>
-            </w:pPr>
-            <w:r>
-              <w:rPr>
-                <w:rFonts w:ascii="Times New Roman" w:hAnsi="Times New Roman"/>
-                <w:color w:val="000000"/>
+              <w:rPr>
+                <w:sz w:val="24"/>
+                <w:szCs w:val="24"/>
+              </w:rPr>
+            </w:pPr>
+            <w:r>
+              <w:rPr>
+                <w:rFonts w:ascii="Times New Roman" w:hAnsi="Times New Roman"/>
+                <w:color w:val="000000"/>
+                <w:sz w:val="24"/>
+                <w:szCs w:val="24"/>
               </w:rPr>
               <w:t>If the comment is empty, the system shows an error and does not submit.</w:t>
             </w:r>
@@ -19337,21 +19700,3135 @@
     <w:p>
       <w:pPr>
         <w:spacing w:after="160" w:line="360" w:lineRule="auto"/>
+        <w:rPr>
+          <w:sz w:val="24"/>
+          <w:szCs w:val="24"/>
+        </w:rPr>
       </w:pPr>
     </w:p>
     <w:p>
       <w:pPr>
         <w:pStyle w:val="TableCaption"/>
         <w:spacing w:before="200" w:after="60" w:line="360" w:lineRule="auto"/>
-      </w:pPr>
-      <w:bookmarkStart w:id="73" w:name="_lt18"/>
-      <w:r>
+        <w:rPr>
+          <w:sz w:val="24"/>
+          <w:szCs w:val="24"/>
+        </w:rPr>
+      </w:pPr>
+      <w:bookmarkStart w:id="74" w:name="_lt18"/>
+      <w:r>
+        <w:rPr>
+          <w:sz w:val="24"/>
+          <w:szCs w:val="24"/>
+        </w:rPr>
         <w:t>Table</w:t>
       </w:r>
       <w:r>
+        <w:rPr>
+          <w:sz w:val="24"/>
+          <w:szCs w:val="24"/>
+        </w:rPr>
         <w:t xml:space="preserve"> 4.6.1.4</w:t>
       </w:r>
-      <w:bookmarkEnd w:id="73"/>
+      <w:bookmarkEnd w:id="74"/>
+    </w:p>
+    <w:tbl>
+      <w:tblPr>
+        <w:tblStyle w:val="TableGrid"/>
+        <w:tblW w:w="0" w:type="auto"/>
+        <w:jc w:val="center"/>
+        <w:tblLook w:val="04A0" w:firstRow="1" w:lastRow="0" w:firstColumn="1" w:lastColumn="0" w:noHBand="0" w:noVBand="1"/>
+      </w:tblPr>
+      <w:tblGrid>
+        <w:gridCol w:w="2237"/>
+        <w:gridCol w:w="6393"/>
+      </w:tblGrid>
+      <w:tr>
+        <w:trPr>
+          <w:jc w:val="center"/>
+        </w:trPr>
+        <w:tc>
+          <w:tcPr>
+            <w:tcW w:w="2304" w:type="dxa"/>
+            <w:shd w:val="clear" w:color="auto" w:fill="D9D9D9"/>
+          </w:tcPr>
+          <w:p>
+            <w:pPr>
+              <w:spacing w:line="360" w:lineRule="auto"/>
+              <w:jc w:val="center"/>
+              <w:rPr>
+                <w:sz w:val="24"/>
+                <w:szCs w:val="24"/>
+              </w:rPr>
+            </w:pPr>
+            <w:r>
+              <w:rPr>
+                <w:rFonts w:ascii="Times New Roman" w:hAnsi="Times New Roman"/>
+                <w:b/>
+                <w:color w:val="000000"/>
+                <w:sz w:val="24"/>
+                <w:szCs w:val="24"/>
+              </w:rPr>
+              <w:t>Attribute</w:t>
+            </w:r>
+          </w:p>
+        </w:tc>
+        <w:tc>
+          <w:tcPr>
+            <w:tcW w:w="6768" w:type="dxa"/>
+            <w:shd w:val="clear" w:color="auto" w:fill="D9D9D9"/>
+          </w:tcPr>
+          <w:p>
+            <w:pPr>
+              <w:spacing w:line="360" w:lineRule="auto"/>
+              <w:jc w:val="center"/>
+              <w:rPr>
+                <w:sz w:val="24"/>
+                <w:szCs w:val="24"/>
+              </w:rPr>
+            </w:pPr>
+            <w:r>
+              <w:rPr>
+                <w:rFonts w:ascii="Times New Roman" w:hAnsi="Times New Roman"/>
+                <w:b/>
+                <w:color w:val="000000"/>
+                <w:sz w:val="24"/>
+                <w:szCs w:val="24"/>
+              </w:rPr>
+              <w:t>Detail</w:t>
+            </w:r>
+          </w:p>
+        </w:tc>
+      </w:tr>
+      <w:tr>
+        <w:trPr>
+          <w:jc w:val="center"/>
+        </w:trPr>
+        <w:tc>
+          <w:tcPr>
+            <w:tcW w:w="2304" w:type="dxa"/>
+          </w:tcPr>
+          <w:p>
+            <w:pPr>
+              <w:spacing w:line="360" w:lineRule="auto"/>
+              <w:rPr>
+                <w:sz w:val="24"/>
+                <w:szCs w:val="24"/>
+              </w:rPr>
+            </w:pPr>
+            <w:r>
+              <w:rPr>
+                <w:rFonts w:ascii="Times New Roman" w:hAnsi="Times New Roman"/>
+                <w:color w:val="000000"/>
+                <w:sz w:val="24"/>
+                <w:szCs w:val="24"/>
+              </w:rPr>
+              <w:t>Use Case Name</w:t>
+            </w:r>
+          </w:p>
+        </w:tc>
+        <w:tc>
+          <w:tcPr>
+            <w:tcW w:w="6768" w:type="dxa"/>
+          </w:tcPr>
+          <w:p>
+            <w:pPr>
+              <w:spacing w:line="360" w:lineRule="auto"/>
+              <w:rPr>
+                <w:sz w:val="24"/>
+                <w:szCs w:val="24"/>
+              </w:rPr>
+            </w:pPr>
+            <w:r>
+              <w:rPr>
+                <w:rFonts w:ascii="Times New Roman" w:hAnsi="Times New Roman"/>
+                <w:color w:val="000000"/>
+                <w:sz w:val="24"/>
+                <w:szCs w:val="24"/>
+              </w:rPr>
+              <w:t>Join Semester Group</w:t>
+            </w:r>
+          </w:p>
+        </w:tc>
+      </w:tr>
+      <w:tr>
+        <w:trPr>
+          <w:jc w:val="center"/>
+        </w:trPr>
+        <w:tc>
+          <w:tcPr>
+            <w:tcW w:w="2304" w:type="dxa"/>
+          </w:tcPr>
+          <w:p>
+            <w:pPr>
+              <w:spacing w:line="360" w:lineRule="auto"/>
+              <w:rPr>
+                <w:sz w:val="24"/>
+                <w:szCs w:val="24"/>
+              </w:rPr>
+            </w:pPr>
+            <w:r>
+              <w:rPr>
+                <w:rFonts w:ascii="Times New Roman" w:hAnsi="Times New Roman"/>
+                <w:color w:val="000000"/>
+                <w:sz w:val="24"/>
+                <w:szCs w:val="24"/>
+              </w:rPr>
+              <w:t>Actor</w:t>
+            </w:r>
+          </w:p>
+        </w:tc>
+        <w:tc>
+          <w:tcPr>
+            <w:tcW w:w="6768" w:type="dxa"/>
+          </w:tcPr>
+          <w:p>
+            <w:pPr>
+              <w:spacing w:line="360" w:lineRule="auto"/>
+              <w:rPr>
+                <w:sz w:val="24"/>
+                <w:szCs w:val="24"/>
+              </w:rPr>
+            </w:pPr>
+            <w:r>
+              <w:rPr>
+                <w:rFonts w:ascii="Times New Roman" w:hAnsi="Times New Roman"/>
+                <w:color w:val="000000"/>
+                <w:sz w:val="24"/>
+                <w:szCs w:val="24"/>
+              </w:rPr>
+              <w:t>Student / Teacher</w:t>
+            </w:r>
+          </w:p>
+        </w:tc>
+      </w:tr>
+      <w:tr>
+        <w:trPr>
+          <w:jc w:val="center"/>
+        </w:trPr>
+        <w:tc>
+          <w:tcPr>
+            <w:tcW w:w="2304" w:type="dxa"/>
+          </w:tcPr>
+          <w:p>
+            <w:pPr>
+              <w:spacing w:line="360" w:lineRule="auto"/>
+              <w:rPr>
+                <w:sz w:val="24"/>
+                <w:szCs w:val="24"/>
+              </w:rPr>
+            </w:pPr>
+            <w:r>
+              <w:rPr>
+                <w:rFonts w:ascii="Times New Roman" w:hAnsi="Times New Roman"/>
+                <w:color w:val="000000"/>
+                <w:sz w:val="24"/>
+                <w:szCs w:val="24"/>
+              </w:rPr>
+              <w:t>Description</w:t>
+            </w:r>
+          </w:p>
+        </w:tc>
+        <w:tc>
+          <w:tcPr>
+            <w:tcW w:w="6768" w:type="dxa"/>
+          </w:tcPr>
+          <w:p>
+            <w:pPr>
+              <w:spacing w:line="360" w:lineRule="auto"/>
+              <w:rPr>
+                <w:sz w:val="24"/>
+                <w:szCs w:val="24"/>
+              </w:rPr>
+            </w:pPr>
+            <w:r>
+              <w:rPr>
+                <w:rFonts w:ascii="Times New Roman" w:hAnsi="Times New Roman"/>
+                <w:color w:val="000000"/>
+                <w:sz w:val="24"/>
+                <w:szCs w:val="24"/>
+              </w:rPr>
+              <w:t>A logged-in student or teacher joins an existing semester group.</w:t>
+            </w:r>
+          </w:p>
+        </w:tc>
+      </w:tr>
+      <w:tr>
+        <w:trPr>
+          <w:jc w:val="center"/>
+        </w:trPr>
+        <w:tc>
+          <w:tcPr>
+            <w:tcW w:w="2304" w:type="dxa"/>
+          </w:tcPr>
+          <w:p>
+            <w:pPr>
+              <w:spacing w:line="360" w:lineRule="auto"/>
+              <w:rPr>
+                <w:sz w:val="24"/>
+                <w:szCs w:val="24"/>
+              </w:rPr>
+            </w:pPr>
+            <w:r>
+              <w:rPr>
+                <w:rFonts w:ascii="Times New Roman" w:hAnsi="Times New Roman"/>
+                <w:color w:val="000000"/>
+                <w:sz w:val="24"/>
+                <w:szCs w:val="24"/>
+              </w:rPr>
+              <w:t>Pre-conditions</w:t>
+            </w:r>
+          </w:p>
+        </w:tc>
+        <w:tc>
+          <w:tcPr>
+            <w:tcW w:w="6768" w:type="dxa"/>
+          </w:tcPr>
+          <w:p>
+            <w:pPr>
+              <w:spacing w:line="360" w:lineRule="auto"/>
+              <w:rPr>
+                <w:sz w:val="24"/>
+                <w:szCs w:val="24"/>
+              </w:rPr>
+            </w:pPr>
+            <w:r>
+              <w:rPr>
+                <w:rFonts w:ascii="Times New Roman" w:hAnsi="Times New Roman"/>
+                <w:color w:val="000000"/>
+                <w:sz w:val="24"/>
+                <w:szCs w:val="24"/>
+              </w:rPr>
+              <w:t>The user is logged in. The semester group exists. The user is not already a member.</w:t>
+            </w:r>
+          </w:p>
+        </w:tc>
+      </w:tr>
+      <w:tr>
+        <w:trPr>
+          <w:jc w:val="center"/>
+        </w:trPr>
+        <w:tc>
+          <w:tcPr>
+            <w:tcW w:w="2304" w:type="dxa"/>
+          </w:tcPr>
+          <w:p>
+            <w:pPr>
+              <w:spacing w:line="360" w:lineRule="auto"/>
+              <w:rPr>
+                <w:sz w:val="24"/>
+                <w:szCs w:val="24"/>
+              </w:rPr>
+            </w:pPr>
+            <w:r>
+              <w:rPr>
+                <w:rFonts w:ascii="Times New Roman" w:hAnsi="Times New Roman"/>
+                <w:color w:val="000000"/>
+                <w:sz w:val="24"/>
+                <w:szCs w:val="24"/>
+              </w:rPr>
+              <w:lastRenderedPageBreak/>
+              <w:t>Post-conditions</w:t>
+            </w:r>
+          </w:p>
+        </w:tc>
+        <w:tc>
+          <w:tcPr>
+            <w:tcW w:w="6768" w:type="dxa"/>
+          </w:tcPr>
+          <w:p>
+            <w:pPr>
+              <w:spacing w:line="360" w:lineRule="auto"/>
+              <w:rPr>
+                <w:sz w:val="24"/>
+                <w:szCs w:val="24"/>
+              </w:rPr>
+            </w:pPr>
+            <w:r>
+              <w:rPr>
+                <w:rFonts w:ascii="Times New Roman" w:hAnsi="Times New Roman"/>
+                <w:color w:val="000000"/>
+                <w:sz w:val="24"/>
+                <w:szCs w:val="24"/>
+              </w:rPr>
+              <w:t>The user is added to the group and can now participate in group discussions.</w:t>
+            </w:r>
+          </w:p>
+        </w:tc>
+      </w:tr>
+      <w:tr>
+        <w:trPr>
+          <w:jc w:val="center"/>
+        </w:trPr>
+        <w:tc>
+          <w:tcPr>
+            <w:tcW w:w="2304" w:type="dxa"/>
+          </w:tcPr>
+          <w:p>
+            <w:pPr>
+              <w:spacing w:line="360" w:lineRule="auto"/>
+              <w:rPr>
+                <w:sz w:val="24"/>
+                <w:szCs w:val="24"/>
+              </w:rPr>
+            </w:pPr>
+            <w:r>
+              <w:rPr>
+                <w:rFonts w:ascii="Times New Roman" w:hAnsi="Times New Roman"/>
+                <w:color w:val="000000"/>
+                <w:sz w:val="24"/>
+                <w:szCs w:val="24"/>
+              </w:rPr>
+              <w:t>Main Flow</w:t>
+            </w:r>
+          </w:p>
+        </w:tc>
+        <w:tc>
+          <w:tcPr>
+            <w:tcW w:w="6768" w:type="dxa"/>
+          </w:tcPr>
+          <w:p>
+            <w:pPr>
+              <w:spacing w:line="360" w:lineRule="auto"/>
+              <w:rPr>
+                <w:sz w:val="24"/>
+                <w:szCs w:val="24"/>
+              </w:rPr>
+            </w:pPr>
+            <w:r>
+              <w:rPr>
+                <w:rFonts w:ascii="Times New Roman" w:hAnsi="Times New Roman"/>
+                <w:color w:val="000000"/>
+                <w:sz w:val="24"/>
+                <w:szCs w:val="24"/>
+              </w:rPr>
+              <w:t>1. User browses the semester groups list.</w:t>
+            </w:r>
+            <w:r>
+              <w:rPr>
+                <w:rFonts w:ascii="Times New Roman" w:hAnsi="Times New Roman"/>
+                <w:color w:val="000000"/>
+                <w:sz w:val="24"/>
+                <w:szCs w:val="24"/>
+              </w:rPr>
+              <w:br/>
+              <w:t>2. User finds a group and clicks Join.</w:t>
+            </w:r>
+            <w:r>
+              <w:rPr>
+                <w:rFonts w:ascii="Times New Roman" w:hAnsi="Times New Roman"/>
+                <w:color w:val="000000"/>
+                <w:sz w:val="24"/>
+                <w:szCs w:val="24"/>
+              </w:rPr>
+              <w:br/>
+              <w:t>3. System checks that the user is not already a member.</w:t>
+            </w:r>
+            <w:r>
+              <w:rPr>
+                <w:rFonts w:ascii="Times New Roman" w:hAnsi="Times New Roman"/>
+                <w:color w:val="000000"/>
+                <w:sz w:val="24"/>
+                <w:szCs w:val="24"/>
+              </w:rPr>
+              <w:br/>
+              <w:t>4. System adds the user to the group.</w:t>
+            </w:r>
+            <w:r>
+              <w:rPr>
+                <w:rFonts w:ascii="Times New Roman" w:hAnsi="Times New Roman"/>
+                <w:color w:val="000000"/>
+                <w:sz w:val="24"/>
+                <w:szCs w:val="24"/>
+              </w:rPr>
+              <w:br/>
+              <w:t>5. The user can now share content and reply in the group.</w:t>
+            </w:r>
+          </w:p>
+        </w:tc>
+      </w:tr>
+      <w:tr>
+        <w:trPr>
+          <w:jc w:val="center"/>
+        </w:trPr>
+        <w:tc>
+          <w:tcPr>
+            <w:tcW w:w="2304" w:type="dxa"/>
+          </w:tcPr>
+          <w:p>
+            <w:pPr>
+              <w:spacing w:line="360" w:lineRule="auto"/>
+              <w:rPr>
+                <w:sz w:val="24"/>
+                <w:szCs w:val="24"/>
+              </w:rPr>
+            </w:pPr>
+            <w:r>
+              <w:rPr>
+                <w:rFonts w:ascii="Times New Roman" w:hAnsi="Times New Roman"/>
+                <w:color w:val="000000"/>
+                <w:sz w:val="24"/>
+                <w:szCs w:val="24"/>
+              </w:rPr>
+              <w:t>Alternative Flow</w:t>
+            </w:r>
+          </w:p>
+        </w:tc>
+        <w:tc>
+          <w:tcPr>
+            <w:tcW w:w="6768" w:type="dxa"/>
+          </w:tcPr>
+          <w:p>
+            <w:pPr>
+              <w:spacing w:line="360" w:lineRule="auto"/>
+              <w:rPr>
+                <w:sz w:val="24"/>
+                <w:szCs w:val="24"/>
+              </w:rPr>
+            </w:pPr>
+            <w:r>
+              <w:rPr>
+                <w:rFonts w:ascii="Times New Roman" w:hAnsi="Times New Roman"/>
+                <w:color w:val="000000"/>
+                <w:sz w:val="24"/>
+                <w:szCs w:val="24"/>
+              </w:rPr>
+              <w:t>If the user is already a member, the system shows an error.</w:t>
+            </w:r>
+          </w:p>
+        </w:tc>
+      </w:tr>
+    </w:tbl>
+    <w:p>
+      <w:pPr>
+        <w:spacing w:after="160" w:line="360" w:lineRule="auto"/>
+        <w:rPr>
+          <w:sz w:val="24"/>
+          <w:szCs w:val="24"/>
+        </w:rPr>
+      </w:pPr>
+    </w:p>
+    <w:p>
+      <w:pPr>
+        <w:pStyle w:val="TableCaption"/>
+        <w:spacing w:before="200" w:after="60" w:line="360" w:lineRule="auto"/>
+        <w:rPr>
+          <w:sz w:val="24"/>
+          <w:szCs w:val="24"/>
+        </w:rPr>
+      </w:pPr>
+      <w:bookmarkStart w:id="75" w:name="_lt19"/>
+      <w:r>
+        <w:rPr>
+          <w:sz w:val="24"/>
+          <w:szCs w:val="24"/>
+        </w:rPr>
+        <w:t>Table</w:t>
+      </w:r>
+      <w:r>
+        <w:rPr>
+          <w:sz w:val="24"/>
+          <w:szCs w:val="24"/>
+        </w:rPr>
+        <w:t xml:space="preserve"> 4.6.1.5</w:t>
+      </w:r>
+      <w:bookmarkEnd w:id="75"/>
+    </w:p>
+    <w:tbl>
+      <w:tblPr>
+        <w:tblStyle w:val="TableGrid"/>
+        <w:tblW w:w="0" w:type="auto"/>
+        <w:jc w:val="center"/>
+        <w:tblLook w:val="04A0" w:firstRow="1" w:lastRow="0" w:firstColumn="1" w:lastColumn="0" w:noHBand="0" w:noVBand="1"/>
+      </w:tblPr>
+      <w:tblGrid>
+        <w:gridCol w:w="2233"/>
+        <w:gridCol w:w="6397"/>
+      </w:tblGrid>
+      <w:tr>
+        <w:trPr>
+          <w:jc w:val="center"/>
+        </w:trPr>
+        <w:tc>
+          <w:tcPr>
+            <w:tcW w:w="2304" w:type="dxa"/>
+            <w:shd w:val="clear" w:color="auto" w:fill="D9D9D9"/>
+          </w:tcPr>
+          <w:p>
+            <w:pPr>
+              <w:spacing w:line="360" w:lineRule="auto"/>
+              <w:jc w:val="center"/>
+              <w:rPr>
+                <w:sz w:val="24"/>
+                <w:szCs w:val="24"/>
+              </w:rPr>
+            </w:pPr>
+            <w:r>
+              <w:rPr>
+                <w:rFonts w:ascii="Times New Roman" w:hAnsi="Times New Roman"/>
+                <w:b/>
+                <w:color w:val="000000"/>
+                <w:sz w:val="24"/>
+                <w:szCs w:val="24"/>
+              </w:rPr>
+              <w:t>Attribute</w:t>
+            </w:r>
+          </w:p>
+        </w:tc>
+        <w:tc>
+          <w:tcPr>
+            <w:tcW w:w="6768" w:type="dxa"/>
+            <w:shd w:val="clear" w:color="auto" w:fill="D9D9D9"/>
+          </w:tcPr>
+          <w:p>
+            <w:pPr>
+              <w:spacing w:line="360" w:lineRule="auto"/>
+              <w:jc w:val="center"/>
+              <w:rPr>
+                <w:sz w:val="24"/>
+                <w:szCs w:val="24"/>
+              </w:rPr>
+            </w:pPr>
+            <w:r>
+              <w:rPr>
+                <w:rFonts w:ascii="Times New Roman" w:hAnsi="Times New Roman"/>
+                <w:b/>
+                <w:color w:val="000000"/>
+                <w:sz w:val="24"/>
+                <w:szCs w:val="24"/>
+              </w:rPr>
+              <w:t>Detail</w:t>
+            </w:r>
+          </w:p>
+        </w:tc>
+      </w:tr>
+      <w:tr>
+        <w:trPr>
+          <w:jc w:val="center"/>
+        </w:trPr>
+        <w:tc>
+          <w:tcPr>
+            <w:tcW w:w="2304" w:type="dxa"/>
+          </w:tcPr>
+          <w:p>
+            <w:pPr>
+              <w:spacing w:line="360" w:lineRule="auto"/>
+              <w:rPr>
+                <w:sz w:val="24"/>
+                <w:szCs w:val="24"/>
+              </w:rPr>
+            </w:pPr>
+            <w:r>
+              <w:rPr>
+                <w:rFonts w:ascii="Times New Roman" w:hAnsi="Times New Roman"/>
+                <w:color w:val="000000"/>
+                <w:sz w:val="24"/>
+                <w:szCs w:val="24"/>
+              </w:rPr>
+              <w:t>Use Case Name</w:t>
+            </w:r>
+          </w:p>
+        </w:tc>
+        <w:tc>
+          <w:tcPr>
+            <w:tcW w:w="6768" w:type="dxa"/>
+          </w:tcPr>
+          <w:p>
+            <w:pPr>
+              <w:spacing w:line="360" w:lineRule="auto"/>
+              <w:rPr>
+                <w:sz w:val="24"/>
+                <w:szCs w:val="24"/>
+              </w:rPr>
+            </w:pPr>
+            <w:r>
+              <w:rPr>
+                <w:rFonts w:ascii="Times New Roman" w:hAnsi="Times New Roman"/>
+                <w:color w:val="000000"/>
+                <w:sz w:val="24"/>
+                <w:szCs w:val="24"/>
+              </w:rPr>
+              <w:t>RSVP to Campus Event</w:t>
+            </w:r>
+          </w:p>
+        </w:tc>
+      </w:tr>
+      <w:tr>
+        <w:trPr>
+          <w:jc w:val="center"/>
+        </w:trPr>
+        <w:tc>
+          <w:tcPr>
+            <w:tcW w:w="2304" w:type="dxa"/>
+          </w:tcPr>
+          <w:p>
+            <w:pPr>
+              <w:spacing w:line="360" w:lineRule="auto"/>
+              <w:rPr>
+                <w:sz w:val="24"/>
+                <w:szCs w:val="24"/>
+              </w:rPr>
+            </w:pPr>
+            <w:r>
+              <w:rPr>
+                <w:rFonts w:ascii="Times New Roman" w:hAnsi="Times New Roman"/>
+                <w:color w:val="000000"/>
+                <w:sz w:val="24"/>
+                <w:szCs w:val="24"/>
+              </w:rPr>
+              <w:t>Actor</w:t>
+            </w:r>
+          </w:p>
+        </w:tc>
+        <w:tc>
+          <w:tcPr>
+            <w:tcW w:w="6768" w:type="dxa"/>
+          </w:tcPr>
+          <w:p>
+            <w:pPr>
+              <w:spacing w:line="360" w:lineRule="auto"/>
+              <w:rPr>
+                <w:sz w:val="24"/>
+                <w:szCs w:val="24"/>
+              </w:rPr>
+            </w:pPr>
+            <w:r>
+              <w:rPr>
+                <w:rFonts w:ascii="Times New Roman" w:hAnsi="Times New Roman"/>
+                <w:color w:val="000000"/>
+                <w:sz w:val="24"/>
+                <w:szCs w:val="24"/>
+              </w:rPr>
+              <w:t>Student / Teacher / University Administration / Coordination</w:t>
+            </w:r>
+          </w:p>
+        </w:tc>
+      </w:tr>
+      <w:tr>
+        <w:trPr>
+          <w:jc w:val="center"/>
+        </w:trPr>
+        <w:tc>
+          <w:tcPr>
+            <w:tcW w:w="2304" w:type="dxa"/>
+          </w:tcPr>
+          <w:p>
+            <w:pPr>
+              <w:spacing w:line="360" w:lineRule="auto"/>
+              <w:rPr>
+                <w:sz w:val="24"/>
+                <w:szCs w:val="24"/>
+              </w:rPr>
+            </w:pPr>
+            <w:r>
+              <w:rPr>
+                <w:rFonts w:ascii="Times New Roman" w:hAnsi="Times New Roman"/>
+                <w:color w:val="000000"/>
+                <w:sz w:val="24"/>
+                <w:szCs w:val="24"/>
+              </w:rPr>
+              <w:t>Description</w:t>
+            </w:r>
+          </w:p>
+        </w:tc>
+        <w:tc>
+          <w:tcPr>
+            <w:tcW w:w="6768" w:type="dxa"/>
+          </w:tcPr>
+          <w:p>
+            <w:pPr>
+              <w:spacing w:line="360" w:lineRule="auto"/>
+              <w:rPr>
+                <w:sz w:val="24"/>
+                <w:szCs w:val="24"/>
+              </w:rPr>
+            </w:pPr>
+            <w:r>
+              <w:rPr>
+                <w:rFonts w:ascii="Times New Roman" w:hAnsi="Times New Roman"/>
+                <w:color w:val="000000"/>
+                <w:sz w:val="24"/>
+                <w:szCs w:val="24"/>
+              </w:rPr>
+              <w:t>A logged-in user marks their response for a campus event.</w:t>
+            </w:r>
+          </w:p>
+        </w:tc>
+      </w:tr>
+      <w:tr>
+        <w:trPr>
+          <w:jc w:val="center"/>
+        </w:trPr>
+        <w:tc>
+          <w:tcPr>
+            <w:tcW w:w="2304" w:type="dxa"/>
+          </w:tcPr>
+          <w:p>
+            <w:pPr>
+              <w:spacing w:line="360" w:lineRule="auto"/>
+              <w:rPr>
+                <w:sz w:val="24"/>
+                <w:szCs w:val="24"/>
+              </w:rPr>
+            </w:pPr>
+            <w:r>
+              <w:rPr>
+                <w:rFonts w:ascii="Times New Roman" w:hAnsi="Times New Roman"/>
+                <w:color w:val="000000"/>
+                <w:sz w:val="24"/>
+                <w:szCs w:val="24"/>
+              </w:rPr>
+              <w:t>Pre-conditions</w:t>
+            </w:r>
+          </w:p>
+        </w:tc>
+        <w:tc>
+          <w:tcPr>
+            <w:tcW w:w="6768" w:type="dxa"/>
+          </w:tcPr>
+          <w:p>
+            <w:pPr>
+              <w:spacing w:line="360" w:lineRule="auto"/>
+              <w:rPr>
+                <w:sz w:val="24"/>
+                <w:szCs w:val="24"/>
+              </w:rPr>
+            </w:pPr>
+            <w:r>
+              <w:rPr>
+                <w:rFonts w:ascii="Times New Roman" w:hAnsi="Times New Roman"/>
+                <w:color w:val="000000"/>
+                <w:sz w:val="24"/>
+                <w:szCs w:val="24"/>
+              </w:rPr>
+              <w:t>The user is logged in. The event exists.</w:t>
+            </w:r>
+          </w:p>
+        </w:tc>
+      </w:tr>
+      <w:tr>
+        <w:trPr>
+          <w:jc w:val="center"/>
+        </w:trPr>
+        <w:tc>
+          <w:tcPr>
+            <w:tcW w:w="2304" w:type="dxa"/>
+          </w:tcPr>
+          <w:p>
+            <w:pPr>
+              <w:spacing w:line="360" w:lineRule="auto"/>
+              <w:rPr>
+                <w:sz w:val="24"/>
+                <w:szCs w:val="24"/>
+              </w:rPr>
+            </w:pPr>
+            <w:r>
+              <w:rPr>
+                <w:rFonts w:ascii="Times New Roman" w:hAnsi="Times New Roman"/>
+                <w:color w:val="000000"/>
+                <w:sz w:val="24"/>
+                <w:szCs w:val="24"/>
+              </w:rPr>
+              <w:t>Post-conditions</w:t>
+            </w:r>
+          </w:p>
+        </w:tc>
+        <w:tc>
+          <w:tcPr>
+            <w:tcW w:w="6768" w:type="dxa"/>
+          </w:tcPr>
+          <w:p>
+            <w:pPr>
+              <w:spacing w:line="360" w:lineRule="auto"/>
+              <w:rPr>
+                <w:sz w:val="24"/>
+                <w:szCs w:val="24"/>
+              </w:rPr>
+            </w:pPr>
+            <w:r>
+              <w:rPr>
+                <w:rFonts w:ascii="Times New Roman" w:hAnsi="Times New Roman"/>
+                <w:color w:val="000000"/>
+                <w:sz w:val="24"/>
+                <w:szCs w:val="24"/>
+              </w:rPr>
+              <w:t>The user's response is saved. The event count updates.</w:t>
+            </w:r>
+          </w:p>
+        </w:tc>
+      </w:tr>
+      <w:tr>
+        <w:trPr>
+          <w:jc w:val="center"/>
+        </w:trPr>
+        <w:tc>
+          <w:tcPr>
+            <w:tcW w:w="2304" w:type="dxa"/>
+          </w:tcPr>
+          <w:p>
+            <w:pPr>
+              <w:spacing w:line="360" w:lineRule="auto"/>
+              <w:rPr>
+                <w:sz w:val="24"/>
+                <w:szCs w:val="24"/>
+              </w:rPr>
+            </w:pPr>
+            <w:r>
+              <w:rPr>
+                <w:rFonts w:ascii="Times New Roman" w:hAnsi="Times New Roman"/>
+                <w:color w:val="000000"/>
+                <w:sz w:val="24"/>
+                <w:szCs w:val="24"/>
+              </w:rPr>
+              <w:t>Main Flow</w:t>
+            </w:r>
+          </w:p>
+        </w:tc>
+        <w:tc>
+          <w:tcPr>
+            <w:tcW w:w="6768" w:type="dxa"/>
+          </w:tcPr>
+          <w:p>
+            <w:pPr>
+              <w:spacing w:line="360" w:lineRule="auto"/>
+              <w:rPr>
+                <w:sz w:val="24"/>
+                <w:szCs w:val="24"/>
+              </w:rPr>
+            </w:pPr>
+            <w:r>
+              <w:rPr>
+                <w:rFonts w:ascii="Times New Roman" w:hAnsi="Times New Roman"/>
+                <w:color w:val="000000"/>
+                <w:sz w:val="24"/>
+                <w:szCs w:val="24"/>
+              </w:rPr>
+              <w:t>1. User opens the Campus Events page.</w:t>
+            </w:r>
+            <w:r>
+              <w:rPr>
+                <w:rFonts w:ascii="Times New Roman" w:hAnsi="Times New Roman"/>
+                <w:color w:val="000000"/>
+                <w:sz w:val="24"/>
+                <w:szCs w:val="24"/>
+              </w:rPr>
+              <w:br/>
+              <w:t>2. User opens an event and clicks RSVP.</w:t>
+            </w:r>
+            <w:r>
+              <w:rPr>
+                <w:rFonts w:ascii="Times New Roman" w:hAnsi="Times New Roman"/>
+                <w:color w:val="000000"/>
+                <w:sz w:val="24"/>
+                <w:szCs w:val="24"/>
+              </w:rPr>
+              <w:br/>
+              <w:t>3. User selects Interested or Not Interested.</w:t>
+            </w:r>
+            <w:r>
+              <w:rPr>
+                <w:rFonts w:ascii="Times New Roman" w:hAnsi="Times New Roman"/>
+                <w:color w:val="000000"/>
+                <w:sz w:val="24"/>
+                <w:szCs w:val="24"/>
+              </w:rPr>
+              <w:br/>
+              <w:t>4. System saves the response.</w:t>
+            </w:r>
+            <w:r>
+              <w:rPr>
+                <w:rFonts w:ascii="Times New Roman" w:hAnsi="Times New Roman"/>
+                <w:color w:val="000000"/>
+                <w:sz w:val="24"/>
+                <w:szCs w:val="24"/>
+              </w:rPr>
+              <w:br/>
+              <w:t>5. The event page shows the updated count.</w:t>
+            </w:r>
+          </w:p>
+        </w:tc>
+      </w:tr>
+      <w:tr>
+        <w:trPr>
+          <w:jc w:val="center"/>
+        </w:trPr>
+        <w:tc>
+          <w:tcPr>
+            <w:tcW w:w="2304" w:type="dxa"/>
+          </w:tcPr>
+          <w:p>
+            <w:pPr>
+              <w:spacing w:line="360" w:lineRule="auto"/>
+              <w:rPr>
+                <w:sz w:val="24"/>
+                <w:szCs w:val="24"/>
+              </w:rPr>
+            </w:pPr>
+            <w:r>
+              <w:rPr>
+                <w:rFonts w:ascii="Times New Roman" w:hAnsi="Times New Roman"/>
+                <w:color w:val="000000"/>
+                <w:sz w:val="24"/>
+                <w:szCs w:val="24"/>
+              </w:rPr>
+              <w:t>Alternative Flow</w:t>
+            </w:r>
+          </w:p>
+        </w:tc>
+        <w:tc>
+          <w:tcPr>
+            <w:tcW w:w="6768" w:type="dxa"/>
+          </w:tcPr>
+          <w:p>
+            <w:pPr>
+              <w:spacing w:line="360" w:lineRule="auto"/>
+              <w:rPr>
+                <w:sz w:val="24"/>
+                <w:szCs w:val="24"/>
+              </w:rPr>
+            </w:pPr>
+            <w:r>
+              <w:rPr>
+                <w:rFonts w:ascii="Times New Roman" w:hAnsi="Times New Roman"/>
+                <w:color w:val="000000"/>
+                <w:sz w:val="24"/>
+                <w:szCs w:val="24"/>
+              </w:rPr>
+              <w:t>If the user has already responded, the new selection updates their existing record.</w:t>
+            </w:r>
+          </w:p>
+        </w:tc>
+      </w:tr>
+    </w:tbl>
+    <w:p>
+      <w:pPr>
+        <w:spacing w:after="160" w:line="360" w:lineRule="auto"/>
+        <w:rPr>
+          <w:sz w:val="24"/>
+          <w:szCs w:val="24"/>
+        </w:rPr>
+      </w:pPr>
+    </w:p>
+    <w:p>
+      <w:pPr>
+        <w:pStyle w:val="TableCaption"/>
+        <w:spacing w:before="200" w:after="60" w:line="360" w:lineRule="auto"/>
+        <w:rPr>
+          <w:sz w:val="24"/>
+          <w:szCs w:val="24"/>
+        </w:rPr>
+      </w:pPr>
+      <w:bookmarkStart w:id="76" w:name="_lt20"/>
+      <w:r>
+        <w:rPr>
+          <w:sz w:val="24"/>
+          <w:szCs w:val="24"/>
+        </w:rPr>
+        <w:t xml:space="preserve">Table </w:t>
+      </w:r>
+      <w:bookmarkEnd w:id="76"/>
+      <w:r>
+        <w:rPr>
+          <w:sz w:val="24"/>
+          <w:szCs w:val="24"/>
+        </w:rPr>
+        <w:t>4.6.1.6</w:t>
+      </w:r>
+    </w:p>
+    <w:tbl>
+      <w:tblPr>
+        <w:tblStyle w:val="TableGrid"/>
+        <w:tblW w:w="0" w:type="auto"/>
+        <w:jc w:val="center"/>
+        <w:tblLook w:val="04A0" w:firstRow="1" w:lastRow="0" w:firstColumn="1" w:lastColumn="0" w:noHBand="0" w:noVBand="1"/>
+      </w:tblPr>
+      <w:tblGrid>
+        <w:gridCol w:w="2233"/>
+        <w:gridCol w:w="6397"/>
+      </w:tblGrid>
+      <w:tr>
+        <w:trPr>
+          <w:jc w:val="center"/>
+        </w:trPr>
+        <w:tc>
+          <w:tcPr>
+            <w:tcW w:w="2304" w:type="dxa"/>
+            <w:shd w:val="clear" w:color="auto" w:fill="D9D9D9"/>
+          </w:tcPr>
+          <w:p>
+            <w:pPr>
+              <w:spacing w:line="360" w:lineRule="auto"/>
+              <w:jc w:val="center"/>
+              <w:rPr>
+                <w:sz w:val="24"/>
+                <w:szCs w:val="24"/>
+              </w:rPr>
+            </w:pPr>
+            <w:r>
+              <w:rPr>
+                <w:rFonts w:ascii="Times New Roman" w:hAnsi="Times New Roman"/>
+                <w:b/>
+                <w:color w:val="000000"/>
+                <w:sz w:val="24"/>
+                <w:szCs w:val="24"/>
+              </w:rPr>
+              <w:t>Attribute</w:t>
+            </w:r>
+          </w:p>
+        </w:tc>
+        <w:tc>
+          <w:tcPr>
+            <w:tcW w:w="6768" w:type="dxa"/>
+            <w:shd w:val="clear" w:color="auto" w:fill="D9D9D9"/>
+          </w:tcPr>
+          <w:p>
+            <w:pPr>
+              <w:spacing w:line="360" w:lineRule="auto"/>
+              <w:jc w:val="center"/>
+              <w:rPr>
+                <w:sz w:val="24"/>
+                <w:szCs w:val="24"/>
+              </w:rPr>
+            </w:pPr>
+            <w:r>
+              <w:rPr>
+                <w:rFonts w:ascii="Times New Roman" w:hAnsi="Times New Roman"/>
+                <w:b/>
+                <w:color w:val="000000"/>
+                <w:sz w:val="24"/>
+                <w:szCs w:val="24"/>
+              </w:rPr>
+              <w:t>Detail</w:t>
+            </w:r>
+          </w:p>
+        </w:tc>
+      </w:tr>
+      <w:tr>
+        <w:trPr>
+          <w:jc w:val="center"/>
+        </w:trPr>
+        <w:tc>
+          <w:tcPr>
+            <w:tcW w:w="2304" w:type="dxa"/>
+          </w:tcPr>
+          <w:p>
+            <w:pPr>
+              <w:spacing w:line="360" w:lineRule="auto"/>
+              <w:rPr>
+                <w:sz w:val="24"/>
+                <w:szCs w:val="24"/>
+              </w:rPr>
+            </w:pPr>
+            <w:r>
+              <w:rPr>
+                <w:rFonts w:ascii="Times New Roman" w:hAnsi="Times New Roman"/>
+                <w:color w:val="000000"/>
+                <w:sz w:val="24"/>
+                <w:szCs w:val="24"/>
+              </w:rPr>
+              <w:t>Use Case Name</w:t>
+            </w:r>
+          </w:p>
+        </w:tc>
+        <w:tc>
+          <w:tcPr>
+            <w:tcW w:w="6768" w:type="dxa"/>
+          </w:tcPr>
+          <w:p>
+            <w:pPr>
+              <w:spacing w:line="360" w:lineRule="auto"/>
+              <w:rPr>
+                <w:sz w:val="24"/>
+                <w:szCs w:val="24"/>
+              </w:rPr>
+            </w:pPr>
+            <w:r>
+              <w:rPr>
+                <w:rFonts w:ascii="Times New Roman" w:hAnsi="Times New Roman"/>
+                <w:color w:val="000000"/>
+                <w:sz w:val="24"/>
+                <w:szCs w:val="24"/>
+              </w:rPr>
+              <w:t>Report Lost/Found Item</w:t>
+            </w:r>
+          </w:p>
+        </w:tc>
+      </w:tr>
+      <w:tr>
+        <w:trPr>
+          <w:jc w:val="center"/>
+        </w:trPr>
+        <w:tc>
+          <w:tcPr>
+            <w:tcW w:w="2304" w:type="dxa"/>
+          </w:tcPr>
+          <w:p>
+            <w:pPr>
+              <w:spacing w:line="360" w:lineRule="auto"/>
+              <w:rPr>
+                <w:sz w:val="24"/>
+                <w:szCs w:val="24"/>
+              </w:rPr>
+            </w:pPr>
+            <w:r>
+              <w:rPr>
+                <w:rFonts w:ascii="Times New Roman" w:hAnsi="Times New Roman"/>
+                <w:color w:val="000000"/>
+                <w:sz w:val="24"/>
+                <w:szCs w:val="24"/>
+              </w:rPr>
+              <w:t>Actor</w:t>
+            </w:r>
+          </w:p>
+        </w:tc>
+        <w:tc>
+          <w:tcPr>
+            <w:tcW w:w="6768" w:type="dxa"/>
+          </w:tcPr>
+          <w:p>
+            <w:pPr>
+              <w:spacing w:line="360" w:lineRule="auto"/>
+              <w:rPr>
+                <w:sz w:val="24"/>
+                <w:szCs w:val="24"/>
+              </w:rPr>
+            </w:pPr>
+            <w:r>
+              <w:rPr>
+                <w:rFonts w:ascii="Times New Roman" w:hAnsi="Times New Roman"/>
+                <w:color w:val="000000"/>
+                <w:sz w:val="24"/>
+                <w:szCs w:val="24"/>
+              </w:rPr>
+              <w:t>Student / Teacher</w:t>
+            </w:r>
+          </w:p>
+        </w:tc>
+      </w:tr>
+      <w:tr>
+        <w:trPr>
+          <w:jc w:val="center"/>
+        </w:trPr>
+        <w:tc>
+          <w:tcPr>
+            <w:tcW w:w="2304" w:type="dxa"/>
+          </w:tcPr>
+          <w:p>
+            <w:pPr>
+              <w:spacing w:line="360" w:lineRule="auto"/>
+              <w:rPr>
+                <w:sz w:val="24"/>
+                <w:szCs w:val="24"/>
+              </w:rPr>
+            </w:pPr>
+            <w:r>
+              <w:rPr>
+                <w:rFonts w:ascii="Times New Roman" w:hAnsi="Times New Roman"/>
+                <w:color w:val="000000"/>
+                <w:sz w:val="24"/>
+                <w:szCs w:val="24"/>
+              </w:rPr>
+              <w:lastRenderedPageBreak/>
+              <w:t>Description</w:t>
+            </w:r>
+          </w:p>
+        </w:tc>
+        <w:tc>
+          <w:tcPr>
+            <w:tcW w:w="6768" w:type="dxa"/>
+          </w:tcPr>
+          <w:p>
+            <w:pPr>
+              <w:spacing w:line="360" w:lineRule="auto"/>
+              <w:rPr>
+                <w:sz w:val="24"/>
+                <w:szCs w:val="24"/>
+              </w:rPr>
+            </w:pPr>
+            <w:r>
+              <w:rPr>
+                <w:rFonts w:ascii="Times New Roman" w:hAnsi="Times New Roman"/>
+                <w:color w:val="000000"/>
+                <w:sz w:val="24"/>
+                <w:szCs w:val="24"/>
+              </w:rPr>
+              <w:t>A logged-in user reports an item that they have lost or found on campus.</w:t>
+            </w:r>
+          </w:p>
+        </w:tc>
+      </w:tr>
+      <w:tr>
+        <w:trPr>
+          <w:jc w:val="center"/>
+        </w:trPr>
+        <w:tc>
+          <w:tcPr>
+            <w:tcW w:w="2304" w:type="dxa"/>
+          </w:tcPr>
+          <w:p>
+            <w:pPr>
+              <w:spacing w:line="360" w:lineRule="auto"/>
+              <w:rPr>
+                <w:sz w:val="24"/>
+                <w:szCs w:val="24"/>
+              </w:rPr>
+            </w:pPr>
+            <w:r>
+              <w:rPr>
+                <w:rFonts w:ascii="Times New Roman" w:hAnsi="Times New Roman"/>
+                <w:color w:val="000000"/>
+                <w:sz w:val="24"/>
+                <w:szCs w:val="24"/>
+              </w:rPr>
+              <w:t>Pre-conditions</w:t>
+            </w:r>
+          </w:p>
+        </w:tc>
+        <w:tc>
+          <w:tcPr>
+            <w:tcW w:w="6768" w:type="dxa"/>
+          </w:tcPr>
+          <w:p>
+            <w:pPr>
+              <w:spacing w:line="360" w:lineRule="auto"/>
+              <w:rPr>
+                <w:sz w:val="24"/>
+                <w:szCs w:val="24"/>
+              </w:rPr>
+            </w:pPr>
+            <w:r>
+              <w:rPr>
+                <w:rFonts w:ascii="Times New Roman" w:hAnsi="Times New Roman"/>
+                <w:color w:val="000000"/>
+                <w:sz w:val="24"/>
+                <w:szCs w:val="24"/>
+              </w:rPr>
+              <w:t>The user is logged in. The user has information about the item.</w:t>
+            </w:r>
+          </w:p>
+        </w:tc>
+      </w:tr>
+      <w:tr>
+        <w:trPr>
+          <w:jc w:val="center"/>
+        </w:trPr>
+        <w:tc>
+          <w:tcPr>
+            <w:tcW w:w="2304" w:type="dxa"/>
+          </w:tcPr>
+          <w:p>
+            <w:pPr>
+              <w:spacing w:line="360" w:lineRule="auto"/>
+              <w:rPr>
+                <w:sz w:val="24"/>
+                <w:szCs w:val="24"/>
+              </w:rPr>
+            </w:pPr>
+            <w:r>
+              <w:rPr>
+                <w:rFonts w:ascii="Times New Roman" w:hAnsi="Times New Roman"/>
+                <w:color w:val="000000"/>
+                <w:sz w:val="24"/>
+                <w:szCs w:val="24"/>
+              </w:rPr>
+              <w:t>Post-conditions</w:t>
+            </w:r>
+          </w:p>
+        </w:tc>
+        <w:tc>
+          <w:tcPr>
+            <w:tcW w:w="6768" w:type="dxa"/>
+          </w:tcPr>
+          <w:p>
+            <w:pPr>
+              <w:spacing w:line="360" w:lineRule="auto"/>
+              <w:rPr>
+                <w:sz w:val="24"/>
+                <w:szCs w:val="24"/>
+              </w:rPr>
+            </w:pPr>
+            <w:r>
+              <w:rPr>
+                <w:rFonts w:ascii="Times New Roman" w:hAnsi="Times New Roman"/>
+                <w:color w:val="000000"/>
+                <w:sz w:val="24"/>
+                <w:szCs w:val="24"/>
+              </w:rPr>
+              <w:t>A new report is saved. The report is visible to the reporter and to University Administration, who can track it and coordinate the return of the item.</w:t>
+            </w:r>
+          </w:p>
+        </w:tc>
+      </w:tr>
+      <w:tr>
+        <w:trPr>
+          <w:jc w:val="center"/>
+        </w:trPr>
+        <w:tc>
+          <w:tcPr>
+            <w:tcW w:w="2304" w:type="dxa"/>
+          </w:tcPr>
+          <w:p>
+            <w:pPr>
+              <w:spacing w:line="360" w:lineRule="auto"/>
+              <w:rPr>
+                <w:sz w:val="24"/>
+                <w:szCs w:val="24"/>
+              </w:rPr>
+            </w:pPr>
+            <w:r>
+              <w:rPr>
+                <w:rFonts w:ascii="Times New Roman" w:hAnsi="Times New Roman"/>
+                <w:color w:val="000000"/>
+                <w:sz w:val="24"/>
+                <w:szCs w:val="24"/>
+              </w:rPr>
+              <w:t>Main Flow</w:t>
+            </w:r>
+          </w:p>
+        </w:tc>
+        <w:tc>
+          <w:tcPr>
+            <w:tcW w:w="6768" w:type="dxa"/>
+          </w:tcPr>
+          <w:p>
+            <w:pPr>
+              <w:spacing w:line="360" w:lineRule="auto"/>
+              <w:rPr>
+                <w:sz w:val="24"/>
+                <w:szCs w:val="24"/>
+              </w:rPr>
+            </w:pPr>
+            <w:r>
+              <w:rPr>
+                <w:rFonts w:ascii="Times New Roman" w:hAnsi="Times New Roman"/>
+                <w:color w:val="000000"/>
+                <w:sz w:val="24"/>
+                <w:szCs w:val="24"/>
+              </w:rPr>
+              <w:t>1. User goes to the Lost and Found page.</w:t>
+            </w:r>
+            <w:r>
+              <w:rPr>
+                <w:rFonts w:ascii="Times New Roman" w:hAnsi="Times New Roman"/>
+                <w:color w:val="000000"/>
+                <w:sz w:val="24"/>
+                <w:szCs w:val="24"/>
+              </w:rPr>
+              <w:br/>
+              <w:t>2. User clicks Report Item.</w:t>
+            </w:r>
+            <w:r>
+              <w:rPr>
+                <w:rFonts w:ascii="Times New Roman" w:hAnsi="Times New Roman"/>
+                <w:color w:val="000000"/>
+                <w:sz w:val="24"/>
+                <w:szCs w:val="24"/>
+              </w:rPr>
+              <w:br/>
+              <w:t>3. User fills in the title, description, type (Lost or Found), category, and location.</w:t>
+            </w:r>
+            <w:r>
+              <w:rPr>
+                <w:rFonts w:ascii="Times New Roman" w:hAnsi="Times New Roman"/>
+                <w:color w:val="000000"/>
+                <w:sz w:val="24"/>
+                <w:szCs w:val="24"/>
+              </w:rPr>
+              <w:br/>
+              <w:t>4. User clicks Submit.</w:t>
+            </w:r>
+            <w:r>
+              <w:rPr>
+                <w:rFonts w:ascii="Times New Roman" w:hAnsi="Times New Roman"/>
+                <w:color w:val="000000"/>
+                <w:sz w:val="24"/>
+                <w:szCs w:val="24"/>
+              </w:rPr>
+              <w:br/>
+              <w:t>5. System saves the report.</w:t>
+            </w:r>
+            <w:r>
+              <w:rPr>
+                <w:rFonts w:ascii="Times New Roman" w:hAnsi="Times New Roman"/>
+                <w:color w:val="000000"/>
+                <w:sz w:val="24"/>
+                <w:szCs w:val="24"/>
+              </w:rPr>
+              <w:br/>
+              <w:t>6. The report appears in the Lost and Found list.</w:t>
+            </w:r>
+            <w:r>
+              <w:rPr>
+                <w:rFonts w:ascii="Times New Roman" w:hAnsi="Times New Roman"/>
+                <w:color w:val="000000"/>
+                <w:sz w:val="24"/>
+                <w:szCs w:val="24"/>
+              </w:rPr>
+              <w:br/>
+              <w:t>7. University Administration can view the report and update its status as progress is made.</w:t>
+            </w:r>
+          </w:p>
+        </w:tc>
+      </w:tr>
+      <w:tr>
+        <w:trPr>
+          <w:jc w:val="center"/>
+        </w:trPr>
+        <w:tc>
+          <w:tcPr>
+            <w:tcW w:w="2304" w:type="dxa"/>
+          </w:tcPr>
+          <w:p>
+            <w:pPr>
+              <w:spacing w:line="360" w:lineRule="auto"/>
+              <w:rPr>
+                <w:sz w:val="24"/>
+                <w:szCs w:val="24"/>
+              </w:rPr>
+            </w:pPr>
+            <w:r>
+              <w:rPr>
+                <w:rFonts w:ascii="Times New Roman" w:hAnsi="Times New Roman"/>
+                <w:color w:val="000000"/>
+                <w:sz w:val="24"/>
+                <w:szCs w:val="24"/>
+              </w:rPr>
+              <w:t>Alternative Flow</w:t>
+            </w:r>
+          </w:p>
+        </w:tc>
+        <w:tc>
+          <w:tcPr>
+            <w:tcW w:w="6768" w:type="dxa"/>
+          </w:tcPr>
+          <w:p>
+            <w:pPr>
+              <w:spacing w:line="360" w:lineRule="auto"/>
+              <w:rPr>
+                <w:sz w:val="24"/>
+                <w:szCs w:val="24"/>
+              </w:rPr>
+            </w:pPr>
+            <w:r>
+              <w:rPr>
+                <w:rFonts w:ascii="Times New Roman" w:hAnsi="Times New Roman"/>
+                <w:color w:val="000000"/>
+                <w:sz w:val="24"/>
+                <w:szCs w:val="24"/>
+              </w:rPr>
+              <w:t>If required fields are missing, the system shows a validation error.</w:t>
+            </w:r>
+          </w:p>
+        </w:tc>
+      </w:tr>
+    </w:tbl>
+    <w:p>
+      <w:pPr>
+        <w:spacing w:after="160" w:line="360" w:lineRule="auto"/>
+        <w:rPr>
+          <w:sz w:val="24"/>
+          <w:szCs w:val="24"/>
+        </w:rPr>
+      </w:pPr>
+    </w:p>
+    <w:p>
+      <w:pPr>
+        <w:pStyle w:val="TableCaption"/>
+        <w:spacing w:before="200" w:after="60" w:line="360" w:lineRule="auto"/>
+        <w:rPr>
+          <w:sz w:val="24"/>
+          <w:szCs w:val="24"/>
+        </w:rPr>
+      </w:pPr>
+      <w:bookmarkStart w:id="77" w:name="_lt21"/>
+      <w:r>
+        <w:rPr>
+          <w:sz w:val="24"/>
+          <w:szCs w:val="24"/>
+        </w:rPr>
+        <w:t xml:space="preserve">Table </w:t>
+      </w:r>
+      <w:bookmarkEnd w:id="77"/>
+      <w:r>
+        <w:rPr>
+          <w:sz w:val="24"/>
+          <w:szCs w:val="24"/>
+        </w:rPr>
+        <w:t>4.6.1.</w:t>
+      </w:r>
+      <w:r>
+        <w:rPr>
+          <w:sz w:val="24"/>
+          <w:szCs w:val="24"/>
+        </w:rPr>
+        <w:t>7</w:t>
+      </w:r>
+    </w:p>
+    <w:tbl>
+      <w:tblPr>
+        <w:tblStyle w:val="TableGrid"/>
+        <w:tblW w:w="0" w:type="auto"/>
+        <w:jc w:val="center"/>
+        <w:tblLook w:val="04A0" w:firstRow="1" w:lastRow="0" w:firstColumn="1" w:lastColumn="0" w:noHBand="0" w:noVBand="1"/>
+      </w:tblPr>
+      <w:tblGrid>
+        <w:gridCol w:w="2233"/>
+        <w:gridCol w:w="6397"/>
+      </w:tblGrid>
+      <w:tr>
+        <w:trPr>
+          <w:jc w:val="center"/>
+        </w:trPr>
+        <w:tc>
+          <w:tcPr>
+            <w:tcW w:w="2304" w:type="dxa"/>
+            <w:shd w:val="clear" w:color="auto" w:fill="D9D9D9"/>
+          </w:tcPr>
+          <w:p>
+            <w:pPr>
+              <w:spacing w:line="360" w:lineRule="auto"/>
+              <w:jc w:val="center"/>
+              <w:rPr>
+                <w:sz w:val="24"/>
+                <w:szCs w:val="24"/>
+              </w:rPr>
+            </w:pPr>
+            <w:r>
+              <w:rPr>
+                <w:rFonts w:ascii="Times New Roman" w:hAnsi="Times New Roman"/>
+                <w:b/>
+                <w:color w:val="000000"/>
+                <w:sz w:val="24"/>
+                <w:szCs w:val="24"/>
+              </w:rPr>
+              <w:t>Attribute</w:t>
+            </w:r>
+          </w:p>
+        </w:tc>
+        <w:tc>
+          <w:tcPr>
+            <w:tcW w:w="6768" w:type="dxa"/>
+            <w:shd w:val="clear" w:color="auto" w:fill="D9D9D9"/>
+          </w:tcPr>
+          <w:p>
+            <w:pPr>
+              <w:spacing w:line="360" w:lineRule="auto"/>
+              <w:jc w:val="center"/>
+              <w:rPr>
+                <w:sz w:val="24"/>
+                <w:szCs w:val="24"/>
+              </w:rPr>
+            </w:pPr>
+            <w:r>
+              <w:rPr>
+                <w:rFonts w:ascii="Times New Roman" w:hAnsi="Times New Roman"/>
+                <w:b/>
+                <w:color w:val="000000"/>
+                <w:sz w:val="24"/>
+                <w:szCs w:val="24"/>
+              </w:rPr>
+              <w:t>Detail</w:t>
+            </w:r>
+          </w:p>
+        </w:tc>
+      </w:tr>
+      <w:tr>
+        <w:trPr>
+          <w:jc w:val="center"/>
+        </w:trPr>
+        <w:tc>
+          <w:tcPr>
+            <w:tcW w:w="2304" w:type="dxa"/>
+          </w:tcPr>
+          <w:p>
+            <w:pPr>
+              <w:spacing w:line="360" w:lineRule="auto"/>
+              <w:rPr>
+                <w:sz w:val="24"/>
+                <w:szCs w:val="24"/>
+              </w:rPr>
+            </w:pPr>
+            <w:r>
+              <w:rPr>
+                <w:rFonts w:ascii="Times New Roman" w:hAnsi="Times New Roman"/>
+                <w:color w:val="000000"/>
+                <w:sz w:val="24"/>
+                <w:szCs w:val="24"/>
+              </w:rPr>
+              <w:t>Use Case Name</w:t>
+            </w:r>
+          </w:p>
+        </w:tc>
+        <w:tc>
+          <w:tcPr>
+            <w:tcW w:w="6768" w:type="dxa"/>
+          </w:tcPr>
+          <w:p>
+            <w:pPr>
+              <w:spacing w:line="360" w:lineRule="auto"/>
+              <w:rPr>
+                <w:sz w:val="24"/>
+                <w:szCs w:val="24"/>
+              </w:rPr>
+            </w:pPr>
+            <w:r>
+              <w:rPr>
+                <w:rFonts w:ascii="Times New Roman" w:hAnsi="Times New Roman"/>
+                <w:color w:val="000000"/>
+                <w:sz w:val="24"/>
+                <w:szCs w:val="24"/>
+              </w:rPr>
+              <w:t>Mark Lost/Found Item as Resolved</w:t>
+            </w:r>
+          </w:p>
+        </w:tc>
+      </w:tr>
+      <w:tr>
+        <w:trPr>
+          <w:jc w:val="center"/>
+        </w:trPr>
+        <w:tc>
+          <w:tcPr>
+            <w:tcW w:w="2304" w:type="dxa"/>
+          </w:tcPr>
+          <w:p>
+            <w:pPr>
+              <w:spacing w:line="360" w:lineRule="auto"/>
+              <w:rPr>
+                <w:sz w:val="24"/>
+                <w:szCs w:val="24"/>
+              </w:rPr>
+            </w:pPr>
+            <w:r>
+              <w:rPr>
+                <w:rFonts w:ascii="Times New Roman" w:hAnsi="Times New Roman"/>
+                <w:color w:val="000000"/>
+                <w:sz w:val="24"/>
+                <w:szCs w:val="24"/>
+              </w:rPr>
+              <w:t>Actor</w:t>
+            </w:r>
+          </w:p>
+        </w:tc>
+        <w:tc>
+          <w:tcPr>
+            <w:tcW w:w="6768" w:type="dxa"/>
+          </w:tcPr>
+          <w:p>
+            <w:pPr>
+              <w:spacing w:line="360" w:lineRule="auto"/>
+              <w:rPr>
+                <w:sz w:val="24"/>
+                <w:szCs w:val="24"/>
+              </w:rPr>
+            </w:pPr>
+            <w:r>
+              <w:rPr>
+                <w:rFonts w:ascii="Times New Roman" w:hAnsi="Times New Roman"/>
+                <w:color w:val="000000"/>
+                <w:sz w:val="24"/>
+                <w:szCs w:val="24"/>
+              </w:rPr>
+              <w:t>Student (Reporter) / University Administration</w:t>
+            </w:r>
+          </w:p>
+        </w:tc>
+      </w:tr>
+      <w:tr>
+        <w:trPr>
+          <w:jc w:val="center"/>
+        </w:trPr>
+        <w:tc>
+          <w:tcPr>
+            <w:tcW w:w="2304" w:type="dxa"/>
+          </w:tcPr>
+          <w:p>
+            <w:pPr>
+              <w:spacing w:line="360" w:lineRule="auto"/>
+              <w:rPr>
+                <w:sz w:val="24"/>
+                <w:szCs w:val="24"/>
+              </w:rPr>
+            </w:pPr>
+            <w:r>
+              <w:rPr>
+                <w:rFonts w:ascii="Times New Roman" w:hAnsi="Times New Roman"/>
+                <w:color w:val="000000"/>
+                <w:sz w:val="24"/>
+                <w:szCs w:val="24"/>
+              </w:rPr>
+              <w:t>Description</w:t>
+            </w:r>
+          </w:p>
+        </w:tc>
+        <w:tc>
+          <w:tcPr>
+            <w:tcW w:w="6768" w:type="dxa"/>
+          </w:tcPr>
+          <w:p>
+            <w:pPr>
+              <w:spacing w:line="360" w:lineRule="auto"/>
+              <w:rPr>
+                <w:sz w:val="24"/>
+                <w:szCs w:val="24"/>
+              </w:rPr>
+            </w:pPr>
+            <w:r>
+              <w:rPr>
+                <w:rFonts w:ascii="Times New Roman" w:hAnsi="Times New Roman"/>
+                <w:color w:val="000000"/>
+                <w:sz w:val="24"/>
+                <w:szCs w:val="24"/>
+              </w:rPr>
+              <w:t>A University Administrator coordinates the return of a found item to its owner, or the original reporter confirms the item has been returned. The report is then marked as resolved.</w:t>
+            </w:r>
+          </w:p>
+        </w:tc>
+      </w:tr>
+      <w:tr>
+        <w:trPr>
+          <w:jc w:val="center"/>
+        </w:trPr>
+        <w:tc>
+          <w:tcPr>
+            <w:tcW w:w="2304" w:type="dxa"/>
+          </w:tcPr>
+          <w:p>
+            <w:pPr>
+              <w:spacing w:line="360" w:lineRule="auto"/>
+              <w:rPr>
+                <w:sz w:val="24"/>
+                <w:szCs w:val="24"/>
+              </w:rPr>
+            </w:pPr>
+            <w:r>
+              <w:rPr>
+                <w:rFonts w:ascii="Times New Roman" w:hAnsi="Times New Roman"/>
+                <w:color w:val="000000"/>
+                <w:sz w:val="24"/>
+                <w:szCs w:val="24"/>
+              </w:rPr>
+              <w:t>Pre-conditions</w:t>
+            </w:r>
+          </w:p>
+        </w:tc>
+        <w:tc>
+          <w:tcPr>
+            <w:tcW w:w="6768" w:type="dxa"/>
+          </w:tcPr>
+          <w:p>
+            <w:pPr>
+              <w:spacing w:line="360" w:lineRule="auto"/>
+              <w:rPr>
+                <w:sz w:val="24"/>
+                <w:szCs w:val="24"/>
+              </w:rPr>
+            </w:pPr>
+            <w:r>
+              <w:rPr>
+                <w:rFonts w:ascii="Times New Roman" w:hAnsi="Times New Roman"/>
+                <w:color w:val="000000"/>
+                <w:sz w:val="24"/>
+                <w:szCs w:val="24"/>
+              </w:rPr>
+              <w:t>The user is logged in. The report exists and is still active. The user is the original reporter or a University Administrator.</w:t>
+            </w:r>
+          </w:p>
+        </w:tc>
+      </w:tr>
+      <w:tr>
+        <w:trPr>
+          <w:jc w:val="center"/>
+        </w:trPr>
+        <w:tc>
+          <w:tcPr>
+            <w:tcW w:w="2304" w:type="dxa"/>
+          </w:tcPr>
+          <w:p>
+            <w:pPr>
+              <w:spacing w:line="360" w:lineRule="auto"/>
+              <w:rPr>
+                <w:sz w:val="24"/>
+                <w:szCs w:val="24"/>
+              </w:rPr>
+            </w:pPr>
+            <w:r>
+              <w:rPr>
+                <w:rFonts w:ascii="Times New Roman" w:hAnsi="Times New Roman"/>
+                <w:color w:val="000000"/>
+                <w:sz w:val="24"/>
+                <w:szCs w:val="24"/>
+              </w:rPr>
+              <w:t>Post-conditions</w:t>
+            </w:r>
+          </w:p>
+        </w:tc>
+        <w:tc>
+          <w:tcPr>
+            <w:tcW w:w="6768" w:type="dxa"/>
+          </w:tcPr>
+          <w:p>
+            <w:pPr>
+              <w:spacing w:line="360" w:lineRule="auto"/>
+              <w:rPr>
+                <w:sz w:val="24"/>
+                <w:szCs w:val="24"/>
+              </w:rPr>
+            </w:pPr>
+            <w:r>
+              <w:rPr>
+                <w:rFonts w:ascii="Times New Roman" w:hAnsi="Times New Roman"/>
+                <w:color w:val="000000"/>
+                <w:sz w:val="24"/>
+                <w:szCs w:val="24"/>
+              </w:rPr>
+              <w:t>The report is marked as resolved. The reporter can see the updated status.</w:t>
+            </w:r>
+          </w:p>
+        </w:tc>
+      </w:tr>
+      <w:tr>
+        <w:trPr>
+          <w:jc w:val="center"/>
+        </w:trPr>
+        <w:tc>
+          <w:tcPr>
+            <w:tcW w:w="2304" w:type="dxa"/>
+          </w:tcPr>
+          <w:p>
+            <w:pPr>
+              <w:spacing w:line="360" w:lineRule="auto"/>
+              <w:rPr>
+                <w:sz w:val="24"/>
+                <w:szCs w:val="24"/>
+              </w:rPr>
+            </w:pPr>
+            <w:r>
+              <w:rPr>
+                <w:rFonts w:ascii="Times New Roman" w:hAnsi="Times New Roman"/>
+                <w:color w:val="000000"/>
+                <w:sz w:val="24"/>
+                <w:szCs w:val="24"/>
+              </w:rPr>
+              <w:lastRenderedPageBreak/>
+              <w:t>Main Flow</w:t>
+            </w:r>
+          </w:p>
+        </w:tc>
+        <w:tc>
+          <w:tcPr>
+            <w:tcW w:w="6768" w:type="dxa"/>
+          </w:tcPr>
+          <w:p>
+            <w:pPr>
+              <w:spacing w:line="360" w:lineRule="auto"/>
+              <w:rPr>
+                <w:sz w:val="24"/>
+                <w:szCs w:val="24"/>
+              </w:rPr>
+            </w:pPr>
+            <w:r>
+              <w:rPr>
+                <w:rFonts w:ascii="Times New Roman" w:hAnsi="Times New Roman"/>
+                <w:color w:val="000000"/>
+                <w:sz w:val="24"/>
+                <w:szCs w:val="24"/>
+              </w:rPr>
+              <w:t>1. University Administration views the active lost and found reports.</w:t>
+            </w:r>
+            <w:r>
+              <w:rPr>
+                <w:rFonts w:ascii="Times New Roman" w:hAnsi="Times New Roman"/>
+                <w:color w:val="000000"/>
+                <w:sz w:val="24"/>
+                <w:szCs w:val="24"/>
+              </w:rPr>
+              <w:br/>
+              <w:t>2. Administration contacts the finder to collect the item.</w:t>
+            </w:r>
+            <w:r>
+              <w:rPr>
+                <w:rFonts w:ascii="Times New Roman" w:hAnsi="Times New Roman"/>
+                <w:color w:val="000000"/>
+                <w:sz w:val="24"/>
+                <w:szCs w:val="24"/>
+              </w:rPr>
+              <w:br/>
+              <w:t>3. Administration arranges for the item to be returned to its owner.</w:t>
+            </w:r>
+            <w:r>
+              <w:rPr>
+                <w:rFonts w:ascii="Times New Roman" w:hAnsi="Times New Roman"/>
+                <w:color w:val="000000"/>
+                <w:sz w:val="24"/>
+                <w:szCs w:val="24"/>
+              </w:rPr>
+              <w:br/>
+              <w:t>4. Administration or the original reporter opens the report and clicks Mark as Resolved.</w:t>
+            </w:r>
+            <w:r>
+              <w:rPr>
+                <w:rFonts w:ascii="Times New Roman" w:hAnsi="Times New Roman"/>
+                <w:color w:val="000000"/>
+                <w:sz w:val="24"/>
+                <w:szCs w:val="24"/>
+              </w:rPr>
+              <w:br/>
+              <w:t>5. System verifies the user is the reporter or University Administration.</w:t>
+            </w:r>
+            <w:r>
+              <w:rPr>
+                <w:rFonts w:ascii="Times New Roman" w:hAnsi="Times New Roman"/>
+                <w:color w:val="000000"/>
+                <w:sz w:val="24"/>
+                <w:szCs w:val="24"/>
+              </w:rPr>
+              <w:br/>
+              <w:t>6. System marks the report as resolved.</w:t>
+            </w:r>
+            <w:r>
+              <w:rPr>
+                <w:rFonts w:ascii="Times New Roman" w:hAnsi="Times New Roman"/>
+                <w:color w:val="000000"/>
+                <w:sz w:val="24"/>
+                <w:szCs w:val="24"/>
+              </w:rPr>
+              <w:br/>
+              <w:t>7. The report status is updated and the reporter can see that the item has been resolved.</w:t>
+            </w:r>
+          </w:p>
+        </w:tc>
+      </w:tr>
+      <w:tr>
+        <w:trPr>
+          <w:jc w:val="center"/>
+        </w:trPr>
+        <w:tc>
+          <w:tcPr>
+            <w:tcW w:w="2304" w:type="dxa"/>
+          </w:tcPr>
+          <w:p>
+            <w:pPr>
+              <w:spacing w:line="360" w:lineRule="auto"/>
+              <w:rPr>
+                <w:sz w:val="24"/>
+                <w:szCs w:val="24"/>
+              </w:rPr>
+            </w:pPr>
+            <w:r>
+              <w:rPr>
+                <w:rFonts w:ascii="Times New Roman" w:hAnsi="Times New Roman"/>
+                <w:color w:val="000000"/>
+                <w:sz w:val="24"/>
+                <w:szCs w:val="24"/>
+              </w:rPr>
+              <w:t>Alternative Flow</w:t>
+            </w:r>
+          </w:p>
+        </w:tc>
+        <w:tc>
+          <w:tcPr>
+            <w:tcW w:w="6768" w:type="dxa"/>
+          </w:tcPr>
+          <w:p>
+            <w:pPr>
+              <w:spacing w:line="360" w:lineRule="auto"/>
+              <w:rPr>
+                <w:sz w:val="24"/>
+                <w:szCs w:val="24"/>
+              </w:rPr>
+            </w:pPr>
+            <w:r>
+              <w:rPr>
+                <w:rFonts w:ascii="Times New Roman" w:hAnsi="Times New Roman"/>
+                <w:color w:val="000000"/>
+                <w:sz w:val="24"/>
+                <w:szCs w:val="24"/>
+              </w:rPr>
+              <w:t>If the user is neither the reporter nor a University Administrator, the action is not allowed.</w:t>
+            </w:r>
+          </w:p>
+        </w:tc>
+      </w:tr>
+    </w:tbl>
+    <w:p>
+      <w:pPr>
+        <w:spacing w:after="160" w:line="360" w:lineRule="auto"/>
+        <w:rPr>
+          <w:sz w:val="24"/>
+          <w:szCs w:val="24"/>
+        </w:rPr>
+      </w:pPr>
+    </w:p>
+    <w:p>
+      <w:pPr>
+        <w:pStyle w:val="TableCaption"/>
+        <w:spacing w:before="200" w:after="60" w:line="360" w:lineRule="auto"/>
+        <w:rPr>
+          <w:sz w:val="24"/>
+          <w:szCs w:val="24"/>
+        </w:rPr>
+      </w:pPr>
+      <w:bookmarkStart w:id="78" w:name="_lt22"/>
+      <w:r>
+        <w:rPr>
+          <w:sz w:val="24"/>
+          <w:szCs w:val="24"/>
+        </w:rPr>
+        <w:t xml:space="preserve">Table </w:t>
+      </w:r>
+      <w:bookmarkEnd w:id="78"/>
+      <w:r>
+        <w:rPr>
+          <w:sz w:val="24"/>
+          <w:szCs w:val="24"/>
+        </w:rPr>
+        <w:t>4.6.1.</w:t>
+      </w:r>
+      <w:r>
+        <w:rPr>
+          <w:sz w:val="24"/>
+          <w:szCs w:val="24"/>
+        </w:rPr>
+        <w:t>8</w:t>
+      </w:r>
+    </w:p>
+    <w:tbl>
+      <w:tblPr>
+        <w:tblStyle w:val="TableGrid"/>
+        <w:tblW w:w="0" w:type="auto"/>
+        <w:jc w:val="center"/>
+        <w:tblLook w:val="04A0" w:firstRow="1" w:lastRow="0" w:firstColumn="1" w:lastColumn="0" w:noHBand="0" w:noVBand="1"/>
+      </w:tblPr>
+      <w:tblGrid>
+        <w:gridCol w:w="2235"/>
+        <w:gridCol w:w="6395"/>
+      </w:tblGrid>
+      <w:tr>
+        <w:trPr>
+          <w:jc w:val="center"/>
+        </w:trPr>
+        <w:tc>
+          <w:tcPr>
+            <w:tcW w:w="2304" w:type="dxa"/>
+            <w:shd w:val="clear" w:color="auto" w:fill="D9D9D9"/>
+          </w:tcPr>
+          <w:p>
+            <w:pPr>
+              <w:spacing w:line="360" w:lineRule="auto"/>
+              <w:jc w:val="center"/>
+              <w:rPr>
+                <w:sz w:val="24"/>
+                <w:szCs w:val="24"/>
+              </w:rPr>
+            </w:pPr>
+            <w:r>
+              <w:rPr>
+                <w:rFonts w:ascii="Times New Roman" w:hAnsi="Times New Roman"/>
+                <w:b/>
+                <w:color w:val="000000"/>
+                <w:sz w:val="24"/>
+                <w:szCs w:val="24"/>
+              </w:rPr>
+              <w:t>Attribute</w:t>
+            </w:r>
+          </w:p>
+        </w:tc>
+        <w:tc>
+          <w:tcPr>
+            <w:tcW w:w="6768" w:type="dxa"/>
+            <w:shd w:val="clear" w:color="auto" w:fill="D9D9D9"/>
+          </w:tcPr>
+          <w:p>
+            <w:pPr>
+              <w:spacing w:line="360" w:lineRule="auto"/>
+              <w:jc w:val="center"/>
+              <w:rPr>
+                <w:sz w:val="24"/>
+                <w:szCs w:val="24"/>
+              </w:rPr>
+            </w:pPr>
+            <w:r>
+              <w:rPr>
+                <w:rFonts w:ascii="Times New Roman" w:hAnsi="Times New Roman"/>
+                <w:b/>
+                <w:color w:val="000000"/>
+                <w:sz w:val="24"/>
+                <w:szCs w:val="24"/>
+              </w:rPr>
+              <w:t>Detail</w:t>
+            </w:r>
+          </w:p>
+        </w:tc>
+      </w:tr>
+      <w:tr>
+        <w:trPr>
+          <w:jc w:val="center"/>
+        </w:trPr>
+        <w:tc>
+          <w:tcPr>
+            <w:tcW w:w="2304" w:type="dxa"/>
+          </w:tcPr>
+          <w:p>
+            <w:pPr>
+              <w:spacing w:line="360" w:lineRule="auto"/>
+              <w:rPr>
+                <w:sz w:val="24"/>
+                <w:szCs w:val="24"/>
+              </w:rPr>
+            </w:pPr>
+            <w:r>
+              <w:rPr>
+                <w:rFonts w:ascii="Times New Roman" w:hAnsi="Times New Roman"/>
+                <w:color w:val="000000"/>
+                <w:sz w:val="24"/>
+                <w:szCs w:val="24"/>
+              </w:rPr>
+              <w:t>Use Case Name</w:t>
+            </w:r>
+          </w:p>
+        </w:tc>
+        <w:tc>
+          <w:tcPr>
+            <w:tcW w:w="6768" w:type="dxa"/>
+          </w:tcPr>
+          <w:p>
+            <w:pPr>
+              <w:spacing w:line="360" w:lineRule="auto"/>
+              <w:rPr>
+                <w:sz w:val="24"/>
+                <w:szCs w:val="24"/>
+              </w:rPr>
+            </w:pPr>
+            <w:r>
+              <w:rPr>
+                <w:rFonts w:ascii="Times New Roman" w:hAnsi="Times New Roman"/>
+                <w:color w:val="000000"/>
+                <w:sz w:val="24"/>
+                <w:szCs w:val="24"/>
+              </w:rPr>
+              <w:t>Send Message</w:t>
+            </w:r>
+          </w:p>
+        </w:tc>
+      </w:tr>
+      <w:tr>
+        <w:trPr>
+          <w:jc w:val="center"/>
+        </w:trPr>
+        <w:tc>
+          <w:tcPr>
+            <w:tcW w:w="2304" w:type="dxa"/>
+          </w:tcPr>
+          <w:p>
+            <w:pPr>
+              <w:spacing w:line="360" w:lineRule="auto"/>
+              <w:rPr>
+                <w:sz w:val="24"/>
+                <w:szCs w:val="24"/>
+              </w:rPr>
+            </w:pPr>
+            <w:r>
+              <w:rPr>
+                <w:rFonts w:ascii="Times New Roman" w:hAnsi="Times New Roman"/>
+                <w:color w:val="000000"/>
+                <w:sz w:val="24"/>
+                <w:szCs w:val="24"/>
+              </w:rPr>
+              <w:t>Actor</w:t>
+            </w:r>
+          </w:p>
+        </w:tc>
+        <w:tc>
+          <w:tcPr>
+            <w:tcW w:w="6768" w:type="dxa"/>
+          </w:tcPr>
+          <w:p>
+            <w:pPr>
+              <w:spacing w:line="360" w:lineRule="auto"/>
+              <w:rPr>
+                <w:sz w:val="24"/>
+                <w:szCs w:val="24"/>
+              </w:rPr>
+            </w:pPr>
+            <w:r>
+              <w:rPr>
+                <w:rFonts w:ascii="Times New Roman" w:hAnsi="Times New Roman"/>
+                <w:color w:val="000000"/>
+                <w:sz w:val="24"/>
+                <w:szCs w:val="24"/>
+              </w:rPr>
+              <w:t>Student / Teacher</w:t>
+            </w:r>
+          </w:p>
+        </w:tc>
+      </w:tr>
+      <w:tr>
+        <w:trPr>
+          <w:jc w:val="center"/>
+        </w:trPr>
+        <w:tc>
+          <w:tcPr>
+            <w:tcW w:w="2304" w:type="dxa"/>
+          </w:tcPr>
+          <w:p>
+            <w:pPr>
+              <w:spacing w:line="360" w:lineRule="auto"/>
+              <w:rPr>
+                <w:sz w:val="24"/>
+                <w:szCs w:val="24"/>
+              </w:rPr>
+            </w:pPr>
+            <w:r>
+              <w:rPr>
+                <w:rFonts w:ascii="Times New Roman" w:hAnsi="Times New Roman"/>
+                <w:color w:val="000000"/>
+                <w:sz w:val="24"/>
+                <w:szCs w:val="24"/>
+              </w:rPr>
+              <w:t>Description</w:t>
+            </w:r>
+          </w:p>
+        </w:tc>
+        <w:tc>
+          <w:tcPr>
+            <w:tcW w:w="6768" w:type="dxa"/>
+          </w:tcPr>
+          <w:p>
+            <w:pPr>
+              <w:spacing w:line="360" w:lineRule="auto"/>
+              <w:rPr>
+                <w:sz w:val="24"/>
+                <w:szCs w:val="24"/>
+              </w:rPr>
+            </w:pPr>
+            <w:r>
+              <w:rPr>
+                <w:rFonts w:ascii="Times New Roman" w:hAnsi="Times New Roman"/>
+                <w:color w:val="000000"/>
+                <w:sz w:val="24"/>
+                <w:szCs w:val="24"/>
+              </w:rPr>
+              <w:t>A logged-in user sends a private message to another user.</w:t>
+            </w:r>
+          </w:p>
+        </w:tc>
+      </w:tr>
+      <w:tr>
+        <w:trPr>
+          <w:jc w:val="center"/>
+        </w:trPr>
+        <w:tc>
+          <w:tcPr>
+            <w:tcW w:w="2304" w:type="dxa"/>
+          </w:tcPr>
+          <w:p>
+            <w:pPr>
+              <w:spacing w:line="360" w:lineRule="auto"/>
+              <w:rPr>
+                <w:sz w:val="24"/>
+                <w:szCs w:val="24"/>
+              </w:rPr>
+            </w:pPr>
+            <w:r>
+              <w:rPr>
+                <w:rFonts w:ascii="Times New Roman" w:hAnsi="Times New Roman"/>
+                <w:color w:val="000000"/>
+                <w:sz w:val="24"/>
+                <w:szCs w:val="24"/>
+              </w:rPr>
+              <w:t>Pre-conditions</w:t>
+            </w:r>
+          </w:p>
+        </w:tc>
+        <w:tc>
+          <w:tcPr>
+            <w:tcW w:w="6768" w:type="dxa"/>
+          </w:tcPr>
+          <w:p>
+            <w:pPr>
+              <w:spacing w:line="360" w:lineRule="auto"/>
+              <w:rPr>
+                <w:sz w:val="24"/>
+                <w:szCs w:val="24"/>
+              </w:rPr>
+            </w:pPr>
+            <w:r>
+              <w:rPr>
+                <w:rFonts w:ascii="Times New Roman" w:hAnsi="Times New Roman"/>
+                <w:color w:val="000000"/>
+                <w:sz w:val="24"/>
+                <w:szCs w:val="24"/>
+              </w:rPr>
+              <w:t>Both users are registered. The sender is logged in.</w:t>
+            </w:r>
+          </w:p>
+        </w:tc>
+      </w:tr>
+      <w:tr>
+        <w:trPr>
+          <w:jc w:val="center"/>
+        </w:trPr>
+        <w:tc>
+          <w:tcPr>
+            <w:tcW w:w="2304" w:type="dxa"/>
+          </w:tcPr>
+          <w:p>
+            <w:pPr>
+              <w:spacing w:line="360" w:lineRule="auto"/>
+              <w:rPr>
+                <w:sz w:val="24"/>
+                <w:szCs w:val="24"/>
+              </w:rPr>
+            </w:pPr>
+            <w:r>
+              <w:rPr>
+                <w:rFonts w:ascii="Times New Roman" w:hAnsi="Times New Roman"/>
+                <w:color w:val="000000"/>
+                <w:sz w:val="24"/>
+                <w:szCs w:val="24"/>
+              </w:rPr>
+              <w:t>Post-conditions</w:t>
+            </w:r>
+          </w:p>
+        </w:tc>
+        <w:tc>
+          <w:tcPr>
+            <w:tcW w:w="6768" w:type="dxa"/>
+          </w:tcPr>
+          <w:p>
+            <w:pPr>
+              <w:spacing w:line="360" w:lineRule="auto"/>
+              <w:rPr>
+                <w:sz w:val="24"/>
+                <w:szCs w:val="24"/>
+              </w:rPr>
+            </w:pPr>
+            <w:r>
+              <w:rPr>
+                <w:rFonts w:ascii="Times New Roman" w:hAnsi="Times New Roman"/>
+                <w:color w:val="000000"/>
+                <w:sz w:val="24"/>
+                <w:szCs w:val="24"/>
+              </w:rPr>
+              <w:t>The message is saved and delivered to the recipient in real time.</w:t>
+            </w:r>
+          </w:p>
+        </w:tc>
+      </w:tr>
+      <w:tr>
+        <w:trPr>
+          <w:jc w:val="center"/>
+        </w:trPr>
+        <w:tc>
+          <w:tcPr>
+            <w:tcW w:w="2304" w:type="dxa"/>
+          </w:tcPr>
+          <w:p>
+            <w:pPr>
+              <w:spacing w:line="360" w:lineRule="auto"/>
+              <w:rPr>
+                <w:sz w:val="24"/>
+                <w:szCs w:val="24"/>
+              </w:rPr>
+            </w:pPr>
+            <w:r>
+              <w:rPr>
+                <w:rFonts w:ascii="Times New Roman" w:hAnsi="Times New Roman"/>
+                <w:color w:val="000000"/>
+                <w:sz w:val="24"/>
+                <w:szCs w:val="24"/>
+              </w:rPr>
+              <w:t>Main Flow</w:t>
+            </w:r>
+          </w:p>
+        </w:tc>
+        <w:tc>
+          <w:tcPr>
+            <w:tcW w:w="6768" w:type="dxa"/>
+          </w:tcPr>
+          <w:p>
+            <w:pPr>
+              <w:spacing w:line="360" w:lineRule="auto"/>
+              <w:rPr>
+                <w:sz w:val="24"/>
+                <w:szCs w:val="24"/>
+              </w:rPr>
+            </w:pPr>
+            <w:r>
+              <w:rPr>
+                <w:rFonts w:ascii="Times New Roman" w:hAnsi="Times New Roman"/>
+                <w:color w:val="000000"/>
+                <w:sz w:val="24"/>
+                <w:szCs w:val="24"/>
+              </w:rPr>
+              <w:t>1. User opens the Messaging section and selects or starts a conversation.</w:t>
+            </w:r>
+            <w:r>
+              <w:rPr>
+                <w:rFonts w:ascii="Times New Roman" w:hAnsi="Times New Roman"/>
+                <w:color w:val="000000"/>
+                <w:sz w:val="24"/>
+                <w:szCs w:val="24"/>
+              </w:rPr>
+              <w:br/>
+              <w:t>2. User types a message and clicks Send.</w:t>
+            </w:r>
+            <w:r>
+              <w:rPr>
+                <w:rFonts w:ascii="Times New Roman" w:hAnsi="Times New Roman"/>
+                <w:color w:val="000000"/>
+                <w:sz w:val="24"/>
+                <w:szCs w:val="24"/>
+              </w:rPr>
+              <w:br/>
+              <w:t>3. The message is sent to the server.</w:t>
+            </w:r>
+            <w:r>
+              <w:rPr>
+                <w:rFonts w:ascii="Times New Roman" w:hAnsi="Times New Roman"/>
+                <w:color w:val="000000"/>
+                <w:sz w:val="24"/>
+                <w:szCs w:val="24"/>
+              </w:rPr>
+              <w:br/>
+              <w:t>4. System saves the message.</w:t>
+            </w:r>
+            <w:r>
+              <w:rPr>
+                <w:rFonts w:ascii="Times New Roman" w:hAnsi="Times New Roman"/>
+                <w:color w:val="000000"/>
+                <w:sz w:val="24"/>
+                <w:szCs w:val="24"/>
+              </w:rPr>
+              <w:br/>
+              <w:t>5. The message is delivered to the recipient in real time.</w:t>
+            </w:r>
+            <w:r>
+              <w:rPr>
+                <w:rFonts w:ascii="Times New Roman" w:hAnsi="Times New Roman"/>
+                <w:color w:val="000000"/>
+                <w:sz w:val="24"/>
+                <w:szCs w:val="24"/>
+              </w:rPr>
+              <w:br/>
+              <w:t>6. The message appears in the chat window for both users.</w:t>
+            </w:r>
+          </w:p>
+        </w:tc>
+      </w:tr>
+      <w:tr>
+        <w:trPr>
+          <w:jc w:val="center"/>
+        </w:trPr>
+        <w:tc>
+          <w:tcPr>
+            <w:tcW w:w="2304" w:type="dxa"/>
+          </w:tcPr>
+          <w:p>
+            <w:pPr>
+              <w:spacing w:line="360" w:lineRule="auto"/>
+              <w:rPr>
+                <w:sz w:val="24"/>
+                <w:szCs w:val="24"/>
+              </w:rPr>
+            </w:pPr>
+            <w:r>
+              <w:rPr>
+                <w:rFonts w:ascii="Times New Roman" w:hAnsi="Times New Roman"/>
+                <w:color w:val="000000"/>
+                <w:sz w:val="24"/>
+                <w:szCs w:val="24"/>
+              </w:rPr>
+              <w:lastRenderedPageBreak/>
+              <w:t>Alternative Flow</w:t>
+            </w:r>
+          </w:p>
+        </w:tc>
+        <w:tc>
+          <w:tcPr>
+            <w:tcW w:w="6768" w:type="dxa"/>
+          </w:tcPr>
+          <w:p>
+            <w:pPr>
+              <w:spacing w:line="360" w:lineRule="auto"/>
+              <w:rPr>
+                <w:sz w:val="24"/>
+                <w:szCs w:val="24"/>
+              </w:rPr>
+            </w:pPr>
+            <w:r>
+              <w:rPr>
+                <w:rFonts w:ascii="Times New Roman" w:hAnsi="Times New Roman"/>
+                <w:color w:val="000000"/>
+                <w:sz w:val="24"/>
+                <w:szCs w:val="24"/>
+              </w:rPr>
+              <w:t>If the user tries to message in a conversation they are not part of, the system shows an error.</w:t>
+            </w:r>
+          </w:p>
+        </w:tc>
+      </w:tr>
+    </w:tbl>
+    <w:p>
+      <w:pPr>
+        <w:spacing w:after="160" w:line="360" w:lineRule="auto"/>
+        <w:rPr>
+          <w:sz w:val="24"/>
+          <w:szCs w:val="24"/>
+        </w:rPr>
+      </w:pPr>
+    </w:p>
+    <w:p>
+      <w:pPr>
+        <w:pStyle w:val="TableCaption"/>
+        <w:spacing w:before="200" w:after="60" w:line="360" w:lineRule="auto"/>
+        <w:rPr>
+          <w:sz w:val="24"/>
+          <w:szCs w:val="24"/>
+        </w:rPr>
+      </w:pPr>
+      <w:bookmarkStart w:id="79" w:name="_lt23"/>
+      <w:r>
+        <w:rPr>
+          <w:sz w:val="24"/>
+          <w:szCs w:val="24"/>
+        </w:rPr>
+        <w:t xml:space="preserve">Table </w:t>
+      </w:r>
+      <w:bookmarkEnd w:id="79"/>
+      <w:r>
+        <w:rPr>
+          <w:sz w:val="24"/>
+          <w:szCs w:val="24"/>
+        </w:rPr>
+        <w:t>4.6.1.</w:t>
+      </w:r>
+      <w:r>
+        <w:rPr>
+          <w:sz w:val="24"/>
+          <w:szCs w:val="24"/>
+        </w:rPr>
+        <w:t>9</w:t>
+      </w:r>
+    </w:p>
+    <w:tbl>
+      <w:tblPr>
+        <w:tblStyle w:val="TableGrid"/>
+        <w:tblW w:w="0" w:type="auto"/>
+        <w:jc w:val="center"/>
+        <w:tblLook w:val="04A0" w:firstRow="1" w:lastRow="0" w:firstColumn="1" w:lastColumn="0" w:noHBand="0" w:noVBand="1"/>
+      </w:tblPr>
+      <w:tblGrid>
+        <w:gridCol w:w="2233"/>
+        <w:gridCol w:w="6397"/>
+      </w:tblGrid>
+      <w:tr>
+        <w:trPr>
+          <w:jc w:val="center"/>
+        </w:trPr>
+        <w:tc>
+          <w:tcPr>
+            <w:tcW w:w="2304" w:type="dxa"/>
+            <w:shd w:val="clear" w:color="auto" w:fill="D9D9D9"/>
+          </w:tcPr>
+          <w:p>
+            <w:pPr>
+              <w:spacing w:line="360" w:lineRule="auto"/>
+              <w:jc w:val="center"/>
+              <w:rPr>
+                <w:sz w:val="24"/>
+                <w:szCs w:val="24"/>
+              </w:rPr>
+            </w:pPr>
+            <w:r>
+              <w:rPr>
+                <w:rFonts w:ascii="Times New Roman" w:hAnsi="Times New Roman"/>
+                <w:b/>
+                <w:color w:val="000000"/>
+                <w:sz w:val="24"/>
+                <w:szCs w:val="24"/>
+              </w:rPr>
+              <w:t>Attribute</w:t>
+            </w:r>
+          </w:p>
+        </w:tc>
+        <w:tc>
+          <w:tcPr>
+            <w:tcW w:w="6768" w:type="dxa"/>
+            <w:shd w:val="clear" w:color="auto" w:fill="D9D9D9"/>
+          </w:tcPr>
+          <w:p>
+            <w:pPr>
+              <w:spacing w:line="360" w:lineRule="auto"/>
+              <w:jc w:val="center"/>
+              <w:rPr>
+                <w:sz w:val="24"/>
+                <w:szCs w:val="24"/>
+              </w:rPr>
+            </w:pPr>
+            <w:r>
+              <w:rPr>
+                <w:rFonts w:ascii="Times New Roman" w:hAnsi="Times New Roman"/>
+                <w:b/>
+                <w:color w:val="000000"/>
+                <w:sz w:val="24"/>
+                <w:szCs w:val="24"/>
+              </w:rPr>
+              <w:t>Detail</w:t>
+            </w:r>
+          </w:p>
+        </w:tc>
+      </w:tr>
+      <w:tr>
+        <w:trPr>
+          <w:jc w:val="center"/>
+        </w:trPr>
+        <w:tc>
+          <w:tcPr>
+            <w:tcW w:w="2304" w:type="dxa"/>
+          </w:tcPr>
+          <w:p>
+            <w:pPr>
+              <w:spacing w:line="360" w:lineRule="auto"/>
+              <w:rPr>
+                <w:sz w:val="24"/>
+                <w:szCs w:val="24"/>
+              </w:rPr>
+            </w:pPr>
+            <w:r>
+              <w:rPr>
+                <w:rFonts w:ascii="Times New Roman" w:hAnsi="Times New Roman"/>
+                <w:color w:val="000000"/>
+                <w:sz w:val="24"/>
+                <w:szCs w:val="24"/>
+              </w:rPr>
+              <w:t>Use Case Name</w:t>
+            </w:r>
+          </w:p>
+        </w:tc>
+        <w:tc>
+          <w:tcPr>
+            <w:tcW w:w="6768" w:type="dxa"/>
+          </w:tcPr>
+          <w:p>
+            <w:pPr>
+              <w:spacing w:line="360" w:lineRule="auto"/>
+              <w:rPr>
+                <w:sz w:val="24"/>
+                <w:szCs w:val="24"/>
+              </w:rPr>
+            </w:pPr>
+            <w:r>
+              <w:rPr>
+                <w:rFonts w:ascii="Times New Roman" w:hAnsi="Times New Roman"/>
+                <w:color w:val="000000"/>
+                <w:sz w:val="24"/>
+                <w:szCs w:val="24"/>
+              </w:rPr>
+              <w:t>View and Update Profile</w:t>
+            </w:r>
+          </w:p>
+        </w:tc>
+      </w:tr>
+      <w:tr>
+        <w:trPr>
+          <w:jc w:val="center"/>
+        </w:trPr>
+        <w:tc>
+          <w:tcPr>
+            <w:tcW w:w="2304" w:type="dxa"/>
+          </w:tcPr>
+          <w:p>
+            <w:pPr>
+              <w:spacing w:line="360" w:lineRule="auto"/>
+              <w:rPr>
+                <w:sz w:val="24"/>
+                <w:szCs w:val="24"/>
+              </w:rPr>
+            </w:pPr>
+            <w:r>
+              <w:rPr>
+                <w:rFonts w:ascii="Times New Roman" w:hAnsi="Times New Roman"/>
+                <w:color w:val="000000"/>
+                <w:sz w:val="24"/>
+                <w:szCs w:val="24"/>
+              </w:rPr>
+              <w:t>Actor</w:t>
+            </w:r>
+          </w:p>
+        </w:tc>
+        <w:tc>
+          <w:tcPr>
+            <w:tcW w:w="6768" w:type="dxa"/>
+          </w:tcPr>
+          <w:p>
+            <w:pPr>
+              <w:spacing w:line="360" w:lineRule="auto"/>
+              <w:rPr>
+                <w:sz w:val="24"/>
+                <w:szCs w:val="24"/>
+              </w:rPr>
+            </w:pPr>
+            <w:r>
+              <w:rPr>
+                <w:rFonts w:ascii="Times New Roman" w:hAnsi="Times New Roman"/>
+                <w:color w:val="000000"/>
+                <w:sz w:val="24"/>
+                <w:szCs w:val="24"/>
+              </w:rPr>
+              <w:t>Student / Teacher / University Administration / Coordination / System Admin</w:t>
+            </w:r>
+          </w:p>
+        </w:tc>
+      </w:tr>
+      <w:tr>
+        <w:trPr>
+          <w:jc w:val="center"/>
+        </w:trPr>
+        <w:tc>
+          <w:tcPr>
+            <w:tcW w:w="2304" w:type="dxa"/>
+          </w:tcPr>
+          <w:p>
+            <w:pPr>
+              <w:spacing w:line="360" w:lineRule="auto"/>
+              <w:rPr>
+                <w:sz w:val="24"/>
+                <w:szCs w:val="24"/>
+              </w:rPr>
+            </w:pPr>
+            <w:r>
+              <w:rPr>
+                <w:rFonts w:ascii="Times New Roman" w:hAnsi="Times New Roman"/>
+                <w:color w:val="000000"/>
+                <w:sz w:val="24"/>
+                <w:szCs w:val="24"/>
+              </w:rPr>
+              <w:t>Description</w:t>
+            </w:r>
+          </w:p>
+        </w:tc>
+        <w:tc>
+          <w:tcPr>
+            <w:tcW w:w="6768" w:type="dxa"/>
+          </w:tcPr>
+          <w:p>
+            <w:pPr>
+              <w:spacing w:line="360" w:lineRule="auto"/>
+              <w:rPr>
+                <w:sz w:val="24"/>
+                <w:szCs w:val="24"/>
+              </w:rPr>
+            </w:pPr>
+            <w:r>
+              <w:rPr>
+                <w:rFonts w:ascii="Times New Roman" w:hAnsi="Times New Roman"/>
+                <w:color w:val="000000"/>
+                <w:sz w:val="24"/>
+                <w:szCs w:val="24"/>
+              </w:rPr>
+              <w:t>A logged-in user views or updates their own profile.</w:t>
+            </w:r>
+          </w:p>
+        </w:tc>
+      </w:tr>
+      <w:tr>
+        <w:trPr>
+          <w:jc w:val="center"/>
+        </w:trPr>
+        <w:tc>
+          <w:tcPr>
+            <w:tcW w:w="2304" w:type="dxa"/>
+          </w:tcPr>
+          <w:p>
+            <w:pPr>
+              <w:spacing w:line="360" w:lineRule="auto"/>
+              <w:rPr>
+                <w:sz w:val="24"/>
+                <w:szCs w:val="24"/>
+              </w:rPr>
+            </w:pPr>
+            <w:r>
+              <w:rPr>
+                <w:rFonts w:ascii="Times New Roman" w:hAnsi="Times New Roman"/>
+                <w:color w:val="000000"/>
+                <w:sz w:val="24"/>
+                <w:szCs w:val="24"/>
+              </w:rPr>
+              <w:t>Pre-conditions</w:t>
+            </w:r>
+          </w:p>
+        </w:tc>
+        <w:tc>
+          <w:tcPr>
+            <w:tcW w:w="6768" w:type="dxa"/>
+          </w:tcPr>
+          <w:p>
+            <w:pPr>
+              <w:spacing w:line="360" w:lineRule="auto"/>
+              <w:rPr>
+                <w:sz w:val="24"/>
+                <w:szCs w:val="24"/>
+              </w:rPr>
+            </w:pPr>
+            <w:r>
+              <w:rPr>
+                <w:rFonts w:ascii="Times New Roman" w:hAnsi="Times New Roman"/>
+                <w:color w:val="000000"/>
+                <w:sz w:val="24"/>
+                <w:szCs w:val="24"/>
+              </w:rPr>
+              <w:t>The user is logged in.</w:t>
+            </w:r>
+          </w:p>
+        </w:tc>
+      </w:tr>
+      <w:tr>
+        <w:trPr>
+          <w:jc w:val="center"/>
+        </w:trPr>
+        <w:tc>
+          <w:tcPr>
+            <w:tcW w:w="2304" w:type="dxa"/>
+          </w:tcPr>
+          <w:p>
+            <w:pPr>
+              <w:spacing w:line="360" w:lineRule="auto"/>
+              <w:rPr>
+                <w:sz w:val="24"/>
+                <w:szCs w:val="24"/>
+              </w:rPr>
+            </w:pPr>
+            <w:r>
+              <w:rPr>
+                <w:rFonts w:ascii="Times New Roman" w:hAnsi="Times New Roman"/>
+                <w:color w:val="000000"/>
+                <w:sz w:val="24"/>
+                <w:szCs w:val="24"/>
+              </w:rPr>
+              <w:t>Post-conditions</w:t>
+            </w:r>
+          </w:p>
+        </w:tc>
+        <w:tc>
+          <w:tcPr>
+            <w:tcW w:w="6768" w:type="dxa"/>
+          </w:tcPr>
+          <w:p>
+            <w:pPr>
+              <w:spacing w:line="360" w:lineRule="auto"/>
+              <w:rPr>
+                <w:sz w:val="24"/>
+                <w:szCs w:val="24"/>
+              </w:rPr>
+            </w:pPr>
+            <w:r>
+              <w:rPr>
+                <w:rFonts w:ascii="Times New Roman" w:hAnsi="Times New Roman"/>
+                <w:color w:val="000000"/>
+                <w:sz w:val="24"/>
+                <w:szCs w:val="24"/>
+              </w:rPr>
+              <w:t>The profile is displayed or updated with the new information.</w:t>
+            </w:r>
+          </w:p>
+        </w:tc>
+      </w:tr>
+      <w:tr>
+        <w:trPr>
+          <w:jc w:val="center"/>
+        </w:trPr>
+        <w:tc>
+          <w:tcPr>
+            <w:tcW w:w="2304" w:type="dxa"/>
+          </w:tcPr>
+          <w:p>
+            <w:pPr>
+              <w:spacing w:line="360" w:lineRule="auto"/>
+              <w:rPr>
+                <w:sz w:val="24"/>
+                <w:szCs w:val="24"/>
+              </w:rPr>
+            </w:pPr>
+            <w:r>
+              <w:rPr>
+                <w:rFonts w:ascii="Times New Roman" w:hAnsi="Times New Roman"/>
+                <w:color w:val="000000"/>
+                <w:sz w:val="24"/>
+                <w:szCs w:val="24"/>
+              </w:rPr>
+              <w:t>Main Flow</w:t>
+            </w:r>
+          </w:p>
+        </w:tc>
+        <w:tc>
+          <w:tcPr>
+            <w:tcW w:w="6768" w:type="dxa"/>
+          </w:tcPr>
+          <w:p>
+            <w:pPr>
+              <w:spacing w:line="360" w:lineRule="auto"/>
+              <w:rPr>
+                <w:sz w:val="24"/>
+                <w:szCs w:val="24"/>
+              </w:rPr>
+            </w:pPr>
+            <w:r>
+              <w:rPr>
+                <w:rFonts w:ascii="Times New Roman" w:hAnsi="Times New Roman"/>
+                <w:color w:val="000000"/>
+                <w:sz w:val="24"/>
+                <w:szCs w:val="24"/>
+              </w:rPr>
+              <w:t>1. User navigates to their profile page.</w:t>
+            </w:r>
+            <w:r>
+              <w:rPr>
+                <w:rFonts w:ascii="Times New Roman" w:hAnsi="Times New Roman"/>
+                <w:color w:val="000000"/>
+                <w:sz w:val="24"/>
+                <w:szCs w:val="24"/>
+              </w:rPr>
+              <w:br/>
+              <w:t>2. System shows the user's current profile information.</w:t>
+            </w:r>
+            <w:r>
+              <w:rPr>
+                <w:rFonts w:ascii="Times New Roman" w:hAnsi="Times New Roman"/>
+                <w:color w:val="000000"/>
+                <w:sz w:val="24"/>
+                <w:szCs w:val="24"/>
+              </w:rPr>
+              <w:br/>
+              <w:t>3. User clicks Edit Profile.</w:t>
+            </w:r>
+            <w:r>
+              <w:rPr>
+                <w:rFonts w:ascii="Times New Roman" w:hAnsi="Times New Roman"/>
+                <w:color w:val="000000"/>
+                <w:sz w:val="24"/>
+                <w:szCs w:val="24"/>
+              </w:rPr>
+              <w:br/>
+              <w:t>4. User updates their name, department, semester, bio, or other details.</w:t>
+            </w:r>
+            <w:r>
+              <w:rPr>
+                <w:rFonts w:ascii="Times New Roman" w:hAnsi="Times New Roman"/>
+                <w:color w:val="000000"/>
+                <w:sz w:val="24"/>
+                <w:szCs w:val="24"/>
+              </w:rPr>
+              <w:br/>
+              <w:t>5. User clicks Save.</w:t>
+            </w:r>
+            <w:r>
+              <w:rPr>
+                <w:rFonts w:ascii="Times New Roman" w:hAnsi="Times New Roman"/>
+                <w:color w:val="000000"/>
+                <w:sz w:val="24"/>
+                <w:szCs w:val="24"/>
+              </w:rPr>
+              <w:br/>
+              <w:t>6. System saves the updated profile.</w:t>
+            </w:r>
+          </w:p>
+        </w:tc>
+      </w:tr>
+      <w:tr>
+        <w:trPr>
+          <w:jc w:val="center"/>
+        </w:trPr>
+        <w:tc>
+          <w:tcPr>
+            <w:tcW w:w="2304" w:type="dxa"/>
+          </w:tcPr>
+          <w:p>
+            <w:pPr>
+              <w:spacing w:line="360" w:lineRule="auto"/>
+              <w:rPr>
+                <w:sz w:val="24"/>
+                <w:szCs w:val="24"/>
+              </w:rPr>
+            </w:pPr>
+            <w:r>
+              <w:rPr>
+                <w:rFonts w:ascii="Times New Roman" w:hAnsi="Times New Roman"/>
+                <w:color w:val="000000"/>
+                <w:sz w:val="24"/>
+                <w:szCs w:val="24"/>
+              </w:rPr>
+              <w:t>Alternative Flow</w:t>
+            </w:r>
+          </w:p>
+        </w:tc>
+        <w:tc>
+          <w:tcPr>
+            <w:tcW w:w="6768" w:type="dxa"/>
+          </w:tcPr>
+          <w:p>
+            <w:pPr>
+              <w:spacing w:line="360" w:lineRule="auto"/>
+              <w:rPr>
+                <w:sz w:val="24"/>
+                <w:szCs w:val="24"/>
+              </w:rPr>
+            </w:pPr>
+            <w:r>
+              <w:rPr>
+                <w:rFonts w:ascii="Times New Roman" w:hAnsi="Times New Roman"/>
+                <w:color w:val="000000"/>
+                <w:sz w:val="24"/>
+                <w:szCs w:val="24"/>
+              </w:rPr>
+              <w:t>If required fields are empty, the system shows an error.</w:t>
+            </w:r>
+          </w:p>
+        </w:tc>
+      </w:tr>
+    </w:tbl>
+    <w:p>
+      <w:pPr>
+        <w:spacing w:after="160" w:line="360" w:lineRule="auto"/>
+        <w:rPr>
+          <w:sz w:val="24"/>
+          <w:szCs w:val="24"/>
+        </w:rPr>
+      </w:pPr>
+    </w:p>
+    <w:p>
+      <w:pPr>
+        <w:pStyle w:val="TableCaption"/>
+        <w:spacing w:before="200" w:after="60" w:line="360" w:lineRule="auto"/>
+        <w:rPr>
+          <w:sz w:val="24"/>
+          <w:szCs w:val="24"/>
+        </w:rPr>
+      </w:pPr>
+      <w:bookmarkStart w:id="80" w:name="_lt24"/>
+      <w:r>
+        <w:rPr>
+          <w:sz w:val="24"/>
+          <w:szCs w:val="24"/>
+        </w:rPr>
+        <w:t xml:space="preserve">Table </w:t>
+      </w:r>
+      <w:bookmarkEnd w:id="80"/>
+      <w:r>
+        <w:rPr>
+          <w:sz w:val="24"/>
+          <w:szCs w:val="24"/>
+        </w:rPr>
+        <w:t>4.6.1.</w:t>
+      </w:r>
+      <w:r>
+        <w:rPr>
+          <w:sz w:val="24"/>
+          <w:szCs w:val="24"/>
+        </w:rPr>
+        <w:t>10</w:t>
+      </w:r>
     </w:p>
     <w:tbl>
       <w:tblPr>
@@ -19377,12 +22854,18 @@
             <w:pPr>
               <w:spacing w:line="360" w:lineRule="auto"/>
               <w:jc w:val="center"/>
+              <w:rPr>
+                <w:sz w:val="24"/>
+                <w:szCs w:val="24"/>
+              </w:rPr>
             </w:pPr>
             <w:r>
               <w:rPr>
                 <w:rFonts w:ascii="Times New Roman" w:hAnsi="Times New Roman"/>
                 <w:b/>
                 <w:color w:val="000000"/>
+                <w:sz w:val="24"/>
+                <w:szCs w:val="24"/>
               </w:rPr>
               <w:t>Attribute</w:t>
             </w:r>
@@ -19397,12 +22880,18 @@
             <w:pPr>
               <w:spacing w:line="360" w:lineRule="auto"/>
               <w:jc w:val="center"/>
+              <w:rPr>
+                <w:sz w:val="24"/>
+                <w:szCs w:val="24"/>
+              </w:rPr>
             </w:pPr>
             <w:r>
               <w:rPr>
                 <w:rFonts w:ascii="Times New Roman" w:hAnsi="Times New Roman"/>
                 <w:b/>
                 <w:color w:val="000000"/>
+                <w:sz w:val="24"/>
+                <w:szCs w:val="24"/>
               </w:rPr>
               <w:t>Detail</w:t>
             </w:r>
@@ -19420,11 +22909,17 @@
           <w:p>
             <w:pPr>
               <w:spacing w:line="360" w:lineRule="auto"/>
-            </w:pPr>
-            <w:r>
-              <w:rPr>
-                <w:rFonts w:ascii="Times New Roman" w:hAnsi="Times New Roman"/>
-                <w:color w:val="000000"/>
+              <w:rPr>
+                <w:sz w:val="24"/>
+                <w:szCs w:val="24"/>
+              </w:rPr>
+            </w:pPr>
+            <w:r>
+              <w:rPr>
+                <w:rFonts w:ascii="Times New Roman" w:hAnsi="Times New Roman"/>
+                <w:color w:val="000000"/>
+                <w:sz w:val="24"/>
+                <w:szCs w:val="24"/>
               </w:rPr>
               <w:t>Use Case Name</w:t>
             </w:r>
@@ -19437,13 +22932,19 @@
           <w:p>
             <w:pPr>
               <w:spacing w:line="360" w:lineRule="auto"/>
-            </w:pPr>
-            <w:r>
-              <w:rPr>
-                <w:rFonts w:ascii="Times New Roman" w:hAnsi="Times New Roman"/>
-                <w:color w:val="000000"/>
-              </w:rPr>
-              <w:t>Join Semester Group</w:t>
+              <w:rPr>
+                <w:sz w:val="24"/>
+                <w:szCs w:val="24"/>
+              </w:rPr>
+            </w:pPr>
+            <w:r>
+              <w:rPr>
+                <w:rFonts w:ascii="Times New Roman" w:hAnsi="Times New Roman"/>
+                <w:color w:val="000000"/>
+                <w:sz w:val="24"/>
+                <w:szCs w:val="24"/>
+              </w:rPr>
+              <w:t>View Announcements</w:t>
             </w:r>
           </w:p>
         </w:tc>
@@ -19459,11 +22960,17 @@
           <w:p>
             <w:pPr>
               <w:spacing w:line="360" w:lineRule="auto"/>
-            </w:pPr>
-            <w:r>
-              <w:rPr>
-                <w:rFonts w:ascii="Times New Roman" w:hAnsi="Times New Roman"/>
-                <w:color w:val="000000"/>
+              <w:rPr>
+                <w:sz w:val="24"/>
+                <w:szCs w:val="24"/>
+              </w:rPr>
+            </w:pPr>
+            <w:r>
+              <w:rPr>
+                <w:rFonts w:ascii="Times New Roman" w:hAnsi="Times New Roman"/>
+                <w:color w:val="000000"/>
+                <w:sz w:val="24"/>
+                <w:szCs w:val="24"/>
               </w:rPr>
               <w:t>Actor</w:t>
             </w:r>
@@ -19476,11 +22983,17 @@
           <w:p>
             <w:pPr>
               <w:spacing w:line="360" w:lineRule="auto"/>
-            </w:pPr>
-            <w:r>
-              <w:rPr>
-                <w:rFonts w:ascii="Times New Roman" w:hAnsi="Times New Roman"/>
-                <w:color w:val="000000"/>
+              <w:rPr>
+                <w:sz w:val="24"/>
+                <w:szCs w:val="24"/>
+              </w:rPr>
+            </w:pPr>
+            <w:r>
+              <w:rPr>
+                <w:rFonts w:ascii="Times New Roman" w:hAnsi="Times New Roman"/>
+                <w:color w:val="000000"/>
+                <w:sz w:val="24"/>
+                <w:szCs w:val="24"/>
               </w:rPr>
               <w:t>Student / Teacher</w:t>
             </w:r>
@@ -19498,11 +23011,17 @@
           <w:p>
             <w:pPr>
               <w:spacing w:line="360" w:lineRule="auto"/>
-            </w:pPr>
-            <w:r>
-              <w:rPr>
-                <w:rFonts w:ascii="Times New Roman" w:hAnsi="Times New Roman"/>
-                <w:color w:val="000000"/>
+              <w:rPr>
+                <w:sz w:val="24"/>
+                <w:szCs w:val="24"/>
+              </w:rPr>
+            </w:pPr>
+            <w:r>
+              <w:rPr>
+                <w:rFonts w:ascii="Times New Roman" w:hAnsi="Times New Roman"/>
+                <w:color w:val="000000"/>
+                <w:sz w:val="24"/>
+                <w:szCs w:val="24"/>
               </w:rPr>
               <w:t>Description</w:t>
             </w:r>
@@ -19515,13 +23034,19 @@
           <w:p>
             <w:pPr>
               <w:spacing w:line="360" w:lineRule="auto"/>
-            </w:pPr>
-            <w:r>
-              <w:rPr>
-                <w:rFonts w:ascii="Times New Roman" w:hAnsi="Times New Roman"/>
-                <w:color w:val="000000"/>
-              </w:rPr>
-              <w:t>A logged-in student or teacher joins an existing semester group.</w:t>
+              <w:rPr>
+                <w:sz w:val="24"/>
+                <w:szCs w:val="24"/>
+              </w:rPr>
+            </w:pPr>
+            <w:r>
+              <w:rPr>
+                <w:rFonts w:ascii="Times New Roman" w:hAnsi="Times New Roman"/>
+                <w:color w:val="000000"/>
+                <w:sz w:val="24"/>
+                <w:szCs w:val="24"/>
+              </w:rPr>
+              <w:t>A logged-in student or teacher views the announcements on the platform.</w:t>
             </w:r>
           </w:p>
         </w:tc>
@@ -19537,11 +23062,17 @@
           <w:p>
             <w:pPr>
               <w:spacing w:line="360" w:lineRule="auto"/>
-            </w:pPr>
-            <w:r>
-              <w:rPr>
-                <w:rFonts w:ascii="Times New Roman" w:hAnsi="Times New Roman"/>
-                <w:color w:val="000000"/>
+              <w:rPr>
+                <w:sz w:val="24"/>
+                <w:szCs w:val="24"/>
+              </w:rPr>
+            </w:pPr>
+            <w:r>
+              <w:rPr>
+                <w:rFonts w:ascii="Times New Roman" w:hAnsi="Times New Roman"/>
+                <w:color w:val="000000"/>
+                <w:sz w:val="24"/>
+                <w:szCs w:val="24"/>
               </w:rPr>
               <w:t>Pre-conditions</w:t>
             </w:r>
@@ -19554,13 +23085,19 @@
           <w:p>
             <w:pPr>
               <w:spacing w:line="360" w:lineRule="auto"/>
-            </w:pPr>
-            <w:r>
-              <w:rPr>
-                <w:rFonts w:ascii="Times New Roman" w:hAnsi="Times New Roman"/>
-                <w:color w:val="000000"/>
-              </w:rPr>
-              <w:t>The user is logged in. The semester group exists. The user is not already a member.</w:t>
+              <w:rPr>
+                <w:sz w:val="24"/>
+                <w:szCs w:val="24"/>
+              </w:rPr>
+            </w:pPr>
+            <w:r>
+              <w:rPr>
+                <w:rFonts w:ascii="Times New Roman" w:hAnsi="Times New Roman"/>
+                <w:color w:val="000000"/>
+                <w:sz w:val="24"/>
+                <w:szCs w:val="24"/>
+              </w:rPr>
+              <w:t>The user is logged in.</w:t>
             </w:r>
           </w:p>
         </w:tc>
@@ -19576,11 +23113,17 @@
           <w:p>
             <w:pPr>
               <w:spacing w:line="360" w:lineRule="auto"/>
-            </w:pPr>
-            <w:r>
-              <w:rPr>
-                <w:rFonts w:ascii="Times New Roman" w:hAnsi="Times New Roman"/>
-                <w:color w:val="000000"/>
+              <w:rPr>
+                <w:sz w:val="24"/>
+                <w:szCs w:val="24"/>
+              </w:rPr>
+            </w:pPr>
+            <w:r>
+              <w:rPr>
+                <w:rFonts w:ascii="Times New Roman" w:hAnsi="Times New Roman"/>
+                <w:color w:val="000000"/>
+                <w:sz w:val="24"/>
+                <w:szCs w:val="24"/>
               </w:rPr>
               <w:t>Post-conditions</w:t>
             </w:r>
@@ -19593,13 +23136,19 @@
           <w:p>
             <w:pPr>
               <w:spacing w:line="360" w:lineRule="auto"/>
-            </w:pPr>
-            <w:r>
-              <w:rPr>
-                <w:rFonts w:ascii="Times New Roman" w:hAnsi="Times New Roman"/>
-                <w:color w:val="000000"/>
-              </w:rPr>
-              <w:t>The user is added to the group and can now participate in group discussions.</w:t>
+              <w:rPr>
+                <w:sz w:val="24"/>
+                <w:szCs w:val="24"/>
+              </w:rPr>
+            </w:pPr>
+            <w:r>
+              <w:rPr>
+                <w:rFonts w:ascii="Times New Roman" w:hAnsi="Times New Roman"/>
+                <w:color w:val="000000"/>
+                <w:sz w:val="24"/>
+                <w:szCs w:val="24"/>
+              </w:rPr>
+              <w:t>All announcements relevant to the user are displayed.</w:t>
             </w:r>
           </w:p>
         </w:tc>
@@ -19615,12 +23164,19 @@
           <w:p>
             <w:pPr>
               <w:spacing w:line="360" w:lineRule="auto"/>
-            </w:pPr>
-            <w:r>
-              <w:rPr>
-                <w:rFonts w:ascii="Times New Roman" w:hAnsi="Times New Roman"/>
-                <w:color w:val="000000"/>
-              </w:rPr>
+              <w:rPr>
+                <w:sz w:val="24"/>
+                <w:szCs w:val="24"/>
+              </w:rPr>
+            </w:pPr>
+            <w:r>
+              <w:rPr>
+                <w:rFonts w:ascii="Times New Roman" w:hAnsi="Times New Roman"/>
+                <w:color w:val="000000"/>
+                <w:sz w:val="24"/>
+                <w:szCs w:val="24"/>
+              </w:rPr>
+              <w:lastRenderedPageBreak/>
               <w:t>Main Flow</w:t>
             </w:r>
           </w:p>
@@ -19632,52 +23188,49 @@
           <w:p>
             <w:pPr>
               <w:spacing w:line="360" w:lineRule="auto"/>
-            </w:pPr>
-            <w:r>
-              <w:rPr>
-                <w:rFonts w:ascii="Times New Roman" w:hAnsi="Times New Roman"/>
-                <w:color w:val="000000"/>
-              </w:rPr>
-              <w:t>1. User browses the semester groups list.</w:t>
-            </w:r>
-            <w:r>
-              <w:rPr>
-                <w:rFonts w:ascii="Times New Roman" w:hAnsi="Times New Roman"/>
-                <w:color w:val="000000"/>
+              <w:rPr>
+                <w:sz w:val="24"/>
+                <w:szCs w:val="24"/>
+              </w:rPr>
+            </w:pPr>
+            <w:r>
+              <w:rPr>
+                <w:rFonts w:ascii="Times New Roman" w:hAnsi="Times New Roman"/>
+                <w:color w:val="000000"/>
+                <w:sz w:val="24"/>
+                <w:szCs w:val="24"/>
+              </w:rPr>
+              <w:t>1. User navigates to the Announcements page.</w:t>
+            </w:r>
+            <w:r>
+              <w:rPr>
+                <w:rFonts w:ascii="Times New Roman" w:hAnsi="Times New Roman"/>
+                <w:color w:val="000000"/>
+                <w:sz w:val="24"/>
+                <w:szCs w:val="24"/>
               </w:rPr>
               <w:br/>
-              <w:t>2. User finds a group and clicks Join.</w:t>
-            </w:r>
-            <w:r>
-              <w:rPr>
-                <w:rFonts w:ascii="Times New Roman" w:hAnsi="Times New Roman"/>
-                <w:color w:val="000000"/>
+              <w:t>2. System loads all announcements relevant to the user's department and semester.</w:t>
+            </w:r>
+            <w:r>
+              <w:rPr>
+                <w:rFonts w:ascii="Times New Roman" w:hAnsi="Times New Roman"/>
+                <w:color w:val="000000"/>
+                <w:sz w:val="24"/>
+                <w:szCs w:val="24"/>
               </w:rPr>
               <w:br/>
-              <w:t>3. System checks that the user is not already a member.</w:t>
-            </w:r>
-            <w:r>
-              <w:rPr>
-                <w:rFonts w:ascii="Times New Roman" w:hAnsi="Times New Roman"/>
-                <w:color w:val="000000"/>
+              <w:t>3. User can filter by type.</w:t>
+            </w:r>
+            <w:r>
+              <w:rPr>
+                <w:rFonts w:ascii="Times New Roman" w:hAnsi="Times New Roman"/>
+                <w:color w:val="000000"/>
+                <w:sz w:val="24"/>
+                <w:szCs w:val="24"/>
               </w:rPr>
               <w:br/>
-            </w:r>
-            <w:r>
-              <w:rPr>
-                <w:rFonts w:ascii="Times New Roman" w:hAnsi="Times New Roman"/>
-                <w:color w:val="000000"/>
-              </w:rPr>
-              <w:lastRenderedPageBreak/>
-              <w:t>4. System adds the user to the group.</w:t>
-            </w:r>
-            <w:r>
-              <w:rPr>
-                <w:rFonts w:ascii="Times New Roman" w:hAnsi="Times New Roman"/>
-                <w:color w:val="000000"/>
-              </w:rPr>
-              <w:br/>
-              <w:t>5. The user can now share content and reply in the group.</w:t>
+              <w:t>4. User opens an announcement to read the full details.</w:t>
             </w:r>
           </w:p>
         </w:tc>
@@ -19693,13 +23246,18 @@
           <w:p>
             <w:pPr>
               <w:spacing w:line="360" w:lineRule="auto"/>
-            </w:pPr>
-            <w:r>
-              <w:rPr>
-                <w:rFonts w:ascii="Times New Roman" w:hAnsi="Times New Roman"/>
-                <w:color w:val="000000"/>
-              </w:rPr>
-              <w:lastRenderedPageBreak/>
+              <w:rPr>
+                <w:sz w:val="24"/>
+                <w:szCs w:val="24"/>
+              </w:rPr>
+            </w:pPr>
+            <w:r>
+              <w:rPr>
+                <w:rFonts w:ascii="Times New Roman" w:hAnsi="Times New Roman"/>
+                <w:color w:val="000000"/>
+                <w:sz w:val="24"/>
+                <w:szCs w:val="24"/>
+              </w:rPr>
               <w:t>Alternative Flow</w:t>
             </w:r>
           </w:p>
@@ -19711,13 +23269,19 @@
           <w:p>
             <w:pPr>
               <w:spacing w:line="360" w:lineRule="auto"/>
-            </w:pPr>
-            <w:r>
-              <w:rPr>
-                <w:rFonts w:ascii="Times New Roman" w:hAnsi="Times New Roman"/>
-                <w:color w:val="000000"/>
-              </w:rPr>
-              <w:t>If the user is already a member, the system shows an error.</w:t>
+              <w:rPr>
+                <w:sz w:val="24"/>
+                <w:szCs w:val="24"/>
+              </w:rPr>
+            </w:pPr>
+            <w:r>
+              <w:rPr>
+                <w:rFonts w:ascii="Times New Roman" w:hAnsi="Times New Roman"/>
+                <w:color w:val="000000"/>
+                <w:sz w:val="24"/>
+                <w:szCs w:val="24"/>
+              </w:rPr>
+              <w:t>If there are no announcements, the page shows an empty message.</w:t>
             </w:r>
           </w:p>
         </w:tc>
@@ -19730,2383 +23294,34 @@
     </w:p>
     <w:p>
       <w:pPr>
+        <w:pStyle w:val="Heading3"/>
+        <w:spacing w:after="120" w:line="360" w:lineRule="auto"/>
+      </w:pPr>
+      <w:bookmarkStart w:id="81" w:name="_Toc227543957"/>
+      <w:r>
+        <w:rPr>
+          <w:rFonts w:ascii="Times New Roman" w:hAnsi="Times New Roman"/>
+        </w:rPr>
+        <w:t xml:space="preserve">4.6.2 </w:t>
+      </w:r>
+      <w:r>
+        <w:rPr>
+          <w:rFonts w:ascii="Times New Roman" w:hAnsi="Times New Roman"/>
+        </w:rPr>
+        <w:t>Coordination / Administration / Admin Use Cases</w:t>
+      </w:r>
+      <w:bookmarkEnd w:id="81"/>
+    </w:p>
+    <w:p>
+      <w:pPr>
         <w:pStyle w:val="TableCaption"/>
         <w:spacing w:before="200" w:after="60" w:line="360" w:lineRule="auto"/>
       </w:pPr>
-      <w:bookmarkStart w:id="74" w:name="_lt19"/>
-      <w:r>
-        <w:t>Table</w:t>
-      </w:r>
-      <w:r>
-        <w:t xml:space="preserve"> 4.6.1.5</w:t>
-      </w:r>
-      <w:bookmarkEnd w:id="74"/>
-    </w:p>
-    <w:tbl>
-      <w:tblPr>
-        <w:tblStyle w:val="TableGrid"/>
-        <w:tblW w:w="0" w:type="auto"/>
-        <w:jc w:val="center"/>
-        <w:tblLook w:val="04A0" w:firstRow="1" w:lastRow="0" w:firstColumn="1" w:lastColumn="0" w:noHBand="0" w:noVBand="1"/>
-      </w:tblPr>
-      <w:tblGrid>
-        <w:gridCol w:w="2229"/>
-        <w:gridCol w:w="6401"/>
-      </w:tblGrid>
-      <w:tr>
-        <w:trPr>
-          <w:jc w:val="center"/>
-        </w:trPr>
-        <w:tc>
-          <w:tcPr>
-            <w:tcW w:w="2304" w:type="dxa"/>
-            <w:shd w:val="clear" w:color="auto" w:fill="D9D9D9"/>
-          </w:tcPr>
-          <w:p>
-            <w:pPr>
-              <w:spacing w:line="360" w:lineRule="auto"/>
-              <w:jc w:val="center"/>
-            </w:pPr>
-            <w:r>
-              <w:rPr>
-                <w:rFonts w:ascii="Times New Roman" w:hAnsi="Times New Roman"/>
-                <w:b/>
-                <w:color w:val="000000"/>
-              </w:rPr>
-              <w:t>Attribute</w:t>
-            </w:r>
-          </w:p>
-        </w:tc>
-        <w:tc>
-          <w:tcPr>
-            <w:tcW w:w="6768" w:type="dxa"/>
-            <w:shd w:val="clear" w:color="auto" w:fill="D9D9D9"/>
-          </w:tcPr>
-          <w:p>
-            <w:pPr>
-              <w:spacing w:line="360" w:lineRule="auto"/>
-              <w:jc w:val="center"/>
-            </w:pPr>
-            <w:r>
-              <w:rPr>
-                <w:rFonts w:ascii="Times New Roman" w:hAnsi="Times New Roman"/>
-                <w:b/>
-                <w:color w:val="000000"/>
-              </w:rPr>
-              <w:t>Detail</w:t>
-            </w:r>
-          </w:p>
-        </w:tc>
-      </w:tr>
-      <w:tr>
-        <w:trPr>
-          <w:jc w:val="center"/>
-        </w:trPr>
-        <w:tc>
-          <w:tcPr>
-            <w:tcW w:w="2304" w:type="dxa"/>
-          </w:tcPr>
-          <w:p>
-            <w:pPr>
-              <w:spacing w:line="360" w:lineRule="auto"/>
-            </w:pPr>
-            <w:r>
-              <w:rPr>
-                <w:rFonts w:ascii="Times New Roman" w:hAnsi="Times New Roman"/>
-                <w:color w:val="000000"/>
-              </w:rPr>
-              <w:t>Use Case Name</w:t>
-            </w:r>
-          </w:p>
-        </w:tc>
-        <w:tc>
-          <w:tcPr>
-            <w:tcW w:w="6768" w:type="dxa"/>
-          </w:tcPr>
-          <w:p>
-            <w:pPr>
-              <w:spacing w:line="360" w:lineRule="auto"/>
-            </w:pPr>
-            <w:r>
-              <w:rPr>
-                <w:rFonts w:ascii="Times New Roman" w:hAnsi="Times New Roman"/>
-                <w:color w:val="000000"/>
-              </w:rPr>
-              <w:t>RSVP to Campus Event</w:t>
-            </w:r>
-          </w:p>
-        </w:tc>
-      </w:tr>
-      <w:tr>
-        <w:trPr>
-          <w:jc w:val="center"/>
-        </w:trPr>
-        <w:tc>
-          <w:tcPr>
-            <w:tcW w:w="2304" w:type="dxa"/>
-          </w:tcPr>
-          <w:p>
-            <w:pPr>
-              <w:spacing w:line="360" w:lineRule="auto"/>
-            </w:pPr>
-            <w:r>
-              <w:rPr>
-                <w:rFonts w:ascii="Times New Roman" w:hAnsi="Times New Roman"/>
-                <w:color w:val="000000"/>
-              </w:rPr>
-              <w:t>Actor</w:t>
-            </w:r>
-          </w:p>
-        </w:tc>
-        <w:tc>
-          <w:tcPr>
-            <w:tcW w:w="6768" w:type="dxa"/>
-          </w:tcPr>
-          <w:p>
-            <w:pPr>
-              <w:spacing w:line="360" w:lineRule="auto"/>
-            </w:pPr>
-            <w:r>
-              <w:rPr>
-                <w:rFonts w:ascii="Times New Roman" w:hAnsi="Times New Roman"/>
-                <w:color w:val="000000"/>
-              </w:rPr>
-              <w:t>Student / Teacher / University Administration / Coordination</w:t>
-            </w:r>
-          </w:p>
-        </w:tc>
-      </w:tr>
-      <w:tr>
-        <w:trPr>
-          <w:jc w:val="center"/>
-        </w:trPr>
-        <w:tc>
-          <w:tcPr>
-            <w:tcW w:w="2304" w:type="dxa"/>
-          </w:tcPr>
-          <w:p>
-            <w:pPr>
-              <w:spacing w:line="360" w:lineRule="auto"/>
-            </w:pPr>
-            <w:r>
-              <w:rPr>
-                <w:rFonts w:ascii="Times New Roman" w:hAnsi="Times New Roman"/>
-                <w:color w:val="000000"/>
-              </w:rPr>
-              <w:t>Description</w:t>
-            </w:r>
-          </w:p>
-        </w:tc>
-        <w:tc>
-          <w:tcPr>
-            <w:tcW w:w="6768" w:type="dxa"/>
-          </w:tcPr>
-          <w:p>
-            <w:pPr>
-              <w:spacing w:line="360" w:lineRule="auto"/>
-            </w:pPr>
-            <w:r>
-              <w:rPr>
-                <w:rFonts w:ascii="Times New Roman" w:hAnsi="Times New Roman"/>
-                <w:color w:val="000000"/>
-              </w:rPr>
-              <w:t>A logged-in user marks their response for a campus event.</w:t>
-            </w:r>
-          </w:p>
-        </w:tc>
-      </w:tr>
-      <w:tr>
-        <w:trPr>
-          <w:jc w:val="center"/>
-        </w:trPr>
-        <w:tc>
-          <w:tcPr>
-            <w:tcW w:w="2304" w:type="dxa"/>
-          </w:tcPr>
-          <w:p>
-            <w:pPr>
-              <w:spacing w:line="360" w:lineRule="auto"/>
-            </w:pPr>
-            <w:r>
-              <w:rPr>
-                <w:rFonts w:ascii="Times New Roman" w:hAnsi="Times New Roman"/>
-                <w:color w:val="000000"/>
-              </w:rPr>
-              <w:t>Pre-conditions</w:t>
-            </w:r>
-          </w:p>
-        </w:tc>
-        <w:tc>
-          <w:tcPr>
-            <w:tcW w:w="6768" w:type="dxa"/>
-          </w:tcPr>
-          <w:p>
-            <w:pPr>
-              <w:spacing w:line="360" w:lineRule="auto"/>
-            </w:pPr>
-            <w:r>
-              <w:rPr>
-                <w:rFonts w:ascii="Times New Roman" w:hAnsi="Times New Roman"/>
-                <w:color w:val="000000"/>
-              </w:rPr>
-              <w:t>The user is logged in. The event exists.</w:t>
-            </w:r>
-          </w:p>
-        </w:tc>
-      </w:tr>
-      <w:tr>
-        <w:trPr>
-          <w:jc w:val="center"/>
-        </w:trPr>
-        <w:tc>
-          <w:tcPr>
-            <w:tcW w:w="2304" w:type="dxa"/>
-          </w:tcPr>
-          <w:p>
-            <w:pPr>
-              <w:spacing w:line="360" w:lineRule="auto"/>
-            </w:pPr>
-            <w:r>
-              <w:rPr>
-                <w:rFonts w:ascii="Times New Roman" w:hAnsi="Times New Roman"/>
-                <w:color w:val="000000"/>
-              </w:rPr>
-              <w:t>Post-conditions</w:t>
-            </w:r>
-          </w:p>
-        </w:tc>
-        <w:tc>
-          <w:tcPr>
-            <w:tcW w:w="6768" w:type="dxa"/>
-          </w:tcPr>
-          <w:p>
-            <w:pPr>
-              <w:spacing w:line="360" w:lineRule="auto"/>
-            </w:pPr>
-            <w:r>
-              <w:rPr>
-                <w:rFonts w:ascii="Times New Roman" w:hAnsi="Times New Roman"/>
-                <w:color w:val="000000"/>
-              </w:rPr>
-              <w:t>The user's response is saved. The event count updates.</w:t>
-            </w:r>
-          </w:p>
-        </w:tc>
-      </w:tr>
-      <w:tr>
-        <w:trPr>
-          <w:jc w:val="center"/>
-        </w:trPr>
-        <w:tc>
-          <w:tcPr>
-            <w:tcW w:w="2304" w:type="dxa"/>
-          </w:tcPr>
-          <w:p>
-            <w:pPr>
-              <w:spacing w:line="360" w:lineRule="auto"/>
-            </w:pPr>
-            <w:r>
-              <w:rPr>
-                <w:rFonts w:ascii="Times New Roman" w:hAnsi="Times New Roman"/>
-                <w:color w:val="000000"/>
-              </w:rPr>
-              <w:t>Main Flow</w:t>
-            </w:r>
-          </w:p>
-        </w:tc>
-        <w:tc>
-          <w:tcPr>
-            <w:tcW w:w="6768" w:type="dxa"/>
-          </w:tcPr>
-          <w:p>
-            <w:pPr>
-              <w:spacing w:line="360" w:lineRule="auto"/>
-            </w:pPr>
-            <w:r>
-              <w:rPr>
-                <w:rFonts w:ascii="Times New Roman" w:hAnsi="Times New Roman"/>
-                <w:color w:val="000000"/>
-              </w:rPr>
-              <w:t>1. User opens the Campus Events page.</w:t>
-            </w:r>
-            <w:r>
-              <w:rPr>
-                <w:rFonts w:ascii="Times New Roman" w:hAnsi="Times New Roman"/>
-                <w:color w:val="000000"/>
-              </w:rPr>
-              <w:br/>
-              <w:t>2. User opens an event and clicks RSVP.</w:t>
-            </w:r>
-            <w:r>
-              <w:rPr>
-                <w:rFonts w:ascii="Times New Roman" w:hAnsi="Times New Roman"/>
-                <w:color w:val="000000"/>
-              </w:rPr>
-              <w:br/>
-              <w:t>3. User selects Interested or Not Interested.</w:t>
-            </w:r>
-            <w:r>
-              <w:rPr>
-                <w:rFonts w:ascii="Times New Roman" w:hAnsi="Times New Roman"/>
-                <w:color w:val="000000"/>
-              </w:rPr>
-              <w:br/>
-              <w:t>4. System saves the response.</w:t>
-            </w:r>
-            <w:r>
-              <w:rPr>
-                <w:rFonts w:ascii="Times New Roman" w:hAnsi="Times New Roman"/>
-                <w:color w:val="000000"/>
-              </w:rPr>
-              <w:br/>
-              <w:t>5. The event page shows the updated count.</w:t>
-            </w:r>
-          </w:p>
-        </w:tc>
-      </w:tr>
-      <w:tr>
-        <w:trPr>
-          <w:jc w:val="center"/>
-        </w:trPr>
-        <w:tc>
-          <w:tcPr>
-            <w:tcW w:w="2304" w:type="dxa"/>
-          </w:tcPr>
-          <w:p>
-            <w:pPr>
-              <w:spacing w:line="360" w:lineRule="auto"/>
-            </w:pPr>
-            <w:r>
-              <w:rPr>
-                <w:rFonts w:ascii="Times New Roman" w:hAnsi="Times New Roman"/>
-                <w:color w:val="000000"/>
-              </w:rPr>
-              <w:t>Alternative Flow</w:t>
-            </w:r>
-          </w:p>
-        </w:tc>
-        <w:tc>
-          <w:tcPr>
-            <w:tcW w:w="6768" w:type="dxa"/>
-          </w:tcPr>
-          <w:p>
-            <w:pPr>
-              <w:spacing w:line="360" w:lineRule="auto"/>
-            </w:pPr>
-            <w:r>
-              <w:rPr>
-                <w:rFonts w:ascii="Times New Roman" w:hAnsi="Times New Roman"/>
-                <w:color w:val="000000"/>
-              </w:rPr>
-              <w:t>If the user has already responded, the new selection updates their existing record.</w:t>
-            </w:r>
-          </w:p>
-        </w:tc>
-      </w:tr>
-    </w:tbl>
-    <w:p>
-      <w:pPr>
-        <w:spacing w:after="160" w:line="360" w:lineRule="auto"/>
-      </w:pPr>
-    </w:p>
-    <w:p>
-      <w:pPr>
-        <w:pStyle w:val="TableCaption"/>
-        <w:spacing w:before="200" w:after="60" w:line="360" w:lineRule="auto"/>
-      </w:pPr>
-      <w:bookmarkStart w:id="75" w:name="_lt20"/>
+      <w:bookmarkStart w:id="82" w:name="_lt25"/>
       <w:r>
         <w:t xml:space="preserve">Table </w:t>
       </w:r>
-      <w:bookmarkEnd w:id="75"/>
-      <w:r>
-        <w:t>4.6.1.6</w:t>
-      </w:r>
-    </w:p>
-    <w:tbl>
-      <w:tblPr>
-        <w:tblStyle w:val="TableGrid"/>
-        <w:tblW w:w="0" w:type="auto"/>
-        <w:jc w:val="center"/>
-        <w:tblLook w:val="04A0" w:firstRow="1" w:lastRow="0" w:firstColumn="1" w:lastColumn="0" w:noHBand="0" w:noVBand="1"/>
-      </w:tblPr>
-      <w:tblGrid>
-        <w:gridCol w:w="2229"/>
-        <w:gridCol w:w="6401"/>
-      </w:tblGrid>
-      <w:tr>
-        <w:trPr>
-          <w:jc w:val="center"/>
-        </w:trPr>
-        <w:tc>
-          <w:tcPr>
-            <w:tcW w:w="2304" w:type="dxa"/>
-            <w:shd w:val="clear" w:color="auto" w:fill="D9D9D9"/>
-          </w:tcPr>
-          <w:p>
-            <w:pPr>
-              <w:spacing w:line="360" w:lineRule="auto"/>
-              <w:jc w:val="center"/>
-            </w:pPr>
-            <w:r>
-              <w:rPr>
-                <w:rFonts w:ascii="Times New Roman" w:hAnsi="Times New Roman"/>
-                <w:b/>
-                <w:color w:val="000000"/>
-              </w:rPr>
-              <w:t>Attribute</w:t>
-            </w:r>
-          </w:p>
-        </w:tc>
-        <w:tc>
-          <w:tcPr>
-            <w:tcW w:w="6768" w:type="dxa"/>
-            <w:shd w:val="clear" w:color="auto" w:fill="D9D9D9"/>
-          </w:tcPr>
-          <w:p>
-            <w:pPr>
-              <w:spacing w:line="360" w:lineRule="auto"/>
-              <w:jc w:val="center"/>
-            </w:pPr>
-            <w:r>
-              <w:rPr>
-                <w:rFonts w:ascii="Times New Roman" w:hAnsi="Times New Roman"/>
-                <w:b/>
-                <w:color w:val="000000"/>
-              </w:rPr>
-              <w:t>Detail</w:t>
-            </w:r>
-          </w:p>
-        </w:tc>
-      </w:tr>
-      <w:tr>
-        <w:trPr>
-          <w:jc w:val="center"/>
-        </w:trPr>
-        <w:tc>
-          <w:tcPr>
-            <w:tcW w:w="2304" w:type="dxa"/>
-          </w:tcPr>
-          <w:p>
-            <w:pPr>
-              <w:spacing w:line="360" w:lineRule="auto"/>
-            </w:pPr>
-            <w:r>
-              <w:rPr>
-                <w:rFonts w:ascii="Times New Roman" w:hAnsi="Times New Roman"/>
-                <w:color w:val="000000"/>
-              </w:rPr>
-              <w:t>Use Case Name</w:t>
-            </w:r>
-          </w:p>
-        </w:tc>
-        <w:tc>
-          <w:tcPr>
-            <w:tcW w:w="6768" w:type="dxa"/>
-          </w:tcPr>
-          <w:p>
-            <w:pPr>
-              <w:spacing w:line="360" w:lineRule="auto"/>
-            </w:pPr>
-            <w:r>
-              <w:rPr>
-                <w:rFonts w:ascii="Times New Roman" w:hAnsi="Times New Roman"/>
-                <w:color w:val="000000"/>
-              </w:rPr>
-              <w:t>Report Lost/Found Item</w:t>
-            </w:r>
-          </w:p>
-        </w:tc>
-      </w:tr>
-      <w:tr>
-        <w:trPr>
-          <w:jc w:val="center"/>
-        </w:trPr>
-        <w:tc>
-          <w:tcPr>
-            <w:tcW w:w="2304" w:type="dxa"/>
-          </w:tcPr>
-          <w:p>
-            <w:pPr>
-              <w:spacing w:line="360" w:lineRule="auto"/>
-            </w:pPr>
-            <w:r>
-              <w:rPr>
-                <w:rFonts w:ascii="Times New Roman" w:hAnsi="Times New Roman"/>
-                <w:color w:val="000000"/>
-              </w:rPr>
-              <w:t>Actor</w:t>
-            </w:r>
-          </w:p>
-        </w:tc>
-        <w:tc>
-          <w:tcPr>
-            <w:tcW w:w="6768" w:type="dxa"/>
-          </w:tcPr>
-          <w:p>
-            <w:pPr>
-              <w:spacing w:line="360" w:lineRule="auto"/>
-            </w:pPr>
-            <w:r>
-              <w:rPr>
-                <w:rFonts w:ascii="Times New Roman" w:hAnsi="Times New Roman"/>
-                <w:color w:val="000000"/>
-              </w:rPr>
-              <w:t>Student / Teacher</w:t>
-            </w:r>
-          </w:p>
-        </w:tc>
-      </w:tr>
-      <w:tr>
-        <w:trPr>
-          <w:jc w:val="center"/>
-        </w:trPr>
-        <w:tc>
-          <w:tcPr>
-            <w:tcW w:w="2304" w:type="dxa"/>
-          </w:tcPr>
-          <w:p>
-            <w:pPr>
-              <w:spacing w:line="360" w:lineRule="auto"/>
-            </w:pPr>
-            <w:r>
-              <w:rPr>
-                <w:rFonts w:ascii="Times New Roman" w:hAnsi="Times New Roman"/>
-                <w:color w:val="000000"/>
-              </w:rPr>
-              <w:t>Description</w:t>
-            </w:r>
-          </w:p>
-        </w:tc>
-        <w:tc>
-          <w:tcPr>
-            <w:tcW w:w="6768" w:type="dxa"/>
-          </w:tcPr>
-          <w:p>
-            <w:pPr>
-              <w:spacing w:line="360" w:lineRule="auto"/>
-            </w:pPr>
-            <w:r>
-              <w:rPr>
-                <w:rFonts w:ascii="Times New Roman" w:hAnsi="Times New Roman"/>
-                <w:color w:val="000000"/>
-              </w:rPr>
-              <w:t>A logged-in user reports an item that they have lost or found on campus.</w:t>
-            </w:r>
-          </w:p>
-        </w:tc>
-      </w:tr>
-      <w:tr>
-        <w:trPr>
-          <w:jc w:val="center"/>
-        </w:trPr>
-        <w:tc>
-          <w:tcPr>
-            <w:tcW w:w="2304" w:type="dxa"/>
-          </w:tcPr>
-          <w:p>
-            <w:pPr>
-              <w:spacing w:line="360" w:lineRule="auto"/>
-            </w:pPr>
-            <w:r>
-              <w:rPr>
-                <w:rFonts w:ascii="Times New Roman" w:hAnsi="Times New Roman"/>
-                <w:color w:val="000000"/>
-              </w:rPr>
-              <w:t>Pre-conditions</w:t>
-            </w:r>
-          </w:p>
-        </w:tc>
-        <w:tc>
-          <w:tcPr>
-            <w:tcW w:w="6768" w:type="dxa"/>
-          </w:tcPr>
-          <w:p>
-            <w:pPr>
-              <w:spacing w:line="360" w:lineRule="auto"/>
-            </w:pPr>
-            <w:r>
-              <w:rPr>
-                <w:rFonts w:ascii="Times New Roman" w:hAnsi="Times New Roman"/>
-                <w:color w:val="000000"/>
-              </w:rPr>
-              <w:t>The user is logged in. The user has information about the item.</w:t>
-            </w:r>
-          </w:p>
-        </w:tc>
-      </w:tr>
-      <w:tr>
-        <w:trPr>
-          <w:jc w:val="center"/>
-        </w:trPr>
-        <w:tc>
-          <w:tcPr>
-            <w:tcW w:w="2304" w:type="dxa"/>
-          </w:tcPr>
-          <w:p>
-            <w:pPr>
-              <w:spacing w:line="360" w:lineRule="auto"/>
-            </w:pPr>
-            <w:r>
-              <w:rPr>
-                <w:rFonts w:ascii="Times New Roman" w:hAnsi="Times New Roman"/>
-                <w:color w:val="000000"/>
-              </w:rPr>
-              <w:t>Post-conditions</w:t>
-            </w:r>
-          </w:p>
-        </w:tc>
-        <w:tc>
-          <w:tcPr>
-            <w:tcW w:w="6768" w:type="dxa"/>
-          </w:tcPr>
-          <w:p>
-            <w:pPr>
-              <w:spacing w:line="360" w:lineRule="auto"/>
-            </w:pPr>
-            <w:r>
-              <w:rPr>
-                <w:rFonts w:ascii="Times New Roman" w:hAnsi="Times New Roman"/>
-                <w:color w:val="000000"/>
-              </w:rPr>
-              <w:t>A new report is saved. The report is visible to the reporter and to University Administration, who can track it and coordinate the return of the item.</w:t>
-            </w:r>
-          </w:p>
-        </w:tc>
-      </w:tr>
-      <w:tr>
-        <w:trPr>
-          <w:jc w:val="center"/>
-        </w:trPr>
-        <w:tc>
-          <w:tcPr>
-            <w:tcW w:w="2304" w:type="dxa"/>
-          </w:tcPr>
-          <w:p>
-            <w:pPr>
-              <w:spacing w:line="360" w:lineRule="auto"/>
-            </w:pPr>
-            <w:r>
-              <w:rPr>
-                <w:rFonts w:ascii="Times New Roman" w:hAnsi="Times New Roman"/>
-                <w:color w:val="000000"/>
-              </w:rPr>
-              <w:t>Main Flow</w:t>
-            </w:r>
-          </w:p>
-        </w:tc>
-        <w:tc>
-          <w:tcPr>
-            <w:tcW w:w="6768" w:type="dxa"/>
-          </w:tcPr>
-          <w:p>
-            <w:pPr>
-              <w:spacing w:line="360" w:lineRule="auto"/>
-            </w:pPr>
-            <w:r>
-              <w:rPr>
-                <w:rFonts w:ascii="Times New Roman" w:hAnsi="Times New Roman"/>
-                <w:color w:val="000000"/>
-              </w:rPr>
-              <w:t>1. User goes to the Lost and Found page.</w:t>
-            </w:r>
-            <w:r>
-              <w:rPr>
-                <w:rFonts w:ascii="Times New Roman" w:hAnsi="Times New Roman"/>
-                <w:color w:val="000000"/>
-              </w:rPr>
-              <w:br/>
-              <w:t>2. User clicks Report Item.</w:t>
-            </w:r>
-            <w:r>
-              <w:rPr>
-                <w:rFonts w:ascii="Times New Roman" w:hAnsi="Times New Roman"/>
-                <w:color w:val="000000"/>
-              </w:rPr>
-              <w:br/>
-              <w:t xml:space="preserve">3. User fills in the title, description, type (Lost or Found), category, </w:t>
-            </w:r>
-            <w:r>
-              <w:rPr>
-                <w:rFonts w:ascii="Times New Roman" w:hAnsi="Times New Roman"/>
-                <w:color w:val="000000"/>
-              </w:rPr>
-              <w:lastRenderedPageBreak/>
-              <w:t>and location.</w:t>
-            </w:r>
-            <w:r>
-              <w:rPr>
-                <w:rFonts w:ascii="Times New Roman" w:hAnsi="Times New Roman"/>
-                <w:color w:val="000000"/>
-              </w:rPr>
-              <w:br/>
-              <w:t>4. User clicks Submit.</w:t>
-            </w:r>
-            <w:r>
-              <w:rPr>
-                <w:rFonts w:ascii="Times New Roman" w:hAnsi="Times New Roman"/>
-                <w:color w:val="000000"/>
-              </w:rPr>
-              <w:br/>
-              <w:t>5. System saves the report.</w:t>
-            </w:r>
-            <w:r>
-              <w:rPr>
-                <w:rFonts w:ascii="Times New Roman" w:hAnsi="Times New Roman"/>
-                <w:color w:val="000000"/>
-              </w:rPr>
-              <w:br/>
-              <w:t>6. The report appears in the Lost and Found list.</w:t>
-            </w:r>
-            <w:r>
-              <w:rPr>
-                <w:rFonts w:ascii="Times New Roman" w:hAnsi="Times New Roman"/>
-                <w:color w:val="000000"/>
-              </w:rPr>
-              <w:br/>
-              <w:t>7. University Administration can view the report and update its status as progress is made.</w:t>
-            </w:r>
-          </w:p>
-        </w:tc>
-      </w:tr>
-      <w:tr>
-        <w:trPr>
-          <w:jc w:val="center"/>
-        </w:trPr>
-        <w:tc>
-          <w:tcPr>
-            <w:tcW w:w="2304" w:type="dxa"/>
-          </w:tcPr>
-          <w:p>
-            <w:pPr>
-              <w:spacing w:line="360" w:lineRule="auto"/>
-            </w:pPr>
-            <w:r>
-              <w:rPr>
-                <w:rFonts w:ascii="Times New Roman" w:hAnsi="Times New Roman"/>
-                <w:color w:val="000000"/>
-              </w:rPr>
-              <w:lastRenderedPageBreak/>
-              <w:t>Alternative Flow</w:t>
-            </w:r>
-          </w:p>
-        </w:tc>
-        <w:tc>
-          <w:tcPr>
-            <w:tcW w:w="6768" w:type="dxa"/>
-          </w:tcPr>
-          <w:p>
-            <w:pPr>
-              <w:spacing w:line="360" w:lineRule="auto"/>
-            </w:pPr>
-            <w:r>
-              <w:rPr>
-                <w:rFonts w:ascii="Times New Roman" w:hAnsi="Times New Roman"/>
-                <w:color w:val="000000"/>
-              </w:rPr>
-              <w:t>If required fields are missing, the system shows a validation error.</w:t>
-            </w:r>
-          </w:p>
-        </w:tc>
-      </w:tr>
-    </w:tbl>
-    <w:p>
-      <w:pPr>
-        <w:spacing w:after="160" w:line="360" w:lineRule="auto"/>
-      </w:pPr>
-    </w:p>
-    <w:p>
-      <w:pPr>
-        <w:pStyle w:val="TableCaption"/>
-        <w:spacing w:before="200" w:after="60" w:line="360" w:lineRule="auto"/>
-      </w:pPr>
-      <w:bookmarkStart w:id="76" w:name="_lt21"/>
-      <w:r>
-        <w:t xml:space="preserve">Table </w:t>
-      </w:r>
-      <w:bookmarkEnd w:id="76"/>
-      <w:r>
-        <w:t>4.6.1.</w:t>
-      </w:r>
-      <w:r>
-        <w:t>7</w:t>
-      </w:r>
-    </w:p>
-    <w:tbl>
-      <w:tblPr>
-        <w:tblStyle w:val="TableGrid"/>
-        <w:tblW w:w="0" w:type="auto"/>
-        <w:jc w:val="center"/>
-        <w:tblLook w:val="04A0" w:firstRow="1" w:lastRow="0" w:firstColumn="1" w:lastColumn="0" w:noHBand="0" w:noVBand="1"/>
-      </w:tblPr>
-      <w:tblGrid>
-        <w:gridCol w:w="2229"/>
-        <w:gridCol w:w="6401"/>
-      </w:tblGrid>
-      <w:tr>
-        <w:trPr>
-          <w:jc w:val="center"/>
-        </w:trPr>
-        <w:tc>
-          <w:tcPr>
-            <w:tcW w:w="2304" w:type="dxa"/>
-            <w:shd w:val="clear" w:color="auto" w:fill="D9D9D9"/>
-          </w:tcPr>
-          <w:p>
-            <w:pPr>
-              <w:spacing w:line="360" w:lineRule="auto"/>
-              <w:jc w:val="center"/>
-            </w:pPr>
-            <w:r>
-              <w:rPr>
-                <w:rFonts w:ascii="Times New Roman" w:hAnsi="Times New Roman"/>
-                <w:b/>
-                <w:color w:val="000000"/>
-              </w:rPr>
-              <w:t>Attribute</w:t>
-            </w:r>
-          </w:p>
-        </w:tc>
-        <w:tc>
-          <w:tcPr>
-            <w:tcW w:w="6768" w:type="dxa"/>
-            <w:shd w:val="clear" w:color="auto" w:fill="D9D9D9"/>
-          </w:tcPr>
-          <w:p>
-            <w:pPr>
-              <w:spacing w:line="360" w:lineRule="auto"/>
-              <w:jc w:val="center"/>
-            </w:pPr>
-            <w:r>
-              <w:rPr>
-                <w:rFonts w:ascii="Times New Roman" w:hAnsi="Times New Roman"/>
-                <w:b/>
-                <w:color w:val="000000"/>
-              </w:rPr>
-              <w:t>Detail</w:t>
-            </w:r>
-          </w:p>
-        </w:tc>
-      </w:tr>
-      <w:tr>
-        <w:trPr>
-          <w:jc w:val="center"/>
-        </w:trPr>
-        <w:tc>
-          <w:tcPr>
-            <w:tcW w:w="2304" w:type="dxa"/>
-          </w:tcPr>
-          <w:p>
-            <w:pPr>
-              <w:spacing w:line="360" w:lineRule="auto"/>
-            </w:pPr>
-            <w:r>
-              <w:rPr>
-                <w:rFonts w:ascii="Times New Roman" w:hAnsi="Times New Roman"/>
-                <w:color w:val="000000"/>
-              </w:rPr>
-              <w:t>Use Case Name</w:t>
-            </w:r>
-          </w:p>
-        </w:tc>
-        <w:tc>
-          <w:tcPr>
-            <w:tcW w:w="6768" w:type="dxa"/>
-          </w:tcPr>
-          <w:p>
-            <w:pPr>
-              <w:spacing w:line="360" w:lineRule="auto"/>
-            </w:pPr>
-            <w:r>
-              <w:rPr>
-                <w:rFonts w:ascii="Times New Roman" w:hAnsi="Times New Roman"/>
-                <w:color w:val="000000"/>
-              </w:rPr>
-              <w:t>Mark Lost/Found Item as Resolved</w:t>
-            </w:r>
-          </w:p>
-        </w:tc>
-      </w:tr>
-      <w:tr>
-        <w:trPr>
-          <w:jc w:val="center"/>
-        </w:trPr>
-        <w:tc>
-          <w:tcPr>
-            <w:tcW w:w="2304" w:type="dxa"/>
-          </w:tcPr>
-          <w:p>
-            <w:pPr>
-              <w:spacing w:line="360" w:lineRule="auto"/>
-            </w:pPr>
-            <w:r>
-              <w:rPr>
-                <w:rFonts w:ascii="Times New Roman" w:hAnsi="Times New Roman"/>
-                <w:color w:val="000000"/>
-              </w:rPr>
-              <w:t>Actor</w:t>
-            </w:r>
-          </w:p>
-        </w:tc>
-        <w:tc>
-          <w:tcPr>
-            <w:tcW w:w="6768" w:type="dxa"/>
-          </w:tcPr>
-          <w:p>
-            <w:pPr>
-              <w:spacing w:line="360" w:lineRule="auto"/>
-            </w:pPr>
-            <w:r>
-              <w:rPr>
-                <w:rFonts w:ascii="Times New Roman" w:hAnsi="Times New Roman"/>
-                <w:color w:val="000000"/>
-              </w:rPr>
-              <w:t>Student (Reporter) / University Administration</w:t>
-            </w:r>
-          </w:p>
-        </w:tc>
-      </w:tr>
-      <w:tr>
-        <w:trPr>
-          <w:jc w:val="center"/>
-        </w:trPr>
-        <w:tc>
-          <w:tcPr>
-            <w:tcW w:w="2304" w:type="dxa"/>
-          </w:tcPr>
-          <w:p>
-            <w:pPr>
-              <w:spacing w:line="360" w:lineRule="auto"/>
-            </w:pPr>
-            <w:r>
-              <w:rPr>
-                <w:rFonts w:ascii="Times New Roman" w:hAnsi="Times New Roman"/>
-                <w:color w:val="000000"/>
-              </w:rPr>
-              <w:t>Description</w:t>
-            </w:r>
-          </w:p>
-        </w:tc>
-        <w:tc>
-          <w:tcPr>
-            <w:tcW w:w="6768" w:type="dxa"/>
-          </w:tcPr>
-          <w:p>
-            <w:pPr>
-              <w:spacing w:line="360" w:lineRule="auto"/>
-            </w:pPr>
-            <w:r>
-              <w:rPr>
-                <w:rFonts w:ascii="Times New Roman" w:hAnsi="Times New Roman"/>
-                <w:color w:val="000000"/>
-              </w:rPr>
-              <w:t>A University Administrator coordinates the return of a found item to its owner, or the original reporter confirms the item has been returned. The report is then marked as resolved.</w:t>
-            </w:r>
-          </w:p>
-        </w:tc>
-      </w:tr>
-      <w:tr>
-        <w:trPr>
-          <w:jc w:val="center"/>
-        </w:trPr>
-        <w:tc>
-          <w:tcPr>
-            <w:tcW w:w="2304" w:type="dxa"/>
-          </w:tcPr>
-          <w:p>
-            <w:pPr>
-              <w:spacing w:line="360" w:lineRule="auto"/>
-            </w:pPr>
-            <w:r>
-              <w:rPr>
-                <w:rFonts w:ascii="Times New Roman" w:hAnsi="Times New Roman"/>
-                <w:color w:val="000000"/>
-              </w:rPr>
-              <w:t>Pre-conditions</w:t>
-            </w:r>
-          </w:p>
-        </w:tc>
-        <w:tc>
-          <w:tcPr>
-            <w:tcW w:w="6768" w:type="dxa"/>
-          </w:tcPr>
-          <w:p>
-            <w:pPr>
-              <w:spacing w:line="360" w:lineRule="auto"/>
-            </w:pPr>
-            <w:r>
-              <w:rPr>
-                <w:rFonts w:ascii="Times New Roman" w:hAnsi="Times New Roman"/>
-                <w:color w:val="000000"/>
-              </w:rPr>
-              <w:t>The user is logged in. The report exists and is still active. The user is the original reporter or a University Administrator.</w:t>
-            </w:r>
-          </w:p>
-        </w:tc>
-      </w:tr>
-      <w:tr>
-        <w:trPr>
-          <w:jc w:val="center"/>
-        </w:trPr>
-        <w:tc>
-          <w:tcPr>
-            <w:tcW w:w="2304" w:type="dxa"/>
-          </w:tcPr>
-          <w:p>
-            <w:pPr>
-              <w:spacing w:line="360" w:lineRule="auto"/>
-            </w:pPr>
-            <w:r>
-              <w:rPr>
-                <w:rFonts w:ascii="Times New Roman" w:hAnsi="Times New Roman"/>
-                <w:color w:val="000000"/>
-              </w:rPr>
-              <w:t>Post-conditions</w:t>
-            </w:r>
-          </w:p>
-        </w:tc>
-        <w:tc>
-          <w:tcPr>
-            <w:tcW w:w="6768" w:type="dxa"/>
-          </w:tcPr>
-          <w:p>
-            <w:pPr>
-              <w:spacing w:line="360" w:lineRule="auto"/>
-            </w:pPr>
-            <w:r>
-              <w:rPr>
-                <w:rFonts w:ascii="Times New Roman" w:hAnsi="Times New Roman"/>
-                <w:color w:val="000000"/>
-              </w:rPr>
-              <w:t>The report is marked as resolved. The reporter can see the updated status.</w:t>
-            </w:r>
-          </w:p>
-        </w:tc>
-      </w:tr>
-      <w:tr>
-        <w:trPr>
-          <w:jc w:val="center"/>
-        </w:trPr>
-        <w:tc>
-          <w:tcPr>
-            <w:tcW w:w="2304" w:type="dxa"/>
-          </w:tcPr>
-          <w:p>
-            <w:pPr>
-              <w:spacing w:line="360" w:lineRule="auto"/>
-            </w:pPr>
-            <w:r>
-              <w:rPr>
-                <w:rFonts w:ascii="Times New Roman" w:hAnsi="Times New Roman"/>
-                <w:color w:val="000000"/>
-              </w:rPr>
-              <w:t>Main Flow</w:t>
-            </w:r>
-          </w:p>
-        </w:tc>
-        <w:tc>
-          <w:tcPr>
-            <w:tcW w:w="6768" w:type="dxa"/>
-          </w:tcPr>
-          <w:p>
-            <w:pPr>
-              <w:spacing w:line="360" w:lineRule="auto"/>
-            </w:pPr>
-            <w:r>
-              <w:rPr>
-                <w:rFonts w:ascii="Times New Roman" w:hAnsi="Times New Roman"/>
-                <w:color w:val="000000"/>
-              </w:rPr>
-              <w:t>1. University Administration views the active lost and found reports.</w:t>
-            </w:r>
-            <w:r>
-              <w:rPr>
-                <w:rFonts w:ascii="Times New Roman" w:hAnsi="Times New Roman"/>
-                <w:color w:val="000000"/>
-              </w:rPr>
-              <w:br/>
-              <w:t>2. Administration contacts the finder to collect the item.</w:t>
-            </w:r>
-            <w:r>
-              <w:rPr>
-                <w:rFonts w:ascii="Times New Roman" w:hAnsi="Times New Roman"/>
-                <w:color w:val="000000"/>
-              </w:rPr>
-              <w:br/>
-              <w:t>3. Administration arranges for the item to be returned to its owner.</w:t>
-            </w:r>
-            <w:r>
-              <w:rPr>
-                <w:rFonts w:ascii="Times New Roman" w:hAnsi="Times New Roman"/>
-                <w:color w:val="000000"/>
-              </w:rPr>
-              <w:br/>
-              <w:t>4. Administration or the original reporter opens the report and clicks Mark as Resolved.</w:t>
-            </w:r>
-            <w:r>
-              <w:rPr>
-                <w:rFonts w:ascii="Times New Roman" w:hAnsi="Times New Roman"/>
-                <w:color w:val="000000"/>
-              </w:rPr>
-              <w:br/>
-              <w:t>5. System verifies the user is the reporter or University Administration.</w:t>
-            </w:r>
-            <w:r>
-              <w:rPr>
-                <w:rFonts w:ascii="Times New Roman" w:hAnsi="Times New Roman"/>
-                <w:color w:val="000000"/>
-              </w:rPr>
-              <w:br/>
-              <w:t>6. System marks the report as resolved.</w:t>
-            </w:r>
-            <w:r>
-              <w:rPr>
-                <w:rFonts w:ascii="Times New Roman" w:hAnsi="Times New Roman"/>
-                <w:color w:val="000000"/>
-              </w:rPr>
-              <w:br/>
-              <w:t>7. The report status is updated and the reporter can see that the item has been resolved.</w:t>
-            </w:r>
-          </w:p>
-        </w:tc>
-      </w:tr>
-      <w:tr>
-        <w:trPr>
-          <w:jc w:val="center"/>
-        </w:trPr>
-        <w:tc>
-          <w:tcPr>
-            <w:tcW w:w="2304" w:type="dxa"/>
-          </w:tcPr>
-          <w:p>
-            <w:pPr>
-              <w:spacing w:line="360" w:lineRule="auto"/>
-            </w:pPr>
-            <w:r>
-              <w:rPr>
-                <w:rFonts w:ascii="Times New Roman" w:hAnsi="Times New Roman"/>
-                <w:color w:val="000000"/>
-              </w:rPr>
-              <w:t>Alternative Flow</w:t>
-            </w:r>
-          </w:p>
-        </w:tc>
-        <w:tc>
-          <w:tcPr>
-            <w:tcW w:w="6768" w:type="dxa"/>
-          </w:tcPr>
-          <w:p>
-            <w:pPr>
-              <w:spacing w:line="360" w:lineRule="auto"/>
-            </w:pPr>
-            <w:r>
-              <w:rPr>
-                <w:rFonts w:ascii="Times New Roman" w:hAnsi="Times New Roman"/>
-                <w:color w:val="000000"/>
-              </w:rPr>
-              <w:t>If the user is neither the reporter nor a University Administrator, the action is not allowed.</w:t>
-            </w:r>
-          </w:p>
-        </w:tc>
-      </w:tr>
-    </w:tbl>
-    <w:p>
-      <w:pPr>
-        <w:spacing w:after="160" w:line="360" w:lineRule="auto"/>
-      </w:pPr>
-    </w:p>
-    <w:p>
-      <w:pPr>
-        <w:pStyle w:val="TableCaption"/>
-        <w:spacing w:before="200" w:after="60" w:line="360" w:lineRule="auto"/>
-      </w:pPr>
-      <w:bookmarkStart w:id="77" w:name="_lt22"/>
-      <w:r>
-        <w:lastRenderedPageBreak/>
-        <w:t xml:space="preserve">Table </w:t>
-      </w:r>
-      <w:bookmarkEnd w:id="77"/>
-      <w:r>
-        <w:t>4.6.1.</w:t>
-      </w:r>
-      <w:r>
-        <w:t>8</w:t>
-      </w:r>
-    </w:p>
-    <w:tbl>
-      <w:tblPr>
-        <w:tblStyle w:val="TableGrid"/>
-        <w:tblW w:w="0" w:type="auto"/>
-        <w:jc w:val="center"/>
-        <w:tblLook w:val="04A0" w:firstRow="1" w:lastRow="0" w:firstColumn="1" w:lastColumn="0" w:noHBand="0" w:noVBand="1"/>
-      </w:tblPr>
-      <w:tblGrid>
-        <w:gridCol w:w="2231"/>
-        <w:gridCol w:w="6399"/>
-      </w:tblGrid>
-      <w:tr>
-        <w:trPr>
-          <w:jc w:val="center"/>
-        </w:trPr>
-        <w:tc>
-          <w:tcPr>
-            <w:tcW w:w="2304" w:type="dxa"/>
-            <w:shd w:val="clear" w:color="auto" w:fill="D9D9D9"/>
-          </w:tcPr>
-          <w:p>
-            <w:pPr>
-              <w:spacing w:line="360" w:lineRule="auto"/>
-              <w:jc w:val="center"/>
-            </w:pPr>
-            <w:r>
-              <w:rPr>
-                <w:rFonts w:ascii="Times New Roman" w:hAnsi="Times New Roman"/>
-                <w:b/>
-                <w:color w:val="000000"/>
-              </w:rPr>
-              <w:t>Attribute</w:t>
-            </w:r>
-          </w:p>
-        </w:tc>
-        <w:tc>
-          <w:tcPr>
-            <w:tcW w:w="6768" w:type="dxa"/>
-            <w:shd w:val="clear" w:color="auto" w:fill="D9D9D9"/>
-          </w:tcPr>
-          <w:p>
-            <w:pPr>
-              <w:spacing w:line="360" w:lineRule="auto"/>
-              <w:jc w:val="center"/>
-            </w:pPr>
-            <w:r>
-              <w:rPr>
-                <w:rFonts w:ascii="Times New Roman" w:hAnsi="Times New Roman"/>
-                <w:b/>
-                <w:color w:val="000000"/>
-              </w:rPr>
-              <w:t>Detail</w:t>
-            </w:r>
-          </w:p>
-        </w:tc>
-      </w:tr>
-      <w:tr>
-        <w:trPr>
-          <w:jc w:val="center"/>
-        </w:trPr>
-        <w:tc>
-          <w:tcPr>
-            <w:tcW w:w="2304" w:type="dxa"/>
-          </w:tcPr>
-          <w:p>
-            <w:pPr>
-              <w:spacing w:line="360" w:lineRule="auto"/>
-            </w:pPr>
-            <w:r>
-              <w:rPr>
-                <w:rFonts w:ascii="Times New Roman" w:hAnsi="Times New Roman"/>
-                <w:color w:val="000000"/>
-              </w:rPr>
-              <w:t>Use Case Name</w:t>
-            </w:r>
-          </w:p>
-        </w:tc>
-        <w:tc>
-          <w:tcPr>
-            <w:tcW w:w="6768" w:type="dxa"/>
-          </w:tcPr>
-          <w:p>
-            <w:pPr>
-              <w:spacing w:line="360" w:lineRule="auto"/>
-            </w:pPr>
-            <w:r>
-              <w:rPr>
-                <w:rFonts w:ascii="Times New Roman" w:hAnsi="Times New Roman"/>
-                <w:color w:val="000000"/>
-              </w:rPr>
-              <w:t>Send Message</w:t>
-            </w:r>
-          </w:p>
-        </w:tc>
-      </w:tr>
-      <w:tr>
-        <w:trPr>
-          <w:jc w:val="center"/>
-        </w:trPr>
-        <w:tc>
-          <w:tcPr>
-            <w:tcW w:w="2304" w:type="dxa"/>
-          </w:tcPr>
-          <w:p>
-            <w:pPr>
-              <w:spacing w:line="360" w:lineRule="auto"/>
-            </w:pPr>
-            <w:r>
-              <w:rPr>
-                <w:rFonts w:ascii="Times New Roman" w:hAnsi="Times New Roman"/>
-                <w:color w:val="000000"/>
-              </w:rPr>
-              <w:t>Actor</w:t>
-            </w:r>
-          </w:p>
-        </w:tc>
-        <w:tc>
-          <w:tcPr>
-            <w:tcW w:w="6768" w:type="dxa"/>
-          </w:tcPr>
-          <w:p>
-            <w:pPr>
-              <w:spacing w:line="360" w:lineRule="auto"/>
-            </w:pPr>
-            <w:r>
-              <w:rPr>
-                <w:rFonts w:ascii="Times New Roman" w:hAnsi="Times New Roman"/>
-                <w:color w:val="000000"/>
-              </w:rPr>
-              <w:t>Student / Teacher</w:t>
-            </w:r>
-          </w:p>
-        </w:tc>
-      </w:tr>
-      <w:tr>
-        <w:trPr>
-          <w:jc w:val="center"/>
-        </w:trPr>
-        <w:tc>
-          <w:tcPr>
-            <w:tcW w:w="2304" w:type="dxa"/>
-          </w:tcPr>
-          <w:p>
-            <w:pPr>
-              <w:spacing w:line="360" w:lineRule="auto"/>
-            </w:pPr>
-            <w:r>
-              <w:rPr>
-                <w:rFonts w:ascii="Times New Roman" w:hAnsi="Times New Roman"/>
-                <w:color w:val="000000"/>
-              </w:rPr>
-              <w:t>Description</w:t>
-            </w:r>
-          </w:p>
-        </w:tc>
-        <w:tc>
-          <w:tcPr>
-            <w:tcW w:w="6768" w:type="dxa"/>
-          </w:tcPr>
-          <w:p>
-            <w:pPr>
-              <w:spacing w:line="360" w:lineRule="auto"/>
-            </w:pPr>
-            <w:r>
-              <w:rPr>
-                <w:rFonts w:ascii="Times New Roman" w:hAnsi="Times New Roman"/>
-                <w:color w:val="000000"/>
-              </w:rPr>
-              <w:t>A logged-in user sends a private message to another user.</w:t>
-            </w:r>
-          </w:p>
-        </w:tc>
-      </w:tr>
-      <w:tr>
-        <w:trPr>
-          <w:jc w:val="center"/>
-        </w:trPr>
-        <w:tc>
-          <w:tcPr>
-            <w:tcW w:w="2304" w:type="dxa"/>
-          </w:tcPr>
-          <w:p>
-            <w:pPr>
-              <w:spacing w:line="360" w:lineRule="auto"/>
-            </w:pPr>
-            <w:r>
-              <w:rPr>
-                <w:rFonts w:ascii="Times New Roman" w:hAnsi="Times New Roman"/>
-                <w:color w:val="000000"/>
-              </w:rPr>
-              <w:t>Pre-conditions</w:t>
-            </w:r>
-          </w:p>
-        </w:tc>
-        <w:tc>
-          <w:tcPr>
-            <w:tcW w:w="6768" w:type="dxa"/>
-          </w:tcPr>
-          <w:p>
-            <w:pPr>
-              <w:spacing w:line="360" w:lineRule="auto"/>
-            </w:pPr>
-            <w:r>
-              <w:rPr>
-                <w:rFonts w:ascii="Times New Roman" w:hAnsi="Times New Roman"/>
-                <w:color w:val="000000"/>
-              </w:rPr>
-              <w:t>Both users are registered. The sender is logged in.</w:t>
-            </w:r>
-          </w:p>
-        </w:tc>
-      </w:tr>
-      <w:tr>
-        <w:trPr>
-          <w:jc w:val="center"/>
-        </w:trPr>
-        <w:tc>
-          <w:tcPr>
-            <w:tcW w:w="2304" w:type="dxa"/>
-          </w:tcPr>
-          <w:p>
-            <w:pPr>
-              <w:spacing w:line="360" w:lineRule="auto"/>
-            </w:pPr>
-            <w:r>
-              <w:rPr>
-                <w:rFonts w:ascii="Times New Roman" w:hAnsi="Times New Roman"/>
-                <w:color w:val="000000"/>
-              </w:rPr>
-              <w:t>Post-conditions</w:t>
-            </w:r>
-          </w:p>
-        </w:tc>
-        <w:tc>
-          <w:tcPr>
-            <w:tcW w:w="6768" w:type="dxa"/>
-          </w:tcPr>
-          <w:p>
-            <w:pPr>
-              <w:spacing w:line="360" w:lineRule="auto"/>
-            </w:pPr>
-            <w:r>
-              <w:rPr>
-                <w:rFonts w:ascii="Times New Roman" w:hAnsi="Times New Roman"/>
-                <w:color w:val="000000"/>
-              </w:rPr>
-              <w:t>The message is saved and delivered to the recipient in real time.</w:t>
-            </w:r>
-          </w:p>
-        </w:tc>
-      </w:tr>
-      <w:tr>
-        <w:trPr>
-          <w:jc w:val="center"/>
-        </w:trPr>
-        <w:tc>
-          <w:tcPr>
-            <w:tcW w:w="2304" w:type="dxa"/>
-          </w:tcPr>
-          <w:p>
-            <w:pPr>
-              <w:spacing w:line="360" w:lineRule="auto"/>
-            </w:pPr>
-            <w:r>
-              <w:rPr>
-                <w:rFonts w:ascii="Times New Roman" w:hAnsi="Times New Roman"/>
-                <w:color w:val="000000"/>
-              </w:rPr>
-              <w:t>Main Flow</w:t>
-            </w:r>
-          </w:p>
-        </w:tc>
-        <w:tc>
-          <w:tcPr>
-            <w:tcW w:w="6768" w:type="dxa"/>
-          </w:tcPr>
-          <w:p>
-            <w:pPr>
-              <w:spacing w:line="360" w:lineRule="auto"/>
-            </w:pPr>
-            <w:r>
-              <w:rPr>
-                <w:rFonts w:ascii="Times New Roman" w:hAnsi="Times New Roman"/>
-                <w:color w:val="000000"/>
-              </w:rPr>
-              <w:t>1. User opens the Messaging section and selects or starts a conversation.</w:t>
-            </w:r>
-            <w:r>
-              <w:rPr>
-                <w:rFonts w:ascii="Times New Roman" w:hAnsi="Times New Roman"/>
-                <w:color w:val="000000"/>
-              </w:rPr>
-              <w:br/>
-              <w:t>2. User types a message and clicks Send.</w:t>
-            </w:r>
-            <w:r>
-              <w:rPr>
-                <w:rFonts w:ascii="Times New Roman" w:hAnsi="Times New Roman"/>
-                <w:color w:val="000000"/>
-              </w:rPr>
-              <w:br/>
-              <w:t>3. The message is sent to the server.</w:t>
-            </w:r>
-            <w:r>
-              <w:rPr>
-                <w:rFonts w:ascii="Times New Roman" w:hAnsi="Times New Roman"/>
-                <w:color w:val="000000"/>
-              </w:rPr>
-              <w:br/>
-              <w:t>4. System saves the message.</w:t>
-            </w:r>
-            <w:r>
-              <w:rPr>
-                <w:rFonts w:ascii="Times New Roman" w:hAnsi="Times New Roman"/>
-                <w:color w:val="000000"/>
-              </w:rPr>
-              <w:br/>
-              <w:t>5. The message is delivered to the recipient in real time.</w:t>
-            </w:r>
-            <w:r>
-              <w:rPr>
-                <w:rFonts w:ascii="Times New Roman" w:hAnsi="Times New Roman"/>
-                <w:color w:val="000000"/>
-              </w:rPr>
-              <w:br/>
-              <w:t>6. The message appears in the chat window for both users.</w:t>
-            </w:r>
-          </w:p>
-        </w:tc>
-      </w:tr>
-      <w:tr>
-        <w:trPr>
-          <w:jc w:val="center"/>
-        </w:trPr>
-        <w:tc>
-          <w:tcPr>
-            <w:tcW w:w="2304" w:type="dxa"/>
-          </w:tcPr>
-          <w:p>
-            <w:pPr>
-              <w:spacing w:line="360" w:lineRule="auto"/>
-            </w:pPr>
-            <w:r>
-              <w:rPr>
-                <w:rFonts w:ascii="Times New Roman" w:hAnsi="Times New Roman"/>
-                <w:color w:val="000000"/>
-              </w:rPr>
-              <w:t>Alternative Flow</w:t>
-            </w:r>
-          </w:p>
-        </w:tc>
-        <w:tc>
-          <w:tcPr>
-            <w:tcW w:w="6768" w:type="dxa"/>
-          </w:tcPr>
-          <w:p>
-            <w:pPr>
-              <w:spacing w:line="360" w:lineRule="auto"/>
-            </w:pPr>
-            <w:r>
-              <w:rPr>
-                <w:rFonts w:ascii="Times New Roman" w:hAnsi="Times New Roman"/>
-                <w:color w:val="000000"/>
-              </w:rPr>
-              <w:t>If the user tries to message in a conversation they are not part of, the system shows an error.</w:t>
-            </w:r>
-          </w:p>
-        </w:tc>
-      </w:tr>
-    </w:tbl>
-    <w:p>
-      <w:pPr>
-        <w:spacing w:after="160" w:line="360" w:lineRule="auto"/>
-      </w:pPr>
-    </w:p>
-    <w:p>
-      <w:pPr>
-        <w:pStyle w:val="TableCaption"/>
-        <w:spacing w:before="200" w:after="60" w:line="360" w:lineRule="auto"/>
-      </w:pPr>
-      <w:bookmarkStart w:id="78" w:name="_lt23"/>
-      <w:r>
-        <w:t xml:space="preserve">Table </w:t>
-      </w:r>
-      <w:bookmarkEnd w:id="78"/>
-      <w:r>
-        <w:t>4.6.1.</w:t>
-      </w:r>
-      <w:r>
-        <w:t>9</w:t>
-      </w:r>
-    </w:p>
-    <w:tbl>
-      <w:tblPr>
-        <w:tblStyle w:val="TableGrid"/>
-        <w:tblW w:w="0" w:type="auto"/>
-        <w:jc w:val="center"/>
-        <w:tblLook w:val="04A0" w:firstRow="1" w:lastRow="0" w:firstColumn="1" w:lastColumn="0" w:noHBand="0" w:noVBand="1"/>
-      </w:tblPr>
-      <w:tblGrid>
-        <w:gridCol w:w="2229"/>
-        <w:gridCol w:w="6401"/>
-      </w:tblGrid>
-      <w:tr>
-        <w:trPr>
-          <w:jc w:val="center"/>
-        </w:trPr>
-        <w:tc>
-          <w:tcPr>
-            <w:tcW w:w="2304" w:type="dxa"/>
-            <w:shd w:val="clear" w:color="auto" w:fill="D9D9D9"/>
-          </w:tcPr>
-          <w:p>
-            <w:pPr>
-              <w:spacing w:line="360" w:lineRule="auto"/>
-              <w:jc w:val="center"/>
-            </w:pPr>
-            <w:r>
-              <w:rPr>
-                <w:rFonts w:ascii="Times New Roman" w:hAnsi="Times New Roman"/>
-                <w:b/>
-                <w:color w:val="000000"/>
-              </w:rPr>
-              <w:t>Attribute</w:t>
-            </w:r>
-          </w:p>
-        </w:tc>
-        <w:tc>
-          <w:tcPr>
-            <w:tcW w:w="6768" w:type="dxa"/>
-            <w:shd w:val="clear" w:color="auto" w:fill="D9D9D9"/>
-          </w:tcPr>
-          <w:p>
-            <w:pPr>
-              <w:spacing w:line="360" w:lineRule="auto"/>
-              <w:jc w:val="center"/>
-            </w:pPr>
-            <w:r>
-              <w:rPr>
-                <w:rFonts w:ascii="Times New Roman" w:hAnsi="Times New Roman"/>
-                <w:b/>
-                <w:color w:val="000000"/>
-              </w:rPr>
-              <w:t>Detail</w:t>
-            </w:r>
-          </w:p>
-        </w:tc>
-      </w:tr>
-      <w:tr>
-        <w:trPr>
-          <w:jc w:val="center"/>
-        </w:trPr>
-        <w:tc>
-          <w:tcPr>
-            <w:tcW w:w="2304" w:type="dxa"/>
-          </w:tcPr>
-          <w:p>
-            <w:pPr>
-              <w:spacing w:line="360" w:lineRule="auto"/>
-            </w:pPr>
-            <w:r>
-              <w:rPr>
-                <w:rFonts w:ascii="Times New Roman" w:hAnsi="Times New Roman"/>
-                <w:color w:val="000000"/>
-              </w:rPr>
-              <w:t>Use Case Name</w:t>
-            </w:r>
-          </w:p>
-        </w:tc>
-        <w:tc>
-          <w:tcPr>
-            <w:tcW w:w="6768" w:type="dxa"/>
-          </w:tcPr>
-          <w:p>
-            <w:pPr>
-              <w:spacing w:line="360" w:lineRule="auto"/>
-            </w:pPr>
-            <w:r>
-              <w:rPr>
-                <w:rFonts w:ascii="Times New Roman" w:hAnsi="Times New Roman"/>
-                <w:color w:val="000000"/>
-              </w:rPr>
-              <w:t>View and Update Profile</w:t>
-            </w:r>
-          </w:p>
-        </w:tc>
-      </w:tr>
-      <w:tr>
-        <w:trPr>
-          <w:jc w:val="center"/>
-        </w:trPr>
-        <w:tc>
-          <w:tcPr>
-            <w:tcW w:w="2304" w:type="dxa"/>
-          </w:tcPr>
-          <w:p>
-            <w:pPr>
-              <w:spacing w:line="360" w:lineRule="auto"/>
-            </w:pPr>
-            <w:r>
-              <w:rPr>
-                <w:rFonts w:ascii="Times New Roman" w:hAnsi="Times New Roman"/>
-                <w:color w:val="000000"/>
-              </w:rPr>
-              <w:t>Actor</w:t>
-            </w:r>
-          </w:p>
-        </w:tc>
-        <w:tc>
-          <w:tcPr>
-            <w:tcW w:w="6768" w:type="dxa"/>
-          </w:tcPr>
-          <w:p>
-            <w:pPr>
-              <w:spacing w:line="360" w:lineRule="auto"/>
-            </w:pPr>
-            <w:r>
-              <w:rPr>
-                <w:rFonts w:ascii="Times New Roman" w:hAnsi="Times New Roman"/>
-                <w:color w:val="000000"/>
-              </w:rPr>
-              <w:t>Student / Teacher / University Administration / Coordination / System Admin</w:t>
-            </w:r>
-          </w:p>
-        </w:tc>
-      </w:tr>
-      <w:tr>
-        <w:trPr>
-          <w:jc w:val="center"/>
-        </w:trPr>
-        <w:tc>
-          <w:tcPr>
-            <w:tcW w:w="2304" w:type="dxa"/>
-          </w:tcPr>
-          <w:p>
-            <w:pPr>
-              <w:spacing w:line="360" w:lineRule="auto"/>
-            </w:pPr>
-            <w:r>
-              <w:rPr>
-                <w:rFonts w:ascii="Times New Roman" w:hAnsi="Times New Roman"/>
-                <w:color w:val="000000"/>
-              </w:rPr>
-              <w:t>Description</w:t>
-            </w:r>
-          </w:p>
-        </w:tc>
-        <w:tc>
-          <w:tcPr>
-            <w:tcW w:w="6768" w:type="dxa"/>
-          </w:tcPr>
-          <w:p>
-            <w:pPr>
-              <w:spacing w:line="360" w:lineRule="auto"/>
-            </w:pPr>
-            <w:r>
-              <w:rPr>
-                <w:rFonts w:ascii="Times New Roman" w:hAnsi="Times New Roman"/>
-                <w:color w:val="000000"/>
-              </w:rPr>
-              <w:t>A logged-in user views or updates their own profile.</w:t>
-            </w:r>
-          </w:p>
-        </w:tc>
-      </w:tr>
-      <w:tr>
-        <w:trPr>
-          <w:jc w:val="center"/>
-        </w:trPr>
-        <w:tc>
-          <w:tcPr>
-            <w:tcW w:w="2304" w:type="dxa"/>
-          </w:tcPr>
-          <w:p>
-            <w:pPr>
-              <w:spacing w:line="360" w:lineRule="auto"/>
-            </w:pPr>
-            <w:r>
-              <w:rPr>
-                <w:rFonts w:ascii="Times New Roman" w:hAnsi="Times New Roman"/>
-                <w:color w:val="000000"/>
-              </w:rPr>
-              <w:t>Pre-conditions</w:t>
-            </w:r>
-          </w:p>
-        </w:tc>
-        <w:tc>
-          <w:tcPr>
-            <w:tcW w:w="6768" w:type="dxa"/>
-          </w:tcPr>
-          <w:p>
-            <w:pPr>
-              <w:spacing w:line="360" w:lineRule="auto"/>
-            </w:pPr>
-            <w:r>
-              <w:rPr>
-                <w:rFonts w:ascii="Times New Roman" w:hAnsi="Times New Roman"/>
-                <w:color w:val="000000"/>
-              </w:rPr>
-              <w:t>The user is logged in.</w:t>
-            </w:r>
-          </w:p>
-        </w:tc>
-      </w:tr>
-      <w:tr>
-        <w:trPr>
-          <w:jc w:val="center"/>
-        </w:trPr>
-        <w:tc>
-          <w:tcPr>
-            <w:tcW w:w="2304" w:type="dxa"/>
-          </w:tcPr>
-          <w:p>
-            <w:pPr>
-              <w:spacing w:line="360" w:lineRule="auto"/>
-            </w:pPr>
-            <w:r>
-              <w:rPr>
-                <w:rFonts w:ascii="Times New Roman" w:hAnsi="Times New Roman"/>
-                <w:color w:val="000000"/>
-              </w:rPr>
-              <w:t>Post-conditions</w:t>
-            </w:r>
-          </w:p>
-        </w:tc>
-        <w:tc>
-          <w:tcPr>
-            <w:tcW w:w="6768" w:type="dxa"/>
-          </w:tcPr>
-          <w:p>
-            <w:pPr>
-              <w:spacing w:line="360" w:lineRule="auto"/>
-            </w:pPr>
-            <w:r>
-              <w:rPr>
-                <w:rFonts w:ascii="Times New Roman" w:hAnsi="Times New Roman"/>
-                <w:color w:val="000000"/>
-              </w:rPr>
-              <w:t>The profile is displayed or updated with the new information.</w:t>
-            </w:r>
-          </w:p>
-        </w:tc>
-      </w:tr>
-      <w:tr>
-        <w:trPr>
-          <w:jc w:val="center"/>
-        </w:trPr>
-        <w:tc>
-          <w:tcPr>
-            <w:tcW w:w="2304" w:type="dxa"/>
-          </w:tcPr>
-          <w:p>
-            <w:pPr>
-              <w:spacing w:line="360" w:lineRule="auto"/>
-            </w:pPr>
-            <w:r>
-              <w:rPr>
-                <w:rFonts w:ascii="Times New Roman" w:hAnsi="Times New Roman"/>
-                <w:color w:val="000000"/>
-              </w:rPr>
-              <w:t>Main Flow</w:t>
-            </w:r>
-          </w:p>
-        </w:tc>
-        <w:tc>
-          <w:tcPr>
-            <w:tcW w:w="6768" w:type="dxa"/>
-          </w:tcPr>
-          <w:p>
-            <w:pPr>
-              <w:spacing w:line="360" w:lineRule="auto"/>
-            </w:pPr>
-            <w:r>
-              <w:rPr>
-                <w:rFonts w:ascii="Times New Roman" w:hAnsi="Times New Roman"/>
-                <w:color w:val="000000"/>
-              </w:rPr>
-              <w:t>1. User navigates to their profile page.</w:t>
-            </w:r>
-            <w:r>
-              <w:rPr>
-                <w:rFonts w:ascii="Times New Roman" w:hAnsi="Times New Roman"/>
-                <w:color w:val="000000"/>
-              </w:rPr>
-              <w:br/>
-              <w:t>2. System shows the user's current profile information.</w:t>
-            </w:r>
-            <w:r>
-              <w:rPr>
-                <w:rFonts w:ascii="Times New Roman" w:hAnsi="Times New Roman"/>
-                <w:color w:val="000000"/>
-              </w:rPr>
-              <w:br/>
-              <w:t>3. User clicks Edit Profile.</w:t>
-            </w:r>
-            <w:r>
-              <w:rPr>
-                <w:rFonts w:ascii="Times New Roman" w:hAnsi="Times New Roman"/>
-                <w:color w:val="000000"/>
-              </w:rPr>
-              <w:br/>
-              <w:t>4. User updates their name, department, semester, bio, or other details.</w:t>
-            </w:r>
-            <w:r>
-              <w:rPr>
-                <w:rFonts w:ascii="Times New Roman" w:hAnsi="Times New Roman"/>
-                <w:color w:val="000000"/>
-              </w:rPr>
-              <w:br/>
-              <w:t>5. User clicks Save.</w:t>
-            </w:r>
-            <w:r>
-              <w:rPr>
-                <w:rFonts w:ascii="Times New Roman" w:hAnsi="Times New Roman"/>
-                <w:color w:val="000000"/>
-              </w:rPr>
-              <w:br/>
-              <w:t>6. System saves the updated profile.</w:t>
-            </w:r>
-          </w:p>
-        </w:tc>
-      </w:tr>
-      <w:tr>
-        <w:trPr>
-          <w:jc w:val="center"/>
-        </w:trPr>
-        <w:tc>
-          <w:tcPr>
-            <w:tcW w:w="2304" w:type="dxa"/>
-          </w:tcPr>
-          <w:p>
-            <w:pPr>
-              <w:spacing w:line="360" w:lineRule="auto"/>
-            </w:pPr>
-            <w:r>
-              <w:rPr>
-                <w:rFonts w:ascii="Times New Roman" w:hAnsi="Times New Roman"/>
-                <w:color w:val="000000"/>
-              </w:rPr>
-              <w:lastRenderedPageBreak/>
-              <w:t>Alternative Flow</w:t>
-            </w:r>
-          </w:p>
-        </w:tc>
-        <w:tc>
-          <w:tcPr>
-            <w:tcW w:w="6768" w:type="dxa"/>
-          </w:tcPr>
-          <w:p>
-            <w:pPr>
-              <w:spacing w:line="360" w:lineRule="auto"/>
-            </w:pPr>
-            <w:r>
-              <w:rPr>
-                <w:rFonts w:ascii="Times New Roman" w:hAnsi="Times New Roman"/>
-                <w:color w:val="000000"/>
-              </w:rPr>
-              <w:t>If required fields are empty, the system shows an error.</w:t>
-            </w:r>
-          </w:p>
-        </w:tc>
-      </w:tr>
-    </w:tbl>
-    <w:p>
-      <w:pPr>
-        <w:spacing w:after="160" w:line="360" w:lineRule="auto"/>
-      </w:pPr>
-    </w:p>
-    <w:p>
-      <w:pPr>
-        <w:pStyle w:val="TableCaption"/>
-        <w:spacing w:before="200" w:after="60" w:line="360" w:lineRule="auto"/>
-      </w:pPr>
-      <w:bookmarkStart w:id="79" w:name="_lt24"/>
-      <w:r>
-        <w:t xml:space="preserve">Table </w:t>
-      </w:r>
-      <w:bookmarkEnd w:id="79"/>
-      <w:r>
-        <w:t>4.6.1.</w:t>
-      </w:r>
-      <w:r>
-        <w:t>10</w:t>
-      </w:r>
-    </w:p>
-    <w:tbl>
-      <w:tblPr>
-        <w:tblStyle w:val="TableGrid"/>
-        <w:tblW w:w="0" w:type="auto"/>
-        <w:jc w:val="center"/>
-        <w:tblLook w:val="04A0" w:firstRow="1" w:lastRow="0" w:firstColumn="1" w:lastColumn="0" w:noHBand="0" w:noVBand="1"/>
-      </w:tblPr>
-      <w:tblGrid>
-        <w:gridCol w:w="2228"/>
-        <w:gridCol w:w="6402"/>
-      </w:tblGrid>
-      <w:tr>
-        <w:trPr>
-          <w:jc w:val="center"/>
-        </w:trPr>
-        <w:tc>
-          <w:tcPr>
-            <w:tcW w:w="2304" w:type="dxa"/>
-            <w:shd w:val="clear" w:color="auto" w:fill="D9D9D9"/>
-          </w:tcPr>
-          <w:p>
-            <w:pPr>
-              <w:spacing w:line="360" w:lineRule="auto"/>
-              <w:jc w:val="center"/>
-            </w:pPr>
-            <w:r>
-              <w:rPr>
-                <w:rFonts w:ascii="Times New Roman" w:hAnsi="Times New Roman"/>
-                <w:b/>
-                <w:color w:val="000000"/>
-              </w:rPr>
-              <w:t>Attribute</w:t>
-            </w:r>
-          </w:p>
-        </w:tc>
-        <w:tc>
-          <w:tcPr>
-            <w:tcW w:w="6768" w:type="dxa"/>
-            <w:shd w:val="clear" w:color="auto" w:fill="D9D9D9"/>
-          </w:tcPr>
-          <w:p>
-            <w:pPr>
-              <w:spacing w:line="360" w:lineRule="auto"/>
-              <w:jc w:val="center"/>
-            </w:pPr>
-            <w:r>
-              <w:rPr>
-                <w:rFonts w:ascii="Times New Roman" w:hAnsi="Times New Roman"/>
-                <w:b/>
-                <w:color w:val="000000"/>
-              </w:rPr>
-              <w:t>Detail</w:t>
-            </w:r>
-          </w:p>
-        </w:tc>
-      </w:tr>
-      <w:tr>
-        <w:trPr>
-          <w:jc w:val="center"/>
-        </w:trPr>
-        <w:tc>
-          <w:tcPr>
-            <w:tcW w:w="2304" w:type="dxa"/>
-          </w:tcPr>
-          <w:p>
-            <w:pPr>
-              <w:spacing w:line="360" w:lineRule="auto"/>
-            </w:pPr>
-            <w:r>
-              <w:rPr>
-                <w:rFonts w:ascii="Times New Roman" w:hAnsi="Times New Roman"/>
-                <w:color w:val="000000"/>
-              </w:rPr>
-              <w:t>Use Case Name</w:t>
-            </w:r>
-          </w:p>
-        </w:tc>
-        <w:tc>
-          <w:tcPr>
-            <w:tcW w:w="6768" w:type="dxa"/>
-          </w:tcPr>
-          <w:p>
-            <w:pPr>
-              <w:spacing w:line="360" w:lineRule="auto"/>
-            </w:pPr>
-            <w:r>
-              <w:rPr>
-                <w:rFonts w:ascii="Times New Roman" w:hAnsi="Times New Roman"/>
-                <w:color w:val="000000"/>
-              </w:rPr>
-              <w:t>View Announcements</w:t>
-            </w:r>
-          </w:p>
-        </w:tc>
-      </w:tr>
-      <w:tr>
-        <w:trPr>
-          <w:jc w:val="center"/>
-        </w:trPr>
-        <w:tc>
-          <w:tcPr>
-            <w:tcW w:w="2304" w:type="dxa"/>
-          </w:tcPr>
-          <w:p>
-            <w:pPr>
-              <w:spacing w:line="360" w:lineRule="auto"/>
-            </w:pPr>
-            <w:r>
-              <w:rPr>
-                <w:rFonts w:ascii="Times New Roman" w:hAnsi="Times New Roman"/>
-                <w:color w:val="000000"/>
-              </w:rPr>
-              <w:t>Actor</w:t>
-            </w:r>
-          </w:p>
-        </w:tc>
-        <w:tc>
-          <w:tcPr>
-            <w:tcW w:w="6768" w:type="dxa"/>
-          </w:tcPr>
-          <w:p>
-            <w:pPr>
-              <w:spacing w:line="360" w:lineRule="auto"/>
-            </w:pPr>
-            <w:r>
-              <w:rPr>
-                <w:rFonts w:ascii="Times New Roman" w:hAnsi="Times New Roman"/>
-                <w:color w:val="000000"/>
-              </w:rPr>
-              <w:t>Student / Teacher</w:t>
-            </w:r>
-          </w:p>
-        </w:tc>
-      </w:tr>
-      <w:tr>
-        <w:trPr>
-          <w:jc w:val="center"/>
-        </w:trPr>
-        <w:tc>
-          <w:tcPr>
-            <w:tcW w:w="2304" w:type="dxa"/>
-          </w:tcPr>
-          <w:p>
-            <w:pPr>
-              <w:spacing w:line="360" w:lineRule="auto"/>
-            </w:pPr>
-            <w:r>
-              <w:rPr>
-                <w:rFonts w:ascii="Times New Roman" w:hAnsi="Times New Roman"/>
-                <w:color w:val="000000"/>
-              </w:rPr>
-              <w:t>Description</w:t>
-            </w:r>
-          </w:p>
-        </w:tc>
-        <w:tc>
-          <w:tcPr>
-            <w:tcW w:w="6768" w:type="dxa"/>
-          </w:tcPr>
-          <w:p>
-            <w:pPr>
-              <w:spacing w:line="360" w:lineRule="auto"/>
-            </w:pPr>
-            <w:r>
-              <w:rPr>
-                <w:rFonts w:ascii="Times New Roman" w:hAnsi="Times New Roman"/>
-                <w:color w:val="000000"/>
-              </w:rPr>
-              <w:t>A logged-in student or teacher views the announcements on the platform.</w:t>
-            </w:r>
-          </w:p>
-        </w:tc>
-      </w:tr>
-      <w:tr>
-        <w:trPr>
-          <w:jc w:val="center"/>
-        </w:trPr>
-        <w:tc>
-          <w:tcPr>
-            <w:tcW w:w="2304" w:type="dxa"/>
-          </w:tcPr>
-          <w:p>
-            <w:pPr>
-              <w:spacing w:line="360" w:lineRule="auto"/>
-            </w:pPr>
-            <w:r>
-              <w:rPr>
-                <w:rFonts w:ascii="Times New Roman" w:hAnsi="Times New Roman"/>
-                <w:color w:val="000000"/>
-              </w:rPr>
-              <w:t>Pre-conditions</w:t>
-            </w:r>
-          </w:p>
-        </w:tc>
-        <w:tc>
-          <w:tcPr>
-            <w:tcW w:w="6768" w:type="dxa"/>
-          </w:tcPr>
-          <w:p>
-            <w:pPr>
-              <w:spacing w:line="360" w:lineRule="auto"/>
-            </w:pPr>
-            <w:r>
-              <w:rPr>
-                <w:rFonts w:ascii="Times New Roman" w:hAnsi="Times New Roman"/>
-                <w:color w:val="000000"/>
-              </w:rPr>
-              <w:t>The user is logged in.</w:t>
-            </w:r>
-          </w:p>
-        </w:tc>
-      </w:tr>
-      <w:tr>
-        <w:trPr>
-          <w:jc w:val="center"/>
-        </w:trPr>
-        <w:tc>
-          <w:tcPr>
-            <w:tcW w:w="2304" w:type="dxa"/>
-          </w:tcPr>
-          <w:p>
-            <w:pPr>
-              <w:spacing w:line="360" w:lineRule="auto"/>
-            </w:pPr>
-            <w:r>
-              <w:rPr>
-                <w:rFonts w:ascii="Times New Roman" w:hAnsi="Times New Roman"/>
-                <w:color w:val="000000"/>
-              </w:rPr>
-              <w:t>Post-conditions</w:t>
-            </w:r>
-          </w:p>
-        </w:tc>
-        <w:tc>
-          <w:tcPr>
-            <w:tcW w:w="6768" w:type="dxa"/>
-          </w:tcPr>
-          <w:p>
-            <w:pPr>
-              <w:spacing w:line="360" w:lineRule="auto"/>
-            </w:pPr>
-            <w:r>
-              <w:rPr>
-                <w:rFonts w:ascii="Times New Roman" w:hAnsi="Times New Roman"/>
-                <w:color w:val="000000"/>
-              </w:rPr>
-              <w:t>All announcements relevant to the user are displayed.</w:t>
-            </w:r>
-          </w:p>
-        </w:tc>
-      </w:tr>
-      <w:tr>
-        <w:trPr>
-          <w:jc w:val="center"/>
-        </w:trPr>
-        <w:tc>
-          <w:tcPr>
-            <w:tcW w:w="2304" w:type="dxa"/>
-          </w:tcPr>
-          <w:p>
-            <w:pPr>
-              <w:spacing w:line="360" w:lineRule="auto"/>
-            </w:pPr>
-            <w:r>
-              <w:rPr>
-                <w:rFonts w:ascii="Times New Roman" w:hAnsi="Times New Roman"/>
-                <w:color w:val="000000"/>
-              </w:rPr>
-              <w:t>Main Flow</w:t>
-            </w:r>
-          </w:p>
-        </w:tc>
-        <w:tc>
-          <w:tcPr>
-            <w:tcW w:w="6768" w:type="dxa"/>
-          </w:tcPr>
-          <w:p>
-            <w:pPr>
-              <w:spacing w:line="360" w:lineRule="auto"/>
-            </w:pPr>
-            <w:r>
-              <w:rPr>
-                <w:rFonts w:ascii="Times New Roman" w:hAnsi="Times New Roman"/>
-                <w:color w:val="000000"/>
-              </w:rPr>
-              <w:t>1. User navigates to the Announcements page.</w:t>
-            </w:r>
-            <w:r>
-              <w:rPr>
-                <w:rFonts w:ascii="Times New Roman" w:hAnsi="Times New Roman"/>
-                <w:color w:val="000000"/>
-              </w:rPr>
-              <w:br/>
-              <w:t>2. System loads all announcements relevant to the user's department and semester.</w:t>
-            </w:r>
-            <w:r>
-              <w:rPr>
-                <w:rFonts w:ascii="Times New Roman" w:hAnsi="Times New Roman"/>
-                <w:color w:val="000000"/>
-              </w:rPr>
-              <w:br/>
-              <w:t>3. User can filter by type.</w:t>
-            </w:r>
-            <w:r>
-              <w:rPr>
-                <w:rFonts w:ascii="Times New Roman" w:hAnsi="Times New Roman"/>
-                <w:color w:val="000000"/>
-              </w:rPr>
-              <w:br/>
-              <w:t>4. User opens an announcement to read the full details.</w:t>
-            </w:r>
-          </w:p>
-        </w:tc>
-      </w:tr>
-      <w:tr>
-        <w:trPr>
-          <w:jc w:val="center"/>
-        </w:trPr>
-        <w:tc>
-          <w:tcPr>
-            <w:tcW w:w="2304" w:type="dxa"/>
-          </w:tcPr>
-          <w:p>
-            <w:pPr>
-              <w:spacing w:line="360" w:lineRule="auto"/>
-            </w:pPr>
-            <w:r>
-              <w:rPr>
-                <w:rFonts w:ascii="Times New Roman" w:hAnsi="Times New Roman"/>
-                <w:color w:val="000000"/>
-              </w:rPr>
-              <w:t>Alternative Flow</w:t>
-            </w:r>
-          </w:p>
-        </w:tc>
-        <w:tc>
-          <w:tcPr>
-            <w:tcW w:w="6768" w:type="dxa"/>
-          </w:tcPr>
-          <w:p>
-            <w:pPr>
-              <w:spacing w:line="360" w:lineRule="auto"/>
-            </w:pPr>
-            <w:r>
-              <w:rPr>
-                <w:rFonts w:ascii="Times New Roman" w:hAnsi="Times New Roman"/>
-                <w:color w:val="000000"/>
-              </w:rPr>
-              <w:t>If there are no announcements, the page shows an empty message.</w:t>
-            </w:r>
-          </w:p>
-        </w:tc>
-      </w:tr>
-    </w:tbl>
-    <w:p>
-      <w:pPr>
-        <w:spacing w:after="160" w:line="360" w:lineRule="auto"/>
-      </w:pPr>
-    </w:p>
-    <w:p>
-      <w:pPr>
-        <w:pStyle w:val="Heading3"/>
-        <w:spacing w:after="120" w:line="360" w:lineRule="auto"/>
-      </w:pPr>
-      <w:bookmarkStart w:id="80" w:name="_Toc227543957"/>
-      <w:r>
-        <w:rPr>
-          <w:rFonts w:ascii="Times New Roman" w:hAnsi="Times New Roman"/>
-        </w:rPr>
-        <w:t xml:space="preserve">4.6.2 </w:t>
-      </w:r>
-      <w:r>
-        <w:rPr>
-          <w:rFonts w:ascii="Times New Roman" w:hAnsi="Times New Roman"/>
-        </w:rPr>
-        <w:t>Coordination / Administration / Admin Use Cases</w:t>
-      </w:r>
-      <w:bookmarkEnd w:id="80"/>
-    </w:p>
-    <w:p>
-      <w:pPr>
-        <w:pStyle w:val="TableCaption"/>
-        <w:spacing w:before="200" w:after="60" w:line="360" w:lineRule="auto"/>
-      </w:pPr>
-      <w:bookmarkStart w:id="81" w:name="_lt25"/>
-      <w:r>
-        <w:t xml:space="preserve">Table </w:t>
-      </w:r>
-      <w:bookmarkEnd w:id="81"/>
+      <w:bookmarkEnd w:id="82"/>
       <w:r>
         <w:t>4.6.2.1</w:t>
       </w:r>
@@ -22140,7 +23355,6 @@
                 <w:szCs w:val="24"/>
               </w:rPr>
             </w:pPr>
-            <w:bookmarkStart w:id="82" w:name="_GoBack" w:colFirst="2" w:colLast="2"/>
             <w:r>
               <w:rPr>
                 <w:rFonts w:ascii="Times New Roman" w:hAnsi="Times New Roman"/>
@@ -22511,15 +23725,6 @@
                 <w:szCs w:val="24"/>
               </w:rPr>
               <w:br/>
-            </w:r>
-            <w:r>
-              <w:rPr>
-                <w:rFonts w:ascii="Times New Roman" w:hAnsi="Times New Roman"/>
-                <w:color w:val="000000"/>
-                <w:sz w:val="24"/>
-                <w:szCs w:val="24"/>
-              </w:rPr>
-              <w:lastRenderedPageBreak/>
               <w:t>4. User clicks Create.</w:t>
             </w:r>
             <w:r>
@@ -22568,7 +23773,6 @@
                 <w:sz w:val="24"/>
                 <w:szCs w:val="24"/>
               </w:rPr>
-              <w:lastRenderedPageBreak/>
               <w:t>Alternative Flow</w:t>
             </w:r>
           </w:p>
@@ -22597,7 +23801,6 @@
           </w:p>
         </w:tc>
       </w:tr>
-      <w:bookmarkEnd w:id="82"/>
     </w:tbl>
     <w:p>
       <w:pPr>
@@ -22732,6 +23935,7 @@
                 <w:sz w:val="24"/>
                 <w:szCs w:val="24"/>
               </w:rPr>
+              <w:lastRenderedPageBreak/>
               <w:t>Use Case Name</w:t>
             </w:r>
           </w:p>
@@ -23413,6 +24617,7 @@
                 <w:sz w:val="24"/>
                 <w:szCs w:val="24"/>
               </w:rPr>
+              <w:lastRenderedPageBreak/>
               <w:t>Pre-conditions</w:t>
             </w:r>
           </w:p>
@@ -23952,7 +25157,6 @@
                 <w:color w:val="000000"/>
                 <w:sz w:val="24"/>
               </w:rPr>
-              <w:lastRenderedPageBreak/>
               <w:t>Post-conditions</w:t>
             </w:r>
           </w:p>
@@ -24066,6 +25270,14 @@
                 <w:sz w:val="24"/>
               </w:rPr>
               <w:br/>
+            </w:r>
+            <w:r>
+              <w:rPr>
+                <w:rFonts w:ascii="Times New Roman" w:hAnsi="Times New Roman"/>
+                <w:color w:val="000000"/>
+                <w:sz w:val="24"/>
+              </w:rPr>
+              <w:lastRenderedPageBreak/>
               <w:t>6. Admin can reset the password for any user.</w:t>
             </w:r>
             <w:r>
@@ -24119,6 +25331,7 @@
                 <w:color w:val="000000"/>
                 <w:sz w:val="24"/>
               </w:rPr>
+              <w:lastRenderedPageBreak/>
               <w:t>Alternative Flow</w:t>
             </w:r>
           </w:p>
@@ -26497,7 +27710,7 @@
         <w:noProof/>
         <w:sz w:val="20"/>
       </w:rPr>
-      <w:t>29</w:t>
+      <w:t>23</w:t>
     </w:r>
     <w:r>
       <w:rPr>
@@ -38542,7 +39755,7 @@
 </file>
 
 <file path=customXml/itemProps1.xml><?xml version="1.0" encoding="utf-8"?>
-<ds:datastoreItem xmlns:ds="http://schemas.openxmlformats.org/officeDocument/2006/customXml" ds:itemID="{E1DB23E0-FBC4-49F1-9907-A365A7CF7676}">
+<ds:datastoreItem xmlns:ds="http://schemas.openxmlformats.org/officeDocument/2006/customXml" ds:itemID="{B50339B2-5857-4AC1-9144-12BAD1509D8D}">
   <ds:schemaRefs>
     <ds:schemaRef ds:uri="http://schemas.openxmlformats.org/officeDocument/2006/bibliography"/>
   </ds:schemaRefs>

--- a/Riphah_Konnect_FYP_Doc.docx
+++ b/Riphah_Konnect_FYP_Doc.docx
@@ -29,6 +29,7 @@
           <w:szCs w:val="24"/>
         </w:rPr>
       </w:pPr>
+      <w:proofErr w:type="spellStart"/>
       <w:r>
         <w:rPr>
           <w:rFonts w:ascii="Times New Roman" w:hAnsi="Times New Roman"/>
@@ -36,8 +37,29 @@
           <w:color w:val="000000"/>
           <w:sz w:val="40"/>
         </w:rPr>
-        <w:t>Riphah Konnect</w:t>
-      </w:r>
+        <w:t>Riphah</w:t>
+      </w:r>
+      <w:proofErr w:type="spellEnd"/>
+      <w:r>
+        <w:rPr>
+          <w:rFonts w:ascii="Times New Roman" w:hAnsi="Times New Roman"/>
+          <w:b/>
+          <w:color w:val="000000"/>
+          <w:sz w:val="40"/>
+        </w:rPr>
+        <w:t xml:space="preserve"> </w:t>
+      </w:r>
+      <w:proofErr w:type="spellStart"/>
+      <w:r>
+        <w:rPr>
+          <w:rFonts w:ascii="Times New Roman" w:hAnsi="Times New Roman"/>
+          <w:b/>
+          <w:color w:val="000000"/>
+          <w:sz w:val="40"/>
+        </w:rPr>
+        <w:t>Konnect</w:t>
+      </w:r>
+      <w:proofErr w:type="spellEnd"/>
     </w:p>
     <w:p>
       <w:pPr>
@@ -175,6 +197,7 @@
         <w:spacing w:after="40" w:line="240" w:lineRule="auto"/>
         <w:jc w:val="center"/>
       </w:pPr>
+      <w:proofErr w:type="spellStart"/>
       <w:r>
         <w:rPr>
           <w:rFonts w:ascii="Times New Roman" w:hAnsi="Times New Roman"/>
@@ -182,8 +205,29 @@
           <w:color w:val="000000"/>
           <w:sz w:val="32"/>
         </w:rPr>
-        <w:t>Moiz Ahmad Abbasi</w:t>
-      </w:r>
+        <w:t>Moiz</w:t>
+      </w:r>
+      <w:proofErr w:type="spellEnd"/>
+      <w:r>
+        <w:rPr>
+          <w:rFonts w:ascii="Times New Roman" w:hAnsi="Times New Roman"/>
+          <w:b/>
+          <w:color w:val="000000"/>
+          <w:sz w:val="32"/>
+        </w:rPr>
+        <w:t xml:space="preserve"> Ahmad </w:t>
+      </w:r>
+      <w:proofErr w:type="spellStart"/>
+      <w:r>
+        <w:rPr>
+          <w:rFonts w:ascii="Times New Roman" w:hAnsi="Times New Roman"/>
+          <w:b/>
+          <w:color w:val="000000"/>
+          <w:sz w:val="32"/>
+        </w:rPr>
+        <w:t>Abbasi</w:t>
+      </w:r>
+      <w:proofErr w:type="spellEnd"/>
     </w:p>
     <w:p>
       <w:pPr>
@@ -205,6 +249,7 @@
         <w:spacing w:after="40" w:line="240" w:lineRule="auto"/>
         <w:jc w:val="center"/>
       </w:pPr>
+      <w:proofErr w:type="spellStart"/>
       <w:r>
         <w:rPr>
           <w:rFonts w:ascii="Times New Roman" w:hAnsi="Times New Roman"/>
@@ -212,7 +257,17 @@
           <w:color w:val="000000"/>
           <w:sz w:val="32"/>
         </w:rPr>
-        <w:t>Obaidullah Arshad</w:t>
+        <w:t>Obaidullah</w:t>
+      </w:r>
+      <w:proofErr w:type="spellEnd"/>
+      <w:r>
+        <w:rPr>
+          <w:rFonts w:ascii="Times New Roman" w:hAnsi="Times New Roman"/>
+          <w:b/>
+          <w:color w:val="000000"/>
+          <w:sz w:val="32"/>
+        </w:rPr>
+        <w:t xml:space="preserve"> Arshad</w:t>
       </w:r>
     </w:p>
     <w:p>
@@ -242,7 +297,27 @@
           <w:color w:val="000000"/>
           <w:sz w:val="32"/>
         </w:rPr>
-        <w:t>Syed Airaf Khan</w:t>
+        <w:t xml:space="preserve">Syed </w:t>
+      </w:r>
+      <w:proofErr w:type="spellStart"/>
+      <w:r>
+        <w:rPr>
+          <w:rFonts w:ascii="Times New Roman" w:hAnsi="Times New Roman"/>
+          <w:b/>
+          <w:color w:val="000000"/>
+          <w:sz w:val="32"/>
+        </w:rPr>
+        <w:t>Airaf</w:t>
+      </w:r>
+      <w:proofErr w:type="spellEnd"/>
+      <w:r>
+        <w:rPr>
+          <w:rFonts w:ascii="Times New Roman" w:hAnsi="Times New Roman"/>
+          <w:b/>
+          <w:color w:val="000000"/>
+          <w:sz w:val="32"/>
+        </w:rPr>
+        <w:t xml:space="preserve"> Khan</w:t>
       </w:r>
     </w:p>
     <w:p>
@@ -294,7 +369,47 @@
           <w:color w:val="000000"/>
           <w:sz w:val="32"/>
         </w:rPr>
-        <w:t>Mr. Raja Jalees-ul-Hussen Khan</w:t>
+        <w:t>Mr. Raja Jalees-</w:t>
+      </w:r>
+      <w:proofErr w:type="spellStart"/>
+      <w:r>
+        <w:rPr>
+          <w:rFonts w:ascii="Times New Roman" w:hAnsi="Times New Roman"/>
+          <w:b/>
+          <w:color w:val="000000"/>
+          <w:sz w:val="32"/>
+        </w:rPr>
+        <w:t>ul</w:t>
+      </w:r>
+      <w:proofErr w:type="spellEnd"/>
+      <w:r>
+        <w:rPr>
+          <w:rFonts w:ascii="Times New Roman" w:hAnsi="Times New Roman"/>
+          <w:b/>
+          <w:color w:val="000000"/>
+          <w:sz w:val="32"/>
+        </w:rPr>
+        <w:t>-</w:t>
+      </w:r>
+      <w:proofErr w:type="spellStart"/>
+      <w:r>
+        <w:rPr>
+          <w:rFonts w:ascii="Times New Roman" w:hAnsi="Times New Roman"/>
+          <w:b/>
+          <w:color w:val="000000"/>
+          <w:sz w:val="32"/>
+        </w:rPr>
+        <w:t>Hussen</w:t>
+      </w:r>
+      <w:proofErr w:type="spellEnd"/>
+      <w:r>
+        <w:rPr>
+          <w:rFonts w:ascii="Times New Roman" w:hAnsi="Times New Roman"/>
+          <w:b/>
+          <w:color w:val="000000"/>
+          <w:sz w:val="32"/>
+        </w:rPr>
+        <w:t xml:space="preserve"> Khan</w:t>
       </w:r>
     </w:p>
     <w:p>
@@ -334,6 +449,7 @@
           <w:sz w:val="28"/>
         </w:rPr>
       </w:pPr>
+      <w:proofErr w:type="spellStart"/>
       <w:r>
         <w:rPr>
           <w:rFonts w:ascii="Times New Roman" w:hAnsi="Times New Roman"/>
@@ -341,7 +457,17 @@
           <w:color w:val="000000"/>
           <w:sz w:val="36"/>
         </w:rPr>
-        <w:t>Riphah International University, Islamabad</w:t>
+        <w:t>Riphah</w:t>
+      </w:r>
+      <w:proofErr w:type="spellEnd"/>
+      <w:r>
+        <w:rPr>
+          <w:rFonts w:ascii="Times New Roman" w:hAnsi="Times New Roman"/>
+          <w:b/>
+          <w:color w:val="000000"/>
+          <w:sz w:val="36"/>
+        </w:rPr>
+        <w:t xml:space="preserve"> International University, Islamabad</w:t>
       </w:r>
     </w:p>
     <w:p>
@@ -461,6 +587,7 @@
         <w:spacing w:line="480" w:lineRule="auto"/>
         <w:jc w:val="center"/>
       </w:pPr>
+      <w:proofErr w:type="spellStart"/>
       <w:r>
         <w:rPr>
           <w:rFonts w:ascii="Times New Roman" w:hAnsi="Times New Roman"/>
@@ -468,7 +595,17 @@
           <w:color w:val="000000"/>
           <w:sz w:val="32"/>
         </w:rPr>
-        <w:t>Riphah International University, Islamabad</w:t>
+        <w:t>Riphah</w:t>
+      </w:r>
+      <w:proofErr w:type="spellEnd"/>
+      <w:r>
+        <w:rPr>
+          <w:rFonts w:ascii="Times New Roman" w:hAnsi="Times New Roman"/>
+          <w:b/>
+          <w:color w:val="000000"/>
+          <w:sz w:val="32"/>
+        </w:rPr>
+        <w:t xml:space="preserve"> International University, Islamabad</w:t>
       </w:r>
     </w:p>
     <w:p>
@@ -590,6 +727,7 @@
         <w:spacing w:after="280"/>
         <w:jc w:val="center"/>
       </w:pPr>
+      <w:proofErr w:type="spellStart"/>
       <w:r>
         <w:rPr>
           <w:rFonts w:ascii="Times New Roman" w:hAnsi="Times New Roman"/>
@@ -597,7 +735,17 @@
           <w:color w:val="000000"/>
           <w:sz w:val="28"/>
         </w:rPr>
-        <w:t>Riphah International University, Islamabad</w:t>
+        <w:t>Riphah</w:t>
+      </w:r>
+      <w:proofErr w:type="spellEnd"/>
+      <w:r>
+        <w:rPr>
+          <w:rFonts w:ascii="Times New Roman" w:hAnsi="Times New Roman"/>
+          <w:b/>
+          <w:color w:val="000000"/>
+          <w:sz w:val="28"/>
+        </w:rPr>
+        <w:t xml:space="preserve"> International University, Islamabad</w:t>
       </w:r>
     </w:p>
     <w:p>
@@ -663,7 +811,97 @@
           <w:color w:val="000000"/>
           <w:sz w:val="24"/>
         </w:rPr>
-        <w:t>This is to certify that we have read the report submitted by Moiz Ahmad Abbasi (45499), Obaidullah Arshad (44316), and Syed Airaf Khan (47647) for the partial fulfillment of the requirements for the degree of Bachelors of Science in Software Engineering (BSSE). It is our judgment that this report is of sufficient standard to warrant its acceptance by Riphah International University, Islamabad for the degree of Bachelors of Science in Software Engineering (BSSE).</w:t>
+        <w:t xml:space="preserve">This is to certify that we have read the report submitted by </w:t>
+      </w:r>
+      <w:proofErr w:type="spellStart"/>
+      <w:r>
+        <w:rPr>
+          <w:rFonts w:ascii="Times New Roman" w:hAnsi="Times New Roman"/>
+          <w:color w:val="000000"/>
+          <w:sz w:val="24"/>
+        </w:rPr>
+        <w:t>Moiz</w:t>
+      </w:r>
+      <w:proofErr w:type="spellEnd"/>
+      <w:r>
+        <w:rPr>
+          <w:rFonts w:ascii="Times New Roman" w:hAnsi="Times New Roman"/>
+          <w:color w:val="000000"/>
+          <w:sz w:val="24"/>
+        </w:rPr>
+        <w:t xml:space="preserve"> Ahmad </w:t>
+      </w:r>
+      <w:proofErr w:type="spellStart"/>
+      <w:r>
+        <w:rPr>
+          <w:rFonts w:ascii="Times New Roman" w:hAnsi="Times New Roman"/>
+          <w:color w:val="000000"/>
+          <w:sz w:val="24"/>
+        </w:rPr>
+        <w:t>Abbasi</w:t>
+      </w:r>
+      <w:proofErr w:type="spellEnd"/>
+      <w:r>
+        <w:rPr>
+          <w:rFonts w:ascii="Times New Roman" w:hAnsi="Times New Roman"/>
+          <w:color w:val="000000"/>
+          <w:sz w:val="24"/>
+        </w:rPr>
+        <w:t xml:space="preserve"> (45499), </w:t>
+      </w:r>
+      <w:proofErr w:type="spellStart"/>
+      <w:r>
+        <w:rPr>
+          <w:rFonts w:ascii="Times New Roman" w:hAnsi="Times New Roman"/>
+          <w:color w:val="000000"/>
+          <w:sz w:val="24"/>
+        </w:rPr>
+        <w:t>Obaidullah</w:t>
+      </w:r>
+      <w:proofErr w:type="spellEnd"/>
+      <w:r>
+        <w:rPr>
+          <w:rFonts w:ascii="Times New Roman" w:hAnsi="Times New Roman"/>
+          <w:color w:val="000000"/>
+          <w:sz w:val="24"/>
+        </w:rPr>
+        <w:t xml:space="preserve"> Arshad (44316), and Syed </w:t>
+      </w:r>
+      <w:proofErr w:type="spellStart"/>
+      <w:r>
+        <w:rPr>
+          <w:rFonts w:ascii="Times New Roman" w:hAnsi="Times New Roman"/>
+          <w:color w:val="000000"/>
+          <w:sz w:val="24"/>
+        </w:rPr>
+        <w:t>Airaf</w:t>
+      </w:r>
+      <w:proofErr w:type="spellEnd"/>
+      <w:r>
+        <w:rPr>
+          <w:rFonts w:ascii="Times New Roman" w:hAnsi="Times New Roman"/>
+          <w:color w:val="000000"/>
+          <w:sz w:val="24"/>
+        </w:rPr>
+        <w:t xml:space="preserve"> Khan (47647) for the partial fulfillment of the requirements for the degree of Bachelors of Science in Software Engineering (BSSE). It is our judgment that this report is of sufficient standard to warrant its acceptance by </w:t>
+      </w:r>
+      <w:proofErr w:type="spellStart"/>
+      <w:r>
+        <w:rPr>
+          <w:rFonts w:ascii="Times New Roman" w:hAnsi="Times New Roman"/>
+          <w:color w:val="000000"/>
+          <w:sz w:val="24"/>
+        </w:rPr>
+        <w:t>Riphah</w:t>
+      </w:r>
+      <w:proofErr w:type="spellEnd"/>
+      <w:r>
+        <w:rPr>
+          <w:rFonts w:ascii="Times New Roman" w:hAnsi="Times New Roman"/>
+          <w:color w:val="000000"/>
+          <w:sz w:val="24"/>
+        </w:rPr>
+        <w:t xml:space="preserve"> International University, Islamabad for the degree of Bachelors of Science in Software Engineering (BSSE).</w:t>
       </w:r>
     </w:p>
     <w:p>
@@ -850,7 +1088,47 @@
                 <w:color w:val="000000"/>
                 <w:sz w:val="24"/>
               </w:rPr>
-              <w:t>Mr. Raja Jalees-ul-Hussen Khan</w:t>
+              <w:t>Mr. Raja Jalees-</w:t>
+            </w:r>
+            <w:proofErr w:type="spellStart"/>
+            <w:r>
+              <w:rPr>
+                <w:rFonts w:ascii="Times New Roman" w:hAnsi="Times New Roman"/>
+                <w:b/>
+                <w:color w:val="000000"/>
+                <w:sz w:val="24"/>
+              </w:rPr>
+              <w:t>ul</w:t>
+            </w:r>
+            <w:proofErr w:type="spellEnd"/>
+            <w:r>
+              <w:rPr>
+                <w:rFonts w:ascii="Times New Roman" w:hAnsi="Times New Roman"/>
+                <w:b/>
+                <w:color w:val="000000"/>
+                <w:sz w:val="24"/>
+              </w:rPr>
+              <w:t>-</w:t>
+            </w:r>
+            <w:proofErr w:type="spellStart"/>
+            <w:r>
+              <w:rPr>
+                <w:rFonts w:ascii="Times New Roman" w:hAnsi="Times New Roman"/>
+                <w:b/>
+                <w:color w:val="000000"/>
+                <w:sz w:val="24"/>
+              </w:rPr>
+              <w:t>Hussen</w:t>
+            </w:r>
+            <w:proofErr w:type="spellEnd"/>
+            <w:r>
+              <w:rPr>
+                <w:rFonts w:ascii="Times New Roman" w:hAnsi="Times New Roman"/>
+                <w:b/>
+                <w:color w:val="000000"/>
+                <w:sz w:val="24"/>
+              </w:rPr>
+              <w:t xml:space="preserve"> Khan</w:t>
             </w:r>
           </w:p>
           <w:p>
@@ -1151,7 +1429,79 @@
           <w:color w:val="000000"/>
           <w:sz w:val="24"/>
         </w:rPr>
-        <w:t>We declare that this report, "Riphah Konnect," is entirely our own work and has not been copied from any other source. We have put in our personal efforts to complete this project and write this report. Our supervisor, Mr. Raja Jalees-ul-Hussen Khan, guided us throughout the process. We confirm that no part of this work has been taken from any other project or published source without proper acknowledgment. If any part is found to be copied, we are ready to accept the consequences. This declaration reflects our commitment to academic honesty.</w:t>
+        <w:t>We declare that this report, "</w:t>
+      </w:r>
+      <w:proofErr w:type="spellStart"/>
+      <w:r>
+        <w:rPr>
+          <w:rFonts w:ascii="Times New Roman" w:hAnsi="Times New Roman"/>
+          <w:color w:val="000000"/>
+          <w:sz w:val="24"/>
+        </w:rPr>
+        <w:t>Riphah</w:t>
+      </w:r>
+      <w:proofErr w:type="spellEnd"/>
+      <w:r>
+        <w:rPr>
+          <w:rFonts w:ascii="Times New Roman" w:hAnsi="Times New Roman"/>
+          <w:color w:val="000000"/>
+          <w:sz w:val="24"/>
+        </w:rPr>
+        <w:t xml:space="preserve"> </w:t>
+      </w:r>
+      <w:proofErr w:type="spellStart"/>
+      <w:r>
+        <w:rPr>
+          <w:rFonts w:ascii="Times New Roman" w:hAnsi="Times New Roman"/>
+          <w:color w:val="000000"/>
+          <w:sz w:val="24"/>
+        </w:rPr>
+        <w:t>Konnect</w:t>
+      </w:r>
+      <w:proofErr w:type="spellEnd"/>
+      <w:r>
+        <w:rPr>
+          <w:rFonts w:ascii="Times New Roman" w:hAnsi="Times New Roman"/>
+          <w:color w:val="000000"/>
+          <w:sz w:val="24"/>
+        </w:rPr>
+        <w:t>," is entirely our own work and has not been copied from any other source. We have put in our personal efforts to complete this project and write this report. Our supervisor, Mr. Raja Jalees-</w:t>
+      </w:r>
+      <w:proofErr w:type="spellStart"/>
+      <w:r>
+        <w:rPr>
+          <w:rFonts w:ascii="Times New Roman" w:hAnsi="Times New Roman"/>
+          <w:color w:val="000000"/>
+          <w:sz w:val="24"/>
+        </w:rPr>
+        <w:t>ul</w:t>
+      </w:r>
+      <w:proofErr w:type="spellEnd"/>
+      <w:r>
+        <w:rPr>
+          <w:rFonts w:ascii="Times New Roman" w:hAnsi="Times New Roman"/>
+          <w:color w:val="000000"/>
+          <w:sz w:val="24"/>
+        </w:rPr>
+        <w:t>-</w:t>
+      </w:r>
+      <w:proofErr w:type="spellStart"/>
+      <w:r>
+        <w:rPr>
+          <w:rFonts w:ascii="Times New Roman" w:hAnsi="Times New Roman"/>
+          <w:color w:val="000000"/>
+          <w:sz w:val="24"/>
+        </w:rPr>
+        <w:t>Hussen</w:t>
+      </w:r>
+      <w:proofErr w:type="spellEnd"/>
+      <w:r>
+        <w:rPr>
+          <w:rFonts w:ascii="Times New Roman" w:hAnsi="Times New Roman"/>
+          <w:color w:val="000000"/>
+          <w:sz w:val="24"/>
+        </w:rPr>
+        <w:t xml:space="preserve"> Khan, guided us throughout the process. We confirm that no part of this work has been taken from any other project or published source without proper acknowledgment. If any part is found to be copied, we are ready to accept the consequences. This declaration reflects our commitment to academic honesty.</w:t>
       </w:r>
     </w:p>
     <w:p>
@@ -1209,6 +1559,7 @@
         <w:spacing w:after="40"/>
         <w:jc w:val="right"/>
       </w:pPr>
+      <w:proofErr w:type="spellStart"/>
       <w:r>
         <w:rPr>
           <w:rFonts w:ascii="Times New Roman" w:hAnsi="Times New Roman"/>
@@ -1216,8 +1567,29 @@
           <w:color w:val="000000"/>
           <w:sz w:val="24"/>
         </w:rPr>
-        <w:t>Moiz Ahmad Abbasi</w:t>
-      </w:r>
+        <w:t>Moiz</w:t>
+      </w:r>
+      <w:proofErr w:type="spellEnd"/>
+      <w:r>
+        <w:rPr>
+          <w:rFonts w:ascii="Times New Roman" w:hAnsi="Times New Roman"/>
+          <w:b/>
+          <w:color w:val="000000"/>
+          <w:sz w:val="24"/>
+        </w:rPr>
+        <w:t xml:space="preserve"> Ahmad </w:t>
+      </w:r>
+      <w:proofErr w:type="spellStart"/>
+      <w:r>
+        <w:rPr>
+          <w:rFonts w:ascii="Times New Roman" w:hAnsi="Times New Roman"/>
+          <w:b/>
+          <w:color w:val="000000"/>
+          <w:sz w:val="24"/>
+        </w:rPr>
+        <w:t>Abbasi</w:t>
+      </w:r>
+      <w:proofErr w:type="spellEnd"/>
     </w:p>
     <w:p>
       <w:pPr>
@@ -1258,6 +1630,7 @@
         <w:spacing w:after="40"/>
         <w:jc w:val="right"/>
       </w:pPr>
+      <w:proofErr w:type="spellStart"/>
       <w:r>
         <w:rPr>
           <w:rFonts w:ascii="Times New Roman" w:hAnsi="Times New Roman"/>
@@ -1265,7 +1638,17 @@
           <w:color w:val="000000"/>
           <w:sz w:val="24"/>
         </w:rPr>
-        <w:t>Obaidullah Arshad</w:t>
+        <w:t>Obaidullah</w:t>
+      </w:r>
+      <w:proofErr w:type="spellEnd"/>
+      <w:r>
+        <w:rPr>
+          <w:rFonts w:ascii="Times New Roman" w:hAnsi="Times New Roman"/>
+          <w:b/>
+          <w:color w:val="000000"/>
+          <w:sz w:val="24"/>
+        </w:rPr>
+        <w:t xml:space="preserve"> Arshad</w:t>
       </w:r>
     </w:p>
     <w:p>
@@ -1314,7 +1697,27 @@
           <w:color w:val="000000"/>
           <w:sz w:val="24"/>
         </w:rPr>
-        <w:t>Syed Airaf Khan</w:t>
+        <w:t xml:space="preserve">Syed </w:t>
+      </w:r>
+      <w:proofErr w:type="spellStart"/>
+      <w:r>
+        <w:rPr>
+          <w:rFonts w:ascii="Times New Roman" w:hAnsi="Times New Roman"/>
+          <w:b/>
+          <w:color w:val="000000"/>
+          <w:sz w:val="24"/>
+        </w:rPr>
+        <w:t>Airaf</w:t>
+      </w:r>
+      <w:proofErr w:type="spellEnd"/>
+      <w:r>
+        <w:rPr>
+          <w:rFonts w:ascii="Times New Roman" w:hAnsi="Times New Roman"/>
+          <w:b/>
+          <w:color w:val="000000"/>
+          <w:sz w:val="24"/>
+        </w:rPr>
+        <w:t xml:space="preserve"> Khan</w:t>
       </w:r>
     </w:p>
     <w:p>
@@ -1375,7 +1778,79 @@
           <w:color w:val="000000"/>
           <w:sz w:val="24"/>
         </w:rPr>
-        <w:t>We dedicate this work to our parents and families, whose prayers, patience, and support made this journey possible. We also dedicate it to our teachers, especially our supervisor Mr. Raja Jalees-ul-Hussen Khan, who guided us with patience and helped us improve at every step. Finally, to our friends and batchmates who kept us motivated throughout this semester.</w:t>
+        <w:t>We dedicate this work to our parents and families, whose prayers, patience, and support made this journey possible. We also dedicate it to our teachers, especially our supervisor Mr. Raja Jalees-</w:t>
+      </w:r>
+      <w:proofErr w:type="spellStart"/>
+      <w:r>
+        <w:rPr>
+          <w:rFonts w:ascii="Times New Roman" w:hAnsi="Times New Roman"/>
+          <w:color w:val="000000"/>
+          <w:sz w:val="24"/>
+        </w:rPr>
+        <w:t>ul</w:t>
+      </w:r>
+      <w:proofErr w:type="spellEnd"/>
+      <w:r>
+        <w:rPr>
+          <w:rFonts w:ascii="Times New Roman" w:hAnsi="Times New Roman"/>
+          <w:color w:val="000000"/>
+          <w:sz w:val="24"/>
+        </w:rPr>
+        <w:t>-</w:t>
+      </w:r>
+      <w:proofErr w:type="spellStart"/>
+      <w:r>
+        <w:rPr>
+          <w:rFonts w:ascii="Times New Roman" w:hAnsi="Times New Roman"/>
+          <w:color w:val="000000"/>
+          <w:sz w:val="24"/>
+        </w:rPr>
+        <w:t>Hussen</w:t>
+      </w:r>
+      <w:proofErr w:type="spellEnd"/>
+      <w:r>
+        <w:rPr>
+          <w:rFonts w:ascii="Times New Roman" w:hAnsi="Times New Roman"/>
+          <w:color w:val="000000"/>
+          <w:sz w:val="24"/>
+        </w:rPr>
+        <w:t xml:space="preserve"> Khan, who guided us with patience and helped us improve at every step. Finally, to our friends and </w:t>
+      </w:r>
+      <w:proofErr w:type="spellStart"/>
+      <w:r>
+        <w:rPr>
+          <w:rFonts w:ascii="Times New Roman" w:hAnsi="Times New Roman"/>
+          <w:color w:val="000000"/>
+          <w:sz w:val="24"/>
+        </w:rPr>
+        <w:t>batchmates</w:t>
+      </w:r>
+      <w:proofErr w:type="spellEnd"/>
+      <w:r>
+        <w:rPr>
+          <w:rFonts w:ascii="Times New Roman" w:hAnsi="Times New Roman"/>
+          <w:color w:val="000000"/>
+          <w:sz w:val="24"/>
+        </w:rPr>
+        <w:t xml:space="preserve"> who kept </w:t>
+      </w:r>
+      <w:proofErr w:type="gramStart"/>
+      <w:r>
+        <w:rPr>
+          <w:rFonts w:ascii="Times New Roman" w:hAnsi="Times New Roman"/>
+          <w:color w:val="000000"/>
+          <w:sz w:val="24"/>
+        </w:rPr>
+        <w:t>us</w:t>
+      </w:r>
+      <w:proofErr w:type="gramEnd"/>
+      <w:r>
+        <w:rPr>
+          <w:rFonts w:ascii="Times New Roman" w:hAnsi="Times New Roman"/>
+          <w:color w:val="000000"/>
+          <w:sz w:val="24"/>
+        </w:rPr>
+        <w:t xml:space="preserve"> motivated throughout this semester.</w:t>
       </w:r>
     </w:p>
     <w:p>
@@ -1420,7 +1895,55 @@
           <w:rFonts w:ascii="Times New Roman" w:hAnsi="Times New Roman"/>
           <w:color w:val="000000"/>
         </w:rPr>
-        <w:t>First and foremost, we thank Allah Almighty for giving us the strength and ability to complete this project. We are grateful to our parents for their constant support and encouragement throughout our studies. We would like to express our sincere thanks to our supervisor, Mr. Raja Jalees-ul-Hussen Khan, Senior Lecturer, Faculty of Computing, Riphah International University, for his guidance, feedback, and patience during every phase of this project. His support helped us stay on track and improve the quality of our work. We also thank the faculty of the Software Engineering department for the knowledge and skills they have given us over the past four years.</w:t>
+        <w:t>First and foremost, we thank Allah Almighty for giving us the strength and ability to complete this project. We are grateful to our parents for their constant support and encouragement throughout our studies. We would like to express our sincere thanks to our supervisor, Mr. Raja Jalees-</w:t>
+      </w:r>
+      <w:proofErr w:type="spellStart"/>
+      <w:r>
+        <w:rPr>
+          <w:rFonts w:ascii="Times New Roman" w:hAnsi="Times New Roman"/>
+          <w:color w:val="000000"/>
+        </w:rPr>
+        <w:t>ul</w:t>
+      </w:r>
+      <w:proofErr w:type="spellEnd"/>
+      <w:r>
+        <w:rPr>
+          <w:rFonts w:ascii="Times New Roman" w:hAnsi="Times New Roman"/>
+          <w:color w:val="000000"/>
+        </w:rPr>
+        <w:t>-</w:t>
+      </w:r>
+      <w:proofErr w:type="spellStart"/>
+      <w:r>
+        <w:rPr>
+          <w:rFonts w:ascii="Times New Roman" w:hAnsi="Times New Roman"/>
+          <w:color w:val="000000"/>
+        </w:rPr>
+        <w:t>Hussen</w:t>
+      </w:r>
+      <w:proofErr w:type="spellEnd"/>
+      <w:r>
+        <w:rPr>
+          <w:rFonts w:ascii="Times New Roman" w:hAnsi="Times New Roman"/>
+          <w:color w:val="000000"/>
+        </w:rPr>
+        <w:t xml:space="preserve"> Khan, Senior Lecturer, Faculty of Computing, </w:t>
+      </w:r>
+      <w:proofErr w:type="spellStart"/>
+      <w:r>
+        <w:rPr>
+          <w:rFonts w:ascii="Times New Roman" w:hAnsi="Times New Roman"/>
+          <w:color w:val="000000"/>
+        </w:rPr>
+        <w:t>Riphah</w:t>
+      </w:r>
+      <w:proofErr w:type="spellEnd"/>
+      <w:r>
+        <w:rPr>
+          <w:rFonts w:ascii="Times New Roman" w:hAnsi="Times New Roman"/>
+          <w:color w:val="000000"/>
+        </w:rPr>
+        <w:t xml:space="preserve"> International University, for his guidance, feedback, and patience during every phase of this project. His support helped us stay on track and improve the quality of our work. We also thank the faculty of the Software Engineering department for the knowledge and skills they have given us over the past four years.</w:t>
       </w:r>
     </w:p>
     <w:p>
@@ -1463,6 +1986,7 @@
         <w:spacing w:after="40"/>
         <w:jc w:val="right"/>
       </w:pPr>
+      <w:proofErr w:type="spellStart"/>
       <w:r>
         <w:rPr>
           <w:rFonts w:ascii="Times New Roman" w:hAnsi="Times New Roman"/>
@@ -1470,8 +1994,29 @@
           <w:color w:val="000000"/>
           <w:sz w:val="24"/>
         </w:rPr>
-        <w:t>Moiz Ahmad Abbasi</w:t>
-      </w:r>
+        <w:t>Moiz</w:t>
+      </w:r>
+      <w:proofErr w:type="spellEnd"/>
+      <w:r>
+        <w:rPr>
+          <w:rFonts w:ascii="Times New Roman" w:hAnsi="Times New Roman"/>
+          <w:b/>
+          <w:color w:val="000000"/>
+          <w:sz w:val="24"/>
+        </w:rPr>
+        <w:t xml:space="preserve"> Ahmad </w:t>
+      </w:r>
+      <w:proofErr w:type="spellStart"/>
+      <w:r>
+        <w:rPr>
+          <w:rFonts w:ascii="Times New Roman" w:hAnsi="Times New Roman"/>
+          <w:b/>
+          <w:color w:val="000000"/>
+          <w:sz w:val="24"/>
+        </w:rPr>
+        <w:t>Abbasi</w:t>
+      </w:r>
+      <w:proofErr w:type="spellEnd"/>
     </w:p>
     <w:p>
       <w:pPr>
@@ -1512,6 +2057,7 @@
         <w:spacing w:after="40"/>
         <w:jc w:val="right"/>
       </w:pPr>
+      <w:proofErr w:type="spellStart"/>
       <w:r>
         <w:rPr>
           <w:rFonts w:ascii="Times New Roman" w:hAnsi="Times New Roman"/>
@@ -1519,7 +2065,17 @@
           <w:color w:val="000000"/>
           <w:sz w:val="24"/>
         </w:rPr>
-        <w:t>Obaidullah Arshad</w:t>
+        <w:t>Obaidullah</w:t>
+      </w:r>
+      <w:proofErr w:type="spellEnd"/>
+      <w:r>
+        <w:rPr>
+          <w:rFonts w:ascii="Times New Roman" w:hAnsi="Times New Roman"/>
+          <w:b/>
+          <w:color w:val="000000"/>
+          <w:sz w:val="24"/>
+        </w:rPr>
+        <w:t xml:space="preserve"> Arshad</w:t>
       </w:r>
     </w:p>
     <w:p>
@@ -1568,7 +2124,27 @@
           <w:color w:val="000000"/>
           <w:sz w:val="24"/>
         </w:rPr>
-        <w:t>Syed Airaf Khan</w:t>
+        <w:t xml:space="preserve">Syed </w:t>
+      </w:r>
+      <w:proofErr w:type="spellStart"/>
+      <w:r>
+        <w:rPr>
+          <w:rFonts w:ascii="Times New Roman" w:hAnsi="Times New Roman"/>
+          <w:b/>
+          <w:color w:val="000000"/>
+          <w:sz w:val="24"/>
+        </w:rPr>
+        <w:t>Airaf</w:t>
+      </w:r>
+      <w:proofErr w:type="spellEnd"/>
+      <w:r>
+        <w:rPr>
+          <w:rFonts w:ascii="Times New Roman" w:hAnsi="Times New Roman"/>
+          <w:b/>
+          <w:color w:val="000000"/>
+          <w:sz w:val="24"/>
+        </w:rPr>
+        <w:t xml:space="preserve"> Khan</w:t>
       </w:r>
     </w:p>
     <w:p>
@@ -1621,13 +2197,167 @@
           <w:sz w:val="24"/>
         </w:rPr>
       </w:pPr>
-      <w:r>
-        <w:rPr>
-          <w:rFonts w:ascii="Times New Roman" w:hAnsi="Times New Roman"/>
-          <w:color w:val="000000"/>
-          <w:sz w:val="24"/>
-        </w:rPr>
-        <w:t>Riphah Konnect is a web-based platform built for the students and faculty of Riphah International University, Islamabad. It provides a dedicated space for academic collaboration and communication within the university. Currently, students rely on WhatsApp groups and Facebook to organize study sessions and share academic content. These tools are not designed for academic use, have no university-based verification, and make it hard to keep discussions organized. To solve this, Riphah Konnect provides one platform where students can post academic content, join semester groups, discover and RSVP to campus events, report lost and found items, send real-time messages to peers, and browse student profiles by department and semester. Teachers and coordination staff can post official announcements. Only users with a verified Riphah email address can register and use the platform. The system was built using React on the frontend, Node.js with Express on the backend, and PostgreSQL as the database. Real-time messaging uses Socket.io. The complete backend API has been built and tested, and the frontend covers all modules of the platform. Riphah Konnect brings all academic communication needs of Riphah students into one organized and verified platform, which no other existing tool provides. In the future, we plan to add an algorithmic study partner recommendation system, a mobile version of the app, and integration with university systems such as the LMS.</w:t>
+      <w:proofErr w:type="spellStart"/>
+      <w:r>
+        <w:rPr>
+          <w:rFonts w:ascii="Times New Roman" w:hAnsi="Times New Roman"/>
+          <w:color w:val="000000"/>
+          <w:sz w:val="24"/>
+        </w:rPr>
+        <w:t>Riphah</w:t>
+      </w:r>
+      <w:proofErr w:type="spellEnd"/>
+      <w:r>
+        <w:rPr>
+          <w:rFonts w:ascii="Times New Roman" w:hAnsi="Times New Roman"/>
+          <w:color w:val="000000"/>
+          <w:sz w:val="24"/>
+        </w:rPr>
+        <w:t xml:space="preserve"> </w:t>
+      </w:r>
+      <w:proofErr w:type="spellStart"/>
+      <w:r>
+        <w:rPr>
+          <w:rFonts w:ascii="Times New Roman" w:hAnsi="Times New Roman"/>
+          <w:color w:val="000000"/>
+          <w:sz w:val="24"/>
+        </w:rPr>
+        <w:t>Konnect</w:t>
+      </w:r>
+      <w:proofErr w:type="spellEnd"/>
+      <w:r>
+        <w:rPr>
+          <w:rFonts w:ascii="Times New Roman" w:hAnsi="Times New Roman"/>
+          <w:color w:val="000000"/>
+          <w:sz w:val="24"/>
+        </w:rPr>
+        <w:t xml:space="preserve"> is a web-based platform built for the students and faculty of </w:t>
+      </w:r>
+      <w:proofErr w:type="spellStart"/>
+      <w:r>
+        <w:rPr>
+          <w:rFonts w:ascii="Times New Roman" w:hAnsi="Times New Roman"/>
+          <w:color w:val="000000"/>
+          <w:sz w:val="24"/>
+        </w:rPr>
+        <w:t>Riphah</w:t>
+      </w:r>
+      <w:proofErr w:type="spellEnd"/>
+      <w:r>
+        <w:rPr>
+          <w:rFonts w:ascii="Times New Roman" w:hAnsi="Times New Roman"/>
+          <w:color w:val="000000"/>
+          <w:sz w:val="24"/>
+        </w:rPr>
+        <w:t xml:space="preserve"> International University, Islamabad. It provides a dedicated space for academic collaboration and communication within the university. Currently, students rely on WhatsApp groups and Facebook to organize study sessions and share academic content. These tools are not designed for academic use, have no university-based verification, and make it hard to keep discussions organized. To solve this, </w:t>
+      </w:r>
+      <w:proofErr w:type="spellStart"/>
+      <w:r>
+        <w:rPr>
+          <w:rFonts w:ascii="Times New Roman" w:hAnsi="Times New Roman"/>
+          <w:color w:val="000000"/>
+          <w:sz w:val="24"/>
+        </w:rPr>
+        <w:t>Riphah</w:t>
+      </w:r>
+      <w:proofErr w:type="spellEnd"/>
+      <w:r>
+        <w:rPr>
+          <w:rFonts w:ascii="Times New Roman" w:hAnsi="Times New Roman"/>
+          <w:color w:val="000000"/>
+          <w:sz w:val="24"/>
+        </w:rPr>
+        <w:t xml:space="preserve"> </w:t>
+      </w:r>
+      <w:proofErr w:type="spellStart"/>
+      <w:r>
+        <w:rPr>
+          <w:rFonts w:ascii="Times New Roman" w:hAnsi="Times New Roman"/>
+          <w:color w:val="000000"/>
+          <w:sz w:val="24"/>
+        </w:rPr>
+        <w:t>Konnect</w:t>
+      </w:r>
+      <w:proofErr w:type="spellEnd"/>
+      <w:r>
+        <w:rPr>
+          <w:rFonts w:ascii="Times New Roman" w:hAnsi="Times New Roman"/>
+          <w:color w:val="000000"/>
+          <w:sz w:val="24"/>
+        </w:rPr>
+        <w:t xml:space="preserve"> provides one platform where students can post academic content, join semester groups, discover and RSVP to campus events, report lost and found items, send real-time messages to peers, and browse student profiles by department and semester. Teachers and coordination staff can post official announcements. Only users with a verified </w:t>
+      </w:r>
+      <w:proofErr w:type="spellStart"/>
+      <w:r>
+        <w:rPr>
+          <w:rFonts w:ascii="Times New Roman" w:hAnsi="Times New Roman"/>
+          <w:color w:val="000000"/>
+          <w:sz w:val="24"/>
+        </w:rPr>
+        <w:t>Riphah</w:t>
+      </w:r>
+      <w:proofErr w:type="spellEnd"/>
+      <w:r>
+        <w:rPr>
+          <w:rFonts w:ascii="Times New Roman" w:hAnsi="Times New Roman"/>
+          <w:color w:val="000000"/>
+          <w:sz w:val="24"/>
+        </w:rPr>
+        <w:t xml:space="preserve"> email address can register and use the platform. The system was built using React on the frontend, Node.js with Express on the backend, and PostgreSQL as the database. Real-time messaging uses Socket.io. The complete backend API has been built and tested, and the frontend covers all modules of the platform. </w:t>
+      </w:r>
+      <w:proofErr w:type="spellStart"/>
+      <w:r>
+        <w:rPr>
+          <w:rFonts w:ascii="Times New Roman" w:hAnsi="Times New Roman"/>
+          <w:color w:val="000000"/>
+          <w:sz w:val="24"/>
+        </w:rPr>
+        <w:t>Riphah</w:t>
+      </w:r>
+      <w:proofErr w:type="spellEnd"/>
+      <w:r>
+        <w:rPr>
+          <w:rFonts w:ascii="Times New Roman" w:hAnsi="Times New Roman"/>
+          <w:color w:val="000000"/>
+          <w:sz w:val="24"/>
+        </w:rPr>
+        <w:t xml:space="preserve"> </w:t>
+      </w:r>
+      <w:proofErr w:type="spellStart"/>
+      <w:r>
+        <w:rPr>
+          <w:rFonts w:ascii="Times New Roman" w:hAnsi="Times New Roman"/>
+          <w:color w:val="000000"/>
+          <w:sz w:val="24"/>
+        </w:rPr>
+        <w:t>Konnect</w:t>
+      </w:r>
+      <w:proofErr w:type="spellEnd"/>
+      <w:r>
+        <w:rPr>
+          <w:rFonts w:ascii="Times New Roman" w:hAnsi="Times New Roman"/>
+          <w:color w:val="000000"/>
+          <w:sz w:val="24"/>
+        </w:rPr>
+        <w:t xml:space="preserve"> brings all academic communication needs of </w:t>
+      </w:r>
+      <w:proofErr w:type="spellStart"/>
+      <w:r>
+        <w:rPr>
+          <w:rFonts w:ascii="Times New Roman" w:hAnsi="Times New Roman"/>
+          <w:color w:val="000000"/>
+          <w:sz w:val="24"/>
+        </w:rPr>
+        <w:t>Riphah</w:t>
+      </w:r>
+      <w:proofErr w:type="spellEnd"/>
+      <w:r>
+        <w:rPr>
+          <w:rFonts w:ascii="Times New Roman" w:hAnsi="Times New Roman"/>
+          <w:color w:val="000000"/>
+          <w:sz w:val="24"/>
+        </w:rPr>
+        <w:t xml:space="preserve"> students into one organized and verified platform, which no other existing tool provides. In the future, we plan to add an algorithmic study partner recommendation system, a mobile version of the app, and integration with university systems such as the LMS.</w:t>
       </w:r>
     </w:p>
     <w:p>
@@ -7622,7 +8352,23 @@
             <w:rFonts w:ascii="Times New Roman" w:hAnsi="Times New Roman"/>
             <w:color w:val="000000"/>
           </w:rPr>
-          <w:t>Table 2: Problem Scenario 1: No Dedicated Academic Platform for Riphah Students</w:t>
+          <w:t xml:space="preserve">Table 2: Problem Scenario 1: No Dedicated Academic Platform for </w:t>
+        </w:r>
+        <w:proofErr w:type="spellStart"/>
+        <w:r>
+          <w:rPr>
+            <w:rFonts w:ascii="Times New Roman" w:hAnsi="Times New Roman"/>
+            <w:color w:val="000000"/>
+          </w:rPr>
+          <w:t>Riphah</w:t>
+        </w:r>
+        <w:proofErr w:type="spellEnd"/>
+        <w:r>
+          <w:rPr>
+            <w:rFonts w:ascii="Times New Roman" w:hAnsi="Times New Roman"/>
+            <w:color w:val="000000"/>
+          </w:rPr>
+          <w:t xml:space="preserve"> Students</w:t>
         </w:r>
       </w:hyperlink>
       <w:r>
@@ -9228,6 +9974,7 @@
         <w:pStyle w:val="Heading2"/>
       </w:pPr>
       <w:bookmarkStart w:id="6" w:name="_Toc227543900"/>
+      <w:proofErr w:type="gramStart"/>
       <w:r>
         <w:rPr>
           <w:rFonts w:ascii="Times New Roman" w:hAnsi="Times New Roman"/>
@@ -9235,6 +9982,7 @@
         <w:t>1.1  Overview</w:t>
       </w:r>
       <w:bookmarkEnd w:id="6"/>
+      <w:proofErr w:type="gramEnd"/>
     </w:p>
     <w:p>
       <w:pPr>
@@ -9244,13 +9992,77 @@
           <w:sz w:val="24"/>
         </w:rPr>
       </w:pPr>
-      <w:r>
-        <w:rPr>
-          <w:rFonts w:ascii="Times New Roman" w:hAnsi="Times New Roman"/>
-          <w:color w:val="000000"/>
-          <w:sz w:val="24"/>
-        </w:rPr>
-        <w:t>Riphah Konnect is a web-based academic platform built exclusively for the students and faculty of Riphah International University, Islamabad. The core purpose of this platform is to automate and centralize academic communication so that students, teachers, and coordination staff do not have to rely on scattered tools like WhatsApp groups and notice boards. The platform is accessible only to people with a verified Riphah email address, which ensures that only actual members of the university can use it.</w:t>
+      <w:proofErr w:type="spellStart"/>
+      <w:r>
+        <w:rPr>
+          <w:rFonts w:ascii="Times New Roman" w:hAnsi="Times New Roman"/>
+          <w:color w:val="000000"/>
+          <w:sz w:val="24"/>
+        </w:rPr>
+        <w:t>Riphah</w:t>
+      </w:r>
+      <w:proofErr w:type="spellEnd"/>
+      <w:r>
+        <w:rPr>
+          <w:rFonts w:ascii="Times New Roman" w:hAnsi="Times New Roman"/>
+          <w:color w:val="000000"/>
+          <w:sz w:val="24"/>
+        </w:rPr>
+        <w:t xml:space="preserve"> </w:t>
+      </w:r>
+      <w:proofErr w:type="spellStart"/>
+      <w:r>
+        <w:rPr>
+          <w:rFonts w:ascii="Times New Roman" w:hAnsi="Times New Roman"/>
+          <w:color w:val="000000"/>
+          <w:sz w:val="24"/>
+        </w:rPr>
+        <w:t>Konnect</w:t>
+      </w:r>
+      <w:proofErr w:type="spellEnd"/>
+      <w:r>
+        <w:rPr>
+          <w:rFonts w:ascii="Times New Roman" w:hAnsi="Times New Roman"/>
+          <w:color w:val="000000"/>
+          <w:sz w:val="24"/>
+        </w:rPr>
+        <w:t xml:space="preserve"> is a web-based academic platform built exclusively for the students and faculty of </w:t>
+      </w:r>
+      <w:proofErr w:type="spellStart"/>
+      <w:r>
+        <w:rPr>
+          <w:rFonts w:ascii="Times New Roman" w:hAnsi="Times New Roman"/>
+          <w:color w:val="000000"/>
+          <w:sz w:val="24"/>
+        </w:rPr>
+        <w:t>Riphah</w:t>
+      </w:r>
+      <w:proofErr w:type="spellEnd"/>
+      <w:r>
+        <w:rPr>
+          <w:rFonts w:ascii="Times New Roman" w:hAnsi="Times New Roman"/>
+          <w:color w:val="000000"/>
+          <w:sz w:val="24"/>
+        </w:rPr>
+        <w:t xml:space="preserve"> International University, Islamabad. The core purpose of this platform is to automate and centralize academic communication so that students, teachers, and coordination staff do not have to rely on scattered tools like WhatsApp groups and notice boards. The platform is accessible only to people with a verified </w:t>
+      </w:r>
+      <w:proofErr w:type="spellStart"/>
+      <w:r>
+        <w:rPr>
+          <w:rFonts w:ascii="Times New Roman" w:hAnsi="Times New Roman"/>
+          <w:color w:val="000000"/>
+          <w:sz w:val="24"/>
+        </w:rPr>
+        <w:t>Riphah</w:t>
+      </w:r>
+      <w:proofErr w:type="spellEnd"/>
+      <w:r>
+        <w:rPr>
+          <w:rFonts w:ascii="Times New Roman" w:hAnsi="Times New Roman"/>
+          <w:color w:val="000000"/>
+          <w:sz w:val="24"/>
+        </w:rPr>
+        <w:t xml:space="preserve"> email address, which ensures that only actual members of the university can use it.</w:t>
       </w:r>
     </w:p>
     <w:p>
@@ -9267,7 +10079,43 @@
           <w:color w:val="000000"/>
           <w:sz w:val="24"/>
         </w:rPr>
-        <w:t>A key problem this platform solves is the manual coordination workload. Currently, whenever a timetable changes, a class shifts, or a teacher has an instruction for students, coordination staff and teachers have to send separate messages to each group or class individually. Riphah Konnect eliminates this by providing an Announcements module where the message is posted once and the system automatically makes it visible to all relevant students. There are two types of announcements: official announcements posted by Coordination or Admin for the whole university or a specific department, and class-level announcements posted by Teachers for their own students.</w:t>
+        <w:t xml:space="preserve">A key problem this platform solves is the manual coordination workload. Currently, whenever a timetable changes, a class shifts, or a teacher has an instruction for students, coordination staff and teachers have to send separate messages to each group or class individually. </w:t>
+      </w:r>
+      <w:proofErr w:type="spellStart"/>
+      <w:r>
+        <w:rPr>
+          <w:rFonts w:ascii="Times New Roman" w:hAnsi="Times New Roman"/>
+          <w:color w:val="000000"/>
+          <w:sz w:val="24"/>
+        </w:rPr>
+        <w:t>Riphah</w:t>
+      </w:r>
+      <w:proofErr w:type="spellEnd"/>
+      <w:r>
+        <w:rPr>
+          <w:rFonts w:ascii="Times New Roman" w:hAnsi="Times New Roman"/>
+          <w:color w:val="000000"/>
+          <w:sz w:val="24"/>
+        </w:rPr>
+        <w:t xml:space="preserve"> </w:t>
+      </w:r>
+      <w:proofErr w:type="spellStart"/>
+      <w:r>
+        <w:rPr>
+          <w:rFonts w:ascii="Times New Roman" w:hAnsi="Times New Roman"/>
+          <w:color w:val="000000"/>
+          <w:sz w:val="24"/>
+        </w:rPr>
+        <w:t>Konnect</w:t>
+      </w:r>
+      <w:proofErr w:type="spellEnd"/>
+      <w:r>
+        <w:rPr>
+          <w:rFonts w:ascii="Times New Roman" w:hAnsi="Times New Roman"/>
+          <w:color w:val="000000"/>
+          <w:sz w:val="24"/>
+        </w:rPr>
+        <w:t xml:space="preserve"> eliminates this by providing an Announcements module where the message is posted once and the system automatically makes it visible to all relevant students. There are two types of announcements: official announcements posted by Coordination or Admin for the whole university or a specific department, and class-level announcements posted by Teachers for their own students.</w:t>
       </w:r>
     </w:p>
     <w:p>
@@ -9292,11 +10140,19 @@
         <w:pStyle w:val="Heading2"/>
       </w:pPr>
       <w:bookmarkStart w:id="7" w:name="_Toc227543901"/>
-      <w:r>
-        <w:rPr>
-          <w:rFonts w:ascii="Times New Roman" w:hAnsi="Times New Roman"/>
-        </w:rPr>
-        <w:t>1.2  Opportunity and Stakeholders</w:t>
+      <w:proofErr w:type="gramStart"/>
+      <w:r>
+        <w:rPr>
+          <w:rFonts w:ascii="Times New Roman" w:hAnsi="Times New Roman"/>
+        </w:rPr>
+        <w:t>1.2  Opportunity</w:t>
+      </w:r>
+      <w:proofErr w:type="gramEnd"/>
+      <w:r>
+        <w:rPr>
+          <w:rFonts w:ascii="Times New Roman" w:hAnsi="Times New Roman"/>
+        </w:rPr>
+        <w:t xml:space="preserve"> and Stakeholders</w:t>
       </w:r>
       <w:bookmarkEnd w:id="7"/>
     </w:p>
@@ -9314,7 +10170,25 @@
           <w:color w:val="000000"/>
           <w:sz w:val="24"/>
         </w:rPr>
-        <w:t xml:space="preserve">Students at Riphah International University currently rely on WhatsApp groups and personal messaging for all academic communication. The coordination office has to manually send messages to each class group separately whenever there is a timetable </w:t>
+        <w:t xml:space="preserve">Students at </w:t>
+      </w:r>
+      <w:proofErr w:type="spellStart"/>
+      <w:r>
+        <w:rPr>
+          <w:rFonts w:ascii="Times New Roman" w:hAnsi="Times New Roman"/>
+          <w:color w:val="000000"/>
+          <w:sz w:val="24"/>
+        </w:rPr>
+        <w:t>Riphah</w:t>
+      </w:r>
+      <w:proofErr w:type="spellEnd"/>
+      <w:r>
+        <w:rPr>
+          <w:rFonts w:ascii="Times New Roman" w:hAnsi="Times New Roman"/>
+          <w:color w:val="000000"/>
+          <w:sz w:val="24"/>
+        </w:rPr>
+        <w:t xml:space="preserve"> International University currently rely on WhatsApp groups and personal messaging for all academic communication. The coordination office has to manually send messages to each class group separately whenever there is a timetable </w:t>
       </w:r>
       <w:r>
         <w:rPr>
@@ -9323,7 +10197,25 @@
           <w:sz w:val="24"/>
         </w:rPr>
         <w:lastRenderedPageBreak/>
-        <w:t>update, class shift, or official notice. For a department with eight semesters and multiple sections, this means sending the same message to many groups every single time. Teachers face the same problem with their course-related instructions. This manual process is inefficient and leads to students missing important updates.</w:t>
+        <w:t xml:space="preserve">update, class shift, or official notice. For a department with eight semesters and multiple sections, this means sending the same message </w:t>
+      </w:r>
+      <w:proofErr w:type="gramStart"/>
+      <w:r>
+        <w:rPr>
+          <w:rFonts w:ascii="Times New Roman" w:hAnsi="Times New Roman"/>
+          <w:color w:val="000000"/>
+          <w:sz w:val="24"/>
+        </w:rPr>
+        <w:t>to</w:t>
+      </w:r>
+      <w:proofErr w:type="gramEnd"/>
+      <w:r>
+        <w:rPr>
+          <w:rFonts w:ascii="Times New Roman" w:hAnsi="Times New Roman"/>
+          <w:color w:val="000000"/>
+          <w:sz w:val="24"/>
+        </w:rPr>
+        <w:t xml:space="preserve"> many groups every single time. Teachers face the same problem with their course-related instructions. This manual process is inefficient and leads to students missing important updates.</w:t>
       </w:r>
     </w:p>
     <w:p>
@@ -9340,7 +10232,61 @@
           <w:color w:val="000000"/>
           <w:sz w:val="24"/>
         </w:rPr>
-        <w:t>Beyond announcements, there is no dedicated space for verified academic collaboration. Study groups are formed on general social media, university events are posted on scattered channels, and lost and found items have no proper reporting system. Riphah Konnect addresses all of these problems by providing one platform designed specifically for the Riphah university community, reducing the manual workload for coordination and teachers while giving students a single trusted place for all academic needs.</w:t>
+        <w:t xml:space="preserve">Beyond announcements, there is no dedicated space for verified academic collaboration. Study groups are formed on general social media, university events are posted on scattered channels, and lost and found items have no proper reporting system. </w:t>
+      </w:r>
+      <w:proofErr w:type="spellStart"/>
+      <w:r>
+        <w:rPr>
+          <w:rFonts w:ascii="Times New Roman" w:hAnsi="Times New Roman"/>
+          <w:color w:val="000000"/>
+          <w:sz w:val="24"/>
+        </w:rPr>
+        <w:t>Riphah</w:t>
+      </w:r>
+      <w:proofErr w:type="spellEnd"/>
+      <w:r>
+        <w:rPr>
+          <w:rFonts w:ascii="Times New Roman" w:hAnsi="Times New Roman"/>
+          <w:color w:val="000000"/>
+          <w:sz w:val="24"/>
+        </w:rPr>
+        <w:t xml:space="preserve"> </w:t>
+      </w:r>
+      <w:proofErr w:type="spellStart"/>
+      <w:r>
+        <w:rPr>
+          <w:rFonts w:ascii="Times New Roman" w:hAnsi="Times New Roman"/>
+          <w:color w:val="000000"/>
+          <w:sz w:val="24"/>
+        </w:rPr>
+        <w:t>Konnect</w:t>
+      </w:r>
+      <w:proofErr w:type="spellEnd"/>
+      <w:r>
+        <w:rPr>
+          <w:rFonts w:ascii="Times New Roman" w:hAnsi="Times New Roman"/>
+          <w:color w:val="000000"/>
+          <w:sz w:val="24"/>
+        </w:rPr>
+        <w:t xml:space="preserve"> addresses all of these problems by providing one platform designed specifically for the </w:t>
+      </w:r>
+      <w:proofErr w:type="spellStart"/>
+      <w:r>
+        <w:rPr>
+          <w:rFonts w:ascii="Times New Roman" w:hAnsi="Times New Roman"/>
+          <w:color w:val="000000"/>
+          <w:sz w:val="24"/>
+        </w:rPr>
+        <w:t>Riphah</w:t>
+      </w:r>
+      <w:proofErr w:type="spellEnd"/>
+      <w:r>
+        <w:rPr>
+          <w:rFonts w:ascii="Times New Roman" w:hAnsi="Times New Roman"/>
+          <w:color w:val="000000"/>
+          <w:sz w:val="24"/>
+        </w:rPr>
+        <w:t xml:space="preserve"> university community, reducing the manual workload for coordination and teachers while giving students a single trusted place for all academic needs.</w:t>
       </w:r>
     </w:p>
     <w:p>
@@ -9348,6 +10294,7 @@
         <w:pStyle w:val="Heading3"/>
       </w:pPr>
       <w:bookmarkStart w:id="8" w:name="_Toc227543902"/>
+      <w:proofErr w:type="gramStart"/>
       <w:r>
         <w:rPr>
           <w:rFonts w:ascii="Times New Roman" w:hAnsi="Times New Roman"/>
@@ -9355,6 +10302,7 @@
         <w:t>1.2.1  Stakeholders</w:t>
       </w:r>
       <w:bookmarkEnd w:id="8"/>
+      <w:proofErr w:type="gramEnd"/>
     </w:p>
     <w:p>
       <w:pPr>
@@ -9482,11 +10430,19 @@
         <w:pStyle w:val="Heading2"/>
       </w:pPr>
       <w:bookmarkStart w:id="9" w:name="_Toc227543903"/>
-      <w:r>
-        <w:rPr>
-          <w:rFonts w:ascii="Times New Roman" w:hAnsi="Times New Roman"/>
-        </w:rPr>
-        <w:t>1.3  Motivations and Challenges</w:t>
+      <w:proofErr w:type="gramStart"/>
+      <w:r>
+        <w:rPr>
+          <w:rFonts w:ascii="Times New Roman" w:hAnsi="Times New Roman"/>
+        </w:rPr>
+        <w:t>1.3  Motivations</w:t>
+      </w:r>
+      <w:proofErr w:type="gramEnd"/>
+      <w:r>
+        <w:rPr>
+          <w:rFonts w:ascii="Times New Roman" w:hAnsi="Times New Roman"/>
+        </w:rPr>
+        <w:t xml:space="preserve"> and Challenges</w:t>
       </w:r>
       <w:bookmarkEnd w:id="9"/>
     </w:p>
@@ -9495,6 +10451,7 @@
         <w:pStyle w:val="Heading3"/>
       </w:pPr>
       <w:bookmarkStart w:id="10" w:name="_Toc227543904"/>
+      <w:proofErr w:type="gramStart"/>
       <w:r>
         <w:rPr>
           <w:rFonts w:ascii="Times New Roman" w:hAnsi="Times New Roman"/>
@@ -9502,6 +10459,7 @@
         <w:t>1.3.1  Motivations</w:t>
       </w:r>
       <w:bookmarkEnd w:id="10"/>
+      <w:proofErr w:type="gramEnd"/>
     </w:p>
     <w:p>
       <w:pPr>
@@ -9519,7 +10477,25 @@
           <w:color w:val="000000"/>
           <w:sz w:val="24"/>
         </w:rPr>
-        <w:t>1. Reducing Coordination Workload Through Automation: The biggest motivation is to remove the manual effort required by coordination staff and teachers. Instead of sending the same message to many groups individually, they post once and the system delivers it to all relevant students automatically.</w:t>
+        <w:t xml:space="preserve">1. Reducing Coordination Workload </w:t>
+      </w:r>
+      <w:proofErr w:type="gramStart"/>
+      <w:r>
+        <w:rPr>
+          <w:rFonts w:ascii="Times New Roman" w:hAnsi="Times New Roman"/>
+          <w:color w:val="000000"/>
+          <w:sz w:val="24"/>
+        </w:rPr>
+        <w:t>Through</w:t>
+      </w:r>
+      <w:proofErr w:type="gramEnd"/>
+      <w:r>
+        <w:rPr>
+          <w:rFonts w:ascii="Times New Roman" w:hAnsi="Times New Roman"/>
+          <w:color w:val="000000"/>
+          <w:sz w:val="24"/>
+        </w:rPr>
+        <w:t xml:space="preserve"> Automation: The biggest motivation is to remove the manual effort required by coordination staff and teachers. Instead of sending the same message to many groups individually, they post once and the system delivers it to all relevant students automatically.</w:t>
       </w:r>
     </w:p>
     <w:p>
@@ -9538,7 +10514,43 @@
           <w:color w:val="000000"/>
           <w:sz w:val="24"/>
         </w:rPr>
-        <w:t>2. All Academic Communication in One Place: Students currently switch between multiple apps to share resources, find study partners, and stay updated on events. Riphah Konnect combines all of this into one platform.</w:t>
+        <w:t xml:space="preserve">2. All Academic Communication in One Place: Students currently switch between multiple apps to share resources, find study partners, and stay updated on events. </w:t>
+      </w:r>
+      <w:proofErr w:type="spellStart"/>
+      <w:r>
+        <w:rPr>
+          <w:rFonts w:ascii="Times New Roman" w:hAnsi="Times New Roman"/>
+          <w:color w:val="000000"/>
+          <w:sz w:val="24"/>
+        </w:rPr>
+        <w:t>Riphah</w:t>
+      </w:r>
+      <w:proofErr w:type="spellEnd"/>
+      <w:r>
+        <w:rPr>
+          <w:rFonts w:ascii="Times New Roman" w:hAnsi="Times New Roman"/>
+          <w:color w:val="000000"/>
+          <w:sz w:val="24"/>
+        </w:rPr>
+        <w:t xml:space="preserve"> </w:t>
+      </w:r>
+      <w:proofErr w:type="spellStart"/>
+      <w:r>
+        <w:rPr>
+          <w:rFonts w:ascii="Times New Roman" w:hAnsi="Times New Roman"/>
+          <w:color w:val="000000"/>
+          <w:sz w:val="24"/>
+        </w:rPr>
+        <w:t>Konnect</w:t>
+      </w:r>
+      <w:proofErr w:type="spellEnd"/>
+      <w:r>
+        <w:rPr>
+          <w:rFonts w:ascii="Times New Roman" w:hAnsi="Times New Roman"/>
+          <w:color w:val="000000"/>
+          <w:sz w:val="24"/>
+        </w:rPr>
+        <w:t xml:space="preserve"> combines all of this into one platform.</w:t>
       </w:r>
     </w:p>
     <w:p>
@@ -9557,7 +10569,25 @@
           <w:color w:val="000000"/>
           <w:sz w:val="24"/>
         </w:rPr>
-        <w:t>3. University-Only Access: Since only Riphah email holders can register, every user on the platform is a verified member of the university. This makes the environment more trusted and relevant.</w:t>
+        <w:t xml:space="preserve">3. University-Only Access: Since only </w:t>
+      </w:r>
+      <w:proofErr w:type="spellStart"/>
+      <w:r>
+        <w:rPr>
+          <w:rFonts w:ascii="Times New Roman" w:hAnsi="Times New Roman"/>
+          <w:color w:val="000000"/>
+          <w:sz w:val="24"/>
+        </w:rPr>
+        <w:t>Riphah</w:t>
+      </w:r>
+      <w:proofErr w:type="spellEnd"/>
+      <w:r>
+        <w:rPr>
+          <w:rFonts w:ascii="Times New Roman" w:hAnsi="Times New Roman"/>
+          <w:color w:val="000000"/>
+          <w:sz w:val="24"/>
+        </w:rPr>
+        <w:t xml:space="preserve"> email holders can register, every user on the platform is a verified member of the university. This makes the environment more trusted and relevant.</w:t>
       </w:r>
     </w:p>
     <w:p>
@@ -9623,6 +10653,7 @@
         <w:pStyle w:val="Heading3"/>
       </w:pPr>
       <w:bookmarkStart w:id="11" w:name="_Toc227543905"/>
+      <w:proofErr w:type="gramStart"/>
       <w:r>
         <w:rPr>
           <w:rFonts w:ascii="Times New Roman" w:hAnsi="Times New Roman"/>
@@ -9630,6 +10661,7 @@
         <w:t>1.3.2  Challenges</w:t>
       </w:r>
       <w:bookmarkEnd w:id="11"/>
+      <w:proofErr w:type="gramEnd"/>
     </w:p>
     <w:p>
       <w:pPr>
@@ -9666,7 +10698,25 @@
           <w:color w:val="000000"/>
           <w:sz w:val="24"/>
         </w:rPr>
-        <w:t>2. Email Domain Restriction: Limiting access to Riphah emails only keeps the community genuine, but it also means the platform cannot be used by people outside the university.</w:t>
+        <w:t xml:space="preserve">2. Email Domain Restriction: Limiting access to </w:t>
+      </w:r>
+      <w:proofErr w:type="spellStart"/>
+      <w:r>
+        <w:rPr>
+          <w:rFonts w:ascii="Times New Roman" w:hAnsi="Times New Roman"/>
+          <w:color w:val="000000"/>
+          <w:sz w:val="24"/>
+        </w:rPr>
+        <w:t>Riphah</w:t>
+      </w:r>
+      <w:proofErr w:type="spellEnd"/>
+      <w:r>
+        <w:rPr>
+          <w:rFonts w:ascii="Times New Roman" w:hAnsi="Times New Roman"/>
+          <w:color w:val="000000"/>
+          <w:sz w:val="24"/>
+        </w:rPr>
+        <w:t xml:space="preserve"> emails only keeps the community genuine, but it also means the platform cannot be used by people outside the university.</w:t>
       </w:r>
     </w:p>
     <w:p>
@@ -9712,11 +10762,19 @@
         <w:pStyle w:val="Heading2"/>
       </w:pPr>
       <w:bookmarkStart w:id="12" w:name="_Toc227543906"/>
-      <w:r>
-        <w:rPr>
-          <w:rFonts w:ascii="Times New Roman" w:hAnsi="Times New Roman"/>
-        </w:rPr>
-        <w:t>1.4  Goals and Objectives</w:t>
+      <w:proofErr w:type="gramStart"/>
+      <w:r>
+        <w:rPr>
+          <w:rFonts w:ascii="Times New Roman" w:hAnsi="Times New Roman"/>
+        </w:rPr>
+        <w:t>1.4  Goals</w:t>
+      </w:r>
+      <w:proofErr w:type="gramEnd"/>
+      <w:r>
+        <w:rPr>
+          <w:rFonts w:ascii="Times New Roman" w:hAnsi="Times New Roman"/>
+        </w:rPr>
+        <w:t xml:space="preserve"> and Objectives</w:t>
       </w:r>
       <w:bookmarkEnd w:id="12"/>
     </w:p>
@@ -9725,11 +10783,19 @@
         <w:pStyle w:val="Heading3"/>
       </w:pPr>
       <w:bookmarkStart w:id="13" w:name="_Toc227543907"/>
-      <w:r>
-        <w:rPr>
-          <w:rFonts w:ascii="Times New Roman" w:hAnsi="Times New Roman"/>
-        </w:rPr>
-        <w:t>1.4.1  One Platform for Academic Communication</w:t>
+      <w:proofErr w:type="gramStart"/>
+      <w:r>
+        <w:rPr>
+          <w:rFonts w:ascii="Times New Roman" w:hAnsi="Times New Roman"/>
+        </w:rPr>
+        <w:t>1.4.1  One</w:t>
+      </w:r>
+      <w:proofErr w:type="gramEnd"/>
+      <w:r>
+        <w:rPr>
+          <w:rFonts w:ascii="Times New Roman" w:hAnsi="Times New Roman"/>
+        </w:rPr>
+        <w:t xml:space="preserve"> Platform for Academic Communication</w:t>
       </w:r>
       <w:bookmarkEnd w:id="13"/>
     </w:p>
@@ -9747,7 +10813,43 @@
           <w:color w:val="000000"/>
           <w:sz w:val="24"/>
         </w:rPr>
-        <w:t>The main goal of Riphah Konnect is to give students one place where they can handle all academic communication. Students can post questions, share notes, join semester groups, find events, read announcements, and message classmates, all in one place.</w:t>
+        <w:t xml:space="preserve">The main goal of </w:t>
+      </w:r>
+      <w:proofErr w:type="spellStart"/>
+      <w:r>
+        <w:rPr>
+          <w:rFonts w:ascii="Times New Roman" w:hAnsi="Times New Roman"/>
+          <w:color w:val="000000"/>
+          <w:sz w:val="24"/>
+        </w:rPr>
+        <w:t>Riphah</w:t>
+      </w:r>
+      <w:proofErr w:type="spellEnd"/>
+      <w:r>
+        <w:rPr>
+          <w:rFonts w:ascii="Times New Roman" w:hAnsi="Times New Roman"/>
+          <w:color w:val="000000"/>
+          <w:sz w:val="24"/>
+        </w:rPr>
+        <w:t xml:space="preserve"> </w:t>
+      </w:r>
+      <w:proofErr w:type="spellStart"/>
+      <w:r>
+        <w:rPr>
+          <w:rFonts w:ascii="Times New Roman" w:hAnsi="Times New Roman"/>
+          <w:color w:val="000000"/>
+          <w:sz w:val="24"/>
+        </w:rPr>
+        <w:t>Konnect</w:t>
+      </w:r>
+      <w:proofErr w:type="spellEnd"/>
+      <w:r>
+        <w:rPr>
+          <w:rFonts w:ascii="Times New Roman" w:hAnsi="Times New Roman"/>
+          <w:color w:val="000000"/>
+          <w:sz w:val="24"/>
+        </w:rPr>
+        <w:t xml:space="preserve"> is to give students one place where they can handle all academic communication. Students can post questions, share notes, join semester groups, find events, read announcements, and message classmates, all in one place.</w:t>
       </w:r>
     </w:p>
     <w:p>
@@ -9755,12 +10857,20 @@
         <w:pStyle w:val="Heading3"/>
       </w:pPr>
       <w:bookmarkStart w:id="14" w:name="_Toc227543908"/>
+      <w:proofErr w:type="gramStart"/>
       <w:r>
         <w:rPr>
           <w:rFonts w:ascii="Times New Roman" w:hAnsi="Times New Roman"/>
         </w:rPr>
         <w:lastRenderedPageBreak/>
-        <w:t>1.4.2  Verified University Community</w:t>
+        <w:t>1.4.2  Verified</w:t>
+      </w:r>
+      <w:proofErr w:type="gramEnd"/>
+      <w:r>
+        <w:rPr>
+          <w:rFonts w:ascii="Times New Roman" w:hAnsi="Times New Roman"/>
+        </w:rPr>
+        <w:t xml:space="preserve"> University Community</w:t>
       </w:r>
       <w:bookmarkEnd w:id="14"/>
     </w:p>
@@ -9778,7 +10888,43 @@
           <w:color w:val="000000"/>
           <w:sz w:val="24"/>
         </w:rPr>
-        <w:t>By requiring a Riphah email to register, the platform ensures that every person on it is an actual student or faculty member of Riphah International University. This makes the platform a trusted space for academic interaction.</w:t>
+        <w:t xml:space="preserve">By requiring a </w:t>
+      </w:r>
+      <w:proofErr w:type="spellStart"/>
+      <w:r>
+        <w:rPr>
+          <w:rFonts w:ascii="Times New Roman" w:hAnsi="Times New Roman"/>
+          <w:color w:val="000000"/>
+          <w:sz w:val="24"/>
+        </w:rPr>
+        <w:t>Riphah</w:t>
+      </w:r>
+      <w:proofErr w:type="spellEnd"/>
+      <w:r>
+        <w:rPr>
+          <w:rFonts w:ascii="Times New Roman" w:hAnsi="Times New Roman"/>
+          <w:color w:val="000000"/>
+          <w:sz w:val="24"/>
+        </w:rPr>
+        <w:t xml:space="preserve"> email to register, the platform ensures that every person on it is an actual student or faculty member of </w:t>
+      </w:r>
+      <w:proofErr w:type="spellStart"/>
+      <w:r>
+        <w:rPr>
+          <w:rFonts w:ascii="Times New Roman" w:hAnsi="Times New Roman"/>
+          <w:color w:val="000000"/>
+          <w:sz w:val="24"/>
+        </w:rPr>
+        <w:t>Riphah</w:t>
+      </w:r>
+      <w:proofErr w:type="spellEnd"/>
+      <w:r>
+        <w:rPr>
+          <w:rFonts w:ascii="Times New Roman" w:hAnsi="Times New Roman"/>
+          <w:color w:val="000000"/>
+          <w:sz w:val="24"/>
+        </w:rPr>
+        <w:t xml:space="preserve"> International University. This makes the platform a trusted space for academic interaction.</w:t>
       </w:r>
     </w:p>
     <w:p>
@@ -9786,11 +10932,19 @@
         <w:pStyle w:val="Heading3"/>
       </w:pPr>
       <w:bookmarkStart w:id="15" w:name="_Toc227543909"/>
-      <w:r>
-        <w:rPr>
-          <w:rFonts w:ascii="Times New Roman" w:hAnsi="Times New Roman"/>
-        </w:rPr>
-        <w:t>1.4.3  Improve Peer Learning</w:t>
+      <w:proofErr w:type="gramStart"/>
+      <w:r>
+        <w:rPr>
+          <w:rFonts w:ascii="Times New Roman" w:hAnsi="Times New Roman"/>
+        </w:rPr>
+        <w:t>1.4.3  Improve</w:t>
+      </w:r>
+      <w:proofErr w:type="gramEnd"/>
+      <w:r>
+        <w:rPr>
+          <w:rFonts w:ascii="Times New Roman" w:hAnsi="Times New Roman"/>
+        </w:rPr>
+        <w:t xml:space="preserve"> Peer Learning</w:t>
       </w:r>
       <w:bookmarkEnd w:id="15"/>
     </w:p>
@@ -9817,11 +10971,19 @@
         <w:spacing w:line="360" w:lineRule="auto"/>
       </w:pPr>
       <w:bookmarkStart w:id="16" w:name="_Toc227543910"/>
-      <w:r>
-        <w:rPr>
-          <w:rFonts w:ascii="Times New Roman" w:hAnsi="Times New Roman"/>
-        </w:rPr>
-        <w:t>1.4.4  Better Campus Engagement</w:t>
+      <w:proofErr w:type="gramStart"/>
+      <w:r>
+        <w:rPr>
+          <w:rFonts w:ascii="Times New Roman" w:hAnsi="Times New Roman"/>
+        </w:rPr>
+        <w:t>1.4.4  Better</w:t>
+      </w:r>
+      <w:proofErr w:type="gramEnd"/>
+      <w:r>
+        <w:rPr>
+          <w:rFonts w:ascii="Times New Roman" w:hAnsi="Times New Roman"/>
+        </w:rPr>
+        <w:t xml:space="preserve"> Campus Engagement</w:t>
       </w:r>
       <w:bookmarkEnd w:id="16"/>
     </w:p>
@@ -9848,11 +11010,19 @@
         <w:spacing w:line="360" w:lineRule="auto"/>
       </w:pPr>
       <w:bookmarkStart w:id="17" w:name="_Toc227543911"/>
-      <w:r>
-        <w:rPr>
-          <w:rFonts w:ascii="Times New Roman" w:hAnsi="Times New Roman"/>
-        </w:rPr>
-        <w:t>1.5  Solution Overview</w:t>
+      <w:proofErr w:type="gramStart"/>
+      <w:r>
+        <w:rPr>
+          <w:rFonts w:ascii="Times New Roman" w:hAnsi="Times New Roman"/>
+        </w:rPr>
+        <w:t>1.5  Solution</w:t>
+      </w:r>
+      <w:proofErr w:type="gramEnd"/>
+      <w:r>
+        <w:rPr>
+          <w:rFonts w:ascii="Times New Roman" w:hAnsi="Times New Roman"/>
+        </w:rPr>
+        <w:t xml:space="preserve"> Overview</w:t>
       </w:r>
       <w:bookmarkEnd w:id="17"/>
     </w:p>
@@ -9864,13 +11034,77 @@
           <w:sz w:val="24"/>
         </w:rPr>
       </w:pPr>
-      <w:r>
-        <w:rPr>
-          <w:rFonts w:ascii="Times New Roman" w:hAnsi="Times New Roman"/>
-          <w:color w:val="000000"/>
-          <w:sz w:val="24"/>
-        </w:rPr>
-        <w:t>Riphah Konnect is a full-stack web application. The frontend is built with React and styled using TailwindCSS. The backend is built with Node.js and Express.js, connected to a hosted database. Users are authenticated using their Riphah email address. Real-time messaging is supported for private conversations. Access is restricted by checking the user's email domain at registration.</w:t>
+      <w:proofErr w:type="spellStart"/>
+      <w:r>
+        <w:rPr>
+          <w:rFonts w:ascii="Times New Roman" w:hAnsi="Times New Roman"/>
+          <w:color w:val="000000"/>
+          <w:sz w:val="24"/>
+        </w:rPr>
+        <w:t>Riphah</w:t>
+      </w:r>
+      <w:proofErr w:type="spellEnd"/>
+      <w:r>
+        <w:rPr>
+          <w:rFonts w:ascii="Times New Roman" w:hAnsi="Times New Roman"/>
+          <w:color w:val="000000"/>
+          <w:sz w:val="24"/>
+        </w:rPr>
+        <w:t xml:space="preserve"> </w:t>
+      </w:r>
+      <w:proofErr w:type="spellStart"/>
+      <w:r>
+        <w:rPr>
+          <w:rFonts w:ascii="Times New Roman" w:hAnsi="Times New Roman"/>
+          <w:color w:val="000000"/>
+          <w:sz w:val="24"/>
+        </w:rPr>
+        <w:t>Konnect</w:t>
+      </w:r>
+      <w:proofErr w:type="spellEnd"/>
+      <w:r>
+        <w:rPr>
+          <w:rFonts w:ascii="Times New Roman" w:hAnsi="Times New Roman"/>
+          <w:color w:val="000000"/>
+          <w:sz w:val="24"/>
+        </w:rPr>
+        <w:t xml:space="preserve"> is a full-stack web application. The frontend is built with React and styled using </w:t>
+      </w:r>
+      <w:proofErr w:type="spellStart"/>
+      <w:r>
+        <w:rPr>
+          <w:rFonts w:ascii="Times New Roman" w:hAnsi="Times New Roman"/>
+          <w:color w:val="000000"/>
+          <w:sz w:val="24"/>
+        </w:rPr>
+        <w:t>TailwindCSS</w:t>
+      </w:r>
+      <w:proofErr w:type="spellEnd"/>
+      <w:r>
+        <w:rPr>
+          <w:rFonts w:ascii="Times New Roman" w:hAnsi="Times New Roman"/>
+          <w:color w:val="000000"/>
+          <w:sz w:val="24"/>
+        </w:rPr>
+        <w:t xml:space="preserve">. The backend is built with Node.js and Express.js, connected to a hosted database. Users are authenticated using their </w:t>
+      </w:r>
+      <w:proofErr w:type="spellStart"/>
+      <w:r>
+        <w:rPr>
+          <w:rFonts w:ascii="Times New Roman" w:hAnsi="Times New Roman"/>
+          <w:color w:val="000000"/>
+          <w:sz w:val="24"/>
+        </w:rPr>
+        <w:t>Riphah</w:t>
+      </w:r>
+      <w:proofErr w:type="spellEnd"/>
+      <w:r>
+        <w:rPr>
+          <w:rFonts w:ascii="Times New Roman" w:hAnsi="Times New Roman"/>
+          <w:color w:val="000000"/>
+          <w:sz w:val="24"/>
+        </w:rPr>
+        <w:t xml:space="preserve"> email address. Real-time messaging is supported for private conversations. Access is restricted by checking the user's email domain at registration.</w:t>
       </w:r>
     </w:p>
     <w:p>
@@ -9879,11 +11113,19 @@
         <w:spacing w:line="360" w:lineRule="auto"/>
       </w:pPr>
       <w:bookmarkStart w:id="18" w:name="_Toc227543912"/>
-      <w:r>
-        <w:rPr>
-          <w:rFonts w:ascii="Times New Roman" w:hAnsi="Times New Roman"/>
-        </w:rPr>
-        <w:t>1.5.1  Scope of the Project</w:t>
+      <w:proofErr w:type="gramStart"/>
+      <w:r>
+        <w:rPr>
+          <w:rFonts w:ascii="Times New Roman" w:hAnsi="Times New Roman"/>
+        </w:rPr>
+        <w:t>1.5.1  Scope</w:t>
+      </w:r>
+      <w:proofErr w:type="gramEnd"/>
+      <w:r>
+        <w:rPr>
+          <w:rFonts w:ascii="Times New Roman" w:hAnsi="Times New Roman"/>
+        </w:rPr>
+        <w:t xml:space="preserve"> of the Project</w:t>
       </w:r>
       <w:bookmarkEnd w:id="18"/>
     </w:p>
@@ -10636,11 +11878,19 @@
         <w:spacing w:line="360" w:lineRule="auto"/>
       </w:pPr>
       <w:bookmarkStart w:id="19" w:name="_Toc227543913"/>
-      <w:r>
-        <w:rPr>
-          <w:rFonts w:ascii="Times New Roman" w:hAnsi="Times New Roman"/>
-        </w:rPr>
-        <w:t>1.6  Report Outline</w:t>
+      <w:proofErr w:type="gramStart"/>
+      <w:r>
+        <w:rPr>
+          <w:rFonts w:ascii="Times New Roman" w:hAnsi="Times New Roman"/>
+        </w:rPr>
+        <w:t>1.6  Report</w:t>
+      </w:r>
+      <w:proofErr w:type="gramEnd"/>
+      <w:r>
+        <w:rPr>
+          <w:rFonts w:ascii="Times New Roman" w:hAnsi="Times New Roman"/>
+        </w:rPr>
+        <w:t xml:space="preserve"> Outline</w:t>
       </w:r>
       <w:bookmarkEnd w:id="19"/>
     </w:p>
@@ -10658,7 +11908,79 @@
           <w:color w:val="000000"/>
           <w:sz w:val="24"/>
         </w:rPr>
-        <w:t>Chapter 1 gives an overview of the Riphah Konnect project, including its purpose, stakeholders, motivations, challenges, and the overall solution. Chapter 2 presents a market survey comparing existing platforms and explaining why Riphah Konnect is needed. Chapter 3 covers the complete requirement engineering, including functional requirements for each role, non-functional requirements, and black-box test cases. Chapter 4 covers the system design including architecture, class diagrams, and use case diagrams. Chapter 5 explains the implementation and tools used. Chapter 6 covers testing and the results. Chapter 7 concludes the report with achievements and future plans.</w:t>
+        <w:t xml:space="preserve">Chapter 1 gives an overview of the </w:t>
+      </w:r>
+      <w:proofErr w:type="spellStart"/>
+      <w:r>
+        <w:rPr>
+          <w:rFonts w:ascii="Times New Roman" w:hAnsi="Times New Roman"/>
+          <w:color w:val="000000"/>
+          <w:sz w:val="24"/>
+        </w:rPr>
+        <w:t>Riphah</w:t>
+      </w:r>
+      <w:proofErr w:type="spellEnd"/>
+      <w:r>
+        <w:rPr>
+          <w:rFonts w:ascii="Times New Roman" w:hAnsi="Times New Roman"/>
+          <w:color w:val="000000"/>
+          <w:sz w:val="24"/>
+        </w:rPr>
+        <w:t xml:space="preserve"> </w:t>
+      </w:r>
+      <w:proofErr w:type="spellStart"/>
+      <w:r>
+        <w:rPr>
+          <w:rFonts w:ascii="Times New Roman" w:hAnsi="Times New Roman"/>
+          <w:color w:val="000000"/>
+          <w:sz w:val="24"/>
+        </w:rPr>
+        <w:t>Konnect</w:t>
+      </w:r>
+      <w:proofErr w:type="spellEnd"/>
+      <w:r>
+        <w:rPr>
+          <w:rFonts w:ascii="Times New Roman" w:hAnsi="Times New Roman"/>
+          <w:color w:val="000000"/>
+          <w:sz w:val="24"/>
+        </w:rPr>
+        <w:t xml:space="preserve"> project, including its purpose, stakeholders, motivations, challenges, and the overall solution. Chapter 2 presents a market survey comparing existing platforms and explaining why </w:t>
+      </w:r>
+      <w:proofErr w:type="spellStart"/>
+      <w:r>
+        <w:rPr>
+          <w:rFonts w:ascii="Times New Roman" w:hAnsi="Times New Roman"/>
+          <w:color w:val="000000"/>
+          <w:sz w:val="24"/>
+        </w:rPr>
+        <w:t>Riphah</w:t>
+      </w:r>
+      <w:proofErr w:type="spellEnd"/>
+      <w:r>
+        <w:rPr>
+          <w:rFonts w:ascii="Times New Roman" w:hAnsi="Times New Roman"/>
+          <w:color w:val="000000"/>
+          <w:sz w:val="24"/>
+        </w:rPr>
+        <w:t xml:space="preserve"> </w:t>
+      </w:r>
+      <w:proofErr w:type="spellStart"/>
+      <w:r>
+        <w:rPr>
+          <w:rFonts w:ascii="Times New Roman" w:hAnsi="Times New Roman"/>
+          <w:color w:val="000000"/>
+          <w:sz w:val="24"/>
+        </w:rPr>
+        <w:t>Konnect</w:t>
+      </w:r>
+      <w:proofErr w:type="spellEnd"/>
+      <w:r>
+        <w:rPr>
+          <w:rFonts w:ascii="Times New Roman" w:hAnsi="Times New Roman"/>
+          <w:color w:val="000000"/>
+          <w:sz w:val="24"/>
+        </w:rPr>
+        <w:t xml:space="preserve"> is needed. Chapter 3 covers the complete requirement engineering, including functional requirements for each role, non-functional requirements, and black-box test cases. Chapter 4 covers the system design including architecture, class diagrams, and use case diagrams. Chapter 5 explains the implementation and tools used. Chapter 6 covers testing and the results. Chapter 7 concludes the report with achievements and future plans.</w:t>
       </w:r>
     </w:p>
     <w:p>
@@ -10695,6 +12017,7 @@
         <w:spacing w:line="360" w:lineRule="auto"/>
       </w:pPr>
       <w:bookmarkStart w:id="21" w:name="_Toc227543915"/>
+      <w:proofErr w:type="gramStart"/>
       <w:r>
         <w:rPr>
           <w:rFonts w:ascii="Times New Roman" w:hAnsi="Times New Roman"/>
@@ -10702,6 +12025,7 @@
         <w:t>2.1  Introduction</w:t>
       </w:r>
       <w:bookmarkEnd w:id="21"/>
+      <w:proofErr w:type="gramEnd"/>
     </w:p>
     <w:p>
       <w:pPr>
@@ -10717,7 +12041,43 @@
           <w:color w:val="000000"/>
           <w:sz w:val="24"/>
         </w:rPr>
-        <w:t>Before building Riphah Konnect, we studied existing platforms that serve university students for academic communication and collaboration. Our goal was to find out what features these platforms already provide, where they fall short, and what specific gaps remain unaddressed. This helped us justify what we are building and make sure we are not duplicating something that already exists and works.</w:t>
+        <w:t xml:space="preserve">Before building </w:t>
+      </w:r>
+      <w:proofErr w:type="spellStart"/>
+      <w:r>
+        <w:rPr>
+          <w:rFonts w:ascii="Times New Roman" w:hAnsi="Times New Roman"/>
+          <w:color w:val="000000"/>
+          <w:sz w:val="24"/>
+        </w:rPr>
+        <w:t>Riphah</w:t>
+      </w:r>
+      <w:proofErr w:type="spellEnd"/>
+      <w:r>
+        <w:rPr>
+          <w:rFonts w:ascii="Times New Roman" w:hAnsi="Times New Roman"/>
+          <w:color w:val="000000"/>
+          <w:sz w:val="24"/>
+        </w:rPr>
+        <w:t xml:space="preserve"> </w:t>
+      </w:r>
+      <w:proofErr w:type="spellStart"/>
+      <w:r>
+        <w:rPr>
+          <w:rFonts w:ascii="Times New Roman" w:hAnsi="Times New Roman"/>
+          <w:color w:val="000000"/>
+          <w:sz w:val="24"/>
+        </w:rPr>
+        <w:t>Konnect</w:t>
+      </w:r>
+      <w:proofErr w:type="spellEnd"/>
+      <w:r>
+        <w:rPr>
+          <w:rFonts w:ascii="Times New Roman" w:hAnsi="Times New Roman"/>
+          <w:color w:val="000000"/>
+          <w:sz w:val="24"/>
+        </w:rPr>
+        <w:t>, we studied existing platforms that serve university students for academic communication and collaboration. Our goal was to find out what features these platforms already provide, where they fall short, and what specific gaps remain unaddressed. This helped us justify what we are building and make sure we are not duplicating something that already exists and works.</w:t>
       </w:r>
     </w:p>
     <w:p>
@@ -10734,7 +12094,79 @@
           <w:color w:val="000000"/>
           <w:sz w:val="24"/>
         </w:rPr>
-        <w:t>We found four globally recognized university community platforms: Unii (UK), UniLife (Australia), Facebook Campus (USA, now discontinued), and CampusGroups (used at 190+ universities in North America). Our research showed that while these platforms prove the concept is valid, none of them are accessible to students in Pakistan, and all of them are missing at least one feature that Riphah students need.</w:t>
+        <w:t xml:space="preserve">We found four globally recognized university community platforms: </w:t>
+      </w:r>
+      <w:proofErr w:type="spellStart"/>
+      <w:r>
+        <w:rPr>
+          <w:rFonts w:ascii="Times New Roman" w:hAnsi="Times New Roman"/>
+          <w:color w:val="000000"/>
+          <w:sz w:val="24"/>
+        </w:rPr>
+        <w:t>Unii</w:t>
+      </w:r>
+      <w:proofErr w:type="spellEnd"/>
+      <w:r>
+        <w:rPr>
+          <w:rFonts w:ascii="Times New Roman" w:hAnsi="Times New Roman"/>
+          <w:color w:val="000000"/>
+          <w:sz w:val="24"/>
+        </w:rPr>
+        <w:t xml:space="preserve"> (UK), </w:t>
+      </w:r>
+      <w:proofErr w:type="spellStart"/>
+      <w:r>
+        <w:rPr>
+          <w:rFonts w:ascii="Times New Roman" w:hAnsi="Times New Roman"/>
+          <w:color w:val="000000"/>
+          <w:sz w:val="24"/>
+        </w:rPr>
+        <w:t>UniLife</w:t>
+      </w:r>
+      <w:proofErr w:type="spellEnd"/>
+      <w:r>
+        <w:rPr>
+          <w:rFonts w:ascii="Times New Roman" w:hAnsi="Times New Roman"/>
+          <w:color w:val="000000"/>
+          <w:sz w:val="24"/>
+        </w:rPr>
+        <w:t xml:space="preserve"> (Australia), Facebook Campus (USA, now discontinued), and </w:t>
+      </w:r>
+      <w:proofErr w:type="spellStart"/>
+      <w:r>
+        <w:rPr>
+          <w:rFonts w:ascii="Times New Roman" w:hAnsi="Times New Roman"/>
+          <w:color w:val="000000"/>
+          <w:sz w:val="24"/>
+        </w:rPr>
+        <w:t>CampusGroups</w:t>
+      </w:r>
+      <w:proofErr w:type="spellEnd"/>
+      <w:r>
+        <w:rPr>
+          <w:rFonts w:ascii="Times New Roman" w:hAnsi="Times New Roman"/>
+          <w:color w:val="000000"/>
+          <w:sz w:val="24"/>
+        </w:rPr>
+        <w:t xml:space="preserve"> (used at 190+ universities in North America). Our research showed that while these platforms prove the concept is valid, none of them are accessible to students in Pakistan, and all of them are missing at least one feature that </w:t>
+      </w:r>
+      <w:proofErr w:type="spellStart"/>
+      <w:r>
+        <w:rPr>
+          <w:rFonts w:ascii="Times New Roman" w:hAnsi="Times New Roman"/>
+          <w:color w:val="000000"/>
+          <w:sz w:val="24"/>
+        </w:rPr>
+        <w:t>Riphah</w:t>
+      </w:r>
+      <w:proofErr w:type="spellEnd"/>
+      <w:r>
+        <w:rPr>
+          <w:rFonts w:ascii="Times New Roman" w:hAnsi="Times New Roman"/>
+          <w:color w:val="000000"/>
+          <w:sz w:val="24"/>
+        </w:rPr>
+        <w:t xml:space="preserve"> students need.</w:t>
       </w:r>
     </w:p>
     <w:p>
@@ -10743,11 +12175,19 @@
         <w:spacing w:line="360" w:lineRule="auto"/>
       </w:pPr>
       <w:bookmarkStart w:id="22" w:name="_Toc227543916"/>
-      <w:r>
-        <w:rPr>
-          <w:rFonts w:ascii="Times New Roman" w:hAnsi="Times New Roman"/>
-        </w:rPr>
-        <w:t>2.2  Literature Review</w:t>
+      <w:proofErr w:type="gramStart"/>
+      <w:r>
+        <w:rPr>
+          <w:rFonts w:ascii="Times New Roman" w:hAnsi="Times New Roman"/>
+        </w:rPr>
+        <w:t>2.2  Literature</w:t>
+      </w:r>
+      <w:proofErr w:type="gramEnd"/>
+      <w:r>
+        <w:rPr>
+          <w:rFonts w:ascii="Times New Roman" w:hAnsi="Times New Roman"/>
+        </w:rPr>
+        <w:t xml:space="preserve"> Review</w:t>
       </w:r>
       <w:bookmarkEnd w:id="22"/>
     </w:p>
@@ -10848,6 +12288,7 @@
               <w:spacing w:line="360" w:lineRule="auto"/>
               <w:jc w:val="center"/>
             </w:pPr>
+            <w:proofErr w:type="spellStart"/>
             <w:r>
               <w:rPr>
                 <w:rFonts w:ascii="Times New Roman" w:hAnsi="Times New Roman"/>
@@ -10856,6 +12297,7 @@
               </w:rPr>
               <w:t>Unii</w:t>
             </w:r>
+            <w:proofErr w:type="spellEnd"/>
             <w:r>
               <w:rPr>
                 <w:rFonts w:ascii="Times New Roman" w:hAnsi="Times New Roman"/>
@@ -10877,6 +12319,7 @@
               <w:spacing w:line="360" w:lineRule="auto"/>
               <w:jc w:val="center"/>
             </w:pPr>
+            <w:proofErr w:type="spellStart"/>
             <w:r>
               <w:rPr>
                 <w:rFonts w:ascii="Times New Roman" w:hAnsi="Times New Roman"/>
@@ -10885,6 +12328,7 @@
               </w:rPr>
               <w:t>UniLife</w:t>
             </w:r>
+            <w:proofErr w:type="spellEnd"/>
             <w:r>
               <w:rPr>
                 <w:rFonts w:ascii="Times New Roman" w:hAnsi="Times New Roman"/>
@@ -10912,8 +12356,18 @@
                 <w:b/>
                 <w:color w:val="000000"/>
               </w:rPr>
-              <w:t>FB Campus</w:t>
-            </w:r>
+              <w:t xml:space="preserve">FB </w:t>
+            </w:r>
+            <w:proofErr w:type="gramStart"/>
+            <w:r>
+              <w:rPr>
+                <w:rFonts w:ascii="Times New Roman" w:hAnsi="Times New Roman"/>
+                <w:b/>
+                <w:color w:val="000000"/>
+              </w:rPr>
+              <w:t>Campus</w:t>
+            </w:r>
+            <w:proofErr w:type="gramEnd"/>
             <w:r>
               <w:rPr>
                 <w:rFonts w:ascii="Times New Roman" w:hAnsi="Times New Roman"/>
@@ -10935,6 +12389,8 @@
               <w:spacing w:line="360" w:lineRule="auto"/>
               <w:jc w:val="center"/>
             </w:pPr>
+            <w:proofErr w:type="spellStart"/>
+            <w:proofErr w:type="gramStart"/>
             <w:r>
               <w:rPr>
                 <w:rFonts w:ascii="Times New Roman" w:hAnsi="Times New Roman"/>
@@ -10943,6 +12399,8 @@
               </w:rPr>
               <w:t>CampusGroups</w:t>
             </w:r>
+            <w:proofErr w:type="spellEnd"/>
+            <w:proofErr w:type="gramEnd"/>
             <w:r>
               <w:rPr>
                 <w:rFonts w:ascii="Times New Roman" w:hAnsi="Times New Roman"/>
@@ -10950,7 +12408,25 @@
                 <w:color w:val="000000"/>
               </w:rPr>
               <w:br/>
-              <w:t>(190+ Univs.)</w:t>
+              <w:t xml:space="preserve">(190+ </w:t>
+            </w:r>
+            <w:proofErr w:type="spellStart"/>
+            <w:r>
+              <w:rPr>
+                <w:rFonts w:ascii="Times New Roman" w:hAnsi="Times New Roman"/>
+                <w:b/>
+                <w:color w:val="000000"/>
+              </w:rPr>
+              <w:t>Univs</w:t>
+            </w:r>
+            <w:proofErr w:type="spellEnd"/>
+            <w:r>
+              <w:rPr>
+                <w:rFonts w:ascii="Times New Roman" w:hAnsi="Times New Roman"/>
+                <w:b/>
+                <w:color w:val="000000"/>
+              </w:rPr>
+              <w:t>.)</w:t>
             </w:r>
           </w:p>
         </w:tc>
@@ -11688,6 +13164,7 @@
         <w:spacing w:line="360" w:lineRule="auto"/>
       </w:pPr>
       <w:bookmarkStart w:id="25" w:name="_Toc227543921"/>
+      <w:proofErr w:type="gramStart"/>
       <w:r>
         <w:rPr>
           <w:rFonts w:ascii="Times New Roman" w:hAnsi="Times New Roman"/>
@@ -11695,6 +13172,7 @@
         <w:t>2.3  Summary</w:t>
       </w:r>
       <w:bookmarkEnd w:id="25"/>
+      <w:proofErr w:type="gramEnd"/>
     </w:p>
     <w:p>
       <w:pPr>
@@ -11706,7 +13184,55 @@
           <w:rFonts w:ascii="Times New Roman" w:hAnsi="Times New Roman"/>
           <w:color w:val="000000"/>
         </w:rPr>
-        <w:t>The research above shows two important things. First, the concept of a university-exclusive community platform is globally proven. Platforms like Unii and CampusGroups have been running successfully for over a decade at real universities. This means our idea is justified. Second, none of these platforms are available to Riphah students, and even if they were, they all lack at least one feature that our students need.</w:t>
+        <w:t xml:space="preserve">The research above shows two important things. First, the concept of a university-exclusive community platform is globally proven. Platforms like </w:t>
+      </w:r>
+      <w:proofErr w:type="spellStart"/>
+      <w:r>
+        <w:rPr>
+          <w:rFonts w:ascii="Times New Roman" w:hAnsi="Times New Roman"/>
+          <w:color w:val="000000"/>
+        </w:rPr>
+        <w:t>Unii</w:t>
+      </w:r>
+      <w:proofErr w:type="spellEnd"/>
+      <w:r>
+        <w:rPr>
+          <w:rFonts w:ascii="Times New Roman" w:hAnsi="Times New Roman"/>
+          <w:color w:val="000000"/>
+        </w:rPr>
+        <w:t xml:space="preserve"> and </w:t>
+      </w:r>
+      <w:proofErr w:type="spellStart"/>
+      <w:r>
+        <w:rPr>
+          <w:rFonts w:ascii="Times New Roman" w:hAnsi="Times New Roman"/>
+          <w:color w:val="000000"/>
+        </w:rPr>
+        <w:t>CampusGroups</w:t>
+      </w:r>
+      <w:proofErr w:type="spellEnd"/>
+      <w:r>
+        <w:rPr>
+          <w:rFonts w:ascii="Times New Roman" w:hAnsi="Times New Roman"/>
+          <w:color w:val="000000"/>
+        </w:rPr>
+        <w:t xml:space="preserve"> have been running successfully for over a decade at real universities. This means our idea is justified. Second, none of these platforms are available to </w:t>
+      </w:r>
+      <w:proofErr w:type="spellStart"/>
+      <w:r>
+        <w:rPr>
+          <w:rFonts w:ascii="Times New Roman" w:hAnsi="Times New Roman"/>
+          <w:color w:val="000000"/>
+        </w:rPr>
+        <w:t>Riphah</w:t>
+      </w:r>
+      <w:proofErr w:type="spellEnd"/>
+      <w:r>
+        <w:rPr>
+          <w:rFonts w:ascii="Times New Roman" w:hAnsi="Times New Roman"/>
+          <w:color w:val="000000"/>
+        </w:rPr>
+        <w:t xml:space="preserve"> students, and even if they were, they all lack at least one feature that our students need.</w:t>
       </w:r>
     </w:p>
     <w:p>
@@ -11719,7 +13245,55 @@
           <w:rFonts w:ascii="Times New Roman" w:hAnsi="Times New Roman"/>
           <w:color w:val="000000"/>
         </w:rPr>
-        <w:t>The most significant gap is the Lost and Found module, which none of the four platforms provide. The second gap is availability in Pakistan, as no global platform currently serves Pakistani universities with verified access. The third gap is a single free platform that combines a posts feed, semester groups, events, messaging, announcements, and lost and found together. Riphah Konnect is built specifically to fill these gaps for Riphah International University.</w:t>
+        <w:t xml:space="preserve">The most significant gap is the Lost and Found module, which none of the four platforms provide. The second gap is availability in Pakistan, as no global platform currently serves Pakistani universities with verified access. The third gap is a single free platform that combines a posts feed, semester groups, events, messaging, announcements, and lost and found together. </w:t>
+      </w:r>
+      <w:proofErr w:type="spellStart"/>
+      <w:r>
+        <w:rPr>
+          <w:rFonts w:ascii="Times New Roman" w:hAnsi="Times New Roman"/>
+          <w:color w:val="000000"/>
+        </w:rPr>
+        <w:t>Riphah</w:t>
+      </w:r>
+      <w:proofErr w:type="spellEnd"/>
+      <w:r>
+        <w:rPr>
+          <w:rFonts w:ascii="Times New Roman" w:hAnsi="Times New Roman"/>
+          <w:color w:val="000000"/>
+        </w:rPr>
+        <w:t xml:space="preserve"> </w:t>
+      </w:r>
+      <w:proofErr w:type="spellStart"/>
+      <w:r>
+        <w:rPr>
+          <w:rFonts w:ascii="Times New Roman" w:hAnsi="Times New Roman"/>
+          <w:color w:val="000000"/>
+        </w:rPr>
+        <w:t>Konnect</w:t>
+      </w:r>
+      <w:proofErr w:type="spellEnd"/>
+      <w:r>
+        <w:rPr>
+          <w:rFonts w:ascii="Times New Roman" w:hAnsi="Times New Roman"/>
+          <w:color w:val="000000"/>
+        </w:rPr>
+        <w:t xml:space="preserve"> is built specifically to fill these gaps for </w:t>
+      </w:r>
+      <w:proofErr w:type="spellStart"/>
+      <w:r>
+        <w:rPr>
+          <w:rFonts w:ascii="Times New Roman" w:hAnsi="Times New Roman"/>
+          <w:color w:val="000000"/>
+        </w:rPr>
+        <w:t>Riphah</w:t>
+      </w:r>
+      <w:proofErr w:type="spellEnd"/>
+      <w:r>
+        <w:rPr>
+          <w:rFonts w:ascii="Times New Roman" w:hAnsi="Times New Roman"/>
+          <w:color w:val="000000"/>
+        </w:rPr>
+        <w:t xml:space="preserve"> International University.</w:t>
       </w:r>
     </w:p>
     <w:p>
@@ -11728,6 +13302,7 @@
         <w:spacing w:line="360" w:lineRule="auto"/>
       </w:pPr>
       <w:bookmarkStart w:id="26" w:name="_Toc227543922"/>
+      <w:proofErr w:type="gramStart"/>
       <w:r>
         <w:rPr>
           <w:rFonts w:ascii="Times New Roman" w:hAnsi="Times New Roman"/>
@@ -11735,6 +13310,7 @@
         <w:t>2.4  References</w:t>
       </w:r>
       <w:bookmarkEnd w:id="26"/>
+      <w:proofErr w:type="gramEnd"/>
     </w:p>
     <w:p>
       <w:pPr>
@@ -11746,7 +13322,48 @@
           <w:rFonts w:ascii="Times New Roman" w:hAnsi="Times New Roman"/>
           <w:color w:val="000000"/>
         </w:rPr>
-        <w:t>[1]  Unii Ltd., "Unii: The Student Network," Active since 2012. [Online]. Available: https://www.unii.com. [Accessed: Apr. 2026].</w:t>
+        <w:t>[1</w:t>
+      </w:r>
+      <w:proofErr w:type="gramStart"/>
+      <w:r>
+        <w:rPr>
+          <w:rFonts w:ascii="Times New Roman" w:hAnsi="Times New Roman"/>
+          <w:color w:val="000000"/>
+        </w:rPr>
+        <w:t xml:space="preserve">]  </w:t>
+      </w:r>
+      <w:proofErr w:type="spellStart"/>
+      <w:r>
+        <w:rPr>
+          <w:rFonts w:ascii="Times New Roman" w:hAnsi="Times New Roman"/>
+          <w:color w:val="000000"/>
+        </w:rPr>
+        <w:t>Unii</w:t>
+      </w:r>
+      <w:proofErr w:type="spellEnd"/>
+      <w:proofErr w:type="gramEnd"/>
+      <w:r>
+        <w:rPr>
+          <w:rFonts w:ascii="Times New Roman" w:hAnsi="Times New Roman"/>
+          <w:color w:val="000000"/>
+        </w:rPr>
+        <w:t xml:space="preserve"> Ltd., "</w:t>
+      </w:r>
+      <w:proofErr w:type="spellStart"/>
+      <w:r>
+        <w:rPr>
+          <w:rFonts w:ascii="Times New Roman" w:hAnsi="Times New Roman"/>
+          <w:color w:val="000000"/>
+        </w:rPr>
+        <w:t>Unii</w:t>
+      </w:r>
+      <w:proofErr w:type="spellEnd"/>
+      <w:r>
+        <w:rPr>
+          <w:rFonts w:ascii="Times New Roman" w:hAnsi="Times New Roman"/>
+          <w:color w:val="000000"/>
+        </w:rPr>
+        <w:t>: The Student Network," Active since 2012. [Online]. Available: https://www.unii.com. [Accessed: Apr. 2026].</w:t>
       </w:r>
     </w:p>
     <w:p>
@@ -11759,7 +13376,48 @@
           <w:rFonts w:ascii="Times New Roman" w:hAnsi="Times New Roman"/>
           <w:color w:val="000000"/>
         </w:rPr>
-        <w:t>[2]  UniLife Pty Ltd., "UniLife: Campus Engagement App," Australia. [Online]. Available: https://www.unilife.com.au. [Accessed: Apr. 2026].</w:t>
+        <w:t>[2</w:t>
+      </w:r>
+      <w:proofErr w:type="gramStart"/>
+      <w:r>
+        <w:rPr>
+          <w:rFonts w:ascii="Times New Roman" w:hAnsi="Times New Roman"/>
+          <w:color w:val="000000"/>
+        </w:rPr>
+        <w:t xml:space="preserve">]  </w:t>
+      </w:r>
+      <w:proofErr w:type="spellStart"/>
+      <w:r>
+        <w:rPr>
+          <w:rFonts w:ascii="Times New Roman" w:hAnsi="Times New Roman"/>
+          <w:color w:val="000000"/>
+        </w:rPr>
+        <w:t>UniLife</w:t>
+      </w:r>
+      <w:proofErr w:type="spellEnd"/>
+      <w:proofErr w:type="gramEnd"/>
+      <w:r>
+        <w:rPr>
+          <w:rFonts w:ascii="Times New Roman" w:hAnsi="Times New Roman"/>
+          <w:color w:val="000000"/>
+        </w:rPr>
+        <w:t xml:space="preserve"> Pty Ltd., "</w:t>
+      </w:r>
+      <w:proofErr w:type="spellStart"/>
+      <w:r>
+        <w:rPr>
+          <w:rFonts w:ascii="Times New Roman" w:hAnsi="Times New Roman"/>
+          <w:color w:val="000000"/>
+        </w:rPr>
+        <w:t>UniLife</w:t>
+      </w:r>
+      <w:proofErr w:type="spellEnd"/>
+      <w:r>
+        <w:rPr>
+          <w:rFonts w:ascii="Times New Roman" w:hAnsi="Times New Roman"/>
+          <w:color w:val="000000"/>
+        </w:rPr>
+        <w:t>: Campus Engagement App," Australia. [Online]. Available: https://www.unilife.com.au. [Accessed: Apr. 2026].</w:t>
       </w:r>
     </w:p>
     <w:p>
@@ -11772,7 +13430,23 @@
           <w:rFonts w:ascii="Times New Roman" w:hAnsi="Times New Roman"/>
           <w:color w:val="000000"/>
         </w:rPr>
-        <w:t>[3]  Meta Platforms Inc., "Facebook Campus," launched 2020, discontinued January 2022. Deployed at 204 universities. [Discontinued].</w:t>
+        <w:t>[3</w:t>
+      </w:r>
+      <w:proofErr w:type="gramStart"/>
+      <w:r>
+        <w:rPr>
+          <w:rFonts w:ascii="Times New Roman" w:hAnsi="Times New Roman"/>
+          <w:color w:val="000000"/>
+        </w:rPr>
+        <w:t>]  Meta</w:t>
+      </w:r>
+      <w:proofErr w:type="gramEnd"/>
+      <w:r>
+        <w:rPr>
+          <w:rFonts w:ascii="Times New Roman" w:hAnsi="Times New Roman"/>
+          <w:color w:val="000000"/>
+        </w:rPr>
+        <w:t xml:space="preserve"> Platforms Inc., "Facebook Campus," launched 2020, discontinued January 2022. Deployed at 204 universities. [Discontinued].</w:t>
       </w:r>
     </w:p>
     <w:p>
@@ -11785,7 +13459,48 @@
           <w:rFonts w:ascii="Times New Roman" w:hAnsi="Times New Roman"/>
           <w:color w:val="000000"/>
         </w:rPr>
-        <w:t>[4]  CampusGroups Inc., "CampusGroups: Campus Engagement Platform," used at 190+ universities including Stanford, Cornell, Princeton, and Duke. [Online]. Available: https://www.campusgroups.com. [Accessed: Apr. 2026].</w:t>
+        <w:t>[4</w:t>
+      </w:r>
+      <w:proofErr w:type="gramStart"/>
+      <w:r>
+        <w:rPr>
+          <w:rFonts w:ascii="Times New Roman" w:hAnsi="Times New Roman"/>
+          <w:color w:val="000000"/>
+        </w:rPr>
+        <w:t xml:space="preserve">]  </w:t>
+      </w:r>
+      <w:proofErr w:type="spellStart"/>
+      <w:r>
+        <w:rPr>
+          <w:rFonts w:ascii="Times New Roman" w:hAnsi="Times New Roman"/>
+          <w:color w:val="000000"/>
+        </w:rPr>
+        <w:t>CampusGroups</w:t>
+      </w:r>
+      <w:proofErr w:type="spellEnd"/>
+      <w:proofErr w:type="gramEnd"/>
+      <w:r>
+        <w:rPr>
+          <w:rFonts w:ascii="Times New Roman" w:hAnsi="Times New Roman"/>
+          <w:color w:val="000000"/>
+        </w:rPr>
+        <w:t xml:space="preserve"> Inc., "</w:t>
+      </w:r>
+      <w:proofErr w:type="spellStart"/>
+      <w:r>
+        <w:rPr>
+          <w:rFonts w:ascii="Times New Roman" w:hAnsi="Times New Roman"/>
+          <w:color w:val="000000"/>
+        </w:rPr>
+        <w:t>CampusGroups</w:t>
+      </w:r>
+      <w:proofErr w:type="spellEnd"/>
+      <w:r>
+        <w:rPr>
+          <w:rFonts w:ascii="Times New Roman" w:hAnsi="Times New Roman"/>
+          <w:color w:val="000000"/>
+        </w:rPr>
+        <w:t>: Campus Engagement Platform," used at 190+ universities including Stanford, Cornell, Princeton, and Duke. [Online]. Available: https://www.campusgroups.com. [Accessed: Apr. 2026].</w:t>
       </w:r>
     </w:p>
     <w:p>
@@ -11822,6 +13537,7 @@
         <w:spacing w:line="360" w:lineRule="auto"/>
       </w:pPr>
       <w:bookmarkStart w:id="28" w:name="_Toc227543924"/>
+      <w:proofErr w:type="gramStart"/>
       <w:r>
         <w:rPr>
           <w:rFonts w:ascii="Times New Roman" w:hAnsi="Times New Roman"/>
@@ -11829,6 +13545,7 @@
         <w:t>3.1  Introduction</w:t>
       </w:r>
       <w:bookmarkEnd w:id="28"/>
+      <w:proofErr w:type="gramEnd"/>
     </w:p>
     <w:p>
       <w:pPr>
@@ -11840,7 +13557,39 @@
           <w:rFonts w:ascii="Times New Roman" w:hAnsi="Times New Roman"/>
           <w:color w:val="000000"/>
         </w:rPr>
-        <w:t>This chapter covers all the requirements for the Riphah Konnect platform. We start with three problem scenario tables that show the specific problems our system is solving. Then we list the functional requirements for each role. This is followed by a brief non-functional requirements section. The chapter ends with black-box test cases for the main features, designed using equivalence partitioning to identify valid and invalid inputs.</w:t>
+        <w:t xml:space="preserve">This chapter covers all the requirements for the </w:t>
+      </w:r>
+      <w:proofErr w:type="spellStart"/>
+      <w:r>
+        <w:rPr>
+          <w:rFonts w:ascii="Times New Roman" w:hAnsi="Times New Roman"/>
+          <w:color w:val="000000"/>
+        </w:rPr>
+        <w:t>Riphah</w:t>
+      </w:r>
+      <w:proofErr w:type="spellEnd"/>
+      <w:r>
+        <w:rPr>
+          <w:rFonts w:ascii="Times New Roman" w:hAnsi="Times New Roman"/>
+          <w:color w:val="000000"/>
+        </w:rPr>
+        <w:t xml:space="preserve"> </w:t>
+      </w:r>
+      <w:proofErr w:type="spellStart"/>
+      <w:r>
+        <w:rPr>
+          <w:rFonts w:ascii="Times New Roman" w:hAnsi="Times New Roman"/>
+          <w:color w:val="000000"/>
+        </w:rPr>
+        <w:t>Konnect</w:t>
+      </w:r>
+      <w:proofErr w:type="spellEnd"/>
+      <w:r>
+        <w:rPr>
+          <w:rFonts w:ascii="Times New Roman" w:hAnsi="Times New Roman"/>
+          <w:color w:val="000000"/>
+        </w:rPr>
+        <w:t xml:space="preserve"> platform. We start with three problem scenario tables that show the specific problems our system is solving. Then we list the functional requirements for each role. This is followed by a brief non-functional requirements section. The chapter ends with black-box test cases for the main features, designed using equivalence partitioning to identify valid and invalid inputs.</w:t>
       </w:r>
     </w:p>
     <w:p>
@@ -11852,11 +13601,19 @@
         </w:rPr>
       </w:pPr>
       <w:bookmarkStart w:id="29" w:name="_Toc227543925"/>
-      <w:r>
-        <w:rPr>
-          <w:rFonts w:ascii="Times New Roman" w:hAnsi="Times New Roman"/>
-        </w:rPr>
-        <w:t>3.2  Problem Scenarios</w:t>
+      <w:proofErr w:type="gramStart"/>
+      <w:r>
+        <w:rPr>
+          <w:rFonts w:ascii="Times New Roman" w:hAnsi="Times New Roman"/>
+        </w:rPr>
+        <w:t>3.2  Problem</w:t>
+      </w:r>
+      <w:proofErr w:type="gramEnd"/>
+      <w:r>
+        <w:rPr>
+          <w:rFonts w:ascii="Times New Roman" w:hAnsi="Times New Roman"/>
+        </w:rPr>
+        <w:t xml:space="preserve"> Scenarios</w:t>
       </w:r>
       <w:bookmarkEnd w:id="29"/>
     </w:p>
@@ -11973,7 +13730,23 @@
                 <w:rFonts w:ascii="Times New Roman" w:hAnsi="Times New Roman"/>
                 <w:color w:val="000000"/>
               </w:rPr>
-              <w:t>No Dedicated Academic Platform for Riphah Students</w:t>
+              <w:t xml:space="preserve">No Dedicated Academic Platform for </w:t>
+            </w:r>
+            <w:proofErr w:type="spellStart"/>
+            <w:r>
+              <w:rPr>
+                <w:rFonts w:ascii="Times New Roman" w:hAnsi="Times New Roman"/>
+                <w:color w:val="000000"/>
+              </w:rPr>
+              <w:t>Riphah</w:t>
+            </w:r>
+            <w:proofErr w:type="spellEnd"/>
+            <w:r>
+              <w:rPr>
+                <w:rFonts w:ascii="Times New Roman" w:hAnsi="Times New Roman"/>
+                <w:color w:val="000000"/>
+              </w:rPr>
+              <w:t xml:space="preserve"> Students</w:t>
             </w:r>
           </w:p>
         </w:tc>
@@ -12570,11 +14343,19 @@
         <w:spacing w:line="360" w:lineRule="auto"/>
       </w:pPr>
       <w:bookmarkStart w:id="33" w:name="_Toc227543926"/>
-      <w:r>
-        <w:rPr>
-          <w:rFonts w:ascii="Times New Roman" w:hAnsi="Times New Roman"/>
-        </w:rPr>
-        <w:t>3.3  Functional Requirements</w:t>
+      <w:proofErr w:type="gramStart"/>
+      <w:r>
+        <w:rPr>
+          <w:rFonts w:ascii="Times New Roman" w:hAnsi="Times New Roman"/>
+        </w:rPr>
+        <w:t>3.3  Functional</w:t>
+      </w:r>
+      <w:proofErr w:type="gramEnd"/>
+      <w:r>
+        <w:rPr>
+          <w:rFonts w:ascii="Times New Roman" w:hAnsi="Times New Roman"/>
+        </w:rPr>
+        <w:t xml:space="preserve"> Requirements</w:t>
       </w:r>
       <w:bookmarkEnd w:id="33"/>
     </w:p>
@@ -12584,6 +14365,7 @@
         <w:spacing w:line="360" w:lineRule="auto"/>
       </w:pPr>
       <w:bookmarkStart w:id="34" w:name="_Toc227543927"/>
+      <w:proofErr w:type="gramStart"/>
       <w:r>
         <w:rPr>
           <w:rFonts w:ascii="Times New Roman" w:hAnsi="Times New Roman"/>
@@ -12591,6 +14373,7 @@
         <w:t>3.3.1  Student</w:t>
       </w:r>
       <w:bookmarkEnd w:id="34"/>
+      <w:proofErr w:type="gramEnd"/>
     </w:p>
     <w:p>
       <w:pPr>
@@ -12943,6 +14726,7 @@
         <w:spacing w:line="360" w:lineRule="auto"/>
       </w:pPr>
       <w:bookmarkStart w:id="35" w:name="_Toc227543928"/>
+      <w:proofErr w:type="gramStart"/>
       <w:r>
         <w:rPr>
           <w:rFonts w:ascii="Times New Roman" w:hAnsi="Times New Roman"/>
@@ -12950,6 +14734,7 @@
         <w:t>3.3.2  Teacher</w:t>
       </w:r>
       <w:bookmarkEnd w:id="35"/>
+      <w:proofErr w:type="gramEnd"/>
     </w:p>
     <w:p>
       <w:pPr>
@@ -13407,11 +15192,19 @@
         <w:spacing w:line="360" w:lineRule="auto"/>
       </w:pPr>
       <w:bookmarkStart w:id="36" w:name="_Toc227543929"/>
-      <w:r>
-        <w:rPr>
-          <w:rFonts w:ascii="Times New Roman" w:hAnsi="Times New Roman"/>
-        </w:rPr>
-        <w:t>3.3.3  University Administration</w:t>
+      <w:proofErr w:type="gramStart"/>
+      <w:r>
+        <w:rPr>
+          <w:rFonts w:ascii="Times New Roman" w:hAnsi="Times New Roman"/>
+        </w:rPr>
+        <w:t>3.3.3  University</w:t>
+      </w:r>
+      <w:proofErr w:type="gramEnd"/>
+      <w:r>
+        <w:rPr>
+          <w:rFonts w:ascii="Times New Roman" w:hAnsi="Times New Roman"/>
+        </w:rPr>
+        <w:t xml:space="preserve"> Administration</w:t>
       </w:r>
       <w:bookmarkEnd w:id="36"/>
     </w:p>
@@ -13873,11 +15666,19 @@
         <w:spacing w:line="360" w:lineRule="auto"/>
       </w:pPr>
       <w:bookmarkStart w:id="37" w:name="_Toc227543930"/>
-      <w:r>
-        <w:rPr>
-          <w:rFonts w:ascii="Times New Roman" w:hAnsi="Times New Roman"/>
-        </w:rPr>
-        <w:t>3.3.4  Coordination Office</w:t>
+      <w:proofErr w:type="gramStart"/>
+      <w:r>
+        <w:rPr>
+          <w:rFonts w:ascii="Times New Roman" w:hAnsi="Times New Roman"/>
+        </w:rPr>
+        <w:t>3.3.4  Coordination</w:t>
+      </w:r>
+      <w:proofErr w:type="gramEnd"/>
+      <w:r>
+        <w:rPr>
+          <w:rFonts w:ascii="Times New Roman" w:hAnsi="Times New Roman"/>
+        </w:rPr>
+        <w:t xml:space="preserve"> Office</w:t>
       </w:r>
       <w:bookmarkEnd w:id="37"/>
     </w:p>
@@ -14253,11 +16054,19 @@
         <w:spacing w:line="360" w:lineRule="auto"/>
       </w:pPr>
       <w:bookmarkStart w:id="38" w:name="_Toc227543931"/>
-      <w:r>
-        <w:rPr>
-          <w:rFonts w:ascii="Times New Roman" w:hAnsi="Times New Roman"/>
-        </w:rPr>
-        <w:t>3.3.5  System Admin</w:t>
+      <w:proofErr w:type="gramStart"/>
+      <w:r>
+        <w:rPr>
+          <w:rFonts w:ascii="Times New Roman" w:hAnsi="Times New Roman"/>
+        </w:rPr>
+        <w:t>3.3.5  System</w:t>
+      </w:r>
+      <w:proofErr w:type="gramEnd"/>
+      <w:r>
+        <w:rPr>
+          <w:rFonts w:ascii="Times New Roman" w:hAnsi="Times New Roman"/>
+        </w:rPr>
+        <w:t xml:space="preserve"> Admin</w:t>
       </w:r>
       <w:bookmarkEnd w:id="38"/>
     </w:p>
@@ -14570,11 +16379,19 @@
         <w:spacing w:line="360" w:lineRule="auto"/>
       </w:pPr>
       <w:bookmarkStart w:id="39" w:name="_Toc227543932"/>
-      <w:r>
-        <w:rPr>
-          <w:rFonts w:ascii="Times New Roman" w:hAnsi="Times New Roman"/>
-        </w:rPr>
-        <w:t>3.4  Non-Functional Requirements</w:t>
+      <w:proofErr w:type="gramStart"/>
+      <w:r>
+        <w:rPr>
+          <w:rFonts w:ascii="Times New Roman" w:hAnsi="Times New Roman"/>
+        </w:rPr>
+        <w:t>3.4  Non</w:t>
+      </w:r>
+      <w:proofErr w:type="gramEnd"/>
+      <w:r>
+        <w:rPr>
+          <w:rFonts w:ascii="Times New Roman" w:hAnsi="Times New Roman"/>
+        </w:rPr>
+        <w:t>-Functional Requirements</w:t>
       </w:r>
       <w:bookmarkEnd w:id="39"/>
     </w:p>
@@ -14597,12 +16414,20 @@
         <w:spacing w:line="360" w:lineRule="auto"/>
       </w:pPr>
       <w:bookmarkStart w:id="40" w:name="_Toc227543933"/>
+      <w:proofErr w:type="gramStart"/>
       <w:r>
         <w:rPr>
           <w:rFonts w:ascii="Times New Roman" w:hAnsi="Times New Roman"/>
         </w:rPr>
         <w:lastRenderedPageBreak/>
-        <w:t>3.5  SQA Activities: Defect Detection</w:t>
+        <w:t>3.5  SQA</w:t>
+      </w:r>
+      <w:proofErr w:type="gramEnd"/>
+      <w:r>
+        <w:rPr>
+          <w:rFonts w:ascii="Times New Roman" w:hAnsi="Times New Roman"/>
+        </w:rPr>
+        <w:t xml:space="preserve"> Activities: Defect Detection</w:t>
       </w:r>
       <w:bookmarkEnd w:id="40"/>
     </w:p>
@@ -14616,7 +16441,39 @@
           <w:rFonts w:ascii="Times New Roman" w:hAnsi="Times New Roman"/>
           <w:color w:val="000000"/>
         </w:rPr>
-        <w:t>We used black-box testing with equivalence partitioning to design test cases for the main features of Riphah Konnect. Each test case table shows the input fields being tested, the valid class of inputs (what should be accepted), and the invalid class (what should be rejected). These test cases are used to check whether the system correctly handles both correct and incorrect inputs.</w:t>
+        <w:t xml:space="preserve">We used black-box testing with equivalence partitioning to design test cases for the main features of </w:t>
+      </w:r>
+      <w:proofErr w:type="spellStart"/>
+      <w:r>
+        <w:rPr>
+          <w:rFonts w:ascii="Times New Roman" w:hAnsi="Times New Roman"/>
+          <w:color w:val="000000"/>
+        </w:rPr>
+        <w:t>Riphah</w:t>
+      </w:r>
+      <w:proofErr w:type="spellEnd"/>
+      <w:r>
+        <w:rPr>
+          <w:rFonts w:ascii="Times New Roman" w:hAnsi="Times New Roman"/>
+          <w:color w:val="000000"/>
+        </w:rPr>
+        <w:t xml:space="preserve"> </w:t>
+      </w:r>
+      <w:proofErr w:type="spellStart"/>
+      <w:r>
+        <w:rPr>
+          <w:rFonts w:ascii="Times New Roman" w:hAnsi="Times New Roman"/>
+          <w:color w:val="000000"/>
+        </w:rPr>
+        <w:t>Konnect</w:t>
+      </w:r>
+      <w:proofErr w:type="spellEnd"/>
+      <w:r>
+        <w:rPr>
+          <w:rFonts w:ascii="Times New Roman" w:hAnsi="Times New Roman"/>
+          <w:color w:val="000000"/>
+        </w:rPr>
+        <w:t>. Each test case table shows the input fields being tested, the valid class of inputs (what should be accepted), and the invalid class (what should be rejected). These test cases are used to check whether the system correctly handles both correct and incorrect inputs.</w:t>
       </w:r>
     </w:p>
     <w:p>
@@ -14625,11 +16482,19 @@
         <w:spacing w:after="120" w:line="360" w:lineRule="auto"/>
       </w:pPr>
       <w:bookmarkStart w:id="41" w:name="_Toc227543934"/>
-      <w:r>
-        <w:rPr>
-          <w:rFonts w:ascii="Times New Roman" w:hAnsi="Times New Roman"/>
-        </w:rPr>
-        <w:t>3.5.1  Test Case Design</w:t>
+      <w:proofErr w:type="gramStart"/>
+      <w:r>
+        <w:rPr>
+          <w:rFonts w:ascii="Times New Roman" w:hAnsi="Times New Roman"/>
+        </w:rPr>
+        <w:t>3.5.1  Test</w:t>
+      </w:r>
+      <w:proofErr w:type="gramEnd"/>
+      <w:r>
+        <w:rPr>
+          <w:rFonts w:ascii="Times New Roman" w:hAnsi="Times New Roman"/>
+        </w:rPr>
+        <w:t xml:space="preserve"> Case Design</w:t>
       </w:r>
       <w:bookmarkEnd w:id="41"/>
     </w:p>
@@ -14639,11 +16504,19 @@
         <w:spacing w:line="360" w:lineRule="auto"/>
       </w:pPr>
       <w:bookmarkStart w:id="42" w:name="_Toc227543935"/>
-      <w:r>
-        <w:rPr>
-          <w:rFonts w:ascii="Times New Roman" w:hAnsi="Times New Roman"/>
-        </w:rPr>
-        <w:t>3.5.1.1  User Registration</w:t>
+      <w:proofErr w:type="gramStart"/>
+      <w:r>
+        <w:rPr>
+          <w:rFonts w:ascii="Times New Roman" w:hAnsi="Times New Roman"/>
+        </w:rPr>
+        <w:t>3.5.1.1  User</w:t>
+      </w:r>
+      <w:proofErr w:type="gramEnd"/>
+      <w:r>
+        <w:rPr>
+          <w:rFonts w:ascii="Times New Roman" w:hAnsi="Times New Roman"/>
+        </w:rPr>
+        <w:t xml:space="preserve"> Registration</w:t>
       </w:r>
       <w:bookmarkEnd w:id="42"/>
     </w:p>
@@ -15022,11 +16895,19 @@
         <w:spacing w:line="360" w:lineRule="auto"/>
       </w:pPr>
       <w:bookmarkStart w:id="43" w:name="_Toc227543936"/>
-      <w:r>
-        <w:rPr>
-          <w:rFonts w:ascii="Times New Roman" w:hAnsi="Times New Roman"/>
-        </w:rPr>
-        <w:t>3.5.1.2  User Login</w:t>
+      <w:proofErr w:type="gramStart"/>
+      <w:r>
+        <w:rPr>
+          <w:rFonts w:ascii="Times New Roman" w:hAnsi="Times New Roman"/>
+        </w:rPr>
+        <w:t>3.5.1.2  User</w:t>
+      </w:r>
+      <w:proofErr w:type="gramEnd"/>
+      <w:r>
+        <w:rPr>
+          <w:rFonts w:ascii="Times New Roman" w:hAnsi="Times New Roman"/>
+        </w:rPr>
+        <w:t xml:space="preserve"> Login</w:t>
       </w:r>
       <w:bookmarkEnd w:id="43"/>
     </w:p>
@@ -15147,7 +17028,23 @@
                 <w:rFonts w:ascii="Times New Roman" w:hAnsi="Times New Roman"/>
                 <w:color w:val="000000"/>
               </w:rPr>
-              <w:t>A registered Riphah email address</w:t>
+              <w:t xml:space="preserve">A registered </w:t>
+            </w:r>
+            <w:proofErr w:type="spellStart"/>
+            <w:r>
+              <w:rPr>
+                <w:rFonts w:ascii="Times New Roman" w:hAnsi="Times New Roman"/>
+                <w:color w:val="000000"/>
+              </w:rPr>
+              <w:t>Riphah</w:t>
+            </w:r>
+            <w:proofErr w:type="spellEnd"/>
+            <w:r>
+              <w:rPr>
+                <w:rFonts w:ascii="Times New Roman" w:hAnsi="Times New Roman"/>
+                <w:color w:val="000000"/>
+              </w:rPr>
+              <w:t xml:space="preserve"> email address</w:t>
             </w:r>
           </w:p>
         </w:tc>
@@ -15237,11 +17134,19 @@
         <w:spacing w:line="360" w:lineRule="auto"/>
       </w:pPr>
       <w:bookmarkStart w:id="44" w:name="_Toc227543937"/>
-      <w:r>
-        <w:rPr>
-          <w:rFonts w:ascii="Times New Roman" w:hAnsi="Times New Roman"/>
-        </w:rPr>
-        <w:t>3.5.1.3  Create Post</w:t>
+      <w:proofErr w:type="gramStart"/>
+      <w:r>
+        <w:rPr>
+          <w:rFonts w:ascii="Times New Roman" w:hAnsi="Times New Roman"/>
+        </w:rPr>
+        <w:t>3.5.1.3  Create</w:t>
+      </w:r>
+      <w:proofErr w:type="gramEnd"/>
+      <w:r>
+        <w:rPr>
+          <w:rFonts w:ascii="Times New Roman" w:hAnsi="Times New Roman"/>
+        </w:rPr>
+        <w:t xml:space="preserve"> Post</w:t>
       </w:r>
       <w:bookmarkEnd w:id="44"/>
     </w:p>
@@ -15453,11 +17358,19 @@
         <w:spacing w:line="360" w:lineRule="auto"/>
       </w:pPr>
       <w:bookmarkStart w:id="45" w:name="_Toc227543938"/>
-      <w:r>
-        <w:rPr>
-          <w:rFonts w:ascii="Times New Roman" w:hAnsi="Times New Roman"/>
-        </w:rPr>
-        <w:t>3.5.1.4  Create Semester Group</w:t>
+      <w:proofErr w:type="gramStart"/>
+      <w:r>
+        <w:rPr>
+          <w:rFonts w:ascii="Times New Roman" w:hAnsi="Times New Roman"/>
+        </w:rPr>
+        <w:t>3.5.1.4  Create</w:t>
+      </w:r>
+      <w:proofErr w:type="gramEnd"/>
+      <w:r>
+        <w:rPr>
+          <w:rFonts w:ascii="Times New Roman" w:hAnsi="Times New Roman"/>
+        </w:rPr>
+        <w:t xml:space="preserve"> Semester Group</w:t>
       </w:r>
       <w:bookmarkEnd w:id="45"/>
     </w:p>
@@ -15724,11 +17637,19 @@
         <w:spacing w:line="360" w:lineRule="auto"/>
       </w:pPr>
       <w:bookmarkStart w:id="46" w:name="_Toc227543939"/>
-      <w:r>
-        <w:rPr>
-          <w:rFonts w:ascii="Times New Roman" w:hAnsi="Times New Roman"/>
-        </w:rPr>
-        <w:t>3.5.1.5  Join Semester Group</w:t>
+      <w:proofErr w:type="gramStart"/>
+      <w:r>
+        <w:rPr>
+          <w:rFonts w:ascii="Times New Roman" w:hAnsi="Times New Roman"/>
+        </w:rPr>
+        <w:t>3.5.1.5  Join</w:t>
+      </w:r>
+      <w:proofErr w:type="gramEnd"/>
+      <w:r>
+        <w:rPr>
+          <w:rFonts w:ascii="Times New Roman" w:hAnsi="Times New Roman"/>
+        </w:rPr>
+        <w:t xml:space="preserve"> Semester Group</w:t>
       </w:r>
       <w:bookmarkEnd w:id="46"/>
     </w:p>
@@ -15939,11 +17860,19 @@
         <w:spacing w:line="360" w:lineRule="auto"/>
       </w:pPr>
       <w:bookmarkStart w:id="47" w:name="_Toc227543940"/>
-      <w:r>
-        <w:rPr>
-          <w:rFonts w:ascii="Times New Roman" w:hAnsi="Times New Roman"/>
-        </w:rPr>
-        <w:t>3.5.1.6  Create Campus Event</w:t>
+      <w:proofErr w:type="gramStart"/>
+      <w:r>
+        <w:rPr>
+          <w:rFonts w:ascii="Times New Roman" w:hAnsi="Times New Roman"/>
+        </w:rPr>
+        <w:t>3.5.1.6  Create</w:t>
+      </w:r>
+      <w:proofErr w:type="gramEnd"/>
+      <w:r>
+        <w:rPr>
+          <w:rFonts w:ascii="Times New Roman" w:hAnsi="Times New Roman"/>
+        </w:rPr>
+        <w:t xml:space="preserve"> Campus Event</w:t>
       </w:r>
       <w:bookmarkEnd w:id="47"/>
     </w:p>
@@ -16210,12 +18139,20 @@
         <w:spacing w:line="360" w:lineRule="auto"/>
       </w:pPr>
       <w:bookmarkStart w:id="48" w:name="_Toc227543941"/>
+      <w:proofErr w:type="gramStart"/>
       <w:r>
         <w:rPr>
           <w:rFonts w:ascii="Times New Roman" w:hAnsi="Times New Roman"/>
         </w:rPr>
         <w:lastRenderedPageBreak/>
-        <w:t>3.5.1.7  RSVP to Campus Event</w:t>
+        <w:t>3.5.1.7  RSVP</w:t>
+      </w:r>
+      <w:proofErr w:type="gramEnd"/>
+      <w:r>
+        <w:rPr>
+          <w:rFonts w:ascii="Times New Roman" w:hAnsi="Times New Roman"/>
+        </w:rPr>
+        <w:t xml:space="preserve"> to Campus Event</w:t>
       </w:r>
       <w:bookmarkEnd w:id="48"/>
     </w:p>
@@ -16426,11 +18363,19 @@
         <w:spacing w:line="360" w:lineRule="auto"/>
       </w:pPr>
       <w:bookmarkStart w:id="49" w:name="_Toc227543942"/>
-      <w:r>
-        <w:rPr>
-          <w:rFonts w:ascii="Times New Roman" w:hAnsi="Times New Roman"/>
-        </w:rPr>
-        <w:t>3.5.1.8  Report Lost/Found Item</w:t>
+      <w:proofErr w:type="gramStart"/>
+      <w:r>
+        <w:rPr>
+          <w:rFonts w:ascii="Times New Roman" w:hAnsi="Times New Roman"/>
+        </w:rPr>
+        <w:t>3.5.1.8  Report</w:t>
+      </w:r>
+      <w:proofErr w:type="gramEnd"/>
+      <w:r>
+        <w:rPr>
+          <w:rFonts w:ascii="Times New Roman" w:hAnsi="Times New Roman"/>
+        </w:rPr>
+        <w:t xml:space="preserve"> Lost/Found Item</w:t>
       </w:r>
       <w:bookmarkEnd w:id="49"/>
     </w:p>
@@ -16753,11 +18698,19 @@
         <w:spacing w:line="360" w:lineRule="auto"/>
       </w:pPr>
       <w:bookmarkStart w:id="50" w:name="_Toc227543943"/>
-      <w:r>
-        <w:rPr>
-          <w:rFonts w:ascii="Times New Roman" w:hAnsi="Times New Roman"/>
-        </w:rPr>
-        <w:t>3.5.1.9  Send Message</w:t>
+      <w:proofErr w:type="gramStart"/>
+      <w:r>
+        <w:rPr>
+          <w:rFonts w:ascii="Times New Roman" w:hAnsi="Times New Roman"/>
+        </w:rPr>
+        <w:t>3.5.1.9  Send</w:t>
+      </w:r>
+      <w:proofErr w:type="gramEnd"/>
+      <w:r>
+        <w:rPr>
+          <w:rFonts w:ascii="Times New Roman" w:hAnsi="Times New Roman"/>
+        </w:rPr>
+        <w:t xml:space="preserve"> Message</w:t>
       </w:r>
       <w:bookmarkEnd w:id="50"/>
     </w:p>
@@ -16968,11 +18921,19 @@
         <w:spacing w:line="360" w:lineRule="auto"/>
       </w:pPr>
       <w:bookmarkStart w:id="51" w:name="_Toc227543944"/>
-      <w:r>
-        <w:rPr>
-          <w:rFonts w:ascii="Times New Roman" w:hAnsi="Times New Roman"/>
-        </w:rPr>
-        <w:t>3.5.1.10  Post Announcement</w:t>
+      <w:proofErr w:type="gramStart"/>
+      <w:r>
+        <w:rPr>
+          <w:rFonts w:ascii="Times New Roman" w:hAnsi="Times New Roman"/>
+        </w:rPr>
+        <w:t>3.5.1.10  Post</w:t>
+      </w:r>
+      <w:proofErr w:type="gramEnd"/>
+      <w:r>
+        <w:rPr>
+          <w:rFonts w:ascii="Times New Roman" w:hAnsi="Times New Roman"/>
+        </w:rPr>
+        <w:t xml:space="preserve"> Announcement</w:t>
       </w:r>
       <w:bookmarkEnd w:id="51"/>
     </w:p>
@@ -17324,6 +19285,7 @@
         <w:spacing w:line="360" w:lineRule="auto"/>
       </w:pPr>
       <w:bookmarkStart w:id="53" w:name="_Toc227543946"/>
+      <w:proofErr w:type="gramStart"/>
       <w:r>
         <w:rPr>
           <w:rFonts w:ascii="Times New Roman" w:hAnsi="Times New Roman"/>
@@ -17331,6 +19293,7 @@
         <w:t>4.1  Introduction</w:t>
       </w:r>
       <w:bookmarkEnd w:id="53"/>
+      <w:proofErr w:type="gramEnd"/>
     </w:p>
     <w:p>
       <w:pPr>
@@ -17342,7 +19305,39 @@
           <w:rFonts w:ascii="Times New Roman" w:hAnsi="Times New Roman"/>
           <w:color w:val="000000"/>
         </w:rPr>
-        <w:t>This chapter describes how Riphah Konnect is designed. It starts with the system architecture, showing how the frontend, backend, and database are organized. This is followed by the class diagram, which maps out all the data models used in the system. The activity diagrams show the step-by-step flow for a student and for an admin. The use case diagrams show what each type of user can do in the system. Finally, the fully addressed use case tables give a detailed breakdown of the main actions that students, teachers, coordination staff, and admins perform.</w:t>
+        <w:t xml:space="preserve">This chapter describes how </w:t>
+      </w:r>
+      <w:proofErr w:type="spellStart"/>
+      <w:r>
+        <w:rPr>
+          <w:rFonts w:ascii="Times New Roman" w:hAnsi="Times New Roman"/>
+          <w:color w:val="000000"/>
+        </w:rPr>
+        <w:t>Riphah</w:t>
+      </w:r>
+      <w:proofErr w:type="spellEnd"/>
+      <w:r>
+        <w:rPr>
+          <w:rFonts w:ascii="Times New Roman" w:hAnsi="Times New Roman"/>
+          <w:color w:val="000000"/>
+        </w:rPr>
+        <w:t xml:space="preserve"> </w:t>
+      </w:r>
+      <w:proofErr w:type="spellStart"/>
+      <w:r>
+        <w:rPr>
+          <w:rFonts w:ascii="Times New Roman" w:hAnsi="Times New Roman"/>
+          <w:color w:val="000000"/>
+        </w:rPr>
+        <w:t>Konnect</w:t>
+      </w:r>
+      <w:proofErr w:type="spellEnd"/>
+      <w:r>
+        <w:rPr>
+          <w:rFonts w:ascii="Times New Roman" w:hAnsi="Times New Roman"/>
+          <w:color w:val="000000"/>
+        </w:rPr>
+        <w:t xml:space="preserve"> is designed. It starts with the system architecture, showing how the frontend, backend, and database are organized. This is followed by the class diagram, which maps out all the data models used in the system. The activity diagrams show the step-by-step flow for a student and for an admin. The use case diagrams show what each type of user can do in the system. Finally, the fully addressed use case tables give a detailed breakdown of the main actions that students, teachers, coordination staff, and admins perform.</w:t>
       </w:r>
     </w:p>
     <w:p>
@@ -17351,11 +19346,19 @@
         <w:spacing w:line="360" w:lineRule="auto"/>
       </w:pPr>
       <w:bookmarkStart w:id="54" w:name="_Toc227543947"/>
-      <w:r>
-        <w:rPr>
-          <w:rFonts w:ascii="Times New Roman" w:hAnsi="Times New Roman"/>
-        </w:rPr>
-        <w:t>4.2  Architectural Design</w:t>
+      <w:proofErr w:type="gramStart"/>
+      <w:r>
+        <w:rPr>
+          <w:rFonts w:ascii="Times New Roman" w:hAnsi="Times New Roman"/>
+        </w:rPr>
+        <w:t>4.2  Architectural</w:t>
+      </w:r>
+      <w:proofErr w:type="gramEnd"/>
+      <w:r>
+        <w:rPr>
+          <w:rFonts w:ascii="Times New Roman" w:hAnsi="Times New Roman"/>
+        </w:rPr>
+        <w:t xml:space="preserve"> Design</w:t>
       </w:r>
       <w:bookmarkEnd w:id="54"/>
     </w:p>
@@ -17363,23 +19366,159 @@
       <w:pPr>
         <w:spacing w:before="160" w:after="120" w:line="360" w:lineRule="auto"/>
         <w:jc w:val="both"/>
-      </w:pPr>
-      <w:r>
-        <w:rPr>
-          <w:rFonts w:ascii="Times New Roman" w:hAnsi="Times New Roman"/>
-          <w:color w:val="000000"/>
-        </w:rPr>
-        <w:t>Riphah Konnect follows a three-tier architecture. The first tier is the client side, which runs entirely in the browser using React 18, TailwindCSS, React Router, and Axios. The second tier is the backend server built with Node.js and Express.js. It handles all API requests, manages user authentication using JWT tokens, and runs a Socket.io server for real-time messaging. The third tier is the database, which is PostgreSQL hosted on Supabase, accessed through Prisma ORM. The backend also connects to Gmail SMTP to send password reset emails. Figure 1 shows the full architecture.</w:t>
+        <w:rPr>
+          <w:sz w:val="24"/>
+          <w:szCs w:val="24"/>
+        </w:rPr>
+      </w:pPr>
+      <w:proofErr w:type="spellStart"/>
+      <w:r>
+        <w:rPr>
+          <w:rFonts w:ascii="Times New Roman" w:hAnsi="Times New Roman"/>
+          <w:color w:val="000000"/>
+          <w:sz w:val="24"/>
+          <w:szCs w:val="24"/>
+        </w:rPr>
+        <w:t>Riphah</w:t>
+      </w:r>
+      <w:proofErr w:type="spellEnd"/>
+      <w:r>
+        <w:rPr>
+          <w:rFonts w:ascii="Times New Roman" w:hAnsi="Times New Roman"/>
+          <w:color w:val="000000"/>
+          <w:sz w:val="24"/>
+          <w:szCs w:val="24"/>
+        </w:rPr>
+        <w:t xml:space="preserve"> </w:t>
+      </w:r>
+      <w:proofErr w:type="spellStart"/>
+      <w:r>
+        <w:rPr>
+          <w:rFonts w:ascii="Times New Roman" w:hAnsi="Times New Roman"/>
+          <w:color w:val="000000"/>
+          <w:sz w:val="24"/>
+          <w:szCs w:val="24"/>
+        </w:rPr>
+        <w:t>Konnect</w:t>
+      </w:r>
+      <w:proofErr w:type="spellEnd"/>
+      <w:r>
+        <w:rPr>
+          <w:rFonts w:ascii="Times New Roman" w:hAnsi="Times New Roman"/>
+          <w:color w:val="000000"/>
+          <w:sz w:val="24"/>
+          <w:szCs w:val="24"/>
+        </w:rPr>
+        <w:t xml:space="preserve"> follows a three-tier architecture. The first tier is the client side, which runs entirely in the browser using React 18, </w:t>
+      </w:r>
+      <w:proofErr w:type="spellStart"/>
+      <w:r>
+        <w:rPr>
+          <w:rFonts w:ascii="Times New Roman" w:hAnsi="Times New Roman"/>
+          <w:color w:val="000000"/>
+          <w:sz w:val="24"/>
+          <w:szCs w:val="24"/>
+        </w:rPr>
+        <w:t>TailwindCSS</w:t>
+      </w:r>
+      <w:proofErr w:type="spellEnd"/>
+      <w:r>
+        <w:rPr>
+          <w:rFonts w:ascii="Times New Roman" w:hAnsi="Times New Roman"/>
+          <w:color w:val="000000"/>
+          <w:sz w:val="24"/>
+          <w:szCs w:val="24"/>
+        </w:rPr>
+        <w:t xml:space="preserve">, React Router, and </w:t>
+      </w:r>
+      <w:proofErr w:type="spellStart"/>
+      <w:r>
+        <w:rPr>
+          <w:rFonts w:ascii="Times New Roman" w:hAnsi="Times New Roman"/>
+          <w:color w:val="000000"/>
+          <w:sz w:val="24"/>
+          <w:szCs w:val="24"/>
+        </w:rPr>
+        <w:t>Axios</w:t>
+      </w:r>
+      <w:proofErr w:type="spellEnd"/>
+      <w:r>
+        <w:rPr>
+          <w:rFonts w:ascii="Times New Roman" w:hAnsi="Times New Roman"/>
+          <w:color w:val="000000"/>
+          <w:sz w:val="24"/>
+          <w:szCs w:val="24"/>
+        </w:rPr>
+        <w:t xml:space="preserve">. The second tier is the backend server built with Node.js and Express.js. It handles all API requests, manages user authentication using JWT tokens, and runs a Socket.io server for real-time </w:t>
+      </w:r>
+      <w:bookmarkStart w:id="55" w:name="_GoBack"/>
+      <w:bookmarkEnd w:id="55"/>
+      <w:r>
+        <w:rPr>
+          <w:rFonts w:ascii="Times New Roman" w:hAnsi="Times New Roman"/>
+          <w:color w:val="000000"/>
+          <w:sz w:val="24"/>
+          <w:szCs w:val="24"/>
+        </w:rPr>
+        <w:t xml:space="preserve">messaging. The third tier is the database, which is PostgreSQL hosted on </w:t>
+      </w:r>
+      <w:proofErr w:type="spellStart"/>
+      <w:r>
+        <w:rPr>
+          <w:rFonts w:ascii="Times New Roman" w:hAnsi="Times New Roman"/>
+          <w:color w:val="000000"/>
+          <w:sz w:val="24"/>
+          <w:szCs w:val="24"/>
+        </w:rPr>
+        <w:t>Supabase</w:t>
+      </w:r>
+      <w:proofErr w:type="spellEnd"/>
+      <w:r>
+        <w:rPr>
+          <w:rFonts w:ascii="Times New Roman" w:hAnsi="Times New Roman"/>
+          <w:color w:val="000000"/>
+          <w:sz w:val="24"/>
+          <w:szCs w:val="24"/>
+        </w:rPr>
+        <w:t xml:space="preserve">, accessed through </w:t>
+      </w:r>
+      <w:proofErr w:type="spellStart"/>
+      <w:r>
+        <w:rPr>
+          <w:rFonts w:ascii="Times New Roman" w:hAnsi="Times New Roman"/>
+          <w:color w:val="000000"/>
+          <w:sz w:val="24"/>
+          <w:szCs w:val="24"/>
+        </w:rPr>
+        <w:t>Prisma</w:t>
+      </w:r>
+      <w:proofErr w:type="spellEnd"/>
+      <w:r>
+        <w:rPr>
+          <w:rFonts w:ascii="Times New Roman" w:hAnsi="Times New Roman"/>
+          <w:color w:val="000000"/>
+          <w:sz w:val="24"/>
+          <w:szCs w:val="24"/>
+        </w:rPr>
+        <w:t xml:space="preserve"> ORM. The backend also connects to Gmail SMTP to send password reset emails. Figure 1 shows the full architecture.</w:t>
       </w:r>
     </w:p>
     <w:p>
       <w:pPr>
         <w:spacing w:after="0" w:line="360" w:lineRule="auto"/>
+        <w:rPr>
+          <w:sz w:val="24"/>
+          <w:szCs w:val="24"/>
+        </w:rPr>
       </w:pPr>
     </w:p>
     <w:p>
       <w:pPr>
         <w:spacing w:after="0" w:line="360" w:lineRule="auto"/>
+        <w:rPr>
+          <w:sz w:val="24"/>
+          <w:szCs w:val="24"/>
+        </w:rPr>
       </w:pPr>
     </w:p>
     <w:tbl>
@@ -17405,12 +19544,18 @@
             <w:pPr>
               <w:spacing w:before="360" w:line="360" w:lineRule="auto"/>
               <w:jc w:val="center"/>
+              <w:rPr>
+                <w:sz w:val="24"/>
+                <w:szCs w:val="24"/>
+              </w:rPr>
             </w:pPr>
             <w:r>
               <w:rPr>
                 <w:rFonts w:ascii="Times New Roman" w:hAnsi="Times New Roman"/>
                 <w:i/>
                 <w:color w:val="555555"/>
+                <w:sz w:val="24"/>
+                <w:szCs w:val="24"/>
               </w:rPr>
               <w:t>[ Figure 4.1: Architecture Diagram ]</w:t>
             </w:r>
@@ -17419,13 +19564,18 @@
             <w:pPr>
               <w:spacing w:line="360" w:lineRule="auto"/>
               <w:jc w:val="center"/>
+              <w:rPr>
+                <w:sz w:val="24"/>
+                <w:szCs w:val="24"/>
+              </w:rPr>
             </w:pPr>
             <w:r>
               <w:rPr>
                 <w:rFonts w:ascii="Times New Roman" w:hAnsi="Times New Roman"/>
                 <w:i/>
                 <w:color w:val="888888"/>
-                <w:sz w:val="20"/>
+                <w:sz w:val="24"/>
+                <w:szCs w:val="24"/>
               </w:rPr>
               <w:t>Export  arch.png  from Enterprise Architect</w:t>
             </w:r>
@@ -17436,42 +19586,74 @@
     <w:p>
       <w:pPr>
         <w:spacing w:after="80" w:line="360" w:lineRule="auto"/>
+        <w:rPr>
+          <w:sz w:val="24"/>
+          <w:szCs w:val="24"/>
+        </w:rPr>
       </w:pPr>
     </w:p>
     <w:p>
       <w:pPr>
         <w:pStyle w:val="FigureCaption"/>
         <w:spacing w:before="120" w:after="280" w:line="360" w:lineRule="auto"/>
-      </w:pPr>
-      <w:bookmarkStart w:id="55" w:name="_lf1"/>
-      <w:r>
+        <w:rPr>
+          <w:sz w:val="24"/>
+          <w:szCs w:val="24"/>
+        </w:rPr>
+      </w:pPr>
+      <w:bookmarkStart w:id="56" w:name="_lf1"/>
+      <w:r>
+        <w:rPr>
+          <w:sz w:val="24"/>
+          <w:szCs w:val="24"/>
+        </w:rPr>
         <w:t xml:space="preserve">Figure </w:t>
       </w:r>
       <w:r>
+        <w:rPr>
+          <w:sz w:val="24"/>
+          <w:szCs w:val="24"/>
+        </w:rPr>
         <w:fldChar w:fldCharType="begin"/>
       </w:r>
       <w:r>
+        <w:rPr>
+          <w:sz w:val="24"/>
+          <w:szCs w:val="24"/>
+        </w:rPr>
         <w:instrText xml:space="preserve"> SEQ Figure \* ARABIC </w:instrText>
       </w:r>
       <w:r>
+        <w:rPr>
+          <w:sz w:val="24"/>
+          <w:szCs w:val="24"/>
+        </w:rPr>
         <w:fldChar w:fldCharType="separate"/>
       </w:r>
       <w:r>
         <w:rPr>
           <w:noProof/>
+          <w:sz w:val="24"/>
+          <w:szCs w:val="24"/>
         </w:rPr>
         <w:t>1</w:t>
       </w:r>
       <w:r>
         <w:rPr>
           <w:noProof/>
+          <w:sz w:val="24"/>
+          <w:szCs w:val="24"/>
         </w:rPr>
         <w:fldChar w:fldCharType="end"/>
       </w:r>
       <w:r>
+        <w:rPr>
+          <w:sz w:val="24"/>
+          <w:szCs w:val="24"/>
+        </w:rPr>
         <w:t>: Architecture Diagram</w:t>
       </w:r>
-      <w:bookmarkEnd w:id="55"/>
+      <w:bookmarkEnd w:id="56"/>
     </w:p>
     <w:p>
       <w:pPr>
@@ -17483,37 +19665,219 @@
         <w:pStyle w:val="Heading2"/>
         <w:spacing w:line="360" w:lineRule="auto"/>
       </w:pPr>
-      <w:bookmarkStart w:id="56" w:name="_Toc227543948"/>
+      <w:bookmarkStart w:id="57" w:name="_Toc227543948"/>
+      <w:proofErr w:type="gramStart"/>
       <w:r>
         <w:rPr>
           <w:rFonts w:ascii="Times New Roman" w:hAnsi="Times New Roman"/>
         </w:rPr>
         <w:lastRenderedPageBreak/>
-        <w:t>4.3  Class Diagram</w:t>
-      </w:r>
-      <w:bookmarkEnd w:id="56"/>
+        <w:t>4.3  Class</w:t>
+      </w:r>
+      <w:proofErr w:type="gramEnd"/>
+      <w:r>
+        <w:rPr>
+          <w:rFonts w:ascii="Times New Roman" w:hAnsi="Times New Roman"/>
+        </w:rPr>
+        <w:t xml:space="preserve"> Diagram</w:t>
+      </w:r>
+      <w:bookmarkEnd w:id="57"/>
     </w:p>
     <w:p>
       <w:pPr>
         <w:spacing w:before="160" w:after="120" w:line="360" w:lineRule="auto"/>
         <w:jc w:val="both"/>
-      </w:pPr>
-      <w:r>
-        <w:rPr>
-          <w:rFonts w:ascii="Times New Roman" w:hAnsi="Times New Roman"/>
-          <w:color w:val="000000"/>
-        </w:rPr>
-        <w:t>The class diagram in Figure 2 shows all the data models used in the Riphah Konnect database. The central model is User, which connects to almost every other model. A User can create Posts, Comments, and Likes. They can create or join SemesterGroups through the GroupMember model. They can create Events and save their attendance through EventRsvp. They can file LostFoundItems and create Announcements. For messaging, a User participates in Conversations through ConversationParticipant and sends Messages. The UserCourse model stores the courses a student is enrolled in.</w:t>
+        <w:rPr>
+          <w:sz w:val="24"/>
+          <w:szCs w:val="24"/>
+        </w:rPr>
+      </w:pPr>
+      <w:r>
+        <w:rPr>
+          <w:rFonts w:ascii="Times New Roman" w:hAnsi="Times New Roman"/>
+          <w:color w:val="000000"/>
+          <w:sz w:val="24"/>
+          <w:szCs w:val="24"/>
+        </w:rPr>
+        <w:t xml:space="preserve">The class diagram in Figure 2 shows all the data models used in the </w:t>
+      </w:r>
+      <w:proofErr w:type="spellStart"/>
+      <w:r>
+        <w:rPr>
+          <w:rFonts w:ascii="Times New Roman" w:hAnsi="Times New Roman"/>
+          <w:color w:val="000000"/>
+          <w:sz w:val="24"/>
+          <w:szCs w:val="24"/>
+        </w:rPr>
+        <w:t>Riphah</w:t>
+      </w:r>
+      <w:proofErr w:type="spellEnd"/>
+      <w:r>
+        <w:rPr>
+          <w:rFonts w:ascii="Times New Roman" w:hAnsi="Times New Roman"/>
+          <w:color w:val="000000"/>
+          <w:sz w:val="24"/>
+          <w:szCs w:val="24"/>
+        </w:rPr>
+        <w:t xml:space="preserve"> </w:t>
+      </w:r>
+      <w:proofErr w:type="spellStart"/>
+      <w:r>
+        <w:rPr>
+          <w:rFonts w:ascii="Times New Roman" w:hAnsi="Times New Roman"/>
+          <w:color w:val="000000"/>
+          <w:sz w:val="24"/>
+          <w:szCs w:val="24"/>
+        </w:rPr>
+        <w:t>Konnect</w:t>
+      </w:r>
+      <w:proofErr w:type="spellEnd"/>
+      <w:r>
+        <w:rPr>
+          <w:rFonts w:ascii="Times New Roman" w:hAnsi="Times New Roman"/>
+          <w:color w:val="000000"/>
+          <w:sz w:val="24"/>
+          <w:szCs w:val="24"/>
+        </w:rPr>
+        <w:t xml:space="preserve"> database. The central model is User, which connects to almost every other model. A User can create Posts, Comments, and Likes. They can create or join </w:t>
+      </w:r>
+      <w:proofErr w:type="spellStart"/>
+      <w:r>
+        <w:rPr>
+          <w:rFonts w:ascii="Times New Roman" w:hAnsi="Times New Roman"/>
+          <w:color w:val="000000"/>
+          <w:sz w:val="24"/>
+          <w:szCs w:val="24"/>
+        </w:rPr>
+        <w:t>SemesterGroups</w:t>
+      </w:r>
+      <w:proofErr w:type="spellEnd"/>
+      <w:r>
+        <w:rPr>
+          <w:rFonts w:ascii="Times New Roman" w:hAnsi="Times New Roman"/>
+          <w:color w:val="000000"/>
+          <w:sz w:val="24"/>
+          <w:szCs w:val="24"/>
+        </w:rPr>
+        <w:t xml:space="preserve"> through the </w:t>
+      </w:r>
+      <w:proofErr w:type="spellStart"/>
+      <w:r>
+        <w:rPr>
+          <w:rFonts w:ascii="Times New Roman" w:hAnsi="Times New Roman"/>
+          <w:color w:val="000000"/>
+          <w:sz w:val="24"/>
+          <w:szCs w:val="24"/>
+        </w:rPr>
+        <w:t>GroupMember</w:t>
+      </w:r>
+      <w:proofErr w:type="spellEnd"/>
+      <w:r>
+        <w:rPr>
+          <w:rFonts w:ascii="Times New Roman" w:hAnsi="Times New Roman"/>
+          <w:color w:val="000000"/>
+          <w:sz w:val="24"/>
+          <w:szCs w:val="24"/>
+        </w:rPr>
+        <w:t xml:space="preserve"> model. They can create Events and save their attendance through </w:t>
+      </w:r>
+      <w:proofErr w:type="spellStart"/>
+      <w:r>
+        <w:rPr>
+          <w:rFonts w:ascii="Times New Roman" w:hAnsi="Times New Roman"/>
+          <w:color w:val="000000"/>
+          <w:sz w:val="24"/>
+          <w:szCs w:val="24"/>
+        </w:rPr>
+        <w:t>EventRsvp</w:t>
+      </w:r>
+      <w:proofErr w:type="spellEnd"/>
+      <w:r>
+        <w:rPr>
+          <w:rFonts w:ascii="Times New Roman" w:hAnsi="Times New Roman"/>
+          <w:color w:val="000000"/>
+          <w:sz w:val="24"/>
+          <w:szCs w:val="24"/>
+        </w:rPr>
+        <w:t xml:space="preserve">. They can file </w:t>
+      </w:r>
+      <w:proofErr w:type="spellStart"/>
+      <w:r>
+        <w:rPr>
+          <w:rFonts w:ascii="Times New Roman" w:hAnsi="Times New Roman"/>
+          <w:color w:val="000000"/>
+          <w:sz w:val="24"/>
+          <w:szCs w:val="24"/>
+        </w:rPr>
+        <w:t>LostFoundItems</w:t>
+      </w:r>
+      <w:proofErr w:type="spellEnd"/>
+      <w:r>
+        <w:rPr>
+          <w:rFonts w:ascii="Times New Roman" w:hAnsi="Times New Roman"/>
+          <w:color w:val="000000"/>
+          <w:sz w:val="24"/>
+          <w:szCs w:val="24"/>
+        </w:rPr>
+        <w:t xml:space="preserve"> and create Announcements. For messaging, a User participates in Conversations through </w:t>
+      </w:r>
+      <w:proofErr w:type="spellStart"/>
+      <w:r>
+        <w:rPr>
+          <w:rFonts w:ascii="Times New Roman" w:hAnsi="Times New Roman"/>
+          <w:color w:val="000000"/>
+          <w:sz w:val="24"/>
+          <w:szCs w:val="24"/>
+        </w:rPr>
+        <w:t>ConversationParticipant</w:t>
+      </w:r>
+      <w:proofErr w:type="spellEnd"/>
+      <w:r>
+        <w:rPr>
+          <w:rFonts w:ascii="Times New Roman" w:hAnsi="Times New Roman"/>
+          <w:color w:val="000000"/>
+          <w:sz w:val="24"/>
+          <w:szCs w:val="24"/>
+        </w:rPr>
+        <w:t xml:space="preserve"> and sends Messages. The </w:t>
+      </w:r>
+      <w:proofErr w:type="spellStart"/>
+      <w:r>
+        <w:rPr>
+          <w:rFonts w:ascii="Times New Roman" w:hAnsi="Times New Roman"/>
+          <w:color w:val="000000"/>
+          <w:sz w:val="24"/>
+          <w:szCs w:val="24"/>
+        </w:rPr>
+        <w:t>UserCourse</w:t>
+      </w:r>
+      <w:proofErr w:type="spellEnd"/>
+      <w:r>
+        <w:rPr>
+          <w:rFonts w:ascii="Times New Roman" w:hAnsi="Times New Roman"/>
+          <w:color w:val="000000"/>
+          <w:sz w:val="24"/>
+          <w:szCs w:val="24"/>
+        </w:rPr>
+        <w:t xml:space="preserve"> model stores the courses a student is enrolled in.</w:t>
       </w:r>
     </w:p>
     <w:p>
       <w:pPr>
         <w:spacing w:after="0" w:line="360" w:lineRule="auto"/>
+        <w:rPr>
+          <w:sz w:val="24"/>
+          <w:szCs w:val="24"/>
+        </w:rPr>
       </w:pPr>
     </w:p>
     <w:p>
       <w:pPr>
         <w:spacing w:after="0" w:line="360" w:lineRule="auto"/>
+        <w:rPr>
+          <w:sz w:val="24"/>
+          <w:szCs w:val="24"/>
+        </w:rPr>
       </w:pPr>
     </w:p>
     <w:tbl>
@@ -17539,12 +19903,18 @@
             <w:pPr>
               <w:spacing w:before="360" w:line="360" w:lineRule="auto"/>
               <w:jc w:val="center"/>
+              <w:rPr>
+                <w:sz w:val="24"/>
+                <w:szCs w:val="24"/>
+              </w:rPr>
             </w:pPr>
             <w:r>
               <w:rPr>
                 <w:rFonts w:ascii="Times New Roman" w:hAnsi="Times New Roman"/>
                 <w:i/>
                 <w:color w:val="555555"/>
+                <w:sz w:val="24"/>
+                <w:szCs w:val="24"/>
               </w:rPr>
               <w:t>[ Figure 4.2: Class Diagram ]</w:t>
             </w:r>
@@ -17553,13 +19923,18 @@
             <w:pPr>
               <w:spacing w:line="360" w:lineRule="auto"/>
               <w:jc w:val="center"/>
+              <w:rPr>
+                <w:sz w:val="24"/>
+                <w:szCs w:val="24"/>
+              </w:rPr>
             </w:pPr>
             <w:r>
               <w:rPr>
                 <w:rFonts w:ascii="Times New Roman" w:hAnsi="Times New Roman"/>
                 <w:i/>
                 <w:color w:val="888888"/>
-                <w:sz w:val="20"/>
+                <w:sz w:val="24"/>
+                <w:szCs w:val="24"/>
               </w:rPr>
               <w:t>Export  class.png  from Enterprise Architect</w:t>
             </w:r>
@@ -17570,42 +19945,74 @@
     <w:p>
       <w:pPr>
         <w:spacing w:after="80" w:line="360" w:lineRule="auto"/>
+        <w:rPr>
+          <w:sz w:val="24"/>
+          <w:szCs w:val="24"/>
+        </w:rPr>
       </w:pPr>
     </w:p>
     <w:p>
       <w:pPr>
         <w:pStyle w:val="FigureCaption"/>
         <w:spacing w:before="120" w:after="280" w:line="360" w:lineRule="auto"/>
-      </w:pPr>
-      <w:bookmarkStart w:id="57" w:name="_lf2"/>
-      <w:r>
+        <w:rPr>
+          <w:sz w:val="24"/>
+          <w:szCs w:val="24"/>
+        </w:rPr>
+      </w:pPr>
+      <w:bookmarkStart w:id="58" w:name="_lf2"/>
+      <w:r>
+        <w:rPr>
+          <w:sz w:val="24"/>
+          <w:szCs w:val="24"/>
+        </w:rPr>
         <w:t xml:space="preserve">Figure </w:t>
       </w:r>
       <w:r>
+        <w:rPr>
+          <w:sz w:val="24"/>
+          <w:szCs w:val="24"/>
+        </w:rPr>
         <w:fldChar w:fldCharType="begin"/>
       </w:r>
       <w:r>
+        <w:rPr>
+          <w:sz w:val="24"/>
+          <w:szCs w:val="24"/>
+        </w:rPr>
         <w:instrText xml:space="preserve"> SEQ Figure \* ARABIC </w:instrText>
       </w:r>
       <w:r>
+        <w:rPr>
+          <w:sz w:val="24"/>
+          <w:szCs w:val="24"/>
+        </w:rPr>
         <w:fldChar w:fldCharType="separate"/>
       </w:r>
       <w:r>
         <w:rPr>
           <w:noProof/>
+          <w:sz w:val="24"/>
+          <w:szCs w:val="24"/>
         </w:rPr>
         <w:t>2</w:t>
       </w:r>
       <w:r>
         <w:rPr>
           <w:noProof/>
+          <w:sz w:val="24"/>
+          <w:szCs w:val="24"/>
         </w:rPr>
         <w:fldChar w:fldCharType="end"/>
       </w:r>
       <w:r>
+        <w:rPr>
+          <w:sz w:val="24"/>
+          <w:szCs w:val="24"/>
+        </w:rPr>
         <w:t>: Class Diagram</w:t>
       </w:r>
-      <w:bookmarkEnd w:id="57"/>
+      <w:bookmarkEnd w:id="58"/>
     </w:p>
     <w:p>
       <w:pPr>
@@ -17617,50 +20024,140 @@
         <w:pStyle w:val="Heading2"/>
         <w:spacing w:line="360" w:lineRule="auto"/>
       </w:pPr>
-      <w:bookmarkStart w:id="58" w:name="_Toc227543949"/>
-      <w:r>
-        <w:rPr>
-          <w:rFonts w:ascii="Times New Roman" w:hAnsi="Times New Roman"/>
-        </w:rPr>
-        <w:t>4.4  Activity Diagrams</w:t>
-      </w:r>
-      <w:bookmarkEnd w:id="58"/>
+      <w:bookmarkStart w:id="59" w:name="_Toc227543949"/>
+      <w:proofErr w:type="gramStart"/>
+      <w:r>
+        <w:rPr>
+          <w:rFonts w:ascii="Times New Roman" w:hAnsi="Times New Roman"/>
+        </w:rPr>
+        <w:t>4.4  Activity</w:t>
+      </w:r>
+      <w:proofErr w:type="gramEnd"/>
+      <w:r>
+        <w:rPr>
+          <w:rFonts w:ascii="Times New Roman" w:hAnsi="Times New Roman"/>
+        </w:rPr>
+        <w:t xml:space="preserve"> Diagrams</w:t>
+      </w:r>
+      <w:bookmarkEnd w:id="59"/>
     </w:p>
     <w:p>
       <w:pPr>
         <w:pStyle w:val="Heading3"/>
         <w:spacing w:line="360" w:lineRule="auto"/>
       </w:pPr>
-      <w:bookmarkStart w:id="59" w:name="_Toc227543950"/>
-      <w:r>
-        <w:rPr>
-          <w:rFonts w:ascii="Times New Roman" w:hAnsi="Times New Roman"/>
-        </w:rPr>
-        <w:t>4.4.1  Student Activity Diagram</w:t>
-      </w:r>
-      <w:bookmarkEnd w:id="59"/>
+      <w:bookmarkStart w:id="60" w:name="_Toc227543950"/>
+      <w:proofErr w:type="gramStart"/>
+      <w:r>
+        <w:rPr>
+          <w:rFonts w:ascii="Times New Roman" w:hAnsi="Times New Roman"/>
+        </w:rPr>
+        <w:t>4.4.1  Student</w:t>
+      </w:r>
+      <w:proofErr w:type="gramEnd"/>
+      <w:r>
+        <w:rPr>
+          <w:rFonts w:ascii="Times New Roman" w:hAnsi="Times New Roman"/>
+        </w:rPr>
+        <w:t xml:space="preserve"> Activity Diagram</w:t>
+      </w:r>
+      <w:bookmarkEnd w:id="60"/>
     </w:p>
     <w:p>
       <w:pPr>
         <w:spacing w:before="160" w:after="120" w:line="360" w:lineRule="auto"/>
         <w:jc w:val="both"/>
-      </w:pPr>
-      <w:r>
-        <w:rPr>
-          <w:rFonts w:ascii="Times New Roman" w:hAnsi="Times New Roman"/>
-          <w:color w:val="000000"/>
-        </w:rPr>
-        <w:t>Figure 3 shows the activity flow for a student using Riphah Konnect. The student first registers with a Riphah email and logs in. After reaching the home dashboard, the student can choose from the main modules: Posts, Semester Groups, Campus Events, Lost and Found, Messaging, and Announcements. After completing an action in any module, the student returns to the dashboard.</w:t>
+        <w:rPr>
+          <w:sz w:val="24"/>
+          <w:szCs w:val="24"/>
+        </w:rPr>
+      </w:pPr>
+      <w:r>
+        <w:rPr>
+          <w:rFonts w:ascii="Times New Roman" w:hAnsi="Times New Roman"/>
+          <w:color w:val="000000"/>
+          <w:sz w:val="24"/>
+          <w:szCs w:val="24"/>
+        </w:rPr>
+        <w:t xml:space="preserve">Figure 3 shows the activity flow for a student using </w:t>
+      </w:r>
+      <w:proofErr w:type="spellStart"/>
+      <w:r>
+        <w:rPr>
+          <w:rFonts w:ascii="Times New Roman" w:hAnsi="Times New Roman"/>
+          <w:color w:val="000000"/>
+          <w:sz w:val="24"/>
+          <w:szCs w:val="24"/>
+        </w:rPr>
+        <w:t>Riphah</w:t>
+      </w:r>
+      <w:proofErr w:type="spellEnd"/>
+      <w:r>
+        <w:rPr>
+          <w:rFonts w:ascii="Times New Roman" w:hAnsi="Times New Roman"/>
+          <w:color w:val="000000"/>
+          <w:sz w:val="24"/>
+          <w:szCs w:val="24"/>
+        </w:rPr>
+        <w:t xml:space="preserve"> </w:t>
+      </w:r>
+      <w:proofErr w:type="spellStart"/>
+      <w:r>
+        <w:rPr>
+          <w:rFonts w:ascii="Times New Roman" w:hAnsi="Times New Roman"/>
+          <w:color w:val="000000"/>
+          <w:sz w:val="24"/>
+          <w:szCs w:val="24"/>
+        </w:rPr>
+        <w:t>Konnect</w:t>
+      </w:r>
+      <w:proofErr w:type="spellEnd"/>
+      <w:r>
+        <w:rPr>
+          <w:rFonts w:ascii="Times New Roman" w:hAnsi="Times New Roman"/>
+          <w:color w:val="000000"/>
+          <w:sz w:val="24"/>
+          <w:szCs w:val="24"/>
+        </w:rPr>
+        <w:t xml:space="preserve">. The student first registers with a </w:t>
+      </w:r>
+      <w:proofErr w:type="spellStart"/>
+      <w:r>
+        <w:rPr>
+          <w:rFonts w:ascii="Times New Roman" w:hAnsi="Times New Roman"/>
+          <w:color w:val="000000"/>
+          <w:sz w:val="24"/>
+          <w:szCs w:val="24"/>
+        </w:rPr>
+        <w:t>Riphah</w:t>
+      </w:r>
+      <w:proofErr w:type="spellEnd"/>
+      <w:r>
+        <w:rPr>
+          <w:rFonts w:ascii="Times New Roman" w:hAnsi="Times New Roman"/>
+          <w:color w:val="000000"/>
+          <w:sz w:val="24"/>
+          <w:szCs w:val="24"/>
+        </w:rPr>
+        <w:t xml:space="preserve"> email and logs in. After reaching the home dashboard, the student can choose from the main modules: Posts, Semester Groups, Campus Events, Lost and Found, Messaging, and Announcements. After completing an action in any module, the student returns to the dashboard.</w:t>
       </w:r>
     </w:p>
     <w:p>
       <w:pPr>
         <w:spacing w:after="0" w:line="360" w:lineRule="auto"/>
+        <w:rPr>
+          <w:sz w:val="24"/>
+          <w:szCs w:val="24"/>
+        </w:rPr>
       </w:pPr>
     </w:p>
     <w:p>
       <w:pPr>
         <w:spacing w:after="0" w:line="360" w:lineRule="auto"/>
+        <w:rPr>
+          <w:sz w:val="24"/>
+          <w:szCs w:val="24"/>
+        </w:rPr>
       </w:pPr>
     </w:p>
     <w:tbl>
@@ -17686,12 +20183,18 @@
             <w:pPr>
               <w:spacing w:before="360" w:line="360" w:lineRule="auto"/>
               <w:jc w:val="center"/>
+              <w:rPr>
+                <w:sz w:val="24"/>
+                <w:szCs w:val="24"/>
+              </w:rPr>
             </w:pPr>
             <w:r>
               <w:rPr>
                 <w:rFonts w:ascii="Times New Roman" w:hAnsi="Times New Roman"/>
                 <w:i/>
                 <w:color w:val="555555"/>
+                <w:sz w:val="24"/>
+                <w:szCs w:val="24"/>
               </w:rPr>
               <w:lastRenderedPageBreak/>
               <w:t>[ Figure 4.3: Student Activity Diagram ]</w:t>
@@ -17701,13 +20204,18 @@
             <w:pPr>
               <w:spacing w:line="360" w:lineRule="auto"/>
               <w:jc w:val="center"/>
+              <w:rPr>
+                <w:sz w:val="24"/>
+                <w:szCs w:val="24"/>
+              </w:rPr>
             </w:pPr>
             <w:r>
               <w:rPr>
                 <w:rFonts w:ascii="Times New Roman" w:hAnsi="Times New Roman"/>
                 <w:i/>
                 <w:color w:val="888888"/>
-                <w:sz w:val="20"/>
+                <w:sz w:val="24"/>
+                <w:szCs w:val="24"/>
               </w:rPr>
               <w:t>Export  activity_s.png  from Enterprise Architect</w:t>
             </w:r>
@@ -17718,24 +20226,44 @@
     <w:p>
       <w:pPr>
         <w:spacing w:after="80" w:line="360" w:lineRule="auto"/>
+        <w:rPr>
+          <w:sz w:val="24"/>
+          <w:szCs w:val="24"/>
+        </w:rPr>
       </w:pPr>
     </w:p>
     <w:p>
       <w:pPr>
         <w:pStyle w:val="FigureCaption"/>
         <w:spacing w:before="120" w:after="280" w:line="360" w:lineRule="auto"/>
-      </w:pPr>
-      <w:bookmarkStart w:id="60" w:name="_lf3"/>
-      <w:r>
+        <w:rPr>
+          <w:sz w:val="24"/>
+          <w:szCs w:val="24"/>
+        </w:rPr>
+      </w:pPr>
+      <w:bookmarkStart w:id="61" w:name="_lf3"/>
+      <w:r>
+        <w:rPr>
+          <w:sz w:val="24"/>
+          <w:szCs w:val="24"/>
+        </w:rPr>
         <w:t xml:space="preserve">Figure </w:t>
       </w:r>
       <w:r>
+        <w:rPr>
+          <w:sz w:val="24"/>
+          <w:szCs w:val="24"/>
+        </w:rPr>
         <w:t>4.4.1.1</w:t>
       </w:r>
       <w:r>
+        <w:rPr>
+          <w:sz w:val="24"/>
+          <w:szCs w:val="24"/>
+        </w:rPr>
         <w:t>: Student Activity Diagram</w:t>
       </w:r>
-      <w:bookmarkEnd w:id="60"/>
+      <w:bookmarkEnd w:id="61"/>
     </w:p>
     <w:p>
       <w:pPr>
@@ -17747,24 +20275,38 @@
         <w:pStyle w:val="Heading3"/>
         <w:spacing w:line="360" w:lineRule="auto"/>
       </w:pPr>
-      <w:bookmarkStart w:id="61" w:name="_Toc227543951"/>
-      <w:r>
-        <w:rPr>
-          <w:rFonts w:ascii="Times New Roman" w:hAnsi="Times New Roman"/>
-        </w:rPr>
-        <w:t>4.4.2  Admin Activity Diagram</w:t>
-      </w:r>
-      <w:bookmarkEnd w:id="61"/>
+      <w:bookmarkStart w:id="62" w:name="_Toc227543951"/>
+      <w:proofErr w:type="gramStart"/>
+      <w:r>
+        <w:rPr>
+          <w:rFonts w:ascii="Times New Roman" w:hAnsi="Times New Roman"/>
+        </w:rPr>
+        <w:t>4.4.2  Admin</w:t>
+      </w:r>
+      <w:proofErr w:type="gramEnd"/>
+      <w:r>
+        <w:rPr>
+          <w:rFonts w:ascii="Times New Roman" w:hAnsi="Times New Roman"/>
+        </w:rPr>
+        <w:t xml:space="preserve"> Activity Diagram</w:t>
+      </w:r>
+      <w:bookmarkEnd w:id="62"/>
     </w:p>
     <w:p>
       <w:pPr>
         <w:spacing w:before="160" w:after="120" w:line="360" w:lineRule="auto"/>
         <w:jc w:val="both"/>
-      </w:pPr>
-      <w:r>
-        <w:rPr>
-          <w:rFonts w:ascii="Times New Roman" w:hAnsi="Times New Roman"/>
-          <w:color w:val="000000"/>
+        <w:rPr>
+          <w:sz w:val="24"/>
+          <w:szCs w:val="24"/>
+        </w:rPr>
+      </w:pPr>
+      <w:r>
+        <w:rPr>
+          <w:rFonts w:ascii="Times New Roman" w:hAnsi="Times New Roman"/>
+          <w:color w:val="000000"/>
+          <w:sz w:val="24"/>
+          <w:szCs w:val="24"/>
         </w:rPr>
         <w:t>Figure 4 shows the activity flow for the System Admin. After logging in, the admin navigates to the User Management section where they can view all registered users across all roles. The admin can create, approve, suspend, or delete accounts and assign or change user roles. The admin can also view posts, events, and lost and found reports at the system level.</w:t>
       </w:r>
@@ -17772,11 +20314,19 @@
     <w:p>
       <w:pPr>
         <w:spacing w:after="0" w:line="360" w:lineRule="auto"/>
+        <w:rPr>
+          <w:sz w:val="24"/>
+          <w:szCs w:val="24"/>
+        </w:rPr>
       </w:pPr>
     </w:p>
     <w:p>
       <w:pPr>
         <w:spacing w:after="0" w:line="360" w:lineRule="auto"/>
+        <w:rPr>
+          <w:sz w:val="24"/>
+          <w:szCs w:val="24"/>
+        </w:rPr>
       </w:pPr>
     </w:p>
     <w:tbl>
@@ -17802,12 +20352,18 @@
             <w:pPr>
               <w:spacing w:before="360" w:line="360" w:lineRule="auto"/>
               <w:jc w:val="center"/>
+              <w:rPr>
+                <w:sz w:val="24"/>
+                <w:szCs w:val="24"/>
+              </w:rPr>
             </w:pPr>
             <w:r>
               <w:rPr>
                 <w:rFonts w:ascii="Times New Roman" w:hAnsi="Times New Roman"/>
                 <w:i/>
                 <w:color w:val="555555"/>
+                <w:sz w:val="24"/>
+                <w:szCs w:val="24"/>
               </w:rPr>
               <w:t>[ Figure 4.4: Admin Activity Diagram ]</w:t>
             </w:r>
@@ -17816,13 +20372,18 @@
             <w:pPr>
               <w:spacing w:line="360" w:lineRule="auto"/>
               <w:jc w:val="center"/>
+              <w:rPr>
+                <w:sz w:val="24"/>
+                <w:szCs w:val="24"/>
+              </w:rPr>
             </w:pPr>
             <w:r>
               <w:rPr>
                 <w:rFonts w:ascii="Times New Roman" w:hAnsi="Times New Roman"/>
                 <w:i/>
                 <w:color w:val="888888"/>
-                <w:sz w:val="20"/>
+                <w:sz w:val="24"/>
+                <w:szCs w:val="24"/>
               </w:rPr>
               <w:t>Export  activity_a.png  from Enterprise Architect</w:t>
             </w:r>
@@ -17833,48 +20394,82 @@
     <w:p>
       <w:pPr>
         <w:spacing w:after="80" w:line="360" w:lineRule="auto"/>
+        <w:rPr>
+          <w:sz w:val="24"/>
+          <w:szCs w:val="24"/>
+        </w:rPr>
       </w:pPr>
     </w:p>
     <w:p>
       <w:pPr>
         <w:pStyle w:val="FigureCaption"/>
         <w:spacing w:before="120" w:after="280" w:line="360" w:lineRule="auto"/>
-      </w:pPr>
-      <w:bookmarkStart w:id="62" w:name="_lf4"/>
-      <w:r>
+        <w:rPr>
+          <w:sz w:val="24"/>
+          <w:szCs w:val="24"/>
+        </w:rPr>
+      </w:pPr>
+      <w:bookmarkStart w:id="63" w:name="_lf4"/>
+      <w:r>
+        <w:rPr>
+          <w:sz w:val="24"/>
+          <w:szCs w:val="24"/>
+        </w:rPr>
         <w:t xml:space="preserve">Figure </w:t>
       </w:r>
       <w:r>
+        <w:rPr>
+          <w:sz w:val="24"/>
+          <w:szCs w:val="24"/>
+        </w:rPr>
         <w:fldChar w:fldCharType="begin"/>
       </w:r>
       <w:r>
+        <w:rPr>
+          <w:sz w:val="24"/>
+          <w:szCs w:val="24"/>
+        </w:rPr>
         <w:instrText xml:space="preserve"> SEQ Figure \* ARABIC </w:instrText>
       </w:r>
       <w:r>
+        <w:rPr>
+          <w:sz w:val="24"/>
+          <w:szCs w:val="24"/>
+        </w:rPr>
         <w:fldChar w:fldCharType="separate"/>
       </w:r>
       <w:r>
         <w:rPr>
           <w:noProof/>
+          <w:sz w:val="24"/>
+          <w:szCs w:val="24"/>
         </w:rPr>
         <w:t>4</w:t>
       </w:r>
       <w:r>
         <w:rPr>
           <w:noProof/>
+          <w:sz w:val="24"/>
+          <w:szCs w:val="24"/>
         </w:rPr>
         <w:fldChar w:fldCharType="end"/>
       </w:r>
       <w:r>
         <w:rPr>
           <w:noProof/>
+          <w:sz w:val="24"/>
+          <w:szCs w:val="24"/>
         </w:rPr>
         <w:t>.4.2.1</w:t>
       </w:r>
       <w:r>
+        <w:rPr>
+          <w:sz w:val="24"/>
+          <w:szCs w:val="24"/>
+        </w:rPr>
         <w:t>: Admin Activity Diagram</w:t>
       </w:r>
-      <w:bookmarkEnd w:id="62"/>
+      <w:bookmarkEnd w:id="63"/>
     </w:p>
     <w:p>
       <w:pPr>
@@ -17886,40 +20481,69 @@
         <w:pStyle w:val="Heading2"/>
         <w:spacing w:line="360" w:lineRule="auto"/>
       </w:pPr>
-      <w:bookmarkStart w:id="63" w:name="_Toc227543952"/>
-      <w:r>
-        <w:rPr>
-          <w:rFonts w:ascii="Times New Roman" w:hAnsi="Times New Roman"/>
-        </w:rPr>
-        <w:t>4.5  Use Case Diagrams</w:t>
-      </w:r>
-      <w:bookmarkEnd w:id="63"/>
+      <w:bookmarkStart w:id="64" w:name="_Toc227543952"/>
+      <w:proofErr w:type="gramStart"/>
+      <w:r>
+        <w:rPr>
+          <w:rFonts w:ascii="Times New Roman" w:hAnsi="Times New Roman"/>
+        </w:rPr>
+        <w:t>4.5  Use</w:t>
+      </w:r>
+      <w:proofErr w:type="gramEnd"/>
+      <w:r>
+        <w:rPr>
+          <w:rFonts w:ascii="Times New Roman" w:hAnsi="Times New Roman"/>
+        </w:rPr>
+        <w:t xml:space="preserve"> Case Diagrams</w:t>
+      </w:r>
+      <w:bookmarkEnd w:id="64"/>
     </w:p>
     <w:p>
       <w:pPr>
         <w:pStyle w:val="Heading3"/>
         <w:spacing w:line="360" w:lineRule="auto"/>
       </w:pPr>
-      <w:bookmarkStart w:id="64" w:name="_Toc227543953"/>
-      <w:r>
-        <w:rPr>
-          <w:rFonts w:ascii="Times New Roman" w:hAnsi="Times New Roman"/>
-        </w:rPr>
-        <w:t>4.5.1  Student Use Case Diagram</w:t>
-      </w:r>
-      <w:bookmarkEnd w:id="64"/>
+      <w:bookmarkStart w:id="65" w:name="_Toc227543953"/>
+      <w:proofErr w:type="gramStart"/>
+      <w:r>
+        <w:rPr>
+          <w:rFonts w:ascii="Times New Roman" w:hAnsi="Times New Roman"/>
+        </w:rPr>
+        <w:t>4.5.1  Student</w:t>
+      </w:r>
+      <w:proofErr w:type="gramEnd"/>
+      <w:r>
+        <w:rPr>
+          <w:rFonts w:ascii="Times New Roman" w:hAnsi="Times New Roman"/>
+        </w:rPr>
+        <w:t xml:space="preserve"> Use Case Diagram</w:t>
+      </w:r>
+      <w:bookmarkEnd w:id="65"/>
     </w:p>
     <w:p>
       <w:pPr>
         <w:spacing w:before="160" w:after="120" w:line="360" w:lineRule="auto"/>
         <w:jc w:val="both"/>
-      </w:pPr>
-      <w:r>
-        <w:rPr>
-          <w:rFonts w:ascii="Times New Roman" w:hAnsi="Times New Roman"/>
-          <w:color w:val="000000"/>
-        </w:rPr>
-        <w:t>Figure 5 shows all the actions a student can perform in the system. These are organized across the main modules: Authentication, Posts, Semester Groups, Campus Events, Lost and Found, Messaging, User Profile, and Announcements. Each ellipse represents one use case that the student actor can initiate.</w:t>
+        <w:rPr>
+          <w:sz w:val="24"/>
+        </w:rPr>
+      </w:pPr>
+      <w:r>
+        <w:rPr>
+          <w:rFonts w:ascii="Times New Roman" w:hAnsi="Times New Roman"/>
+          <w:color w:val="000000"/>
+          <w:sz w:val="24"/>
+        </w:rPr>
+        <w:t xml:space="preserve">Figure 5 shows all the actions a student can perform in the system. These are organized across the main modules: Authentication, Posts, Semester Groups, Campus Events, Lost </w:t>
+      </w:r>
+      <w:r>
+        <w:rPr>
+          <w:rFonts w:ascii="Times New Roman" w:hAnsi="Times New Roman"/>
+          <w:color w:val="000000"/>
+          <w:sz w:val="24"/>
+        </w:rPr>
+        <w:lastRenderedPageBreak/>
+        <w:t>and Found, Messaging, User Profile, and Announcements. Each ellipse represents one use case that the student actor can initiate.</w:t>
       </w:r>
     </w:p>
     <w:p>
@@ -17955,12 +20579,18 @@
             <w:pPr>
               <w:spacing w:before="360" w:line="360" w:lineRule="auto"/>
               <w:jc w:val="center"/>
+              <w:rPr>
+                <w:sz w:val="24"/>
+                <w:szCs w:val="24"/>
+              </w:rPr>
             </w:pPr>
             <w:r>
               <w:rPr>
                 <w:rFonts w:ascii="Times New Roman" w:hAnsi="Times New Roman"/>
                 <w:i/>
                 <w:color w:val="555555"/>
+                <w:sz w:val="24"/>
+                <w:szCs w:val="24"/>
               </w:rPr>
               <w:t>[ Figure 4.5: Student Use Case Diagram ]</w:t>
             </w:r>
@@ -17975,7 +20605,8 @@
                 <w:rFonts w:ascii="Times New Roman" w:hAnsi="Times New Roman"/>
                 <w:i/>
                 <w:color w:val="888888"/>
-                <w:sz w:val="20"/>
+                <w:sz w:val="24"/>
+                <w:szCs w:val="24"/>
               </w:rPr>
               <w:t>Export  usecase_s.png  from Enterprise Architect</w:t>
             </w:r>
@@ -17992,45 +20623,69 @@
       <w:pPr>
         <w:pStyle w:val="FigureCaption"/>
         <w:spacing w:before="120" w:after="280" w:line="360" w:lineRule="auto"/>
-      </w:pPr>
-      <w:bookmarkStart w:id="65" w:name="_lf5"/>
-      <w:r>
+        <w:rPr>
+          <w:sz w:val="24"/>
+        </w:rPr>
+      </w:pPr>
+      <w:bookmarkStart w:id="66" w:name="_lf5"/>
+      <w:r>
+        <w:rPr>
+          <w:sz w:val="24"/>
+        </w:rPr>
         <w:t xml:space="preserve">Figure </w:t>
       </w:r>
       <w:r>
+        <w:rPr>
+          <w:sz w:val="24"/>
+        </w:rPr>
         <w:t>4.</w:t>
       </w:r>
       <w:r>
+        <w:rPr>
+          <w:sz w:val="24"/>
+        </w:rPr>
         <w:fldChar w:fldCharType="begin"/>
       </w:r>
       <w:r>
+        <w:rPr>
+          <w:sz w:val="24"/>
+        </w:rPr>
         <w:instrText xml:space="preserve"> SEQ Figure \* ARABIC </w:instrText>
       </w:r>
       <w:r>
+        <w:rPr>
+          <w:sz w:val="24"/>
+        </w:rPr>
         <w:fldChar w:fldCharType="separate"/>
       </w:r>
       <w:r>
         <w:rPr>
           <w:noProof/>
+          <w:sz w:val="24"/>
         </w:rPr>
         <w:t>5</w:t>
       </w:r>
       <w:r>
         <w:rPr>
           <w:noProof/>
+          <w:sz w:val="24"/>
         </w:rPr>
         <w:fldChar w:fldCharType="end"/>
       </w:r>
       <w:r>
         <w:rPr>
           <w:noProof/>
+          <w:sz w:val="24"/>
         </w:rPr>
         <w:t>.1.1</w:t>
       </w:r>
       <w:r>
+        <w:rPr>
+          <w:sz w:val="24"/>
+        </w:rPr>
         <w:t>: Student Use Case Diagram</w:t>
       </w:r>
-      <w:bookmarkEnd w:id="65"/>
+      <w:bookmarkEnd w:id="66"/>
     </w:p>
     <w:p>
       <w:pPr>
@@ -18042,24 +20697,36 @@
         <w:pStyle w:val="Heading3"/>
         <w:spacing w:line="360" w:lineRule="auto"/>
       </w:pPr>
-      <w:bookmarkStart w:id="66" w:name="_Toc227543954"/>
-      <w:r>
-        <w:rPr>
-          <w:rFonts w:ascii="Times New Roman" w:hAnsi="Times New Roman"/>
-        </w:rPr>
-        <w:t>4.5.2  Admin Use Case Diagram</w:t>
-      </w:r>
-      <w:bookmarkEnd w:id="66"/>
+      <w:bookmarkStart w:id="67" w:name="_Toc227543954"/>
+      <w:proofErr w:type="gramStart"/>
+      <w:r>
+        <w:rPr>
+          <w:rFonts w:ascii="Times New Roman" w:hAnsi="Times New Roman"/>
+        </w:rPr>
+        <w:t>4.5.2  Admin</w:t>
+      </w:r>
+      <w:proofErr w:type="gramEnd"/>
+      <w:r>
+        <w:rPr>
+          <w:rFonts w:ascii="Times New Roman" w:hAnsi="Times New Roman"/>
+        </w:rPr>
+        <w:t xml:space="preserve"> Use Case Diagram</w:t>
+      </w:r>
+      <w:bookmarkEnd w:id="67"/>
     </w:p>
     <w:p>
       <w:pPr>
         <w:spacing w:before="160" w:after="120" w:line="360" w:lineRule="auto"/>
         <w:jc w:val="both"/>
-      </w:pPr>
-      <w:r>
-        <w:rPr>
-          <w:rFonts w:ascii="Times New Roman" w:hAnsi="Times New Roman"/>
-          <w:color w:val="000000"/>
+        <w:rPr>
+          <w:sz w:val="24"/>
+        </w:rPr>
+      </w:pPr>
+      <w:r>
+        <w:rPr>
+          <w:rFonts w:ascii="Times New Roman" w:hAnsi="Times New Roman"/>
+          <w:color w:val="000000"/>
+          <w:sz w:val="24"/>
         </w:rPr>
         <w:t>Figure 6 shows the use cases available to the System Admin. The admin can view and manage all user accounts, roles, and permissions across the platform. The admin also has access to posts, events, and lost and found reports at the system level.</w:t>
       </w:r>
@@ -18097,12 +20764,18 @@
             <w:pPr>
               <w:spacing w:before="360" w:line="360" w:lineRule="auto"/>
               <w:jc w:val="center"/>
+              <w:rPr>
+                <w:sz w:val="24"/>
+                <w:szCs w:val="24"/>
+              </w:rPr>
             </w:pPr>
             <w:r>
               <w:rPr>
                 <w:rFonts w:ascii="Times New Roman" w:hAnsi="Times New Roman"/>
                 <w:i/>
                 <w:color w:val="555555"/>
+                <w:sz w:val="24"/>
+                <w:szCs w:val="24"/>
               </w:rPr>
               <w:t>[ Figure 4.6: Admin Use Case Diagram ]</w:t>
             </w:r>
@@ -18111,13 +20784,18 @@
             <w:pPr>
               <w:spacing w:line="360" w:lineRule="auto"/>
               <w:jc w:val="center"/>
+              <w:rPr>
+                <w:sz w:val="24"/>
+                <w:szCs w:val="24"/>
+              </w:rPr>
             </w:pPr>
             <w:r>
               <w:rPr>
                 <w:rFonts w:ascii="Times New Roman" w:hAnsi="Times New Roman"/>
                 <w:i/>
                 <w:color w:val="888888"/>
-                <w:sz w:val="20"/>
+                <w:sz w:val="24"/>
+                <w:szCs w:val="24"/>
               </w:rPr>
               <w:t>Export  usecase_a.png  from Enterprise Architect</w:t>
             </w:r>
@@ -18128,24 +20806,44 @@
     <w:p>
       <w:pPr>
         <w:spacing w:after="80" w:line="360" w:lineRule="auto"/>
+        <w:rPr>
+          <w:sz w:val="24"/>
+          <w:szCs w:val="24"/>
+        </w:rPr>
       </w:pPr>
     </w:p>
     <w:p>
       <w:pPr>
         <w:pStyle w:val="FigureCaption"/>
         <w:spacing w:before="120" w:after="280" w:line="360" w:lineRule="auto"/>
-      </w:pPr>
-      <w:bookmarkStart w:id="67" w:name="_lf6"/>
-      <w:r>
+        <w:rPr>
+          <w:sz w:val="24"/>
+          <w:szCs w:val="24"/>
+        </w:rPr>
+      </w:pPr>
+      <w:bookmarkStart w:id="68" w:name="_lf6"/>
+      <w:r>
+        <w:rPr>
+          <w:sz w:val="24"/>
+          <w:szCs w:val="24"/>
+        </w:rPr>
         <w:t xml:space="preserve">Figure </w:t>
       </w:r>
       <w:r>
+        <w:rPr>
+          <w:sz w:val="24"/>
+          <w:szCs w:val="24"/>
+        </w:rPr>
         <w:t>4.5.2.2</w:t>
       </w:r>
       <w:r>
+        <w:rPr>
+          <w:sz w:val="24"/>
+          <w:szCs w:val="24"/>
+        </w:rPr>
         <w:t>: Admin Use Case Diagram</w:t>
       </w:r>
-      <w:bookmarkEnd w:id="67"/>
+      <w:bookmarkEnd w:id="68"/>
     </w:p>
     <w:p>
       <w:pPr>
@@ -18157,22 +20855,23 @@
         <w:pStyle w:val="Heading2"/>
         <w:spacing w:line="360" w:lineRule="auto"/>
       </w:pPr>
-      <w:bookmarkStart w:id="68" w:name="_Toc227543955"/>
-      <w:r>
-        <w:rPr>
-          <w:rFonts w:ascii="Times New Roman" w:hAnsi="Times New Roman"/>
-        </w:rPr>
-        <w:t>4.6  Fully Addre</w:t>
-      </w:r>
-      <w:bookmarkStart w:id="69" w:name="_GoBack"/>
+      <w:bookmarkStart w:id="69" w:name="_Toc227543955"/>
+      <w:proofErr w:type="gramStart"/>
+      <w:r>
+        <w:rPr>
+          <w:rFonts w:ascii="Times New Roman" w:hAnsi="Times New Roman"/>
+        </w:rPr>
+        <w:lastRenderedPageBreak/>
+        <w:t>4.6  Fully</w:t>
+      </w:r>
+      <w:proofErr w:type="gramEnd"/>
+      <w:r>
+        <w:rPr>
+          <w:rFonts w:ascii="Times New Roman" w:hAnsi="Times New Roman"/>
+        </w:rPr>
+        <w:t xml:space="preserve"> Addressed Use Cases</w:t>
+      </w:r>
       <w:bookmarkEnd w:id="69"/>
-      <w:r>
-        <w:rPr>
-          <w:rFonts w:ascii="Times New Roman" w:hAnsi="Times New Roman"/>
-        </w:rPr>
-        <w:t>ssed Use Cases</w:t>
-      </w:r>
-      <w:bookmarkEnd w:id="68"/>
     </w:p>
     <w:p>
       <w:pPr>
@@ -18299,7 +20998,6 @@
                 <w:sz w:val="24"/>
                 <w:szCs w:val="24"/>
               </w:rPr>
-              <w:lastRenderedPageBreak/>
               <w:t>Use Case Name</w:t>
             </w:r>
           </w:p>
@@ -18598,8 +21296,19 @@
                 <w:szCs w:val="24"/>
               </w:rPr>
               <w:br/>
-              <w:t>3. User clicks Sign In.</w:t>
-            </w:r>
+              <w:t>3. User clicks Sign In</w:t>
+            </w:r>
+            <w:proofErr w:type="gramStart"/>
+            <w:r>
+              <w:rPr>
+                <w:rFonts w:ascii="Times New Roman" w:hAnsi="Times New Roman"/>
+                <w:color w:val="000000"/>
+                <w:sz w:val="24"/>
+                <w:szCs w:val="24"/>
+              </w:rPr>
+              <w:t>.</w:t>
+            </w:r>
+            <w:proofErr w:type="gramEnd"/>
             <w:r>
               <w:rPr>
                 <w:rFonts w:ascii="Times New Roman" w:hAnsi="Times New Roman"/>
@@ -19056,6 +21765,7 @@
                 <w:sz w:val="24"/>
                 <w:szCs w:val="24"/>
               </w:rPr>
+              <w:lastRenderedPageBreak/>
               <w:t>Main Flow</w:t>
             </w:r>
           </w:p>
@@ -19119,15 +21829,6 @@
                 <w:szCs w:val="24"/>
               </w:rPr>
               <w:br/>
-            </w:r>
-            <w:r>
-              <w:rPr>
-                <w:rFonts w:ascii="Times New Roman" w:hAnsi="Times New Roman"/>
-                <w:color w:val="000000"/>
-                <w:sz w:val="24"/>
-                <w:szCs w:val="24"/>
-              </w:rPr>
-              <w:lastRenderedPageBreak/>
               <w:t>5. System validates the input and saves the post.</w:t>
             </w:r>
             <w:r>
@@ -19166,7 +21867,6 @@
                 <w:sz w:val="24"/>
                 <w:szCs w:val="24"/>
               </w:rPr>
-              <w:lastRenderedPageBreak/>
               <w:t>Alternative Flow</w:t>
             </w:r>
           </w:p>
@@ -19823,6 +22523,7 @@
                 <w:sz w:val="24"/>
                 <w:szCs w:val="24"/>
               </w:rPr>
+              <w:lastRenderedPageBreak/>
               <w:t>Use Case Name</w:t>
             </w:r>
           </w:p>
@@ -20027,7 +22728,6 @@
                 <w:sz w:val="24"/>
                 <w:szCs w:val="24"/>
               </w:rPr>
-              <w:lastRenderedPageBreak/>
               <w:t>Post-conditions</w:t>
             </w:r>
           </w:p>
@@ -20772,6 +23472,7 @@
                 <w:sz w:val="24"/>
                 <w:szCs w:val="24"/>
               </w:rPr>
+              <w:lastRenderedPageBreak/>
               <w:t>Attribute</w:t>
             </w:r>
           </w:p>
@@ -20928,7 +23629,6 @@
                 <w:sz w:val="24"/>
                 <w:szCs w:val="24"/>
               </w:rPr>
-              <w:lastRenderedPageBreak/>
               <w:t>Description</w:t>
             </w:r>
           </w:p>
@@ -21254,14 +23954,7 @@
           <w:sz w:val="24"/>
           <w:szCs w:val="24"/>
         </w:rPr>
-        <w:t>4.6.1.</w:t>
-      </w:r>
-      <w:r>
-        <w:rPr>
-          <w:sz w:val="24"/>
-          <w:szCs w:val="24"/>
-        </w:rPr>
-        <w:t>7</w:t>
+        <w:t>4.6.1.7</w:t>
       </w:r>
     </w:p>
     <w:tbl>
@@ -21559,6 +24252,7 @@
                 <w:sz w:val="24"/>
                 <w:szCs w:val="24"/>
               </w:rPr>
+              <w:lastRenderedPageBreak/>
               <w:t>Post-conditions</w:t>
             </w:r>
           </w:p>
@@ -21610,7 +24304,6 @@
                 <w:sz w:val="24"/>
                 <w:szCs w:val="24"/>
               </w:rPr>
-              <w:lastRenderedPageBreak/>
               <w:t>Main Flow</w:t>
             </w:r>
           </w:p>
@@ -21783,14 +24476,7 @@
           <w:sz w:val="24"/>
           <w:szCs w:val="24"/>
         </w:rPr>
-        <w:t>4.6.1.</w:t>
-      </w:r>
-      <w:r>
-        <w:rPr>
-          <w:sz w:val="24"/>
-          <w:szCs w:val="24"/>
-        </w:rPr>
-        <w:t>8</w:t>
+        <w:t>4.6.1.8</w:t>
       </w:r>
     </w:p>
     <w:tbl>
@@ -22202,6 +24888,15 @@
                 <w:szCs w:val="24"/>
               </w:rPr>
               <w:br/>
+            </w:r>
+            <w:r>
+              <w:rPr>
+                <w:rFonts w:ascii="Times New Roman" w:hAnsi="Times New Roman"/>
+                <w:color w:val="000000"/>
+                <w:sz w:val="24"/>
+                <w:szCs w:val="24"/>
+              </w:rPr>
+              <w:lastRenderedPageBreak/>
               <w:t>5. The message is delivered to the recipient in real time.</w:t>
             </w:r>
             <w:r>
@@ -22302,14 +24997,7 @@
           <w:sz w:val="24"/>
           <w:szCs w:val="24"/>
         </w:rPr>
-        <w:t>4.6.1.</w:t>
-      </w:r>
-      <w:r>
-        <w:rPr>
-          <w:sz w:val="24"/>
-          <w:szCs w:val="24"/>
-        </w:rPr>
-        <w:t>9</w:t>
+        <w:t>4.6.1.9</w:t>
       </w:r>
     </w:p>
     <w:tbl>
@@ -22820,14 +25508,7 @@
           <w:sz w:val="24"/>
           <w:szCs w:val="24"/>
         </w:rPr>
-        <w:t>4.6.1.</w:t>
-      </w:r>
-      <w:r>
-        <w:rPr>
-          <w:sz w:val="24"/>
-          <w:szCs w:val="24"/>
-        </w:rPr>
-        <w:t>10</w:t>
+        <w:t>4.6.1.10</w:t>
       </w:r>
     </w:p>
     <w:tbl>
@@ -23125,6 +25806,7 @@
                 <w:sz w:val="24"/>
                 <w:szCs w:val="24"/>
               </w:rPr>
+              <w:lastRenderedPageBreak/>
               <w:t>Post-conditions</w:t>
             </w:r>
           </w:p>
@@ -23176,7 +25858,6 @@
                 <w:sz w:val="24"/>
                 <w:szCs w:val="24"/>
               </w:rPr>
-              <w:lastRenderedPageBreak/>
               <w:t>Main Flow</w:t>
             </w:r>
           </w:p>
@@ -23834,14 +26515,7 @@
           <w:sz w:val="24"/>
           <w:szCs w:val="24"/>
         </w:rPr>
-        <w:t>4.6.2.</w:t>
-      </w:r>
-      <w:r>
-        <w:rPr>
-          <w:sz w:val="24"/>
-          <w:szCs w:val="24"/>
-        </w:rPr>
-        <w:t>2</w:t>
+        <w:t>4.6.2.2</w:t>
       </w:r>
     </w:p>
     <w:tbl>
@@ -23881,6 +26555,7 @@
                 <w:sz w:val="24"/>
                 <w:szCs w:val="24"/>
               </w:rPr>
+              <w:lastRenderedPageBreak/>
               <w:t>Attribute</w:t>
             </w:r>
           </w:p>
@@ -23935,7 +26610,6 @@
                 <w:sz w:val="24"/>
                 <w:szCs w:val="24"/>
               </w:rPr>
-              <w:lastRenderedPageBreak/>
               <w:t>Use Case Name</w:t>
             </w:r>
           </w:p>
@@ -24363,14 +27037,7 @@
           <w:sz w:val="24"/>
           <w:szCs w:val="24"/>
         </w:rPr>
-        <w:t>4.6.2.</w:t>
-      </w:r>
-      <w:r>
-        <w:rPr>
-          <w:sz w:val="24"/>
-          <w:szCs w:val="24"/>
-        </w:rPr>
-        <w:t>3</w:t>
+        <w:t>4.6.2.3</w:t>
       </w:r>
     </w:p>
     <w:tbl>
@@ -24875,13 +27542,7 @@
         <w:rPr>
           <w:sz w:val="24"/>
         </w:rPr>
-        <w:t>4.6.2.</w:t>
-      </w:r>
-      <w:r>
-        <w:rPr>
-          <w:sz w:val="24"/>
-        </w:rPr>
-        <w:t>4</w:t>
+        <w:t>4.6.2.4</w:t>
       </w:r>
     </w:p>
     <w:tbl>
@@ -25398,11 +28059,19 @@
         <w:spacing w:line="360" w:lineRule="auto"/>
       </w:pPr>
       <w:bookmarkStart w:id="87" w:name="_Toc227543959"/>
-      <w:r>
-        <w:rPr>
-          <w:rFonts w:ascii="Times New Roman" w:hAnsi="Times New Roman"/>
-        </w:rPr>
-        <w:t>5.1  IDE, Tools and Technologies</w:t>
+      <w:proofErr w:type="gramStart"/>
+      <w:r>
+        <w:rPr>
+          <w:rFonts w:ascii="Times New Roman" w:hAnsi="Times New Roman"/>
+        </w:rPr>
+        <w:t>5.1  IDE</w:t>
+      </w:r>
+      <w:proofErr w:type="gramEnd"/>
+      <w:r>
+        <w:rPr>
+          <w:rFonts w:ascii="Times New Roman" w:hAnsi="Times New Roman"/>
+        </w:rPr>
+        <w:t>, Tools and Technologies</w:t>
       </w:r>
       <w:bookmarkEnd w:id="87"/>
     </w:p>
@@ -25412,6 +28081,7 @@
         <w:spacing w:line="360" w:lineRule="auto"/>
       </w:pPr>
       <w:bookmarkStart w:id="88" w:name="_Toc227543960"/>
+      <w:proofErr w:type="gramStart"/>
       <w:r>
         <w:rPr>
           <w:rFonts w:ascii="Times New Roman" w:hAnsi="Times New Roman"/>
@@ -25419,6 +28089,7 @@
         <w:t>5.1.1  Frontend</w:t>
       </w:r>
       <w:bookmarkEnd w:id="88"/>
+      <w:proofErr w:type="gramEnd"/>
     </w:p>
     <w:p>
       <w:pPr>
@@ -25472,8 +28143,18 @@
           <w:color w:val="000000"/>
           <w:sz w:val="24"/>
         </w:rPr>
-        <w:t>2. Vite</w:t>
-      </w:r>
+        <w:t xml:space="preserve">2. </w:t>
+      </w:r>
+      <w:proofErr w:type="spellStart"/>
+      <w:r>
+        <w:rPr>
+          <w:rFonts w:ascii="Times New Roman" w:hAnsi="Times New Roman"/>
+          <w:color w:val="000000"/>
+          <w:sz w:val="24"/>
+        </w:rPr>
+        <w:t>Vite</w:t>
+      </w:r>
+      <w:proofErr w:type="spellEnd"/>
     </w:p>
     <w:p>
       <w:pPr>
@@ -25491,8 +28172,18 @@
           <w:color w:val="000000"/>
           <w:sz w:val="24"/>
         </w:rPr>
-        <w:t>3. TailwindCSS</w:t>
-      </w:r>
+        <w:t xml:space="preserve">3. </w:t>
+      </w:r>
+      <w:proofErr w:type="spellStart"/>
+      <w:r>
+        <w:rPr>
+          <w:rFonts w:ascii="Times New Roman" w:hAnsi="Times New Roman"/>
+          <w:color w:val="000000"/>
+          <w:sz w:val="24"/>
+        </w:rPr>
+        <w:t>TailwindCSS</w:t>
+      </w:r>
+      <w:proofErr w:type="spellEnd"/>
     </w:p>
     <w:p>
       <w:pPr>
@@ -25529,8 +28220,18 @@
           <w:color w:val="000000"/>
           <w:sz w:val="24"/>
         </w:rPr>
-        <w:t>5. Axios</w:t>
-      </w:r>
+        <w:t xml:space="preserve">5. </w:t>
+      </w:r>
+      <w:proofErr w:type="spellStart"/>
+      <w:r>
+        <w:rPr>
+          <w:rFonts w:ascii="Times New Roman" w:hAnsi="Times New Roman"/>
+          <w:color w:val="000000"/>
+          <w:sz w:val="24"/>
+        </w:rPr>
+        <w:t>Axios</w:t>
+      </w:r>
+      <w:proofErr w:type="spellEnd"/>
     </w:p>
     <w:p>
       <w:pPr>
@@ -25576,6 +28277,7 @@
         <w:spacing w:line="360" w:lineRule="auto"/>
       </w:pPr>
       <w:bookmarkStart w:id="89" w:name="_Toc227543961"/>
+      <w:proofErr w:type="gramStart"/>
       <w:r>
         <w:rPr>
           <w:rFonts w:ascii="Times New Roman" w:hAnsi="Times New Roman"/>
@@ -25583,6 +28285,7 @@
         <w:t>5.1.2  Backend</w:t>
       </w:r>
       <w:bookmarkEnd w:id="89"/>
+      <w:proofErr w:type="gramEnd"/>
     </w:p>
     <w:p>
       <w:pPr>
@@ -25638,7 +28341,25 @@
           <w:color w:val="000000"/>
           <w:sz w:val="24"/>
         </w:rPr>
-        <w:t>3. Prisma ORM</w:t>
+        <w:t xml:space="preserve">3. </w:t>
+      </w:r>
+      <w:proofErr w:type="spellStart"/>
+      <w:r>
+        <w:rPr>
+          <w:rFonts w:ascii="Times New Roman" w:hAnsi="Times New Roman"/>
+          <w:color w:val="000000"/>
+          <w:sz w:val="24"/>
+        </w:rPr>
+        <w:t>Prisma</w:t>
+      </w:r>
+      <w:proofErr w:type="spellEnd"/>
+      <w:r>
+        <w:rPr>
+          <w:rFonts w:ascii="Times New Roman" w:hAnsi="Times New Roman"/>
+          <w:color w:val="000000"/>
+          <w:sz w:val="24"/>
+        </w:rPr>
+        <w:t xml:space="preserve"> ORM</w:t>
       </w:r>
     </w:p>
     <w:p>
@@ -25676,8 +28397,20 @@
           <w:color w:val="000000"/>
           <w:sz w:val="24"/>
         </w:rPr>
-        <w:t>5. bcrypt</w:t>
-      </w:r>
+        <w:t xml:space="preserve">5. </w:t>
+      </w:r>
+      <w:proofErr w:type="spellStart"/>
+      <w:proofErr w:type="gramStart"/>
+      <w:r>
+        <w:rPr>
+          <w:rFonts w:ascii="Times New Roman" w:hAnsi="Times New Roman"/>
+          <w:color w:val="000000"/>
+          <w:sz w:val="24"/>
+        </w:rPr>
+        <w:t>bcrypt</w:t>
+      </w:r>
+      <w:proofErr w:type="spellEnd"/>
+      <w:proofErr w:type="gramEnd"/>
     </w:p>
     <w:p>
       <w:pPr>
@@ -25714,8 +28447,18 @@
           <w:color w:val="000000"/>
           <w:sz w:val="24"/>
         </w:rPr>
-        <w:t>7. Nodemailer</w:t>
-      </w:r>
+        <w:t xml:space="preserve">7. </w:t>
+      </w:r>
+      <w:proofErr w:type="spellStart"/>
+      <w:r>
+        <w:rPr>
+          <w:rFonts w:ascii="Times New Roman" w:hAnsi="Times New Roman"/>
+          <w:color w:val="000000"/>
+          <w:sz w:val="24"/>
+        </w:rPr>
+        <w:t>Nodemailer</w:t>
+      </w:r>
+      <w:proofErr w:type="spellEnd"/>
     </w:p>
     <w:p>
       <w:pPr>
@@ -25733,8 +28476,20 @@
           <w:color w:val="000000"/>
           <w:sz w:val="24"/>
         </w:rPr>
-        <w:t>8. dotenv</w:t>
-      </w:r>
+        <w:t xml:space="preserve">8. </w:t>
+      </w:r>
+      <w:proofErr w:type="spellStart"/>
+      <w:proofErr w:type="gramStart"/>
+      <w:r>
+        <w:rPr>
+          <w:rFonts w:ascii="Times New Roman" w:hAnsi="Times New Roman"/>
+          <w:color w:val="000000"/>
+          <w:sz w:val="24"/>
+        </w:rPr>
+        <w:t>dotenv</w:t>
+      </w:r>
+      <w:proofErr w:type="spellEnd"/>
+      <w:proofErr w:type="gramEnd"/>
     </w:p>
     <w:p>
       <w:pPr>
@@ -25742,6 +28497,7 @@
         <w:spacing w:line="360" w:lineRule="auto"/>
       </w:pPr>
       <w:bookmarkStart w:id="90" w:name="_Toc227543962"/>
+      <w:proofErr w:type="gramStart"/>
       <w:r>
         <w:rPr>
           <w:rFonts w:ascii="Times New Roman" w:hAnsi="Times New Roman"/>
@@ -25749,6 +28505,7 @@
         <w:t>5.1.3  Database</w:t>
       </w:r>
       <w:bookmarkEnd w:id="90"/>
+      <w:proofErr w:type="gramEnd"/>
     </w:p>
     <w:p>
       <w:pPr>
@@ -25785,8 +28542,18 @@
           <w:color w:val="000000"/>
           <w:sz w:val="24"/>
         </w:rPr>
-        <w:t>2. Supabase</w:t>
-      </w:r>
+        <w:t xml:space="preserve">2. </w:t>
+      </w:r>
+      <w:proofErr w:type="spellStart"/>
+      <w:r>
+        <w:rPr>
+          <w:rFonts w:ascii="Times New Roman" w:hAnsi="Times New Roman"/>
+          <w:color w:val="000000"/>
+          <w:sz w:val="24"/>
+        </w:rPr>
+        <w:t>Supabase</w:t>
+      </w:r>
+      <w:proofErr w:type="spellEnd"/>
     </w:p>
     <w:p>
       <w:pPr>
@@ -25794,6 +28561,7 @@
         <w:spacing w:line="360" w:lineRule="auto"/>
       </w:pPr>
       <w:bookmarkStart w:id="91" w:name="_Toc227543963"/>
+      <w:proofErr w:type="gramStart"/>
       <w:r>
         <w:rPr>
           <w:rFonts w:ascii="Times New Roman" w:hAnsi="Times New Roman"/>
@@ -25801,6 +28569,7 @@
         <w:t>5.1.4  Tools</w:t>
       </w:r>
       <w:bookmarkEnd w:id="91"/>
+      <w:proofErr w:type="gramEnd"/>
     </w:p>
     <w:p>
       <w:pPr>
@@ -25857,7 +28626,25 @@
           <w:sz w:val="24"/>
         </w:rPr>
         <w:lastRenderedPageBreak/>
-        <w:t>3. Git and GitHub</w:t>
+        <w:t xml:space="preserve">3. </w:t>
+      </w:r>
+      <w:proofErr w:type="spellStart"/>
+      <w:r>
+        <w:rPr>
+          <w:rFonts w:ascii="Times New Roman" w:hAnsi="Times New Roman"/>
+          <w:color w:val="000000"/>
+          <w:sz w:val="24"/>
+        </w:rPr>
+        <w:t>Git</w:t>
+      </w:r>
+      <w:proofErr w:type="spellEnd"/>
+      <w:r>
+        <w:rPr>
+          <w:rFonts w:ascii="Times New Roman" w:hAnsi="Times New Roman"/>
+          <w:color w:val="000000"/>
+          <w:sz w:val="24"/>
+        </w:rPr>
+        <w:t xml:space="preserve"> and GitHub</w:t>
       </w:r>
     </w:p>
     <w:p>
@@ -25895,8 +28682,18 @@
           <w:color w:val="000000"/>
           <w:sz w:val="24"/>
         </w:rPr>
-        <w:t>5. Figma</w:t>
-      </w:r>
+        <w:t xml:space="preserve">5. </w:t>
+      </w:r>
+      <w:proofErr w:type="spellStart"/>
+      <w:r>
+        <w:rPr>
+          <w:rFonts w:ascii="Times New Roman" w:hAnsi="Times New Roman"/>
+          <w:color w:val="000000"/>
+          <w:sz w:val="24"/>
+        </w:rPr>
+        <w:t>Figma</w:t>
+      </w:r>
+      <w:proofErr w:type="spellEnd"/>
     </w:p>
     <w:p>
       <w:pPr>
@@ -25904,11 +28701,19 @@
         <w:spacing w:line="360" w:lineRule="auto"/>
       </w:pPr>
       <w:bookmarkStart w:id="92" w:name="_Toc227543964"/>
-      <w:r>
-        <w:rPr>
-          <w:rFonts w:ascii="Times New Roman" w:hAnsi="Times New Roman"/>
-        </w:rPr>
-        <w:t>5.2  Best Practices and Coding Standards</w:t>
+      <w:proofErr w:type="gramStart"/>
+      <w:r>
+        <w:rPr>
+          <w:rFonts w:ascii="Times New Roman" w:hAnsi="Times New Roman"/>
+        </w:rPr>
+        <w:t>5.2  Best</w:t>
+      </w:r>
+      <w:proofErr w:type="gramEnd"/>
+      <w:r>
+        <w:rPr>
+          <w:rFonts w:ascii="Times New Roman" w:hAnsi="Times New Roman"/>
+        </w:rPr>
+        <w:t xml:space="preserve"> Practices and Coding Standards</w:t>
       </w:r>
       <w:bookmarkEnd w:id="92"/>
     </w:p>
@@ -25918,11 +28723,19 @@
         <w:spacing w:line="360" w:lineRule="auto"/>
       </w:pPr>
       <w:bookmarkStart w:id="93" w:name="_Toc227543965"/>
-      <w:r>
-        <w:rPr>
-          <w:rFonts w:ascii="Times New Roman" w:hAnsi="Times New Roman"/>
-        </w:rPr>
-        <w:t>5.2.1  Naming Conventions</w:t>
+      <w:proofErr w:type="gramStart"/>
+      <w:r>
+        <w:rPr>
+          <w:rFonts w:ascii="Times New Roman" w:hAnsi="Times New Roman"/>
+        </w:rPr>
+        <w:t>5.2.1  Naming</w:t>
+      </w:r>
+      <w:proofErr w:type="gramEnd"/>
+      <w:r>
+        <w:rPr>
+          <w:rFonts w:ascii="Times New Roman" w:hAnsi="Times New Roman"/>
+        </w:rPr>
+        <w:t xml:space="preserve"> Conventions</w:t>
       </w:r>
       <w:bookmarkEnd w:id="93"/>
     </w:p>
@@ -25940,7 +28753,187 @@
           <w:color w:val="000000"/>
           <w:sz w:val="24"/>
         </w:rPr>
-        <w:t>All JavaScript variable and function names use camelCase (for example: getUserById, createPost, isLoading). React component names use PascalCase (for example: FeedPage, StudyGroupCard, AuthContext). Database model names in Prisma use PascalCase as required by the ORM. API route files are named in lowercase with hyphens (auth.routes.js, posts.routes.js).</w:t>
+        <w:t xml:space="preserve">All JavaScript variable and function names use </w:t>
+      </w:r>
+      <w:proofErr w:type="spellStart"/>
+      <w:r>
+        <w:rPr>
+          <w:rFonts w:ascii="Times New Roman" w:hAnsi="Times New Roman"/>
+          <w:color w:val="000000"/>
+          <w:sz w:val="24"/>
+        </w:rPr>
+        <w:t>camelCase</w:t>
+      </w:r>
+      <w:proofErr w:type="spellEnd"/>
+      <w:r>
+        <w:rPr>
+          <w:rFonts w:ascii="Times New Roman" w:hAnsi="Times New Roman"/>
+          <w:color w:val="000000"/>
+          <w:sz w:val="24"/>
+        </w:rPr>
+        <w:t xml:space="preserve"> (for example: </w:t>
+      </w:r>
+      <w:proofErr w:type="spellStart"/>
+      <w:r>
+        <w:rPr>
+          <w:rFonts w:ascii="Times New Roman" w:hAnsi="Times New Roman"/>
+          <w:color w:val="000000"/>
+          <w:sz w:val="24"/>
+        </w:rPr>
+        <w:t>getUserById</w:t>
+      </w:r>
+      <w:proofErr w:type="spellEnd"/>
+      <w:r>
+        <w:rPr>
+          <w:rFonts w:ascii="Times New Roman" w:hAnsi="Times New Roman"/>
+          <w:color w:val="000000"/>
+          <w:sz w:val="24"/>
+        </w:rPr>
+        <w:t xml:space="preserve">, </w:t>
+      </w:r>
+      <w:proofErr w:type="spellStart"/>
+      <w:r>
+        <w:rPr>
+          <w:rFonts w:ascii="Times New Roman" w:hAnsi="Times New Roman"/>
+          <w:color w:val="000000"/>
+          <w:sz w:val="24"/>
+        </w:rPr>
+        <w:t>createPost</w:t>
+      </w:r>
+      <w:proofErr w:type="spellEnd"/>
+      <w:r>
+        <w:rPr>
+          <w:rFonts w:ascii="Times New Roman" w:hAnsi="Times New Roman"/>
+          <w:color w:val="000000"/>
+          <w:sz w:val="24"/>
+        </w:rPr>
+        <w:t xml:space="preserve">, </w:t>
+      </w:r>
+      <w:proofErr w:type="spellStart"/>
+      <w:r>
+        <w:rPr>
+          <w:rFonts w:ascii="Times New Roman" w:hAnsi="Times New Roman"/>
+          <w:color w:val="000000"/>
+          <w:sz w:val="24"/>
+        </w:rPr>
+        <w:t>isLoading</w:t>
+      </w:r>
+      <w:proofErr w:type="spellEnd"/>
+      <w:r>
+        <w:rPr>
+          <w:rFonts w:ascii="Times New Roman" w:hAnsi="Times New Roman"/>
+          <w:color w:val="000000"/>
+          <w:sz w:val="24"/>
+        </w:rPr>
+        <w:t xml:space="preserve">). React component names use </w:t>
+      </w:r>
+      <w:proofErr w:type="spellStart"/>
+      <w:r>
+        <w:rPr>
+          <w:rFonts w:ascii="Times New Roman" w:hAnsi="Times New Roman"/>
+          <w:color w:val="000000"/>
+          <w:sz w:val="24"/>
+        </w:rPr>
+        <w:t>PascalCase</w:t>
+      </w:r>
+      <w:proofErr w:type="spellEnd"/>
+      <w:r>
+        <w:rPr>
+          <w:rFonts w:ascii="Times New Roman" w:hAnsi="Times New Roman"/>
+          <w:color w:val="000000"/>
+          <w:sz w:val="24"/>
+        </w:rPr>
+        <w:t xml:space="preserve"> (for example: </w:t>
+      </w:r>
+      <w:proofErr w:type="spellStart"/>
+      <w:r>
+        <w:rPr>
+          <w:rFonts w:ascii="Times New Roman" w:hAnsi="Times New Roman"/>
+          <w:color w:val="000000"/>
+          <w:sz w:val="24"/>
+        </w:rPr>
+        <w:t>FeedPage</w:t>
+      </w:r>
+      <w:proofErr w:type="spellEnd"/>
+      <w:r>
+        <w:rPr>
+          <w:rFonts w:ascii="Times New Roman" w:hAnsi="Times New Roman"/>
+          <w:color w:val="000000"/>
+          <w:sz w:val="24"/>
+        </w:rPr>
+        <w:t xml:space="preserve">, </w:t>
+      </w:r>
+      <w:proofErr w:type="spellStart"/>
+      <w:r>
+        <w:rPr>
+          <w:rFonts w:ascii="Times New Roman" w:hAnsi="Times New Roman"/>
+          <w:color w:val="000000"/>
+          <w:sz w:val="24"/>
+        </w:rPr>
+        <w:t>StudyGroupCard</w:t>
+      </w:r>
+      <w:proofErr w:type="spellEnd"/>
+      <w:r>
+        <w:rPr>
+          <w:rFonts w:ascii="Times New Roman" w:hAnsi="Times New Roman"/>
+          <w:color w:val="000000"/>
+          <w:sz w:val="24"/>
+        </w:rPr>
+        <w:t xml:space="preserve">, </w:t>
+      </w:r>
+      <w:proofErr w:type="spellStart"/>
+      <w:r>
+        <w:rPr>
+          <w:rFonts w:ascii="Times New Roman" w:hAnsi="Times New Roman"/>
+          <w:color w:val="000000"/>
+          <w:sz w:val="24"/>
+        </w:rPr>
+        <w:t>AuthContext</w:t>
+      </w:r>
+      <w:proofErr w:type="spellEnd"/>
+      <w:r>
+        <w:rPr>
+          <w:rFonts w:ascii="Times New Roman" w:hAnsi="Times New Roman"/>
+          <w:color w:val="000000"/>
+          <w:sz w:val="24"/>
+        </w:rPr>
+        <w:t xml:space="preserve">). Database model names in </w:t>
+      </w:r>
+      <w:proofErr w:type="spellStart"/>
+      <w:r>
+        <w:rPr>
+          <w:rFonts w:ascii="Times New Roman" w:hAnsi="Times New Roman"/>
+          <w:color w:val="000000"/>
+          <w:sz w:val="24"/>
+        </w:rPr>
+        <w:t>Prisma</w:t>
+      </w:r>
+      <w:proofErr w:type="spellEnd"/>
+      <w:r>
+        <w:rPr>
+          <w:rFonts w:ascii="Times New Roman" w:hAnsi="Times New Roman"/>
+          <w:color w:val="000000"/>
+          <w:sz w:val="24"/>
+        </w:rPr>
+        <w:t xml:space="preserve"> use </w:t>
+      </w:r>
+      <w:proofErr w:type="spellStart"/>
+      <w:r>
+        <w:rPr>
+          <w:rFonts w:ascii="Times New Roman" w:hAnsi="Times New Roman"/>
+          <w:color w:val="000000"/>
+          <w:sz w:val="24"/>
+        </w:rPr>
+        <w:t>PascalCase</w:t>
+      </w:r>
+      <w:proofErr w:type="spellEnd"/>
+      <w:r>
+        <w:rPr>
+          <w:rFonts w:ascii="Times New Roman" w:hAnsi="Times New Roman"/>
+          <w:color w:val="000000"/>
+          <w:sz w:val="24"/>
+        </w:rPr>
+        <w:t xml:space="preserve"> as required by the ORM. API route files are named in lowercase with hyphens (auth.routes.js, posts.routes.js).</w:t>
       </w:r>
     </w:p>
     <w:p>
@@ -25949,11 +28942,19 @@
         <w:spacing w:line="360" w:lineRule="auto"/>
       </w:pPr>
       <w:bookmarkStart w:id="94" w:name="_Toc227543966"/>
-      <w:r>
-        <w:rPr>
-          <w:rFonts w:ascii="Times New Roman" w:hAnsi="Times New Roman"/>
-        </w:rPr>
-        <w:t>5.2.2  Project Structure</w:t>
+      <w:proofErr w:type="gramStart"/>
+      <w:r>
+        <w:rPr>
+          <w:rFonts w:ascii="Times New Roman" w:hAnsi="Times New Roman"/>
+        </w:rPr>
+        <w:t>5.2.2  Project</w:t>
+      </w:r>
+      <w:proofErr w:type="gramEnd"/>
+      <w:r>
+        <w:rPr>
+          <w:rFonts w:ascii="Times New Roman" w:hAnsi="Times New Roman"/>
+        </w:rPr>
+        <w:t xml:space="preserve"> Structure</w:t>
       </w:r>
       <w:bookmarkEnd w:id="94"/>
     </w:p>
@@ -25971,7 +28972,43 @@
           <w:color w:val="000000"/>
           <w:sz w:val="24"/>
         </w:rPr>
-        <w:t>The backend follows a controller-routes-middleware pattern. Each module has a separate routes file that maps HTTP methods and URLs to controller functions. Controllers contain the business logic. A separate middleware file handles JWT authentication and is applied to all protected routes. The frontend is organized by feature, with each page in its own folder under src/pages/ and shared components in src/components/.</w:t>
+        <w:t xml:space="preserve">The backend follows a controller-routes-middleware pattern. Each module has a separate routes file that maps HTTP methods and URLs to controller functions. Controllers contain the business logic. A separate middleware file handles JWT authentication and is applied to all protected routes. The frontend is organized by feature, with each page in its own folder under </w:t>
+      </w:r>
+      <w:proofErr w:type="spellStart"/>
+      <w:r>
+        <w:rPr>
+          <w:rFonts w:ascii="Times New Roman" w:hAnsi="Times New Roman"/>
+          <w:color w:val="000000"/>
+          <w:sz w:val="24"/>
+        </w:rPr>
+        <w:t>src</w:t>
+      </w:r>
+      <w:proofErr w:type="spellEnd"/>
+      <w:r>
+        <w:rPr>
+          <w:rFonts w:ascii="Times New Roman" w:hAnsi="Times New Roman"/>
+          <w:color w:val="000000"/>
+          <w:sz w:val="24"/>
+        </w:rPr>
+        <w:t xml:space="preserve">/pages/ and shared components in </w:t>
+      </w:r>
+      <w:proofErr w:type="spellStart"/>
+      <w:r>
+        <w:rPr>
+          <w:rFonts w:ascii="Times New Roman" w:hAnsi="Times New Roman"/>
+          <w:color w:val="000000"/>
+          <w:sz w:val="24"/>
+        </w:rPr>
+        <w:t>src</w:t>
+      </w:r>
+      <w:proofErr w:type="spellEnd"/>
+      <w:r>
+        <w:rPr>
+          <w:rFonts w:ascii="Times New Roman" w:hAnsi="Times New Roman"/>
+          <w:color w:val="000000"/>
+          <w:sz w:val="24"/>
+        </w:rPr>
+        <w:t>/components/.</w:t>
       </w:r>
     </w:p>
     <w:p>
@@ -25980,11 +29017,19 @@
         <w:spacing w:line="360" w:lineRule="auto"/>
       </w:pPr>
       <w:bookmarkStart w:id="95" w:name="_Toc227543967"/>
-      <w:r>
-        <w:rPr>
-          <w:rFonts w:ascii="Times New Roman" w:hAnsi="Times New Roman"/>
-        </w:rPr>
-        <w:t>5.2.3  Environment Variables</w:t>
+      <w:proofErr w:type="gramStart"/>
+      <w:r>
+        <w:rPr>
+          <w:rFonts w:ascii="Times New Roman" w:hAnsi="Times New Roman"/>
+        </w:rPr>
+        <w:t>5.2.3  Environment</w:t>
+      </w:r>
+      <w:proofErr w:type="gramEnd"/>
+      <w:r>
+        <w:rPr>
+          <w:rFonts w:ascii="Times New Roman" w:hAnsi="Times New Roman"/>
+        </w:rPr>
+        <w:t xml:space="preserve"> Variables</w:t>
       </w:r>
       <w:bookmarkEnd w:id="95"/>
     </w:p>
@@ -26002,7 +29047,97 @@
           <w:color w:val="000000"/>
           <w:sz w:val="24"/>
         </w:rPr>
-        <w:t>All sensitive configuration, including the database connection string, JWT secret key, and email credentials, is stored in a .env file and never committed to the GitHub repository. The .env file is listed in .gitignore. The application reads these values at runtime using the dotenv package.</w:t>
+        <w:t xml:space="preserve">All sensitive configuration, including the database connection string, JWT secret key, and email credentials, is stored in </w:t>
+      </w:r>
+      <w:proofErr w:type="gramStart"/>
+      <w:r>
+        <w:rPr>
+          <w:rFonts w:ascii="Times New Roman" w:hAnsi="Times New Roman"/>
+          <w:color w:val="000000"/>
+          <w:sz w:val="24"/>
+        </w:rPr>
+        <w:t>a</w:t>
+      </w:r>
+      <w:proofErr w:type="gramEnd"/>
+      <w:r>
+        <w:rPr>
+          <w:rFonts w:ascii="Times New Roman" w:hAnsi="Times New Roman"/>
+          <w:color w:val="000000"/>
+          <w:sz w:val="24"/>
+        </w:rPr>
+        <w:t xml:space="preserve"> .</w:t>
+      </w:r>
+      <w:proofErr w:type="spellStart"/>
+      <w:r>
+        <w:rPr>
+          <w:rFonts w:ascii="Times New Roman" w:hAnsi="Times New Roman"/>
+          <w:color w:val="000000"/>
+          <w:sz w:val="24"/>
+        </w:rPr>
+        <w:t>env</w:t>
+      </w:r>
+      <w:proofErr w:type="spellEnd"/>
+      <w:r>
+        <w:rPr>
+          <w:rFonts w:ascii="Times New Roman" w:hAnsi="Times New Roman"/>
+          <w:color w:val="000000"/>
+          <w:sz w:val="24"/>
+        </w:rPr>
+        <w:t xml:space="preserve"> file and never committed to the GitHub repository. The .</w:t>
+      </w:r>
+      <w:proofErr w:type="spellStart"/>
+      <w:r>
+        <w:rPr>
+          <w:rFonts w:ascii="Times New Roman" w:hAnsi="Times New Roman"/>
+          <w:color w:val="000000"/>
+          <w:sz w:val="24"/>
+        </w:rPr>
+        <w:t>env</w:t>
+      </w:r>
+      <w:proofErr w:type="spellEnd"/>
+      <w:r>
+        <w:rPr>
+          <w:rFonts w:ascii="Times New Roman" w:hAnsi="Times New Roman"/>
+          <w:color w:val="000000"/>
+          <w:sz w:val="24"/>
+        </w:rPr>
+        <w:t xml:space="preserve"> file is listed in .</w:t>
+      </w:r>
+      <w:proofErr w:type="spellStart"/>
+      <w:r>
+        <w:rPr>
+          <w:rFonts w:ascii="Times New Roman" w:hAnsi="Times New Roman"/>
+          <w:color w:val="000000"/>
+          <w:sz w:val="24"/>
+        </w:rPr>
+        <w:t>gitignore</w:t>
+      </w:r>
+      <w:proofErr w:type="spellEnd"/>
+      <w:r>
+        <w:rPr>
+          <w:rFonts w:ascii="Times New Roman" w:hAnsi="Times New Roman"/>
+          <w:color w:val="000000"/>
+          <w:sz w:val="24"/>
+        </w:rPr>
+        <w:t xml:space="preserve">. The application reads these values at runtime using the </w:t>
+      </w:r>
+      <w:proofErr w:type="spellStart"/>
+      <w:r>
+        <w:rPr>
+          <w:rFonts w:ascii="Times New Roman" w:hAnsi="Times New Roman"/>
+          <w:color w:val="000000"/>
+          <w:sz w:val="24"/>
+        </w:rPr>
+        <w:t>dotenv</w:t>
+      </w:r>
+      <w:proofErr w:type="spellEnd"/>
+      <w:r>
+        <w:rPr>
+          <w:rFonts w:ascii="Times New Roman" w:hAnsi="Times New Roman"/>
+          <w:color w:val="000000"/>
+          <w:sz w:val="24"/>
+        </w:rPr>
+        <w:t xml:space="preserve"> package.</w:t>
       </w:r>
     </w:p>
     <w:p>
@@ -26011,11 +29146,19 @@
         <w:spacing w:line="360" w:lineRule="auto"/>
       </w:pPr>
       <w:bookmarkStart w:id="96" w:name="_Toc227543968"/>
-      <w:r>
-        <w:rPr>
-          <w:rFonts w:ascii="Times New Roman" w:hAnsi="Times New Roman"/>
-        </w:rPr>
-        <w:t>5.2.4  Error Handling</w:t>
+      <w:proofErr w:type="gramStart"/>
+      <w:r>
+        <w:rPr>
+          <w:rFonts w:ascii="Times New Roman" w:hAnsi="Times New Roman"/>
+        </w:rPr>
+        <w:t>5.2.4  Error</w:t>
+      </w:r>
+      <w:proofErr w:type="gramEnd"/>
+      <w:r>
+        <w:rPr>
+          <w:rFonts w:ascii="Times New Roman" w:hAnsi="Times New Roman"/>
+        </w:rPr>
+        <w:t xml:space="preserve"> Handling</w:t>
       </w:r>
       <w:bookmarkEnd w:id="96"/>
     </w:p>
@@ -26071,6 +29214,7 @@
         <w:spacing w:line="360" w:lineRule="auto"/>
       </w:pPr>
       <w:bookmarkStart w:id="98" w:name="_Toc227543970"/>
+      <w:proofErr w:type="gramStart"/>
       <w:r>
         <w:rPr>
           <w:rFonts w:ascii="Times New Roman" w:hAnsi="Times New Roman"/>
@@ -26078,6 +29222,7 @@
         <w:t>6.1  Introduction</w:t>
       </w:r>
       <w:bookmarkEnd w:id="98"/>
+      <w:proofErr w:type="gramEnd"/>
     </w:p>
     <w:p>
       <w:pPr>
@@ -26093,7 +29238,43 @@
           <w:color w:val="000000"/>
           <w:sz w:val="24"/>
         </w:rPr>
-        <w:t>This chapter describes how we tested Riphah Konnect. All testing was done manually. We tested the backend by sending requests to each module and checking the responses, and we tested the frontend by running the application in the browser and going through each feature. The test cases defined in Chapter 3 guided our testing process.</w:t>
+        <w:t xml:space="preserve">This chapter describes how we tested </w:t>
+      </w:r>
+      <w:proofErr w:type="spellStart"/>
+      <w:r>
+        <w:rPr>
+          <w:rFonts w:ascii="Times New Roman" w:hAnsi="Times New Roman"/>
+          <w:color w:val="000000"/>
+          <w:sz w:val="24"/>
+        </w:rPr>
+        <w:t>Riphah</w:t>
+      </w:r>
+      <w:proofErr w:type="spellEnd"/>
+      <w:r>
+        <w:rPr>
+          <w:rFonts w:ascii="Times New Roman" w:hAnsi="Times New Roman"/>
+          <w:color w:val="000000"/>
+          <w:sz w:val="24"/>
+        </w:rPr>
+        <w:t xml:space="preserve"> </w:t>
+      </w:r>
+      <w:proofErr w:type="spellStart"/>
+      <w:r>
+        <w:rPr>
+          <w:rFonts w:ascii="Times New Roman" w:hAnsi="Times New Roman"/>
+          <w:color w:val="000000"/>
+          <w:sz w:val="24"/>
+        </w:rPr>
+        <w:t>Konnect</w:t>
+      </w:r>
+      <w:proofErr w:type="spellEnd"/>
+      <w:r>
+        <w:rPr>
+          <w:rFonts w:ascii="Times New Roman" w:hAnsi="Times New Roman"/>
+          <w:color w:val="000000"/>
+          <w:sz w:val="24"/>
+        </w:rPr>
+        <w:t>. All testing was done manually. We tested the backend by sending requests to each module and checking the responses, and we tested the frontend by running the application in the browser and going through each feature. The test cases defined in Chapter 3 guided our testing process.</w:t>
       </w:r>
     </w:p>
     <w:p>
@@ -26102,11 +29283,19 @@
         <w:spacing w:line="360" w:lineRule="auto"/>
       </w:pPr>
       <w:bookmarkStart w:id="99" w:name="_Toc227543971"/>
-      <w:r>
-        <w:rPr>
-          <w:rFonts w:ascii="Times New Roman" w:hAnsi="Times New Roman"/>
-        </w:rPr>
-        <w:t>6.2  SQA Results</w:t>
+      <w:proofErr w:type="gramStart"/>
+      <w:r>
+        <w:rPr>
+          <w:rFonts w:ascii="Times New Roman" w:hAnsi="Times New Roman"/>
+        </w:rPr>
+        <w:t>6.2  SQA</w:t>
+      </w:r>
+      <w:proofErr w:type="gramEnd"/>
+      <w:r>
+        <w:rPr>
+          <w:rFonts w:ascii="Times New Roman" w:hAnsi="Times New Roman"/>
+        </w:rPr>
+        <w:t xml:space="preserve"> Results</w:t>
       </w:r>
       <w:bookmarkEnd w:id="99"/>
     </w:p>
@@ -26124,7 +29313,25 @@
           <w:color w:val="000000"/>
           <w:sz w:val="24"/>
         </w:rPr>
-        <w:t>The test cases defined in Chapter 3 were executed against the working system. The table below summarises the result for each test case group.</w:t>
+        <w:t xml:space="preserve">The test cases defined in Chapter 3 were executed against the working system. The table below </w:t>
+      </w:r>
+      <w:proofErr w:type="spellStart"/>
+      <w:r>
+        <w:rPr>
+          <w:rFonts w:ascii="Times New Roman" w:hAnsi="Times New Roman"/>
+          <w:color w:val="000000"/>
+          <w:sz w:val="24"/>
+        </w:rPr>
+        <w:t>summarises</w:t>
+      </w:r>
+      <w:proofErr w:type="spellEnd"/>
+      <w:r>
+        <w:rPr>
+          <w:rFonts w:ascii="Times New Roman" w:hAnsi="Times New Roman"/>
+          <w:color w:val="000000"/>
+          <w:sz w:val="24"/>
+        </w:rPr>
+        <w:t xml:space="preserve"> the result for each test case group.</w:t>
       </w:r>
     </w:p>
     <w:p>
@@ -26136,27 +29343,14 @@
       <w:r>
         <w:t xml:space="preserve">Table </w:t>
       </w:r>
-      <w:r>
-        <w:fldChar w:fldCharType="begin"/>
-      </w:r>
-      <w:r>
-        <w:instrText xml:space="preserve"> SEQ Table \* ARABIC </w:instrText>
-      </w:r>
-      <w:r>
-        <w:fldChar w:fldCharType="separate"/>
-      </w:r>
-      <w:r>
-        <w:rPr>
-          <w:noProof/>
-        </w:rPr>
-        <w:t>27</w:t>
-      </w:r>
-      <w:r>
-        <w:rPr>
-          <w:noProof/>
-        </w:rPr>
-        <w:fldChar w:fldCharType="end"/>
-      </w:r>
+      <w:fldSimple w:instr=" SEQ Table \* ARABIC ">
+        <w:r>
+          <w:rPr>
+            <w:noProof/>
+          </w:rPr>
+          <w:t>27</w:t>
+        </w:r>
+      </w:fldSimple>
       <w:r>
         <w:t>: Test Execution Results</w:t>
       </w:r>
@@ -26943,11 +30137,19 @@
         <w:spacing w:line="360" w:lineRule="auto"/>
       </w:pPr>
       <w:bookmarkStart w:id="101" w:name="_Toc227543972"/>
-      <w:r>
-        <w:rPr>
-          <w:rFonts w:ascii="Times New Roman" w:hAnsi="Times New Roman"/>
-        </w:rPr>
-        <w:t>6.3  Backend Testing</w:t>
+      <w:proofErr w:type="gramStart"/>
+      <w:r>
+        <w:rPr>
+          <w:rFonts w:ascii="Times New Roman" w:hAnsi="Times New Roman"/>
+        </w:rPr>
+        <w:t>6.3  Backend</w:t>
+      </w:r>
+      <w:proofErr w:type="gramEnd"/>
+      <w:r>
+        <w:rPr>
+          <w:rFonts w:ascii="Times New Roman" w:hAnsi="Times New Roman"/>
+        </w:rPr>
+        <w:t xml:space="preserve"> Testing</w:t>
       </w:r>
       <w:bookmarkEnd w:id="101"/>
     </w:p>
@@ -26985,7 +30187,25 @@
           <w:sz w:val="24"/>
         </w:rPr>
         <w:lastRenderedPageBreak/>
-        <w:t>1. Authentication: Registering with a non-Riphah email was rejected. Logging in with a wrong password was rejected. Accessing a protected page without logging in was blocked.</w:t>
+        <w:t>1. Authentication: Registering with a non-</w:t>
+      </w:r>
+      <w:proofErr w:type="spellStart"/>
+      <w:r>
+        <w:rPr>
+          <w:rFonts w:ascii="Times New Roman" w:hAnsi="Times New Roman"/>
+          <w:color w:val="000000"/>
+          <w:sz w:val="24"/>
+        </w:rPr>
+        <w:t>Riphah</w:t>
+      </w:r>
+      <w:proofErr w:type="spellEnd"/>
+      <w:r>
+        <w:rPr>
+          <w:rFonts w:ascii="Times New Roman" w:hAnsi="Times New Roman"/>
+          <w:color w:val="000000"/>
+          <w:sz w:val="24"/>
+        </w:rPr>
+        <w:t xml:space="preserve"> email was rejected. Logging in with a wrong password was rejected. Accessing a protected page without logging in was blocked.</w:t>
       </w:r>
     </w:p>
     <w:p>
@@ -27108,11 +30328,19 @@
         <w:spacing w:line="360" w:lineRule="auto"/>
       </w:pPr>
       <w:bookmarkStart w:id="102" w:name="_Toc227543973"/>
-      <w:r>
-        <w:rPr>
-          <w:rFonts w:ascii="Times New Roman" w:hAnsi="Times New Roman"/>
-        </w:rPr>
-        <w:t>6.4  Frontend Testing</w:t>
+      <w:proofErr w:type="gramStart"/>
+      <w:r>
+        <w:rPr>
+          <w:rFonts w:ascii="Times New Roman" w:hAnsi="Times New Roman"/>
+        </w:rPr>
+        <w:t>6.4  Frontend</w:t>
+      </w:r>
+      <w:proofErr w:type="gramEnd"/>
+      <w:r>
+        <w:rPr>
+          <w:rFonts w:ascii="Times New Roman" w:hAnsi="Times New Roman"/>
+        </w:rPr>
+        <w:t xml:space="preserve"> Testing</w:t>
       </w:r>
       <w:bookmarkEnd w:id="102"/>
     </w:p>
@@ -27130,7 +30358,25 @@
           <w:color w:val="000000"/>
           <w:sz w:val="24"/>
         </w:rPr>
-        <w:t>We tested the frontend by running the application in the browser and going through each feature manually. We created test accounts, posted content, joined groups, RSVPed to events, reported lost and found items, sent messages between two accounts to confirm real-time delivery, and created announcements with a Teacher account.</w:t>
+        <w:t xml:space="preserve">We tested the frontend by running the application in the browser and going through each feature manually. We created test accounts, posted content, joined groups, </w:t>
+      </w:r>
+      <w:proofErr w:type="spellStart"/>
+      <w:r>
+        <w:rPr>
+          <w:rFonts w:ascii="Times New Roman" w:hAnsi="Times New Roman"/>
+          <w:color w:val="000000"/>
+          <w:sz w:val="24"/>
+        </w:rPr>
+        <w:t>RSVPed</w:t>
+      </w:r>
+      <w:proofErr w:type="spellEnd"/>
+      <w:r>
+        <w:rPr>
+          <w:rFonts w:ascii="Times New Roman" w:hAnsi="Times New Roman"/>
+          <w:color w:val="000000"/>
+          <w:sz w:val="24"/>
+        </w:rPr>
+        <w:t xml:space="preserve"> to events, reported lost and found items, sent messages between two accounts to confirm real-time delivery, and created announcements with a Teacher account.</w:t>
       </w:r>
     </w:p>
     <w:p>
@@ -27156,6 +30402,7 @@
         <w:spacing w:line="360" w:lineRule="auto"/>
       </w:pPr>
       <w:bookmarkStart w:id="103" w:name="_Toc227543974"/>
+      <w:proofErr w:type="gramStart"/>
       <w:r>
         <w:rPr>
           <w:rFonts w:ascii="Times New Roman" w:hAnsi="Times New Roman"/>
@@ -27163,6 +30410,7 @@
         <w:t>6.5  Limitations</w:t>
       </w:r>
       <w:bookmarkEnd w:id="103"/>
+      <w:proofErr w:type="gramEnd"/>
     </w:p>
     <w:p>
       <w:pPr>
@@ -27275,6 +30523,7 @@
         <w:spacing w:line="360" w:lineRule="auto"/>
       </w:pPr>
       <w:bookmarkStart w:id="105" w:name="_Toc227543976"/>
+      <w:proofErr w:type="gramStart"/>
       <w:r>
         <w:rPr>
           <w:rFonts w:ascii="Times New Roman" w:hAnsi="Times New Roman"/>
@@ -27282,6 +30531,7 @@
         <w:t>7.1  Introduction</w:t>
       </w:r>
       <w:bookmarkEnd w:id="105"/>
+      <w:proofErr w:type="gramEnd"/>
     </w:p>
     <w:p>
       <w:pPr>
@@ -27297,7 +30547,43 @@
           <w:color w:val="000000"/>
           <w:sz w:val="24"/>
         </w:rPr>
-        <w:t>This chapter brings together everything we have done in this project from start to finish. We look at what we managed to build, where we faced difficulties, and what we learned from the process. We also think honestly about what could be better and what we want to add or improve in the future. Building Riphah Konnect was a challenging experience, but seeing a working system with a real backend and a functional frontend made it worthwhile.</w:t>
+        <w:t xml:space="preserve">This chapter brings together everything we have done in this project from start to finish. We look at what we managed to build, where we faced difficulties, and what we learned from the process. We also think honestly about what could be better and what we want to add or improve in the future. Building </w:t>
+      </w:r>
+      <w:proofErr w:type="spellStart"/>
+      <w:r>
+        <w:rPr>
+          <w:rFonts w:ascii="Times New Roman" w:hAnsi="Times New Roman"/>
+          <w:color w:val="000000"/>
+          <w:sz w:val="24"/>
+        </w:rPr>
+        <w:t>Riphah</w:t>
+      </w:r>
+      <w:proofErr w:type="spellEnd"/>
+      <w:r>
+        <w:rPr>
+          <w:rFonts w:ascii="Times New Roman" w:hAnsi="Times New Roman"/>
+          <w:color w:val="000000"/>
+          <w:sz w:val="24"/>
+        </w:rPr>
+        <w:t xml:space="preserve"> </w:t>
+      </w:r>
+      <w:proofErr w:type="spellStart"/>
+      <w:r>
+        <w:rPr>
+          <w:rFonts w:ascii="Times New Roman" w:hAnsi="Times New Roman"/>
+          <w:color w:val="000000"/>
+          <w:sz w:val="24"/>
+        </w:rPr>
+        <w:t>Konnect</w:t>
+      </w:r>
+      <w:proofErr w:type="spellEnd"/>
+      <w:r>
+        <w:rPr>
+          <w:rFonts w:ascii="Times New Roman" w:hAnsi="Times New Roman"/>
+          <w:color w:val="000000"/>
+          <w:sz w:val="24"/>
+        </w:rPr>
+        <w:t xml:space="preserve"> was a challenging experience, but seeing a working system with a real backend and a functional frontend made it worthwhile.</w:t>
       </w:r>
     </w:p>
     <w:p>
@@ -27306,6 +30592,7 @@
         <w:spacing w:line="360" w:lineRule="auto"/>
       </w:pPr>
       <w:bookmarkStart w:id="106" w:name="_Toc227543977"/>
+      <w:proofErr w:type="gramStart"/>
       <w:r>
         <w:rPr>
           <w:rFonts w:ascii="Times New Roman" w:hAnsi="Times New Roman"/>
@@ -27313,6 +30600,7 @@
         <w:t>7.2  Achievements</w:t>
       </w:r>
       <w:bookmarkEnd w:id="106"/>
+      <w:proofErr w:type="gramEnd"/>
     </w:p>
     <w:p>
       <w:pPr>
@@ -27328,7 +30616,43 @@
           <w:color w:val="000000"/>
           <w:sz w:val="24"/>
         </w:rPr>
-        <w:t>By the end of this project, we successfully built and demonstrated a full-stack web application with seven working modules. The backend was built using Node.js and Express, and the database was hosted on Supabase. User authentication with secure password storage is fully working. The frontend was built in React with TailwindCSS and covers all main features of the platform including the Announcements module.</w:t>
+        <w:t xml:space="preserve">By the end of this project, we successfully built and demonstrated a full-stack web application with seven working modules. The backend was built using Node.js and Express, and the database was hosted on </w:t>
+      </w:r>
+      <w:proofErr w:type="spellStart"/>
+      <w:r>
+        <w:rPr>
+          <w:rFonts w:ascii="Times New Roman" w:hAnsi="Times New Roman"/>
+          <w:color w:val="000000"/>
+          <w:sz w:val="24"/>
+        </w:rPr>
+        <w:t>Supabase</w:t>
+      </w:r>
+      <w:proofErr w:type="spellEnd"/>
+      <w:r>
+        <w:rPr>
+          <w:rFonts w:ascii="Times New Roman" w:hAnsi="Times New Roman"/>
+          <w:color w:val="000000"/>
+          <w:sz w:val="24"/>
+        </w:rPr>
+        <w:t xml:space="preserve">. User authentication with secure password storage is fully working. The frontend was built in React with </w:t>
+      </w:r>
+      <w:proofErr w:type="spellStart"/>
+      <w:r>
+        <w:rPr>
+          <w:rFonts w:ascii="Times New Roman" w:hAnsi="Times New Roman"/>
+          <w:color w:val="000000"/>
+          <w:sz w:val="24"/>
+        </w:rPr>
+        <w:t>TailwindCSS</w:t>
+      </w:r>
+      <w:proofErr w:type="spellEnd"/>
+      <w:r>
+        <w:rPr>
+          <w:rFonts w:ascii="Times New Roman" w:hAnsi="Times New Roman"/>
+          <w:color w:val="000000"/>
+          <w:sz w:val="24"/>
+        </w:rPr>
+        <w:t xml:space="preserve"> and covers all main features of the platform including the Announcements module.</w:t>
       </w:r>
     </w:p>
     <w:p>
@@ -27345,7 +30669,25 @@
           <w:color w:val="000000"/>
           <w:sz w:val="24"/>
         </w:rPr>
-        <w:t>We also successfully implemented real-time messaging, which was the most technically challenging part of the project. The email-based domain restriction for registration ensures that only verified Riphah students, teachers, and faculty can create accounts. All six UML diagrams required for this documentation were designed in Enterprise Architect and are presented in Chapter 4.</w:t>
+        <w:t xml:space="preserve">We also successfully implemented real-time messaging, which was the most technically challenging part of the project. The email-based domain restriction for registration ensures that only verified </w:t>
+      </w:r>
+      <w:proofErr w:type="spellStart"/>
+      <w:r>
+        <w:rPr>
+          <w:rFonts w:ascii="Times New Roman" w:hAnsi="Times New Roman"/>
+          <w:color w:val="000000"/>
+          <w:sz w:val="24"/>
+        </w:rPr>
+        <w:t>Riphah</w:t>
+      </w:r>
+      <w:proofErr w:type="spellEnd"/>
+      <w:r>
+        <w:rPr>
+          <w:rFonts w:ascii="Times New Roman" w:hAnsi="Times New Roman"/>
+          <w:color w:val="000000"/>
+          <w:sz w:val="24"/>
+        </w:rPr>
+        <w:t xml:space="preserve"> students, teachers, and faculty can create accounts. All six UML diagrams required for this documentation were designed in Enterprise Architect and are presented in Chapter 4.</w:t>
       </w:r>
     </w:p>
     <w:p>
@@ -27354,11 +30696,19 @@
         <w:spacing w:line="360" w:lineRule="auto"/>
       </w:pPr>
       <w:bookmarkStart w:id="107" w:name="_Toc227543978"/>
-      <w:r>
-        <w:rPr>
-          <w:rFonts w:ascii="Times New Roman" w:hAnsi="Times New Roman"/>
-        </w:rPr>
-        <w:t>7.3  Critical Review</w:t>
+      <w:proofErr w:type="gramStart"/>
+      <w:r>
+        <w:rPr>
+          <w:rFonts w:ascii="Times New Roman" w:hAnsi="Times New Roman"/>
+        </w:rPr>
+        <w:t>7.3  Critical</w:t>
+      </w:r>
+      <w:proofErr w:type="gramEnd"/>
+      <w:r>
+        <w:rPr>
+          <w:rFonts w:ascii="Times New Roman" w:hAnsi="Times New Roman"/>
+        </w:rPr>
+        <w:t xml:space="preserve"> Review</w:t>
       </w:r>
       <w:bookmarkEnd w:id="107"/>
     </w:p>
@@ -27403,11 +30753,19 @@
         <w:spacing w:line="360" w:lineRule="auto"/>
       </w:pPr>
       <w:bookmarkStart w:id="108" w:name="_Toc227543979"/>
-      <w:r>
-        <w:rPr>
-          <w:rFonts w:ascii="Times New Roman" w:hAnsi="Times New Roman"/>
-        </w:rPr>
-        <w:t>7.4  Future Recommendations</w:t>
+      <w:proofErr w:type="gramStart"/>
+      <w:r>
+        <w:rPr>
+          <w:rFonts w:ascii="Times New Roman" w:hAnsi="Times New Roman"/>
+        </w:rPr>
+        <w:t>7.4  Future</w:t>
+      </w:r>
+      <w:proofErr w:type="gramEnd"/>
+      <w:r>
+        <w:rPr>
+          <w:rFonts w:ascii="Times New Roman" w:hAnsi="Times New Roman"/>
+        </w:rPr>
+        <w:t xml:space="preserve"> Recommendations</w:t>
       </w:r>
       <w:bookmarkEnd w:id="108"/>
     </w:p>
@@ -27463,7 +30821,25 @@
           <w:color w:val="000000"/>
           <w:sz w:val="24"/>
         </w:rPr>
-        <w:t>2. Post Feed Filtering by Type: Posts already have a type field (General, Question, Resource) but the feed does not yet support filtering by type. Adding a filter bar on the posts page is a small but useful improvement.</w:t>
+        <w:t xml:space="preserve">2. Post Feed Filtering by Type: Posts already have a type field (General, Question, </w:t>
+      </w:r>
+      <w:proofErr w:type="gramStart"/>
+      <w:r>
+        <w:rPr>
+          <w:rFonts w:ascii="Times New Roman" w:hAnsi="Times New Roman"/>
+          <w:color w:val="000000"/>
+          <w:sz w:val="24"/>
+        </w:rPr>
+        <w:t>Resource</w:t>
+      </w:r>
+      <w:proofErr w:type="gramEnd"/>
+      <w:r>
+        <w:rPr>
+          <w:rFonts w:ascii="Times New Roman" w:hAnsi="Times New Roman"/>
+          <w:color w:val="000000"/>
+          <w:sz w:val="24"/>
+        </w:rPr>
+        <w:t>) but the feed does not yet support filtering by type. Adding a filter bar on the posts page is a small but useful improvement.</w:t>
       </w:r>
     </w:p>
     <w:p>
@@ -27501,7 +30877,25 @@
           <w:color w:val="000000"/>
           <w:sz w:val="24"/>
         </w:rPr>
-        <w:t>4. Email Verification: Registration currently only checks that the email belongs to a Riphah domain. We plan to add a verification step where users confirm their email before their account is activated.</w:t>
+        <w:t xml:space="preserve">4. Email Verification: Registration currently only checks that the email belongs to a </w:t>
+      </w:r>
+      <w:proofErr w:type="spellStart"/>
+      <w:r>
+        <w:rPr>
+          <w:rFonts w:ascii="Times New Roman" w:hAnsi="Times New Roman"/>
+          <w:color w:val="000000"/>
+          <w:sz w:val="24"/>
+        </w:rPr>
+        <w:t>Riphah</w:t>
+      </w:r>
+      <w:proofErr w:type="spellEnd"/>
+      <w:r>
+        <w:rPr>
+          <w:rFonts w:ascii="Times New Roman" w:hAnsi="Times New Roman"/>
+          <w:color w:val="000000"/>
+          <w:sz w:val="24"/>
+        </w:rPr>
+        <w:t xml:space="preserve"> domain. We plan to add a verification step where users confirm their email before their account is activated.</w:t>
       </w:r>
     </w:p>
     <w:p>
@@ -27548,6 +30942,7 @@
         <w:spacing w:line="360" w:lineRule="auto"/>
       </w:pPr>
       <w:bookmarkStart w:id="109" w:name="_Toc227543980"/>
+      <w:proofErr w:type="gramStart"/>
       <w:r>
         <w:rPr>
           <w:rFonts w:ascii="Times New Roman" w:hAnsi="Times New Roman"/>
@@ -27555,6 +30950,7 @@
         <w:t>7.5  Summary</w:t>
       </w:r>
       <w:bookmarkEnd w:id="109"/>
+      <w:proofErr w:type="gramEnd"/>
     </w:p>
     <w:p>
       <w:pPr>
@@ -27564,13 +30960,59 @@
           <w:sz w:val="24"/>
         </w:rPr>
       </w:pPr>
-      <w:r>
-        <w:rPr>
-          <w:rFonts w:ascii="Times New Roman" w:hAnsi="Times New Roman"/>
-          <w:color w:val="000000"/>
-          <w:sz w:val="24"/>
-        </w:rPr>
-        <w:t xml:space="preserve">Riphah Konnect is a working web-based platform built for the students of Riphah International University. It brings together seven key features: a posts feed, semester </w:t>
+      <w:proofErr w:type="spellStart"/>
+      <w:r>
+        <w:rPr>
+          <w:rFonts w:ascii="Times New Roman" w:hAnsi="Times New Roman"/>
+          <w:color w:val="000000"/>
+          <w:sz w:val="24"/>
+        </w:rPr>
+        <w:t>Riphah</w:t>
+      </w:r>
+      <w:proofErr w:type="spellEnd"/>
+      <w:r>
+        <w:rPr>
+          <w:rFonts w:ascii="Times New Roman" w:hAnsi="Times New Roman"/>
+          <w:color w:val="000000"/>
+          <w:sz w:val="24"/>
+        </w:rPr>
+        <w:t xml:space="preserve"> </w:t>
+      </w:r>
+      <w:proofErr w:type="spellStart"/>
+      <w:r>
+        <w:rPr>
+          <w:rFonts w:ascii="Times New Roman" w:hAnsi="Times New Roman"/>
+          <w:color w:val="000000"/>
+          <w:sz w:val="24"/>
+        </w:rPr>
+        <w:t>Konnect</w:t>
+      </w:r>
+      <w:proofErr w:type="spellEnd"/>
+      <w:r>
+        <w:rPr>
+          <w:rFonts w:ascii="Times New Roman" w:hAnsi="Times New Roman"/>
+          <w:color w:val="000000"/>
+          <w:sz w:val="24"/>
+        </w:rPr>
+        <w:t xml:space="preserve"> is a working web-based platform built for the students of </w:t>
+      </w:r>
+      <w:proofErr w:type="spellStart"/>
+      <w:r>
+        <w:rPr>
+          <w:rFonts w:ascii="Times New Roman" w:hAnsi="Times New Roman"/>
+          <w:color w:val="000000"/>
+          <w:sz w:val="24"/>
+        </w:rPr>
+        <w:t>Riphah</w:t>
+      </w:r>
+      <w:proofErr w:type="spellEnd"/>
+      <w:r>
+        <w:rPr>
+          <w:rFonts w:ascii="Times New Roman" w:hAnsi="Times New Roman"/>
+          <w:color w:val="000000"/>
+          <w:sz w:val="24"/>
+        </w:rPr>
+        <w:t xml:space="preserve"> International University. It brings together seven key features: a posts feed, semester </w:t>
       </w:r>
       <w:r>
         <w:rPr>
@@ -27579,7 +31021,25 @@
           <w:sz w:val="24"/>
         </w:rPr>
         <w:lastRenderedPageBreak/>
-        <w:t>groups, campus events, lost and found, real-time messaging, user profiles, and announcements, all in one place that only verified Riphah members can access. The system has a complete backend, a hosted database, and a React frontend. It is the kind of platform we genuinely wished existed when we were in our earlier semesters, and building it from scratch gave us hands-on experience with every part of a full-stack web application. This project is ready to be demonstrated and will continue to be improved in FYP Part 2.</w:t>
+        <w:t xml:space="preserve">groups, campus events, lost and found, real-time messaging, user profiles, and announcements, all in one place that only verified </w:t>
+      </w:r>
+      <w:proofErr w:type="spellStart"/>
+      <w:r>
+        <w:rPr>
+          <w:rFonts w:ascii="Times New Roman" w:hAnsi="Times New Roman"/>
+          <w:color w:val="000000"/>
+          <w:sz w:val="24"/>
+        </w:rPr>
+        <w:t>Riphah</w:t>
+      </w:r>
+      <w:proofErr w:type="spellEnd"/>
+      <w:r>
+        <w:rPr>
+          <w:rFonts w:ascii="Times New Roman" w:hAnsi="Times New Roman"/>
+          <w:color w:val="000000"/>
+          <w:sz w:val="24"/>
+        </w:rPr>
+        <w:t xml:space="preserve"> members can access. The system has a complete backend, a hosted database, and a React frontend. It is the kind of platform we genuinely wished existed when we were in our earlier semesters, and building it from scratch gave us hands-on experience with every part of a full-stack web application. This project is ready to be demonstrated and will continue to be improved in FYP Part 2.</w:t>
       </w:r>
     </w:p>
     <w:p>
@@ -27710,7 +31170,7 @@
         <w:noProof/>
         <w:sz w:val="20"/>
       </w:rPr>
-      <w:t>23</w:t>
+      <w:t>19</w:t>
     </w:r>
     <w:r>
       <w:rPr>
@@ -39755,7 +43215,7 @@
 </file>
 
 <file path=customXml/itemProps1.xml><?xml version="1.0" encoding="utf-8"?>
-<ds:datastoreItem xmlns:ds="http://schemas.openxmlformats.org/officeDocument/2006/customXml" ds:itemID="{B50339B2-5857-4AC1-9144-12BAD1509D8D}">
+<ds:datastoreItem xmlns:ds="http://schemas.openxmlformats.org/officeDocument/2006/customXml" ds:itemID="{7EA9C697-82C8-4869-8347-5D69A73780CD}">
   <ds:schemaRefs>
     <ds:schemaRef ds:uri="http://schemas.openxmlformats.org/officeDocument/2006/bibliography"/>
   </ds:schemaRefs>

--- a/Riphah_Konnect_FYP_Doc.docx
+++ b/Riphah_Konnect_FYP_Doc.docx
@@ -29,7 +29,6 @@
           <w:szCs w:val="24"/>
         </w:rPr>
       </w:pPr>
-      <w:proofErr w:type="spellStart"/>
       <w:r>
         <w:rPr>
           <w:rFonts w:ascii="Times New Roman" w:hAnsi="Times New Roman"/>
@@ -37,29 +36,8 @@
           <w:color w:val="000000"/>
           <w:sz w:val="40"/>
         </w:rPr>
-        <w:t>Riphah</w:t>
-      </w:r>
-      <w:proofErr w:type="spellEnd"/>
-      <w:r>
-        <w:rPr>
-          <w:rFonts w:ascii="Times New Roman" w:hAnsi="Times New Roman"/>
-          <w:b/>
-          <w:color w:val="000000"/>
-          <w:sz w:val="40"/>
-        </w:rPr>
-        <w:t xml:space="preserve"> </w:t>
-      </w:r>
-      <w:proofErr w:type="spellStart"/>
-      <w:r>
-        <w:rPr>
-          <w:rFonts w:ascii="Times New Roman" w:hAnsi="Times New Roman"/>
-          <w:b/>
-          <w:color w:val="000000"/>
-          <w:sz w:val="40"/>
-        </w:rPr>
-        <w:t>Konnect</w:t>
-      </w:r>
-      <w:proofErr w:type="spellEnd"/>
+        <w:t>Riphah Konnect</w:t>
+      </w:r>
     </w:p>
     <w:p>
       <w:pPr>
@@ -197,7 +175,6 @@
         <w:spacing w:after="40" w:line="240" w:lineRule="auto"/>
         <w:jc w:val="center"/>
       </w:pPr>
-      <w:proofErr w:type="spellStart"/>
       <w:r>
         <w:rPr>
           <w:rFonts w:ascii="Times New Roman" w:hAnsi="Times New Roman"/>
@@ -205,9 +182,29 @@
           <w:color w:val="000000"/>
           <w:sz w:val="32"/>
         </w:rPr>
-        <w:t>Moiz</w:t>
-      </w:r>
-      <w:proofErr w:type="spellEnd"/>
+        <w:t>Moiz Ahmad Abbasi</w:t>
+      </w:r>
+    </w:p>
+    <w:p>
+      <w:pPr>
+        <w:spacing w:line="240" w:lineRule="auto"/>
+        <w:jc w:val="center"/>
+      </w:pPr>
+      <w:r>
+        <w:rPr>
+          <w:rFonts w:ascii="Times New Roman" w:hAnsi="Times New Roman"/>
+          <w:b/>
+          <w:color w:val="000000"/>
+          <w:sz w:val="24"/>
+        </w:rPr>
+        <w:t>45499</w:t>
+      </w:r>
+    </w:p>
+    <w:p>
+      <w:pPr>
+        <w:spacing w:after="40" w:line="240" w:lineRule="auto"/>
+        <w:jc w:val="center"/>
+      </w:pPr>
       <w:r>
         <w:rPr>
           <w:rFonts w:ascii="Times New Roman" w:hAnsi="Times New Roman"/>
@@ -215,9 +212,29 @@
           <w:color w:val="000000"/>
           <w:sz w:val="32"/>
         </w:rPr>
-        <w:t xml:space="preserve"> Ahmad </w:t>
-      </w:r>
-      <w:proofErr w:type="spellStart"/>
+        <w:t>Obaidullah Arshad</w:t>
+      </w:r>
+    </w:p>
+    <w:p>
+      <w:pPr>
+        <w:spacing w:line="240" w:lineRule="auto"/>
+        <w:jc w:val="center"/>
+      </w:pPr>
+      <w:r>
+        <w:rPr>
+          <w:rFonts w:ascii="Times New Roman" w:hAnsi="Times New Roman"/>
+          <w:b/>
+          <w:color w:val="000000"/>
+          <w:sz w:val="24"/>
+        </w:rPr>
+        <w:t>44316</w:t>
+      </w:r>
+    </w:p>
+    <w:p>
+      <w:pPr>
+        <w:spacing w:after="40" w:line="240" w:lineRule="auto"/>
+        <w:jc w:val="center"/>
+      </w:pPr>
       <w:r>
         <w:rPr>
           <w:rFonts w:ascii="Times New Roman" w:hAnsi="Times New Roman"/>
@@ -225,13 +242,12 @@
           <w:color w:val="000000"/>
           <w:sz w:val="32"/>
         </w:rPr>
-        <w:t>Abbasi</w:t>
-      </w:r>
-      <w:proofErr w:type="spellEnd"/>
-    </w:p>
-    <w:p>
-      <w:pPr>
-        <w:spacing w:line="240" w:lineRule="auto"/>
+        <w:t>Syed Airaf Khan</w:t>
+      </w:r>
+    </w:p>
+    <w:p>
+      <w:pPr>
+        <w:spacing w:after="280" w:line="240" w:lineRule="auto"/>
         <w:jc w:val="center"/>
       </w:pPr>
       <w:r>
@@ -241,15 +257,18 @@
           <w:color w:val="000000"/>
           <w:sz w:val="24"/>
         </w:rPr>
-        <w:t>45499</w:t>
-      </w:r>
-    </w:p>
-    <w:p>
-      <w:pPr>
-        <w:spacing w:after="40" w:line="240" w:lineRule="auto"/>
+        <w:t>47647</w:t>
+      </w:r>
+    </w:p>
+    <w:p>
+      <w:pPr>
+        <w:spacing w:after="80" w:line="240" w:lineRule="auto"/>
         <w:jc w:val="center"/>
-      </w:pPr>
-      <w:proofErr w:type="spellStart"/>
+        <w:rPr>
+          <w:b/>
+          <w:sz w:val="24"/>
+        </w:rPr>
+      </w:pPr>
       <w:r>
         <w:rPr>
           <w:rFonts w:ascii="Times New Roman" w:hAnsi="Times New Roman"/>
@@ -257,9 +276,17 @@
           <w:color w:val="000000"/>
           <w:sz w:val="32"/>
         </w:rPr>
-        <w:t>Obaidullah</w:t>
-      </w:r>
-      <w:proofErr w:type="spellEnd"/>
+        <w:t>Supervised by:</w:t>
+      </w:r>
+    </w:p>
+    <w:p>
+      <w:pPr>
+        <w:spacing w:after="40" w:line="240" w:lineRule="auto"/>
+        <w:jc w:val="center"/>
+        <w:rPr>
+          <w:sz w:val="24"/>
+        </w:rPr>
+      </w:pPr>
       <w:r>
         <w:rPr>
           <w:rFonts w:ascii="Times New Roman" w:hAnsi="Times New Roman"/>
@@ -267,39 +294,94 @@
           <w:color w:val="000000"/>
           <w:sz w:val="32"/>
         </w:rPr>
-        <w:t xml:space="preserve"> Arshad</w:t>
-      </w:r>
-    </w:p>
-    <w:p>
-      <w:pPr>
-        <w:spacing w:line="240" w:lineRule="auto"/>
+        <w:t>Mr. Raja Jalees-ul-Hussen Khan</w:t>
+      </w:r>
+    </w:p>
+    <w:p>
+      <w:pPr>
+        <w:spacing w:after="80" w:line="240" w:lineRule="auto"/>
         <w:jc w:val="center"/>
+        <w:rPr>
+          <w:rFonts w:ascii="Times New Roman" w:hAnsi="Times New Roman"/>
+          <w:color w:val="000000"/>
+          <w:sz w:val="24"/>
+        </w:rPr>
+      </w:pPr>
+    </w:p>
+    <w:p>
+      <w:pPr>
+        <w:spacing w:after="80" w:line="240" w:lineRule="auto"/>
+        <w:jc w:val="center"/>
+        <w:rPr>
+          <w:sz w:val="28"/>
+        </w:rPr>
       </w:pPr>
       <w:r>
         <w:rPr>
           <w:rFonts w:ascii="Times New Roman" w:hAnsi="Times New Roman"/>
           <w:b/>
           <w:color w:val="000000"/>
-          <w:sz w:val="24"/>
-        </w:rPr>
-        <w:t>44316</w:t>
-      </w:r>
-    </w:p>
-    <w:p>
-      <w:pPr>
-        <w:spacing w:after="40" w:line="240" w:lineRule="auto"/>
+          <w:sz w:val="36"/>
+        </w:rPr>
+        <w:t>Faculty of Computing</w:t>
+      </w:r>
+    </w:p>
+    <w:p>
+      <w:pPr>
+        <w:spacing w:after="80" w:line="240" w:lineRule="auto"/>
         <w:jc w:val="center"/>
-      </w:pPr>
-      <w:r>
+        <w:rPr>
+          <w:sz w:val="28"/>
+        </w:rPr>
+      </w:pPr>
+      <w:r>
+        <w:rPr>
+          <w:rFonts w:ascii="Times New Roman" w:hAnsi="Times New Roman"/>
+          <w:b/>
+          <w:color w:val="000000"/>
+          <w:sz w:val="36"/>
+        </w:rPr>
+        <w:t>Riphah International University, Islamabad</w:t>
+      </w:r>
+    </w:p>
+    <w:p>
+      <w:pPr>
+        <w:spacing w:after="0" w:line="240" w:lineRule="auto"/>
+        <w:jc w:val="center"/>
+        <w:rPr>
+          <w:sz w:val="28"/>
+        </w:rPr>
+      </w:pPr>
+      <w:r>
+        <w:rPr>
+          <w:rFonts w:ascii="Times New Roman" w:hAnsi="Times New Roman"/>
+          <w:b/>
+          <w:color w:val="000000"/>
+          <w:sz w:val="36"/>
+        </w:rPr>
+        <w:t>Spring 2026</w:t>
+      </w:r>
+    </w:p>
+    <w:p>
+      <w:pPr>
+        <w:spacing w:after="0"/>
+      </w:pPr>
+      <w:r>
+        <w:lastRenderedPageBreak/>
+        <w:br w:type="page"/>
+      </w:r>
+    </w:p>
+    <w:p>
+      <w:pPr>
+        <w:spacing w:after="80"/>
+        <w:jc w:val="center"/>
         <w:rPr>
           <w:rFonts w:ascii="Times New Roman" w:hAnsi="Times New Roman"/>
           <w:b/>
           <w:color w:val="000000"/>
           <w:sz w:val="32"/>
         </w:rPr>
-        <w:t xml:space="preserve">Syed </w:t>
-      </w:r>
-      <w:proofErr w:type="spellStart"/>
+      </w:pPr>
       <w:r>
         <w:rPr>
           <w:rFonts w:ascii="Times New Roman" w:hAnsi="Times New Roman"/>
@@ -307,81 +389,63 @@
           <w:color w:val="000000"/>
           <w:sz w:val="32"/>
         </w:rPr>
-        <w:t>Airaf</w:t>
-      </w:r>
-      <w:proofErr w:type="spellEnd"/>
-      <w:r>
+        <w:lastRenderedPageBreak/>
+        <w:t>A Dissertation Submitted To</w:t>
+      </w:r>
+    </w:p>
+    <w:p>
+      <w:pPr>
+        <w:spacing w:after="80"/>
+        <w:jc w:val="center"/>
         <w:rPr>
           <w:rFonts w:ascii="Times New Roman" w:hAnsi="Times New Roman"/>
           <w:b/>
           <w:color w:val="000000"/>
           <w:sz w:val="32"/>
         </w:rPr>
-        <w:t xml:space="preserve"> Khan</w:t>
-      </w:r>
-    </w:p>
-    <w:p>
-      <w:pPr>
-        <w:spacing w:after="280" w:line="240" w:lineRule="auto"/>
+      </w:pPr>
+    </w:p>
+    <w:p>
+      <w:pPr>
+        <w:spacing w:after="80"/>
         <w:jc w:val="center"/>
-      </w:pPr>
-      <w:r>
-        <w:rPr>
-          <w:rFonts w:ascii="Times New Roman" w:hAnsi="Times New Roman"/>
-          <w:b/>
-          <w:color w:val="000000"/>
-          <w:sz w:val="24"/>
-        </w:rPr>
-        <w:t>47647</w:t>
-      </w:r>
-    </w:p>
-    <w:p>
-      <w:pPr>
-        <w:spacing w:after="80" w:line="240" w:lineRule="auto"/>
-        <w:jc w:val="center"/>
-        <w:rPr>
-          <w:b/>
-          <w:sz w:val="24"/>
-        </w:rPr>
-      </w:pPr>
-      <w:r>
         <w:rPr>
           <w:rFonts w:ascii="Times New Roman" w:hAnsi="Times New Roman"/>
           <w:b/>
           <w:color w:val="000000"/>
           <w:sz w:val="32"/>
         </w:rPr>
-        <w:t>Supervised by:</w:t>
-      </w:r>
-    </w:p>
-    <w:p>
-      <w:pPr>
-        <w:spacing w:after="40" w:line="240" w:lineRule="auto"/>
+      </w:pPr>
+    </w:p>
+    <w:p>
+      <w:pPr>
+        <w:spacing w:after="80"/>
         <w:jc w:val="center"/>
-        <w:rPr>
-          <w:sz w:val="24"/>
-        </w:rPr>
-      </w:pPr>
-      <w:r>
         <w:rPr>
           <w:rFonts w:ascii="Times New Roman" w:hAnsi="Times New Roman"/>
           <w:b/>
           <w:color w:val="000000"/>
           <w:sz w:val="32"/>
         </w:rPr>
-        <w:t>Mr. Raja Jalees-</w:t>
-      </w:r>
-      <w:proofErr w:type="spellStart"/>
-      <w:r>
+      </w:pPr>
+    </w:p>
+    <w:p>
+      <w:pPr>
+        <w:spacing w:after="80"/>
+        <w:jc w:val="center"/>
         <w:rPr>
           <w:rFonts w:ascii="Times New Roman" w:hAnsi="Times New Roman"/>
           <w:b/>
           <w:color w:val="000000"/>
           <w:sz w:val="32"/>
         </w:rPr>
-        <w:t>ul</w:t>
-      </w:r>
-      <w:proofErr w:type="spellEnd"/>
+      </w:pPr>
+    </w:p>
+    <w:p>
+      <w:pPr>
+        <w:spacing w:after="80" w:line="480" w:lineRule="auto"/>
+        <w:jc w:val="center"/>
+      </w:pPr>
       <w:r>
         <w:rPr>
           <w:rFonts w:ascii="Times New Roman" w:hAnsi="Times New Roman"/>
@@ -389,9 +453,14 @@
           <w:color w:val="000000"/>
           <w:sz w:val="32"/>
         </w:rPr>
-        <w:t>-</w:t>
-      </w:r>
-      <w:proofErr w:type="spellStart"/>
+        <w:t>Faculty of Computing,</w:t>
+      </w:r>
+    </w:p>
+    <w:p>
+      <w:pPr>
+        <w:spacing w:line="480" w:lineRule="auto"/>
+        <w:jc w:val="center"/>
+      </w:pPr>
       <w:r>
         <w:rPr>
           <w:rFonts w:ascii="Times New Roman" w:hAnsi="Times New Roman"/>
@@ -399,9 +468,14 @@
           <w:color w:val="000000"/>
           <w:sz w:val="32"/>
         </w:rPr>
-        <w:t>Hussen</w:t>
-      </w:r>
-      <w:proofErr w:type="spellEnd"/>
+        <w:t>Riphah International University, Islamabad</w:t>
+      </w:r>
+    </w:p>
+    <w:p>
+      <w:pPr>
+        <w:spacing w:after="80" w:line="480" w:lineRule="auto"/>
+        <w:jc w:val="center"/>
+      </w:pPr>
       <w:r>
         <w:rPr>
           <w:rFonts w:ascii="Times New Roman" w:hAnsi="Times New Roman"/>
@@ -409,131 +483,48 @@
           <w:color w:val="000000"/>
           <w:sz w:val="32"/>
         </w:rPr>
-        <w:t xml:space="preserve"> Khan</w:t>
-      </w:r>
-    </w:p>
-    <w:p>
-      <w:pPr>
-        <w:spacing w:after="80" w:line="240" w:lineRule="auto"/>
+        <w:t>As a Partial Fulfillment of the Requirement for the</w:t>
+      </w:r>
+    </w:p>
+    <w:p>
+      <w:pPr>
+        <w:spacing w:after="80" w:line="480" w:lineRule="auto"/>
         <w:jc w:val="center"/>
-        <w:rPr>
-          <w:rFonts w:ascii="Times New Roman" w:hAnsi="Times New Roman"/>
-          <w:color w:val="000000"/>
-          <w:sz w:val="24"/>
-        </w:rPr>
-      </w:pPr>
-    </w:p>
-    <w:p>
-      <w:pPr>
-        <w:spacing w:after="80" w:line="240" w:lineRule="auto"/>
-        <w:jc w:val="center"/>
-        <w:rPr>
-          <w:sz w:val="28"/>
-        </w:rPr>
-      </w:pPr>
-      <w:r>
-        <w:rPr>
-          <w:rFonts w:ascii="Times New Roman" w:hAnsi="Times New Roman"/>
-          <w:b/>
-          <w:color w:val="000000"/>
-          <w:sz w:val="36"/>
-        </w:rPr>
-        <w:t>Faculty of Computing</w:t>
-      </w:r>
-    </w:p>
-    <w:p>
-      <w:pPr>
-        <w:spacing w:after="80" w:line="240" w:lineRule="auto"/>
-        <w:jc w:val="center"/>
-        <w:rPr>
-          <w:sz w:val="28"/>
-        </w:rPr>
-      </w:pPr>
-      <w:proofErr w:type="spellStart"/>
-      <w:r>
-        <w:rPr>
-          <w:rFonts w:ascii="Times New Roman" w:hAnsi="Times New Roman"/>
-          <w:b/>
-          <w:color w:val="000000"/>
-          <w:sz w:val="36"/>
-        </w:rPr>
-        <w:t>Riphah</w:t>
-      </w:r>
-      <w:proofErr w:type="spellEnd"/>
-      <w:r>
-        <w:rPr>
-          <w:rFonts w:ascii="Times New Roman" w:hAnsi="Times New Roman"/>
-          <w:b/>
-          <w:color w:val="000000"/>
-          <w:sz w:val="36"/>
-        </w:rPr>
-        <w:t xml:space="preserve"> International University, Islamabad</w:t>
-      </w:r>
-    </w:p>
-    <w:p>
-      <w:pPr>
-        <w:spacing w:after="0" w:line="240" w:lineRule="auto"/>
-        <w:jc w:val="center"/>
-        <w:rPr>
-          <w:sz w:val="28"/>
-        </w:rPr>
-      </w:pPr>
-      <w:r>
-        <w:rPr>
-          <w:rFonts w:ascii="Times New Roman" w:hAnsi="Times New Roman"/>
-          <w:b/>
-          <w:color w:val="000000"/>
-          <w:sz w:val="36"/>
-        </w:rPr>
-        <w:t>Spring 2026</w:t>
-      </w:r>
-    </w:p>
-    <w:p>
-      <w:pPr>
-        <w:spacing w:after="0"/>
-      </w:pPr>
-      <w:r>
-        <w:lastRenderedPageBreak/>
-        <w:br w:type="page"/>
-      </w:r>
-    </w:p>
-    <w:p>
-      <w:pPr>
-        <w:spacing w:after="80"/>
-        <w:jc w:val="center"/>
+      </w:pPr>
+      <w:r>
         <w:rPr>
           <w:rFonts w:ascii="Times New Roman" w:hAnsi="Times New Roman"/>
           <w:b/>
           <w:color w:val="000000"/>
           <w:sz w:val="32"/>
         </w:rPr>
-      </w:pPr>
-      <w:r>
+        <w:t>Award of the Degree of</w:t>
+      </w:r>
+    </w:p>
+    <w:p>
+      <w:pPr>
+        <w:spacing w:after="280" w:line="480" w:lineRule="auto"/>
+        <w:jc w:val="center"/>
         <w:rPr>
           <w:rFonts w:ascii="Times New Roman" w:hAnsi="Times New Roman"/>
           <w:b/>
           <w:color w:val="000000"/>
           <w:sz w:val="32"/>
         </w:rPr>
-        <w:lastRenderedPageBreak/>
-        <w:t>A Dissertation Submitted To</w:t>
-      </w:r>
-    </w:p>
-    <w:p>
-      <w:pPr>
-        <w:spacing w:after="80"/>
-        <w:jc w:val="center"/>
+      </w:pPr>
+      <w:r>
         <w:rPr>
           <w:rFonts w:ascii="Times New Roman" w:hAnsi="Times New Roman"/>
           <w:b/>
           <w:color w:val="000000"/>
           <w:sz w:val="32"/>
         </w:rPr>
-      </w:pPr>
-    </w:p>
-    <w:p>
-      <w:pPr>
-        <w:spacing w:after="80"/>
+        <w:t>Bachelors of Science in Software Engineering</w:t>
+      </w:r>
+    </w:p>
+    <w:p>
+      <w:pPr>
+        <w:spacing w:after="280" w:line="480" w:lineRule="auto"/>
         <w:jc w:val="center"/>
         <w:rPr>
           <w:rFonts w:ascii="Times New Roman" w:hAnsi="Times New Roman"/>
@@ -545,7 +536,7 @@
     </w:p>
     <w:p>
       <w:pPr>
-        <w:spacing w:after="80"/>
+        <w:spacing w:after="280" w:line="480" w:lineRule="auto"/>
         <w:jc w:val="center"/>
         <w:rPr>
           <w:rFonts w:ascii="Times New Roman" w:hAnsi="Times New Roman"/>
@@ -557,134 +548,6 @@
     </w:p>
     <w:p>
       <w:pPr>
-        <w:spacing w:after="80"/>
-        <w:jc w:val="center"/>
-        <w:rPr>
-          <w:rFonts w:ascii="Times New Roman" w:hAnsi="Times New Roman"/>
-          <w:b/>
-          <w:color w:val="000000"/>
-          <w:sz w:val="32"/>
-        </w:rPr>
-      </w:pPr>
-    </w:p>
-    <w:p>
-      <w:pPr>
-        <w:spacing w:after="80" w:line="480" w:lineRule="auto"/>
-        <w:jc w:val="center"/>
-      </w:pPr>
-      <w:r>
-        <w:rPr>
-          <w:rFonts w:ascii="Times New Roman" w:hAnsi="Times New Roman"/>
-          <w:b/>
-          <w:color w:val="000000"/>
-          <w:sz w:val="32"/>
-        </w:rPr>
-        <w:t>Faculty of Computing,</w:t>
-      </w:r>
-    </w:p>
-    <w:p>
-      <w:pPr>
-        <w:spacing w:line="480" w:lineRule="auto"/>
-        <w:jc w:val="center"/>
-      </w:pPr>
-      <w:proofErr w:type="spellStart"/>
-      <w:r>
-        <w:rPr>
-          <w:rFonts w:ascii="Times New Roman" w:hAnsi="Times New Roman"/>
-          <w:b/>
-          <w:color w:val="000000"/>
-          <w:sz w:val="32"/>
-        </w:rPr>
-        <w:t>Riphah</w:t>
-      </w:r>
-      <w:proofErr w:type="spellEnd"/>
-      <w:r>
-        <w:rPr>
-          <w:rFonts w:ascii="Times New Roman" w:hAnsi="Times New Roman"/>
-          <w:b/>
-          <w:color w:val="000000"/>
-          <w:sz w:val="32"/>
-        </w:rPr>
-        <w:t xml:space="preserve"> International University, Islamabad</w:t>
-      </w:r>
-    </w:p>
-    <w:p>
-      <w:pPr>
-        <w:spacing w:after="80" w:line="480" w:lineRule="auto"/>
-        <w:jc w:val="center"/>
-      </w:pPr>
-      <w:r>
-        <w:rPr>
-          <w:rFonts w:ascii="Times New Roman" w:hAnsi="Times New Roman"/>
-          <w:b/>
-          <w:color w:val="000000"/>
-          <w:sz w:val="32"/>
-        </w:rPr>
-        <w:t>As a Partial Fulfillment of the Requirement for the</w:t>
-      </w:r>
-    </w:p>
-    <w:p>
-      <w:pPr>
-        <w:spacing w:after="80" w:line="480" w:lineRule="auto"/>
-        <w:jc w:val="center"/>
-      </w:pPr>
-      <w:r>
-        <w:rPr>
-          <w:rFonts w:ascii="Times New Roman" w:hAnsi="Times New Roman"/>
-          <w:b/>
-          <w:color w:val="000000"/>
-          <w:sz w:val="32"/>
-        </w:rPr>
-        <w:t>Award of the Degree of</w:t>
-      </w:r>
-    </w:p>
-    <w:p>
-      <w:pPr>
-        <w:spacing w:after="280" w:line="480" w:lineRule="auto"/>
-        <w:jc w:val="center"/>
-        <w:rPr>
-          <w:rFonts w:ascii="Times New Roman" w:hAnsi="Times New Roman"/>
-          <w:b/>
-          <w:color w:val="000000"/>
-          <w:sz w:val="32"/>
-        </w:rPr>
-      </w:pPr>
-      <w:r>
-        <w:rPr>
-          <w:rFonts w:ascii="Times New Roman" w:hAnsi="Times New Roman"/>
-          <w:b/>
-          <w:color w:val="000000"/>
-          <w:sz w:val="32"/>
-        </w:rPr>
-        <w:t>Bachelors of Science in Software Engineering</w:t>
-      </w:r>
-    </w:p>
-    <w:p>
-      <w:pPr>
-        <w:spacing w:after="280" w:line="480" w:lineRule="auto"/>
-        <w:jc w:val="center"/>
-        <w:rPr>
-          <w:rFonts w:ascii="Times New Roman" w:hAnsi="Times New Roman"/>
-          <w:b/>
-          <w:color w:val="000000"/>
-          <w:sz w:val="32"/>
-        </w:rPr>
-      </w:pPr>
-    </w:p>
-    <w:p>
-      <w:pPr>
-        <w:spacing w:after="280" w:line="480" w:lineRule="auto"/>
-        <w:jc w:val="center"/>
-        <w:rPr>
-          <w:rFonts w:ascii="Times New Roman" w:hAnsi="Times New Roman"/>
-          <w:b/>
-          <w:color w:val="000000"/>
-          <w:sz w:val="32"/>
-        </w:rPr>
-      </w:pPr>
-    </w:p>
-    <w:p>
-      <w:pPr>
         <w:spacing w:after="280" w:line="480" w:lineRule="auto"/>
         <w:jc w:val="center"/>
       </w:pPr>
@@ -727,7 +590,6 @@
         <w:spacing w:after="280"/>
         <w:jc w:val="center"/>
       </w:pPr>
-      <w:proofErr w:type="spellStart"/>
       <w:r>
         <w:rPr>
           <w:rFonts w:ascii="Times New Roman" w:hAnsi="Times New Roman"/>
@@ -735,17 +597,7 @@
           <w:color w:val="000000"/>
           <w:sz w:val="28"/>
         </w:rPr>
-        <w:t>Riphah</w:t>
-      </w:r>
-      <w:proofErr w:type="spellEnd"/>
-      <w:r>
-        <w:rPr>
-          <w:rFonts w:ascii="Times New Roman" w:hAnsi="Times New Roman"/>
-          <w:b/>
-          <w:color w:val="000000"/>
-          <w:sz w:val="28"/>
-        </w:rPr>
-        <w:t xml:space="preserve"> International University, Islamabad</w:t>
+        <w:t>Riphah International University, Islamabad</w:t>
       </w:r>
     </w:p>
     <w:p>
@@ -811,97 +663,7 @@
           <w:color w:val="000000"/>
           <w:sz w:val="24"/>
         </w:rPr>
-        <w:t xml:space="preserve">This is to certify that we have read the report submitted by </w:t>
-      </w:r>
-      <w:proofErr w:type="spellStart"/>
-      <w:r>
-        <w:rPr>
-          <w:rFonts w:ascii="Times New Roman" w:hAnsi="Times New Roman"/>
-          <w:color w:val="000000"/>
-          <w:sz w:val="24"/>
-        </w:rPr>
-        <w:t>Moiz</w:t>
-      </w:r>
-      <w:proofErr w:type="spellEnd"/>
-      <w:r>
-        <w:rPr>
-          <w:rFonts w:ascii="Times New Roman" w:hAnsi="Times New Roman"/>
-          <w:color w:val="000000"/>
-          <w:sz w:val="24"/>
-        </w:rPr>
-        <w:t xml:space="preserve"> Ahmad </w:t>
-      </w:r>
-      <w:proofErr w:type="spellStart"/>
-      <w:r>
-        <w:rPr>
-          <w:rFonts w:ascii="Times New Roman" w:hAnsi="Times New Roman"/>
-          <w:color w:val="000000"/>
-          <w:sz w:val="24"/>
-        </w:rPr>
-        <w:t>Abbasi</w:t>
-      </w:r>
-      <w:proofErr w:type="spellEnd"/>
-      <w:r>
-        <w:rPr>
-          <w:rFonts w:ascii="Times New Roman" w:hAnsi="Times New Roman"/>
-          <w:color w:val="000000"/>
-          <w:sz w:val="24"/>
-        </w:rPr>
-        <w:t xml:space="preserve"> (45499), </w:t>
-      </w:r>
-      <w:proofErr w:type="spellStart"/>
-      <w:r>
-        <w:rPr>
-          <w:rFonts w:ascii="Times New Roman" w:hAnsi="Times New Roman"/>
-          <w:color w:val="000000"/>
-          <w:sz w:val="24"/>
-        </w:rPr>
-        <w:t>Obaidullah</w:t>
-      </w:r>
-      <w:proofErr w:type="spellEnd"/>
-      <w:r>
-        <w:rPr>
-          <w:rFonts w:ascii="Times New Roman" w:hAnsi="Times New Roman"/>
-          <w:color w:val="000000"/>
-          <w:sz w:val="24"/>
-        </w:rPr>
-        <w:t xml:space="preserve"> Arshad (44316), and Syed </w:t>
-      </w:r>
-      <w:proofErr w:type="spellStart"/>
-      <w:r>
-        <w:rPr>
-          <w:rFonts w:ascii="Times New Roman" w:hAnsi="Times New Roman"/>
-          <w:color w:val="000000"/>
-          <w:sz w:val="24"/>
-        </w:rPr>
-        <w:t>Airaf</w:t>
-      </w:r>
-      <w:proofErr w:type="spellEnd"/>
-      <w:r>
-        <w:rPr>
-          <w:rFonts w:ascii="Times New Roman" w:hAnsi="Times New Roman"/>
-          <w:color w:val="000000"/>
-          <w:sz w:val="24"/>
-        </w:rPr>
-        <w:t xml:space="preserve"> Khan (47647) for the partial fulfillment of the requirements for the degree of Bachelors of Science in Software Engineering (BSSE). It is our judgment that this report is of sufficient standard to warrant its acceptance by </w:t>
-      </w:r>
-      <w:proofErr w:type="spellStart"/>
-      <w:r>
-        <w:rPr>
-          <w:rFonts w:ascii="Times New Roman" w:hAnsi="Times New Roman"/>
-          <w:color w:val="000000"/>
-          <w:sz w:val="24"/>
-        </w:rPr>
-        <w:t>Riphah</w:t>
-      </w:r>
-      <w:proofErr w:type="spellEnd"/>
-      <w:r>
-        <w:rPr>
-          <w:rFonts w:ascii="Times New Roman" w:hAnsi="Times New Roman"/>
-          <w:color w:val="000000"/>
-          <w:sz w:val="24"/>
-        </w:rPr>
-        <w:t xml:space="preserve"> International University, Islamabad for the degree of Bachelors of Science in Software Engineering (BSSE).</w:t>
+        <w:t>This is to certify that we have read the report submitted by Moiz Ahmad Abbasi (45499), Obaidullah Arshad (44316), and Syed Airaf Khan (47647) for the partial fulfillment of the requirements for the degree of Bachelors of Science in Software Engineering (BSSE). It is our judgment that this report is of sufficient standard to warrant its acceptance by Riphah International University, Islamabad for the degree of Bachelors of Science in Software Engineering (BSSE).</w:t>
       </w:r>
     </w:p>
     <w:p>
@@ -1088,47 +850,7 @@
                 <w:color w:val="000000"/>
                 <w:sz w:val="24"/>
               </w:rPr>
-              <w:t>Mr. Raja Jalees-</w:t>
-            </w:r>
-            <w:proofErr w:type="spellStart"/>
-            <w:r>
-              <w:rPr>
-                <w:rFonts w:ascii="Times New Roman" w:hAnsi="Times New Roman"/>
-                <w:b/>
-                <w:color w:val="000000"/>
-                <w:sz w:val="24"/>
-              </w:rPr>
-              <w:t>ul</w:t>
-            </w:r>
-            <w:proofErr w:type="spellEnd"/>
-            <w:r>
-              <w:rPr>
-                <w:rFonts w:ascii="Times New Roman" w:hAnsi="Times New Roman"/>
-                <w:b/>
-                <w:color w:val="000000"/>
-                <w:sz w:val="24"/>
-              </w:rPr>
-              <w:t>-</w:t>
-            </w:r>
-            <w:proofErr w:type="spellStart"/>
-            <w:r>
-              <w:rPr>
-                <w:rFonts w:ascii="Times New Roman" w:hAnsi="Times New Roman"/>
-                <w:b/>
-                <w:color w:val="000000"/>
-                <w:sz w:val="24"/>
-              </w:rPr>
-              <w:t>Hussen</w:t>
-            </w:r>
-            <w:proofErr w:type="spellEnd"/>
-            <w:r>
-              <w:rPr>
-                <w:rFonts w:ascii="Times New Roman" w:hAnsi="Times New Roman"/>
-                <w:b/>
-                <w:color w:val="000000"/>
-                <w:sz w:val="24"/>
-              </w:rPr>
-              <w:t xml:space="preserve"> Khan</w:t>
+              <w:t>Mr. Raja Jalees-ul-Hussen Khan</w:t>
             </w:r>
           </w:p>
           <w:p>
@@ -1429,79 +1151,7 @@
           <w:color w:val="000000"/>
           <w:sz w:val="24"/>
         </w:rPr>
-        <w:t>We declare that this report, "</w:t>
-      </w:r>
-      <w:proofErr w:type="spellStart"/>
-      <w:r>
-        <w:rPr>
-          <w:rFonts w:ascii="Times New Roman" w:hAnsi="Times New Roman"/>
-          <w:color w:val="000000"/>
-          <w:sz w:val="24"/>
-        </w:rPr>
-        <w:t>Riphah</w:t>
-      </w:r>
-      <w:proofErr w:type="spellEnd"/>
-      <w:r>
-        <w:rPr>
-          <w:rFonts w:ascii="Times New Roman" w:hAnsi="Times New Roman"/>
-          <w:color w:val="000000"/>
-          <w:sz w:val="24"/>
-        </w:rPr>
-        <w:t xml:space="preserve"> </w:t>
-      </w:r>
-      <w:proofErr w:type="spellStart"/>
-      <w:r>
-        <w:rPr>
-          <w:rFonts w:ascii="Times New Roman" w:hAnsi="Times New Roman"/>
-          <w:color w:val="000000"/>
-          <w:sz w:val="24"/>
-        </w:rPr>
-        <w:t>Konnect</w:t>
-      </w:r>
-      <w:proofErr w:type="spellEnd"/>
-      <w:r>
-        <w:rPr>
-          <w:rFonts w:ascii="Times New Roman" w:hAnsi="Times New Roman"/>
-          <w:color w:val="000000"/>
-          <w:sz w:val="24"/>
-        </w:rPr>
-        <w:t>," is entirely our own work and has not been copied from any other source. We have put in our personal efforts to complete this project and write this report. Our supervisor, Mr. Raja Jalees-</w:t>
-      </w:r>
-      <w:proofErr w:type="spellStart"/>
-      <w:r>
-        <w:rPr>
-          <w:rFonts w:ascii="Times New Roman" w:hAnsi="Times New Roman"/>
-          <w:color w:val="000000"/>
-          <w:sz w:val="24"/>
-        </w:rPr>
-        <w:t>ul</w:t>
-      </w:r>
-      <w:proofErr w:type="spellEnd"/>
-      <w:r>
-        <w:rPr>
-          <w:rFonts w:ascii="Times New Roman" w:hAnsi="Times New Roman"/>
-          <w:color w:val="000000"/>
-          <w:sz w:val="24"/>
-        </w:rPr>
-        <w:t>-</w:t>
-      </w:r>
-      <w:proofErr w:type="spellStart"/>
-      <w:r>
-        <w:rPr>
-          <w:rFonts w:ascii="Times New Roman" w:hAnsi="Times New Roman"/>
-          <w:color w:val="000000"/>
-          <w:sz w:val="24"/>
-        </w:rPr>
-        <w:t>Hussen</w:t>
-      </w:r>
-      <w:proofErr w:type="spellEnd"/>
-      <w:r>
-        <w:rPr>
-          <w:rFonts w:ascii="Times New Roman" w:hAnsi="Times New Roman"/>
-          <w:color w:val="000000"/>
-          <w:sz w:val="24"/>
-        </w:rPr>
-        <w:t xml:space="preserve"> Khan, guided us throughout the process. We confirm that no part of this work has been taken from any other project or published source without proper acknowledgment. If any part is found to be copied, we are ready to accept the consequences. This declaration reflects our commitment to academic honesty.</w:t>
+        <w:t>We declare that this report, "Riphah Konnect," is entirely our own work and has not been copied from any other source. We have put in our personal efforts to complete this project and write this report. Our supervisor, Mr. Raja Jalees-ul-Hussen Khan, guided us throughout the process. We confirm that no part of this work has been taken from any other project or published source without proper acknowledgment. If any part is found to be copied, we are ready to accept the consequences. This declaration reflects our commitment to academic honesty.</w:t>
       </w:r>
     </w:p>
     <w:p>
@@ -1559,7 +1209,6 @@
         <w:spacing w:after="40"/>
         <w:jc w:val="right"/>
       </w:pPr>
-      <w:proofErr w:type="spellStart"/>
       <w:r>
         <w:rPr>
           <w:rFonts w:ascii="Times New Roman" w:hAnsi="Times New Roman"/>
@@ -1567,9 +1216,48 @@
           <w:color w:val="000000"/>
           <w:sz w:val="24"/>
         </w:rPr>
-        <w:t>Moiz</w:t>
-      </w:r>
-      <w:proofErr w:type="spellEnd"/>
+        <w:t>Moiz Ahmad Abbasi</w:t>
+      </w:r>
+    </w:p>
+    <w:p>
+      <w:pPr>
+        <w:spacing w:after="160"/>
+        <w:jc w:val="right"/>
+      </w:pPr>
+      <w:r>
+        <w:rPr>
+          <w:rFonts w:ascii="Times New Roman" w:hAnsi="Times New Roman"/>
+          <w:color w:val="000000"/>
+          <w:sz w:val="24"/>
+        </w:rPr>
+        <w:t>45499</w:t>
+      </w:r>
+    </w:p>
+    <w:p>
+      <w:pPr>
+        <w:spacing w:after="0"/>
+        <w:jc w:val="right"/>
+      </w:pPr>
+    </w:p>
+    <w:p>
+      <w:pPr>
+        <w:spacing w:after="40"/>
+        <w:jc w:val="right"/>
+      </w:pPr>
+      <w:r>
+        <w:rPr>
+          <w:rFonts w:ascii="Times New Roman" w:hAnsi="Times New Roman"/>
+          <w:color w:val="000000"/>
+          <w:sz w:val="24"/>
+        </w:rPr>
+        <w:t>___________________________</w:t>
+      </w:r>
+    </w:p>
+    <w:p>
+      <w:pPr>
+        <w:spacing w:after="40"/>
+        <w:jc w:val="right"/>
+      </w:pPr>
       <w:r>
         <w:rPr>
           <w:rFonts w:ascii="Times New Roman" w:hAnsi="Times New Roman"/>
@@ -1577,9 +1265,48 @@
           <w:color w:val="000000"/>
           <w:sz w:val="24"/>
         </w:rPr>
-        <w:t xml:space="preserve"> Ahmad </w:t>
-      </w:r>
-      <w:proofErr w:type="spellStart"/>
+        <w:t>Obaidullah Arshad</w:t>
+      </w:r>
+    </w:p>
+    <w:p>
+      <w:pPr>
+        <w:spacing w:after="160"/>
+        <w:jc w:val="right"/>
+      </w:pPr>
+      <w:r>
+        <w:rPr>
+          <w:rFonts w:ascii="Times New Roman" w:hAnsi="Times New Roman"/>
+          <w:color w:val="000000"/>
+          <w:sz w:val="24"/>
+        </w:rPr>
+        <w:t>44316</w:t>
+      </w:r>
+    </w:p>
+    <w:p>
+      <w:pPr>
+        <w:spacing w:after="0"/>
+        <w:jc w:val="right"/>
+      </w:pPr>
+    </w:p>
+    <w:p>
+      <w:pPr>
+        <w:spacing w:after="40"/>
+        <w:jc w:val="right"/>
+      </w:pPr>
+      <w:r>
+        <w:rPr>
+          <w:rFonts w:ascii="Times New Roman" w:hAnsi="Times New Roman"/>
+          <w:color w:val="000000"/>
+          <w:sz w:val="24"/>
+        </w:rPr>
+        <w:t>___________________________</w:t>
+      </w:r>
+    </w:p>
+    <w:p>
+      <w:pPr>
+        <w:spacing w:after="40"/>
+        <w:jc w:val="right"/>
+      </w:pPr>
       <w:r>
         <w:rPr>
           <w:rFonts w:ascii="Times New Roman" w:hAnsi="Times New Roman"/>
@@ -1587,137 +1314,7 @@
           <w:color w:val="000000"/>
           <w:sz w:val="24"/>
         </w:rPr>
-        <w:t>Abbasi</w:t>
-      </w:r>
-      <w:proofErr w:type="spellEnd"/>
-    </w:p>
-    <w:p>
-      <w:pPr>
-        <w:spacing w:after="160"/>
-        <w:jc w:val="right"/>
-      </w:pPr>
-      <w:r>
-        <w:rPr>
-          <w:rFonts w:ascii="Times New Roman" w:hAnsi="Times New Roman"/>
-          <w:color w:val="000000"/>
-          <w:sz w:val="24"/>
-        </w:rPr>
-        <w:t>45499</w:t>
-      </w:r>
-    </w:p>
-    <w:p>
-      <w:pPr>
-        <w:spacing w:after="0"/>
-        <w:jc w:val="right"/>
-      </w:pPr>
-    </w:p>
-    <w:p>
-      <w:pPr>
-        <w:spacing w:after="40"/>
-        <w:jc w:val="right"/>
-      </w:pPr>
-      <w:r>
-        <w:rPr>
-          <w:rFonts w:ascii="Times New Roman" w:hAnsi="Times New Roman"/>
-          <w:color w:val="000000"/>
-          <w:sz w:val="24"/>
-        </w:rPr>
-        <w:t>___________________________</w:t>
-      </w:r>
-    </w:p>
-    <w:p>
-      <w:pPr>
-        <w:spacing w:after="40"/>
-        <w:jc w:val="right"/>
-      </w:pPr>
-      <w:proofErr w:type="spellStart"/>
-      <w:r>
-        <w:rPr>
-          <w:rFonts w:ascii="Times New Roman" w:hAnsi="Times New Roman"/>
-          <w:b/>
-          <w:color w:val="000000"/>
-          <w:sz w:val="24"/>
-        </w:rPr>
-        <w:t>Obaidullah</w:t>
-      </w:r>
-      <w:proofErr w:type="spellEnd"/>
-      <w:r>
-        <w:rPr>
-          <w:rFonts w:ascii="Times New Roman" w:hAnsi="Times New Roman"/>
-          <w:b/>
-          <w:color w:val="000000"/>
-          <w:sz w:val="24"/>
-        </w:rPr>
-        <w:t xml:space="preserve"> Arshad</w:t>
-      </w:r>
-    </w:p>
-    <w:p>
-      <w:pPr>
-        <w:spacing w:after="160"/>
-        <w:jc w:val="right"/>
-      </w:pPr>
-      <w:r>
-        <w:rPr>
-          <w:rFonts w:ascii="Times New Roman" w:hAnsi="Times New Roman"/>
-          <w:color w:val="000000"/>
-          <w:sz w:val="24"/>
-        </w:rPr>
-        <w:t>44316</w:t>
-      </w:r>
-    </w:p>
-    <w:p>
-      <w:pPr>
-        <w:spacing w:after="0"/>
-        <w:jc w:val="right"/>
-      </w:pPr>
-    </w:p>
-    <w:p>
-      <w:pPr>
-        <w:spacing w:after="40"/>
-        <w:jc w:val="right"/>
-      </w:pPr>
-      <w:r>
-        <w:rPr>
-          <w:rFonts w:ascii="Times New Roman" w:hAnsi="Times New Roman"/>
-          <w:color w:val="000000"/>
-          <w:sz w:val="24"/>
-        </w:rPr>
-        <w:t>___________________________</w:t>
-      </w:r>
-    </w:p>
-    <w:p>
-      <w:pPr>
-        <w:spacing w:after="40"/>
-        <w:jc w:val="right"/>
-      </w:pPr>
-      <w:r>
-        <w:rPr>
-          <w:rFonts w:ascii="Times New Roman" w:hAnsi="Times New Roman"/>
-          <w:b/>
-          <w:color w:val="000000"/>
-          <w:sz w:val="24"/>
-        </w:rPr>
-        <w:t xml:space="preserve">Syed </w:t>
-      </w:r>
-      <w:proofErr w:type="spellStart"/>
-      <w:r>
-        <w:rPr>
-          <w:rFonts w:ascii="Times New Roman" w:hAnsi="Times New Roman"/>
-          <w:b/>
-          <w:color w:val="000000"/>
-          <w:sz w:val="24"/>
-        </w:rPr>
-        <w:t>Airaf</w:t>
-      </w:r>
-      <w:proofErr w:type="spellEnd"/>
-      <w:r>
-        <w:rPr>
-          <w:rFonts w:ascii="Times New Roman" w:hAnsi="Times New Roman"/>
-          <w:b/>
-          <w:color w:val="000000"/>
-          <w:sz w:val="24"/>
-        </w:rPr>
-        <w:t xml:space="preserve"> Khan</w:t>
+        <w:t>Syed Airaf Khan</w:t>
       </w:r>
     </w:p>
     <w:p>
@@ -1778,79 +1375,7 @@
           <w:color w:val="000000"/>
           <w:sz w:val="24"/>
         </w:rPr>
-        <w:t>We dedicate this work to our parents and families, whose prayers, patience, and support made this journey possible. We also dedicate it to our teachers, especially our supervisor Mr. Raja Jalees-</w:t>
-      </w:r>
-      <w:proofErr w:type="spellStart"/>
-      <w:r>
-        <w:rPr>
-          <w:rFonts w:ascii="Times New Roman" w:hAnsi="Times New Roman"/>
-          <w:color w:val="000000"/>
-          <w:sz w:val="24"/>
-        </w:rPr>
-        <w:t>ul</w:t>
-      </w:r>
-      <w:proofErr w:type="spellEnd"/>
-      <w:r>
-        <w:rPr>
-          <w:rFonts w:ascii="Times New Roman" w:hAnsi="Times New Roman"/>
-          <w:color w:val="000000"/>
-          <w:sz w:val="24"/>
-        </w:rPr>
-        <w:t>-</w:t>
-      </w:r>
-      <w:proofErr w:type="spellStart"/>
-      <w:r>
-        <w:rPr>
-          <w:rFonts w:ascii="Times New Roman" w:hAnsi="Times New Roman"/>
-          <w:color w:val="000000"/>
-          <w:sz w:val="24"/>
-        </w:rPr>
-        <w:t>Hussen</w:t>
-      </w:r>
-      <w:proofErr w:type="spellEnd"/>
-      <w:r>
-        <w:rPr>
-          <w:rFonts w:ascii="Times New Roman" w:hAnsi="Times New Roman"/>
-          <w:color w:val="000000"/>
-          <w:sz w:val="24"/>
-        </w:rPr>
-        <w:t xml:space="preserve"> Khan, who guided us with patience and helped us improve at every step. Finally, to our friends and </w:t>
-      </w:r>
-      <w:proofErr w:type="spellStart"/>
-      <w:r>
-        <w:rPr>
-          <w:rFonts w:ascii="Times New Roman" w:hAnsi="Times New Roman"/>
-          <w:color w:val="000000"/>
-          <w:sz w:val="24"/>
-        </w:rPr>
-        <w:t>batchmates</w:t>
-      </w:r>
-      <w:proofErr w:type="spellEnd"/>
-      <w:r>
-        <w:rPr>
-          <w:rFonts w:ascii="Times New Roman" w:hAnsi="Times New Roman"/>
-          <w:color w:val="000000"/>
-          <w:sz w:val="24"/>
-        </w:rPr>
-        <w:t xml:space="preserve"> who kept </w:t>
-      </w:r>
-      <w:proofErr w:type="gramStart"/>
-      <w:r>
-        <w:rPr>
-          <w:rFonts w:ascii="Times New Roman" w:hAnsi="Times New Roman"/>
-          <w:color w:val="000000"/>
-          <w:sz w:val="24"/>
-        </w:rPr>
-        <w:t>us</w:t>
-      </w:r>
-      <w:proofErr w:type="gramEnd"/>
-      <w:r>
-        <w:rPr>
-          <w:rFonts w:ascii="Times New Roman" w:hAnsi="Times New Roman"/>
-          <w:color w:val="000000"/>
-          <w:sz w:val="24"/>
-        </w:rPr>
-        <w:t xml:space="preserve"> motivated throughout this semester.</w:t>
+        <w:t>We dedicate this work to our parents and families, whose prayers, patience, and support made this journey possible. We also dedicate it to our teachers, especially our supervisor Mr. Raja Jalees-ul-Hussen Khan, who guided us with patience and helped us improve at every step. Finally, to our friends and batchmates who kept us motivated throughout this semester.</w:t>
       </w:r>
     </w:p>
     <w:p>
@@ -1895,55 +1420,7 @@
           <w:rFonts w:ascii="Times New Roman" w:hAnsi="Times New Roman"/>
           <w:color w:val="000000"/>
         </w:rPr>
-        <w:t>First and foremost, we thank Allah Almighty for giving us the strength and ability to complete this project. We are grateful to our parents for their constant support and encouragement throughout our studies. We would like to express our sincere thanks to our supervisor, Mr. Raja Jalees-</w:t>
-      </w:r>
-      <w:proofErr w:type="spellStart"/>
-      <w:r>
-        <w:rPr>
-          <w:rFonts w:ascii="Times New Roman" w:hAnsi="Times New Roman"/>
-          <w:color w:val="000000"/>
-        </w:rPr>
-        <w:t>ul</w:t>
-      </w:r>
-      <w:proofErr w:type="spellEnd"/>
-      <w:r>
-        <w:rPr>
-          <w:rFonts w:ascii="Times New Roman" w:hAnsi="Times New Roman"/>
-          <w:color w:val="000000"/>
-        </w:rPr>
-        <w:t>-</w:t>
-      </w:r>
-      <w:proofErr w:type="spellStart"/>
-      <w:r>
-        <w:rPr>
-          <w:rFonts w:ascii="Times New Roman" w:hAnsi="Times New Roman"/>
-          <w:color w:val="000000"/>
-        </w:rPr>
-        <w:t>Hussen</w:t>
-      </w:r>
-      <w:proofErr w:type="spellEnd"/>
-      <w:r>
-        <w:rPr>
-          <w:rFonts w:ascii="Times New Roman" w:hAnsi="Times New Roman"/>
-          <w:color w:val="000000"/>
-        </w:rPr>
-        <w:t xml:space="preserve"> Khan, Senior Lecturer, Faculty of Computing, </w:t>
-      </w:r>
-      <w:proofErr w:type="spellStart"/>
-      <w:r>
-        <w:rPr>
-          <w:rFonts w:ascii="Times New Roman" w:hAnsi="Times New Roman"/>
-          <w:color w:val="000000"/>
-        </w:rPr>
-        <w:t>Riphah</w:t>
-      </w:r>
-      <w:proofErr w:type="spellEnd"/>
-      <w:r>
-        <w:rPr>
-          <w:rFonts w:ascii="Times New Roman" w:hAnsi="Times New Roman"/>
-          <w:color w:val="000000"/>
-        </w:rPr>
-        <w:t xml:space="preserve"> International University, for his guidance, feedback, and patience during every phase of this project. His support helped us stay on track and improve the quality of our work. We also thank the faculty of the Software Engineering department for the knowledge and skills they have given us over the past four years.</w:t>
+        <w:t>First and foremost, we thank Allah Almighty for giving us the strength and ability to complete this project. We are grateful to our parents for their constant support and encouragement throughout our studies. We would like to express our sincere thanks to our supervisor, Mr. Raja Jalees-ul-Hussen Khan, Senior Lecturer, Faculty of Computing, Riphah International University, for his guidance, feedback, and patience during every phase of this project. His support helped us stay on track and improve the quality of our work. We also thank the faculty of the Software Engineering department for the knowledge and skills they have given us over the past four years.</w:t>
       </w:r>
     </w:p>
     <w:p>
@@ -1986,7 +1463,6 @@
         <w:spacing w:after="40"/>
         <w:jc w:val="right"/>
       </w:pPr>
-      <w:proofErr w:type="spellStart"/>
       <w:r>
         <w:rPr>
           <w:rFonts w:ascii="Times New Roman" w:hAnsi="Times New Roman"/>
@@ -1994,9 +1470,48 @@
           <w:color w:val="000000"/>
           <w:sz w:val="24"/>
         </w:rPr>
-        <w:t>Moiz</w:t>
-      </w:r>
-      <w:proofErr w:type="spellEnd"/>
+        <w:t>Moiz Ahmad Abbasi</w:t>
+      </w:r>
+    </w:p>
+    <w:p>
+      <w:pPr>
+        <w:spacing w:after="160"/>
+        <w:jc w:val="right"/>
+      </w:pPr>
+      <w:r>
+        <w:rPr>
+          <w:rFonts w:ascii="Times New Roman" w:hAnsi="Times New Roman"/>
+          <w:color w:val="000000"/>
+          <w:sz w:val="24"/>
+        </w:rPr>
+        <w:t>45499</w:t>
+      </w:r>
+    </w:p>
+    <w:p>
+      <w:pPr>
+        <w:spacing w:after="0"/>
+        <w:jc w:val="right"/>
+      </w:pPr>
+    </w:p>
+    <w:p>
+      <w:pPr>
+        <w:spacing w:after="40"/>
+        <w:jc w:val="right"/>
+      </w:pPr>
+      <w:r>
+        <w:rPr>
+          <w:rFonts w:ascii="Times New Roman" w:hAnsi="Times New Roman"/>
+          <w:color w:val="000000"/>
+          <w:sz w:val="24"/>
+        </w:rPr>
+        <w:t>___________________________</w:t>
+      </w:r>
+    </w:p>
+    <w:p>
+      <w:pPr>
+        <w:spacing w:after="40"/>
+        <w:jc w:val="right"/>
+      </w:pPr>
       <w:r>
         <w:rPr>
           <w:rFonts w:ascii="Times New Roman" w:hAnsi="Times New Roman"/>
@@ -2004,9 +1519,48 @@
           <w:color w:val="000000"/>
           <w:sz w:val="24"/>
         </w:rPr>
-        <w:t xml:space="preserve"> Ahmad </w:t>
-      </w:r>
-      <w:proofErr w:type="spellStart"/>
+        <w:t>Obaidullah Arshad</w:t>
+      </w:r>
+    </w:p>
+    <w:p>
+      <w:pPr>
+        <w:spacing w:after="160"/>
+        <w:jc w:val="right"/>
+      </w:pPr>
+      <w:r>
+        <w:rPr>
+          <w:rFonts w:ascii="Times New Roman" w:hAnsi="Times New Roman"/>
+          <w:color w:val="000000"/>
+          <w:sz w:val="24"/>
+        </w:rPr>
+        <w:t>44316</w:t>
+      </w:r>
+    </w:p>
+    <w:p>
+      <w:pPr>
+        <w:spacing w:after="0"/>
+        <w:jc w:val="right"/>
+      </w:pPr>
+    </w:p>
+    <w:p>
+      <w:pPr>
+        <w:spacing w:after="40"/>
+        <w:jc w:val="right"/>
+      </w:pPr>
+      <w:r>
+        <w:rPr>
+          <w:rFonts w:ascii="Times New Roman" w:hAnsi="Times New Roman"/>
+          <w:color w:val="000000"/>
+          <w:sz w:val="24"/>
+        </w:rPr>
+        <w:t>___________________________</w:t>
+      </w:r>
+    </w:p>
+    <w:p>
+      <w:pPr>
+        <w:spacing w:after="40"/>
+        <w:jc w:val="right"/>
+      </w:pPr>
       <w:r>
         <w:rPr>
           <w:rFonts w:ascii="Times New Roman" w:hAnsi="Times New Roman"/>
@@ -2014,137 +1568,7 @@
           <w:color w:val="000000"/>
           <w:sz w:val="24"/>
         </w:rPr>
-        <w:t>Abbasi</w:t>
-      </w:r>
-      <w:proofErr w:type="spellEnd"/>
-    </w:p>
-    <w:p>
-      <w:pPr>
-        <w:spacing w:after="160"/>
-        <w:jc w:val="right"/>
-      </w:pPr>
-      <w:r>
-        <w:rPr>
-          <w:rFonts w:ascii="Times New Roman" w:hAnsi="Times New Roman"/>
-          <w:color w:val="000000"/>
-          <w:sz w:val="24"/>
-        </w:rPr>
-        <w:t>45499</w:t>
-      </w:r>
-    </w:p>
-    <w:p>
-      <w:pPr>
-        <w:spacing w:after="0"/>
-        <w:jc w:val="right"/>
-      </w:pPr>
-    </w:p>
-    <w:p>
-      <w:pPr>
-        <w:spacing w:after="40"/>
-        <w:jc w:val="right"/>
-      </w:pPr>
-      <w:r>
-        <w:rPr>
-          <w:rFonts w:ascii="Times New Roman" w:hAnsi="Times New Roman"/>
-          <w:color w:val="000000"/>
-          <w:sz w:val="24"/>
-        </w:rPr>
-        <w:t>___________________________</w:t>
-      </w:r>
-    </w:p>
-    <w:p>
-      <w:pPr>
-        <w:spacing w:after="40"/>
-        <w:jc w:val="right"/>
-      </w:pPr>
-      <w:proofErr w:type="spellStart"/>
-      <w:r>
-        <w:rPr>
-          <w:rFonts w:ascii="Times New Roman" w:hAnsi="Times New Roman"/>
-          <w:b/>
-          <w:color w:val="000000"/>
-          <w:sz w:val="24"/>
-        </w:rPr>
-        <w:t>Obaidullah</w:t>
-      </w:r>
-      <w:proofErr w:type="spellEnd"/>
-      <w:r>
-        <w:rPr>
-          <w:rFonts w:ascii="Times New Roman" w:hAnsi="Times New Roman"/>
-          <w:b/>
-          <w:color w:val="000000"/>
-          <w:sz w:val="24"/>
-        </w:rPr>
-        <w:t xml:space="preserve"> Arshad</w:t>
-      </w:r>
-    </w:p>
-    <w:p>
-      <w:pPr>
-        <w:spacing w:after="160"/>
-        <w:jc w:val="right"/>
-      </w:pPr>
-      <w:r>
-        <w:rPr>
-          <w:rFonts w:ascii="Times New Roman" w:hAnsi="Times New Roman"/>
-          <w:color w:val="000000"/>
-          <w:sz w:val="24"/>
-        </w:rPr>
-        <w:t>44316</w:t>
-      </w:r>
-    </w:p>
-    <w:p>
-      <w:pPr>
-        <w:spacing w:after="0"/>
-        <w:jc w:val="right"/>
-      </w:pPr>
-    </w:p>
-    <w:p>
-      <w:pPr>
-        <w:spacing w:after="40"/>
-        <w:jc w:val="right"/>
-      </w:pPr>
-      <w:r>
-        <w:rPr>
-          <w:rFonts w:ascii="Times New Roman" w:hAnsi="Times New Roman"/>
-          <w:color w:val="000000"/>
-          <w:sz w:val="24"/>
-        </w:rPr>
-        <w:t>___________________________</w:t>
-      </w:r>
-    </w:p>
-    <w:p>
-      <w:pPr>
-        <w:spacing w:after="40"/>
-        <w:jc w:val="right"/>
-      </w:pPr>
-      <w:r>
-        <w:rPr>
-          <w:rFonts w:ascii="Times New Roman" w:hAnsi="Times New Roman"/>
-          <w:b/>
-          <w:color w:val="000000"/>
-          <w:sz w:val="24"/>
-        </w:rPr>
-        <w:t xml:space="preserve">Syed </w:t>
-      </w:r>
-      <w:proofErr w:type="spellStart"/>
-      <w:r>
-        <w:rPr>
-          <w:rFonts w:ascii="Times New Roman" w:hAnsi="Times New Roman"/>
-          <w:b/>
-          <w:color w:val="000000"/>
-          <w:sz w:val="24"/>
-        </w:rPr>
-        <w:t>Airaf</w:t>
-      </w:r>
-      <w:proofErr w:type="spellEnd"/>
-      <w:r>
-        <w:rPr>
-          <w:rFonts w:ascii="Times New Roman" w:hAnsi="Times New Roman"/>
-          <w:b/>
-          <w:color w:val="000000"/>
-          <w:sz w:val="24"/>
-        </w:rPr>
-        <w:t xml:space="preserve"> Khan</w:t>
+        <w:t>Syed Airaf Khan</w:t>
       </w:r>
     </w:p>
     <w:p>
@@ -2197,167 +1621,13 @@
           <w:sz w:val="24"/>
         </w:rPr>
       </w:pPr>
-      <w:proofErr w:type="spellStart"/>
       <w:r>
         <w:rPr>
           <w:rFonts w:ascii="Times New Roman" w:hAnsi="Times New Roman"/>
           <w:color w:val="000000"/>
           <w:sz w:val="24"/>
         </w:rPr>
-        <w:t>Riphah</w:t>
-      </w:r>
-      <w:proofErr w:type="spellEnd"/>
-      <w:r>
-        <w:rPr>
-          <w:rFonts w:ascii="Times New Roman" w:hAnsi="Times New Roman"/>
-          <w:color w:val="000000"/>
-          <w:sz w:val="24"/>
-        </w:rPr>
-        <w:t xml:space="preserve"> </w:t>
-      </w:r>
-      <w:proofErr w:type="spellStart"/>
-      <w:r>
-        <w:rPr>
-          <w:rFonts w:ascii="Times New Roman" w:hAnsi="Times New Roman"/>
-          <w:color w:val="000000"/>
-          <w:sz w:val="24"/>
-        </w:rPr>
-        <w:t>Konnect</w:t>
-      </w:r>
-      <w:proofErr w:type="spellEnd"/>
-      <w:r>
-        <w:rPr>
-          <w:rFonts w:ascii="Times New Roman" w:hAnsi="Times New Roman"/>
-          <w:color w:val="000000"/>
-          <w:sz w:val="24"/>
-        </w:rPr>
-        <w:t xml:space="preserve"> is a web-based platform built for the students and faculty of </w:t>
-      </w:r>
-      <w:proofErr w:type="spellStart"/>
-      <w:r>
-        <w:rPr>
-          <w:rFonts w:ascii="Times New Roman" w:hAnsi="Times New Roman"/>
-          <w:color w:val="000000"/>
-          <w:sz w:val="24"/>
-        </w:rPr>
-        <w:t>Riphah</w:t>
-      </w:r>
-      <w:proofErr w:type="spellEnd"/>
-      <w:r>
-        <w:rPr>
-          <w:rFonts w:ascii="Times New Roman" w:hAnsi="Times New Roman"/>
-          <w:color w:val="000000"/>
-          <w:sz w:val="24"/>
-        </w:rPr>
-        <w:t xml:space="preserve"> International University, Islamabad. It provides a dedicated space for academic collaboration and communication within the university. Currently, students rely on WhatsApp groups and Facebook to organize study sessions and share academic content. These tools are not designed for academic use, have no university-based verification, and make it hard to keep discussions organized. To solve this, </w:t>
-      </w:r>
-      <w:proofErr w:type="spellStart"/>
-      <w:r>
-        <w:rPr>
-          <w:rFonts w:ascii="Times New Roman" w:hAnsi="Times New Roman"/>
-          <w:color w:val="000000"/>
-          <w:sz w:val="24"/>
-        </w:rPr>
-        <w:t>Riphah</w:t>
-      </w:r>
-      <w:proofErr w:type="spellEnd"/>
-      <w:r>
-        <w:rPr>
-          <w:rFonts w:ascii="Times New Roman" w:hAnsi="Times New Roman"/>
-          <w:color w:val="000000"/>
-          <w:sz w:val="24"/>
-        </w:rPr>
-        <w:t xml:space="preserve"> </w:t>
-      </w:r>
-      <w:proofErr w:type="spellStart"/>
-      <w:r>
-        <w:rPr>
-          <w:rFonts w:ascii="Times New Roman" w:hAnsi="Times New Roman"/>
-          <w:color w:val="000000"/>
-          <w:sz w:val="24"/>
-        </w:rPr>
-        <w:t>Konnect</w:t>
-      </w:r>
-      <w:proofErr w:type="spellEnd"/>
-      <w:r>
-        <w:rPr>
-          <w:rFonts w:ascii="Times New Roman" w:hAnsi="Times New Roman"/>
-          <w:color w:val="000000"/>
-          <w:sz w:val="24"/>
-        </w:rPr>
-        <w:t xml:space="preserve"> provides one platform where students can post academic content, join semester groups, discover and RSVP to campus events, report lost and found items, send real-time messages to peers, and browse student profiles by department and semester. Teachers and coordination staff can post official announcements. Only users with a verified </w:t>
-      </w:r>
-      <w:proofErr w:type="spellStart"/>
-      <w:r>
-        <w:rPr>
-          <w:rFonts w:ascii="Times New Roman" w:hAnsi="Times New Roman"/>
-          <w:color w:val="000000"/>
-          <w:sz w:val="24"/>
-        </w:rPr>
-        <w:t>Riphah</w:t>
-      </w:r>
-      <w:proofErr w:type="spellEnd"/>
-      <w:r>
-        <w:rPr>
-          <w:rFonts w:ascii="Times New Roman" w:hAnsi="Times New Roman"/>
-          <w:color w:val="000000"/>
-          <w:sz w:val="24"/>
-        </w:rPr>
-        <w:t xml:space="preserve"> email address can register and use the platform. The system was built using React on the frontend, Node.js with Express on the backend, and PostgreSQL as the database. Real-time messaging uses Socket.io. The complete backend API has been built and tested, and the frontend covers all modules of the platform. </w:t>
-      </w:r>
-      <w:proofErr w:type="spellStart"/>
-      <w:r>
-        <w:rPr>
-          <w:rFonts w:ascii="Times New Roman" w:hAnsi="Times New Roman"/>
-          <w:color w:val="000000"/>
-          <w:sz w:val="24"/>
-        </w:rPr>
-        <w:t>Riphah</w:t>
-      </w:r>
-      <w:proofErr w:type="spellEnd"/>
-      <w:r>
-        <w:rPr>
-          <w:rFonts w:ascii="Times New Roman" w:hAnsi="Times New Roman"/>
-          <w:color w:val="000000"/>
-          <w:sz w:val="24"/>
-        </w:rPr>
-        <w:t xml:space="preserve"> </w:t>
-      </w:r>
-      <w:proofErr w:type="spellStart"/>
-      <w:r>
-        <w:rPr>
-          <w:rFonts w:ascii="Times New Roman" w:hAnsi="Times New Roman"/>
-          <w:color w:val="000000"/>
-          <w:sz w:val="24"/>
-        </w:rPr>
-        <w:t>Konnect</w:t>
-      </w:r>
-      <w:proofErr w:type="spellEnd"/>
-      <w:r>
-        <w:rPr>
-          <w:rFonts w:ascii="Times New Roman" w:hAnsi="Times New Roman"/>
-          <w:color w:val="000000"/>
-          <w:sz w:val="24"/>
-        </w:rPr>
-        <w:t xml:space="preserve"> brings all academic communication needs of </w:t>
-      </w:r>
-      <w:proofErr w:type="spellStart"/>
-      <w:r>
-        <w:rPr>
-          <w:rFonts w:ascii="Times New Roman" w:hAnsi="Times New Roman"/>
-          <w:color w:val="000000"/>
-          <w:sz w:val="24"/>
-        </w:rPr>
-        <w:t>Riphah</w:t>
-      </w:r>
-      <w:proofErr w:type="spellEnd"/>
-      <w:r>
-        <w:rPr>
-          <w:rFonts w:ascii="Times New Roman" w:hAnsi="Times New Roman"/>
-          <w:color w:val="000000"/>
-          <w:sz w:val="24"/>
-        </w:rPr>
-        <w:t xml:space="preserve"> students into one organized and verified platform, which no other existing tool provides. In the future, we plan to add an algorithmic study partner recommendation system, a mobile version of the app, and integration with university systems such as the LMS.</w:t>
+        <w:t>Riphah Konnect is a web-based platform built for the students and faculty of Riphah International University, Islamabad. It provides a dedicated space for academic collaboration and communication within the university. Currently, students rely on WhatsApp groups and Facebook to organize study sessions and share academic content. These tools are not designed for academic use, have no university-based verification, and make it hard to keep discussions organized. To solve this, Riphah Konnect provides one platform where students can post academic content, join semester groups, discover and RSVP to campus events, report lost and found items, send real-time messages to peers, and browse student profiles by department and semester. Teachers and coordination staff can post official announcements. Only users with a verified Riphah email address can register and use the platform. The system was built using React on the frontend, Node.js with Express on the backend, and PostgreSQL as the database. Real-time messaging uses Socket.io. The complete backend API has been built and tested, and the frontend covers all modules of the platform. Riphah Konnect brings all academic communication needs of Riphah students into one organized and verified platform, which no other existing tool provides. In the future, we plan to add an algorithmic study partner recommendation system, a mobile version of the app, and integration with university systems such as the LMS.</w:t>
       </w:r>
     </w:p>
     <w:p>
@@ -8352,23 +7622,7 @@
             <w:rFonts w:ascii="Times New Roman" w:hAnsi="Times New Roman"/>
             <w:color w:val="000000"/>
           </w:rPr>
-          <w:t xml:space="preserve">Table 2: Problem Scenario 1: No Dedicated Academic Platform for </w:t>
-        </w:r>
-        <w:proofErr w:type="spellStart"/>
-        <w:r>
-          <w:rPr>
-            <w:rFonts w:ascii="Times New Roman" w:hAnsi="Times New Roman"/>
-            <w:color w:val="000000"/>
-          </w:rPr>
-          <w:t>Riphah</w:t>
-        </w:r>
-        <w:proofErr w:type="spellEnd"/>
-        <w:r>
-          <w:rPr>
-            <w:rFonts w:ascii="Times New Roman" w:hAnsi="Times New Roman"/>
-            <w:color w:val="000000"/>
-          </w:rPr>
-          <w:t xml:space="preserve"> Students</w:t>
+          <w:t>Table 2: Problem Scenario 1: No Dedicated Academic Platform for Riphah Students</w:t>
         </w:r>
       </w:hyperlink>
       <w:r>
@@ -9974,7 +9228,6 @@
         <w:pStyle w:val="Heading2"/>
       </w:pPr>
       <w:bookmarkStart w:id="6" w:name="_Toc227543900"/>
-      <w:proofErr w:type="gramStart"/>
       <w:r>
         <w:rPr>
           <w:rFonts w:ascii="Times New Roman" w:hAnsi="Times New Roman"/>
@@ -9982,7 +9235,6 @@
         <w:t>1.1  Overview</w:t>
       </w:r>
       <w:bookmarkEnd w:id="6"/>
-      <w:proofErr w:type="gramEnd"/>
     </w:p>
     <w:p>
       <w:pPr>
@@ -9992,77 +9244,13 @@
           <w:sz w:val="24"/>
         </w:rPr>
       </w:pPr>
-      <w:proofErr w:type="spellStart"/>
       <w:r>
         <w:rPr>
           <w:rFonts w:ascii="Times New Roman" w:hAnsi="Times New Roman"/>
           <w:color w:val="000000"/>
           <w:sz w:val="24"/>
         </w:rPr>
-        <w:t>Riphah</w:t>
-      </w:r>
-      <w:proofErr w:type="spellEnd"/>
-      <w:r>
-        <w:rPr>
-          <w:rFonts w:ascii="Times New Roman" w:hAnsi="Times New Roman"/>
-          <w:color w:val="000000"/>
-          <w:sz w:val="24"/>
-        </w:rPr>
-        <w:t xml:space="preserve"> </w:t>
-      </w:r>
-      <w:proofErr w:type="spellStart"/>
-      <w:r>
-        <w:rPr>
-          <w:rFonts w:ascii="Times New Roman" w:hAnsi="Times New Roman"/>
-          <w:color w:val="000000"/>
-          <w:sz w:val="24"/>
-        </w:rPr>
-        <w:t>Konnect</w:t>
-      </w:r>
-      <w:proofErr w:type="spellEnd"/>
-      <w:r>
-        <w:rPr>
-          <w:rFonts w:ascii="Times New Roman" w:hAnsi="Times New Roman"/>
-          <w:color w:val="000000"/>
-          <w:sz w:val="24"/>
-        </w:rPr>
-        <w:t xml:space="preserve"> is a web-based academic platform built exclusively for the students and faculty of </w:t>
-      </w:r>
-      <w:proofErr w:type="spellStart"/>
-      <w:r>
-        <w:rPr>
-          <w:rFonts w:ascii="Times New Roman" w:hAnsi="Times New Roman"/>
-          <w:color w:val="000000"/>
-          <w:sz w:val="24"/>
-        </w:rPr>
-        <w:t>Riphah</w:t>
-      </w:r>
-      <w:proofErr w:type="spellEnd"/>
-      <w:r>
-        <w:rPr>
-          <w:rFonts w:ascii="Times New Roman" w:hAnsi="Times New Roman"/>
-          <w:color w:val="000000"/>
-          <w:sz w:val="24"/>
-        </w:rPr>
-        <w:t xml:space="preserve"> International University, Islamabad. The core purpose of this platform is to automate and centralize academic communication so that students, teachers, and coordination staff do not have to rely on scattered tools like WhatsApp groups and notice boards. The platform is accessible only to people with a verified </w:t>
-      </w:r>
-      <w:proofErr w:type="spellStart"/>
-      <w:r>
-        <w:rPr>
-          <w:rFonts w:ascii="Times New Roman" w:hAnsi="Times New Roman"/>
-          <w:color w:val="000000"/>
-          <w:sz w:val="24"/>
-        </w:rPr>
-        <w:t>Riphah</w:t>
-      </w:r>
-      <w:proofErr w:type="spellEnd"/>
-      <w:r>
-        <w:rPr>
-          <w:rFonts w:ascii="Times New Roman" w:hAnsi="Times New Roman"/>
-          <w:color w:val="000000"/>
-          <w:sz w:val="24"/>
-        </w:rPr>
-        <w:t xml:space="preserve"> email address, which ensures that only actual members of the university can use it.</w:t>
+        <w:t>Riphah Konnect is a web-based academic platform built exclusively for the students and faculty of Riphah International University, Islamabad. The core purpose of this platform is to automate and centralize academic communication so that students, teachers, and coordination staff do not have to rely on scattered tools like WhatsApp groups and notice boards. The platform is accessible only to people with a verified Riphah email address, which ensures that only actual members of the university can use it.</w:t>
       </w:r>
     </w:p>
     <w:p>
@@ -10079,43 +9267,7 @@
           <w:color w:val="000000"/>
           <w:sz w:val="24"/>
         </w:rPr>
-        <w:t xml:space="preserve">A key problem this platform solves is the manual coordination workload. Currently, whenever a timetable changes, a class shifts, or a teacher has an instruction for students, coordination staff and teachers have to send separate messages to each group or class individually. </w:t>
-      </w:r>
-      <w:proofErr w:type="spellStart"/>
-      <w:r>
-        <w:rPr>
-          <w:rFonts w:ascii="Times New Roman" w:hAnsi="Times New Roman"/>
-          <w:color w:val="000000"/>
-          <w:sz w:val="24"/>
-        </w:rPr>
-        <w:t>Riphah</w:t>
-      </w:r>
-      <w:proofErr w:type="spellEnd"/>
-      <w:r>
-        <w:rPr>
-          <w:rFonts w:ascii="Times New Roman" w:hAnsi="Times New Roman"/>
-          <w:color w:val="000000"/>
-          <w:sz w:val="24"/>
-        </w:rPr>
-        <w:t xml:space="preserve"> </w:t>
-      </w:r>
-      <w:proofErr w:type="spellStart"/>
-      <w:r>
-        <w:rPr>
-          <w:rFonts w:ascii="Times New Roman" w:hAnsi="Times New Roman"/>
-          <w:color w:val="000000"/>
-          <w:sz w:val="24"/>
-        </w:rPr>
-        <w:t>Konnect</w:t>
-      </w:r>
-      <w:proofErr w:type="spellEnd"/>
-      <w:r>
-        <w:rPr>
-          <w:rFonts w:ascii="Times New Roman" w:hAnsi="Times New Roman"/>
-          <w:color w:val="000000"/>
-          <w:sz w:val="24"/>
-        </w:rPr>
-        <w:t xml:space="preserve"> eliminates this by providing an Announcements module where the message is posted once and the system automatically makes it visible to all relevant students. There are two types of announcements: official announcements posted by Coordination or Admin for the whole university or a specific department, and class-level announcements posted by Teachers for their own students.</w:t>
+        <w:t>A key problem this platform solves is the manual coordination workload. Currently, whenever a timetable changes, a class shifts, or a teacher has an instruction for students, coordination staff and teachers have to send separate messages to each group or class individually. Riphah Konnect eliminates this by providing an Announcements module where the message is posted once and the system automatically makes it visible to all relevant students. There are two types of announcements: official announcements posted by Coordination or Admin for the whole university or a specific department, and class-level announcements posted by Teachers for their own students.</w:t>
       </w:r>
     </w:p>
     <w:p>
@@ -10140,19 +9292,11 @@
         <w:pStyle w:val="Heading2"/>
       </w:pPr>
       <w:bookmarkStart w:id="7" w:name="_Toc227543901"/>
-      <w:proofErr w:type="gramStart"/>
-      <w:r>
-        <w:rPr>
-          <w:rFonts w:ascii="Times New Roman" w:hAnsi="Times New Roman"/>
-        </w:rPr>
-        <w:t>1.2  Opportunity</w:t>
-      </w:r>
-      <w:proofErr w:type="gramEnd"/>
-      <w:r>
-        <w:rPr>
-          <w:rFonts w:ascii="Times New Roman" w:hAnsi="Times New Roman"/>
-        </w:rPr>
-        <w:t xml:space="preserve"> and Stakeholders</w:t>
+      <w:r>
+        <w:rPr>
+          <w:rFonts w:ascii="Times New Roman" w:hAnsi="Times New Roman"/>
+        </w:rPr>
+        <w:t>1.2  Opportunity and Stakeholders</w:t>
       </w:r>
       <w:bookmarkEnd w:id="7"/>
     </w:p>
@@ -10170,52 +9314,16 @@
           <w:color w:val="000000"/>
           <w:sz w:val="24"/>
         </w:rPr>
-        <w:t xml:space="preserve">Students at </w:t>
-      </w:r>
-      <w:proofErr w:type="spellStart"/>
+        <w:t xml:space="preserve">Students at Riphah International University currently rely on WhatsApp groups and personal messaging for all academic communication. The coordination office has to manually send messages to each class group separately whenever there is a timetable </w:t>
+      </w:r>
       <w:r>
         <w:rPr>
           <w:rFonts w:ascii="Times New Roman" w:hAnsi="Times New Roman"/>
           <w:color w:val="000000"/>
           <w:sz w:val="24"/>
         </w:rPr>
-        <w:t>Riphah</w:t>
-      </w:r>
-      <w:proofErr w:type="spellEnd"/>
-      <w:r>
-        <w:rPr>
-          <w:rFonts w:ascii="Times New Roman" w:hAnsi="Times New Roman"/>
-          <w:color w:val="000000"/>
-          <w:sz w:val="24"/>
-        </w:rPr>
-        <w:t xml:space="preserve"> International University currently rely on WhatsApp groups and personal messaging for all academic communication. The coordination office has to manually send messages to each class group separately whenever there is a timetable </w:t>
-      </w:r>
-      <w:r>
-        <w:rPr>
-          <w:rFonts w:ascii="Times New Roman" w:hAnsi="Times New Roman"/>
-          <w:color w:val="000000"/>
-          <w:sz w:val="24"/>
-        </w:rPr>
         <w:lastRenderedPageBreak/>
-        <w:t xml:space="preserve">update, class shift, or official notice. For a department with eight semesters and multiple sections, this means sending the same message </w:t>
-      </w:r>
-      <w:proofErr w:type="gramStart"/>
-      <w:r>
-        <w:rPr>
-          <w:rFonts w:ascii="Times New Roman" w:hAnsi="Times New Roman"/>
-          <w:color w:val="000000"/>
-          <w:sz w:val="24"/>
-        </w:rPr>
-        <w:t>to</w:t>
-      </w:r>
-      <w:proofErr w:type="gramEnd"/>
-      <w:r>
-        <w:rPr>
-          <w:rFonts w:ascii="Times New Roman" w:hAnsi="Times New Roman"/>
-          <w:color w:val="000000"/>
-          <w:sz w:val="24"/>
-        </w:rPr>
-        <w:t xml:space="preserve"> many groups every single time. Teachers face the same problem with their course-related instructions. This manual process is inefficient and leads to students missing important updates.</w:t>
+        <w:t>update, class shift, or official notice. For a department with eight semesters and multiple sections, this means sending the same message to many groups every single time. Teachers face the same problem with their course-related instructions. This manual process is inefficient and leads to students missing important updates.</w:t>
       </w:r>
     </w:p>
     <w:p>
@@ -10232,61 +9340,7 @@
           <w:color w:val="000000"/>
           <w:sz w:val="24"/>
         </w:rPr>
-        <w:t xml:space="preserve">Beyond announcements, there is no dedicated space for verified academic collaboration. Study groups are formed on general social media, university events are posted on scattered channels, and lost and found items have no proper reporting system. </w:t>
-      </w:r>
-      <w:proofErr w:type="spellStart"/>
-      <w:r>
-        <w:rPr>
-          <w:rFonts w:ascii="Times New Roman" w:hAnsi="Times New Roman"/>
-          <w:color w:val="000000"/>
-          <w:sz w:val="24"/>
-        </w:rPr>
-        <w:t>Riphah</w:t>
-      </w:r>
-      <w:proofErr w:type="spellEnd"/>
-      <w:r>
-        <w:rPr>
-          <w:rFonts w:ascii="Times New Roman" w:hAnsi="Times New Roman"/>
-          <w:color w:val="000000"/>
-          <w:sz w:val="24"/>
-        </w:rPr>
-        <w:t xml:space="preserve"> </w:t>
-      </w:r>
-      <w:proofErr w:type="spellStart"/>
-      <w:r>
-        <w:rPr>
-          <w:rFonts w:ascii="Times New Roman" w:hAnsi="Times New Roman"/>
-          <w:color w:val="000000"/>
-          <w:sz w:val="24"/>
-        </w:rPr>
-        <w:t>Konnect</w:t>
-      </w:r>
-      <w:proofErr w:type="spellEnd"/>
-      <w:r>
-        <w:rPr>
-          <w:rFonts w:ascii="Times New Roman" w:hAnsi="Times New Roman"/>
-          <w:color w:val="000000"/>
-          <w:sz w:val="24"/>
-        </w:rPr>
-        <w:t xml:space="preserve"> addresses all of these problems by providing one platform designed specifically for the </w:t>
-      </w:r>
-      <w:proofErr w:type="spellStart"/>
-      <w:r>
-        <w:rPr>
-          <w:rFonts w:ascii="Times New Roman" w:hAnsi="Times New Roman"/>
-          <w:color w:val="000000"/>
-          <w:sz w:val="24"/>
-        </w:rPr>
-        <w:t>Riphah</w:t>
-      </w:r>
-      <w:proofErr w:type="spellEnd"/>
-      <w:r>
-        <w:rPr>
-          <w:rFonts w:ascii="Times New Roman" w:hAnsi="Times New Roman"/>
-          <w:color w:val="000000"/>
-          <w:sz w:val="24"/>
-        </w:rPr>
-        <w:t xml:space="preserve"> university community, reducing the manual workload for coordination and teachers while giving students a single trusted place for all academic needs.</w:t>
+        <w:t>Beyond announcements, there is no dedicated space for verified academic collaboration. Study groups are formed on general social media, university events are posted on scattered channels, and lost and found items have no proper reporting system. Riphah Konnect addresses all of these problems by providing one platform designed specifically for the Riphah university community, reducing the manual workload for coordination and teachers while giving students a single trusted place for all academic needs.</w:t>
       </w:r>
     </w:p>
     <w:p>
@@ -10294,7 +9348,6 @@
         <w:pStyle w:val="Heading3"/>
       </w:pPr>
       <w:bookmarkStart w:id="8" w:name="_Toc227543902"/>
-      <w:proofErr w:type="gramStart"/>
       <w:r>
         <w:rPr>
           <w:rFonts w:ascii="Times New Roman" w:hAnsi="Times New Roman"/>
@@ -10302,7 +9355,6 @@
         <w:t>1.2.1  Stakeholders</w:t>
       </w:r>
       <w:bookmarkEnd w:id="8"/>
-      <w:proofErr w:type="gramEnd"/>
     </w:p>
     <w:p>
       <w:pPr>
@@ -10430,19 +9482,11 @@
         <w:pStyle w:val="Heading2"/>
       </w:pPr>
       <w:bookmarkStart w:id="9" w:name="_Toc227543903"/>
-      <w:proofErr w:type="gramStart"/>
-      <w:r>
-        <w:rPr>
-          <w:rFonts w:ascii="Times New Roman" w:hAnsi="Times New Roman"/>
-        </w:rPr>
-        <w:t>1.3  Motivations</w:t>
-      </w:r>
-      <w:proofErr w:type="gramEnd"/>
-      <w:r>
-        <w:rPr>
-          <w:rFonts w:ascii="Times New Roman" w:hAnsi="Times New Roman"/>
-        </w:rPr>
-        <w:t xml:space="preserve"> and Challenges</w:t>
+      <w:r>
+        <w:rPr>
+          <w:rFonts w:ascii="Times New Roman" w:hAnsi="Times New Roman"/>
+        </w:rPr>
+        <w:t>1.3  Motivations and Challenges</w:t>
       </w:r>
       <w:bookmarkEnd w:id="9"/>
     </w:p>
@@ -10451,7 +9495,6 @@
         <w:pStyle w:val="Heading3"/>
       </w:pPr>
       <w:bookmarkStart w:id="10" w:name="_Toc227543904"/>
-      <w:proofErr w:type="gramStart"/>
       <w:r>
         <w:rPr>
           <w:rFonts w:ascii="Times New Roman" w:hAnsi="Times New Roman"/>
@@ -10459,7 +9502,6 @@
         <w:t>1.3.1  Motivations</w:t>
       </w:r>
       <w:bookmarkEnd w:id="10"/>
-      <w:proofErr w:type="gramEnd"/>
     </w:p>
     <w:p>
       <w:pPr>
@@ -10477,25 +9519,7 @@
           <w:color w:val="000000"/>
           <w:sz w:val="24"/>
         </w:rPr>
-        <w:t xml:space="preserve">1. Reducing Coordination Workload </w:t>
-      </w:r>
-      <w:proofErr w:type="gramStart"/>
-      <w:r>
-        <w:rPr>
-          <w:rFonts w:ascii="Times New Roman" w:hAnsi="Times New Roman"/>
-          <w:color w:val="000000"/>
-          <w:sz w:val="24"/>
-        </w:rPr>
-        <w:t>Through</w:t>
-      </w:r>
-      <w:proofErr w:type="gramEnd"/>
-      <w:r>
-        <w:rPr>
-          <w:rFonts w:ascii="Times New Roman" w:hAnsi="Times New Roman"/>
-          <w:color w:val="000000"/>
-          <w:sz w:val="24"/>
-        </w:rPr>
-        <w:t xml:space="preserve"> Automation: The biggest motivation is to remove the manual effort required by coordination staff and teachers. Instead of sending the same message to many groups individually, they post once and the system delivers it to all relevant students automatically.</w:t>
+        <w:t>1. Reducing Coordination Workload Through Automation: The biggest motivation is to remove the manual effort required by coordination staff and teachers. Instead of sending the same message to many groups individually, they post once and the system delivers it to all relevant students automatically.</w:t>
       </w:r>
     </w:p>
     <w:p>
@@ -10514,43 +9538,7 @@
           <w:color w:val="000000"/>
           <w:sz w:val="24"/>
         </w:rPr>
-        <w:t xml:space="preserve">2. All Academic Communication in One Place: Students currently switch between multiple apps to share resources, find study partners, and stay updated on events. </w:t>
-      </w:r>
-      <w:proofErr w:type="spellStart"/>
-      <w:r>
-        <w:rPr>
-          <w:rFonts w:ascii="Times New Roman" w:hAnsi="Times New Roman"/>
-          <w:color w:val="000000"/>
-          <w:sz w:val="24"/>
-        </w:rPr>
-        <w:t>Riphah</w:t>
-      </w:r>
-      <w:proofErr w:type="spellEnd"/>
-      <w:r>
-        <w:rPr>
-          <w:rFonts w:ascii="Times New Roman" w:hAnsi="Times New Roman"/>
-          <w:color w:val="000000"/>
-          <w:sz w:val="24"/>
-        </w:rPr>
-        <w:t xml:space="preserve"> </w:t>
-      </w:r>
-      <w:proofErr w:type="spellStart"/>
-      <w:r>
-        <w:rPr>
-          <w:rFonts w:ascii="Times New Roman" w:hAnsi="Times New Roman"/>
-          <w:color w:val="000000"/>
-          <w:sz w:val="24"/>
-        </w:rPr>
-        <w:t>Konnect</w:t>
-      </w:r>
-      <w:proofErr w:type="spellEnd"/>
-      <w:r>
-        <w:rPr>
-          <w:rFonts w:ascii="Times New Roman" w:hAnsi="Times New Roman"/>
-          <w:color w:val="000000"/>
-          <w:sz w:val="24"/>
-        </w:rPr>
-        <w:t xml:space="preserve"> combines all of this into one platform.</w:t>
+        <w:t>2. All Academic Communication in One Place: Students currently switch between multiple apps to share resources, find study partners, and stay updated on events. Riphah Konnect combines all of this into one platform.</w:t>
       </w:r>
     </w:p>
     <w:p>
@@ -10569,25 +9557,7 @@
           <w:color w:val="000000"/>
           <w:sz w:val="24"/>
         </w:rPr>
-        <w:t xml:space="preserve">3. University-Only Access: Since only </w:t>
-      </w:r>
-      <w:proofErr w:type="spellStart"/>
-      <w:r>
-        <w:rPr>
-          <w:rFonts w:ascii="Times New Roman" w:hAnsi="Times New Roman"/>
-          <w:color w:val="000000"/>
-          <w:sz w:val="24"/>
-        </w:rPr>
-        <w:t>Riphah</w:t>
-      </w:r>
-      <w:proofErr w:type="spellEnd"/>
-      <w:r>
-        <w:rPr>
-          <w:rFonts w:ascii="Times New Roman" w:hAnsi="Times New Roman"/>
-          <w:color w:val="000000"/>
-          <w:sz w:val="24"/>
-        </w:rPr>
-        <w:t xml:space="preserve"> email holders can register, every user on the platform is a verified member of the university. This makes the environment more trusted and relevant.</w:t>
+        <w:t>3. University-Only Access: Since only Riphah email holders can register, every user on the platform is a verified member of the university. This makes the environment more trusted and relevant.</w:t>
       </w:r>
     </w:p>
     <w:p>
@@ -10653,7 +9623,6 @@
         <w:pStyle w:val="Heading3"/>
       </w:pPr>
       <w:bookmarkStart w:id="11" w:name="_Toc227543905"/>
-      <w:proofErr w:type="gramStart"/>
       <w:r>
         <w:rPr>
           <w:rFonts w:ascii="Times New Roman" w:hAnsi="Times New Roman"/>
@@ -10661,7 +9630,6 @@
         <w:t>1.3.2  Challenges</w:t>
       </w:r>
       <w:bookmarkEnd w:id="11"/>
-      <w:proofErr w:type="gramEnd"/>
     </w:p>
     <w:p>
       <w:pPr>
@@ -10698,25 +9666,7 @@
           <w:color w:val="000000"/>
           <w:sz w:val="24"/>
         </w:rPr>
-        <w:t xml:space="preserve">2. Email Domain Restriction: Limiting access to </w:t>
-      </w:r>
-      <w:proofErr w:type="spellStart"/>
-      <w:r>
-        <w:rPr>
-          <w:rFonts w:ascii="Times New Roman" w:hAnsi="Times New Roman"/>
-          <w:color w:val="000000"/>
-          <w:sz w:val="24"/>
-        </w:rPr>
-        <w:t>Riphah</w:t>
-      </w:r>
-      <w:proofErr w:type="spellEnd"/>
-      <w:r>
-        <w:rPr>
-          <w:rFonts w:ascii="Times New Roman" w:hAnsi="Times New Roman"/>
-          <w:color w:val="000000"/>
-          <w:sz w:val="24"/>
-        </w:rPr>
-        <w:t xml:space="preserve"> emails only keeps the community genuine, but it also means the platform cannot be used by people outside the university.</w:t>
+        <w:t>2. Email Domain Restriction: Limiting access to Riphah emails only keeps the community genuine, but it also means the platform cannot be used by people outside the university.</w:t>
       </w:r>
     </w:p>
     <w:p>
@@ -10762,19 +9712,11 @@
         <w:pStyle w:val="Heading2"/>
       </w:pPr>
       <w:bookmarkStart w:id="12" w:name="_Toc227543906"/>
-      <w:proofErr w:type="gramStart"/>
-      <w:r>
-        <w:rPr>
-          <w:rFonts w:ascii="Times New Roman" w:hAnsi="Times New Roman"/>
-        </w:rPr>
-        <w:t>1.4  Goals</w:t>
-      </w:r>
-      <w:proofErr w:type="gramEnd"/>
-      <w:r>
-        <w:rPr>
-          <w:rFonts w:ascii="Times New Roman" w:hAnsi="Times New Roman"/>
-        </w:rPr>
-        <w:t xml:space="preserve"> and Objectives</w:t>
+      <w:r>
+        <w:rPr>
+          <w:rFonts w:ascii="Times New Roman" w:hAnsi="Times New Roman"/>
+        </w:rPr>
+        <w:t>1.4  Goals and Objectives</w:t>
       </w:r>
       <w:bookmarkEnd w:id="12"/>
     </w:p>
@@ -10783,19 +9725,11 @@
         <w:pStyle w:val="Heading3"/>
       </w:pPr>
       <w:bookmarkStart w:id="13" w:name="_Toc227543907"/>
-      <w:proofErr w:type="gramStart"/>
-      <w:r>
-        <w:rPr>
-          <w:rFonts w:ascii="Times New Roman" w:hAnsi="Times New Roman"/>
-        </w:rPr>
-        <w:t>1.4.1  One</w:t>
-      </w:r>
-      <w:proofErr w:type="gramEnd"/>
-      <w:r>
-        <w:rPr>
-          <w:rFonts w:ascii="Times New Roman" w:hAnsi="Times New Roman"/>
-        </w:rPr>
-        <w:t xml:space="preserve"> Platform for Academic Communication</w:t>
+      <w:r>
+        <w:rPr>
+          <w:rFonts w:ascii="Times New Roman" w:hAnsi="Times New Roman"/>
+        </w:rPr>
+        <w:t>1.4.1  One Platform for Academic Communication</w:t>
       </w:r>
       <w:bookmarkEnd w:id="13"/>
     </w:p>
@@ -10813,43 +9747,7 @@
           <w:color w:val="000000"/>
           <w:sz w:val="24"/>
         </w:rPr>
-        <w:t xml:space="preserve">The main goal of </w:t>
-      </w:r>
-      <w:proofErr w:type="spellStart"/>
-      <w:r>
-        <w:rPr>
-          <w:rFonts w:ascii="Times New Roman" w:hAnsi="Times New Roman"/>
-          <w:color w:val="000000"/>
-          <w:sz w:val="24"/>
-        </w:rPr>
-        <w:t>Riphah</w:t>
-      </w:r>
-      <w:proofErr w:type="spellEnd"/>
-      <w:r>
-        <w:rPr>
-          <w:rFonts w:ascii="Times New Roman" w:hAnsi="Times New Roman"/>
-          <w:color w:val="000000"/>
-          <w:sz w:val="24"/>
-        </w:rPr>
-        <w:t xml:space="preserve"> </w:t>
-      </w:r>
-      <w:proofErr w:type="spellStart"/>
-      <w:r>
-        <w:rPr>
-          <w:rFonts w:ascii="Times New Roman" w:hAnsi="Times New Roman"/>
-          <w:color w:val="000000"/>
-          <w:sz w:val="24"/>
-        </w:rPr>
-        <w:t>Konnect</w:t>
-      </w:r>
-      <w:proofErr w:type="spellEnd"/>
-      <w:r>
-        <w:rPr>
-          <w:rFonts w:ascii="Times New Roman" w:hAnsi="Times New Roman"/>
-          <w:color w:val="000000"/>
-          <w:sz w:val="24"/>
-        </w:rPr>
-        <w:t xml:space="preserve"> is to give students one place where they can handle all academic communication. Students can post questions, share notes, join semester groups, find events, read announcements, and message classmates, all in one place.</w:t>
+        <w:t>The main goal of Riphah Konnect is to give students one place where they can handle all academic communication. Students can post questions, share notes, join semester groups, find events, read announcements, and message classmates, all in one place.</w:t>
       </w:r>
     </w:p>
     <w:p>
@@ -10857,20 +9755,12 @@
         <w:pStyle w:val="Heading3"/>
       </w:pPr>
       <w:bookmarkStart w:id="14" w:name="_Toc227543908"/>
-      <w:proofErr w:type="gramStart"/>
       <w:r>
         <w:rPr>
           <w:rFonts w:ascii="Times New Roman" w:hAnsi="Times New Roman"/>
         </w:rPr>
         <w:lastRenderedPageBreak/>
-        <w:t>1.4.2  Verified</w:t>
-      </w:r>
-      <w:proofErr w:type="gramEnd"/>
-      <w:r>
-        <w:rPr>
-          <w:rFonts w:ascii="Times New Roman" w:hAnsi="Times New Roman"/>
-        </w:rPr>
-        <w:t xml:space="preserve"> University Community</w:t>
+        <w:t>1.4.2  Verified University Community</w:t>
       </w:r>
       <w:bookmarkEnd w:id="14"/>
     </w:p>
@@ -10888,43 +9778,7 @@
           <w:color w:val="000000"/>
           <w:sz w:val="24"/>
         </w:rPr>
-        <w:t xml:space="preserve">By requiring a </w:t>
-      </w:r>
-      <w:proofErr w:type="spellStart"/>
-      <w:r>
-        <w:rPr>
-          <w:rFonts w:ascii="Times New Roman" w:hAnsi="Times New Roman"/>
-          <w:color w:val="000000"/>
-          <w:sz w:val="24"/>
-        </w:rPr>
-        <w:t>Riphah</w:t>
-      </w:r>
-      <w:proofErr w:type="spellEnd"/>
-      <w:r>
-        <w:rPr>
-          <w:rFonts w:ascii="Times New Roman" w:hAnsi="Times New Roman"/>
-          <w:color w:val="000000"/>
-          <w:sz w:val="24"/>
-        </w:rPr>
-        <w:t xml:space="preserve"> email to register, the platform ensures that every person on it is an actual student or faculty member of </w:t>
-      </w:r>
-      <w:proofErr w:type="spellStart"/>
-      <w:r>
-        <w:rPr>
-          <w:rFonts w:ascii="Times New Roman" w:hAnsi="Times New Roman"/>
-          <w:color w:val="000000"/>
-          <w:sz w:val="24"/>
-        </w:rPr>
-        <w:t>Riphah</w:t>
-      </w:r>
-      <w:proofErr w:type="spellEnd"/>
-      <w:r>
-        <w:rPr>
-          <w:rFonts w:ascii="Times New Roman" w:hAnsi="Times New Roman"/>
-          <w:color w:val="000000"/>
-          <w:sz w:val="24"/>
-        </w:rPr>
-        <w:t xml:space="preserve"> International University. This makes the platform a trusted space for academic interaction.</w:t>
+        <w:t>By requiring a Riphah email to register, the platform ensures that every person on it is an actual student or faculty member of Riphah International University. This makes the platform a trusted space for academic interaction.</w:t>
       </w:r>
     </w:p>
     <w:p>
@@ -10932,19 +9786,11 @@
         <w:pStyle w:val="Heading3"/>
       </w:pPr>
       <w:bookmarkStart w:id="15" w:name="_Toc227543909"/>
-      <w:proofErr w:type="gramStart"/>
-      <w:r>
-        <w:rPr>
-          <w:rFonts w:ascii="Times New Roman" w:hAnsi="Times New Roman"/>
-        </w:rPr>
-        <w:t>1.4.3  Improve</w:t>
-      </w:r>
-      <w:proofErr w:type="gramEnd"/>
-      <w:r>
-        <w:rPr>
-          <w:rFonts w:ascii="Times New Roman" w:hAnsi="Times New Roman"/>
-        </w:rPr>
-        <w:t xml:space="preserve"> Peer Learning</w:t>
+      <w:r>
+        <w:rPr>
+          <w:rFonts w:ascii="Times New Roman" w:hAnsi="Times New Roman"/>
+        </w:rPr>
+        <w:t>1.4.3  Improve Peer Learning</w:t>
       </w:r>
       <w:bookmarkEnd w:id="15"/>
     </w:p>
@@ -10971,19 +9817,11 @@
         <w:spacing w:line="360" w:lineRule="auto"/>
       </w:pPr>
       <w:bookmarkStart w:id="16" w:name="_Toc227543910"/>
-      <w:proofErr w:type="gramStart"/>
-      <w:r>
-        <w:rPr>
-          <w:rFonts w:ascii="Times New Roman" w:hAnsi="Times New Roman"/>
-        </w:rPr>
-        <w:t>1.4.4  Better</w:t>
-      </w:r>
-      <w:proofErr w:type="gramEnd"/>
-      <w:r>
-        <w:rPr>
-          <w:rFonts w:ascii="Times New Roman" w:hAnsi="Times New Roman"/>
-        </w:rPr>
-        <w:t xml:space="preserve"> Campus Engagement</w:t>
+      <w:r>
+        <w:rPr>
+          <w:rFonts w:ascii="Times New Roman" w:hAnsi="Times New Roman"/>
+        </w:rPr>
+        <w:t>1.4.4  Better Campus Engagement</w:t>
       </w:r>
       <w:bookmarkEnd w:id="16"/>
     </w:p>
@@ -11010,19 +9848,11 @@
         <w:spacing w:line="360" w:lineRule="auto"/>
       </w:pPr>
       <w:bookmarkStart w:id="17" w:name="_Toc227543911"/>
-      <w:proofErr w:type="gramStart"/>
-      <w:r>
-        <w:rPr>
-          <w:rFonts w:ascii="Times New Roman" w:hAnsi="Times New Roman"/>
-        </w:rPr>
-        <w:t>1.5  Solution</w:t>
-      </w:r>
-      <w:proofErr w:type="gramEnd"/>
-      <w:r>
-        <w:rPr>
-          <w:rFonts w:ascii="Times New Roman" w:hAnsi="Times New Roman"/>
-        </w:rPr>
-        <w:t xml:space="preserve"> Overview</w:t>
+      <w:r>
+        <w:rPr>
+          <w:rFonts w:ascii="Times New Roman" w:hAnsi="Times New Roman"/>
+        </w:rPr>
+        <w:t>1.5  Solution Overview</w:t>
       </w:r>
       <w:bookmarkEnd w:id="17"/>
     </w:p>
@@ -11034,77 +9864,13 @@
           <w:sz w:val="24"/>
         </w:rPr>
       </w:pPr>
-      <w:proofErr w:type="spellStart"/>
       <w:r>
         <w:rPr>
           <w:rFonts w:ascii="Times New Roman" w:hAnsi="Times New Roman"/>
           <w:color w:val="000000"/>
           <w:sz w:val="24"/>
         </w:rPr>
-        <w:t>Riphah</w:t>
-      </w:r>
-      <w:proofErr w:type="spellEnd"/>
-      <w:r>
-        <w:rPr>
-          <w:rFonts w:ascii="Times New Roman" w:hAnsi="Times New Roman"/>
-          <w:color w:val="000000"/>
-          <w:sz w:val="24"/>
-        </w:rPr>
-        <w:t xml:space="preserve"> </w:t>
-      </w:r>
-      <w:proofErr w:type="spellStart"/>
-      <w:r>
-        <w:rPr>
-          <w:rFonts w:ascii="Times New Roman" w:hAnsi="Times New Roman"/>
-          <w:color w:val="000000"/>
-          <w:sz w:val="24"/>
-        </w:rPr>
-        <w:t>Konnect</w:t>
-      </w:r>
-      <w:proofErr w:type="spellEnd"/>
-      <w:r>
-        <w:rPr>
-          <w:rFonts w:ascii="Times New Roman" w:hAnsi="Times New Roman"/>
-          <w:color w:val="000000"/>
-          <w:sz w:val="24"/>
-        </w:rPr>
-        <w:t xml:space="preserve"> is a full-stack web application. The frontend is built with React and styled using </w:t>
-      </w:r>
-      <w:proofErr w:type="spellStart"/>
-      <w:r>
-        <w:rPr>
-          <w:rFonts w:ascii="Times New Roman" w:hAnsi="Times New Roman"/>
-          <w:color w:val="000000"/>
-          <w:sz w:val="24"/>
-        </w:rPr>
-        <w:t>TailwindCSS</w:t>
-      </w:r>
-      <w:proofErr w:type="spellEnd"/>
-      <w:r>
-        <w:rPr>
-          <w:rFonts w:ascii="Times New Roman" w:hAnsi="Times New Roman"/>
-          <w:color w:val="000000"/>
-          <w:sz w:val="24"/>
-        </w:rPr>
-        <w:t xml:space="preserve">. The backend is built with Node.js and Express.js, connected to a hosted database. Users are authenticated using their </w:t>
-      </w:r>
-      <w:proofErr w:type="spellStart"/>
-      <w:r>
-        <w:rPr>
-          <w:rFonts w:ascii="Times New Roman" w:hAnsi="Times New Roman"/>
-          <w:color w:val="000000"/>
-          <w:sz w:val="24"/>
-        </w:rPr>
-        <w:t>Riphah</w:t>
-      </w:r>
-      <w:proofErr w:type="spellEnd"/>
-      <w:r>
-        <w:rPr>
-          <w:rFonts w:ascii="Times New Roman" w:hAnsi="Times New Roman"/>
-          <w:color w:val="000000"/>
-          <w:sz w:val="24"/>
-        </w:rPr>
-        <w:t xml:space="preserve"> email address. Real-time messaging is supported for private conversations. Access is restricted by checking the user's email domain at registration.</w:t>
+        <w:t>Riphah Konnect is a full-stack web application. The frontend is built with React and styled using TailwindCSS. The backend is built with Node.js and Express.js, connected to a hosted database. Users are authenticated using their Riphah email address. Real-time messaging is supported for private conversations. Access is restricted by checking the user's email domain at registration.</w:t>
       </w:r>
     </w:p>
     <w:p>
@@ -11113,19 +9879,11 @@
         <w:spacing w:line="360" w:lineRule="auto"/>
       </w:pPr>
       <w:bookmarkStart w:id="18" w:name="_Toc227543912"/>
-      <w:proofErr w:type="gramStart"/>
-      <w:r>
-        <w:rPr>
-          <w:rFonts w:ascii="Times New Roman" w:hAnsi="Times New Roman"/>
-        </w:rPr>
-        <w:t>1.5.1  Scope</w:t>
-      </w:r>
-      <w:proofErr w:type="gramEnd"/>
-      <w:r>
-        <w:rPr>
-          <w:rFonts w:ascii="Times New Roman" w:hAnsi="Times New Roman"/>
-        </w:rPr>
-        <w:t xml:space="preserve"> of the Project</w:t>
+      <w:r>
+        <w:rPr>
+          <w:rFonts w:ascii="Times New Roman" w:hAnsi="Times New Roman"/>
+        </w:rPr>
+        <w:t>1.5.1  Scope of the Project</w:t>
       </w:r>
       <w:bookmarkEnd w:id="18"/>
     </w:p>
@@ -11878,19 +10636,11 @@
         <w:spacing w:line="360" w:lineRule="auto"/>
       </w:pPr>
       <w:bookmarkStart w:id="19" w:name="_Toc227543913"/>
-      <w:proofErr w:type="gramStart"/>
-      <w:r>
-        <w:rPr>
-          <w:rFonts w:ascii="Times New Roman" w:hAnsi="Times New Roman"/>
-        </w:rPr>
-        <w:t>1.6  Report</w:t>
-      </w:r>
-      <w:proofErr w:type="gramEnd"/>
-      <w:r>
-        <w:rPr>
-          <w:rFonts w:ascii="Times New Roman" w:hAnsi="Times New Roman"/>
-        </w:rPr>
-        <w:t xml:space="preserve"> Outline</w:t>
+      <w:r>
+        <w:rPr>
+          <w:rFonts w:ascii="Times New Roman" w:hAnsi="Times New Roman"/>
+        </w:rPr>
+        <w:t>1.6  Report Outline</w:t>
       </w:r>
       <w:bookmarkEnd w:id="19"/>
     </w:p>
@@ -11908,79 +10658,7 @@
           <w:color w:val="000000"/>
           <w:sz w:val="24"/>
         </w:rPr>
-        <w:t xml:space="preserve">Chapter 1 gives an overview of the </w:t>
-      </w:r>
-      <w:proofErr w:type="spellStart"/>
-      <w:r>
-        <w:rPr>
-          <w:rFonts w:ascii="Times New Roman" w:hAnsi="Times New Roman"/>
-          <w:color w:val="000000"/>
-          <w:sz w:val="24"/>
-        </w:rPr>
-        <w:t>Riphah</w:t>
-      </w:r>
-      <w:proofErr w:type="spellEnd"/>
-      <w:r>
-        <w:rPr>
-          <w:rFonts w:ascii="Times New Roman" w:hAnsi="Times New Roman"/>
-          <w:color w:val="000000"/>
-          <w:sz w:val="24"/>
-        </w:rPr>
-        <w:t xml:space="preserve"> </w:t>
-      </w:r>
-      <w:proofErr w:type="spellStart"/>
-      <w:r>
-        <w:rPr>
-          <w:rFonts w:ascii="Times New Roman" w:hAnsi="Times New Roman"/>
-          <w:color w:val="000000"/>
-          <w:sz w:val="24"/>
-        </w:rPr>
-        <w:t>Konnect</w:t>
-      </w:r>
-      <w:proofErr w:type="spellEnd"/>
-      <w:r>
-        <w:rPr>
-          <w:rFonts w:ascii="Times New Roman" w:hAnsi="Times New Roman"/>
-          <w:color w:val="000000"/>
-          <w:sz w:val="24"/>
-        </w:rPr>
-        <w:t xml:space="preserve"> project, including its purpose, stakeholders, motivations, challenges, and the overall solution. Chapter 2 presents a market survey comparing existing platforms and explaining why </w:t>
-      </w:r>
-      <w:proofErr w:type="spellStart"/>
-      <w:r>
-        <w:rPr>
-          <w:rFonts w:ascii="Times New Roman" w:hAnsi="Times New Roman"/>
-          <w:color w:val="000000"/>
-          <w:sz w:val="24"/>
-        </w:rPr>
-        <w:t>Riphah</w:t>
-      </w:r>
-      <w:proofErr w:type="spellEnd"/>
-      <w:r>
-        <w:rPr>
-          <w:rFonts w:ascii="Times New Roman" w:hAnsi="Times New Roman"/>
-          <w:color w:val="000000"/>
-          <w:sz w:val="24"/>
-        </w:rPr>
-        <w:t xml:space="preserve"> </w:t>
-      </w:r>
-      <w:proofErr w:type="spellStart"/>
-      <w:r>
-        <w:rPr>
-          <w:rFonts w:ascii="Times New Roman" w:hAnsi="Times New Roman"/>
-          <w:color w:val="000000"/>
-          <w:sz w:val="24"/>
-        </w:rPr>
-        <w:t>Konnect</w:t>
-      </w:r>
-      <w:proofErr w:type="spellEnd"/>
-      <w:r>
-        <w:rPr>
-          <w:rFonts w:ascii="Times New Roman" w:hAnsi="Times New Roman"/>
-          <w:color w:val="000000"/>
-          <w:sz w:val="24"/>
-        </w:rPr>
-        <w:t xml:space="preserve"> is needed. Chapter 3 covers the complete requirement engineering, including functional requirements for each role, non-functional requirements, and black-box test cases. Chapter 4 covers the system design including architecture, class diagrams, and use case diagrams. Chapter 5 explains the implementation and tools used. Chapter 6 covers testing and the results. Chapter 7 concludes the report with achievements and future plans.</w:t>
+        <w:t>Chapter 1 gives an overview of the Riphah Konnect project, including its purpose, stakeholders, motivations, challenges, and the overall solution. Chapter 2 presents a market survey comparing existing platforms and explaining why Riphah Konnect is needed. Chapter 3 covers the complete requirement engineering, including functional requirements for each role, non-functional requirements, and black-box test cases. Chapter 4 covers the system design including architecture, class diagrams, and use case diagrams. Chapter 5 explains the implementation and tools used. Chapter 6 covers testing and the results. Chapter 7 concludes the report with achievements and future plans.</w:t>
       </w:r>
     </w:p>
     <w:p>
@@ -12017,7 +10695,6 @@
         <w:spacing w:line="360" w:lineRule="auto"/>
       </w:pPr>
       <w:bookmarkStart w:id="21" w:name="_Toc227543915"/>
-      <w:proofErr w:type="gramStart"/>
       <w:r>
         <w:rPr>
           <w:rFonts w:ascii="Times New Roman" w:hAnsi="Times New Roman"/>
@@ -12025,7 +10702,6 @@
         <w:t>2.1  Introduction</w:t>
       </w:r>
       <w:bookmarkEnd w:id="21"/>
-      <w:proofErr w:type="gramEnd"/>
     </w:p>
     <w:p>
       <w:pPr>
@@ -12041,43 +10717,7 @@
           <w:color w:val="000000"/>
           <w:sz w:val="24"/>
         </w:rPr>
-        <w:t xml:space="preserve">Before building </w:t>
-      </w:r>
-      <w:proofErr w:type="spellStart"/>
-      <w:r>
-        <w:rPr>
-          <w:rFonts w:ascii="Times New Roman" w:hAnsi="Times New Roman"/>
-          <w:color w:val="000000"/>
-          <w:sz w:val="24"/>
-        </w:rPr>
-        <w:t>Riphah</w:t>
-      </w:r>
-      <w:proofErr w:type="spellEnd"/>
-      <w:r>
-        <w:rPr>
-          <w:rFonts w:ascii="Times New Roman" w:hAnsi="Times New Roman"/>
-          <w:color w:val="000000"/>
-          <w:sz w:val="24"/>
-        </w:rPr>
-        <w:t xml:space="preserve"> </w:t>
-      </w:r>
-      <w:proofErr w:type="spellStart"/>
-      <w:r>
-        <w:rPr>
-          <w:rFonts w:ascii="Times New Roman" w:hAnsi="Times New Roman"/>
-          <w:color w:val="000000"/>
-          <w:sz w:val="24"/>
-        </w:rPr>
-        <w:t>Konnect</w:t>
-      </w:r>
-      <w:proofErr w:type="spellEnd"/>
-      <w:r>
-        <w:rPr>
-          <w:rFonts w:ascii="Times New Roman" w:hAnsi="Times New Roman"/>
-          <w:color w:val="000000"/>
-          <w:sz w:val="24"/>
-        </w:rPr>
-        <w:t>, we studied existing platforms that serve university students for academic communication and collaboration. Our goal was to find out what features these platforms already provide, where they fall short, and what specific gaps remain unaddressed. This helped us justify what we are building and make sure we are not duplicating something that already exists and works.</w:t>
+        <w:t>Before building Riphah Konnect, we studied existing platforms that serve university students for academic communication and collaboration. Our goal was to find out what features these platforms already provide, where they fall short, and what specific gaps remain unaddressed. This helped us justify what we are building and make sure we are not duplicating something that already exists and works.</w:t>
       </w:r>
     </w:p>
     <w:p>
@@ -12094,79 +10734,7 @@
           <w:color w:val="000000"/>
           <w:sz w:val="24"/>
         </w:rPr>
-        <w:t xml:space="preserve">We found four globally recognized university community platforms: </w:t>
-      </w:r>
-      <w:proofErr w:type="spellStart"/>
-      <w:r>
-        <w:rPr>
-          <w:rFonts w:ascii="Times New Roman" w:hAnsi="Times New Roman"/>
-          <w:color w:val="000000"/>
-          <w:sz w:val="24"/>
-        </w:rPr>
-        <w:t>Unii</w:t>
-      </w:r>
-      <w:proofErr w:type="spellEnd"/>
-      <w:r>
-        <w:rPr>
-          <w:rFonts w:ascii="Times New Roman" w:hAnsi="Times New Roman"/>
-          <w:color w:val="000000"/>
-          <w:sz w:val="24"/>
-        </w:rPr>
-        <w:t xml:space="preserve"> (UK), </w:t>
-      </w:r>
-      <w:proofErr w:type="spellStart"/>
-      <w:r>
-        <w:rPr>
-          <w:rFonts w:ascii="Times New Roman" w:hAnsi="Times New Roman"/>
-          <w:color w:val="000000"/>
-          <w:sz w:val="24"/>
-        </w:rPr>
-        <w:t>UniLife</w:t>
-      </w:r>
-      <w:proofErr w:type="spellEnd"/>
-      <w:r>
-        <w:rPr>
-          <w:rFonts w:ascii="Times New Roman" w:hAnsi="Times New Roman"/>
-          <w:color w:val="000000"/>
-          <w:sz w:val="24"/>
-        </w:rPr>
-        <w:t xml:space="preserve"> (Australia), Facebook Campus (USA, now discontinued), and </w:t>
-      </w:r>
-      <w:proofErr w:type="spellStart"/>
-      <w:r>
-        <w:rPr>
-          <w:rFonts w:ascii="Times New Roman" w:hAnsi="Times New Roman"/>
-          <w:color w:val="000000"/>
-          <w:sz w:val="24"/>
-        </w:rPr>
-        <w:t>CampusGroups</w:t>
-      </w:r>
-      <w:proofErr w:type="spellEnd"/>
-      <w:r>
-        <w:rPr>
-          <w:rFonts w:ascii="Times New Roman" w:hAnsi="Times New Roman"/>
-          <w:color w:val="000000"/>
-          <w:sz w:val="24"/>
-        </w:rPr>
-        <w:t xml:space="preserve"> (used at 190+ universities in North America). Our research showed that while these platforms prove the concept is valid, none of them are accessible to students in Pakistan, and all of them are missing at least one feature that </w:t>
-      </w:r>
-      <w:proofErr w:type="spellStart"/>
-      <w:r>
-        <w:rPr>
-          <w:rFonts w:ascii="Times New Roman" w:hAnsi="Times New Roman"/>
-          <w:color w:val="000000"/>
-          <w:sz w:val="24"/>
-        </w:rPr>
-        <w:t>Riphah</w:t>
-      </w:r>
-      <w:proofErr w:type="spellEnd"/>
-      <w:r>
-        <w:rPr>
-          <w:rFonts w:ascii="Times New Roman" w:hAnsi="Times New Roman"/>
-          <w:color w:val="000000"/>
-          <w:sz w:val="24"/>
-        </w:rPr>
-        <w:t xml:space="preserve"> students need.</w:t>
+        <w:t>We found four globally recognized university community platforms: Unii (UK), UniLife (Australia), Facebook Campus (USA, now discontinued), and CampusGroups (used at 190+ universities in North America). Our research showed that while these platforms prove the concept is valid, none of them are accessible to students in Pakistan, and all of them are missing at least one feature that Riphah students need.</w:t>
       </w:r>
     </w:p>
     <w:p>
@@ -12175,19 +10743,11 @@
         <w:spacing w:line="360" w:lineRule="auto"/>
       </w:pPr>
       <w:bookmarkStart w:id="22" w:name="_Toc227543916"/>
-      <w:proofErr w:type="gramStart"/>
-      <w:r>
-        <w:rPr>
-          <w:rFonts w:ascii="Times New Roman" w:hAnsi="Times New Roman"/>
-        </w:rPr>
-        <w:t>2.2  Literature</w:t>
-      </w:r>
-      <w:proofErr w:type="gramEnd"/>
-      <w:r>
-        <w:rPr>
-          <w:rFonts w:ascii="Times New Roman" w:hAnsi="Times New Roman"/>
-        </w:rPr>
-        <w:t xml:space="preserve"> Review</w:t>
+      <w:r>
+        <w:rPr>
+          <w:rFonts w:ascii="Times New Roman" w:hAnsi="Times New Roman"/>
+        </w:rPr>
+        <w:t>2.2  Literature Review</w:t>
       </w:r>
       <w:bookmarkEnd w:id="22"/>
     </w:p>
@@ -12288,7 +10848,6 @@
               <w:spacing w:line="360" w:lineRule="auto"/>
               <w:jc w:val="center"/>
             </w:pPr>
-            <w:proofErr w:type="spellStart"/>
             <w:r>
               <w:rPr>
                 <w:rFonts w:ascii="Times New Roman" w:hAnsi="Times New Roman"/>
@@ -12297,7 +10856,6 @@
               </w:rPr>
               <w:t>Unii</w:t>
             </w:r>
-            <w:proofErr w:type="spellEnd"/>
             <w:r>
               <w:rPr>
                 <w:rFonts w:ascii="Times New Roman" w:hAnsi="Times New Roman"/>
@@ -12319,7 +10877,6 @@
               <w:spacing w:line="360" w:lineRule="auto"/>
               <w:jc w:val="center"/>
             </w:pPr>
-            <w:proofErr w:type="spellStart"/>
             <w:r>
               <w:rPr>
                 <w:rFonts w:ascii="Times New Roman" w:hAnsi="Times New Roman"/>
@@ -12328,7 +10885,6 @@
               </w:rPr>
               <w:t>UniLife</w:t>
             </w:r>
-            <w:proofErr w:type="spellEnd"/>
             <w:r>
               <w:rPr>
                 <w:rFonts w:ascii="Times New Roman" w:hAnsi="Times New Roman"/>
@@ -12356,18 +10912,8 @@
                 <w:b/>
                 <w:color w:val="000000"/>
               </w:rPr>
-              <w:t xml:space="preserve">FB </w:t>
-            </w:r>
-            <w:proofErr w:type="gramStart"/>
-            <w:r>
-              <w:rPr>
-                <w:rFonts w:ascii="Times New Roman" w:hAnsi="Times New Roman"/>
-                <w:b/>
-                <w:color w:val="000000"/>
-              </w:rPr>
-              <w:t>Campus</w:t>
-            </w:r>
-            <w:proofErr w:type="gramEnd"/>
+              <w:t>FB Campus</w:t>
+            </w:r>
             <w:r>
               <w:rPr>
                 <w:rFonts w:ascii="Times New Roman" w:hAnsi="Times New Roman"/>
@@ -12389,8 +10935,6 @@
               <w:spacing w:line="360" w:lineRule="auto"/>
               <w:jc w:val="center"/>
             </w:pPr>
-            <w:proofErr w:type="spellStart"/>
-            <w:proofErr w:type="gramStart"/>
             <w:r>
               <w:rPr>
                 <w:rFonts w:ascii="Times New Roman" w:hAnsi="Times New Roman"/>
@@ -12399,8 +10943,6 @@
               </w:rPr>
               <w:t>CampusGroups</w:t>
             </w:r>
-            <w:proofErr w:type="spellEnd"/>
-            <w:proofErr w:type="gramEnd"/>
             <w:r>
               <w:rPr>
                 <w:rFonts w:ascii="Times New Roman" w:hAnsi="Times New Roman"/>
@@ -12408,25 +10950,7 @@
                 <w:color w:val="000000"/>
               </w:rPr>
               <w:br/>
-              <w:t xml:space="preserve">(190+ </w:t>
-            </w:r>
-            <w:proofErr w:type="spellStart"/>
-            <w:r>
-              <w:rPr>
-                <w:rFonts w:ascii="Times New Roman" w:hAnsi="Times New Roman"/>
-                <w:b/>
-                <w:color w:val="000000"/>
-              </w:rPr>
-              <w:t>Univs</w:t>
-            </w:r>
-            <w:proofErr w:type="spellEnd"/>
-            <w:r>
-              <w:rPr>
-                <w:rFonts w:ascii="Times New Roman" w:hAnsi="Times New Roman"/>
-                <w:b/>
-                <w:color w:val="000000"/>
-              </w:rPr>
-              <w:t>.)</w:t>
+              <w:t>(190+ Univs.)</w:t>
             </w:r>
           </w:p>
         </w:tc>
@@ -13164,7 +11688,6 @@
         <w:spacing w:line="360" w:lineRule="auto"/>
       </w:pPr>
       <w:bookmarkStart w:id="25" w:name="_Toc227543921"/>
-      <w:proofErr w:type="gramStart"/>
       <w:r>
         <w:rPr>
           <w:rFonts w:ascii="Times New Roman" w:hAnsi="Times New Roman"/>
@@ -13172,7 +11695,6 @@
         <w:t>2.3  Summary</w:t>
       </w:r>
       <w:bookmarkEnd w:id="25"/>
-      <w:proofErr w:type="gramEnd"/>
     </w:p>
     <w:p>
       <w:pPr>
@@ -13184,55 +11706,7 @@
           <w:rFonts w:ascii="Times New Roman" w:hAnsi="Times New Roman"/>
           <w:color w:val="000000"/>
         </w:rPr>
-        <w:t xml:space="preserve">The research above shows two important things. First, the concept of a university-exclusive community platform is globally proven. Platforms like </w:t>
-      </w:r>
-      <w:proofErr w:type="spellStart"/>
-      <w:r>
-        <w:rPr>
-          <w:rFonts w:ascii="Times New Roman" w:hAnsi="Times New Roman"/>
-          <w:color w:val="000000"/>
-        </w:rPr>
-        <w:t>Unii</w:t>
-      </w:r>
-      <w:proofErr w:type="spellEnd"/>
-      <w:r>
-        <w:rPr>
-          <w:rFonts w:ascii="Times New Roman" w:hAnsi="Times New Roman"/>
-          <w:color w:val="000000"/>
-        </w:rPr>
-        <w:t xml:space="preserve"> and </w:t>
-      </w:r>
-      <w:proofErr w:type="spellStart"/>
-      <w:r>
-        <w:rPr>
-          <w:rFonts w:ascii="Times New Roman" w:hAnsi="Times New Roman"/>
-          <w:color w:val="000000"/>
-        </w:rPr>
-        <w:t>CampusGroups</w:t>
-      </w:r>
-      <w:proofErr w:type="spellEnd"/>
-      <w:r>
-        <w:rPr>
-          <w:rFonts w:ascii="Times New Roman" w:hAnsi="Times New Roman"/>
-          <w:color w:val="000000"/>
-        </w:rPr>
-        <w:t xml:space="preserve"> have been running successfully for over a decade at real universities. This means our idea is justified. Second, none of these platforms are available to </w:t>
-      </w:r>
-      <w:proofErr w:type="spellStart"/>
-      <w:r>
-        <w:rPr>
-          <w:rFonts w:ascii="Times New Roman" w:hAnsi="Times New Roman"/>
-          <w:color w:val="000000"/>
-        </w:rPr>
-        <w:t>Riphah</w:t>
-      </w:r>
-      <w:proofErr w:type="spellEnd"/>
-      <w:r>
-        <w:rPr>
-          <w:rFonts w:ascii="Times New Roman" w:hAnsi="Times New Roman"/>
-          <w:color w:val="000000"/>
-        </w:rPr>
-        <w:t xml:space="preserve"> students, and even if they were, they all lack at least one feature that our students need.</w:t>
+        <w:t>The research above shows two important things. First, the concept of a university-exclusive community platform is globally proven. Platforms like Unii and CampusGroups have been running successfully for over a decade at real universities. This means our idea is justified. Second, none of these platforms are available to Riphah students, and even if they were, they all lack at least one feature that our students need.</w:t>
       </w:r>
     </w:p>
     <w:p>
@@ -13245,55 +11719,7 @@
           <w:rFonts w:ascii="Times New Roman" w:hAnsi="Times New Roman"/>
           <w:color w:val="000000"/>
         </w:rPr>
-        <w:t xml:space="preserve">The most significant gap is the Lost and Found module, which none of the four platforms provide. The second gap is availability in Pakistan, as no global platform currently serves Pakistani universities with verified access. The third gap is a single free platform that combines a posts feed, semester groups, events, messaging, announcements, and lost and found together. </w:t>
-      </w:r>
-      <w:proofErr w:type="spellStart"/>
-      <w:r>
-        <w:rPr>
-          <w:rFonts w:ascii="Times New Roman" w:hAnsi="Times New Roman"/>
-          <w:color w:val="000000"/>
-        </w:rPr>
-        <w:t>Riphah</w:t>
-      </w:r>
-      <w:proofErr w:type="spellEnd"/>
-      <w:r>
-        <w:rPr>
-          <w:rFonts w:ascii="Times New Roman" w:hAnsi="Times New Roman"/>
-          <w:color w:val="000000"/>
-        </w:rPr>
-        <w:t xml:space="preserve"> </w:t>
-      </w:r>
-      <w:proofErr w:type="spellStart"/>
-      <w:r>
-        <w:rPr>
-          <w:rFonts w:ascii="Times New Roman" w:hAnsi="Times New Roman"/>
-          <w:color w:val="000000"/>
-        </w:rPr>
-        <w:t>Konnect</w:t>
-      </w:r>
-      <w:proofErr w:type="spellEnd"/>
-      <w:r>
-        <w:rPr>
-          <w:rFonts w:ascii="Times New Roman" w:hAnsi="Times New Roman"/>
-          <w:color w:val="000000"/>
-        </w:rPr>
-        <w:t xml:space="preserve"> is built specifically to fill these gaps for </w:t>
-      </w:r>
-      <w:proofErr w:type="spellStart"/>
-      <w:r>
-        <w:rPr>
-          <w:rFonts w:ascii="Times New Roman" w:hAnsi="Times New Roman"/>
-          <w:color w:val="000000"/>
-        </w:rPr>
-        <w:t>Riphah</w:t>
-      </w:r>
-      <w:proofErr w:type="spellEnd"/>
-      <w:r>
-        <w:rPr>
-          <w:rFonts w:ascii="Times New Roman" w:hAnsi="Times New Roman"/>
-          <w:color w:val="000000"/>
-        </w:rPr>
-        <w:t xml:space="preserve"> International University.</w:t>
+        <w:t>The most significant gap is the Lost and Found module, which none of the four platforms provide. The second gap is availability in Pakistan, as no global platform currently serves Pakistani universities with verified access. The third gap is a single free platform that combines a posts feed, semester groups, events, messaging, announcements, and lost and found together. Riphah Konnect is built specifically to fill these gaps for Riphah International University.</w:t>
       </w:r>
     </w:p>
     <w:p>
@@ -13302,7 +11728,6 @@
         <w:spacing w:line="360" w:lineRule="auto"/>
       </w:pPr>
       <w:bookmarkStart w:id="26" w:name="_Toc227543922"/>
-      <w:proofErr w:type="gramStart"/>
       <w:r>
         <w:rPr>
           <w:rFonts w:ascii="Times New Roman" w:hAnsi="Times New Roman"/>
@@ -13310,7 +11735,6 @@
         <w:t>2.4  References</w:t>
       </w:r>
       <w:bookmarkEnd w:id="26"/>
-      <w:proofErr w:type="gramEnd"/>
     </w:p>
     <w:p>
       <w:pPr>
@@ -13322,48 +11746,7 @@
           <w:rFonts w:ascii="Times New Roman" w:hAnsi="Times New Roman"/>
           <w:color w:val="000000"/>
         </w:rPr>
-        <w:t>[1</w:t>
-      </w:r>
-      <w:proofErr w:type="gramStart"/>
-      <w:r>
-        <w:rPr>
-          <w:rFonts w:ascii="Times New Roman" w:hAnsi="Times New Roman"/>
-          <w:color w:val="000000"/>
-        </w:rPr>
-        <w:t xml:space="preserve">]  </w:t>
-      </w:r>
-      <w:proofErr w:type="spellStart"/>
-      <w:r>
-        <w:rPr>
-          <w:rFonts w:ascii="Times New Roman" w:hAnsi="Times New Roman"/>
-          <w:color w:val="000000"/>
-        </w:rPr>
-        <w:t>Unii</w:t>
-      </w:r>
-      <w:proofErr w:type="spellEnd"/>
-      <w:proofErr w:type="gramEnd"/>
-      <w:r>
-        <w:rPr>
-          <w:rFonts w:ascii="Times New Roman" w:hAnsi="Times New Roman"/>
-          <w:color w:val="000000"/>
-        </w:rPr>
-        <w:t xml:space="preserve"> Ltd., "</w:t>
-      </w:r>
-      <w:proofErr w:type="spellStart"/>
-      <w:r>
-        <w:rPr>
-          <w:rFonts w:ascii="Times New Roman" w:hAnsi="Times New Roman"/>
-          <w:color w:val="000000"/>
-        </w:rPr>
-        <w:t>Unii</w:t>
-      </w:r>
-      <w:proofErr w:type="spellEnd"/>
-      <w:r>
-        <w:rPr>
-          <w:rFonts w:ascii="Times New Roman" w:hAnsi="Times New Roman"/>
-          <w:color w:val="000000"/>
-        </w:rPr>
-        <w:t>: The Student Network," Active since 2012. [Online]. Available: https://www.unii.com. [Accessed: Apr. 2026].</w:t>
+        <w:t>[1]  Unii Ltd., "Unii: The Student Network," Active since 2012. [Online]. Available: https://www.unii.com. [Accessed: Apr. 2026].</w:t>
       </w:r>
     </w:p>
     <w:p>
@@ -13376,48 +11759,7 @@
           <w:rFonts w:ascii="Times New Roman" w:hAnsi="Times New Roman"/>
           <w:color w:val="000000"/>
         </w:rPr>
-        <w:t>[2</w:t>
-      </w:r>
-      <w:proofErr w:type="gramStart"/>
-      <w:r>
-        <w:rPr>
-          <w:rFonts w:ascii="Times New Roman" w:hAnsi="Times New Roman"/>
-          <w:color w:val="000000"/>
-        </w:rPr>
-        <w:t xml:space="preserve">]  </w:t>
-      </w:r>
-      <w:proofErr w:type="spellStart"/>
-      <w:r>
-        <w:rPr>
-          <w:rFonts w:ascii="Times New Roman" w:hAnsi="Times New Roman"/>
-          <w:color w:val="000000"/>
-        </w:rPr>
-        <w:t>UniLife</w:t>
-      </w:r>
-      <w:proofErr w:type="spellEnd"/>
-      <w:proofErr w:type="gramEnd"/>
-      <w:r>
-        <w:rPr>
-          <w:rFonts w:ascii="Times New Roman" w:hAnsi="Times New Roman"/>
-          <w:color w:val="000000"/>
-        </w:rPr>
-        <w:t xml:space="preserve"> Pty Ltd., "</w:t>
-      </w:r>
-      <w:proofErr w:type="spellStart"/>
-      <w:r>
-        <w:rPr>
-          <w:rFonts w:ascii="Times New Roman" w:hAnsi="Times New Roman"/>
-          <w:color w:val="000000"/>
-        </w:rPr>
-        <w:t>UniLife</w:t>
-      </w:r>
-      <w:proofErr w:type="spellEnd"/>
-      <w:r>
-        <w:rPr>
-          <w:rFonts w:ascii="Times New Roman" w:hAnsi="Times New Roman"/>
-          <w:color w:val="000000"/>
-        </w:rPr>
-        <w:t>: Campus Engagement App," Australia. [Online]. Available: https://www.unilife.com.au. [Accessed: Apr. 2026].</w:t>
+        <w:t>[2]  UniLife Pty Ltd., "UniLife: Campus Engagement App," Australia. [Online]. Available: https://www.unilife.com.au. [Accessed: Apr. 2026].</w:t>
       </w:r>
     </w:p>
     <w:p>
@@ -13430,23 +11772,7 @@
           <w:rFonts w:ascii="Times New Roman" w:hAnsi="Times New Roman"/>
           <w:color w:val="000000"/>
         </w:rPr>
-        <w:t>[3</w:t>
-      </w:r>
-      <w:proofErr w:type="gramStart"/>
-      <w:r>
-        <w:rPr>
-          <w:rFonts w:ascii="Times New Roman" w:hAnsi="Times New Roman"/>
-          <w:color w:val="000000"/>
-        </w:rPr>
-        <w:t>]  Meta</w:t>
-      </w:r>
-      <w:proofErr w:type="gramEnd"/>
-      <w:r>
-        <w:rPr>
-          <w:rFonts w:ascii="Times New Roman" w:hAnsi="Times New Roman"/>
-          <w:color w:val="000000"/>
-        </w:rPr>
-        <w:t xml:space="preserve"> Platforms Inc., "Facebook Campus," launched 2020, discontinued January 2022. Deployed at 204 universities. [Discontinued].</w:t>
+        <w:t>[3]  Meta Platforms Inc., "Facebook Campus," launched 2020, discontinued January 2022. Deployed at 204 universities. [Discontinued].</w:t>
       </w:r>
     </w:p>
     <w:p>
@@ -13459,48 +11785,7 @@
           <w:rFonts w:ascii="Times New Roman" w:hAnsi="Times New Roman"/>
           <w:color w:val="000000"/>
         </w:rPr>
-        <w:t>[4</w:t>
-      </w:r>
-      <w:proofErr w:type="gramStart"/>
-      <w:r>
-        <w:rPr>
-          <w:rFonts w:ascii="Times New Roman" w:hAnsi="Times New Roman"/>
-          <w:color w:val="000000"/>
-        </w:rPr>
-        <w:t xml:space="preserve">]  </w:t>
-      </w:r>
-      <w:proofErr w:type="spellStart"/>
-      <w:r>
-        <w:rPr>
-          <w:rFonts w:ascii="Times New Roman" w:hAnsi="Times New Roman"/>
-          <w:color w:val="000000"/>
-        </w:rPr>
-        <w:t>CampusGroups</w:t>
-      </w:r>
-      <w:proofErr w:type="spellEnd"/>
-      <w:proofErr w:type="gramEnd"/>
-      <w:r>
-        <w:rPr>
-          <w:rFonts w:ascii="Times New Roman" w:hAnsi="Times New Roman"/>
-          <w:color w:val="000000"/>
-        </w:rPr>
-        <w:t xml:space="preserve"> Inc., "</w:t>
-      </w:r>
-      <w:proofErr w:type="spellStart"/>
-      <w:r>
-        <w:rPr>
-          <w:rFonts w:ascii="Times New Roman" w:hAnsi="Times New Roman"/>
-          <w:color w:val="000000"/>
-        </w:rPr>
-        <w:t>CampusGroups</w:t>
-      </w:r>
-      <w:proofErr w:type="spellEnd"/>
-      <w:r>
-        <w:rPr>
-          <w:rFonts w:ascii="Times New Roman" w:hAnsi="Times New Roman"/>
-          <w:color w:val="000000"/>
-        </w:rPr>
-        <w:t>: Campus Engagement Platform," used at 190+ universities including Stanford, Cornell, Princeton, and Duke. [Online]. Available: https://www.campusgroups.com. [Accessed: Apr. 2026].</w:t>
+        <w:t>[4]  CampusGroups Inc., "CampusGroups: Campus Engagement Platform," used at 190+ universities including Stanford, Cornell, Princeton, and Duke. [Online]. Available: https://www.campusgroups.com. [Accessed: Apr. 2026].</w:t>
       </w:r>
     </w:p>
     <w:p>
@@ -13537,7 +11822,6 @@
         <w:spacing w:line="360" w:lineRule="auto"/>
       </w:pPr>
       <w:bookmarkStart w:id="28" w:name="_Toc227543924"/>
-      <w:proofErr w:type="gramStart"/>
       <w:r>
         <w:rPr>
           <w:rFonts w:ascii="Times New Roman" w:hAnsi="Times New Roman"/>
@@ -13545,7 +11829,6 @@
         <w:t>3.1  Introduction</w:t>
       </w:r>
       <w:bookmarkEnd w:id="28"/>
-      <w:proofErr w:type="gramEnd"/>
     </w:p>
     <w:p>
       <w:pPr>
@@ -13557,39 +11840,7 @@
           <w:rFonts w:ascii="Times New Roman" w:hAnsi="Times New Roman"/>
           <w:color w:val="000000"/>
         </w:rPr>
-        <w:t xml:space="preserve">This chapter covers all the requirements for the </w:t>
-      </w:r>
-      <w:proofErr w:type="spellStart"/>
-      <w:r>
-        <w:rPr>
-          <w:rFonts w:ascii="Times New Roman" w:hAnsi="Times New Roman"/>
-          <w:color w:val="000000"/>
-        </w:rPr>
-        <w:t>Riphah</w:t>
-      </w:r>
-      <w:proofErr w:type="spellEnd"/>
-      <w:r>
-        <w:rPr>
-          <w:rFonts w:ascii="Times New Roman" w:hAnsi="Times New Roman"/>
-          <w:color w:val="000000"/>
-        </w:rPr>
-        <w:t xml:space="preserve"> </w:t>
-      </w:r>
-      <w:proofErr w:type="spellStart"/>
-      <w:r>
-        <w:rPr>
-          <w:rFonts w:ascii="Times New Roman" w:hAnsi="Times New Roman"/>
-          <w:color w:val="000000"/>
-        </w:rPr>
-        <w:t>Konnect</w:t>
-      </w:r>
-      <w:proofErr w:type="spellEnd"/>
-      <w:r>
-        <w:rPr>
-          <w:rFonts w:ascii="Times New Roman" w:hAnsi="Times New Roman"/>
-          <w:color w:val="000000"/>
-        </w:rPr>
-        <w:t xml:space="preserve"> platform. We start with three problem scenario tables that show the specific problems our system is solving. Then we list the functional requirements for each role. This is followed by a brief non-functional requirements section. The chapter ends with black-box test cases for the main features, designed using equivalence partitioning to identify valid and invalid inputs.</w:t>
+        <w:t>This chapter covers all the requirements for the Riphah Konnect platform. We start with three problem scenario tables that show the specific problems our system is solving. Then we list the functional requirements for each role. This is followed by a brief non-functional requirements section. The chapter ends with black-box test cases for the main features, designed using equivalence partitioning to identify valid and invalid inputs.</w:t>
       </w:r>
     </w:p>
     <w:p>
@@ -13601,19 +11852,11 @@
         </w:rPr>
       </w:pPr>
       <w:bookmarkStart w:id="29" w:name="_Toc227543925"/>
-      <w:proofErr w:type="gramStart"/>
-      <w:r>
-        <w:rPr>
-          <w:rFonts w:ascii="Times New Roman" w:hAnsi="Times New Roman"/>
-        </w:rPr>
-        <w:t>3.2  Problem</w:t>
-      </w:r>
-      <w:proofErr w:type="gramEnd"/>
-      <w:r>
-        <w:rPr>
-          <w:rFonts w:ascii="Times New Roman" w:hAnsi="Times New Roman"/>
-        </w:rPr>
-        <w:t xml:space="preserve"> Scenarios</w:t>
+      <w:r>
+        <w:rPr>
+          <w:rFonts w:ascii="Times New Roman" w:hAnsi="Times New Roman"/>
+        </w:rPr>
+        <w:t>3.2  Problem Scenarios</w:t>
       </w:r>
       <w:bookmarkEnd w:id="29"/>
     </w:p>
@@ -13730,23 +11973,7 @@
                 <w:rFonts w:ascii="Times New Roman" w:hAnsi="Times New Roman"/>
                 <w:color w:val="000000"/>
               </w:rPr>
-              <w:t xml:space="preserve">No Dedicated Academic Platform for </w:t>
-            </w:r>
-            <w:proofErr w:type="spellStart"/>
-            <w:r>
-              <w:rPr>
-                <w:rFonts w:ascii="Times New Roman" w:hAnsi="Times New Roman"/>
-                <w:color w:val="000000"/>
-              </w:rPr>
-              <w:t>Riphah</w:t>
-            </w:r>
-            <w:proofErr w:type="spellEnd"/>
-            <w:r>
-              <w:rPr>
-                <w:rFonts w:ascii="Times New Roman" w:hAnsi="Times New Roman"/>
-                <w:color w:val="000000"/>
-              </w:rPr>
-              <w:t xml:space="preserve"> Students</w:t>
+              <w:t>No Dedicated Academic Platform for Riphah Students</w:t>
             </w:r>
           </w:p>
         </w:tc>
@@ -14343,19 +12570,11 @@
         <w:spacing w:line="360" w:lineRule="auto"/>
       </w:pPr>
       <w:bookmarkStart w:id="33" w:name="_Toc227543926"/>
-      <w:proofErr w:type="gramStart"/>
-      <w:r>
-        <w:rPr>
-          <w:rFonts w:ascii="Times New Roman" w:hAnsi="Times New Roman"/>
-        </w:rPr>
-        <w:t>3.3  Functional</w:t>
-      </w:r>
-      <w:proofErr w:type="gramEnd"/>
-      <w:r>
-        <w:rPr>
-          <w:rFonts w:ascii="Times New Roman" w:hAnsi="Times New Roman"/>
-        </w:rPr>
-        <w:t xml:space="preserve"> Requirements</w:t>
+      <w:r>
+        <w:rPr>
+          <w:rFonts w:ascii="Times New Roman" w:hAnsi="Times New Roman"/>
+        </w:rPr>
+        <w:t>3.3  Functional Requirements</w:t>
       </w:r>
       <w:bookmarkEnd w:id="33"/>
     </w:p>
@@ -14365,7 +12584,6 @@
         <w:spacing w:line="360" w:lineRule="auto"/>
       </w:pPr>
       <w:bookmarkStart w:id="34" w:name="_Toc227543927"/>
-      <w:proofErr w:type="gramStart"/>
       <w:r>
         <w:rPr>
           <w:rFonts w:ascii="Times New Roman" w:hAnsi="Times New Roman"/>
@@ -14373,7 +12591,6 @@
         <w:t>3.3.1  Student</w:t>
       </w:r>
       <w:bookmarkEnd w:id="34"/>
-      <w:proofErr w:type="gramEnd"/>
     </w:p>
     <w:p>
       <w:pPr>
@@ -14726,7 +12943,6 @@
         <w:spacing w:line="360" w:lineRule="auto"/>
       </w:pPr>
       <w:bookmarkStart w:id="35" w:name="_Toc227543928"/>
-      <w:proofErr w:type="gramStart"/>
       <w:r>
         <w:rPr>
           <w:rFonts w:ascii="Times New Roman" w:hAnsi="Times New Roman"/>
@@ -14734,7 +12950,6 @@
         <w:t>3.3.2  Teacher</w:t>
       </w:r>
       <w:bookmarkEnd w:id="35"/>
-      <w:proofErr w:type="gramEnd"/>
     </w:p>
     <w:p>
       <w:pPr>
@@ -15192,19 +13407,11 @@
         <w:spacing w:line="360" w:lineRule="auto"/>
       </w:pPr>
       <w:bookmarkStart w:id="36" w:name="_Toc227543929"/>
-      <w:proofErr w:type="gramStart"/>
-      <w:r>
-        <w:rPr>
-          <w:rFonts w:ascii="Times New Roman" w:hAnsi="Times New Roman"/>
-        </w:rPr>
-        <w:t>3.3.3  University</w:t>
-      </w:r>
-      <w:proofErr w:type="gramEnd"/>
-      <w:r>
-        <w:rPr>
-          <w:rFonts w:ascii="Times New Roman" w:hAnsi="Times New Roman"/>
-        </w:rPr>
-        <w:t xml:space="preserve"> Administration</w:t>
+      <w:r>
+        <w:rPr>
+          <w:rFonts w:ascii="Times New Roman" w:hAnsi="Times New Roman"/>
+        </w:rPr>
+        <w:t>3.3.3  University Administration</w:t>
       </w:r>
       <w:bookmarkEnd w:id="36"/>
     </w:p>
@@ -15666,19 +13873,11 @@
         <w:spacing w:line="360" w:lineRule="auto"/>
       </w:pPr>
       <w:bookmarkStart w:id="37" w:name="_Toc227543930"/>
-      <w:proofErr w:type="gramStart"/>
-      <w:r>
-        <w:rPr>
-          <w:rFonts w:ascii="Times New Roman" w:hAnsi="Times New Roman"/>
-        </w:rPr>
-        <w:t>3.3.4  Coordination</w:t>
-      </w:r>
-      <w:proofErr w:type="gramEnd"/>
-      <w:r>
-        <w:rPr>
-          <w:rFonts w:ascii="Times New Roman" w:hAnsi="Times New Roman"/>
-        </w:rPr>
-        <w:t xml:space="preserve"> Office</w:t>
+      <w:r>
+        <w:rPr>
+          <w:rFonts w:ascii="Times New Roman" w:hAnsi="Times New Roman"/>
+        </w:rPr>
+        <w:t>3.3.4  Coordination Office</w:t>
       </w:r>
       <w:bookmarkEnd w:id="37"/>
     </w:p>
@@ -16054,19 +14253,11 @@
         <w:spacing w:line="360" w:lineRule="auto"/>
       </w:pPr>
       <w:bookmarkStart w:id="38" w:name="_Toc227543931"/>
-      <w:proofErr w:type="gramStart"/>
-      <w:r>
-        <w:rPr>
-          <w:rFonts w:ascii="Times New Roman" w:hAnsi="Times New Roman"/>
-        </w:rPr>
-        <w:t>3.3.5  System</w:t>
-      </w:r>
-      <w:proofErr w:type="gramEnd"/>
-      <w:r>
-        <w:rPr>
-          <w:rFonts w:ascii="Times New Roman" w:hAnsi="Times New Roman"/>
-        </w:rPr>
-        <w:t xml:space="preserve"> Admin</w:t>
+      <w:r>
+        <w:rPr>
+          <w:rFonts w:ascii="Times New Roman" w:hAnsi="Times New Roman"/>
+        </w:rPr>
+        <w:t>3.3.5  System Admin</w:t>
       </w:r>
       <w:bookmarkEnd w:id="38"/>
     </w:p>
@@ -16379,19 +14570,11 @@
         <w:spacing w:line="360" w:lineRule="auto"/>
       </w:pPr>
       <w:bookmarkStart w:id="39" w:name="_Toc227543932"/>
-      <w:proofErr w:type="gramStart"/>
-      <w:r>
-        <w:rPr>
-          <w:rFonts w:ascii="Times New Roman" w:hAnsi="Times New Roman"/>
-        </w:rPr>
-        <w:t>3.4  Non</w:t>
-      </w:r>
-      <w:proofErr w:type="gramEnd"/>
-      <w:r>
-        <w:rPr>
-          <w:rFonts w:ascii="Times New Roman" w:hAnsi="Times New Roman"/>
-        </w:rPr>
-        <w:t>-Functional Requirements</w:t>
+      <w:r>
+        <w:rPr>
+          <w:rFonts w:ascii="Times New Roman" w:hAnsi="Times New Roman"/>
+        </w:rPr>
+        <w:t>3.4  Non-Functional Requirements</w:t>
       </w:r>
       <w:bookmarkEnd w:id="39"/>
     </w:p>
@@ -16414,20 +14597,12 @@
         <w:spacing w:line="360" w:lineRule="auto"/>
       </w:pPr>
       <w:bookmarkStart w:id="40" w:name="_Toc227543933"/>
-      <w:proofErr w:type="gramStart"/>
       <w:r>
         <w:rPr>
           <w:rFonts w:ascii="Times New Roman" w:hAnsi="Times New Roman"/>
         </w:rPr>
         <w:lastRenderedPageBreak/>
-        <w:t>3.5  SQA</w:t>
-      </w:r>
-      <w:proofErr w:type="gramEnd"/>
-      <w:r>
-        <w:rPr>
-          <w:rFonts w:ascii="Times New Roman" w:hAnsi="Times New Roman"/>
-        </w:rPr>
-        <w:t xml:space="preserve"> Activities: Defect Detection</w:t>
+        <w:t>3.5  SQA Activities: Defect Detection</w:t>
       </w:r>
       <w:bookmarkEnd w:id="40"/>
     </w:p>
@@ -16441,39 +14616,7 @@
           <w:rFonts w:ascii="Times New Roman" w:hAnsi="Times New Roman"/>
           <w:color w:val="000000"/>
         </w:rPr>
-        <w:t xml:space="preserve">We used black-box testing with equivalence partitioning to design test cases for the main features of </w:t>
-      </w:r>
-      <w:proofErr w:type="spellStart"/>
-      <w:r>
-        <w:rPr>
-          <w:rFonts w:ascii="Times New Roman" w:hAnsi="Times New Roman"/>
-          <w:color w:val="000000"/>
-        </w:rPr>
-        <w:t>Riphah</w:t>
-      </w:r>
-      <w:proofErr w:type="spellEnd"/>
-      <w:r>
-        <w:rPr>
-          <w:rFonts w:ascii="Times New Roman" w:hAnsi="Times New Roman"/>
-          <w:color w:val="000000"/>
-        </w:rPr>
-        <w:t xml:space="preserve"> </w:t>
-      </w:r>
-      <w:proofErr w:type="spellStart"/>
-      <w:r>
-        <w:rPr>
-          <w:rFonts w:ascii="Times New Roman" w:hAnsi="Times New Roman"/>
-          <w:color w:val="000000"/>
-        </w:rPr>
-        <w:t>Konnect</w:t>
-      </w:r>
-      <w:proofErr w:type="spellEnd"/>
-      <w:r>
-        <w:rPr>
-          <w:rFonts w:ascii="Times New Roman" w:hAnsi="Times New Roman"/>
-          <w:color w:val="000000"/>
-        </w:rPr>
-        <w:t>. Each test case table shows the input fields being tested, the valid class of inputs (what should be accepted), and the invalid class (what should be rejected). These test cases are used to check whether the system correctly handles both correct and incorrect inputs.</w:t>
+        <w:t>We used black-box testing with equivalence partitioning to design test cases for the main features of Riphah Konnect. Each test case table shows the input fields being tested, the valid class of inputs (what should be accepted), and the invalid class (what should be rejected). These test cases are used to check whether the system correctly handles both correct and incorrect inputs.</w:t>
       </w:r>
     </w:p>
     <w:p>
@@ -16482,19 +14625,11 @@
         <w:spacing w:after="120" w:line="360" w:lineRule="auto"/>
       </w:pPr>
       <w:bookmarkStart w:id="41" w:name="_Toc227543934"/>
-      <w:proofErr w:type="gramStart"/>
-      <w:r>
-        <w:rPr>
-          <w:rFonts w:ascii="Times New Roman" w:hAnsi="Times New Roman"/>
-        </w:rPr>
-        <w:t>3.5.1  Test</w:t>
-      </w:r>
-      <w:proofErr w:type="gramEnd"/>
-      <w:r>
-        <w:rPr>
-          <w:rFonts w:ascii="Times New Roman" w:hAnsi="Times New Roman"/>
-        </w:rPr>
-        <w:t xml:space="preserve"> Case Design</w:t>
+      <w:r>
+        <w:rPr>
+          <w:rFonts w:ascii="Times New Roman" w:hAnsi="Times New Roman"/>
+        </w:rPr>
+        <w:t>3.5.1  Test Case Design</w:t>
       </w:r>
       <w:bookmarkEnd w:id="41"/>
     </w:p>
@@ -16504,19 +14639,11 @@
         <w:spacing w:line="360" w:lineRule="auto"/>
       </w:pPr>
       <w:bookmarkStart w:id="42" w:name="_Toc227543935"/>
-      <w:proofErr w:type="gramStart"/>
-      <w:r>
-        <w:rPr>
-          <w:rFonts w:ascii="Times New Roman" w:hAnsi="Times New Roman"/>
-        </w:rPr>
-        <w:t>3.5.1.1  User</w:t>
-      </w:r>
-      <w:proofErr w:type="gramEnd"/>
-      <w:r>
-        <w:rPr>
-          <w:rFonts w:ascii="Times New Roman" w:hAnsi="Times New Roman"/>
-        </w:rPr>
-        <w:t xml:space="preserve"> Registration</w:t>
+      <w:r>
+        <w:rPr>
+          <w:rFonts w:ascii="Times New Roman" w:hAnsi="Times New Roman"/>
+        </w:rPr>
+        <w:t>3.5.1.1  User Registration</w:t>
       </w:r>
       <w:bookmarkEnd w:id="42"/>
     </w:p>
@@ -16895,19 +15022,11 @@
         <w:spacing w:line="360" w:lineRule="auto"/>
       </w:pPr>
       <w:bookmarkStart w:id="43" w:name="_Toc227543936"/>
-      <w:proofErr w:type="gramStart"/>
-      <w:r>
-        <w:rPr>
-          <w:rFonts w:ascii="Times New Roman" w:hAnsi="Times New Roman"/>
-        </w:rPr>
-        <w:t>3.5.1.2  User</w:t>
-      </w:r>
-      <w:proofErr w:type="gramEnd"/>
-      <w:r>
-        <w:rPr>
-          <w:rFonts w:ascii="Times New Roman" w:hAnsi="Times New Roman"/>
-        </w:rPr>
-        <w:t xml:space="preserve"> Login</w:t>
+      <w:r>
+        <w:rPr>
+          <w:rFonts w:ascii="Times New Roman" w:hAnsi="Times New Roman"/>
+        </w:rPr>
+        <w:t>3.5.1.2  User Login</w:t>
       </w:r>
       <w:bookmarkEnd w:id="43"/>
     </w:p>
@@ -17028,23 +15147,7 @@
                 <w:rFonts w:ascii="Times New Roman" w:hAnsi="Times New Roman"/>
                 <w:color w:val="000000"/>
               </w:rPr>
-              <w:t xml:space="preserve">A registered </w:t>
-            </w:r>
-            <w:proofErr w:type="spellStart"/>
-            <w:r>
-              <w:rPr>
-                <w:rFonts w:ascii="Times New Roman" w:hAnsi="Times New Roman"/>
-                <w:color w:val="000000"/>
-              </w:rPr>
-              <w:t>Riphah</w:t>
-            </w:r>
-            <w:proofErr w:type="spellEnd"/>
-            <w:r>
-              <w:rPr>
-                <w:rFonts w:ascii="Times New Roman" w:hAnsi="Times New Roman"/>
-                <w:color w:val="000000"/>
-              </w:rPr>
-              <w:t xml:space="preserve"> email address</w:t>
+              <w:t>A registered Riphah email address</w:t>
             </w:r>
           </w:p>
         </w:tc>
@@ -17134,19 +15237,11 @@
         <w:spacing w:line="360" w:lineRule="auto"/>
       </w:pPr>
       <w:bookmarkStart w:id="44" w:name="_Toc227543937"/>
-      <w:proofErr w:type="gramStart"/>
-      <w:r>
-        <w:rPr>
-          <w:rFonts w:ascii="Times New Roman" w:hAnsi="Times New Roman"/>
-        </w:rPr>
-        <w:t>3.5.1.3  Create</w:t>
-      </w:r>
-      <w:proofErr w:type="gramEnd"/>
-      <w:r>
-        <w:rPr>
-          <w:rFonts w:ascii="Times New Roman" w:hAnsi="Times New Roman"/>
-        </w:rPr>
-        <w:t xml:space="preserve"> Post</w:t>
+      <w:r>
+        <w:rPr>
+          <w:rFonts w:ascii="Times New Roman" w:hAnsi="Times New Roman"/>
+        </w:rPr>
+        <w:t>3.5.1.3  Create Post</w:t>
       </w:r>
       <w:bookmarkEnd w:id="44"/>
     </w:p>
@@ -17358,19 +15453,11 @@
         <w:spacing w:line="360" w:lineRule="auto"/>
       </w:pPr>
       <w:bookmarkStart w:id="45" w:name="_Toc227543938"/>
-      <w:proofErr w:type="gramStart"/>
-      <w:r>
-        <w:rPr>
-          <w:rFonts w:ascii="Times New Roman" w:hAnsi="Times New Roman"/>
-        </w:rPr>
-        <w:t>3.5.1.4  Create</w:t>
-      </w:r>
-      <w:proofErr w:type="gramEnd"/>
-      <w:r>
-        <w:rPr>
-          <w:rFonts w:ascii="Times New Roman" w:hAnsi="Times New Roman"/>
-        </w:rPr>
-        <w:t xml:space="preserve"> Semester Group</w:t>
+      <w:r>
+        <w:rPr>
+          <w:rFonts w:ascii="Times New Roman" w:hAnsi="Times New Roman"/>
+        </w:rPr>
+        <w:t>3.5.1.4  Create Semester Group</w:t>
       </w:r>
       <w:bookmarkEnd w:id="45"/>
     </w:p>
@@ -17637,19 +15724,11 @@
         <w:spacing w:line="360" w:lineRule="auto"/>
       </w:pPr>
       <w:bookmarkStart w:id="46" w:name="_Toc227543939"/>
-      <w:proofErr w:type="gramStart"/>
-      <w:r>
-        <w:rPr>
-          <w:rFonts w:ascii="Times New Roman" w:hAnsi="Times New Roman"/>
-        </w:rPr>
-        <w:t>3.5.1.5  Join</w:t>
-      </w:r>
-      <w:proofErr w:type="gramEnd"/>
-      <w:r>
-        <w:rPr>
-          <w:rFonts w:ascii="Times New Roman" w:hAnsi="Times New Roman"/>
-        </w:rPr>
-        <w:t xml:space="preserve"> Semester Group</w:t>
+      <w:r>
+        <w:rPr>
+          <w:rFonts w:ascii="Times New Roman" w:hAnsi="Times New Roman"/>
+        </w:rPr>
+        <w:t>3.5.1.5  Join Semester Group</w:t>
       </w:r>
       <w:bookmarkEnd w:id="46"/>
     </w:p>
@@ -17860,19 +15939,11 @@
         <w:spacing w:line="360" w:lineRule="auto"/>
       </w:pPr>
       <w:bookmarkStart w:id="47" w:name="_Toc227543940"/>
-      <w:proofErr w:type="gramStart"/>
-      <w:r>
-        <w:rPr>
-          <w:rFonts w:ascii="Times New Roman" w:hAnsi="Times New Roman"/>
-        </w:rPr>
-        <w:t>3.5.1.6  Create</w:t>
-      </w:r>
-      <w:proofErr w:type="gramEnd"/>
-      <w:r>
-        <w:rPr>
-          <w:rFonts w:ascii="Times New Roman" w:hAnsi="Times New Roman"/>
-        </w:rPr>
-        <w:t xml:space="preserve"> Campus Event</w:t>
+      <w:r>
+        <w:rPr>
+          <w:rFonts w:ascii="Times New Roman" w:hAnsi="Times New Roman"/>
+        </w:rPr>
+        <w:t>3.5.1.6  Create Campus Event</w:t>
       </w:r>
       <w:bookmarkEnd w:id="47"/>
     </w:p>
@@ -18139,20 +16210,12 @@
         <w:spacing w:line="360" w:lineRule="auto"/>
       </w:pPr>
       <w:bookmarkStart w:id="48" w:name="_Toc227543941"/>
-      <w:proofErr w:type="gramStart"/>
       <w:r>
         <w:rPr>
           <w:rFonts w:ascii="Times New Roman" w:hAnsi="Times New Roman"/>
         </w:rPr>
         <w:lastRenderedPageBreak/>
-        <w:t>3.5.1.7  RSVP</w:t>
-      </w:r>
-      <w:proofErr w:type="gramEnd"/>
-      <w:r>
-        <w:rPr>
-          <w:rFonts w:ascii="Times New Roman" w:hAnsi="Times New Roman"/>
-        </w:rPr>
-        <w:t xml:space="preserve"> to Campus Event</w:t>
+        <w:t>3.5.1.7  RSVP to Campus Event</w:t>
       </w:r>
       <w:bookmarkEnd w:id="48"/>
     </w:p>
@@ -18363,19 +16426,11 @@
         <w:spacing w:line="360" w:lineRule="auto"/>
       </w:pPr>
       <w:bookmarkStart w:id="49" w:name="_Toc227543942"/>
-      <w:proofErr w:type="gramStart"/>
-      <w:r>
-        <w:rPr>
-          <w:rFonts w:ascii="Times New Roman" w:hAnsi="Times New Roman"/>
-        </w:rPr>
-        <w:t>3.5.1.8  Report</w:t>
-      </w:r>
-      <w:proofErr w:type="gramEnd"/>
-      <w:r>
-        <w:rPr>
-          <w:rFonts w:ascii="Times New Roman" w:hAnsi="Times New Roman"/>
-        </w:rPr>
-        <w:t xml:space="preserve"> Lost/Found Item</w:t>
+      <w:r>
+        <w:rPr>
+          <w:rFonts w:ascii="Times New Roman" w:hAnsi="Times New Roman"/>
+        </w:rPr>
+        <w:t>3.5.1.8  Report Lost/Found Item</w:t>
       </w:r>
       <w:bookmarkEnd w:id="49"/>
     </w:p>
@@ -18698,19 +16753,11 @@
         <w:spacing w:line="360" w:lineRule="auto"/>
       </w:pPr>
       <w:bookmarkStart w:id="50" w:name="_Toc227543943"/>
-      <w:proofErr w:type="gramStart"/>
-      <w:r>
-        <w:rPr>
-          <w:rFonts w:ascii="Times New Roman" w:hAnsi="Times New Roman"/>
-        </w:rPr>
-        <w:t>3.5.1.9  Send</w:t>
-      </w:r>
-      <w:proofErr w:type="gramEnd"/>
-      <w:r>
-        <w:rPr>
-          <w:rFonts w:ascii="Times New Roman" w:hAnsi="Times New Roman"/>
-        </w:rPr>
-        <w:t xml:space="preserve"> Message</w:t>
+      <w:r>
+        <w:rPr>
+          <w:rFonts w:ascii="Times New Roman" w:hAnsi="Times New Roman"/>
+        </w:rPr>
+        <w:t>3.5.1.9  Send Message</w:t>
       </w:r>
       <w:bookmarkEnd w:id="50"/>
     </w:p>
@@ -18921,19 +16968,11 @@
         <w:spacing w:line="360" w:lineRule="auto"/>
       </w:pPr>
       <w:bookmarkStart w:id="51" w:name="_Toc227543944"/>
-      <w:proofErr w:type="gramStart"/>
-      <w:r>
-        <w:rPr>
-          <w:rFonts w:ascii="Times New Roman" w:hAnsi="Times New Roman"/>
-        </w:rPr>
-        <w:t>3.5.1.10  Post</w:t>
-      </w:r>
-      <w:proofErr w:type="gramEnd"/>
-      <w:r>
-        <w:rPr>
-          <w:rFonts w:ascii="Times New Roman" w:hAnsi="Times New Roman"/>
-        </w:rPr>
-        <w:t xml:space="preserve"> Announcement</w:t>
+      <w:r>
+        <w:rPr>
+          <w:rFonts w:ascii="Times New Roman" w:hAnsi="Times New Roman"/>
+        </w:rPr>
+        <w:t>3.5.1.10  Post Announcement</w:t>
       </w:r>
       <w:bookmarkEnd w:id="51"/>
     </w:p>
@@ -19285,7 +17324,6 @@
         <w:spacing w:line="360" w:lineRule="auto"/>
       </w:pPr>
       <w:bookmarkStart w:id="53" w:name="_Toc227543946"/>
-      <w:proofErr w:type="gramStart"/>
       <w:r>
         <w:rPr>
           <w:rFonts w:ascii="Times New Roman" w:hAnsi="Times New Roman"/>
@@ -19293,51 +17331,23 @@
         <w:t>4.1  Introduction</w:t>
       </w:r>
       <w:bookmarkEnd w:id="53"/>
-      <w:proofErr w:type="gramEnd"/>
     </w:p>
     <w:p>
       <w:pPr>
         <w:spacing w:before="160" w:after="120" w:line="360" w:lineRule="auto"/>
         <w:jc w:val="both"/>
-      </w:pPr>
+        <w:rPr>
+          <w:sz w:val="24"/>
+        </w:rPr>
+      </w:pPr>
+      <w:bookmarkStart w:id="54" w:name="_GoBack"/>
       <w:r>
         <w:rPr>
           <w:rFonts w:ascii="Times New Roman" w:hAnsi="Times New Roman"/>
           <w:color w:val="000000"/>
-        </w:rPr>
-        <w:t xml:space="preserve">This chapter describes how </w:t>
-      </w:r>
-      <w:proofErr w:type="spellStart"/>
-      <w:r>
-        <w:rPr>
-          <w:rFonts w:ascii="Times New Roman" w:hAnsi="Times New Roman"/>
-          <w:color w:val="000000"/>
-        </w:rPr>
-        <w:t>Riphah</w:t>
-      </w:r>
-      <w:proofErr w:type="spellEnd"/>
-      <w:r>
-        <w:rPr>
-          <w:rFonts w:ascii="Times New Roman" w:hAnsi="Times New Roman"/>
-          <w:color w:val="000000"/>
-        </w:rPr>
-        <w:t xml:space="preserve"> </w:t>
-      </w:r>
-      <w:proofErr w:type="spellStart"/>
-      <w:r>
-        <w:rPr>
-          <w:rFonts w:ascii="Times New Roman" w:hAnsi="Times New Roman"/>
-          <w:color w:val="000000"/>
-        </w:rPr>
-        <w:t>Konnect</w:t>
-      </w:r>
-      <w:proofErr w:type="spellEnd"/>
-      <w:r>
-        <w:rPr>
-          <w:rFonts w:ascii="Times New Roman" w:hAnsi="Times New Roman"/>
-          <w:color w:val="000000"/>
-        </w:rPr>
-        <w:t xml:space="preserve"> is designed. It starts with the system architecture, showing how the frontend, backend, and database are organized. This is followed by the class diagram, which maps out all the data models used in the system. The activity diagrams show the step-by-step flow for a student and for an admin. The use case diagrams show what each type of user can do in the system. Finally, the fully addressed use case tables give a detailed breakdown of the main actions that students, teachers, coordination staff, and admins perform.</w:t>
+          <w:sz w:val="24"/>
+        </w:rPr>
+        <w:t>This chapter describes how Riphah Konnect is designed. It starts with the system architecture, showing how the frontend, backend, and database are organized. This is followed by the class diagram, which maps out all the data models used in the system. The activity diagrams show the step-by-step flow for a student and for an admin. The use case diagrams show what each type of user can do in the system. Finally, the fully addressed use case tables give a detailed breakdown of the main actions that students, teachers, coordination staff, and admins perform.</w:t>
       </w:r>
     </w:p>
     <w:p>
@@ -19345,22 +17355,15 @@
         <w:pStyle w:val="Heading2"/>
         <w:spacing w:line="360" w:lineRule="auto"/>
       </w:pPr>
-      <w:bookmarkStart w:id="54" w:name="_Toc227543947"/>
-      <w:proofErr w:type="gramStart"/>
-      <w:r>
-        <w:rPr>
-          <w:rFonts w:ascii="Times New Roman" w:hAnsi="Times New Roman"/>
-        </w:rPr>
-        <w:t>4.2  Architectural</w:t>
-      </w:r>
-      <w:proofErr w:type="gramEnd"/>
-      <w:r>
-        <w:rPr>
-          <w:rFonts w:ascii="Times New Roman" w:hAnsi="Times New Roman"/>
-        </w:rPr>
-        <w:t xml:space="preserve"> Design</w:t>
-      </w:r>
+      <w:bookmarkStart w:id="55" w:name="_Toc227543947"/>
       <w:bookmarkEnd w:id="54"/>
+      <w:r>
+        <w:rPr>
+          <w:rFonts w:ascii="Times New Roman" w:hAnsi="Times New Roman"/>
+        </w:rPr>
+        <w:t>4.2  Architectural Design</w:t>
+      </w:r>
+      <w:bookmarkEnd w:id="55"/>
     </w:p>
     <w:p>
       <w:pPr>
@@ -19371,7 +17374,6 @@
           <w:szCs w:val="24"/>
         </w:rPr>
       </w:pPr>
-      <w:proofErr w:type="spellStart"/>
       <w:r>
         <w:rPr>
           <w:rFonts w:ascii="Times New Roman" w:hAnsi="Times New Roman"/>
@@ -19379,128 +17381,7 @@
           <w:sz w:val="24"/>
           <w:szCs w:val="24"/>
         </w:rPr>
-        <w:t>Riphah</w:t>
-      </w:r>
-      <w:proofErr w:type="spellEnd"/>
-      <w:r>
-        <w:rPr>
-          <w:rFonts w:ascii="Times New Roman" w:hAnsi="Times New Roman"/>
-          <w:color w:val="000000"/>
-          <w:sz w:val="24"/>
-          <w:szCs w:val="24"/>
-        </w:rPr>
-        <w:t xml:space="preserve"> </w:t>
-      </w:r>
-      <w:proofErr w:type="spellStart"/>
-      <w:r>
-        <w:rPr>
-          <w:rFonts w:ascii="Times New Roman" w:hAnsi="Times New Roman"/>
-          <w:color w:val="000000"/>
-          <w:sz w:val="24"/>
-          <w:szCs w:val="24"/>
-        </w:rPr>
-        <w:t>Konnect</w:t>
-      </w:r>
-      <w:proofErr w:type="spellEnd"/>
-      <w:r>
-        <w:rPr>
-          <w:rFonts w:ascii="Times New Roman" w:hAnsi="Times New Roman"/>
-          <w:color w:val="000000"/>
-          <w:sz w:val="24"/>
-          <w:szCs w:val="24"/>
-        </w:rPr>
-        <w:t xml:space="preserve"> follows a three-tier architecture. The first tier is the client side, which runs entirely in the browser using React 18, </w:t>
-      </w:r>
-      <w:proofErr w:type="spellStart"/>
-      <w:r>
-        <w:rPr>
-          <w:rFonts w:ascii="Times New Roman" w:hAnsi="Times New Roman"/>
-          <w:color w:val="000000"/>
-          <w:sz w:val="24"/>
-          <w:szCs w:val="24"/>
-        </w:rPr>
-        <w:t>TailwindCSS</w:t>
-      </w:r>
-      <w:proofErr w:type="spellEnd"/>
-      <w:r>
-        <w:rPr>
-          <w:rFonts w:ascii="Times New Roman" w:hAnsi="Times New Roman"/>
-          <w:color w:val="000000"/>
-          <w:sz w:val="24"/>
-          <w:szCs w:val="24"/>
-        </w:rPr>
-        <w:t xml:space="preserve">, React Router, and </w:t>
-      </w:r>
-      <w:proofErr w:type="spellStart"/>
-      <w:r>
-        <w:rPr>
-          <w:rFonts w:ascii="Times New Roman" w:hAnsi="Times New Roman"/>
-          <w:color w:val="000000"/>
-          <w:sz w:val="24"/>
-          <w:szCs w:val="24"/>
-        </w:rPr>
-        <w:t>Axios</w:t>
-      </w:r>
-      <w:proofErr w:type="spellEnd"/>
-      <w:r>
-        <w:rPr>
-          <w:rFonts w:ascii="Times New Roman" w:hAnsi="Times New Roman"/>
-          <w:color w:val="000000"/>
-          <w:sz w:val="24"/>
-          <w:szCs w:val="24"/>
-        </w:rPr>
-        <w:t xml:space="preserve">. The second tier is the backend server built with Node.js and Express.js. It handles all API requests, manages user authentication using JWT tokens, and runs a Socket.io server for real-time </w:t>
-      </w:r>
-      <w:bookmarkStart w:id="55" w:name="_GoBack"/>
-      <w:bookmarkEnd w:id="55"/>
-      <w:r>
-        <w:rPr>
-          <w:rFonts w:ascii="Times New Roman" w:hAnsi="Times New Roman"/>
-          <w:color w:val="000000"/>
-          <w:sz w:val="24"/>
-          <w:szCs w:val="24"/>
-        </w:rPr>
-        <w:t xml:space="preserve">messaging. The third tier is the database, which is PostgreSQL hosted on </w:t>
-      </w:r>
-      <w:proofErr w:type="spellStart"/>
-      <w:r>
-        <w:rPr>
-          <w:rFonts w:ascii="Times New Roman" w:hAnsi="Times New Roman"/>
-          <w:color w:val="000000"/>
-          <w:sz w:val="24"/>
-          <w:szCs w:val="24"/>
-        </w:rPr>
-        <w:t>Supabase</w:t>
-      </w:r>
-      <w:proofErr w:type="spellEnd"/>
-      <w:r>
-        <w:rPr>
-          <w:rFonts w:ascii="Times New Roman" w:hAnsi="Times New Roman"/>
-          <w:color w:val="000000"/>
-          <w:sz w:val="24"/>
-          <w:szCs w:val="24"/>
-        </w:rPr>
-        <w:t xml:space="preserve">, accessed through </w:t>
-      </w:r>
-      <w:proofErr w:type="spellStart"/>
-      <w:r>
-        <w:rPr>
-          <w:rFonts w:ascii="Times New Roman" w:hAnsi="Times New Roman"/>
-          <w:color w:val="000000"/>
-          <w:sz w:val="24"/>
-          <w:szCs w:val="24"/>
-        </w:rPr>
-        <w:t>Prisma</w:t>
-      </w:r>
-      <w:proofErr w:type="spellEnd"/>
-      <w:r>
-        <w:rPr>
-          <w:rFonts w:ascii="Times New Roman" w:hAnsi="Times New Roman"/>
-          <w:color w:val="000000"/>
-          <w:sz w:val="24"/>
-          <w:szCs w:val="24"/>
-        </w:rPr>
-        <w:t xml:space="preserve"> ORM. The backend also connects to Gmail SMTP to send password reset emails. Figure 1 shows the full architecture.</w:t>
+        <w:t>Riphah Konnect follows a three-tier architecture. The first tier is the client side, which runs entirely in the browser using React 18, TailwindCSS, React Router, and Axios. The second tier is the backend server built with Node.js and Express.js. It handles all API requests, manages user authentication using JWT tokens, and runs a Socket.io server for real-time messaging. The third tier is the database, which is PostgreSQL hosted on Supabase, accessed through Prisma ORM. The backend also connects to Gmail SMTP to send password reset emails. Figure 1 shows the full architecture.</w:t>
       </w:r>
     </w:p>
     <w:p>
@@ -19666,20 +17547,11 @@
         <w:spacing w:line="360" w:lineRule="auto"/>
       </w:pPr>
       <w:bookmarkStart w:id="57" w:name="_Toc227543948"/>
-      <w:proofErr w:type="gramStart"/>
-      <w:r>
-        <w:rPr>
-          <w:rFonts w:ascii="Times New Roman" w:hAnsi="Times New Roman"/>
-        </w:rPr>
-        <w:lastRenderedPageBreak/>
-        <w:t>4.3  Class</w:t>
-      </w:r>
-      <w:proofErr w:type="gramEnd"/>
-      <w:r>
-        <w:rPr>
-          <w:rFonts w:ascii="Times New Roman" w:hAnsi="Times New Roman"/>
-        </w:rPr>
-        <w:t xml:space="preserve"> Diagram</w:t>
+      <w:r>
+        <w:rPr>
+          <w:rFonts w:ascii="Times New Roman" w:hAnsi="Times New Roman"/>
+        </w:rPr>
+        <w:t>4.3  Class Diagram</w:t>
       </w:r>
       <w:bookmarkEnd w:id="57"/>
     </w:p>
@@ -19699,167 +17571,7 @@
           <w:sz w:val="24"/>
           <w:szCs w:val="24"/>
         </w:rPr>
-        <w:t xml:space="preserve">The class diagram in Figure 2 shows all the data models used in the </w:t>
-      </w:r>
-      <w:proofErr w:type="spellStart"/>
-      <w:r>
-        <w:rPr>
-          <w:rFonts w:ascii="Times New Roman" w:hAnsi="Times New Roman"/>
-          <w:color w:val="000000"/>
-          <w:sz w:val="24"/>
-          <w:szCs w:val="24"/>
-        </w:rPr>
-        <w:t>Riphah</w:t>
-      </w:r>
-      <w:proofErr w:type="spellEnd"/>
-      <w:r>
-        <w:rPr>
-          <w:rFonts w:ascii="Times New Roman" w:hAnsi="Times New Roman"/>
-          <w:color w:val="000000"/>
-          <w:sz w:val="24"/>
-          <w:szCs w:val="24"/>
-        </w:rPr>
-        <w:t xml:space="preserve"> </w:t>
-      </w:r>
-      <w:proofErr w:type="spellStart"/>
-      <w:r>
-        <w:rPr>
-          <w:rFonts w:ascii="Times New Roman" w:hAnsi="Times New Roman"/>
-          <w:color w:val="000000"/>
-          <w:sz w:val="24"/>
-          <w:szCs w:val="24"/>
-        </w:rPr>
-        <w:t>Konnect</w:t>
-      </w:r>
-      <w:proofErr w:type="spellEnd"/>
-      <w:r>
-        <w:rPr>
-          <w:rFonts w:ascii="Times New Roman" w:hAnsi="Times New Roman"/>
-          <w:color w:val="000000"/>
-          <w:sz w:val="24"/>
-          <w:szCs w:val="24"/>
-        </w:rPr>
-        <w:t xml:space="preserve"> database. The central model is User, which connects to almost every other model. A User can create Posts, Comments, and Likes. They can create or join </w:t>
-      </w:r>
-      <w:proofErr w:type="spellStart"/>
-      <w:r>
-        <w:rPr>
-          <w:rFonts w:ascii="Times New Roman" w:hAnsi="Times New Roman"/>
-          <w:color w:val="000000"/>
-          <w:sz w:val="24"/>
-          <w:szCs w:val="24"/>
-        </w:rPr>
-        <w:t>SemesterGroups</w:t>
-      </w:r>
-      <w:proofErr w:type="spellEnd"/>
-      <w:r>
-        <w:rPr>
-          <w:rFonts w:ascii="Times New Roman" w:hAnsi="Times New Roman"/>
-          <w:color w:val="000000"/>
-          <w:sz w:val="24"/>
-          <w:szCs w:val="24"/>
-        </w:rPr>
-        <w:t xml:space="preserve"> through the </w:t>
-      </w:r>
-      <w:proofErr w:type="spellStart"/>
-      <w:r>
-        <w:rPr>
-          <w:rFonts w:ascii="Times New Roman" w:hAnsi="Times New Roman"/>
-          <w:color w:val="000000"/>
-          <w:sz w:val="24"/>
-          <w:szCs w:val="24"/>
-        </w:rPr>
-        <w:t>GroupMember</w:t>
-      </w:r>
-      <w:proofErr w:type="spellEnd"/>
-      <w:r>
-        <w:rPr>
-          <w:rFonts w:ascii="Times New Roman" w:hAnsi="Times New Roman"/>
-          <w:color w:val="000000"/>
-          <w:sz w:val="24"/>
-          <w:szCs w:val="24"/>
-        </w:rPr>
-        <w:t xml:space="preserve"> model. They can create Events and save their attendance through </w:t>
-      </w:r>
-      <w:proofErr w:type="spellStart"/>
-      <w:r>
-        <w:rPr>
-          <w:rFonts w:ascii="Times New Roman" w:hAnsi="Times New Roman"/>
-          <w:color w:val="000000"/>
-          <w:sz w:val="24"/>
-          <w:szCs w:val="24"/>
-        </w:rPr>
-        <w:t>EventRsvp</w:t>
-      </w:r>
-      <w:proofErr w:type="spellEnd"/>
-      <w:r>
-        <w:rPr>
-          <w:rFonts w:ascii="Times New Roman" w:hAnsi="Times New Roman"/>
-          <w:color w:val="000000"/>
-          <w:sz w:val="24"/>
-          <w:szCs w:val="24"/>
-        </w:rPr>
-        <w:t xml:space="preserve">. They can file </w:t>
-      </w:r>
-      <w:proofErr w:type="spellStart"/>
-      <w:r>
-        <w:rPr>
-          <w:rFonts w:ascii="Times New Roman" w:hAnsi="Times New Roman"/>
-          <w:color w:val="000000"/>
-          <w:sz w:val="24"/>
-          <w:szCs w:val="24"/>
-        </w:rPr>
-        <w:t>LostFoundItems</w:t>
-      </w:r>
-      <w:proofErr w:type="spellEnd"/>
-      <w:r>
-        <w:rPr>
-          <w:rFonts w:ascii="Times New Roman" w:hAnsi="Times New Roman"/>
-          <w:color w:val="000000"/>
-          <w:sz w:val="24"/>
-          <w:szCs w:val="24"/>
-        </w:rPr>
-        <w:t xml:space="preserve"> and create Announcements. For messaging, a User participates in Conversations through </w:t>
-      </w:r>
-      <w:proofErr w:type="spellStart"/>
-      <w:r>
-        <w:rPr>
-          <w:rFonts w:ascii="Times New Roman" w:hAnsi="Times New Roman"/>
-          <w:color w:val="000000"/>
-          <w:sz w:val="24"/>
-          <w:szCs w:val="24"/>
-        </w:rPr>
-        <w:t>ConversationParticipant</w:t>
-      </w:r>
-      <w:proofErr w:type="spellEnd"/>
-      <w:r>
-        <w:rPr>
-          <w:rFonts w:ascii="Times New Roman" w:hAnsi="Times New Roman"/>
-          <w:color w:val="000000"/>
-          <w:sz w:val="24"/>
-          <w:szCs w:val="24"/>
-        </w:rPr>
-        <w:t xml:space="preserve"> and sends Messages. The </w:t>
-      </w:r>
-      <w:proofErr w:type="spellStart"/>
-      <w:r>
-        <w:rPr>
-          <w:rFonts w:ascii="Times New Roman" w:hAnsi="Times New Roman"/>
-          <w:color w:val="000000"/>
-          <w:sz w:val="24"/>
-          <w:szCs w:val="24"/>
-        </w:rPr>
-        <w:t>UserCourse</w:t>
-      </w:r>
-      <w:proofErr w:type="spellEnd"/>
-      <w:r>
-        <w:rPr>
-          <w:rFonts w:ascii="Times New Roman" w:hAnsi="Times New Roman"/>
-          <w:color w:val="000000"/>
-          <w:sz w:val="24"/>
-          <w:szCs w:val="24"/>
-        </w:rPr>
-        <w:t xml:space="preserve"> model stores the courses a student is enrolled in.</w:t>
+        <w:t>The class diagram in Figure 2 shows all the data models used in the Riphah Konnect database. The central model is User, which connects to almost every other model. A User can create Posts, Comments, and Likes. They can create or join SemesterGroups through the GroupMember model. They can create Events and save their attendance through EventRsvp. They can file LostFoundItems and create Announcements. For messaging, a User participates in Conversations through ConversationParticipant and sends Messages. The UserCourse model stores the courses a student is enrolled in.</w:t>
       </w:r>
     </w:p>
     <w:p>
@@ -20025,19 +17737,11 @@
         <w:spacing w:line="360" w:lineRule="auto"/>
       </w:pPr>
       <w:bookmarkStart w:id="59" w:name="_Toc227543949"/>
-      <w:proofErr w:type="gramStart"/>
-      <w:r>
-        <w:rPr>
-          <w:rFonts w:ascii="Times New Roman" w:hAnsi="Times New Roman"/>
-        </w:rPr>
-        <w:t>4.4  Activity</w:t>
-      </w:r>
-      <w:proofErr w:type="gramEnd"/>
-      <w:r>
-        <w:rPr>
-          <w:rFonts w:ascii="Times New Roman" w:hAnsi="Times New Roman"/>
-        </w:rPr>
-        <w:t xml:space="preserve"> Diagrams</w:t>
+      <w:r>
+        <w:rPr>
+          <w:rFonts w:ascii="Times New Roman" w:hAnsi="Times New Roman"/>
+        </w:rPr>
+        <w:t>4.4  Activity Diagrams</w:t>
       </w:r>
       <w:bookmarkEnd w:id="59"/>
     </w:p>
@@ -20047,19 +17751,11 @@
         <w:spacing w:line="360" w:lineRule="auto"/>
       </w:pPr>
       <w:bookmarkStart w:id="60" w:name="_Toc227543950"/>
-      <w:proofErr w:type="gramStart"/>
-      <w:r>
-        <w:rPr>
-          <w:rFonts w:ascii="Times New Roman" w:hAnsi="Times New Roman"/>
-        </w:rPr>
-        <w:t>4.4.1  Student</w:t>
-      </w:r>
-      <w:proofErr w:type="gramEnd"/>
-      <w:r>
-        <w:rPr>
-          <w:rFonts w:ascii="Times New Roman" w:hAnsi="Times New Roman"/>
-        </w:rPr>
-        <w:t xml:space="preserve"> Activity Diagram</w:t>
+      <w:r>
+        <w:rPr>
+          <w:rFonts w:ascii="Times New Roman" w:hAnsi="Times New Roman"/>
+        </w:rPr>
+        <w:t>4.4.1  Student Activity Diagram</w:t>
       </w:r>
       <w:bookmarkEnd w:id="60"/>
     </w:p>
@@ -20079,67 +17775,7 @@
           <w:sz w:val="24"/>
           <w:szCs w:val="24"/>
         </w:rPr>
-        <w:t xml:space="preserve">Figure 3 shows the activity flow for a student using </w:t>
-      </w:r>
-      <w:proofErr w:type="spellStart"/>
-      <w:r>
-        <w:rPr>
-          <w:rFonts w:ascii="Times New Roman" w:hAnsi="Times New Roman"/>
-          <w:color w:val="000000"/>
-          <w:sz w:val="24"/>
-          <w:szCs w:val="24"/>
-        </w:rPr>
-        <w:t>Riphah</w:t>
-      </w:r>
-      <w:proofErr w:type="spellEnd"/>
-      <w:r>
-        <w:rPr>
-          <w:rFonts w:ascii="Times New Roman" w:hAnsi="Times New Roman"/>
-          <w:color w:val="000000"/>
-          <w:sz w:val="24"/>
-          <w:szCs w:val="24"/>
-        </w:rPr>
-        <w:t xml:space="preserve"> </w:t>
-      </w:r>
-      <w:proofErr w:type="spellStart"/>
-      <w:r>
-        <w:rPr>
-          <w:rFonts w:ascii="Times New Roman" w:hAnsi="Times New Roman"/>
-          <w:color w:val="000000"/>
-          <w:sz w:val="24"/>
-          <w:szCs w:val="24"/>
-        </w:rPr>
-        <w:t>Konnect</w:t>
-      </w:r>
-      <w:proofErr w:type="spellEnd"/>
-      <w:r>
-        <w:rPr>
-          <w:rFonts w:ascii="Times New Roman" w:hAnsi="Times New Roman"/>
-          <w:color w:val="000000"/>
-          <w:sz w:val="24"/>
-          <w:szCs w:val="24"/>
-        </w:rPr>
-        <w:t xml:space="preserve">. The student first registers with a </w:t>
-      </w:r>
-      <w:proofErr w:type="spellStart"/>
-      <w:r>
-        <w:rPr>
-          <w:rFonts w:ascii="Times New Roman" w:hAnsi="Times New Roman"/>
-          <w:color w:val="000000"/>
-          <w:sz w:val="24"/>
-          <w:szCs w:val="24"/>
-        </w:rPr>
-        <w:t>Riphah</w:t>
-      </w:r>
-      <w:proofErr w:type="spellEnd"/>
-      <w:r>
-        <w:rPr>
-          <w:rFonts w:ascii="Times New Roman" w:hAnsi="Times New Roman"/>
-          <w:color w:val="000000"/>
-          <w:sz w:val="24"/>
-          <w:szCs w:val="24"/>
-        </w:rPr>
-        <w:t xml:space="preserve"> email and logs in. After reaching the home dashboard, the student can choose from the main modules: Posts, Semester Groups, Campus Events, Lost and Found, Messaging, and Announcements. After completing an action in any module, the student returns to the dashboard.</w:t>
+        <w:t>Figure 3 shows the activity flow for a student using Riphah Konnect. The student first registers with a Riphah email and logs in. After reaching the home dashboard, the student can choose from the main modules: Posts, Semester Groups, Campus Events, Lost and Found, Messaging, and Announcements. After completing an action in any module, the student returns to the dashboard.</w:t>
       </w:r>
     </w:p>
     <w:p>
@@ -20196,7 +17832,6 @@
                 <w:sz w:val="24"/>
                 <w:szCs w:val="24"/>
               </w:rPr>
-              <w:lastRenderedPageBreak/>
               <w:t>[ Figure 4.3: Student Activity Diagram ]</w:t>
             </w:r>
           </w:p>
@@ -20276,19 +17911,11 @@
         <w:spacing w:line="360" w:lineRule="auto"/>
       </w:pPr>
       <w:bookmarkStart w:id="62" w:name="_Toc227543951"/>
-      <w:proofErr w:type="gramStart"/>
-      <w:r>
-        <w:rPr>
-          <w:rFonts w:ascii="Times New Roman" w:hAnsi="Times New Roman"/>
-        </w:rPr>
-        <w:t>4.4.2  Admin</w:t>
-      </w:r>
-      <w:proofErr w:type="gramEnd"/>
-      <w:r>
-        <w:rPr>
-          <w:rFonts w:ascii="Times New Roman" w:hAnsi="Times New Roman"/>
-        </w:rPr>
-        <w:t xml:space="preserve"> Activity Diagram</w:t>
+      <w:r>
+        <w:rPr>
+          <w:rFonts w:ascii="Times New Roman" w:hAnsi="Times New Roman"/>
+        </w:rPr>
+        <w:t>4.4.2  Admin Activity Diagram</w:t>
       </w:r>
       <w:bookmarkEnd w:id="62"/>
     </w:p>
@@ -20482,19 +18109,12 @@
         <w:spacing w:line="360" w:lineRule="auto"/>
       </w:pPr>
       <w:bookmarkStart w:id="64" w:name="_Toc227543952"/>
-      <w:proofErr w:type="gramStart"/>
-      <w:r>
-        <w:rPr>
-          <w:rFonts w:ascii="Times New Roman" w:hAnsi="Times New Roman"/>
-        </w:rPr>
-        <w:t>4.5  Use</w:t>
-      </w:r>
-      <w:proofErr w:type="gramEnd"/>
-      <w:r>
-        <w:rPr>
-          <w:rFonts w:ascii="Times New Roman" w:hAnsi="Times New Roman"/>
-        </w:rPr>
-        <w:t xml:space="preserve"> Case Diagrams</w:t>
+      <w:r>
+        <w:rPr>
+          <w:rFonts w:ascii="Times New Roman" w:hAnsi="Times New Roman"/>
+        </w:rPr>
+        <w:lastRenderedPageBreak/>
+        <w:t>4.5  Use Case Diagrams</w:t>
       </w:r>
       <w:bookmarkEnd w:id="64"/>
     </w:p>
@@ -20504,19 +18124,11 @@
         <w:spacing w:line="360" w:lineRule="auto"/>
       </w:pPr>
       <w:bookmarkStart w:id="65" w:name="_Toc227543953"/>
-      <w:proofErr w:type="gramStart"/>
-      <w:r>
-        <w:rPr>
-          <w:rFonts w:ascii="Times New Roman" w:hAnsi="Times New Roman"/>
-        </w:rPr>
-        <w:t>4.5.1  Student</w:t>
-      </w:r>
-      <w:proofErr w:type="gramEnd"/>
-      <w:r>
-        <w:rPr>
-          <w:rFonts w:ascii="Times New Roman" w:hAnsi="Times New Roman"/>
-        </w:rPr>
-        <w:t xml:space="preserve"> Use Case Diagram</w:t>
+      <w:r>
+        <w:rPr>
+          <w:rFonts w:ascii="Times New Roman" w:hAnsi="Times New Roman"/>
+        </w:rPr>
+        <w:t>4.5.1  Student Use Case Diagram</w:t>
       </w:r>
       <w:bookmarkEnd w:id="65"/>
     </w:p>
@@ -20534,16 +18146,7 @@
           <w:color w:val="000000"/>
           <w:sz w:val="24"/>
         </w:rPr>
-        <w:t xml:space="preserve">Figure 5 shows all the actions a student can perform in the system. These are organized across the main modules: Authentication, Posts, Semester Groups, Campus Events, Lost </w:t>
-      </w:r>
-      <w:r>
-        <w:rPr>
-          <w:rFonts w:ascii="Times New Roman" w:hAnsi="Times New Roman"/>
-          <w:color w:val="000000"/>
-          <w:sz w:val="24"/>
-        </w:rPr>
-        <w:lastRenderedPageBreak/>
-        <w:t>and Found, Messaging, User Profile, and Announcements. Each ellipse represents one use case that the student actor can initiate.</w:t>
+        <w:t>Figure 5 shows all the actions a student can perform in the system. These are organized across the main modules: Authentication, Posts, Semester Groups, Campus Events, Lost and Found, Messaging, User Profile, and Announcements. Each ellipse represents one use case that the student actor can initiate.</w:t>
       </w:r>
     </w:p>
     <w:p>
@@ -20698,19 +18301,11 @@
         <w:spacing w:line="360" w:lineRule="auto"/>
       </w:pPr>
       <w:bookmarkStart w:id="67" w:name="_Toc227543954"/>
-      <w:proofErr w:type="gramStart"/>
-      <w:r>
-        <w:rPr>
-          <w:rFonts w:ascii="Times New Roman" w:hAnsi="Times New Roman"/>
-        </w:rPr>
-        <w:t>4.5.2  Admin</w:t>
-      </w:r>
-      <w:proofErr w:type="gramEnd"/>
-      <w:r>
-        <w:rPr>
-          <w:rFonts w:ascii="Times New Roman" w:hAnsi="Times New Roman"/>
-        </w:rPr>
-        <w:t xml:space="preserve"> Use Case Diagram</w:t>
+      <w:r>
+        <w:rPr>
+          <w:rFonts w:ascii="Times New Roman" w:hAnsi="Times New Roman"/>
+        </w:rPr>
+        <w:t>4.5.2  Admin Use Case Diagram</w:t>
       </w:r>
       <w:bookmarkEnd w:id="67"/>
     </w:p>
@@ -20856,20 +18451,11 @@
         <w:spacing w:line="360" w:lineRule="auto"/>
       </w:pPr>
       <w:bookmarkStart w:id="69" w:name="_Toc227543955"/>
-      <w:proofErr w:type="gramStart"/>
-      <w:r>
-        <w:rPr>
-          <w:rFonts w:ascii="Times New Roman" w:hAnsi="Times New Roman"/>
-        </w:rPr>
-        <w:lastRenderedPageBreak/>
-        <w:t>4.6  Fully</w:t>
-      </w:r>
-      <w:proofErr w:type="gramEnd"/>
-      <w:r>
-        <w:rPr>
-          <w:rFonts w:ascii="Times New Roman" w:hAnsi="Times New Roman"/>
-        </w:rPr>
-        <w:t xml:space="preserve"> Addressed Use Cases</w:t>
+      <w:r>
+        <w:rPr>
+          <w:rFonts w:ascii="Times New Roman" w:hAnsi="Times New Roman"/>
+        </w:rPr>
+        <w:t>4.6  Fully Addressed Use Cases</w:t>
       </w:r>
       <w:bookmarkEnd w:id="69"/>
     </w:p>
@@ -21296,19 +18882,8 @@
                 <w:szCs w:val="24"/>
               </w:rPr>
               <w:br/>
-              <w:t>3. User clicks Sign In</w:t>
-            </w:r>
-            <w:proofErr w:type="gramStart"/>
-            <w:r>
-              <w:rPr>
-                <w:rFonts w:ascii="Times New Roman" w:hAnsi="Times New Roman"/>
-                <w:color w:val="000000"/>
-                <w:sz w:val="24"/>
-                <w:szCs w:val="24"/>
-              </w:rPr>
-              <w:t>.</w:t>
-            </w:r>
-            <w:proofErr w:type="gramEnd"/>
+              <w:t>3. User clicks Sign In.</w:t>
+            </w:r>
             <w:r>
               <w:rPr>
                 <w:rFonts w:ascii="Times New Roman" w:hAnsi="Times New Roman"/>
@@ -21714,6 +19289,7 @@
                 <w:sz w:val="24"/>
                 <w:szCs w:val="24"/>
               </w:rPr>
+              <w:lastRenderedPageBreak/>
               <w:t>Post-conditions</w:t>
             </w:r>
           </w:p>
@@ -21765,7 +19341,6 @@
                 <w:sz w:val="24"/>
                 <w:szCs w:val="24"/>
               </w:rPr>
-              <w:lastRenderedPageBreak/>
               <w:t>Main Flow</w:t>
             </w:r>
           </w:p>
@@ -22469,6 +20044,7 @@
                 <w:sz w:val="24"/>
                 <w:szCs w:val="24"/>
               </w:rPr>
+              <w:lastRenderedPageBreak/>
               <w:t>Attribute</w:t>
             </w:r>
           </w:p>
@@ -22523,7 +20099,6 @@
                 <w:sz w:val="24"/>
                 <w:szCs w:val="24"/>
               </w:rPr>
-              <w:lastRenderedPageBreak/>
               <w:t>Use Case Name</w:t>
             </w:r>
           </w:p>
@@ -23424,6 +20999,7 @@
           <w:sz w:val="24"/>
           <w:szCs w:val="24"/>
         </w:rPr>
+        <w:lastRenderedPageBreak/>
         <w:t xml:space="preserve">Table </w:t>
       </w:r>
       <w:bookmarkEnd w:id="76"/>
@@ -23472,7 +21048,6 @@
                 <w:sz w:val="24"/>
                 <w:szCs w:val="24"/>
               </w:rPr>
-              <w:lastRenderedPageBreak/>
               <w:t>Attribute</w:t>
             </w:r>
           </w:p>
@@ -24201,6 +21776,7 @@
                 <w:sz w:val="24"/>
                 <w:szCs w:val="24"/>
               </w:rPr>
+              <w:lastRenderedPageBreak/>
               <w:t>Pre-conditions</w:t>
             </w:r>
           </w:p>
@@ -24252,7 +21828,6 @@
                 <w:sz w:val="24"/>
                 <w:szCs w:val="24"/>
               </w:rPr>
-              <w:lastRenderedPageBreak/>
               <w:t>Post-conditions</w:t>
             </w:r>
           </w:p>
@@ -24878,6 +22453,15 @@
                 <w:szCs w:val="24"/>
               </w:rPr>
               <w:br/>
+            </w:r>
+            <w:r>
+              <w:rPr>
+                <w:rFonts w:ascii="Times New Roman" w:hAnsi="Times New Roman"/>
+                <w:color w:val="000000"/>
+                <w:sz w:val="24"/>
+                <w:szCs w:val="24"/>
+              </w:rPr>
+              <w:lastRenderedPageBreak/>
               <w:t>4. System saves the message.</w:t>
             </w:r>
             <w:r>
@@ -24888,15 +22472,6 @@
                 <w:szCs w:val="24"/>
               </w:rPr>
               <w:br/>
-            </w:r>
-            <w:r>
-              <w:rPr>
-                <w:rFonts w:ascii="Times New Roman" w:hAnsi="Times New Roman"/>
-                <w:color w:val="000000"/>
-                <w:sz w:val="24"/>
-                <w:szCs w:val="24"/>
-              </w:rPr>
-              <w:lastRenderedPageBreak/>
               <w:t>5. The message is delivered to the recipient in real time.</w:t>
             </w:r>
             <w:r>
@@ -25755,6 +23330,7 @@
                 <w:sz w:val="24"/>
                 <w:szCs w:val="24"/>
               </w:rPr>
+              <w:lastRenderedPageBreak/>
               <w:t>Pre-conditions</w:t>
             </w:r>
           </w:p>
@@ -25806,7 +23382,6 @@
                 <w:sz w:val="24"/>
                 <w:szCs w:val="24"/>
               </w:rPr>
-              <w:lastRenderedPageBreak/>
               <w:t>Post-conditions</w:t>
             </w:r>
           </w:p>
@@ -26507,6 +24082,7 @@
           <w:sz w:val="24"/>
           <w:szCs w:val="24"/>
         </w:rPr>
+        <w:lastRenderedPageBreak/>
         <w:t xml:space="preserve">Table </w:t>
       </w:r>
       <w:bookmarkEnd w:id="83"/>
@@ -26555,7 +24131,6 @@
                 <w:sz w:val="24"/>
                 <w:szCs w:val="24"/>
               </w:rPr>
-              <w:lastRenderedPageBreak/>
               <w:t>Attribute</w:t>
             </w:r>
           </w:p>
@@ -27233,6 +24808,7 @@
                 <w:sz w:val="24"/>
                 <w:szCs w:val="24"/>
               </w:rPr>
+              <w:lastRenderedPageBreak/>
               <w:t>Description</w:t>
             </w:r>
           </w:p>
@@ -27284,7 +24860,6 @@
                 <w:sz w:val="24"/>
                 <w:szCs w:val="24"/>
               </w:rPr>
-              <w:lastRenderedPageBreak/>
               <w:t>Pre-conditions</w:t>
             </w:r>
           </w:p>
@@ -27913,7 +25488,16 @@
                 <w:sz w:val="24"/>
               </w:rPr>
               <w:br/>
-              <w:t>4. Admin can create a new account, approve, block, or delete a student account.</w:t>
+              <w:t xml:space="preserve">4. Admin can create a new account, approve, block, or delete a </w:t>
+            </w:r>
+            <w:r>
+              <w:rPr>
+                <w:rFonts w:ascii="Times New Roman" w:hAnsi="Times New Roman"/>
+                <w:color w:val="000000"/>
+                <w:sz w:val="24"/>
+              </w:rPr>
+              <w:lastRenderedPageBreak/>
+              <w:t>student account.</w:t>
             </w:r>
             <w:r>
               <w:rPr>
@@ -27931,14 +25515,6 @@
                 <w:sz w:val="24"/>
               </w:rPr>
               <w:br/>
-            </w:r>
-            <w:r>
-              <w:rPr>
-                <w:rFonts w:ascii="Times New Roman" w:hAnsi="Times New Roman"/>
-                <w:color w:val="000000"/>
-                <w:sz w:val="24"/>
-              </w:rPr>
-              <w:lastRenderedPageBreak/>
               <w:t>6. Admin can reset the password for any user.</w:t>
             </w:r>
             <w:r>
@@ -28059,19 +25635,11 @@
         <w:spacing w:line="360" w:lineRule="auto"/>
       </w:pPr>
       <w:bookmarkStart w:id="87" w:name="_Toc227543959"/>
-      <w:proofErr w:type="gramStart"/>
-      <w:r>
-        <w:rPr>
-          <w:rFonts w:ascii="Times New Roman" w:hAnsi="Times New Roman"/>
-        </w:rPr>
-        <w:t>5.1  IDE</w:t>
-      </w:r>
-      <w:proofErr w:type="gramEnd"/>
-      <w:r>
-        <w:rPr>
-          <w:rFonts w:ascii="Times New Roman" w:hAnsi="Times New Roman"/>
-        </w:rPr>
-        <w:t>, Tools and Technologies</w:t>
+      <w:r>
+        <w:rPr>
+          <w:rFonts w:ascii="Times New Roman" w:hAnsi="Times New Roman"/>
+        </w:rPr>
+        <w:t>5.1  IDE, Tools and Technologies</w:t>
       </w:r>
       <w:bookmarkEnd w:id="87"/>
     </w:p>
@@ -28081,7 +25649,6 @@
         <w:spacing w:line="360" w:lineRule="auto"/>
       </w:pPr>
       <w:bookmarkStart w:id="88" w:name="_Toc227543960"/>
-      <w:proofErr w:type="gramStart"/>
       <w:r>
         <w:rPr>
           <w:rFonts w:ascii="Times New Roman" w:hAnsi="Times New Roman"/>
@@ -28089,7 +25656,6 @@
         <w:t>5.1.1  Frontend</w:t>
       </w:r>
       <w:bookmarkEnd w:id="88"/>
-      <w:proofErr w:type="gramEnd"/>
     </w:p>
     <w:p>
       <w:pPr>
@@ -28143,18 +25709,8 @@
           <w:color w:val="000000"/>
           <w:sz w:val="24"/>
         </w:rPr>
-        <w:t xml:space="preserve">2. </w:t>
-      </w:r>
-      <w:proofErr w:type="spellStart"/>
-      <w:r>
-        <w:rPr>
-          <w:rFonts w:ascii="Times New Roman" w:hAnsi="Times New Roman"/>
-          <w:color w:val="000000"/>
-          <w:sz w:val="24"/>
-        </w:rPr>
-        <w:t>Vite</w:t>
-      </w:r>
-      <w:proofErr w:type="spellEnd"/>
+        <w:t>2. Vite</w:t>
+      </w:r>
     </w:p>
     <w:p>
       <w:pPr>
@@ -28172,18 +25728,8 @@
           <w:color w:val="000000"/>
           <w:sz w:val="24"/>
         </w:rPr>
-        <w:t xml:space="preserve">3. </w:t>
-      </w:r>
-      <w:proofErr w:type="spellStart"/>
-      <w:r>
-        <w:rPr>
-          <w:rFonts w:ascii="Times New Roman" w:hAnsi="Times New Roman"/>
-          <w:color w:val="000000"/>
-          <w:sz w:val="24"/>
-        </w:rPr>
-        <w:t>TailwindCSS</w:t>
-      </w:r>
-      <w:proofErr w:type="spellEnd"/>
+        <w:t>3. TailwindCSS</w:t>
+      </w:r>
     </w:p>
     <w:p>
       <w:pPr>
@@ -28220,18 +25766,8 @@
           <w:color w:val="000000"/>
           <w:sz w:val="24"/>
         </w:rPr>
-        <w:t xml:space="preserve">5. </w:t>
-      </w:r>
-      <w:proofErr w:type="spellStart"/>
-      <w:r>
-        <w:rPr>
-          <w:rFonts w:ascii="Times New Roman" w:hAnsi="Times New Roman"/>
-          <w:color w:val="000000"/>
-          <w:sz w:val="24"/>
-        </w:rPr>
-        <w:t>Axios</w:t>
-      </w:r>
-      <w:proofErr w:type="spellEnd"/>
+        <w:t>5. Axios</w:t>
+      </w:r>
     </w:p>
     <w:p>
       <w:pPr>
@@ -28277,7 +25813,6 @@
         <w:spacing w:line="360" w:lineRule="auto"/>
       </w:pPr>
       <w:bookmarkStart w:id="89" w:name="_Toc227543961"/>
-      <w:proofErr w:type="gramStart"/>
       <w:r>
         <w:rPr>
           <w:rFonts w:ascii="Times New Roman" w:hAnsi="Times New Roman"/>
@@ -28285,7 +25820,6 @@
         <w:t>5.1.2  Backend</w:t>
       </w:r>
       <w:bookmarkEnd w:id="89"/>
-      <w:proofErr w:type="gramEnd"/>
     </w:p>
     <w:p>
       <w:pPr>
@@ -28341,25 +25875,7 @@
           <w:color w:val="000000"/>
           <w:sz w:val="24"/>
         </w:rPr>
-        <w:t xml:space="preserve">3. </w:t>
-      </w:r>
-      <w:proofErr w:type="spellStart"/>
-      <w:r>
-        <w:rPr>
-          <w:rFonts w:ascii="Times New Roman" w:hAnsi="Times New Roman"/>
-          <w:color w:val="000000"/>
-          <w:sz w:val="24"/>
-        </w:rPr>
-        <w:t>Prisma</w:t>
-      </w:r>
-      <w:proofErr w:type="spellEnd"/>
-      <w:r>
-        <w:rPr>
-          <w:rFonts w:ascii="Times New Roman" w:hAnsi="Times New Roman"/>
-          <w:color w:val="000000"/>
-          <w:sz w:val="24"/>
-        </w:rPr>
-        <w:t xml:space="preserve"> ORM</w:t>
+        <w:t>3. Prisma ORM</w:t>
       </w:r>
     </w:p>
     <w:p>
@@ -28397,20 +25913,8 @@
           <w:color w:val="000000"/>
           <w:sz w:val="24"/>
         </w:rPr>
-        <w:t xml:space="preserve">5. </w:t>
-      </w:r>
-      <w:proofErr w:type="spellStart"/>
-      <w:proofErr w:type="gramStart"/>
-      <w:r>
-        <w:rPr>
-          <w:rFonts w:ascii="Times New Roman" w:hAnsi="Times New Roman"/>
-          <w:color w:val="000000"/>
-          <w:sz w:val="24"/>
-        </w:rPr>
-        <w:t>bcrypt</w:t>
-      </w:r>
-      <w:proofErr w:type="spellEnd"/>
-      <w:proofErr w:type="gramEnd"/>
+        <w:t>5. bcrypt</w:t>
+      </w:r>
     </w:p>
     <w:p>
       <w:pPr>
@@ -28447,18 +25951,8 @@
           <w:color w:val="000000"/>
           <w:sz w:val="24"/>
         </w:rPr>
-        <w:t xml:space="preserve">7. </w:t>
-      </w:r>
-      <w:proofErr w:type="spellStart"/>
-      <w:r>
-        <w:rPr>
-          <w:rFonts w:ascii="Times New Roman" w:hAnsi="Times New Roman"/>
-          <w:color w:val="000000"/>
-          <w:sz w:val="24"/>
-        </w:rPr>
-        <w:t>Nodemailer</w:t>
-      </w:r>
-      <w:proofErr w:type="spellEnd"/>
+        <w:t>7. Nodemailer</w:t>
+      </w:r>
     </w:p>
     <w:p>
       <w:pPr>
@@ -28476,20 +25970,8 @@
           <w:color w:val="000000"/>
           <w:sz w:val="24"/>
         </w:rPr>
-        <w:t xml:space="preserve">8. </w:t>
-      </w:r>
-      <w:proofErr w:type="spellStart"/>
-      <w:proofErr w:type="gramStart"/>
-      <w:r>
-        <w:rPr>
-          <w:rFonts w:ascii="Times New Roman" w:hAnsi="Times New Roman"/>
-          <w:color w:val="000000"/>
-          <w:sz w:val="24"/>
-        </w:rPr>
-        <w:t>dotenv</w:t>
-      </w:r>
-      <w:proofErr w:type="spellEnd"/>
-      <w:proofErr w:type="gramEnd"/>
+        <w:t>8. dotenv</w:t>
+      </w:r>
     </w:p>
     <w:p>
       <w:pPr>
@@ -28497,7 +25979,6 @@
         <w:spacing w:line="360" w:lineRule="auto"/>
       </w:pPr>
       <w:bookmarkStart w:id="90" w:name="_Toc227543962"/>
-      <w:proofErr w:type="gramStart"/>
       <w:r>
         <w:rPr>
           <w:rFonts w:ascii="Times New Roman" w:hAnsi="Times New Roman"/>
@@ -28505,7 +25986,6 @@
         <w:t>5.1.3  Database</w:t>
       </w:r>
       <w:bookmarkEnd w:id="90"/>
-      <w:proofErr w:type="gramEnd"/>
     </w:p>
     <w:p>
       <w:pPr>
@@ -28542,18 +26022,8 @@
           <w:color w:val="000000"/>
           <w:sz w:val="24"/>
         </w:rPr>
-        <w:t xml:space="preserve">2. </w:t>
-      </w:r>
-      <w:proofErr w:type="spellStart"/>
-      <w:r>
-        <w:rPr>
-          <w:rFonts w:ascii="Times New Roman" w:hAnsi="Times New Roman"/>
-          <w:color w:val="000000"/>
-          <w:sz w:val="24"/>
-        </w:rPr>
-        <w:t>Supabase</w:t>
-      </w:r>
-      <w:proofErr w:type="spellEnd"/>
+        <w:t>2. Supabase</w:t>
+      </w:r>
     </w:p>
     <w:p>
       <w:pPr>
@@ -28561,7 +26031,6 @@
         <w:spacing w:line="360" w:lineRule="auto"/>
       </w:pPr>
       <w:bookmarkStart w:id="91" w:name="_Toc227543963"/>
-      <w:proofErr w:type="gramStart"/>
       <w:r>
         <w:rPr>
           <w:rFonts w:ascii="Times New Roman" w:hAnsi="Times New Roman"/>
@@ -28569,7 +26038,6 @@
         <w:t>5.1.4  Tools</w:t>
       </w:r>
       <w:bookmarkEnd w:id="91"/>
-      <w:proofErr w:type="gramEnd"/>
     </w:p>
     <w:p>
       <w:pPr>
@@ -28626,25 +26094,7 @@
           <w:sz w:val="24"/>
         </w:rPr>
         <w:lastRenderedPageBreak/>
-        <w:t xml:space="preserve">3. </w:t>
-      </w:r>
-      <w:proofErr w:type="spellStart"/>
-      <w:r>
-        <w:rPr>
-          <w:rFonts w:ascii="Times New Roman" w:hAnsi="Times New Roman"/>
-          <w:color w:val="000000"/>
-          <w:sz w:val="24"/>
-        </w:rPr>
-        <w:t>Git</w:t>
-      </w:r>
-      <w:proofErr w:type="spellEnd"/>
-      <w:r>
-        <w:rPr>
-          <w:rFonts w:ascii="Times New Roman" w:hAnsi="Times New Roman"/>
-          <w:color w:val="000000"/>
-          <w:sz w:val="24"/>
-        </w:rPr>
-        <w:t xml:space="preserve"> and GitHub</w:t>
+        <w:t>3. Git and GitHub</w:t>
       </w:r>
     </w:p>
     <w:p>
@@ -28682,18 +26132,8 @@
           <w:color w:val="000000"/>
           <w:sz w:val="24"/>
         </w:rPr>
-        <w:t xml:space="preserve">5. </w:t>
-      </w:r>
-      <w:proofErr w:type="spellStart"/>
-      <w:r>
-        <w:rPr>
-          <w:rFonts w:ascii="Times New Roman" w:hAnsi="Times New Roman"/>
-          <w:color w:val="000000"/>
-          <w:sz w:val="24"/>
-        </w:rPr>
-        <w:t>Figma</w:t>
-      </w:r>
-      <w:proofErr w:type="spellEnd"/>
+        <w:t>5. Figma</w:t>
+      </w:r>
     </w:p>
     <w:p>
       <w:pPr>
@@ -28701,19 +26141,11 @@
         <w:spacing w:line="360" w:lineRule="auto"/>
       </w:pPr>
       <w:bookmarkStart w:id="92" w:name="_Toc227543964"/>
-      <w:proofErr w:type="gramStart"/>
-      <w:r>
-        <w:rPr>
-          <w:rFonts w:ascii="Times New Roman" w:hAnsi="Times New Roman"/>
-        </w:rPr>
-        <w:t>5.2  Best</w:t>
-      </w:r>
-      <w:proofErr w:type="gramEnd"/>
-      <w:r>
-        <w:rPr>
-          <w:rFonts w:ascii="Times New Roman" w:hAnsi="Times New Roman"/>
-        </w:rPr>
-        <w:t xml:space="preserve"> Practices and Coding Standards</w:t>
+      <w:r>
+        <w:rPr>
+          <w:rFonts w:ascii="Times New Roman" w:hAnsi="Times New Roman"/>
+        </w:rPr>
+        <w:t>5.2  Best Practices and Coding Standards</w:t>
       </w:r>
       <w:bookmarkEnd w:id="92"/>
     </w:p>
@@ -28723,19 +26155,11 @@
         <w:spacing w:line="360" w:lineRule="auto"/>
       </w:pPr>
       <w:bookmarkStart w:id="93" w:name="_Toc227543965"/>
-      <w:proofErr w:type="gramStart"/>
-      <w:r>
-        <w:rPr>
-          <w:rFonts w:ascii="Times New Roman" w:hAnsi="Times New Roman"/>
-        </w:rPr>
-        <w:t>5.2.1  Naming</w:t>
-      </w:r>
-      <w:proofErr w:type="gramEnd"/>
-      <w:r>
-        <w:rPr>
-          <w:rFonts w:ascii="Times New Roman" w:hAnsi="Times New Roman"/>
-        </w:rPr>
-        <w:t xml:space="preserve"> Conventions</w:t>
+      <w:r>
+        <w:rPr>
+          <w:rFonts w:ascii="Times New Roman" w:hAnsi="Times New Roman"/>
+        </w:rPr>
+        <w:t>5.2.1  Naming Conventions</w:t>
       </w:r>
       <w:bookmarkEnd w:id="93"/>
     </w:p>
@@ -28753,187 +26177,7 @@
           <w:color w:val="000000"/>
           <w:sz w:val="24"/>
         </w:rPr>
-        <w:t xml:space="preserve">All JavaScript variable and function names use </w:t>
-      </w:r>
-      <w:proofErr w:type="spellStart"/>
-      <w:r>
-        <w:rPr>
-          <w:rFonts w:ascii="Times New Roman" w:hAnsi="Times New Roman"/>
-          <w:color w:val="000000"/>
-          <w:sz w:val="24"/>
-        </w:rPr>
-        <w:t>camelCase</w:t>
-      </w:r>
-      <w:proofErr w:type="spellEnd"/>
-      <w:r>
-        <w:rPr>
-          <w:rFonts w:ascii="Times New Roman" w:hAnsi="Times New Roman"/>
-          <w:color w:val="000000"/>
-          <w:sz w:val="24"/>
-        </w:rPr>
-        <w:t xml:space="preserve"> (for example: </w:t>
-      </w:r>
-      <w:proofErr w:type="spellStart"/>
-      <w:r>
-        <w:rPr>
-          <w:rFonts w:ascii="Times New Roman" w:hAnsi="Times New Roman"/>
-          <w:color w:val="000000"/>
-          <w:sz w:val="24"/>
-        </w:rPr>
-        <w:t>getUserById</w:t>
-      </w:r>
-      <w:proofErr w:type="spellEnd"/>
-      <w:r>
-        <w:rPr>
-          <w:rFonts w:ascii="Times New Roman" w:hAnsi="Times New Roman"/>
-          <w:color w:val="000000"/>
-          <w:sz w:val="24"/>
-        </w:rPr>
-        <w:t xml:space="preserve">, </w:t>
-      </w:r>
-      <w:proofErr w:type="spellStart"/>
-      <w:r>
-        <w:rPr>
-          <w:rFonts w:ascii="Times New Roman" w:hAnsi="Times New Roman"/>
-          <w:color w:val="000000"/>
-          <w:sz w:val="24"/>
-        </w:rPr>
-        <w:t>createPost</w:t>
-      </w:r>
-      <w:proofErr w:type="spellEnd"/>
-      <w:r>
-        <w:rPr>
-          <w:rFonts w:ascii="Times New Roman" w:hAnsi="Times New Roman"/>
-          <w:color w:val="000000"/>
-          <w:sz w:val="24"/>
-        </w:rPr>
-        <w:t xml:space="preserve">, </w:t>
-      </w:r>
-      <w:proofErr w:type="spellStart"/>
-      <w:r>
-        <w:rPr>
-          <w:rFonts w:ascii="Times New Roman" w:hAnsi="Times New Roman"/>
-          <w:color w:val="000000"/>
-          <w:sz w:val="24"/>
-        </w:rPr>
-        <w:t>isLoading</w:t>
-      </w:r>
-      <w:proofErr w:type="spellEnd"/>
-      <w:r>
-        <w:rPr>
-          <w:rFonts w:ascii="Times New Roman" w:hAnsi="Times New Roman"/>
-          <w:color w:val="000000"/>
-          <w:sz w:val="24"/>
-        </w:rPr>
-        <w:t xml:space="preserve">). React component names use </w:t>
-      </w:r>
-      <w:proofErr w:type="spellStart"/>
-      <w:r>
-        <w:rPr>
-          <w:rFonts w:ascii="Times New Roman" w:hAnsi="Times New Roman"/>
-          <w:color w:val="000000"/>
-          <w:sz w:val="24"/>
-        </w:rPr>
-        <w:t>PascalCase</w:t>
-      </w:r>
-      <w:proofErr w:type="spellEnd"/>
-      <w:r>
-        <w:rPr>
-          <w:rFonts w:ascii="Times New Roman" w:hAnsi="Times New Roman"/>
-          <w:color w:val="000000"/>
-          <w:sz w:val="24"/>
-        </w:rPr>
-        <w:t xml:space="preserve"> (for example: </w:t>
-      </w:r>
-      <w:proofErr w:type="spellStart"/>
-      <w:r>
-        <w:rPr>
-          <w:rFonts w:ascii="Times New Roman" w:hAnsi="Times New Roman"/>
-          <w:color w:val="000000"/>
-          <w:sz w:val="24"/>
-        </w:rPr>
-        <w:t>FeedPage</w:t>
-      </w:r>
-      <w:proofErr w:type="spellEnd"/>
-      <w:r>
-        <w:rPr>
-          <w:rFonts w:ascii="Times New Roman" w:hAnsi="Times New Roman"/>
-          <w:color w:val="000000"/>
-          <w:sz w:val="24"/>
-        </w:rPr>
-        <w:t xml:space="preserve">, </w:t>
-      </w:r>
-      <w:proofErr w:type="spellStart"/>
-      <w:r>
-        <w:rPr>
-          <w:rFonts w:ascii="Times New Roman" w:hAnsi="Times New Roman"/>
-          <w:color w:val="000000"/>
-          <w:sz w:val="24"/>
-        </w:rPr>
-        <w:t>StudyGroupCard</w:t>
-      </w:r>
-      <w:proofErr w:type="spellEnd"/>
-      <w:r>
-        <w:rPr>
-          <w:rFonts w:ascii="Times New Roman" w:hAnsi="Times New Roman"/>
-          <w:color w:val="000000"/>
-          <w:sz w:val="24"/>
-        </w:rPr>
-        <w:t xml:space="preserve">, </w:t>
-      </w:r>
-      <w:proofErr w:type="spellStart"/>
-      <w:r>
-        <w:rPr>
-          <w:rFonts w:ascii="Times New Roman" w:hAnsi="Times New Roman"/>
-          <w:color w:val="000000"/>
-          <w:sz w:val="24"/>
-        </w:rPr>
-        <w:t>AuthContext</w:t>
-      </w:r>
-      <w:proofErr w:type="spellEnd"/>
-      <w:r>
-        <w:rPr>
-          <w:rFonts w:ascii="Times New Roman" w:hAnsi="Times New Roman"/>
-          <w:color w:val="000000"/>
-          <w:sz w:val="24"/>
-        </w:rPr>
-        <w:t xml:space="preserve">). Database model names in </w:t>
-      </w:r>
-      <w:proofErr w:type="spellStart"/>
-      <w:r>
-        <w:rPr>
-          <w:rFonts w:ascii="Times New Roman" w:hAnsi="Times New Roman"/>
-          <w:color w:val="000000"/>
-          <w:sz w:val="24"/>
-        </w:rPr>
-        <w:t>Prisma</w:t>
-      </w:r>
-      <w:proofErr w:type="spellEnd"/>
-      <w:r>
-        <w:rPr>
-          <w:rFonts w:ascii="Times New Roman" w:hAnsi="Times New Roman"/>
-          <w:color w:val="000000"/>
-          <w:sz w:val="24"/>
-        </w:rPr>
-        <w:t xml:space="preserve"> use </w:t>
-      </w:r>
-      <w:proofErr w:type="spellStart"/>
-      <w:r>
-        <w:rPr>
-          <w:rFonts w:ascii="Times New Roman" w:hAnsi="Times New Roman"/>
-          <w:color w:val="000000"/>
-          <w:sz w:val="24"/>
-        </w:rPr>
-        <w:t>PascalCase</w:t>
-      </w:r>
-      <w:proofErr w:type="spellEnd"/>
-      <w:r>
-        <w:rPr>
-          <w:rFonts w:ascii="Times New Roman" w:hAnsi="Times New Roman"/>
-          <w:color w:val="000000"/>
-          <w:sz w:val="24"/>
-        </w:rPr>
-        <w:t xml:space="preserve"> as required by the ORM. API route files are named in lowercase with hyphens (auth.routes.js, posts.routes.js).</w:t>
+        <w:t>All JavaScript variable and function names use camelCase (for example: getUserById, createPost, isLoading). React component names use PascalCase (for example: FeedPage, StudyGroupCard, AuthContext). Database model names in Prisma use PascalCase as required by the ORM. API route files are named in lowercase with hyphens (auth.routes.js, posts.routes.js).</w:t>
       </w:r>
     </w:p>
     <w:p>
@@ -28942,19 +26186,11 @@
         <w:spacing w:line="360" w:lineRule="auto"/>
       </w:pPr>
       <w:bookmarkStart w:id="94" w:name="_Toc227543966"/>
-      <w:proofErr w:type="gramStart"/>
-      <w:r>
-        <w:rPr>
-          <w:rFonts w:ascii="Times New Roman" w:hAnsi="Times New Roman"/>
-        </w:rPr>
-        <w:t>5.2.2  Project</w:t>
-      </w:r>
-      <w:proofErr w:type="gramEnd"/>
-      <w:r>
-        <w:rPr>
-          <w:rFonts w:ascii="Times New Roman" w:hAnsi="Times New Roman"/>
-        </w:rPr>
-        <w:t xml:space="preserve"> Structure</w:t>
+      <w:r>
+        <w:rPr>
+          <w:rFonts w:ascii="Times New Roman" w:hAnsi="Times New Roman"/>
+        </w:rPr>
+        <w:t>5.2.2  Project Structure</w:t>
       </w:r>
       <w:bookmarkEnd w:id="94"/>
     </w:p>
@@ -28972,43 +26208,7 @@
           <w:color w:val="000000"/>
           <w:sz w:val="24"/>
         </w:rPr>
-        <w:t xml:space="preserve">The backend follows a controller-routes-middleware pattern. Each module has a separate routes file that maps HTTP methods and URLs to controller functions. Controllers contain the business logic. A separate middleware file handles JWT authentication and is applied to all protected routes. The frontend is organized by feature, with each page in its own folder under </w:t>
-      </w:r>
-      <w:proofErr w:type="spellStart"/>
-      <w:r>
-        <w:rPr>
-          <w:rFonts w:ascii="Times New Roman" w:hAnsi="Times New Roman"/>
-          <w:color w:val="000000"/>
-          <w:sz w:val="24"/>
-        </w:rPr>
-        <w:t>src</w:t>
-      </w:r>
-      <w:proofErr w:type="spellEnd"/>
-      <w:r>
-        <w:rPr>
-          <w:rFonts w:ascii="Times New Roman" w:hAnsi="Times New Roman"/>
-          <w:color w:val="000000"/>
-          <w:sz w:val="24"/>
-        </w:rPr>
-        <w:t xml:space="preserve">/pages/ and shared components in </w:t>
-      </w:r>
-      <w:proofErr w:type="spellStart"/>
-      <w:r>
-        <w:rPr>
-          <w:rFonts w:ascii="Times New Roman" w:hAnsi="Times New Roman"/>
-          <w:color w:val="000000"/>
-          <w:sz w:val="24"/>
-        </w:rPr>
-        <w:t>src</w:t>
-      </w:r>
-      <w:proofErr w:type="spellEnd"/>
-      <w:r>
-        <w:rPr>
-          <w:rFonts w:ascii="Times New Roman" w:hAnsi="Times New Roman"/>
-          <w:color w:val="000000"/>
-          <w:sz w:val="24"/>
-        </w:rPr>
-        <w:t>/components/.</w:t>
+        <w:t>The backend follows a controller-routes-middleware pattern. Each module has a separate routes file that maps HTTP methods and URLs to controller functions. Controllers contain the business logic. A separate middleware file handles JWT authentication and is applied to all protected routes. The frontend is organized by feature, with each page in its own folder under src/pages/ and shared components in src/components/.</w:t>
       </w:r>
     </w:p>
     <w:p>
@@ -29017,19 +26217,11 @@
         <w:spacing w:line="360" w:lineRule="auto"/>
       </w:pPr>
       <w:bookmarkStart w:id="95" w:name="_Toc227543967"/>
-      <w:proofErr w:type="gramStart"/>
-      <w:r>
-        <w:rPr>
-          <w:rFonts w:ascii="Times New Roman" w:hAnsi="Times New Roman"/>
-        </w:rPr>
-        <w:t>5.2.3  Environment</w:t>
-      </w:r>
-      <w:proofErr w:type="gramEnd"/>
-      <w:r>
-        <w:rPr>
-          <w:rFonts w:ascii="Times New Roman" w:hAnsi="Times New Roman"/>
-        </w:rPr>
-        <w:t xml:space="preserve"> Variables</w:t>
+      <w:r>
+        <w:rPr>
+          <w:rFonts w:ascii="Times New Roman" w:hAnsi="Times New Roman"/>
+        </w:rPr>
+        <w:t>5.2.3  Environment Variables</w:t>
       </w:r>
       <w:bookmarkEnd w:id="95"/>
     </w:p>
@@ -29047,97 +26239,7 @@
           <w:color w:val="000000"/>
           <w:sz w:val="24"/>
         </w:rPr>
-        <w:t xml:space="preserve">All sensitive configuration, including the database connection string, JWT secret key, and email credentials, is stored in </w:t>
-      </w:r>
-      <w:proofErr w:type="gramStart"/>
-      <w:r>
-        <w:rPr>
-          <w:rFonts w:ascii="Times New Roman" w:hAnsi="Times New Roman"/>
-          <w:color w:val="000000"/>
-          <w:sz w:val="24"/>
-        </w:rPr>
-        <w:t>a</w:t>
-      </w:r>
-      <w:proofErr w:type="gramEnd"/>
-      <w:r>
-        <w:rPr>
-          <w:rFonts w:ascii="Times New Roman" w:hAnsi="Times New Roman"/>
-          <w:color w:val="000000"/>
-          <w:sz w:val="24"/>
-        </w:rPr>
-        <w:t xml:space="preserve"> .</w:t>
-      </w:r>
-      <w:proofErr w:type="spellStart"/>
-      <w:r>
-        <w:rPr>
-          <w:rFonts w:ascii="Times New Roman" w:hAnsi="Times New Roman"/>
-          <w:color w:val="000000"/>
-          <w:sz w:val="24"/>
-        </w:rPr>
-        <w:t>env</w:t>
-      </w:r>
-      <w:proofErr w:type="spellEnd"/>
-      <w:r>
-        <w:rPr>
-          <w:rFonts w:ascii="Times New Roman" w:hAnsi="Times New Roman"/>
-          <w:color w:val="000000"/>
-          <w:sz w:val="24"/>
-        </w:rPr>
-        <w:t xml:space="preserve"> file and never committed to the GitHub repository. The .</w:t>
-      </w:r>
-      <w:proofErr w:type="spellStart"/>
-      <w:r>
-        <w:rPr>
-          <w:rFonts w:ascii="Times New Roman" w:hAnsi="Times New Roman"/>
-          <w:color w:val="000000"/>
-          <w:sz w:val="24"/>
-        </w:rPr>
-        <w:t>env</w:t>
-      </w:r>
-      <w:proofErr w:type="spellEnd"/>
-      <w:r>
-        <w:rPr>
-          <w:rFonts w:ascii="Times New Roman" w:hAnsi="Times New Roman"/>
-          <w:color w:val="000000"/>
-          <w:sz w:val="24"/>
-        </w:rPr>
-        <w:t xml:space="preserve"> file is listed in .</w:t>
-      </w:r>
-      <w:proofErr w:type="spellStart"/>
-      <w:r>
-        <w:rPr>
-          <w:rFonts w:ascii="Times New Roman" w:hAnsi="Times New Roman"/>
-          <w:color w:val="000000"/>
-          <w:sz w:val="24"/>
-        </w:rPr>
-        <w:t>gitignore</w:t>
-      </w:r>
-      <w:proofErr w:type="spellEnd"/>
-      <w:r>
-        <w:rPr>
-          <w:rFonts w:ascii="Times New Roman" w:hAnsi="Times New Roman"/>
-          <w:color w:val="000000"/>
-          <w:sz w:val="24"/>
-        </w:rPr>
-        <w:t xml:space="preserve">. The application reads these values at runtime using the </w:t>
-      </w:r>
-      <w:proofErr w:type="spellStart"/>
-      <w:r>
-        <w:rPr>
-          <w:rFonts w:ascii="Times New Roman" w:hAnsi="Times New Roman"/>
-          <w:color w:val="000000"/>
-          <w:sz w:val="24"/>
-        </w:rPr>
-        <w:t>dotenv</w:t>
-      </w:r>
-      <w:proofErr w:type="spellEnd"/>
-      <w:r>
-        <w:rPr>
-          <w:rFonts w:ascii="Times New Roman" w:hAnsi="Times New Roman"/>
-          <w:color w:val="000000"/>
-          <w:sz w:val="24"/>
-        </w:rPr>
-        <w:t xml:space="preserve"> package.</w:t>
+        <w:t>All sensitive configuration, including the database connection string, JWT secret key, and email credentials, is stored in a .env file and never committed to the GitHub repository. The .env file is listed in .gitignore. The application reads these values at runtime using the dotenv package.</w:t>
       </w:r>
     </w:p>
     <w:p>
@@ -29146,19 +26248,11 @@
         <w:spacing w:line="360" w:lineRule="auto"/>
       </w:pPr>
       <w:bookmarkStart w:id="96" w:name="_Toc227543968"/>
-      <w:proofErr w:type="gramStart"/>
-      <w:r>
-        <w:rPr>
-          <w:rFonts w:ascii="Times New Roman" w:hAnsi="Times New Roman"/>
-        </w:rPr>
-        <w:t>5.2.4  Error</w:t>
-      </w:r>
-      <w:proofErr w:type="gramEnd"/>
-      <w:r>
-        <w:rPr>
-          <w:rFonts w:ascii="Times New Roman" w:hAnsi="Times New Roman"/>
-        </w:rPr>
-        <w:t xml:space="preserve"> Handling</w:t>
+      <w:r>
+        <w:rPr>
+          <w:rFonts w:ascii="Times New Roman" w:hAnsi="Times New Roman"/>
+        </w:rPr>
+        <w:t>5.2.4  Error Handling</w:t>
       </w:r>
       <w:bookmarkEnd w:id="96"/>
     </w:p>
@@ -29214,7 +26308,6 @@
         <w:spacing w:line="360" w:lineRule="auto"/>
       </w:pPr>
       <w:bookmarkStart w:id="98" w:name="_Toc227543970"/>
-      <w:proofErr w:type="gramStart"/>
       <w:r>
         <w:rPr>
           <w:rFonts w:ascii="Times New Roman" w:hAnsi="Times New Roman"/>
@@ -29222,7 +26315,6 @@
         <w:t>6.1  Introduction</w:t>
       </w:r>
       <w:bookmarkEnd w:id="98"/>
-      <w:proofErr w:type="gramEnd"/>
     </w:p>
     <w:p>
       <w:pPr>
@@ -29238,43 +26330,7 @@
           <w:color w:val="000000"/>
           <w:sz w:val="24"/>
         </w:rPr>
-        <w:t xml:space="preserve">This chapter describes how we tested </w:t>
-      </w:r>
-      <w:proofErr w:type="spellStart"/>
-      <w:r>
-        <w:rPr>
-          <w:rFonts w:ascii="Times New Roman" w:hAnsi="Times New Roman"/>
-          <w:color w:val="000000"/>
-          <w:sz w:val="24"/>
-        </w:rPr>
-        <w:t>Riphah</w:t>
-      </w:r>
-      <w:proofErr w:type="spellEnd"/>
-      <w:r>
-        <w:rPr>
-          <w:rFonts w:ascii="Times New Roman" w:hAnsi="Times New Roman"/>
-          <w:color w:val="000000"/>
-          <w:sz w:val="24"/>
-        </w:rPr>
-        <w:t xml:space="preserve"> </w:t>
-      </w:r>
-      <w:proofErr w:type="spellStart"/>
-      <w:r>
-        <w:rPr>
-          <w:rFonts w:ascii="Times New Roman" w:hAnsi="Times New Roman"/>
-          <w:color w:val="000000"/>
-          <w:sz w:val="24"/>
-        </w:rPr>
-        <w:t>Konnect</w:t>
-      </w:r>
-      <w:proofErr w:type="spellEnd"/>
-      <w:r>
-        <w:rPr>
-          <w:rFonts w:ascii="Times New Roman" w:hAnsi="Times New Roman"/>
-          <w:color w:val="000000"/>
-          <w:sz w:val="24"/>
-        </w:rPr>
-        <w:t>. All testing was done manually. We tested the backend by sending requests to each module and checking the responses, and we tested the frontend by running the application in the browser and going through each feature. The test cases defined in Chapter 3 guided our testing process.</w:t>
+        <w:t>This chapter describes how we tested Riphah Konnect. All testing was done manually. We tested the backend by sending requests to each module and checking the responses, and we tested the frontend by running the application in the browser and going through each feature. The test cases defined in Chapter 3 guided our testing process.</w:t>
       </w:r>
     </w:p>
     <w:p>
@@ -29283,19 +26339,11 @@
         <w:spacing w:line="360" w:lineRule="auto"/>
       </w:pPr>
       <w:bookmarkStart w:id="99" w:name="_Toc227543971"/>
-      <w:proofErr w:type="gramStart"/>
-      <w:r>
-        <w:rPr>
-          <w:rFonts w:ascii="Times New Roman" w:hAnsi="Times New Roman"/>
-        </w:rPr>
-        <w:t>6.2  SQA</w:t>
-      </w:r>
-      <w:proofErr w:type="gramEnd"/>
-      <w:r>
-        <w:rPr>
-          <w:rFonts w:ascii="Times New Roman" w:hAnsi="Times New Roman"/>
-        </w:rPr>
-        <w:t xml:space="preserve"> Results</w:t>
+      <w:r>
+        <w:rPr>
+          <w:rFonts w:ascii="Times New Roman" w:hAnsi="Times New Roman"/>
+        </w:rPr>
+        <w:t>6.2  SQA Results</w:t>
       </w:r>
       <w:bookmarkEnd w:id="99"/>
     </w:p>
@@ -29313,25 +26361,7 @@
           <w:color w:val="000000"/>
           <w:sz w:val="24"/>
         </w:rPr>
-        <w:t xml:space="preserve">The test cases defined in Chapter 3 were executed against the working system. The table below </w:t>
-      </w:r>
-      <w:proofErr w:type="spellStart"/>
-      <w:r>
-        <w:rPr>
-          <w:rFonts w:ascii="Times New Roman" w:hAnsi="Times New Roman"/>
-          <w:color w:val="000000"/>
-          <w:sz w:val="24"/>
-        </w:rPr>
-        <w:t>summarises</w:t>
-      </w:r>
-      <w:proofErr w:type="spellEnd"/>
-      <w:r>
-        <w:rPr>
-          <w:rFonts w:ascii="Times New Roman" w:hAnsi="Times New Roman"/>
-          <w:color w:val="000000"/>
-          <w:sz w:val="24"/>
-        </w:rPr>
-        <w:t xml:space="preserve"> the result for each test case group.</w:t>
+        <w:t>The test cases defined in Chapter 3 were executed against the working system. The table below summarises the result for each test case group.</w:t>
       </w:r>
     </w:p>
     <w:p>
@@ -30137,19 +27167,11 @@
         <w:spacing w:line="360" w:lineRule="auto"/>
       </w:pPr>
       <w:bookmarkStart w:id="101" w:name="_Toc227543972"/>
-      <w:proofErr w:type="gramStart"/>
-      <w:r>
-        <w:rPr>
-          <w:rFonts w:ascii="Times New Roman" w:hAnsi="Times New Roman"/>
-        </w:rPr>
-        <w:t>6.3  Backend</w:t>
-      </w:r>
-      <w:proofErr w:type="gramEnd"/>
-      <w:r>
-        <w:rPr>
-          <w:rFonts w:ascii="Times New Roman" w:hAnsi="Times New Roman"/>
-        </w:rPr>
-        <w:t xml:space="preserve"> Testing</w:t>
+      <w:r>
+        <w:rPr>
+          <w:rFonts w:ascii="Times New Roman" w:hAnsi="Times New Roman"/>
+        </w:rPr>
+        <w:t>6.3  Backend Testing</w:t>
       </w:r>
       <w:bookmarkEnd w:id="101"/>
     </w:p>
@@ -30187,25 +27209,7 @@
           <w:sz w:val="24"/>
         </w:rPr>
         <w:lastRenderedPageBreak/>
-        <w:t>1. Authentication: Registering with a non-</w:t>
-      </w:r>
-      <w:proofErr w:type="spellStart"/>
-      <w:r>
-        <w:rPr>
-          <w:rFonts w:ascii="Times New Roman" w:hAnsi="Times New Roman"/>
-          <w:color w:val="000000"/>
-          <w:sz w:val="24"/>
-        </w:rPr>
-        <w:t>Riphah</w:t>
-      </w:r>
-      <w:proofErr w:type="spellEnd"/>
-      <w:r>
-        <w:rPr>
-          <w:rFonts w:ascii="Times New Roman" w:hAnsi="Times New Roman"/>
-          <w:color w:val="000000"/>
-          <w:sz w:val="24"/>
-        </w:rPr>
-        <w:t xml:space="preserve"> email was rejected. Logging in with a wrong password was rejected. Accessing a protected page without logging in was blocked.</w:t>
+        <w:t>1. Authentication: Registering with a non-Riphah email was rejected. Logging in with a wrong password was rejected. Accessing a protected page without logging in was blocked.</w:t>
       </w:r>
     </w:p>
     <w:p>
@@ -30328,19 +27332,11 @@
         <w:spacing w:line="360" w:lineRule="auto"/>
       </w:pPr>
       <w:bookmarkStart w:id="102" w:name="_Toc227543973"/>
-      <w:proofErr w:type="gramStart"/>
-      <w:r>
-        <w:rPr>
-          <w:rFonts w:ascii="Times New Roman" w:hAnsi="Times New Roman"/>
-        </w:rPr>
-        <w:t>6.4  Frontend</w:t>
-      </w:r>
-      <w:proofErr w:type="gramEnd"/>
-      <w:r>
-        <w:rPr>
-          <w:rFonts w:ascii="Times New Roman" w:hAnsi="Times New Roman"/>
-        </w:rPr>
-        <w:t xml:space="preserve"> Testing</w:t>
+      <w:r>
+        <w:rPr>
+          <w:rFonts w:ascii="Times New Roman" w:hAnsi="Times New Roman"/>
+        </w:rPr>
+        <w:t>6.4  Frontend Testing</w:t>
       </w:r>
       <w:bookmarkEnd w:id="102"/>
     </w:p>
@@ -30358,25 +27354,7 @@
           <w:color w:val="000000"/>
           <w:sz w:val="24"/>
         </w:rPr>
-        <w:t xml:space="preserve">We tested the frontend by running the application in the browser and going through each feature manually. We created test accounts, posted content, joined groups, </w:t>
-      </w:r>
-      <w:proofErr w:type="spellStart"/>
-      <w:r>
-        <w:rPr>
-          <w:rFonts w:ascii="Times New Roman" w:hAnsi="Times New Roman"/>
-          <w:color w:val="000000"/>
-          <w:sz w:val="24"/>
-        </w:rPr>
-        <w:t>RSVPed</w:t>
-      </w:r>
-      <w:proofErr w:type="spellEnd"/>
-      <w:r>
-        <w:rPr>
-          <w:rFonts w:ascii="Times New Roman" w:hAnsi="Times New Roman"/>
-          <w:color w:val="000000"/>
-          <w:sz w:val="24"/>
-        </w:rPr>
-        <w:t xml:space="preserve"> to events, reported lost and found items, sent messages between two accounts to confirm real-time delivery, and created announcements with a Teacher account.</w:t>
+        <w:t>We tested the frontend by running the application in the browser and going through each feature manually. We created test accounts, posted content, joined groups, RSVPed to events, reported lost and found items, sent messages between two accounts to confirm real-time delivery, and created announcements with a Teacher account.</w:t>
       </w:r>
     </w:p>
     <w:p>
@@ -30402,7 +27380,6 @@
         <w:spacing w:line="360" w:lineRule="auto"/>
       </w:pPr>
       <w:bookmarkStart w:id="103" w:name="_Toc227543974"/>
-      <w:proofErr w:type="gramStart"/>
       <w:r>
         <w:rPr>
           <w:rFonts w:ascii="Times New Roman" w:hAnsi="Times New Roman"/>
@@ -30410,7 +27387,6 @@
         <w:t>6.5  Limitations</w:t>
       </w:r>
       <w:bookmarkEnd w:id="103"/>
-      <w:proofErr w:type="gramEnd"/>
     </w:p>
     <w:p>
       <w:pPr>
@@ -30523,7 +27499,6 @@
         <w:spacing w:line="360" w:lineRule="auto"/>
       </w:pPr>
       <w:bookmarkStart w:id="105" w:name="_Toc227543976"/>
-      <w:proofErr w:type="gramStart"/>
       <w:r>
         <w:rPr>
           <w:rFonts w:ascii="Times New Roman" w:hAnsi="Times New Roman"/>
@@ -30531,7 +27506,6 @@
         <w:t>7.1  Introduction</w:t>
       </w:r>
       <w:bookmarkEnd w:id="105"/>
-      <w:proofErr w:type="gramEnd"/>
     </w:p>
     <w:p>
       <w:pPr>
@@ -30547,43 +27521,7 @@
           <w:color w:val="000000"/>
           <w:sz w:val="24"/>
         </w:rPr>
-        <w:t xml:space="preserve">This chapter brings together everything we have done in this project from start to finish. We look at what we managed to build, where we faced difficulties, and what we learned from the process. We also think honestly about what could be better and what we want to add or improve in the future. Building </w:t>
-      </w:r>
-      <w:proofErr w:type="spellStart"/>
-      <w:r>
-        <w:rPr>
-          <w:rFonts w:ascii="Times New Roman" w:hAnsi="Times New Roman"/>
-          <w:color w:val="000000"/>
-          <w:sz w:val="24"/>
-        </w:rPr>
-        <w:t>Riphah</w:t>
-      </w:r>
-      <w:proofErr w:type="spellEnd"/>
-      <w:r>
-        <w:rPr>
-          <w:rFonts w:ascii="Times New Roman" w:hAnsi="Times New Roman"/>
-          <w:color w:val="000000"/>
-          <w:sz w:val="24"/>
-        </w:rPr>
-        <w:t xml:space="preserve"> </w:t>
-      </w:r>
-      <w:proofErr w:type="spellStart"/>
-      <w:r>
-        <w:rPr>
-          <w:rFonts w:ascii="Times New Roman" w:hAnsi="Times New Roman"/>
-          <w:color w:val="000000"/>
-          <w:sz w:val="24"/>
-        </w:rPr>
-        <w:t>Konnect</w:t>
-      </w:r>
-      <w:proofErr w:type="spellEnd"/>
-      <w:r>
-        <w:rPr>
-          <w:rFonts w:ascii="Times New Roman" w:hAnsi="Times New Roman"/>
-          <w:color w:val="000000"/>
-          <w:sz w:val="24"/>
-        </w:rPr>
-        <w:t xml:space="preserve"> was a challenging experience, but seeing a working system with a real backend and a functional frontend made it worthwhile.</w:t>
+        <w:t>This chapter brings together everything we have done in this project from start to finish. We look at what we managed to build, where we faced difficulties, and what we learned from the process. We also think honestly about what could be better and what we want to add or improve in the future. Building Riphah Konnect was a challenging experience, but seeing a working system with a real backend and a functional frontend made it worthwhile.</w:t>
       </w:r>
     </w:p>
     <w:p>
@@ -30592,7 +27530,6 @@
         <w:spacing w:line="360" w:lineRule="auto"/>
       </w:pPr>
       <w:bookmarkStart w:id="106" w:name="_Toc227543977"/>
-      <w:proofErr w:type="gramStart"/>
       <w:r>
         <w:rPr>
           <w:rFonts w:ascii="Times New Roman" w:hAnsi="Times New Roman"/>
@@ -30600,7 +27537,6 @@
         <w:t>7.2  Achievements</w:t>
       </w:r>
       <w:bookmarkEnd w:id="106"/>
-      <w:proofErr w:type="gramEnd"/>
     </w:p>
     <w:p>
       <w:pPr>
@@ -30616,43 +27552,7 @@
           <w:color w:val="000000"/>
           <w:sz w:val="24"/>
         </w:rPr>
-        <w:t xml:space="preserve">By the end of this project, we successfully built and demonstrated a full-stack web application with seven working modules. The backend was built using Node.js and Express, and the database was hosted on </w:t>
-      </w:r>
-      <w:proofErr w:type="spellStart"/>
-      <w:r>
-        <w:rPr>
-          <w:rFonts w:ascii="Times New Roman" w:hAnsi="Times New Roman"/>
-          <w:color w:val="000000"/>
-          <w:sz w:val="24"/>
-        </w:rPr>
-        <w:t>Supabase</w:t>
-      </w:r>
-      <w:proofErr w:type="spellEnd"/>
-      <w:r>
-        <w:rPr>
-          <w:rFonts w:ascii="Times New Roman" w:hAnsi="Times New Roman"/>
-          <w:color w:val="000000"/>
-          <w:sz w:val="24"/>
-        </w:rPr>
-        <w:t xml:space="preserve">. User authentication with secure password storage is fully working. The frontend was built in React with </w:t>
-      </w:r>
-      <w:proofErr w:type="spellStart"/>
-      <w:r>
-        <w:rPr>
-          <w:rFonts w:ascii="Times New Roman" w:hAnsi="Times New Roman"/>
-          <w:color w:val="000000"/>
-          <w:sz w:val="24"/>
-        </w:rPr>
-        <w:t>TailwindCSS</w:t>
-      </w:r>
-      <w:proofErr w:type="spellEnd"/>
-      <w:r>
-        <w:rPr>
-          <w:rFonts w:ascii="Times New Roman" w:hAnsi="Times New Roman"/>
-          <w:color w:val="000000"/>
-          <w:sz w:val="24"/>
-        </w:rPr>
-        <w:t xml:space="preserve"> and covers all main features of the platform including the Announcements module.</w:t>
+        <w:t>By the end of this project, we successfully built and demonstrated a full-stack web application with seven working modules. The backend was built using Node.js and Express, and the database was hosted on Supabase. User authentication with secure password storage is fully working. The frontend was built in React with TailwindCSS and covers all main features of the platform including the Announcements module.</w:t>
       </w:r>
     </w:p>
     <w:p>
@@ -30669,25 +27569,7 @@
           <w:color w:val="000000"/>
           <w:sz w:val="24"/>
         </w:rPr>
-        <w:t xml:space="preserve">We also successfully implemented real-time messaging, which was the most technically challenging part of the project. The email-based domain restriction for registration ensures that only verified </w:t>
-      </w:r>
-      <w:proofErr w:type="spellStart"/>
-      <w:r>
-        <w:rPr>
-          <w:rFonts w:ascii="Times New Roman" w:hAnsi="Times New Roman"/>
-          <w:color w:val="000000"/>
-          <w:sz w:val="24"/>
-        </w:rPr>
-        <w:t>Riphah</w:t>
-      </w:r>
-      <w:proofErr w:type="spellEnd"/>
-      <w:r>
-        <w:rPr>
-          <w:rFonts w:ascii="Times New Roman" w:hAnsi="Times New Roman"/>
-          <w:color w:val="000000"/>
-          <w:sz w:val="24"/>
-        </w:rPr>
-        <w:t xml:space="preserve"> students, teachers, and faculty can create accounts. All six UML diagrams required for this documentation were designed in Enterprise Architect and are presented in Chapter 4.</w:t>
+        <w:t>We also successfully implemented real-time messaging, which was the most technically challenging part of the project. The email-based domain restriction for registration ensures that only verified Riphah students, teachers, and faculty can create accounts. All six UML diagrams required for this documentation were designed in Enterprise Architect and are presented in Chapter 4.</w:t>
       </w:r>
     </w:p>
     <w:p>
@@ -30696,19 +27578,11 @@
         <w:spacing w:line="360" w:lineRule="auto"/>
       </w:pPr>
       <w:bookmarkStart w:id="107" w:name="_Toc227543978"/>
-      <w:proofErr w:type="gramStart"/>
-      <w:r>
-        <w:rPr>
-          <w:rFonts w:ascii="Times New Roman" w:hAnsi="Times New Roman"/>
-        </w:rPr>
-        <w:t>7.3  Critical</w:t>
-      </w:r>
-      <w:proofErr w:type="gramEnd"/>
-      <w:r>
-        <w:rPr>
-          <w:rFonts w:ascii="Times New Roman" w:hAnsi="Times New Roman"/>
-        </w:rPr>
-        <w:t xml:space="preserve"> Review</w:t>
+      <w:r>
+        <w:rPr>
+          <w:rFonts w:ascii="Times New Roman" w:hAnsi="Times New Roman"/>
+        </w:rPr>
+        <w:t>7.3  Critical Review</w:t>
       </w:r>
       <w:bookmarkEnd w:id="107"/>
     </w:p>
@@ -30753,19 +27627,11 @@
         <w:spacing w:line="360" w:lineRule="auto"/>
       </w:pPr>
       <w:bookmarkStart w:id="108" w:name="_Toc227543979"/>
-      <w:proofErr w:type="gramStart"/>
-      <w:r>
-        <w:rPr>
-          <w:rFonts w:ascii="Times New Roman" w:hAnsi="Times New Roman"/>
-        </w:rPr>
-        <w:t>7.4  Future</w:t>
-      </w:r>
-      <w:proofErr w:type="gramEnd"/>
-      <w:r>
-        <w:rPr>
-          <w:rFonts w:ascii="Times New Roman" w:hAnsi="Times New Roman"/>
-        </w:rPr>
-        <w:t xml:space="preserve"> Recommendations</w:t>
+      <w:r>
+        <w:rPr>
+          <w:rFonts w:ascii="Times New Roman" w:hAnsi="Times New Roman"/>
+        </w:rPr>
+        <w:t>7.4  Future Recommendations</w:t>
       </w:r>
       <w:bookmarkEnd w:id="108"/>
     </w:p>
@@ -30821,25 +27687,7 @@
           <w:color w:val="000000"/>
           <w:sz w:val="24"/>
         </w:rPr>
-        <w:t xml:space="preserve">2. Post Feed Filtering by Type: Posts already have a type field (General, Question, </w:t>
-      </w:r>
-      <w:proofErr w:type="gramStart"/>
-      <w:r>
-        <w:rPr>
-          <w:rFonts w:ascii="Times New Roman" w:hAnsi="Times New Roman"/>
-          <w:color w:val="000000"/>
-          <w:sz w:val="24"/>
-        </w:rPr>
-        <w:t>Resource</w:t>
-      </w:r>
-      <w:proofErr w:type="gramEnd"/>
-      <w:r>
-        <w:rPr>
-          <w:rFonts w:ascii="Times New Roman" w:hAnsi="Times New Roman"/>
-          <w:color w:val="000000"/>
-          <w:sz w:val="24"/>
-        </w:rPr>
-        <w:t>) but the feed does not yet support filtering by type. Adding a filter bar on the posts page is a small but useful improvement.</w:t>
+        <w:t>2. Post Feed Filtering by Type: Posts already have a type field (General, Question, Resource) but the feed does not yet support filtering by type. Adding a filter bar on the posts page is a small but useful improvement.</w:t>
       </w:r>
     </w:p>
     <w:p>
@@ -30877,25 +27725,7 @@
           <w:color w:val="000000"/>
           <w:sz w:val="24"/>
         </w:rPr>
-        <w:t xml:space="preserve">4. Email Verification: Registration currently only checks that the email belongs to a </w:t>
-      </w:r>
-      <w:proofErr w:type="spellStart"/>
-      <w:r>
-        <w:rPr>
-          <w:rFonts w:ascii="Times New Roman" w:hAnsi="Times New Roman"/>
-          <w:color w:val="000000"/>
-          <w:sz w:val="24"/>
-        </w:rPr>
-        <w:t>Riphah</w:t>
-      </w:r>
-      <w:proofErr w:type="spellEnd"/>
-      <w:r>
-        <w:rPr>
-          <w:rFonts w:ascii="Times New Roman" w:hAnsi="Times New Roman"/>
-          <w:color w:val="000000"/>
-          <w:sz w:val="24"/>
-        </w:rPr>
-        <w:t xml:space="preserve"> domain. We plan to add a verification step where users confirm their email before their account is activated.</w:t>
+        <w:t>4. Email Verification: Registration currently only checks that the email belongs to a Riphah domain. We plan to add a verification step where users confirm their email before their account is activated.</w:t>
       </w:r>
     </w:p>
     <w:p>
@@ -30942,7 +27772,6 @@
         <w:spacing w:line="360" w:lineRule="auto"/>
       </w:pPr>
       <w:bookmarkStart w:id="109" w:name="_Toc227543980"/>
-      <w:proofErr w:type="gramStart"/>
       <w:r>
         <w:rPr>
           <w:rFonts w:ascii="Times New Roman" w:hAnsi="Times New Roman"/>
@@ -30950,7 +27779,6 @@
         <w:t>7.5  Summary</w:t>
       </w:r>
       <w:bookmarkEnd w:id="109"/>
-      <w:proofErr w:type="gramEnd"/>
     </w:p>
     <w:p>
       <w:pPr>
@@ -30960,86 +27788,22 @@
           <w:sz w:val="24"/>
         </w:rPr>
       </w:pPr>
-      <w:proofErr w:type="spellStart"/>
       <w:r>
         <w:rPr>
           <w:rFonts w:ascii="Times New Roman" w:hAnsi="Times New Roman"/>
           <w:color w:val="000000"/>
           <w:sz w:val="24"/>
         </w:rPr>
-        <w:t>Riphah</w:t>
-      </w:r>
-      <w:proofErr w:type="spellEnd"/>
+        <w:t xml:space="preserve">Riphah Konnect is a working web-based platform built for the students of Riphah International University. It brings together seven key features: a posts feed, semester </w:t>
+      </w:r>
       <w:r>
         <w:rPr>
           <w:rFonts w:ascii="Times New Roman" w:hAnsi="Times New Roman"/>
           <w:color w:val="000000"/>
           <w:sz w:val="24"/>
         </w:rPr>
-        <w:t xml:space="preserve"> </w:t>
-      </w:r>
-      <w:proofErr w:type="spellStart"/>
-      <w:r>
-        <w:rPr>
-          <w:rFonts w:ascii="Times New Roman" w:hAnsi="Times New Roman"/>
-          <w:color w:val="000000"/>
-          <w:sz w:val="24"/>
-        </w:rPr>
-        <w:t>Konnect</w:t>
-      </w:r>
-      <w:proofErr w:type="spellEnd"/>
-      <w:r>
-        <w:rPr>
-          <w:rFonts w:ascii="Times New Roman" w:hAnsi="Times New Roman"/>
-          <w:color w:val="000000"/>
-          <w:sz w:val="24"/>
-        </w:rPr>
-        <w:t xml:space="preserve"> is a working web-based platform built for the students of </w:t>
-      </w:r>
-      <w:proofErr w:type="spellStart"/>
-      <w:r>
-        <w:rPr>
-          <w:rFonts w:ascii="Times New Roman" w:hAnsi="Times New Roman"/>
-          <w:color w:val="000000"/>
-          <w:sz w:val="24"/>
-        </w:rPr>
-        <w:t>Riphah</w:t>
-      </w:r>
-      <w:proofErr w:type="spellEnd"/>
-      <w:r>
-        <w:rPr>
-          <w:rFonts w:ascii="Times New Roman" w:hAnsi="Times New Roman"/>
-          <w:color w:val="000000"/>
-          <w:sz w:val="24"/>
-        </w:rPr>
-        <w:t xml:space="preserve"> International University. It brings together seven key features: a posts feed, semester </w:t>
-      </w:r>
-      <w:r>
-        <w:rPr>
-          <w:rFonts w:ascii="Times New Roman" w:hAnsi="Times New Roman"/>
-          <w:color w:val="000000"/>
-          <w:sz w:val="24"/>
-        </w:rPr>
         <w:lastRenderedPageBreak/>
-        <w:t xml:space="preserve">groups, campus events, lost and found, real-time messaging, user profiles, and announcements, all in one place that only verified </w:t>
-      </w:r>
-      <w:proofErr w:type="spellStart"/>
-      <w:r>
-        <w:rPr>
-          <w:rFonts w:ascii="Times New Roman" w:hAnsi="Times New Roman"/>
-          <w:color w:val="000000"/>
-          <w:sz w:val="24"/>
-        </w:rPr>
-        <w:t>Riphah</w:t>
-      </w:r>
-      <w:proofErr w:type="spellEnd"/>
-      <w:r>
-        <w:rPr>
-          <w:rFonts w:ascii="Times New Roman" w:hAnsi="Times New Roman"/>
-          <w:color w:val="000000"/>
-          <w:sz w:val="24"/>
-        </w:rPr>
-        <w:t xml:space="preserve"> members can access. The system has a complete backend, a hosted database, and a React frontend. It is the kind of platform we genuinely wished existed when we were in our earlier semesters, and building it from scratch gave us hands-on experience with every part of a full-stack web application. This project is ready to be demonstrated and will continue to be improved in FYP Part 2.</w:t>
+        <w:t>groups, campus events, lost and found, real-time messaging, user profiles, and announcements, all in one place that only verified Riphah members can access. The system has a complete backend, a hosted database, and a React frontend. It is the kind of platform we genuinely wished existed when we were in our earlier semesters, and building it from scratch gave us hands-on experience with every part of a full-stack web application. This project is ready to be demonstrated and will continue to be improved in FYP Part 2.</w:t>
       </w:r>
     </w:p>
     <w:p>
@@ -43215,7 +39979,7 @@
 </file>
 
 <file path=customXml/itemProps1.xml><?xml version="1.0" encoding="utf-8"?>
-<ds:datastoreItem xmlns:ds="http://schemas.openxmlformats.org/officeDocument/2006/customXml" ds:itemID="{7EA9C697-82C8-4869-8347-5D69A73780CD}">
+<ds:datastoreItem xmlns:ds="http://schemas.openxmlformats.org/officeDocument/2006/customXml" ds:itemID="{9E578E2F-9711-4E1D-B5D9-189BE443F1B4}">
   <ds:schemaRefs>
     <ds:schemaRef ds:uri="http://schemas.openxmlformats.org/officeDocument/2006/bibliography"/>
   </ds:schemaRefs>

--- a/Riphah_Konnect_FYP_Doc.docx
+++ b/Riphah_Konnect_FYP_Doc.docx
@@ -14661,9 +14661,9 @@
         <w:tblLook w:val="04A0" w:firstRow="1" w:lastRow="0" w:firstColumn="1" w:lastColumn="0" w:noHBand="0" w:noVBand="1"/>
       </w:tblPr>
       <w:tblGrid>
-        <w:gridCol w:w="1778"/>
-        <w:gridCol w:w="3540"/>
-        <w:gridCol w:w="3312"/>
+        <w:gridCol w:w="1786"/>
+        <w:gridCol w:w="3557"/>
+        <w:gridCol w:w="3287"/>
       </w:tblGrid>
       <w:tr>
         <w:trPr>
@@ -14678,12 +14678,17 @@
             <w:pPr>
               <w:spacing w:line="360" w:lineRule="auto"/>
               <w:jc w:val="center"/>
-            </w:pPr>
+              <w:rPr>
+                <w:sz w:val="24"/>
+              </w:rPr>
+            </w:pPr>
+            <w:bookmarkStart w:id="43" w:name="_GoBack" w:colFirst="0" w:colLast="2"/>
             <w:r>
               <w:rPr>
                 <w:rFonts w:ascii="Times New Roman" w:hAnsi="Times New Roman"/>
                 <w:b/>
                 <w:color w:val="000000"/>
+                <w:sz w:val="24"/>
               </w:rPr>
               <w:t>Input</w:t>
             </w:r>
@@ -14698,12 +14703,16 @@
             <w:pPr>
               <w:spacing w:line="360" w:lineRule="auto"/>
               <w:jc w:val="center"/>
+              <w:rPr>
+                <w:sz w:val="24"/>
+              </w:rPr>
             </w:pPr>
             <w:r>
               <w:rPr>
                 <w:rFonts w:ascii="Times New Roman" w:hAnsi="Times New Roman"/>
                 <w:b/>
                 <w:color w:val="000000"/>
+                <w:sz w:val="24"/>
               </w:rPr>
               <w:t>Valid Class</w:t>
             </w:r>
@@ -14718,12 +14727,16 @@
             <w:pPr>
               <w:spacing w:line="360" w:lineRule="auto"/>
               <w:jc w:val="center"/>
+              <w:rPr>
+                <w:sz w:val="24"/>
+              </w:rPr>
             </w:pPr>
             <w:r>
               <w:rPr>
                 <w:rFonts w:ascii="Times New Roman" w:hAnsi="Times New Roman"/>
                 <w:b/>
                 <w:color w:val="000000"/>
+                <w:sz w:val="24"/>
               </w:rPr>
               <w:t>Invalid Class</w:t>
             </w:r>
@@ -14741,11 +14754,15 @@
           <w:p>
             <w:pPr>
               <w:spacing w:line="360" w:lineRule="auto"/>
-            </w:pPr>
-            <w:r>
-              <w:rPr>
-                <w:rFonts w:ascii="Times New Roman" w:hAnsi="Times New Roman"/>
-                <w:color w:val="000000"/>
+              <w:rPr>
+                <w:sz w:val="24"/>
+              </w:rPr>
+            </w:pPr>
+            <w:r>
+              <w:rPr>
+                <w:rFonts w:ascii="Times New Roman" w:hAnsi="Times New Roman"/>
+                <w:color w:val="000000"/>
+                <w:sz w:val="24"/>
               </w:rPr>
               <w:t>Name</w:t>
             </w:r>
@@ -14758,11 +14775,15 @@
           <w:p>
             <w:pPr>
               <w:spacing w:line="360" w:lineRule="auto"/>
-            </w:pPr>
-            <w:r>
-              <w:rPr>
-                <w:rFonts w:ascii="Times New Roman" w:hAnsi="Times New Roman"/>
-                <w:color w:val="000000"/>
+              <w:rPr>
+                <w:sz w:val="24"/>
+              </w:rPr>
+            </w:pPr>
+            <w:r>
+              <w:rPr>
+                <w:rFonts w:ascii="Times New Roman" w:hAnsi="Times New Roman"/>
+                <w:color w:val="000000"/>
+                <w:sz w:val="24"/>
               </w:rPr>
               <w:t>Alphabets and spaces, 2 to 100 characters</w:t>
             </w:r>
@@ -14775,11 +14796,15 @@
           <w:p>
             <w:pPr>
               <w:spacing w:line="360" w:lineRule="auto"/>
-            </w:pPr>
-            <w:r>
-              <w:rPr>
-                <w:rFonts w:ascii="Times New Roman" w:hAnsi="Times New Roman"/>
-                <w:color w:val="000000"/>
+              <w:rPr>
+                <w:sz w:val="24"/>
+              </w:rPr>
+            </w:pPr>
+            <w:r>
+              <w:rPr>
+                <w:rFonts w:ascii="Times New Roman" w:hAnsi="Times New Roman"/>
+                <w:color w:val="000000"/>
+                <w:sz w:val="24"/>
               </w:rPr>
               <w:t>Outside valid class</w:t>
             </w:r>
@@ -14797,11 +14822,15 @@
           <w:p>
             <w:pPr>
               <w:spacing w:line="360" w:lineRule="auto"/>
-            </w:pPr>
-            <w:r>
-              <w:rPr>
-                <w:rFonts w:ascii="Times New Roman" w:hAnsi="Times New Roman"/>
-                <w:color w:val="000000"/>
+              <w:rPr>
+                <w:sz w:val="24"/>
+              </w:rPr>
+            </w:pPr>
+            <w:r>
+              <w:rPr>
+                <w:rFonts w:ascii="Times New Roman" w:hAnsi="Times New Roman"/>
+                <w:color w:val="000000"/>
+                <w:sz w:val="24"/>
               </w:rPr>
               <w:t>Email</w:t>
             </w:r>
@@ -14814,11 +14843,15 @@
           <w:p>
             <w:pPr>
               <w:spacing w:line="360" w:lineRule="auto"/>
-            </w:pPr>
-            <w:r>
-              <w:rPr>
-                <w:rFonts w:ascii="Times New Roman" w:hAnsi="Times New Roman"/>
-                <w:color w:val="000000"/>
+              <w:rPr>
+                <w:sz w:val="24"/>
+              </w:rPr>
+            </w:pPr>
+            <w:r>
+              <w:rPr>
+                <w:rFonts w:ascii="Times New Roman" w:hAnsi="Times New Roman"/>
+                <w:color w:val="000000"/>
+                <w:sz w:val="24"/>
               </w:rPr>
               <w:t>Must end with @riphah.edu.pk or @students.riphah.edu.pk</w:t>
             </w:r>
@@ -14831,11 +14864,15 @@
           <w:p>
             <w:pPr>
               <w:spacing w:line="360" w:lineRule="auto"/>
-            </w:pPr>
-            <w:r>
-              <w:rPr>
-                <w:rFonts w:ascii="Times New Roman" w:hAnsi="Times New Roman"/>
-                <w:color w:val="000000"/>
+              <w:rPr>
+                <w:sz w:val="24"/>
+              </w:rPr>
+            </w:pPr>
+            <w:r>
+              <w:rPr>
+                <w:rFonts w:ascii="Times New Roman" w:hAnsi="Times New Roman"/>
+                <w:color w:val="000000"/>
+                <w:sz w:val="24"/>
               </w:rPr>
               <w:t>Outside valid class</w:t>
             </w:r>
@@ -14853,11 +14890,15 @@
           <w:p>
             <w:pPr>
               <w:spacing w:line="360" w:lineRule="auto"/>
-            </w:pPr>
-            <w:r>
-              <w:rPr>
-                <w:rFonts w:ascii="Times New Roman" w:hAnsi="Times New Roman"/>
-                <w:color w:val="000000"/>
+              <w:rPr>
+                <w:sz w:val="24"/>
+              </w:rPr>
+            </w:pPr>
+            <w:r>
+              <w:rPr>
+                <w:rFonts w:ascii="Times New Roman" w:hAnsi="Times New Roman"/>
+                <w:color w:val="000000"/>
+                <w:sz w:val="24"/>
               </w:rPr>
               <w:t>Password</w:t>
             </w:r>
@@ -14870,11 +14911,15 @@
           <w:p>
             <w:pPr>
               <w:spacing w:line="360" w:lineRule="auto"/>
-            </w:pPr>
-            <w:r>
-              <w:rPr>
-                <w:rFonts w:ascii="Times New Roman" w:hAnsi="Times New Roman"/>
-                <w:color w:val="000000"/>
+              <w:rPr>
+                <w:sz w:val="24"/>
+              </w:rPr>
+            </w:pPr>
+            <w:r>
+              <w:rPr>
+                <w:rFonts w:ascii="Times New Roman" w:hAnsi="Times New Roman"/>
+                <w:color w:val="000000"/>
+                <w:sz w:val="24"/>
               </w:rPr>
               <w:t>Minimum 8 characters, alphabets, numbers, symbols</w:t>
             </w:r>
@@ -14887,11 +14932,15 @@
           <w:p>
             <w:pPr>
               <w:spacing w:line="360" w:lineRule="auto"/>
-            </w:pPr>
-            <w:r>
-              <w:rPr>
-                <w:rFonts w:ascii="Times New Roman" w:hAnsi="Times New Roman"/>
-                <w:color w:val="000000"/>
+              <w:rPr>
+                <w:sz w:val="24"/>
+              </w:rPr>
+            </w:pPr>
+            <w:r>
+              <w:rPr>
+                <w:rFonts w:ascii="Times New Roman" w:hAnsi="Times New Roman"/>
+                <w:color w:val="000000"/>
+                <w:sz w:val="24"/>
               </w:rPr>
               <w:t>Outside valid class</w:t>
             </w:r>
@@ -14909,11 +14958,15 @@
           <w:p>
             <w:pPr>
               <w:spacing w:line="360" w:lineRule="auto"/>
-            </w:pPr>
-            <w:r>
-              <w:rPr>
-                <w:rFonts w:ascii="Times New Roman" w:hAnsi="Times New Roman"/>
-                <w:color w:val="000000"/>
+              <w:rPr>
+                <w:sz w:val="24"/>
+              </w:rPr>
+            </w:pPr>
+            <w:r>
+              <w:rPr>
+                <w:rFonts w:ascii="Times New Roman" w:hAnsi="Times New Roman"/>
+                <w:color w:val="000000"/>
+                <w:sz w:val="24"/>
               </w:rPr>
               <w:t>Department</w:t>
             </w:r>
@@ -14926,11 +14979,15 @@
           <w:p>
             <w:pPr>
               <w:spacing w:line="360" w:lineRule="auto"/>
-            </w:pPr>
-            <w:r>
-              <w:rPr>
-                <w:rFonts w:ascii="Times New Roman" w:hAnsi="Times New Roman"/>
-                <w:color w:val="000000"/>
+              <w:rPr>
+                <w:sz w:val="24"/>
+              </w:rPr>
+            </w:pPr>
+            <w:r>
+              <w:rPr>
+                <w:rFonts w:ascii="Times New Roman" w:hAnsi="Times New Roman"/>
+                <w:color w:val="000000"/>
+                <w:sz w:val="24"/>
               </w:rPr>
               <w:t>A valid department name from the list</w:t>
             </w:r>
@@ -14943,11 +15000,15 @@
           <w:p>
             <w:pPr>
               <w:spacing w:line="360" w:lineRule="auto"/>
-            </w:pPr>
-            <w:r>
-              <w:rPr>
-                <w:rFonts w:ascii="Times New Roman" w:hAnsi="Times New Roman"/>
-                <w:color w:val="000000"/>
+              <w:rPr>
+                <w:sz w:val="24"/>
+              </w:rPr>
+            </w:pPr>
+            <w:r>
+              <w:rPr>
+                <w:rFonts w:ascii="Times New Roman" w:hAnsi="Times New Roman"/>
+                <w:color w:val="000000"/>
+                <w:sz w:val="24"/>
               </w:rPr>
               <w:t>Outside valid class</w:t>
             </w:r>
@@ -14965,11 +15026,15 @@
           <w:p>
             <w:pPr>
               <w:spacing w:line="360" w:lineRule="auto"/>
-            </w:pPr>
-            <w:r>
-              <w:rPr>
-                <w:rFonts w:ascii="Times New Roman" w:hAnsi="Times New Roman"/>
-                <w:color w:val="000000"/>
+              <w:rPr>
+                <w:sz w:val="24"/>
+              </w:rPr>
+            </w:pPr>
+            <w:r>
+              <w:rPr>
+                <w:rFonts w:ascii="Times New Roman" w:hAnsi="Times New Roman"/>
+                <w:color w:val="000000"/>
+                <w:sz w:val="24"/>
               </w:rPr>
               <w:t>Semester</w:t>
             </w:r>
@@ -14982,11 +15047,15 @@
           <w:p>
             <w:pPr>
               <w:spacing w:line="360" w:lineRule="auto"/>
-            </w:pPr>
-            <w:r>
-              <w:rPr>
-                <w:rFonts w:ascii="Times New Roman" w:hAnsi="Times New Roman"/>
-                <w:color w:val="000000"/>
+              <w:rPr>
+                <w:sz w:val="24"/>
+              </w:rPr>
+            </w:pPr>
+            <w:r>
+              <w:rPr>
+                <w:rFonts w:ascii="Times New Roman" w:hAnsi="Times New Roman"/>
+                <w:color w:val="000000"/>
+                <w:sz w:val="24"/>
               </w:rPr>
               <w:t>A number from 1 to 8</w:t>
             </w:r>
@@ -14999,17 +15068,22 @@
           <w:p>
             <w:pPr>
               <w:spacing w:line="360" w:lineRule="auto"/>
-            </w:pPr>
-            <w:r>
-              <w:rPr>
-                <w:rFonts w:ascii="Times New Roman" w:hAnsi="Times New Roman"/>
-                <w:color w:val="000000"/>
+              <w:rPr>
+                <w:sz w:val="24"/>
+              </w:rPr>
+            </w:pPr>
+            <w:r>
+              <w:rPr>
+                <w:rFonts w:ascii="Times New Roman" w:hAnsi="Times New Roman"/>
+                <w:color w:val="000000"/>
+                <w:sz w:val="24"/>
               </w:rPr>
               <w:t>Outside valid class</w:t>
             </w:r>
           </w:p>
         </w:tc>
       </w:tr>
+      <w:bookmarkEnd w:id="43"/>
     </w:tbl>
     <w:p>
       <w:pPr>
@@ -15021,14 +15095,14 @@
         <w:pStyle w:val="Heading3"/>
         <w:spacing w:line="360" w:lineRule="auto"/>
       </w:pPr>
-      <w:bookmarkStart w:id="43" w:name="_Toc227543936"/>
+      <w:bookmarkStart w:id="44" w:name="_Toc227543936"/>
       <w:r>
         <w:rPr>
           <w:rFonts w:ascii="Times New Roman" w:hAnsi="Times New Roman"/>
         </w:rPr>
         <w:t>3.5.1.2  User Login</w:t>
       </w:r>
-      <w:bookmarkEnd w:id="43"/>
+      <w:bookmarkEnd w:id="44"/>
     </w:p>
     <w:p>
       <w:pPr>
@@ -15044,9 +15118,9 @@
         <w:tblLook w:val="04A0" w:firstRow="1" w:lastRow="0" w:firstColumn="1" w:lastColumn="0" w:noHBand="0" w:noVBand="1"/>
       </w:tblPr>
       <w:tblGrid>
-        <w:gridCol w:w="1778"/>
-        <w:gridCol w:w="3437"/>
-        <w:gridCol w:w="3415"/>
+        <w:gridCol w:w="1784"/>
+        <w:gridCol w:w="3435"/>
+        <w:gridCol w:w="3411"/>
       </w:tblGrid>
       <w:tr>
         <w:trPr>
@@ -15061,12 +15135,16 @@
             <w:pPr>
               <w:spacing w:line="360" w:lineRule="auto"/>
               <w:jc w:val="center"/>
+              <w:rPr>
+                <w:sz w:val="24"/>
+              </w:rPr>
             </w:pPr>
             <w:r>
               <w:rPr>
                 <w:rFonts w:ascii="Times New Roman" w:hAnsi="Times New Roman"/>
                 <w:b/>
                 <w:color w:val="000000"/>
+                <w:sz w:val="24"/>
               </w:rPr>
               <w:t>Input</w:t>
             </w:r>
@@ -15081,12 +15159,16 @@
             <w:pPr>
               <w:spacing w:line="360" w:lineRule="auto"/>
               <w:jc w:val="center"/>
+              <w:rPr>
+                <w:sz w:val="24"/>
+              </w:rPr>
             </w:pPr>
             <w:r>
               <w:rPr>
                 <w:rFonts w:ascii="Times New Roman" w:hAnsi="Times New Roman"/>
                 <w:b/>
                 <w:color w:val="000000"/>
+                <w:sz w:val="24"/>
               </w:rPr>
               <w:t>Valid Class</w:t>
             </w:r>
@@ -15101,12 +15183,16 @@
             <w:pPr>
               <w:spacing w:line="360" w:lineRule="auto"/>
               <w:jc w:val="center"/>
+              <w:rPr>
+                <w:sz w:val="24"/>
+              </w:rPr>
             </w:pPr>
             <w:r>
               <w:rPr>
                 <w:rFonts w:ascii="Times New Roman" w:hAnsi="Times New Roman"/>
                 <w:b/>
                 <w:color w:val="000000"/>
+                <w:sz w:val="24"/>
               </w:rPr>
               <w:t>Invalid Class</w:t>
             </w:r>
@@ -15124,11 +15210,15 @@
           <w:p>
             <w:pPr>
               <w:spacing w:line="360" w:lineRule="auto"/>
-            </w:pPr>
-            <w:r>
-              <w:rPr>
-                <w:rFonts w:ascii="Times New Roman" w:hAnsi="Times New Roman"/>
-                <w:color w:val="000000"/>
+              <w:rPr>
+                <w:sz w:val="24"/>
+              </w:rPr>
+            </w:pPr>
+            <w:r>
+              <w:rPr>
+                <w:rFonts w:ascii="Times New Roman" w:hAnsi="Times New Roman"/>
+                <w:color w:val="000000"/>
+                <w:sz w:val="24"/>
               </w:rPr>
               <w:t>Email</w:t>
             </w:r>
@@ -15141,11 +15231,15 @@
           <w:p>
             <w:pPr>
               <w:spacing w:line="360" w:lineRule="auto"/>
-            </w:pPr>
-            <w:r>
-              <w:rPr>
-                <w:rFonts w:ascii="Times New Roman" w:hAnsi="Times New Roman"/>
-                <w:color w:val="000000"/>
+              <w:rPr>
+                <w:sz w:val="24"/>
+              </w:rPr>
+            </w:pPr>
+            <w:r>
+              <w:rPr>
+                <w:rFonts w:ascii="Times New Roman" w:hAnsi="Times New Roman"/>
+                <w:color w:val="000000"/>
+                <w:sz w:val="24"/>
               </w:rPr>
               <w:t>A registered Riphah email address</w:t>
             </w:r>
@@ -15158,11 +15252,15 @@
           <w:p>
             <w:pPr>
               <w:spacing w:line="360" w:lineRule="auto"/>
-            </w:pPr>
-            <w:r>
-              <w:rPr>
-                <w:rFonts w:ascii="Times New Roman" w:hAnsi="Times New Roman"/>
-                <w:color w:val="000000"/>
+              <w:rPr>
+                <w:sz w:val="24"/>
+              </w:rPr>
+            </w:pPr>
+            <w:r>
+              <w:rPr>
+                <w:rFonts w:ascii="Times New Roman" w:hAnsi="Times New Roman"/>
+                <w:color w:val="000000"/>
+                <w:sz w:val="24"/>
               </w:rPr>
               <w:t>Outside valid class</w:t>
             </w:r>
@@ -15180,11 +15278,15 @@
           <w:p>
             <w:pPr>
               <w:spacing w:line="360" w:lineRule="auto"/>
-            </w:pPr>
-            <w:r>
-              <w:rPr>
-                <w:rFonts w:ascii="Times New Roman" w:hAnsi="Times New Roman"/>
-                <w:color w:val="000000"/>
+              <w:rPr>
+                <w:sz w:val="24"/>
+              </w:rPr>
+            </w:pPr>
+            <w:r>
+              <w:rPr>
+                <w:rFonts w:ascii="Times New Roman" w:hAnsi="Times New Roman"/>
+                <w:color w:val="000000"/>
+                <w:sz w:val="24"/>
               </w:rPr>
               <w:t>Password</w:t>
             </w:r>
@@ -15197,11 +15299,15 @@
           <w:p>
             <w:pPr>
               <w:spacing w:line="360" w:lineRule="auto"/>
-            </w:pPr>
-            <w:r>
-              <w:rPr>
-                <w:rFonts w:ascii="Times New Roman" w:hAnsi="Times New Roman"/>
-                <w:color w:val="000000"/>
+              <w:rPr>
+                <w:sz w:val="24"/>
+              </w:rPr>
+            </w:pPr>
+            <w:r>
+              <w:rPr>
+                <w:rFonts w:ascii="Times New Roman" w:hAnsi="Times New Roman"/>
+                <w:color w:val="000000"/>
+                <w:sz w:val="24"/>
               </w:rPr>
               <w:t>Correct password for that account</w:t>
             </w:r>
@@ -15214,11 +15320,15 @@
           <w:p>
             <w:pPr>
               <w:spacing w:line="360" w:lineRule="auto"/>
-            </w:pPr>
-            <w:r>
-              <w:rPr>
-                <w:rFonts w:ascii="Times New Roman" w:hAnsi="Times New Roman"/>
-                <w:color w:val="000000"/>
+              <w:rPr>
+                <w:sz w:val="24"/>
+              </w:rPr>
+            </w:pPr>
+            <w:r>
+              <w:rPr>
+                <w:rFonts w:ascii="Times New Roman" w:hAnsi="Times New Roman"/>
+                <w:color w:val="000000"/>
+                <w:sz w:val="24"/>
               </w:rPr>
               <w:t>Outside valid class</w:t>
             </w:r>
@@ -15236,14 +15346,15 @@
         <w:pStyle w:val="Heading3"/>
         <w:spacing w:line="360" w:lineRule="auto"/>
       </w:pPr>
-      <w:bookmarkStart w:id="44" w:name="_Toc227543937"/>
-      <w:r>
-        <w:rPr>
-          <w:rFonts w:ascii="Times New Roman" w:hAnsi="Times New Roman"/>
-        </w:rPr>
+      <w:bookmarkStart w:id="45" w:name="_Toc227543937"/>
+      <w:r>
+        <w:rPr>
+          <w:rFonts w:ascii="Times New Roman" w:hAnsi="Times New Roman"/>
+        </w:rPr>
+        <w:lastRenderedPageBreak/>
         <w:t>3.5.1.3  Create Post</w:t>
       </w:r>
-      <w:bookmarkEnd w:id="44"/>
+      <w:bookmarkEnd w:id="45"/>
     </w:p>
     <w:p>
       <w:pPr>
@@ -15259,9 +15370,9 @@
         <w:tblLook w:val="04A0" w:firstRow="1" w:lastRow="0" w:firstColumn="1" w:lastColumn="0" w:noHBand="0" w:noVBand="1"/>
       </w:tblPr>
       <w:tblGrid>
-        <w:gridCol w:w="1763"/>
+        <w:gridCol w:w="1767"/>
         <w:gridCol w:w="3445"/>
-        <w:gridCol w:w="3422"/>
+        <w:gridCol w:w="3418"/>
       </w:tblGrid>
       <w:tr>
         <w:trPr>
@@ -15276,12 +15387,16 @@
             <w:pPr>
               <w:spacing w:line="360" w:lineRule="auto"/>
               <w:jc w:val="center"/>
+              <w:rPr>
+                <w:sz w:val="24"/>
+              </w:rPr>
             </w:pPr>
             <w:r>
               <w:rPr>
                 <w:rFonts w:ascii="Times New Roman" w:hAnsi="Times New Roman"/>
                 <w:b/>
                 <w:color w:val="000000"/>
+                <w:sz w:val="24"/>
               </w:rPr>
               <w:t>Input</w:t>
             </w:r>
@@ -15296,12 +15411,16 @@
             <w:pPr>
               <w:spacing w:line="360" w:lineRule="auto"/>
               <w:jc w:val="center"/>
+              <w:rPr>
+                <w:sz w:val="24"/>
+              </w:rPr>
             </w:pPr>
             <w:r>
               <w:rPr>
                 <w:rFonts w:ascii="Times New Roman" w:hAnsi="Times New Roman"/>
                 <w:b/>
                 <w:color w:val="000000"/>
+                <w:sz w:val="24"/>
               </w:rPr>
               <w:t>Valid Class</w:t>
             </w:r>
@@ -15316,12 +15435,16 @@
             <w:pPr>
               <w:spacing w:line="360" w:lineRule="auto"/>
               <w:jc w:val="center"/>
+              <w:rPr>
+                <w:sz w:val="24"/>
+              </w:rPr>
             </w:pPr>
             <w:r>
               <w:rPr>
                 <w:rFonts w:ascii="Times New Roman" w:hAnsi="Times New Roman"/>
                 <w:b/>
                 <w:color w:val="000000"/>
+                <w:sz w:val="24"/>
               </w:rPr>
               <w:t>Invalid Class</w:t>
             </w:r>
@@ -15339,13 +15462,16 @@
           <w:p>
             <w:pPr>
               <w:spacing w:line="360" w:lineRule="auto"/>
-            </w:pPr>
-            <w:r>
-              <w:rPr>
-                <w:rFonts w:ascii="Times New Roman" w:hAnsi="Times New Roman"/>
-                <w:color w:val="000000"/>
-              </w:rPr>
-              <w:lastRenderedPageBreak/>
+              <w:rPr>
+                <w:sz w:val="24"/>
+              </w:rPr>
+            </w:pPr>
+            <w:r>
+              <w:rPr>
+                <w:rFonts w:ascii="Times New Roman" w:hAnsi="Times New Roman"/>
+                <w:color w:val="000000"/>
+                <w:sz w:val="24"/>
+              </w:rPr>
               <w:t>Content</w:t>
             </w:r>
           </w:p>
@@ -15357,11 +15483,15 @@
           <w:p>
             <w:pPr>
               <w:spacing w:line="360" w:lineRule="auto"/>
-            </w:pPr>
-            <w:r>
-              <w:rPr>
-                <w:rFonts w:ascii="Times New Roman" w:hAnsi="Times New Roman"/>
-                <w:color w:val="000000"/>
+              <w:rPr>
+                <w:sz w:val="24"/>
+              </w:rPr>
+            </w:pPr>
+            <w:r>
+              <w:rPr>
+                <w:rFonts w:ascii="Times New Roman" w:hAnsi="Times New Roman"/>
+                <w:color w:val="000000"/>
+                <w:sz w:val="24"/>
               </w:rPr>
               <w:t>Any text, 1 to 5000 characters</w:t>
             </w:r>
@@ -15374,11 +15504,15 @@
           <w:p>
             <w:pPr>
               <w:spacing w:line="360" w:lineRule="auto"/>
-            </w:pPr>
-            <w:r>
-              <w:rPr>
-                <w:rFonts w:ascii="Times New Roman" w:hAnsi="Times New Roman"/>
-                <w:color w:val="000000"/>
+              <w:rPr>
+                <w:sz w:val="24"/>
+              </w:rPr>
+            </w:pPr>
+            <w:r>
+              <w:rPr>
+                <w:rFonts w:ascii="Times New Roman" w:hAnsi="Times New Roman"/>
+                <w:color w:val="000000"/>
+                <w:sz w:val="24"/>
               </w:rPr>
               <w:t>Outside valid class</w:t>
             </w:r>
@@ -15396,11 +15530,15 @@
           <w:p>
             <w:pPr>
               <w:spacing w:line="360" w:lineRule="auto"/>
-            </w:pPr>
-            <w:r>
-              <w:rPr>
-                <w:rFonts w:ascii="Times New Roman" w:hAnsi="Times New Roman"/>
-                <w:color w:val="000000"/>
+              <w:rPr>
+                <w:sz w:val="24"/>
+              </w:rPr>
+            </w:pPr>
+            <w:r>
+              <w:rPr>
+                <w:rFonts w:ascii="Times New Roman" w:hAnsi="Times New Roman"/>
+                <w:color w:val="000000"/>
+                <w:sz w:val="24"/>
               </w:rPr>
               <w:t>Post Type</w:t>
             </w:r>
@@ -15413,11 +15551,15 @@
           <w:p>
             <w:pPr>
               <w:spacing w:line="360" w:lineRule="auto"/>
-            </w:pPr>
-            <w:r>
-              <w:rPr>
-                <w:rFonts w:ascii="Times New Roman" w:hAnsi="Times New Roman"/>
-                <w:color w:val="000000"/>
+              <w:rPr>
+                <w:sz w:val="24"/>
+              </w:rPr>
+            </w:pPr>
+            <w:r>
+              <w:rPr>
+                <w:rFonts w:ascii="Times New Roman" w:hAnsi="Times New Roman"/>
+                <w:color w:val="000000"/>
+                <w:sz w:val="24"/>
               </w:rPr>
               <w:t>General, Question, or Resource</w:t>
             </w:r>
@@ -15430,11 +15572,15 @@
           <w:p>
             <w:pPr>
               <w:spacing w:line="360" w:lineRule="auto"/>
-            </w:pPr>
-            <w:r>
-              <w:rPr>
-                <w:rFonts w:ascii="Times New Roman" w:hAnsi="Times New Roman"/>
-                <w:color w:val="000000"/>
+              <w:rPr>
+                <w:sz w:val="24"/>
+              </w:rPr>
+            </w:pPr>
+            <w:r>
+              <w:rPr>
+                <w:rFonts w:ascii="Times New Roman" w:hAnsi="Times New Roman"/>
+                <w:color w:val="000000"/>
+                <w:sz w:val="24"/>
               </w:rPr>
               <w:t>Outside valid class</w:t>
             </w:r>
@@ -15452,14 +15598,14 @@
         <w:pStyle w:val="Heading3"/>
         <w:spacing w:line="360" w:lineRule="auto"/>
       </w:pPr>
-      <w:bookmarkStart w:id="45" w:name="_Toc227543938"/>
+      <w:bookmarkStart w:id="46" w:name="_Toc227543938"/>
       <w:r>
         <w:rPr>
           <w:rFonts w:ascii="Times New Roman" w:hAnsi="Times New Roman"/>
         </w:rPr>
         <w:t>3.5.1.4  Create Semester Group</w:t>
       </w:r>
-      <w:bookmarkEnd w:id="45"/>
+      <w:bookmarkEnd w:id="46"/>
     </w:p>
     <w:p>
       <w:pPr>
@@ -15475,9 +15621,9 @@
         <w:tblLook w:val="04A0" w:firstRow="1" w:lastRow="0" w:firstColumn="1" w:lastColumn="0" w:noHBand="0" w:noVBand="1"/>
       </w:tblPr>
       <w:tblGrid>
-        <w:gridCol w:w="1774"/>
-        <w:gridCol w:w="3440"/>
-        <w:gridCol w:w="3416"/>
+        <w:gridCol w:w="1779"/>
+        <w:gridCol w:w="3439"/>
+        <w:gridCol w:w="3412"/>
       </w:tblGrid>
       <w:tr>
         <w:trPr>
@@ -15492,12 +15638,16 @@
             <w:pPr>
               <w:spacing w:line="360" w:lineRule="auto"/>
               <w:jc w:val="center"/>
+              <w:rPr>
+                <w:sz w:val="24"/>
+              </w:rPr>
             </w:pPr>
             <w:r>
               <w:rPr>
                 <w:rFonts w:ascii="Times New Roman" w:hAnsi="Times New Roman"/>
                 <w:b/>
                 <w:color w:val="000000"/>
+                <w:sz w:val="24"/>
               </w:rPr>
               <w:t>Input</w:t>
             </w:r>
@@ -15512,12 +15662,16 @@
             <w:pPr>
               <w:spacing w:line="360" w:lineRule="auto"/>
               <w:jc w:val="center"/>
+              <w:rPr>
+                <w:sz w:val="24"/>
+              </w:rPr>
             </w:pPr>
             <w:r>
               <w:rPr>
                 <w:rFonts w:ascii="Times New Roman" w:hAnsi="Times New Roman"/>
                 <w:b/>
                 <w:color w:val="000000"/>
+                <w:sz w:val="24"/>
               </w:rPr>
               <w:t>Valid Class</w:t>
             </w:r>
@@ -15532,12 +15686,16 @@
             <w:pPr>
               <w:spacing w:line="360" w:lineRule="auto"/>
               <w:jc w:val="center"/>
+              <w:rPr>
+                <w:sz w:val="24"/>
+              </w:rPr>
             </w:pPr>
             <w:r>
               <w:rPr>
                 <w:rFonts w:ascii="Times New Roman" w:hAnsi="Times New Roman"/>
                 <w:b/>
                 <w:color w:val="000000"/>
+                <w:sz w:val="24"/>
               </w:rPr>
               <w:t>Invalid Class</w:t>
             </w:r>
@@ -15555,11 +15713,15 @@
           <w:p>
             <w:pPr>
               <w:spacing w:line="360" w:lineRule="auto"/>
-            </w:pPr>
-            <w:r>
-              <w:rPr>
-                <w:rFonts w:ascii="Times New Roman" w:hAnsi="Times New Roman"/>
-                <w:color w:val="000000"/>
+              <w:rPr>
+                <w:sz w:val="24"/>
+              </w:rPr>
+            </w:pPr>
+            <w:r>
+              <w:rPr>
+                <w:rFonts w:ascii="Times New Roman" w:hAnsi="Times New Roman"/>
+                <w:color w:val="000000"/>
+                <w:sz w:val="24"/>
               </w:rPr>
               <w:t>Name</w:t>
             </w:r>
@@ -15572,11 +15734,15 @@
           <w:p>
             <w:pPr>
               <w:spacing w:line="360" w:lineRule="auto"/>
-            </w:pPr>
-            <w:r>
-              <w:rPr>
-                <w:rFonts w:ascii="Times New Roman" w:hAnsi="Times New Roman"/>
-                <w:color w:val="000000"/>
+              <w:rPr>
+                <w:sz w:val="24"/>
+              </w:rPr>
+            </w:pPr>
+            <w:r>
+              <w:rPr>
+                <w:rFonts w:ascii="Times New Roman" w:hAnsi="Times New Roman"/>
+                <w:color w:val="000000"/>
+                <w:sz w:val="24"/>
               </w:rPr>
               <w:t>Alphabets and numbers, 3 to 100 characters</w:t>
             </w:r>
@@ -15589,11 +15755,15 @@
           <w:p>
             <w:pPr>
               <w:spacing w:line="360" w:lineRule="auto"/>
-            </w:pPr>
-            <w:r>
-              <w:rPr>
-                <w:rFonts w:ascii="Times New Roman" w:hAnsi="Times New Roman"/>
-                <w:color w:val="000000"/>
+              <w:rPr>
+                <w:sz w:val="24"/>
+              </w:rPr>
+            </w:pPr>
+            <w:r>
+              <w:rPr>
+                <w:rFonts w:ascii="Times New Roman" w:hAnsi="Times New Roman"/>
+                <w:color w:val="000000"/>
+                <w:sz w:val="24"/>
               </w:rPr>
               <w:t>Outside valid class</w:t>
             </w:r>
@@ -15611,11 +15781,15 @@
           <w:p>
             <w:pPr>
               <w:spacing w:line="360" w:lineRule="auto"/>
-            </w:pPr>
-            <w:r>
-              <w:rPr>
-                <w:rFonts w:ascii="Times New Roman" w:hAnsi="Times New Roman"/>
-                <w:color w:val="000000"/>
+              <w:rPr>
+                <w:sz w:val="24"/>
+              </w:rPr>
+            </w:pPr>
+            <w:r>
+              <w:rPr>
+                <w:rFonts w:ascii="Times New Roman" w:hAnsi="Times New Roman"/>
+                <w:color w:val="000000"/>
+                <w:sz w:val="24"/>
               </w:rPr>
               <w:t>Subject</w:t>
             </w:r>
@@ -15628,11 +15802,15 @@
           <w:p>
             <w:pPr>
               <w:spacing w:line="360" w:lineRule="auto"/>
-            </w:pPr>
-            <w:r>
-              <w:rPr>
-                <w:rFonts w:ascii="Times New Roman" w:hAnsi="Times New Roman"/>
-                <w:color w:val="000000"/>
+              <w:rPr>
+                <w:sz w:val="24"/>
+              </w:rPr>
+            </w:pPr>
+            <w:r>
+              <w:rPr>
+                <w:rFonts w:ascii="Times New Roman" w:hAnsi="Times New Roman"/>
+                <w:color w:val="000000"/>
+                <w:sz w:val="24"/>
               </w:rPr>
               <w:t>Any non-empty text</w:t>
             </w:r>
@@ -15645,11 +15823,15 @@
           <w:p>
             <w:pPr>
               <w:spacing w:line="360" w:lineRule="auto"/>
-            </w:pPr>
-            <w:r>
-              <w:rPr>
-                <w:rFonts w:ascii="Times New Roman" w:hAnsi="Times New Roman"/>
-                <w:color w:val="000000"/>
+              <w:rPr>
+                <w:sz w:val="24"/>
+              </w:rPr>
+            </w:pPr>
+            <w:r>
+              <w:rPr>
+                <w:rFonts w:ascii="Times New Roman" w:hAnsi="Times New Roman"/>
+                <w:color w:val="000000"/>
+                <w:sz w:val="24"/>
               </w:rPr>
               <w:t>Outside valid class</w:t>
             </w:r>
@@ -15667,11 +15849,15 @@
           <w:p>
             <w:pPr>
               <w:spacing w:line="360" w:lineRule="auto"/>
-            </w:pPr>
-            <w:r>
-              <w:rPr>
-                <w:rFonts w:ascii="Times New Roman" w:hAnsi="Times New Roman"/>
-                <w:color w:val="000000"/>
+              <w:rPr>
+                <w:sz w:val="24"/>
+              </w:rPr>
+            </w:pPr>
+            <w:r>
+              <w:rPr>
+                <w:rFonts w:ascii="Times New Roman" w:hAnsi="Times New Roman"/>
+                <w:color w:val="000000"/>
+                <w:sz w:val="24"/>
               </w:rPr>
               <w:t>Semester</w:t>
             </w:r>
@@ -15684,11 +15870,15 @@
           <w:p>
             <w:pPr>
               <w:spacing w:line="360" w:lineRule="auto"/>
-            </w:pPr>
-            <w:r>
-              <w:rPr>
-                <w:rFonts w:ascii="Times New Roman" w:hAnsi="Times New Roman"/>
-                <w:color w:val="000000"/>
+              <w:rPr>
+                <w:sz w:val="24"/>
+              </w:rPr>
+            </w:pPr>
+            <w:r>
+              <w:rPr>
+                <w:rFonts w:ascii="Times New Roman" w:hAnsi="Times New Roman"/>
+                <w:color w:val="000000"/>
+                <w:sz w:val="24"/>
               </w:rPr>
               <w:t>A number from 1 to 8, or left empty</w:t>
             </w:r>
@@ -15701,11 +15891,15 @@
           <w:p>
             <w:pPr>
               <w:spacing w:line="360" w:lineRule="auto"/>
-            </w:pPr>
-            <w:r>
-              <w:rPr>
-                <w:rFonts w:ascii="Times New Roman" w:hAnsi="Times New Roman"/>
-                <w:color w:val="000000"/>
+              <w:rPr>
+                <w:sz w:val="24"/>
+              </w:rPr>
+            </w:pPr>
+            <w:r>
+              <w:rPr>
+                <w:rFonts w:ascii="Times New Roman" w:hAnsi="Times New Roman"/>
+                <w:color w:val="000000"/>
+                <w:sz w:val="24"/>
               </w:rPr>
               <w:t>Outside valid class</w:t>
             </w:r>
@@ -15723,14 +15917,14 @@
         <w:pStyle w:val="Heading3"/>
         <w:spacing w:line="360" w:lineRule="auto"/>
       </w:pPr>
-      <w:bookmarkStart w:id="46" w:name="_Toc227543939"/>
+      <w:bookmarkStart w:id="47" w:name="_Toc227543939"/>
       <w:r>
         <w:rPr>
           <w:rFonts w:ascii="Times New Roman" w:hAnsi="Times New Roman"/>
         </w:rPr>
         <w:t>3.5.1.5  Join Semester Group</w:t>
       </w:r>
-      <w:bookmarkEnd w:id="46"/>
+      <w:bookmarkEnd w:id="47"/>
     </w:p>
     <w:p>
       <w:pPr>
@@ -15746,9 +15940,9 @@
         <w:tblLook w:val="04A0" w:firstRow="1" w:lastRow="0" w:firstColumn="1" w:lastColumn="0" w:noHBand="0" w:noVBand="1"/>
       </w:tblPr>
       <w:tblGrid>
-        <w:gridCol w:w="1776"/>
-        <w:gridCol w:w="3432"/>
-        <w:gridCol w:w="3422"/>
+        <w:gridCol w:w="1781"/>
+        <w:gridCol w:w="3430"/>
+        <w:gridCol w:w="3419"/>
       </w:tblGrid>
       <w:tr>
         <w:trPr>
@@ -15763,12 +15957,16 @@
             <w:pPr>
               <w:spacing w:line="360" w:lineRule="auto"/>
               <w:jc w:val="center"/>
+              <w:rPr>
+                <w:sz w:val="24"/>
+              </w:rPr>
             </w:pPr>
             <w:r>
               <w:rPr>
                 <w:rFonts w:ascii="Times New Roman" w:hAnsi="Times New Roman"/>
                 <w:b/>
                 <w:color w:val="000000"/>
+                <w:sz w:val="24"/>
               </w:rPr>
               <w:t>Input</w:t>
             </w:r>
@@ -15783,12 +15981,16 @@
             <w:pPr>
               <w:spacing w:line="360" w:lineRule="auto"/>
               <w:jc w:val="center"/>
+              <w:rPr>
+                <w:sz w:val="24"/>
+              </w:rPr>
             </w:pPr>
             <w:r>
               <w:rPr>
                 <w:rFonts w:ascii="Times New Roman" w:hAnsi="Times New Roman"/>
                 <w:b/>
                 <w:color w:val="000000"/>
+                <w:sz w:val="24"/>
               </w:rPr>
               <w:t>Valid Class</w:t>
             </w:r>
@@ -15803,12 +16005,16 @@
             <w:pPr>
               <w:spacing w:line="360" w:lineRule="auto"/>
               <w:jc w:val="center"/>
+              <w:rPr>
+                <w:sz w:val="24"/>
+              </w:rPr>
             </w:pPr>
             <w:r>
               <w:rPr>
                 <w:rFonts w:ascii="Times New Roman" w:hAnsi="Times New Roman"/>
                 <w:b/>
                 <w:color w:val="000000"/>
+                <w:sz w:val="24"/>
               </w:rPr>
               <w:t>Invalid Class</w:t>
             </w:r>
@@ -15826,11 +16032,15 @@
           <w:p>
             <w:pPr>
               <w:spacing w:line="360" w:lineRule="auto"/>
-            </w:pPr>
-            <w:r>
-              <w:rPr>
-                <w:rFonts w:ascii="Times New Roman" w:hAnsi="Times New Roman"/>
-                <w:color w:val="000000"/>
+              <w:rPr>
+                <w:sz w:val="24"/>
+              </w:rPr>
+            </w:pPr>
+            <w:r>
+              <w:rPr>
+                <w:rFonts w:ascii="Times New Roman" w:hAnsi="Times New Roman"/>
+                <w:color w:val="000000"/>
+                <w:sz w:val="24"/>
               </w:rPr>
               <w:t>Semester Group</w:t>
             </w:r>
@@ -15843,11 +16053,15 @@
           <w:p>
             <w:pPr>
               <w:spacing w:line="360" w:lineRule="auto"/>
-            </w:pPr>
-            <w:r>
-              <w:rPr>
-                <w:rFonts w:ascii="Times New Roman" w:hAnsi="Times New Roman"/>
-                <w:color w:val="000000"/>
+              <w:rPr>
+                <w:sz w:val="24"/>
+              </w:rPr>
+            </w:pPr>
+            <w:r>
+              <w:rPr>
+                <w:rFonts w:ascii="Times New Roman" w:hAnsi="Times New Roman"/>
+                <w:color w:val="000000"/>
+                <w:sz w:val="24"/>
               </w:rPr>
               <w:t>An existing semester group the user has not joined</w:t>
             </w:r>
@@ -15860,11 +16074,15 @@
           <w:p>
             <w:pPr>
               <w:spacing w:line="360" w:lineRule="auto"/>
-            </w:pPr>
-            <w:r>
-              <w:rPr>
-                <w:rFonts w:ascii="Times New Roman" w:hAnsi="Times New Roman"/>
-                <w:color w:val="000000"/>
+              <w:rPr>
+                <w:sz w:val="24"/>
+              </w:rPr>
+            </w:pPr>
+            <w:r>
+              <w:rPr>
+                <w:rFonts w:ascii="Times New Roman" w:hAnsi="Times New Roman"/>
+                <w:color w:val="000000"/>
+                <w:sz w:val="24"/>
               </w:rPr>
               <w:t>Outside valid class</w:t>
             </w:r>
@@ -15882,11 +16100,15 @@
           <w:p>
             <w:pPr>
               <w:spacing w:line="360" w:lineRule="auto"/>
-            </w:pPr>
-            <w:r>
-              <w:rPr>
-                <w:rFonts w:ascii="Times New Roman" w:hAnsi="Times New Roman"/>
-                <w:color w:val="000000"/>
+              <w:rPr>
+                <w:sz w:val="24"/>
+              </w:rPr>
+            </w:pPr>
+            <w:r>
+              <w:rPr>
+                <w:rFonts w:ascii="Times New Roman" w:hAnsi="Times New Roman"/>
+                <w:color w:val="000000"/>
+                <w:sz w:val="24"/>
               </w:rPr>
               <w:t>User Status</w:t>
             </w:r>
@@ -15899,11 +16121,15 @@
           <w:p>
             <w:pPr>
               <w:spacing w:line="360" w:lineRule="auto"/>
-            </w:pPr>
-            <w:r>
-              <w:rPr>
-                <w:rFonts w:ascii="Times New Roman" w:hAnsi="Times New Roman"/>
-                <w:color w:val="000000"/>
+              <w:rPr>
+                <w:sz w:val="24"/>
+              </w:rPr>
+            </w:pPr>
+            <w:r>
+              <w:rPr>
+                <w:rFonts w:ascii="Times New Roman" w:hAnsi="Times New Roman"/>
+                <w:color w:val="000000"/>
+                <w:sz w:val="24"/>
               </w:rPr>
               <w:t>User is not already a member of the group</w:t>
             </w:r>
@@ -15916,11 +16142,15 @@
           <w:p>
             <w:pPr>
               <w:spacing w:line="360" w:lineRule="auto"/>
-            </w:pPr>
-            <w:r>
-              <w:rPr>
-                <w:rFonts w:ascii="Times New Roman" w:hAnsi="Times New Roman"/>
-                <w:color w:val="000000"/>
+              <w:rPr>
+                <w:sz w:val="24"/>
+              </w:rPr>
+            </w:pPr>
+            <w:r>
+              <w:rPr>
+                <w:rFonts w:ascii="Times New Roman" w:hAnsi="Times New Roman"/>
+                <w:color w:val="000000"/>
+                <w:sz w:val="24"/>
               </w:rPr>
               <w:t>Outside valid class</w:t>
             </w:r>
@@ -15938,284 +16168,12 @@
         <w:pStyle w:val="Heading3"/>
         <w:spacing w:line="360" w:lineRule="auto"/>
       </w:pPr>
-      <w:bookmarkStart w:id="47" w:name="_Toc227543940"/>
+      <w:bookmarkStart w:id="48" w:name="_Toc227543940"/>
       <w:r>
         <w:rPr>
           <w:rFonts w:ascii="Times New Roman" w:hAnsi="Times New Roman"/>
         </w:rPr>
         <w:t>3.5.1.6  Create Campus Event</w:t>
-      </w:r>
-      <w:bookmarkEnd w:id="47"/>
-    </w:p>
-    <w:p>
-      <w:pPr>
-        <w:pStyle w:val="TableCaption"/>
-        <w:spacing w:before="200" w:after="60" w:line="360" w:lineRule="auto"/>
-      </w:pPr>
-    </w:p>
-    <w:tbl>
-      <w:tblPr>
-        <w:tblStyle w:val="TableGrid"/>
-        <w:tblW w:w="0" w:type="auto"/>
-        <w:jc w:val="center"/>
-        <w:tblLook w:val="04A0" w:firstRow="1" w:lastRow="0" w:firstColumn="1" w:lastColumn="0" w:noHBand="0" w:noVBand="1"/>
-      </w:tblPr>
-      <w:tblGrid>
-        <w:gridCol w:w="1747"/>
-        <w:gridCol w:w="3453"/>
-        <w:gridCol w:w="3430"/>
-      </w:tblGrid>
-      <w:tr>
-        <w:trPr>
-          <w:jc w:val="center"/>
-        </w:trPr>
-        <w:tc>
-          <w:tcPr>
-            <w:tcW w:w="1872" w:type="dxa"/>
-            <w:shd w:val="clear" w:color="auto" w:fill="D9D9D9"/>
-          </w:tcPr>
-          <w:p>
-            <w:pPr>
-              <w:spacing w:line="360" w:lineRule="auto"/>
-              <w:jc w:val="center"/>
-            </w:pPr>
-            <w:r>
-              <w:rPr>
-                <w:rFonts w:ascii="Times New Roman" w:hAnsi="Times New Roman"/>
-                <w:b/>
-                <w:color w:val="000000"/>
-              </w:rPr>
-              <w:t>Input</w:t>
-            </w:r>
-          </w:p>
-        </w:tc>
-        <w:tc>
-          <w:tcPr>
-            <w:tcW w:w="3744" w:type="dxa"/>
-            <w:shd w:val="clear" w:color="auto" w:fill="D9D9D9"/>
-          </w:tcPr>
-          <w:p>
-            <w:pPr>
-              <w:spacing w:line="360" w:lineRule="auto"/>
-              <w:jc w:val="center"/>
-            </w:pPr>
-            <w:r>
-              <w:rPr>
-                <w:rFonts w:ascii="Times New Roman" w:hAnsi="Times New Roman"/>
-                <w:b/>
-                <w:color w:val="000000"/>
-              </w:rPr>
-              <w:t>Valid Class</w:t>
-            </w:r>
-          </w:p>
-        </w:tc>
-        <w:tc>
-          <w:tcPr>
-            <w:tcW w:w="3744" w:type="dxa"/>
-            <w:shd w:val="clear" w:color="auto" w:fill="D9D9D9"/>
-          </w:tcPr>
-          <w:p>
-            <w:pPr>
-              <w:spacing w:line="360" w:lineRule="auto"/>
-              <w:jc w:val="center"/>
-            </w:pPr>
-            <w:r>
-              <w:rPr>
-                <w:rFonts w:ascii="Times New Roman" w:hAnsi="Times New Roman"/>
-                <w:b/>
-                <w:color w:val="000000"/>
-              </w:rPr>
-              <w:t>Invalid Class</w:t>
-            </w:r>
-          </w:p>
-        </w:tc>
-      </w:tr>
-      <w:tr>
-        <w:trPr>
-          <w:jc w:val="center"/>
-        </w:trPr>
-        <w:tc>
-          <w:tcPr>
-            <w:tcW w:w="1872" w:type="dxa"/>
-          </w:tcPr>
-          <w:p>
-            <w:pPr>
-              <w:spacing w:line="360" w:lineRule="auto"/>
-            </w:pPr>
-            <w:r>
-              <w:rPr>
-                <w:rFonts w:ascii="Times New Roman" w:hAnsi="Times New Roman"/>
-                <w:color w:val="000000"/>
-              </w:rPr>
-              <w:t>Title</w:t>
-            </w:r>
-          </w:p>
-        </w:tc>
-        <w:tc>
-          <w:tcPr>
-            <w:tcW w:w="3744" w:type="dxa"/>
-          </w:tcPr>
-          <w:p>
-            <w:pPr>
-              <w:spacing w:line="360" w:lineRule="auto"/>
-            </w:pPr>
-            <w:r>
-              <w:rPr>
-                <w:rFonts w:ascii="Times New Roman" w:hAnsi="Times New Roman"/>
-                <w:color w:val="000000"/>
-              </w:rPr>
-              <w:t>Alphabets and numbers, 3 to 200 characters</w:t>
-            </w:r>
-          </w:p>
-        </w:tc>
-        <w:tc>
-          <w:tcPr>
-            <w:tcW w:w="3744" w:type="dxa"/>
-          </w:tcPr>
-          <w:p>
-            <w:pPr>
-              <w:spacing w:line="360" w:lineRule="auto"/>
-            </w:pPr>
-            <w:r>
-              <w:rPr>
-                <w:rFonts w:ascii="Times New Roman" w:hAnsi="Times New Roman"/>
-                <w:color w:val="000000"/>
-              </w:rPr>
-              <w:t>Outside valid class</w:t>
-            </w:r>
-          </w:p>
-        </w:tc>
-      </w:tr>
-      <w:tr>
-        <w:trPr>
-          <w:jc w:val="center"/>
-        </w:trPr>
-        <w:tc>
-          <w:tcPr>
-            <w:tcW w:w="1872" w:type="dxa"/>
-          </w:tcPr>
-          <w:p>
-            <w:pPr>
-              <w:spacing w:line="360" w:lineRule="auto"/>
-            </w:pPr>
-            <w:r>
-              <w:rPr>
-                <w:rFonts w:ascii="Times New Roman" w:hAnsi="Times New Roman"/>
-                <w:color w:val="000000"/>
-              </w:rPr>
-              <w:t>Start Date</w:t>
-            </w:r>
-          </w:p>
-        </w:tc>
-        <w:tc>
-          <w:tcPr>
-            <w:tcW w:w="3744" w:type="dxa"/>
-          </w:tcPr>
-          <w:p>
-            <w:pPr>
-              <w:spacing w:line="360" w:lineRule="auto"/>
-            </w:pPr>
-            <w:r>
-              <w:rPr>
-                <w:rFonts w:ascii="Times New Roman" w:hAnsi="Times New Roman"/>
-                <w:color w:val="000000"/>
-              </w:rPr>
-              <w:t>A valid date and time in the future</w:t>
-            </w:r>
-          </w:p>
-        </w:tc>
-        <w:tc>
-          <w:tcPr>
-            <w:tcW w:w="3744" w:type="dxa"/>
-          </w:tcPr>
-          <w:p>
-            <w:pPr>
-              <w:spacing w:line="360" w:lineRule="auto"/>
-            </w:pPr>
-            <w:r>
-              <w:rPr>
-                <w:rFonts w:ascii="Times New Roman" w:hAnsi="Times New Roman"/>
-                <w:color w:val="000000"/>
-              </w:rPr>
-              <w:t>Outside valid class</w:t>
-            </w:r>
-          </w:p>
-        </w:tc>
-      </w:tr>
-      <w:tr>
-        <w:trPr>
-          <w:jc w:val="center"/>
-        </w:trPr>
-        <w:tc>
-          <w:tcPr>
-            <w:tcW w:w="1872" w:type="dxa"/>
-          </w:tcPr>
-          <w:p>
-            <w:pPr>
-              <w:spacing w:line="360" w:lineRule="auto"/>
-            </w:pPr>
-            <w:r>
-              <w:rPr>
-                <w:rFonts w:ascii="Times New Roman" w:hAnsi="Times New Roman"/>
-                <w:color w:val="000000"/>
-              </w:rPr>
-              <w:t>End Date</w:t>
-            </w:r>
-          </w:p>
-        </w:tc>
-        <w:tc>
-          <w:tcPr>
-            <w:tcW w:w="3744" w:type="dxa"/>
-          </w:tcPr>
-          <w:p>
-            <w:pPr>
-              <w:spacing w:line="360" w:lineRule="auto"/>
-            </w:pPr>
-            <w:r>
-              <w:rPr>
-                <w:rFonts w:ascii="Times New Roman" w:hAnsi="Times New Roman"/>
-                <w:color w:val="000000"/>
-              </w:rPr>
-              <w:t>A valid date after the start date</w:t>
-            </w:r>
-          </w:p>
-        </w:tc>
-        <w:tc>
-          <w:tcPr>
-            <w:tcW w:w="3744" w:type="dxa"/>
-          </w:tcPr>
-          <w:p>
-            <w:pPr>
-              <w:spacing w:line="360" w:lineRule="auto"/>
-            </w:pPr>
-            <w:r>
-              <w:rPr>
-                <w:rFonts w:ascii="Times New Roman" w:hAnsi="Times New Roman"/>
-                <w:color w:val="000000"/>
-              </w:rPr>
-              <w:t>Outside valid class</w:t>
-            </w:r>
-          </w:p>
-        </w:tc>
-      </w:tr>
-    </w:tbl>
-    <w:p>
-      <w:pPr>
-        <w:spacing w:after="160" w:line="360" w:lineRule="auto"/>
-      </w:pPr>
-    </w:p>
-    <w:p>
-      <w:pPr>
-        <w:pStyle w:val="Heading3"/>
-        <w:spacing w:line="360" w:lineRule="auto"/>
-      </w:pPr>
-      <w:bookmarkStart w:id="48" w:name="_Toc227543941"/>
-      <w:r>
-        <w:rPr>
-          <w:rFonts w:ascii="Times New Roman" w:hAnsi="Times New Roman"/>
-        </w:rPr>
-        <w:lastRenderedPageBreak/>
-        <w:t>3.5.1.7  RSVP to Campus Event</w:t>
       </w:r>
       <w:bookmarkEnd w:id="48"/>
     </w:p>
@@ -16234,8 +16192,8 @@
       </w:tblPr>
       <w:tblGrid>
         <w:gridCol w:w="1749"/>
-        <w:gridCol w:w="3454"/>
-        <w:gridCol w:w="3427"/>
+        <w:gridCol w:w="3453"/>
+        <w:gridCol w:w="3428"/>
       </w:tblGrid>
       <w:tr>
         <w:trPr>
@@ -16250,12 +16208,16 @@
             <w:pPr>
               <w:spacing w:line="360" w:lineRule="auto"/>
               <w:jc w:val="center"/>
+              <w:rPr>
+                <w:sz w:val="24"/>
+              </w:rPr>
             </w:pPr>
             <w:r>
               <w:rPr>
                 <w:rFonts w:ascii="Times New Roman" w:hAnsi="Times New Roman"/>
                 <w:b/>
                 <w:color w:val="000000"/>
+                <w:sz w:val="24"/>
               </w:rPr>
               <w:t>Input</w:t>
             </w:r>
@@ -16270,12 +16232,16 @@
             <w:pPr>
               <w:spacing w:line="360" w:lineRule="auto"/>
               <w:jc w:val="center"/>
+              <w:rPr>
+                <w:sz w:val="24"/>
+              </w:rPr>
             </w:pPr>
             <w:r>
               <w:rPr>
                 <w:rFonts w:ascii="Times New Roman" w:hAnsi="Times New Roman"/>
                 <w:b/>
                 <w:color w:val="000000"/>
+                <w:sz w:val="24"/>
               </w:rPr>
               <w:t>Valid Class</w:t>
             </w:r>
@@ -16290,12 +16256,16 @@
             <w:pPr>
               <w:spacing w:line="360" w:lineRule="auto"/>
               <w:jc w:val="center"/>
+              <w:rPr>
+                <w:sz w:val="24"/>
+              </w:rPr>
             </w:pPr>
             <w:r>
               <w:rPr>
                 <w:rFonts w:ascii="Times New Roman" w:hAnsi="Times New Roman"/>
                 <w:b/>
                 <w:color w:val="000000"/>
+                <w:sz w:val="24"/>
               </w:rPr>
               <w:t>Invalid Class</w:t>
             </w:r>
@@ -16313,13 +16283,18 @@
           <w:p>
             <w:pPr>
               <w:spacing w:line="360" w:lineRule="auto"/>
-            </w:pPr>
-            <w:r>
-              <w:rPr>
-                <w:rFonts w:ascii="Times New Roman" w:hAnsi="Times New Roman"/>
-                <w:color w:val="000000"/>
-              </w:rPr>
-              <w:t>Event</w:t>
+              <w:rPr>
+                <w:sz w:val="24"/>
+              </w:rPr>
+            </w:pPr>
+            <w:r>
+              <w:rPr>
+                <w:rFonts w:ascii="Times New Roman" w:hAnsi="Times New Roman"/>
+                <w:color w:val="000000"/>
+                <w:sz w:val="24"/>
+              </w:rPr>
+              <w:lastRenderedPageBreak/>
+              <w:t>Title</w:t>
             </w:r>
           </w:p>
         </w:tc>
@@ -16330,13 +16305,17 @@
           <w:p>
             <w:pPr>
               <w:spacing w:line="360" w:lineRule="auto"/>
-            </w:pPr>
-            <w:r>
-              <w:rPr>
-                <w:rFonts w:ascii="Times New Roman" w:hAnsi="Times New Roman"/>
-                <w:color w:val="000000"/>
-              </w:rPr>
-              <w:t>An existing campus event</w:t>
+              <w:rPr>
+                <w:sz w:val="24"/>
+              </w:rPr>
+            </w:pPr>
+            <w:r>
+              <w:rPr>
+                <w:rFonts w:ascii="Times New Roman" w:hAnsi="Times New Roman"/>
+                <w:color w:val="000000"/>
+                <w:sz w:val="24"/>
+              </w:rPr>
+              <w:t>Alphabets and numbers, 3 to 200 characters</w:t>
             </w:r>
           </w:p>
         </w:tc>
@@ -16347,11 +16326,15 @@
           <w:p>
             <w:pPr>
               <w:spacing w:line="360" w:lineRule="auto"/>
-            </w:pPr>
-            <w:r>
-              <w:rPr>
-                <w:rFonts w:ascii="Times New Roman" w:hAnsi="Times New Roman"/>
-                <w:color w:val="000000"/>
+              <w:rPr>
+                <w:sz w:val="24"/>
+              </w:rPr>
+            </w:pPr>
+            <w:r>
+              <w:rPr>
+                <w:rFonts w:ascii="Times New Roman" w:hAnsi="Times New Roman"/>
+                <w:color w:val="000000"/>
+                <w:sz w:val="24"/>
               </w:rPr>
               <w:t>Outside valid class</w:t>
             </w:r>
@@ -16369,13 +16352,17 @@
           <w:p>
             <w:pPr>
               <w:spacing w:line="360" w:lineRule="auto"/>
-            </w:pPr>
-            <w:r>
-              <w:rPr>
-                <w:rFonts w:ascii="Times New Roman" w:hAnsi="Times New Roman"/>
-                <w:color w:val="000000"/>
-              </w:rPr>
-              <w:t>RSVP Status</w:t>
+              <w:rPr>
+                <w:sz w:val="24"/>
+              </w:rPr>
+            </w:pPr>
+            <w:r>
+              <w:rPr>
+                <w:rFonts w:ascii="Times New Roman" w:hAnsi="Times New Roman"/>
+                <w:color w:val="000000"/>
+                <w:sz w:val="24"/>
+              </w:rPr>
+              <w:t>Start Date</w:t>
             </w:r>
           </w:p>
         </w:tc>
@@ -16386,13 +16373,17 @@
           <w:p>
             <w:pPr>
               <w:spacing w:line="360" w:lineRule="auto"/>
-            </w:pPr>
-            <w:r>
-              <w:rPr>
-                <w:rFonts w:ascii="Times New Roman" w:hAnsi="Times New Roman"/>
-                <w:color w:val="000000"/>
-              </w:rPr>
-              <w:t>Going, Interested, or Not Going</w:t>
+              <w:rPr>
+                <w:sz w:val="24"/>
+              </w:rPr>
+            </w:pPr>
+            <w:r>
+              <w:rPr>
+                <w:rFonts w:ascii="Times New Roman" w:hAnsi="Times New Roman"/>
+                <w:color w:val="000000"/>
+                <w:sz w:val="24"/>
+              </w:rPr>
+              <w:t>A valid date and time in the future</w:t>
             </w:r>
           </w:p>
         </w:tc>
@@ -16403,11 +16394,83 @@
           <w:p>
             <w:pPr>
               <w:spacing w:line="360" w:lineRule="auto"/>
-            </w:pPr>
-            <w:r>
-              <w:rPr>
-                <w:rFonts w:ascii="Times New Roman" w:hAnsi="Times New Roman"/>
-                <w:color w:val="000000"/>
+              <w:rPr>
+                <w:sz w:val="24"/>
+              </w:rPr>
+            </w:pPr>
+            <w:r>
+              <w:rPr>
+                <w:rFonts w:ascii="Times New Roman" w:hAnsi="Times New Roman"/>
+                <w:color w:val="000000"/>
+                <w:sz w:val="24"/>
+              </w:rPr>
+              <w:t>Outside valid class</w:t>
+            </w:r>
+          </w:p>
+        </w:tc>
+      </w:tr>
+      <w:tr>
+        <w:trPr>
+          <w:jc w:val="center"/>
+        </w:trPr>
+        <w:tc>
+          <w:tcPr>
+            <w:tcW w:w="1872" w:type="dxa"/>
+          </w:tcPr>
+          <w:p>
+            <w:pPr>
+              <w:spacing w:line="360" w:lineRule="auto"/>
+              <w:rPr>
+                <w:sz w:val="24"/>
+              </w:rPr>
+            </w:pPr>
+            <w:r>
+              <w:rPr>
+                <w:rFonts w:ascii="Times New Roman" w:hAnsi="Times New Roman"/>
+                <w:color w:val="000000"/>
+                <w:sz w:val="24"/>
+              </w:rPr>
+              <w:t>End Date</w:t>
+            </w:r>
+          </w:p>
+        </w:tc>
+        <w:tc>
+          <w:tcPr>
+            <w:tcW w:w="3744" w:type="dxa"/>
+          </w:tcPr>
+          <w:p>
+            <w:pPr>
+              <w:spacing w:line="360" w:lineRule="auto"/>
+              <w:rPr>
+                <w:sz w:val="24"/>
+              </w:rPr>
+            </w:pPr>
+            <w:r>
+              <w:rPr>
+                <w:rFonts w:ascii="Times New Roman" w:hAnsi="Times New Roman"/>
+                <w:color w:val="000000"/>
+                <w:sz w:val="24"/>
+              </w:rPr>
+              <w:t>A valid date after the start date</w:t>
+            </w:r>
+          </w:p>
+        </w:tc>
+        <w:tc>
+          <w:tcPr>
+            <w:tcW w:w="3744" w:type="dxa"/>
+          </w:tcPr>
+          <w:p>
+            <w:pPr>
+              <w:spacing w:line="360" w:lineRule="auto"/>
+              <w:rPr>
+                <w:sz w:val="24"/>
+              </w:rPr>
+            </w:pPr>
+            <w:r>
+              <w:rPr>
+                <w:rFonts w:ascii="Times New Roman" w:hAnsi="Times New Roman"/>
+                <w:color w:val="000000"/>
+                <w:sz w:val="24"/>
               </w:rPr>
               <w:t>Outside valid class</w:t>
             </w:r>
@@ -16425,12 +16488,12 @@
         <w:pStyle w:val="Heading3"/>
         <w:spacing w:line="360" w:lineRule="auto"/>
       </w:pPr>
-      <w:bookmarkStart w:id="49" w:name="_Toc227543942"/>
-      <w:r>
-        <w:rPr>
-          <w:rFonts w:ascii="Times New Roman" w:hAnsi="Times New Roman"/>
-        </w:rPr>
-        <w:t>3.5.1.8  Report Lost/Found Item</w:t>
+      <w:bookmarkStart w:id="49" w:name="_Toc227543941"/>
+      <w:r>
+        <w:rPr>
+          <w:rFonts w:ascii="Times New Roman" w:hAnsi="Times New Roman"/>
+        </w:rPr>
+        <w:t>3.5.1.7  RSVP to Campus Event</w:t>
       </w:r>
       <w:bookmarkEnd w:id="49"/>
     </w:p>
@@ -16448,9 +16511,9 @@
         <w:tblLook w:val="04A0" w:firstRow="1" w:lastRow="0" w:firstColumn="1" w:lastColumn="0" w:noHBand="0" w:noVBand="1"/>
       </w:tblPr>
       <w:tblGrid>
-        <w:gridCol w:w="1770"/>
+        <w:gridCol w:w="1750"/>
         <w:gridCol w:w="3455"/>
-        <w:gridCol w:w="3405"/>
+        <w:gridCol w:w="3425"/>
       </w:tblGrid>
       <w:tr>
         <w:trPr>
@@ -16465,12 +16528,16 @@
             <w:pPr>
               <w:spacing w:line="360" w:lineRule="auto"/>
               <w:jc w:val="center"/>
+              <w:rPr>
+                <w:sz w:val="24"/>
+              </w:rPr>
             </w:pPr>
             <w:r>
               <w:rPr>
                 <w:rFonts w:ascii="Times New Roman" w:hAnsi="Times New Roman"/>
                 <w:b/>
                 <w:color w:val="000000"/>
+                <w:sz w:val="24"/>
               </w:rPr>
               <w:t>Input</w:t>
             </w:r>
@@ -16485,12 +16552,16 @@
             <w:pPr>
               <w:spacing w:line="360" w:lineRule="auto"/>
               <w:jc w:val="center"/>
+              <w:rPr>
+                <w:sz w:val="24"/>
+              </w:rPr>
             </w:pPr>
             <w:r>
               <w:rPr>
                 <w:rFonts w:ascii="Times New Roman" w:hAnsi="Times New Roman"/>
                 <w:b/>
                 <w:color w:val="000000"/>
+                <w:sz w:val="24"/>
               </w:rPr>
               <w:t>Valid Class</w:t>
             </w:r>
@@ -16505,12 +16576,16 @@
             <w:pPr>
               <w:spacing w:line="360" w:lineRule="auto"/>
               <w:jc w:val="center"/>
+              <w:rPr>
+                <w:sz w:val="24"/>
+              </w:rPr>
             </w:pPr>
             <w:r>
               <w:rPr>
                 <w:rFonts w:ascii="Times New Roman" w:hAnsi="Times New Roman"/>
                 <w:b/>
                 <w:color w:val="000000"/>
+                <w:sz w:val="24"/>
               </w:rPr>
               <w:t>Invalid Class</w:t>
             </w:r>
@@ -16528,13 +16603,17 @@
           <w:p>
             <w:pPr>
               <w:spacing w:line="360" w:lineRule="auto"/>
-            </w:pPr>
-            <w:r>
-              <w:rPr>
-                <w:rFonts w:ascii="Times New Roman" w:hAnsi="Times New Roman"/>
-                <w:color w:val="000000"/>
-              </w:rPr>
-              <w:t>Title</w:t>
+              <w:rPr>
+                <w:sz w:val="24"/>
+              </w:rPr>
+            </w:pPr>
+            <w:r>
+              <w:rPr>
+                <w:rFonts w:ascii="Times New Roman" w:hAnsi="Times New Roman"/>
+                <w:color w:val="000000"/>
+                <w:sz w:val="24"/>
+              </w:rPr>
+              <w:t>Event</w:t>
             </w:r>
           </w:p>
         </w:tc>
@@ -16545,13 +16624,17 @@
           <w:p>
             <w:pPr>
               <w:spacing w:line="360" w:lineRule="auto"/>
-            </w:pPr>
-            <w:r>
-              <w:rPr>
-                <w:rFonts w:ascii="Times New Roman" w:hAnsi="Times New Roman"/>
-                <w:color w:val="000000"/>
-              </w:rPr>
-              <w:t>Alphabets and numbers, 3 to 200 characters</w:t>
+              <w:rPr>
+                <w:sz w:val="24"/>
+              </w:rPr>
+            </w:pPr>
+            <w:r>
+              <w:rPr>
+                <w:rFonts w:ascii="Times New Roman" w:hAnsi="Times New Roman"/>
+                <w:color w:val="000000"/>
+                <w:sz w:val="24"/>
+              </w:rPr>
+              <w:t>An existing campus event</w:t>
             </w:r>
           </w:p>
         </w:tc>
@@ -16562,11 +16645,15 @@
           <w:p>
             <w:pPr>
               <w:spacing w:line="360" w:lineRule="auto"/>
-            </w:pPr>
-            <w:r>
-              <w:rPr>
-                <w:rFonts w:ascii="Times New Roman" w:hAnsi="Times New Roman"/>
-                <w:color w:val="000000"/>
+              <w:rPr>
+                <w:sz w:val="24"/>
+              </w:rPr>
+            </w:pPr>
+            <w:r>
+              <w:rPr>
+                <w:rFonts w:ascii="Times New Roman" w:hAnsi="Times New Roman"/>
+                <w:color w:val="000000"/>
+                <w:sz w:val="24"/>
               </w:rPr>
               <w:t>Outside valid class</w:t>
             </w:r>
@@ -16584,13 +16671,17 @@
           <w:p>
             <w:pPr>
               <w:spacing w:line="360" w:lineRule="auto"/>
-            </w:pPr>
-            <w:r>
-              <w:rPr>
-                <w:rFonts w:ascii="Times New Roman" w:hAnsi="Times New Roman"/>
-                <w:color w:val="000000"/>
-              </w:rPr>
-              <w:t>Type</w:t>
+              <w:rPr>
+                <w:sz w:val="24"/>
+              </w:rPr>
+            </w:pPr>
+            <w:r>
+              <w:rPr>
+                <w:rFonts w:ascii="Times New Roman" w:hAnsi="Times New Roman"/>
+                <w:color w:val="000000"/>
+                <w:sz w:val="24"/>
+              </w:rPr>
+              <w:t>RSVP Status</w:t>
             </w:r>
           </w:p>
         </w:tc>
@@ -16601,13 +16692,17 @@
           <w:p>
             <w:pPr>
               <w:spacing w:line="360" w:lineRule="auto"/>
-            </w:pPr>
-            <w:r>
-              <w:rPr>
-                <w:rFonts w:ascii="Times New Roman" w:hAnsi="Times New Roman"/>
-                <w:color w:val="000000"/>
-              </w:rPr>
-              <w:t>Lost or Found</w:t>
+              <w:rPr>
+                <w:sz w:val="24"/>
+              </w:rPr>
+            </w:pPr>
+            <w:r>
+              <w:rPr>
+                <w:rFonts w:ascii="Times New Roman" w:hAnsi="Times New Roman"/>
+                <w:color w:val="000000"/>
+                <w:sz w:val="24"/>
+              </w:rPr>
+              <w:t>Going, Interested, or Not Going</w:t>
             </w:r>
           </w:p>
         </w:tc>
@@ -16618,123 +16713,15 @@
           <w:p>
             <w:pPr>
               <w:spacing w:line="360" w:lineRule="auto"/>
-            </w:pPr>
-            <w:r>
-              <w:rPr>
-                <w:rFonts w:ascii="Times New Roman" w:hAnsi="Times New Roman"/>
-                <w:color w:val="000000"/>
-              </w:rPr>
-              <w:t>Outside valid class</w:t>
-            </w:r>
-          </w:p>
-        </w:tc>
-      </w:tr>
-      <w:tr>
-        <w:trPr>
-          <w:jc w:val="center"/>
-        </w:trPr>
-        <w:tc>
-          <w:tcPr>
-            <w:tcW w:w="1872" w:type="dxa"/>
-          </w:tcPr>
-          <w:p>
-            <w:pPr>
-              <w:spacing w:line="360" w:lineRule="auto"/>
-            </w:pPr>
-            <w:r>
-              <w:rPr>
-                <w:rFonts w:ascii="Times New Roman" w:hAnsi="Times New Roman"/>
-                <w:color w:val="000000"/>
-              </w:rPr>
-              <w:t>Category</w:t>
-            </w:r>
-          </w:p>
-        </w:tc>
-        <w:tc>
-          <w:tcPr>
-            <w:tcW w:w="3744" w:type="dxa"/>
-          </w:tcPr>
-          <w:p>
-            <w:pPr>
-              <w:spacing w:line="360" w:lineRule="auto"/>
-            </w:pPr>
-            <w:r>
-              <w:rPr>
-                <w:rFonts w:ascii="Times New Roman" w:hAnsi="Times New Roman"/>
-                <w:color w:val="000000"/>
-              </w:rPr>
-              <w:t>Electronics, Documents, Clothing, Accessories, Books, or Other</w:t>
-            </w:r>
-          </w:p>
-        </w:tc>
-        <w:tc>
-          <w:tcPr>
-            <w:tcW w:w="3744" w:type="dxa"/>
-          </w:tcPr>
-          <w:p>
-            <w:pPr>
-              <w:spacing w:line="360" w:lineRule="auto"/>
-            </w:pPr>
-            <w:r>
-              <w:rPr>
-                <w:rFonts w:ascii="Times New Roman" w:hAnsi="Times New Roman"/>
-                <w:color w:val="000000"/>
-              </w:rPr>
-              <w:t>Outside valid class</w:t>
-            </w:r>
-          </w:p>
-        </w:tc>
-      </w:tr>
-      <w:tr>
-        <w:trPr>
-          <w:jc w:val="center"/>
-        </w:trPr>
-        <w:tc>
-          <w:tcPr>
-            <w:tcW w:w="1872" w:type="dxa"/>
-          </w:tcPr>
-          <w:p>
-            <w:pPr>
-              <w:spacing w:line="360" w:lineRule="auto"/>
-            </w:pPr>
-            <w:r>
-              <w:rPr>
-                <w:rFonts w:ascii="Times New Roman" w:hAnsi="Times New Roman"/>
-                <w:color w:val="000000"/>
-              </w:rPr>
-              <w:t>Location</w:t>
-            </w:r>
-          </w:p>
-        </w:tc>
-        <w:tc>
-          <w:tcPr>
-            <w:tcW w:w="3744" w:type="dxa"/>
-          </w:tcPr>
-          <w:p>
-            <w:pPr>
-              <w:spacing w:line="360" w:lineRule="auto"/>
-            </w:pPr>
-            <w:r>
-              <w:rPr>
-                <w:rFonts w:ascii="Times New Roman" w:hAnsi="Times New Roman"/>
-                <w:color w:val="000000"/>
-              </w:rPr>
-              <w:t>Any non-empty text</w:t>
-            </w:r>
-          </w:p>
-        </w:tc>
-        <w:tc>
-          <w:tcPr>
-            <w:tcW w:w="3744" w:type="dxa"/>
-          </w:tcPr>
-          <w:p>
-            <w:pPr>
-              <w:spacing w:line="360" w:lineRule="auto"/>
-            </w:pPr>
-            <w:r>
-              <w:rPr>
-                <w:rFonts w:ascii="Times New Roman" w:hAnsi="Times New Roman"/>
-                <w:color w:val="000000"/>
+              <w:rPr>
+                <w:sz w:val="24"/>
+              </w:rPr>
+            </w:pPr>
+            <w:r>
+              <w:rPr>
+                <w:rFonts w:ascii="Times New Roman" w:hAnsi="Times New Roman"/>
+                <w:color w:val="000000"/>
+                <w:sz w:val="24"/>
               </w:rPr>
               <w:t>Outside valid class</w:t>
             </w:r>
@@ -16752,12 +16739,12 @@
         <w:pStyle w:val="Heading3"/>
         <w:spacing w:line="360" w:lineRule="auto"/>
       </w:pPr>
-      <w:bookmarkStart w:id="50" w:name="_Toc227543943"/>
-      <w:r>
-        <w:rPr>
-          <w:rFonts w:ascii="Times New Roman" w:hAnsi="Times New Roman"/>
-        </w:rPr>
-        <w:t>3.5.1.9  Send Message</w:t>
+      <w:bookmarkStart w:id="50" w:name="_Toc227543942"/>
+      <w:r>
+        <w:rPr>
+          <w:rFonts w:ascii="Times New Roman" w:hAnsi="Times New Roman"/>
+        </w:rPr>
+        <w:t>3.5.1.8  Report Lost/Found Item</w:t>
       </w:r>
       <w:bookmarkEnd w:id="50"/>
     </w:p>
@@ -16775,9 +16762,9 @@
         <w:tblLook w:val="04A0" w:firstRow="1" w:lastRow="0" w:firstColumn="1" w:lastColumn="0" w:noHBand="0" w:noVBand="1"/>
       </w:tblPr>
       <w:tblGrid>
-        <w:gridCol w:w="2027"/>
-        <w:gridCol w:w="3328"/>
-        <w:gridCol w:w="3275"/>
+        <w:gridCol w:w="1775"/>
+        <w:gridCol w:w="3456"/>
+        <w:gridCol w:w="3399"/>
       </w:tblGrid>
       <w:tr>
         <w:trPr>
@@ -16785,19 +16772,23 @@
         </w:trPr>
         <w:tc>
           <w:tcPr>
-            <w:tcW w:w="2160" w:type="dxa"/>
+            <w:tcW w:w="1872" w:type="dxa"/>
             <w:shd w:val="clear" w:color="auto" w:fill="D9D9D9"/>
           </w:tcPr>
           <w:p>
             <w:pPr>
               <w:spacing w:line="360" w:lineRule="auto"/>
               <w:jc w:val="center"/>
+              <w:rPr>
+                <w:sz w:val="24"/>
+              </w:rPr>
             </w:pPr>
             <w:r>
               <w:rPr>
                 <w:rFonts w:ascii="Times New Roman" w:hAnsi="Times New Roman"/>
                 <w:b/>
                 <w:color w:val="000000"/>
+                <w:sz w:val="24"/>
               </w:rPr>
               <w:t>Input</w:t>
             </w:r>
@@ -16805,19 +16796,23 @@
         </w:tc>
         <w:tc>
           <w:tcPr>
-            <w:tcW w:w="3600" w:type="dxa"/>
+            <w:tcW w:w="3744" w:type="dxa"/>
             <w:shd w:val="clear" w:color="auto" w:fill="D9D9D9"/>
           </w:tcPr>
           <w:p>
             <w:pPr>
               <w:spacing w:line="360" w:lineRule="auto"/>
               <w:jc w:val="center"/>
+              <w:rPr>
+                <w:sz w:val="24"/>
+              </w:rPr>
             </w:pPr>
             <w:r>
               <w:rPr>
                 <w:rFonts w:ascii="Times New Roman" w:hAnsi="Times New Roman"/>
                 <w:b/>
                 <w:color w:val="000000"/>
+                <w:sz w:val="24"/>
               </w:rPr>
               <w:t>Valid Class</w:t>
             </w:r>
@@ -16825,19 +16820,23 @@
         </w:tc>
         <w:tc>
           <w:tcPr>
-            <w:tcW w:w="3600" w:type="dxa"/>
+            <w:tcW w:w="3744" w:type="dxa"/>
             <w:shd w:val="clear" w:color="auto" w:fill="D9D9D9"/>
           </w:tcPr>
           <w:p>
             <w:pPr>
               <w:spacing w:line="360" w:lineRule="auto"/>
               <w:jc w:val="center"/>
+              <w:rPr>
+                <w:sz w:val="24"/>
+              </w:rPr>
             </w:pPr>
             <w:r>
               <w:rPr>
                 <w:rFonts w:ascii="Times New Roman" w:hAnsi="Times New Roman"/>
                 <w:b/>
                 <w:color w:val="000000"/>
+                <w:sz w:val="24"/>
               </w:rPr>
               <w:t>Invalid Class</w:t>
             </w:r>
@@ -16850,50 +16849,62 @@
         </w:trPr>
         <w:tc>
           <w:tcPr>
-            <w:tcW w:w="2160" w:type="dxa"/>
-          </w:tcPr>
-          <w:p>
-            <w:pPr>
-              <w:spacing w:line="360" w:lineRule="auto"/>
-            </w:pPr>
-            <w:r>
-              <w:rPr>
-                <w:rFonts w:ascii="Times New Roman" w:hAnsi="Times New Roman"/>
-                <w:color w:val="000000"/>
-              </w:rPr>
-              <w:t>Message</w:t>
-            </w:r>
-          </w:p>
-        </w:tc>
-        <w:tc>
-          <w:tcPr>
-            <w:tcW w:w="3600" w:type="dxa"/>
-          </w:tcPr>
-          <w:p>
-            <w:pPr>
-              <w:spacing w:line="360" w:lineRule="auto"/>
-            </w:pPr>
-            <w:r>
-              <w:rPr>
-                <w:rFonts w:ascii="Times New Roman" w:hAnsi="Times New Roman"/>
-                <w:color w:val="000000"/>
-              </w:rPr>
-              <w:t>Any text, 1 to 2000 characters</w:t>
-            </w:r>
-          </w:p>
-        </w:tc>
-        <w:tc>
-          <w:tcPr>
-            <w:tcW w:w="3600" w:type="dxa"/>
-          </w:tcPr>
-          <w:p>
-            <w:pPr>
-              <w:spacing w:line="360" w:lineRule="auto"/>
-            </w:pPr>
-            <w:r>
-              <w:rPr>
-                <w:rFonts w:ascii="Times New Roman" w:hAnsi="Times New Roman"/>
-                <w:color w:val="000000"/>
+            <w:tcW w:w="1872" w:type="dxa"/>
+          </w:tcPr>
+          <w:p>
+            <w:pPr>
+              <w:spacing w:line="360" w:lineRule="auto"/>
+              <w:rPr>
+                <w:sz w:val="24"/>
+              </w:rPr>
+            </w:pPr>
+            <w:r>
+              <w:rPr>
+                <w:rFonts w:ascii="Times New Roman" w:hAnsi="Times New Roman"/>
+                <w:color w:val="000000"/>
+                <w:sz w:val="24"/>
+              </w:rPr>
+              <w:t>Title</w:t>
+            </w:r>
+          </w:p>
+        </w:tc>
+        <w:tc>
+          <w:tcPr>
+            <w:tcW w:w="3744" w:type="dxa"/>
+          </w:tcPr>
+          <w:p>
+            <w:pPr>
+              <w:spacing w:line="360" w:lineRule="auto"/>
+              <w:rPr>
+                <w:sz w:val="24"/>
+              </w:rPr>
+            </w:pPr>
+            <w:r>
+              <w:rPr>
+                <w:rFonts w:ascii="Times New Roman" w:hAnsi="Times New Roman"/>
+                <w:color w:val="000000"/>
+                <w:sz w:val="24"/>
+              </w:rPr>
+              <w:t>Alphabets and numbers, 3 to 200 characters</w:t>
+            </w:r>
+          </w:p>
+        </w:tc>
+        <w:tc>
+          <w:tcPr>
+            <w:tcW w:w="3744" w:type="dxa"/>
+          </w:tcPr>
+          <w:p>
+            <w:pPr>
+              <w:spacing w:line="360" w:lineRule="auto"/>
+              <w:rPr>
+                <w:sz w:val="24"/>
+              </w:rPr>
+            </w:pPr>
+            <w:r>
+              <w:rPr>
+                <w:rFonts w:ascii="Times New Roman" w:hAnsi="Times New Roman"/>
+                <w:color w:val="000000"/>
+                <w:sz w:val="24"/>
               </w:rPr>
               <w:t>Outside valid class</w:t>
             </w:r>
@@ -16906,50 +16917,198 @@
         </w:trPr>
         <w:tc>
           <w:tcPr>
-            <w:tcW w:w="2160" w:type="dxa"/>
-          </w:tcPr>
-          <w:p>
-            <w:pPr>
-              <w:spacing w:line="360" w:lineRule="auto"/>
-            </w:pPr>
-            <w:r>
-              <w:rPr>
-                <w:rFonts w:ascii="Times New Roman" w:hAnsi="Times New Roman"/>
-                <w:color w:val="000000"/>
-              </w:rPr>
-              <w:t>Recipient</w:t>
-            </w:r>
-          </w:p>
-        </w:tc>
-        <w:tc>
-          <w:tcPr>
-            <w:tcW w:w="3600" w:type="dxa"/>
-          </w:tcPr>
-          <w:p>
-            <w:pPr>
-              <w:spacing w:line="360" w:lineRule="auto"/>
-            </w:pPr>
-            <w:r>
-              <w:rPr>
-                <w:rFonts w:ascii="Times New Roman" w:hAnsi="Times New Roman"/>
-                <w:color w:val="000000"/>
-              </w:rPr>
-              <w:t>An existing user in the conversation</w:t>
-            </w:r>
-          </w:p>
-        </w:tc>
-        <w:tc>
-          <w:tcPr>
-            <w:tcW w:w="3600" w:type="dxa"/>
-          </w:tcPr>
-          <w:p>
-            <w:pPr>
-              <w:spacing w:line="360" w:lineRule="auto"/>
-            </w:pPr>
-            <w:r>
-              <w:rPr>
-                <w:rFonts w:ascii="Times New Roman" w:hAnsi="Times New Roman"/>
-                <w:color w:val="000000"/>
+            <w:tcW w:w="1872" w:type="dxa"/>
+          </w:tcPr>
+          <w:p>
+            <w:pPr>
+              <w:spacing w:line="360" w:lineRule="auto"/>
+              <w:rPr>
+                <w:sz w:val="24"/>
+              </w:rPr>
+            </w:pPr>
+            <w:r>
+              <w:rPr>
+                <w:rFonts w:ascii="Times New Roman" w:hAnsi="Times New Roman"/>
+                <w:color w:val="000000"/>
+                <w:sz w:val="24"/>
+              </w:rPr>
+              <w:t>Type</w:t>
+            </w:r>
+          </w:p>
+        </w:tc>
+        <w:tc>
+          <w:tcPr>
+            <w:tcW w:w="3744" w:type="dxa"/>
+          </w:tcPr>
+          <w:p>
+            <w:pPr>
+              <w:spacing w:line="360" w:lineRule="auto"/>
+              <w:rPr>
+                <w:sz w:val="24"/>
+              </w:rPr>
+            </w:pPr>
+            <w:r>
+              <w:rPr>
+                <w:rFonts w:ascii="Times New Roman" w:hAnsi="Times New Roman"/>
+                <w:color w:val="000000"/>
+                <w:sz w:val="24"/>
+              </w:rPr>
+              <w:t>Lost or Found</w:t>
+            </w:r>
+          </w:p>
+        </w:tc>
+        <w:tc>
+          <w:tcPr>
+            <w:tcW w:w="3744" w:type="dxa"/>
+          </w:tcPr>
+          <w:p>
+            <w:pPr>
+              <w:spacing w:line="360" w:lineRule="auto"/>
+              <w:rPr>
+                <w:sz w:val="24"/>
+              </w:rPr>
+            </w:pPr>
+            <w:r>
+              <w:rPr>
+                <w:rFonts w:ascii="Times New Roman" w:hAnsi="Times New Roman"/>
+                <w:color w:val="000000"/>
+                <w:sz w:val="24"/>
+              </w:rPr>
+              <w:t>Outside valid class</w:t>
+            </w:r>
+          </w:p>
+        </w:tc>
+      </w:tr>
+      <w:tr>
+        <w:trPr>
+          <w:jc w:val="center"/>
+        </w:trPr>
+        <w:tc>
+          <w:tcPr>
+            <w:tcW w:w="1872" w:type="dxa"/>
+          </w:tcPr>
+          <w:p>
+            <w:pPr>
+              <w:spacing w:line="360" w:lineRule="auto"/>
+              <w:rPr>
+                <w:sz w:val="24"/>
+              </w:rPr>
+            </w:pPr>
+            <w:r>
+              <w:rPr>
+                <w:rFonts w:ascii="Times New Roman" w:hAnsi="Times New Roman"/>
+                <w:color w:val="000000"/>
+                <w:sz w:val="24"/>
+              </w:rPr>
+              <w:t>Category</w:t>
+            </w:r>
+          </w:p>
+        </w:tc>
+        <w:tc>
+          <w:tcPr>
+            <w:tcW w:w="3744" w:type="dxa"/>
+          </w:tcPr>
+          <w:p>
+            <w:pPr>
+              <w:spacing w:line="360" w:lineRule="auto"/>
+              <w:rPr>
+                <w:sz w:val="24"/>
+              </w:rPr>
+            </w:pPr>
+            <w:r>
+              <w:rPr>
+                <w:rFonts w:ascii="Times New Roman" w:hAnsi="Times New Roman"/>
+                <w:color w:val="000000"/>
+                <w:sz w:val="24"/>
+              </w:rPr>
+              <w:t>Electronics, Documents, Clothing, Accessories, Books, or Other</w:t>
+            </w:r>
+          </w:p>
+        </w:tc>
+        <w:tc>
+          <w:tcPr>
+            <w:tcW w:w="3744" w:type="dxa"/>
+          </w:tcPr>
+          <w:p>
+            <w:pPr>
+              <w:spacing w:line="360" w:lineRule="auto"/>
+              <w:rPr>
+                <w:sz w:val="24"/>
+              </w:rPr>
+            </w:pPr>
+            <w:r>
+              <w:rPr>
+                <w:rFonts w:ascii="Times New Roman" w:hAnsi="Times New Roman"/>
+                <w:color w:val="000000"/>
+                <w:sz w:val="24"/>
+              </w:rPr>
+              <w:t>Outside valid class</w:t>
+            </w:r>
+          </w:p>
+        </w:tc>
+      </w:tr>
+      <w:tr>
+        <w:trPr>
+          <w:jc w:val="center"/>
+        </w:trPr>
+        <w:tc>
+          <w:tcPr>
+            <w:tcW w:w="1872" w:type="dxa"/>
+          </w:tcPr>
+          <w:p>
+            <w:pPr>
+              <w:spacing w:line="360" w:lineRule="auto"/>
+              <w:rPr>
+                <w:sz w:val="24"/>
+              </w:rPr>
+            </w:pPr>
+            <w:r>
+              <w:rPr>
+                <w:rFonts w:ascii="Times New Roman" w:hAnsi="Times New Roman"/>
+                <w:color w:val="000000"/>
+                <w:sz w:val="24"/>
+              </w:rPr>
+              <w:t>Location</w:t>
+            </w:r>
+          </w:p>
+        </w:tc>
+        <w:tc>
+          <w:tcPr>
+            <w:tcW w:w="3744" w:type="dxa"/>
+          </w:tcPr>
+          <w:p>
+            <w:pPr>
+              <w:spacing w:line="360" w:lineRule="auto"/>
+              <w:rPr>
+                <w:sz w:val="24"/>
+              </w:rPr>
+            </w:pPr>
+            <w:r>
+              <w:rPr>
+                <w:rFonts w:ascii="Times New Roman" w:hAnsi="Times New Roman"/>
+                <w:color w:val="000000"/>
+                <w:sz w:val="24"/>
+              </w:rPr>
+              <w:t>Any non-empty text</w:t>
+            </w:r>
+          </w:p>
+        </w:tc>
+        <w:tc>
+          <w:tcPr>
+            <w:tcW w:w="3744" w:type="dxa"/>
+          </w:tcPr>
+          <w:p>
+            <w:pPr>
+              <w:spacing w:line="360" w:lineRule="auto"/>
+              <w:rPr>
+                <w:sz w:val="24"/>
+              </w:rPr>
+            </w:pPr>
+            <w:r>
+              <w:rPr>
+                <w:rFonts w:ascii="Times New Roman" w:hAnsi="Times New Roman"/>
+                <w:color w:val="000000"/>
+                <w:sz w:val="24"/>
               </w:rPr>
               <w:t>Outside valid class</w:t>
             </w:r>
@@ -16967,12 +17126,12 @@
         <w:pStyle w:val="Heading3"/>
         <w:spacing w:line="360" w:lineRule="auto"/>
       </w:pPr>
-      <w:bookmarkStart w:id="51" w:name="_Toc227543944"/>
-      <w:r>
-        <w:rPr>
-          <w:rFonts w:ascii="Times New Roman" w:hAnsi="Times New Roman"/>
-        </w:rPr>
-        <w:t>3.5.1.10  Post Announcement</w:t>
+      <w:bookmarkStart w:id="51" w:name="_Toc227543943"/>
+      <w:r>
+        <w:rPr>
+          <w:rFonts w:ascii="Times New Roman" w:hAnsi="Times New Roman"/>
+        </w:rPr>
+        <w:t>3.5.1.9  Send Message</w:t>
       </w:r>
       <w:bookmarkEnd w:id="51"/>
     </w:p>
@@ -16990,9 +17149,9 @@
         <w:tblLook w:val="04A0" w:firstRow="1" w:lastRow="0" w:firstColumn="1" w:lastColumn="0" w:noHBand="0" w:noVBand="1"/>
       </w:tblPr>
       <w:tblGrid>
-        <w:gridCol w:w="1758"/>
-        <w:gridCol w:w="3468"/>
-        <w:gridCol w:w="3404"/>
+        <w:gridCol w:w="2032"/>
+        <w:gridCol w:w="3329"/>
+        <w:gridCol w:w="3269"/>
       </w:tblGrid>
       <w:tr>
         <w:trPr>
@@ -17000,19 +17159,23 @@
         </w:trPr>
         <w:tc>
           <w:tcPr>
-            <w:tcW w:w="1872" w:type="dxa"/>
+            <w:tcW w:w="2160" w:type="dxa"/>
             <w:shd w:val="clear" w:color="auto" w:fill="D9D9D9"/>
           </w:tcPr>
           <w:p>
             <w:pPr>
               <w:spacing w:line="360" w:lineRule="auto"/>
               <w:jc w:val="center"/>
+              <w:rPr>
+                <w:sz w:val="24"/>
+              </w:rPr>
             </w:pPr>
             <w:r>
               <w:rPr>
                 <w:rFonts w:ascii="Times New Roman" w:hAnsi="Times New Roman"/>
                 <w:b/>
                 <w:color w:val="000000"/>
+                <w:sz w:val="24"/>
               </w:rPr>
               <w:t>Input</w:t>
             </w:r>
@@ -17020,19 +17183,23 @@
         </w:tc>
         <w:tc>
           <w:tcPr>
-            <w:tcW w:w="3744" w:type="dxa"/>
+            <w:tcW w:w="3600" w:type="dxa"/>
             <w:shd w:val="clear" w:color="auto" w:fill="D9D9D9"/>
           </w:tcPr>
           <w:p>
             <w:pPr>
               <w:spacing w:line="360" w:lineRule="auto"/>
               <w:jc w:val="center"/>
+              <w:rPr>
+                <w:sz w:val="24"/>
+              </w:rPr>
             </w:pPr>
             <w:r>
               <w:rPr>
                 <w:rFonts w:ascii="Times New Roman" w:hAnsi="Times New Roman"/>
                 <w:b/>
                 <w:color w:val="000000"/>
+                <w:sz w:val="24"/>
               </w:rPr>
               <w:t>Valid Class</w:t>
             </w:r>
@@ -17040,19 +17207,23 @@
         </w:tc>
         <w:tc>
           <w:tcPr>
-            <w:tcW w:w="3744" w:type="dxa"/>
+            <w:tcW w:w="3600" w:type="dxa"/>
             <w:shd w:val="clear" w:color="auto" w:fill="D9D9D9"/>
           </w:tcPr>
           <w:p>
             <w:pPr>
               <w:spacing w:line="360" w:lineRule="auto"/>
               <w:jc w:val="center"/>
+              <w:rPr>
+                <w:sz w:val="24"/>
+              </w:rPr>
             </w:pPr>
             <w:r>
               <w:rPr>
                 <w:rFonts w:ascii="Times New Roman" w:hAnsi="Times New Roman"/>
                 <w:b/>
                 <w:color w:val="000000"/>
+                <w:sz w:val="24"/>
               </w:rPr>
               <w:t>Invalid Class</w:t>
             </w:r>
@@ -17065,50 +17236,62 @@
         </w:trPr>
         <w:tc>
           <w:tcPr>
-            <w:tcW w:w="1872" w:type="dxa"/>
-          </w:tcPr>
-          <w:p>
-            <w:pPr>
-              <w:spacing w:line="360" w:lineRule="auto"/>
-            </w:pPr>
-            <w:r>
-              <w:rPr>
-                <w:rFonts w:ascii="Times New Roman" w:hAnsi="Times New Roman"/>
-                <w:color w:val="000000"/>
-              </w:rPr>
-              <w:t>Title</w:t>
-            </w:r>
-          </w:p>
-        </w:tc>
-        <w:tc>
-          <w:tcPr>
-            <w:tcW w:w="3744" w:type="dxa"/>
-          </w:tcPr>
-          <w:p>
-            <w:pPr>
-              <w:spacing w:line="360" w:lineRule="auto"/>
-            </w:pPr>
-            <w:r>
-              <w:rPr>
-                <w:rFonts w:ascii="Times New Roman" w:hAnsi="Times New Roman"/>
-                <w:color w:val="000000"/>
-              </w:rPr>
-              <w:t>Alphabets and numbers, 3 to 200 characters</w:t>
-            </w:r>
-          </w:p>
-        </w:tc>
-        <w:tc>
-          <w:tcPr>
-            <w:tcW w:w="3744" w:type="dxa"/>
-          </w:tcPr>
-          <w:p>
-            <w:pPr>
-              <w:spacing w:line="360" w:lineRule="auto"/>
-            </w:pPr>
-            <w:r>
-              <w:rPr>
-                <w:rFonts w:ascii="Times New Roman" w:hAnsi="Times New Roman"/>
-                <w:color w:val="000000"/>
+            <w:tcW w:w="2160" w:type="dxa"/>
+          </w:tcPr>
+          <w:p>
+            <w:pPr>
+              <w:spacing w:line="360" w:lineRule="auto"/>
+              <w:rPr>
+                <w:sz w:val="24"/>
+              </w:rPr>
+            </w:pPr>
+            <w:r>
+              <w:rPr>
+                <w:rFonts w:ascii="Times New Roman" w:hAnsi="Times New Roman"/>
+                <w:color w:val="000000"/>
+                <w:sz w:val="24"/>
+              </w:rPr>
+              <w:t>Message</w:t>
+            </w:r>
+          </w:p>
+        </w:tc>
+        <w:tc>
+          <w:tcPr>
+            <w:tcW w:w="3600" w:type="dxa"/>
+          </w:tcPr>
+          <w:p>
+            <w:pPr>
+              <w:spacing w:line="360" w:lineRule="auto"/>
+              <w:rPr>
+                <w:sz w:val="24"/>
+              </w:rPr>
+            </w:pPr>
+            <w:r>
+              <w:rPr>
+                <w:rFonts w:ascii="Times New Roman" w:hAnsi="Times New Roman"/>
+                <w:color w:val="000000"/>
+                <w:sz w:val="24"/>
+              </w:rPr>
+              <w:t>Any text, 1 to 2000 characters</w:t>
+            </w:r>
+          </w:p>
+        </w:tc>
+        <w:tc>
+          <w:tcPr>
+            <w:tcW w:w="3600" w:type="dxa"/>
+          </w:tcPr>
+          <w:p>
+            <w:pPr>
+              <w:spacing w:line="360" w:lineRule="auto"/>
+              <w:rPr>
+                <w:sz w:val="24"/>
+              </w:rPr>
+            </w:pPr>
+            <w:r>
+              <w:rPr>
+                <w:rFonts w:ascii="Times New Roman" w:hAnsi="Times New Roman"/>
+                <w:color w:val="000000"/>
+                <w:sz w:val="24"/>
               </w:rPr>
               <w:t>Outside valid class</w:t>
             </w:r>
@@ -17121,53 +17304,180 @@
         </w:trPr>
         <w:tc>
           <w:tcPr>
+            <w:tcW w:w="2160" w:type="dxa"/>
+          </w:tcPr>
+          <w:p>
+            <w:pPr>
+              <w:spacing w:line="360" w:lineRule="auto"/>
+              <w:rPr>
+                <w:sz w:val="24"/>
+              </w:rPr>
+            </w:pPr>
+            <w:r>
+              <w:rPr>
+                <w:rFonts w:ascii="Times New Roman" w:hAnsi="Times New Roman"/>
+                <w:color w:val="000000"/>
+                <w:sz w:val="24"/>
+              </w:rPr>
+              <w:lastRenderedPageBreak/>
+              <w:t>Recipient</w:t>
+            </w:r>
+          </w:p>
+        </w:tc>
+        <w:tc>
+          <w:tcPr>
+            <w:tcW w:w="3600" w:type="dxa"/>
+          </w:tcPr>
+          <w:p>
+            <w:pPr>
+              <w:spacing w:line="360" w:lineRule="auto"/>
+              <w:rPr>
+                <w:sz w:val="24"/>
+              </w:rPr>
+            </w:pPr>
+            <w:r>
+              <w:rPr>
+                <w:rFonts w:ascii="Times New Roman" w:hAnsi="Times New Roman"/>
+                <w:color w:val="000000"/>
+                <w:sz w:val="24"/>
+              </w:rPr>
+              <w:t>An existing user in the conversation</w:t>
+            </w:r>
+          </w:p>
+        </w:tc>
+        <w:tc>
+          <w:tcPr>
+            <w:tcW w:w="3600" w:type="dxa"/>
+          </w:tcPr>
+          <w:p>
+            <w:pPr>
+              <w:spacing w:line="360" w:lineRule="auto"/>
+              <w:rPr>
+                <w:sz w:val="24"/>
+              </w:rPr>
+            </w:pPr>
+            <w:r>
+              <w:rPr>
+                <w:rFonts w:ascii="Times New Roman" w:hAnsi="Times New Roman"/>
+                <w:color w:val="000000"/>
+                <w:sz w:val="24"/>
+              </w:rPr>
+              <w:t>Outside valid class</w:t>
+            </w:r>
+          </w:p>
+        </w:tc>
+      </w:tr>
+    </w:tbl>
+    <w:p>
+      <w:pPr>
+        <w:spacing w:after="160" w:line="360" w:lineRule="auto"/>
+      </w:pPr>
+    </w:p>
+    <w:p>
+      <w:pPr>
+        <w:pStyle w:val="Heading3"/>
+        <w:spacing w:line="360" w:lineRule="auto"/>
+      </w:pPr>
+      <w:bookmarkStart w:id="52" w:name="_Toc227543944"/>
+      <w:r>
+        <w:rPr>
+          <w:rFonts w:ascii="Times New Roman" w:hAnsi="Times New Roman"/>
+        </w:rPr>
+        <w:t>3.5.1.10  Post Announcement</w:t>
+      </w:r>
+      <w:bookmarkEnd w:id="52"/>
+    </w:p>
+    <w:p>
+      <w:pPr>
+        <w:pStyle w:val="TableCaption"/>
+        <w:spacing w:before="200" w:after="60" w:line="360" w:lineRule="auto"/>
+      </w:pPr>
+    </w:p>
+    <w:tbl>
+      <w:tblPr>
+        <w:tblStyle w:val="TableGrid"/>
+        <w:tblW w:w="0" w:type="auto"/>
+        <w:jc w:val="center"/>
+        <w:tblLook w:val="04A0" w:firstRow="1" w:lastRow="0" w:firstColumn="1" w:lastColumn="0" w:noHBand="0" w:noVBand="1"/>
+      </w:tblPr>
+      <w:tblGrid>
+        <w:gridCol w:w="1760"/>
+        <w:gridCol w:w="3471"/>
+        <w:gridCol w:w="3399"/>
+      </w:tblGrid>
+      <w:tr>
+        <w:trPr>
+          <w:jc w:val="center"/>
+        </w:trPr>
+        <w:tc>
+          <w:tcPr>
             <w:tcW w:w="1872" w:type="dxa"/>
-          </w:tcPr>
-          <w:p>
-            <w:pPr>
-              <w:spacing w:line="360" w:lineRule="auto"/>
-            </w:pPr>
-            <w:r>
-              <w:rPr>
-                <w:rFonts w:ascii="Times New Roman" w:hAnsi="Times New Roman"/>
-                <w:color w:val="000000"/>
-              </w:rPr>
-              <w:lastRenderedPageBreak/>
-              <w:t>Content</w:t>
+            <w:shd w:val="clear" w:color="auto" w:fill="D9D9D9"/>
+          </w:tcPr>
+          <w:p>
+            <w:pPr>
+              <w:spacing w:line="360" w:lineRule="auto"/>
+              <w:jc w:val="center"/>
+              <w:rPr>
+                <w:sz w:val="24"/>
+              </w:rPr>
+            </w:pPr>
+            <w:r>
+              <w:rPr>
+                <w:rFonts w:ascii="Times New Roman" w:hAnsi="Times New Roman"/>
+                <w:b/>
+                <w:color w:val="000000"/>
+                <w:sz w:val="24"/>
+              </w:rPr>
+              <w:t>Input</w:t>
             </w:r>
           </w:p>
         </w:tc>
         <w:tc>
           <w:tcPr>
             <w:tcW w:w="3744" w:type="dxa"/>
-          </w:tcPr>
-          <w:p>
-            <w:pPr>
-              <w:spacing w:line="360" w:lineRule="auto"/>
-            </w:pPr>
-            <w:r>
-              <w:rPr>
-                <w:rFonts w:ascii="Times New Roman" w:hAnsi="Times New Roman"/>
-                <w:color w:val="000000"/>
-              </w:rPr>
-              <w:t>Any text, 1 to 2000 characters</w:t>
+            <w:shd w:val="clear" w:color="auto" w:fill="D9D9D9"/>
+          </w:tcPr>
+          <w:p>
+            <w:pPr>
+              <w:spacing w:line="360" w:lineRule="auto"/>
+              <w:jc w:val="center"/>
+              <w:rPr>
+                <w:sz w:val="24"/>
+              </w:rPr>
+            </w:pPr>
+            <w:r>
+              <w:rPr>
+                <w:rFonts w:ascii="Times New Roman" w:hAnsi="Times New Roman"/>
+                <w:b/>
+                <w:color w:val="000000"/>
+                <w:sz w:val="24"/>
+              </w:rPr>
+              <w:t>Valid Class</w:t>
             </w:r>
           </w:p>
         </w:tc>
         <w:tc>
           <w:tcPr>
             <w:tcW w:w="3744" w:type="dxa"/>
-          </w:tcPr>
-          <w:p>
-            <w:pPr>
-              <w:spacing w:line="360" w:lineRule="auto"/>
-            </w:pPr>
-            <w:r>
-              <w:rPr>
-                <w:rFonts w:ascii="Times New Roman" w:hAnsi="Times New Roman"/>
-                <w:color w:val="000000"/>
-              </w:rPr>
-              <w:t>Outside valid class</w:t>
+            <w:shd w:val="clear" w:color="auto" w:fill="D9D9D9"/>
+          </w:tcPr>
+          <w:p>
+            <w:pPr>
+              <w:spacing w:line="360" w:lineRule="auto"/>
+              <w:jc w:val="center"/>
+              <w:rPr>
+                <w:sz w:val="24"/>
+              </w:rPr>
+            </w:pPr>
+            <w:r>
+              <w:rPr>
+                <w:rFonts w:ascii="Times New Roman" w:hAnsi="Times New Roman"/>
+                <w:b/>
+                <w:color w:val="000000"/>
+                <w:sz w:val="24"/>
+              </w:rPr>
+              <w:t>Invalid Class</w:t>
             </w:r>
           </w:p>
         </w:tc>
@@ -17183,13 +17493,17 @@
           <w:p>
             <w:pPr>
               <w:spacing w:line="360" w:lineRule="auto"/>
-            </w:pPr>
-            <w:r>
-              <w:rPr>
-                <w:rFonts w:ascii="Times New Roman" w:hAnsi="Times New Roman"/>
-                <w:color w:val="000000"/>
-              </w:rPr>
-              <w:t>Target</w:t>
+              <w:rPr>
+                <w:sz w:val="24"/>
+              </w:rPr>
+            </w:pPr>
+            <w:r>
+              <w:rPr>
+                <w:rFonts w:ascii="Times New Roman" w:hAnsi="Times New Roman"/>
+                <w:color w:val="000000"/>
+                <w:sz w:val="24"/>
+              </w:rPr>
+              <w:t>Title</w:t>
             </w:r>
           </w:p>
         </w:tc>
@@ -17200,13 +17514,17 @@
           <w:p>
             <w:pPr>
               <w:spacing w:line="360" w:lineRule="auto"/>
-            </w:pPr>
-            <w:r>
-              <w:rPr>
-                <w:rFonts w:ascii="Times New Roman" w:hAnsi="Times New Roman"/>
-                <w:color w:val="000000"/>
-              </w:rPr>
-              <w:t>All, a specific department, or department + semester</w:t>
+              <w:rPr>
+                <w:sz w:val="24"/>
+              </w:rPr>
+            </w:pPr>
+            <w:r>
+              <w:rPr>
+                <w:rFonts w:ascii="Times New Roman" w:hAnsi="Times New Roman"/>
+                <w:color w:val="000000"/>
+                <w:sz w:val="24"/>
+              </w:rPr>
+              <w:t>Alphabets and numbers, 3 to 200 characters</w:t>
             </w:r>
           </w:p>
         </w:tc>
@@ -17217,11 +17535,15 @@
           <w:p>
             <w:pPr>
               <w:spacing w:line="360" w:lineRule="auto"/>
-            </w:pPr>
-            <w:r>
-              <w:rPr>
-                <w:rFonts w:ascii="Times New Roman" w:hAnsi="Times New Roman"/>
-                <w:color w:val="000000"/>
+              <w:rPr>
+                <w:sz w:val="24"/>
+              </w:rPr>
+            </w:pPr>
+            <w:r>
+              <w:rPr>
+                <w:rFonts w:ascii="Times New Roman" w:hAnsi="Times New Roman"/>
+                <w:color w:val="000000"/>
+                <w:sz w:val="24"/>
               </w:rPr>
               <w:t>Outside valid class</w:t>
             </w:r>
@@ -17239,11 +17561,151 @@
           <w:p>
             <w:pPr>
               <w:spacing w:line="360" w:lineRule="auto"/>
-            </w:pPr>
-            <w:r>
-              <w:rPr>
-                <w:rFonts w:ascii="Times New Roman" w:hAnsi="Times New Roman"/>
-                <w:color w:val="000000"/>
+              <w:rPr>
+                <w:sz w:val="24"/>
+              </w:rPr>
+            </w:pPr>
+            <w:r>
+              <w:rPr>
+                <w:rFonts w:ascii="Times New Roman" w:hAnsi="Times New Roman"/>
+                <w:color w:val="000000"/>
+                <w:sz w:val="24"/>
+              </w:rPr>
+              <w:t>Content</w:t>
+            </w:r>
+          </w:p>
+        </w:tc>
+        <w:tc>
+          <w:tcPr>
+            <w:tcW w:w="3744" w:type="dxa"/>
+          </w:tcPr>
+          <w:p>
+            <w:pPr>
+              <w:spacing w:line="360" w:lineRule="auto"/>
+              <w:rPr>
+                <w:sz w:val="24"/>
+              </w:rPr>
+            </w:pPr>
+            <w:r>
+              <w:rPr>
+                <w:rFonts w:ascii="Times New Roman" w:hAnsi="Times New Roman"/>
+                <w:color w:val="000000"/>
+                <w:sz w:val="24"/>
+              </w:rPr>
+              <w:t>Any text, 1 to 2000 characters</w:t>
+            </w:r>
+          </w:p>
+        </w:tc>
+        <w:tc>
+          <w:tcPr>
+            <w:tcW w:w="3744" w:type="dxa"/>
+          </w:tcPr>
+          <w:p>
+            <w:pPr>
+              <w:spacing w:line="360" w:lineRule="auto"/>
+              <w:rPr>
+                <w:sz w:val="24"/>
+              </w:rPr>
+            </w:pPr>
+            <w:r>
+              <w:rPr>
+                <w:rFonts w:ascii="Times New Roman" w:hAnsi="Times New Roman"/>
+                <w:color w:val="000000"/>
+                <w:sz w:val="24"/>
+              </w:rPr>
+              <w:t>Outside valid class</w:t>
+            </w:r>
+          </w:p>
+        </w:tc>
+      </w:tr>
+      <w:tr>
+        <w:trPr>
+          <w:jc w:val="center"/>
+        </w:trPr>
+        <w:tc>
+          <w:tcPr>
+            <w:tcW w:w="1872" w:type="dxa"/>
+          </w:tcPr>
+          <w:p>
+            <w:pPr>
+              <w:spacing w:line="360" w:lineRule="auto"/>
+              <w:rPr>
+                <w:sz w:val="24"/>
+              </w:rPr>
+            </w:pPr>
+            <w:r>
+              <w:rPr>
+                <w:rFonts w:ascii="Times New Roman" w:hAnsi="Times New Roman"/>
+                <w:color w:val="000000"/>
+                <w:sz w:val="24"/>
+              </w:rPr>
+              <w:t>Target</w:t>
+            </w:r>
+          </w:p>
+        </w:tc>
+        <w:tc>
+          <w:tcPr>
+            <w:tcW w:w="3744" w:type="dxa"/>
+          </w:tcPr>
+          <w:p>
+            <w:pPr>
+              <w:spacing w:line="360" w:lineRule="auto"/>
+              <w:rPr>
+                <w:sz w:val="24"/>
+              </w:rPr>
+            </w:pPr>
+            <w:r>
+              <w:rPr>
+                <w:rFonts w:ascii="Times New Roman" w:hAnsi="Times New Roman"/>
+                <w:color w:val="000000"/>
+                <w:sz w:val="24"/>
+              </w:rPr>
+              <w:t>All, a specific department, or department + semester</w:t>
+            </w:r>
+          </w:p>
+        </w:tc>
+        <w:tc>
+          <w:tcPr>
+            <w:tcW w:w="3744" w:type="dxa"/>
+          </w:tcPr>
+          <w:p>
+            <w:pPr>
+              <w:spacing w:line="360" w:lineRule="auto"/>
+              <w:rPr>
+                <w:sz w:val="24"/>
+              </w:rPr>
+            </w:pPr>
+            <w:r>
+              <w:rPr>
+                <w:rFonts w:ascii="Times New Roman" w:hAnsi="Times New Roman"/>
+                <w:color w:val="000000"/>
+                <w:sz w:val="24"/>
+              </w:rPr>
+              <w:t>Outside valid class</w:t>
+            </w:r>
+          </w:p>
+        </w:tc>
+      </w:tr>
+      <w:tr>
+        <w:trPr>
+          <w:jc w:val="center"/>
+        </w:trPr>
+        <w:tc>
+          <w:tcPr>
+            <w:tcW w:w="1872" w:type="dxa"/>
+          </w:tcPr>
+          <w:p>
+            <w:pPr>
+              <w:spacing w:line="360" w:lineRule="auto"/>
+              <w:rPr>
+                <w:sz w:val="24"/>
+              </w:rPr>
+            </w:pPr>
+            <w:r>
+              <w:rPr>
+                <w:rFonts w:ascii="Times New Roman" w:hAnsi="Times New Roman"/>
+                <w:color w:val="000000"/>
+                <w:sz w:val="24"/>
               </w:rPr>
               <w:t>Role</w:t>
             </w:r>
@@ -17256,11 +17718,15 @@
           <w:p>
             <w:pPr>
               <w:spacing w:line="360" w:lineRule="auto"/>
-            </w:pPr>
-            <w:r>
-              <w:rPr>
-                <w:rFonts w:ascii="Times New Roman" w:hAnsi="Times New Roman"/>
-                <w:color w:val="000000"/>
+              <w:rPr>
+                <w:sz w:val="24"/>
+              </w:rPr>
+            </w:pPr>
+            <w:r>
+              <w:rPr>
+                <w:rFonts w:ascii="Times New Roman" w:hAnsi="Times New Roman"/>
+                <w:color w:val="000000"/>
+                <w:sz w:val="24"/>
               </w:rPr>
               <w:t>Teacher, Coordination, or Admin</w:t>
             </w:r>
@@ -17273,11 +17739,15 @@
           <w:p>
             <w:pPr>
               <w:spacing w:line="360" w:lineRule="auto"/>
-            </w:pPr>
-            <w:r>
-              <w:rPr>
-                <w:rFonts w:ascii="Times New Roman" w:hAnsi="Times New Roman"/>
-                <w:color w:val="000000"/>
+              <w:rPr>
+                <w:sz w:val="24"/>
+              </w:rPr>
+            </w:pPr>
+            <w:r>
+              <w:rPr>
+                <w:rFonts w:ascii="Times New Roman" w:hAnsi="Times New Roman"/>
+                <w:color w:val="000000"/>
+                <w:sz w:val="24"/>
               </w:rPr>
               <w:t>Outside valid class</w:t>
             </w:r>
@@ -17303,7 +17773,7 @@
         <w:pStyle w:val="Heading1"/>
         <w:spacing w:line="360" w:lineRule="auto"/>
       </w:pPr>
-      <w:bookmarkStart w:id="52" w:name="_Toc227543945"/>
+      <w:bookmarkStart w:id="53" w:name="_Toc227543945"/>
       <w:r>
         <w:rPr>
           <w:rFonts w:ascii="Times New Roman" w:hAnsi="Times New Roman"/>
@@ -17311,7 +17781,7 @@
         <w:lastRenderedPageBreak/>
         <w:t>Chapter 4: System Design</w:t>
       </w:r>
-      <w:bookmarkEnd w:id="52"/>
+      <w:bookmarkEnd w:id="53"/>
     </w:p>
     <w:p>
       <w:pPr>
@@ -17323,14 +17793,14 @@
         <w:pStyle w:val="Heading2"/>
         <w:spacing w:line="360" w:lineRule="auto"/>
       </w:pPr>
-      <w:bookmarkStart w:id="53" w:name="_Toc227543946"/>
+      <w:bookmarkStart w:id="54" w:name="_Toc227543946"/>
       <w:r>
         <w:rPr>
           <w:rFonts w:ascii="Times New Roman" w:hAnsi="Times New Roman"/>
         </w:rPr>
         <w:t>4.1  Introduction</w:t>
       </w:r>
-      <w:bookmarkEnd w:id="53"/>
+      <w:bookmarkEnd w:id="54"/>
     </w:p>
     <w:p>
       <w:pPr>
@@ -17340,7 +17810,6 @@
           <w:sz w:val="24"/>
         </w:rPr>
       </w:pPr>
-      <w:bookmarkStart w:id="54" w:name="_GoBack"/>
       <w:r>
         <w:rPr>
           <w:rFonts w:ascii="Times New Roman" w:hAnsi="Times New Roman"/>
@@ -17356,7 +17825,6 @@
         <w:spacing w:line="360" w:lineRule="auto"/>
       </w:pPr>
       <w:bookmarkStart w:id="55" w:name="_Toc227543947"/>
-      <w:bookmarkEnd w:id="54"/>
       <w:r>
         <w:rPr>
           <w:rFonts w:ascii="Times New Roman" w:hAnsi="Times New Roman"/>
@@ -27934,7 +28402,7 @@
         <w:noProof/>
         <w:sz w:val="20"/>
       </w:rPr>
-      <w:t>19</w:t>
+      <w:t>15</w:t>
     </w:r>
     <w:r>
       <w:rPr>
@@ -39979,7 +40447,7 @@
 </file>
 
 <file path=customXml/itemProps1.xml><?xml version="1.0" encoding="utf-8"?>
-<ds:datastoreItem xmlns:ds="http://schemas.openxmlformats.org/officeDocument/2006/customXml" ds:itemID="{9E578E2F-9711-4E1D-B5D9-189BE443F1B4}">
+<ds:datastoreItem xmlns:ds="http://schemas.openxmlformats.org/officeDocument/2006/customXml" ds:itemID="{073250FB-D569-46C3-9DE7-B7C89389B4FB}">
   <ds:schemaRefs>
     <ds:schemaRef ds:uri="http://schemas.openxmlformats.org/officeDocument/2006/bibliography"/>
   </ds:schemaRefs>

--- a/Riphah_Konnect_FYP_Doc.docx
+++ b/Riphah_Konnect_FYP_Doc.docx
@@ -14610,13 +14610,27 @@
       <w:pPr>
         <w:spacing w:before="160" w:after="120" w:line="360" w:lineRule="auto"/>
         <w:jc w:val="both"/>
+        <w:rPr>
+          <w:sz w:val="24"/>
+        </w:rPr>
       </w:pPr>
       <w:r>
         <w:rPr>
           <w:rFonts w:ascii="Times New Roman" w:hAnsi="Times New Roman"/>
           <w:color w:val="000000"/>
-        </w:rPr>
-        <w:t>We used black-box testing with equivalence partitioning to design test cases for the main features of Riphah Konnect. Each test case table shows the input fields being tested, the valid class of inputs (what should be accepted), and the invalid class (what should be rejected). These test cases are used to check whether the system correctly handles both correct and incorrect inputs.</w:t>
+          <w:sz w:val="24"/>
+        </w:rPr>
+        <w:t>We used black</w:t>
+      </w:r>
+      <w:bookmarkStart w:id="41" w:name="_GoBack"/>
+      <w:bookmarkEnd w:id="41"/>
+      <w:r>
+        <w:rPr>
+          <w:rFonts w:ascii="Times New Roman" w:hAnsi="Times New Roman"/>
+          <w:color w:val="000000"/>
+          <w:sz w:val="24"/>
+        </w:rPr>
+        <w:t>-box testing with equivalence partitioning to design test cases for the main features of Riphah Konnect. Each test case table shows the input fields being tested, the valid class of inputs (what should be accepted), and the invalid class (what should be rejected). These test cases are used to check whether the system correctly handles both correct and incorrect inputs.</w:t>
       </w:r>
     </w:p>
     <w:p>
@@ -14624,28 +14638,28 @@
         <w:pStyle w:val="Heading3"/>
         <w:spacing w:after="120" w:line="360" w:lineRule="auto"/>
       </w:pPr>
-      <w:bookmarkStart w:id="41" w:name="_Toc227543934"/>
+      <w:bookmarkStart w:id="42" w:name="_Toc227543934"/>
       <w:r>
         <w:rPr>
           <w:rFonts w:ascii="Times New Roman" w:hAnsi="Times New Roman"/>
         </w:rPr>
         <w:t>3.5.1  Test Case Design</w:t>
       </w:r>
-      <w:bookmarkEnd w:id="41"/>
+      <w:bookmarkEnd w:id="42"/>
     </w:p>
     <w:p>
       <w:pPr>
         <w:pStyle w:val="Heading3"/>
         <w:spacing w:line="360" w:lineRule="auto"/>
       </w:pPr>
-      <w:bookmarkStart w:id="42" w:name="_Toc227543935"/>
+      <w:bookmarkStart w:id="43" w:name="_Toc227543935"/>
       <w:r>
         <w:rPr>
           <w:rFonts w:ascii="Times New Roman" w:hAnsi="Times New Roman"/>
         </w:rPr>
         <w:t>3.5.1.1  User Registration</w:t>
       </w:r>
-      <w:bookmarkEnd w:id="42"/>
+      <w:bookmarkEnd w:id="43"/>
     </w:p>
     <w:p>
       <w:pPr>
@@ -14682,7 +14696,6 @@
                 <w:sz w:val="24"/>
               </w:rPr>
             </w:pPr>
-            <w:bookmarkStart w:id="43" w:name="_GoBack" w:colFirst="0" w:colLast="2"/>
             <w:r>
               <w:rPr>
                 <w:rFonts w:ascii="Times New Roman" w:hAnsi="Times New Roman"/>
@@ -15083,7 +15096,6 @@
           </w:p>
         </w:tc>
       </w:tr>
-      <w:bookmarkEnd w:id="43"/>
     </w:tbl>
     <w:p>
       <w:pPr>
@@ -40447,7 +40459,7 @@
 </file>
 
 <file path=customXml/itemProps1.xml><?xml version="1.0" encoding="utf-8"?>
-<ds:datastoreItem xmlns:ds="http://schemas.openxmlformats.org/officeDocument/2006/customXml" ds:itemID="{073250FB-D569-46C3-9DE7-B7C89389B4FB}">
+<ds:datastoreItem xmlns:ds="http://schemas.openxmlformats.org/officeDocument/2006/customXml" ds:itemID="{3192AEFA-0D3C-478D-96AF-094E26FBCD25}">
   <ds:schemaRefs>
     <ds:schemaRef ds:uri="http://schemas.openxmlformats.org/officeDocument/2006/bibliography"/>
   </ds:schemaRefs>

--- a/Riphah_Konnect_FYP_Doc.docx
+++ b/Riphah_Konnect_FYP_Doc.docx
@@ -14582,11 +14582,16 @@
       <w:pPr>
         <w:spacing w:before="160" w:after="80" w:line="360" w:lineRule="auto"/>
         <w:jc w:val="both"/>
-      </w:pPr>
+        <w:rPr>
+          <w:sz w:val="24"/>
+        </w:rPr>
+      </w:pPr>
+      <w:bookmarkStart w:id="40" w:name="_GoBack"/>
       <w:r>
         <w:rPr>
           <w:rFonts w:ascii="Times New Roman" w:hAnsi="Times New Roman"/>
           <w:color w:val="000000"/>
+          <w:sz w:val="24"/>
         </w:rPr>
         <w:t>There are no specific non-functional requirements defined for this system.</w:t>
       </w:r>
@@ -14596,7 +14601,8 @@
         <w:pStyle w:val="Heading2"/>
         <w:spacing w:line="360" w:lineRule="auto"/>
       </w:pPr>
-      <w:bookmarkStart w:id="40" w:name="_Toc227543933"/>
+      <w:bookmarkStart w:id="41" w:name="_Toc227543933"/>
+      <w:bookmarkEnd w:id="40"/>
       <w:r>
         <w:rPr>
           <w:rFonts w:ascii="Times New Roman" w:hAnsi="Times New Roman"/>
@@ -14604,7 +14610,7 @@
         <w:lastRenderedPageBreak/>
         <w:t>3.5  SQA Activities: Defect Detection</w:t>
       </w:r>
-      <w:bookmarkEnd w:id="40"/>
+      <w:bookmarkEnd w:id="41"/>
     </w:p>
     <w:p>
       <w:pPr>
@@ -14620,17 +14626,7 @@
           <w:color w:val="000000"/>
           <w:sz w:val="24"/>
         </w:rPr>
-        <w:t>We used black</w:t>
-      </w:r>
-      <w:bookmarkStart w:id="41" w:name="_GoBack"/>
-      <w:bookmarkEnd w:id="41"/>
-      <w:r>
-        <w:rPr>
-          <w:rFonts w:ascii="Times New Roman" w:hAnsi="Times New Roman"/>
-          <w:color w:val="000000"/>
-          <w:sz w:val="24"/>
-        </w:rPr>
-        <w:t>-box testing with equivalence partitioning to design test cases for the main features of Riphah Konnect. Each test case table shows the input fields being tested, the valid class of inputs (what should be accepted), and the invalid class (what should be rejected). These test cases are used to check whether the system correctly handles both correct and incorrect inputs.</w:t>
+        <w:t>We used black-box testing with equivalence partitioning to design test cases for the main features of Riphah Konnect. Each test case table shows the input fields being tested, the valid class of inputs (what should be accepted), and the invalid class (what should be rejected). These test cases are used to check whether the system correctly handles both correct and incorrect inputs.</w:t>
       </w:r>
     </w:p>
     <w:p>
@@ -26853,14 +26849,27 @@
       <w:r>
         <w:t xml:space="preserve">Table </w:t>
       </w:r>
-      <w:fldSimple w:instr=" SEQ Table \* ARABIC ">
-        <w:r>
-          <w:rPr>
-            <w:noProof/>
-          </w:rPr>
-          <w:t>27</w:t>
-        </w:r>
-      </w:fldSimple>
+      <w:r>
+        <w:fldChar w:fldCharType="begin"/>
+      </w:r>
+      <w:r>
+        <w:instrText xml:space="preserve"> SEQ Table \* ARABIC </w:instrText>
+      </w:r>
+      <w:r>
+        <w:fldChar w:fldCharType="separate"/>
+      </w:r>
+      <w:r>
+        <w:rPr>
+          <w:noProof/>
+        </w:rPr>
+        <w:t>27</w:t>
+      </w:r>
+      <w:r>
+        <w:rPr>
+          <w:noProof/>
+        </w:rPr>
+        <w:fldChar w:fldCharType="end"/>
+      </w:r>
       <w:r>
         <w:t>: Test Execution Results</w:t>
       </w:r>
@@ -40459,7 +40468,7 @@
 </file>
 
 <file path=customXml/itemProps1.xml><?xml version="1.0" encoding="utf-8"?>
-<ds:datastoreItem xmlns:ds="http://schemas.openxmlformats.org/officeDocument/2006/customXml" ds:itemID="{3192AEFA-0D3C-478D-96AF-094E26FBCD25}">
+<ds:datastoreItem xmlns:ds="http://schemas.openxmlformats.org/officeDocument/2006/customXml" ds:itemID="{6F34A206-FEEB-4A02-A0D1-B55A36A20BAC}">
   <ds:schemaRefs>
     <ds:schemaRef ds:uri="http://schemas.openxmlformats.org/officeDocument/2006/bibliography"/>
   </ds:schemaRefs>

--- a/Riphah_Konnect_FYP_Doc.docx
+++ b/Riphah_Konnect_FYP_Doc.docx
@@ -13406,14 +13406,15 @@
         <w:pStyle w:val="Heading3"/>
         <w:spacing w:line="360" w:lineRule="auto"/>
       </w:pPr>
-      <w:bookmarkStart w:id="36" w:name="_Toc227543929"/>
+      <w:bookmarkStart w:id="36" w:name="_Toc227543932"/>
+      <w:bookmarkStart w:id="37" w:name="_Toc227543929"/>
       <w:r>
         <w:rPr>
           <w:rFonts w:ascii="Times New Roman" w:hAnsi="Times New Roman"/>
         </w:rPr>
         <w:t>3.3.3  University Administration</w:t>
       </w:r>
-      <w:bookmarkEnd w:id="36"/>
+      <w:bookmarkEnd w:id="37"/>
     </w:p>
     <w:p>
       <w:pPr>
@@ -13872,14 +13873,14 @@
         <w:pStyle w:val="Heading3"/>
         <w:spacing w:line="360" w:lineRule="auto"/>
       </w:pPr>
-      <w:bookmarkStart w:id="37" w:name="_Toc227543930"/>
+      <w:bookmarkStart w:id="38" w:name="_Toc227543930"/>
       <w:r>
         <w:rPr>
           <w:rFonts w:ascii="Times New Roman" w:hAnsi="Times New Roman"/>
         </w:rPr>
         <w:t>3.3.4  Coordination Office</w:t>
       </w:r>
-      <w:bookmarkEnd w:id="37"/>
+      <w:bookmarkEnd w:id="38"/>
     </w:p>
     <w:p>
       <w:pPr>
@@ -14252,14 +14253,14 @@
         <w:pStyle w:val="Heading3"/>
         <w:spacing w:line="360" w:lineRule="auto"/>
       </w:pPr>
-      <w:bookmarkStart w:id="38" w:name="_Toc227543931"/>
+      <w:bookmarkStart w:id="39" w:name="_Toc227543931"/>
       <w:r>
         <w:rPr>
           <w:rFonts w:ascii="Times New Roman" w:hAnsi="Times New Roman"/>
         </w:rPr>
         <w:t>3.3.5  System Admin</w:t>
       </w:r>
-      <w:bookmarkEnd w:id="38"/>
+      <w:bookmarkEnd w:id="39"/>
     </w:p>
     <w:p>
       <w:pPr>
@@ -14569,14 +14570,15 @@
         <w:pStyle w:val="Heading2"/>
         <w:spacing w:line="360" w:lineRule="auto"/>
       </w:pPr>
-      <w:bookmarkStart w:id="39" w:name="_Toc227543932"/>
+      <w:bookmarkStart w:id="40" w:name="_GoBack"/>
+      <w:bookmarkEnd w:id="40"/>
       <w:r>
         <w:rPr>
           <w:rFonts w:ascii="Times New Roman" w:hAnsi="Times New Roman"/>
         </w:rPr>
         <w:t>3.4  Non-Functional Requirements</w:t>
       </w:r>
-      <w:bookmarkEnd w:id="39"/>
+      <w:bookmarkEnd w:id="36"/>
     </w:p>
     <w:p>
       <w:pPr>
@@ -14586,7 +14588,6 @@
           <w:sz w:val="24"/>
         </w:rPr>
       </w:pPr>
-      <w:bookmarkStart w:id="40" w:name="_GoBack"/>
       <w:r>
         <w:rPr>
           <w:rFonts w:ascii="Times New Roman" w:hAnsi="Times New Roman"/>
@@ -14602,7 +14603,6 @@
         <w:spacing w:line="360" w:lineRule="auto"/>
       </w:pPr>
       <w:bookmarkStart w:id="41" w:name="_Toc227543933"/>
-      <w:bookmarkEnd w:id="40"/>
       <w:r>
         <w:rPr>
           <w:rFonts w:ascii="Times New Roman" w:hAnsi="Times New Roman"/>
@@ -26849,27 +26849,14 @@
       <w:r>
         <w:t xml:space="preserve">Table </w:t>
       </w:r>
-      <w:r>
-        <w:fldChar w:fldCharType="begin"/>
-      </w:r>
-      <w:r>
-        <w:instrText xml:space="preserve"> SEQ Table \* ARABIC </w:instrText>
-      </w:r>
-      <w:r>
-        <w:fldChar w:fldCharType="separate"/>
-      </w:r>
-      <w:r>
-        <w:rPr>
-          <w:noProof/>
-        </w:rPr>
-        <w:t>27</w:t>
-      </w:r>
-      <w:r>
-        <w:rPr>
-          <w:noProof/>
-        </w:rPr>
-        <w:fldChar w:fldCharType="end"/>
-      </w:r>
+      <w:fldSimple w:instr=" SEQ Table \* ARABIC ">
+        <w:r>
+          <w:rPr>
+            <w:noProof/>
+          </w:rPr>
+          <w:t>27</w:t>
+        </w:r>
+      </w:fldSimple>
       <w:r>
         <w:t>: Test Execution Results</w:t>
       </w:r>
@@ -28423,7 +28410,7 @@
         <w:noProof/>
         <w:sz w:val="20"/>
       </w:rPr>
-      <w:t>15</w:t>
+      <w:t>14</w:t>
     </w:r>
     <w:r>
       <w:rPr>
@@ -40468,7 +40455,7 @@
 </file>
 
 <file path=customXml/itemProps1.xml><?xml version="1.0" encoding="utf-8"?>
-<ds:datastoreItem xmlns:ds="http://schemas.openxmlformats.org/officeDocument/2006/customXml" ds:itemID="{6F34A206-FEEB-4A02-A0D1-B55A36A20BAC}">
+<ds:datastoreItem xmlns:ds="http://schemas.openxmlformats.org/officeDocument/2006/customXml" ds:itemID="{84AEC6CB-BAC1-4FE6-9DE4-8A16420AB981}">
   <ds:schemaRefs>
     <ds:schemaRef ds:uri="http://schemas.openxmlformats.org/officeDocument/2006/bibliography"/>
   </ds:schemaRefs>

--- a/Riphah_Konnect_FYP_Doc.docx
+++ b/Riphah_Konnect_FYP_Doc.docx
@@ -13406,15 +13406,15 @@
         <w:pStyle w:val="Heading3"/>
         <w:spacing w:line="360" w:lineRule="auto"/>
       </w:pPr>
-      <w:bookmarkStart w:id="36" w:name="_Toc227543932"/>
-      <w:bookmarkStart w:id="37" w:name="_Toc227543929"/>
+      <w:bookmarkStart w:id="36" w:name="_Toc227543929"/>
+      <w:bookmarkStart w:id="37" w:name="_Toc227543932"/>
       <w:r>
         <w:rPr>
           <w:rFonts w:ascii="Times New Roman" w:hAnsi="Times New Roman"/>
         </w:rPr>
         <w:t>3.3.3  University Administration</w:t>
       </w:r>
-      <w:bookmarkEnd w:id="37"/>
+      <w:bookmarkEnd w:id="36"/>
     </w:p>
     <w:p>
       <w:pPr>
@@ -14570,32 +14570,99 @@
         <w:pStyle w:val="Heading2"/>
         <w:spacing w:line="360" w:lineRule="auto"/>
       </w:pPr>
+      <w:r>
+        <w:rPr>
+          <w:rFonts w:ascii="Times New Roman" w:hAnsi="Times New Roman"/>
+        </w:rPr>
+        <w:t>3.4  Non-Functional Requirements</w:t>
+      </w:r>
+      <w:bookmarkEnd w:id="37"/>
+    </w:p>
+    <w:p>
+      <w:pPr>
+        <w:spacing w:before="160" w:after="80" w:line="360" w:lineRule="auto"/>
+        <w:jc w:val="both"/>
+        <w:rPr>
+          <w:rFonts w:ascii="Times New Roman" w:hAnsi="Times New Roman"/>
+          <w:color w:val="000000"/>
+          <w:sz w:val="24"/>
+        </w:rPr>
+      </w:pPr>
+      <w:r>
+        <w:rPr>
+          <w:rFonts w:ascii="Times New Roman" w:hAnsi="Times New Roman"/>
+          <w:color w:val="000000"/>
+          <w:sz w:val="24"/>
+        </w:rPr>
+        <w:t>There are no specific non-functional requirements defined for this system.</w:t>
+      </w:r>
+    </w:p>
+    <w:p>
+      <w:pPr>
+        <w:spacing w:before="160" w:after="80" w:line="360" w:lineRule="auto"/>
+        <w:jc w:val="both"/>
+        <w:rPr>
+          <w:rFonts w:ascii="Times New Roman" w:hAnsi="Times New Roman"/>
+          <w:color w:val="000000"/>
+          <w:sz w:val="24"/>
+        </w:rPr>
+      </w:pPr>
+      <w:r>
+        <w:rPr>
+          <w:rFonts w:ascii="Times New Roman" w:hAnsi="Times New Roman"/>
+          <w:color w:val="000000"/>
+          <w:sz w:val="24"/>
+        </w:rPr>
+        <w:t xml:space="preserve">Because of the database </w:t>
+      </w:r>
+    </w:p>
+    <w:p>
+      <w:pPr>
+        <w:spacing w:before="160" w:after="80" w:line="360" w:lineRule="auto"/>
+        <w:jc w:val="both"/>
+        <w:rPr>
+          <w:rFonts w:ascii="Times New Roman" w:hAnsi="Times New Roman"/>
+          <w:color w:val="000000"/>
+          <w:sz w:val="24"/>
+        </w:rPr>
+      </w:pPr>
+      <w:r>
+        <w:rPr>
+          <w:rFonts w:ascii="Times New Roman" w:hAnsi="Times New Roman"/>
+          <w:color w:val="000000"/>
+          <w:sz w:val="24"/>
+        </w:rPr>
+        <w:lastRenderedPageBreak/>
+        <w:t xml:space="preserve">If we rite the functional requirenemnt </w:t>
+      </w:r>
+      <w:r>
+        <w:rPr>
+          <w:rFonts w:ascii="Times New Roman" w:hAnsi="Times New Roman"/>
+          <w:color w:val="000000"/>
+          <w:sz w:val="24"/>
+        </w:rPr>
+        <w:br/>
+        <w:t xml:space="preserve">then we can write </w:t>
+      </w:r>
+    </w:p>
+    <w:p>
+      <w:pPr>
+        <w:spacing w:before="160" w:after="80" w:line="360" w:lineRule="auto"/>
+        <w:jc w:val="both"/>
+        <w:rPr>
+          <w:sz w:val="24"/>
+        </w:rPr>
+      </w:pPr>
+      <w:r>
+        <w:rPr>
+          <w:rFonts w:ascii="Times New Roman" w:hAnsi="Times New Roman"/>
+          <w:color w:val="000000"/>
+          <w:sz w:val="24"/>
+        </w:rPr>
+        <w:t xml:space="preserve">But if its not then we cant do anything </w:t>
+      </w:r>
       <w:bookmarkStart w:id="40" w:name="_GoBack"/>
       <w:bookmarkEnd w:id="40"/>
-      <w:r>
-        <w:rPr>
-          <w:rFonts w:ascii="Times New Roman" w:hAnsi="Times New Roman"/>
-        </w:rPr>
-        <w:t>3.4  Non-Functional Requirements</w:t>
-      </w:r>
-      <w:bookmarkEnd w:id="36"/>
-    </w:p>
-    <w:p>
-      <w:pPr>
-        <w:spacing w:before="160" w:after="80" w:line="360" w:lineRule="auto"/>
-        <w:jc w:val="both"/>
-        <w:rPr>
-          <w:sz w:val="24"/>
-        </w:rPr>
-      </w:pPr>
-      <w:r>
-        <w:rPr>
-          <w:rFonts w:ascii="Times New Roman" w:hAnsi="Times New Roman"/>
-          <w:color w:val="000000"/>
-          <w:sz w:val="24"/>
-        </w:rPr>
-        <w:t>There are no specific non-functional requirements defined for this system.</w:t>
-      </w:r>
     </w:p>
     <w:p>
       <w:pPr>
@@ -14607,7 +14674,6 @@
         <w:rPr>
           <w:rFonts w:ascii="Times New Roman" w:hAnsi="Times New Roman"/>
         </w:rPr>
-        <w:lastRenderedPageBreak/>
         <w:t>3.5  SQA Activities: Defect Detection</w:t>
       </w:r>
       <w:bookmarkEnd w:id="41"/>
@@ -15228,6 +15294,7 @@
                 <w:color w:val="000000"/>
                 <w:sz w:val="24"/>
               </w:rPr>
+              <w:lastRenderedPageBreak/>
               <w:t>Email</w:t>
             </w:r>
           </w:p>
@@ -15359,7 +15426,6 @@
         <w:rPr>
           <w:rFonts w:ascii="Times New Roman" w:hAnsi="Times New Roman"/>
         </w:rPr>
-        <w:lastRenderedPageBreak/>
         <w:t>3.5.1.3  Create Post</w:t>
       </w:r>
       <w:bookmarkEnd w:id="45"/>
@@ -16181,6 +16247,7 @@
         <w:rPr>
           <w:rFonts w:ascii="Times New Roman" w:hAnsi="Times New Roman"/>
         </w:rPr>
+        <w:lastRenderedPageBreak/>
         <w:t>3.5.1.6  Create Campus Event</w:t>
       </w:r>
       <w:bookmarkEnd w:id="48"/>
@@ -16301,7 +16368,6 @@
                 <w:color w:val="000000"/>
                 <w:sz w:val="24"/>
               </w:rPr>
-              <w:lastRenderedPageBreak/>
               <w:t>Title</w:t>
             </w:r>
           </w:p>
@@ -17139,6 +17205,7 @@
         <w:rPr>
           <w:rFonts w:ascii="Times New Roman" w:hAnsi="Times New Roman"/>
         </w:rPr>
+        <w:lastRenderedPageBreak/>
         <w:t>3.5.1.9  Send Message</w:t>
       </w:r>
       <w:bookmarkEnd w:id="51"/>
@@ -17327,7 +17394,6 @@
                 <w:color w:val="000000"/>
                 <w:sz w:val="24"/>
               </w:rPr>
-              <w:lastRenderedPageBreak/>
               <w:t>Recipient</w:t>
             </w:r>
           </w:p>
@@ -26849,14 +26915,27 @@
       <w:r>
         <w:t xml:space="preserve">Table </w:t>
       </w:r>
-      <w:fldSimple w:instr=" SEQ Table \* ARABIC ">
-        <w:r>
-          <w:rPr>
-            <w:noProof/>
-          </w:rPr>
-          <w:t>27</w:t>
-        </w:r>
-      </w:fldSimple>
+      <w:r>
+        <w:fldChar w:fldCharType="begin"/>
+      </w:r>
+      <w:r>
+        <w:instrText xml:space="preserve"> SEQ Table \* ARABIC </w:instrText>
+      </w:r>
+      <w:r>
+        <w:fldChar w:fldCharType="separate"/>
+      </w:r>
+      <w:r>
+        <w:rPr>
+          <w:noProof/>
+        </w:rPr>
+        <w:t>27</w:t>
+      </w:r>
+      <w:r>
+        <w:rPr>
+          <w:noProof/>
+        </w:rPr>
+        <w:fldChar w:fldCharType="end"/>
+      </w:r>
       <w:r>
         <w:t>: Test Execution Results</w:t>
       </w:r>
@@ -28410,7 +28489,7 @@
         <w:noProof/>
         <w:sz w:val="20"/>
       </w:rPr>
-      <w:t>14</w:t>
+      <w:t>15</w:t>
     </w:r>
     <w:r>
       <w:rPr>
@@ -40455,7 +40534,7 @@
 </file>
 
 <file path=customXml/itemProps1.xml><?xml version="1.0" encoding="utf-8"?>
-<ds:datastoreItem xmlns:ds="http://schemas.openxmlformats.org/officeDocument/2006/customXml" ds:itemID="{84AEC6CB-BAC1-4FE6-9DE4-8A16420AB981}">
+<ds:datastoreItem xmlns:ds="http://schemas.openxmlformats.org/officeDocument/2006/customXml" ds:itemID="{F552AEFB-3CAA-4030-953C-0F7941504EAA}">
   <ds:schemaRefs>
     <ds:schemaRef ds:uri="http://schemas.openxmlformats.org/officeDocument/2006/bibliography"/>
   </ds:schemaRefs>

--- a/Riphah_Konnect_FYP_Doc.docx
+++ b/Riphah_Konnect_FYP_Doc.docx
@@ -14599,84 +14599,18 @@
     </w:p>
     <w:p>
       <w:pPr>
-        <w:spacing w:before="160" w:after="80" w:line="360" w:lineRule="auto"/>
-        <w:jc w:val="both"/>
-        <w:rPr>
-          <w:rFonts w:ascii="Times New Roman" w:hAnsi="Times New Roman"/>
-          <w:color w:val="000000"/>
-          <w:sz w:val="24"/>
-        </w:rPr>
-      </w:pPr>
-      <w:r>
-        <w:rPr>
-          <w:rFonts w:ascii="Times New Roman" w:hAnsi="Times New Roman"/>
-          <w:color w:val="000000"/>
-          <w:sz w:val="24"/>
-        </w:rPr>
-        <w:t xml:space="preserve">Because of the database </w:t>
-      </w:r>
-    </w:p>
-    <w:p>
-      <w:pPr>
-        <w:spacing w:before="160" w:after="80" w:line="360" w:lineRule="auto"/>
-        <w:jc w:val="both"/>
-        <w:rPr>
-          <w:rFonts w:ascii="Times New Roman" w:hAnsi="Times New Roman"/>
-          <w:color w:val="000000"/>
-          <w:sz w:val="24"/>
-        </w:rPr>
-      </w:pPr>
-      <w:r>
-        <w:rPr>
-          <w:rFonts w:ascii="Times New Roman" w:hAnsi="Times New Roman"/>
-          <w:color w:val="000000"/>
-          <w:sz w:val="24"/>
-        </w:rPr>
-        <w:lastRenderedPageBreak/>
-        <w:t xml:space="preserve">If we rite the functional requirenemnt </w:t>
-      </w:r>
-      <w:r>
-        <w:rPr>
-          <w:rFonts w:ascii="Times New Roman" w:hAnsi="Times New Roman"/>
-          <w:color w:val="000000"/>
-          <w:sz w:val="24"/>
-        </w:rPr>
-        <w:br/>
-        <w:t xml:space="preserve">then we can write </w:t>
-      </w:r>
-    </w:p>
-    <w:p>
-      <w:pPr>
-        <w:spacing w:before="160" w:after="80" w:line="360" w:lineRule="auto"/>
-        <w:jc w:val="both"/>
-        <w:rPr>
-          <w:sz w:val="24"/>
-        </w:rPr>
-      </w:pPr>
-      <w:r>
-        <w:rPr>
-          <w:rFonts w:ascii="Times New Roman" w:hAnsi="Times New Roman"/>
-          <w:color w:val="000000"/>
-          <w:sz w:val="24"/>
-        </w:rPr>
-        <w:t xml:space="preserve">But if its not then we cant do anything </w:t>
-      </w:r>
-      <w:bookmarkStart w:id="40" w:name="_GoBack"/>
-      <w:bookmarkEnd w:id="40"/>
-    </w:p>
-    <w:p>
-      <w:pPr>
         <w:pStyle w:val="Heading2"/>
         <w:spacing w:line="360" w:lineRule="auto"/>
       </w:pPr>
-      <w:bookmarkStart w:id="41" w:name="_Toc227543933"/>
-      <w:r>
-        <w:rPr>
-          <w:rFonts w:ascii="Times New Roman" w:hAnsi="Times New Roman"/>
-        </w:rPr>
+      <w:bookmarkStart w:id="40" w:name="_Toc227543933"/>
+      <w:r>
+        <w:rPr>
+          <w:rFonts w:ascii="Times New Roman" w:hAnsi="Times New Roman"/>
+        </w:rPr>
+        <w:lastRenderedPageBreak/>
         <w:t>3.5  SQA Activities: Defect Detection</w:t>
       </w:r>
-      <w:bookmarkEnd w:id="41"/>
+      <w:bookmarkEnd w:id="40"/>
     </w:p>
     <w:p>
       <w:pPr>
@@ -14700,28 +14634,28 @@
         <w:pStyle w:val="Heading3"/>
         <w:spacing w:after="120" w:line="360" w:lineRule="auto"/>
       </w:pPr>
-      <w:bookmarkStart w:id="42" w:name="_Toc227543934"/>
+      <w:bookmarkStart w:id="41" w:name="_Toc227543934"/>
       <w:r>
         <w:rPr>
           <w:rFonts w:ascii="Times New Roman" w:hAnsi="Times New Roman"/>
         </w:rPr>
         <w:t>3.5.1  Test Case Design</w:t>
       </w:r>
-      <w:bookmarkEnd w:id="42"/>
+      <w:bookmarkEnd w:id="41"/>
     </w:p>
     <w:p>
       <w:pPr>
         <w:pStyle w:val="Heading3"/>
         <w:spacing w:line="360" w:lineRule="auto"/>
       </w:pPr>
-      <w:bookmarkStart w:id="43" w:name="_Toc227543935"/>
+      <w:bookmarkStart w:id="42" w:name="_Toc227543935"/>
       <w:r>
         <w:rPr>
           <w:rFonts w:ascii="Times New Roman" w:hAnsi="Times New Roman"/>
         </w:rPr>
         <w:t>3.5.1.1  User Registration</w:t>
       </w:r>
-      <w:bookmarkEnd w:id="43"/>
+      <w:bookmarkEnd w:id="42"/>
     </w:p>
     <w:p>
       <w:pPr>
@@ -15169,14 +15103,14 @@
         <w:pStyle w:val="Heading3"/>
         <w:spacing w:line="360" w:lineRule="auto"/>
       </w:pPr>
-      <w:bookmarkStart w:id="44" w:name="_Toc227543936"/>
+      <w:bookmarkStart w:id="43" w:name="_Toc227543936"/>
       <w:r>
         <w:rPr>
           <w:rFonts w:ascii="Times New Roman" w:hAnsi="Times New Roman"/>
         </w:rPr>
         <w:t>3.5.1.2  User Login</w:t>
       </w:r>
-      <w:bookmarkEnd w:id="44"/>
+      <w:bookmarkEnd w:id="43"/>
     </w:p>
     <w:p>
       <w:pPr>
@@ -15294,7 +15228,6 @@
                 <w:color w:val="000000"/>
                 <w:sz w:val="24"/>
               </w:rPr>
-              <w:lastRenderedPageBreak/>
               <w:t>Email</w:t>
             </w:r>
           </w:p>
@@ -15421,14 +15354,15 @@
         <w:pStyle w:val="Heading3"/>
         <w:spacing w:line="360" w:lineRule="auto"/>
       </w:pPr>
-      <w:bookmarkStart w:id="45" w:name="_Toc227543937"/>
-      <w:r>
-        <w:rPr>
-          <w:rFonts w:ascii="Times New Roman" w:hAnsi="Times New Roman"/>
-        </w:rPr>
+      <w:bookmarkStart w:id="44" w:name="_Toc227543937"/>
+      <w:r>
+        <w:rPr>
+          <w:rFonts w:ascii="Times New Roman" w:hAnsi="Times New Roman"/>
+        </w:rPr>
+        <w:lastRenderedPageBreak/>
         <w:t>3.5.1.3  Create Post</w:t>
       </w:r>
-      <w:bookmarkEnd w:id="45"/>
+      <w:bookmarkEnd w:id="44"/>
     </w:p>
     <w:p>
       <w:pPr>
@@ -15672,14 +15606,14 @@
         <w:pStyle w:val="Heading3"/>
         <w:spacing w:line="360" w:lineRule="auto"/>
       </w:pPr>
-      <w:bookmarkStart w:id="46" w:name="_Toc227543938"/>
+      <w:bookmarkStart w:id="45" w:name="_Toc227543938"/>
       <w:r>
         <w:rPr>
           <w:rFonts w:ascii="Times New Roman" w:hAnsi="Times New Roman"/>
         </w:rPr>
         <w:t>3.5.1.4  Create Semester Group</w:t>
       </w:r>
-      <w:bookmarkEnd w:id="46"/>
+      <w:bookmarkEnd w:id="45"/>
     </w:p>
     <w:p>
       <w:pPr>
@@ -15991,14 +15925,14 @@
         <w:pStyle w:val="Heading3"/>
         <w:spacing w:line="360" w:lineRule="auto"/>
       </w:pPr>
-      <w:bookmarkStart w:id="47" w:name="_Toc227543939"/>
+      <w:bookmarkStart w:id="46" w:name="_Toc227543939"/>
       <w:r>
         <w:rPr>
           <w:rFonts w:ascii="Times New Roman" w:hAnsi="Times New Roman"/>
         </w:rPr>
         <w:t>3.5.1.5  Join Semester Group</w:t>
       </w:r>
-      <w:bookmarkEnd w:id="47"/>
+      <w:bookmarkEnd w:id="46"/>
     </w:p>
     <w:p>
       <w:pPr>
@@ -16242,15 +16176,14 @@
         <w:pStyle w:val="Heading3"/>
         <w:spacing w:line="360" w:lineRule="auto"/>
       </w:pPr>
-      <w:bookmarkStart w:id="48" w:name="_Toc227543940"/>
-      <w:r>
-        <w:rPr>
-          <w:rFonts w:ascii="Times New Roman" w:hAnsi="Times New Roman"/>
-        </w:rPr>
-        <w:lastRenderedPageBreak/>
+      <w:bookmarkStart w:id="47" w:name="_Toc227543940"/>
+      <w:r>
+        <w:rPr>
+          <w:rFonts w:ascii="Times New Roman" w:hAnsi="Times New Roman"/>
+        </w:rPr>
         <w:t>3.5.1.6  Create Campus Event</w:t>
       </w:r>
-      <w:bookmarkEnd w:id="48"/>
+      <w:bookmarkEnd w:id="47"/>
     </w:p>
     <w:p>
       <w:pPr>
@@ -16368,6 +16301,7 @@
                 <w:color w:val="000000"/>
                 <w:sz w:val="24"/>
               </w:rPr>
+              <w:lastRenderedPageBreak/>
               <w:t>Title</w:t>
             </w:r>
           </w:p>
@@ -16562,14 +16496,14 @@
         <w:pStyle w:val="Heading3"/>
         <w:spacing w:line="360" w:lineRule="auto"/>
       </w:pPr>
-      <w:bookmarkStart w:id="49" w:name="_Toc227543941"/>
+      <w:bookmarkStart w:id="48" w:name="_Toc227543941"/>
       <w:r>
         <w:rPr>
           <w:rFonts w:ascii="Times New Roman" w:hAnsi="Times New Roman"/>
         </w:rPr>
         <w:t>3.5.1.7  RSVP to Campus Event</w:t>
       </w:r>
-      <w:bookmarkEnd w:id="49"/>
+      <w:bookmarkEnd w:id="48"/>
     </w:p>
     <w:p>
       <w:pPr>
@@ -16813,14 +16747,14 @@
         <w:pStyle w:val="Heading3"/>
         <w:spacing w:line="360" w:lineRule="auto"/>
       </w:pPr>
-      <w:bookmarkStart w:id="50" w:name="_Toc227543942"/>
+      <w:bookmarkStart w:id="49" w:name="_Toc227543942"/>
       <w:r>
         <w:rPr>
           <w:rFonts w:ascii="Times New Roman" w:hAnsi="Times New Roman"/>
         </w:rPr>
         <w:t>3.5.1.8  Report Lost/Found Item</w:t>
       </w:r>
-      <w:bookmarkEnd w:id="50"/>
+      <w:bookmarkEnd w:id="49"/>
     </w:p>
     <w:p>
       <w:pPr>
@@ -17200,15 +17134,14 @@
         <w:pStyle w:val="Heading3"/>
         <w:spacing w:line="360" w:lineRule="auto"/>
       </w:pPr>
-      <w:bookmarkStart w:id="51" w:name="_Toc227543943"/>
-      <w:r>
-        <w:rPr>
-          <w:rFonts w:ascii="Times New Roman" w:hAnsi="Times New Roman"/>
-        </w:rPr>
-        <w:lastRenderedPageBreak/>
+      <w:bookmarkStart w:id="50" w:name="_Toc227543943"/>
+      <w:r>
+        <w:rPr>
+          <w:rFonts w:ascii="Times New Roman" w:hAnsi="Times New Roman"/>
+        </w:rPr>
         <w:t>3.5.1.9  Send Message</w:t>
       </w:r>
-      <w:bookmarkEnd w:id="51"/>
+      <w:bookmarkEnd w:id="50"/>
     </w:p>
     <w:p>
       <w:pPr>
@@ -17394,6 +17327,7 @@
                 <w:color w:val="000000"/>
                 <w:sz w:val="24"/>
               </w:rPr>
+              <w:lastRenderedPageBreak/>
               <w:t>Recipient</w:t>
             </w:r>
           </w:p>
@@ -17452,14 +17386,14 @@
         <w:pStyle w:val="Heading3"/>
         <w:spacing w:line="360" w:lineRule="auto"/>
       </w:pPr>
-      <w:bookmarkStart w:id="52" w:name="_Toc227543944"/>
+      <w:bookmarkStart w:id="51" w:name="_Toc227543944"/>
       <w:r>
         <w:rPr>
           <w:rFonts w:ascii="Times New Roman" w:hAnsi="Times New Roman"/>
         </w:rPr>
         <w:t>3.5.1.10  Post Announcement</w:t>
       </w:r>
-      <w:bookmarkEnd w:id="52"/>
+      <w:bookmarkEnd w:id="51"/>
     </w:p>
     <w:p>
       <w:pPr>
@@ -17847,7 +17781,7 @@
         <w:pStyle w:val="Heading1"/>
         <w:spacing w:line="360" w:lineRule="auto"/>
       </w:pPr>
-      <w:bookmarkStart w:id="53" w:name="_Toc227543945"/>
+      <w:bookmarkStart w:id="52" w:name="_Toc227543945"/>
       <w:r>
         <w:rPr>
           <w:rFonts w:ascii="Times New Roman" w:hAnsi="Times New Roman"/>
@@ -17855,7 +17789,7 @@
         <w:lastRenderedPageBreak/>
         <w:t>Chapter 4: System Design</w:t>
       </w:r>
-      <w:bookmarkEnd w:id="53"/>
+      <w:bookmarkEnd w:id="52"/>
     </w:p>
     <w:p>
       <w:pPr>
@@ -17867,14 +17801,14 @@
         <w:pStyle w:val="Heading2"/>
         <w:spacing w:line="360" w:lineRule="auto"/>
       </w:pPr>
-      <w:bookmarkStart w:id="54" w:name="_Toc227543946"/>
+      <w:bookmarkStart w:id="53" w:name="_Toc227543946"/>
       <w:r>
         <w:rPr>
           <w:rFonts w:ascii="Times New Roman" w:hAnsi="Times New Roman"/>
         </w:rPr>
         <w:t>4.1  Introduction</w:t>
       </w:r>
-      <w:bookmarkEnd w:id="54"/>
+      <w:bookmarkEnd w:id="53"/>
     </w:p>
     <w:p>
       <w:pPr>
@@ -17898,14 +17832,14 @@
         <w:pStyle w:val="Heading2"/>
         <w:spacing w:line="360" w:lineRule="auto"/>
       </w:pPr>
-      <w:bookmarkStart w:id="55" w:name="_Toc227543947"/>
+      <w:bookmarkStart w:id="54" w:name="_Toc227543947"/>
       <w:r>
         <w:rPr>
           <w:rFonts w:ascii="Times New Roman" w:hAnsi="Times New Roman"/>
         </w:rPr>
         <w:t>4.2  Architectural Design</w:t>
       </w:r>
-      <w:bookmarkEnd w:id="55"/>
+      <w:bookmarkEnd w:id="54"/>
     </w:p>
     <w:p>
       <w:pPr>
@@ -18024,7 +17958,7 @@
           <w:szCs w:val="24"/>
         </w:rPr>
       </w:pPr>
-      <w:bookmarkStart w:id="56" w:name="_lf1"/>
+      <w:bookmarkStart w:id="55" w:name="_lf1"/>
       <w:r>
         <w:rPr>
           <w:sz w:val="24"/>
@@ -18076,7 +18010,7 @@
         </w:rPr>
         <w:t>: Architecture Diagram</w:t>
       </w:r>
-      <w:bookmarkEnd w:id="56"/>
+      <w:bookmarkEnd w:id="55"/>
     </w:p>
     <w:p>
       <w:pPr>
@@ -18088,14 +18022,14 @@
         <w:pStyle w:val="Heading2"/>
         <w:spacing w:line="360" w:lineRule="auto"/>
       </w:pPr>
-      <w:bookmarkStart w:id="57" w:name="_Toc227543948"/>
+      <w:bookmarkStart w:id="56" w:name="_Toc227543948"/>
       <w:r>
         <w:rPr>
           <w:rFonts w:ascii="Times New Roman" w:hAnsi="Times New Roman"/>
         </w:rPr>
         <w:t>4.3  Class Diagram</w:t>
       </w:r>
-      <w:bookmarkEnd w:id="57"/>
+      <w:bookmarkEnd w:id="56"/>
     </w:p>
     <w:p>
       <w:pPr>
@@ -18214,7 +18148,7 @@
           <w:szCs w:val="24"/>
         </w:rPr>
       </w:pPr>
-      <w:bookmarkStart w:id="58" w:name="_lf2"/>
+      <w:bookmarkStart w:id="57" w:name="_lf2"/>
       <w:r>
         <w:rPr>
           <w:sz w:val="24"/>
@@ -18266,7 +18200,7 @@
         </w:rPr>
         <w:t>: Class Diagram</w:t>
       </w:r>
-      <w:bookmarkEnd w:id="58"/>
+      <w:bookmarkEnd w:id="57"/>
     </w:p>
     <w:p>
       <w:pPr>
@@ -18278,28 +18212,28 @@
         <w:pStyle w:val="Heading2"/>
         <w:spacing w:line="360" w:lineRule="auto"/>
       </w:pPr>
-      <w:bookmarkStart w:id="59" w:name="_Toc227543949"/>
+      <w:bookmarkStart w:id="58" w:name="_Toc227543949"/>
       <w:r>
         <w:rPr>
           <w:rFonts w:ascii="Times New Roman" w:hAnsi="Times New Roman"/>
         </w:rPr>
         <w:t>4.4  Activity Diagrams</w:t>
       </w:r>
-      <w:bookmarkEnd w:id="59"/>
+      <w:bookmarkEnd w:id="58"/>
     </w:p>
     <w:p>
       <w:pPr>
         <w:pStyle w:val="Heading3"/>
         <w:spacing w:line="360" w:lineRule="auto"/>
       </w:pPr>
-      <w:bookmarkStart w:id="60" w:name="_Toc227543950"/>
+      <w:bookmarkStart w:id="59" w:name="_Toc227543950"/>
       <w:r>
         <w:rPr>
           <w:rFonts w:ascii="Times New Roman" w:hAnsi="Times New Roman"/>
         </w:rPr>
         <w:t>4.4.1  Student Activity Diagram</w:t>
       </w:r>
-      <w:bookmarkEnd w:id="60"/>
+      <w:bookmarkEnd w:id="59"/>
     </w:p>
     <w:p>
       <w:pPr>
@@ -18418,7 +18352,7 @@
           <w:szCs w:val="24"/>
         </w:rPr>
       </w:pPr>
-      <w:bookmarkStart w:id="61" w:name="_lf3"/>
+      <w:bookmarkStart w:id="60" w:name="_lf3"/>
       <w:r>
         <w:rPr>
           <w:sz w:val="24"/>
@@ -18440,7 +18374,7 @@
         </w:rPr>
         <w:t>: Student Activity Diagram</w:t>
       </w:r>
-      <w:bookmarkEnd w:id="61"/>
+      <w:bookmarkEnd w:id="60"/>
     </w:p>
     <w:p>
       <w:pPr>
@@ -18452,14 +18386,14 @@
         <w:pStyle w:val="Heading3"/>
         <w:spacing w:line="360" w:lineRule="auto"/>
       </w:pPr>
-      <w:bookmarkStart w:id="62" w:name="_Toc227543951"/>
+      <w:bookmarkStart w:id="61" w:name="_Toc227543951"/>
       <w:r>
         <w:rPr>
           <w:rFonts w:ascii="Times New Roman" w:hAnsi="Times New Roman"/>
         </w:rPr>
         <w:t>4.4.2  Admin Activity Diagram</w:t>
       </w:r>
-      <w:bookmarkEnd w:id="62"/>
+      <w:bookmarkEnd w:id="61"/>
     </w:p>
     <w:p>
       <w:pPr>
@@ -18578,7 +18512,7 @@
           <w:szCs w:val="24"/>
         </w:rPr>
       </w:pPr>
-      <w:bookmarkStart w:id="63" w:name="_lf4"/>
+      <w:bookmarkStart w:id="62" w:name="_lf4"/>
       <w:r>
         <w:rPr>
           <w:sz w:val="24"/>
@@ -18638,7 +18572,7 @@
         </w:rPr>
         <w:t>: Admin Activity Diagram</w:t>
       </w:r>
-      <w:bookmarkEnd w:id="63"/>
+      <w:bookmarkEnd w:id="62"/>
     </w:p>
     <w:p>
       <w:pPr>
@@ -18650,7 +18584,7 @@
         <w:pStyle w:val="Heading2"/>
         <w:spacing w:line="360" w:lineRule="auto"/>
       </w:pPr>
-      <w:bookmarkStart w:id="64" w:name="_Toc227543952"/>
+      <w:bookmarkStart w:id="63" w:name="_Toc227543952"/>
       <w:r>
         <w:rPr>
           <w:rFonts w:ascii="Times New Roman" w:hAnsi="Times New Roman"/>
@@ -18658,21 +18592,21 @@
         <w:lastRenderedPageBreak/>
         <w:t>4.5  Use Case Diagrams</w:t>
       </w:r>
-      <w:bookmarkEnd w:id="64"/>
+      <w:bookmarkEnd w:id="63"/>
     </w:p>
     <w:p>
       <w:pPr>
         <w:pStyle w:val="Heading3"/>
         <w:spacing w:line="360" w:lineRule="auto"/>
       </w:pPr>
-      <w:bookmarkStart w:id="65" w:name="_Toc227543953"/>
+      <w:bookmarkStart w:id="64" w:name="_Toc227543953"/>
       <w:r>
         <w:rPr>
           <w:rFonts w:ascii="Times New Roman" w:hAnsi="Times New Roman"/>
         </w:rPr>
         <w:t>4.5.1  Student Use Case Diagram</w:t>
       </w:r>
-      <w:bookmarkEnd w:id="65"/>
+      <w:bookmarkEnd w:id="64"/>
     </w:p>
     <w:p>
       <w:pPr>
@@ -18772,7 +18706,7 @@
           <w:sz w:val="24"/>
         </w:rPr>
       </w:pPr>
-      <w:bookmarkStart w:id="66" w:name="_lf5"/>
+      <w:bookmarkStart w:id="65" w:name="_lf5"/>
       <w:r>
         <w:rPr>
           <w:sz w:val="24"/>
@@ -18830,7 +18764,7 @@
         </w:rPr>
         <w:t>: Student Use Case Diagram</w:t>
       </w:r>
-      <w:bookmarkEnd w:id="66"/>
+      <w:bookmarkEnd w:id="65"/>
     </w:p>
     <w:p>
       <w:pPr>
@@ -18842,14 +18776,14 @@
         <w:pStyle w:val="Heading3"/>
         <w:spacing w:line="360" w:lineRule="auto"/>
       </w:pPr>
-      <w:bookmarkStart w:id="67" w:name="_Toc227543954"/>
+      <w:bookmarkStart w:id="66" w:name="_Toc227543954"/>
       <w:r>
         <w:rPr>
           <w:rFonts w:ascii="Times New Roman" w:hAnsi="Times New Roman"/>
         </w:rPr>
         <w:t>4.5.2  Admin Use Case Diagram</w:t>
       </w:r>
-      <w:bookmarkEnd w:id="67"/>
+      <w:bookmarkEnd w:id="66"/>
     </w:p>
     <w:p>
       <w:pPr>
@@ -18958,7 +18892,7 @@
           <w:szCs w:val="24"/>
         </w:rPr>
       </w:pPr>
-      <w:bookmarkStart w:id="68" w:name="_lf6"/>
+      <w:bookmarkStart w:id="67" w:name="_lf6"/>
       <w:r>
         <w:rPr>
           <w:sz w:val="24"/>
@@ -18980,7 +18914,7 @@
         </w:rPr>
         <w:t>: Admin Use Case Diagram</w:t>
       </w:r>
-      <w:bookmarkEnd w:id="68"/>
+      <w:bookmarkEnd w:id="67"/>
     </w:p>
     <w:p>
       <w:pPr>
@@ -18992,21 +18926,21 @@
         <w:pStyle w:val="Heading2"/>
         <w:spacing w:line="360" w:lineRule="auto"/>
       </w:pPr>
-      <w:bookmarkStart w:id="69" w:name="_Toc227543955"/>
+      <w:bookmarkStart w:id="68" w:name="_Toc227543955"/>
       <w:r>
         <w:rPr>
           <w:rFonts w:ascii="Times New Roman" w:hAnsi="Times New Roman"/>
         </w:rPr>
         <w:t>4.6  Fully Addressed Use Cases</w:t>
       </w:r>
-      <w:bookmarkEnd w:id="69"/>
+      <w:bookmarkEnd w:id="68"/>
     </w:p>
     <w:p>
       <w:pPr>
         <w:pStyle w:val="Heading3"/>
         <w:spacing w:after="120" w:line="360" w:lineRule="auto"/>
       </w:pPr>
-      <w:bookmarkStart w:id="70" w:name="_Toc227543956"/>
+      <w:bookmarkStart w:id="69" w:name="_Toc227543956"/>
       <w:r>
         <w:rPr>
           <w:rFonts w:ascii="Times New Roman" w:hAnsi="Times New Roman"/>
@@ -19019,21 +18953,21 @@
         </w:rPr>
         <w:t>Student / Teacher Use Cases</w:t>
       </w:r>
-      <w:bookmarkEnd w:id="70"/>
+      <w:bookmarkEnd w:id="69"/>
     </w:p>
     <w:p>
       <w:pPr>
         <w:pStyle w:val="TableCaption"/>
         <w:spacing w:before="200" w:after="60" w:line="360" w:lineRule="auto"/>
       </w:pPr>
-      <w:bookmarkStart w:id="71" w:name="_lt15"/>
+      <w:bookmarkStart w:id="70" w:name="_lt15"/>
       <w:r>
         <w:t>Table</w:t>
       </w:r>
       <w:r>
         <w:t xml:space="preserve"> 4.6.1.1</w:t>
       </w:r>
-      <w:bookmarkEnd w:id="71"/>
+      <w:bookmarkEnd w:id="70"/>
     </w:p>
     <w:tbl>
       <w:tblPr>
@@ -19519,7 +19453,7 @@
           <w:szCs w:val="24"/>
         </w:rPr>
       </w:pPr>
-      <w:bookmarkStart w:id="72" w:name="_lt16"/>
+      <w:bookmarkStart w:id="71" w:name="_lt16"/>
       <w:r>
         <w:rPr>
           <w:sz w:val="24"/>
@@ -19534,7 +19468,7 @@
         </w:rPr>
         <w:t xml:space="preserve"> 4.6.1.2</w:t>
       </w:r>
-      <w:bookmarkEnd w:id="72"/>
+      <w:bookmarkEnd w:id="71"/>
     </w:p>
     <w:tbl>
       <w:tblPr>
@@ -20031,7 +19965,7 @@
           <w:szCs w:val="24"/>
         </w:rPr>
       </w:pPr>
-      <w:bookmarkStart w:id="73" w:name="_lt17"/>
+      <w:bookmarkStart w:id="72" w:name="_lt17"/>
       <w:r>
         <w:rPr>
           <w:sz w:val="24"/>
@@ -20046,7 +19980,7 @@
         </w:rPr>
         <w:t xml:space="preserve"> 4.6.1.3 </w:t>
       </w:r>
-      <w:bookmarkEnd w:id="73"/>
+      <w:bookmarkEnd w:id="72"/>
     </w:p>
     <w:tbl>
       <w:tblPr>
@@ -20532,7 +20466,7 @@
           <w:szCs w:val="24"/>
         </w:rPr>
       </w:pPr>
-      <w:bookmarkStart w:id="74" w:name="_lt18"/>
+      <w:bookmarkStart w:id="73" w:name="_lt18"/>
       <w:r>
         <w:rPr>
           <w:sz w:val="24"/>
@@ -20547,7 +20481,7 @@
         </w:rPr>
         <w:t xml:space="preserve"> 4.6.1.4</w:t>
       </w:r>
-      <w:bookmarkEnd w:id="74"/>
+      <w:bookmarkEnd w:id="73"/>
     </w:p>
     <w:tbl>
       <w:tblPr>
@@ -21034,7 +20968,7 @@
           <w:szCs w:val="24"/>
         </w:rPr>
       </w:pPr>
-      <w:bookmarkStart w:id="75" w:name="_lt19"/>
+      <w:bookmarkStart w:id="74" w:name="_lt19"/>
       <w:r>
         <w:rPr>
           <w:sz w:val="24"/>
@@ -21049,7 +20983,7 @@
         </w:rPr>
         <w:t xml:space="preserve"> 4.6.1.5</w:t>
       </w:r>
-      <w:bookmarkEnd w:id="75"/>
+      <w:bookmarkEnd w:id="74"/>
     </w:p>
     <w:tbl>
       <w:tblPr>
@@ -21535,7 +21469,7 @@
           <w:szCs w:val="24"/>
         </w:rPr>
       </w:pPr>
-      <w:bookmarkStart w:id="76" w:name="_lt20"/>
+      <w:bookmarkStart w:id="75" w:name="_lt20"/>
       <w:r>
         <w:rPr>
           <w:sz w:val="24"/>
@@ -21544,7 +21478,7 @@
         <w:lastRenderedPageBreak/>
         <w:t xml:space="preserve">Table </w:t>
       </w:r>
-      <w:bookmarkEnd w:id="76"/>
+      <w:bookmarkEnd w:id="75"/>
       <w:r>
         <w:rPr>
           <w:sz w:val="24"/>
@@ -22057,7 +21991,7 @@
           <w:szCs w:val="24"/>
         </w:rPr>
       </w:pPr>
-      <w:bookmarkStart w:id="77" w:name="_lt21"/>
+      <w:bookmarkStart w:id="76" w:name="_lt21"/>
       <w:r>
         <w:rPr>
           <w:sz w:val="24"/>
@@ -22065,7 +21999,7 @@
         </w:rPr>
         <w:t xml:space="preserve">Table </w:t>
       </w:r>
-      <w:bookmarkEnd w:id="77"/>
+      <w:bookmarkEnd w:id="76"/>
       <w:r>
         <w:rPr>
           <w:sz w:val="24"/>
@@ -22579,7 +22513,7 @@
           <w:szCs w:val="24"/>
         </w:rPr>
       </w:pPr>
-      <w:bookmarkStart w:id="78" w:name="_lt22"/>
+      <w:bookmarkStart w:id="77" w:name="_lt22"/>
       <w:r>
         <w:rPr>
           <w:sz w:val="24"/>
@@ -22587,7 +22521,7 @@
         </w:rPr>
         <w:t xml:space="preserve">Table </w:t>
       </w:r>
-      <w:bookmarkEnd w:id="78"/>
+      <w:bookmarkEnd w:id="77"/>
       <w:r>
         <w:rPr>
           <w:sz w:val="24"/>
@@ -23100,7 +23034,7 @@
           <w:szCs w:val="24"/>
         </w:rPr>
       </w:pPr>
-      <w:bookmarkStart w:id="79" w:name="_lt23"/>
+      <w:bookmarkStart w:id="78" w:name="_lt23"/>
       <w:r>
         <w:rPr>
           <w:sz w:val="24"/>
@@ -23108,7 +23042,7 @@
         </w:rPr>
         <w:t xml:space="preserve">Table </w:t>
       </w:r>
-      <w:bookmarkEnd w:id="79"/>
+      <w:bookmarkEnd w:id="78"/>
       <w:r>
         <w:rPr>
           <w:sz w:val="24"/>
@@ -23611,7 +23545,7 @@
           <w:szCs w:val="24"/>
         </w:rPr>
       </w:pPr>
-      <w:bookmarkStart w:id="80" w:name="_lt24"/>
+      <w:bookmarkStart w:id="79" w:name="_lt24"/>
       <w:r>
         <w:rPr>
           <w:sz w:val="24"/>
@@ -23619,7 +23553,7 @@
         </w:rPr>
         <w:t xml:space="preserve">Table </w:t>
       </w:r>
-      <w:bookmarkEnd w:id="80"/>
+      <w:bookmarkEnd w:id="79"/>
       <w:r>
         <w:rPr>
           <w:sz w:val="24"/>
@@ -24095,7 +24029,7 @@
         <w:pStyle w:val="Heading3"/>
         <w:spacing w:after="120" w:line="360" w:lineRule="auto"/>
       </w:pPr>
-      <w:bookmarkStart w:id="81" w:name="_Toc227543957"/>
+      <w:bookmarkStart w:id="80" w:name="_Toc227543957"/>
       <w:r>
         <w:rPr>
           <w:rFonts w:ascii="Times New Roman" w:hAnsi="Times New Roman"/>
@@ -24108,18 +24042,18 @@
         </w:rPr>
         <w:t>Coordination / Administration / Admin Use Cases</w:t>
       </w:r>
-      <w:bookmarkEnd w:id="81"/>
+      <w:bookmarkEnd w:id="80"/>
     </w:p>
     <w:p>
       <w:pPr>
         <w:pStyle w:val="TableCaption"/>
         <w:spacing w:before="200" w:after="60" w:line="360" w:lineRule="auto"/>
       </w:pPr>
-      <w:bookmarkStart w:id="82" w:name="_lt25"/>
+      <w:bookmarkStart w:id="81" w:name="_lt25"/>
       <w:r>
         <w:t xml:space="preserve">Table </w:t>
       </w:r>
-      <w:bookmarkEnd w:id="82"/>
+      <w:bookmarkEnd w:id="81"/>
       <w:r>
         <w:t>4.6.2.1</w:t>
       </w:r>
@@ -24618,7 +24552,7 @@
           <w:szCs w:val="24"/>
         </w:rPr>
       </w:pPr>
-      <w:bookmarkStart w:id="83" w:name="_lt26"/>
+      <w:bookmarkStart w:id="82" w:name="_lt26"/>
       <w:r>
         <w:rPr>
           <w:sz w:val="24"/>
@@ -24627,7 +24561,7 @@
         <w:lastRenderedPageBreak/>
         <w:t xml:space="preserve">Table </w:t>
       </w:r>
-      <w:bookmarkEnd w:id="83"/>
+      <w:bookmarkEnd w:id="82"/>
       <w:r>
         <w:rPr>
           <w:sz w:val="24"/>
@@ -25140,7 +25074,7 @@
           <w:szCs w:val="24"/>
         </w:rPr>
       </w:pPr>
-      <w:bookmarkStart w:id="84" w:name="_lt27"/>
+      <w:bookmarkStart w:id="83" w:name="_lt27"/>
       <w:r>
         <w:rPr>
           <w:sz w:val="24"/>
@@ -25148,7 +25082,7 @@
         </w:rPr>
         <w:t xml:space="preserve">Table </w:t>
       </w:r>
-      <w:bookmarkEnd w:id="84"/>
+      <w:bookmarkEnd w:id="83"/>
       <w:r>
         <w:rPr>
           <w:sz w:val="24"/>
@@ -25647,14 +25581,14 @@
           <w:sz w:val="24"/>
         </w:rPr>
       </w:pPr>
-      <w:bookmarkStart w:id="85" w:name="_lt28"/>
+      <w:bookmarkStart w:id="84" w:name="_lt28"/>
       <w:r>
         <w:rPr>
           <w:sz w:val="24"/>
         </w:rPr>
         <w:t xml:space="preserve">Table </w:t>
       </w:r>
-      <w:bookmarkEnd w:id="85"/>
+      <w:bookmarkEnd w:id="84"/>
       <w:r>
         <w:rPr>
           <w:sz w:val="24"/>
@@ -26156,7 +26090,7 @@
         <w:pStyle w:val="Heading1"/>
         <w:spacing w:line="360" w:lineRule="auto"/>
       </w:pPr>
-      <w:bookmarkStart w:id="86" w:name="_Toc227543958"/>
+      <w:bookmarkStart w:id="85" w:name="_Toc227543958"/>
       <w:r>
         <w:rPr>
           <w:rFonts w:ascii="Times New Roman" w:hAnsi="Times New Roman"/>
@@ -26164,7 +26098,7 @@
         <w:lastRenderedPageBreak/>
         <w:t>Chapter 5: Implementation</w:t>
       </w:r>
-      <w:bookmarkEnd w:id="86"/>
+      <w:bookmarkEnd w:id="85"/>
     </w:p>
     <w:p>
       <w:pPr>
@@ -26176,28 +26110,28 @@
         <w:pStyle w:val="Heading2"/>
         <w:spacing w:line="360" w:lineRule="auto"/>
       </w:pPr>
-      <w:bookmarkStart w:id="87" w:name="_Toc227543959"/>
+      <w:bookmarkStart w:id="86" w:name="_Toc227543959"/>
       <w:r>
         <w:rPr>
           <w:rFonts w:ascii="Times New Roman" w:hAnsi="Times New Roman"/>
         </w:rPr>
         <w:t>5.1  IDE, Tools and Technologies</w:t>
       </w:r>
-      <w:bookmarkEnd w:id="87"/>
+      <w:bookmarkEnd w:id="86"/>
     </w:p>
     <w:p>
       <w:pPr>
         <w:pStyle w:val="Heading3"/>
         <w:spacing w:line="360" w:lineRule="auto"/>
       </w:pPr>
-      <w:bookmarkStart w:id="88" w:name="_Toc227543960"/>
+      <w:bookmarkStart w:id="87" w:name="_Toc227543960"/>
       <w:r>
         <w:rPr>
           <w:rFonts w:ascii="Times New Roman" w:hAnsi="Times New Roman"/>
         </w:rPr>
         <w:t>5.1.1  Frontend</w:t>
       </w:r>
-      <w:bookmarkEnd w:id="88"/>
+      <w:bookmarkEnd w:id="87"/>
     </w:p>
     <w:p>
       <w:pPr>
@@ -26354,14 +26288,14 @@
         <w:pStyle w:val="Heading3"/>
         <w:spacing w:line="360" w:lineRule="auto"/>
       </w:pPr>
-      <w:bookmarkStart w:id="89" w:name="_Toc227543961"/>
+      <w:bookmarkStart w:id="88" w:name="_Toc227543961"/>
       <w:r>
         <w:rPr>
           <w:rFonts w:ascii="Times New Roman" w:hAnsi="Times New Roman"/>
         </w:rPr>
         <w:t>5.1.2  Backend</w:t>
       </w:r>
-      <w:bookmarkEnd w:id="89"/>
+      <w:bookmarkEnd w:id="88"/>
     </w:p>
     <w:p>
       <w:pPr>
@@ -26520,14 +26454,14 @@
         <w:pStyle w:val="Heading3"/>
         <w:spacing w:line="360" w:lineRule="auto"/>
       </w:pPr>
-      <w:bookmarkStart w:id="90" w:name="_Toc227543962"/>
+      <w:bookmarkStart w:id="89" w:name="_Toc227543962"/>
       <w:r>
         <w:rPr>
           <w:rFonts w:ascii="Times New Roman" w:hAnsi="Times New Roman"/>
         </w:rPr>
         <w:t>5.1.3  Database</w:t>
       </w:r>
-      <w:bookmarkEnd w:id="90"/>
+      <w:bookmarkEnd w:id="89"/>
     </w:p>
     <w:p>
       <w:pPr>
@@ -26572,14 +26506,14 @@
         <w:pStyle w:val="Heading3"/>
         <w:spacing w:line="360" w:lineRule="auto"/>
       </w:pPr>
-      <w:bookmarkStart w:id="91" w:name="_Toc227543963"/>
+      <w:bookmarkStart w:id="90" w:name="_Toc227543963"/>
       <w:r>
         <w:rPr>
           <w:rFonts w:ascii="Times New Roman" w:hAnsi="Times New Roman"/>
         </w:rPr>
         <w:t>5.1.4  Tools</w:t>
       </w:r>
-      <w:bookmarkEnd w:id="91"/>
+      <w:bookmarkEnd w:id="90"/>
     </w:p>
     <w:p>
       <w:pPr>
@@ -26682,28 +26616,28 @@
         <w:pStyle w:val="Heading2"/>
         <w:spacing w:line="360" w:lineRule="auto"/>
       </w:pPr>
-      <w:bookmarkStart w:id="92" w:name="_Toc227543964"/>
+      <w:bookmarkStart w:id="91" w:name="_Toc227543964"/>
       <w:r>
         <w:rPr>
           <w:rFonts w:ascii="Times New Roman" w:hAnsi="Times New Roman"/>
         </w:rPr>
         <w:t>5.2  Best Practices and Coding Standards</w:t>
       </w:r>
-      <w:bookmarkEnd w:id="92"/>
+      <w:bookmarkEnd w:id="91"/>
     </w:p>
     <w:p>
       <w:pPr>
         <w:pStyle w:val="Heading3"/>
         <w:spacing w:line="360" w:lineRule="auto"/>
       </w:pPr>
-      <w:bookmarkStart w:id="93" w:name="_Toc227543965"/>
+      <w:bookmarkStart w:id="92" w:name="_Toc227543965"/>
       <w:r>
         <w:rPr>
           <w:rFonts w:ascii="Times New Roman" w:hAnsi="Times New Roman"/>
         </w:rPr>
         <w:t>5.2.1  Naming Conventions</w:t>
       </w:r>
-      <w:bookmarkEnd w:id="93"/>
+      <w:bookmarkEnd w:id="92"/>
     </w:p>
     <w:p>
       <w:pPr>
@@ -26727,14 +26661,14 @@
         <w:pStyle w:val="Heading3"/>
         <w:spacing w:line="360" w:lineRule="auto"/>
       </w:pPr>
-      <w:bookmarkStart w:id="94" w:name="_Toc227543966"/>
+      <w:bookmarkStart w:id="93" w:name="_Toc227543966"/>
       <w:r>
         <w:rPr>
           <w:rFonts w:ascii="Times New Roman" w:hAnsi="Times New Roman"/>
         </w:rPr>
         <w:t>5.2.2  Project Structure</w:t>
       </w:r>
-      <w:bookmarkEnd w:id="94"/>
+      <w:bookmarkEnd w:id="93"/>
     </w:p>
     <w:p>
       <w:pPr>
@@ -26758,14 +26692,14 @@
         <w:pStyle w:val="Heading3"/>
         <w:spacing w:line="360" w:lineRule="auto"/>
       </w:pPr>
-      <w:bookmarkStart w:id="95" w:name="_Toc227543967"/>
+      <w:bookmarkStart w:id="94" w:name="_Toc227543967"/>
       <w:r>
         <w:rPr>
           <w:rFonts w:ascii="Times New Roman" w:hAnsi="Times New Roman"/>
         </w:rPr>
         <w:t>5.2.3  Environment Variables</w:t>
       </w:r>
-      <w:bookmarkEnd w:id="95"/>
+      <w:bookmarkEnd w:id="94"/>
     </w:p>
     <w:p>
       <w:pPr>
@@ -26789,14 +26723,14 @@
         <w:pStyle w:val="Heading3"/>
         <w:spacing w:line="360" w:lineRule="auto"/>
       </w:pPr>
-      <w:bookmarkStart w:id="96" w:name="_Toc227543968"/>
+      <w:bookmarkStart w:id="95" w:name="_Toc227543968"/>
       <w:r>
         <w:rPr>
           <w:rFonts w:ascii="Times New Roman" w:hAnsi="Times New Roman"/>
         </w:rPr>
         <w:t>5.2.4  Error Handling</w:t>
       </w:r>
-      <w:bookmarkEnd w:id="96"/>
+      <w:bookmarkEnd w:id="95"/>
     </w:p>
     <w:p>
       <w:pPr>
@@ -26829,7 +26763,7 @@
         <w:pStyle w:val="Heading1"/>
         <w:spacing w:line="360" w:lineRule="auto"/>
       </w:pPr>
-      <w:bookmarkStart w:id="97" w:name="_Toc227543969"/>
+      <w:bookmarkStart w:id="96" w:name="_Toc227543969"/>
       <w:r>
         <w:rPr>
           <w:rFonts w:ascii="Times New Roman" w:hAnsi="Times New Roman"/>
@@ -26837,7 +26771,7 @@
         <w:lastRenderedPageBreak/>
         <w:t>Chapter 6: Testing and Results</w:t>
       </w:r>
-      <w:bookmarkEnd w:id="97"/>
+      <w:bookmarkEnd w:id="96"/>
     </w:p>
     <w:p>
       <w:pPr>
@@ -26849,14 +26783,14 @@
         <w:pStyle w:val="Heading2"/>
         <w:spacing w:line="360" w:lineRule="auto"/>
       </w:pPr>
-      <w:bookmarkStart w:id="98" w:name="_Toc227543970"/>
+      <w:bookmarkStart w:id="97" w:name="_Toc227543970"/>
       <w:r>
         <w:rPr>
           <w:rFonts w:ascii="Times New Roman" w:hAnsi="Times New Roman"/>
         </w:rPr>
         <w:t>6.1  Introduction</w:t>
       </w:r>
-      <w:bookmarkEnd w:id="98"/>
+      <w:bookmarkEnd w:id="97"/>
     </w:p>
     <w:p>
       <w:pPr>
@@ -26880,14 +26814,14 @@
         <w:pStyle w:val="Heading2"/>
         <w:spacing w:line="360" w:lineRule="auto"/>
       </w:pPr>
-      <w:bookmarkStart w:id="99" w:name="_Toc227543971"/>
+      <w:bookmarkStart w:id="98" w:name="_Toc227543971"/>
       <w:r>
         <w:rPr>
           <w:rFonts w:ascii="Times New Roman" w:hAnsi="Times New Roman"/>
         </w:rPr>
         <w:t>6.2  SQA Results</w:t>
       </w:r>
-      <w:bookmarkEnd w:id="99"/>
+      <w:bookmarkEnd w:id="98"/>
     </w:p>
     <w:p>
       <w:pPr>
@@ -26911,7 +26845,7 @@
         <w:pStyle w:val="TableCaption"/>
         <w:spacing w:before="200" w:after="60" w:line="360" w:lineRule="auto"/>
       </w:pPr>
-      <w:bookmarkStart w:id="100" w:name="_lt29"/>
+      <w:bookmarkStart w:id="99" w:name="_lt29"/>
       <w:r>
         <w:t xml:space="preserve">Table </w:t>
       </w:r>
@@ -26939,7 +26873,7 @@
       <w:r>
         <w:t>: Test Execution Results</w:t>
       </w:r>
-      <w:bookmarkEnd w:id="100"/>
+      <w:bookmarkEnd w:id="99"/>
     </w:p>
     <w:tbl>
       <w:tblPr>
@@ -27721,14 +27655,14 @@
         <w:pStyle w:val="Heading2"/>
         <w:spacing w:line="360" w:lineRule="auto"/>
       </w:pPr>
-      <w:bookmarkStart w:id="101" w:name="_Toc227543972"/>
+      <w:bookmarkStart w:id="100" w:name="_Toc227543972"/>
       <w:r>
         <w:rPr>
           <w:rFonts w:ascii="Times New Roman" w:hAnsi="Times New Roman"/>
         </w:rPr>
         <w:t>6.3  Backend Testing</w:t>
       </w:r>
-      <w:bookmarkEnd w:id="101"/>
+      <w:bookmarkEnd w:id="100"/>
     </w:p>
     <w:p>
       <w:pPr>
@@ -27886,14 +27820,14 @@
         <w:pStyle w:val="Heading2"/>
         <w:spacing w:line="360" w:lineRule="auto"/>
       </w:pPr>
-      <w:bookmarkStart w:id="102" w:name="_Toc227543973"/>
+      <w:bookmarkStart w:id="101" w:name="_Toc227543973"/>
       <w:r>
         <w:rPr>
           <w:rFonts w:ascii="Times New Roman" w:hAnsi="Times New Roman"/>
         </w:rPr>
         <w:t>6.4  Frontend Testing</w:t>
       </w:r>
-      <w:bookmarkEnd w:id="102"/>
+      <w:bookmarkEnd w:id="101"/>
     </w:p>
     <w:p>
       <w:pPr>
@@ -27934,14 +27868,14 @@
         <w:pStyle w:val="Heading2"/>
         <w:spacing w:line="360" w:lineRule="auto"/>
       </w:pPr>
-      <w:bookmarkStart w:id="103" w:name="_Toc227543974"/>
+      <w:bookmarkStart w:id="102" w:name="_Toc227543974"/>
       <w:r>
         <w:rPr>
           <w:rFonts w:ascii="Times New Roman" w:hAnsi="Times New Roman"/>
         </w:rPr>
         <w:t>6.5  Limitations</w:t>
       </w:r>
-      <w:bookmarkEnd w:id="103"/>
+      <w:bookmarkEnd w:id="102"/>
     </w:p>
     <w:p>
       <w:pPr>
@@ -28033,7 +27967,7 @@
         <w:pStyle w:val="Heading1"/>
         <w:spacing w:line="360" w:lineRule="auto"/>
       </w:pPr>
-      <w:bookmarkStart w:id="104" w:name="_Toc227543975"/>
+      <w:bookmarkStart w:id="103" w:name="_Toc227543975"/>
       <w:r>
         <w:rPr>
           <w:rFonts w:ascii="Times New Roman" w:hAnsi="Times New Roman"/>
@@ -28041,7 +27975,7 @@
         <w:lastRenderedPageBreak/>
         <w:t>Chapter 7: Conclusion and Outlook</w:t>
       </w:r>
-      <w:bookmarkEnd w:id="104"/>
+      <w:bookmarkEnd w:id="103"/>
     </w:p>
     <w:p>
       <w:pPr>
@@ -28053,14 +27987,14 @@
         <w:pStyle w:val="Heading2"/>
         <w:spacing w:line="360" w:lineRule="auto"/>
       </w:pPr>
-      <w:bookmarkStart w:id="105" w:name="_Toc227543976"/>
+      <w:bookmarkStart w:id="104" w:name="_Toc227543976"/>
       <w:r>
         <w:rPr>
           <w:rFonts w:ascii="Times New Roman" w:hAnsi="Times New Roman"/>
         </w:rPr>
         <w:t>7.1  Introduction</w:t>
       </w:r>
-      <w:bookmarkEnd w:id="105"/>
+      <w:bookmarkEnd w:id="104"/>
     </w:p>
     <w:p>
       <w:pPr>
@@ -28084,14 +28018,14 @@
         <w:pStyle w:val="Heading2"/>
         <w:spacing w:line="360" w:lineRule="auto"/>
       </w:pPr>
-      <w:bookmarkStart w:id="106" w:name="_Toc227543977"/>
+      <w:bookmarkStart w:id="105" w:name="_Toc227543977"/>
       <w:r>
         <w:rPr>
           <w:rFonts w:ascii="Times New Roman" w:hAnsi="Times New Roman"/>
         </w:rPr>
         <w:t>7.2  Achievements</w:t>
       </w:r>
-      <w:bookmarkEnd w:id="106"/>
+      <w:bookmarkEnd w:id="105"/>
     </w:p>
     <w:p>
       <w:pPr>
@@ -28132,14 +28066,14 @@
         <w:pStyle w:val="Heading2"/>
         <w:spacing w:line="360" w:lineRule="auto"/>
       </w:pPr>
-      <w:bookmarkStart w:id="107" w:name="_Toc227543978"/>
+      <w:bookmarkStart w:id="106" w:name="_Toc227543978"/>
       <w:r>
         <w:rPr>
           <w:rFonts w:ascii="Times New Roman" w:hAnsi="Times New Roman"/>
         </w:rPr>
         <w:t>7.3  Critical Review</w:t>
       </w:r>
-      <w:bookmarkEnd w:id="107"/>
+      <w:bookmarkEnd w:id="106"/>
     </w:p>
     <w:p>
       <w:pPr>
@@ -28181,14 +28115,14 @@
         <w:pStyle w:val="Heading2"/>
         <w:spacing w:line="360" w:lineRule="auto"/>
       </w:pPr>
-      <w:bookmarkStart w:id="108" w:name="_Toc227543979"/>
+      <w:bookmarkStart w:id="107" w:name="_Toc227543979"/>
       <w:r>
         <w:rPr>
           <w:rFonts w:ascii="Times New Roman" w:hAnsi="Times New Roman"/>
         </w:rPr>
         <w:t>7.4  Future Recommendations</w:t>
       </w:r>
-      <w:bookmarkEnd w:id="108"/>
+      <w:bookmarkEnd w:id="107"/>
     </w:p>
     <w:p>
       <w:pPr>
@@ -28326,14 +28260,14 @@
         <w:pStyle w:val="Heading2"/>
         <w:spacing w:line="360" w:lineRule="auto"/>
       </w:pPr>
-      <w:bookmarkStart w:id="109" w:name="_Toc227543980"/>
+      <w:bookmarkStart w:id="108" w:name="_Toc227543980"/>
       <w:r>
         <w:rPr>
           <w:rFonts w:ascii="Times New Roman" w:hAnsi="Times New Roman"/>
         </w:rPr>
         <w:t>7.5  Summary</w:t>
       </w:r>
-      <w:bookmarkEnd w:id="109"/>
+      <w:bookmarkEnd w:id="108"/>
     </w:p>
     <w:p>
       <w:pPr>
@@ -28364,10 +28298,35 @@
     <w:p>
       <w:pPr>
         <w:spacing w:after="0"/>
+        <w:rPr>
+          <w:b/>
+        </w:rPr>
       </w:pPr>
       <w:r>
         <w:br w:type="page"/>
       </w:r>
+      <w:r>
+        <w:rPr>
+          <w:b/>
+        </w:rPr>
+        <w:lastRenderedPageBreak/>
+        <w:t xml:space="preserve">System thinking </w:t>
+      </w:r>
+      <w:r>
+        <w:rPr>
+          <w:b/>
+        </w:rPr>
+        <w:br/>
+      </w:r>
+      <w:r>
+        <w:rPr>
+          <w:b/>
+        </w:rPr>
+        <w:br/>
+        <w:t>in our system we can coordinate with university and we helps the university between student and university . it can easy to handle the reuirenment between user and our university . they coordinate with each other with the help of our website wwhich we made for our university</w:t>
+      </w:r>
+      <w:bookmarkStart w:id="109" w:name="_GoBack"/>
+      <w:bookmarkEnd w:id="109"/>
     </w:p>
     <w:sectPr>
       <w:footerReference w:type="default" r:id="rId10"/>
@@ -28489,7 +28448,7 @@
         <w:noProof/>
         <w:sz w:val="20"/>
       </w:rPr>
-      <w:t>15</w:t>
+      <w:t>42</w:t>
     </w:r>
     <w:r>
       <w:rPr>
@@ -40534,7 +40493,7 @@
 </file>
 
 <file path=customXml/itemProps1.xml><?xml version="1.0" encoding="utf-8"?>
-<ds:datastoreItem xmlns:ds="http://schemas.openxmlformats.org/officeDocument/2006/customXml" ds:itemID="{F552AEFB-3CAA-4030-953C-0F7941504EAA}">
+<ds:datastoreItem xmlns:ds="http://schemas.openxmlformats.org/officeDocument/2006/customXml" ds:itemID="{45466D13-1F02-4826-BAAF-A78459C53CFC}">
   <ds:schemaRefs>
     <ds:schemaRef ds:uri="http://schemas.openxmlformats.org/officeDocument/2006/bibliography"/>
   </ds:schemaRefs>

--- a/Riphah_Konnect_FYP_Doc.docx
+++ b/Riphah_Konnect_FYP_Doc.docx
@@ -26849,27 +26849,14 @@
       <w:r>
         <w:t xml:space="preserve">Table </w:t>
       </w:r>
-      <w:r>
-        <w:fldChar w:fldCharType="begin"/>
-      </w:r>
-      <w:r>
-        <w:instrText xml:space="preserve"> SEQ Table \* ARABIC </w:instrText>
-      </w:r>
-      <w:r>
-        <w:fldChar w:fldCharType="separate"/>
-      </w:r>
-      <w:r>
-        <w:rPr>
-          <w:noProof/>
-        </w:rPr>
-        <w:t>27</w:t>
-      </w:r>
-      <w:r>
-        <w:rPr>
-          <w:noProof/>
-        </w:rPr>
-        <w:fldChar w:fldCharType="end"/>
-      </w:r>
+      <w:fldSimple w:instr=" SEQ Table \* ARABIC ">
+        <w:r>
+          <w:rPr>
+            <w:noProof/>
+          </w:rPr>
+          <w:t>27</w:t>
+        </w:r>
+      </w:fldSimple>
       <w:r>
         <w:t>: Test Execution Results</w:t>
       </w:r>
@@ -28304,26 +28291,6 @@
       </w:pPr>
       <w:r>
         <w:br w:type="page"/>
-      </w:r>
-      <w:r>
-        <w:rPr>
-          <w:b/>
-        </w:rPr>
-        <w:lastRenderedPageBreak/>
-        <w:t xml:space="preserve">System thinking </w:t>
-      </w:r>
-      <w:r>
-        <w:rPr>
-          <w:b/>
-        </w:rPr>
-        <w:br/>
-      </w:r>
-      <w:r>
-        <w:rPr>
-          <w:b/>
-        </w:rPr>
-        <w:br/>
-        <w:t>in our system we can coordinate with university and we helps the university between student and university . it can easy to handle the reuirenment between user and our university . they coordinate with each other with the help of our website wwhich we made for our university</w:t>
       </w:r>
       <w:bookmarkStart w:id="109" w:name="_GoBack"/>
       <w:bookmarkEnd w:id="109"/>
@@ -28448,7 +28415,7 @@
         <w:noProof/>
         <w:sz w:val="20"/>
       </w:rPr>
-      <w:t>42</w:t>
+      <w:t>41</w:t>
     </w:r>
     <w:r>
       <w:rPr>
@@ -40493,7 +40460,7 @@
 </file>
 
 <file path=customXml/itemProps1.xml><?xml version="1.0" encoding="utf-8"?>
-<ds:datastoreItem xmlns:ds="http://schemas.openxmlformats.org/officeDocument/2006/customXml" ds:itemID="{45466D13-1F02-4826-BAAF-A78459C53CFC}">
+<ds:datastoreItem xmlns:ds="http://schemas.openxmlformats.org/officeDocument/2006/customXml" ds:itemID="{FD2019E8-1820-4A35-8509-6A00F832CC67}">
   <ds:schemaRefs>
     <ds:schemaRef ds:uri="http://schemas.openxmlformats.org/officeDocument/2006/bibliography"/>
   </ds:schemaRefs>

--- a/Riphah_Konnect_FYP_Doc.docx
+++ b/Riphah_Konnect_FYP_Doc.docx
@@ -12596,11 +12596,15 @@
       <w:pPr>
         <w:spacing w:before="80" w:after="40" w:line="360" w:lineRule="auto"/>
         <w:jc w:val="both"/>
+        <w:rPr>
+          <w:sz w:val="24"/>
+        </w:rPr>
       </w:pPr>
       <w:r>
         <w:rPr>
           <w:rFonts w:ascii="Times New Roman" w:hAnsi="Times New Roman"/>
           <w:color w:val="000000"/>
+          <w:sz w:val="24"/>
         </w:rPr>
         <w:t>Authentication:</w:t>
       </w:r>
@@ -12611,11 +12615,15 @@
         <w:spacing w:before="80" w:after="60" w:line="360" w:lineRule="auto"/>
         <w:ind w:left="432"/>
         <w:jc w:val="both"/>
+        <w:rPr>
+          <w:sz w:val="24"/>
+        </w:rPr>
       </w:pPr>
       <w:r>
         <w:rPr>
           <w:rFonts w:ascii="Times New Roman" w:hAnsi="Times New Roman"/>
           <w:color w:val="000000"/>
+          <w:sz w:val="24"/>
         </w:rPr>
         <w:t>1. Student will be able to login into the system.</w:t>
       </w:r>
@@ -12626,11 +12634,15 @@
         <w:spacing w:before="80" w:after="60" w:line="360" w:lineRule="auto"/>
         <w:ind w:left="432"/>
         <w:jc w:val="both"/>
+        <w:rPr>
+          <w:sz w:val="24"/>
+        </w:rPr>
       </w:pPr>
       <w:r>
         <w:rPr>
           <w:rFonts w:ascii="Times New Roman" w:hAnsi="Times New Roman"/>
           <w:color w:val="000000"/>
+          <w:sz w:val="24"/>
         </w:rPr>
         <w:t>2. Student will be able to get a password reset link sent to their registered email.</w:t>
       </w:r>
@@ -12639,11 +12651,15 @@
       <w:pPr>
         <w:spacing w:before="80" w:after="40" w:line="360" w:lineRule="auto"/>
         <w:jc w:val="both"/>
+        <w:rPr>
+          <w:sz w:val="24"/>
+        </w:rPr>
       </w:pPr>
       <w:r>
         <w:rPr>
           <w:rFonts w:ascii="Times New Roman" w:hAnsi="Times New Roman"/>
           <w:color w:val="000000"/>
+          <w:sz w:val="24"/>
         </w:rPr>
         <w:t>Post:</w:t>
       </w:r>
@@ -12654,14 +12670,20 @@
         <w:spacing w:before="80" w:after="60" w:line="360" w:lineRule="auto"/>
         <w:ind w:left="432"/>
         <w:jc w:val="both"/>
+        <w:rPr>
+          <w:sz w:val="24"/>
+        </w:rPr>
       </w:pPr>
       <w:r>
         <w:rPr>
           <w:rFonts w:ascii="Times New Roman" w:hAnsi="Times New Roman"/>
           <w:color w:val="000000"/>
+          <w:sz w:val="24"/>
         </w:rPr>
         <w:t>1. Student will be able to like a post.</w:t>
       </w:r>
+      <w:bookmarkStart w:id="35" w:name="_GoBack"/>
+      <w:bookmarkEnd w:id="35"/>
     </w:p>
     <w:p>
       <w:pPr>
@@ -12669,11 +12691,15 @@
         <w:spacing w:before="80" w:after="60" w:line="360" w:lineRule="auto"/>
         <w:ind w:left="432"/>
         <w:jc w:val="both"/>
+        <w:rPr>
+          <w:sz w:val="24"/>
+        </w:rPr>
       </w:pPr>
       <w:r>
         <w:rPr>
           <w:rFonts w:ascii="Times New Roman" w:hAnsi="Times New Roman"/>
           <w:color w:val="000000"/>
+          <w:sz w:val="24"/>
         </w:rPr>
         <w:t>2. Student will be able to comment on a post.</w:t>
       </w:r>
@@ -12682,11 +12708,15 @@
       <w:pPr>
         <w:spacing w:before="80" w:after="40" w:line="360" w:lineRule="auto"/>
         <w:jc w:val="both"/>
+        <w:rPr>
+          <w:sz w:val="24"/>
+        </w:rPr>
       </w:pPr>
       <w:r>
         <w:rPr>
           <w:rFonts w:ascii="Times New Roman" w:hAnsi="Times New Roman"/>
           <w:color w:val="000000"/>
+          <w:sz w:val="24"/>
         </w:rPr>
         <w:t>Semester Groups:</w:t>
       </w:r>
@@ -12697,11 +12727,15 @@
         <w:spacing w:before="80" w:after="60" w:line="360" w:lineRule="auto"/>
         <w:ind w:left="432"/>
         <w:jc w:val="both"/>
+        <w:rPr>
+          <w:sz w:val="24"/>
+        </w:rPr>
       </w:pPr>
       <w:r>
         <w:rPr>
           <w:rFonts w:ascii="Times New Roman" w:hAnsi="Times New Roman"/>
           <w:color w:val="000000"/>
+          <w:sz w:val="24"/>
         </w:rPr>
         <w:t>1. Student will be able to join a semester group.</w:t>
       </w:r>
@@ -12712,11 +12746,15 @@
         <w:spacing w:before="80" w:after="60" w:line="360" w:lineRule="auto"/>
         <w:ind w:left="432"/>
         <w:jc w:val="both"/>
+        <w:rPr>
+          <w:sz w:val="24"/>
+        </w:rPr>
       </w:pPr>
       <w:r>
         <w:rPr>
           <w:rFonts w:ascii="Times New Roman" w:hAnsi="Times New Roman"/>
           <w:color w:val="000000"/>
+          <w:sz w:val="24"/>
         </w:rPr>
         <w:t>2. Student will be able to leave a semester group.</w:t>
       </w:r>
@@ -12727,11 +12765,15 @@
         <w:spacing w:before="80" w:after="60" w:line="360" w:lineRule="auto"/>
         <w:ind w:left="432"/>
         <w:jc w:val="both"/>
+        <w:rPr>
+          <w:sz w:val="24"/>
+        </w:rPr>
       </w:pPr>
       <w:r>
         <w:rPr>
           <w:rFonts w:ascii="Times New Roman" w:hAnsi="Times New Roman"/>
           <w:color w:val="000000"/>
+          <w:sz w:val="24"/>
         </w:rPr>
         <w:t>3. Student will be able to share content and reply in a group.</w:t>
       </w:r>
@@ -12740,11 +12782,15 @@
       <w:pPr>
         <w:spacing w:before="80" w:after="40" w:line="360" w:lineRule="auto"/>
         <w:jc w:val="both"/>
+        <w:rPr>
+          <w:sz w:val="24"/>
+        </w:rPr>
       </w:pPr>
       <w:r>
         <w:rPr>
           <w:rFonts w:ascii="Times New Roman" w:hAnsi="Times New Roman"/>
           <w:color w:val="000000"/>
+          <w:sz w:val="24"/>
         </w:rPr>
         <w:t>Events:</w:t>
       </w:r>
@@ -12755,11 +12801,15 @@
         <w:spacing w:before="80" w:after="60" w:line="360" w:lineRule="auto"/>
         <w:ind w:left="432"/>
         <w:jc w:val="both"/>
+        <w:rPr>
+          <w:sz w:val="24"/>
+        </w:rPr>
       </w:pPr>
       <w:r>
         <w:rPr>
           <w:rFonts w:ascii="Times New Roman" w:hAnsi="Times New Roman"/>
           <w:color w:val="000000"/>
+          <w:sz w:val="24"/>
         </w:rPr>
         <w:t>1. Student will be able to view upcoming events.</w:t>
       </w:r>
@@ -12770,11 +12820,15 @@
         <w:spacing w:before="80" w:after="60" w:line="360" w:lineRule="auto"/>
         <w:ind w:left="432"/>
         <w:jc w:val="both"/>
+        <w:rPr>
+          <w:sz w:val="24"/>
+        </w:rPr>
       </w:pPr>
       <w:r>
         <w:rPr>
           <w:rFonts w:ascii="Times New Roman" w:hAnsi="Times New Roman"/>
           <w:color w:val="000000"/>
+          <w:sz w:val="24"/>
         </w:rPr>
         <w:t>2. Student will be able to respond by selecting Interested or Not Interested.</w:t>
       </w:r>
@@ -12783,11 +12837,15 @@
       <w:pPr>
         <w:spacing w:before="80" w:after="40" w:line="360" w:lineRule="auto"/>
         <w:jc w:val="both"/>
+        <w:rPr>
+          <w:sz w:val="24"/>
+        </w:rPr>
       </w:pPr>
       <w:r>
         <w:rPr>
           <w:rFonts w:ascii="Times New Roman" w:hAnsi="Times New Roman"/>
           <w:color w:val="000000"/>
+          <w:sz w:val="24"/>
         </w:rPr>
         <w:t>Lost and Found:</w:t>
       </w:r>
@@ -12798,11 +12856,15 @@
         <w:spacing w:before="80" w:after="60" w:line="360" w:lineRule="auto"/>
         <w:ind w:left="432"/>
         <w:jc w:val="both"/>
+        <w:rPr>
+          <w:sz w:val="24"/>
+        </w:rPr>
       </w:pPr>
       <w:r>
         <w:rPr>
           <w:rFonts w:ascii="Times New Roman" w:hAnsi="Times New Roman"/>
           <w:color w:val="000000"/>
+          <w:sz w:val="24"/>
         </w:rPr>
         <w:t>1. Student will be able to report a lost or found item.</w:t>
       </w:r>
@@ -12813,11 +12875,15 @@
         <w:spacing w:before="80" w:after="60" w:line="360" w:lineRule="auto"/>
         <w:ind w:left="432"/>
         <w:jc w:val="both"/>
+        <w:rPr>
+          <w:sz w:val="24"/>
+        </w:rPr>
       </w:pPr>
       <w:r>
         <w:rPr>
           <w:rFonts w:ascii="Times New Roman" w:hAnsi="Times New Roman"/>
           <w:color w:val="000000"/>
+          <w:sz w:val="24"/>
         </w:rPr>
         <w:t>2. Student will be able to track the status of their report.</w:t>
       </w:r>
@@ -12828,11 +12894,15 @@
         <w:spacing w:before="80" w:after="60" w:line="360" w:lineRule="auto"/>
         <w:ind w:left="432"/>
         <w:jc w:val="both"/>
+        <w:rPr>
+          <w:sz w:val="24"/>
+        </w:rPr>
       </w:pPr>
       <w:r>
         <w:rPr>
           <w:rFonts w:ascii="Times New Roman" w:hAnsi="Times New Roman"/>
           <w:color w:val="000000"/>
+          <w:sz w:val="24"/>
         </w:rPr>
         <w:t>3. Student will be able to mark it as resolved once it is returned or claimed.</w:t>
       </w:r>
@@ -12841,11 +12911,15 @@
       <w:pPr>
         <w:spacing w:before="80" w:after="40" w:line="360" w:lineRule="auto"/>
         <w:jc w:val="both"/>
+        <w:rPr>
+          <w:sz w:val="24"/>
+        </w:rPr>
       </w:pPr>
       <w:r>
         <w:rPr>
           <w:rFonts w:ascii="Times New Roman" w:hAnsi="Times New Roman"/>
           <w:color w:val="000000"/>
+          <w:sz w:val="24"/>
         </w:rPr>
         <w:t>Messaging:</w:t>
       </w:r>
@@ -12856,11 +12930,15 @@
         <w:spacing w:before="80" w:after="60" w:line="360" w:lineRule="auto"/>
         <w:ind w:left="432"/>
         <w:jc w:val="both"/>
+        <w:rPr>
+          <w:sz w:val="24"/>
+        </w:rPr>
       </w:pPr>
       <w:r>
         <w:rPr>
           <w:rFonts w:ascii="Times New Roman" w:hAnsi="Times New Roman"/>
           <w:color w:val="000000"/>
+          <w:sz w:val="24"/>
         </w:rPr>
         <w:t>1. Student will be able to send and receive private messages with other users.</w:t>
       </w:r>
@@ -12869,11 +12947,15 @@
       <w:pPr>
         <w:spacing w:before="80" w:after="40" w:line="360" w:lineRule="auto"/>
         <w:jc w:val="both"/>
+        <w:rPr>
+          <w:sz w:val="24"/>
+        </w:rPr>
       </w:pPr>
       <w:r>
         <w:rPr>
           <w:rFonts w:ascii="Times New Roman" w:hAnsi="Times New Roman"/>
           <w:color w:val="000000"/>
+          <w:sz w:val="24"/>
         </w:rPr>
         <w:t>User Profile:</w:t>
       </w:r>
@@ -12884,12 +12966,17 @@
         <w:spacing w:before="80" w:after="60" w:line="360" w:lineRule="auto"/>
         <w:ind w:left="432"/>
         <w:jc w:val="both"/>
+        <w:rPr>
+          <w:sz w:val="24"/>
+        </w:rPr>
       </w:pPr>
       <w:r>
         <w:rPr>
           <w:rFonts w:ascii="Times New Roman" w:hAnsi="Times New Roman"/>
           <w:color w:val="000000"/>
-        </w:rPr>
+          <w:sz w:val="24"/>
+        </w:rPr>
+        <w:lastRenderedPageBreak/>
         <w:t>1. Student will be able to view their own profile.</w:t>
       </w:r>
     </w:p>
@@ -12899,11 +12986,15 @@
         <w:spacing w:before="80" w:after="60" w:line="360" w:lineRule="auto"/>
         <w:ind w:left="432"/>
         <w:jc w:val="both"/>
+        <w:rPr>
+          <w:sz w:val="24"/>
+        </w:rPr>
       </w:pPr>
       <w:r>
         <w:rPr>
           <w:rFonts w:ascii="Times New Roman" w:hAnsi="Times New Roman"/>
           <w:color w:val="000000"/>
+          <w:sz w:val="24"/>
         </w:rPr>
         <w:t>2. Student will be able to update their own profile.</w:t>
       </w:r>
@@ -12912,13 +13003,16 @@
       <w:pPr>
         <w:spacing w:before="80" w:after="40" w:line="360" w:lineRule="auto"/>
         <w:jc w:val="both"/>
+        <w:rPr>
+          <w:sz w:val="24"/>
+        </w:rPr>
       </w:pPr>
       <w:r>
         <w:rPr>
           <w:rFonts w:ascii="Times New Roman" w:hAnsi="Times New Roman"/>
           <w:color w:val="000000"/>
-        </w:rPr>
-        <w:lastRenderedPageBreak/>
+          <w:sz w:val="24"/>
+        </w:rPr>
         <w:t>Announcements:</w:t>
       </w:r>
     </w:p>
@@ -12928,11 +13022,15 @@
         <w:spacing w:before="80" w:after="160" w:line="360" w:lineRule="auto"/>
         <w:ind w:left="432"/>
         <w:jc w:val="both"/>
+        <w:rPr>
+          <w:sz w:val="24"/>
+        </w:rPr>
       </w:pPr>
       <w:r>
         <w:rPr>
           <w:rFonts w:ascii="Times New Roman" w:hAnsi="Times New Roman"/>
           <w:color w:val="000000"/>
+          <w:sz w:val="24"/>
         </w:rPr>
         <w:t>1. Student will be able to view the announcement.</w:t>
       </w:r>
@@ -12942,24 +13040,28 @@
         <w:pStyle w:val="Heading3"/>
         <w:spacing w:line="360" w:lineRule="auto"/>
       </w:pPr>
-      <w:bookmarkStart w:id="35" w:name="_Toc227543928"/>
+      <w:bookmarkStart w:id="36" w:name="_Toc227543928"/>
       <w:r>
         <w:rPr>
           <w:rFonts w:ascii="Times New Roman" w:hAnsi="Times New Roman"/>
         </w:rPr>
         <w:t>3.3.2  Teacher</w:t>
       </w:r>
-      <w:bookmarkEnd w:id="35"/>
+      <w:bookmarkEnd w:id="36"/>
     </w:p>
     <w:p>
       <w:pPr>
         <w:spacing w:before="80" w:after="40" w:line="360" w:lineRule="auto"/>
         <w:jc w:val="both"/>
+        <w:rPr>
+          <w:sz w:val="24"/>
+        </w:rPr>
       </w:pPr>
       <w:r>
         <w:rPr>
           <w:rFonts w:ascii="Times New Roman" w:hAnsi="Times New Roman"/>
           <w:color w:val="000000"/>
+          <w:sz w:val="24"/>
         </w:rPr>
         <w:t>Authentication:</w:t>
       </w:r>
@@ -12970,11 +13072,15 @@
         <w:spacing w:before="80" w:after="60" w:line="360" w:lineRule="auto"/>
         <w:ind w:left="432"/>
         <w:jc w:val="both"/>
+        <w:rPr>
+          <w:sz w:val="24"/>
+        </w:rPr>
       </w:pPr>
       <w:r>
         <w:rPr>
           <w:rFonts w:ascii="Times New Roman" w:hAnsi="Times New Roman"/>
           <w:color w:val="000000"/>
+          <w:sz w:val="24"/>
         </w:rPr>
         <w:t>1. Teacher will be able to login into the system.</w:t>
       </w:r>
@@ -12985,11 +13091,15 @@
         <w:spacing w:before="80" w:after="60" w:line="360" w:lineRule="auto"/>
         <w:ind w:left="432"/>
         <w:jc w:val="both"/>
+        <w:rPr>
+          <w:sz w:val="24"/>
+        </w:rPr>
       </w:pPr>
       <w:r>
         <w:rPr>
           <w:rFonts w:ascii="Times New Roman" w:hAnsi="Times New Roman"/>
           <w:color w:val="000000"/>
+          <w:sz w:val="24"/>
         </w:rPr>
         <w:t>2. Teacher will be able to get a password reset link sent to their registered email.</w:t>
       </w:r>
@@ -12998,11 +13108,15 @@
       <w:pPr>
         <w:spacing w:before="80" w:after="40" w:line="360" w:lineRule="auto"/>
         <w:jc w:val="both"/>
+        <w:rPr>
+          <w:sz w:val="24"/>
+        </w:rPr>
       </w:pPr>
       <w:r>
         <w:rPr>
           <w:rFonts w:ascii="Times New Roman" w:hAnsi="Times New Roman"/>
           <w:color w:val="000000"/>
+          <w:sz w:val="24"/>
         </w:rPr>
         <w:t>Post:</w:t>
       </w:r>
@@ -13013,11 +13127,15 @@
         <w:spacing w:before="80" w:after="60" w:line="360" w:lineRule="auto"/>
         <w:ind w:left="432"/>
         <w:jc w:val="both"/>
+        <w:rPr>
+          <w:sz w:val="24"/>
+        </w:rPr>
       </w:pPr>
       <w:r>
         <w:rPr>
           <w:rFonts w:ascii="Times New Roman" w:hAnsi="Times New Roman"/>
           <w:color w:val="000000"/>
+          <w:sz w:val="24"/>
         </w:rPr>
         <w:t>1. Teacher will be able to create a post.</w:t>
       </w:r>
@@ -13028,11 +13146,15 @@
         <w:spacing w:before="80" w:after="60" w:line="360" w:lineRule="auto"/>
         <w:ind w:left="432"/>
         <w:jc w:val="both"/>
+        <w:rPr>
+          <w:sz w:val="24"/>
+        </w:rPr>
       </w:pPr>
       <w:r>
         <w:rPr>
           <w:rFonts w:ascii="Times New Roman" w:hAnsi="Times New Roman"/>
           <w:color w:val="000000"/>
+          <w:sz w:val="24"/>
         </w:rPr>
         <w:t>2. Teacher will be able to view posts.</w:t>
       </w:r>
@@ -13043,11 +13165,15 @@
         <w:spacing w:before="80" w:after="60" w:line="360" w:lineRule="auto"/>
         <w:ind w:left="432"/>
         <w:jc w:val="both"/>
+        <w:rPr>
+          <w:sz w:val="24"/>
+        </w:rPr>
       </w:pPr>
       <w:r>
         <w:rPr>
           <w:rFonts w:ascii="Times New Roman" w:hAnsi="Times New Roman"/>
           <w:color w:val="000000"/>
+          <w:sz w:val="24"/>
         </w:rPr>
         <w:t>3. Teacher will be able to update their own post.</w:t>
       </w:r>
@@ -13058,11 +13184,15 @@
         <w:spacing w:before="80" w:after="60" w:line="360" w:lineRule="auto"/>
         <w:ind w:left="432"/>
         <w:jc w:val="both"/>
+        <w:rPr>
+          <w:sz w:val="24"/>
+        </w:rPr>
       </w:pPr>
       <w:r>
         <w:rPr>
           <w:rFonts w:ascii="Times New Roman" w:hAnsi="Times New Roman"/>
           <w:color w:val="000000"/>
+          <w:sz w:val="24"/>
         </w:rPr>
         <w:t>4. Teacher will be able to delete their own post.</w:t>
       </w:r>
@@ -13073,11 +13203,15 @@
         <w:spacing w:before="80" w:after="60" w:line="360" w:lineRule="auto"/>
         <w:ind w:left="432"/>
         <w:jc w:val="both"/>
+        <w:rPr>
+          <w:sz w:val="24"/>
+        </w:rPr>
       </w:pPr>
       <w:r>
         <w:rPr>
           <w:rFonts w:ascii="Times New Roman" w:hAnsi="Times New Roman"/>
           <w:color w:val="000000"/>
+          <w:sz w:val="24"/>
         </w:rPr>
         <w:t>5. Teacher will be able to like a post.</w:t>
       </w:r>
@@ -13088,11 +13222,15 @@
         <w:spacing w:before="80" w:after="60" w:line="360" w:lineRule="auto"/>
         <w:ind w:left="432"/>
         <w:jc w:val="both"/>
+        <w:rPr>
+          <w:sz w:val="24"/>
+        </w:rPr>
       </w:pPr>
       <w:r>
         <w:rPr>
           <w:rFonts w:ascii="Times New Roman" w:hAnsi="Times New Roman"/>
           <w:color w:val="000000"/>
+          <w:sz w:val="24"/>
         </w:rPr>
         <w:t>6. Teacher will be able to comment on a post.</w:t>
       </w:r>
@@ -13101,11 +13239,15 @@
       <w:pPr>
         <w:spacing w:before="80" w:after="40" w:line="360" w:lineRule="auto"/>
         <w:jc w:val="both"/>
+        <w:rPr>
+          <w:sz w:val="24"/>
+        </w:rPr>
       </w:pPr>
       <w:r>
         <w:rPr>
           <w:rFonts w:ascii="Times New Roman" w:hAnsi="Times New Roman"/>
           <w:color w:val="000000"/>
+          <w:sz w:val="24"/>
         </w:rPr>
         <w:t>Semester Groups:</w:t>
       </w:r>
@@ -13116,11 +13258,15 @@
         <w:spacing w:before="80" w:after="60" w:line="360" w:lineRule="auto"/>
         <w:ind w:left="432"/>
         <w:jc w:val="both"/>
+        <w:rPr>
+          <w:sz w:val="24"/>
+        </w:rPr>
       </w:pPr>
       <w:r>
         <w:rPr>
           <w:rFonts w:ascii="Times New Roman" w:hAnsi="Times New Roman"/>
           <w:color w:val="000000"/>
+          <w:sz w:val="24"/>
         </w:rPr>
         <w:t>1. Teacher will be able to join a semester group.</w:t>
       </w:r>
@@ -13131,11 +13277,15 @@
         <w:spacing w:before="80" w:after="60" w:line="360" w:lineRule="auto"/>
         <w:ind w:left="432"/>
         <w:jc w:val="both"/>
+        <w:rPr>
+          <w:sz w:val="24"/>
+        </w:rPr>
       </w:pPr>
       <w:r>
         <w:rPr>
           <w:rFonts w:ascii="Times New Roman" w:hAnsi="Times New Roman"/>
           <w:color w:val="000000"/>
+          <w:sz w:val="24"/>
         </w:rPr>
         <w:t>2. Teacher will be able to view semester groups.</w:t>
       </w:r>
@@ -13146,11 +13296,15 @@
         <w:spacing w:before="80" w:after="60" w:line="360" w:lineRule="auto"/>
         <w:ind w:left="432"/>
         <w:jc w:val="both"/>
+        <w:rPr>
+          <w:sz w:val="24"/>
+        </w:rPr>
       </w:pPr>
       <w:r>
         <w:rPr>
           <w:rFonts w:ascii="Times New Roman" w:hAnsi="Times New Roman"/>
           <w:color w:val="000000"/>
+          <w:sz w:val="24"/>
         </w:rPr>
         <w:t>3. Teacher will be able to leave a semester group.</w:t>
       </w:r>
@@ -13161,11 +13315,15 @@
         <w:spacing w:before="80" w:after="60" w:line="360" w:lineRule="auto"/>
         <w:ind w:left="432"/>
         <w:jc w:val="both"/>
+        <w:rPr>
+          <w:sz w:val="24"/>
+        </w:rPr>
       </w:pPr>
       <w:r>
         <w:rPr>
           <w:rFonts w:ascii="Times New Roman" w:hAnsi="Times New Roman"/>
           <w:color w:val="000000"/>
+          <w:sz w:val="24"/>
         </w:rPr>
         <w:t>4. Teacher will be able to share content and reply in a group.</w:t>
       </w:r>
@@ -13174,11 +13332,15 @@
       <w:pPr>
         <w:spacing w:before="80" w:after="40" w:line="360" w:lineRule="auto"/>
         <w:jc w:val="both"/>
+        <w:rPr>
+          <w:sz w:val="24"/>
+        </w:rPr>
       </w:pPr>
       <w:r>
         <w:rPr>
           <w:rFonts w:ascii="Times New Roman" w:hAnsi="Times New Roman"/>
           <w:color w:val="000000"/>
+          <w:sz w:val="24"/>
         </w:rPr>
         <w:t>Events:</w:t>
       </w:r>
@@ -13189,11 +13351,15 @@
         <w:spacing w:before="80" w:after="60" w:line="360" w:lineRule="auto"/>
         <w:ind w:left="432"/>
         <w:jc w:val="both"/>
+        <w:rPr>
+          <w:sz w:val="24"/>
+        </w:rPr>
       </w:pPr>
       <w:r>
         <w:rPr>
           <w:rFonts w:ascii="Times New Roman" w:hAnsi="Times New Roman"/>
           <w:color w:val="000000"/>
+          <w:sz w:val="24"/>
         </w:rPr>
         <w:t>1. Teacher will be able to view upcoming events.</w:t>
       </w:r>
@@ -13204,11 +13370,15 @@
         <w:spacing w:before="80" w:after="60" w:line="360" w:lineRule="auto"/>
         <w:ind w:left="432"/>
         <w:jc w:val="both"/>
+        <w:rPr>
+          <w:sz w:val="24"/>
+        </w:rPr>
       </w:pPr>
       <w:r>
         <w:rPr>
           <w:rFonts w:ascii="Times New Roman" w:hAnsi="Times New Roman"/>
           <w:color w:val="000000"/>
+          <w:sz w:val="24"/>
         </w:rPr>
         <w:t>2. Teacher will be able to respond by selecting Interested or Not Interested.</w:t>
       </w:r>
@@ -13217,11 +13387,15 @@
       <w:pPr>
         <w:spacing w:before="80" w:after="40" w:line="360" w:lineRule="auto"/>
         <w:jc w:val="both"/>
+        <w:rPr>
+          <w:sz w:val="24"/>
+        </w:rPr>
       </w:pPr>
       <w:r>
         <w:rPr>
           <w:rFonts w:ascii="Times New Roman" w:hAnsi="Times New Roman"/>
           <w:color w:val="000000"/>
+          <w:sz w:val="24"/>
         </w:rPr>
         <w:t>Lost and Found:</w:t>
       </w:r>
@@ -13232,11 +13406,15 @@
         <w:spacing w:before="80" w:after="60" w:line="360" w:lineRule="auto"/>
         <w:ind w:left="432"/>
         <w:jc w:val="both"/>
+        <w:rPr>
+          <w:sz w:val="24"/>
+        </w:rPr>
       </w:pPr>
       <w:r>
         <w:rPr>
           <w:rFonts w:ascii="Times New Roman" w:hAnsi="Times New Roman"/>
           <w:color w:val="000000"/>
+          <w:sz w:val="24"/>
         </w:rPr>
         <w:t>1. Teacher will be able to report a lost item.</w:t>
       </w:r>
@@ -13247,11 +13425,15 @@
         <w:spacing w:before="80" w:after="60" w:line="360" w:lineRule="auto"/>
         <w:ind w:left="432"/>
         <w:jc w:val="both"/>
+        <w:rPr>
+          <w:sz w:val="24"/>
+        </w:rPr>
       </w:pPr>
       <w:r>
         <w:rPr>
           <w:rFonts w:ascii="Times New Roman" w:hAnsi="Times New Roman"/>
           <w:color w:val="000000"/>
+          <w:sz w:val="24"/>
         </w:rPr>
         <w:t>2. Teacher will be able to mark it as resolved once it is returned or claimed.</w:t>
       </w:r>
@@ -13260,11 +13442,15 @@
       <w:pPr>
         <w:spacing w:before="80" w:after="40" w:line="360" w:lineRule="auto"/>
         <w:jc w:val="both"/>
+        <w:rPr>
+          <w:sz w:val="24"/>
+        </w:rPr>
       </w:pPr>
       <w:r>
         <w:rPr>
           <w:rFonts w:ascii="Times New Roman" w:hAnsi="Times New Roman"/>
           <w:color w:val="000000"/>
+          <w:sz w:val="24"/>
         </w:rPr>
         <w:t>Messaging:</w:t>
       </w:r>
@@ -13275,11 +13461,15 @@
         <w:spacing w:before="80" w:after="60" w:line="360" w:lineRule="auto"/>
         <w:ind w:left="432"/>
         <w:jc w:val="both"/>
+        <w:rPr>
+          <w:sz w:val="24"/>
+        </w:rPr>
       </w:pPr>
       <w:r>
         <w:rPr>
           <w:rFonts w:ascii="Times New Roman" w:hAnsi="Times New Roman"/>
           <w:color w:val="000000"/>
+          <w:sz w:val="24"/>
         </w:rPr>
         <w:t>1. Teacher will be able to send and receive private messages with other users.</w:t>
       </w:r>
@@ -13288,12 +13478,17 @@
       <w:pPr>
         <w:spacing w:before="80" w:after="40" w:line="360" w:lineRule="auto"/>
         <w:jc w:val="both"/>
+        <w:rPr>
+          <w:sz w:val="24"/>
+        </w:rPr>
       </w:pPr>
       <w:r>
         <w:rPr>
           <w:rFonts w:ascii="Times New Roman" w:hAnsi="Times New Roman"/>
           <w:color w:val="000000"/>
-        </w:rPr>
+          <w:sz w:val="24"/>
+        </w:rPr>
+        <w:lastRenderedPageBreak/>
         <w:t>User Profile:</w:t>
       </w:r>
     </w:p>
@@ -13303,11 +13498,15 @@
         <w:spacing w:before="80" w:after="60" w:line="360" w:lineRule="auto"/>
         <w:ind w:left="432"/>
         <w:jc w:val="both"/>
+        <w:rPr>
+          <w:sz w:val="24"/>
+        </w:rPr>
       </w:pPr>
       <w:r>
         <w:rPr>
           <w:rFonts w:ascii="Times New Roman" w:hAnsi="Times New Roman"/>
           <w:color w:val="000000"/>
+          <w:sz w:val="24"/>
         </w:rPr>
         <w:t>1. Teacher will be able to view their own profile.</w:t>
       </w:r>
@@ -13318,11 +13517,15 @@
         <w:spacing w:before="80" w:after="60" w:line="360" w:lineRule="auto"/>
         <w:ind w:left="432"/>
         <w:jc w:val="both"/>
+        <w:rPr>
+          <w:sz w:val="24"/>
+        </w:rPr>
       </w:pPr>
       <w:r>
         <w:rPr>
           <w:rFonts w:ascii="Times New Roman" w:hAnsi="Times New Roman"/>
           <w:color w:val="000000"/>
+          <w:sz w:val="24"/>
         </w:rPr>
         <w:t>2. Teacher will be able to update their own profile.</w:t>
       </w:r>
@@ -13331,11 +13534,15 @@
       <w:pPr>
         <w:spacing w:before="80" w:after="40" w:line="360" w:lineRule="auto"/>
         <w:jc w:val="both"/>
+        <w:rPr>
+          <w:sz w:val="24"/>
+        </w:rPr>
       </w:pPr>
       <w:r>
         <w:rPr>
           <w:rFonts w:ascii="Times New Roman" w:hAnsi="Times New Roman"/>
           <w:color w:val="000000"/>
+          <w:sz w:val="24"/>
         </w:rPr>
         <w:t>Announcements:</w:t>
       </w:r>
@@ -13346,13 +13553,16 @@
         <w:spacing w:before="80" w:after="160" w:line="360" w:lineRule="auto"/>
         <w:ind w:left="432"/>
         <w:jc w:val="both"/>
+        <w:rPr>
+          <w:sz w:val="24"/>
+        </w:rPr>
       </w:pPr>
       <w:r>
         <w:rPr>
           <w:rFonts w:ascii="Times New Roman" w:hAnsi="Times New Roman"/>
           <w:color w:val="000000"/>
-        </w:rPr>
-        <w:lastRenderedPageBreak/>
+          <w:sz w:val="24"/>
+        </w:rPr>
         <w:t>1. Teacher will be able to create an announcement for their students.</w:t>
       </w:r>
     </w:p>
@@ -13362,11 +13572,15 @@
         <w:spacing w:before="80" w:after="160" w:line="360" w:lineRule="auto"/>
         <w:ind w:left="432"/>
         <w:jc w:val="both"/>
+        <w:rPr>
+          <w:sz w:val="24"/>
+        </w:rPr>
       </w:pPr>
       <w:r>
         <w:rPr>
           <w:rFonts w:ascii="Times New Roman" w:hAnsi="Times New Roman"/>
           <w:color w:val="000000"/>
+          <w:sz w:val="24"/>
         </w:rPr>
         <w:t>2. Teacher will be able to view all announcements.</w:t>
       </w:r>
@@ -13377,11 +13591,15 @@
         <w:spacing w:before="80" w:after="160" w:line="360" w:lineRule="auto"/>
         <w:ind w:left="432"/>
         <w:jc w:val="both"/>
+        <w:rPr>
+          <w:sz w:val="24"/>
+        </w:rPr>
       </w:pPr>
       <w:r>
         <w:rPr>
           <w:rFonts w:ascii="Times New Roman" w:hAnsi="Times New Roman"/>
           <w:color w:val="000000"/>
+          <w:sz w:val="24"/>
         </w:rPr>
         <w:t>3. Teacher will be able to update their own announcement.</w:t>
       </w:r>
@@ -13392,11 +13610,15 @@
         <w:spacing w:before="80" w:after="160" w:line="360" w:lineRule="auto"/>
         <w:ind w:left="432"/>
         <w:jc w:val="both"/>
+        <w:rPr>
+          <w:sz w:val="24"/>
+        </w:rPr>
       </w:pPr>
       <w:r>
         <w:rPr>
           <w:rFonts w:ascii="Times New Roman" w:hAnsi="Times New Roman"/>
           <w:color w:val="000000"/>
+          <w:sz w:val="24"/>
         </w:rPr>
         <w:t>4. Teacher will be able to delete their own announcement.</w:t>
       </w:r>
@@ -13406,25 +13628,29 @@
         <w:pStyle w:val="Heading3"/>
         <w:spacing w:line="360" w:lineRule="auto"/>
       </w:pPr>
-      <w:bookmarkStart w:id="36" w:name="_Toc227543929"/>
-      <w:bookmarkStart w:id="37" w:name="_Toc227543932"/>
+      <w:bookmarkStart w:id="37" w:name="_Toc227543929"/>
+      <w:bookmarkStart w:id="38" w:name="_Toc227543932"/>
       <w:r>
         <w:rPr>
           <w:rFonts w:ascii="Times New Roman" w:hAnsi="Times New Roman"/>
         </w:rPr>
         <w:t>3.3.3  University Administration</w:t>
       </w:r>
-      <w:bookmarkEnd w:id="36"/>
+      <w:bookmarkEnd w:id="37"/>
     </w:p>
     <w:p>
       <w:pPr>
         <w:spacing w:before="80" w:after="40" w:line="360" w:lineRule="auto"/>
         <w:jc w:val="both"/>
+        <w:rPr>
+          <w:sz w:val="24"/>
+        </w:rPr>
       </w:pPr>
       <w:r>
         <w:rPr>
           <w:rFonts w:ascii="Times New Roman" w:hAnsi="Times New Roman"/>
           <w:color w:val="000000"/>
+          <w:sz w:val="24"/>
         </w:rPr>
         <w:t>Authentication:</w:t>
       </w:r>
@@ -13435,11 +13661,15 @@
         <w:spacing w:before="80" w:after="60" w:line="360" w:lineRule="auto"/>
         <w:ind w:left="432"/>
         <w:jc w:val="both"/>
+        <w:rPr>
+          <w:sz w:val="24"/>
+        </w:rPr>
       </w:pPr>
       <w:r>
         <w:rPr>
           <w:rFonts w:ascii="Times New Roman" w:hAnsi="Times New Roman"/>
           <w:color w:val="000000"/>
+          <w:sz w:val="24"/>
         </w:rPr>
         <w:t>1. University Administrator will be able to login into the system.</w:t>
       </w:r>
@@ -13450,11 +13680,15 @@
         <w:spacing w:before="80" w:after="60" w:line="360" w:lineRule="auto"/>
         <w:ind w:left="432"/>
         <w:jc w:val="both"/>
+        <w:rPr>
+          <w:sz w:val="24"/>
+        </w:rPr>
       </w:pPr>
       <w:r>
         <w:rPr>
           <w:rFonts w:ascii="Times New Roman" w:hAnsi="Times New Roman"/>
           <w:color w:val="000000"/>
+          <w:sz w:val="24"/>
         </w:rPr>
         <w:t>2. University Administrator will be able to get a password reset link sent to their registered email.</w:t>
       </w:r>
@@ -13463,11 +13697,15 @@
       <w:pPr>
         <w:spacing w:before="80" w:after="40" w:line="360" w:lineRule="auto"/>
         <w:jc w:val="both"/>
+        <w:rPr>
+          <w:sz w:val="24"/>
+        </w:rPr>
       </w:pPr>
       <w:r>
         <w:rPr>
           <w:rFonts w:ascii="Times New Roman" w:hAnsi="Times New Roman"/>
           <w:color w:val="000000"/>
+          <w:sz w:val="24"/>
         </w:rPr>
         <w:t>Post:</w:t>
       </w:r>
@@ -13478,11 +13716,15 @@
         <w:spacing w:before="80" w:after="60" w:line="360" w:lineRule="auto"/>
         <w:ind w:left="432"/>
         <w:jc w:val="both"/>
+        <w:rPr>
+          <w:sz w:val="24"/>
+        </w:rPr>
       </w:pPr>
       <w:r>
         <w:rPr>
           <w:rFonts w:ascii="Times New Roman" w:hAnsi="Times New Roman"/>
           <w:color w:val="000000"/>
+          <w:sz w:val="24"/>
         </w:rPr>
         <w:t>1. University Administrator will be able to create a post.</w:t>
       </w:r>
@@ -13493,11 +13735,15 @@
         <w:spacing w:before="80" w:after="60" w:line="360" w:lineRule="auto"/>
         <w:ind w:left="432"/>
         <w:jc w:val="both"/>
+        <w:rPr>
+          <w:sz w:val="24"/>
+        </w:rPr>
       </w:pPr>
       <w:r>
         <w:rPr>
           <w:rFonts w:ascii="Times New Roman" w:hAnsi="Times New Roman"/>
           <w:color w:val="000000"/>
+          <w:sz w:val="24"/>
         </w:rPr>
         <w:t>2. University Administrator will be able to view posts.</w:t>
       </w:r>
@@ -13508,11 +13754,15 @@
         <w:spacing w:before="80" w:after="60" w:line="360" w:lineRule="auto"/>
         <w:ind w:left="432"/>
         <w:jc w:val="both"/>
+        <w:rPr>
+          <w:sz w:val="24"/>
+        </w:rPr>
       </w:pPr>
       <w:r>
         <w:rPr>
           <w:rFonts w:ascii="Times New Roman" w:hAnsi="Times New Roman"/>
           <w:color w:val="000000"/>
+          <w:sz w:val="24"/>
         </w:rPr>
         <w:t>3. University Administrator will be able to update their own post.</w:t>
       </w:r>
@@ -13523,11 +13773,15 @@
         <w:spacing w:before="80" w:after="60" w:line="360" w:lineRule="auto"/>
         <w:ind w:left="432"/>
         <w:jc w:val="both"/>
+        <w:rPr>
+          <w:sz w:val="24"/>
+        </w:rPr>
       </w:pPr>
       <w:r>
         <w:rPr>
           <w:rFonts w:ascii="Times New Roman" w:hAnsi="Times New Roman"/>
           <w:color w:val="000000"/>
+          <w:sz w:val="24"/>
         </w:rPr>
         <w:t>4. University Administrator will be able to delete their own post.</w:t>
       </w:r>
@@ -13538,11 +13792,15 @@
         <w:spacing w:before="80" w:after="60" w:line="360" w:lineRule="auto"/>
         <w:ind w:left="432"/>
         <w:jc w:val="both"/>
+        <w:rPr>
+          <w:sz w:val="24"/>
+        </w:rPr>
       </w:pPr>
       <w:r>
         <w:rPr>
           <w:rFonts w:ascii="Times New Roman" w:hAnsi="Times New Roman"/>
           <w:color w:val="000000"/>
+          <w:sz w:val="24"/>
         </w:rPr>
         <w:t>5. University Administrator will be able to like a post.</w:t>
       </w:r>
@@ -13553,11 +13811,15 @@
         <w:spacing w:before="80" w:after="60" w:line="360" w:lineRule="auto"/>
         <w:ind w:left="432"/>
         <w:jc w:val="both"/>
+        <w:rPr>
+          <w:sz w:val="24"/>
+        </w:rPr>
       </w:pPr>
       <w:r>
         <w:rPr>
           <w:rFonts w:ascii="Times New Roman" w:hAnsi="Times New Roman"/>
           <w:color w:val="000000"/>
+          <w:sz w:val="24"/>
         </w:rPr>
         <w:t>6. University Administrator will be able to comment on a post.</w:t>
       </w:r>
@@ -13566,11 +13828,15 @@
       <w:pPr>
         <w:spacing w:before="80" w:after="40" w:line="360" w:lineRule="auto"/>
         <w:jc w:val="both"/>
+        <w:rPr>
+          <w:sz w:val="24"/>
+        </w:rPr>
       </w:pPr>
       <w:r>
         <w:rPr>
           <w:rFonts w:ascii="Times New Roman" w:hAnsi="Times New Roman"/>
           <w:color w:val="000000"/>
+          <w:sz w:val="24"/>
         </w:rPr>
         <w:t>Events:</w:t>
       </w:r>
@@ -13581,11 +13847,15 @@
         <w:spacing w:before="80" w:after="60" w:line="360" w:lineRule="auto"/>
         <w:ind w:left="432"/>
         <w:jc w:val="both"/>
+        <w:rPr>
+          <w:sz w:val="24"/>
+        </w:rPr>
       </w:pPr>
       <w:r>
         <w:rPr>
           <w:rFonts w:ascii="Times New Roman" w:hAnsi="Times New Roman"/>
           <w:color w:val="000000"/>
+          <w:sz w:val="24"/>
         </w:rPr>
         <w:t>1. University Administrator will be able to create an upcoming event.</w:t>
       </w:r>
@@ -13596,11 +13866,15 @@
         <w:spacing w:before="80" w:after="60" w:line="360" w:lineRule="auto"/>
         <w:ind w:left="432"/>
         <w:jc w:val="both"/>
+        <w:rPr>
+          <w:sz w:val="24"/>
+        </w:rPr>
       </w:pPr>
       <w:r>
         <w:rPr>
           <w:rFonts w:ascii="Times New Roman" w:hAnsi="Times New Roman"/>
           <w:color w:val="000000"/>
+          <w:sz w:val="24"/>
         </w:rPr>
         <w:t>2. University Administrator will be able to view upcoming events.</w:t>
       </w:r>
@@ -13611,11 +13885,15 @@
         <w:spacing w:before="80" w:after="60" w:line="360" w:lineRule="auto"/>
         <w:ind w:left="432"/>
         <w:jc w:val="both"/>
+        <w:rPr>
+          <w:sz w:val="24"/>
+        </w:rPr>
       </w:pPr>
       <w:r>
         <w:rPr>
           <w:rFonts w:ascii="Times New Roman" w:hAnsi="Times New Roman"/>
           <w:color w:val="000000"/>
+          <w:sz w:val="24"/>
         </w:rPr>
         <w:t>3. University Administrator will be able to update an event.</w:t>
       </w:r>
@@ -13626,11 +13904,15 @@
         <w:spacing w:before="80" w:after="60" w:line="360" w:lineRule="auto"/>
         <w:ind w:left="432"/>
         <w:jc w:val="both"/>
+        <w:rPr>
+          <w:sz w:val="24"/>
+        </w:rPr>
       </w:pPr>
       <w:r>
         <w:rPr>
           <w:rFonts w:ascii="Times New Roman" w:hAnsi="Times New Roman"/>
           <w:color w:val="000000"/>
+          <w:sz w:val="24"/>
         </w:rPr>
         <w:t>4. University Administrator will be able to delete an event.</w:t>
       </w:r>
@@ -13641,11 +13923,15 @@
         <w:spacing w:before="80" w:after="60" w:line="360" w:lineRule="auto"/>
         <w:ind w:left="432"/>
         <w:jc w:val="both"/>
+        <w:rPr>
+          <w:sz w:val="24"/>
+        </w:rPr>
       </w:pPr>
       <w:r>
         <w:rPr>
           <w:rFonts w:ascii="Times New Roman" w:hAnsi="Times New Roman"/>
           <w:color w:val="000000"/>
+          <w:sz w:val="24"/>
         </w:rPr>
         <w:t>5. University Administrator will be able to respond by selecting Interested or Not Interested.</w:t>
       </w:r>
@@ -13654,11 +13940,15 @@
       <w:pPr>
         <w:spacing w:before="80" w:after="40" w:line="360" w:lineRule="auto"/>
         <w:jc w:val="both"/>
+        <w:rPr>
+          <w:sz w:val="24"/>
+        </w:rPr>
       </w:pPr>
       <w:r>
         <w:rPr>
           <w:rFonts w:ascii="Times New Roman" w:hAnsi="Times New Roman"/>
           <w:color w:val="000000"/>
+          <w:sz w:val="24"/>
         </w:rPr>
         <w:t>Lost and Found:</w:t>
       </w:r>
@@ -13669,11 +13959,15 @@
         <w:spacing w:before="80" w:after="60" w:line="360" w:lineRule="auto"/>
         <w:ind w:left="432"/>
         <w:jc w:val="both"/>
+        <w:rPr>
+          <w:sz w:val="24"/>
+        </w:rPr>
       </w:pPr>
       <w:r>
         <w:rPr>
           <w:rFonts w:ascii="Times New Roman" w:hAnsi="Times New Roman"/>
           <w:color w:val="000000"/>
+          <w:sz w:val="24"/>
         </w:rPr>
         <w:t>1. University Administrator will receive requests related to lost items.</w:t>
       </w:r>
@@ -13684,12 +13978,17 @@
         <w:spacing w:before="80" w:after="60" w:line="360" w:lineRule="auto"/>
         <w:ind w:left="432"/>
         <w:jc w:val="both"/>
+        <w:rPr>
+          <w:sz w:val="24"/>
+        </w:rPr>
       </w:pPr>
       <w:r>
         <w:rPr>
           <w:rFonts w:ascii="Times New Roman" w:hAnsi="Times New Roman"/>
           <w:color w:val="000000"/>
-        </w:rPr>
+          <w:sz w:val="24"/>
+        </w:rPr>
+        <w:lastRenderedPageBreak/>
         <w:t>2. University Administrator will be able to view the requests.</w:t>
       </w:r>
     </w:p>
@@ -13699,11 +13998,15 @@
         <w:spacing w:before="80" w:after="60" w:line="360" w:lineRule="auto"/>
         <w:ind w:left="432"/>
         <w:jc w:val="both"/>
+        <w:rPr>
+          <w:sz w:val="24"/>
+        </w:rPr>
       </w:pPr>
       <w:r>
         <w:rPr>
           <w:rFonts w:ascii="Times New Roman" w:hAnsi="Times New Roman"/>
           <w:color w:val="000000"/>
+          <w:sz w:val="24"/>
         </w:rPr>
         <w:t>3. University Administrator will be able to update the status.</w:t>
       </w:r>
@@ -13714,11 +14017,15 @@
         <w:spacing w:before="80" w:after="60" w:line="360" w:lineRule="auto"/>
         <w:ind w:left="432"/>
         <w:jc w:val="both"/>
+        <w:rPr>
+          <w:sz w:val="24"/>
+        </w:rPr>
       </w:pPr>
       <w:r>
         <w:rPr>
           <w:rFonts w:ascii="Times New Roman" w:hAnsi="Times New Roman"/>
           <w:color w:val="000000"/>
+          <w:sz w:val="24"/>
         </w:rPr>
         <w:t>4. University Administrator will be able to coordinate the return of a found item to its owner.</w:t>
       </w:r>
@@ -13727,11 +14034,15 @@
       <w:pPr>
         <w:spacing w:before="80" w:after="40" w:line="360" w:lineRule="auto"/>
         <w:jc w:val="both"/>
+        <w:rPr>
+          <w:sz w:val="24"/>
+        </w:rPr>
       </w:pPr>
       <w:r>
         <w:rPr>
           <w:rFonts w:ascii="Times New Roman" w:hAnsi="Times New Roman"/>
           <w:color w:val="000000"/>
+          <w:sz w:val="24"/>
         </w:rPr>
         <w:t>Dashboard:</w:t>
       </w:r>
@@ -13742,11 +14053,15 @@
         <w:spacing w:before="80" w:after="60" w:line="360" w:lineRule="auto"/>
         <w:ind w:left="432"/>
         <w:jc w:val="both"/>
+        <w:rPr>
+          <w:sz w:val="24"/>
+        </w:rPr>
       </w:pPr>
       <w:r>
         <w:rPr>
           <w:rFonts w:ascii="Times New Roman" w:hAnsi="Times New Roman"/>
           <w:color w:val="000000"/>
+          <w:sz w:val="24"/>
         </w:rPr>
         <w:t>1. University Administrator will be able to view the dashboard.</w:t>
       </w:r>
@@ -13755,11 +14070,15 @@
       <w:pPr>
         <w:spacing w:before="80" w:after="40" w:line="360" w:lineRule="auto"/>
         <w:jc w:val="both"/>
+        <w:rPr>
+          <w:sz w:val="24"/>
+        </w:rPr>
       </w:pPr>
       <w:r>
         <w:rPr>
           <w:rFonts w:ascii="Times New Roman" w:hAnsi="Times New Roman"/>
           <w:color w:val="000000"/>
+          <w:sz w:val="24"/>
         </w:rPr>
         <w:t>User Profile:</w:t>
       </w:r>
@@ -13770,11 +14089,15 @@
         <w:spacing w:before="80" w:after="60" w:line="360" w:lineRule="auto"/>
         <w:ind w:left="432"/>
         <w:jc w:val="both"/>
+        <w:rPr>
+          <w:sz w:val="24"/>
+        </w:rPr>
       </w:pPr>
       <w:r>
         <w:rPr>
           <w:rFonts w:ascii="Times New Roman" w:hAnsi="Times New Roman"/>
           <w:color w:val="000000"/>
+          <w:sz w:val="24"/>
         </w:rPr>
         <w:t>1. University Administrator will be able to view their own profile.</w:t>
       </w:r>
@@ -13785,13 +14108,16 @@
         <w:spacing w:before="80" w:after="60" w:line="360" w:lineRule="auto"/>
         <w:ind w:left="432"/>
         <w:jc w:val="both"/>
+        <w:rPr>
+          <w:sz w:val="24"/>
+        </w:rPr>
       </w:pPr>
       <w:r>
         <w:rPr>
           <w:rFonts w:ascii="Times New Roman" w:hAnsi="Times New Roman"/>
           <w:color w:val="000000"/>
-        </w:rPr>
-        <w:lastRenderedPageBreak/>
+          <w:sz w:val="24"/>
+        </w:rPr>
         <w:t>2. University Administrator will be able to update their own profile.</w:t>
       </w:r>
     </w:p>
@@ -13799,11 +14125,15 @@
       <w:pPr>
         <w:spacing w:before="80" w:after="40" w:line="360" w:lineRule="auto"/>
         <w:jc w:val="both"/>
+        <w:rPr>
+          <w:sz w:val="24"/>
+        </w:rPr>
       </w:pPr>
       <w:r>
         <w:rPr>
           <w:rFonts w:ascii="Times New Roman" w:hAnsi="Times New Roman"/>
           <w:color w:val="000000"/>
+          <w:sz w:val="24"/>
         </w:rPr>
         <w:t>Announcements:</w:t>
       </w:r>
@@ -13814,11 +14144,15 @@
         <w:spacing w:before="80" w:after="160" w:line="360" w:lineRule="auto"/>
         <w:ind w:left="432"/>
         <w:jc w:val="both"/>
+        <w:rPr>
+          <w:sz w:val="24"/>
+        </w:rPr>
       </w:pPr>
       <w:r>
         <w:rPr>
           <w:rFonts w:ascii="Times New Roman" w:hAnsi="Times New Roman"/>
           <w:color w:val="000000"/>
+          <w:sz w:val="24"/>
         </w:rPr>
         <w:t>1. University Administrator will be able to create an announcement.</w:t>
       </w:r>
@@ -13829,11 +14163,15 @@
         <w:spacing w:before="80" w:after="160" w:line="360" w:lineRule="auto"/>
         <w:ind w:left="432"/>
         <w:jc w:val="both"/>
+        <w:rPr>
+          <w:sz w:val="24"/>
+        </w:rPr>
       </w:pPr>
       <w:r>
         <w:rPr>
           <w:rFonts w:ascii="Times New Roman" w:hAnsi="Times New Roman"/>
           <w:color w:val="000000"/>
+          <w:sz w:val="24"/>
         </w:rPr>
         <w:t>2. University Administrator will be able to view announcements.</w:t>
       </w:r>
@@ -13844,11 +14182,15 @@
         <w:spacing w:before="80" w:after="160" w:line="360" w:lineRule="auto"/>
         <w:ind w:left="432"/>
         <w:jc w:val="both"/>
+        <w:rPr>
+          <w:sz w:val="24"/>
+        </w:rPr>
       </w:pPr>
       <w:r>
         <w:rPr>
           <w:rFonts w:ascii="Times New Roman" w:hAnsi="Times New Roman"/>
           <w:color w:val="000000"/>
+          <w:sz w:val="24"/>
         </w:rPr>
         <w:t>3. University Administrator will be able to update an announcement.</w:t>
       </w:r>
@@ -13859,11 +14201,15 @@
         <w:spacing w:before="80" w:after="160" w:line="360" w:lineRule="auto"/>
         <w:ind w:left="432"/>
         <w:jc w:val="both"/>
+        <w:rPr>
+          <w:sz w:val="24"/>
+        </w:rPr>
       </w:pPr>
       <w:r>
         <w:rPr>
           <w:rFonts w:ascii="Times New Roman" w:hAnsi="Times New Roman"/>
           <w:color w:val="000000"/>
+          <w:sz w:val="24"/>
         </w:rPr>
         <w:t>4. University Administrator will be able to delete an announcement.</w:t>
       </w:r>
@@ -13873,24 +14219,28 @@
         <w:pStyle w:val="Heading3"/>
         <w:spacing w:line="360" w:lineRule="auto"/>
       </w:pPr>
-      <w:bookmarkStart w:id="38" w:name="_Toc227543930"/>
+      <w:bookmarkStart w:id="39" w:name="_Toc227543930"/>
       <w:r>
         <w:rPr>
           <w:rFonts w:ascii="Times New Roman" w:hAnsi="Times New Roman"/>
         </w:rPr>
         <w:t>3.3.4  Coordination Office</w:t>
       </w:r>
-      <w:bookmarkEnd w:id="38"/>
+      <w:bookmarkEnd w:id="39"/>
     </w:p>
     <w:p>
       <w:pPr>
         <w:spacing w:before="80" w:after="40" w:line="360" w:lineRule="auto"/>
         <w:jc w:val="both"/>
+        <w:rPr>
+          <w:sz w:val="24"/>
+        </w:rPr>
       </w:pPr>
       <w:r>
         <w:rPr>
           <w:rFonts w:ascii="Times New Roman" w:hAnsi="Times New Roman"/>
           <w:color w:val="000000"/>
+          <w:sz w:val="24"/>
         </w:rPr>
         <w:t>Authentication:</w:t>
       </w:r>
@@ -13901,11 +14251,15 @@
         <w:spacing w:before="80" w:after="60" w:line="360" w:lineRule="auto"/>
         <w:ind w:left="432"/>
         <w:jc w:val="both"/>
+        <w:rPr>
+          <w:sz w:val="24"/>
+        </w:rPr>
       </w:pPr>
       <w:r>
         <w:rPr>
           <w:rFonts w:ascii="Times New Roman" w:hAnsi="Times New Roman"/>
           <w:color w:val="000000"/>
+          <w:sz w:val="24"/>
         </w:rPr>
         <w:t>1. Coordination Office will be able to login into the system.</w:t>
       </w:r>
@@ -13916,11 +14270,15 @@
         <w:spacing w:before="80" w:after="60" w:line="360" w:lineRule="auto"/>
         <w:ind w:left="432"/>
         <w:jc w:val="both"/>
+        <w:rPr>
+          <w:sz w:val="24"/>
+        </w:rPr>
       </w:pPr>
       <w:r>
         <w:rPr>
           <w:rFonts w:ascii="Times New Roman" w:hAnsi="Times New Roman"/>
           <w:color w:val="000000"/>
+          <w:sz w:val="24"/>
         </w:rPr>
         <w:t>2. Coordination Office will be able to register students and teachers into the system.</w:t>
       </w:r>
@@ -13931,11 +14289,15 @@
         <w:spacing w:before="80" w:after="60" w:line="360" w:lineRule="auto"/>
         <w:ind w:left="432"/>
         <w:jc w:val="both"/>
+        <w:rPr>
+          <w:sz w:val="24"/>
+        </w:rPr>
       </w:pPr>
       <w:r>
         <w:rPr>
           <w:rFonts w:ascii="Times New Roman" w:hAnsi="Times New Roman"/>
           <w:color w:val="000000"/>
+          <w:sz w:val="24"/>
         </w:rPr>
         <w:t>3. Coordination Office will be able to get a password reset link sent to their registered email.</w:t>
       </w:r>
@@ -13944,11 +14306,15 @@
       <w:pPr>
         <w:spacing w:before="80" w:after="40" w:line="360" w:lineRule="auto"/>
         <w:jc w:val="both"/>
+        <w:rPr>
+          <w:sz w:val="24"/>
+        </w:rPr>
       </w:pPr>
       <w:r>
         <w:rPr>
           <w:rFonts w:ascii="Times New Roman" w:hAnsi="Times New Roman"/>
           <w:color w:val="000000"/>
+          <w:sz w:val="24"/>
         </w:rPr>
         <w:t>Post:</w:t>
       </w:r>
@@ -13959,11 +14325,15 @@
         <w:spacing w:before="80" w:after="60" w:line="360" w:lineRule="auto"/>
         <w:ind w:left="432"/>
         <w:jc w:val="both"/>
+        <w:rPr>
+          <w:sz w:val="24"/>
+        </w:rPr>
       </w:pPr>
       <w:r>
         <w:rPr>
           <w:rFonts w:ascii="Times New Roman" w:hAnsi="Times New Roman"/>
           <w:color w:val="000000"/>
+          <w:sz w:val="24"/>
         </w:rPr>
         <w:t>1. Coordination Office will be able to create a post.</w:t>
       </w:r>
@@ -13974,11 +14344,15 @@
         <w:spacing w:before="80" w:after="60" w:line="360" w:lineRule="auto"/>
         <w:ind w:left="432"/>
         <w:jc w:val="both"/>
+        <w:rPr>
+          <w:sz w:val="24"/>
+        </w:rPr>
       </w:pPr>
       <w:r>
         <w:rPr>
           <w:rFonts w:ascii="Times New Roman" w:hAnsi="Times New Roman"/>
           <w:color w:val="000000"/>
+          <w:sz w:val="24"/>
         </w:rPr>
         <w:t>2. Coordination Office will be able to view posts.</w:t>
       </w:r>
@@ -13989,11 +14363,15 @@
         <w:spacing w:before="80" w:after="60" w:line="360" w:lineRule="auto"/>
         <w:ind w:left="432"/>
         <w:jc w:val="both"/>
+        <w:rPr>
+          <w:sz w:val="24"/>
+        </w:rPr>
       </w:pPr>
       <w:r>
         <w:rPr>
           <w:rFonts w:ascii="Times New Roman" w:hAnsi="Times New Roman"/>
           <w:color w:val="000000"/>
+          <w:sz w:val="24"/>
         </w:rPr>
         <w:t>3. Coordination Office will be able to update their own post.</w:t>
       </w:r>
@@ -14004,11 +14382,15 @@
         <w:spacing w:before="80" w:after="60" w:line="360" w:lineRule="auto"/>
         <w:ind w:left="432"/>
         <w:jc w:val="both"/>
+        <w:rPr>
+          <w:sz w:val="24"/>
+        </w:rPr>
       </w:pPr>
       <w:r>
         <w:rPr>
           <w:rFonts w:ascii="Times New Roman" w:hAnsi="Times New Roman"/>
           <w:color w:val="000000"/>
+          <w:sz w:val="24"/>
         </w:rPr>
         <w:t>4. Coordination Office will be able to delete their own post.</w:t>
       </w:r>
@@ -14019,11 +14401,15 @@
         <w:spacing w:before="80" w:after="60" w:line="360" w:lineRule="auto"/>
         <w:ind w:left="432"/>
         <w:jc w:val="both"/>
+        <w:rPr>
+          <w:sz w:val="24"/>
+        </w:rPr>
       </w:pPr>
       <w:r>
         <w:rPr>
           <w:rFonts w:ascii="Times New Roman" w:hAnsi="Times New Roman"/>
           <w:color w:val="000000"/>
+          <w:sz w:val="24"/>
         </w:rPr>
         <w:t>5. Coordination Office will be able to like or dislike a post.</w:t>
       </w:r>
@@ -14034,11 +14420,15 @@
         <w:spacing w:before="80" w:after="60" w:line="360" w:lineRule="auto"/>
         <w:ind w:left="432"/>
         <w:jc w:val="both"/>
+        <w:rPr>
+          <w:sz w:val="24"/>
+        </w:rPr>
       </w:pPr>
       <w:r>
         <w:rPr>
           <w:rFonts w:ascii="Times New Roman" w:hAnsi="Times New Roman"/>
           <w:color w:val="000000"/>
+          <w:sz w:val="24"/>
         </w:rPr>
         <w:t>6. Coordination Office will be able to comment on a post.</w:t>
       </w:r>
@@ -14047,11 +14437,15 @@
       <w:pPr>
         <w:spacing w:before="80" w:after="40" w:line="360" w:lineRule="auto"/>
         <w:jc w:val="both"/>
+        <w:rPr>
+          <w:sz w:val="24"/>
+        </w:rPr>
       </w:pPr>
       <w:r>
         <w:rPr>
           <w:rFonts w:ascii="Times New Roman" w:hAnsi="Times New Roman"/>
           <w:color w:val="000000"/>
+          <w:sz w:val="24"/>
         </w:rPr>
         <w:t>Semester Groups:</w:t>
       </w:r>
@@ -14062,12 +14456,17 @@
         <w:spacing w:before="80" w:after="60" w:line="360" w:lineRule="auto"/>
         <w:ind w:left="432"/>
         <w:jc w:val="both"/>
+        <w:rPr>
+          <w:sz w:val="24"/>
+        </w:rPr>
       </w:pPr>
       <w:r>
         <w:rPr>
           <w:rFonts w:ascii="Times New Roman" w:hAnsi="Times New Roman"/>
           <w:color w:val="000000"/>
-        </w:rPr>
+          <w:sz w:val="24"/>
+        </w:rPr>
+        <w:lastRenderedPageBreak/>
         <w:t>1. Coordination Office will be able to create semester groups.</w:t>
       </w:r>
     </w:p>
@@ -14077,11 +14476,15 @@
         <w:spacing w:before="80" w:after="60" w:line="360" w:lineRule="auto"/>
         <w:ind w:left="432"/>
         <w:jc w:val="both"/>
+        <w:rPr>
+          <w:sz w:val="24"/>
+        </w:rPr>
       </w:pPr>
       <w:r>
         <w:rPr>
           <w:rFonts w:ascii="Times New Roman" w:hAnsi="Times New Roman"/>
           <w:color w:val="000000"/>
+          <w:sz w:val="24"/>
         </w:rPr>
         <w:t>2. Coordination Office will be able to view semester groups.</w:t>
       </w:r>
@@ -14092,11 +14495,15 @@
         <w:spacing w:before="80" w:after="60" w:line="360" w:lineRule="auto"/>
         <w:ind w:left="432"/>
         <w:jc w:val="both"/>
+        <w:rPr>
+          <w:sz w:val="24"/>
+        </w:rPr>
       </w:pPr>
       <w:r>
         <w:rPr>
           <w:rFonts w:ascii="Times New Roman" w:hAnsi="Times New Roman"/>
           <w:color w:val="000000"/>
+          <w:sz w:val="24"/>
         </w:rPr>
         <w:t>3. Coordination Office will be able to manage semester groups.</w:t>
       </w:r>
@@ -14105,11 +14512,15 @@
       <w:pPr>
         <w:spacing w:before="80" w:after="40" w:line="360" w:lineRule="auto"/>
         <w:jc w:val="both"/>
+        <w:rPr>
+          <w:sz w:val="24"/>
+        </w:rPr>
       </w:pPr>
       <w:r>
         <w:rPr>
           <w:rFonts w:ascii="Times New Roman" w:hAnsi="Times New Roman"/>
           <w:color w:val="000000"/>
+          <w:sz w:val="24"/>
         </w:rPr>
         <w:t>Announcements:</w:t>
       </w:r>
@@ -14120,11 +14531,15 @@
         <w:spacing w:before="80" w:after="60" w:line="360" w:lineRule="auto"/>
         <w:ind w:left="432"/>
         <w:jc w:val="both"/>
+        <w:rPr>
+          <w:sz w:val="24"/>
+        </w:rPr>
       </w:pPr>
       <w:r>
         <w:rPr>
           <w:rFonts w:ascii="Times New Roman" w:hAnsi="Times New Roman"/>
           <w:color w:val="000000"/>
+          <w:sz w:val="24"/>
         </w:rPr>
         <w:t>1. Coordination Office will be able to create an announcement.</w:t>
       </w:r>
@@ -14135,11 +14550,15 @@
         <w:spacing w:before="80" w:after="60" w:line="360" w:lineRule="auto"/>
         <w:ind w:left="432"/>
         <w:jc w:val="both"/>
+        <w:rPr>
+          <w:sz w:val="24"/>
+        </w:rPr>
       </w:pPr>
       <w:r>
         <w:rPr>
           <w:rFonts w:ascii="Times New Roman" w:hAnsi="Times New Roman"/>
           <w:color w:val="000000"/>
+          <w:sz w:val="24"/>
         </w:rPr>
         <w:t>2. Coordination Office will be able to update an announcement.</w:t>
       </w:r>
@@ -14150,11 +14569,15 @@
         <w:spacing w:before="80" w:after="60" w:line="360" w:lineRule="auto"/>
         <w:ind w:left="432"/>
         <w:jc w:val="both"/>
+        <w:rPr>
+          <w:sz w:val="24"/>
+        </w:rPr>
       </w:pPr>
       <w:r>
         <w:rPr>
           <w:rFonts w:ascii="Times New Roman" w:hAnsi="Times New Roman"/>
           <w:color w:val="000000"/>
+          <w:sz w:val="24"/>
         </w:rPr>
         <w:t>3. Coordination Office will be able to delete an announcement.</w:t>
       </w:r>
@@ -14163,11 +14586,15 @@
       <w:pPr>
         <w:spacing w:before="80" w:after="40" w:line="360" w:lineRule="auto"/>
         <w:jc w:val="both"/>
+        <w:rPr>
+          <w:sz w:val="24"/>
+        </w:rPr>
       </w:pPr>
       <w:r>
         <w:rPr>
           <w:rFonts w:ascii="Times New Roman" w:hAnsi="Times New Roman"/>
           <w:color w:val="000000"/>
+          <w:sz w:val="24"/>
         </w:rPr>
         <w:t>Events:</w:t>
       </w:r>
@@ -14178,11 +14605,15 @@
         <w:spacing w:before="80" w:after="160" w:line="360" w:lineRule="auto"/>
         <w:ind w:left="432"/>
         <w:jc w:val="both"/>
+        <w:rPr>
+          <w:sz w:val="24"/>
+        </w:rPr>
       </w:pPr>
       <w:r>
         <w:rPr>
           <w:rFonts w:ascii="Times New Roman" w:hAnsi="Times New Roman"/>
           <w:color w:val="000000"/>
+          <w:sz w:val="24"/>
         </w:rPr>
         <w:t>1. Coordination Office will be able to create an event.</w:t>
       </w:r>
@@ -14193,11 +14624,15 @@
         <w:spacing w:before="80" w:after="160" w:line="360" w:lineRule="auto"/>
         <w:ind w:left="432"/>
         <w:jc w:val="both"/>
+        <w:rPr>
+          <w:sz w:val="24"/>
+        </w:rPr>
       </w:pPr>
       <w:r>
         <w:rPr>
           <w:rFonts w:ascii="Times New Roman" w:hAnsi="Times New Roman"/>
           <w:color w:val="000000"/>
+          <w:sz w:val="24"/>
         </w:rPr>
         <w:t>2. Coordination Office will be able to view events.</w:t>
       </w:r>
@@ -14208,11 +14643,15 @@
         <w:spacing w:before="80" w:after="160" w:line="360" w:lineRule="auto"/>
         <w:ind w:left="432"/>
         <w:jc w:val="both"/>
+        <w:rPr>
+          <w:sz w:val="24"/>
+        </w:rPr>
       </w:pPr>
       <w:r>
         <w:rPr>
           <w:rFonts w:ascii="Times New Roman" w:hAnsi="Times New Roman"/>
           <w:color w:val="000000"/>
+          <w:sz w:val="24"/>
         </w:rPr>
         <w:t>3. Coordination Office will be able to update an event.</w:t>
       </w:r>
@@ -14223,11 +14662,15 @@
         <w:spacing w:before="80" w:after="160" w:line="360" w:lineRule="auto"/>
         <w:ind w:left="432"/>
         <w:jc w:val="both"/>
+        <w:rPr>
+          <w:sz w:val="24"/>
+        </w:rPr>
       </w:pPr>
       <w:r>
         <w:rPr>
           <w:rFonts w:ascii="Times New Roman" w:hAnsi="Times New Roman"/>
           <w:color w:val="000000"/>
+          <w:sz w:val="24"/>
         </w:rPr>
         <w:t>4. Coordination Office will be able to delete an event.</w:t>
       </w:r>
@@ -14238,13 +14681,16 @@
         <w:spacing w:before="80" w:after="160" w:line="360" w:lineRule="auto"/>
         <w:ind w:left="432"/>
         <w:jc w:val="both"/>
+        <w:rPr>
+          <w:sz w:val="24"/>
+        </w:rPr>
       </w:pPr>
       <w:r>
         <w:rPr>
           <w:rFonts w:ascii="Times New Roman" w:hAnsi="Times New Roman"/>
           <w:color w:val="000000"/>
-        </w:rPr>
-        <w:lastRenderedPageBreak/>
+          <w:sz w:val="24"/>
+        </w:rPr>
         <w:t>5. Coordination Office will be able to respond by selecting Interested or Not Interested.</w:t>
       </w:r>
     </w:p>
@@ -14253,24 +14699,28 @@
         <w:pStyle w:val="Heading3"/>
         <w:spacing w:line="360" w:lineRule="auto"/>
       </w:pPr>
-      <w:bookmarkStart w:id="39" w:name="_Toc227543931"/>
+      <w:bookmarkStart w:id="40" w:name="_Toc227543931"/>
       <w:r>
         <w:rPr>
           <w:rFonts w:ascii="Times New Roman" w:hAnsi="Times New Roman"/>
         </w:rPr>
         <w:t>3.3.5  System Admin</w:t>
       </w:r>
-      <w:bookmarkEnd w:id="39"/>
+      <w:bookmarkEnd w:id="40"/>
     </w:p>
     <w:p>
       <w:pPr>
         <w:spacing w:before="80" w:after="40" w:line="360" w:lineRule="auto"/>
         <w:jc w:val="both"/>
+        <w:rPr>
+          <w:sz w:val="24"/>
+        </w:rPr>
       </w:pPr>
       <w:r>
         <w:rPr>
           <w:rFonts w:ascii="Times New Roman" w:hAnsi="Times New Roman"/>
           <w:color w:val="000000"/>
+          <w:sz w:val="24"/>
         </w:rPr>
         <w:t>Authentication:</w:t>
       </w:r>
@@ -14281,11 +14731,15 @@
         <w:spacing w:before="80" w:after="60" w:line="360" w:lineRule="auto"/>
         <w:ind w:left="432"/>
         <w:jc w:val="both"/>
+        <w:rPr>
+          <w:sz w:val="24"/>
+        </w:rPr>
       </w:pPr>
       <w:r>
         <w:rPr>
           <w:rFonts w:ascii="Times New Roman" w:hAnsi="Times New Roman"/>
           <w:color w:val="000000"/>
+          <w:sz w:val="24"/>
         </w:rPr>
         <w:t>1. System Admin will be able to login into the system.</w:t>
       </w:r>
@@ -14296,11 +14750,15 @@
         <w:spacing w:before="80" w:after="60" w:line="360" w:lineRule="auto"/>
         <w:ind w:left="432"/>
         <w:jc w:val="both"/>
+        <w:rPr>
+          <w:sz w:val="24"/>
+        </w:rPr>
       </w:pPr>
       <w:r>
         <w:rPr>
           <w:rFonts w:ascii="Times New Roman" w:hAnsi="Times New Roman"/>
           <w:color w:val="000000"/>
+          <w:sz w:val="24"/>
         </w:rPr>
         <w:t>2. System Admin will be able to get a password reset link sent to their registered email.</w:t>
       </w:r>
@@ -14309,11 +14767,15 @@
       <w:pPr>
         <w:spacing w:before="80" w:after="40" w:line="360" w:lineRule="auto"/>
         <w:jc w:val="both"/>
+        <w:rPr>
+          <w:sz w:val="24"/>
+        </w:rPr>
       </w:pPr>
       <w:r>
         <w:rPr>
           <w:rFonts w:ascii="Times New Roman" w:hAnsi="Times New Roman"/>
           <w:color w:val="000000"/>
+          <w:sz w:val="24"/>
         </w:rPr>
         <w:t>User Management:</w:t>
       </w:r>
@@ -14324,11 +14786,15 @@
         <w:spacing w:before="80" w:after="60" w:line="360" w:lineRule="auto"/>
         <w:ind w:left="432"/>
         <w:jc w:val="both"/>
+        <w:rPr>
+          <w:sz w:val="24"/>
+        </w:rPr>
       </w:pPr>
       <w:r>
         <w:rPr>
           <w:rFonts w:ascii="Times New Roman" w:hAnsi="Times New Roman"/>
           <w:color w:val="000000"/>
+          <w:sz w:val="24"/>
         </w:rPr>
         <w:t>1. System Admin will be able to view all users including students, teachers, university administrators, and coordination office staff.</w:t>
       </w:r>
@@ -14339,11 +14805,15 @@
         <w:spacing w:before="80" w:after="60" w:line="360" w:lineRule="auto"/>
         <w:ind w:left="432"/>
         <w:jc w:val="both"/>
+        <w:rPr>
+          <w:sz w:val="24"/>
+        </w:rPr>
       </w:pPr>
       <w:r>
         <w:rPr>
           <w:rFonts w:ascii="Times New Roman" w:hAnsi="Times New Roman"/>
           <w:color w:val="000000"/>
+          <w:sz w:val="24"/>
         </w:rPr>
         <w:t>2. System Admin will be able to create, approve, suspend, or delete user accounts.</w:t>
       </w:r>
@@ -14354,11 +14824,15 @@
         <w:spacing w:before="80" w:after="60" w:line="360" w:lineRule="auto"/>
         <w:ind w:left="432"/>
         <w:jc w:val="both"/>
+        <w:rPr>
+          <w:sz w:val="24"/>
+        </w:rPr>
       </w:pPr>
       <w:r>
         <w:rPr>
           <w:rFonts w:ascii="Times New Roman" w:hAnsi="Times New Roman"/>
           <w:color w:val="000000"/>
+          <w:sz w:val="24"/>
         </w:rPr>
         <w:t>3. System Admin will be able to block a student account.</w:t>
       </w:r>
@@ -14369,11 +14843,15 @@
         <w:spacing w:before="80" w:after="60" w:line="360" w:lineRule="auto"/>
         <w:ind w:left="432"/>
         <w:jc w:val="both"/>
+        <w:rPr>
+          <w:sz w:val="24"/>
+        </w:rPr>
       </w:pPr>
       <w:r>
         <w:rPr>
           <w:rFonts w:ascii="Times New Roman" w:hAnsi="Times New Roman"/>
           <w:color w:val="000000"/>
+          <w:sz w:val="24"/>
         </w:rPr>
         <w:t>4. System Admin will be able to unblock a student account.</w:t>
       </w:r>
@@ -14384,11 +14862,15 @@
         <w:spacing w:before="80" w:after="60" w:line="360" w:lineRule="auto"/>
         <w:ind w:left="432"/>
         <w:jc w:val="both"/>
+        <w:rPr>
+          <w:sz w:val="24"/>
+        </w:rPr>
       </w:pPr>
       <w:r>
         <w:rPr>
           <w:rFonts w:ascii="Times New Roman" w:hAnsi="Times New Roman"/>
           <w:color w:val="000000"/>
+          <w:sz w:val="24"/>
         </w:rPr>
         <w:t>5. System Admin will be able to reset the password for any user.</w:t>
       </w:r>
@@ -14399,11 +14881,15 @@
         <w:spacing w:before="80" w:after="60" w:line="360" w:lineRule="auto"/>
         <w:ind w:left="432"/>
         <w:jc w:val="both"/>
+        <w:rPr>
+          <w:sz w:val="24"/>
+        </w:rPr>
       </w:pPr>
       <w:r>
         <w:rPr>
           <w:rFonts w:ascii="Times New Roman" w:hAnsi="Times New Roman"/>
           <w:color w:val="000000"/>
+          <w:sz w:val="24"/>
         </w:rPr>
         <w:t>6. System Admin will be able to assign or edit user roles and permissions.</w:t>
       </w:r>
@@ -14412,11 +14898,15 @@
       <w:pPr>
         <w:spacing w:before="80" w:after="40" w:line="360" w:lineRule="auto"/>
         <w:jc w:val="both"/>
+        <w:rPr>
+          <w:sz w:val="24"/>
+        </w:rPr>
       </w:pPr>
       <w:r>
         <w:rPr>
           <w:rFonts w:ascii="Times New Roman" w:hAnsi="Times New Roman"/>
           <w:color w:val="000000"/>
+          <w:sz w:val="24"/>
         </w:rPr>
         <w:t>Post:</w:t>
       </w:r>
@@ -14427,11 +14917,15 @@
         <w:spacing w:before="80" w:after="60" w:line="360" w:lineRule="auto"/>
         <w:ind w:left="432"/>
         <w:jc w:val="both"/>
+        <w:rPr>
+          <w:sz w:val="24"/>
+        </w:rPr>
       </w:pPr>
       <w:r>
         <w:rPr>
           <w:rFonts w:ascii="Times New Roman" w:hAnsi="Times New Roman"/>
           <w:color w:val="000000"/>
+          <w:sz w:val="24"/>
         </w:rPr>
         <w:t>1. System Admin will be able to view all posts.</w:t>
       </w:r>
@@ -14442,11 +14936,15 @@
         <w:spacing w:before="80" w:after="60" w:line="360" w:lineRule="auto"/>
         <w:ind w:left="432"/>
         <w:jc w:val="both"/>
+        <w:rPr>
+          <w:sz w:val="24"/>
+        </w:rPr>
       </w:pPr>
       <w:r>
         <w:rPr>
           <w:rFonts w:ascii="Times New Roman" w:hAnsi="Times New Roman"/>
           <w:color w:val="000000"/>
+          <w:sz w:val="24"/>
         </w:rPr>
         <w:t>2. System Admin will be able to manage posts.</w:t>
       </w:r>
@@ -14455,11 +14953,15 @@
       <w:pPr>
         <w:spacing w:before="80" w:after="40" w:line="360" w:lineRule="auto"/>
         <w:jc w:val="both"/>
+        <w:rPr>
+          <w:sz w:val="24"/>
+        </w:rPr>
       </w:pPr>
       <w:r>
         <w:rPr>
           <w:rFonts w:ascii="Times New Roman" w:hAnsi="Times New Roman"/>
           <w:color w:val="000000"/>
+          <w:sz w:val="24"/>
         </w:rPr>
         <w:t>Events:</w:t>
       </w:r>
@@ -14470,12 +14972,17 @@
         <w:spacing w:before="80" w:after="60" w:line="360" w:lineRule="auto"/>
         <w:ind w:left="432"/>
         <w:jc w:val="both"/>
+        <w:rPr>
+          <w:sz w:val="24"/>
+        </w:rPr>
       </w:pPr>
       <w:r>
         <w:rPr>
           <w:rFonts w:ascii="Times New Roman" w:hAnsi="Times New Roman"/>
           <w:color w:val="000000"/>
-        </w:rPr>
+          <w:sz w:val="24"/>
+        </w:rPr>
+        <w:lastRenderedPageBreak/>
         <w:t>1. System Admin will be able to view all events.</w:t>
       </w:r>
     </w:p>
@@ -14485,11 +14992,15 @@
         <w:spacing w:before="80" w:after="60" w:line="360" w:lineRule="auto"/>
         <w:ind w:left="432"/>
         <w:jc w:val="both"/>
+        <w:rPr>
+          <w:sz w:val="24"/>
+        </w:rPr>
       </w:pPr>
       <w:r>
         <w:rPr>
           <w:rFonts w:ascii="Times New Roman" w:hAnsi="Times New Roman"/>
           <w:color w:val="000000"/>
+          <w:sz w:val="24"/>
         </w:rPr>
         <w:t>2. System Admin will be able to manage upcoming events.</w:t>
       </w:r>
@@ -14498,11 +15009,15 @@
       <w:pPr>
         <w:spacing w:before="80" w:after="40" w:line="360" w:lineRule="auto"/>
         <w:jc w:val="both"/>
+        <w:rPr>
+          <w:sz w:val="24"/>
+        </w:rPr>
       </w:pPr>
       <w:r>
         <w:rPr>
           <w:rFonts w:ascii="Times New Roman" w:hAnsi="Times New Roman"/>
           <w:color w:val="000000"/>
+          <w:sz w:val="24"/>
         </w:rPr>
         <w:t>Lost and Found:</w:t>
       </w:r>
@@ -14513,11 +15028,15 @@
         <w:spacing w:before="80" w:after="60" w:line="360" w:lineRule="auto"/>
         <w:ind w:left="432"/>
         <w:jc w:val="both"/>
+        <w:rPr>
+          <w:sz w:val="24"/>
+        </w:rPr>
       </w:pPr>
       <w:r>
         <w:rPr>
           <w:rFonts w:ascii="Times New Roman" w:hAnsi="Times New Roman"/>
           <w:color w:val="000000"/>
+          <w:sz w:val="24"/>
         </w:rPr>
         <w:t>1. System Admin will be able to view all lost and found reports.</w:t>
       </w:r>
@@ -14526,11 +15045,15 @@
       <w:pPr>
         <w:spacing w:before="80" w:after="40" w:line="360" w:lineRule="auto"/>
         <w:jc w:val="both"/>
+        <w:rPr>
+          <w:sz w:val="24"/>
+        </w:rPr>
       </w:pPr>
       <w:r>
         <w:rPr>
           <w:rFonts w:ascii="Times New Roman" w:hAnsi="Times New Roman"/>
           <w:color w:val="000000"/>
+          <w:sz w:val="24"/>
         </w:rPr>
         <w:t>User Profile:</w:t>
       </w:r>
@@ -14541,11 +15064,15 @@
         <w:spacing w:before="80" w:after="160" w:line="360" w:lineRule="auto"/>
         <w:ind w:left="432"/>
         <w:jc w:val="both"/>
+        <w:rPr>
+          <w:sz w:val="24"/>
+        </w:rPr>
       </w:pPr>
       <w:r>
         <w:rPr>
           <w:rFonts w:ascii="Times New Roman" w:hAnsi="Times New Roman"/>
           <w:color w:val="000000"/>
+          <w:sz w:val="24"/>
         </w:rPr>
         <w:t>1. System Admin will be able to view their own profile.</w:t>
       </w:r>
@@ -14556,11 +15083,15 @@
         <w:spacing w:before="80" w:after="160" w:line="360" w:lineRule="auto"/>
         <w:ind w:left="432"/>
         <w:jc w:val="both"/>
+        <w:rPr>
+          <w:sz w:val="24"/>
+        </w:rPr>
       </w:pPr>
       <w:r>
         <w:rPr>
           <w:rFonts w:ascii="Times New Roman" w:hAnsi="Times New Roman"/>
           <w:color w:val="000000"/>
+          <w:sz w:val="24"/>
         </w:rPr>
         <w:t>2. System Admin will be able to update their own profile.</w:t>
       </w:r>
@@ -14576,7 +15107,7 @@
         </w:rPr>
         <w:t>3.4  Non-Functional Requirements</w:t>
       </w:r>
-      <w:bookmarkEnd w:id="37"/>
+      <w:bookmarkEnd w:id="38"/>
     </w:p>
     <w:p>
       <w:pPr>
@@ -14602,15 +15133,14 @@
         <w:pStyle w:val="Heading2"/>
         <w:spacing w:line="360" w:lineRule="auto"/>
       </w:pPr>
-      <w:bookmarkStart w:id="40" w:name="_Toc227543933"/>
-      <w:r>
-        <w:rPr>
-          <w:rFonts w:ascii="Times New Roman" w:hAnsi="Times New Roman"/>
-        </w:rPr>
-        <w:lastRenderedPageBreak/>
+      <w:bookmarkStart w:id="41" w:name="_Toc227543933"/>
+      <w:r>
+        <w:rPr>
+          <w:rFonts w:ascii="Times New Roman" w:hAnsi="Times New Roman"/>
+        </w:rPr>
         <w:t>3.5  SQA Activities: Defect Detection</w:t>
       </w:r>
-      <w:bookmarkEnd w:id="40"/>
+      <w:bookmarkEnd w:id="41"/>
     </w:p>
     <w:p>
       <w:pPr>
@@ -14634,28 +15164,28 @@
         <w:pStyle w:val="Heading3"/>
         <w:spacing w:after="120" w:line="360" w:lineRule="auto"/>
       </w:pPr>
-      <w:bookmarkStart w:id="41" w:name="_Toc227543934"/>
+      <w:bookmarkStart w:id="42" w:name="_Toc227543934"/>
       <w:r>
         <w:rPr>
           <w:rFonts w:ascii="Times New Roman" w:hAnsi="Times New Roman"/>
         </w:rPr>
         <w:t>3.5.1  Test Case Design</w:t>
       </w:r>
-      <w:bookmarkEnd w:id="41"/>
+      <w:bookmarkEnd w:id="42"/>
     </w:p>
     <w:p>
       <w:pPr>
         <w:pStyle w:val="Heading3"/>
         <w:spacing w:line="360" w:lineRule="auto"/>
       </w:pPr>
-      <w:bookmarkStart w:id="42" w:name="_Toc227543935"/>
+      <w:bookmarkStart w:id="43" w:name="_Toc227543935"/>
       <w:r>
         <w:rPr>
           <w:rFonts w:ascii="Times New Roman" w:hAnsi="Times New Roman"/>
         </w:rPr>
         <w:t>3.5.1.1  User Registration</w:t>
       </w:r>
-      <w:bookmarkEnd w:id="42"/>
+      <w:bookmarkEnd w:id="43"/>
     </w:p>
     <w:p>
       <w:pPr>
@@ -14977,6 +15507,7 @@
                 <w:color w:val="000000"/>
                 <w:sz w:val="24"/>
               </w:rPr>
+              <w:lastRenderedPageBreak/>
               <w:t>Department</w:t>
             </w:r>
           </w:p>
@@ -15103,14 +15634,14 @@
         <w:pStyle w:val="Heading3"/>
         <w:spacing w:line="360" w:lineRule="auto"/>
       </w:pPr>
-      <w:bookmarkStart w:id="43" w:name="_Toc227543936"/>
+      <w:bookmarkStart w:id="44" w:name="_Toc227543936"/>
       <w:r>
         <w:rPr>
           <w:rFonts w:ascii="Times New Roman" w:hAnsi="Times New Roman"/>
         </w:rPr>
         <w:t>3.5.1.2  User Login</w:t>
       </w:r>
-      <w:bookmarkEnd w:id="43"/>
+      <w:bookmarkEnd w:id="44"/>
     </w:p>
     <w:p>
       <w:pPr>
@@ -15354,15 +15885,14 @@
         <w:pStyle w:val="Heading3"/>
         <w:spacing w:line="360" w:lineRule="auto"/>
       </w:pPr>
-      <w:bookmarkStart w:id="44" w:name="_Toc227543937"/>
-      <w:r>
-        <w:rPr>
-          <w:rFonts w:ascii="Times New Roman" w:hAnsi="Times New Roman"/>
-        </w:rPr>
-        <w:lastRenderedPageBreak/>
+      <w:bookmarkStart w:id="45" w:name="_Toc227543937"/>
+      <w:r>
+        <w:rPr>
+          <w:rFonts w:ascii="Times New Roman" w:hAnsi="Times New Roman"/>
+        </w:rPr>
         <w:t>3.5.1.3  Create Post</w:t>
       </w:r>
-      <w:bookmarkEnd w:id="44"/>
+      <w:bookmarkEnd w:id="45"/>
     </w:p>
     <w:p>
       <w:pPr>
@@ -15606,14 +16136,14 @@
         <w:pStyle w:val="Heading3"/>
         <w:spacing w:line="360" w:lineRule="auto"/>
       </w:pPr>
-      <w:bookmarkStart w:id="45" w:name="_Toc227543938"/>
+      <w:bookmarkStart w:id="46" w:name="_Toc227543938"/>
       <w:r>
         <w:rPr>
           <w:rFonts w:ascii="Times New Roman" w:hAnsi="Times New Roman"/>
         </w:rPr>
         <w:t>3.5.1.4  Create Semester Group</w:t>
       </w:r>
-      <w:bookmarkEnd w:id="45"/>
+      <w:bookmarkEnd w:id="46"/>
     </w:p>
     <w:p>
       <w:pPr>
@@ -15925,14 +16455,15 @@
         <w:pStyle w:val="Heading3"/>
         <w:spacing w:line="360" w:lineRule="auto"/>
       </w:pPr>
-      <w:bookmarkStart w:id="46" w:name="_Toc227543939"/>
-      <w:r>
-        <w:rPr>
-          <w:rFonts w:ascii="Times New Roman" w:hAnsi="Times New Roman"/>
-        </w:rPr>
+      <w:bookmarkStart w:id="47" w:name="_Toc227543939"/>
+      <w:r>
+        <w:rPr>
+          <w:rFonts w:ascii="Times New Roman" w:hAnsi="Times New Roman"/>
+        </w:rPr>
+        <w:lastRenderedPageBreak/>
         <w:t>3.5.1.5  Join Semester Group</w:t>
       </w:r>
-      <w:bookmarkEnd w:id="46"/>
+      <w:bookmarkEnd w:id="47"/>
     </w:p>
     <w:p>
       <w:pPr>
@@ -16176,14 +16707,14 @@
         <w:pStyle w:val="Heading3"/>
         <w:spacing w:line="360" w:lineRule="auto"/>
       </w:pPr>
-      <w:bookmarkStart w:id="47" w:name="_Toc227543940"/>
+      <w:bookmarkStart w:id="48" w:name="_Toc227543940"/>
       <w:r>
         <w:rPr>
           <w:rFonts w:ascii="Times New Roman" w:hAnsi="Times New Roman"/>
         </w:rPr>
         <w:t>3.5.1.6  Create Campus Event</w:t>
       </w:r>
-      <w:bookmarkEnd w:id="47"/>
+      <w:bookmarkEnd w:id="48"/>
     </w:p>
     <w:p>
       <w:pPr>
@@ -16301,7 +16832,6 @@
                 <w:color w:val="000000"/>
                 <w:sz w:val="24"/>
               </w:rPr>
-              <w:lastRenderedPageBreak/>
               <w:t>Title</w:t>
             </w:r>
           </w:p>
@@ -16496,14 +17026,14 @@
         <w:pStyle w:val="Heading3"/>
         <w:spacing w:line="360" w:lineRule="auto"/>
       </w:pPr>
-      <w:bookmarkStart w:id="48" w:name="_Toc227543941"/>
+      <w:bookmarkStart w:id="49" w:name="_Toc227543941"/>
       <w:r>
         <w:rPr>
           <w:rFonts w:ascii="Times New Roman" w:hAnsi="Times New Roman"/>
         </w:rPr>
         <w:t>3.5.1.7  RSVP to Campus Event</w:t>
       </w:r>
-      <w:bookmarkEnd w:id="48"/>
+      <w:bookmarkEnd w:id="49"/>
     </w:p>
     <w:p>
       <w:pPr>
@@ -16747,14 +17277,14 @@
         <w:pStyle w:val="Heading3"/>
         <w:spacing w:line="360" w:lineRule="auto"/>
       </w:pPr>
-      <w:bookmarkStart w:id="49" w:name="_Toc227543942"/>
+      <w:bookmarkStart w:id="50" w:name="_Toc227543942"/>
       <w:r>
         <w:rPr>
           <w:rFonts w:ascii="Times New Roman" w:hAnsi="Times New Roman"/>
         </w:rPr>
         <w:t>3.5.1.8  Report Lost/Found Item</w:t>
       </w:r>
-      <w:bookmarkEnd w:id="49"/>
+      <w:bookmarkEnd w:id="50"/>
     </w:p>
     <w:p>
       <w:pPr>
@@ -16872,6 +17402,7 @@
                 <w:color w:val="000000"/>
                 <w:sz w:val="24"/>
               </w:rPr>
+              <w:lastRenderedPageBreak/>
               <w:t>Title</w:t>
             </w:r>
           </w:p>
@@ -17134,14 +17665,14 @@
         <w:pStyle w:val="Heading3"/>
         <w:spacing w:line="360" w:lineRule="auto"/>
       </w:pPr>
-      <w:bookmarkStart w:id="50" w:name="_Toc227543943"/>
+      <w:bookmarkStart w:id="51" w:name="_Toc227543943"/>
       <w:r>
         <w:rPr>
           <w:rFonts w:ascii="Times New Roman" w:hAnsi="Times New Roman"/>
         </w:rPr>
         <w:t>3.5.1.9  Send Message</w:t>
       </w:r>
-      <w:bookmarkEnd w:id="50"/>
+      <w:bookmarkEnd w:id="51"/>
     </w:p>
     <w:p>
       <w:pPr>
@@ -17327,7 +17858,6 @@
                 <w:color w:val="000000"/>
                 <w:sz w:val="24"/>
               </w:rPr>
-              <w:lastRenderedPageBreak/>
               <w:t>Recipient</w:t>
             </w:r>
           </w:p>
@@ -17386,14 +17916,14 @@
         <w:pStyle w:val="Heading3"/>
         <w:spacing w:line="360" w:lineRule="auto"/>
       </w:pPr>
-      <w:bookmarkStart w:id="51" w:name="_Toc227543944"/>
+      <w:bookmarkStart w:id="52" w:name="_Toc227543944"/>
       <w:r>
         <w:rPr>
           <w:rFonts w:ascii="Times New Roman" w:hAnsi="Times New Roman"/>
         </w:rPr>
         <w:t>3.5.1.10  Post Announcement</w:t>
       </w:r>
-      <w:bookmarkEnd w:id="51"/>
+      <w:bookmarkEnd w:id="52"/>
     </w:p>
     <w:p>
       <w:pPr>
@@ -17781,7 +18311,7 @@
         <w:pStyle w:val="Heading1"/>
         <w:spacing w:line="360" w:lineRule="auto"/>
       </w:pPr>
-      <w:bookmarkStart w:id="52" w:name="_Toc227543945"/>
+      <w:bookmarkStart w:id="53" w:name="_Toc227543945"/>
       <w:r>
         <w:rPr>
           <w:rFonts w:ascii="Times New Roman" w:hAnsi="Times New Roman"/>
@@ -17789,7 +18319,7 @@
         <w:lastRenderedPageBreak/>
         <w:t>Chapter 4: System Design</w:t>
       </w:r>
-      <w:bookmarkEnd w:id="52"/>
+      <w:bookmarkEnd w:id="53"/>
     </w:p>
     <w:p>
       <w:pPr>
@@ -17801,14 +18331,14 @@
         <w:pStyle w:val="Heading2"/>
         <w:spacing w:line="360" w:lineRule="auto"/>
       </w:pPr>
-      <w:bookmarkStart w:id="53" w:name="_Toc227543946"/>
+      <w:bookmarkStart w:id="54" w:name="_Toc227543946"/>
       <w:r>
         <w:rPr>
           <w:rFonts w:ascii="Times New Roman" w:hAnsi="Times New Roman"/>
         </w:rPr>
         <w:t>4.1  Introduction</w:t>
       </w:r>
-      <w:bookmarkEnd w:id="53"/>
+      <w:bookmarkEnd w:id="54"/>
     </w:p>
     <w:p>
       <w:pPr>
@@ -17832,14 +18362,14 @@
         <w:pStyle w:val="Heading2"/>
         <w:spacing w:line="360" w:lineRule="auto"/>
       </w:pPr>
-      <w:bookmarkStart w:id="54" w:name="_Toc227543947"/>
+      <w:bookmarkStart w:id="55" w:name="_Toc227543947"/>
       <w:r>
         <w:rPr>
           <w:rFonts w:ascii="Times New Roman" w:hAnsi="Times New Roman"/>
         </w:rPr>
         <w:t>4.2  Architectural Design</w:t>
       </w:r>
-      <w:bookmarkEnd w:id="54"/>
+      <w:bookmarkEnd w:id="55"/>
     </w:p>
     <w:p>
       <w:pPr>
@@ -17958,7 +18488,7 @@
           <w:szCs w:val="24"/>
         </w:rPr>
       </w:pPr>
-      <w:bookmarkStart w:id="55" w:name="_lf1"/>
+      <w:bookmarkStart w:id="56" w:name="_lf1"/>
       <w:r>
         <w:rPr>
           <w:sz w:val="24"/>
@@ -18010,7 +18540,7 @@
         </w:rPr>
         <w:t>: Architecture Diagram</w:t>
       </w:r>
-      <w:bookmarkEnd w:id="55"/>
+      <w:bookmarkEnd w:id="56"/>
     </w:p>
     <w:p>
       <w:pPr>
@@ -18022,14 +18552,14 @@
         <w:pStyle w:val="Heading2"/>
         <w:spacing w:line="360" w:lineRule="auto"/>
       </w:pPr>
-      <w:bookmarkStart w:id="56" w:name="_Toc227543948"/>
+      <w:bookmarkStart w:id="57" w:name="_Toc227543948"/>
       <w:r>
         <w:rPr>
           <w:rFonts w:ascii="Times New Roman" w:hAnsi="Times New Roman"/>
         </w:rPr>
         <w:t>4.3  Class Diagram</w:t>
       </w:r>
-      <w:bookmarkEnd w:id="56"/>
+      <w:bookmarkEnd w:id="57"/>
     </w:p>
     <w:p>
       <w:pPr>
@@ -18148,7 +18678,7 @@
           <w:szCs w:val="24"/>
         </w:rPr>
       </w:pPr>
-      <w:bookmarkStart w:id="57" w:name="_lf2"/>
+      <w:bookmarkStart w:id="58" w:name="_lf2"/>
       <w:r>
         <w:rPr>
           <w:sz w:val="24"/>
@@ -18200,7 +18730,7 @@
         </w:rPr>
         <w:t>: Class Diagram</w:t>
       </w:r>
-      <w:bookmarkEnd w:id="57"/>
+      <w:bookmarkEnd w:id="58"/>
     </w:p>
     <w:p>
       <w:pPr>
@@ -18212,28 +18742,28 @@
         <w:pStyle w:val="Heading2"/>
         <w:spacing w:line="360" w:lineRule="auto"/>
       </w:pPr>
-      <w:bookmarkStart w:id="58" w:name="_Toc227543949"/>
+      <w:bookmarkStart w:id="59" w:name="_Toc227543949"/>
       <w:r>
         <w:rPr>
           <w:rFonts w:ascii="Times New Roman" w:hAnsi="Times New Roman"/>
         </w:rPr>
         <w:t>4.4  Activity Diagrams</w:t>
       </w:r>
-      <w:bookmarkEnd w:id="58"/>
+      <w:bookmarkEnd w:id="59"/>
     </w:p>
     <w:p>
       <w:pPr>
         <w:pStyle w:val="Heading3"/>
         <w:spacing w:line="360" w:lineRule="auto"/>
       </w:pPr>
-      <w:bookmarkStart w:id="59" w:name="_Toc227543950"/>
+      <w:bookmarkStart w:id="60" w:name="_Toc227543950"/>
       <w:r>
         <w:rPr>
           <w:rFonts w:ascii="Times New Roman" w:hAnsi="Times New Roman"/>
         </w:rPr>
         <w:t>4.4.1  Student Activity Diagram</w:t>
       </w:r>
-      <w:bookmarkEnd w:id="59"/>
+      <w:bookmarkEnd w:id="60"/>
     </w:p>
     <w:p>
       <w:pPr>
@@ -18352,7 +18882,7 @@
           <w:szCs w:val="24"/>
         </w:rPr>
       </w:pPr>
-      <w:bookmarkStart w:id="60" w:name="_lf3"/>
+      <w:bookmarkStart w:id="61" w:name="_lf3"/>
       <w:r>
         <w:rPr>
           <w:sz w:val="24"/>
@@ -18374,7 +18904,7 @@
         </w:rPr>
         <w:t>: Student Activity Diagram</w:t>
       </w:r>
-      <w:bookmarkEnd w:id="60"/>
+      <w:bookmarkEnd w:id="61"/>
     </w:p>
     <w:p>
       <w:pPr>
@@ -18386,14 +18916,14 @@
         <w:pStyle w:val="Heading3"/>
         <w:spacing w:line="360" w:lineRule="auto"/>
       </w:pPr>
-      <w:bookmarkStart w:id="61" w:name="_Toc227543951"/>
+      <w:bookmarkStart w:id="62" w:name="_Toc227543951"/>
       <w:r>
         <w:rPr>
           <w:rFonts w:ascii="Times New Roman" w:hAnsi="Times New Roman"/>
         </w:rPr>
         <w:t>4.4.2  Admin Activity Diagram</w:t>
       </w:r>
-      <w:bookmarkEnd w:id="61"/>
+      <w:bookmarkEnd w:id="62"/>
     </w:p>
     <w:p>
       <w:pPr>
@@ -18512,7 +19042,7 @@
           <w:szCs w:val="24"/>
         </w:rPr>
       </w:pPr>
-      <w:bookmarkStart w:id="62" w:name="_lf4"/>
+      <w:bookmarkStart w:id="63" w:name="_lf4"/>
       <w:r>
         <w:rPr>
           <w:sz w:val="24"/>
@@ -18572,7 +19102,7 @@
         </w:rPr>
         <w:t>: Admin Activity Diagram</w:t>
       </w:r>
-      <w:bookmarkEnd w:id="62"/>
+      <w:bookmarkEnd w:id="63"/>
     </w:p>
     <w:p>
       <w:pPr>
@@ -18584,7 +19114,7 @@
         <w:pStyle w:val="Heading2"/>
         <w:spacing w:line="360" w:lineRule="auto"/>
       </w:pPr>
-      <w:bookmarkStart w:id="63" w:name="_Toc227543952"/>
+      <w:bookmarkStart w:id="64" w:name="_Toc227543952"/>
       <w:r>
         <w:rPr>
           <w:rFonts w:ascii="Times New Roman" w:hAnsi="Times New Roman"/>
@@ -18592,21 +19122,21 @@
         <w:lastRenderedPageBreak/>
         <w:t>4.5  Use Case Diagrams</w:t>
       </w:r>
-      <w:bookmarkEnd w:id="63"/>
+      <w:bookmarkEnd w:id="64"/>
     </w:p>
     <w:p>
       <w:pPr>
         <w:pStyle w:val="Heading3"/>
         <w:spacing w:line="360" w:lineRule="auto"/>
       </w:pPr>
-      <w:bookmarkStart w:id="64" w:name="_Toc227543953"/>
+      <w:bookmarkStart w:id="65" w:name="_Toc227543953"/>
       <w:r>
         <w:rPr>
           <w:rFonts w:ascii="Times New Roman" w:hAnsi="Times New Roman"/>
         </w:rPr>
         <w:t>4.5.1  Student Use Case Diagram</w:t>
       </w:r>
-      <w:bookmarkEnd w:id="64"/>
+      <w:bookmarkEnd w:id="65"/>
     </w:p>
     <w:p>
       <w:pPr>
@@ -18706,7 +19236,7 @@
           <w:sz w:val="24"/>
         </w:rPr>
       </w:pPr>
-      <w:bookmarkStart w:id="65" w:name="_lf5"/>
+      <w:bookmarkStart w:id="66" w:name="_lf5"/>
       <w:r>
         <w:rPr>
           <w:sz w:val="24"/>
@@ -18764,7 +19294,7 @@
         </w:rPr>
         <w:t>: Student Use Case Diagram</w:t>
       </w:r>
-      <w:bookmarkEnd w:id="65"/>
+      <w:bookmarkEnd w:id="66"/>
     </w:p>
     <w:p>
       <w:pPr>
@@ -18776,14 +19306,14 @@
         <w:pStyle w:val="Heading3"/>
         <w:spacing w:line="360" w:lineRule="auto"/>
       </w:pPr>
-      <w:bookmarkStart w:id="66" w:name="_Toc227543954"/>
+      <w:bookmarkStart w:id="67" w:name="_Toc227543954"/>
       <w:r>
         <w:rPr>
           <w:rFonts w:ascii="Times New Roman" w:hAnsi="Times New Roman"/>
         </w:rPr>
         <w:t>4.5.2  Admin Use Case Diagram</w:t>
       </w:r>
-      <w:bookmarkEnd w:id="66"/>
+      <w:bookmarkEnd w:id="67"/>
     </w:p>
     <w:p>
       <w:pPr>
@@ -18892,7 +19422,7 @@
           <w:szCs w:val="24"/>
         </w:rPr>
       </w:pPr>
-      <w:bookmarkStart w:id="67" w:name="_lf6"/>
+      <w:bookmarkStart w:id="68" w:name="_lf6"/>
       <w:r>
         <w:rPr>
           <w:sz w:val="24"/>
@@ -18914,7 +19444,7 @@
         </w:rPr>
         <w:t>: Admin Use Case Diagram</w:t>
       </w:r>
-      <w:bookmarkEnd w:id="67"/>
+      <w:bookmarkEnd w:id="68"/>
     </w:p>
     <w:p>
       <w:pPr>
@@ -18926,21 +19456,21 @@
         <w:pStyle w:val="Heading2"/>
         <w:spacing w:line="360" w:lineRule="auto"/>
       </w:pPr>
-      <w:bookmarkStart w:id="68" w:name="_Toc227543955"/>
+      <w:bookmarkStart w:id="69" w:name="_Toc227543955"/>
       <w:r>
         <w:rPr>
           <w:rFonts w:ascii="Times New Roman" w:hAnsi="Times New Roman"/>
         </w:rPr>
         <w:t>4.6  Fully Addressed Use Cases</w:t>
       </w:r>
-      <w:bookmarkEnd w:id="68"/>
+      <w:bookmarkEnd w:id="69"/>
     </w:p>
     <w:p>
       <w:pPr>
         <w:pStyle w:val="Heading3"/>
         <w:spacing w:after="120" w:line="360" w:lineRule="auto"/>
       </w:pPr>
-      <w:bookmarkStart w:id="69" w:name="_Toc227543956"/>
+      <w:bookmarkStart w:id="70" w:name="_Toc227543956"/>
       <w:r>
         <w:rPr>
           <w:rFonts w:ascii="Times New Roman" w:hAnsi="Times New Roman"/>
@@ -18953,21 +19483,21 @@
         </w:rPr>
         <w:t>Student / Teacher Use Cases</w:t>
       </w:r>
-      <w:bookmarkEnd w:id="69"/>
+      <w:bookmarkEnd w:id="70"/>
     </w:p>
     <w:p>
       <w:pPr>
         <w:pStyle w:val="TableCaption"/>
         <w:spacing w:before="200" w:after="60" w:line="360" w:lineRule="auto"/>
       </w:pPr>
-      <w:bookmarkStart w:id="70" w:name="_lt15"/>
+      <w:bookmarkStart w:id="71" w:name="_lt15"/>
       <w:r>
         <w:t>Table</w:t>
       </w:r>
       <w:r>
         <w:t xml:space="preserve"> 4.6.1.1</w:t>
       </w:r>
-      <w:bookmarkEnd w:id="70"/>
+      <w:bookmarkEnd w:id="71"/>
     </w:p>
     <w:tbl>
       <w:tblPr>
@@ -19453,7 +19983,7 @@
           <w:szCs w:val="24"/>
         </w:rPr>
       </w:pPr>
-      <w:bookmarkStart w:id="71" w:name="_lt16"/>
+      <w:bookmarkStart w:id="72" w:name="_lt16"/>
       <w:r>
         <w:rPr>
           <w:sz w:val="24"/>
@@ -19468,7 +19998,7 @@
         </w:rPr>
         <w:t xml:space="preserve"> 4.6.1.2</w:t>
       </w:r>
-      <w:bookmarkEnd w:id="71"/>
+      <w:bookmarkEnd w:id="72"/>
     </w:p>
     <w:tbl>
       <w:tblPr>
@@ -19965,7 +20495,7 @@
           <w:szCs w:val="24"/>
         </w:rPr>
       </w:pPr>
-      <w:bookmarkStart w:id="72" w:name="_lt17"/>
+      <w:bookmarkStart w:id="73" w:name="_lt17"/>
       <w:r>
         <w:rPr>
           <w:sz w:val="24"/>
@@ -19980,7 +20510,7 @@
         </w:rPr>
         <w:t xml:space="preserve"> 4.6.1.3 </w:t>
       </w:r>
-      <w:bookmarkEnd w:id="72"/>
+      <w:bookmarkEnd w:id="73"/>
     </w:p>
     <w:tbl>
       <w:tblPr>
@@ -20466,7 +20996,7 @@
           <w:szCs w:val="24"/>
         </w:rPr>
       </w:pPr>
-      <w:bookmarkStart w:id="73" w:name="_lt18"/>
+      <w:bookmarkStart w:id="74" w:name="_lt18"/>
       <w:r>
         <w:rPr>
           <w:sz w:val="24"/>
@@ -20481,7 +21011,7 @@
         </w:rPr>
         <w:t xml:space="preserve"> 4.6.1.4</w:t>
       </w:r>
-      <w:bookmarkEnd w:id="73"/>
+      <w:bookmarkEnd w:id="74"/>
     </w:p>
     <w:tbl>
       <w:tblPr>
@@ -20968,7 +21498,7 @@
           <w:szCs w:val="24"/>
         </w:rPr>
       </w:pPr>
-      <w:bookmarkStart w:id="74" w:name="_lt19"/>
+      <w:bookmarkStart w:id="75" w:name="_lt19"/>
       <w:r>
         <w:rPr>
           <w:sz w:val="24"/>
@@ -20983,7 +21513,7 @@
         </w:rPr>
         <w:t xml:space="preserve"> 4.6.1.5</w:t>
       </w:r>
-      <w:bookmarkEnd w:id="74"/>
+      <w:bookmarkEnd w:id="75"/>
     </w:p>
     <w:tbl>
       <w:tblPr>
@@ -21469,7 +21999,7 @@
           <w:szCs w:val="24"/>
         </w:rPr>
       </w:pPr>
-      <w:bookmarkStart w:id="75" w:name="_lt20"/>
+      <w:bookmarkStart w:id="76" w:name="_lt20"/>
       <w:r>
         <w:rPr>
           <w:sz w:val="24"/>
@@ -21478,7 +22008,7 @@
         <w:lastRenderedPageBreak/>
         <w:t xml:space="preserve">Table </w:t>
       </w:r>
-      <w:bookmarkEnd w:id="75"/>
+      <w:bookmarkEnd w:id="76"/>
       <w:r>
         <w:rPr>
           <w:sz w:val="24"/>
@@ -21991,7 +22521,7 @@
           <w:szCs w:val="24"/>
         </w:rPr>
       </w:pPr>
-      <w:bookmarkStart w:id="76" w:name="_lt21"/>
+      <w:bookmarkStart w:id="77" w:name="_lt21"/>
       <w:r>
         <w:rPr>
           <w:sz w:val="24"/>
@@ -21999,7 +22529,7 @@
         </w:rPr>
         <w:t xml:space="preserve">Table </w:t>
       </w:r>
-      <w:bookmarkEnd w:id="76"/>
+      <w:bookmarkEnd w:id="77"/>
       <w:r>
         <w:rPr>
           <w:sz w:val="24"/>
@@ -22513,7 +23043,7 @@
           <w:szCs w:val="24"/>
         </w:rPr>
       </w:pPr>
-      <w:bookmarkStart w:id="77" w:name="_lt22"/>
+      <w:bookmarkStart w:id="78" w:name="_lt22"/>
       <w:r>
         <w:rPr>
           <w:sz w:val="24"/>
@@ -22521,7 +23051,7 @@
         </w:rPr>
         <w:t xml:space="preserve">Table </w:t>
       </w:r>
-      <w:bookmarkEnd w:id="77"/>
+      <w:bookmarkEnd w:id="78"/>
       <w:r>
         <w:rPr>
           <w:sz w:val="24"/>
@@ -23034,7 +23564,7 @@
           <w:szCs w:val="24"/>
         </w:rPr>
       </w:pPr>
-      <w:bookmarkStart w:id="78" w:name="_lt23"/>
+      <w:bookmarkStart w:id="79" w:name="_lt23"/>
       <w:r>
         <w:rPr>
           <w:sz w:val="24"/>
@@ -23042,7 +23572,7 @@
         </w:rPr>
         <w:t xml:space="preserve">Table </w:t>
       </w:r>
-      <w:bookmarkEnd w:id="78"/>
+      <w:bookmarkEnd w:id="79"/>
       <w:r>
         <w:rPr>
           <w:sz w:val="24"/>
@@ -23545,7 +24075,7 @@
           <w:szCs w:val="24"/>
         </w:rPr>
       </w:pPr>
-      <w:bookmarkStart w:id="79" w:name="_lt24"/>
+      <w:bookmarkStart w:id="80" w:name="_lt24"/>
       <w:r>
         <w:rPr>
           <w:sz w:val="24"/>
@@ -23553,7 +24083,7 @@
         </w:rPr>
         <w:t xml:space="preserve">Table </w:t>
       </w:r>
-      <w:bookmarkEnd w:id="79"/>
+      <w:bookmarkEnd w:id="80"/>
       <w:r>
         <w:rPr>
           <w:sz w:val="24"/>
@@ -24029,7 +24559,7 @@
         <w:pStyle w:val="Heading3"/>
         <w:spacing w:after="120" w:line="360" w:lineRule="auto"/>
       </w:pPr>
-      <w:bookmarkStart w:id="80" w:name="_Toc227543957"/>
+      <w:bookmarkStart w:id="81" w:name="_Toc227543957"/>
       <w:r>
         <w:rPr>
           <w:rFonts w:ascii="Times New Roman" w:hAnsi="Times New Roman"/>
@@ -24042,18 +24572,18 @@
         </w:rPr>
         <w:t>Coordination / Administration / Admin Use Cases</w:t>
       </w:r>
-      <w:bookmarkEnd w:id="80"/>
+      <w:bookmarkEnd w:id="81"/>
     </w:p>
     <w:p>
       <w:pPr>
         <w:pStyle w:val="TableCaption"/>
         <w:spacing w:before="200" w:after="60" w:line="360" w:lineRule="auto"/>
       </w:pPr>
-      <w:bookmarkStart w:id="81" w:name="_lt25"/>
+      <w:bookmarkStart w:id="82" w:name="_lt25"/>
       <w:r>
         <w:t xml:space="preserve">Table </w:t>
       </w:r>
-      <w:bookmarkEnd w:id="81"/>
+      <w:bookmarkEnd w:id="82"/>
       <w:r>
         <w:t>4.6.2.1</w:t>
       </w:r>
@@ -24552,7 +25082,7 @@
           <w:szCs w:val="24"/>
         </w:rPr>
       </w:pPr>
-      <w:bookmarkStart w:id="82" w:name="_lt26"/>
+      <w:bookmarkStart w:id="83" w:name="_lt26"/>
       <w:r>
         <w:rPr>
           <w:sz w:val="24"/>
@@ -24561,7 +25091,7 @@
         <w:lastRenderedPageBreak/>
         <w:t xml:space="preserve">Table </w:t>
       </w:r>
-      <w:bookmarkEnd w:id="82"/>
+      <w:bookmarkEnd w:id="83"/>
       <w:r>
         <w:rPr>
           <w:sz w:val="24"/>
@@ -25074,7 +25604,7 @@
           <w:szCs w:val="24"/>
         </w:rPr>
       </w:pPr>
-      <w:bookmarkStart w:id="83" w:name="_lt27"/>
+      <w:bookmarkStart w:id="84" w:name="_lt27"/>
       <w:r>
         <w:rPr>
           <w:sz w:val="24"/>
@@ -25082,7 +25612,7 @@
         </w:rPr>
         <w:t xml:space="preserve">Table </w:t>
       </w:r>
-      <w:bookmarkEnd w:id="83"/>
+      <w:bookmarkEnd w:id="84"/>
       <w:r>
         <w:rPr>
           <w:sz w:val="24"/>
@@ -25581,14 +26111,14 @@
           <w:sz w:val="24"/>
         </w:rPr>
       </w:pPr>
-      <w:bookmarkStart w:id="84" w:name="_lt28"/>
+      <w:bookmarkStart w:id="85" w:name="_lt28"/>
       <w:r>
         <w:rPr>
           <w:sz w:val="24"/>
         </w:rPr>
         <w:t xml:space="preserve">Table </w:t>
       </w:r>
-      <w:bookmarkEnd w:id="84"/>
+      <w:bookmarkEnd w:id="85"/>
       <w:r>
         <w:rPr>
           <w:sz w:val="24"/>
@@ -26090,7 +26620,7 @@
         <w:pStyle w:val="Heading1"/>
         <w:spacing w:line="360" w:lineRule="auto"/>
       </w:pPr>
-      <w:bookmarkStart w:id="85" w:name="_Toc227543958"/>
+      <w:bookmarkStart w:id="86" w:name="_Toc227543958"/>
       <w:r>
         <w:rPr>
           <w:rFonts w:ascii="Times New Roman" w:hAnsi="Times New Roman"/>
@@ -26098,7 +26628,7 @@
         <w:lastRenderedPageBreak/>
         <w:t>Chapter 5: Implementation</w:t>
       </w:r>
-      <w:bookmarkEnd w:id="85"/>
+      <w:bookmarkEnd w:id="86"/>
     </w:p>
     <w:p>
       <w:pPr>
@@ -26110,28 +26640,28 @@
         <w:pStyle w:val="Heading2"/>
         <w:spacing w:line="360" w:lineRule="auto"/>
       </w:pPr>
-      <w:bookmarkStart w:id="86" w:name="_Toc227543959"/>
+      <w:bookmarkStart w:id="87" w:name="_Toc227543959"/>
       <w:r>
         <w:rPr>
           <w:rFonts w:ascii="Times New Roman" w:hAnsi="Times New Roman"/>
         </w:rPr>
         <w:t>5.1  IDE, Tools and Technologies</w:t>
       </w:r>
-      <w:bookmarkEnd w:id="86"/>
+      <w:bookmarkEnd w:id="87"/>
     </w:p>
     <w:p>
       <w:pPr>
         <w:pStyle w:val="Heading3"/>
         <w:spacing w:line="360" w:lineRule="auto"/>
       </w:pPr>
-      <w:bookmarkStart w:id="87" w:name="_Toc227543960"/>
+      <w:bookmarkStart w:id="88" w:name="_Toc227543960"/>
       <w:r>
         <w:rPr>
           <w:rFonts w:ascii="Times New Roman" w:hAnsi="Times New Roman"/>
         </w:rPr>
         <w:t>5.1.1  Frontend</w:t>
       </w:r>
-      <w:bookmarkEnd w:id="87"/>
+      <w:bookmarkEnd w:id="88"/>
     </w:p>
     <w:p>
       <w:pPr>
@@ -26288,14 +26818,14 @@
         <w:pStyle w:val="Heading3"/>
         <w:spacing w:line="360" w:lineRule="auto"/>
       </w:pPr>
-      <w:bookmarkStart w:id="88" w:name="_Toc227543961"/>
+      <w:bookmarkStart w:id="89" w:name="_Toc227543961"/>
       <w:r>
         <w:rPr>
           <w:rFonts w:ascii="Times New Roman" w:hAnsi="Times New Roman"/>
         </w:rPr>
         <w:t>5.1.2  Backend</w:t>
       </w:r>
-      <w:bookmarkEnd w:id="88"/>
+      <w:bookmarkEnd w:id="89"/>
     </w:p>
     <w:p>
       <w:pPr>
@@ -26454,14 +26984,14 @@
         <w:pStyle w:val="Heading3"/>
         <w:spacing w:line="360" w:lineRule="auto"/>
       </w:pPr>
-      <w:bookmarkStart w:id="89" w:name="_Toc227543962"/>
+      <w:bookmarkStart w:id="90" w:name="_Toc227543962"/>
       <w:r>
         <w:rPr>
           <w:rFonts w:ascii="Times New Roman" w:hAnsi="Times New Roman"/>
         </w:rPr>
         <w:t>5.1.3  Database</w:t>
       </w:r>
-      <w:bookmarkEnd w:id="89"/>
+      <w:bookmarkEnd w:id="90"/>
     </w:p>
     <w:p>
       <w:pPr>
@@ -26506,14 +27036,14 @@
         <w:pStyle w:val="Heading3"/>
         <w:spacing w:line="360" w:lineRule="auto"/>
       </w:pPr>
-      <w:bookmarkStart w:id="90" w:name="_Toc227543963"/>
+      <w:bookmarkStart w:id="91" w:name="_Toc227543963"/>
       <w:r>
         <w:rPr>
           <w:rFonts w:ascii="Times New Roman" w:hAnsi="Times New Roman"/>
         </w:rPr>
         <w:t>5.1.4  Tools</w:t>
       </w:r>
-      <w:bookmarkEnd w:id="90"/>
+      <w:bookmarkEnd w:id="91"/>
     </w:p>
     <w:p>
       <w:pPr>
@@ -26616,28 +27146,28 @@
         <w:pStyle w:val="Heading2"/>
         <w:spacing w:line="360" w:lineRule="auto"/>
       </w:pPr>
-      <w:bookmarkStart w:id="91" w:name="_Toc227543964"/>
+      <w:bookmarkStart w:id="92" w:name="_Toc227543964"/>
       <w:r>
         <w:rPr>
           <w:rFonts w:ascii="Times New Roman" w:hAnsi="Times New Roman"/>
         </w:rPr>
         <w:t>5.2  Best Practices and Coding Standards</w:t>
       </w:r>
-      <w:bookmarkEnd w:id="91"/>
+      <w:bookmarkEnd w:id="92"/>
     </w:p>
     <w:p>
       <w:pPr>
         <w:pStyle w:val="Heading3"/>
         <w:spacing w:line="360" w:lineRule="auto"/>
       </w:pPr>
-      <w:bookmarkStart w:id="92" w:name="_Toc227543965"/>
+      <w:bookmarkStart w:id="93" w:name="_Toc227543965"/>
       <w:r>
         <w:rPr>
           <w:rFonts w:ascii="Times New Roman" w:hAnsi="Times New Roman"/>
         </w:rPr>
         <w:t>5.2.1  Naming Conventions</w:t>
       </w:r>
-      <w:bookmarkEnd w:id="92"/>
+      <w:bookmarkEnd w:id="93"/>
     </w:p>
     <w:p>
       <w:pPr>
@@ -26661,14 +27191,14 @@
         <w:pStyle w:val="Heading3"/>
         <w:spacing w:line="360" w:lineRule="auto"/>
       </w:pPr>
-      <w:bookmarkStart w:id="93" w:name="_Toc227543966"/>
+      <w:bookmarkStart w:id="94" w:name="_Toc227543966"/>
       <w:r>
         <w:rPr>
           <w:rFonts w:ascii="Times New Roman" w:hAnsi="Times New Roman"/>
         </w:rPr>
         <w:t>5.2.2  Project Structure</w:t>
       </w:r>
-      <w:bookmarkEnd w:id="93"/>
+      <w:bookmarkEnd w:id="94"/>
     </w:p>
     <w:p>
       <w:pPr>
@@ -26692,14 +27222,14 @@
         <w:pStyle w:val="Heading3"/>
         <w:spacing w:line="360" w:lineRule="auto"/>
       </w:pPr>
-      <w:bookmarkStart w:id="94" w:name="_Toc227543967"/>
+      <w:bookmarkStart w:id="95" w:name="_Toc227543967"/>
       <w:r>
         <w:rPr>
           <w:rFonts w:ascii="Times New Roman" w:hAnsi="Times New Roman"/>
         </w:rPr>
         <w:t>5.2.3  Environment Variables</w:t>
       </w:r>
-      <w:bookmarkEnd w:id="94"/>
+      <w:bookmarkEnd w:id="95"/>
     </w:p>
     <w:p>
       <w:pPr>
@@ -26723,14 +27253,14 @@
         <w:pStyle w:val="Heading3"/>
         <w:spacing w:line="360" w:lineRule="auto"/>
       </w:pPr>
-      <w:bookmarkStart w:id="95" w:name="_Toc227543968"/>
+      <w:bookmarkStart w:id="96" w:name="_Toc227543968"/>
       <w:r>
         <w:rPr>
           <w:rFonts w:ascii="Times New Roman" w:hAnsi="Times New Roman"/>
         </w:rPr>
         <w:t>5.2.4  Error Handling</w:t>
       </w:r>
-      <w:bookmarkEnd w:id="95"/>
+      <w:bookmarkEnd w:id="96"/>
     </w:p>
     <w:p>
       <w:pPr>
@@ -26763,7 +27293,7 @@
         <w:pStyle w:val="Heading1"/>
         <w:spacing w:line="360" w:lineRule="auto"/>
       </w:pPr>
-      <w:bookmarkStart w:id="96" w:name="_Toc227543969"/>
+      <w:bookmarkStart w:id="97" w:name="_Toc227543969"/>
       <w:r>
         <w:rPr>
           <w:rFonts w:ascii="Times New Roman" w:hAnsi="Times New Roman"/>
@@ -26771,7 +27301,7 @@
         <w:lastRenderedPageBreak/>
         <w:t>Chapter 6: Testing and Results</w:t>
       </w:r>
-      <w:bookmarkEnd w:id="96"/>
+      <w:bookmarkEnd w:id="97"/>
     </w:p>
     <w:p>
       <w:pPr>
@@ -26783,14 +27313,14 @@
         <w:pStyle w:val="Heading2"/>
         <w:spacing w:line="360" w:lineRule="auto"/>
       </w:pPr>
-      <w:bookmarkStart w:id="97" w:name="_Toc227543970"/>
+      <w:bookmarkStart w:id="98" w:name="_Toc227543970"/>
       <w:r>
         <w:rPr>
           <w:rFonts w:ascii="Times New Roman" w:hAnsi="Times New Roman"/>
         </w:rPr>
         <w:t>6.1  Introduction</w:t>
       </w:r>
-      <w:bookmarkEnd w:id="97"/>
+      <w:bookmarkEnd w:id="98"/>
     </w:p>
     <w:p>
       <w:pPr>
@@ -26814,14 +27344,14 @@
         <w:pStyle w:val="Heading2"/>
         <w:spacing w:line="360" w:lineRule="auto"/>
       </w:pPr>
-      <w:bookmarkStart w:id="98" w:name="_Toc227543971"/>
+      <w:bookmarkStart w:id="99" w:name="_Toc227543971"/>
       <w:r>
         <w:rPr>
           <w:rFonts w:ascii="Times New Roman" w:hAnsi="Times New Roman"/>
         </w:rPr>
         <w:t>6.2  SQA Results</w:t>
       </w:r>
-      <w:bookmarkEnd w:id="98"/>
+      <w:bookmarkEnd w:id="99"/>
     </w:p>
     <w:p>
       <w:pPr>
@@ -26845,22 +27375,35 @@
         <w:pStyle w:val="TableCaption"/>
         <w:spacing w:before="200" w:after="60" w:line="360" w:lineRule="auto"/>
       </w:pPr>
-      <w:bookmarkStart w:id="99" w:name="_lt29"/>
+      <w:bookmarkStart w:id="100" w:name="_lt29"/>
       <w:r>
         <w:t xml:space="preserve">Table </w:t>
       </w:r>
-      <w:fldSimple w:instr=" SEQ Table \* ARABIC ">
-        <w:r>
-          <w:rPr>
-            <w:noProof/>
-          </w:rPr>
-          <w:t>27</w:t>
-        </w:r>
-      </w:fldSimple>
+      <w:r>
+        <w:fldChar w:fldCharType="begin"/>
+      </w:r>
+      <w:r>
+        <w:instrText xml:space="preserve"> SEQ Table \* ARABIC </w:instrText>
+      </w:r>
+      <w:r>
+        <w:fldChar w:fldCharType="separate"/>
+      </w:r>
+      <w:r>
+        <w:rPr>
+          <w:noProof/>
+        </w:rPr>
+        <w:t>27</w:t>
+      </w:r>
+      <w:r>
+        <w:rPr>
+          <w:noProof/>
+        </w:rPr>
+        <w:fldChar w:fldCharType="end"/>
+      </w:r>
       <w:r>
         <w:t>: Test Execution Results</w:t>
       </w:r>
-      <w:bookmarkEnd w:id="99"/>
+      <w:bookmarkEnd w:id="100"/>
     </w:p>
     <w:tbl>
       <w:tblPr>
@@ -27642,14 +28185,14 @@
         <w:pStyle w:val="Heading2"/>
         <w:spacing w:line="360" w:lineRule="auto"/>
       </w:pPr>
-      <w:bookmarkStart w:id="100" w:name="_Toc227543972"/>
+      <w:bookmarkStart w:id="101" w:name="_Toc227543972"/>
       <w:r>
         <w:rPr>
           <w:rFonts w:ascii="Times New Roman" w:hAnsi="Times New Roman"/>
         </w:rPr>
         <w:t>6.3  Backend Testing</w:t>
       </w:r>
-      <w:bookmarkEnd w:id="100"/>
+      <w:bookmarkEnd w:id="101"/>
     </w:p>
     <w:p>
       <w:pPr>
@@ -27807,14 +28350,14 @@
         <w:pStyle w:val="Heading2"/>
         <w:spacing w:line="360" w:lineRule="auto"/>
       </w:pPr>
-      <w:bookmarkStart w:id="101" w:name="_Toc227543973"/>
+      <w:bookmarkStart w:id="102" w:name="_Toc227543973"/>
       <w:r>
         <w:rPr>
           <w:rFonts w:ascii="Times New Roman" w:hAnsi="Times New Roman"/>
         </w:rPr>
         <w:t>6.4  Frontend Testing</w:t>
       </w:r>
-      <w:bookmarkEnd w:id="101"/>
+      <w:bookmarkEnd w:id="102"/>
     </w:p>
     <w:p>
       <w:pPr>
@@ -27855,14 +28398,14 @@
         <w:pStyle w:val="Heading2"/>
         <w:spacing w:line="360" w:lineRule="auto"/>
       </w:pPr>
-      <w:bookmarkStart w:id="102" w:name="_Toc227543974"/>
+      <w:bookmarkStart w:id="103" w:name="_Toc227543974"/>
       <w:r>
         <w:rPr>
           <w:rFonts w:ascii="Times New Roman" w:hAnsi="Times New Roman"/>
         </w:rPr>
         <w:t>6.5  Limitations</w:t>
       </w:r>
-      <w:bookmarkEnd w:id="102"/>
+      <w:bookmarkEnd w:id="103"/>
     </w:p>
     <w:p>
       <w:pPr>
@@ -27954,7 +28497,7 @@
         <w:pStyle w:val="Heading1"/>
         <w:spacing w:line="360" w:lineRule="auto"/>
       </w:pPr>
-      <w:bookmarkStart w:id="103" w:name="_Toc227543975"/>
+      <w:bookmarkStart w:id="104" w:name="_Toc227543975"/>
       <w:r>
         <w:rPr>
           <w:rFonts w:ascii="Times New Roman" w:hAnsi="Times New Roman"/>
@@ -27962,7 +28505,7 @@
         <w:lastRenderedPageBreak/>
         <w:t>Chapter 7: Conclusion and Outlook</w:t>
       </w:r>
-      <w:bookmarkEnd w:id="103"/>
+      <w:bookmarkEnd w:id="104"/>
     </w:p>
     <w:p>
       <w:pPr>
@@ -27974,14 +28517,14 @@
         <w:pStyle w:val="Heading2"/>
         <w:spacing w:line="360" w:lineRule="auto"/>
       </w:pPr>
-      <w:bookmarkStart w:id="104" w:name="_Toc227543976"/>
+      <w:bookmarkStart w:id="105" w:name="_Toc227543976"/>
       <w:r>
         <w:rPr>
           <w:rFonts w:ascii="Times New Roman" w:hAnsi="Times New Roman"/>
         </w:rPr>
         <w:t>7.1  Introduction</w:t>
       </w:r>
-      <w:bookmarkEnd w:id="104"/>
+      <w:bookmarkEnd w:id="105"/>
     </w:p>
     <w:p>
       <w:pPr>
@@ -28005,14 +28548,14 @@
         <w:pStyle w:val="Heading2"/>
         <w:spacing w:line="360" w:lineRule="auto"/>
       </w:pPr>
-      <w:bookmarkStart w:id="105" w:name="_Toc227543977"/>
+      <w:bookmarkStart w:id="106" w:name="_Toc227543977"/>
       <w:r>
         <w:rPr>
           <w:rFonts w:ascii="Times New Roman" w:hAnsi="Times New Roman"/>
         </w:rPr>
         <w:t>7.2  Achievements</w:t>
       </w:r>
-      <w:bookmarkEnd w:id="105"/>
+      <w:bookmarkEnd w:id="106"/>
     </w:p>
     <w:p>
       <w:pPr>
@@ -28053,14 +28596,14 @@
         <w:pStyle w:val="Heading2"/>
         <w:spacing w:line="360" w:lineRule="auto"/>
       </w:pPr>
-      <w:bookmarkStart w:id="106" w:name="_Toc227543978"/>
+      <w:bookmarkStart w:id="107" w:name="_Toc227543978"/>
       <w:r>
         <w:rPr>
           <w:rFonts w:ascii="Times New Roman" w:hAnsi="Times New Roman"/>
         </w:rPr>
         <w:t>7.3  Critical Review</w:t>
       </w:r>
-      <w:bookmarkEnd w:id="106"/>
+      <w:bookmarkEnd w:id="107"/>
     </w:p>
     <w:p>
       <w:pPr>
@@ -28102,14 +28645,14 @@
         <w:pStyle w:val="Heading2"/>
         <w:spacing w:line="360" w:lineRule="auto"/>
       </w:pPr>
-      <w:bookmarkStart w:id="107" w:name="_Toc227543979"/>
+      <w:bookmarkStart w:id="108" w:name="_Toc227543979"/>
       <w:r>
         <w:rPr>
           <w:rFonts w:ascii="Times New Roman" w:hAnsi="Times New Roman"/>
         </w:rPr>
         <w:t>7.4  Future Recommendations</w:t>
       </w:r>
-      <w:bookmarkEnd w:id="107"/>
+      <w:bookmarkEnd w:id="108"/>
     </w:p>
     <w:p>
       <w:pPr>
@@ -28247,14 +28790,14 @@
         <w:pStyle w:val="Heading2"/>
         <w:spacing w:line="360" w:lineRule="auto"/>
       </w:pPr>
-      <w:bookmarkStart w:id="108" w:name="_Toc227543980"/>
+      <w:bookmarkStart w:id="109" w:name="_Toc227543980"/>
       <w:r>
         <w:rPr>
           <w:rFonts w:ascii="Times New Roman" w:hAnsi="Times New Roman"/>
         </w:rPr>
         <w:t>7.5  Summary</w:t>
       </w:r>
-      <w:bookmarkEnd w:id="108"/>
+      <w:bookmarkEnd w:id="109"/>
     </w:p>
     <w:p>
       <w:pPr>
@@ -28292,8 +28835,6 @@
       <w:r>
         <w:br w:type="page"/>
       </w:r>
-      <w:bookmarkStart w:id="109" w:name="_GoBack"/>
-      <w:bookmarkEnd w:id="109"/>
     </w:p>
     <w:sectPr>
       <w:footerReference w:type="default" r:id="rId10"/>
@@ -28415,7 +28956,7 @@
         <w:noProof/>
         <w:sz w:val="20"/>
       </w:rPr>
-      <w:t>41</w:t>
+      <w:t>10</w:t>
     </w:r>
     <w:r>
       <w:rPr>
@@ -40460,7 +41001,7 @@
 </file>
 
 <file path=customXml/itemProps1.xml><?xml version="1.0" encoding="utf-8"?>
-<ds:datastoreItem xmlns:ds="http://schemas.openxmlformats.org/officeDocument/2006/customXml" ds:itemID="{FD2019E8-1820-4A35-8509-6A00F832CC67}">
+<ds:datastoreItem xmlns:ds="http://schemas.openxmlformats.org/officeDocument/2006/customXml" ds:itemID="{57124D0A-3CF5-4EE4-8DA6-33CA654DC490}">
   <ds:schemaRefs>
     <ds:schemaRef ds:uri="http://schemas.openxmlformats.org/officeDocument/2006/bibliography"/>
   </ds:schemaRefs>

--- a/Riphah_Konnect_FYP_Doc.docx
+++ b/Riphah_Konnect_FYP_Doc.docx
@@ -29,6 +29,7 @@
           <w:szCs w:val="24"/>
         </w:rPr>
       </w:pPr>
+      <w:proofErr w:type="spellStart"/>
       <w:r>
         <w:rPr>
           <w:rFonts w:ascii="Times New Roman" w:hAnsi="Times New Roman"/>
@@ -36,8 +37,29 @@
           <w:color w:val="000000"/>
           <w:sz w:val="40"/>
         </w:rPr>
-        <w:t>Riphah Konnect</w:t>
-      </w:r>
+        <w:t>Riphah</w:t>
+      </w:r>
+      <w:proofErr w:type="spellEnd"/>
+      <w:r>
+        <w:rPr>
+          <w:rFonts w:ascii="Times New Roman" w:hAnsi="Times New Roman"/>
+          <w:b/>
+          <w:color w:val="000000"/>
+          <w:sz w:val="40"/>
+        </w:rPr>
+        <w:t xml:space="preserve"> </w:t>
+      </w:r>
+      <w:proofErr w:type="spellStart"/>
+      <w:r>
+        <w:rPr>
+          <w:rFonts w:ascii="Times New Roman" w:hAnsi="Times New Roman"/>
+          <w:b/>
+          <w:color w:val="000000"/>
+          <w:sz w:val="40"/>
+        </w:rPr>
+        <w:t>Konnect</w:t>
+      </w:r>
+      <w:proofErr w:type="spellEnd"/>
     </w:p>
     <w:p>
       <w:pPr>
@@ -175,6 +197,7 @@
         <w:spacing w:after="40" w:line="240" w:lineRule="auto"/>
         <w:jc w:val="center"/>
       </w:pPr>
+      <w:proofErr w:type="spellStart"/>
       <w:r>
         <w:rPr>
           <w:rFonts w:ascii="Times New Roman" w:hAnsi="Times New Roman"/>
@@ -182,8 +205,29 @@
           <w:color w:val="000000"/>
           <w:sz w:val="32"/>
         </w:rPr>
-        <w:t>Moiz Ahmad Abbasi</w:t>
-      </w:r>
+        <w:t>Moiz</w:t>
+      </w:r>
+      <w:proofErr w:type="spellEnd"/>
+      <w:r>
+        <w:rPr>
+          <w:rFonts w:ascii="Times New Roman" w:hAnsi="Times New Roman"/>
+          <w:b/>
+          <w:color w:val="000000"/>
+          <w:sz w:val="32"/>
+        </w:rPr>
+        <w:t xml:space="preserve"> Ahmad </w:t>
+      </w:r>
+      <w:proofErr w:type="spellStart"/>
+      <w:r>
+        <w:rPr>
+          <w:rFonts w:ascii="Times New Roman" w:hAnsi="Times New Roman"/>
+          <w:b/>
+          <w:color w:val="000000"/>
+          <w:sz w:val="32"/>
+        </w:rPr>
+        <w:t>Abbasi</w:t>
+      </w:r>
+      <w:proofErr w:type="spellEnd"/>
     </w:p>
     <w:p>
       <w:pPr>
@@ -205,6 +249,7 @@
         <w:spacing w:after="40" w:line="240" w:lineRule="auto"/>
         <w:jc w:val="center"/>
       </w:pPr>
+      <w:proofErr w:type="spellStart"/>
       <w:r>
         <w:rPr>
           <w:rFonts w:ascii="Times New Roman" w:hAnsi="Times New Roman"/>
@@ -212,7 +257,17 @@
           <w:color w:val="000000"/>
           <w:sz w:val="32"/>
         </w:rPr>
-        <w:t>Obaidullah Arshad</w:t>
+        <w:t>Obaidullah</w:t>
+      </w:r>
+      <w:proofErr w:type="spellEnd"/>
+      <w:r>
+        <w:rPr>
+          <w:rFonts w:ascii="Times New Roman" w:hAnsi="Times New Roman"/>
+          <w:b/>
+          <w:color w:val="000000"/>
+          <w:sz w:val="32"/>
+        </w:rPr>
+        <w:t xml:space="preserve"> Arshad</w:t>
       </w:r>
     </w:p>
     <w:p>
@@ -242,7 +297,27 @@
           <w:color w:val="000000"/>
           <w:sz w:val="32"/>
         </w:rPr>
-        <w:t>Syed Airaf Khan</w:t>
+        <w:t xml:space="preserve">Syed </w:t>
+      </w:r>
+      <w:proofErr w:type="spellStart"/>
+      <w:r>
+        <w:rPr>
+          <w:rFonts w:ascii="Times New Roman" w:hAnsi="Times New Roman"/>
+          <w:b/>
+          <w:color w:val="000000"/>
+          <w:sz w:val="32"/>
+        </w:rPr>
+        <w:t>Airaf</w:t>
+      </w:r>
+      <w:proofErr w:type="spellEnd"/>
+      <w:r>
+        <w:rPr>
+          <w:rFonts w:ascii="Times New Roman" w:hAnsi="Times New Roman"/>
+          <w:b/>
+          <w:color w:val="000000"/>
+          <w:sz w:val="32"/>
+        </w:rPr>
+        <w:t xml:space="preserve"> Khan</w:t>
       </w:r>
     </w:p>
     <w:p>
@@ -294,7 +369,47 @@
           <w:color w:val="000000"/>
           <w:sz w:val="32"/>
         </w:rPr>
-        <w:t>Mr. Raja Jalees-ul-Hussen Khan</w:t>
+        <w:t>Mr. Raja Jalees-</w:t>
+      </w:r>
+      <w:proofErr w:type="spellStart"/>
+      <w:r>
+        <w:rPr>
+          <w:rFonts w:ascii="Times New Roman" w:hAnsi="Times New Roman"/>
+          <w:b/>
+          <w:color w:val="000000"/>
+          <w:sz w:val="32"/>
+        </w:rPr>
+        <w:t>ul</w:t>
+      </w:r>
+      <w:proofErr w:type="spellEnd"/>
+      <w:r>
+        <w:rPr>
+          <w:rFonts w:ascii="Times New Roman" w:hAnsi="Times New Roman"/>
+          <w:b/>
+          <w:color w:val="000000"/>
+          <w:sz w:val="32"/>
+        </w:rPr>
+        <w:t>-</w:t>
+      </w:r>
+      <w:proofErr w:type="spellStart"/>
+      <w:r>
+        <w:rPr>
+          <w:rFonts w:ascii="Times New Roman" w:hAnsi="Times New Roman"/>
+          <w:b/>
+          <w:color w:val="000000"/>
+          <w:sz w:val="32"/>
+        </w:rPr>
+        <w:t>Hussen</w:t>
+      </w:r>
+      <w:proofErr w:type="spellEnd"/>
+      <w:r>
+        <w:rPr>
+          <w:rFonts w:ascii="Times New Roman" w:hAnsi="Times New Roman"/>
+          <w:b/>
+          <w:color w:val="000000"/>
+          <w:sz w:val="32"/>
+        </w:rPr>
+        <w:t xml:space="preserve"> Khan</w:t>
       </w:r>
     </w:p>
     <w:p>
@@ -334,6 +449,7 @@
           <w:sz w:val="28"/>
         </w:rPr>
       </w:pPr>
+      <w:proofErr w:type="spellStart"/>
       <w:r>
         <w:rPr>
           <w:rFonts w:ascii="Times New Roman" w:hAnsi="Times New Roman"/>
@@ -341,7 +457,17 @@
           <w:color w:val="000000"/>
           <w:sz w:val="36"/>
         </w:rPr>
-        <w:t>Riphah International University, Islamabad</w:t>
+        <w:t>Riphah</w:t>
+      </w:r>
+      <w:proofErr w:type="spellEnd"/>
+      <w:r>
+        <w:rPr>
+          <w:rFonts w:ascii="Times New Roman" w:hAnsi="Times New Roman"/>
+          <w:b/>
+          <w:color w:val="000000"/>
+          <w:sz w:val="36"/>
+        </w:rPr>
+        <w:t xml:space="preserve"> International University, Islamabad</w:t>
       </w:r>
     </w:p>
     <w:p>
@@ -461,6 +587,7 @@
         <w:spacing w:line="480" w:lineRule="auto"/>
         <w:jc w:val="center"/>
       </w:pPr>
+      <w:proofErr w:type="spellStart"/>
       <w:r>
         <w:rPr>
           <w:rFonts w:ascii="Times New Roman" w:hAnsi="Times New Roman"/>
@@ -468,7 +595,17 @@
           <w:color w:val="000000"/>
           <w:sz w:val="32"/>
         </w:rPr>
-        <w:t>Riphah International University, Islamabad</w:t>
+        <w:t>Riphah</w:t>
+      </w:r>
+      <w:proofErr w:type="spellEnd"/>
+      <w:r>
+        <w:rPr>
+          <w:rFonts w:ascii="Times New Roman" w:hAnsi="Times New Roman"/>
+          <w:b/>
+          <w:color w:val="000000"/>
+          <w:sz w:val="32"/>
+        </w:rPr>
+        <w:t xml:space="preserve"> International University, Islamabad</w:t>
       </w:r>
     </w:p>
     <w:p>
@@ -590,6 +727,7 @@
         <w:spacing w:after="280"/>
         <w:jc w:val="center"/>
       </w:pPr>
+      <w:proofErr w:type="spellStart"/>
       <w:r>
         <w:rPr>
           <w:rFonts w:ascii="Times New Roman" w:hAnsi="Times New Roman"/>
@@ -597,7 +735,17 @@
           <w:color w:val="000000"/>
           <w:sz w:val="28"/>
         </w:rPr>
-        <w:t>Riphah International University, Islamabad</w:t>
+        <w:t>Riphah</w:t>
+      </w:r>
+      <w:proofErr w:type="spellEnd"/>
+      <w:r>
+        <w:rPr>
+          <w:rFonts w:ascii="Times New Roman" w:hAnsi="Times New Roman"/>
+          <w:b/>
+          <w:color w:val="000000"/>
+          <w:sz w:val="28"/>
+        </w:rPr>
+        <w:t xml:space="preserve"> International University, Islamabad</w:t>
       </w:r>
     </w:p>
     <w:p>
@@ -663,7 +811,97 @@
           <w:color w:val="000000"/>
           <w:sz w:val="24"/>
         </w:rPr>
-        <w:t>This is to certify that we have read the report submitted by Moiz Ahmad Abbasi (45499), Obaidullah Arshad (44316), and Syed Airaf Khan (47647) for the partial fulfillment of the requirements for the degree of Bachelors of Science in Software Engineering (BSSE). It is our judgment that this report is of sufficient standard to warrant its acceptance by Riphah International University, Islamabad for the degree of Bachelors of Science in Software Engineering (BSSE).</w:t>
+        <w:t xml:space="preserve">This is to certify that we have read the report submitted by </w:t>
+      </w:r>
+      <w:proofErr w:type="spellStart"/>
+      <w:r>
+        <w:rPr>
+          <w:rFonts w:ascii="Times New Roman" w:hAnsi="Times New Roman"/>
+          <w:color w:val="000000"/>
+          <w:sz w:val="24"/>
+        </w:rPr>
+        <w:t>Moiz</w:t>
+      </w:r>
+      <w:proofErr w:type="spellEnd"/>
+      <w:r>
+        <w:rPr>
+          <w:rFonts w:ascii="Times New Roman" w:hAnsi="Times New Roman"/>
+          <w:color w:val="000000"/>
+          <w:sz w:val="24"/>
+        </w:rPr>
+        <w:t xml:space="preserve"> Ahmad </w:t>
+      </w:r>
+      <w:proofErr w:type="spellStart"/>
+      <w:r>
+        <w:rPr>
+          <w:rFonts w:ascii="Times New Roman" w:hAnsi="Times New Roman"/>
+          <w:color w:val="000000"/>
+          <w:sz w:val="24"/>
+        </w:rPr>
+        <w:t>Abbasi</w:t>
+      </w:r>
+      <w:proofErr w:type="spellEnd"/>
+      <w:r>
+        <w:rPr>
+          <w:rFonts w:ascii="Times New Roman" w:hAnsi="Times New Roman"/>
+          <w:color w:val="000000"/>
+          <w:sz w:val="24"/>
+        </w:rPr>
+        <w:t xml:space="preserve"> (45499), </w:t>
+      </w:r>
+      <w:proofErr w:type="spellStart"/>
+      <w:r>
+        <w:rPr>
+          <w:rFonts w:ascii="Times New Roman" w:hAnsi="Times New Roman"/>
+          <w:color w:val="000000"/>
+          <w:sz w:val="24"/>
+        </w:rPr>
+        <w:t>Obaidullah</w:t>
+      </w:r>
+      <w:proofErr w:type="spellEnd"/>
+      <w:r>
+        <w:rPr>
+          <w:rFonts w:ascii="Times New Roman" w:hAnsi="Times New Roman"/>
+          <w:color w:val="000000"/>
+          <w:sz w:val="24"/>
+        </w:rPr>
+        <w:t xml:space="preserve"> Arshad (44316), and Syed </w:t>
+      </w:r>
+      <w:proofErr w:type="spellStart"/>
+      <w:r>
+        <w:rPr>
+          <w:rFonts w:ascii="Times New Roman" w:hAnsi="Times New Roman"/>
+          <w:color w:val="000000"/>
+          <w:sz w:val="24"/>
+        </w:rPr>
+        <w:t>Airaf</w:t>
+      </w:r>
+      <w:proofErr w:type="spellEnd"/>
+      <w:r>
+        <w:rPr>
+          <w:rFonts w:ascii="Times New Roman" w:hAnsi="Times New Roman"/>
+          <w:color w:val="000000"/>
+          <w:sz w:val="24"/>
+        </w:rPr>
+        <w:t xml:space="preserve"> Khan (47647) for the partial fulfillment of the requirements for the degree of Bachelors of Science in Software Engineering (BSSE). It is our judgment that this report is of sufficient standard to warrant its acceptance by </w:t>
+      </w:r>
+      <w:proofErr w:type="spellStart"/>
+      <w:r>
+        <w:rPr>
+          <w:rFonts w:ascii="Times New Roman" w:hAnsi="Times New Roman"/>
+          <w:color w:val="000000"/>
+          <w:sz w:val="24"/>
+        </w:rPr>
+        <w:t>Riphah</w:t>
+      </w:r>
+      <w:proofErr w:type="spellEnd"/>
+      <w:r>
+        <w:rPr>
+          <w:rFonts w:ascii="Times New Roman" w:hAnsi="Times New Roman"/>
+          <w:color w:val="000000"/>
+          <w:sz w:val="24"/>
+        </w:rPr>
+        <w:t xml:space="preserve"> International University, Islamabad for the degree of Bachelors of Science in Software Engineering (BSSE).</w:t>
       </w:r>
     </w:p>
     <w:p>
@@ -850,7 +1088,47 @@
                 <w:color w:val="000000"/>
                 <w:sz w:val="24"/>
               </w:rPr>
-              <w:t>Mr. Raja Jalees-ul-Hussen Khan</w:t>
+              <w:t>Mr. Raja Jalees-</w:t>
+            </w:r>
+            <w:proofErr w:type="spellStart"/>
+            <w:r>
+              <w:rPr>
+                <w:rFonts w:ascii="Times New Roman" w:hAnsi="Times New Roman"/>
+                <w:b/>
+                <w:color w:val="000000"/>
+                <w:sz w:val="24"/>
+              </w:rPr>
+              <w:t>ul</w:t>
+            </w:r>
+            <w:proofErr w:type="spellEnd"/>
+            <w:r>
+              <w:rPr>
+                <w:rFonts w:ascii="Times New Roman" w:hAnsi="Times New Roman"/>
+                <w:b/>
+                <w:color w:val="000000"/>
+                <w:sz w:val="24"/>
+              </w:rPr>
+              <w:t>-</w:t>
+            </w:r>
+            <w:proofErr w:type="spellStart"/>
+            <w:r>
+              <w:rPr>
+                <w:rFonts w:ascii="Times New Roman" w:hAnsi="Times New Roman"/>
+                <w:b/>
+                <w:color w:val="000000"/>
+                <w:sz w:val="24"/>
+              </w:rPr>
+              <w:t>Hussen</w:t>
+            </w:r>
+            <w:proofErr w:type="spellEnd"/>
+            <w:r>
+              <w:rPr>
+                <w:rFonts w:ascii="Times New Roman" w:hAnsi="Times New Roman"/>
+                <w:b/>
+                <w:color w:val="000000"/>
+                <w:sz w:val="24"/>
+              </w:rPr>
+              <w:t xml:space="preserve"> Khan</w:t>
             </w:r>
           </w:p>
           <w:p>
@@ -1151,7 +1429,79 @@
           <w:color w:val="000000"/>
           <w:sz w:val="24"/>
         </w:rPr>
-        <w:t>We declare that this report, "Riphah Konnect," is entirely our own work and has not been copied from any other source. We have put in our personal efforts to complete this project and write this report. Our supervisor, Mr. Raja Jalees-ul-Hussen Khan, guided us throughout the process. We confirm that no part of this work has been taken from any other project or published source without proper acknowledgment. If any part is found to be copied, we are ready to accept the consequences. This declaration reflects our commitment to academic honesty.</w:t>
+        <w:t>We declare that this report, "</w:t>
+      </w:r>
+      <w:proofErr w:type="spellStart"/>
+      <w:r>
+        <w:rPr>
+          <w:rFonts w:ascii="Times New Roman" w:hAnsi="Times New Roman"/>
+          <w:color w:val="000000"/>
+          <w:sz w:val="24"/>
+        </w:rPr>
+        <w:t>Riphah</w:t>
+      </w:r>
+      <w:proofErr w:type="spellEnd"/>
+      <w:r>
+        <w:rPr>
+          <w:rFonts w:ascii="Times New Roman" w:hAnsi="Times New Roman"/>
+          <w:color w:val="000000"/>
+          <w:sz w:val="24"/>
+        </w:rPr>
+        <w:t xml:space="preserve"> </w:t>
+      </w:r>
+      <w:proofErr w:type="spellStart"/>
+      <w:r>
+        <w:rPr>
+          <w:rFonts w:ascii="Times New Roman" w:hAnsi="Times New Roman"/>
+          <w:color w:val="000000"/>
+          <w:sz w:val="24"/>
+        </w:rPr>
+        <w:t>Konnect</w:t>
+      </w:r>
+      <w:proofErr w:type="spellEnd"/>
+      <w:r>
+        <w:rPr>
+          <w:rFonts w:ascii="Times New Roman" w:hAnsi="Times New Roman"/>
+          <w:color w:val="000000"/>
+          <w:sz w:val="24"/>
+        </w:rPr>
+        <w:t>," is entirely our own work and has not been copied from any other source. We have put in our personal efforts to complete this project and write this report. Our supervisor, Mr. Raja Jalees-</w:t>
+      </w:r>
+      <w:proofErr w:type="spellStart"/>
+      <w:r>
+        <w:rPr>
+          <w:rFonts w:ascii="Times New Roman" w:hAnsi="Times New Roman"/>
+          <w:color w:val="000000"/>
+          <w:sz w:val="24"/>
+        </w:rPr>
+        <w:t>ul</w:t>
+      </w:r>
+      <w:proofErr w:type="spellEnd"/>
+      <w:r>
+        <w:rPr>
+          <w:rFonts w:ascii="Times New Roman" w:hAnsi="Times New Roman"/>
+          <w:color w:val="000000"/>
+          <w:sz w:val="24"/>
+        </w:rPr>
+        <w:t>-</w:t>
+      </w:r>
+      <w:proofErr w:type="spellStart"/>
+      <w:r>
+        <w:rPr>
+          <w:rFonts w:ascii="Times New Roman" w:hAnsi="Times New Roman"/>
+          <w:color w:val="000000"/>
+          <w:sz w:val="24"/>
+        </w:rPr>
+        <w:t>Hussen</w:t>
+      </w:r>
+      <w:proofErr w:type="spellEnd"/>
+      <w:r>
+        <w:rPr>
+          <w:rFonts w:ascii="Times New Roman" w:hAnsi="Times New Roman"/>
+          <w:color w:val="000000"/>
+          <w:sz w:val="24"/>
+        </w:rPr>
+        <w:t xml:space="preserve"> Khan, guided us throughout the process. We confirm that no part of this work has been taken from any other project or published source without proper acknowledgment. If any part is found to be copied, we are ready to accept the consequences. This declaration reflects our commitment to academic honesty.</w:t>
       </w:r>
     </w:p>
     <w:p>
@@ -1209,6 +1559,7 @@
         <w:spacing w:after="40"/>
         <w:jc w:val="right"/>
       </w:pPr>
+      <w:proofErr w:type="spellStart"/>
       <w:r>
         <w:rPr>
           <w:rFonts w:ascii="Times New Roman" w:hAnsi="Times New Roman"/>
@@ -1216,8 +1567,29 @@
           <w:color w:val="000000"/>
           <w:sz w:val="24"/>
         </w:rPr>
-        <w:t>Moiz Ahmad Abbasi</w:t>
-      </w:r>
+        <w:t>Moiz</w:t>
+      </w:r>
+      <w:proofErr w:type="spellEnd"/>
+      <w:r>
+        <w:rPr>
+          <w:rFonts w:ascii="Times New Roman" w:hAnsi="Times New Roman"/>
+          <w:b/>
+          <w:color w:val="000000"/>
+          <w:sz w:val="24"/>
+        </w:rPr>
+        <w:t xml:space="preserve"> Ahmad </w:t>
+      </w:r>
+      <w:proofErr w:type="spellStart"/>
+      <w:r>
+        <w:rPr>
+          <w:rFonts w:ascii="Times New Roman" w:hAnsi="Times New Roman"/>
+          <w:b/>
+          <w:color w:val="000000"/>
+          <w:sz w:val="24"/>
+        </w:rPr>
+        <w:t>Abbasi</w:t>
+      </w:r>
+      <w:proofErr w:type="spellEnd"/>
     </w:p>
     <w:p>
       <w:pPr>
@@ -1258,6 +1630,7 @@
         <w:spacing w:after="40"/>
         <w:jc w:val="right"/>
       </w:pPr>
+      <w:proofErr w:type="spellStart"/>
       <w:r>
         <w:rPr>
           <w:rFonts w:ascii="Times New Roman" w:hAnsi="Times New Roman"/>
@@ -1265,7 +1638,17 @@
           <w:color w:val="000000"/>
           <w:sz w:val="24"/>
         </w:rPr>
-        <w:t>Obaidullah Arshad</w:t>
+        <w:t>Obaidullah</w:t>
+      </w:r>
+      <w:proofErr w:type="spellEnd"/>
+      <w:r>
+        <w:rPr>
+          <w:rFonts w:ascii="Times New Roman" w:hAnsi="Times New Roman"/>
+          <w:b/>
+          <w:color w:val="000000"/>
+          <w:sz w:val="24"/>
+        </w:rPr>
+        <w:t xml:space="preserve"> Arshad</w:t>
       </w:r>
     </w:p>
     <w:p>
@@ -1314,7 +1697,27 @@
           <w:color w:val="000000"/>
           <w:sz w:val="24"/>
         </w:rPr>
-        <w:t>Syed Airaf Khan</w:t>
+        <w:t xml:space="preserve">Syed </w:t>
+      </w:r>
+      <w:proofErr w:type="spellStart"/>
+      <w:r>
+        <w:rPr>
+          <w:rFonts w:ascii="Times New Roman" w:hAnsi="Times New Roman"/>
+          <w:b/>
+          <w:color w:val="000000"/>
+          <w:sz w:val="24"/>
+        </w:rPr>
+        <w:t>Airaf</w:t>
+      </w:r>
+      <w:proofErr w:type="spellEnd"/>
+      <w:r>
+        <w:rPr>
+          <w:rFonts w:ascii="Times New Roman" w:hAnsi="Times New Roman"/>
+          <w:b/>
+          <w:color w:val="000000"/>
+          <w:sz w:val="24"/>
+        </w:rPr>
+        <w:t xml:space="preserve"> Khan</w:t>
       </w:r>
     </w:p>
     <w:p>
@@ -1375,7 +1778,79 @@
           <w:color w:val="000000"/>
           <w:sz w:val="24"/>
         </w:rPr>
-        <w:t>We dedicate this work to our parents and families, whose prayers, patience, and support made this journey possible. We also dedicate it to our teachers, especially our supervisor Mr. Raja Jalees-ul-Hussen Khan, who guided us with patience and helped us improve at every step. Finally, to our friends and batchmates who kept us motivated throughout this semester.</w:t>
+        <w:t>We dedicate this work to our parents and families, whose prayers, patience, and support made this journey possible. We also dedicate it to our teachers, especially our supervisor Mr. Raja Jalees-</w:t>
+      </w:r>
+      <w:proofErr w:type="spellStart"/>
+      <w:r>
+        <w:rPr>
+          <w:rFonts w:ascii="Times New Roman" w:hAnsi="Times New Roman"/>
+          <w:color w:val="000000"/>
+          <w:sz w:val="24"/>
+        </w:rPr>
+        <w:t>ul</w:t>
+      </w:r>
+      <w:proofErr w:type="spellEnd"/>
+      <w:r>
+        <w:rPr>
+          <w:rFonts w:ascii="Times New Roman" w:hAnsi="Times New Roman"/>
+          <w:color w:val="000000"/>
+          <w:sz w:val="24"/>
+        </w:rPr>
+        <w:t>-</w:t>
+      </w:r>
+      <w:proofErr w:type="spellStart"/>
+      <w:r>
+        <w:rPr>
+          <w:rFonts w:ascii="Times New Roman" w:hAnsi="Times New Roman"/>
+          <w:color w:val="000000"/>
+          <w:sz w:val="24"/>
+        </w:rPr>
+        <w:t>Hussen</w:t>
+      </w:r>
+      <w:proofErr w:type="spellEnd"/>
+      <w:r>
+        <w:rPr>
+          <w:rFonts w:ascii="Times New Roman" w:hAnsi="Times New Roman"/>
+          <w:color w:val="000000"/>
+          <w:sz w:val="24"/>
+        </w:rPr>
+        <w:t xml:space="preserve"> Khan, who guided us with patience and helped us improve at every step. Finally, to our friends and </w:t>
+      </w:r>
+      <w:proofErr w:type="spellStart"/>
+      <w:r>
+        <w:rPr>
+          <w:rFonts w:ascii="Times New Roman" w:hAnsi="Times New Roman"/>
+          <w:color w:val="000000"/>
+          <w:sz w:val="24"/>
+        </w:rPr>
+        <w:t>batchmates</w:t>
+      </w:r>
+      <w:proofErr w:type="spellEnd"/>
+      <w:r>
+        <w:rPr>
+          <w:rFonts w:ascii="Times New Roman" w:hAnsi="Times New Roman"/>
+          <w:color w:val="000000"/>
+          <w:sz w:val="24"/>
+        </w:rPr>
+        <w:t xml:space="preserve"> who kept </w:t>
+      </w:r>
+      <w:proofErr w:type="gramStart"/>
+      <w:r>
+        <w:rPr>
+          <w:rFonts w:ascii="Times New Roman" w:hAnsi="Times New Roman"/>
+          <w:color w:val="000000"/>
+          <w:sz w:val="24"/>
+        </w:rPr>
+        <w:t>us</w:t>
+      </w:r>
+      <w:proofErr w:type="gramEnd"/>
+      <w:r>
+        <w:rPr>
+          <w:rFonts w:ascii="Times New Roman" w:hAnsi="Times New Roman"/>
+          <w:color w:val="000000"/>
+          <w:sz w:val="24"/>
+        </w:rPr>
+        <w:t xml:space="preserve"> motivated throughout this semester.</w:t>
       </w:r>
     </w:p>
     <w:p>
@@ -1420,7 +1895,55 @@
           <w:rFonts w:ascii="Times New Roman" w:hAnsi="Times New Roman"/>
           <w:color w:val="000000"/>
         </w:rPr>
-        <w:t>First and foremost, we thank Allah Almighty for giving us the strength and ability to complete this project. We are grateful to our parents for their constant support and encouragement throughout our studies. We would like to express our sincere thanks to our supervisor, Mr. Raja Jalees-ul-Hussen Khan, Senior Lecturer, Faculty of Computing, Riphah International University, for his guidance, feedback, and patience during every phase of this project. His support helped us stay on track and improve the quality of our work. We also thank the faculty of the Software Engineering department for the knowledge and skills they have given us over the past four years.</w:t>
+        <w:t>First and foremost, we thank Allah Almighty for giving us the strength and ability to complete this project. We are grateful to our parents for their constant support and encouragement throughout our studies. We would like to express our sincere thanks to our supervisor, Mr. Raja Jalees-</w:t>
+      </w:r>
+      <w:proofErr w:type="spellStart"/>
+      <w:r>
+        <w:rPr>
+          <w:rFonts w:ascii="Times New Roman" w:hAnsi="Times New Roman"/>
+          <w:color w:val="000000"/>
+        </w:rPr>
+        <w:t>ul</w:t>
+      </w:r>
+      <w:proofErr w:type="spellEnd"/>
+      <w:r>
+        <w:rPr>
+          <w:rFonts w:ascii="Times New Roman" w:hAnsi="Times New Roman"/>
+          <w:color w:val="000000"/>
+        </w:rPr>
+        <w:t>-</w:t>
+      </w:r>
+      <w:proofErr w:type="spellStart"/>
+      <w:r>
+        <w:rPr>
+          <w:rFonts w:ascii="Times New Roman" w:hAnsi="Times New Roman"/>
+          <w:color w:val="000000"/>
+        </w:rPr>
+        <w:t>Hussen</w:t>
+      </w:r>
+      <w:proofErr w:type="spellEnd"/>
+      <w:r>
+        <w:rPr>
+          <w:rFonts w:ascii="Times New Roman" w:hAnsi="Times New Roman"/>
+          <w:color w:val="000000"/>
+        </w:rPr>
+        <w:t xml:space="preserve"> Khan, Senior Lecturer, Faculty of Computing, </w:t>
+      </w:r>
+      <w:proofErr w:type="spellStart"/>
+      <w:r>
+        <w:rPr>
+          <w:rFonts w:ascii="Times New Roman" w:hAnsi="Times New Roman"/>
+          <w:color w:val="000000"/>
+        </w:rPr>
+        <w:t>Riphah</w:t>
+      </w:r>
+      <w:proofErr w:type="spellEnd"/>
+      <w:r>
+        <w:rPr>
+          <w:rFonts w:ascii="Times New Roman" w:hAnsi="Times New Roman"/>
+          <w:color w:val="000000"/>
+        </w:rPr>
+        <w:t xml:space="preserve"> International University, for his guidance, feedback, and patience during every phase of this project. His support helped us stay on track and improve the quality of our work. We also thank the faculty of the Software Engineering department for the knowledge and skills they have given us over the past four years.</w:t>
       </w:r>
     </w:p>
     <w:p>
@@ -1463,6 +1986,7 @@
         <w:spacing w:after="40"/>
         <w:jc w:val="right"/>
       </w:pPr>
+      <w:proofErr w:type="spellStart"/>
       <w:r>
         <w:rPr>
           <w:rFonts w:ascii="Times New Roman" w:hAnsi="Times New Roman"/>
@@ -1470,8 +1994,29 @@
           <w:color w:val="000000"/>
           <w:sz w:val="24"/>
         </w:rPr>
-        <w:t>Moiz Ahmad Abbasi</w:t>
-      </w:r>
+        <w:t>Moiz</w:t>
+      </w:r>
+      <w:proofErr w:type="spellEnd"/>
+      <w:r>
+        <w:rPr>
+          <w:rFonts w:ascii="Times New Roman" w:hAnsi="Times New Roman"/>
+          <w:b/>
+          <w:color w:val="000000"/>
+          <w:sz w:val="24"/>
+        </w:rPr>
+        <w:t xml:space="preserve"> Ahmad </w:t>
+      </w:r>
+      <w:proofErr w:type="spellStart"/>
+      <w:r>
+        <w:rPr>
+          <w:rFonts w:ascii="Times New Roman" w:hAnsi="Times New Roman"/>
+          <w:b/>
+          <w:color w:val="000000"/>
+          <w:sz w:val="24"/>
+        </w:rPr>
+        <w:t>Abbasi</w:t>
+      </w:r>
+      <w:proofErr w:type="spellEnd"/>
     </w:p>
     <w:p>
       <w:pPr>
@@ -1512,6 +2057,7 @@
         <w:spacing w:after="40"/>
         <w:jc w:val="right"/>
       </w:pPr>
+      <w:proofErr w:type="spellStart"/>
       <w:r>
         <w:rPr>
           <w:rFonts w:ascii="Times New Roman" w:hAnsi="Times New Roman"/>
@@ -1519,7 +2065,17 @@
           <w:color w:val="000000"/>
           <w:sz w:val="24"/>
         </w:rPr>
-        <w:t>Obaidullah Arshad</w:t>
+        <w:t>Obaidullah</w:t>
+      </w:r>
+      <w:proofErr w:type="spellEnd"/>
+      <w:r>
+        <w:rPr>
+          <w:rFonts w:ascii="Times New Roman" w:hAnsi="Times New Roman"/>
+          <w:b/>
+          <w:color w:val="000000"/>
+          <w:sz w:val="24"/>
+        </w:rPr>
+        <w:t xml:space="preserve"> Arshad</w:t>
       </w:r>
     </w:p>
     <w:p>
@@ -1568,7 +2124,27 @@
           <w:color w:val="000000"/>
           <w:sz w:val="24"/>
         </w:rPr>
-        <w:t>Syed Airaf Khan</w:t>
+        <w:t xml:space="preserve">Syed </w:t>
+      </w:r>
+      <w:proofErr w:type="spellStart"/>
+      <w:r>
+        <w:rPr>
+          <w:rFonts w:ascii="Times New Roman" w:hAnsi="Times New Roman"/>
+          <w:b/>
+          <w:color w:val="000000"/>
+          <w:sz w:val="24"/>
+        </w:rPr>
+        <w:t>Airaf</w:t>
+      </w:r>
+      <w:proofErr w:type="spellEnd"/>
+      <w:r>
+        <w:rPr>
+          <w:rFonts w:ascii="Times New Roman" w:hAnsi="Times New Roman"/>
+          <w:b/>
+          <w:color w:val="000000"/>
+          <w:sz w:val="24"/>
+        </w:rPr>
+        <w:t xml:space="preserve"> Khan</w:t>
       </w:r>
     </w:p>
     <w:p>
@@ -1621,13 +2197,167 @@
           <w:sz w:val="24"/>
         </w:rPr>
       </w:pPr>
-      <w:r>
-        <w:rPr>
-          <w:rFonts w:ascii="Times New Roman" w:hAnsi="Times New Roman"/>
-          <w:color w:val="000000"/>
-          <w:sz w:val="24"/>
-        </w:rPr>
-        <w:t>Riphah Konnect is a web-based platform built for the students and faculty of Riphah International University, Islamabad. It provides a dedicated space for academic collaboration and communication within the university. Currently, students rely on WhatsApp groups and Facebook to organize study sessions and share academic content. These tools are not designed for academic use, have no university-based verification, and make it hard to keep discussions organized. To solve this, Riphah Konnect provides one platform where students can post academic content, join semester groups, discover and RSVP to campus events, report lost and found items, send real-time messages to peers, and browse student profiles by department and semester. Teachers and coordination staff can post official announcements. Only users with a verified Riphah email address can register and use the platform. The system was built using React on the frontend, Node.js with Express on the backend, and PostgreSQL as the database. Real-time messaging uses Socket.io. The complete backend API has been built and tested, and the frontend covers all modules of the platform. Riphah Konnect brings all academic communication needs of Riphah students into one organized and verified platform, which no other existing tool provides. In the future, we plan to add an algorithmic study partner recommendation system, a mobile version of the app, and integration with university systems such as the LMS.</w:t>
+      <w:proofErr w:type="spellStart"/>
+      <w:r>
+        <w:rPr>
+          <w:rFonts w:ascii="Times New Roman" w:hAnsi="Times New Roman"/>
+          <w:color w:val="000000"/>
+          <w:sz w:val="24"/>
+        </w:rPr>
+        <w:t>Riphah</w:t>
+      </w:r>
+      <w:proofErr w:type="spellEnd"/>
+      <w:r>
+        <w:rPr>
+          <w:rFonts w:ascii="Times New Roman" w:hAnsi="Times New Roman"/>
+          <w:color w:val="000000"/>
+          <w:sz w:val="24"/>
+        </w:rPr>
+        <w:t xml:space="preserve"> </w:t>
+      </w:r>
+      <w:proofErr w:type="spellStart"/>
+      <w:r>
+        <w:rPr>
+          <w:rFonts w:ascii="Times New Roman" w:hAnsi="Times New Roman"/>
+          <w:color w:val="000000"/>
+          <w:sz w:val="24"/>
+        </w:rPr>
+        <w:t>Konnect</w:t>
+      </w:r>
+      <w:proofErr w:type="spellEnd"/>
+      <w:r>
+        <w:rPr>
+          <w:rFonts w:ascii="Times New Roman" w:hAnsi="Times New Roman"/>
+          <w:color w:val="000000"/>
+          <w:sz w:val="24"/>
+        </w:rPr>
+        <w:t xml:space="preserve"> is a web-based platform built for the students and faculty of </w:t>
+      </w:r>
+      <w:proofErr w:type="spellStart"/>
+      <w:r>
+        <w:rPr>
+          <w:rFonts w:ascii="Times New Roman" w:hAnsi="Times New Roman"/>
+          <w:color w:val="000000"/>
+          <w:sz w:val="24"/>
+        </w:rPr>
+        <w:t>Riphah</w:t>
+      </w:r>
+      <w:proofErr w:type="spellEnd"/>
+      <w:r>
+        <w:rPr>
+          <w:rFonts w:ascii="Times New Roman" w:hAnsi="Times New Roman"/>
+          <w:color w:val="000000"/>
+          <w:sz w:val="24"/>
+        </w:rPr>
+        <w:t xml:space="preserve"> International University, Islamabad. It provides a dedicated space for academic collaboration and communication within the university. Currently, students rely on WhatsApp groups and Facebook to organize study sessions and share academic content. These tools are not designed for academic use, have no university-based verification, and make it hard to keep discussions organized. To solve this, </w:t>
+      </w:r>
+      <w:proofErr w:type="spellStart"/>
+      <w:r>
+        <w:rPr>
+          <w:rFonts w:ascii="Times New Roman" w:hAnsi="Times New Roman"/>
+          <w:color w:val="000000"/>
+          <w:sz w:val="24"/>
+        </w:rPr>
+        <w:t>Riphah</w:t>
+      </w:r>
+      <w:proofErr w:type="spellEnd"/>
+      <w:r>
+        <w:rPr>
+          <w:rFonts w:ascii="Times New Roman" w:hAnsi="Times New Roman"/>
+          <w:color w:val="000000"/>
+          <w:sz w:val="24"/>
+        </w:rPr>
+        <w:t xml:space="preserve"> </w:t>
+      </w:r>
+      <w:proofErr w:type="spellStart"/>
+      <w:r>
+        <w:rPr>
+          <w:rFonts w:ascii="Times New Roman" w:hAnsi="Times New Roman"/>
+          <w:color w:val="000000"/>
+          <w:sz w:val="24"/>
+        </w:rPr>
+        <w:t>Konnect</w:t>
+      </w:r>
+      <w:proofErr w:type="spellEnd"/>
+      <w:r>
+        <w:rPr>
+          <w:rFonts w:ascii="Times New Roman" w:hAnsi="Times New Roman"/>
+          <w:color w:val="000000"/>
+          <w:sz w:val="24"/>
+        </w:rPr>
+        <w:t xml:space="preserve"> provides one platform where students can post academic content, join semester groups, discover and RSVP to campus events, report lost and found items, send real-time messages to peers, and browse student profiles by department and semester. Teachers and coordination staff can post official announcements. Only users with a verified </w:t>
+      </w:r>
+      <w:proofErr w:type="spellStart"/>
+      <w:r>
+        <w:rPr>
+          <w:rFonts w:ascii="Times New Roman" w:hAnsi="Times New Roman"/>
+          <w:color w:val="000000"/>
+          <w:sz w:val="24"/>
+        </w:rPr>
+        <w:t>Riphah</w:t>
+      </w:r>
+      <w:proofErr w:type="spellEnd"/>
+      <w:r>
+        <w:rPr>
+          <w:rFonts w:ascii="Times New Roman" w:hAnsi="Times New Roman"/>
+          <w:color w:val="000000"/>
+          <w:sz w:val="24"/>
+        </w:rPr>
+        <w:t xml:space="preserve"> email address can register and use the platform. The system was built using React on the frontend, Node.js with Express on the backend, and PostgreSQL as the database. Real-time messaging uses Socket.io. The complete backend API has been built and tested, and the frontend covers all modules of the platform. </w:t>
+      </w:r>
+      <w:proofErr w:type="spellStart"/>
+      <w:r>
+        <w:rPr>
+          <w:rFonts w:ascii="Times New Roman" w:hAnsi="Times New Roman"/>
+          <w:color w:val="000000"/>
+          <w:sz w:val="24"/>
+        </w:rPr>
+        <w:t>Riphah</w:t>
+      </w:r>
+      <w:proofErr w:type="spellEnd"/>
+      <w:r>
+        <w:rPr>
+          <w:rFonts w:ascii="Times New Roman" w:hAnsi="Times New Roman"/>
+          <w:color w:val="000000"/>
+          <w:sz w:val="24"/>
+        </w:rPr>
+        <w:t xml:space="preserve"> </w:t>
+      </w:r>
+      <w:proofErr w:type="spellStart"/>
+      <w:r>
+        <w:rPr>
+          <w:rFonts w:ascii="Times New Roman" w:hAnsi="Times New Roman"/>
+          <w:color w:val="000000"/>
+          <w:sz w:val="24"/>
+        </w:rPr>
+        <w:t>Konnect</w:t>
+      </w:r>
+      <w:proofErr w:type="spellEnd"/>
+      <w:r>
+        <w:rPr>
+          <w:rFonts w:ascii="Times New Roman" w:hAnsi="Times New Roman"/>
+          <w:color w:val="000000"/>
+          <w:sz w:val="24"/>
+        </w:rPr>
+        <w:t xml:space="preserve"> brings all academic communication needs of </w:t>
+      </w:r>
+      <w:proofErr w:type="spellStart"/>
+      <w:r>
+        <w:rPr>
+          <w:rFonts w:ascii="Times New Roman" w:hAnsi="Times New Roman"/>
+          <w:color w:val="000000"/>
+          <w:sz w:val="24"/>
+        </w:rPr>
+        <w:t>Riphah</w:t>
+      </w:r>
+      <w:proofErr w:type="spellEnd"/>
+      <w:r>
+        <w:rPr>
+          <w:rFonts w:ascii="Times New Roman" w:hAnsi="Times New Roman"/>
+          <w:color w:val="000000"/>
+          <w:sz w:val="24"/>
+        </w:rPr>
+        <w:t xml:space="preserve"> students into one organized and verified platform, which no other existing tool provides. In the future, we plan to add an algorithmic study partner recommendation system, a mobile version of the app, and integration with university systems such as the LMS.</w:t>
       </w:r>
     </w:p>
     <w:p>
@@ -7622,7 +8352,23 @@
             <w:rFonts w:ascii="Times New Roman" w:hAnsi="Times New Roman"/>
             <w:color w:val="000000"/>
           </w:rPr>
-          <w:t>Table 2: Problem Scenario 1: No Dedicated Academic Platform for Riphah Students</w:t>
+          <w:t xml:space="preserve">Table 2: Problem Scenario 1: No Dedicated Academic Platform for </w:t>
+        </w:r>
+        <w:proofErr w:type="spellStart"/>
+        <w:r>
+          <w:rPr>
+            <w:rFonts w:ascii="Times New Roman" w:hAnsi="Times New Roman"/>
+            <w:color w:val="000000"/>
+          </w:rPr>
+          <w:t>Riphah</w:t>
+        </w:r>
+        <w:proofErr w:type="spellEnd"/>
+        <w:r>
+          <w:rPr>
+            <w:rFonts w:ascii="Times New Roman" w:hAnsi="Times New Roman"/>
+            <w:color w:val="000000"/>
+          </w:rPr>
+          <w:t xml:space="preserve"> Students</w:t>
         </w:r>
       </w:hyperlink>
       <w:r>
@@ -9228,6 +9974,7 @@
         <w:pStyle w:val="Heading2"/>
       </w:pPr>
       <w:bookmarkStart w:id="6" w:name="_Toc227543900"/>
+      <w:proofErr w:type="gramStart"/>
       <w:r>
         <w:rPr>
           <w:rFonts w:ascii="Times New Roman" w:hAnsi="Times New Roman"/>
@@ -9235,6 +9982,7 @@
         <w:t>1.1  Overview</w:t>
       </w:r>
       <w:bookmarkEnd w:id="6"/>
+      <w:proofErr w:type="gramEnd"/>
     </w:p>
     <w:p>
       <w:pPr>
@@ -9244,13 +9992,77 @@
           <w:sz w:val="24"/>
         </w:rPr>
       </w:pPr>
-      <w:r>
-        <w:rPr>
-          <w:rFonts w:ascii="Times New Roman" w:hAnsi="Times New Roman"/>
-          <w:color w:val="000000"/>
-          <w:sz w:val="24"/>
-        </w:rPr>
-        <w:t>Riphah Konnect is a web-based academic platform built exclusively for the students and faculty of Riphah International University, Islamabad. The core purpose of this platform is to automate and centralize academic communication so that students, teachers, and coordination staff do not have to rely on scattered tools like WhatsApp groups and notice boards. The platform is accessible only to people with a verified Riphah email address, which ensures that only actual members of the university can use it.</w:t>
+      <w:proofErr w:type="spellStart"/>
+      <w:r>
+        <w:rPr>
+          <w:rFonts w:ascii="Times New Roman" w:hAnsi="Times New Roman"/>
+          <w:color w:val="000000"/>
+          <w:sz w:val="24"/>
+        </w:rPr>
+        <w:t>Riphah</w:t>
+      </w:r>
+      <w:proofErr w:type="spellEnd"/>
+      <w:r>
+        <w:rPr>
+          <w:rFonts w:ascii="Times New Roman" w:hAnsi="Times New Roman"/>
+          <w:color w:val="000000"/>
+          <w:sz w:val="24"/>
+        </w:rPr>
+        <w:t xml:space="preserve"> </w:t>
+      </w:r>
+      <w:proofErr w:type="spellStart"/>
+      <w:r>
+        <w:rPr>
+          <w:rFonts w:ascii="Times New Roman" w:hAnsi="Times New Roman"/>
+          <w:color w:val="000000"/>
+          <w:sz w:val="24"/>
+        </w:rPr>
+        <w:t>Konnect</w:t>
+      </w:r>
+      <w:proofErr w:type="spellEnd"/>
+      <w:r>
+        <w:rPr>
+          <w:rFonts w:ascii="Times New Roman" w:hAnsi="Times New Roman"/>
+          <w:color w:val="000000"/>
+          <w:sz w:val="24"/>
+        </w:rPr>
+        <w:t xml:space="preserve"> is a web-based academic platform built exclusively for the students and faculty of </w:t>
+      </w:r>
+      <w:proofErr w:type="spellStart"/>
+      <w:r>
+        <w:rPr>
+          <w:rFonts w:ascii="Times New Roman" w:hAnsi="Times New Roman"/>
+          <w:color w:val="000000"/>
+          <w:sz w:val="24"/>
+        </w:rPr>
+        <w:t>Riphah</w:t>
+      </w:r>
+      <w:proofErr w:type="spellEnd"/>
+      <w:r>
+        <w:rPr>
+          <w:rFonts w:ascii="Times New Roman" w:hAnsi="Times New Roman"/>
+          <w:color w:val="000000"/>
+          <w:sz w:val="24"/>
+        </w:rPr>
+        <w:t xml:space="preserve"> International University, Islamabad. The core purpose of this platform is to automate and centralize academic communication so that students, teachers, and coordination staff do not have to rely on scattered tools like WhatsApp groups and notice boards. The platform is accessible only to people with a verified </w:t>
+      </w:r>
+      <w:proofErr w:type="spellStart"/>
+      <w:r>
+        <w:rPr>
+          <w:rFonts w:ascii="Times New Roman" w:hAnsi="Times New Roman"/>
+          <w:color w:val="000000"/>
+          <w:sz w:val="24"/>
+        </w:rPr>
+        <w:t>Riphah</w:t>
+      </w:r>
+      <w:proofErr w:type="spellEnd"/>
+      <w:r>
+        <w:rPr>
+          <w:rFonts w:ascii="Times New Roman" w:hAnsi="Times New Roman"/>
+          <w:color w:val="000000"/>
+          <w:sz w:val="24"/>
+        </w:rPr>
+        <w:t xml:space="preserve"> email address, which ensures that only actual members of the university can use it.</w:t>
       </w:r>
     </w:p>
     <w:p>
@@ -9267,7 +10079,43 @@
           <w:color w:val="000000"/>
           <w:sz w:val="24"/>
         </w:rPr>
-        <w:t>A key problem this platform solves is the manual coordination workload. Currently, whenever a timetable changes, a class shifts, or a teacher has an instruction for students, coordination staff and teachers have to send separate messages to each group or class individually. Riphah Konnect eliminates this by providing an Announcements module where the message is posted once and the system automatically makes it visible to all relevant students. There are two types of announcements: official announcements posted by Coordination or Admin for the whole university or a specific department, and class-level announcements posted by Teachers for their own students.</w:t>
+        <w:t xml:space="preserve">A key problem this platform solves is the manual coordination workload. Currently, whenever a timetable changes, a class shifts, or a teacher has an instruction for students, coordination staff and teachers have to send separate messages to each group or class individually. </w:t>
+      </w:r>
+      <w:proofErr w:type="spellStart"/>
+      <w:r>
+        <w:rPr>
+          <w:rFonts w:ascii="Times New Roman" w:hAnsi="Times New Roman"/>
+          <w:color w:val="000000"/>
+          <w:sz w:val="24"/>
+        </w:rPr>
+        <w:t>Riphah</w:t>
+      </w:r>
+      <w:proofErr w:type="spellEnd"/>
+      <w:r>
+        <w:rPr>
+          <w:rFonts w:ascii="Times New Roman" w:hAnsi="Times New Roman"/>
+          <w:color w:val="000000"/>
+          <w:sz w:val="24"/>
+        </w:rPr>
+        <w:t xml:space="preserve"> </w:t>
+      </w:r>
+      <w:proofErr w:type="spellStart"/>
+      <w:r>
+        <w:rPr>
+          <w:rFonts w:ascii="Times New Roman" w:hAnsi="Times New Roman"/>
+          <w:color w:val="000000"/>
+          <w:sz w:val="24"/>
+        </w:rPr>
+        <w:t>Konnect</w:t>
+      </w:r>
+      <w:proofErr w:type="spellEnd"/>
+      <w:r>
+        <w:rPr>
+          <w:rFonts w:ascii="Times New Roman" w:hAnsi="Times New Roman"/>
+          <w:color w:val="000000"/>
+          <w:sz w:val="24"/>
+        </w:rPr>
+        <w:t xml:space="preserve"> eliminates this by providing an Announcements module where the message is posted once and the system automatically makes it visible to all relevant students. There are two types of announcements: official announcements posted by Coordination or Admin for the whole university or a specific department, and class-level announcements posted by Teachers for their own students.</w:t>
       </w:r>
     </w:p>
     <w:p>
@@ -9292,11 +10140,19 @@
         <w:pStyle w:val="Heading2"/>
       </w:pPr>
       <w:bookmarkStart w:id="7" w:name="_Toc227543901"/>
-      <w:r>
-        <w:rPr>
-          <w:rFonts w:ascii="Times New Roman" w:hAnsi="Times New Roman"/>
-        </w:rPr>
-        <w:t>1.2  Opportunity and Stakeholders</w:t>
+      <w:proofErr w:type="gramStart"/>
+      <w:r>
+        <w:rPr>
+          <w:rFonts w:ascii="Times New Roman" w:hAnsi="Times New Roman"/>
+        </w:rPr>
+        <w:t>1.2  Opportunity</w:t>
+      </w:r>
+      <w:proofErr w:type="gramEnd"/>
+      <w:r>
+        <w:rPr>
+          <w:rFonts w:ascii="Times New Roman" w:hAnsi="Times New Roman"/>
+        </w:rPr>
+        <w:t xml:space="preserve"> and Stakeholders</w:t>
       </w:r>
       <w:bookmarkEnd w:id="7"/>
     </w:p>
@@ -9314,7 +10170,25 @@
           <w:color w:val="000000"/>
           <w:sz w:val="24"/>
         </w:rPr>
-        <w:t xml:space="preserve">Students at Riphah International University currently rely on WhatsApp groups and personal messaging for all academic communication. The coordination office has to manually send messages to each class group separately whenever there is a timetable </w:t>
+        <w:t xml:space="preserve">Students at </w:t>
+      </w:r>
+      <w:proofErr w:type="spellStart"/>
+      <w:r>
+        <w:rPr>
+          <w:rFonts w:ascii="Times New Roman" w:hAnsi="Times New Roman"/>
+          <w:color w:val="000000"/>
+          <w:sz w:val="24"/>
+        </w:rPr>
+        <w:t>Riphah</w:t>
+      </w:r>
+      <w:proofErr w:type="spellEnd"/>
+      <w:r>
+        <w:rPr>
+          <w:rFonts w:ascii="Times New Roman" w:hAnsi="Times New Roman"/>
+          <w:color w:val="000000"/>
+          <w:sz w:val="24"/>
+        </w:rPr>
+        <w:t xml:space="preserve"> International University currently rely on WhatsApp groups and personal messaging for all academic communication. The coordination office has to manually send messages to each class group separately whenever there is a timetable </w:t>
       </w:r>
       <w:r>
         <w:rPr>
@@ -9323,7 +10197,25 @@
           <w:sz w:val="24"/>
         </w:rPr>
         <w:lastRenderedPageBreak/>
-        <w:t>update, class shift, or official notice. For a department with eight semesters and multiple sections, this means sending the same message to many groups every single time. Teachers face the same problem with their course-related instructions. This manual process is inefficient and leads to students missing important updates.</w:t>
+        <w:t xml:space="preserve">update, class shift, or official notice. For a department with eight semesters and multiple sections, this means sending the same message </w:t>
+      </w:r>
+      <w:proofErr w:type="gramStart"/>
+      <w:r>
+        <w:rPr>
+          <w:rFonts w:ascii="Times New Roman" w:hAnsi="Times New Roman"/>
+          <w:color w:val="000000"/>
+          <w:sz w:val="24"/>
+        </w:rPr>
+        <w:t>to</w:t>
+      </w:r>
+      <w:proofErr w:type="gramEnd"/>
+      <w:r>
+        <w:rPr>
+          <w:rFonts w:ascii="Times New Roman" w:hAnsi="Times New Roman"/>
+          <w:color w:val="000000"/>
+          <w:sz w:val="24"/>
+        </w:rPr>
+        <w:t xml:space="preserve"> many groups every single time. Teachers face the same problem with their course-related instructions. This manual process is inefficient and leads to students missing important updates.</w:t>
       </w:r>
     </w:p>
     <w:p>
@@ -9340,7 +10232,61 @@
           <w:color w:val="000000"/>
           <w:sz w:val="24"/>
         </w:rPr>
-        <w:t>Beyond announcements, there is no dedicated space for verified academic collaboration. Study groups are formed on general social media, university events are posted on scattered channels, and lost and found items have no proper reporting system. Riphah Konnect addresses all of these problems by providing one platform designed specifically for the Riphah university community, reducing the manual workload for coordination and teachers while giving students a single trusted place for all academic needs.</w:t>
+        <w:t xml:space="preserve">Beyond announcements, there is no dedicated space for verified academic collaboration. Study groups are formed on general social media, university events are posted on scattered channels, and lost and found items have no proper reporting system. </w:t>
+      </w:r>
+      <w:proofErr w:type="spellStart"/>
+      <w:r>
+        <w:rPr>
+          <w:rFonts w:ascii="Times New Roman" w:hAnsi="Times New Roman"/>
+          <w:color w:val="000000"/>
+          <w:sz w:val="24"/>
+        </w:rPr>
+        <w:t>Riphah</w:t>
+      </w:r>
+      <w:proofErr w:type="spellEnd"/>
+      <w:r>
+        <w:rPr>
+          <w:rFonts w:ascii="Times New Roman" w:hAnsi="Times New Roman"/>
+          <w:color w:val="000000"/>
+          <w:sz w:val="24"/>
+        </w:rPr>
+        <w:t xml:space="preserve"> </w:t>
+      </w:r>
+      <w:proofErr w:type="spellStart"/>
+      <w:r>
+        <w:rPr>
+          <w:rFonts w:ascii="Times New Roman" w:hAnsi="Times New Roman"/>
+          <w:color w:val="000000"/>
+          <w:sz w:val="24"/>
+        </w:rPr>
+        <w:t>Konnect</w:t>
+      </w:r>
+      <w:proofErr w:type="spellEnd"/>
+      <w:r>
+        <w:rPr>
+          <w:rFonts w:ascii="Times New Roman" w:hAnsi="Times New Roman"/>
+          <w:color w:val="000000"/>
+          <w:sz w:val="24"/>
+        </w:rPr>
+        <w:t xml:space="preserve"> addresses all of these problems by providing one platform designed specifically for the </w:t>
+      </w:r>
+      <w:proofErr w:type="spellStart"/>
+      <w:r>
+        <w:rPr>
+          <w:rFonts w:ascii="Times New Roman" w:hAnsi="Times New Roman"/>
+          <w:color w:val="000000"/>
+          <w:sz w:val="24"/>
+        </w:rPr>
+        <w:t>Riphah</w:t>
+      </w:r>
+      <w:proofErr w:type="spellEnd"/>
+      <w:r>
+        <w:rPr>
+          <w:rFonts w:ascii="Times New Roman" w:hAnsi="Times New Roman"/>
+          <w:color w:val="000000"/>
+          <w:sz w:val="24"/>
+        </w:rPr>
+        <w:t xml:space="preserve"> university community, reducing the manual workload for coordination and teachers while giving students a single trusted place for all academic needs.</w:t>
       </w:r>
     </w:p>
     <w:p>
@@ -9348,6 +10294,7 @@
         <w:pStyle w:val="Heading3"/>
       </w:pPr>
       <w:bookmarkStart w:id="8" w:name="_Toc227543902"/>
+      <w:proofErr w:type="gramStart"/>
       <w:r>
         <w:rPr>
           <w:rFonts w:ascii="Times New Roman" w:hAnsi="Times New Roman"/>
@@ -9355,6 +10302,7 @@
         <w:t>1.2.1  Stakeholders</w:t>
       </w:r>
       <w:bookmarkEnd w:id="8"/>
+      <w:proofErr w:type="gramEnd"/>
     </w:p>
     <w:p>
       <w:pPr>
@@ -9482,11 +10430,19 @@
         <w:pStyle w:val="Heading2"/>
       </w:pPr>
       <w:bookmarkStart w:id="9" w:name="_Toc227543903"/>
-      <w:r>
-        <w:rPr>
-          <w:rFonts w:ascii="Times New Roman" w:hAnsi="Times New Roman"/>
-        </w:rPr>
-        <w:t>1.3  Motivations and Challenges</w:t>
+      <w:proofErr w:type="gramStart"/>
+      <w:r>
+        <w:rPr>
+          <w:rFonts w:ascii="Times New Roman" w:hAnsi="Times New Roman"/>
+        </w:rPr>
+        <w:t>1.3  Motivations</w:t>
+      </w:r>
+      <w:proofErr w:type="gramEnd"/>
+      <w:r>
+        <w:rPr>
+          <w:rFonts w:ascii="Times New Roman" w:hAnsi="Times New Roman"/>
+        </w:rPr>
+        <w:t xml:space="preserve"> and Challenges</w:t>
       </w:r>
       <w:bookmarkEnd w:id="9"/>
     </w:p>
@@ -9495,6 +10451,7 @@
         <w:pStyle w:val="Heading3"/>
       </w:pPr>
       <w:bookmarkStart w:id="10" w:name="_Toc227543904"/>
+      <w:proofErr w:type="gramStart"/>
       <w:r>
         <w:rPr>
           <w:rFonts w:ascii="Times New Roman" w:hAnsi="Times New Roman"/>
@@ -9502,6 +10459,7 @@
         <w:t>1.3.1  Motivations</w:t>
       </w:r>
       <w:bookmarkEnd w:id="10"/>
+      <w:proofErr w:type="gramEnd"/>
     </w:p>
     <w:p>
       <w:pPr>
@@ -9519,7 +10477,25 @@
           <w:color w:val="000000"/>
           <w:sz w:val="24"/>
         </w:rPr>
-        <w:t>1. Reducing Coordination Workload Through Automation: The biggest motivation is to remove the manual effort required by coordination staff and teachers. Instead of sending the same message to many groups individually, they post once and the system delivers it to all relevant students automatically.</w:t>
+        <w:t xml:space="preserve">1. Reducing Coordination Workload </w:t>
+      </w:r>
+      <w:proofErr w:type="gramStart"/>
+      <w:r>
+        <w:rPr>
+          <w:rFonts w:ascii="Times New Roman" w:hAnsi="Times New Roman"/>
+          <w:color w:val="000000"/>
+          <w:sz w:val="24"/>
+        </w:rPr>
+        <w:t>Through</w:t>
+      </w:r>
+      <w:proofErr w:type="gramEnd"/>
+      <w:r>
+        <w:rPr>
+          <w:rFonts w:ascii="Times New Roman" w:hAnsi="Times New Roman"/>
+          <w:color w:val="000000"/>
+          <w:sz w:val="24"/>
+        </w:rPr>
+        <w:t xml:space="preserve"> Automation: The biggest motivation is to remove the manual effort required by coordination staff and teachers. Instead of sending the same message to many groups individually, they post once and the system delivers it to all relevant students automatically.</w:t>
       </w:r>
     </w:p>
     <w:p>
@@ -9538,7 +10514,43 @@
           <w:color w:val="000000"/>
           <w:sz w:val="24"/>
         </w:rPr>
-        <w:t>2. All Academic Communication in One Place: Students currently switch between multiple apps to share resources, find study partners, and stay updated on events. Riphah Konnect combines all of this into one platform.</w:t>
+        <w:t xml:space="preserve">2. All Academic Communication in One Place: Students currently switch between multiple apps to share resources, find study partners, and stay updated on events. </w:t>
+      </w:r>
+      <w:proofErr w:type="spellStart"/>
+      <w:r>
+        <w:rPr>
+          <w:rFonts w:ascii="Times New Roman" w:hAnsi="Times New Roman"/>
+          <w:color w:val="000000"/>
+          <w:sz w:val="24"/>
+        </w:rPr>
+        <w:t>Riphah</w:t>
+      </w:r>
+      <w:proofErr w:type="spellEnd"/>
+      <w:r>
+        <w:rPr>
+          <w:rFonts w:ascii="Times New Roman" w:hAnsi="Times New Roman"/>
+          <w:color w:val="000000"/>
+          <w:sz w:val="24"/>
+        </w:rPr>
+        <w:t xml:space="preserve"> </w:t>
+      </w:r>
+      <w:proofErr w:type="spellStart"/>
+      <w:r>
+        <w:rPr>
+          <w:rFonts w:ascii="Times New Roman" w:hAnsi="Times New Roman"/>
+          <w:color w:val="000000"/>
+          <w:sz w:val="24"/>
+        </w:rPr>
+        <w:t>Konnect</w:t>
+      </w:r>
+      <w:proofErr w:type="spellEnd"/>
+      <w:r>
+        <w:rPr>
+          <w:rFonts w:ascii="Times New Roman" w:hAnsi="Times New Roman"/>
+          <w:color w:val="000000"/>
+          <w:sz w:val="24"/>
+        </w:rPr>
+        <w:t xml:space="preserve"> combines all of this into one platform.</w:t>
       </w:r>
     </w:p>
     <w:p>
@@ -9557,7 +10569,25 @@
           <w:color w:val="000000"/>
           <w:sz w:val="24"/>
         </w:rPr>
-        <w:t>3. University-Only Access: Since only Riphah email holders can register, every user on the platform is a verified member of the university. This makes the environment more trusted and relevant.</w:t>
+        <w:t xml:space="preserve">3. University-Only Access: Since only </w:t>
+      </w:r>
+      <w:proofErr w:type="spellStart"/>
+      <w:r>
+        <w:rPr>
+          <w:rFonts w:ascii="Times New Roman" w:hAnsi="Times New Roman"/>
+          <w:color w:val="000000"/>
+          <w:sz w:val="24"/>
+        </w:rPr>
+        <w:t>Riphah</w:t>
+      </w:r>
+      <w:proofErr w:type="spellEnd"/>
+      <w:r>
+        <w:rPr>
+          <w:rFonts w:ascii="Times New Roman" w:hAnsi="Times New Roman"/>
+          <w:color w:val="000000"/>
+          <w:sz w:val="24"/>
+        </w:rPr>
+        <w:t xml:space="preserve"> email holders can register, every user on the platform is a verified member of the university. This makes the environment more trusted and relevant.</w:t>
       </w:r>
     </w:p>
     <w:p>
@@ -9623,6 +10653,7 @@
         <w:pStyle w:val="Heading3"/>
       </w:pPr>
       <w:bookmarkStart w:id="11" w:name="_Toc227543905"/>
+      <w:proofErr w:type="gramStart"/>
       <w:r>
         <w:rPr>
           <w:rFonts w:ascii="Times New Roman" w:hAnsi="Times New Roman"/>
@@ -9630,6 +10661,7 @@
         <w:t>1.3.2  Challenges</w:t>
       </w:r>
       <w:bookmarkEnd w:id="11"/>
+      <w:proofErr w:type="gramEnd"/>
     </w:p>
     <w:p>
       <w:pPr>
@@ -9666,7 +10698,25 @@
           <w:color w:val="000000"/>
           <w:sz w:val="24"/>
         </w:rPr>
-        <w:t>2. Email Domain Restriction: Limiting access to Riphah emails only keeps the community genuine, but it also means the platform cannot be used by people outside the university.</w:t>
+        <w:t xml:space="preserve">2. Email Domain Restriction: Limiting access to </w:t>
+      </w:r>
+      <w:proofErr w:type="spellStart"/>
+      <w:r>
+        <w:rPr>
+          <w:rFonts w:ascii="Times New Roman" w:hAnsi="Times New Roman"/>
+          <w:color w:val="000000"/>
+          <w:sz w:val="24"/>
+        </w:rPr>
+        <w:t>Riphah</w:t>
+      </w:r>
+      <w:proofErr w:type="spellEnd"/>
+      <w:r>
+        <w:rPr>
+          <w:rFonts w:ascii="Times New Roman" w:hAnsi="Times New Roman"/>
+          <w:color w:val="000000"/>
+          <w:sz w:val="24"/>
+        </w:rPr>
+        <w:t xml:space="preserve"> emails only keeps the community genuine, but it also means the platform cannot be used by people outside the university.</w:t>
       </w:r>
     </w:p>
     <w:p>
@@ -9712,11 +10762,19 @@
         <w:pStyle w:val="Heading2"/>
       </w:pPr>
       <w:bookmarkStart w:id="12" w:name="_Toc227543906"/>
-      <w:r>
-        <w:rPr>
-          <w:rFonts w:ascii="Times New Roman" w:hAnsi="Times New Roman"/>
-        </w:rPr>
-        <w:t>1.4  Goals and Objectives</w:t>
+      <w:proofErr w:type="gramStart"/>
+      <w:r>
+        <w:rPr>
+          <w:rFonts w:ascii="Times New Roman" w:hAnsi="Times New Roman"/>
+        </w:rPr>
+        <w:t>1.4  Goals</w:t>
+      </w:r>
+      <w:proofErr w:type="gramEnd"/>
+      <w:r>
+        <w:rPr>
+          <w:rFonts w:ascii="Times New Roman" w:hAnsi="Times New Roman"/>
+        </w:rPr>
+        <w:t xml:space="preserve"> and Objectives</w:t>
       </w:r>
       <w:bookmarkEnd w:id="12"/>
     </w:p>
@@ -9725,11 +10783,19 @@
         <w:pStyle w:val="Heading3"/>
       </w:pPr>
       <w:bookmarkStart w:id="13" w:name="_Toc227543907"/>
-      <w:r>
-        <w:rPr>
-          <w:rFonts w:ascii="Times New Roman" w:hAnsi="Times New Roman"/>
-        </w:rPr>
-        <w:t>1.4.1  One Platform for Academic Communication</w:t>
+      <w:proofErr w:type="gramStart"/>
+      <w:r>
+        <w:rPr>
+          <w:rFonts w:ascii="Times New Roman" w:hAnsi="Times New Roman"/>
+        </w:rPr>
+        <w:t>1.4.1  One</w:t>
+      </w:r>
+      <w:proofErr w:type="gramEnd"/>
+      <w:r>
+        <w:rPr>
+          <w:rFonts w:ascii="Times New Roman" w:hAnsi="Times New Roman"/>
+        </w:rPr>
+        <w:t xml:space="preserve"> Platform for Academic Communication</w:t>
       </w:r>
       <w:bookmarkEnd w:id="13"/>
     </w:p>
@@ -9747,7 +10813,43 @@
           <w:color w:val="000000"/>
           <w:sz w:val="24"/>
         </w:rPr>
-        <w:t>The main goal of Riphah Konnect is to give students one place where they can handle all academic communication. Students can post questions, share notes, join semester groups, find events, read announcements, and message classmates, all in one place.</w:t>
+        <w:t xml:space="preserve">The main goal of </w:t>
+      </w:r>
+      <w:proofErr w:type="spellStart"/>
+      <w:r>
+        <w:rPr>
+          <w:rFonts w:ascii="Times New Roman" w:hAnsi="Times New Roman"/>
+          <w:color w:val="000000"/>
+          <w:sz w:val="24"/>
+        </w:rPr>
+        <w:t>Riphah</w:t>
+      </w:r>
+      <w:proofErr w:type="spellEnd"/>
+      <w:r>
+        <w:rPr>
+          <w:rFonts w:ascii="Times New Roman" w:hAnsi="Times New Roman"/>
+          <w:color w:val="000000"/>
+          <w:sz w:val="24"/>
+        </w:rPr>
+        <w:t xml:space="preserve"> </w:t>
+      </w:r>
+      <w:proofErr w:type="spellStart"/>
+      <w:r>
+        <w:rPr>
+          <w:rFonts w:ascii="Times New Roman" w:hAnsi="Times New Roman"/>
+          <w:color w:val="000000"/>
+          <w:sz w:val="24"/>
+        </w:rPr>
+        <w:t>Konnect</w:t>
+      </w:r>
+      <w:proofErr w:type="spellEnd"/>
+      <w:r>
+        <w:rPr>
+          <w:rFonts w:ascii="Times New Roman" w:hAnsi="Times New Roman"/>
+          <w:color w:val="000000"/>
+          <w:sz w:val="24"/>
+        </w:rPr>
+        <w:t xml:space="preserve"> is to give students one place where they can handle all academic communication. Students can post questions, share notes, join semester groups, find events, read announcements, and message classmates, all in one place.</w:t>
       </w:r>
     </w:p>
     <w:p>
@@ -9755,12 +10857,20 @@
         <w:pStyle w:val="Heading3"/>
       </w:pPr>
       <w:bookmarkStart w:id="14" w:name="_Toc227543908"/>
+      <w:proofErr w:type="gramStart"/>
       <w:r>
         <w:rPr>
           <w:rFonts w:ascii="Times New Roman" w:hAnsi="Times New Roman"/>
         </w:rPr>
         <w:lastRenderedPageBreak/>
-        <w:t>1.4.2  Verified University Community</w:t>
+        <w:t>1.4.2  Verified</w:t>
+      </w:r>
+      <w:proofErr w:type="gramEnd"/>
+      <w:r>
+        <w:rPr>
+          <w:rFonts w:ascii="Times New Roman" w:hAnsi="Times New Roman"/>
+        </w:rPr>
+        <w:t xml:space="preserve"> University Community</w:t>
       </w:r>
       <w:bookmarkEnd w:id="14"/>
     </w:p>
@@ -9778,7 +10888,43 @@
           <w:color w:val="000000"/>
           <w:sz w:val="24"/>
         </w:rPr>
-        <w:t>By requiring a Riphah email to register, the platform ensures that every person on it is an actual student or faculty member of Riphah International University. This makes the platform a trusted space for academic interaction.</w:t>
+        <w:t xml:space="preserve">By requiring a </w:t>
+      </w:r>
+      <w:proofErr w:type="spellStart"/>
+      <w:r>
+        <w:rPr>
+          <w:rFonts w:ascii="Times New Roman" w:hAnsi="Times New Roman"/>
+          <w:color w:val="000000"/>
+          <w:sz w:val="24"/>
+        </w:rPr>
+        <w:t>Riphah</w:t>
+      </w:r>
+      <w:proofErr w:type="spellEnd"/>
+      <w:r>
+        <w:rPr>
+          <w:rFonts w:ascii="Times New Roman" w:hAnsi="Times New Roman"/>
+          <w:color w:val="000000"/>
+          <w:sz w:val="24"/>
+        </w:rPr>
+        <w:t xml:space="preserve"> email to register, the platform ensures that every person on it is an actual student or faculty member of </w:t>
+      </w:r>
+      <w:proofErr w:type="spellStart"/>
+      <w:r>
+        <w:rPr>
+          <w:rFonts w:ascii="Times New Roman" w:hAnsi="Times New Roman"/>
+          <w:color w:val="000000"/>
+          <w:sz w:val="24"/>
+        </w:rPr>
+        <w:t>Riphah</w:t>
+      </w:r>
+      <w:proofErr w:type="spellEnd"/>
+      <w:r>
+        <w:rPr>
+          <w:rFonts w:ascii="Times New Roman" w:hAnsi="Times New Roman"/>
+          <w:color w:val="000000"/>
+          <w:sz w:val="24"/>
+        </w:rPr>
+        <w:t xml:space="preserve"> International University. This makes the platform a trusted space for academic interaction.</w:t>
       </w:r>
     </w:p>
     <w:p>
@@ -9786,11 +10932,19 @@
         <w:pStyle w:val="Heading3"/>
       </w:pPr>
       <w:bookmarkStart w:id="15" w:name="_Toc227543909"/>
-      <w:r>
-        <w:rPr>
-          <w:rFonts w:ascii="Times New Roman" w:hAnsi="Times New Roman"/>
-        </w:rPr>
-        <w:t>1.4.3  Improve Peer Learning</w:t>
+      <w:proofErr w:type="gramStart"/>
+      <w:r>
+        <w:rPr>
+          <w:rFonts w:ascii="Times New Roman" w:hAnsi="Times New Roman"/>
+        </w:rPr>
+        <w:t>1.4.3  Improve</w:t>
+      </w:r>
+      <w:proofErr w:type="gramEnd"/>
+      <w:r>
+        <w:rPr>
+          <w:rFonts w:ascii="Times New Roman" w:hAnsi="Times New Roman"/>
+        </w:rPr>
+        <w:t xml:space="preserve"> Peer Learning</w:t>
       </w:r>
       <w:bookmarkEnd w:id="15"/>
     </w:p>
@@ -9817,11 +10971,19 @@
         <w:spacing w:line="360" w:lineRule="auto"/>
       </w:pPr>
       <w:bookmarkStart w:id="16" w:name="_Toc227543910"/>
-      <w:r>
-        <w:rPr>
-          <w:rFonts w:ascii="Times New Roman" w:hAnsi="Times New Roman"/>
-        </w:rPr>
-        <w:t>1.4.4  Better Campus Engagement</w:t>
+      <w:proofErr w:type="gramStart"/>
+      <w:r>
+        <w:rPr>
+          <w:rFonts w:ascii="Times New Roman" w:hAnsi="Times New Roman"/>
+        </w:rPr>
+        <w:t>1.4.4  Better</w:t>
+      </w:r>
+      <w:proofErr w:type="gramEnd"/>
+      <w:r>
+        <w:rPr>
+          <w:rFonts w:ascii="Times New Roman" w:hAnsi="Times New Roman"/>
+        </w:rPr>
+        <w:t xml:space="preserve"> Campus Engagement</w:t>
       </w:r>
       <w:bookmarkEnd w:id="16"/>
     </w:p>
@@ -9848,11 +11010,19 @@
         <w:spacing w:line="360" w:lineRule="auto"/>
       </w:pPr>
       <w:bookmarkStart w:id="17" w:name="_Toc227543911"/>
-      <w:r>
-        <w:rPr>
-          <w:rFonts w:ascii="Times New Roman" w:hAnsi="Times New Roman"/>
-        </w:rPr>
-        <w:t>1.5  Solution Overview</w:t>
+      <w:proofErr w:type="gramStart"/>
+      <w:r>
+        <w:rPr>
+          <w:rFonts w:ascii="Times New Roman" w:hAnsi="Times New Roman"/>
+        </w:rPr>
+        <w:t>1.5  Solution</w:t>
+      </w:r>
+      <w:proofErr w:type="gramEnd"/>
+      <w:r>
+        <w:rPr>
+          <w:rFonts w:ascii="Times New Roman" w:hAnsi="Times New Roman"/>
+        </w:rPr>
+        <w:t xml:space="preserve"> Overview</w:t>
       </w:r>
       <w:bookmarkEnd w:id="17"/>
     </w:p>
@@ -9864,13 +11034,77 @@
           <w:sz w:val="24"/>
         </w:rPr>
       </w:pPr>
-      <w:r>
-        <w:rPr>
-          <w:rFonts w:ascii="Times New Roman" w:hAnsi="Times New Roman"/>
-          <w:color w:val="000000"/>
-          <w:sz w:val="24"/>
-        </w:rPr>
-        <w:t>Riphah Konnect is a full-stack web application. The frontend is built with React and styled using TailwindCSS. The backend is built with Node.js and Express.js, connected to a hosted database. Users are authenticated using their Riphah email address. Real-time messaging is supported for private conversations. Access is restricted by checking the user's email domain at registration.</w:t>
+      <w:proofErr w:type="spellStart"/>
+      <w:r>
+        <w:rPr>
+          <w:rFonts w:ascii="Times New Roman" w:hAnsi="Times New Roman"/>
+          <w:color w:val="000000"/>
+          <w:sz w:val="24"/>
+        </w:rPr>
+        <w:t>Riphah</w:t>
+      </w:r>
+      <w:proofErr w:type="spellEnd"/>
+      <w:r>
+        <w:rPr>
+          <w:rFonts w:ascii="Times New Roman" w:hAnsi="Times New Roman"/>
+          <w:color w:val="000000"/>
+          <w:sz w:val="24"/>
+        </w:rPr>
+        <w:t xml:space="preserve"> </w:t>
+      </w:r>
+      <w:proofErr w:type="spellStart"/>
+      <w:r>
+        <w:rPr>
+          <w:rFonts w:ascii="Times New Roman" w:hAnsi="Times New Roman"/>
+          <w:color w:val="000000"/>
+          <w:sz w:val="24"/>
+        </w:rPr>
+        <w:t>Konnect</w:t>
+      </w:r>
+      <w:proofErr w:type="spellEnd"/>
+      <w:r>
+        <w:rPr>
+          <w:rFonts w:ascii="Times New Roman" w:hAnsi="Times New Roman"/>
+          <w:color w:val="000000"/>
+          <w:sz w:val="24"/>
+        </w:rPr>
+        <w:t xml:space="preserve"> is a full-stack web application. The frontend is built with React and styled using </w:t>
+      </w:r>
+      <w:proofErr w:type="spellStart"/>
+      <w:r>
+        <w:rPr>
+          <w:rFonts w:ascii="Times New Roman" w:hAnsi="Times New Roman"/>
+          <w:color w:val="000000"/>
+          <w:sz w:val="24"/>
+        </w:rPr>
+        <w:t>TailwindCSS</w:t>
+      </w:r>
+      <w:proofErr w:type="spellEnd"/>
+      <w:r>
+        <w:rPr>
+          <w:rFonts w:ascii="Times New Roman" w:hAnsi="Times New Roman"/>
+          <w:color w:val="000000"/>
+          <w:sz w:val="24"/>
+        </w:rPr>
+        <w:t xml:space="preserve">. The backend is built with Node.js and Express.js, connected to a hosted database. Users are authenticated using their </w:t>
+      </w:r>
+      <w:proofErr w:type="spellStart"/>
+      <w:r>
+        <w:rPr>
+          <w:rFonts w:ascii="Times New Roman" w:hAnsi="Times New Roman"/>
+          <w:color w:val="000000"/>
+          <w:sz w:val="24"/>
+        </w:rPr>
+        <w:t>Riphah</w:t>
+      </w:r>
+      <w:proofErr w:type="spellEnd"/>
+      <w:r>
+        <w:rPr>
+          <w:rFonts w:ascii="Times New Roman" w:hAnsi="Times New Roman"/>
+          <w:color w:val="000000"/>
+          <w:sz w:val="24"/>
+        </w:rPr>
+        <w:t xml:space="preserve"> email address. Real-time messaging is supported for private conversations. Access is restricted by checking the user's email domain at registration.</w:t>
       </w:r>
     </w:p>
     <w:p>
@@ -9879,11 +11113,19 @@
         <w:spacing w:line="360" w:lineRule="auto"/>
       </w:pPr>
       <w:bookmarkStart w:id="18" w:name="_Toc227543912"/>
-      <w:r>
-        <w:rPr>
-          <w:rFonts w:ascii="Times New Roman" w:hAnsi="Times New Roman"/>
-        </w:rPr>
-        <w:t>1.5.1  Scope of the Project</w:t>
+      <w:proofErr w:type="gramStart"/>
+      <w:r>
+        <w:rPr>
+          <w:rFonts w:ascii="Times New Roman" w:hAnsi="Times New Roman"/>
+        </w:rPr>
+        <w:t>1.5.1  Scope</w:t>
+      </w:r>
+      <w:proofErr w:type="gramEnd"/>
+      <w:r>
+        <w:rPr>
+          <w:rFonts w:ascii="Times New Roman" w:hAnsi="Times New Roman"/>
+        </w:rPr>
+        <w:t xml:space="preserve"> of the Project</w:t>
       </w:r>
       <w:bookmarkEnd w:id="18"/>
     </w:p>
@@ -10636,11 +11878,19 @@
         <w:spacing w:line="360" w:lineRule="auto"/>
       </w:pPr>
       <w:bookmarkStart w:id="19" w:name="_Toc227543913"/>
-      <w:r>
-        <w:rPr>
-          <w:rFonts w:ascii="Times New Roman" w:hAnsi="Times New Roman"/>
-        </w:rPr>
-        <w:t>1.6  Report Outline</w:t>
+      <w:proofErr w:type="gramStart"/>
+      <w:r>
+        <w:rPr>
+          <w:rFonts w:ascii="Times New Roman" w:hAnsi="Times New Roman"/>
+        </w:rPr>
+        <w:t>1.6  Report</w:t>
+      </w:r>
+      <w:proofErr w:type="gramEnd"/>
+      <w:r>
+        <w:rPr>
+          <w:rFonts w:ascii="Times New Roman" w:hAnsi="Times New Roman"/>
+        </w:rPr>
+        <w:t xml:space="preserve"> Outline</w:t>
       </w:r>
       <w:bookmarkEnd w:id="19"/>
     </w:p>
@@ -10658,7 +11908,79 @@
           <w:color w:val="000000"/>
           <w:sz w:val="24"/>
         </w:rPr>
-        <w:t>Chapter 1 gives an overview of the Riphah Konnect project, including its purpose, stakeholders, motivations, challenges, and the overall solution. Chapter 2 presents a market survey comparing existing platforms and explaining why Riphah Konnect is needed. Chapter 3 covers the complete requirement engineering, including functional requirements for each role, non-functional requirements, and black-box test cases. Chapter 4 covers the system design including architecture, class diagrams, and use case diagrams. Chapter 5 explains the implementation and tools used. Chapter 6 covers testing and the results. Chapter 7 concludes the report with achievements and future plans.</w:t>
+        <w:t xml:space="preserve">Chapter 1 gives an overview of the </w:t>
+      </w:r>
+      <w:proofErr w:type="spellStart"/>
+      <w:r>
+        <w:rPr>
+          <w:rFonts w:ascii="Times New Roman" w:hAnsi="Times New Roman"/>
+          <w:color w:val="000000"/>
+          <w:sz w:val="24"/>
+        </w:rPr>
+        <w:t>Riphah</w:t>
+      </w:r>
+      <w:proofErr w:type="spellEnd"/>
+      <w:r>
+        <w:rPr>
+          <w:rFonts w:ascii="Times New Roman" w:hAnsi="Times New Roman"/>
+          <w:color w:val="000000"/>
+          <w:sz w:val="24"/>
+        </w:rPr>
+        <w:t xml:space="preserve"> </w:t>
+      </w:r>
+      <w:proofErr w:type="spellStart"/>
+      <w:r>
+        <w:rPr>
+          <w:rFonts w:ascii="Times New Roman" w:hAnsi="Times New Roman"/>
+          <w:color w:val="000000"/>
+          <w:sz w:val="24"/>
+        </w:rPr>
+        <w:t>Konnect</w:t>
+      </w:r>
+      <w:proofErr w:type="spellEnd"/>
+      <w:r>
+        <w:rPr>
+          <w:rFonts w:ascii="Times New Roman" w:hAnsi="Times New Roman"/>
+          <w:color w:val="000000"/>
+          <w:sz w:val="24"/>
+        </w:rPr>
+        <w:t xml:space="preserve"> project, including its purpose, stakeholders, motivations, challenges, and the overall solution. Chapter 2 presents a market survey comparing existing platforms and explaining why </w:t>
+      </w:r>
+      <w:proofErr w:type="spellStart"/>
+      <w:r>
+        <w:rPr>
+          <w:rFonts w:ascii="Times New Roman" w:hAnsi="Times New Roman"/>
+          <w:color w:val="000000"/>
+          <w:sz w:val="24"/>
+        </w:rPr>
+        <w:t>Riphah</w:t>
+      </w:r>
+      <w:proofErr w:type="spellEnd"/>
+      <w:r>
+        <w:rPr>
+          <w:rFonts w:ascii="Times New Roman" w:hAnsi="Times New Roman"/>
+          <w:color w:val="000000"/>
+          <w:sz w:val="24"/>
+        </w:rPr>
+        <w:t xml:space="preserve"> </w:t>
+      </w:r>
+      <w:proofErr w:type="spellStart"/>
+      <w:r>
+        <w:rPr>
+          <w:rFonts w:ascii="Times New Roman" w:hAnsi="Times New Roman"/>
+          <w:color w:val="000000"/>
+          <w:sz w:val="24"/>
+        </w:rPr>
+        <w:t>Konnect</w:t>
+      </w:r>
+      <w:proofErr w:type="spellEnd"/>
+      <w:r>
+        <w:rPr>
+          <w:rFonts w:ascii="Times New Roman" w:hAnsi="Times New Roman"/>
+          <w:color w:val="000000"/>
+          <w:sz w:val="24"/>
+        </w:rPr>
+        <w:t xml:space="preserve"> is needed. Chapter 3 covers the complete requirement engineering, including functional requirements for each role, non-functional requirements, and black-box test cases. Chapter 4 covers the system design including architecture, class diagrams, and use case diagrams. Chapter 5 explains the implementation and tools used. Chapter 6 covers testing and the results. Chapter 7 concludes the report with achievements and future plans.</w:t>
       </w:r>
     </w:p>
     <w:p>
@@ -10695,6 +12017,7 @@
         <w:spacing w:line="360" w:lineRule="auto"/>
       </w:pPr>
       <w:bookmarkStart w:id="21" w:name="_Toc227543915"/>
+      <w:proofErr w:type="gramStart"/>
       <w:r>
         <w:rPr>
           <w:rFonts w:ascii="Times New Roman" w:hAnsi="Times New Roman"/>
@@ -10702,6 +12025,7 @@
         <w:t>2.1  Introduction</w:t>
       </w:r>
       <w:bookmarkEnd w:id="21"/>
+      <w:proofErr w:type="gramEnd"/>
     </w:p>
     <w:p>
       <w:pPr>
@@ -10717,7 +12041,43 @@
           <w:color w:val="000000"/>
           <w:sz w:val="24"/>
         </w:rPr>
-        <w:t>Before building Riphah Konnect, we studied existing platforms that serve university students for academic communication and collaboration. Our goal was to find out what features these platforms already provide, where they fall short, and what specific gaps remain unaddressed. This helped us justify what we are building and make sure we are not duplicating something that already exists and works.</w:t>
+        <w:t xml:space="preserve">Before building </w:t>
+      </w:r>
+      <w:proofErr w:type="spellStart"/>
+      <w:r>
+        <w:rPr>
+          <w:rFonts w:ascii="Times New Roman" w:hAnsi="Times New Roman"/>
+          <w:color w:val="000000"/>
+          <w:sz w:val="24"/>
+        </w:rPr>
+        <w:t>Riphah</w:t>
+      </w:r>
+      <w:proofErr w:type="spellEnd"/>
+      <w:r>
+        <w:rPr>
+          <w:rFonts w:ascii="Times New Roman" w:hAnsi="Times New Roman"/>
+          <w:color w:val="000000"/>
+          <w:sz w:val="24"/>
+        </w:rPr>
+        <w:t xml:space="preserve"> </w:t>
+      </w:r>
+      <w:proofErr w:type="spellStart"/>
+      <w:r>
+        <w:rPr>
+          <w:rFonts w:ascii="Times New Roman" w:hAnsi="Times New Roman"/>
+          <w:color w:val="000000"/>
+          <w:sz w:val="24"/>
+        </w:rPr>
+        <w:t>Konnect</w:t>
+      </w:r>
+      <w:proofErr w:type="spellEnd"/>
+      <w:r>
+        <w:rPr>
+          <w:rFonts w:ascii="Times New Roman" w:hAnsi="Times New Roman"/>
+          <w:color w:val="000000"/>
+          <w:sz w:val="24"/>
+        </w:rPr>
+        <w:t>, we studied existing platforms that serve university students for academic communication and collaboration. Our goal was to find out what features these platforms already provide, where they fall short, and what specific gaps remain unaddressed. This helped us justify what we are building and make sure we are not duplicating something that already exists and works.</w:t>
       </w:r>
     </w:p>
     <w:p>
@@ -10734,7 +12094,79 @@
           <w:color w:val="000000"/>
           <w:sz w:val="24"/>
         </w:rPr>
-        <w:t>We found four globally recognized university community platforms: Unii (UK), UniLife (Australia), Facebook Campus (USA, now discontinued), and CampusGroups (used at 190+ universities in North America). Our research showed that while these platforms prove the concept is valid, none of them are accessible to students in Pakistan, and all of them are missing at least one feature that Riphah students need.</w:t>
+        <w:t xml:space="preserve">We found four globally recognized university community platforms: </w:t>
+      </w:r>
+      <w:proofErr w:type="spellStart"/>
+      <w:r>
+        <w:rPr>
+          <w:rFonts w:ascii="Times New Roman" w:hAnsi="Times New Roman"/>
+          <w:color w:val="000000"/>
+          <w:sz w:val="24"/>
+        </w:rPr>
+        <w:t>Unii</w:t>
+      </w:r>
+      <w:proofErr w:type="spellEnd"/>
+      <w:r>
+        <w:rPr>
+          <w:rFonts w:ascii="Times New Roman" w:hAnsi="Times New Roman"/>
+          <w:color w:val="000000"/>
+          <w:sz w:val="24"/>
+        </w:rPr>
+        <w:t xml:space="preserve"> (UK), </w:t>
+      </w:r>
+      <w:proofErr w:type="spellStart"/>
+      <w:r>
+        <w:rPr>
+          <w:rFonts w:ascii="Times New Roman" w:hAnsi="Times New Roman"/>
+          <w:color w:val="000000"/>
+          <w:sz w:val="24"/>
+        </w:rPr>
+        <w:t>UniLife</w:t>
+      </w:r>
+      <w:proofErr w:type="spellEnd"/>
+      <w:r>
+        <w:rPr>
+          <w:rFonts w:ascii="Times New Roman" w:hAnsi="Times New Roman"/>
+          <w:color w:val="000000"/>
+          <w:sz w:val="24"/>
+        </w:rPr>
+        <w:t xml:space="preserve"> (Australia), Facebook Campus (USA, now discontinued), and </w:t>
+      </w:r>
+      <w:proofErr w:type="spellStart"/>
+      <w:r>
+        <w:rPr>
+          <w:rFonts w:ascii="Times New Roman" w:hAnsi="Times New Roman"/>
+          <w:color w:val="000000"/>
+          <w:sz w:val="24"/>
+        </w:rPr>
+        <w:t>CampusGroups</w:t>
+      </w:r>
+      <w:proofErr w:type="spellEnd"/>
+      <w:r>
+        <w:rPr>
+          <w:rFonts w:ascii="Times New Roman" w:hAnsi="Times New Roman"/>
+          <w:color w:val="000000"/>
+          <w:sz w:val="24"/>
+        </w:rPr>
+        <w:t xml:space="preserve"> (used at 190+ universities in North America). Our research showed that while these platforms prove the concept is valid, none of them are accessible to students in Pakistan, and all of them are missing at least one feature that </w:t>
+      </w:r>
+      <w:proofErr w:type="spellStart"/>
+      <w:r>
+        <w:rPr>
+          <w:rFonts w:ascii="Times New Roman" w:hAnsi="Times New Roman"/>
+          <w:color w:val="000000"/>
+          <w:sz w:val="24"/>
+        </w:rPr>
+        <w:t>Riphah</w:t>
+      </w:r>
+      <w:proofErr w:type="spellEnd"/>
+      <w:r>
+        <w:rPr>
+          <w:rFonts w:ascii="Times New Roman" w:hAnsi="Times New Roman"/>
+          <w:color w:val="000000"/>
+          <w:sz w:val="24"/>
+        </w:rPr>
+        <w:t xml:space="preserve"> students need.</w:t>
       </w:r>
     </w:p>
     <w:p>
@@ -10743,11 +12175,19 @@
         <w:spacing w:line="360" w:lineRule="auto"/>
       </w:pPr>
       <w:bookmarkStart w:id="22" w:name="_Toc227543916"/>
-      <w:r>
-        <w:rPr>
-          <w:rFonts w:ascii="Times New Roman" w:hAnsi="Times New Roman"/>
-        </w:rPr>
-        <w:t>2.2  Literature Review</w:t>
+      <w:proofErr w:type="gramStart"/>
+      <w:r>
+        <w:rPr>
+          <w:rFonts w:ascii="Times New Roman" w:hAnsi="Times New Roman"/>
+        </w:rPr>
+        <w:t>2.2  Literature</w:t>
+      </w:r>
+      <w:proofErr w:type="gramEnd"/>
+      <w:r>
+        <w:rPr>
+          <w:rFonts w:ascii="Times New Roman" w:hAnsi="Times New Roman"/>
+        </w:rPr>
+        <w:t xml:space="preserve"> Review</w:t>
       </w:r>
       <w:bookmarkEnd w:id="22"/>
     </w:p>
@@ -10848,6 +12288,7 @@
               <w:spacing w:line="360" w:lineRule="auto"/>
               <w:jc w:val="center"/>
             </w:pPr>
+            <w:proofErr w:type="spellStart"/>
             <w:r>
               <w:rPr>
                 <w:rFonts w:ascii="Times New Roman" w:hAnsi="Times New Roman"/>
@@ -10856,6 +12297,7 @@
               </w:rPr>
               <w:t>Unii</w:t>
             </w:r>
+            <w:proofErr w:type="spellEnd"/>
             <w:r>
               <w:rPr>
                 <w:rFonts w:ascii="Times New Roman" w:hAnsi="Times New Roman"/>
@@ -10877,6 +12319,7 @@
               <w:spacing w:line="360" w:lineRule="auto"/>
               <w:jc w:val="center"/>
             </w:pPr>
+            <w:proofErr w:type="spellStart"/>
             <w:r>
               <w:rPr>
                 <w:rFonts w:ascii="Times New Roman" w:hAnsi="Times New Roman"/>
@@ -10885,6 +12328,7 @@
               </w:rPr>
               <w:t>UniLife</w:t>
             </w:r>
+            <w:proofErr w:type="spellEnd"/>
             <w:r>
               <w:rPr>
                 <w:rFonts w:ascii="Times New Roman" w:hAnsi="Times New Roman"/>
@@ -10912,8 +12356,18 @@
                 <w:b/>
                 <w:color w:val="000000"/>
               </w:rPr>
-              <w:t>FB Campus</w:t>
-            </w:r>
+              <w:t xml:space="preserve">FB </w:t>
+            </w:r>
+            <w:proofErr w:type="gramStart"/>
+            <w:r>
+              <w:rPr>
+                <w:rFonts w:ascii="Times New Roman" w:hAnsi="Times New Roman"/>
+                <w:b/>
+                <w:color w:val="000000"/>
+              </w:rPr>
+              <w:t>Campus</w:t>
+            </w:r>
+            <w:proofErr w:type="gramEnd"/>
             <w:r>
               <w:rPr>
                 <w:rFonts w:ascii="Times New Roman" w:hAnsi="Times New Roman"/>
@@ -10935,6 +12389,8 @@
               <w:spacing w:line="360" w:lineRule="auto"/>
               <w:jc w:val="center"/>
             </w:pPr>
+            <w:proofErr w:type="spellStart"/>
+            <w:proofErr w:type="gramStart"/>
             <w:r>
               <w:rPr>
                 <w:rFonts w:ascii="Times New Roman" w:hAnsi="Times New Roman"/>
@@ -10943,6 +12399,8 @@
               </w:rPr>
               <w:t>CampusGroups</w:t>
             </w:r>
+            <w:proofErr w:type="spellEnd"/>
+            <w:proofErr w:type="gramEnd"/>
             <w:r>
               <w:rPr>
                 <w:rFonts w:ascii="Times New Roman" w:hAnsi="Times New Roman"/>
@@ -10950,7 +12408,25 @@
                 <w:color w:val="000000"/>
               </w:rPr>
               <w:br/>
-              <w:t>(190+ Univs.)</w:t>
+              <w:t xml:space="preserve">(190+ </w:t>
+            </w:r>
+            <w:proofErr w:type="spellStart"/>
+            <w:r>
+              <w:rPr>
+                <w:rFonts w:ascii="Times New Roman" w:hAnsi="Times New Roman"/>
+                <w:b/>
+                <w:color w:val="000000"/>
+              </w:rPr>
+              <w:t>Univs</w:t>
+            </w:r>
+            <w:proofErr w:type="spellEnd"/>
+            <w:r>
+              <w:rPr>
+                <w:rFonts w:ascii="Times New Roman" w:hAnsi="Times New Roman"/>
+                <w:b/>
+                <w:color w:val="000000"/>
+              </w:rPr>
+              <w:t>.)</w:t>
             </w:r>
           </w:p>
         </w:tc>
@@ -11688,6 +13164,7 @@
         <w:spacing w:line="360" w:lineRule="auto"/>
       </w:pPr>
       <w:bookmarkStart w:id="25" w:name="_Toc227543921"/>
+      <w:proofErr w:type="gramStart"/>
       <w:r>
         <w:rPr>
           <w:rFonts w:ascii="Times New Roman" w:hAnsi="Times New Roman"/>
@@ -11695,6 +13172,7 @@
         <w:t>2.3  Summary</w:t>
       </w:r>
       <w:bookmarkEnd w:id="25"/>
+      <w:proofErr w:type="gramEnd"/>
     </w:p>
     <w:p>
       <w:pPr>
@@ -11706,7 +13184,55 @@
           <w:rFonts w:ascii="Times New Roman" w:hAnsi="Times New Roman"/>
           <w:color w:val="000000"/>
         </w:rPr>
-        <w:t>The research above shows two important things. First, the concept of a university-exclusive community platform is globally proven. Platforms like Unii and CampusGroups have been running successfully for over a decade at real universities. This means our idea is justified. Second, none of these platforms are available to Riphah students, and even if they were, they all lack at least one feature that our students need.</w:t>
+        <w:t xml:space="preserve">The research above shows two important things. First, the concept of a university-exclusive community platform is globally proven. Platforms like </w:t>
+      </w:r>
+      <w:proofErr w:type="spellStart"/>
+      <w:r>
+        <w:rPr>
+          <w:rFonts w:ascii="Times New Roman" w:hAnsi="Times New Roman"/>
+          <w:color w:val="000000"/>
+        </w:rPr>
+        <w:t>Unii</w:t>
+      </w:r>
+      <w:proofErr w:type="spellEnd"/>
+      <w:r>
+        <w:rPr>
+          <w:rFonts w:ascii="Times New Roman" w:hAnsi="Times New Roman"/>
+          <w:color w:val="000000"/>
+        </w:rPr>
+        <w:t xml:space="preserve"> and </w:t>
+      </w:r>
+      <w:proofErr w:type="spellStart"/>
+      <w:r>
+        <w:rPr>
+          <w:rFonts w:ascii="Times New Roman" w:hAnsi="Times New Roman"/>
+          <w:color w:val="000000"/>
+        </w:rPr>
+        <w:t>CampusGroups</w:t>
+      </w:r>
+      <w:proofErr w:type="spellEnd"/>
+      <w:r>
+        <w:rPr>
+          <w:rFonts w:ascii="Times New Roman" w:hAnsi="Times New Roman"/>
+          <w:color w:val="000000"/>
+        </w:rPr>
+        <w:t xml:space="preserve"> have been running successfully for over a decade at real universities. This means our idea is justified. Second, none of these platforms are available to </w:t>
+      </w:r>
+      <w:proofErr w:type="spellStart"/>
+      <w:r>
+        <w:rPr>
+          <w:rFonts w:ascii="Times New Roman" w:hAnsi="Times New Roman"/>
+          <w:color w:val="000000"/>
+        </w:rPr>
+        <w:t>Riphah</w:t>
+      </w:r>
+      <w:proofErr w:type="spellEnd"/>
+      <w:r>
+        <w:rPr>
+          <w:rFonts w:ascii="Times New Roman" w:hAnsi="Times New Roman"/>
+          <w:color w:val="000000"/>
+        </w:rPr>
+        <w:t xml:space="preserve"> students, and even if they were, they all lack at least one feature that our students need.</w:t>
       </w:r>
     </w:p>
     <w:p>
@@ -11719,7 +13245,55 @@
           <w:rFonts w:ascii="Times New Roman" w:hAnsi="Times New Roman"/>
           <w:color w:val="000000"/>
         </w:rPr>
-        <w:t>The most significant gap is the Lost and Found module, which none of the four platforms provide. The second gap is availability in Pakistan, as no global platform currently serves Pakistani universities with verified access. The third gap is a single free platform that combines a posts feed, semester groups, events, messaging, announcements, and lost and found together. Riphah Konnect is built specifically to fill these gaps for Riphah International University.</w:t>
+        <w:t xml:space="preserve">The most significant gap is the Lost and Found module, which none of the four platforms provide. The second gap is availability in Pakistan, as no global platform currently serves Pakistani universities with verified access. The third gap is a single free platform that combines a posts feed, semester groups, events, messaging, announcements, and lost and found together. </w:t>
+      </w:r>
+      <w:proofErr w:type="spellStart"/>
+      <w:r>
+        <w:rPr>
+          <w:rFonts w:ascii="Times New Roman" w:hAnsi="Times New Roman"/>
+          <w:color w:val="000000"/>
+        </w:rPr>
+        <w:t>Riphah</w:t>
+      </w:r>
+      <w:proofErr w:type="spellEnd"/>
+      <w:r>
+        <w:rPr>
+          <w:rFonts w:ascii="Times New Roman" w:hAnsi="Times New Roman"/>
+          <w:color w:val="000000"/>
+        </w:rPr>
+        <w:t xml:space="preserve"> </w:t>
+      </w:r>
+      <w:proofErr w:type="spellStart"/>
+      <w:r>
+        <w:rPr>
+          <w:rFonts w:ascii="Times New Roman" w:hAnsi="Times New Roman"/>
+          <w:color w:val="000000"/>
+        </w:rPr>
+        <w:t>Konnect</w:t>
+      </w:r>
+      <w:proofErr w:type="spellEnd"/>
+      <w:r>
+        <w:rPr>
+          <w:rFonts w:ascii="Times New Roman" w:hAnsi="Times New Roman"/>
+          <w:color w:val="000000"/>
+        </w:rPr>
+        <w:t xml:space="preserve"> is built specifically to fill these gaps for </w:t>
+      </w:r>
+      <w:proofErr w:type="spellStart"/>
+      <w:r>
+        <w:rPr>
+          <w:rFonts w:ascii="Times New Roman" w:hAnsi="Times New Roman"/>
+          <w:color w:val="000000"/>
+        </w:rPr>
+        <w:t>Riphah</w:t>
+      </w:r>
+      <w:proofErr w:type="spellEnd"/>
+      <w:r>
+        <w:rPr>
+          <w:rFonts w:ascii="Times New Roman" w:hAnsi="Times New Roman"/>
+          <w:color w:val="000000"/>
+        </w:rPr>
+        <w:t xml:space="preserve"> International University.</w:t>
       </w:r>
     </w:p>
     <w:p>
@@ -11728,6 +13302,7 @@
         <w:spacing w:line="360" w:lineRule="auto"/>
       </w:pPr>
       <w:bookmarkStart w:id="26" w:name="_Toc227543922"/>
+      <w:proofErr w:type="gramStart"/>
       <w:r>
         <w:rPr>
           <w:rFonts w:ascii="Times New Roman" w:hAnsi="Times New Roman"/>
@@ -11735,6 +13310,7 @@
         <w:t>2.4  References</w:t>
       </w:r>
       <w:bookmarkEnd w:id="26"/>
+      <w:proofErr w:type="gramEnd"/>
     </w:p>
     <w:p>
       <w:pPr>
@@ -11746,7 +13322,48 @@
           <w:rFonts w:ascii="Times New Roman" w:hAnsi="Times New Roman"/>
           <w:color w:val="000000"/>
         </w:rPr>
-        <w:t>[1]  Unii Ltd., "Unii: The Student Network," Active since 2012. [Online]. Available: https://www.unii.com. [Accessed: Apr. 2026].</w:t>
+        <w:t>[1</w:t>
+      </w:r>
+      <w:proofErr w:type="gramStart"/>
+      <w:r>
+        <w:rPr>
+          <w:rFonts w:ascii="Times New Roman" w:hAnsi="Times New Roman"/>
+          <w:color w:val="000000"/>
+        </w:rPr>
+        <w:t xml:space="preserve">]  </w:t>
+      </w:r>
+      <w:proofErr w:type="spellStart"/>
+      <w:r>
+        <w:rPr>
+          <w:rFonts w:ascii="Times New Roman" w:hAnsi="Times New Roman"/>
+          <w:color w:val="000000"/>
+        </w:rPr>
+        <w:t>Unii</w:t>
+      </w:r>
+      <w:proofErr w:type="spellEnd"/>
+      <w:proofErr w:type="gramEnd"/>
+      <w:r>
+        <w:rPr>
+          <w:rFonts w:ascii="Times New Roman" w:hAnsi="Times New Roman"/>
+          <w:color w:val="000000"/>
+        </w:rPr>
+        <w:t xml:space="preserve"> Ltd., "</w:t>
+      </w:r>
+      <w:proofErr w:type="spellStart"/>
+      <w:r>
+        <w:rPr>
+          <w:rFonts w:ascii="Times New Roman" w:hAnsi="Times New Roman"/>
+          <w:color w:val="000000"/>
+        </w:rPr>
+        <w:t>Unii</w:t>
+      </w:r>
+      <w:proofErr w:type="spellEnd"/>
+      <w:r>
+        <w:rPr>
+          <w:rFonts w:ascii="Times New Roman" w:hAnsi="Times New Roman"/>
+          <w:color w:val="000000"/>
+        </w:rPr>
+        <w:t>: The Student Network," Active since 2012. [Online]. Available: https://www.unii.com. [Accessed: Apr. 2026].</w:t>
       </w:r>
     </w:p>
     <w:p>
@@ -11759,7 +13376,48 @@
           <w:rFonts w:ascii="Times New Roman" w:hAnsi="Times New Roman"/>
           <w:color w:val="000000"/>
         </w:rPr>
-        <w:t>[2]  UniLife Pty Ltd., "UniLife: Campus Engagement App," Australia. [Online]. Available: https://www.unilife.com.au. [Accessed: Apr. 2026].</w:t>
+        <w:t>[2</w:t>
+      </w:r>
+      <w:proofErr w:type="gramStart"/>
+      <w:r>
+        <w:rPr>
+          <w:rFonts w:ascii="Times New Roman" w:hAnsi="Times New Roman"/>
+          <w:color w:val="000000"/>
+        </w:rPr>
+        <w:t xml:space="preserve">]  </w:t>
+      </w:r>
+      <w:proofErr w:type="spellStart"/>
+      <w:r>
+        <w:rPr>
+          <w:rFonts w:ascii="Times New Roman" w:hAnsi="Times New Roman"/>
+          <w:color w:val="000000"/>
+        </w:rPr>
+        <w:t>UniLife</w:t>
+      </w:r>
+      <w:proofErr w:type="spellEnd"/>
+      <w:proofErr w:type="gramEnd"/>
+      <w:r>
+        <w:rPr>
+          <w:rFonts w:ascii="Times New Roman" w:hAnsi="Times New Roman"/>
+          <w:color w:val="000000"/>
+        </w:rPr>
+        <w:t xml:space="preserve"> Pty Ltd., "</w:t>
+      </w:r>
+      <w:proofErr w:type="spellStart"/>
+      <w:r>
+        <w:rPr>
+          <w:rFonts w:ascii="Times New Roman" w:hAnsi="Times New Roman"/>
+          <w:color w:val="000000"/>
+        </w:rPr>
+        <w:t>UniLife</w:t>
+      </w:r>
+      <w:proofErr w:type="spellEnd"/>
+      <w:r>
+        <w:rPr>
+          <w:rFonts w:ascii="Times New Roman" w:hAnsi="Times New Roman"/>
+          <w:color w:val="000000"/>
+        </w:rPr>
+        <w:t>: Campus Engagement App," Australia. [Online]. Available: https://www.unilife.com.au. [Accessed: Apr. 2026].</w:t>
       </w:r>
     </w:p>
     <w:p>
@@ -11772,7 +13430,23 @@
           <w:rFonts w:ascii="Times New Roman" w:hAnsi="Times New Roman"/>
           <w:color w:val="000000"/>
         </w:rPr>
-        <w:t>[3]  Meta Platforms Inc., "Facebook Campus," launched 2020, discontinued January 2022. Deployed at 204 universities. [Discontinued].</w:t>
+        <w:t>[3</w:t>
+      </w:r>
+      <w:proofErr w:type="gramStart"/>
+      <w:r>
+        <w:rPr>
+          <w:rFonts w:ascii="Times New Roman" w:hAnsi="Times New Roman"/>
+          <w:color w:val="000000"/>
+        </w:rPr>
+        <w:t>]  Meta</w:t>
+      </w:r>
+      <w:proofErr w:type="gramEnd"/>
+      <w:r>
+        <w:rPr>
+          <w:rFonts w:ascii="Times New Roman" w:hAnsi="Times New Roman"/>
+          <w:color w:val="000000"/>
+        </w:rPr>
+        <w:t xml:space="preserve"> Platforms Inc., "Facebook Campus," launched 2020, discontinued January 2022. Deployed at 204 universities. [Discontinued].</w:t>
       </w:r>
     </w:p>
     <w:p>
@@ -11785,7 +13459,48 @@
           <w:rFonts w:ascii="Times New Roman" w:hAnsi="Times New Roman"/>
           <w:color w:val="000000"/>
         </w:rPr>
-        <w:t>[4]  CampusGroups Inc., "CampusGroups: Campus Engagement Platform," used at 190+ universities including Stanford, Cornell, Princeton, and Duke. [Online]. Available: https://www.campusgroups.com. [Accessed: Apr. 2026].</w:t>
+        <w:t>[4</w:t>
+      </w:r>
+      <w:proofErr w:type="gramStart"/>
+      <w:r>
+        <w:rPr>
+          <w:rFonts w:ascii="Times New Roman" w:hAnsi="Times New Roman"/>
+          <w:color w:val="000000"/>
+        </w:rPr>
+        <w:t xml:space="preserve">]  </w:t>
+      </w:r>
+      <w:proofErr w:type="spellStart"/>
+      <w:r>
+        <w:rPr>
+          <w:rFonts w:ascii="Times New Roman" w:hAnsi="Times New Roman"/>
+          <w:color w:val="000000"/>
+        </w:rPr>
+        <w:t>CampusGroups</w:t>
+      </w:r>
+      <w:proofErr w:type="spellEnd"/>
+      <w:proofErr w:type="gramEnd"/>
+      <w:r>
+        <w:rPr>
+          <w:rFonts w:ascii="Times New Roman" w:hAnsi="Times New Roman"/>
+          <w:color w:val="000000"/>
+        </w:rPr>
+        <w:t xml:space="preserve"> Inc., "</w:t>
+      </w:r>
+      <w:proofErr w:type="spellStart"/>
+      <w:r>
+        <w:rPr>
+          <w:rFonts w:ascii="Times New Roman" w:hAnsi="Times New Roman"/>
+          <w:color w:val="000000"/>
+        </w:rPr>
+        <w:t>CampusGroups</w:t>
+      </w:r>
+      <w:proofErr w:type="spellEnd"/>
+      <w:r>
+        <w:rPr>
+          <w:rFonts w:ascii="Times New Roman" w:hAnsi="Times New Roman"/>
+          <w:color w:val="000000"/>
+        </w:rPr>
+        <w:t>: Campus Engagement Platform," used at 190+ universities including Stanford, Cornell, Princeton, and Duke. [Online]. Available: https://www.campusgroups.com. [Accessed: Apr. 2026].</w:t>
       </w:r>
     </w:p>
     <w:p>
@@ -11822,6 +13537,7 @@
         <w:spacing w:line="360" w:lineRule="auto"/>
       </w:pPr>
       <w:bookmarkStart w:id="28" w:name="_Toc227543924"/>
+      <w:proofErr w:type="gramStart"/>
       <w:r>
         <w:rPr>
           <w:rFonts w:ascii="Times New Roman" w:hAnsi="Times New Roman"/>
@@ -11829,6 +13545,7 @@
         <w:t>3.1  Introduction</w:t>
       </w:r>
       <w:bookmarkEnd w:id="28"/>
+      <w:proofErr w:type="gramEnd"/>
     </w:p>
     <w:p>
       <w:pPr>
@@ -11840,7 +13557,39 @@
           <w:rFonts w:ascii="Times New Roman" w:hAnsi="Times New Roman"/>
           <w:color w:val="000000"/>
         </w:rPr>
-        <w:t>This chapter covers all the requirements for the Riphah Konnect platform. We start with three problem scenario tables that show the specific problems our system is solving. Then we list the functional requirements for each role. This is followed by a brief non-functional requirements section. The chapter ends with black-box test cases for the main features, designed using equivalence partitioning to identify valid and invalid inputs.</w:t>
+        <w:t xml:space="preserve">This chapter covers all the requirements for the </w:t>
+      </w:r>
+      <w:proofErr w:type="spellStart"/>
+      <w:r>
+        <w:rPr>
+          <w:rFonts w:ascii="Times New Roman" w:hAnsi="Times New Roman"/>
+          <w:color w:val="000000"/>
+        </w:rPr>
+        <w:t>Riphah</w:t>
+      </w:r>
+      <w:proofErr w:type="spellEnd"/>
+      <w:r>
+        <w:rPr>
+          <w:rFonts w:ascii="Times New Roman" w:hAnsi="Times New Roman"/>
+          <w:color w:val="000000"/>
+        </w:rPr>
+        <w:t xml:space="preserve"> </w:t>
+      </w:r>
+      <w:proofErr w:type="spellStart"/>
+      <w:r>
+        <w:rPr>
+          <w:rFonts w:ascii="Times New Roman" w:hAnsi="Times New Roman"/>
+          <w:color w:val="000000"/>
+        </w:rPr>
+        <w:t>Konnect</w:t>
+      </w:r>
+      <w:proofErr w:type="spellEnd"/>
+      <w:r>
+        <w:rPr>
+          <w:rFonts w:ascii="Times New Roman" w:hAnsi="Times New Roman"/>
+          <w:color w:val="000000"/>
+        </w:rPr>
+        <w:t xml:space="preserve"> platform. We start with three problem scenario tables that show the specific problems our system is solving. Then we list the functional requirements for each role. This is followed by a brief non-functional requirements section. The chapter ends with black-box test cases for the main features, designed using equivalence partitioning to identify valid and invalid inputs.</w:t>
       </w:r>
     </w:p>
     <w:p>
@@ -11852,13 +13601,23 @@
         </w:rPr>
       </w:pPr>
       <w:bookmarkStart w:id="29" w:name="_Toc227543925"/>
-      <w:r>
-        <w:rPr>
-          <w:rFonts w:ascii="Times New Roman" w:hAnsi="Times New Roman"/>
-        </w:rPr>
-        <w:t>3.2  Problem Scenarios</w:t>
-      </w:r>
+      <w:proofErr w:type="gramStart"/>
+      <w:r>
+        <w:rPr>
+          <w:rFonts w:ascii="Times New Roman" w:hAnsi="Times New Roman"/>
+        </w:rPr>
+        <w:t>3.2  Problem</w:t>
+      </w:r>
+      <w:proofErr w:type="gramEnd"/>
+      <w:r>
+        <w:rPr>
+          <w:rFonts w:ascii="Times New Roman" w:hAnsi="Times New Roman"/>
+        </w:rPr>
+        <w:t xml:space="preserve"> Scenarios</w:t>
+      </w:r>
+      <w:bookmarkStart w:id="30" w:name="_GoBack"/>
       <w:bookmarkEnd w:id="29"/>
+      <w:bookmarkEnd w:id="30"/>
     </w:p>
     <w:p/>
     <w:p>
@@ -11870,18 +13629,20 @@
           <w:rFonts w:ascii="Times New Roman" w:hAnsi="Times New Roman" w:cs="Times New Roman"/>
           <w:color w:val="auto"/>
           <w:sz w:val="24"/>
-        </w:rPr>
-      </w:pPr>
-      <w:bookmarkStart w:id="30" w:name="_lt2"/>
+          <w:szCs w:val="24"/>
+        </w:rPr>
+      </w:pPr>
+      <w:bookmarkStart w:id="31" w:name="_lt2"/>
       <w:r>
         <w:rPr>
           <w:rFonts w:ascii="Times New Roman" w:hAnsi="Times New Roman" w:cs="Times New Roman"/>
           <w:color w:val="auto"/>
           <w:sz w:val="24"/>
+          <w:szCs w:val="24"/>
         </w:rPr>
         <w:t>Table 3.2.1: Problem Statement 1</w:t>
       </w:r>
-      <w:bookmarkEnd w:id="30"/>
+      <w:bookmarkEnd w:id="31"/>
     </w:p>
     <w:tbl>
       <w:tblPr>
@@ -11907,12 +13668,18 @@
             <w:pPr>
               <w:spacing w:line="360" w:lineRule="auto"/>
               <w:jc w:val="center"/>
+              <w:rPr>
+                <w:sz w:val="24"/>
+                <w:szCs w:val="24"/>
+              </w:rPr>
             </w:pPr>
             <w:r>
               <w:rPr>
                 <w:rFonts w:ascii="Times New Roman" w:hAnsi="Times New Roman"/>
                 <w:b/>
                 <w:color w:val="000000"/>
+                <w:sz w:val="24"/>
+                <w:szCs w:val="24"/>
               </w:rPr>
               <w:t>Attribute</w:t>
             </w:r>
@@ -11927,12 +13694,18 @@
             <w:pPr>
               <w:spacing w:line="360" w:lineRule="auto"/>
               <w:jc w:val="center"/>
+              <w:rPr>
+                <w:sz w:val="24"/>
+                <w:szCs w:val="24"/>
+              </w:rPr>
             </w:pPr>
             <w:r>
               <w:rPr>
                 <w:rFonts w:ascii="Times New Roman" w:hAnsi="Times New Roman"/>
                 <w:b/>
                 <w:color w:val="000000"/>
+                <w:sz w:val="24"/>
+                <w:szCs w:val="24"/>
               </w:rPr>
               <w:t>Description</w:t>
             </w:r>
@@ -11950,11 +13723,17 @@
           <w:p>
             <w:pPr>
               <w:spacing w:line="360" w:lineRule="auto"/>
-            </w:pPr>
-            <w:r>
-              <w:rPr>
-                <w:rFonts w:ascii="Times New Roman" w:hAnsi="Times New Roman"/>
-                <w:color w:val="000000"/>
+              <w:rPr>
+                <w:sz w:val="24"/>
+                <w:szCs w:val="24"/>
+              </w:rPr>
+            </w:pPr>
+            <w:r>
+              <w:rPr>
+                <w:rFonts w:ascii="Times New Roman" w:hAnsi="Times New Roman"/>
+                <w:color w:val="000000"/>
+                <w:sz w:val="24"/>
+                <w:szCs w:val="24"/>
               </w:rPr>
               <w:t>The Problem of</w:t>
             </w:r>
@@ -11967,13 +13746,39 @@
           <w:p>
             <w:pPr>
               <w:spacing w:line="360" w:lineRule="auto"/>
-            </w:pPr>
-            <w:r>
-              <w:rPr>
-                <w:rFonts w:ascii="Times New Roman" w:hAnsi="Times New Roman"/>
-                <w:color w:val="000000"/>
-              </w:rPr>
-              <w:t>No Dedicated Academic Platform for Riphah Students</w:t>
+              <w:rPr>
+                <w:sz w:val="24"/>
+                <w:szCs w:val="24"/>
+              </w:rPr>
+            </w:pPr>
+            <w:r>
+              <w:rPr>
+                <w:rFonts w:ascii="Times New Roman" w:hAnsi="Times New Roman"/>
+                <w:color w:val="000000"/>
+                <w:sz w:val="24"/>
+                <w:szCs w:val="24"/>
+              </w:rPr>
+              <w:t xml:space="preserve">No Dedicated Academic Platform for </w:t>
+            </w:r>
+            <w:proofErr w:type="spellStart"/>
+            <w:r>
+              <w:rPr>
+                <w:rFonts w:ascii="Times New Roman" w:hAnsi="Times New Roman"/>
+                <w:color w:val="000000"/>
+                <w:sz w:val="24"/>
+                <w:szCs w:val="24"/>
+              </w:rPr>
+              <w:t>Riphah</w:t>
+            </w:r>
+            <w:proofErr w:type="spellEnd"/>
+            <w:r>
+              <w:rPr>
+                <w:rFonts w:ascii="Times New Roman" w:hAnsi="Times New Roman"/>
+                <w:color w:val="000000"/>
+                <w:sz w:val="24"/>
+                <w:szCs w:val="24"/>
+              </w:rPr>
+              <w:t xml:space="preserve"> Students</w:t>
             </w:r>
           </w:p>
         </w:tc>
@@ -11989,11 +13794,17 @@
           <w:p>
             <w:pPr>
               <w:spacing w:line="360" w:lineRule="auto"/>
-            </w:pPr>
-            <w:r>
-              <w:rPr>
-                <w:rFonts w:ascii="Times New Roman" w:hAnsi="Times New Roman"/>
-                <w:color w:val="000000"/>
+              <w:rPr>
+                <w:sz w:val="24"/>
+                <w:szCs w:val="24"/>
+              </w:rPr>
+            </w:pPr>
+            <w:r>
+              <w:rPr>
+                <w:rFonts w:ascii="Times New Roman" w:hAnsi="Times New Roman"/>
+                <w:color w:val="000000"/>
+                <w:sz w:val="24"/>
+                <w:szCs w:val="24"/>
               </w:rPr>
               <w:t>Affects</w:t>
             </w:r>
@@ -12006,11 +13817,17 @@
           <w:p>
             <w:pPr>
               <w:spacing w:line="360" w:lineRule="auto"/>
-            </w:pPr>
-            <w:r>
-              <w:rPr>
-                <w:rFonts w:ascii="Times New Roman" w:hAnsi="Times New Roman"/>
-                <w:color w:val="000000"/>
+              <w:rPr>
+                <w:sz w:val="24"/>
+                <w:szCs w:val="24"/>
+              </w:rPr>
+            </w:pPr>
+            <w:r>
+              <w:rPr>
+                <w:rFonts w:ascii="Times New Roman" w:hAnsi="Times New Roman"/>
+                <w:color w:val="000000"/>
+                <w:sz w:val="24"/>
+                <w:szCs w:val="24"/>
               </w:rPr>
               <w:t>Students, Teachers</w:t>
             </w:r>
@@ -12028,11 +13845,17 @@
           <w:p>
             <w:pPr>
               <w:spacing w:line="360" w:lineRule="auto"/>
-            </w:pPr>
-            <w:r>
-              <w:rPr>
-                <w:rFonts w:ascii="Times New Roman" w:hAnsi="Times New Roman"/>
-                <w:color w:val="000000"/>
+              <w:rPr>
+                <w:sz w:val="24"/>
+                <w:szCs w:val="24"/>
+              </w:rPr>
+            </w:pPr>
+            <w:r>
+              <w:rPr>
+                <w:rFonts w:ascii="Times New Roman" w:hAnsi="Times New Roman"/>
+                <w:color w:val="000000"/>
+                <w:sz w:val="24"/>
+                <w:szCs w:val="24"/>
               </w:rPr>
               <w:t>The Result of Which</w:t>
             </w:r>
@@ -12045,8 +13868,16 @@
           <w:p>
             <w:pPr>
               <w:spacing w:line="360" w:lineRule="auto"/>
-            </w:pPr>
-            <w:r>
+              <w:rPr>
+                <w:sz w:val="24"/>
+                <w:szCs w:val="24"/>
+              </w:rPr>
+            </w:pPr>
+            <w:r>
+              <w:rPr>
+                <w:sz w:val="24"/>
+                <w:szCs w:val="24"/>
+              </w:rPr>
               <w:t>Academic content lost in unstructured chats</w:t>
             </w:r>
           </w:p>
@@ -12063,11 +13894,17 @@
           <w:p>
             <w:pPr>
               <w:spacing w:line="360" w:lineRule="auto"/>
-            </w:pPr>
-            <w:r>
-              <w:rPr>
-                <w:rFonts w:ascii="Times New Roman" w:hAnsi="Times New Roman"/>
-                <w:color w:val="000000"/>
+              <w:rPr>
+                <w:sz w:val="24"/>
+                <w:szCs w:val="24"/>
+              </w:rPr>
+            </w:pPr>
+            <w:r>
+              <w:rPr>
+                <w:rFonts w:ascii="Times New Roman" w:hAnsi="Times New Roman"/>
+                <w:color w:val="000000"/>
+                <w:sz w:val="24"/>
+                <w:szCs w:val="24"/>
               </w:rPr>
               <w:t>Benefit of</w:t>
             </w:r>
@@ -12080,8 +13917,16 @@
           <w:p>
             <w:pPr>
               <w:spacing w:line="360" w:lineRule="auto"/>
-            </w:pPr>
-            <w:r>
+              <w:rPr>
+                <w:sz w:val="24"/>
+                <w:szCs w:val="24"/>
+              </w:rPr>
+            </w:pPr>
+            <w:r>
+              <w:rPr>
+                <w:sz w:val="24"/>
+                <w:szCs w:val="24"/>
+              </w:rPr>
               <w:t>Verified academic platform with organized posts and communication</w:t>
             </w:r>
           </w:p>
@@ -12091,33 +13936,59 @@
     <w:p>
       <w:pPr>
         <w:spacing w:after="160" w:line="360" w:lineRule="auto"/>
+        <w:rPr>
+          <w:sz w:val="24"/>
+          <w:szCs w:val="24"/>
+        </w:rPr>
       </w:pPr>
     </w:p>
     <w:p>
       <w:pPr>
         <w:pStyle w:val="TableCaption"/>
         <w:spacing w:before="200" w:after="60" w:line="360" w:lineRule="auto"/>
-      </w:pPr>
-      <w:bookmarkStart w:id="31" w:name="_lt3"/>
-      <w:r>
+        <w:rPr>
+          <w:sz w:val="24"/>
+          <w:szCs w:val="24"/>
+        </w:rPr>
+      </w:pPr>
+      <w:bookmarkStart w:id="32" w:name="_lt3"/>
+      <w:r>
+        <w:rPr>
+          <w:sz w:val="24"/>
+          <w:szCs w:val="24"/>
+        </w:rPr>
         <w:t xml:space="preserve">Table </w:t>
       </w:r>
       <w:r>
+        <w:rPr>
+          <w:sz w:val="24"/>
+          <w:szCs w:val="24"/>
+        </w:rPr>
         <w:t>3</w:t>
       </w:r>
       <w:r>
         <w:rPr>
           <w:noProof/>
+          <w:sz w:val="24"/>
+          <w:szCs w:val="24"/>
         </w:rPr>
         <w:t>.2.2</w:t>
       </w:r>
       <w:r>
+        <w:rPr>
+          <w:sz w:val="24"/>
+          <w:szCs w:val="24"/>
+        </w:rPr>
         <w:t>: Problem Statement</w:t>
       </w:r>
       <w:r>
+        <w:rPr>
+          <w:sz w:val="24"/>
+          <w:szCs w:val="24"/>
+        </w:rPr>
         <w:t xml:space="preserve"> 2</w:t>
       </w:r>
-      <w:bookmarkEnd w:id="31"/>
+      <w:bookmarkEnd w:id="32"/>
     </w:p>
     <w:tbl>
       <w:tblPr>
@@ -12143,12 +14014,18 @@
             <w:pPr>
               <w:spacing w:line="360" w:lineRule="auto"/>
               <w:jc w:val="center"/>
+              <w:rPr>
+                <w:sz w:val="24"/>
+                <w:szCs w:val="24"/>
+              </w:rPr>
             </w:pPr>
             <w:r>
               <w:rPr>
                 <w:rFonts w:ascii="Times New Roman" w:hAnsi="Times New Roman"/>
                 <w:b/>
                 <w:color w:val="000000"/>
+                <w:sz w:val="24"/>
+                <w:szCs w:val="24"/>
               </w:rPr>
               <w:t>Attribute</w:t>
             </w:r>
@@ -12163,12 +14040,18 @@
             <w:pPr>
               <w:spacing w:line="360" w:lineRule="auto"/>
               <w:jc w:val="center"/>
+              <w:rPr>
+                <w:sz w:val="24"/>
+                <w:szCs w:val="24"/>
+              </w:rPr>
             </w:pPr>
             <w:r>
               <w:rPr>
                 <w:rFonts w:ascii="Times New Roman" w:hAnsi="Times New Roman"/>
                 <w:b/>
                 <w:color w:val="000000"/>
+                <w:sz w:val="24"/>
+                <w:szCs w:val="24"/>
               </w:rPr>
               <w:t>Description</w:t>
             </w:r>
@@ -12186,11 +14069,17 @@
           <w:p>
             <w:pPr>
               <w:spacing w:line="360" w:lineRule="auto"/>
-            </w:pPr>
-            <w:r>
-              <w:rPr>
-                <w:rFonts w:ascii="Times New Roman" w:hAnsi="Times New Roman"/>
-                <w:color w:val="000000"/>
+              <w:rPr>
+                <w:sz w:val="24"/>
+                <w:szCs w:val="24"/>
+              </w:rPr>
+            </w:pPr>
+            <w:r>
+              <w:rPr>
+                <w:rFonts w:ascii="Times New Roman" w:hAnsi="Times New Roman"/>
+                <w:color w:val="000000"/>
+                <w:sz w:val="24"/>
+                <w:szCs w:val="24"/>
               </w:rPr>
               <w:t>The Problem of</w:t>
             </w:r>
@@ -12203,11 +14092,17 @@
           <w:p>
             <w:pPr>
               <w:spacing w:line="360" w:lineRule="auto"/>
-            </w:pPr>
-            <w:r>
-              <w:rPr>
-                <w:rFonts w:ascii="Times New Roman" w:hAnsi="Times New Roman"/>
-                <w:color w:val="000000"/>
+              <w:rPr>
+                <w:sz w:val="24"/>
+                <w:szCs w:val="24"/>
+              </w:rPr>
+            </w:pPr>
+            <w:r>
+              <w:rPr>
+                <w:rFonts w:ascii="Times New Roman" w:hAnsi="Times New Roman"/>
+                <w:color w:val="000000"/>
+                <w:sz w:val="24"/>
+                <w:szCs w:val="24"/>
               </w:rPr>
               <w:t>No System for Managing Semester Groups</w:t>
             </w:r>
@@ -12225,11 +14120,17 @@
           <w:p>
             <w:pPr>
               <w:spacing w:line="360" w:lineRule="auto"/>
-            </w:pPr>
-            <w:r>
-              <w:rPr>
-                <w:rFonts w:ascii="Times New Roman" w:hAnsi="Times New Roman"/>
-                <w:color w:val="000000"/>
+              <w:rPr>
+                <w:sz w:val="24"/>
+                <w:szCs w:val="24"/>
+              </w:rPr>
+            </w:pPr>
+            <w:r>
+              <w:rPr>
+                <w:rFonts w:ascii="Times New Roman" w:hAnsi="Times New Roman"/>
+                <w:color w:val="000000"/>
+                <w:sz w:val="24"/>
+                <w:szCs w:val="24"/>
               </w:rPr>
               <w:t>Affects</w:t>
             </w:r>
@@ -12242,11 +14143,17 @@
           <w:p>
             <w:pPr>
               <w:spacing w:line="360" w:lineRule="auto"/>
-            </w:pPr>
-            <w:r>
-              <w:rPr>
-                <w:rFonts w:ascii="Times New Roman" w:hAnsi="Times New Roman"/>
-                <w:color w:val="000000"/>
+              <w:rPr>
+                <w:sz w:val="24"/>
+                <w:szCs w:val="24"/>
+              </w:rPr>
+            </w:pPr>
+            <w:r>
+              <w:rPr>
+                <w:rFonts w:ascii="Times New Roman" w:hAnsi="Times New Roman"/>
+                <w:color w:val="000000"/>
+                <w:sz w:val="24"/>
+                <w:szCs w:val="24"/>
               </w:rPr>
               <w:t>Students, Teachers, Coordination Office</w:t>
             </w:r>
@@ -12264,11 +14171,17 @@
           <w:p>
             <w:pPr>
               <w:spacing w:line="360" w:lineRule="auto"/>
-            </w:pPr>
-            <w:r>
-              <w:rPr>
-                <w:rFonts w:ascii="Times New Roman" w:hAnsi="Times New Roman"/>
-                <w:color w:val="000000"/>
+              <w:rPr>
+                <w:sz w:val="24"/>
+                <w:szCs w:val="24"/>
+              </w:rPr>
+            </w:pPr>
+            <w:r>
+              <w:rPr>
+                <w:rFonts w:ascii="Times New Roman" w:hAnsi="Times New Roman"/>
+                <w:color w:val="000000"/>
+                <w:sz w:val="24"/>
+                <w:szCs w:val="24"/>
               </w:rPr>
               <w:t>The Result of Which</w:t>
             </w:r>
@@ -12299,12 +14212,19 @@
           <w:p>
             <w:pPr>
               <w:spacing w:line="360" w:lineRule="auto"/>
-            </w:pPr>
-            <w:r>
-              <w:rPr>
-                <w:rFonts w:ascii="Times New Roman" w:hAnsi="Times New Roman"/>
-                <w:color w:val="000000"/>
-              </w:rPr>
+              <w:rPr>
+                <w:sz w:val="24"/>
+                <w:szCs w:val="24"/>
+              </w:rPr>
+            </w:pPr>
+            <w:r>
+              <w:rPr>
+                <w:rFonts w:ascii="Times New Roman" w:hAnsi="Times New Roman"/>
+                <w:color w:val="000000"/>
+                <w:sz w:val="24"/>
+                <w:szCs w:val="24"/>
+              </w:rPr>
+              <w:lastRenderedPageBreak/>
               <w:t>Benefit of</w:t>
             </w:r>
           </w:p>
@@ -12316,14 +14236,24 @@
           <w:p>
             <w:pPr>
               <w:spacing w:line="360" w:lineRule="auto"/>
-            </w:pPr>
-            <w:r>
+              <w:rPr>
+                <w:sz w:val="24"/>
+                <w:szCs w:val="24"/>
+              </w:rPr>
+            </w:pPr>
+            <w:r>
+              <w:rPr>
+                <w:sz w:val="24"/>
+                <w:szCs w:val="24"/>
+              </w:rPr>
               <w:t>Managed semester groups with structured interaction and control</w:t>
             </w:r>
             <w:r>
               <w:rPr>
                 <w:rFonts w:ascii="Times New Roman" w:hAnsi="Times New Roman"/>
                 <w:color w:val="000000"/>
+                <w:sz w:val="24"/>
+                <w:szCs w:val="24"/>
               </w:rPr>
               <w:t>.</w:t>
             </w:r>
@@ -12334,24 +14264,44 @@
     <w:p>
       <w:pPr>
         <w:spacing w:after="160" w:line="360" w:lineRule="auto"/>
+        <w:rPr>
+          <w:sz w:val="24"/>
+          <w:szCs w:val="24"/>
+        </w:rPr>
       </w:pPr>
     </w:p>
     <w:p>
       <w:pPr>
         <w:pStyle w:val="TableCaption"/>
         <w:spacing w:before="200" w:after="60" w:line="360" w:lineRule="auto"/>
-      </w:pPr>
-      <w:bookmarkStart w:id="32" w:name="_lt4"/>
-      <w:r>
+        <w:rPr>
+          <w:sz w:val="24"/>
+          <w:szCs w:val="24"/>
+        </w:rPr>
+      </w:pPr>
+      <w:bookmarkStart w:id="33" w:name="_lt4"/>
+      <w:r>
+        <w:rPr>
+          <w:sz w:val="24"/>
+          <w:szCs w:val="24"/>
+        </w:rPr>
         <w:t xml:space="preserve">Table </w:t>
       </w:r>
       <w:r>
+        <w:rPr>
+          <w:sz w:val="24"/>
+          <w:szCs w:val="24"/>
+        </w:rPr>
         <w:t>3.2.3: Problem Statement</w:t>
       </w:r>
       <w:r>
+        <w:rPr>
+          <w:sz w:val="24"/>
+          <w:szCs w:val="24"/>
+        </w:rPr>
         <w:t xml:space="preserve"> 3</w:t>
       </w:r>
-      <w:bookmarkEnd w:id="32"/>
+      <w:bookmarkEnd w:id="33"/>
     </w:p>
     <w:tbl>
       <w:tblPr>
@@ -12377,12 +14327,18 @@
             <w:pPr>
               <w:spacing w:line="360" w:lineRule="auto"/>
               <w:jc w:val="center"/>
+              <w:rPr>
+                <w:sz w:val="24"/>
+                <w:szCs w:val="24"/>
+              </w:rPr>
             </w:pPr>
             <w:r>
               <w:rPr>
                 <w:rFonts w:ascii="Times New Roman" w:hAnsi="Times New Roman"/>
                 <w:b/>
                 <w:color w:val="000000"/>
+                <w:sz w:val="24"/>
+                <w:szCs w:val="24"/>
               </w:rPr>
               <w:t>Attribute</w:t>
             </w:r>
@@ -12397,12 +14353,18 @@
             <w:pPr>
               <w:spacing w:line="360" w:lineRule="auto"/>
               <w:jc w:val="center"/>
+              <w:rPr>
+                <w:sz w:val="24"/>
+                <w:szCs w:val="24"/>
+              </w:rPr>
             </w:pPr>
             <w:r>
               <w:rPr>
                 <w:rFonts w:ascii="Times New Roman" w:hAnsi="Times New Roman"/>
                 <w:b/>
                 <w:color w:val="000000"/>
+                <w:sz w:val="24"/>
+                <w:szCs w:val="24"/>
               </w:rPr>
               <w:t>Description</w:t>
             </w:r>
@@ -12420,13 +14382,18 @@
           <w:p>
             <w:pPr>
               <w:spacing w:line="360" w:lineRule="auto"/>
-            </w:pPr>
-            <w:r>
-              <w:rPr>
-                <w:rFonts w:ascii="Times New Roman" w:hAnsi="Times New Roman"/>
-                <w:color w:val="000000"/>
-              </w:rPr>
-              <w:lastRenderedPageBreak/>
+              <w:rPr>
+                <w:sz w:val="24"/>
+                <w:szCs w:val="24"/>
+              </w:rPr>
+            </w:pPr>
+            <w:r>
+              <w:rPr>
+                <w:rFonts w:ascii="Times New Roman" w:hAnsi="Times New Roman"/>
+                <w:color w:val="000000"/>
+                <w:sz w:val="24"/>
+                <w:szCs w:val="24"/>
+              </w:rPr>
               <w:t>The Problem of</w:t>
             </w:r>
           </w:p>
@@ -12438,11 +14405,17 @@
           <w:p>
             <w:pPr>
               <w:spacing w:line="360" w:lineRule="auto"/>
-            </w:pPr>
-            <w:r>
-              <w:rPr>
-                <w:rFonts w:ascii="Times New Roman" w:hAnsi="Times New Roman"/>
-                <w:color w:val="000000"/>
+              <w:rPr>
+                <w:sz w:val="24"/>
+                <w:szCs w:val="24"/>
+              </w:rPr>
+            </w:pPr>
+            <w:r>
+              <w:rPr>
+                <w:rFonts w:ascii="Times New Roman" w:hAnsi="Times New Roman"/>
+                <w:color w:val="000000"/>
+                <w:sz w:val="24"/>
+                <w:szCs w:val="24"/>
               </w:rPr>
               <w:t>Heavy Manual Workload for Coordination and Administration</w:t>
             </w:r>
@@ -12460,11 +14433,17 @@
           <w:p>
             <w:pPr>
               <w:spacing w:line="360" w:lineRule="auto"/>
-            </w:pPr>
-            <w:r>
-              <w:rPr>
-                <w:rFonts w:ascii="Times New Roman" w:hAnsi="Times New Roman"/>
-                <w:color w:val="000000"/>
+              <w:rPr>
+                <w:sz w:val="24"/>
+                <w:szCs w:val="24"/>
+              </w:rPr>
+            </w:pPr>
+            <w:r>
+              <w:rPr>
+                <w:rFonts w:ascii="Times New Roman" w:hAnsi="Times New Roman"/>
+                <w:color w:val="000000"/>
+                <w:sz w:val="24"/>
+                <w:szCs w:val="24"/>
               </w:rPr>
               <w:t>Affects</w:t>
             </w:r>
@@ -12477,11 +14456,17 @@
           <w:p>
             <w:pPr>
               <w:spacing w:line="360" w:lineRule="auto"/>
-            </w:pPr>
-            <w:r>
-              <w:rPr>
-                <w:rFonts w:ascii="Times New Roman" w:hAnsi="Times New Roman"/>
-                <w:color w:val="000000"/>
+              <w:rPr>
+                <w:sz w:val="24"/>
+                <w:szCs w:val="24"/>
+              </w:rPr>
+            </w:pPr>
+            <w:r>
+              <w:rPr>
+                <w:rFonts w:ascii="Times New Roman" w:hAnsi="Times New Roman"/>
+                <w:color w:val="000000"/>
+                <w:sz w:val="24"/>
+                <w:szCs w:val="24"/>
               </w:rPr>
               <w:t>Students, University Administration, Coordination Office</w:t>
             </w:r>
@@ -12499,11 +14484,17 @@
           <w:p>
             <w:pPr>
               <w:spacing w:line="360" w:lineRule="auto"/>
-            </w:pPr>
-            <w:r>
-              <w:rPr>
-                <w:rFonts w:ascii="Times New Roman" w:hAnsi="Times New Roman"/>
-                <w:color w:val="000000"/>
+              <w:rPr>
+                <w:sz w:val="24"/>
+                <w:szCs w:val="24"/>
+              </w:rPr>
+            </w:pPr>
+            <w:r>
+              <w:rPr>
+                <w:rFonts w:ascii="Times New Roman" w:hAnsi="Times New Roman"/>
+                <w:color w:val="000000"/>
+                <w:sz w:val="24"/>
+                <w:szCs w:val="24"/>
               </w:rPr>
               <w:t>The Result of Which</w:t>
             </w:r>
@@ -12534,11 +14525,17 @@
           <w:p>
             <w:pPr>
               <w:spacing w:line="360" w:lineRule="auto"/>
-            </w:pPr>
-            <w:r>
-              <w:rPr>
-                <w:rFonts w:ascii="Times New Roman" w:hAnsi="Times New Roman"/>
-                <w:color w:val="000000"/>
+              <w:rPr>
+                <w:sz w:val="24"/>
+                <w:szCs w:val="24"/>
+              </w:rPr>
+            </w:pPr>
+            <w:r>
+              <w:rPr>
+                <w:rFonts w:ascii="Times New Roman" w:hAnsi="Times New Roman"/>
+                <w:color w:val="000000"/>
+                <w:sz w:val="24"/>
+                <w:szCs w:val="24"/>
               </w:rPr>
               <w:t>Benefit of</w:t>
             </w:r>
@@ -12569,28 +14566,38 @@
         <w:pStyle w:val="Heading2"/>
         <w:spacing w:line="360" w:lineRule="auto"/>
       </w:pPr>
-      <w:bookmarkStart w:id="33" w:name="_Toc227543926"/>
-      <w:r>
-        <w:rPr>
-          <w:rFonts w:ascii="Times New Roman" w:hAnsi="Times New Roman"/>
-        </w:rPr>
-        <w:t>3.3  Functional Requirements</w:t>
-      </w:r>
-      <w:bookmarkEnd w:id="33"/>
+      <w:bookmarkStart w:id="34" w:name="_Toc227543926"/>
+      <w:proofErr w:type="gramStart"/>
+      <w:r>
+        <w:rPr>
+          <w:rFonts w:ascii="Times New Roman" w:hAnsi="Times New Roman"/>
+        </w:rPr>
+        <w:t>3.3  Functional</w:t>
+      </w:r>
+      <w:proofErr w:type="gramEnd"/>
+      <w:r>
+        <w:rPr>
+          <w:rFonts w:ascii="Times New Roman" w:hAnsi="Times New Roman"/>
+        </w:rPr>
+        <w:t xml:space="preserve"> Requirements</w:t>
+      </w:r>
+      <w:bookmarkEnd w:id="34"/>
     </w:p>
     <w:p>
       <w:pPr>
         <w:pStyle w:val="Heading3"/>
         <w:spacing w:line="360" w:lineRule="auto"/>
       </w:pPr>
-      <w:bookmarkStart w:id="34" w:name="_Toc227543927"/>
+      <w:bookmarkStart w:id="35" w:name="_Toc227543927"/>
+      <w:proofErr w:type="gramStart"/>
       <w:r>
         <w:rPr>
           <w:rFonts w:ascii="Times New Roman" w:hAnsi="Times New Roman"/>
         </w:rPr>
         <w:t>3.3.1  Student</w:t>
       </w:r>
-      <w:bookmarkEnd w:id="34"/>
+      <w:bookmarkEnd w:id="35"/>
+      <w:proofErr w:type="gramEnd"/>
     </w:p>
     <w:p>
       <w:pPr>
@@ -12682,8 +14689,6 @@
         </w:rPr>
         <w:t>1. Student will be able to like a post.</w:t>
       </w:r>
-      <w:bookmarkStart w:id="35" w:name="_GoBack"/>
-      <w:bookmarkEnd w:id="35"/>
     </w:p>
     <w:p>
       <w:pPr>
@@ -12866,6 +14871,7 @@
           <w:color w:val="000000"/>
           <w:sz w:val="24"/>
         </w:rPr>
+        <w:lastRenderedPageBreak/>
         <w:t>1. Student will be able to report a lost or found item.</w:t>
       </w:r>
     </w:p>
@@ -12976,7 +14982,6 @@
           <w:color w:val="000000"/>
           <w:sz w:val="24"/>
         </w:rPr>
-        <w:lastRenderedPageBreak/>
         <w:t>1. Student will be able to view their own profile.</w:t>
       </w:r>
     </w:p>
@@ -13041,6 +15046,7 @@
         <w:spacing w:line="360" w:lineRule="auto"/>
       </w:pPr>
       <w:bookmarkStart w:id="36" w:name="_Toc227543928"/>
+      <w:proofErr w:type="gramStart"/>
       <w:r>
         <w:rPr>
           <w:rFonts w:ascii="Times New Roman" w:hAnsi="Times New Roman"/>
@@ -13048,6 +15054,7 @@
         <w:t>3.3.2  Teacher</w:t>
       </w:r>
       <w:bookmarkEnd w:id="36"/>
+      <w:proofErr w:type="gramEnd"/>
     </w:p>
     <w:p>
       <w:pPr>
@@ -13380,6 +15387,7 @@
           <w:color w:val="000000"/>
           <w:sz w:val="24"/>
         </w:rPr>
+        <w:lastRenderedPageBreak/>
         <w:t>2. Teacher will be able to respond by selecting Interested or Not Interested.</w:t>
       </w:r>
     </w:p>
@@ -13488,7 +15496,6 @@
           <w:color w:val="000000"/>
           <w:sz w:val="24"/>
         </w:rPr>
-        <w:lastRenderedPageBreak/>
         <w:t>User Profile:</w:t>
       </w:r>
     </w:p>
@@ -13630,11 +15637,19 @@
       </w:pPr>
       <w:bookmarkStart w:id="37" w:name="_Toc227543929"/>
       <w:bookmarkStart w:id="38" w:name="_Toc227543932"/>
-      <w:r>
-        <w:rPr>
-          <w:rFonts w:ascii="Times New Roman" w:hAnsi="Times New Roman"/>
-        </w:rPr>
-        <w:t>3.3.3  University Administration</w:t>
+      <w:proofErr w:type="gramStart"/>
+      <w:r>
+        <w:rPr>
+          <w:rFonts w:ascii="Times New Roman" w:hAnsi="Times New Roman"/>
+        </w:rPr>
+        <w:t>3.3.3  University</w:t>
+      </w:r>
+      <w:proofErr w:type="gramEnd"/>
+      <w:r>
+        <w:rPr>
+          <w:rFonts w:ascii="Times New Roman" w:hAnsi="Times New Roman"/>
+        </w:rPr>
+        <w:t xml:space="preserve"> Administration</w:t>
       </w:r>
       <w:bookmarkEnd w:id="37"/>
     </w:p>
@@ -13876,6 +15891,7 @@
           <w:color w:val="000000"/>
           <w:sz w:val="24"/>
         </w:rPr>
+        <w:lastRenderedPageBreak/>
         <w:t>2. University Administrator will be able to view upcoming events.</w:t>
       </w:r>
     </w:p>
@@ -13988,7 +16004,6 @@
           <w:color w:val="000000"/>
           <w:sz w:val="24"/>
         </w:rPr>
-        <w:lastRenderedPageBreak/>
         <w:t>2. University Administrator will be able to view the requests.</w:t>
       </w:r>
     </w:p>
@@ -14220,11 +16235,19 @@
         <w:spacing w:line="360" w:lineRule="auto"/>
       </w:pPr>
       <w:bookmarkStart w:id="39" w:name="_Toc227543930"/>
-      <w:r>
-        <w:rPr>
-          <w:rFonts w:ascii="Times New Roman" w:hAnsi="Times New Roman"/>
-        </w:rPr>
-        <w:t>3.3.4  Coordination Office</w:t>
+      <w:proofErr w:type="gramStart"/>
+      <w:r>
+        <w:rPr>
+          <w:rFonts w:ascii="Times New Roman" w:hAnsi="Times New Roman"/>
+        </w:rPr>
+        <w:t>3.3.4  Coordination</w:t>
+      </w:r>
+      <w:proofErr w:type="gramEnd"/>
+      <w:r>
+        <w:rPr>
+          <w:rFonts w:ascii="Times New Roman" w:hAnsi="Times New Roman"/>
+        </w:rPr>
+        <w:t xml:space="preserve"> Office</w:t>
       </w:r>
       <w:bookmarkEnd w:id="39"/>
     </w:p>
@@ -14335,6 +16358,7 @@
           <w:color w:val="000000"/>
           <w:sz w:val="24"/>
         </w:rPr>
+        <w:lastRenderedPageBreak/>
         <w:t>1. Coordination Office will be able to create a post.</w:t>
       </w:r>
     </w:p>
@@ -14466,7 +16490,6 @@
           <w:color w:val="000000"/>
           <w:sz w:val="24"/>
         </w:rPr>
-        <w:lastRenderedPageBreak/>
         <w:t>1. Coordination Office will be able to create semester groups.</w:t>
       </w:r>
     </w:p>
@@ -14700,11 +16723,19 @@
         <w:spacing w:line="360" w:lineRule="auto"/>
       </w:pPr>
       <w:bookmarkStart w:id="40" w:name="_Toc227543931"/>
-      <w:r>
-        <w:rPr>
-          <w:rFonts w:ascii="Times New Roman" w:hAnsi="Times New Roman"/>
-        </w:rPr>
-        <w:t>3.3.5  System Admin</w:t>
+      <w:proofErr w:type="gramStart"/>
+      <w:r>
+        <w:rPr>
+          <w:rFonts w:ascii="Times New Roman" w:hAnsi="Times New Roman"/>
+        </w:rPr>
+        <w:t>3.3.5  System</w:t>
+      </w:r>
+      <w:proofErr w:type="gramEnd"/>
+      <w:r>
+        <w:rPr>
+          <w:rFonts w:ascii="Times New Roman" w:hAnsi="Times New Roman"/>
+        </w:rPr>
+        <w:t xml:space="preserve"> Admin</w:t>
       </w:r>
       <w:bookmarkEnd w:id="40"/>
     </w:p>
@@ -14853,6 +16884,7 @@
           <w:color w:val="000000"/>
           <w:sz w:val="24"/>
         </w:rPr>
+        <w:lastRenderedPageBreak/>
         <w:t>4. System Admin will be able to unblock a student account.</w:t>
       </w:r>
     </w:p>
@@ -14982,7 +17014,6 @@
           <w:color w:val="000000"/>
           <w:sz w:val="24"/>
         </w:rPr>
-        <w:lastRenderedPageBreak/>
         <w:t>1. System Admin will be able to view all events.</w:t>
       </w:r>
     </w:p>
@@ -15101,11 +17132,19 @@
         <w:pStyle w:val="Heading2"/>
         <w:spacing w:line="360" w:lineRule="auto"/>
       </w:pPr>
-      <w:r>
-        <w:rPr>
-          <w:rFonts w:ascii="Times New Roman" w:hAnsi="Times New Roman"/>
-        </w:rPr>
-        <w:t>3.4  Non-Functional Requirements</w:t>
+      <w:proofErr w:type="gramStart"/>
+      <w:r>
+        <w:rPr>
+          <w:rFonts w:ascii="Times New Roman" w:hAnsi="Times New Roman"/>
+        </w:rPr>
+        <w:t>3.4  Non</w:t>
+      </w:r>
+      <w:proofErr w:type="gramEnd"/>
+      <w:r>
+        <w:rPr>
+          <w:rFonts w:ascii="Times New Roman" w:hAnsi="Times New Roman"/>
+        </w:rPr>
+        <w:t>-Functional Requirements</w:t>
       </w:r>
       <w:bookmarkEnd w:id="38"/>
     </w:p>
@@ -15134,11 +17173,19 @@
         <w:spacing w:line="360" w:lineRule="auto"/>
       </w:pPr>
       <w:bookmarkStart w:id="41" w:name="_Toc227543933"/>
-      <w:r>
-        <w:rPr>
-          <w:rFonts w:ascii="Times New Roman" w:hAnsi="Times New Roman"/>
-        </w:rPr>
-        <w:t>3.5  SQA Activities: Defect Detection</w:t>
+      <w:proofErr w:type="gramStart"/>
+      <w:r>
+        <w:rPr>
+          <w:rFonts w:ascii="Times New Roman" w:hAnsi="Times New Roman"/>
+        </w:rPr>
+        <w:t>3.5  SQA</w:t>
+      </w:r>
+      <w:proofErr w:type="gramEnd"/>
+      <w:r>
+        <w:rPr>
+          <w:rFonts w:ascii="Times New Roman" w:hAnsi="Times New Roman"/>
+        </w:rPr>
+        <w:t xml:space="preserve"> Activities: Defect Detection</w:t>
       </w:r>
       <w:bookmarkEnd w:id="41"/>
     </w:p>
@@ -15156,7 +17203,43 @@
           <w:color w:val="000000"/>
           <w:sz w:val="24"/>
         </w:rPr>
-        <w:t>We used black-box testing with equivalence partitioning to design test cases for the main features of Riphah Konnect. Each test case table shows the input fields being tested, the valid class of inputs (what should be accepted), and the invalid class (what should be rejected). These test cases are used to check whether the system correctly handles both correct and incorrect inputs.</w:t>
+        <w:t xml:space="preserve">We used black-box testing with equivalence partitioning to design test cases for the main features of </w:t>
+      </w:r>
+      <w:proofErr w:type="spellStart"/>
+      <w:r>
+        <w:rPr>
+          <w:rFonts w:ascii="Times New Roman" w:hAnsi="Times New Roman"/>
+          <w:color w:val="000000"/>
+          <w:sz w:val="24"/>
+        </w:rPr>
+        <w:t>Riphah</w:t>
+      </w:r>
+      <w:proofErr w:type="spellEnd"/>
+      <w:r>
+        <w:rPr>
+          <w:rFonts w:ascii="Times New Roman" w:hAnsi="Times New Roman"/>
+          <w:color w:val="000000"/>
+          <w:sz w:val="24"/>
+        </w:rPr>
+        <w:t xml:space="preserve"> </w:t>
+      </w:r>
+      <w:proofErr w:type="spellStart"/>
+      <w:r>
+        <w:rPr>
+          <w:rFonts w:ascii="Times New Roman" w:hAnsi="Times New Roman"/>
+          <w:color w:val="000000"/>
+          <w:sz w:val="24"/>
+        </w:rPr>
+        <w:t>Konnect</w:t>
+      </w:r>
+      <w:proofErr w:type="spellEnd"/>
+      <w:r>
+        <w:rPr>
+          <w:rFonts w:ascii="Times New Roman" w:hAnsi="Times New Roman"/>
+          <w:color w:val="000000"/>
+          <w:sz w:val="24"/>
+        </w:rPr>
+        <w:t>. Each test case table shows the input fields being tested, the valid class of inputs (what should be accepted), and the invalid class (what should be rejected). These test cases are used to check whether the system correctly handles both correct and incorrect inputs.</w:t>
       </w:r>
     </w:p>
     <w:p>
@@ -15165,11 +17248,19 @@
         <w:spacing w:after="120" w:line="360" w:lineRule="auto"/>
       </w:pPr>
       <w:bookmarkStart w:id="42" w:name="_Toc227543934"/>
-      <w:r>
-        <w:rPr>
-          <w:rFonts w:ascii="Times New Roman" w:hAnsi="Times New Roman"/>
-        </w:rPr>
-        <w:t>3.5.1  Test Case Design</w:t>
+      <w:proofErr w:type="gramStart"/>
+      <w:r>
+        <w:rPr>
+          <w:rFonts w:ascii="Times New Roman" w:hAnsi="Times New Roman"/>
+        </w:rPr>
+        <w:t>3.5.1  Test</w:t>
+      </w:r>
+      <w:proofErr w:type="gramEnd"/>
+      <w:r>
+        <w:rPr>
+          <w:rFonts w:ascii="Times New Roman" w:hAnsi="Times New Roman"/>
+        </w:rPr>
+        <w:t xml:space="preserve"> Case Design</w:t>
       </w:r>
       <w:bookmarkEnd w:id="42"/>
     </w:p>
@@ -15179,11 +17270,19 @@
         <w:spacing w:line="360" w:lineRule="auto"/>
       </w:pPr>
       <w:bookmarkStart w:id="43" w:name="_Toc227543935"/>
-      <w:r>
-        <w:rPr>
-          <w:rFonts w:ascii="Times New Roman" w:hAnsi="Times New Roman"/>
-        </w:rPr>
-        <w:t>3.5.1.1  User Registration</w:t>
+      <w:proofErr w:type="gramStart"/>
+      <w:r>
+        <w:rPr>
+          <w:rFonts w:ascii="Times New Roman" w:hAnsi="Times New Roman"/>
+        </w:rPr>
+        <w:t>3.5.1.1  User</w:t>
+      </w:r>
+      <w:proofErr w:type="gramEnd"/>
+      <w:r>
+        <w:rPr>
+          <w:rFonts w:ascii="Times New Roman" w:hAnsi="Times New Roman"/>
+        </w:rPr>
+        <w:t xml:space="preserve"> Registration</w:t>
       </w:r>
       <w:bookmarkEnd w:id="43"/>
     </w:p>
@@ -15229,6 +17328,7 @@
                 <w:color w:val="000000"/>
                 <w:sz w:val="24"/>
               </w:rPr>
+              <w:lastRenderedPageBreak/>
               <w:t>Input</w:t>
             </w:r>
           </w:p>
@@ -15507,7 +17607,6 @@
                 <w:color w:val="000000"/>
                 <w:sz w:val="24"/>
               </w:rPr>
-              <w:lastRenderedPageBreak/>
               <w:t>Department</w:t>
             </w:r>
           </w:p>
@@ -15635,11 +17734,19 @@
         <w:spacing w:line="360" w:lineRule="auto"/>
       </w:pPr>
       <w:bookmarkStart w:id="44" w:name="_Toc227543936"/>
-      <w:r>
-        <w:rPr>
-          <w:rFonts w:ascii="Times New Roman" w:hAnsi="Times New Roman"/>
-        </w:rPr>
-        <w:t>3.5.1.2  User Login</w:t>
+      <w:proofErr w:type="gramStart"/>
+      <w:r>
+        <w:rPr>
+          <w:rFonts w:ascii="Times New Roman" w:hAnsi="Times New Roman"/>
+        </w:rPr>
+        <w:t>3.5.1.2  User</w:t>
+      </w:r>
+      <w:proofErr w:type="gramEnd"/>
+      <w:r>
+        <w:rPr>
+          <w:rFonts w:ascii="Times New Roman" w:hAnsi="Times New Roman"/>
+        </w:rPr>
+        <w:t xml:space="preserve"> Login</w:t>
       </w:r>
       <w:bookmarkEnd w:id="44"/>
     </w:p>
@@ -15780,7 +17887,25 @@
                 <w:color w:val="000000"/>
                 <w:sz w:val="24"/>
               </w:rPr>
-              <w:t>A registered Riphah email address</w:t>
+              <w:t xml:space="preserve">A registered </w:t>
+            </w:r>
+            <w:proofErr w:type="spellStart"/>
+            <w:r>
+              <w:rPr>
+                <w:rFonts w:ascii="Times New Roman" w:hAnsi="Times New Roman"/>
+                <w:color w:val="000000"/>
+                <w:sz w:val="24"/>
+              </w:rPr>
+              <w:t>Riphah</w:t>
+            </w:r>
+            <w:proofErr w:type="spellEnd"/>
+            <w:r>
+              <w:rPr>
+                <w:rFonts w:ascii="Times New Roman" w:hAnsi="Times New Roman"/>
+                <w:color w:val="000000"/>
+                <w:sz w:val="24"/>
+              </w:rPr>
+              <w:t xml:space="preserve"> email address</w:t>
             </w:r>
           </w:p>
         </w:tc>
@@ -15886,11 +18011,19 @@
         <w:spacing w:line="360" w:lineRule="auto"/>
       </w:pPr>
       <w:bookmarkStart w:id="45" w:name="_Toc227543937"/>
-      <w:r>
-        <w:rPr>
-          <w:rFonts w:ascii="Times New Roman" w:hAnsi="Times New Roman"/>
-        </w:rPr>
-        <w:t>3.5.1.3  Create Post</w:t>
+      <w:proofErr w:type="gramStart"/>
+      <w:r>
+        <w:rPr>
+          <w:rFonts w:ascii="Times New Roman" w:hAnsi="Times New Roman"/>
+        </w:rPr>
+        <w:t>3.5.1.3  Create</w:t>
+      </w:r>
+      <w:proofErr w:type="gramEnd"/>
+      <w:r>
+        <w:rPr>
+          <w:rFonts w:ascii="Times New Roman" w:hAnsi="Times New Roman"/>
+        </w:rPr>
+        <w:t xml:space="preserve"> Post</w:t>
       </w:r>
       <w:bookmarkEnd w:id="45"/>
     </w:p>
@@ -16137,11 +18270,19 @@
         <w:spacing w:line="360" w:lineRule="auto"/>
       </w:pPr>
       <w:bookmarkStart w:id="46" w:name="_Toc227543938"/>
-      <w:r>
-        <w:rPr>
-          <w:rFonts w:ascii="Times New Roman" w:hAnsi="Times New Roman"/>
-        </w:rPr>
-        <w:t>3.5.1.4  Create Semester Group</w:t>
+      <w:proofErr w:type="gramStart"/>
+      <w:r>
+        <w:rPr>
+          <w:rFonts w:ascii="Times New Roman" w:hAnsi="Times New Roman"/>
+        </w:rPr>
+        <w:t>3.5.1.4  Create</w:t>
+      </w:r>
+      <w:proofErr w:type="gramEnd"/>
+      <w:r>
+        <w:rPr>
+          <w:rFonts w:ascii="Times New Roman" w:hAnsi="Times New Roman"/>
+        </w:rPr>
+        <w:t xml:space="preserve"> Semester Group</w:t>
       </w:r>
       <w:bookmarkEnd w:id="46"/>
     </w:p>
@@ -16261,6 +18402,7 @@
                 <w:color w:val="000000"/>
                 <w:sz w:val="24"/>
               </w:rPr>
+              <w:lastRenderedPageBreak/>
               <w:t>Name</w:t>
             </w:r>
           </w:p>
@@ -16456,12 +18598,19 @@
         <w:spacing w:line="360" w:lineRule="auto"/>
       </w:pPr>
       <w:bookmarkStart w:id="47" w:name="_Toc227543939"/>
-      <w:r>
-        <w:rPr>
-          <w:rFonts w:ascii="Times New Roman" w:hAnsi="Times New Roman"/>
-        </w:rPr>
-        <w:lastRenderedPageBreak/>
-        <w:t>3.5.1.5  Join Semester Group</w:t>
+      <w:proofErr w:type="gramStart"/>
+      <w:r>
+        <w:rPr>
+          <w:rFonts w:ascii="Times New Roman" w:hAnsi="Times New Roman"/>
+        </w:rPr>
+        <w:t>3.5.1.5  Join</w:t>
+      </w:r>
+      <w:proofErr w:type="gramEnd"/>
+      <w:r>
+        <w:rPr>
+          <w:rFonts w:ascii="Times New Roman" w:hAnsi="Times New Roman"/>
+        </w:rPr>
+        <w:t xml:space="preserve"> Semester Group</w:t>
       </w:r>
       <w:bookmarkEnd w:id="47"/>
     </w:p>
@@ -16708,11 +18857,19 @@
         <w:spacing w:line="360" w:lineRule="auto"/>
       </w:pPr>
       <w:bookmarkStart w:id="48" w:name="_Toc227543940"/>
-      <w:r>
-        <w:rPr>
-          <w:rFonts w:ascii="Times New Roman" w:hAnsi="Times New Roman"/>
-        </w:rPr>
-        <w:t>3.5.1.6  Create Campus Event</w:t>
+      <w:proofErr w:type="gramStart"/>
+      <w:r>
+        <w:rPr>
+          <w:rFonts w:ascii="Times New Roman" w:hAnsi="Times New Roman"/>
+        </w:rPr>
+        <w:t>3.5.1.6  Create</w:t>
+      </w:r>
+      <w:proofErr w:type="gramEnd"/>
+      <w:r>
+        <w:rPr>
+          <w:rFonts w:ascii="Times New Roman" w:hAnsi="Times New Roman"/>
+        </w:rPr>
+        <w:t xml:space="preserve"> Campus Event</w:t>
       </w:r>
       <w:bookmarkEnd w:id="48"/>
     </w:p>
@@ -17027,11 +19184,19 @@
         <w:spacing w:line="360" w:lineRule="auto"/>
       </w:pPr>
       <w:bookmarkStart w:id="49" w:name="_Toc227543941"/>
-      <w:r>
-        <w:rPr>
-          <w:rFonts w:ascii="Times New Roman" w:hAnsi="Times New Roman"/>
-        </w:rPr>
-        <w:t>3.5.1.7  RSVP to Campus Event</w:t>
+      <w:proofErr w:type="gramStart"/>
+      <w:r>
+        <w:rPr>
+          <w:rFonts w:ascii="Times New Roman" w:hAnsi="Times New Roman"/>
+        </w:rPr>
+        <w:t>3.5.1.7  RSVP</w:t>
+      </w:r>
+      <w:proofErr w:type="gramEnd"/>
+      <w:r>
+        <w:rPr>
+          <w:rFonts w:ascii="Times New Roman" w:hAnsi="Times New Roman"/>
+        </w:rPr>
+        <w:t xml:space="preserve"> to Campus Event</w:t>
       </w:r>
       <w:bookmarkEnd w:id="49"/>
     </w:p>
@@ -17278,11 +19443,19 @@
         <w:spacing w:line="360" w:lineRule="auto"/>
       </w:pPr>
       <w:bookmarkStart w:id="50" w:name="_Toc227543942"/>
-      <w:r>
-        <w:rPr>
-          <w:rFonts w:ascii="Times New Roman" w:hAnsi="Times New Roman"/>
-        </w:rPr>
-        <w:t>3.5.1.8  Report Lost/Found Item</w:t>
+      <w:proofErr w:type="gramStart"/>
+      <w:r>
+        <w:rPr>
+          <w:rFonts w:ascii="Times New Roman" w:hAnsi="Times New Roman"/>
+        </w:rPr>
+        <w:t>3.5.1.8  Report</w:t>
+      </w:r>
+      <w:proofErr w:type="gramEnd"/>
+      <w:r>
+        <w:rPr>
+          <w:rFonts w:ascii="Times New Roman" w:hAnsi="Times New Roman"/>
+        </w:rPr>
+        <w:t xml:space="preserve"> Lost/Found Item</w:t>
       </w:r>
       <w:bookmarkEnd w:id="50"/>
     </w:p>
@@ -17402,7 +19575,6 @@
                 <w:color w:val="000000"/>
                 <w:sz w:val="24"/>
               </w:rPr>
-              <w:lastRenderedPageBreak/>
               <w:t>Title</w:t>
             </w:r>
           </w:p>
@@ -17666,11 +19838,19 @@
         <w:spacing w:line="360" w:lineRule="auto"/>
       </w:pPr>
       <w:bookmarkStart w:id="51" w:name="_Toc227543943"/>
-      <w:r>
-        <w:rPr>
-          <w:rFonts w:ascii="Times New Roman" w:hAnsi="Times New Roman"/>
-        </w:rPr>
-        <w:t>3.5.1.9  Send Message</w:t>
+      <w:proofErr w:type="gramStart"/>
+      <w:r>
+        <w:rPr>
+          <w:rFonts w:ascii="Times New Roman" w:hAnsi="Times New Roman"/>
+        </w:rPr>
+        <w:t>3.5.1.9  Send</w:t>
+      </w:r>
+      <w:proofErr w:type="gramEnd"/>
+      <w:r>
+        <w:rPr>
+          <w:rFonts w:ascii="Times New Roman" w:hAnsi="Times New Roman"/>
+        </w:rPr>
+        <w:t xml:space="preserve"> Message</w:t>
       </w:r>
       <w:bookmarkEnd w:id="51"/>
     </w:p>
@@ -17917,11 +20097,19 @@
         <w:spacing w:line="360" w:lineRule="auto"/>
       </w:pPr>
       <w:bookmarkStart w:id="52" w:name="_Toc227543944"/>
-      <w:r>
-        <w:rPr>
-          <w:rFonts w:ascii="Times New Roman" w:hAnsi="Times New Roman"/>
-        </w:rPr>
-        <w:t>3.5.1.10  Post Announcement</w:t>
+      <w:proofErr w:type="gramStart"/>
+      <w:r>
+        <w:rPr>
+          <w:rFonts w:ascii="Times New Roman" w:hAnsi="Times New Roman"/>
+        </w:rPr>
+        <w:t>3.5.1.10  Post</w:t>
+      </w:r>
+      <w:proofErr w:type="gramEnd"/>
+      <w:r>
+        <w:rPr>
+          <w:rFonts w:ascii="Times New Roman" w:hAnsi="Times New Roman"/>
+        </w:rPr>
+        <w:t xml:space="preserve"> Announcement</w:t>
       </w:r>
       <w:bookmarkEnd w:id="52"/>
     </w:p>
@@ -18332,6 +20520,7 @@
         <w:spacing w:line="360" w:lineRule="auto"/>
       </w:pPr>
       <w:bookmarkStart w:id="54" w:name="_Toc227543946"/>
+      <w:proofErr w:type="gramStart"/>
       <w:r>
         <w:rPr>
           <w:rFonts w:ascii="Times New Roman" w:hAnsi="Times New Roman"/>
@@ -18339,6 +20528,7 @@
         <w:t>4.1  Introduction</w:t>
       </w:r>
       <w:bookmarkEnd w:id="54"/>
+      <w:proofErr w:type="gramEnd"/>
     </w:p>
     <w:p>
       <w:pPr>
@@ -18354,7 +20544,43 @@
           <w:color w:val="000000"/>
           <w:sz w:val="24"/>
         </w:rPr>
-        <w:t>This chapter describes how Riphah Konnect is designed. It starts with the system architecture, showing how the frontend, backend, and database are organized. This is followed by the class diagram, which maps out all the data models used in the system. The activity diagrams show the step-by-step flow for a student and for an admin. The use case diagrams show what each type of user can do in the system. Finally, the fully addressed use case tables give a detailed breakdown of the main actions that students, teachers, coordination staff, and admins perform.</w:t>
+        <w:t xml:space="preserve">This chapter describes how </w:t>
+      </w:r>
+      <w:proofErr w:type="spellStart"/>
+      <w:r>
+        <w:rPr>
+          <w:rFonts w:ascii="Times New Roman" w:hAnsi="Times New Roman"/>
+          <w:color w:val="000000"/>
+          <w:sz w:val="24"/>
+        </w:rPr>
+        <w:t>Riphah</w:t>
+      </w:r>
+      <w:proofErr w:type="spellEnd"/>
+      <w:r>
+        <w:rPr>
+          <w:rFonts w:ascii="Times New Roman" w:hAnsi="Times New Roman"/>
+          <w:color w:val="000000"/>
+          <w:sz w:val="24"/>
+        </w:rPr>
+        <w:t xml:space="preserve"> </w:t>
+      </w:r>
+      <w:proofErr w:type="spellStart"/>
+      <w:r>
+        <w:rPr>
+          <w:rFonts w:ascii="Times New Roman" w:hAnsi="Times New Roman"/>
+          <w:color w:val="000000"/>
+          <w:sz w:val="24"/>
+        </w:rPr>
+        <w:t>Konnect</w:t>
+      </w:r>
+      <w:proofErr w:type="spellEnd"/>
+      <w:r>
+        <w:rPr>
+          <w:rFonts w:ascii="Times New Roman" w:hAnsi="Times New Roman"/>
+          <w:color w:val="000000"/>
+          <w:sz w:val="24"/>
+        </w:rPr>
+        <w:t xml:space="preserve"> is designed. It starts with the system architecture, showing how the frontend, backend, and database are organized. This is followed by the class diagram, which maps out all the data models used in the system. The activity diagrams show the step-by-step flow for a student and for an admin. The use case diagrams show what each type of user can do in the system. Finally, the fully addressed use case tables give a detailed breakdown of the main actions that students, teachers, coordination staff, and admins perform.</w:t>
       </w:r>
     </w:p>
     <w:p>
@@ -18363,11 +20589,19 @@
         <w:spacing w:line="360" w:lineRule="auto"/>
       </w:pPr>
       <w:bookmarkStart w:id="55" w:name="_Toc227543947"/>
-      <w:r>
-        <w:rPr>
-          <w:rFonts w:ascii="Times New Roman" w:hAnsi="Times New Roman"/>
-        </w:rPr>
-        <w:t>4.2  Architectural Design</w:t>
+      <w:proofErr w:type="gramStart"/>
+      <w:r>
+        <w:rPr>
+          <w:rFonts w:ascii="Times New Roman" w:hAnsi="Times New Roman"/>
+        </w:rPr>
+        <w:t>4.2  Architectural</w:t>
+      </w:r>
+      <w:proofErr w:type="gramEnd"/>
+      <w:r>
+        <w:rPr>
+          <w:rFonts w:ascii="Times New Roman" w:hAnsi="Times New Roman"/>
+        </w:rPr>
+        <w:t xml:space="preserve"> Design</w:t>
       </w:r>
       <w:bookmarkEnd w:id="55"/>
     </w:p>
@@ -18380,6 +20614,7 @@
           <w:szCs w:val="24"/>
         </w:rPr>
       </w:pPr>
+      <w:proofErr w:type="spellStart"/>
       <w:r>
         <w:rPr>
           <w:rFonts w:ascii="Times New Roman" w:hAnsi="Times New Roman"/>
@@ -18387,7 +20622,117 @@
           <w:sz w:val="24"/>
           <w:szCs w:val="24"/>
         </w:rPr>
-        <w:t>Riphah Konnect follows a three-tier architecture. The first tier is the client side, which runs entirely in the browser using React 18, TailwindCSS, React Router, and Axios. The second tier is the backend server built with Node.js and Express.js. It handles all API requests, manages user authentication using JWT tokens, and runs a Socket.io server for real-time messaging. The third tier is the database, which is PostgreSQL hosted on Supabase, accessed through Prisma ORM. The backend also connects to Gmail SMTP to send password reset emails. Figure 1 shows the full architecture.</w:t>
+        <w:t>Riphah</w:t>
+      </w:r>
+      <w:proofErr w:type="spellEnd"/>
+      <w:r>
+        <w:rPr>
+          <w:rFonts w:ascii="Times New Roman" w:hAnsi="Times New Roman"/>
+          <w:color w:val="000000"/>
+          <w:sz w:val="24"/>
+          <w:szCs w:val="24"/>
+        </w:rPr>
+        <w:t xml:space="preserve"> </w:t>
+      </w:r>
+      <w:proofErr w:type="spellStart"/>
+      <w:r>
+        <w:rPr>
+          <w:rFonts w:ascii="Times New Roman" w:hAnsi="Times New Roman"/>
+          <w:color w:val="000000"/>
+          <w:sz w:val="24"/>
+          <w:szCs w:val="24"/>
+        </w:rPr>
+        <w:t>Konnect</w:t>
+      </w:r>
+      <w:proofErr w:type="spellEnd"/>
+      <w:r>
+        <w:rPr>
+          <w:rFonts w:ascii="Times New Roman" w:hAnsi="Times New Roman"/>
+          <w:color w:val="000000"/>
+          <w:sz w:val="24"/>
+          <w:szCs w:val="24"/>
+        </w:rPr>
+        <w:t xml:space="preserve"> follows a three-tier architecture. The first tier is the client side, which runs entirely in the browser using React 18, </w:t>
+      </w:r>
+      <w:proofErr w:type="spellStart"/>
+      <w:r>
+        <w:rPr>
+          <w:rFonts w:ascii="Times New Roman" w:hAnsi="Times New Roman"/>
+          <w:color w:val="000000"/>
+          <w:sz w:val="24"/>
+          <w:szCs w:val="24"/>
+        </w:rPr>
+        <w:t>TailwindCSS</w:t>
+      </w:r>
+      <w:proofErr w:type="spellEnd"/>
+      <w:r>
+        <w:rPr>
+          <w:rFonts w:ascii="Times New Roman" w:hAnsi="Times New Roman"/>
+          <w:color w:val="000000"/>
+          <w:sz w:val="24"/>
+          <w:szCs w:val="24"/>
+        </w:rPr>
+        <w:t xml:space="preserve">, React Router, and </w:t>
+      </w:r>
+      <w:proofErr w:type="spellStart"/>
+      <w:r>
+        <w:rPr>
+          <w:rFonts w:ascii="Times New Roman" w:hAnsi="Times New Roman"/>
+          <w:color w:val="000000"/>
+          <w:sz w:val="24"/>
+          <w:szCs w:val="24"/>
+        </w:rPr>
+        <w:t>Axios</w:t>
+      </w:r>
+      <w:proofErr w:type="spellEnd"/>
+      <w:r>
+        <w:rPr>
+          <w:rFonts w:ascii="Times New Roman" w:hAnsi="Times New Roman"/>
+          <w:color w:val="000000"/>
+          <w:sz w:val="24"/>
+          <w:szCs w:val="24"/>
+        </w:rPr>
+        <w:t xml:space="preserve">. The second tier is the backend server built with Node.js and Express.js. It handles all API requests, manages user authentication using JWT tokens, and runs a Socket.io server for real-time messaging. The third tier is the database, which is PostgreSQL hosted on </w:t>
+      </w:r>
+      <w:proofErr w:type="spellStart"/>
+      <w:r>
+        <w:rPr>
+          <w:rFonts w:ascii="Times New Roman" w:hAnsi="Times New Roman"/>
+          <w:color w:val="000000"/>
+          <w:sz w:val="24"/>
+          <w:szCs w:val="24"/>
+        </w:rPr>
+        <w:t>Supabase</w:t>
+      </w:r>
+      <w:proofErr w:type="spellEnd"/>
+      <w:r>
+        <w:rPr>
+          <w:rFonts w:ascii="Times New Roman" w:hAnsi="Times New Roman"/>
+          <w:color w:val="000000"/>
+          <w:sz w:val="24"/>
+          <w:szCs w:val="24"/>
+        </w:rPr>
+        <w:t xml:space="preserve">, accessed through </w:t>
+      </w:r>
+      <w:proofErr w:type="spellStart"/>
+      <w:r>
+        <w:rPr>
+          <w:rFonts w:ascii="Times New Roman" w:hAnsi="Times New Roman"/>
+          <w:color w:val="000000"/>
+          <w:sz w:val="24"/>
+          <w:szCs w:val="24"/>
+        </w:rPr>
+        <w:t>Prisma</w:t>
+      </w:r>
+      <w:proofErr w:type="spellEnd"/>
+      <w:r>
+        <w:rPr>
+          <w:rFonts w:ascii="Times New Roman" w:hAnsi="Times New Roman"/>
+          <w:color w:val="000000"/>
+          <w:sz w:val="24"/>
+          <w:szCs w:val="24"/>
+        </w:rPr>
+        <w:t xml:space="preserve"> ORM. The backend also connects to Gmail SMTP to send password reset emails. Figure 1 shows the full architecture.</w:t>
       </w:r>
     </w:p>
     <w:p>
@@ -18553,11 +20898,19 @@
         <w:spacing w:line="360" w:lineRule="auto"/>
       </w:pPr>
       <w:bookmarkStart w:id="57" w:name="_Toc227543948"/>
-      <w:r>
-        <w:rPr>
-          <w:rFonts w:ascii="Times New Roman" w:hAnsi="Times New Roman"/>
-        </w:rPr>
-        <w:t>4.3  Class Diagram</w:t>
+      <w:proofErr w:type="gramStart"/>
+      <w:r>
+        <w:rPr>
+          <w:rFonts w:ascii="Times New Roman" w:hAnsi="Times New Roman"/>
+        </w:rPr>
+        <w:t>4.3  Class</w:t>
+      </w:r>
+      <w:proofErr w:type="gramEnd"/>
+      <w:r>
+        <w:rPr>
+          <w:rFonts w:ascii="Times New Roman" w:hAnsi="Times New Roman"/>
+        </w:rPr>
+        <w:t xml:space="preserve"> Diagram</w:t>
       </w:r>
       <w:bookmarkEnd w:id="57"/>
     </w:p>
@@ -18577,7 +20930,167 @@
           <w:sz w:val="24"/>
           <w:szCs w:val="24"/>
         </w:rPr>
-        <w:t>The class diagram in Figure 2 shows all the data models used in the Riphah Konnect database. The central model is User, which connects to almost every other model. A User can create Posts, Comments, and Likes. They can create or join SemesterGroups through the GroupMember model. They can create Events and save their attendance through EventRsvp. They can file LostFoundItems and create Announcements. For messaging, a User participates in Conversations through ConversationParticipant and sends Messages. The UserCourse model stores the courses a student is enrolled in.</w:t>
+        <w:t xml:space="preserve">The class diagram in Figure 2 shows all the data models used in the </w:t>
+      </w:r>
+      <w:proofErr w:type="spellStart"/>
+      <w:r>
+        <w:rPr>
+          <w:rFonts w:ascii="Times New Roman" w:hAnsi="Times New Roman"/>
+          <w:color w:val="000000"/>
+          <w:sz w:val="24"/>
+          <w:szCs w:val="24"/>
+        </w:rPr>
+        <w:t>Riphah</w:t>
+      </w:r>
+      <w:proofErr w:type="spellEnd"/>
+      <w:r>
+        <w:rPr>
+          <w:rFonts w:ascii="Times New Roman" w:hAnsi="Times New Roman"/>
+          <w:color w:val="000000"/>
+          <w:sz w:val="24"/>
+          <w:szCs w:val="24"/>
+        </w:rPr>
+        <w:t xml:space="preserve"> </w:t>
+      </w:r>
+      <w:proofErr w:type="spellStart"/>
+      <w:r>
+        <w:rPr>
+          <w:rFonts w:ascii="Times New Roman" w:hAnsi="Times New Roman"/>
+          <w:color w:val="000000"/>
+          <w:sz w:val="24"/>
+          <w:szCs w:val="24"/>
+        </w:rPr>
+        <w:t>Konnect</w:t>
+      </w:r>
+      <w:proofErr w:type="spellEnd"/>
+      <w:r>
+        <w:rPr>
+          <w:rFonts w:ascii="Times New Roman" w:hAnsi="Times New Roman"/>
+          <w:color w:val="000000"/>
+          <w:sz w:val="24"/>
+          <w:szCs w:val="24"/>
+        </w:rPr>
+        <w:t xml:space="preserve"> database. The central model is User, which connects to almost every other model. A User can create Posts, Comments, and Likes. They can create or join </w:t>
+      </w:r>
+      <w:proofErr w:type="spellStart"/>
+      <w:r>
+        <w:rPr>
+          <w:rFonts w:ascii="Times New Roman" w:hAnsi="Times New Roman"/>
+          <w:color w:val="000000"/>
+          <w:sz w:val="24"/>
+          <w:szCs w:val="24"/>
+        </w:rPr>
+        <w:t>SemesterGroups</w:t>
+      </w:r>
+      <w:proofErr w:type="spellEnd"/>
+      <w:r>
+        <w:rPr>
+          <w:rFonts w:ascii="Times New Roman" w:hAnsi="Times New Roman"/>
+          <w:color w:val="000000"/>
+          <w:sz w:val="24"/>
+          <w:szCs w:val="24"/>
+        </w:rPr>
+        <w:t xml:space="preserve"> through the </w:t>
+      </w:r>
+      <w:proofErr w:type="spellStart"/>
+      <w:r>
+        <w:rPr>
+          <w:rFonts w:ascii="Times New Roman" w:hAnsi="Times New Roman"/>
+          <w:color w:val="000000"/>
+          <w:sz w:val="24"/>
+          <w:szCs w:val="24"/>
+        </w:rPr>
+        <w:t>GroupMember</w:t>
+      </w:r>
+      <w:proofErr w:type="spellEnd"/>
+      <w:r>
+        <w:rPr>
+          <w:rFonts w:ascii="Times New Roman" w:hAnsi="Times New Roman"/>
+          <w:color w:val="000000"/>
+          <w:sz w:val="24"/>
+          <w:szCs w:val="24"/>
+        </w:rPr>
+        <w:t xml:space="preserve"> model. They can create Events and save their attendance through </w:t>
+      </w:r>
+      <w:proofErr w:type="spellStart"/>
+      <w:r>
+        <w:rPr>
+          <w:rFonts w:ascii="Times New Roman" w:hAnsi="Times New Roman"/>
+          <w:color w:val="000000"/>
+          <w:sz w:val="24"/>
+          <w:szCs w:val="24"/>
+        </w:rPr>
+        <w:t>EventRsvp</w:t>
+      </w:r>
+      <w:proofErr w:type="spellEnd"/>
+      <w:r>
+        <w:rPr>
+          <w:rFonts w:ascii="Times New Roman" w:hAnsi="Times New Roman"/>
+          <w:color w:val="000000"/>
+          <w:sz w:val="24"/>
+          <w:szCs w:val="24"/>
+        </w:rPr>
+        <w:t xml:space="preserve">. They can file </w:t>
+      </w:r>
+      <w:proofErr w:type="spellStart"/>
+      <w:r>
+        <w:rPr>
+          <w:rFonts w:ascii="Times New Roman" w:hAnsi="Times New Roman"/>
+          <w:color w:val="000000"/>
+          <w:sz w:val="24"/>
+          <w:szCs w:val="24"/>
+        </w:rPr>
+        <w:t>LostFoundItems</w:t>
+      </w:r>
+      <w:proofErr w:type="spellEnd"/>
+      <w:r>
+        <w:rPr>
+          <w:rFonts w:ascii="Times New Roman" w:hAnsi="Times New Roman"/>
+          <w:color w:val="000000"/>
+          <w:sz w:val="24"/>
+          <w:szCs w:val="24"/>
+        </w:rPr>
+        <w:t xml:space="preserve"> and create Announcements. For messaging, a User participates in Conversations through </w:t>
+      </w:r>
+      <w:proofErr w:type="spellStart"/>
+      <w:r>
+        <w:rPr>
+          <w:rFonts w:ascii="Times New Roman" w:hAnsi="Times New Roman"/>
+          <w:color w:val="000000"/>
+          <w:sz w:val="24"/>
+          <w:szCs w:val="24"/>
+        </w:rPr>
+        <w:t>ConversationParticipant</w:t>
+      </w:r>
+      <w:proofErr w:type="spellEnd"/>
+      <w:r>
+        <w:rPr>
+          <w:rFonts w:ascii="Times New Roman" w:hAnsi="Times New Roman"/>
+          <w:color w:val="000000"/>
+          <w:sz w:val="24"/>
+          <w:szCs w:val="24"/>
+        </w:rPr>
+        <w:t xml:space="preserve"> and sends Messages. The </w:t>
+      </w:r>
+      <w:proofErr w:type="spellStart"/>
+      <w:r>
+        <w:rPr>
+          <w:rFonts w:ascii="Times New Roman" w:hAnsi="Times New Roman"/>
+          <w:color w:val="000000"/>
+          <w:sz w:val="24"/>
+          <w:szCs w:val="24"/>
+        </w:rPr>
+        <w:t>UserCourse</w:t>
+      </w:r>
+      <w:proofErr w:type="spellEnd"/>
+      <w:r>
+        <w:rPr>
+          <w:rFonts w:ascii="Times New Roman" w:hAnsi="Times New Roman"/>
+          <w:color w:val="000000"/>
+          <w:sz w:val="24"/>
+          <w:szCs w:val="24"/>
+        </w:rPr>
+        <w:t xml:space="preserve"> model stores the courses a student is enrolled in.</w:t>
       </w:r>
     </w:p>
     <w:p>
@@ -18743,11 +21256,19 @@
         <w:spacing w:line="360" w:lineRule="auto"/>
       </w:pPr>
       <w:bookmarkStart w:id="59" w:name="_Toc227543949"/>
-      <w:r>
-        <w:rPr>
-          <w:rFonts w:ascii="Times New Roman" w:hAnsi="Times New Roman"/>
-        </w:rPr>
-        <w:t>4.4  Activity Diagrams</w:t>
+      <w:proofErr w:type="gramStart"/>
+      <w:r>
+        <w:rPr>
+          <w:rFonts w:ascii="Times New Roman" w:hAnsi="Times New Roman"/>
+        </w:rPr>
+        <w:t>4.4  Activity</w:t>
+      </w:r>
+      <w:proofErr w:type="gramEnd"/>
+      <w:r>
+        <w:rPr>
+          <w:rFonts w:ascii="Times New Roman" w:hAnsi="Times New Roman"/>
+        </w:rPr>
+        <w:t xml:space="preserve"> Diagrams</w:t>
       </w:r>
       <w:bookmarkEnd w:id="59"/>
     </w:p>
@@ -18757,11 +21278,19 @@
         <w:spacing w:line="360" w:lineRule="auto"/>
       </w:pPr>
       <w:bookmarkStart w:id="60" w:name="_Toc227543950"/>
-      <w:r>
-        <w:rPr>
-          <w:rFonts w:ascii="Times New Roman" w:hAnsi="Times New Roman"/>
-        </w:rPr>
-        <w:t>4.4.1  Student Activity Diagram</w:t>
+      <w:proofErr w:type="gramStart"/>
+      <w:r>
+        <w:rPr>
+          <w:rFonts w:ascii="Times New Roman" w:hAnsi="Times New Roman"/>
+        </w:rPr>
+        <w:t>4.4.1  Student</w:t>
+      </w:r>
+      <w:proofErr w:type="gramEnd"/>
+      <w:r>
+        <w:rPr>
+          <w:rFonts w:ascii="Times New Roman" w:hAnsi="Times New Roman"/>
+        </w:rPr>
+        <w:t xml:space="preserve"> Activity Diagram</w:t>
       </w:r>
       <w:bookmarkEnd w:id="60"/>
     </w:p>
@@ -18781,7 +21310,67 @@
           <w:sz w:val="24"/>
           <w:szCs w:val="24"/>
         </w:rPr>
-        <w:t>Figure 3 shows the activity flow for a student using Riphah Konnect. The student first registers with a Riphah email and logs in. After reaching the home dashboard, the student can choose from the main modules: Posts, Semester Groups, Campus Events, Lost and Found, Messaging, and Announcements. After completing an action in any module, the student returns to the dashboard.</w:t>
+        <w:t xml:space="preserve">Figure 3 shows the activity flow for a student using </w:t>
+      </w:r>
+      <w:proofErr w:type="spellStart"/>
+      <w:r>
+        <w:rPr>
+          <w:rFonts w:ascii="Times New Roman" w:hAnsi="Times New Roman"/>
+          <w:color w:val="000000"/>
+          <w:sz w:val="24"/>
+          <w:szCs w:val="24"/>
+        </w:rPr>
+        <w:t>Riphah</w:t>
+      </w:r>
+      <w:proofErr w:type="spellEnd"/>
+      <w:r>
+        <w:rPr>
+          <w:rFonts w:ascii="Times New Roman" w:hAnsi="Times New Roman"/>
+          <w:color w:val="000000"/>
+          <w:sz w:val="24"/>
+          <w:szCs w:val="24"/>
+        </w:rPr>
+        <w:t xml:space="preserve"> </w:t>
+      </w:r>
+      <w:proofErr w:type="spellStart"/>
+      <w:r>
+        <w:rPr>
+          <w:rFonts w:ascii="Times New Roman" w:hAnsi="Times New Roman"/>
+          <w:color w:val="000000"/>
+          <w:sz w:val="24"/>
+          <w:szCs w:val="24"/>
+        </w:rPr>
+        <w:t>Konnect</w:t>
+      </w:r>
+      <w:proofErr w:type="spellEnd"/>
+      <w:r>
+        <w:rPr>
+          <w:rFonts w:ascii="Times New Roman" w:hAnsi="Times New Roman"/>
+          <w:color w:val="000000"/>
+          <w:sz w:val="24"/>
+          <w:szCs w:val="24"/>
+        </w:rPr>
+        <w:t xml:space="preserve">. The student first registers with a </w:t>
+      </w:r>
+      <w:proofErr w:type="spellStart"/>
+      <w:r>
+        <w:rPr>
+          <w:rFonts w:ascii="Times New Roman" w:hAnsi="Times New Roman"/>
+          <w:color w:val="000000"/>
+          <w:sz w:val="24"/>
+          <w:szCs w:val="24"/>
+        </w:rPr>
+        <w:t>Riphah</w:t>
+      </w:r>
+      <w:proofErr w:type="spellEnd"/>
+      <w:r>
+        <w:rPr>
+          <w:rFonts w:ascii="Times New Roman" w:hAnsi="Times New Roman"/>
+          <w:color w:val="000000"/>
+          <w:sz w:val="24"/>
+          <w:szCs w:val="24"/>
+        </w:rPr>
+        <w:t xml:space="preserve"> email and logs in. After reaching the home dashboard, the student can choose from the main modules: Posts, Semester Groups, Campus Events, Lost and Found, Messaging, and Announcements. After completing an action in any module, the student returns to the dashboard.</w:t>
       </w:r>
     </w:p>
     <w:p>
@@ -18917,11 +21506,19 @@
         <w:spacing w:line="360" w:lineRule="auto"/>
       </w:pPr>
       <w:bookmarkStart w:id="62" w:name="_Toc227543951"/>
-      <w:r>
-        <w:rPr>
-          <w:rFonts w:ascii="Times New Roman" w:hAnsi="Times New Roman"/>
-        </w:rPr>
-        <w:t>4.4.2  Admin Activity Diagram</w:t>
+      <w:proofErr w:type="gramStart"/>
+      <w:r>
+        <w:rPr>
+          <w:rFonts w:ascii="Times New Roman" w:hAnsi="Times New Roman"/>
+        </w:rPr>
+        <w:t>4.4.2  Admin</w:t>
+      </w:r>
+      <w:proofErr w:type="gramEnd"/>
+      <w:r>
+        <w:rPr>
+          <w:rFonts w:ascii="Times New Roman" w:hAnsi="Times New Roman"/>
+        </w:rPr>
+        <w:t xml:space="preserve"> Activity Diagram</w:t>
       </w:r>
       <w:bookmarkEnd w:id="62"/>
     </w:p>
@@ -19115,12 +21712,20 @@
         <w:spacing w:line="360" w:lineRule="auto"/>
       </w:pPr>
       <w:bookmarkStart w:id="64" w:name="_Toc227543952"/>
+      <w:proofErr w:type="gramStart"/>
       <w:r>
         <w:rPr>
           <w:rFonts w:ascii="Times New Roman" w:hAnsi="Times New Roman"/>
         </w:rPr>
         <w:lastRenderedPageBreak/>
-        <w:t>4.5  Use Case Diagrams</w:t>
+        <w:t>4.5  Use</w:t>
+      </w:r>
+      <w:proofErr w:type="gramEnd"/>
+      <w:r>
+        <w:rPr>
+          <w:rFonts w:ascii="Times New Roman" w:hAnsi="Times New Roman"/>
+        </w:rPr>
+        <w:t xml:space="preserve"> Case Diagrams</w:t>
       </w:r>
       <w:bookmarkEnd w:id="64"/>
     </w:p>
@@ -19130,11 +21735,19 @@
         <w:spacing w:line="360" w:lineRule="auto"/>
       </w:pPr>
       <w:bookmarkStart w:id="65" w:name="_Toc227543953"/>
-      <w:r>
-        <w:rPr>
-          <w:rFonts w:ascii="Times New Roman" w:hAnsi="Times New Roman"/>
-        </w:rPr>
-        <w:t>4.5.1  Student Use Case Diagram</w:t>
+      <w:proofErr w:type="gramStart"/>
+      <w:r>
+        <w:rPr>
+          <w:rFonts w:ascii="Times New Roman" w:hAnsi="Times New Roman"/>
+        </w:rPr>
+        <w:t>4.5.1  Student</w:t>
+      </w:r>
+      <w:proofErr w:type="gramEnd"/>
+      <w:r>
+        <w:rPr>
+          <w:rFonts w:ascii="Times New Roman" w:hAnsi="Times New Roman"/>
+        </w:rPr>
+        <w:t xml:space="preserve"> Use Case Diagram</w:t>
       </w:r>
       <w:bookmarkEnd w:id="65"/>
     </w:p>
@@ -19307,11 +21920,19 @@
         <w:spacing w:line="360" w:lineRule="auto"/>
       </w:pPr>
       <w:bookmarkStart w:id="67" w:name="_Toc227543954"/>
-      <w:r>
-        <w:rPr>
-          <w:rFonts w:ascii="Times New Roman" w:hAnsi="Times New Roman"/>
-        </w:rPr>
-        <w:t>4.5.2  Admin Use Case Diagram</w:t>
+      <w:proofErr w:type="gramStart"/>
+      <w:r>
+        <w:rPr>
+          <w:rFonts w:ascii="Times New Roman" w:hAnsi="Times New Roman"/>
+        </w:rPr>
+        <w:t>4.5.2  Admin</w:t>
+      </w:r>
+      <w:proofErr w:type="gramEnd"/>
+      <w:r>
+        <w:rPr>
+          <w:rFonts w:ascii="Times New Roman" w:hAnsi="Times New Roman"/>
+        </w:rPr>
+        <w:t xml:space="preserve"> Use Case Diagram</w:t>
       </w:r>
       <w:bookmarkEnd w:id="67"/>
     </w:p>
@@ -19457,11 +22078,19 @@
         <w:spacing w:line="360" w:lineRule="auto"/>
       </w:pPr>
       <w:bookmarkStart w:id="69" w:name="_Toc227543955"/>
-      <w:r>
-        <w:rPr>
-          <w:rFonts w:ascii="Times New Roman" w:hAnsi="Times New Roman"/>
-        </w:rPr>
-        <w:t>4.6  Fully Addressed Use Cases</w:t>
+      <w:proofErr w:type="gramStart"/>
+      <w:r>
+        <w:rPr>
+          <w:rFonts w:ascii="Times New Roman" w:hAnsi="Times New Roman"/>
+        </w:rPr>
+        <w:t>4.6  Fully</w:t>
+      </w:r>
+      <w:proofErr w:type="gramEnd"/>
+      <w:r>
+        <w:rPr>
+          <w:rFonts w:ascii="Times New Roman" w:hAnsi="Times New Roman"/>
+        </w:rPr>
+        <w:t xml:space="preserve"> Addressed Use Cases</w:t>
       </w:r>
       <w:bookmarkEnd w:id="69"/>
     </w:p>
@@ -19888,8 +22517,19 @@
                 <w:szCs w:val="24"/>
               </w:rPr>
               <w:br/>
-              <w:t>3. User clicks Sign In.</w:t>
-            </w:r>
+              <w:t>3. User clicks Sign In</w:t>
+            </w:r>
+            <w:proofErr w:type="gramStart"/>
+            <w:r>
+              <w:rPr>
+                <w:rFonts w:ascii="Times New Roman" w:hAnsi="Times New Roman"/>
+                <w:color w:val="000000"/>
+                <w:sz w:val="24"/>
+                <w:szCs w:val="24"/>
+              </w:rPr>
+              <w:t>.</w:t>
+            </w:r>
+            <w:proofErr w:type="gramEnd"/>
             <w:r>
               <w:rPr>
                 <w:rFonts w:ascii="Times New Roman" w:hAnsi="Times New Roman"/>
@@ -26641,11 +29281,19 @@
         <w:spacing w:line="360" w:lineRule="auto"/>
       </w:pPr>
       <w:bookmarkStart w:id="87" w:name="_Toc227543959"/>
-      <w:r>
-        <w:rPr>
-          <w:rFonts w:ascii="Times New Roman" w:hAnsi="Times New Roman"/>
-        </w:rPr>
-        <w:t>5.1  IDE, Tools and Technologies</w:t>
+      <w:proofErr w:type="gramStart"/>
+      <w:r>
+        <w:rPr>
+          <w:rFonts w:ascii="Times New Roman" w:hAnsi="Times New Roman"/>
+        </w:rPr>
+        <w:t>5.1  IDE</w:t>
+      </w:r>
+      <w:proofErr w:type="gramEnd"/>
+      <w:r>
+        <w:rPr>
+          <w:rFonts w:ascii="Times New Roman" w:hAnsi="Times New Roman"/>
+        </w:rPr>
+        <w:t>, Tools and Technologies</w:t>
       </w:r>
       <w:bookmarkEnd w:id="87"/>
     </w:p>
@@ -26655,6 +29303,7 @@
         <w:spacing w:line="360" w:lineRule="auto"/>
       </w:pPr>
       <w:bookmarkStart w:id="88" w:name="_Toc227543960"/>
+      <w:proofErr w:type="gramStart"/>
       <w:r>
         <w:rPr>
           <w:rFonts w:ascii="Times New Roman" w:hAnsi="Times New Roman"/>
@@ -26662,6 +29311,7 @@
         <w:t>5.1.1  Frontend</w:t>
       </w:r>
       <w:bookmarkEnd w:id="88"/>
+      <w:proofErr w:type="gramEnd"/>
     </w:p>
     <w:p>
       <w:pPr>
@@ -26715,8 +29365,18 @@
           <w:color w:val="000000"/>
           <w:sz w:val="24"/>
         </w:rPr>
-        <w:t>2. Vite</w:t>
-      </w:r>
+        <w:t xml:space="preserve">2. </w:t>
+      </w:r>
+      <w:proofErr w:type="spellStart"/>
+      <w:r>
+        <w:rPr>
+          <w:rFonts w:ascii="Times New Roman" w:hAnsi="Times New Roman"/>
+          <w:color w:val="000000"/>
+          <w:sz w:val="24"/>
+        </w:rPr>
+        <w:t>Vite</w:t>
+      </w:r>
+      <w:proofErr w:type="spellEnd"/>
     </w:p>
     <w:p>
       <w:pPr>
@@ -26734,8 +29394,18 @@
           <w:color w:val="000000"/>
           <w:sz w:val="24"/>
         </w:rPr>
-        <w:t>3. TailwindCSS</w:t>
-      </w:r>
+        <w:t xml:space="preserve">3. </w:t>
+      </w:r>
+      <w:proofErr w:type="spellStart"/>
+      <w:r>
+        <w:rPr>
+          <w:rFonts w:ascii="Times New Roman" w:hAnsi="Times New Roman"/>
+          <w:color w:val="000000"/>
+          <w:sz w:val="24"/>
+        </w:rPr>
+        <w:t>TailwindCSS</w:t>
+      </w:r>
+      <w:proofErr w:type="spellEnd"/>
     </w:p>
     <w:p>
       <w:pPr>
@@ -26772,8 +29442,18 @@
           <w:color w:val="000000"/>
           <w:sz w:val="24"/>
         </w:rPr>
-        <w:t>5. Axios</w:t>
-      </w:r>
+        <w:t xml:space="preserve">5. </w:t>
+      </w:r>
+      <w:proofErr w:type="spellStart"/>
+      <w:r>
+        <w:rPr>
+          <w:rFonts w:ascii="Times New Roman" w:hAnsi="Times New Roman"/>
+          <w:color w:val="000000"/>
+          <w:sz w:val="24"/>
+        </w:rPr>
+        <w:t>Axios</w:t>
+      </w:r>
+      <w:proofErr w:type="spellEnd"/>
     </w:p>
     <w:p>
       <w:pPr>
@@ -26819,6 +29499,7 @@
         <w:spacing w:line="360" w:lineRule="auto"/>
       </w:pPr>
       <w:bookmarkStart w:id="89" w:name="_Toc227543961"/>
+      <w:proofErr w:type="gramStart"/>
       <w:r>
         <w:rPr>
           <w:rFonts w:ascii="Times New Roman" w:hAnsi="Times New Roman"/>
@@ -26826,6 +29507,7 @@
         <w:t>5.1.2  Backend</w:t>
       </w:r>
       <w:bookmarkEnd w:id="89"/>
+      <w:proofErr w:type="gramEnd"/>
     </w:p>
     <w:p>
       <w:pPr>
@@ -26881,7 +29563,25 @@
           <w:color w:val="000000"/>
           <w:sz w:val="24"/>
         </w:rPr>
-        <w:t>3. Prisma ORM</w:t>
+        <w:t xml:space="preserve">3. </w:t>
+      </w:r>
+      <w:proofErr w:type="spellStart"/>
+      <w:r>
+        <w:rPr>
+          <w:rFonts w:ascii="Times New Roman" w:hAnsi="Times New Roman"/>
+          <w:color w:val="000000"/>
+          <w:sz w:val="24"/>
+        </w:rPr>
+        <w:t>Prisma</w:t>
+      </w:r>
+      <w:proofErr w:type="spellEnd"/>
+      <w:r>
+        <w:rPr>
+          <w:rFonts w:ascii="Times New Roman" w:hAnsi="Times New Roman"/>
+          <w:color w:val="000000"/>
+          <w:sz w:val="24"/>
+        </w:rPr>
+        <w:t xml:space="preserve"> ORM</w:t>
       </w:r>
     </w:p>
     <w:p>
@@ -26919,8 +29619,20 @@
           <w:color w:val="000000"/>
           <w:sz w:val="24"/>
         </w:rPr>
-        <w:t>5. bcrypt</w:t>
-      </w:r>
+        <w:t xml:space="preserve">5. </w:t>
+      </w:r>
+      <w:proofErr w:type="spellStart"/>
+      <w:proofErr w:type="gramStart"/>
+      <w:r>
+        <w:rPr>
+          <w:rFonts w:ascii="Times New Roman" w:hAnsi="Times New Roman"/>
+          <w:color w:val="000000"/>
+          <w:sz w:val="24"/>
+        </w:rPr>
+        <w:t>bcrypt</w:t>
+      </w:r>
+      <w:proofErr w:type="spellEnd"/>
+      <w:proofErr w:type="gramEnd"/>
     </w:p>
     <w:p>
       <w:pPr>
@@ -26957,8 +29669,18 @@
           <w:color w:val="000000"/>
           <w:sz w:val="24"/>
         </w:rPr>
-        <w:t>7. Nodemailer</w:t>
-      </w:r>
+        <w:t xml:space="preserve">7. </w:t>
+      </w:r>
+      <w:proofErr w:type="spellStart"/>
+      <w:r>
+        <w:rPr>
+          <w:rFonts w:ascii="Times New Roman" w:hAnsi="Times New Roman"/>
+          <w:color w:val="000000"/>
+          <w:sz w:val="24"/>
+        </w:rPr>
+        <w:t>Nodemailer</w:t>
+      </w:r>
+      <w:proofErr w:type="spellEnd"/>
     </w:p>
     <w:p>
       <w:pPr>
@@ -26976,8 +29698,20 @@
           <w:color w:val="000000"/>
           <w:sz w:val="24"/>
         </w:rPr>
-        <w:t>8. dotenv</w:t>
-      </w:r>
+        <w:t xml:space="preserve">8. </w:t>
+      </w:r>
+      <w:proofErr w:type="spellStart"/>
+      <w:proofErr w:type="gramStart"/>
+      <w:r>
+        <w:rPr>
+          <w:rFonts w:ascii="Times New Roman" w:hAnsi="Times New Roman"/>
+          <w:color w:val="000000"/>
+          <w:sz w:val="24"/>
+        </w:rPr>
+        <w:t>dotenv</w:t>
+      </w:r>
+      <w:proofErr w:type="spellEnd"/>
+      <w:proofErr w:type="gramEnd"/>
     </w:p>
     <w:p>
       <w:pPr>
@@ -26985,6 +29719,7 @@
         <w:spacing w:line="360" w:lineRule="auto"/>
       </w:pPr>
       <w:bookmarkStart w:id="90" w:name="_Toc227543962"/>
+      <w:proofErr w:type="gramStart"/>
       <w:r>
         <w:rPr>
           <w:rFonts w:ascii="Times New Roman" w:hAnsi="Times New Roman"/>
@@ -26992,6 +29727,7 @@
         <w:t>5.1.3  Database</w:t>
       </w:r>
       <w:bookmarkEnd w:id="90"/>
+      <w:proofErr w:type="gramEnd"/>
     </w:p>
     <w:p>
       <w:pPr>
@@ -27028,8 +29764,18 @@
           <w:color w:val="000000"/>
           <w:sz w:val="24"/>
         </w:rPr>
-        <w:t>2. Supabase</w:t>
-      </w:r>
+        <w:t xml:space="preserve">2. </w:t>
+      </w:r>
+      <w:proofErr w:type="spellStart"/>
+      <w:r>
+        <w:rPr>
+          <w:rFonts w:ascii="Times New Roman" w:hAnsi="Times New Roman"/>
+          <w:color w:val="000000"/>
+          <w:sz w:val="24"/>
+        </w:rPr>
+        <w:t>Supabase</w:t>
+      </w:r>
+      <w:proofErr w:type="spellEnd"/>
     </w:p>
     <w:p>
       <w:pPr>
@@ -27037,6 +29783,7 @@
         <w:spacing w:line="360" w:lineRule="auto"/>
       </w:pPr>
       <w:bookmarkStart w:id="91" w:name="_Toc227543963"/>
+      <w:proofErr w:type="gramStart"/>
       <w:r>
         <w:rPr>
           <w:rFonts w:ascii="Times New Roman" w:hAnsi="Times New Roman"/>
@@ -27044,6 +29791,7 @@
         <w:t>5.1.4  Tools</w:t>
       </w:r>
       <w:bookmarkEnd w:id="91"/>
+      <w:proofErr w:type="gramEnd"/>
     </w:p>
     <w:p>
       <w:pPr>
@@ -27100,7 +29848,25 @@
           <w:sz w:val="24"/>
         </w:rPr>
         <w:lastRenderedPageBreak/>
-        <w:t>3. Git and GitHub</w:t>
+        <w:t xml:space="preserve">3. </w:t>
+      </w:r>
+      <w:proofErr w:type="spellStart"/>
+      <w:r>
+        <w:rPr>
+          <w:rFonts w:ascii="Times New Roman" w:hAnsi="Times New Roman"/>
+          <w:color w:val="000000"/>
+          <w:sz w:val="24"/>
+        </w:rPr>
+        <w:t>Git</w:t>
+      </w:r>
+      <w:proofErr w:type="spellEnd"/>
+      <w:r>
+        <w:rPr>
+          <w:rFonts w:ascii="Times New Roman" w:hAnsi="Times New Roman"/>
+          <w:color w:val="000000"/>
+          <w:sz w:val="24"/>
+        </w:rPr>
+        <w:t xml:space="preserve"> and GitHub</w:t>
       </w:r>
     </w:p>
     <w:p>
@@ -27138,8 +29904,18 @@
           <w:color w:val="000000"/>
           <w:sz w:val="24"/>
         </w:rPr>
-        <w:t>5. Figma</w:t>
-      </w:r>
+        <w:t xml:space="preserve">5. </w:t>
+      </w:r>
+      <w:proofErr w:type="spellStart"/>
+      <w:r>
+        <w:rPr>
+          <w:rFonts w:ascii="Times New Roman" w:hAnsi="Times New Roman"/>
+          <w:color w:val="000000"/>
+          <w:sz w:val="24"/>
+        </w:rPr>
+        <w:t>Figma</w:t>
+      </w:r>
+      <w:proofErr w:type="spellEnd"/>
     </w:p>
     <w:p>
       <w:pPr>
@@ -27147,11 +29923,19 @@
         <w:spacing w:line="360" w:lineRule="auto"/>
       </w:pPr>
       <w:bookmarkStart w:id="92" w:name="_Toc227543964"/>
-      <w:r>
-        <w:rPr>
-          <w:rFonts w:ascii="Times New Roman" w:hAnsi="Times New Roman"/>
-        </w:rPr>
-        <w:t>5.2  Best Practices and Coding Standards</w:t>
+      <w:proofErr w:type="gramStart"/>
+      <w:r>
+        <w:rPr>
+          <w:rFonts w:ascii="Times New Roman" w:hAnsi="Times New Roman"/>
+        </w:rPr>
+        <w:t>5.2  Best</w:t>
+      </w:r>
+      <w:proofErr w:type="gramEnd"/>
+      <w:r>
+        <w:rPr>
+          <w:rFonts w:ascii="Times New Roman" w:hAnsi="Times New Roman"/>
+        </w:rPr>
+        <w:t xml:space="preserve"> Practices and Coding Standards</w:t>
       </w:r>
       <w:bookmarkEnd w:id="92"/>
     </w:p>
@@ -27161,11 +29945,19 @@
         <w:spacing w:line="360" w:lineRule="auto"/>
       </w:pPr>
       <w:bookmarkStart w:id="93" w:name="_Toc227543965"/>
-      <w:r>
-        <w:rPr>
-          <w:rFonts w:ascii="Times New Roman" w:hAnsi="Times New Roman"/>
-        </w:rPr>
-        <w:t>5.2.1  Naming Conventions</w:t>
+      <w:proofErr w:type="gramStart"/>
+      <w:r>
+        <w:rPr>
+          <w:rFonts w:ascii="Times New Roman" w:hAnsi="Times New Roman"/>
+        </w:rPr>
+        <w:t>5.2.1  Naming</w:t>
+      </w:r>
+      <w:proofErr w:type="gramEnd"/>
+      <w:r>
+        <w:rPr>
+          <w:rFonts w:ascii="Times New Roman" w:hAnsi="Times New Roman"/>
+        </w:rPr>
+        <w:t xml:space="preserve"> Conventions</w:t>
       </w:r>
       <w:bookmarkEnd w:id="93"/>
     </w:p>
@@ -27183,7 +29975,187 @@
           <w:color w:val="000000"/>
           <w:sz w:val="24"/>
         </w:rPr>
-        <w:t>All JavaScript variable and function names use camelCase (for example: getUserById, createPost, isLoading). React component names use PascalCase (for example: FeedPage, StudyGroupCard, AuthContext). Database model names in Prisma use PascalCase as required by the ORM. API route files are named in lowercase with hyphens (auth.routes.js, posts.routes.js).</w:t>
+        <w:t xml:space="preserve">All JavaScript variable and function names use </w:t>
+      </w:r>
+      <w:proofErr w:type="spellStart"/>
+      <w:r>
+        <w:rPr>
+          <w:rFonts w:ascii="Times New Roman" w:hAnsi="Times New Roman"/>
+          <w:color w:val="000000"/>
+          <w:sz w:val="24"/>
+        </w:rPr>
+        <w:t>camelCase</w:t>
+      </w:r>
+      <w:proofErr w:type="spellEnd"/>
+      <w:r>
+        <w:rPr>
+          <w:rFonts w:ascii="Times New Roman" w:hAnsi="Times New Roman"/>
+          <w:color w:val="000000"/>
+          <w:sz w:val="24"/>
+        </w:rPr>
+        <w:t xml:space="preserve"> (for example: </w:t>
+      </w:r>
+      <w:proofErr w:type="spellStart"/>
+      <w:r>
+        <w:rPr>
+          <w:rFonts w:ascii="Times New Roman" w:hAnsi="Times New Roman"/>
+          <w:color w:val="000000"/>
+          <w:sz w:val="24"/>
+        </w:rPr>
+        <w:t>getUserById</w:t>
+      </w:r>
+      <w:proofErr w:type="spellEnd"/>
+      <w:r>
+        <w:rPr>
+          <w:rFonts w:ascii="Times New Roman" w:hAnsi="Times New Roman"/>
+          <w:color w:val="000000"/>
+          <w:sz w:val="24"/>
+        </w:rPr>
+        <w:t xml:space="preserve">, </w:t>
+      </w:r>
+      <w:proofErr w:type="spellStart"/>
+      <w:r>
+        <w:rPr>
+          <w:rFonts w:ascii="Times New Roman" w:hAnsi="Times New Roman"/>
+          <w:color w:val="000000"/>
+          <w:sz w:val="24"/>
+        </w:rPr>
+        <w:t>createPost</w:t>
+      </w:r>
+      <w:proofErr w:type="spellEnd"/>
+      <w:r>
+        <w:rPr>
+          <w:rFonts w:ascii="Times New Roman" w:hAnsi="Times New Roman"/>
+          <w:color w:val="000000"/>
+          <w:sz w:val="24"/>
+        </w:rPr>
+        <w:t xml:space="preserve">, </w:t>
+      </w:r>
+      <w:proofErr w:type="spellStart"/>
+      <w:r>
+        <w:rPr>
+          <w:rFonts w:ascii="Times New Roman" w:hAnsi="Times New Roman"/>
+          <w:color w:val="000000"/>
+          <w:sz w:val="24"/>
+        </w:rPr>
+        <w:t>isLoading</w:t>
+      </w:r>
+      <w:proofErr w:type="spellEnd"/>
+      <w:r>
+        <w:rPr>
+          <w:rFonts w:ascii="Times New Roman" w:hAnsi="Times New Roman"/>
+          <w:color w:val="000000"/>
+          <w:sz w:val="24"/>
+        </w:rPr>
+        <w:t xml:space="preserve">). React component names use </w:t>
+      </w:r>
+      <w:proofErr w:type="spellStart"/>
+      <w:r>
+        <w:rPr>
+          <w:rFonts w:ascii="Times New Roman" w:hAnsi="Times New Roman"/>
+          <w:color w:val="000000"/>
+          <w:sz w:val="24"/>
+        </w:rPr>
+        <w:t>PascalCase</w:t>
+      </w:r>
+      <w:proofErr w:type="spellEnd"/>
+      <w:r>
+        <w:rPr>
+          <w:rFonts w:ascii="Times New Roman" w:hAnsi="Times New Roman"/>
+          <w:color w:val="000000"/>
+          <w:sz w:val="24"/>
+        </w:rPr>
+        <w:t xml:space="preserve"> (for example: </w:t>
+      </w:r>
+      <w:proofErr w:type="spellStart"/>
+      <w:r>
+        <w:rPr>
+          <w:rFonts w:ascii="Times New Roman" w:hAnsi="Times New Roman"/>
+          <w:color w:val="000000"/>
+          <w:sz w:val="24"/>
+        </w:rPr>
+        <w:t>FeedPage</w:t>
+      </w:r>
+      <w:proofErr w:type="spellEnd"/>
+      <w:r>
+        <w:rPr>
+          <w:rFonts w:ascii="Times New Roman" w:hAnsi="Times New Roman"/>
+          <w:color w:val="000000"/>
+          <w:sz w:val="24"/>
+        </w:rPr>
+        <w:t xml:space="preserve">, </w:t>
+      </w:r>
+      <w:proofErr w:type="spellStart"/>
+      <w:r>
+        <w:rPr>
+          <w:rFonts w:ascii="Times New Roman" w:hAnsi="Times New Roman"/>
+          <w:color w:val="000000"/>
+          <w:sz w:val="24"/>
+        </w:rPr>
+        <w:t>StudyGroupCard</w:t>
+      </w:r>
+      <w:proofErr w:type="spellEnd"/>
+      <w:r>
+        <w:rPr>
+          <w:rFonts w:ascii="Times New Roman" w:hAnsi="Times New Roman"/>
+          <w:color w:val="000000"/>
+          <w:sz w:val="24"/>
+        </w:rPr>
+        <w:t xml:space="preserve">, </w:t>
+      </w:r>
+      <w:proofErr w:type="spellStart"/>
+      <w:r>
+        <w:rPr>
+          <w:rFonts w:ascii="Times New Roman" w:hAnsi="Times New Roman"/>
+          <w:color w:val="000000"/>
+          <w:sz w:val="24"/>
+        </w:rPr>
+        <w:t>AuthContext</w:t>
+      </w:r>
+      <w:proofErr w:type="spellEnd"/>
+      <w:r>
+        <w:rPr>
+          <w:rFonts w:ascii="Times New Roman" w:hAnsi="Times New Roman"/>
+          <w:color w:val="000000"/>
+          <w:sz w:val="24"/>
+        </w:rPr>
+        <w:t xml:space="preserve">). Database model names in </w:t>
+      </w:r>
+      <w:proofErr w:type="spellStart"/>
+      <w:r>
+        <w:rPr>
+          <w:rFonts w:ascii="Times New Roman" w:hAnsi="Times New Roman"/>
+          <w:color w:val="000000"/>
+          <w:sz w:val="24"/>
+        </w:rPr>
+        <w:t>Prisma</w:t>
+      </w:r>
+      <w:proofErr w:type="spellEnd"/>
+      <w:r>
+        <w:rPr>
+          <w:rFonts w:ascii="Times New Roman" w:hAnsi="Times New Roman"/>
+          <w:color w:val="000000"/>
+          <w:sz w:val="24"/>
+        </w:rPr>
+        <w:t xml:space="preserve"> use </w:t>
+      </w:r>
+      <w:proofErr w:type="spellStart"/>
+      <w:r>
+        <w:rPr>
+          <w:rFonts w:ascii="Times New Roman" w:hAnsi="Times New Roman"/>
+          <w:color w:val="000000"/>
+          <w:sz w:val="24"/>
+        </w:rPr>
+        <w:t>PascalCase</w:t>
+      </w:r>
+      <w:proofErr w:type="spellEnd"/>
+      <w:r>
+        <w:rPr>
+          <w:rFonts w:ascii="Times New Roman" w:hAnsi="Times New Roman"/>
+          <w:color w:val="000000"/>
+          <w:sz w:val="24"/>
+        </w:rPr>
+        <w:t xml:space="preserve"> as required by the ORM. API route files are named in lowercase with hyphens (auth.routes.js, posts.routes.js).</w:t>
       </w:r>
     </w:p>
     <w:p>
@@ -27192,11 +30164,19 @@
         <w:spacing w:line="360" w:lineRule="auto"/>
       </w:pPr>
       <w:bookmarkStart w:id="94" w:name="_Toc227543966"/>
-      <w:r>
-        <w:rPr>
-          <w:rFonts w:ascii="Times New Roman" w:hAnsi="Times New Roman"/>
-        </w:rPr>
-        <w:t>5.2.2  Project Structure</w:t>
+      <w:proofErr w:type="gramStart"/>
+      <w:r>
+        <w:rPr>
+          <w:rFonts w:ascii="Times New Roman" w:hAnsi="Times New Roman"/>
+        </w:rPr>
+        <w:t>5.2.2  Project</w:t>
+      </w:r>
+      <w:proofErr w:type="gramEnd"/>
+      <w:r>
+        <w:rPr>
+          <w:rFonts w:ascii="Times New Roman" w:hAnsi="Times New Roman"/>
+        </w:rPr>
+        <w:t xml:space="preserve"> Structure</w:t>
       </w:r>
       <w:bookmarkEnd w:id="94"/>
     </w:p>
@@ -27214,7 +30194,43 @@
           <w:color w:val="000000"/>
           <w:sz w:val="24"/>
         </w:rPr>
-        <w:t>The backend follows a controller-routes-middleware pattern. Each module has a separate routes file that maps HTTP methods and URLs to controller functions. Controllers contain the business logic. A separate middleware file handles JWT authentication and is applied to all protected routes. The frontend is organized by feature, with each page in its own folder under src/pages/ and shared components in src/components/.</w:t>
+        <w:t xml:space="preserve">The backend follows a controller-routes-middleware pattern. Each module has a separate routes file that maps HTTP methods and URLs to controller functions. Controllers contain the business logic. A separate middleware file handles JWT authentication and is applied to all protected routes. The frontend is organized by feature, with each page in its own folder under </w:t>
+      </w:r>
+      <w:proofErr w:type="spellStart"/>
+      <w:r>
+        <w:rPr>
+          <w:rFonts w:ascii="Times New Roman" w:hAnsi="Times New Roman"/>
+          <w:color w:val="000000"/>
+          <w:sz w:val="24"/>
+        </w:rPr>
+        <w:t>src</w:t>
+      </w:r>
+      <w:proofErr w:type="spellEnd"/>
+      <w:r>
+        <w:rPr>
+          <w:rFonts w:ascii="Times New Roman" w:hAnsi="Times New Roman"/>
+          <w:color w:val="000000"/>
+          <w:sz w:val="24"/>
+        </w:rPr>
+        <w:t xml:space="preserve">/pages/ and shared components in </w:t>
+      </w:r>
+      <w:proofErr w:type="spellStart"/>
+      <w:r>
+        <w:rPr>
+          <w:rFonts w:ascii="Times New Roman" w:hAnsi="Times New Roman"/>
+          <w:color w:val="000000"/>
+          <w:sz w:val="24"/>
+        </w:rPr>
+        <w:t>src</w:t>
+      </w:r>
+      <w:proofErr w:type="spellEnd"/>
+      <w:r>
+        <w:rPr>
+          <w:rFonts w:ascii="Times New Roman" w:hAnsi="Times New Roman"/>
+          <w:color w:val="000000"/>
+          <w:sz w:val="24"/>
+        </w:rPr>
+        <w:t>/components/.</w:t>
       </w:r>
     </w:p>
     <w:p>
@@ -27223,11 +30239,19 @@
         <w:spacing w:line="360" w:lineRule="auto"/>
       </w:pPr>
       <w:bookmarkStart w:id="95" w:name="_Toc227543967"/>
-      <w:r>
-        <w:rPr>
-          <w:rFonts w:ascii="Times New Roman" w:hAnsi="Times New Roman"/>
-        </w:rPr>
-        <w:t>5.2.3  Environment Variables</w:t>
+      <w:proofErr w:type="gramStart"/>
+      <w:r>
+        <w:rPr>
+          <w:rFonts w:ascii="Times New Roman" w:hAnsi="Times New Roman"/>
+        </w:rPr>
+        <w:t>5.2.3  Environment</w:t>
+      </w:r>
+      <w:proofErr w:type="gramEnd"/>
+      <w:r>
+        <w:rPr>
+          <w:rFonts w:ascii="Times New Roman" w:hAnsi="Times New Roman"/>
+        </w:rPr>
+        <w:t xml:space="preserve"> Variables</w:t>
       </w:r>
       <w:bookmarkEnd w:id="95"/>
     </w:p>
@@ -27245,7 +30269,97 @@
           <w:color w:val="000000"/>
           <w:sz w:val="24"/>
         </w:rPr>
-        <w:t>All sensitive configuration, including the database connection string, JWT secret key, and email credentials, is stored in a .env file and never committed to the GitHub repository. The .env file is listed in .gitignore. The application reads these values at runtime using the dotenv package.</w:t>
+        <w:t xml:space="preserve">All sensitive configuration, including the database connection string, JWT secret key, and email credentials, is stored in </w:t>
+      </w:r>
+      <w:proofErr w:type="gramStart"/>
+      <w:r>
+        <w:rPr>
+          <w:rFonts w:ascii="Times New Roman" w:hAnsi="Times New Roman"/>
+          <w:color w:val="000000"/>
+          <w:sz w:val="24"/>
+        </w:rPr>
+        <w:t>a</w:t>
+      </w:r>
+      <w:proofErr w:type="gramEnd"/>
+      <w:r>
+        <w:rPr>
+          <w:rFonts w:ascii="Times New Roman" w:hAnsi="Times New Roman"/>
+          <w:color w:val="000000"/>
+          <w:sz w:val="24"/>
+        </w:rPr>
+        <w:t xml:space="preserve"> .</w:t>
+      </w:r>
+      <w:proofErr w:type="spellStart"/>
+      <w:r>
+        <w:rPr>
+          <w:rFonts w:ascii="Times New Roman" w:hAnsi="Times New Roman"/>
+          <w:color w:val="000000"/>
+          <w:sz w:val="24"/>
+        </w:rPr>
+        <w:t>env</w:t>
+      </w:r>
+      <w:proofErr w:type="spellEnd"/>
+      <w:r>
+        <w:rPr>
+          <w:rFonts w:ascii="Times New Roman" w:hAnsi="Times New Roman"/>
+          <w:color w:val="000000"/>
+          <w:sz w:val="24"/>
+        </w:rPr>
+        <w:t xml:space="preserve"> file and never committed to the GitHub repository. The .</w:t>
+      </w:r>
+      <w:proofErr w:type="spellStart"/>
+      <w:r>
+        <w:rPr>
+          <w:rFonts w:ascii="Times New Roman" w:hAnsi="Times New Roman"/>
+          <w:color w:val="000000"/>
+          <w:sz w:val="24"/>
+        </w:rPr>
+        <w:t>env</w:t>
+      </w:r>
+      <w:proofErr w:type="spellEnd"/>
+      <w:r>
+        <w:rPr>
+          <w:rFonts w:ascii="Times New Roman" w:hAnsi="Times New Roman"/>
+          <w:color w:val="000000"/>
+          <w:sz w:val="24"/>
+        </w:rPr>
+        <w:t xml:space="preserve"> file is listed in .</w:t>
+      </w:r>
+      <w:proofErr w:type="spellStart"/>
+      <w:r>
+        <w:rPr>
+          <w:rFonts w:ascii="Times New Roman" w:hAnsi="Times New Roman"/>
+          <w:color w:val="000000"/>
+          <w:sz w:val="24"/>
+        </w:rPr>
+        <w:t>gitignore</w:t>
+      </w:r>
+      <w:proofErr w:type="spellEnd"/>
+      <w:r>
+        <w:rPr>
+          <w:rFonts w:ascii="Times New Roman" w:hAnsi="Times New Roman"/>
+          <w:color w:val="000000"/>
+          <w:sz w:val="24"/>
+        </w:rPr>
+        <w:t xml:space="preserve">. The application reads these values at runtime using the </w:t>
+      </w:r>
+      <w:proofErr w:type="spellStart"/>
+      <w:r>
+        <w:rPr>
+          <w:rFonts w:ascii="Times New Roman" w:hAnsi="Times New Roman"/>
+          <w:color w:val="000000"/>
+          <w:sz w:val="24"/>
+        </w:rPr>
+        <w:t>dotenv</w:t>
+      </w:r>
+      <w:proofErr w:type="spellEnd"/>
+      <w:r>
+        <w:rPr>
+          <w:rFonts w:ascii="Times New Roman" w:hAnsi="Times New Roman"/>
+          <w:color w:val="000000"/>
+          <w:sz w:val="24"/>
+        </w:rPr>
+        <w:t xml:space="preserve"> package.</w:t>
       </w:r>
     </w:p>
     <w:p>
@@ -27254,11 +30368,19 @@
         <w:spacing w:line="360" w:lineRule="auto"/>
       </w:pPr>
       <w:bookmarkStart w:id="96" w:name="_Toc227543968"/>
-      <w:r>
-        <w:rPr>
-          <w:rFonts w:ascii="Times New Roman" w:hAnsi="Times New Roman"/>
-        </w:rPr>
-        <w:t>5.2.4  Error Handling</w:t>
+      <w:proofErr w:type="gramStart"/>
+      <w:r>
+        <w:rPr>
+          <w:rFonts w:ascii="Times New Roman" w:hAnsi="Times New Roman"/>
+        </w:rPr>
+        <w:t>5.2.4  Error</w:t>
+      </w:r>
+      <w:proofErr w:type="gramEnd"/>
+      <w:r>
+        <w:rPr>
+          <w:rFonts w:ascii="Times New Roman" w:hAnsi="Times New Roman"/>
+        </w:rPr>
+        <w:t xml:space="preserve"> Handling</w:t>
       </w:r>
       <w:bookmarkEnd w:id="96"/>
     </w:p>
@@ -27314,6 +30436,7 @@
         <w:spacing w:line="360" w:lineRule="auto"/>
       </w:pPr>
       <w:bookmarkStart w:id="98" w:name="_Toc227543970"/>
+      <w:proofErr w:type="gramStart"/>
       <w:r>
         <w:rPr>
           <w:rFonts w:ascii="Times New Roman" w:hAnsi="Times New Roman"/>
@@ -27321,6 +30444,7 @@
         <w:t>6.1  Introduction</w:t>
       </w:r>
       <w:bookmarkEnd w:id="98"/>
+      <w:proofErr w:type="gramEnd"/>
     </w:p>
     <w:p>
       <w:pPr>
@@ -27336,7 +30460,43 @@
           <w:color w:val="000000"/>
           <w:sz w:val="24"/>
         </w:rPr>
-        <w:t>This chapter describes how we tested Riphah Konnect. All testing was done manually. We tested the backend by sending requests to each module and checking the responses, and we tested the frontend by running the application in the browser and going through each feature. The test cases defined in Chapter 3 guided our testing process.</w:t>
+        <w:t xml:space="preserve">This chapter describes how we tested </w:t>
+      </w:r>
+      <w:proofErr w:type="spellStart"/>
+      <w:r>
+        <w:rPr>
+          <w:rFonts w:ascii="Times New Roman" w:hAnsi="Times New Roman"/>
+          <w:color w:val="000000"/>
+          <w:sz w:val="24"/>
+        </w:rPr>
+        <w:t>Riphah</w:t>
+      </w:r>
+      <w:proofErr w:type="spellEnd"/>
+      <w:r>
+        <w:rPr>
+          <w:rFonts w:ascii="Times New Roman" w:hAnsi="Times New Roman"/>
+          <w:color w:val="000000"/>
+          <w:sz w:val="24"/>
+        </w:rPr>
+        <w:t xml:space="preserve"> </w:t>
+      </w:r>
+      <w:proofErr w:type="spellStart"/>
+      <w:r>
+        <w:rPr>
+          <w:rFonts w:ascii="Times New Roman" w:hAnsi="Times New Roman"/>
+          <w:color w:val="000000"/>
+          <w:sz w:val="24"/>
+        </w:rPr>
+        <w:t>Konnect</w:t>
+      </w:r>
+      <w:proofErr w:type="spellEnd"/>
+      <w:r>
+        <w:rPr>
+          <w:rFonts w:ascii="Times New Roman" w:hAnsi="Times New Roman"/>
+          <w:color w:val="000000"/>
+          <w:sz w:val="24"/>
+        </w:rPr>
+        <w:t>. All testing was done manually. We tested the backend by sending requests to each module and checking the responses, and we tested the frontend by running the application in the browser and going through each feature. The test cases defined in Chapter 3 guided our testing process.</w:t>
       </w:r>
     </w:p>
     <w:p>
@@ -27345,11 +30505,19 @@
         <w:spacing w:line="360" w:lineRule="auto"/>
       </w:pPr>
       <w:bookmarkStart w:id="99" w:name="_Toc227543971"/>
-      <w:r>
-        <w:rPr>
-          <w:rFonts w:ascii="Times New Roman" w:hAnsi="Times New Roman"/>
-        </w:rPr>
-        <w:t>6.2  SQA Results</w:t>
+      <w:proofErr w:type="gramStart"/>
+      <w:r>
+        <w:rPr>
+          <w:rFonts w:ascii="Times New Roman" w:hAnsi="Times New Roman"/>
+        </w:rPr>
+        <w:t>6.2  SQA</w:t>
+      </w:r>
+      <w:proofErr w:type="gramEnd"/>
+      <w:r>
+        <w:rPr>
+          <w:rFonts w:ascii="Times New Roman" w:hAnsi="Times New Roman"/>
+        </w:rPr>
+        <w:t xml:space="preserve"> Results</w:t>
       </w:r>
       <w:bookmarkEnd w:id="99"/>
     </w:p>
@@ -27367,7 +30535,25 @@
           <w:color w:val="000000"/>
           <w:sz w:val="24"/>
         </w:rPr>
-        <w:t>The test cases defined in Chapter 3 were executed against the working system. The table below summarises the result for each test case group.</w:t>
+        <w:t xml:space="preserve">The test cases defined in Chapter 3 were executed against the working system. The table below </w:t>
+      </w:r>
+      <w:proofErr w:type="spellStart"/>
+      <w:r>
+        <w:rPr>
+          <w:rFonts w:ascii="Times New Roman" w:hAnsi="Times New Roman"/>
+          <w:color w:val="000000"/>
+          <w:sz w:val="24"/>
+        </w:rPr>
+        <w:t>summarises</w:t>
+      </w:r>
+      <w:proofErr w:type="spellEnd"/>
+      <w:r>
+        <w:rPr>
+          <w:rFonts w:ascii="Times New Roman" w:hAnsi="Times New Roman"/>
+          <w:color w:val="000000"/>
+          <w:sz w:val="24"/>
+        </w:rPr>
+        <w:t xml:space="preserve"> the result for each test case group.</w:t>
       </w:r>
     </w:p>
     <w:p>
@@ -27379,27 +30565,14 @@
       <w:r>
         <w:t xml:space="preserve">Table </w:t>
       </w:r>
-      <w:r>
-        <w:fldChar w:fldCharType="begin"/>
-      </w:r>
-      <w:r>
-        <w:instrText xml:space="preserve"> SEQ Table \* ARABIC </w:instrText>
-      </w:r>
-      <w:r>
-        <w:fldChar w:fldCharType="separate"/>
-      </w:r>
-      <w:r>
-        <w:rPr>
-          <w:noProof/>
-        </w:rPr>
-        <w:t>27</w:t>
-      </w:r>
-      <w:r>
-        <w:rPr>
-          <w:noProof/>
-        </w:rPr>
-        <w:fldChar w:fldCharType="end"/>
-      </w:r>
+      <w:fldSimple w:instr=" SEQ Table \* ARABIC ">
+        <w:r>
+          <w:rPr>
+            <w:noProof/>
+          </w:rPr>
+          <w:t>27</w:t>
+        </w:r>
+      </w:fldSimple>
       <w:r>
         <w:t>: Test Execution Results</w:t>
       </w:r>
@@ -28186,11 +31359,19 @@
         <w:spacing w:line="360" w:lineRule="auto"/>
       </w:pPr>
       <w:bookmarkStart w:id="101" w:name="_Toc227543972"/>
-      <w:r>
-        <w:rPr>
-          <w:rFonts w:ascii="Times New Roman" w:hAnsi="Times New Roman"/>
-        </w:rPr>
-        <w:t>6.3  Backend Testing</w:t>
+      <w:proofErr w:type="gramStart"/>
+      <w:r>
+        <w:rPr>
+          <w:rFonts w:ascii="Times New Roman" w:hAnsi="Times New Roman"/>
+        </w:rPr>
+        <w:t>6.3  Backend</w:t>
+      </w:r>
+      <w:proofErr w:type="gramEnd"/>
+      <w:r>
+        <w:rPr>
+          <w:rFonts w:ascii="Times New Roman" w:hAnsi="Times New Roman"/>
+        </w:rPr>
+        <w:t xml:space="preserve"> Testing</w:t>
       </w:r>
       <w:bookmarkEnd w:id="101"/>
     </w:p>
@@ -28228,7 +31409,25 @@
           <w:sz w:val="24"/>
         </w:rPr>
         <w:lastRenderedPageBreak/>
-        <w:t>1. Authentication: Registering with a non-Riphah email was rejected. Logging in with a wrong password was rejected. Accessing a protected page without logging in was blocked.</w:t>
+        <w:t>1. Authentication: Registering with a non-</w:t>
+      </w:r>
+      <w:proofErr w:type="spellStart"/>
+      <w:r>
+        <w:rPr>
+          <w:rFonts w:ascii="Times New Roman" w:hAnsi="Times New Roman"/>
+          <w:color w:val="000000"/>
+          <w:sz w:val="24"/>
+        </w:rPr>
+        <w:t>Riphah</w:t>
+      </w:r>
+      <w:proofErr w:type="spellEnd"/>
+      <w:r>
+        <w:rPr>
+          <w:rFonts w:ascii="Times New Roman" w:hAnsi="Times New Roman"/>
+          <w:color w:val="000000"/>
+          <w:sz w:val="24"/>
+        </w:rPr>
+        <w:t xml:space="preserve"> email was rejected. Logging in with a wrong password was rejected. Accessing a protected page without logging in was blocked.</w:t>
       </w:r>
     </w:p>
     <w:p>
@@ -28351,11 +31550,19 @@
         <w:spacing w:line="360" w:lineRule="auto"/>
       </w:pPr>
       <w:bookmarkStart w:id="102" w:name="_Toc227543973"/>
-      <w:r>
-        <w:rPr>
-          <w:rFonts w:ascii="Times New Roman" w:hAnsi="Times New Roman"/>
-        </w:rPr>
-        <w:t>6.4  Frontend Testing</w:t>
+      <w:proofErr w:type="gramStart"/>
+      <w:r>
+        <w:rPr>
+          <w:rFonts w:ascii="Times New Roman" w:hAnsi="Times New Roman"/>
+        </w:rPr>
+        <w:t>6.4  Frontend</w:t>
+      </w:r>
+      <w:proofErr w:type="gramEnd"/>
+      <w:r>
+        <w:rPr>
+          <w:rFonts w:ascii="Times New Roman" w:hAnsi="Times New Roman"/>
+        </w:rPr>
+        <w:t xml:space="preserve"> Testing</w:t>
       </w:r>
       <w:bookmarkEnd w:id="102"/>
     </w:p>
@@ -28373,7 +31580,25 @@
           <w:color w:val="000000"/>
           <w:sz w:val="24"/>
         </w:rPr>
-        <w:t>We tested the frontend by running the application in the browser and going through each feature manually. We created test accounts, posted content, joined groups, RSVPed to events, reported lost and found items, sent messages between two accounts to confirm real-time delivery, and created announcements with a Teacher account.</w:t>
+        <w:t xml:space="preserve">We tested the frontend by running the application in the browser and going through each feature manually. We created test accounts, posted content, joined groups, </w:t>
+      </w:r>
+      <w:proofErr w:type="spellStart"/>
+      <w:r>
+        <w:rPr>
+          <w:rFonts w:ascii="Times New Roman" w:hAnsi="Times New Roman"/>
+          <w:color w:val="000000"/>
+          <w:sz w:val="24"/>
+        </w:rPr>
+        <w:t>RSVPed</w:t>
+      </w:r>
+      <w:proofErr w:type="spellEnd"/>
+      <w:r>
+        <w:rPr>
+          <w:rFonts w:ascii="Times New Roman" w:hAnsi="Times New Roman"/>
+          <w:color w:val="000000"/>
+          <w:sz w:val="24"/>
+        </w:rPr>
+        <w:t xml:space="preserve"> to events, reported lost and found items, sent messages between two accounts to confirm real-time delivery, and created announcements with a Teacher account.</w:t>
       </w:r>
     </w:p>
     <w:p>
@@ -28399,6 +31624,7 @@
         <w:spacing w:line="360" w:lineRule="auto"/>
       </w:pPr>
       <w:bookmarkStart w:id="103" w:name="_Toc227543974"/>
+      <w:proofErr w:type="gramStart"/>
       <w:r>
         <w:rPr>
           <w:rFonts w:ascii="Times New Roman" w:hAnsi="Times New Roman"/>
@@ -28406,6 +31632,7 @@
         <w:t>6.5  Limitations</w:t>
       </w:r>
       <w:bookmarkEnd w:id="103"/>
+      <w:proofErr w:type="gramEnd"/>
     </w:p>
     <w:p>
       <w:pPr>
@@ -28518,6 +31745,7 @@
         <w:spacing w:line="360" w:lineRule="auto"/>
       </w:pPr>
       <w:bookmarkStart w:id="105" w:name="_Toc227543976"/>
+      <w:proofErr w:type="gramStart"/>
       <w:r>
         <w:rPr>
           <w:rFonts w:ascii="Times New Roman" w:hAnsi="Times New Roman"/>
@@ -28525,6 +31753,7 @@
         <w:t>7.1  Introduction</w:t>
       </w:r>
       <w:bookmarkEnd w:id="105"/>
+      <w:proofErr w:type="gramEnd"/>
     </w:p>
     <w:p>
       <w:pPr>
@@ -28540,7 +31769,43 @@
           <w:color w:val="000000"/>
           <w:sz w:val="24"/>
         </w:rPr>
-        <w:t>This chapter brings together everything we have done in this project from start to finish. We look at what we managed to build, where we faced difficulties, and what we learned from the process. We also think honestly about what could be better and what we want to add or improve in the future. Building Riphah Konnect was a challenging experience, but seeing a working system with a real backend and a functional frontend made it worthwhile.</w:t>
+        <w:t xml:space="preserve">This chapter brings together everything we have done in this project from start to finish. We look at what we managed to build, where we faced difficulties, and what we learned from the process. We also think honestly about what could be better and what we want to add or improve in the future. Building </w:t>
+      </w:r>
+      <w:proofErr w:type="spellStart"/>
+      <w:r>
+        <w:rPr>
+          <w:rFonts w:ascii="Times New Roman" w:hAnsi="Times New Roman"/>
+          <w:color w:val="000000"/>
+          <w:sz w:val="24"/>
+        </w:rPr>
+        <w:t>Riphah</w:t>
+      </w:r>
+      <w:proofErr w:type="spellEnd"/>
+      <w:r>
+        <w:rPr>
+          <w:rFonts w:ascii="Times New Roman" w:hAnsi="Times New Roman"/>
+          <w:color w:val="000000"/>
+          <w:sz w:val="24"/>
+        </w:rPr>
+        <w:t xml:space="preserve"> </w:t>
+      </w:r>
+      <w:proofErr w:type="spellStart"/>
+      <w:r>
+        <w:rPr>
+          <w:rFonts w:ascii="Times New Roman" w:hAnsi="Times New Roman"/>
+          <w:color w:val="000000"/>
+          <w:sz w:val="24"/>
+        </w:rPr>
+        <w:t>Konnect</w:t>
+      </w:r>
+      <w:proofErr w:type="spellEnd"/>
+      <w:r>
+        <w:rPr>
+          <w:rFonts w:ascii="Times New Roman" w:hAnsi="Times New Roman"/>
+          <w:color w:val="000000"/>
+          <w:sz w:val="24"/>
+        </w:rPr>
+        <w:t xml:space="preserve"> was a challenging experience, but seeing a working system with a real backend and a functional frontend made it worthwhile.</w:t>
       </w:r>
     </w:p>
     <w:p>
@@ -28549,6 +31814,7 @@
         <w:spacing w:line="360" w:lineRule="auto"/>
       </w:pPr>
       <w:bookmarkStart w:id="106" w:name="_Toc227543977"/>
+      <w:proofErr w:type="gramStart"/>
       <w:r>
         <w:rPr>
           <w:rFonts w:ascii="Times New Roman" w:hAnsi="Times New Roman"/>
@@ -28556,6 +31822,7 @@
         <w:t>7.2  Achievements</w:t>
       </w:r>
       <w:bookmarkEnd w:id="106"/>
+      <w:proofErr w:type="gramEnd"/>
     </w:p>
     <w:p>
       <w:pPr>
@@ -28571,7 +31838,43 @@
           <w:color w:val="000000"/>
           <w:sz w:val="24"/>
         </w:rPr>
-        <w:t>By the end of this project, we successfully built and demonstrated a full-stack web application with seven working modules. The backend was built using Node.js and Express, and the database was hosted on Supabase. User authentication with secure password storage is fully working. The frontend was built in React with TailwindCSS and covers all main features of the platform including the Announcements module.</w:t>
+        <w:t xml:space="preserve">By the end of this project, we successfully built and demonstrated a full-stack web application with seven working modules. The backend was built using Node.js and Express, and the database was hosted on </w:t>
+      </w:r>
+      <w:proofErr w:type="spellStart"/>
+      <w:r>
+        <w:rPr>
+          <w:rFonts w:ascii="Times New Roman" w:hAnsi="Times New Roman"/>
+          <w:color w:val="000000"/>
+          <w:sz w:val="24"/>
+        </w:rPr>
+        <w:t>Supabase</w:t>
+      </w:r>
+      <w:proofErr w:type="spellEnd"/>
+      <w:r>
+        <w:rPr>
+          <w:rFonts w:ascii="Times New Roman" w:hAnsi="Times New Roman"/>
+          <w:color w:val="000000"/>
+          <w:sz w:val="24"/>
+        </w:rPr>
+        <w:t xml:space="preserve">. User authentication with secure password storage is fully working. The frontend was built in React with </w:t>
+      </w:r>
+      <w:proofErr w:type="spellStart"/>
+      <w:r>
+        <w:rPr>
+          <w:rFonts w:ascii="Times New Roman" w:hAnsi="Times New Roman"/>
+          <w:color w:val="000000"/>
+          <w:sz w:val="24"/>
+        </w:rPr>
+        <w:t>TailwindCSS</w:t>
+      </w:r>
+      <w:proofErr w:type="spellEnd"/>
+      <w:r>
+        <w:rPr>
+          <w:rFonts w:ascii="Times New Roman" w:hAnsi="Times New Roman"/>
+          <w:color w:val="000000"/>
+          <w:sz w:val="24"/>
+        </w:rPr>
+        <w:t xml:space="preserve"> and covers all main features of the platform including the Announcements module.</w:t>
       </w:r>
     </w:p>
     <w:p>
@@ -28588,7 +31891,25 @@
           <w:color w:val="000000"/>
           <w:sz w:val="24"/>
         </w:rPr>
-        <w:t>We also successfully implemented real-time messaging, which was the most technically challenging part of the project. The email-based domain restriction for registration ensures that only verified Riphah students, teachers, and faculty can create accounts. All six UML diagrams required for this documentation were designed in Enterprise Architect and are presented in Chapter 4.</w:t>
+        <w:t xml:space="preserve">We also successfully implemented real-time messaging, which was the most technically challenging part of the project. The email-based domain restriction for registration ensures that only verified </w:t>
+      </w:r>
+      <w:proofErr w:type="spellStart"/>
+      <w:r>
+        <w:rPr>
+          <w:rFonts w:ascii="Times New Roman" w:hAnsi="Times New Roman"/>
+          <w:color w:val="000000"/>
+          <w:sz w:val="24"/>
+        </w:rPr>
+        <w:t>Riphah</w:t>
+      </w:r>
+      <w:proofErr w:type="spellEnd"/>
+      <w:r>
+        <w:rPr>
+          <w:rFonts w:ascii="Times New Roman" w:hAnsi="Times New Roman"/>
+          <w:color w:val="000000"/>
+          <w:sz w:val="24"/>
+        </w:rPr>
+        <w:t xml:space="preserve"> students, teachers, and faculty can create accounts. All six UML diagrams required for this documentation were designed in Enterprise Architect and are presented in Chapter 4.</w:t>
       </w:r>
     </w:p>
     <w:p>
@@ -28597,11 +31918,19 @@
         <w:spacing w:line="360" w:lineRule="auto"/>
       </w:pPr>
       <w:bookmarkStart w:id="107" w:name="_Toc227543978"/>
-      <w:r>
-        <w:rPr>
-          <w:rFonts w:ascii="Times New Roman" w:hAnsi="Times New Roman"/>
-        </w:rPr>
-        <w:t>7.3  Critical Review</w:t>
+      <w:proofErr w:type="gramStart"/>
+      <w:r>
+        <w:rPr>
+          <w:rFonts w:ascii="Times New Roman" w:hAnsi="Times New Roman"/>
+        </w:rPr>
+        <w:t>7.3  Critical</w:t>
+      </w:r>
+      <w:proofErr w:type="gramEnd"/>
+      <w:r>
+        <w:rPr>
+          <w:rFonts w:ascii="Times New Roman" w:hAnsi="Times New Roman"/>
+        </w:rPr>
+        <w:t xml:space="preserve"> Review</w:t>
       </w:r>
       <w:bookmarkEnd w:id="107"/>
     </w:p>
@@ -28646,11 +31975,19 @@
         <w:spacing w:line="360" w:lineRule="auto"/>
       </w:pPr>
       <w:bookmarkStart w:id="108" w:name="_Toc227543979"/>
-      <w:r>
-        <w:rPr>
-          <w:rFonts w:ascii="Times New Roman" w:hAnsi="Times New Roman"/>
-        </w:rPr>
-        <w:t>7.4  Future Recommendations</w:t>
+      <w:proofErr w:type="gramStart"/>
+      <w:r>
+        <w:rPr>
+          <w:rFonts w:ascii="Times New Roman" w:hAnsi="Times New Roman"/>
+        </w:rPr>
+        <w:t>7.4  Future</w:t>
+      </w:r>
+      <w:proofErr w:type="gramEnd"/>
+      <w:r>
+        <w:rPr>
+          <w:rFonts w:ascii="Times New Roman" w:hAnsi="Times New Roman"/>
+        </w:rPr>
+        <w:t xml:space="preserve"> Recommendations</w:t>
       </w:r>
       <w:bookmarkEnd w:id="108"/>
     </w:p>
@@ -28706,7 +32043,25 @@
           <w:color w:val="000000"/>
           <w:sz w:val="24"/>
         </w:rPr>
-        <w:t>2. Post Feed Filtering by Type: Posts already have a type field (General, Question, Resource) but the feed does not yet support filtering by type. Adding a filter bar on the posts page is a small but useful improvement.</w:t>
+        <w:t xml:space="preserve">2. Post Feed Filtering by Type: Posts already have a type field (General, Question, </w:t>
+      </w:r>
+      <w:proofErr w:type="gramStart"/>
+      <w:r>
+        <w:rPr>
+          <w:rFonts w:ascii="Times New Roman" w:hAnsi="Times New Roman"/>
+          <w:color w:val="000000"/>
+          <w:sz w:val="24"/>
+        </w:rPr>
+        <w:t>Resource</w:t>
+      </w:r>
+      <w:proofErr w:type="gramEnd"/>
+      <w:r>
+        <w:rPr>
+          <w:rFonts w:ascii="Times New Roman" w:hAnsi="Times New Roman"/>
+          <w:color w:val="000000"/>
+          <w:sz w:val="24"/>
+        </w:rPr>
+        <w:t>) but the feed does not yet support filtering by type. Adding a filter bar on the posts page is a small but useful improvement.</w:t>
       </w:r>
     </w:p>
     <w:p>
@@ -28744,7 +32099,25 @@
           <w:color w:val="000000"/>
           <w:sz w:val="24"/>
         </w:rPr>
-        <w:t>4. Email Verification: Registration currently only checks that the email belongs to a Riphah domain. We plan to add a verification step where users confirm their email before their account is activated.</w:t>
+        <w:t xml:space="preserve">4. Email Verification: Registration currently only checks that the email belongs to a </w:t>
+      </w:r>
+      <w:proofErr w:type="spellStart"/>
+      <w:r>
+        <w:rPr>
+          <w:rFonts w:ascii="Times New Roman" w:hAnsi="Times New Roman"/>
+          <w:color w:val="000000"/>
+          <w:sz w:val="24"/>
+        </w:rPr>
+        <w:t>Riphah</w:t>
+      </w:r>
+      <w:proofErr w:type="spellEnd"/>
+      <w:r>
+        <w:rPr>
+          <w:rFonts w:ascii="Times New Roman" w:hAnsi="Times New Roman"/>
+          <w:color w:val="000000"/>
+          <w:sz w:val="24"/>
+        </w:rPr>
+        <w:t xml:space="preserve"> domain. We plan to add a verification step where users confirm their email before their account is activated.</w:t>
       </w:r>
     </w:p>
     <w:p>
@@ -28791,6 +32164,7 @@
         <w:spacing w:line="360" w:lineRule="auto"/>
       </w:pPr>
       <w:bookmarkStart w:id="109" w:name="_Toc227543980"/>
+      <w:proofErr w:type="gramStart"/>
       <w:r>
         <w:rPr>
           <w:rFonts w:ascii="Times New Roman" w:hAnsi="Times New Roman"/>
@@ -28798,6 +32172,7 @@
         <w:t>7.5  Summary</w:t>
       </w:r>
       <w:bookmarkEnd w:id="109"/>
+      <w:proofErr w:type="gramEnd"/>
     </w:p>
     <w:p>
       <w:pPr>
@@ -28807,13 +32182,59 @@
           <w:sz w:val="24"/>
         </w:rPr>
       </w:pPr>
-      <w:r>
-        <w:rPr>
-          <w:rFonts w:ascii="Times New Roman" w:hAnsi="Times New Roman"/>
-          <w:color w:val="000000"/>
-          <w:sz w:val="24"/>
-        </w:rPr>
-        <w:t xml:space="preserve">Riphah Konnect is a working web-based platform built for the students of Riphah International University. It brings together seven key features: a posts feed, semester </w:t>
+      <w:proofErr w:type="spellStart"/>
+      <w:r>
+        <w:rPr>
+          <w:rFonts w:ascii="Times New Roman" w:hAnsi="Times New Roman"/>
+          <w:color w:val="000000"/>
+          <w:sz w:val="24"/>
+        </w:rPr>
+        <w:t>Riphah</w:t>
+      </w:r>
+      <w:proofErr w:type="spellEnd"/>
+      <w:r>
+        <w:rPr>
+          <w:rFonts w:ascii="Times New Roman" w:hAnsi="Times New Roman"/>
+          <w:color w:val="000000"/>
+          <w:sz w:val="24"/>
+        </w:rPr>
+        <w:t xml:space="preserve"> </w:t>
+      </w:r>
+      <w:proofErr w:type="spellStart"/>
+      <w:r>
+        <w:rPr>
+          <w:rFonts w:ascii="Times New Roman" w:hAnsi="Times New Roman"/>
+          <w:color w:val="000000"/>
+          <w:sz w:val="24"/>
+        </w:rPr>
+        <w:t>Konnect</w:t>
+      </w:r>
+      <w:proofErr w:type="spellEnd"/>
+      <w:r>
+        <w:rPr>
+          <w:rFonts w:ascii="Times New Roman" w:hAnsi="Times New Roman"/>
+          <w:color w:val="000000"/>
+          <w:sz w:val="24"/>
+        </w:rPr>
+        <w:t xml:space="preserve"> is a working web-based platform built for the students of </w:t>
+      </w:r>
+      <w:proofErr w:type="spellStart"/>
+      <w:r>
+        <w:rPr>
+          <w:rFonts w:ascii="Times New Roman" w:hAnsi="Times New Roman"/>
+          <w:color w:val="000000"/>
+          <w:sz w:val="24"/>
+        </w:rPr>
+        <w:t>Riphah</w:t>
+      </w:r>
+      <w:proofErr w:type="spellEnd"/>
+      <w:r>
+        <w:rPr>
+          <w:rFonts w:ascii="Times New Roman" w:hAnsi="Times New Roman"/>
+          <w:color w:val="000000"/>
+          <w:sz w:val="24"/>
+        </w:rPr>
+        <w:t xml:space="preserve"> International University. It brings together seven key features: a posts feed, semester </w:t>
       </w:r>
       <w:r>
         <w:rPr>
@@ -28822,7 +32243,25 @@
           <w:sz w:val="24"/>
         </w:rPr>
         <w:lastRenderedPageBreak/>
-        <w:t>groups, campus events, lost and found, real-time messaging, user profiles, and announcements, all in one place that only verified Riphah members can access. The system has a complete backend, a hosted database, and a React frontend. It is the kind of platform we genuinely wished existed when we were in our earlier semesters, and building it from scratch gave us hands-on experience with every part of a full-stack web application. This project is ready to be demonstrated and will continue to be improved in FYP Part 2.</w:t>
+        <w:t xml:space="preserve">groups, campus events, lost and found, real-time messaging, user profiles, and announcements, all in one place that only verified </w:t>
+      </w:r>
+      <w:proofErr w:type="spellStart"/>
+      <w:r>
+        <w:rPr>
+          <w:rFonts w:ascii="Times New Roman" w:hAnsi="Times New Roman"/>
+          <w:color w:val="000000"/>
+          <w:sz w:val="24"/>
+        </w:rPr>
+        <w:t>Riphah</w:t>
+      </w:r>
+      <w:proofErr w:type="spellEnd"/>
+      <w:r>
+        <w:rPr>
+          <w:rFonts w:ascii="Times New Roman" w:hAnsi="Times New Roman"/>
+          <w:color w:val="000000"/>
+          <w:sz w:val="24"/>
+        </w:rPr>
+        <w:t xml:space="preserve"> members can access. The system has a complete backend, a hosted database, and a React frontend. It is the kind of platform we genuinely wished existed when we were in our earlier semesters, and building it from scratch gave us hands-on experience with every part of a full-stack web application. This project is ready to be demonstrated and will continue to be improved in FYP Part 2.</w:t>
       </w:r>
     </w:p>
     <w:p>
@@ -28956,7 +32395,7 @@
         <w:noProof/>
         <w:sz w:val="20"/>
       </w:rPr>
-      <w:t>10</w:t>
+      <w:t>9</w:t>
     </w:r>
     <w:r>
       <w:rPr>
@@ -41001,7 +44440,7 @@
 </file>
 
 <file path=customXml/itemProps1.xml><?xml version="1.0" encoding="utf-8"?>
-<ds:datastoreItem xmlns:ds="http://schemas.openxmlformats.org/officeDocument/2006/customXml" ds:itemID="{57124D0A-3CF5-4EE4-8DA6-33CA654DC490}">
+<ds:datastoreItem xmlns:ds="http://schemas.openxmlformats.org/officeDocument/2006/customXml" ds:itemID="{8BCA51FA-7EE5-41A5-9EB6-82FBF35A897B}">
   <ds:schemaRefs>
     <ds:schemaRef ds:uri="http://schemas.openxmlformats.org/officeDocument/2006/bibliography"/>
   </ds:schemaRefs>

--- a/Riphah_Konnect_FYP_Doc.docx
+++ b/Riphah_Konnect_FYP_Doc.docx
@@ -29,7 +29,6 @@
           <w:szCs w:val="24"/>
         </w:rPr>
       </w:pPr>
-      <w:proofErr w:type="spellStart"/>
       <w:r>
         <w:rPr>
           <w:rFonts w:ascii="Times New Roman" w:hAnsi="Times New Roman"/>
@@ -37,29 +36,8 @@
           <w:color w:val="000000"/>
           <w:sz w:val="40"/>
         </w:rPr>
-        <w:t>Riphah</w:t>
-      </w:r>
-      <w:proofErr w:type="spellEnd"/>
-      <w:r>
-        <w:rPr>
-          <w:rFonts w:ascii="Times New Roman" w:hAnsi="Times New Roman"/>
-          <w:b/>
-          <w:color w:val="000000"/>
-          <w:sz w:val="40"/>
-        </w:rPr>
-        <w:t xml:space="preserve"> </w:t>
-      </w:r>
-      <w:proofErr w:type="spellStart"/>
-      <w:r>
-        <w:rPr>
-          <w:rFonts w:ascii="Times New Roman" w:hAnsi="Times New Roman"/>
-          <w:b/>
-          <w:color w:val="000000"/>
-          <w:sz w:val="40"/>
-        </w:rPr>
-        <w:t>Konnect</w:t>
-      </w:r>
-      <w:proofErr w:type="spellEnd"/>
+        <w:t>Riphah Konnect</w:t>
+      </w:r>
     </w:p>
     <w:p>
       <w:pPr>
@@ -197,7 +175,6 @@
         <w:spacing w:after="40" w:line="240" w:lineRule="auto"/>
         <w:jc w:val="center"/>
       </w:pPr>
-      <w:proofErr w:type="spellStart"/>
       <w:r>
         <w:rPr>
           <w:rFonts w:ascii="Times New Roman" w:hAnsi="Times New Roman"/>
@@ -205,9 +182,29 @@
           <w:color w:val="000000"/>
           <w:sz w:val="32"/>
         </w:rPr>
-        <w:t>Moiz</w:t>
-      </w:r>
-      <w:proofErr w:type="spellEnd"/>
+        <w:t>Moiz Ahmad Abbasi</w:t>
+      </w:r>
+    </w:p>
+    <w:p>
+      <w:pPr>
+        <w:spacing w:line="240" w:lineRule="auto"/>
+        <w:jc w:val="center"/>
+      </w:pPr>
+      <w:r>
+        <w:rPr>
+          <w:rFonts w:ascii="Times New Roman" w:hAnsi="Times New Roman"/>
+          <w:b/>
+          <w:color w:val="000000"/>
+          <w:sz w:val="24"/>
+        </w:rPr>
+        <w:t>45499</w:t>
+      </w:r>
+    </w:p>
+    <w:p>
+      <w:pPr>
+        <w:spacing w:after="40" w:line="240" w:lineRule="auto"/>
+        <w:jc w:val="center"/>
+      </w:pPr>
       <w:r>
         <w:rPr>
           <w:rFonts w:ascii="Times New Roman" w:hAnsi="Times New Roman"/>
@@ -215,9 +212,29 @@
           <w:color w:val="000000"/>
           <w:sz w:val="32"/>
         </w:rPr>
-        <w:t xml:space="preserve"> Ahmad </w:t>
-      </w:r>
-      <w:proofErr w:type="spellStart"/>
+        <w:t>Obaidullah Arshad</w:t>
+      </w:r>
+    </w:p>
+    <w:p>
+      <w:pPr>
+        <w:spacing w:line="240" w:lineRule="auto"/>
+        <w:jc w:val="center"/>
+      </w:pPr>
+      <w:r>
+        <w:rPr>
+          <w:rFonts w:ascii="Times New Roman" w:hAnsi="Times New Roman"/>
+          <w:b/>
+          <w:color w:val="000000"/>
+          <w:sz w:val="24"/>
+        </w:rPr>
+        <w:t>44316</w:t>
+      </w:r>
+    </w:p>
+    <w:p>
+      <w:pPr>
+        <w:spacing w:after="40" w:line="240" w:lineRule="auto"/>
+        <w:jc w:val="center"/>
+      </w:pPr>
       <w:r>
         <w:rPr>
           <w:rFonts w:ascii="Times New Roman" w:hAnsi="Times New Roman"/>
@@ -225,13 +242,12 @@
           <w:color w:val="000000"/>
           <w:sz w:val="32"/>
         </w:rPr>
-        <w:t>Abbasi</w:t>
-      </w:r>
-      <w:proofErr w:type="spellEnd"/>
-    </w:p>
-    <w:p>
-      <w:pPr>
-        <w:spacing w:line="240" w:lineRule="auto"/>
+        <w:t>Syed Airaf Khan</w:t>
+      </w:r>
+    </w:p>
+    <w:p>
+      <w:pPr>
+        <w:spacing w:after="280" w:line="240" w:lineRule="auto"/>
         <w:jc w:val="center"/>
       </w:pPr>
       <w:r>
@@ -241,15 +257,18 @@
           <w:color w:val="000000"/>
           <w:sz w:val="24"/>
         </w:rPr>
-        <w:t>45499</w:t>
-      </w:r>
-    </w:p>
-    <w:p>
-      <w:pPr>
-        <w:spacing w:after="40" w:line="240" w:lineRule="auto"/>
+        <w:t>47647</w:t>
+      </w:r>
+    </w:p>
+    <w:p>
+      <w:pPr>
+        <w:spacing w:after="80" w:line="240" w:lineRule="auto"/>
         <w:jc w:val="center"/>
-      </w:pPr>
-      <w:proofErr w:type="spellStart"/>
+        <w:rPr>
+          <w:b/>
+          <w:sz w:val="24"/>
+        </w:rPr>
+      </w:pPr>
       <w:r>
         <w:rPr>
           <w:rFonts w:ascii="Times New Roman" w:hAnsi="Times New Roman"/>
@@ -257,9 +276,17 @@
           <w:color w:val="000000"/>
           <w:sz w:val="32"/>
         </w:rPr>
-        <w:t>Obaidullah</w:t>
-      </w:r>
-      <w:proofErr w:type="spellEnd"/>
+        <w:t>Supervised by:</w:t>
+      </w:r>
+    </w:p>
+    <w:p>
+      <w:pPr>
+        <w:spacing w:after="40" w:line="240" w:lineRule="auto"/>
+        <w:jc w:val="center"/>
+        <w:rPr>
+          <w:sz w:val="24"/>
+        </w:rPr>
+      </w:pPr>
       <w:r>
         <w:rPr>
           <w:rFonts w:ascii="Times New Roman" w:hAnsi="Times New Roman"/>
@@ -267,39 +294,94 @@
           <w:color w:val="000000"/>
           <w:sz w:val="32"/>
         </w:rPr>
-        <w:t xml:space="preserve"> Arshad</w:t>
-      </w:r>
-    </w:p>
-    <w:p>
-      <w:pPr>
-        <w:spacing w:line="240" w:lineRule="auto"/>
+        <w:t>Mr. Raja Jalees-ul-Hussen Khan</w:t>
+      </w:r>
+    </w:p>
+    <w:p>
+      <w:pPr>
+        <w:spacing w:after="80" w:line="240" w:lineRule="auto"/>
         <w:jc w:val="center"/>
+        <w:rPr>
+          <w:rFonts w:ascii="Times New Roman" w:hAnsi="Times New Roman"/>
+          <w:color w:val="000000"/>
+          <w:sz w:val="24"/>
+        </w:rPr>
+      </w:pPr>
+    </w:p>
+    <w:p>
+      <w:pPr>
+        <w:spacing w:after="80" w:line="240" w:lineRule="auto"/>
+        <w:jc w:val="center"/>
+        <w:rPr>
+          <w:sz w:val="28"/>
+        </w:rPr>
       </w:pPr>
       <w:r>
         <w:rPr>
           <w:rFonts w:ascii="Times New Roman" w:hAnsi="Times New Roman"/>
           <w:b/>
           <w:color w:val="000000"/>
-          <w:sz w:val="24"/>
-        </w:rPr>
-        <w:t>44316</w:t>
-      </w:r>
-    </w:p>
-    <w:p>
-      <w:pPr>
-        <w:spacing w:after="40" w:line="240" w:lineRule="auto"/>
+          <w:sz w:val="36"/>
+        </w:rPr>
+        <w:t>Faculty of Computing</w:t>
+      </w:r>
+    </w:p>
+    <w:p>
+      <w:pPr>
+        <w:spacing w:after="80" w:line="240" w:lineRule="auto"/>
         <w:jc w:val="center"/>
-      </w:pPr>
-      <w:r>
+        <w:rPr>
+          <w:sz w:val="28"/>
+        </w:rPr>
+      </w:pPr>
+      <w:r>
+        <w:rPr>
+          <w:rFonts w:ascii="Times New Roman" w:hAnsi="Times New Roman"/>
+          <w:b/>
+          <w:color w:val="000000"/>
+          <w:sz w:val="36"/>
+        </w:rPr>
+        <w:t>Riphah International University, Islamabad</w:t>
+      </w:r>
+    </w:p>
+    <w:p>
+      <w:pPr>
+        <w:spacing w:after="0" w:line="240" w:lineRule="auto"/>
+        <w:jc w:val="center"/>
+        <w:rPr>
+          <w:sz w:val="28"/>
+        </w:rPr>
+      </w:pPr>
+      <w:r>
+        <w:rPr>
+          <w:rFonts w:ascii="Times New Roman" w:hAnsi="Times New Roman"/>
+          <w:b/>
+          <w:color w:val="000000"/>
+          <w:sz w:val="36"/>
+        </w:rPr>
+        <w:t>Spring 2026</w:t>
+      </w:r>
+    </w:p>
+    <w:p>
+      <w:pPr>
+        <w:spacing w:after="0"/>
+      </w:pPr>
+      <w:r>
+        <w:lastRenderedPageBreak/>
+        <w:br w:type="page"/>
+      </w:r>
+    </w:p>
+    <w:p>
+      <w:pPr>
+        <w:spacing w:after="80"/>
+        <w:jc w:val="center"/>
         <w:rPr>
           <w:rFonts w:ascii="Times New Roman" w:hAnsi="Times New Roman"/>
           <w:b/>
           <w:color w:val="000000"/>
           <w:sz w:val="32"/>
         </w:rPr>
-        <w:t xml:space="preserve">Syed </w:t>
-      </w:r>
-      <w:proofErr w:type="spellStart"/>
+      </w:pPr>
       <w:r>
         <w:rPr>
           <w:rFonts w:ascii="Times New Roman" w:hAnsi="Times New Roman"/>
@@ -307,81 +389,63 @@
           <w:color w:val="000000"/>
           <w:sz w:val="32"/>
         </w:rPr>
-        <w:t>Airaf</w:t>
-      </w:r>
-      <w:proofErr w:type="spellEnd"/>
-      <w:r>
+        <w:lastRenderedPageBreak/>
+        <w:t>A Dissertation Submitted To</w:t>
+      </w:r>
+    </w:p>
+    <w:p>
+      <w:pPr>
+        <w:spacing w:after="80"/>
+        <w:jc w:val="center"/>
         <w:rPr>
           <w:rFonts w:ascii="Times New Roman" w:hAnsi="Times New Roman"/>
           <w:b/>
           <w:color w:val="000000"/>
           <w:sz w:val="32"/>
         </w:rPr>
-        <w:t xml:space="preserve"> Khan</w:t>
-      </w:r>
-    </w:p>
-    <w:p>
-      <w:pPr>
-        <w:spacing w:after="280" w:line="240" w:lineRule="auto"/>
+      </w:pPr>
+    </w:p>
+    <w:p>
+      <w:pPr>
+        <w:spacing w:after="80"/>
         <w:jc w:val="center"/>
-      </w:pPr>
-      <w:r>
-        <w:rPr>
-          <w:rFonts w:ascii="Times New Roman" w:hAnsi="Times New Roman"/>
-          <w:b/>
-          <w:color w:val="000000"/>
-          <w:sz w:val="24"/>
-        </w:rPr>
-        <w:t>47647</w:t>
-      </w:r>
-    </w:p>
-    <w:p>
-      <w:pPr>
-        <w:spacing w:after="80" w:line="240" w:lineRule="auto"/>
-        <w:jc w:val="center"/>
-        <w:rPr>
-          <w:b/>
-          <w:sz w:val="24"/>
-        </w:rPr>
-      </w:pPr>
-      <w:r>
         <w:rPr>
           <w:rFonts w:ascii="Times New Roman" w:hAnsi="Times New Roman"/>
           <w:b/>
           <w:color w:val="000000"/>
           <w:sz w:val="32"/>
         </w:rPr>
-        <w:t>Supervised by:</w:t>
-      </w:r>
-    </w:p>
-    <w:p>
-      <w:pPr>
-        <w:spacing w:after="40" w:line="240" w:lineRule="auto"/>
+      </w:pPr>
+    </w:p>
+    <w:p>
+      <w:pPr>
+        <w:spacing w:after="80"/>
         <w:jc w:val="center"/>
-        <w:rPr>
-          <w:sz w:val="24"/>
-        </w:rPr>
-      </w:pPr>
-      <w:r>
         <w:rPr>
           <w:rFonts w:ascii="Times New Roman" w:hAnsi="Times New Roman"/>
           <w:b/>
           <w:color w:val="000000"/>
           <w:sz w:val="32"/>
         </w:rPr>
-        <w:t>Mr. Raja Jalees-</w:t>
-      </w:r>
-      <w:proofErr w:type="spellStart"/>
-      <w:r>
+      </w:pPr>
+    </w:p>
+    <w:p>
+      <w:pPr>
+        <w:spacing w:after="80"/>
+        <w:jc w:val="center"/>
         <w:rPr>
           <w:rFonts w:ascii="Times New Roman" w:hAnsi="Times New Roman"/>
           <w:b/>
           <w:color w:val="000000"/>
           <w:sz w:val="32"/>
         </w:rPr>
-        <w:t>ul</w:t>
-      </w:r>
-      <w:proofErr w:type="spellEnd"/>
+      </w:pPr>
+    </w:p>
+    <w:p>
+      <w:pPr>
+        <w:spacing w:after="80" w:line="480" w:lineRule="auto"/>
+        <w:jc w:val="center"/>
+      </w:pPr>
       <w:r>
         <w:rPr>
           <w:rFonts w:ascii="Times New Roman" w:hAnsi="Times New Roman"/>
@@ -389,9 +453,14 @@
           <w:color w:val="000000"/>
           <w:sz w:val="32"/>
         </w:rPr>
-        <w:t>-</w:t>
-      </w:r>
-      <w:proofErr w:type="spellStart"/>
+        <w:t>Faculty of Computing,</w:t>
+      </w:r>
+    </w:p>
+    <w:p>
+      <w:pPr>
+        <w:spacing w:line="480" w:lineRule="auto"/>
+        <w:jc w:val="center"/>
+      </w:pPr>
       <w:r>
         <w:rPr>
           <w:rFonts w:ascii="Times New Roman" w:hAnsi="Times New Roman"/>
@@ -399,9 +468,14 @@
           <w:color w:val="000000"/>
           <w:sz w:val="32"/>
         </w:rPr>
-        <w:t>Hussen</w:t>
-      </w:r>
-      <w:proofErr w:type="spellEnd"/>
+        <w:t>Riphah International University, Islamabad</w:t>
+      </w:r>
+    </w:p>
+    <w:p>
+      <w:pPr>
+        <w:spacing w:after="80" w:line="480" w:lineRule="auto"/>
+        <w:jc w:val="center"/>
+      </w:pPr>
       <w:r>
         <w:rPr>
           <w:rFonts w:ascii="Times New Roman" w:hAnsi="Times New Roman"/>
@@ -409,131 +483,48 @@
           <w:color w:val="000000"/>
           <w:sz w:val="32"/>
         </w:rPr>
-        <w:t xml:space="preserve"> Khan</w:t>
-      </w:r>
-    </w:p>
-    <w:p>
-      <w:pPr>
-        <w:spacing w:after="80" w:line="240" w:lineRule="auto"/>
+        <w:t>As a Partial Fulfillment of the Requirement for the</w:t>
+      </w:r>
+    </w:p>
+    <w:p>
+      <w:pPr>
+        <w:spacing w:after="80" w:line="480" w:lineRule="auto"/>
         <w:jc w:val="center"/>
-        <w:rPr>
-          <w:rFonts w:ascii="Times New Roman" w:hAnsi="Times New Roman"/>
-          <w:color w:val="000000"/>
-          <w:sz w:val="24"/>
-        </w:rPr>
-      </w:pPr>
-    </w:p>
-    <w:p>
-      <w:pPr>
-        <w:spacing w:after="80" w:line="240" w:lineRule="auto"/>
-        <w:jc w:val="center"/>
-        <w:rPr>
-          <w:sz w:val="28"/>
-        </w:rPr>
-      </w:pPr>
-      <w:r>
-        <w:rPr>
-          <w:rFonts w:ascii="Times New Roman" w:hAnsi="Times New Roman"/>
-          <w:b/>
-          <w:color w:val="000000"/>
-          <w:sz w:val="36"/>
-        </w:rPr>
-        <w:t>Faculty of Computing</w:t>
-      </w:r>
-    </w:p>
-    <w:p>
-      <w:pPr>
-        <w:spacing w:after="80" w:line="240" w:lineRule="auto"/>
-        <w:jc w:val="center"/>
-        <w:rPr>
-          <w:sz w:val="28"/>
-        </w:rPr>
-      </w:pPr>
-      <w:proofErr w:type="spellStart"/>
-      <w:r>
-        <w:rPr>
-          <w:rFonts w:ascii="Times New Roman" w:hAnsi="Times New Roman"/>
-          <w:b/>
-          <w:color w:val="000000"/>
-          <w:sz w:val="36"/>
-        </w:rPr>
-        <w:t>Riphah</w:t>
-      </w:r>
-      <w:proofErr w:type="spellEnd"/>
-      <w:r>
-        <w:rPr>
-          <w:rFonts w:ascii="Times New Roman" w:hAnsi="Times New Roman"/>
-          <w:b/>
-          <w:color w:val="000000"/>
-          <w:sz w:val="36"/>
-        </w:rPr>
-        <w:t xml:space="preserve"> International University, Islamabad</w:t>
-      </w:r>
-    </w:p>
-    <w:p>
-      <w:pPr>
-        <w:spacing w:after="0" w:line="240" w:lineRule="auto"/>
-        <w:jc w:val="center"/>
-        <w:rPr>
-          <w:sz w:val="28"/>
-        </w:rPr>
-      </w:pPr>
-      <w:r>
-        <w:rPr>
-          <w:rFonts w:ascii="Times New Roman" w:hAnsi="Times New Roman"/>
-          <w:b/>
-          <w:color w:val="000000"/>
-          <w:sz w:val="36"/>
-        </w:rPr>
-        <w:t>Spring 2026</w:t>
-      </w:r>
-    </w:p>
-    <w:p>
-      <w:pPr>
-        <w:spacing w:after="0"/>
-      </w:pPr>
-      <w:r>
-        <w:lastRenderedPageBreak/>
-        <w:br w:type="page"/>
-      </w:r>
-    </w:p>
-    <w:p>
-      <w:pPr>
-        <w:spacing w:after="80"/>
-        <w:jc w:val="center"/>
+      </w:pPr>
+      <w:r>
         <w:rPr>
           <w:rFonts w:ascii="Times New Roman" w:hAnsi="Times New Roman"/>
           <w:b/>
           <w:color w:val="000000"/>
           <w:sz w:val="32"/>
         </w:rPr>
-      </w:pPr>
-      <w:r>
+        <w:t>Award of the Degree of</w:t>
+      </w:r>
+    </w:p>
+    <w:p>
+      <w:pPr>
+        <w:spacing w:after="280" w:line="480" w:lineRule="auto"/>
+        <w:jc w:val="center"/>
         <w:rPr>
           <w:rFonts w:ascii="Times New Roman" w:hAnsi="Times New Roman"/>
           <w:b/>
           <w:color w:val="000000"/>
           <w:sz w:val="32"/>
         </w:rPr>
-        <w:lastRenderedPageBreak/>
-        <w:t>A Dissertation Submitted To</w:t>
-      </w:r>
-    </w:p>
-    <w:p>
-      <w:pPr>
-        <w:spacing w:after="80"/>
-        <w:jc w:val="center"/>
+      </w:pPr>
+      <w:r>
         <w:rPr>
           <w:rFonts w:ascii="Times New Roman" w:hAnsi="Times New Roman"/>
           <w:b/>
           <w:color w:val="000000"/>
           <w:sz w:val="32"/>
         </w:rPr>
-      </w:pPr>
-    </w:p>
-    <w:p>
-      <w:pPr>
-        <w:spacing w:after="80"/>
+        <w:t>Bachelors of Science in Software Engineering</w:t>
+      </w:r>
+    </w:p>
+    <w:p>
+      <w:pPr>
+        <w:spacing w:after="280" w:line="480" w:lineRule="auto"/>
         <w:jc w:val="center"/>
         <w:rPr>
           <w:rFonts w:ascii="Times New Roman" w:hAnsi="Times New Roman"/>
@@ -545,7 +536,7 @@
     </w:p>
     <w:p>
       <w:pPr>
-        <w:spacing w:after="80"/>
+        <w:spacing w:after="280" w:line="480" w:lineRule="auto"/>
         <w:jc w:val="center"/>
         <w:rPr>
           <w:rFonts w:ascii="Times New Roman" w:hAnsi="Times New Roman"/>
@@ -557,134 +548,6 @@
     </w:p>
     <w:p>
       <w:pPr>
-        <w:spacing w:after="80"/>
-        <w:jc w:val="center"/>
-        <w:rPr>
-          <w:rFonts w:ascii="Times New Roman" w:hAnsi="Times New Roman"/>
-          <w:b/>
-          <w:color w:val="000000"/>
-          <w:sz w:val="32"/>
-        </w:rPr>
-      </w:pPr>
-    </w:p>
-    <w:p>
-      <w:pPr>
-        <w:spacing w:after="80" w:line="480" w:lineRule="auto"/>
-        <w:jc w:val="center"/>
-      </w:pPr>
-      <w:r>
-        <w:rPr>
-          <w:rFonts w:ascii="Times New Roman" w:hAnsi="Times New Roman"/>
-          <w:b/>
-          <w:color w:val="000000"/>
-          <w:sz w:val="32"/>
-        </w:rPr>
-        <w:t>Faculty of Computing,</w:t>
-      </w:r>
-    </w:p>
-    <w:p>
-      <w:pPr>
-        <w:spacing w:line="480" w:lineRule="auto"/>
-        <w:jc w:val="center"/>
-      </w:pPr>
-      <w:proofErr w:type="spellStart"/>
-      <w:r>
-        <w:rPr>
-          <w:rFonts w:ascii="Times New Roman" w:hAnsi="Times New Roman"/>
-          <w:b/>
-          <w:color w:val="000000"/>
-          <w:sz w:val="32"/>
-        </w:rPr>
-        <w:t>Riphah</w:t>
-      </w:r>
-      <w:proofErr w:type="spellEnd"/>
-      <w:r>
-        <w:rPr>
-          <w:rFonts w:ascii="Times New Roman" w:hAnsi="Times New Roman"/>
-          <w:b/>
-          <w:color w:val="000000"/>
-          <w:sz w:val="32"/>
-        </w:rPr>
-        <w:t xml:space="preserve"> International University, Islamabad</w:t>
-      </w:r>
-    </w:p>
-    <w:p>
-      <w:pPr>
-        <w:spacing w:after="80" w:line="480" w:lineRule="auto"/>
-        <w:jc w:val="center"/>
-      </w:pPr>
-      <w:r>
-        <w:rPr>
-          <w:rFonts w:ascii="Times New Roman" w:hAnsi="Times New Roman"/>
-          <w:b/>
-          <w:color w:val="000000"/>
-          <w:sz w:val="32"/>
-        </w:rPr>
-        <w:t>As a Partial Fulfillment of the Requirement for the</w:t>
-      </w:r>
-    </w:p>
-    <w:p>
-      <w:pPr>
-        <w:spacing w:after="80" w:line="480" w:lineRule="auto"/>
-        <w:jc w:val="center"/>
-      </w:pPr>
-      <w:r>
-        <w:rPr>
-          <w:rFonts w:ascii="Times New Roman" w:hAnsi="Times New Roman"/>
-          <w:b/>
-          <w:color w:val="000000"/>
-          <w:sz w:val="32"/>
-        </w:rPr>
-        <w:t>Award of the Degree of</w:t>
-      </w:r>
-    </w:p>
-    <w:p>
-      <w:pPr>
-        <w:spacing w:after="280" w:line="480" w:lineRule="auto"/>
-        <w:jc w:val="center"/>
-        <w:rPr>
-          <w:rFonts w:ascii="Times New Roman" w:hAnsi="Times New Roman"/>
-          <w:b/>
-          <w:color w:val="000000"/>
-          <w:sz w:val="32"/>
-        </w:rPr>
-      </w:pPr>
-      <w:r>
-        <w:rPr>
-          <w:rFonts w:ascii="Times New Roman" w:hAnsi="Times New Roman"/>
-          <w:b/>
-          <w:color w:val="000000"/>
-          <w:sz w:val="32"/>
-        </w:rPr>
-        <w:t>Bachelors of Science in Software Engineering</w:t>
-      </w:r>
-    </w:p>
-    <w:p>
-      <w:pPr>
-        <w:spacing w:after="280" w:line="480" w:lineRule="auto"/>
-        <w:jc w:val="center"/>
-        <w:rPr>
-          <w:rFonts w:ascii="Times New Roman" w:hAnsi="Times New Roman"/>
-          <w:b/>
-          <w:color w:val="000000"/>
-          <w:sz w:val="32"/>
-        </w:rPr>
-      </w:pPr>
-    </w:p>
-    <w:p>
-      <w:pPr>
-        <w:spacing w:after="280" w:line="480" w:lineRule="auto"/>
-        <w:jc w:val="center"/>
-        <w:rPr>
-          <w:rFonts w:ascii="Times New Roman" w:hAnsi="Times New Roman"/>
-          <w:b/>
-          <w:color w:val="000000"/>
-          <w:sz w:val="32"/>
-        </w:rPr>
-      </w:pPr>
-    </w:p>
-    <w:p>
-      <w:pPr>
         <w:spacing w:after="280" w:line="480" w:lineRule="auto"/>
         <w:jc w:val="center"/>
       </w:pPr>
@@ -727,7 +590,6 @@
         <w:spacing w:after="280"/>
         <w:jc w:val="center"/>
       </w:pPr>
-      <w:proofErr w:type="spellStart"/>
       <w:r>
         <w:rPr>
           <w:rFonts w:ascii="Times New Roman" w:hAnsi="Times New Roman"/>
@@ -735,17 +597,7 @@
           <w:color w:val="000000"/>
           <w:sz w:val="28"/>
         </w:rPr>
-        <w:t>Riphah</w:t>
-      </w:r>
-      <w:proofErr w:type="spellEnd"/>
-      <w:r>
-        <w:rPr>
-          <w:rFonts w:ascii="Times New Roman" w:hAnsi="Times New Roman"/>
-          <w:b/>
-          <w:color w:val="000000"/>
-          <w:sz w:val="28"/>
-        </w:rPr>
-        <w:t xml:space="preserve"> International University, Islamabad</w:t>
+        <w:t>Riphah International University, Islamabad</w:t>
       </w:r>
     </w:p>
     <w:p>
@@ -811,97 +663,7 @@
           <w:color w:val="000000"/>
           <w:sz w:val="24"/>
         </w:rPr>
-        <w:t xml:space="preserve">This is to certify that we have read the report submitted by </w:t>
-      </w:r>
-      <w:proofErr w:type="spellStart"/>
-      <w:r>
-        <w:rPr>
-          <w:rFonts w:ascii="Times New Roman" w:hAnsi="Times New Roman"/>
-          <w:color w:val="000000"/>
-          <w:sz w:val="24"/>
-        </w:rPr>
-        <w:t>Moiz</w:t>
-      </w:r>
-      <w:proofErr w:type="spellEnd"/>
-      <w:r>
-        <w:rPr>
-          <w:rFonts w:ascii="Times New Roman" w:hAnsi="Times New Roman"/>
-          <w:color w:val="000000"/>
-          <w:sz w:val="24"/>
-        </w:rPr>
-        <w:t xml:space="preserve"> Ahmad </w:t>
-      </w:r>
-      <w:proofErr w:type="spellStart"/>
-      <w:r>
-        <w:rPr>
-          <w:rFonts w:ascii="Times New Roman" w:hAnsi="Times New Roman"/>
-          <w:color w:val="000000"/>
-          <w:sz w:val="24"/>
-        </w:rPr>
-        <w:t>Abbasi</w:t>
-      </w:r>
-      <w:proofErr w:type="spellEnd"/>
-      <w:r>
-        <w:rPr>
-          <w:rFonts w:ascii="Times New Roman" w:hAnsi="Times New Roman"/>
-          <w:color w:val="000000"/>
-          <w:sz w:val="24"/>
-        </w:rPr>
-        <w:t xml:space="preserve"> (45499), </w:t>
-      </w:r>
-      <w:proofErr w:type="spellStart"/>
-      <w:r>
-        <w:rPr>
-          <w:rFonts w:ascii="Times New Roman" w:hAnsi="Times New Roman"/>
-          <w:color w:val="000000"/>
-          <w:sz w:val="24"/>
-        </w:rPr>
-        <w:t>Obaidullah</w:t>
-      </w:r>
-      <w:proofErr w:type="spellEnd"/>
-      <w:r>
-        <w:rPr>
-          <w:rFonts w:ascii="Times New Roman" w:hAnsi="Times New Roman"/>
-          <w:color w:val="000000"/>
-          <w:sz w:val="24"/>
-        </w:rPr>
-        <w:t xml:space="preserve"> Arshad (44316), and Syed </w:t>
-      </w:r>
-      <w:proofErr w:type="spellStart"/>
-      <w:r>
-        <w:rPr>
-          <w:rFonts w:ascii="Times New Roman" w:hAnsi="Times New Roman"/>
-          <w:color w:val="000000"/>
-          <w:sz w:val="24"/>
-        </w:rPr>
-        <w:t>Airaf</w:t>
-      </w:r>
-      <w:proofErr w:type="spellEnd"/>
-      <w:r>
-        <w:rPr>
-          <w:rFonts w:ascii="Times New Roman" w:hAnsi="Times New Roman"/>
-          <w:color w:val="000000"/>
-          <w:sz w:val="24"/>
-        </w:rPr>
-        <w:t xml:space="preserve"> Khan (47647) for the partial fulfillment of the requirements for the degree of Bachelors of Science in Software Engineering (BSSE). It is our judgment that this report is of sufficient standard to warrant its acceptance by </w:t>
-      </w:r>
-      <w:proofErr w:type="spellStart"/>
-      <w:r>
-        <w:rPr>
-          <w:rFonts w:ascii="Times New Roman" w:hAnsi="Times New Roman"/>
-          <w:color w:val="000000"/>
-          <w:sz w:val="24"/>
-        </w:rPr>
-        <w:t>Riphah</w:t>
-      </w:r>
-      <w:proofErr w:type="spellEnd"/>
-      <w:r>
-        <w:rPr>
-          <w:rFonts w:ascii="Times New Roman" w:hAnsi="Times New Roman"/>
-          <w:color w:val="000000"/>
-          <w:sz w:val="24"/>
-        </w:rPr>
-        <w:t xml:space="preserve"> International University, Islamabad for the degree of Bachelors of Science in Software Engineering (BSSE).</w:t>
+        <w:t>This is to certify that we have read the report submitted by Moiz Ahmad Abbasi (45499), Obaidullah Arshad (44316), and Syed Airaf Khan (47647) for the partial fulfillment of the requirements for the degree of Bachelors of Science in Software Engineering (BSSE). It is our judgment that this report is of sufficient standard to warrant its acceptance by Riphah International University, Islamabad for the degree of Bachelors of Science in Software Engineering (BSSE).</w:t>
       </w:r>
     </w:p>
     <w:p>
@@ -1088,47 +850,7 @@
                 <w:color w:val="000000"/>
                 <w:sz w:val="24"/>
               </w:rPr>
-              <w:t>Mr. Raja Jalees-</w:t>
-            </w:r>
-            <w:proofErr w:type="spellStart"/>
-            <w:r>
-              <w:rPr>
-                <w:rFonts w:ascii="Times New Roman" w:hAnsi="Times New Roman"/>
-                <w:b/>
-                <w:color w:val="000000"/>
-                <w:sz w:val="24"/>
-              </w:rPr>
-              <w:t>ul</w:t>
-            </w:r>
-            <w:proofErr w:type="spellEnd"/>
-            <w:r>
-              <w:rPr>
-                <w:rFonts w:ascii="Times New Roman" w:hAnsi="Times New Roman"/>
-                <w:b/>
-                <w:color w:val="000000"/>
-                <w:sz w:val="24"/>
-              </w:rPr>
-              <w:t>-</w:t>
-            </w:r>
-            <w:proofErr w:type="spellStart"/>
-            <w:r>
-              <w:rPr>
-                <w:rFonts w:ascii="Times New Roman" w:hAnsi="Times New Roman"/>
-                <w:b/>
-                <w:color w:val="000000"/>
-                <w:sz w:val="24"/>
-              </w:rPr>
-              <w:t>Hussen</w:t>
-            </w:r>
-            <w:proofErr w:type="spellEnd"/>
-            <w:r>
-              <w:rPr>
-                <w:rFonts w:ascii="Times New Roman" w:hAnsi="Times New Roman"/>
-                <w:b/>
-                <w:color w:val="000000"/>
-                <w:sz w:val="24"/>
-              </w:rPr>
-              <w:t xml:space="preserve"> Khan</w:t>
+              <w:t>Mr. Raja Jalees-ul-Hussen Khan</w:t>
             </w:r>
           </w:p>
           <w:p>
@@ -1429,79 +1151,7 @@
           <w:color w:val="000000"/>
           <w:sz w:val="24"/>
         </w:rPr>
-        <w:t>We declare that this report, "</w:t>
-      </w:r>
-      <w:proofErr w:type="spellStart"/>
-      <w:r>
-        <w:rPr>
-          <w:rFonts w:ascii="Times New Roman" w:hAnsi="Times New Roman"/>
-          <w:color w:val="000000"/>
-          <w:sz w:val="24"/>
-        </w:rPr>
-        <w:t>Riphah</w:t>
-      </w:r>
-      <w:proofErr w:type="spellEnd"/>
-      <w:r>
-        <w:rPr>
-          <w:rFonts w:ascii="Times New Roman" w:hAnsi="Times New Roman"/>
-          <w:color w:val="000000"/>
-          <w:sz w:val="24"/>
-        </w:rPr>
-        <w:t xml:space="preserve"> </w:t>
-      </w:r>
-      <w:proofErr w:type="spellStart"/>
-      <w:r>
-        <w:rPr>
-          <w:rFonts w:ascii="Times New Roman" w:hAnsi="Times New Roman"/>
-          <w:color w:val="000000"/>
-          <w:sz w:val="24"/>
-        </w:rPr>
-        <w:t>Konnect</w:t>
-      </w:r>
-      <w:proofErr w:type="spellEnd"/>
-      <w:r>
-        <w:rPr>
-          <w:rFonts w:ascii="Times New Roman" w:hAnsi="Times New Roman"/>
-          <w:color w:val="000000"/>
-          <w:sz w:val="24"/>
-        </w:rPr>
-        <w:t>," is entirely our own work and has not been copied from any other source. We have put in our personal efforts to complete this project and write this report. Our supervisor, Mr. Raja Jalees-</w:t>
-      </w:r>
-      <w:proofErr w:type="spellStart"/>
-      <w:r>
-        <w:rPr>
-          <w:rFonts w:ascii="Times New Roman" w:hAnsi="Times New Roman"/>
-          <w:color w:val="000000"/>
-          <w:sz w:val="24"/>
-        </w:rPr>
-        <w:t>ul</w:t>
-      </w:r>
-      <w:proofErr w:type="spellEnd"/>
-      <w:r>
-        <w:rPr>
-          <w:rFonts w:ascii="Times New Roman" w:hAnsi="Times New Roman"/>
-          <w:color w:val="000000"/>
-          <w:sz w:val="24"/>
-        </w:rPr>
-        <w:t>-</w:t>
-      </w:r>
-      <w:proofErr w:type="spellStart"/>
-      <w:r>
-        <w:rPr>
-          <w:rFonts w:ascii="Times New Roman" w:hAnsi="Times New Roman"/>
-          <w:color w:val="000000"/>
-          <w:sz w:val="24"/>
-        </w:rPr>
-        <w:t>Hussen</w:t>
-      </w:r>
-      <w:proofErr w:type="spellEnd"/>
-      <w:r>
-        <w:rPr>
-          <w:rFonts w:ascii="Times New Roman" w:hAnsi="Times New Roman"/>
-          <w:color w:val="000000"/>
-          <w:sz w:val="24"/>
-        </w:rPr>
-        <w:t xml:space="preserve"> Khan, guided us throughout the process. We confirm that no part of this work has been taken from any other project or published source without proper acknowledgment. If any part is found to be copied, we are ready to accept the consequences. This declaration reflects our commitment to academic honesty.</w:t>
+        <w:t>We declare that this report, "Riphah Konnect," is entirely our own work and has not been copied from any other source. We have put in our personal efforts to complete this project and write this report. Our supervisor, Mr. Raja Jalees-ul-Hussen Khan, guided us throughout the process. We confirm that no part of this work has been taken from any other project or published source without proper acknowledgment. If any part is found to be copied, we are ready to accept the consequences. This declaration reflects our commitment to academic honesty.</w:t>
       </w:r>
     </w:p>
     <w:p>
@@ -1559,7 +1209,6 @@
         <w:spacing w:after="40"/>
         <w:jc w:val="right"/>
       </w:pPr>
-      <w:proofErr w:type="spellStart"/>
       <w:r>
         <w:rPr>
           <w:rFonts w:ascii="Times New Roman" w:hAnsi="Times New Roman"/>
@@ -1567,9 +1216,48 @@
           <w:color w:val="000000"/>
           <w:sz w:val="24"/>
         </w:rPr>
-        <w:t>Moiz</w:t>
-      </w:r>
-      <w:proofErr w:type="spellEnd"/>
+        <w:t>Moiz Ahmad Abbasi</w:t>
+      </w:r>
+    </w:p>
+    <w:p>
+      <w:pPr>
+        <w:spacing w:after="160"/>
+        <w:jc w:val="right"/>
+      </w:pPr>
+      <w:r>
+        <w:rPr>
+          <w:rFonts w:ascii="Times New Roman" w:hAnsi="Times New Roman"/>
+          <w:color w:val="000000"/>
+          <w:sz w:val="24"/>
+        </w:rPr>
+        <w:t>45499</w:t>
+      </w:r>
+    </w:p>
+    <w:p>
+      <w:pPr>
+        <w:spacing w:after="0"/>
+        <w:jc w:val="right"/>
+      </w:pPr>
+    </w:p>
+    <w:p>
+      <w:pPr>
+        <w:spacing w:after="40"/>
+        <w:jc w:val="right"/>
+      </w:pPr>
+      <w:r>
+        <w:rPr>
+          <w:rFonts w:ascii="Times New Roman" w:hAnsi="Times New Roman"/>
+          <w:color w:val="000000"/>
+          <w:sz w:val="24"/>
+        </w:rPr>
+        <w:t>___________________________</w:t>
+      </w:r>
+    </w:p>
+    <w:p>
+      <w:pPr>
+        <w:spacing w:after="40"/>
+        <w:jc w:val="right"/>
+      </w:pPr>
       <w:r>
         <w:rPr>
           <w:rFonts w:ascii="Times New Roman" w:hAnsi="Times New Roman"/>
@@ -1577,9 +1265,48 @@
           <w:color w:val="000000"/>
           <w:sz w:val="24"/>
         </w:rPr>
-        <w:t xml:space="preserve"> Ahmad </w:t>
-      </w:r>
-      <w:proofErr w:type="spellStart"/>
+        <w:t>Obaidullah Arshad</w:t>
+      </w:r>
+    </w:p>
+    <w:p>
+      <w:pPr>
+        <w:spacing w:after="160"/>
+        <w:jc w:val="right"/>
+      </w:pPr>
+      <w:r>
+        <w:rPr>
+          <w:rFonts w:ascii="Times New Roman" w:hAnsi="Times New Roman"/>
+          <w:color w:val="000000"/>
+          <w:sz w:val="24"/>
+        </w:rPr>
+        <w:t>44316</w:t>
+      </w:r>
+    </w:p>
+    <w:p>
+      <w:pPr>
+        <w:spacing w:after="0"/>
+        <w:jc w:val="right"/>
+      </w:pPr>
+    </w:p>
+    <w:p>
+      <w:pPr>
+        <w:spacing w:after="40"/>
+        <w:jc w:val="right"/>
+      </w:pPr>
+      <w:r>
+        <w:rPr>
+          <w:rFonts w:ascii="Times New Roman" w:hAnsi="Times New Roman"/>
+          <w:color w:val="000000"/>
+          <w:sz w:val="24"/>
+        </w:rPr>
+        <w:t>___________________________</w:t>
+      </w:r>
+    </w:p>
+    <w:p>
+      <w:pPr>
+        <w:spacing w:after="40"/>
+        <w:jc w:val="right"/>
+      </w:pPr>
       <w:r>
         <w:rPr>
           <w:rFonts w:ascii="Times New Roman" w:hAnsi="Times New Roman"/>
@@ -1587,137 +1314,7 @@
           <w:color w:val="000000"/>
           <w:sz w:val="24"/>
         </w:rPr>
-        <w:t>Abbasi</w:t>
-      </w:r>
-      <w:proofErr w:type="spellEnd"/>
-    </w:p>
-    <w:p>
-      <w:pPr>
-        <w:spacing w:after="160"/>
-        <w:jc w:val="right"/>
-      </w:pPr>
-      <w:r>
-        <w:rPr>
-          <w:rFonts w:ascii="Times New Roman" w:hAnsi="Times New Roman"/>
-          <w:color w:val="000000"/>
-          <w:sz w:val="24"/>
-        </w:rPr>
-        <w:t>45499</w:t>
-      </w:r>
-    </w:p>
-    <w:p>
-      <w:pPr>
-        <w:spacing w:after="0"/>
-        <w:jc w:val="right"/>
-      </w:pPr>
-    </w:p>
-    <w:p>
-      <w:pPr>
-        <w:spacing w:after="40"/>
-        <w:jc w:val="right"/>
-      </w:pPr>
-      <w:r>
-        <w:rPr>
-          <w:rFonts w:ascii="Times New Roman" w:hAnsi="Times New Roman"/>
-          <w:color w:val="000000"/>
-          <w:sz w:val="24"/>
-        </w:rPr>
-        <w:t>___________________________</w:t>
-      </w:r>
-    </w:p>
-    <w:p>
-      <w:pPr>
-        <w:spacing w:after="40"/>
-        <w:jc w:val="right"/>
-      </w:pPr>
-      <w:proofErr w:type="spellStart"/>
-      <w:r>
-        <w:rPr>
-          <w:rFonts w:ascii="Times New Roman" w:hAnsi="Times New Roman"/>
-          <w:b/>
-          <w:color w:val="000000"/>
-          <w:sz w:val="24"/>
-        </w:rPr>
-        <w:t>Obaidullah</w:t>
-      </w:r>
-      <w:proofErr w:type="spellEnd"/>
-      <w:r>
-        <w:rPr>
-          <w:rFonts w:ascii="Times New Roman" w:hAnsi="Times New Roman"/>
-          <w:b/>
-          <w:color w:val="000000"/>
-          <w:sz w:val="24"/>
-        </w:rPr>
-        <w:t xml:space="preserve"> Arshad</w:t>
-      </w:r>
-    </w:p>
-    <w:p>
-      <w:pPr>
-        <w:spacing w:after="160"/>
-        <w:jc w:val="right"/>
-      </w:pPr>
-      <w:r>
-        <w:rPr>
-          <w:rFonts w:ascii="Times New Roman" w:hAnsi="Times New Roman"/>
-          <w:color w:val="000000"/>
-          <w:sz w:val="24"/>
-        </w:rPr>
-        <w:t>44316</w:t>
-      </w:r>
-    </w:p>
-    <w:p>
-      <w:pPr>
-        <w:spacing w:after="0"/>
-        <w:jc w:val="right"/>
-      </w:pPr>
-    </w:p>
-    <w:p>
-      <w:pPr>
-        <w:spacing w:after="40"/>
-        <w:jc w:val="right"/>
-      </w:pPr>
-      <w:r>
-        <w:rPr>
-          <w:rFonts w:ascii="Times New Roman" w:hAnsi="Times New Roman"/>
-          <w:color w:val="000000"/>
-          <w:sz w:val="24"/>
-        </w:rPr>
-        <w:t>___________________________</w:t>
-      </w:r>
-    </w:p>
-    <w:p>
-      <w:pPr>
-        <w:spacing w:after="40"/>
-        <w:jc w:val="right"/>
-      </w:pPr>
-      <w:r>
-        <w:rPr>
-          <w:rFonts w:ascii="Times New Roman" w:hAnsi="Times New Roman"/>
-          <w:b/>
-          <w:color w:val="000000"/>
-          <w:sz w:val="24"/>
-        </w:rPr>
-        <w:t xml:space="preserve">Syed </w:t>
-      </w:r>
-      <w:proofErr w:type="spellStart"/>
-      <w:r>
-        <w:rPr>
-          <w:rFonts w:ascii="Times New Roman" w:hAnsi="Times New Roman"/>
-          <w:b/>
-          <w:color w:val="000000"/>
-          <w:sz w:val="24"/>
-        </w:rPr>
-        <w:t>Airaf</w:t>
-      </w:r>
-      <w:proofErr w:type="spellEnd"/>
-      <w:r>
-        <w:rPr>
-          <w:rFonts w:ascii="Times New Roman" w:hAnsi="Times New Roman"/>
-          <w:b/>
-          <w:color w:val="000000"/>
-          <w:sz w:val="24"/>
-        </w:rPr>
-        <w:t xml:space="preserve"> Khan</w:t>
+        <w:t>Syed Airaf Khan</w:t>
       </w:r>
     </w:p>
     <w:p>
@@ -1778,79 +1375,7 @@
           <w:color w:val="000000"/>
           <w:sz w:val="24"/>
         </w:rPr>
-        <w:t>We dedicate this work to our parents and families, whose prayers, patience, and support made this journey possible. We also dedicate it to our teachers, especially our supervisor Mr. Raja Jalees-</w:t>
-      </w:r>
-      <w:proofErr w:type="spellStart"/>
-      <w:r>
-        <w:rPr>
-          <w:rFonts w:ascii="Times New Roman" w:hAnsi="Times New Roman"/>
-          <w:color w:val="000000"/>
-          <w:sz w:val="24"/>
-        </w:rPr>
-        <w:t>ul</w:t>
-      </w:r>
-      <w:proofErr w:type="spellEnd"/>
-      <w:r>
-        <w:rPr>
-          <w:rFonts w:ascii="Times New Roman" w:hAnsi="Times New Roman"/>
-          <w:color w:val="000000"/>
-          <w:sz w:val="24"/>
-        </w:rPr>
-        <w:t>-</w:t>
-      </w:r>
-      <w:proofErr w:type="spellStart"/>
-      <w:r>
-        <w:rPr>
-          <w:rFonts w:ascii="Times New Roman" w:hAnsi="Times New Roman"/>
-          <w:color w:val="000000"/>
-          <w:sz w:val="24"/>
-        </w:rPr>
-        <w:t>Hussen</w:t>
-      </w:r>
-      <w:proofErr w:type="spellEnd"/>
-      <w:r>
-        <w:rPr>
-          <w:rFonts w:ascii="Times New Roman" w:hAnsi="Times New Roman"/>
-          <w:color w:val="000000"/>
-          <w:sz w:val="24"/>
-        </w:rPr>
-        <w:t xml:space="preserve"> Khan, who guided us with patience and helped us improve at every step. Finally, to our friends and </w:t>
-      </w:r>
-      <w:proofErr w:type="spellStart"/>
-      <w:r>
-        <w:rPr>
-          <w:rFonts w:ascii="Times New Roman" w:hAnsi="Times New Roman"/>
-          <w:color w:val="000000"/>
-          <w:sz w:val="24"/>
-        </w:rPr>
-        <w:t>batchmates</w:t>
-      </w:r>
-      <w:proofErr w:type="spellEnd"/>
-      <w:r>
-        <w:rPr>
-          <w:rFonts w:ascii="Times New Roman" w:hAnsi="Times New Roman"/>
-          <w:color w:val="000000"/>
-          <w:sz w:val="24"/>
-        </w:rPr>
-        <w:t xml:space="preserve"> who kept </w:t>
-      </w:r>
-      <w:proofErr w:type="gramStart"/>
-      <w:r>
-        <w:rPr>
-          <w:rFonts w:ascii="Times New Roman" w:hAnsi="Times New Roman"/>
-          <w:color w:val="000000"/>
-          <w:sz w:val="24"/>
-        </w:rPr>
-        <w:t>us</w:t>
-      </w:r>
-      <w:proofErr w:type="gramEnd"/>
-      <w:r>
-        <w:rPr>
-          <w:rFonts w:ascii="Times New Roman" w:hAnsi="Times New Roman"/>
-          <w:color w:val="000000"/>
-          <w:sz w:val="24"/>
-        </w:rPr>
-        <w:t xml:space="preserve"> motivated throughout this semester.</w:t>
+        <w:t>We dedicate this work to our parents and families, whose prayers, patience, and support made this journey possible. We also dedicate it to our teachers, especially our supervisor Mr. Raja Jalees-ul-Hussen Khan, who guided us with patience and helped us improve at every step. Finally, to our friends and batchmates who kept us motivated throughout this semester.</w:t>
       </w:r>
     </w:p>
     <w:p>
@@ -1895,55 +1420,7 @@
           <w:rFonts w:ascii="Times New Roman" w:hAnsi="Times New Roman"/>
           <w:color w:val="000000"/>
         </w:rPr>
-        <w:t>First and foremost, we thank Allah Almighty for giving us the strength and ability to complete this project. We are grateful to our parents for their constant support and encouragement throughout our studies. We would like to express our sincere thanks to our supervisor, Mr. Raja Jalees-</w:t>
-      </w:r>
-      <w:proofErr w:type="spellStart"/>
-      <w:r>
-        <w:rPr>
-          <w:rFonts w:ascii="Times New Roman" w:hAnsi="Times New Roman"/>
-          <w:color w:val="000000"/>
-        </w:rPr>
-        <w:t>ul</w:t>
-      </w:r>
-      <w:proofErr w:type="spellEnd"/>
-      <w:r>
-        <w:rPr>
-          <w:rFonts w:ascii="Times New Roman" w:hAnsi="Times New Roman"/>
-          <w:color w:val="000000"/>
-        </w:rPr>
-        <w:t>-</w:t>
-      </w:r>
-      <w:proofErr w:type="spellStart"/>
-      <w:r>
-        <w:rPr>
-          <w:rFonts w:ascii="Times New Roman" w:hAnsi="Times New Roman"/>
-          <w:color w:val="000000"/>
-        </w:rPr>
-        <w:t>Hussen</w:t>
-      </w:r>
-      <w:proofErr w:type="spellEnd"/>
-      <w:r>
-        <w:rPr>
-          <w:rFonts w:ascii="Times New Roman" w:hAnsi="Times New Roman"/>
-          <w:color w:val="000000"/>
-        </w:rPr>
-        <w:t xml:space="preserve"> Khan, Senior Lecturer, Faculty of Computing, </w:t>
-      </w:r>
-      <w:proofErr w:type="spellStart"/>
-      <w:r>
-        <w:rPr>
-          <w:rFonts w:ascii="Times New Roman" w:hAnsi="Times New Roman"/>
-          <w:color w:val="000000"/>
-        </w:rPr>
-        <w:t>Riphah</w:t>
-      </w:r>
-      <w:proofErr w:type="spellEnd"/>
-      <w:r>
-        <w:rPr>
-          <w:rFonts w:ascii="Times New Roman" w:hAnsi="Times New Roman"/>
-          <w:color w:val="000000"/>
-        </w:rPr>
-        <w:t xml:space="preserve"> International University, for his guidance, feedback, and patience during every phase of this project. His support helped us stay on track and improve the quality of our work. We also thank the faculty of the Software Engineering department for the knowledge and skills they have given us over the past four years.</w:t>
+        <w:t>First and foremost, we thank Allah Almighty for giving us the strength and ability to complete this project. We are grateful to our parents for their constant support and encouragement throughout our studies. We would like to express our sincere thanks to our supervisor, Mr. Raja Jalees-ul-Hussen Khan, Senior Lecturer, Faculty of Computing, Riphah International University, for his guidance, feedback, and patience during every phase of this project. His support helped us stay on track and improve the quality of our work. We also thank the faculty of the Software Engineering department for the knowledge and skills they have given us over the past four years.</w:t>
       </w:r>
     </w:p>
     <w:p>
@@ -1986,7 +1463,6 @@
         <w:spacing w:after="40"/>
         <w:jc w:val="right"/>
       </w:pPr>
-      <w:proofErr w:type="spellStart"/>
       <w:r>
         <w:rPr>
           <w:rFonts w:ascii="Times New Roman" w:hAnsi="Times New Roman"/>
@@ -1994,9 +1470,48 @@
           <w:color w:val="000000"/>
           <w:sz w:val="24"/>
         </w:rPr>
-        <w:t>Moiz</w:t>
-      </w:r>
-      <w:proofErr w:type="spellEnd"/>
+        <w:t>Moiz Ahmad Abbasi</w:t>
+      </w:r>
+    </w:p>
+    <w:p>
+      <w:pPr>
+        <w:spacing w:after="160"/>
+        <w:jc w:val="right"/>
+      </w:pPr>
+      <w:r>
+        <w:rPr>
+          <w:rFonts w:ascii="Times New Roman" w:hAnsi="Times New Roman"/>
+          <w:color w:val="000000"/>
+          <w:sz w:val="24"/>
+        </w:rPr>
+        <w:t>45499</w:t>
+      </w:r>
+    </w:p>
+    <w:p>
+      <w:pPr>
+        <w:spacing w:after="0"/>
+        <w:jc w:val="right"/>
+      </w:pPr>
+    </w:p>
+    <w:p>
+      <w:pPr>
+        <w:spacing w:after="40"/>
+        <w:jc w:val="right"/>
+      </w:pPr>
+      <w:r>
+        <w:rPr>
+          <w:rFonts w:ascii="Times New Roman" w:hAnsi="Times New Roman"/>
+          <w:color w:val="000000"/>
+          <w:sz w:val="24"/>
+        </w:rPr>
+        <w:t>___________________________</w:t>
+      </w:r>
+    </w:p>
+    <w:p>
+      <w:pPr>
+        <w:spacing w:after="40"/>
+        <w:jc w:val="right"/>
+      </w:pPr>
       <w:r>
         <w:rPr>
           <w:rFonts w:ascii="Times New Roman" w:hAnsi="Times New Roman"/>
@@ -2004,9 +1519,48 @@
           <w:color w:val="000000"/>
           <w:sz w:val="24"/>
         </w:rPr>
-        <w:t xml:space="preserve"> Ahmad </w:t>
-      </w:r>
-      <w:proofErr w:type="spellStart"/>
+        <w:t>Obaidullah Arshad</w:t>
+      </w:r>
+    </w:p>
+    <w:p>
+      <w:pPr>
+        <w:spacing w:after="160"/>
+        <w:jc w:val="right"/>
+      </w:pPr>
+      <w:r>
+        <w:rPr>
+          <w:rFonts w:ascii="Times New Roman" w:hAnsi="Times New Roman"/>
+          <w:color w:val="000000"/>
+          <w:sz w:val="24"/>
+        </w:rPr>
+        <w:t>44316</w:t>
+      </w:r>
+    </w:p>
+    <w:p>
+      <w:pPr>
+        <w:spacing w:after="0"/>
+        <w:jc w:val="right"/>
+      </w:pPr>
+    </w:p>
+    <w:p>
+      <w:pPr>
+        <w:spacing w:after="40"/>
+        <w:jc w:val="right"/>
+      </w:pPr>
+      <w:r>
+        <w:rPr>
+          <w:rFonts w:ascii="Times New Roman" w:hAnsi="Times New Roman"/>
+          <w:color w:val="000000"/>
+          <w:sz w:val="24"/>
+        </w:rPr>
+        <w:t>___________________________</w:t>
+      </w:r>
+    </w:p>
+    <w:p>
+      <w:pPr>
+        <w:spacing w:after="40"/>
+        <w:jc w:val="right"/>
+      </w:pPr>
       <w:r>
         <w:rPr>
           <w:rFonts w:ascii="Times New Roman" w:hAnsi="Times New Roman"/>
@@ -2014,137 +1568,7 @@
           <w:color w:val="000000"/>
           <w:sz w:val="24"/>
         </w:rPr>
-        <w:t>Abbasi</w:t>
-      </w:r>
-      <w:proofErr w:type="spellEnd"/>
-    </w:p>
-    <w:p>
-      <w:pPr>
-        <w:spacing w:after="160"/>
-        <w:jc w:val="right"/>
-      </w:pPr>
-      <w:r>
-        <w:rPr>
-          <w:rFonts w:ascii="Times New Roman" w:hAnsi="Times New Roman"/>
-          <w:color w:val="000000"/>
-          <w:sz w:val="24"/>
-        </w:rPr>
-        <w:t>45499</w:t>
-      </w:r>
-    </w:p>
-    <w:p>
-      <w:pPr>
-        <w:spacing w:after="0"/>
-        <w:jc w:val="right"/>
-      </w:pPr>
-    </w:p>
-    <w:p>
-      <w:pPr>
-        <w:spacing w:after="40"/>
-        <w:jc w:val="right"/>
-      </w:pPr>
-      <w:r>
-        <w:rPr>
-          <w:rFonts w:ascii="Times New Roman" w:hAnsi="Times New Roman"/>
-          <w:color w:val="000000"/>
-          <w:sz w:val="24"/>
-        </w:rPr>
-        <w:t>___________________________</w:t>
-      </w:r>
-    </w:p>
-    <w:p>
-      <w:pPr>
-        <w:spacing w:after="40"/>
-        <w:jc w:val="right"/>
-      </w:pPr>
-      <w:proofErr w:type="spellStart"/>
-      <w:r>
-        <w:rPr>
-          <w:rFonts w:ascii="Times New Roman" w:hAnsi="Times New Roman"/>
-          <w:b/>
-          <w:color w:val="000000"/>
-          <w:sz w:val="24"/>
-        </w:rPr>
-        <w:t>Obaidullah</w:t>
-      </w:r>
-      <w:proofErr w:type="spellEnd"/>
-      <w:r>
-        <w:rPr>
-          <w:rFonts w:ascii="Times New Roman" w:hAnsi="Times New Roman"/>
-          <w:b/>
-          <w:color w:val="000000"/>
-          <w:sz w:val="24"/>
-        </w:rPr>
-        <w:t xml:space="preserve"> Arshad</w:t>
-      </w:r>
-    </w:p>
-    <w:p>
-      <w:pPr>
-        <w:spacing w:after="160"/>
-        <w:jc w:val="right"/>
-      </w:pPr>
-      <w:r>
-        <w:rPr>
-          <w:rFonts w:ascii="Times New Roman" w:hAnsi="Times New Roman"/>
-          <w:color w:val="000000"/>
-          <w:sz w:val="24"/>
-        </w:rPr>
-        <w:t>44316</w:t>
-      </w:r>
-    </w:p>
-    <w:p>
-      <w:pPr>
-        <w:spacing w:after="0"/>
-        <w:jc w:val="right"/>
-      </w:pPr>
-    </w:p>
-    <w:p>
-      <w:pPr>
-        <w:spacing w:after="40"/>
-        <w:jc w:val="right"/>
-      </w:pPr>
-      <w:r>
-        <w:rPr>
-          <w:rFonts w:ascii="Times New Roman" w:hAnsi="Times New Roman"/>
-          <w:color w:val="000000"/>
-          <w:sz w:val="24"/>
-        </w:rPr>
-        <w:t>___________________________</w:t>
-      </w:r>
-    </w:p>
-    <w:p>
-      <w:pPr>
-        <w:spacing w:after="40"/>
-        <w:jc w:val="right"/>
-      </w:pPr>
-      <w:r>
-        <w:rPr>
-          <w:rFonts w:ascii="Times New Roman" w:hAnsi="Times New Roman"/>
-          <w:b/>
-          <w:color w:val="000000"/>
-          <w:sz w:val="24"/>
-        </w:rPr>
-        <w:t xml:space="preserve">Syed </w:t>
-      </w:r>
-      <w:proofErr w:type="spellStart"/>
-      <w:r>
-        <w:rPr>
-          <w:rFonts w:ascii="Times New Roman" w:hAnsi="Times New Roman"/>
-          <w:b/>
-          <w:color w:val="000000"/>
-          <w:sz w:val="24"/>
-        </w:rPr>
-        <w:t>Airaf</w:t>
-      </w:r>
-      <w:proofErr w:type="spellEnd"/>
-      <w:r>
-        <w:rPr>
-          <w:rFonts w:ascii="Times New Roman" w:hAnsi="Times New Roman"/>
-          <w:b/>
-          <w:color w:val="000000"/>
-          <w:sz w:val="24"/>
-        </w:rPr>
-        <w:t xml:space="preserve"> Khan</w:t>
+        <w:t>Syed Airaf Khan</w:t>
       </w:r>
     </w:p>
     <w:p>
@@ -2197,167 +1621,13 @@
           <w:sz w:val="24"/>
         </w:rPr>
       </w:pPr>
-      <w:proofErr w:type="spellStart"/>
       <w:r>
         <w:rPr>
           <w:rFonts w:ascii="Times New Roman" w:hAnsi="Times New Roman"/>
           <w:color w:val="000000"/>
           <w:sz w:val="24"/>
         </w:rPr>
-        <w:t>Riphah</w:t>
-      </w:r>
-      <w:proofErr w:type="spellEnd"/>
-      <w:r>
-        <w:rPr>
-          <w:rFonts w:ascii="Times New Roman" w:hAnsi="Times New Roman"/>
-          <w:color w:val="000000"/>
-          <w:sz w:val="24"/>
-        </w:rPr>
-        <w:t xml:space="preserve"> </w:t>
-      </w:r>
-      <w:proofErr w:type="spellStart"/>
-      <w:r>
-        <w:rPr>
-          <w:rFonts w:ascii="Times New Roman" w:hAnsi="Times New Roman"/>
-          <w:color w:val="000000"/>
-          <w:sz w:val="24"/>
-        </w:rPr>
-        <w:t>Konnect</w:t>
-      </w:r>
-      <w:proofErr w:type="spellEnd"/>
-      <w:r>
-        <w:rPr>
-          <w:rFonts w:ascii="Times New Roman" w:hAnsi="Times New Roman"/>
-          <w:color w:val="000000"/>
-          <w:sz w:val="24"/>
-        </w:rPr>
-        <w:t xml:space="preserve"> is a web-based platform built for the students and faculty of </w:t>
-      </w:r>
-      <w:proofErr w:type="spellStart"/>
-      <w:r>
-        <w:rPr>
-          <w:rFonts w:ascii="Times New Roman" w:hAnsi="Times New Roman"/>
-          <w:color w:val="000000"/>
-          <w:sz w:val="24"/>
-        </w:rPr>
-        <w:t>Riphah</w:t>
-      </w:r>
-      <w:proofErr w:type="spellEnd"/>
-      <w:r>
-        <w:rPr>
-          <w:rFonts w:ascii="Times New Roman" w:hAnsi="Times New Roman"/>
-          <w:color w:val="000000"/>
-          <w:sz w:val="24"/>
-        </w:rPr>
-        <w:t xml:space="preserve"> International University, Islamabad. It provides a dedicated space for academic collaboration and communication within the university. Currently, students rely on WhatsApp groups and Facebook to organize study sessions and share academic content. These tools are not designed for academic use, have no university-based verification, and make it hard to keep discussions organized. To solve this, </w:t>
-      </w:r>
-      <w:proofErr w:type="spellStart"/>
-      <w:r>
-        <w:rPr>
-          <w:rFonts w:ascii="Times New Roman" w:hAnsi="Times New Roman"/>
-          <w:color w:val="000000"/>
-          <w:sz w:val="24"/>
-        </w:rPr>
-        <w:t>Riphah</w:t>
-      </w:r>
-      <w:proofErr w:type="spellEnd"/>
-      <w:r>
-        <w:rPr>
-          <w:rFonts w:ascii="Times New Roman" w:hAnsi="Times New Roman"/>
-          <w:color w:val="000000"/>
-          <w:sz w:val="24"/>
-        </w:rPr>
-        <w:t xml:space="preserve"> </w:t>
-      </w:r>
-      <w:proofErr w:type="spellStart"/>
-      <w:r>
-        <w:rPr>
-          <w:rFonts w:ascii="Times New Roman" w:hAnsi="Times New Roman"/>
-          <w:color w:val="000000"/>
-          <w:sz w:val="24"/>
-        </w:rPr>
-        <w:t>Konnect</w:t>
-      </w:r>
-      <w:proofErr w:type="spellEnd"/>
-      <w:r>
-        <w:rPr>
-          <w:rFonts w:ascii="Times New Roman" w:hAnsi="Times New Roman"/>
-          <w:color w:val="000000"/>
-          <w:sz w:val="24"/>
-        </w:rPr>
-        <w:t xml:space="preserve"> provides one platform where students can post academic content, join semester groups, discover and RSVP to campus events, report lost and found items, send real-time messages to peers, and browse student profiles by department and semester. Teachers and coordination staff can post official announcements. Only users with a verified </w:t>
-      </w:r>
-      <w:proofErr w:type="spellStart"/>
-      <w:r>
-        <w:rPr>
-          <w:rFonts w:ascii="Times New Roman" w:hAnsi="Times New Roman"/>
-          <w:color w:val="000000"/>
-          <w:sz w:val="24"/>
-        </w:rPr>
-        <w:t>Riphah</w:t>
-      </w:r>
-      <w:proofErr w:type="spellEnd"/>
-      <w:r>
-        <w:rPr>
-          <w:rFonts w:ascii="Times New Roman" w:hAnsi="Times New Roman"/>
-          <w:color w:val="000000"/>
-          <w:sz w:val="24"/>
-        </w:rPr>
-        <w:t xml:space="preserve"> email address can register and use the platform. The system was built using React on the frontend, Node.js with Express on the backend, and PostgreSQL as the database. Real-time messaging uses Socket.io. The complete backend API has been built and tested, and the frontend covers all modules of the platform. </w:t>
-      </w:r>
-      <w:proofErr w:type="spellStart"/>
-      <w:r>
-        <w:rPr>
-          <w:rFonts w:ascii="Times New Roman" w:hAnsi="Times New Roman"/>
-          <w:color w:val="000000"/>
-          <w:sz w:val="24"/>
-        </w:rPr>
-        <w:t>Riphah</w:t>
-      </w:r>
-      <w:proofErr w:type="spellEnd"/>
-      <w:r>
-        <w:rPr>
-          <w:rFonts w:ascii="Times New Roman" w:hAnsi="Times New Roman"/>
-          <w:color w:val="000000"/>
-          <w:sz w:val="24"/>
-        </w:rPr>
-        <w:t xml:space="preserve"> </w:t>
-      </w:r>
-      <w:proofErr w:type="spellStart"/>
-      <w:r>
-        <w:rPr>
-          <w:rFonts w:ascii="Times New Roman" w:hAnsi="Times New Roman"/>
-          <w:color w:val="000000"/>
-          <w:sz w:val="24"/>
-        </w:rPr>
-        <w:t>Konnect</w:t>
-      </w:r>
-      <w:proofErr w:type="spellEnd"/>
-      <w:r>
-        <w:rPr>
-          <w:rFonts w:ascii="Times New Roman" w:hAnsi="Times New Roman"/>
-          <w:color w:val="000000"/>
-          <w:sz w:val="24"/>
-        </w:rPr>
-        <w:t xml:space="preserve"> brings all academic communication needs of </w:t>
-      </w:r>
-      <w:proofErr w:type="spellStart"/>
-      <w:r>
-        <w:rPr>
-          <w:rFonts w:ascii="Times New Roman" w:hAnsi="Times New Roman"/>
-          <w:color w:val="000000"/>
-          <w:sz w:val="24"/>
-        </w:rPr>
-        <w:t>Riphah</w:t>
-      </w:r>
-      <w:proofErr w:type="spellEnd"/>
-      <w:r>
-        <w:rPr>
-          <w:rFonts w:ascii="Times New Roman" w:hAnsi="Times New Roman"/>
-          <w:color w:val="000000"/>
-          <w:sz w:val="24"/>
-        </w:rPr>
-        <w:t xml:space="preserve"> students into one organized and verified platform, which no other existing tool provides. In the future, we plan to add an algorithmic study partner recommendation system, a mobile version of the app, and integration with university systems such as the LMS.</w:t>
+        <w:t>Riphah Konnect is a web-based platform built for the students and faculty of Riphah International University, Islamabad. It provides a dedicated space for academic collaboration and communication within the university. Currently, students rely on WhatsApp groups and Facebook to organize study sessions and share academic content. These tools are not designed for academic use, have no university-based verification, and make it hard to keep discussions organized. To solve this, Riphah Konnect provides one platform where students can post academic content, join semester groups, discover and RSVP to campus events, report lost and found items, send real-time messages to peers, and browse student profiles by department and semester. Teachers and coordination staff can post official announcements. Only users with a verified Riphah email address can register and use the platform. The system was built using React on the frontend, Node.js with Express on the backend, and PostgreSQL as the database. Real-time messaging uses Socket.io. The complete backend API has been built and tested, and the frontend covers all modules of the platform. Riphah Konnect brings all academic communication needs of Riphah students into one organized and verified platform, which no other existing tool provides. In the future, we plan to add an algorithmic study partner recommendation system, a mobile version of the app, and integration with university systems such as the LMS.</w:t>
       </w:r>
     </w:p>
     <w:p>
@@ -8352,23 +7622,7 @@
             <w:rFonts w:ascii="Times New Roman" w:hAnsi="Times New Roman"/>
             <w:color w:val="000000"/>
           </w:rPr>
-          <w:t xml:space="preserve">Table 2: Problem Scenario 1: No Dedicated Academic Platform for </w:t>
-        </w:r>
-        <w:proofErr w:type="spellStart"/>
-        <w:r>
-          <w:rPr>
-            <w:rFonts w:ascii="Times New Roman" w:hAnsi="Times New Roman"/>
-            <w:color w:val="000000"/>
-          </w:rPr>
-          <w:t>Riphah</w:t>
-        </w:r>
-        <w:proofErr w:type="spellEnd"/>
-        <w:r>
-          <w:rPr>
-            <w:rFonts w:ascii="Times New Roman" w:hAnsi="Times New Roman"/>
-            <w:color w:val="000000"/>
-          </w:rPr>
-          <w:t xml:space="preserve"> Students</w:t>
+          <w:t>Table 2: Problem Scenario 1: No Dedicated Academic Platform for Riphah Students</w:t>
         </w:r>
       </w:hyperlink>
       <w:r>
@@ -9974,7 +9228,6 @@
         <w:pStyle w:val="Heading2"/>
       </w:pPr>
       <w:bookmarkStart w:id="6" w:name="_Toc227543900"/>
-      <w:proofErr w:type="gramStart"/>
       <w:r>
         <w:rPr>
           <w:rFonts w:ascii="Times New Roman" w:hAnsi="Times New Roman"/>
@@ -9982,7 +9235,6 @@
         <w:t>1.1  Overview</w:t>
       </w:r>
       <w:bookmarkEnd w:id="6"/>
-      <w:proofErr w:type="gramEnd"/>
     </w:p>
     <w:p>
       <w:pPr>
@@ -9992,77 +9244,13 @@
           <w:sz w:val="24"/>
         </w:rPr>
       </w:pPr>
-      <w:proofErr w:type="spellStart"/>
       <w:r>
         <w:rPr>
           <w:rFonts w:ascii="Times New Roman" w:hAnsi="Times New Roman"/>
           <w:color w:val="000000"/>
           <w:sz w:val="24"/>
         </w:rPr>
-        <w:t>Riphah</w:t>
-      </w:r>
-      <w:proofErr w:type="spellEnd"/>
-      <w:r>
-        <w:rPr>
-          <w:rFonts w:ascii="Times New Roman" w:hAnsi="Times New Roman"/>
-          <w:color w:val="000000"/>
-          <w:sz w:val="24"/>
-        </w:rPr>
-        <w:t xml:space="preserve"> </w:t>
-      </w:r>
-      <w:proofErr w:type="spellStart"/>
-      <w:r>
-        <w:rPr>
-          <w:rFonts w:ascii="Times New Roman" w:hAnsi="Times New Roman"/>
-          <w:color w:val="000000"/>
-          <w:sz w:val="24"/>
-        </w:rPr>
-        <w:t>Konnect</w:t>
-      </w:r>
-      <w:proofErr w:type="spellEnd"/>
-      <w:r>
-        <w:rPr>
-          <w:rFonts w:ascii="Times New Roman" w:hAnsi="Times New Roman"/>
-          <w:color w:val="000000"/>
-          <w:sz w:val="24"/>
-        </w:rPr>
-        <w:t xml:space="preserve"> is a web-based academic platform built exclusively for the students and faculty of </w:t>
-      </w:r>
-      <w:proofErr w:type="spellStart"/>
-      <w:r>
-        <w:rPr>
-          <w:rFonts w:ascii="Times New Roman" w:hAnsi="Times New Roman"/>
-          <w:color w:val="000000"/>
-          <w:sz w:val="24"/>
-        </w:rPr>
-        <w:t>Riphah</w:t>
-      </w:r>
-      <w:proofErr w:type="spellEnd"/>
-      <w:r>
-        <w:rPr>
-          <w:rFonts w:ascii="Times New Roman" w:hAnsi="Times New Roman"/>
-          <w:color w:val="000000"/>
-          <w:sz w:val="24"/>
-        </w:rPr>
-        <w:t xml:space="preserve"> International University, Islamabad. The core purpose of this platform is to automate and centralize academic communication so that students, teachers, and coordination staff do not have to rely on scattered tools like WhatsApp groups and notice boards. The platform is accessible only to people with a verified </w:t>
-      </w:r>
-      <w:proofErr w:type="spellStart"/>
-      <w:r>
-        <w:rPr>
-          <w:rFonts w:ascii="Times New Roman" w:hAnsi="Times New Roman"/>
-          <w:color w:val="000000"/>
-          <w:sz w:val="24"/>
-        </w:rPr>
-        <w:t>Riphah</w:t>
-      </w:r>
-      <w:proofErr w:type="spellEnd"/>
-      <w:r>
-        <w:rPr>
-          <w:rFonts w:ascii="Times New Roman" w:hAnsi="Times New Roman"/>
-          <w:color w:val="000000"/>
-          <w:sz w:val="24"/>
-        </w:rPr>
-        <w:t xml:space="preserve"> email address, which ensures that only actual members of the university can use it.</w:t>
+        <w:t>Riphah Konnect is a web-based academic platform built exclusively for the students and faculty of Riphah International University, Islamabad. The core purpose of this platform is to automate and centralize academic communication so that students, teachers, and coordination staff do not have to rely on scattered tools like WhatsApp groups and notice boards. The platform is accessible only to people with a verified Riphah email address, which ensures that only actual members of the university can use it.</w:t>
       </w:r>
     </w:p>
     <w:p>
@@ -10079,43 +9267,7 @@
           <w:color w:val="000000"/>
           <w:sz w:val="24"/>
         </w:rPr>
-        <w:t xml:space="preserve">A key problem this platform solves is the manual coordination workload. Currently, whenever a timetable changes, a class shifts, or a teacher has an instruction for students, coordination staff and teachers have to send separate messages to each group or class individually. </w:t>
-      </w:r>
-      <w:proofErr w:type="spellStart"/>
-      <w:r>
-        <w:rPr>
-          <w:rFonts w:ascii="Times New Roman" w:hAnsi="Times New Roman"/>
-          <w:color w:val="000000"/>
-          <w:sz w:val="24"/>
-        </w:rPr>
-        <w:t>Riphah</w:t>
-      </w:r>
-      <w:proofErr w:type="spellEnd"/>
-      <w:r>
-        <w:rPr>
-          <w:rFonts w:ascii="Times New Roman" w:hAnsi="Times New Roman"/>
-          <w:color w:val="000000"/>
-          <w:sz w:val="24"/>
-        </w:rPr>
-        <w:t xml:space="preserve"> </w:t>
-      </w:r>
-      <w:proofErr w:type="spellStart"/>
-      <w:r>
-        <w:rPr>
-          <w:rFonts w:ascii="Times New Roman" w:hAnsi="Times New Roman"/>
-          <w:color w:val="000000"/>
-          <w:sz w:val="24"/>
-        </w:rPr>
-        <w:t>Konnect</w:t>
-      </w:r>
-      <w:proofErr w:type="spellEnd"/>
-      <w:r>
-        <w:rPr>
-          <w:rFonts w:ascii="Times New Roman" w:hAnsi="Times New Roman"/>
-          <w:color w:val="000000"/>
-          <w:sz w:val="24"/>
-        </w:rPr>
-        <w:t xml:space="preserve"> eliminates this by providing an Announcements module where the message is posted once and the system automatically makes it visible to all relevant students. There are two types of announcements: official announcements posted by Coordination or Admin for the whole university or a specific department, and class-level announcements posted by Teachers for their own students.</w:t>
+        <w:t>A key problem this platform solves is the manual coordination workload. Currently, whenever a timetable changes, a class shifts, or a teacher has an instruction for students, coordination staff and teachers have to send separate messages to each group or class individually. Riphah Konnect eliminates this by providing an Announcements module where the message is posted once and the system automatically makes it visible to all relevant students. There are two types of announcements: official announcements posted by Coordination or Admin for the whole university or a specific department, and class-level announcements posted by Teachers for their own students.</w:t>
       </w:r>
     </w:p>
     <w:p>
@@ -10140,19 +9292,11 @@
         <w:pStyle w:val="Heading2"/>
       </w:pPr>
       <w:bookmarkStart w:id="7" w:name="_Toc227543901"/>
-      <w:proofErr w:type="gramStart"/>
-      <w:r>
-        <w:rPr>
-          <w:rFonts w:ascii="Times New Roman" w:hAnsi="Times New Roman"/>
-        </w:rPr>
-        <w:t>1.2  Opportunity</w:t>
-      </w:r>
-      <w:proofErr w:type="gramEnd"/>
-      <w:r>
-        <w:rPr>
-          <w:rFonts w:ascii="Times New Roman" w:hAnsi="Times New Roman"/>
-        </w:rPr>
-        <w:t xml:space="preserve"> and Stakeholders</w:t>
+      <w:r>
+        <w:rPr>
+          <w:rFonts w:ascii="Times New Roman" w:hAnsi="Times New Roman"/>
+        </w:rPr>
+        <w:t>1.2  Opportunity and Stakeholders</w:t>
       </w:r>
       <w:bookmarkEnd w:id="7"/>
     </w:p>
@@ -10170,52 +9314,16 @@
           <w:color w:val="000000"/>
           <w:sz w:val="24"/>
         </w:rPr>
-        <w:t xml:space="preserve">Students at </w:t>
-      </w:r>
-      <w:proofErr w:type="spellStart"/>
+        <w:t xml:space="preserve">Students at Riphah International University currently rely on WhatsApp groups and personal messaging for all academic communication. The coordination office has to manually send messages to each class group separately whenever there is a timetable </w:t>
+      </w:r>
       <w:r>
         <w:rPr>
           <w:rFonts w:ascii="Times New Roman" w:hAnsi="Times New Roman"/>
           <w:color w:val="000000"/>
           <w:sz w:val="24"/>
         </w:rPr>
-        <w:t>Riphah</w:t>
-      </w:r>
-      <w:proofErr w:type="spellEnd"/>
-      <w:r>
-        <w:rPr>
-          <w:rFonts w:ascii="Times New Roman" w:hAnsi="Times New Roman"/>
-          <w:color w:val="000000"/>
-          <w:sz w:val="24"/>
-        </w:rPr>
-        <w:t xml:space="preserve"> International University currently rely on WhatsApp groups and personal messaging for all academic communication. The coordination office has to manually send messages to each class group separately whenever there is a timetable </w:t>
-      </w:r>
-      <w:r>
-        <w:rPr>
-          <w:rFonts w:ascii="Times New Roman" w:hAnsi="Times New Roman"/>
-          <w:color w:val="000000"/>
-          <w:sz w:val="24"/>
-        </w:rPr>
         <w:lastRenderedPageBreak/>
-        <w:t xml:space="preserve">update, class shift, or official notice. For a department with eight semesters and multiple sections, this means sending the same message </w:t>
-      </w:r>
-      <w:proofErr w:type="gramStart"/>
-      <w:r>
-        <w:rPr>
-          <w:rFonts w:ascii="Times New Roman" w:hAnsi="Times New Roman"/>
-          <w:color w:val="000000"/>
-          <w:sz w:val="24"/>
-        </w:rPr>
-        <w:t>to</w:t>
-      </w:r>
-      <w:proofErr w:type="gramEnd"/>
-      <w:r>
-        <w:rPr>
-          <w:rFonts w:ascii="Times New Roman" w:hAnsi="Times New Roman"/>
-          <w:color w:val="000000"/>
-          <w:sz w:val="24"/>
-        </w:rPr>
-        <w:t xml:space="preserve"> many groups every single time. Teachers face the same problem with their course-related instructions. This manual process is inefficient and leads to students missing important updates.</w:t>
+        <w:t>update, class shift, or official notice. For a department with eight semesters and multiple sections, this means sending the same message to many groups every single time. Teachers face the same problem with their course-related instructions. This manual process is inefficient and leads to students missing important updates.</w:t>
       </w:r>
     </w:p>
     <w:p>
@@ -10232,61 +9340,7 @@
           <w:color w:val="000000"/>
           <w:sz w:val="24"/>
         </w:rPr>
-        <w:t xml:space="preserve">Beyond announcements, there is no dedicated space for verified academic collaboration. Study groups are formed on general social media, university events are posted on scattered channels, and lost and found items have no proper reporting system. </w:t>
-      </w:r>
-      <w:proofErr w:type="spellStart"/>
-      <w:r>
-        <w:rPr>
-          <w:rFonts w:ascii="Times New Roman" w:hAnsi="Times New Roman"/>
-          <w:color w:val="000000"/>
-          <w:sz w:val="24"/>
-        </w:rPr>
-        <w:t>Riphah</w:t>
-      </w:r>
-      <w:proofErr w:type="spellEnd"/>
-      <w:r>
-        <w:rPr>
-          <w:rFonts w:ascii="Times New Roman" w:hAnsi="Times New Roman"/>
-          <w:color w:val="000000"/>
-          <w:sz w:val="24"/>
-        </w:rPr>
-        <w:t xml:space="preserve"> </w:t>
-      </w:r>
-      <w:proofErr w:type="spellStart"/>
-      <w:r>
-        <w:rPr>
-          <w:rFonts w:ascii="Times New Roman" w:hAnsi="Times New Roman"/>
-          <w:color w:val="000000"/>
-          <w:sz w:val="24"/>
-        </w:rPr>
-        <w:t>Konnect</w:t>
-      </w:r>
-      <w:proofErr w:type="spellEnd"/>
-      <w:r>
-        <w:rPr>
-          <w:rFonts w:ascii="Times New Roman" w:hAnsi="Times New Roman"/>
-          <w:color w:val="000000"/>
-          <w:sz w:val="24"/>
-        </w:rPr>
-        <w:t xml:space="preserve"> addresses all of these problems by providing one platform designed specifically for the </w:t>
-      </w:r>
-      <w:proofErr w:type="spellStart"/>
-      <w:r>
-        <w:rPr>
-          <w:rFonts w:ascii="Times New Roman" w:hAnsi="Times New Roman"/>
-          <w:color w:val="000000"/>
-          <w:sz w:val="24"/>
-        </w:rPr>
-        <w:t>Riphah</w:t>
-      </w:r>
-      <w:proofErr w:type="spellEnd"/>
-      <w:r>
-        <w:rPr>
-          <w:rFonts w:ascii="Times New Roman" w:hAnsi="Times New Roman"/>
-          <w:color w:val="000000"/>
-          <w:sz w:val="24"/>
-        </w:rPr>
-        <w:t xml:space="preserve"> university community, reducing the manual workload for coordination and teachers while giving students a single trusted place for all academic needs.</w:t>
+        <w:t>Beyond announcements, there is no dedicated space for verified academic collaboration. Study groups are formed on general social media, university events are posted on scattered channels, and lost and found items have no proper reporting system. Riphah Konnect addresses all of these problems by providing one platform designed specifically for the Riphah university community, reducing the manual workload for coordination and teachers while giving students a single trusted place for all academic needs.</w:t>
       </w:r>
     </w:p>
     <w:p>
@@ -10294,7 +9348,6 @@
         <w:pStyle w:val="Heading3"/>
       </w:pPr>
       <w:bookmarkStart w:id="8" w:name="_Toc227543902"/>
-      <w:proofErr w:type="gramStart"/>
       <w:r>
         <w:rPr>
           <w:rFonts w:ascii="Times New Roman" w:hAnsi="Times New Roman"/>
@@ -10302,7 +9355,6 @@
         <w:t>1.2.1  Stakeholders</w:t>
       </w:r>
       <w:bookmarkEnd w:id="8"/>
-      <w:proofErr w:type="gramEnd"/>
     </w:p>
     <w:p>
       <w:pPr>
@@ -10430,19 +9482,11 @@
         <w:pStyle w:val="Heading2"/>
       </w:pPr>
       <w:bookmarkStart w:id="9" w:name="_Toc227543903"/>
-      <w:proofErr w:type="gramStart"/>
-      <w:r>
-        <w:rPr>
-          <w:rFonts w:ascii="Times New Roman" w:hAnsi="Times New Roman"/>
-        </w:rPr>
-        <w:t>1.3  Motivations</w:t>
-      </w:r>
-      <w:proofErr w:type="gramEnd"/>
-      <w:r>
-        <w:rPr>
-          <w:rFonts w:ascii="Times New Roman" w:hAnsi="Times New Roman"/>
-        </w:rPr>
-        <w:t xml:space="preserve"> and Challenges</w:t>
+      <w:r>
+        <w:rPr>
+          <w:rFonts w:ascii="Times New Roman" w:hAnsi="Times New Roman"/>
+        </w:rPr>
+        <w:t>1.3  Motivations and Challenges</w:t>
       </w:r>
       <w:bookmarkEnd w:id="9"/>
     </w:p>
@@ -10451,7 +9495,6 @@
         <w:pStyle w:val="Heading3"/>
       </w:pPr>
       <w:bookmarkStart w:id="10" w:name="_Toc227543904"/>
-      <w:proofErr w:type="gramStart"/>
       <w:r>
         <w:rPr>
           <w:rFonts w:ascii="Times New Roman" w:hAnsi="Times New Roman"/>
@@ -10459,7 +9502,6 @@
         <w:t>1.3.1  Motivations</w:t>
       </w:r>
       <w:bookmarkEnd w:id="10"/>
-      <w:proofErr w:type="gramEnd"/>
     </w:p>
     <w:p>
       <w:pPr>
@@ -10477,25 +9519,7 @@
           <w:color w:val="000000"/>
           <w:sz w:val="24"/>
         </w:rPr>
-        <w:t xml:space="preserve">1. Reducing Coordination Workload </w:t>
-      </w:r>
-      <w:proofErr w:type="gramStart"/>
-      <w:r>
-        <w:rPr>
-          <w:rFonts w:ascii="Times New Roman" w:hAnsi="Times New Roman"/>
-          <w:color w:val="000000"/>
-          <w:sz w:val="24"/>
-        </w:rPr>
-        <w:t>Through</w:t>
-      </w:r>
-      <w:proofErr w:type="gramEnd"/>
-      <w:r>
-        <w:rPr>
-          <w:rFonts w:ascii="Times New Roman" w:hAnsi="Times New Roman"/>
-          <w:color w:val="000000"/>
-          <w:sz w:val="24"/>
-        </w:rPr>
-        <w:t xml:space="preserve"> Automation: The biggest motivation is to remove the manual effort required by coordination staff and teachers. Instead of sending the same message to many groups individually, they post once and the system delivers it to all relevant students automatically.</w:t>
+        <w:t>1. Reducing Coordination Workload Through Automation: The biggest motivation is to remove the manual effort required by coordination staff and teachers. Instead of sending the same message to many groups individually, they post once and the system delivers it to all relevant students automatically.</w:t>
       </w:r>
     </w:p>
     <w:p>
@@ -10514,43 +9538,7 @@
           <w:color w:val="000000"/>
           <w:sz w:val="24"/>
         </w:rPr>
-        <w:t xml:space="preserve">2. All Academic Communication in One Place: Students currently switch between multiple apps to share resources, find study partners, and stay updated on events. </w:t>
-      </w:r>
-      <w:proofErr w:type="spellStart"/>
-      <w:r>
-        <w:rPr>
-          <w:rFonts w:ascii="Times New Roman" w:hAnsi="Times New Roman"/>
-          <w:color w:val="000000"/>
-          <w:sz w:val="24"/>
-        </w:rPr>
-        <w:t>Riphah</w:t>
-      </w:r>
-      <w:proofErr w:type="spellEnd"/>
-      <w:r>
-        <w:rPr>
-          <w:rFonts w:ascii="Times New Roman" w:hAnsi="Times New Roman"/>
-          <w:color w:val="000000"/>
-          <w:sz w:val="24"/>
-        </w:rPr>
-        <w:t xml:space="preserve"> </w:t>
-      </w:r>
-      <w:proofErr w:type="spellStart"/>
-      <w:r>
-        <w:rPr>
-          <w:rFonts w:ascii="Times New Roman" w:hAnsi="Times New Roman"/>
-          <w:color w:val="000000"/>
-          <w:sz w:val="24"/>
-        </w:rPr>
-        <w:t>Konnect</w:t>
-      </w:r>
-      <w:proofErr w:type="spellEnd"/>
-      <w:r>
-        <w:rPr>
-          <w:rFonts w:ascii="Times New Roman" w:hAnsi="Times New Roman"/>
-          <w:color w:val="000000"/>
-          <w:sz w:val="24"/>
-        </w:rPr>
-        <w:t xml:space="preserve"> combines all of this into one platform.</w:t>
+        <w:t>2. All Academic Communication in One Place: Students currently switch between multiple apps to share resources, find study partners, and stay updated on events. Riphah Konnect combines all of this into one platform.</w:t>
       </w:r>
     </w:p>
     <w:p>
@@ -10569,25 +9557,7 @@
           <w:color w:val="000000"/>
           <w:sz w:val="24"/>
         </w:rPr>
-        <w:t xml:space="preserve">3. University-Only Access: Since only </w:t>
-      </w:r>
-      <w:proofErr w:type="spellStart"/>
-      <w:r>
-        <w:rPr>
-          <w:rFonts w:ascii="Times New Roman" w:hAnsi="Times New Roman"/>
-          <w:color w:val="000000"/>
-          <w:sz w:val="24"/>
-        </w:rPr>
-        <w:t>Riphah</w:t>
-      </w:r>
-      <w:proofErr w:type="spellEnd"/>
-      <w:r>
-        <w:rPr>
-          <w:rFonts w:ascii="Times New Roman" w:hAnsi="Times New Roman"/>
-          <w:color w:val="000000"/>
-          <w:sz w:val="24"/>
-        </w:rPr>
-        <w:t xml:space="preserve"> email holders can register, every user on the platform is a verified member of the university. This makes the environment more trusted and relevant.</w:t>
+        <w:t>3. University-Only Access: Since only Riphah email holders can register, every user on the platform is a verified member of the university. This makes the environment more trusted and relevant.</w:t>
       </w:r>
     </w:p>
     <w:p>
@@ -10653,7 +9623,6 @@
         <w:pStyle w:val="Heading3"/>
       </w:pPr>
       <w:bookmarkStart w:id="11" w:name="_Toc227543905"/>
-      <w:proofErr w:type="gramStart"/>
       <w:r>
         <w:rPr>
           <w:rFonts w:ascii="Times New Roman" w:hAnsi="Times New Roman"/>
@@ -10661,7 +9630,6 @@
         <w:t>1.3.2  Challenges</w:t>
       </w:r>
       <w:bookmarkEnd w:id="11"/>
-      <w:proofErr w:type="gramEnd"/>
     </w:p>
     <w:p>
       <w:pPr>
@@ -10698,25 +9666,7 @@
           <w:color w:val="000000"/>
           <w:sz w:val="24"/>
         </w:rPr>
-        <w:t xml:space="preserve">2. Email Domain Restriction: Limiting access to </w:t>
-      </w:r>
-      <w:proofErr w:type="spellStart"/>
-      <w:r>
-        <w:rPr>
-          <w:rFonts w:ascii="Times New Roman" w:hAnsi="Times New Roman"/>
-          <w:color w:val="000000"/>
-          <w:sz w:val="24"/>
-        </w:rPr>
-        <w:t>Riphah</w:t>
-      </w:r>
-      <w:proofErr w:type="spellEnd"/>
-      <w:r>
-        <w:rPr>
-          <w:rFonts w:ascii="Times New Roman" w:hAnsi="Times New Roman"/>
-          <w:color w:val="000000"/>
-          <w:sz w:val="24"/>
-        </w:rPr>
-        <w:t xml:space="preserve"> emails only keeps the community genuine, but it also means the platform cannot be used by people outside the university.</w:t>
+        <w:t>2. Email Domain Restriction: Limiting access to Riphah emails only keeps the community genuine, but it also means the platform cannot be used by people outside the university.</w:t>
       </w:r>
     </w:p>
     <w:p>
@@ -10762,19 +9712,11 @@
         <w:pStyle w:val="Heading2"/>
       </w:pPr>
       <w:bookmarkStart w:id="12" w:name="_Toc227543906"/>
-      <w:proofErr w:type="gramStart"/>
-      <w:r>
-        <w:rPr>
-          <w:rFonts w:ascii="Times New Roman" w:hAnsi="Times New Roman"/>
-        </w:rPr>
-        <w:t>1.4  Goals</w:t>
-      </w:r>
-      <w:proofErr w:type="gramEnd"/>
-      <w:r>
-        <w:rPr>
-          <w:rFonts w:ascii="Times New Roman" w:hAnsi="Times New Roman"/>
-        </w:rPr>
-        <w:t xml:space="preserve"> and Objectives</w:t>
+      <w:r>
+        <w:rPr>
+          <w:rFonts w:ascii="Times New Roman" w:hAnsi="Times New Roman"/>
+        </w:rPr>
+        <w:t>1.4  Goals and Objectives</w:t>
       </w:r>
       <w:bookmarkEnd w:id="12"/>
     </w:p>
@@ -10783,19 +9725,11 @@
         <w:pStyle w:val="Heading3"/>
       </w:pPr>
       <w:bookmarkStart w:id="13" w:name="_Toc227543907"/>
-      <w:proofErr w:type="gramStart"/>
-      <w:r>
-        <w:rPr>
-          <w:rFonts w:ascii="Times New Roman" w:hAnsi="Times New Roman"/>
-        </w:rPr>
-        <w:t>1.4.1  One</w:t>
-      </w:r>
-      <w:proofErr w:type="gramEnd"/>
-      <w:r>
-        <w:rPr>
-          <w:rFonts w:ascii="Times New Roman" w:hAnsi="Times New Roman"/>
-        </w:rPr>
-        <w:t xml:space="preserve"> Platform for Academic Communication</w:t>
+      <w:r>
+        <w:rPr>
+          <w:rFonts w:ascii="Times New Roman" w:hAnsi="Times New Roman"/>
+        </w:rPr>
+        <w:t>1.4.1  One Platform for Academic Communication</w:t>
       </w:r>
       <w:bookmarkEnd w:id="13"/>
     </w:p>
@@ -10813,43 +9747,7 @@
           <w:color w:val="000000"/>
           <w:sz w:val="24"/>
         </w:rPr>
-        <w:t xml:space="preserve">The main goal of </w:t>
-      </w:r>
-      <w:proofErr w:type="spellStart"/>
-      <w:r>
-        <w:rPr>
-          <w:rFonts w:ascii="Times New Roman" w:hAnsi="Times New Roman"/>
-          <w:color w:val="000000"/>
-          <w:sz w:val="24"/>
-        </w:rPr>
-        <w:t>Riphah</w:t>
-      </w:r>
-      <w:proofErr w:type="spellEnd"/>
-      <w:r>
-        <w:rPr>
-          <w:rFonts w:ascii="Times New Roman" w:hAnsi="Times New Roman"/>
-          <w:color w:val="000000"/>
-          <w:sz w:val="24"/>
-        </w:rPr>
-        <w:t xml:space="preserve"> </w:t>
-      </w:r>
-      <w:proofErr w:type="spellStart"/>
-      <w:r>
-        <w:rPr>
-          <w:rFonts w:ascii="Times New Roman" w:hAnsi="Times New Roman"/>
-          <w:color w:val="000000"/>
-          <w:sz w:val="24"/>
-        </w:rPr>
-        <w:t>Konnect</w:t>
-      </w:r>
-      <w:proofErr w:type="spellEnd"/>
-      <w:r>
-        <w:rPr>
-          <w:rFonts w:ascii="Times New Roman" w:hAnsi="Times New Roman"/>
-          <w:color w:val="000000"/>
-          <w:sz w:val="24"/>
-        </w:rPr>
-        <w:t xml:space="preserve"> is to give students one place where they can handle all academic communication. Students can post questions, share notes, join semester groups, find events, read announcements, and message classmates, all in one place.</w:t>
+        <w:t>The main goal of Riphah Konnect is to give students one place where they can handle all academic communication. Students can post questions, share notes, join semester groups, find events, read announcements, and message classmates, all in one place.</w:t>
       </w:r>
     </w:p>
     <w:p>
@@ -10857,20 +9755,12 @@
         <w:pStyle w:val="Heading3"/>
       </w:pPr>
       <w:bookmarkStart w:id="14" w:name="_Toc227543908"/>
-      <w:proofErr w:type="gramStart"/>
       <w:r>
         <w:rPr>
           <w:rFonts w:ascii="Times New Roman" w:hAnsi="Times New Roman"/>
         </w:rPr>
         <w:lastRenderedPageBreak/>
-        <w:t>1.4.2  Verified</w:t>
-      </w:r>
-      <w:proofErr w:type="gramEnd"/>
-      <w:r>
-        <w:rPr>
-          <w:rFonts w:ascii="Times New Roman" w:hAnsi="Times New Roman"/>
-        </w:rPr>
-        <w:t xml:space="preserve"> University Community</w:t>
+        <w:t>1.4.2  Verified University Community</w:t>
       </w:r>
       <w:bookmarkEnd w:id="14"/>
     </w:p>
@@ -10888,43 +9778,7 @@
           <w:color w:val="000000"/>
           <w:sz w:val="24"/>
         </w:rPr>
-        <w:t xml:space="preserve">By requiring a </w:t>
-      </w:r>
-      <w:proofErr w:type="spellStart"/>
-      <w:r>
-        <w:rPr>
-          <w:rFonts w:ascii="Times New Roman" w:hAnsi="Times New Roman"/>
-          <w:color w:val="000000"/>
-          <w:sz w:val="24"/>
-        </w:rPr>
-        <w:t>Riphah</w:t>
-      </w:r>
-      <w:proofErr w:type="spellEnd"/>
-      <w:r>
-        <w:rPr>
-          <w:rFonts w:ascii="Times New Roman" w:hAnsi="Times New Roman"/>
-          <w:color w:val="000000"/>
-          <w:sz w:val="24"/>
-        </w:rPr>
-        <w:t xml:space="preserve"> email to register, the platform ensures that every person on it is an actual student or faculty member of </w:t>
-      </w:r>
-      <w:proofErr w:type="spellStart"/>
-      <w:r>
-        <w:rPr>
-          <w:rFonts w:ascii="Times New Roman" w:hAnsi="Times New Roman"/>
-          <w:color w:val="000000"/>
-          <w:sz w:val="24"/>
-        </w:rPr>
-        <w:t>Riphah</w:t>
-      </w:r>
-      <w:proofErr w:type="spellEnd"/>
-      <w:r>
-        <w:rPr>
-          <w:rFonts w:ascii="Times New Roman" w:hAnsi="Times New Roman"/>
-          <w:color w:val="000000"/>
-          <w:sz w:val="24"/>
-        </w:rPr>
-        <w:t xml:space="preserve"> International University. This makes the platform a trusted space for academic interaction.</w:t>
+        <w:t>By requiring a Riphah email to register, the platform ensures that every person on it is an actual student or faculty member of Riphah International University. This makes the platform a trusted space for academic interaction.</w:t>
       </w:r>
     </w:p>
     <w:p>
@@ -10932,19 +9786,11 @@
         <w:pStyle w:val="Heading3"/>
       </w:pPr>
       <w:bookmarkStart w:id="15" w:name="_Toc227543909"/>
-      <w:proofErr w:type="gramStart"/>
-      <w:r>
-        <w:rPr>
-          <w:rFonts w:ascii="Times New Roman" w:hAnsi="Times New Roman"/>
-        </w:rPr>
-        <w:t>1.4.3  Improve</w:t>
-      </w:r>
-      <w:proofErr w:type="gramEnd"/>
-      <w:r>
-        <w:rPr>
-          <w:rFonts w:ascii="Times New Roman" w:hAnsi="Times New Roman"/>
-        </w:rPr>
-        <w:t xml:space="preserve"> Peer Learning</w:t>
+      <w:r>
+        <w:rPr>
+          <w:rFonts w:ascii="Times New Roman" w:hAnsi="Times New Roman"/>
+        </w:rPr>
+        <w:t>1.4.3  Improve Peer Learning</w:t>
       </w:r>
       <w:bookmarkEnd w:id="15"/>
     </w:p>
@@ -10971,19 +9817,11 @@
         <w:spacing w:line="360" w:lineRule="auto"/>
       </w:pPr>
       <w:bookmarkStart w:id="16" w:name="_Toc227543910"/>
-      <w:proofErr w:type="gramStart"/>
-      <w:r>
-        <w:rPr>
-          <w:rFonts w:ascii="Times New Roman" w:hAnsi="Times New Roman"/>
-        </w:rPr>
-        <w:t>1.4.4  Better</w:t>
-      </w:r>
-      <w:proofErr w:type="gramEnd"/>
-      <w:r>
-        <w:rPr>
-          <w:rFonts w:ascii="Times New Roman" w:hAnsi="Times New Roman"/>
-        </w:rPr>
-        <w:t xml:space="preserve"> Campus Engagement</w:t>
+      <w:r>
+        <w:rPr>
+          <w:rFonts w:ascii="Times New Roman" w:hAnsi="Times New Roman"/>
+        </w:rPr>
+        <w:t>1.4.4  Better Campus Engagement</w:t>
       </w:r>
       <w:bookmarkEnd w:id="16"/>
     </w:p>
@@ -11010,19 +9848,11 @@
         <w:spacing w:line="360" w:lineRule="auto"/>
       </w:pPr>
       <w:bookmarkStart w:id="17" w:name="_Toc227543911"/>
-      <w:proofErr w:type="gramStart"/>
-      <w:r>
-        <w:rPr>
-          <w:rFonts w:ascii="Times New Roman" w:hAnsi="Times New Roman"/>
-        </w:rPr>
-        <w:t>1.5  Solution</w:t>
-      </w:r>
-      <w:proofErr w:type="gramEnd"/>
-      <w:r>
-        <w:rPr>
-          <w:rFonts w:ascii="Times New Roman" w:hAnsi="Times New Roman"/>
-        </w:rPr>
-        <w:t xml:space="preserve"> Overview</w:t>
+      <w:r>
+        <w:rPr>
+          <w:rFonts w:ascii="Times New Roman" w:hAnsi="Times New Roman"/>
+        </w:rPr>
+        <w:t>1.5  Solution Overview</w:t>
       </w:r>
       <w:bookmarkEnd w:id="17"/>
     </w:p>
@@ -11034,77 +9864,13 @@
           <w:sz w:val="24"/>
         </w:rPr>
       </w:pPr>
-      <w:proofErr w:type="spellStart"/>
       <w:r>
         <w:rPr>
           <w:rFonts w:ascii="Times New Roman" w:hAnsi="Times New Roman"/>
           <w:color w:val="000000"/>
           <w:sz w:val="24"/>
         </w:rPr>
-        <w:t>Riphah</w:t>
-      </w:r>
-      <w:proofErr w:type="spellEnd"/>
-      <w:r>
-        <w:rPr>
-          <w:rFonts w:ascii="Times New Roman" w:hAnsi="Times New Roman"/>
-          <w:color w:val="000000"/>
-          <w:sz w:val="24"/>
-        </w:rPr>
-        <w:t xml:space="preserve"> </w:t>
-      </w:r>
-      <w:proofErr w:type="spellStart"/>
-      <w:r>
-        <w:rPr>
-          <w:rFonts w:ascii="Times New Roman" w:hAnsi="Times New Roman"/>
-          <w:color w:val="000000"/>
-          <w:sz w:val="24"/>
-        </w:rPr>
-        <w:t>Konnect</w:t>
-      </w:r>
-      <w:proofErr w:type="spellEnd"/>
-      <w:r>
-        <w:rPr>
-          <w:rFonts w:ascii="Times New Roman" w:hAnsi="Times New Roman"/>
-          <w:color w:val="000000"/>
-          <w:sz w:val="24"/>
-        </w:rPr>
-        <w:t xml:space="preserve"> is a full-stack web application. The frontend is built with React and styled using </w:t>
-      </w:r>
-      <w:proofErr w:type="spellStart"/>
-      <w:r>
-        <w:rPr>
-          <w:rFonts w:ascii="Times New Roman" w:hAnsi="Times New Roman"/>
-          <w:color w:val="000000"/>
-          <w:sz w:val="24"/>
-        </w:rPr>
-        <w:t>TailwindCSS</w:t>
-      </w:r>
-      <w:proofErr w:type="spellEnd"/>
-      <w:r>
-        <w:rPr>
-          <w:rFonts w:ascii="Times New Roman" w:hAnsi="Times New Roman"/>
-          <w:color w:val="000000"/>
-          <w:sz w:val="24"/>
-        </w:rPr>
-        <w:t xml:space="preserve">. The backend is built with Node.js and Express.js, connected to a hosted database. Users are authenticated using their </w:t>
-      </w:r>
-      <w:proofErr w:type="spellStart"/>
-      <w:r>
-        <w:rPr>
-          <w:rFonts w:ascii="Times New Roman" w:hAnsi="Times New Roman"/>
-          <w:color w:val="000000"/>
-          <w:sz w:val="24"/>
-        </w:rPr>
-        <w:t>Riphah</w:t>
-      </w:r>
-      <w:proofErr w:type="spellEnd"/>
-      <w:r>
-        <w:rPr>
-          <w:rFonts w:ascii="Times New Roman" w:hAnsi="Times New Roman"/>
-          <w:color w:val="000000"/>
-          <w:sz w:val="24"/>
-        </w:rPr>
-        <w:t xml:space="preserve"> email address. Real-time messaging is supported for private conversations. Access is restricted by checking the user's email domain at registration.</w:t>
+        <w:t>Riphah Konnect is a full-stack web application. The frontend is built with React and styled using TailwindCSS. The backend is built with Node.js and Express.js, connected to a hosted database. Users are authenticated using their Riphah email address. Real-time messaging is supported for private conversations. Access is restricted by checking the user's email domain at registration.</w:t>
       </w:r>
     </w:p>
     <w:p>
@@ -11113,19 +9879,11 @@
         <w:spacing w:line="360" w:lineRule="auto"/>
       </w:pPr>
       <w:bookmarkStart w:id="18" w:name="_Toc227543912"/>
-      <w:proofErr w:type="gramStart"/>
-      <w:r>
-        <w:rPr>
-          <w:rFonts w:ascii="Times New Roman" w:hAnsi="Times New Roman"/>
-        </w:rPr>
-        <w:t>1.5.1  Scope</w:t>
-      </w:r>
-      <w:proofErr w:type="gramEnd"/>
-      <w:r>
-        <w:rPr>
-          <w:rFonts w:ascii="Times New Roman" w:hAnsi="Times New Roman"/>
-        </w:rPr>
-        <w:t xml:space="preserve"> of the Project</w:t>
+      <w:r>
+        <w:rPr>
+          <w:rFonts w:ascii="Times New Roman" w:hAnsi="Times New Roman"/>
+        </w:rPr>
+        <w:t>1.5.1  Scope of the Project</w:t>
       </w:r>
       <w:bookmarkEnd w:id="18"/>
     </w:p>
@@ -11878,19 +10636,11 @@
         <w:spacing w:line="360" w:lineRule="auto"/>
       </w:pPr>
       <w:bookmarkStart w:id="19" w:name="_Toc227543913"/>
-      <w:proofErr w:type="gramStart"/>
-      <w:r>
-        <w:rPr>
-          <w:rFonts w:ascii="Times New Roman" w:hAnsi="Times New Roman"/>
-        </w:rPr>
-        <w:t>1.6  Report</w:t>
-      </w:r>
-      <w:proofErr w:type="gramEnd"/>
-      <w:r>
-        <w:rPr>
-          <w:rFonts w:ascii="Times New Roman" w:hAnsi="Times New Roman"/>
-        </w:rPr>
-        <w:t xml:space="preserve"> Outline</w:t>
+      <w:r>
+        <w:rPr>
+          <w:rFonts w:ascii="Times New Roman" w:hAnsi="Times New Roman"/>
+        </w:rPr>
+        <w:t>1.6  Report Outline</w:t>
       </w:r>
       <w:bookmarkEnd w:id="19"/>
     </w:p>
@@ -11908,79 +10658,7 @@
           <w:color w:val="000000"/>
           <w:sz w:val="24"/>
         </w:rPr>
-        <w:t xml:space="preserve">Chapter 1 gives an overview of the </w:t>
-      </w:r>
-      <w:proofErr w:type="spellStart"/>
-      <w:r>
-        <w:rPr>
-          <w:rFonts w:ascii="Times New Roman" w:hAnsi="Times New Roman"/>
-          <w:color w:val="000000"/>
-          <w:sz w:val="24"/>
-        </w:rPr>
-        <w:t>Riphah</w:t>
-      </w:r>
-      <w:proofErr w:type="spellEnd"/>
-      <w:r>
-        <w:rPr>
-          <w:rFonts w:ascii="Times New Roman" w:hAnsi="Times New Roman"/>
-          <w:color w:val="000000"/>
-          <w:sz w:val="24"/>
-        </w:rPr>
-        <w:t xml:space="preserve"> </w:t>
-      </w:r>
-      <w:proofErr w:type="spellStart"/>
-      <w:r>
-        <w:rPr>
-          <w:rFonts w:ascii="Times New Roman" w:hAnsi="Times New Roman"/>
-          <w:color w:val="000000"/>
-          <w:sz w:val="24"/>
-        </w:rPr>
-        <w:t>Konnect</w:t>
-      </w:r>
-      <w:proofErr w:type="spellEnd"/>
-      <w:r>
-        <w:rPr>
-          <w:rFonts w:ascii="Times New Roman" w:hAnsi="Times New Roman"/>
-          <w:color w:val="000000"/>
-          <w:sz w:val="24"/>
-        </w:rPr>
-        <w:t xml:space="preserve"> project, including its purpose, stakeholders, motivations, challenges, and the overall solution. Chapter 2 presents a market survey comparing existing platforms and explaining why </w:t>
-      </w:r>
-      <w:proofErr w:type="spellStart"/>
-      <w:r>
-        <w:rPr>
-          <w:rFonts w:ascii="Times New Roman" w:hAnsi="Times New Roman"/>
-          <w:color w:val="000000"/>
-          <w:sz w:val="24"/>
-        </w:rPr>
-        <w:t>Riphah</w:t>
-      </w:r>
-      <w:proofErr w:type="spellEnd"/>
-      <w:r>
-        <w:rPr>
-          <w:rFonts w:ascii="Times New Roman" w:hAnsi="Times New Roman"/>
-          <w:color w:val="000000"/>
-          <w:sz w:val="24"/>
-        </w:rPr>
-        <w:t xml:space="preserve"> </w:t>
-      </w:r>
-      <w:proofErr w:type="spellStart"/>
-      <w:r>
-        <w:rPr>
-          <w:rFonts w:ascii="Times New Roman" w:hAnsi="Times New Roman"/>
-          <w:color w:val="000000"/>
-          <w:sz w:val="24"/>
-        </w:rPr>
-        <w:t>Konnect</w:t>
-      </w:r>
-      <w:proofErr w:type="spellEnd"/>
-      <w:r>
-        <w:rPr>
-          <w:rFonts w:ascii="Times New Roman" w:hAnsi="Times New Roman"/>
-          <w:color w:val="000000"/>
-          <w:sz w:val="24"/>
-        </w:rPr>
-        <w:t xml:space="preserve"> is needed. Chapter 3 covers the complete requirement engineering, including functional requirements for each role, non-functional requirements, and black-box test cases. Chapter 4 covers the system design including architecture, class diagrams, and use case diagrams. Chapter 5 explains the implementation and tools used. Chapter 6 covers testing and the results. Chapter 7 concludes the report with achievements and future plans.</w:t>
+        <w:t>Chapter 1 gives an overview of the Riphah Konnect project, including its purpose, stakeholders, motivations, challenges, and the overall solution. Chapter 2 presents a market survey comparing existing platforms and explaining why Riphah Konnect is needed. Chapter 3 covers the complete requirement engineering, including functional requirements for each role, non-functional requirements, and black-box test cases. Chapter 4 covers the system design including architecture, class diagrams, and use case diagrams. Chapter 5 explains the implementation and tools used. Chapter 6 covers testing and the results. Chapter 7 concludes the report with achievements and future plans.</w:t>
       </w:r>
     </w:p>
     <w:p>
@@ -12017,7 +10695,6 @@
         <w:spacing w:line="360" w:lineRule="auto"/>
       </w:pPr>
       <w:bookmarkStart w:id="21" w:name="_Toc227543915"/>
-      <w:proofErr w:type="gramStart"/>
       <w:r>
         <w:rPr>
           <w:rFonts w:ascii="Times New Roman" w:hAnsi="Times New Roman"/>
@@ -12025,7 +10702,6 @@
         <w:t>2.1  Introduction</w:t>
       </w:r>
       <w:bookmarkEnd w:id="21"/>
-      <w:proofErr w:type="gramEnd"/>
     </w:p>
     <w:p>
       <w:pPr>
@@ -12041,43 +10717,7 @@
           <w:color w:val="000000"/>
           <w:sz w:val="24"/>
         </w:rPr>
-        <w:t xml:space="preserve">Before building </w:t>
-      </w:r>
-      <w:proofErr w:type="spellStart"/>
-      <w:r>
-        <w:rPr>
-          <w:rFonts w:ascii="Times New Roman" w:hAnsi="Times New Roman"/>
-          <w:color w:val="000000"/>
-          <w:sz w:val="24"/>
-        </w:rPr>
-        <w:t>Riphah</w:t>
-      </w:r>
-      <w:proofErr w:type="spellEnd"/>
-      <w:r>
-        <w:rPr>
-          <w:rFonts w:ascii="Times New Roman" w:hAnsi="Times New Roman"/>
-          <w:color w:val="000000"/>
-          <w:sz w:val="24"/>
-        </w:rPr>
-        <w:t xml:space="preserve"> </w:t>
-      </w:r>
-      <w:proofErr w:type="spellStart"/>
-      <w:r>
-        <w:rPr>
-          <w:rFonts w:ascii="Times New Roman" w:hAnsi="Times New Roman"/>
-          <w:color w:val="000000"/>
-          <w:sz w:val="24"/>
-        </w:rPr>
-        <w:t>Konnect</w:t>
-      </w:r>
-      <w:proofErr w:type="spellEnd"/>
-      <w:r>
-        <w:rPr>
-          <w:rFonts w:ascii="Times New Roman" w:hAnsi="Times New Roman"/>
-          <w:color w:val="000000"/>
-          <w:sz w:val="24"/>
-        </w:rPr>
-        <w:t>, we studied existing platforms that serve university students for academic communication and collaboration. Our goal was to find out what features these platforms already provide, where they fall short, and what specific gaps remain unaddressed. This helped us justify what we are building and make sure we are not duplicating something that already exists and works.</w:t>
+        <w:t>Before building Riphah Konnect, we studied existing platforms that serve university students for academic communication and collaboration. Our goal was to find out what features these platforms already provide, where they fall short, and what specific gaps remain unaddressed. This helped us justify what we are building and make sure we are not duplicating something that already exists and works.</w:t>
       </w:r>
     </w:p>
     <w:p>
@@ -12094,79 +10734,7 @@
           <w:color w:val="000000"/>
           <w:sz w:val="24"/>
         </w:rPr>
-        <w:t xml:space="preserve">We found four globally recognized university community platforms: </w:t>
-      </w:r>
-      <w:proofErr w:type="spellStart"/>
-      <w:r>
-        <w:rPr>
-          <w:rFonts w:ascii="Times New Roman" w:hAnsi="Times New Roman"/>
-          <w:color w:val="000000"/>
-          <w:sz w:val="24"/>
-        </w:rPr>
-        <w:t>Unii</w:t>
-      </w:r>
-      <w:proofErr w:type="spellEnd"/>
-      <w:r>
-        <w:rPr>
-          <w:rFonts w:ascii="Times New Roman" w:hAnsi="Times New Roman"/>
-          <w:color w:val="000000"/>
-          <w:sz w:val="24"/>
-        </w:rPr>
-        <w:t xml:space="preserve"> (UK), </w:t>
-      </w:r>
-      <w:proofErr w:type="spellStart"/>
-      <w:r>
-        <w:rPr>
-          <w:rFonts w:ascii="Times New Roman" w:hAnsi="Times New Roman"/>
-          <w:color w:val="000000"/>
-          <w:sz w:val="24"/>
-        </w:rPr>
-        <w:t>UniLife</w:t>
-      </w:r>
-      <w:proofErr w:type="spellEnd"/>
-      <w:r>
-        <w:rPr>
-          <w:rFonts w:ascii="Times New Roman" w:hAnsi="Times New Roman"/>
-          <w:color w:val="000000"/>
-          <w:sz w:val="24"/>
-        </w:rPr>
-        <w:t xml:space="preserve"> (Australia), Facebook Campus (USA, now discontinued), and </w:t>
-      </w:r>
-      <w:proofErr w:type="spellStart"/>
-      <w:r>
-        <w:rPr>
-          <w:rFonts w:ascii="Times New Roman" w:hAnsi="Times New Roman"/>
-          <w:color w:val="000000"/>
-          <w:sz w:val="24"/>
-        </w:rPr>
-        <w:t>CampusGroups</w:t>
-      </w:r>
-      <w:proofErr w:type="spellEnd"/>
-      <w:r>
-        <w:rPr>
-          <w:rFonts w:ascii="Times New Roman" w:hAnsi="Times New Roman"/>
-          <w:color w:val="000000"/>
-          <w:sz w:val="24"/>
-        </w:rPr>
-        <w:t xml:space="preserve"> (used at 190+ universities in North America). Our research showed that while these platforms prove the concept is valid, none of them are accessible to students in Pakistan, and all of them are missing at least one feature that </w:t>
-      </w:r>
-      <w:proofErr w:type="spellStart"/>
-      <w:r>
-        <w:rPr>
-          <w:rFonts w:ascii="Times New Roman" w:hAnsi="Times New Roman"/>
-          <w:color w:val="000000"/>
-          <w:sz w:val="24"/>
-        </w:rPr>
-        <w:t>Riphah</w:t>
-      </w:r>
-      <w:proofErr w:type="spellEnd"/>
-      <w:r>
-        <w:rPr>
-          <w:rFonts w:ascii="Times New Roman" w:hAnsi="Times New Roman"/>
-          <w:color w:val="000000"/>
-          <w:sz w:val="24"/>
-        </w:rPr>
-        <w:t xml:space="preserve"> students need.</w:t>
+        <w:t>We found four globally recognized university community platforms: Unii (UK), UniLife (Australia), Facebook Campus (USA, now discontinued), and CampusGroups (used at 190+ universities in North America). Our research showed that while these platforms prove the concept is valid, none of them are accessible to students in Pakistan, and all of them are missing at least one feature that Riphah students need.</w:t>
       </w:r>
     </w:p>
     <w:p>
@@ -12175,19 +10743,11 @@
         <w:spacing w:line="360" w:lineRule="auto"/>
       </w:pPr>
       <w:bookmarkStart w:id="22" w:name="_Toc227543916"/>
-      <w:proofErr w:type="gramStart"/>
-      <w:r>
-        <w:rPr>
-          <w:rFonts w:ascii="Times New Roman" w:hAnsi="Times New Roman"/>
-        </w:rPr>
-        <w:t>2.2  Literature</w:t>
-      </w:r>
-      <w:proofErr w:type="gramEnd"/>
-      <w:r>
-        <w:rPr>
-          <w:rFonts w:ascii="Times New Roman" w:hAnsi="Times New Roman"/>
-        </w:rPr>
-        <w:t xml:space="preserve"> Review</w:t>
+      <w:r>
+        <w:rPr>
+          <w:rFonts w:ascii="Times New Roman" w:hAnsi="Times New Roman"/>
+        </w:rPr>
+        <w:t>2.2  Literature Review</w:t>
       </w:r>
       <w:bookmarkEnd w:id="22"/>
     </w:p>
@@ -12288,7 +10848,6 @@
               <w:spacing w:line="360" w:lineRule="auto"/>
               <w:jc w:val="center"/>
             </w:pPr>
-            <w:proofErr w:type="spellStart"/>
             <w:r>
               <w:rPr>
                 <w:rFonts w:ascii="Times New Roman" w:hAnsi="Times New Roman"/>
@@ -12297,7 +10856,6 @@
               </w:rPr>
               <w:t>Unii</w:t>
             </w:r>
-            <w:proofErr w:type="spellEnd"/>
             <w:r>
               <w:rPr>
                 <w:rFonts w:ascii="Times New Roman" w:hAnsi="Times New Roman"/>
@@ -12319,7 +10877,6 @@
               <w:spacing w:line="360" w:lineRule="auto"/>
               <w:jc w:val="center"/>
             </w:pPr>
-            <w:proofErr w:type="spellStart"/>
             <w:r>
               <w:rPr>
                 <w:rFonts w:ascii="Times New Roman" w:hAnsi="Times New Roman"/>
@@ -12328,7 +10885,6 @@
               </w:rPr>
               <w:t>UniLife</w:t>
             </w:r>
-            <w:proofErr w:type="spellEnd"/>
             <w:r>
               <w:rPr>
                 <w:rFonts w:ascii="Times New Roman" w:hAnsi="Times New Roman"/>
@@ -12356,18 +10912,8 @@
                 <w:b/>
                 <w:color w:val="000000"/>
               </w:rPr>
-              <w:t xml:space="preserve">FB </w:t>
-            </w:r>
-            <w:proofErr w:type="gramStart"/>
-            <w:r>
-              <w:rPr>
-                <w:rFonts w:ascii="Times New Roman" w:hAnsi="Times New Roman"/>
-                <w:b/>
-                <w:color w:val="000000"/>
-              </w:rPr>
-              <w:t>Campus</w:t>
-            </w:r>
-            <w:proofErr w:type="gramEnd"/>
+              <w:t>FB Campus</w:t>
+            </w:r>
             <w:r>
               <w:rPr>
                 <w:rFonts w:ascii="Times New Roman" w:hAnsi="Times New Roman"/>
@@ -12389,8 +10935,6 @@
               <w:spacing w:line="360" w:lineRule="auto"/>
               <w:jc w:val="center"/>
             </w:pPr>
-            <w:proofErr w:type="spellStart"/>
-            <w:proofErr w:type="gramStart"/>
             <w:r>
               <w:rPr>
                 <w:rFonts w:ascii="Times New Roman" w:hAnsi="Times New Roman"/>
@@ -12399,8 +10943,6 @@
               </w:rPr>
               <w:t>CampusGroups</w:t>
             </w:r>
-            <w:proofErr w:type="spellEnd"/>
-            <w:proofErr w:type="gramEnd"/>
             <w:r>
               <w:rPr>
                 <w:rFonts w:ascii="Times New Roman" w:hAnsi="Times New Roman"/>
@@ -12408,25 +10950,7 @@
                 <w:color w:val="000000"/>
               </w:rPr>
               <w:br/>
-              <w:t xml:space="preserve">(190+ </w:t>
-            </w:r>
-            <w:proofErr w:type="spellStart"/>
-            <w:r>
-              <w:rPr>
-                <w:rFonts w:ascii="Times New Roman" w:hAnsi="Times New Roman"/>
-                <w:b/>
-                <w:color w:val="000000"/>
-              </w:rPr>
-              <w:t>Univs</w:t>
-            </w:r>
-            <w:proofErr w:type="spellEnd"/>
-            <w:r>
-              <w:rPr>
-                <w:rFonts w:ascii="Times New Roman" w:hAnsi="Times New Roman"/>
-                <w:b/>
-                <w:color w:val="000000"/>
-              </w:rPr>
-              <w:t>.)</w:t>
+              <w:t>(190+ Univs.)</w:t>
             </w:r>
           </w:p>
         </w:tc>
@@ -13164,7 +11688,6 @@
         <w:spacing w:line="360" w:lineRule="auto"/>
       </w:pPr>
       <w:bookmarkStart w:id="25" w:name="_Toc227543921"/>
-      <w:proofErr w:type="gramStart"/>
       <w:r>
         <w:rPr>
           <w:rFonts w:ascii="Times New Roman" w:hAnsi="Times New Roman"/>
@@ -13172,7 +11695,6 @@
         <w:t>2.3  Summary</w:t>
       </w:r>
       <w:bookmarkEnd w:id="25"/>
-      <w:proofErr w:type="gramEnd"/>
     </w:p>
     <w:p>
       <w:pPr>
@@ -13184,55 +11706,7 @@
           <w:rFonts w:ascii="Times New Roman" w:hAnsi="Times New Roman"/>
           <w:color w:val="000000"/>
         </w:rPr>
-        <w:t xml:space="preserve">The research above shows two important things. First, the concept of a university-exclusive community platform is globally proven. Platforms like </w:t>
-      </w:r>
-      <w:proofErr w:type="spellStart"/>
-      <w:r>
-        <w:rPr>
-          <w:rFonts w:ascii="Times New Roman" w:hAnsi="Times New Roman"/>
-          <w:color w:val="000000"/>
-        </w:rPr>
-        <w:t>Unii</w:t>
-      </w:r>
-      <w:proofErr w:type="spellEnd"/>
-      <w:r>
-        <w:rPr>
-          <w:rFonts w:ascii="Times New Roman" w:hAnsi="Times New Roman"/>
-          <w:color w:val="000000"/>
-        </w:rPr>
-        <w:t xml:space="preserve"> and </w:t>
-      </w:r>
-      <w:proofErr w:type="spellStart"/>
-      <w:r>
-        <w:rPr>
-          <w:rFonts w:ascii="Times New Roman" w:hAnsi="Times New Roman"/>
-          <w:color w:val="000000"/>
-        </w:rPr>
-        <w:t>CampusGroups</w:t>
-      </w:r>
-      <w:proofErr w:type="spellEnd"/>
-      <w:r>
-        <w:rPr>
-          <w:rFonts w:ascii="Times New Roman" w:hAnsi="Times New Roman"/>
-          <w:color w:val="000000"/>
-        </w:rPr>
-        <w:t xml:space="preserve"> have been running successfully for over a decade at real universities. This means our idea is justified. Second, none of these platforms are available to </w:t>
-      </w:r>
-      <w:proofErr w:type="spellStart"/>
-      <w:r>
-        <w:rPr>
-          <w:rFonts w:ascii="Times New Roman" w:hAnsi="Times New Roman"/>
-          <w:color w:val="000000"/>
-        </w:rPr>
-        <w:t>Riphah</w:t>
-      </w:r>
-      <w:proofErr w:type="spellEnd"/>
-      <w:r>
-        <w:rPr>
-          <w:rFonts w:ascii="Times New Roman" w:hAnsi="Times New Roman"/>
-          <w:color w:val="000000"/>
-        </w:rPr>
-        <w:t xml:space="preserve"> students, and even if they were, they all lack at least one feature that our students need.</w:t>
+        <w:t>The research above shows two important things. First, the concept of a university-exclusive community platform is globally proven. Platforms like Unii and CampusGroups have been running successfully for over a decade at real universities. This means our idea is justified. Second, none of these platforms are available to Riphah students, and even if they were, they all lack at least one feature that our students need.</w:t>
       </w:r>
     </w:p>
     <w:p>
@@ -13245,55 +11719,7 @@
           <w:rFonts w:ascii="Times New Roman" w:hAnsi="Times New Roman"/>
           <w:color w:val="000000"/>
         </w:rPr>
-        <w:t xml:space="preserve">The most significant gap is the Lost and Found module, which none of the four platforms provide. The second gap is availability in Pakistan, as no global platform currently serves Pakistani universities with verified access. The third gap is a single free platform that combines a posts feed, semester groups, events, messaging, announcements, and lost and found together. </w:t>
-      </w:r>
-      <w:proofErr w:type="spellStart"/>
-      <w:r>
-        <w:rPr>
-          <w:rFonts w:ascii="Times New Roman" w:hAnsi="Times New Roman"/>
-          <w:color w:val="000000"/>
-        </w:rPr>
-        <w:t>Riphah</w:t>
-      </w:r>
-      <w:proofErr w:type="spellEnd"/>
-      <w:r>
-        <w:rPr>
-          <w:rFonts w:ascii="Times New Roman" w:hAnsi="Times New Roman"/>
-          <w:color w:val="000000"/>
-        </w:rPr>
-        <w:t xml:space="preserve"> </w:t>
-      </w:r>
-      <w:proofErr w:type="spellStart"/>
-      <w:r>
-        <w:rPr>
-          <w:rFonts w:ascii="Times New Roman" w:hAnsi="Times New Roman"/>
-          <w:color w:val="000000"/>
-        </w:rPr>
-        <w:t>Konnect</w:t>
-      </w:r>
-      <w:proofErr w:type="spellEnd"/>
-      <w:r>
-        <w:rPr>
-          <w:rFonts w:ascii="Times New Roman" w:hAnsi="Times New Roman"/>
-          <w:color w:val="000000"/>
-        </w:rPr>
-        <w:t xml:space="preserve"> is built specifically to fill these gaps for </w:t>
-      </w:r>
-      <w:proofErr w:type="spellStart"/>
-      <w:r>
-        <w:rPr>
-          <w:rFonts w:ascii="Times New Roman" w:hAnsi="Times New Roman"/>
-          <w:color w:val="000000"/>
-        </w:rPr>
-        <w:t>Riphah</w:t>
-      </w:r>
-      <w:proofErr w:type="spellEnd"/>
-      <w:r>
-        <w:rPr>
-          <w:rFonts w:ascii="Times New Roman" w:hAnsi="Times New Roman"/>
-          <w:color w:val="000000"/>
-        </w:rPr>
-        <w:t xml:space="preserve"> International University.</w:t>
+        <w:t>The most significant gap is the Lost and Found module, which none of the four platforms provide. The second gap is availability in Pakistan, as no global platform currently serves Pakistani universities with verified access. The third gap is a single free platform that combines a posts feed, semester groups, events, messaging, announcements, and lost and found together. Riphah Konnect is built specifically to fill these gaps for Riphah International University.</w:t>
       </w:r>
     </w:p>
     <w:p>
@@ -13302,7 +11728,6 @@
         <w:spacing w:line="360" w:lineRule="auto"/>
       </w:pPr>
       <w:bookmarkStart w:id="26" w:name="_Toc227543922"/>
-      <w:proofErr w:type="gramStart"/>
       <w:r>
         <w:rPr>
           <w:rFonts w:ascii="Times New Roman" w:hAnsi="Times New Roman"/>
@@ -13310,7 +11735,6 @@
         <w:t>2.4  References</w:t>
       </w:r>
       <w:bookmarkEnd w:id="26"/>
-      <w:proofErr w:type="gramEnd"/>
     </w:p>
     <w:p>
       <w:pPr>
@@ -13322,48 +11746,7 @@
           <w:rFonts w:ascii="Times New Roman" w:hAnsi="Times New Roman"/>
           <w:color w:val="000000"/>
         </w:rPr>
-        <w:t>[1</w:t>
-      </w:r>
-      <w:proofErr w:type="gramStart"/>
-      <w:r>
-        <w:rPr>
-          <w:rFonts w:ascii="Times New Roman" w:hAnsi="Times New Roman"/>
-          <w:color w:val="000000"/>
-        </w:rPr>
-        <w:t xml:space="preserve">]  </w:t>
-      </w:r>
-      <w:proofErr w:type="spellStart"/>
-      <w:r>
-        <w:rPr>
-          <w:rFonts w:ascii="Times New Roman" w:hAnsi="Times New Roman"/>
-          <w:color w:val="000000"/>
-        </w:rPr>
-        <w:t>Unii</w:t>
-      </w:r>
-      <w:proofErr w:type="spellEnd"/>
-      <w:proofErr w:type="gramEnd"/>
-      <w:r>
-        <w:rPr>
-          <w:rFonts w:ascii="Times New Roman" w:hAnsi="Times New Roman"/>
-          <w:color w:val="000000"/>
-        </w:rPr>
-        <w:t xml:space="preserve"> Ltd., "</w:t>
-      </w:r>
-      <w:proofErr w:type="spellStart"/>
-      <w:r>
-        <w:rPr>
-          <w:rFonts w:ascii="Times New Roman" w:hAnsi="Times New Roman"/>
-          <w:color w:val="000000"/>
-        </w:rPr>
-        <w:t>Unii</w:t>
-      </w:r>
-      <w:proofErr w:type="spellEnd"/>
-      <w:r>
-        <w:rPr>
-          <w:rFonts w:ascii="Times New Roman" w:hAnsi="Times New Roman"/>
-          <w:color w:val="000000"/>
-        </w:rPr>
-        <w:t>: The Student Network," Active since 2012. [Online]. Available: https://www.unii.com. [Accessed: Apr. 2026].</w:t>
+        <w:t>[1]  Unii Ltd., "Unii: The Student Network," Active since 2012. [Online]. Available: https://www.unii.com. [Accessed: Apr. 2026].</w:t>
       </w:r>
     </w:p>
     <w:p>
@@ -13376,48 +11759,7 @@
           <w:rFonts w:ascii="Times New Roman" w:hAnsi="Times New Roman"/>
           <w:color w:val="000000"/>
         </w:rPr>
-        <w:t>[2</w:t>
-      </w:r>
-      <w:proofErr w:type="gramStart"/>
-      <w:r>
-        <w:rPr>
-          <w:rFonts w:ascii="Times New Roman" w:hAnsi="Times New Roman"/>
-          <w:color w:val="000000"/>
-        </w:rPr>
-        <w:t xml:space="preserve">]  </w:t>
-      </w:r>
-      <w:proofErr w:type="spellStart"/>
-      <w:r>
-        <w:rPr>
-          <w:rFonts w:ascii="Times New Roman" w:hAnsi="Times New Roman"/>
-          <w:color w:val="000000"/>
-        </w:rPr>
-        <w:t>UniLife</w:t>
-      </w:r>
-      <w:proofErr w:type="spellEnd"/>
-      <w:proofErr w:type="gramEnd"/>
-      <w:r>
-        <w:rPr>
-          <w:rFonts w:ascii="Times New Roman" w:hAnsi="Times New Roman"/>
-          <w:color w:val="000000"/>
-        </w:rPr>
-        <w:t xml:space="preserve"> Pty Ltd., "</w:t>
-      </w:r>
-      <w:proofErr w:type="spellStart"/>
-      <w:r>
-        <w:rPr>
-          <w:rFonts w:ascii="Times New Roman" w:hAnsi="Times New Roman"/>
-          <w:color w:val="000000"/>
-        </w:rPr>
-        <w:t>UniLife</w:t>
-      </w:r>
-      <w:proofErr w:type="spellEnd"/>
-      <w:r>
-        <w:rPr>
-          <w:rFonts w:ascii="Times New Roman" w:hAnsi="Times New Roman"/>
-          <w:color w:val="000000"/>
-        </w:rPr>
-        <w:t>: Campus Engagement App," Australia. [Online]. Available: https://www.unilife.com.au. [Accessed: Apr. 2026].</w:t>
+        <w:t>[2]  UniLife Pty Ltd., "UniLife: Campus Engagement App," Australia. [Online]. Available: https://www.unilife.com.au. [Accessed: Apr. 2026].</w:t>
       </w:r>
     </w:p>
     <w:p>
@@ -13430,23 +11772,7 @@
           <w:rFonts w:ascii="Times New Roman" w:hAnsi="Times New Roman"/>
           <w:color w:val="000000"/>
         </w:rPr>
-        <w:t>[3</w:t>
-      </w:r>
-      <w:proofErr w:type="gramStart"/>
-      <w:r>
-        <w:rPr>
-          <w:rFonts w:ascii="Times New Roman" w:hAnsi="Times New Roman"/>
-          <w:color w:val="000000"/>
-        </w:rPr>
-        <w:t>]  Meta</w:t>
-      </w:r>
-      <w:proofErr w:type="gramEnd"/>
-      <w:r>
-        <w:rPr>
-          <w:rFonts w:ascii="Times New Roman" w:hAnsi="Times New Roman"/>
-          <w:color w:val="000000"/>
-        </w:rPr>
-        <w:t xml:space="preserve"> Platforms Inc., "Facebook Campus," launched 2020, discontinued January 2022. Deployed at 204 universities. [Discontinued].</w:t>
+        <w:t>[3]  Meta Platforms Inc., "Facebook Campus," launched 2020, discontinued January 2022. Deployed at 204 universities. [Discontinued].</w:t>
       </w:r>
     </w:p>
     <w:p>
@@ -13459,48 +11785,7 @@
           <w:rFonts w:ascii="Times New Roman" w:hAnsi="Times New Roman"/>
           <w:color w:val="000000"/>
         </w:rPr>
-        <w:t>[4</w:t>
-      </w:r>
-      <w:proofErr w:type="gramStart"/>
-      <w:r>
-        <w:rPr>
-          <w:rFonts w:ascii="Times New Roman" w:hAnsi="Times New Roman"/>
-          <w:color w:val="000000"/>
-        </w:rPr>
-        <w:t xml:space="preserve">]  </w:t>
-      </w:r>
-      <w:proofErr w:type="spellStart"/>
-      <w:r>
-        <w:rPr>
-          <w:rFonts w:ascii="Times New Roman" w:hAnsi="Times New Roman"/>
-          <w:color w:val="000000"/>
-        </w:rPr>
-        <w:t>CampusGroups</w:t>
-      </w:r>
-      <w:proofErr w:type="spellEnd"/>
-      <w:proofErr w:type="gramEnd"/>
-      <w:r>
-        <w:rPr>
-          <w:rFonts w:ascii="Times New Roman" w:hAnsi="Times New Roman"/>
-          <w:color w:val="000000"/>
-        </w:rPr>
-        <w:t xml:space="preserve"> Inc., "</w:t>
-      </w:r>
-      <w:proofErr w:type="spellStart"/>
-      <w:r>
-        <w:rPr>
-          <w:rFonts w:ascii="Times New Roman" w:hAnsi="Times New Roman"/>
-          <w:color w:val="000000"/>
-        </w:rPr>
-        <w:t>CampusGroups</w:t>
-      </w:r>
-      <w:proofErr w:type="spellEnd"/>
-      <w:r>
-        <w:rPr>
-          <w:rFonts w:ascii="Times New Roman" w:hAnsi="Times New Roman"/>
-          <w:color w:val="000000"/>
-        </w:rPr>
-        <w:t>: Campus Engagement Platform," used at 190+ universities including Stanford, Cornell, Princeton, and Duke. [Online]. Available: https://www.campusgroups.com. [Accessed: Apr. 2026].</w:t>
+        <w:t>[4]  CampusGroups Inc., "CampusGroups: Campus Engagement Platform," used at 190+ universities including Stanford, Cornell, Princeton, and Duke. [Online]. Available: https://www.campusgroups.com. [Accessed: Apr. 2026].</w:t>
       </w:r>
     </w:p>
     <w:p>
@@ -13537,7 +11822,6 @@
         <w:spacing w:line="360" w:lineRule="auto"/>
       </w:pPr>
       <w:bookmarkStart w:id="28" w:name="_Toc227543924"/>
-      <w:proofErr w:type="gramStart"/>
       <w:r>
         <w:rPr>
           <w:rFonts w:ascii="Times New Roman" w:hAnsi="Times New Roman"/>
@@ -13545,51 +11829,23 @@
         <w:t>3.1  Introduction</w:t>
       </w:r>
       <w:bookmarkEnd w:id="28"/>
-      <w:proofErr w:type="gramEnd"/>
     </w:p>
     <w:p>
       <w:pPr>
         <w:spacing w:before="160" w:after="120" w:line="360" w:lineRule="auto"/>
         <w:jc w:val="both"/>
-      </w:pPr>
+        <w:rPr>
+          <w:sz w:val="24"/>
+        </w:rPr>
+      </w:pPr>
+      <w:bookmarkStart w:id="29" w:name="_GoBack"/>
       <w:r>
         <w:rPr>
           <w:rFonts w:ascii="Times New Roman" w:hAnsi="Times New Roman"/>
           <w:color w:val="000000"/>
-        </w:rPr>
-        <w:t xml:space="preserve">This chapter covers all the requirements for the </w:t>
-      </w:r>
-      <w:proofErr w:type="spellStart"/>
-      <w:r>
-        <w:rPr>
-          <w:rFonts w:ascii="Times New Roman" w:hAnsi="Times New Roman"/>
-          <w:color w:val="000000"/>
-        </w:rPr>
-        <w:t>Riphah</w:t>
-      </w:r>
-      <w:proofErr w:type="spellEnd"/>
-      <w:r>
-        <w:rPr>
-          <w:rFonts w:ascii="Times New Roman" w:hAnsi="Times New Roman"/>
-          <w:color w:val="000000"/>
-        </w:rPr>
-        <w:t xml:space="preserve"> </w:t>
-      </w:r>
-      <w:proofErr w:type="spellStart"/>
-      <w:r>
-        <w:rPr>
-          <w:rFonts w:ascii="Times New Roman" w:hAnsi="Times New Roman"/>
-          <w:color w:val="000000"/>
-        </w:rPr>
-        <w:t>Konnect</w:t>
-      </w:r>
-      <w:proofErr w:type="spellEnd"/>
-      <w:r>
-        <w:rPr>
-          <w:rFonts w:ascii="Times New Roman" w:hAnsi="Times New Roman"/>
-          <w:color w:val="000000"/>
-        </w:rPr>
-        <w:t xml:space="preserve"> platform. We start with three problem scenario tables that show the specific problems our system is solving. Then we list the functional requirements for each role. This is followed by a brief non-functional requirements section. The chapter ends with black-box test cases for the main features, designed using equivalence partitioning to identify valid and invalid inputs.</w:t>
+          <w:sz w:val="24"/>
+        </w:rPr>
+        <w:t>This chapter covers all the requirements for the Riphah Konnect platform. We start with three problem scenario tables that show the specific problems our system is solving. Then we list the functional requirements for each role. This is followed by a brief non-functional requirements section. The chapter ends with black-box test cases for the main features, designed using equivalence partitioning to identify valid and invalid inputs.</w:t>
       </w:r>
     </w:p>
     <w:p>
@@ -13600,23 +11856,14 @@
           <w:rFonts w:ascii="Times New Roman" w:hAnsi="Times New Roman"/>
         </w:rPr>
       </w:pPr>
-      <w:bookmarkStart w:id="29" w:name="_Toc227543925"/>
-      <w:proofErr w:type="gramStart"/>
-      <w:r>
-        <w:rPr>
-          <w:rFonts w:ascii="Times New Roman" w:hAnsi="Times New Roman"/>
-        </w:rPr>
-        <w:t>3.2  Problem</w:t>
-      </w:r>
-      <w:proofErr w:type="gramEnd"/>
-      <w:r>
-        <w:rPr>
-          <w:rFonts w:ascii="Times New Roman" w:hAnsi="Times New Roman"/>
-        </w:rPr>
-        <w:t xml:space="preserve"> Scenarios</w:t>
-      </w:r>
-      <w:bookmarkStart w:id="30" w:name="_GoBack"/>
+      <w:bookmarkStart w:id="30" w:name="_Toc227543925"/>
       <w:bookmarkEnd w:id="29"/>
+      <w:r>
+        <w:rPr>
+          <w:rFonts w:ascii="Times New Roman" w:hAnsi="Times New Roman"/>
+        </w:rPr>
+        <w:t>3.2  Problem Scenarios</w:t>
+      </w:r>
       <w:bookmarkEnd w:id="30"/>
     </w:p>
     <w:p/>
@@ -13758,27 +12005,7 @@
                 <w:sz w:val="24"/>
                 <w:szCs w:val="24"/>
               </w:rPr>
-              <w:t xml:space="preserve">No Dedicated Academic Platform for </w:t>
-            </w:r>
-            <w:proofErr w:type="spellStart"/>
-            <w:r>
-              <w:rPr>
-                <w:rFonts w:ascii="Times New Roman" w:hAnsi="Times New Roman"/>
-                <w:color w:val="000000"/>
-                <w:sz w:val="24"/>
-                <w:szCs w:val="24"/>
-              </w:rPr>
-              <w:t>Riphah</w:t>
-            </w:r>
-            <w:proofErr w:type="spellEnd"/>
-            <w:r>
-              <w:rPr>
-                <w:rFonts w:ascii="Times New Roman" w:hAnsi="Times New Roman"/>
-                <w:color w:val="000000"/>
-                <w:sz w:val="24"/>
-                <w:szCs w:val="24"/>
-              </w:rPr>
-              <w:t xml:space="preserve"> Students</w:t>
+              <w:t>No Dedicated Academic Platform for Riphah Students</w:t>
             </w:r>
           </w:p>
         </w:tc>
@@ -14567,19 +12794,11 @@
         <w:spacing w:line="360" w:lineRule="auto"/>
       </w:pPr>
       <w:bookmarkStart w:id="34" w:name="_Toc227543926"/>
-      <w:proofErr w:type="gramStart"/>
-      <w:r>
-        <w:rPr>
-          <w:rFonts w:ascii="Times New Roman" w:hAnsi="Times New Roman"/>
-        </w:rPr>
-        <w:t>3.3  Functional</w:t>
-      </w:r>
-      <w:proofErr w:type="gramEnd"/>
-      <w:r>
-        <w:rPr>
-          <w:rFonts w:ascii="Times New Roman" w:hAnsi="Times New Roman"/>
-        </w:rPr>
-        <w:t xml:space="preserve"> Requirements</w:t>
+      <w:r>
+        <w:rPr>
+          <w:rFonts w:ascii="Times New Roman" w:hAnsi="Times New Roman"/>
+        </w:rPr>
+        <w:t>3.3  Functional Requirements</w:t>
       </w:r>
       <w:bookmarkEnd w:id="34"/>
     </w:p>
@@ -14589,7 +12808,6 @@
         <w:spacing w:line="360" w:lineRule="auto"/>
       </w:pPr>
       <w:bookmarkStart w:id="35" w:name="_Toc227543927"/>
-      <w:proofErr w:type="gramStart"/>
       <w:r>
         <w:rPr>
           <w:rFonts w:ascii="Times New Roman" w:hAnsi="Times New Roman"/>
@@ -14597,7 +12815,6 @@
         <w:t>3.3.1  Student</w:t>
       </w:r>
       <w:bookmarkEnd w:id="35"/>
-      <w:proofErr w:type="gramEnd"/>
     </w:p>
     <w:p>
       <w:pPr>
@@ -15046,7 +13263,6 @@
         <w:spacing w:line="360" w:lineRule="auto"/>
       </w:pPr>
       <w:bookmarkStart w:id="36" w:name="_Toc227543928"/>
-      <w:proofErr w:type="gramStart"/>
       <w:r>
         <w:rPr>
           <w:rFonts w:ascii="Times New Roman" w:hAnsi="Times New Roman"/>
@@ -15054,7 +13270,6 @@
         <w:t>3.3.2  Teacher</w:t>
       </w:r>
       <w:bookmarkEnd w:id="36"/>
-      <w:proofErr w:type="gramEnd"/>
     </w:p>
     <w:p>
       <w:pPr>
@@ -15637,19 +13852,11 @@
       </w:pPr>
       <w:bookmarkStart w:id="37" w:name="_Toc227543929"/>
       <w:bookmarkStart w:id="38" w:name="_Toc227543932"/>
-      <w:proofErr w:type="gramStart"/>
-      <w:r>
-        <w:rPr>
-          <w:rFonts w:ascii="Times New Roman" w:hAnsi="Times New Roman"/>
-        </w:rPr>
-        <w:t>3.3.3  University</w:t>
-      </w:r>
-      <w:proofErr w:type="gramEnd"/>
-      <w:r>
-        <w:rPr>
-          <w:rFonts w:ascii="Times New Roman" w:hAnsi="Times New Roman"/>
-        </w:rPr>
-        <w:t xml:space="preserve"> Administration</w:t>
+      <w:r>
+        <w:rPr>
+          <w:rFonts w:ascii="Times New Roman" w:hAnsi="Times New Roman"/>
+        </w:rPr>
+        <w:t>3.3.3  University Administration</w:t>
       </w:r>
       <w:bookmarkEnd w:id="37"/>
     </w:p>
@@ -16235,19 +14442,11 @@
         <w:spacing w:line="360" w:lineRule="auto"/>
       </w:pPr>
       <w:bookmarkStart w:id="39" w:name="_Toc227543930"/>
-      <w:proofErr w:type="gramStart"/>
-      <w:r>
-        <w:rPr>
-          <w:rFonts w:ascii="Times New Roman" w:hAnsi="Times New Roman"/>
-        </w:rPr>
-        <w:t>3.3.4  Coordination</w:t>
-      </w:r>
-      <w:proofErr w:type="gramEnd"/>
-      <w:r>
-        <w:rPr>
-          <w:rFonts w:ascii="Times New Roman" w:hAnsi="Times New Roman"/>
-        </w:rPr>
-        <w:t xml:space="preserve"> Office</w:t>
+      <w:r>
+        <w:rPr>
+          <w:rFonts w:ascii="Times New Roman" w:hAnsi="Times New Roman"/>
+        </w:rPr>
+        <w:t>3.3.4  Coordination Office</w:t>
       </w:r>
       <w:bookmarkEnd w:id="39"/>
     </w:p>
@@ -16723,19 +14922,11 @@
         <w:spacing w:line="360" w:lineRule="auto"/>
       </w:pPr>
       <w:bookmarkStart w:id="40" w:name="_Toc227543931"/>
-      <w:proofErr w:type="gramStart"/>
-      <w:r>
-        <w:rPr>
-          <w:rFonts w:ascii="Times New Roman" w:hAnsi="Times New Roman"/>
-        </w:rPr>
-        <w:t>3.3.5  System</w:t>
-      </w:r>
-      <w:proofErr w:type="gramEnd"/>
-      <w:r>
-        <w:rPr>
-          <w:rFonts w:ascii="Times New Roman" w:hAnsi="Times New Roman"/>
-        </w:rPr>
-        <w:t xml:space="preserve"> Admin</w:t>
+      <w:r>
+        <w:rPr>
+          <w:rFonts w:ascii="Times New Roman" w:hAnsi="Times New Roman"/>
+        </w:rPr>
+        <w:t>3.3.5  System Admin</w:t>
       </w:r>
       <w:bookmarkEnd w:id="40"/>
     </w:p>
@@ -17132,19 +15323,11 @@
         <w:pStyle w:val="Heading2"/>
         <w:spacing w:line="360" w:lineRule="auto"/>
       </w:pPr>
-      <w:proofErr w:type="gramStart"/>
-      <w:r>
-        <w:rPr>
-          <w:rFonts w:ascii="Times New Roman" w:hAnsi="Times New Roman"/>
-        </w:rPr>
-        <w:t>3.4  Non</w:t>
-      </w:r>
-      <w:proofErr w:type="gramEnd"/>
-      <w:r>
-        <w:rPr>
-          <w:rFonts w:ascii="Times New Roman" w:hAnsi="Times New Roman"/>
-        </w:rPr>
-        <w:t>-Functional Requirements</w:t>
+      <w:r>
+        <w:rPr>
+          <w:rFonts w:ascii="Times New Roman" w:hAnsi="Times New Roman"/>
+        </w:rPr>
+        <w:t>3.4  Non-Functional Requirements</w:t>
       </w:r>
       <w:bookmarkEnd w:id="38"/>
     </w:p>
@@ -17173,19 +15356,11 @@
         <w:spacing w:line="360" w:lineRule="auto"/>
       </w:pPr>
       <w:bookmarkStart w:id="41" w:name="_Toc227543933"/>
-      <w:proofErr w:type="gramStart"/>
-      <w:r>
-        <w:rPr>
-          <w:rFonts w:ascii="Times New Roman" w:hAnsi="Times New Roman"/>
-        </w:rPr>
-        <w:t>3.5  SQA</w:t>
-      </w:r>
-      <w:proofErr w:type="gramEnd"/>
-      <w:r>
-        <w:rPr>
-          <w:rFonts w:ascii="Times New Roman" w:hAnsi="Times New Roman"/>
-        </w:rPr>
-        <w:t xml:space="preserve"> Activities: Defect Detection</w:t>
+      <w:r>
+        <w:rPr>
+          <w:rFonts w:ascii="Times New Roman" w:hAnsi="Times New Roman"/>
+        </w:rPr>
+        <w:t>3.5  SQA Activities: Defect Detection</w:t>
       </w:r>
       <w:bookmarkEnd w:id="41"/>
     </w:p>
@@ -17203,43 +15378,7 @@
           <w:color w:val="000000"/>
           <w:sz w:val="24"/>
         </w:rPr>
-        <w:t xml:space="preserve">We used black-box testing with equivalence partitioning to design test cases for the main features of </w:t>
-      </w:r>
-      <w:proofErr w:type="spellStart"/>
-      <w:r>
-        <w:rPr>
-          <w:rFonts w:ascii="Times New Roman" w:hAnsi="Times New Roman"/>
-          <w:color w:val="000000"/>
-          <w:sz w:val="24"/>
-        </w:rPr>
-        <w:t>Riphah</w:t>
-      </w:r>
-      <w:proofErr w:type="spellEnd"/>
-      <w:r>
-        <w:rPr>
-          <w:rFonts w:ascii="Times New Roman" w:hAnsi="Times New Roman"/>
-          <w:color w:val="000000"/>
-          <w:sz w:val="24"/>
-        </w:rPr>
-        <w:t xml:space="preserve"> </w:t>
-      </w:r>
-      <w:proofErr w:type="spellStart"/>
-      <w:r>
-        <w:rPr>
-          <w:rFonts w:ascii="Times New Roman" w:hAnsi="Times New Roman"/>
-          <w:color w:val="000000"/>
-          <w:sz w:val="24"/>
-        </w:rPr>
-        <w:t>Konnect</w:t>
-      </w:r>
-      <w:proofErr w:type="spellEnd"/>
-      <w:r>
-        <w:rPr>
-          <w:rFonts w:ascii="Times New Roman" w:hAnsi="Times New Roman"/>
-          <w:color w:val="000000"/>
-          <w:sz w:val="24"/>
-        </w:rPr>
-        <w:t>. Each test case table shows the input fields being tested, the valid class of inputs (what should be accepted), and the invalid class (what should be rejected). These test cases are used to check whether the system correctly handles both correct and incorrect inputs.</w:t>
+        <w:t>We used black-box testing with equivalence partitioning to design test cases for the main features of Riphah Konnect. Each test case table shows the input fields being tested, the valid class of inputs (what should be accepted), and the invalid class (what should be rejected). These test cases are used to check whether the system correctly handles both correct and incorrect inputs.</w:t>
       </w:r>
     </w:p>
     <w:p>
@@ -17248,19 +15387,11 @@
         <w:spacing w:after="120" w:line="360" w:lineRule="auto"/>
       </w:pPr>
       <w:bookmarkStart w:id="42" w:name="_Toc227543934"/>
-      <w:proofErr w:type="gramStart"/>
-      <w:r>
-        <w:rPr>
-          <w:rFonts w:ascii="Times New Roman" w:hAnsi="Times New Roman"/>
-        </w:rPr>
-        <w:t>3.5.1  Test</w:t>
-      </w:r>
-      <w:proofErr w:type="gramEnd"/>
-      <w:r>
-        <w:rPr>
-          <w:rFonts w:ascii="Times New Roman" w:hAnsi="Times New Roman"/>
-        </w:rPr>
-        <w:t xml:space="preserve"> Case Design</w:t>
+      <w:r>
+        <w:rPr>
+          <w:rFonts w:ascii="Times New Roman" w:hAnsi="Times New Roman"/>
+        </w:rPr>
+        <w:t>3.5.1  Test Case Design</w:t>
       </w:r>
       <w:bookmarkEnd w:id="42"/>
     </w:p>
@@ -17270,19 +15401,11 @@
         <w:spacing w:line="360" w:lineRule="auto"/>
       </w:pPr>
       <w:bookmarkStart w:id="43" w:name="_Toc227543935"/>
-      <w:proofErr w:type="gramStart"/>
-      <w:r>
-        <w:rPr>
-          <w:rFonts w:ascii="Times New Roman" w:hAnsi="Times New Roman"/>
-        </w:rPr>
-        <w:t>3.5.1.1  User</w:t>
-      </w:r>
-      <w:proofErr w:type="gramEnd"/>
-      <w:r>
-        <w:rPr>
-          <w:rFonts w:ascii="Times New Roman" w:hAnsi="Times New Roman"/>
-        </w:rPr>
-        <w:t xml:space="preserve"> Registration</w:t>
+      <w:r>
+        <w:rPr>
+          <w:rFonts w:ascii="Times New Roman" w:hAnsi="Times New Roman"/>
+        </w:rPr>
+        <w:t>3.5.1.1  User Registration</w:t>
       </w:r>
       <w:bookmarkEnd w:id="43"/>
     </w:p>
@@ -17734,19 +15857,11 @@
         <w:spacing w:line="360" w:lineRule="auto"/>
       </w:pPr>
       <w:bookmarkStart w:id="44" w:name="_Toc227543936"/>
-      <w:proofErr w:type="gramStart"/>
-      <w:r>
-        <w:rPr>
-          <w:rFonts w:ascii="Times New Roman" w:hAnsi="Times New Roman"/>
-        </w:rPr>
-        <w:t>3.5.1.2  User</w:t>
-      </w:r>
-      <w:proofErr w:type="gramEnd"/>
-      <w:r>
-        <w:rPr>
-          <w:rFonts w:ascii="Times New Roman" w:hAnsi="Times New Roman"/>
-        </w:rPr>
-        <w:t xml:space="preserve"> Login</w:t>
+      <w:r>
+        <w:rPr>
+          <w:rFonts w:ascii="Times New Roman" w:hAnsi="Times New Roman"/>
+        </w:rPr>
+        <w:t>3.5.1.2  User Login</w:t>
       </w:r>
       <w:bookmarkEnd w:id="44"/>
     </w:p>
@@ -17887,25 +16002,7 @@
                 <w:color w:val="000000"/>
                 <w:sz w:val="24"/>
               </w:rPr>
-              <w:t xml:space="preserve">A registered </w:t>
-            </w:r>
-            <w:proofErr w:type="spellStart"/>
-            <w:r>
-              <w:rPr>
-                <w:rFonts w:ascii="Times New Roman" w:hAnsi="Times New Roman"/>
-                <w:color w:val="000000"/>
-                <w:sz w:val="24"/>
-              </w:rPr>
-              <w:t>Riphah</w:t>
-            </w:r>
-            <w:proofErr w:type="spellEnd"/>
-            <w:r>
-              <w:rPr>
-                <w:rFonts w:ascii="Times New Roman" w:hAnsi="Times New Roman"/>
-                <w:color w:val="000000"/>
-                <w:sz w:val="24"/>
-              </w:rPr>
-              <w:t xml:space="preserve"> email address</w:t>
+              <w:t>A registered Riphah email address</w:t>
             </w:r>
           </w:p>
         </w:tc>
@@ -18011,19 +16108,11 @@
         <w:spacing w:line="360" w:lineRule="auto"/>
       </w:pPr>
       <w:bookmarkStart w:id="45" w:name="_Toc227543937"/>
-      <w:proofErr w:type="gramStart"/>
-      <w:r>
-        <w:rPr>
-          <w:rFonts w:ascii="Times New Roman" w:hAnsi="Times New Roman"/>
-        </w:rPr>
-        <w:t>3.5.1.3  Create</w:t>
-      </w:r>
-      <w:proofErr w:type="gramEnd"/>
-      <w:r>
-        <w:rPr>
-          <w:rFonts w:ascii="Times New Roman" w:hAnsi="Times New Roman"/>
-        </w:rPr>
-        <w:t xml:space="preserve"> Post</w:t>
+      <w:r>
+        <w:rPr>
+          <w:rFonts w:ascii="Times New Roman" w:hAnsi="Times New Roman"/>
+        </w:rPr>
+        <w:t>3.5.1.3  Create Post</w:t>
       </w:r>
       <w:bookmarkEnd w:id="45"/>
     </w:p>
@@ -18270,19 +16359,11 @@
         <w:spacing w:line="360" w:lineRule="auto"/>
       </w:pPr>
       <w:bookmarkStart w:id="46" w:name="_Toc227543938"/>
-      <w:proofErr w:type="gramStart"/>
-      <w:r>
-        <w:rPr>
-          <w:rFonts w:ascii="Times New Roman" w:hAnsi="Times New Roman"/>
-        </w:rPr>
-        <w:t>3.5.1.4  Create</w:t>
-      </w:r>
-      <w:proofErr w:type="gramEnd"/>
-      <w:r>
-        <w:rPr>
-          <w:rFonts w:ascii="Times New Roman" w:hAnsi="Times New Roman"/>
-        </w:rPr>
-        <w:t xml:space="preserve"> Semester Group</w:t>
+      <w:r>
+        <w:rPr>
+          <w:rFonts w:ascii="Times New Roman" w:hAnsi="Times New Roman"/>
+        </w:rPr>
+        <w:t>3.5.1.4  Create Semester Group</w:t>
       </w:r>
       <w:bookmarkEnd w:id="46"/>
     </w:p>
@@ -18598,19 +16679,11 @@
         <w:spacing w:line="360" w:lineRule="auto"/>
       </w:pPr>
       <w:bookmarkStart w:id="47" w:name="_Toc227543939"/>
-      <w:proofErr w:type="gramStart"/>
-      <w:r>
-        <w:rPr>
-          <w:rFonts w:ascii="Times New Roman" w:hAnsi="Times New Roman"/>
-        </w:rPr>
-        <w:t>3.5.1.5  Join</w:t>
-      </w:r>
-      <w:proofErr w:type="gramEnd"/>
-      <w:r>
-        <w:rPr>
-          <w:rFonts w:ascii="Times New Roman" w:hAnsi="Times New Roman"/>
-        </w:rPr>
-        <w:t xml:space="preserve"> Semester Group</w:t>
+      <w:r>
+        <w:rPr>
+          <w:rFonts w:ascii="Times New Roman" w:hAnsi="Times New Roman"/>
+        </w:rPr>
+        <w:t>3.5.1.5  Join Semester Group</w:t>
       </w:r>
       <w:bookmarkEnd w:id="47"/>
     </w:p>
@@ -18857,19 +16930,11 @@
         <w:spacing w:line="360" w:lineRule="auto"/>
       </w:pPr>
       <w:bookmarkStart w:id="48" w:name="_Toc227543940"/>
-      <w:proofErr w:type="gramStart"/>
-      <w:r>
-        <w:rPr>
-          <w:rFonts w:ascii="Times New Roman" w:hAnsi="Times New Roman"/>
-        </w:rPr>
-        <w:t>3.5.1.6  Create</w:t>
-      </w:r>
-      <w:proofErr w:type="gramEnd"/>
-      <w:r>
-        <w:rPr>
-          <w:rFonts w:ascii="Times New Roman" w:hAnsi="Times New Roman"/>
-        </w:rPr>
-        <w:t xml:space="preserve"> Campus Event</w:t>
+      <w:r>
+        <w:rPr>
+          <w:rFonts w:ascii="Times New Roman" w:hAnsi="Times New Roman"/>
+        </w:rPr>
+        <w:t>3.5.1.6  Create Campus Event</w:t>
       </w:r>
       <w:bookmarkEnd w:id="48"/>
     </w:p>
@@ -19184,19 +17249,11 @@
         <w:spacing w:line="360" w:lineRule="auto"/>
       </w:pPr>
       <w:bookmarkStart w:id="49" w:name="_Toc227543941"/>
-      <w:proofErr w:type="gramStart"/>
-      <w:r>
-        <w:rPr>
-          <w:rFonts w:ascii="Times New Roman" w:hAnsi="Times New Roman"/>
-        </w:rPr>
-        <w:t>3.5.1.7  RSVP</w:t>
-      </w:r>
-      <w:proofErr w:type="gramEnd"/>
-      <w:r>
-        <w:rPr>
-          <w:rFonts w:ascii="Times New Roman" w:hAnsi="Times New Roman"/>
-        </w:rPr>
-        <w:t xml:space="preserve"> to Campus Event</w:t>
+      <w:r>
+        <w:rPr>
+          <w:rFonts w:ascii="Times New Roman" w:hAnsi="Times New Roman"/>
+        </w:rPr>
+        <w:t>3.5.1.7  RSVP to Campus Event</w:t>
       </w:r>
       <w:bookmarkEnd w:id="49"/>
     </w:p>
@@ -19443,19 +17500,11 @@
         <w:spacing w:line="360" w:lineRule="auto"/>
       </w:pPr>
       <w:bookmarkStart w:id="50" w:name="_Toc227543942"/>
-      <w:proofErr w:type="gramStart"/>
-      <w:r>
-        <w:rPr>
-          <w:rFonts w:ascii="Times New Roman" w:hAnsi="Times New Roman"/>
-        </w:rPr>
-        <w:t>3.5.1.8  Report</w:t>
-      </w:r>
-      <w:proofErr w:type="gramEnd"/>
-      <w:r>
-        <w:rPr>
-          <w:rFonts w:ascii="Times New Roman" w:hAnsi="Times New Roman"/>
-        </w:rPr>
-        <w:t xml:space="preserve"> Lost/Found Item</w:t>
+      <w:r>
+        <w:rPr>
+          <w:rFonts w:ascii="Times New Roman" w:hAnsi="Times New Roman"/>
+        </w:rPr>
+        <w:t>3.5.1.8  Report Lost/Found Item</w:t>
       </w:r>
       <w:bookmarkEnd w:id="50"/>
     </w:p>
@@ -19838,19 +17887,11 @@
         <w:spacing w:line="360" w:lineRule="auto"/>
       </w:pPr>
       <w:bookmarkStart w:id="51" w:name="_Toc227543943"/>
-      <w:proofErr w:type="gramStart"/>
-      <w:r>
-        <w:rPr>
-          <w:rFonts w:ascii="Times New Roman" w:hAnsi="Times New Roman"/>
-        </w:rPr>
-        <w:t>3.5.1.9  Send</w:t>
-      </w:r>
-      <w:proofErr w:type="gramEnd"/>
-      <w:r>
-        <w:rPr>
-          <w:rFonts w:ascii="Times New Roman" w:hAnsi="Times New Roman"/>
-        </w:rPr>
-        <w:t xml:space="preserve"> Message</w:t>
+      <w:r>
+        <w:rPr>
+          <w:rFonts w:ascii="Times New Roman" w:hAnsi="Times New Roman"/>
+        </w:rPr>
+        <w:t>3.5.1.9  Send Message</w:t>
       </w:r>
       <w:bookmarkEnd w:id="51"/>
     </w:p>
@@ -20097,19 +18138,11 @@
         <w:spacing w:line="360" w:lineRule="auto"/>
       </w:pPr>
       <w:bookmarkStart w:id="52" w:name="_Toc227543944"/>
-      <w:proofErr w:type="gramStart"/>
-      <w:r>
-        <w:rPr>
-          <w:rFonts w:ascii="Times New Roman" w:hAnsi="Times New Roman"/>
-        </w:rPr>
-        <w:t>3.5.1.10  Post</w:t>
-      </w:r>
-      <w:proofErr w:type="gramEnd"/>
-      <w:r>
-        <w:rPr>
-          <w:rFonts w:ascii="Times New Roman" w:hAnsi="Times New Roman"/>
-        </w:rPr>
-        <w:t xml:space="preserve"> Announcement</w:t>
+      <w:r>
+        <w:rPr>
+          <w:rFonts w:ascii="Times New Roman" w:hAnsi="Times New Roman"/>
+        </w:rPr>
+        <w:t>3.5.1.10  Post Announcement</w:t>
       </w:r>
       <w:bookmarkEnd w:id="52"/>
     </w:p>
@@ -20520,7 +18553,6 @@
         <w:spacing w:line="360" w:lineRule="auto"/>
       </w:pPr>
       <w:bookmarkStart w:id="54" w:name="_Toc227543946"/>
-      <w:proofErr w:type="gramStart"/>
       <w:r>
         <w:rPr>
           <w:rFonts w:ascii="Times New Roman" w:hAnsi="Times New Roman"/>
@@ -20528,7 +18560,6 @@
         <w:t>4.1  Introduction</w:t>
       </w:r>
       <w:bookmarkEnd w:id="54"/>
-      <w:proofErr w:type="gramEnd"/>
     </w:p>
     <w:p>
       <w:pPr>
@@ -20544,43 +18575,7 @@
           <w:color w:val="000000"/>
           <w:sz w:val="24"/>
         </w:rPr>
-        <w:t xml:space="preserve">This chapter describes how </w:t>
-      </w:r>
-      <w:proofErr w:type="spellStart"/>
-      <w:r>
-        <w:rPr>
-          <w:rFonts w:ascii="Times New Roman" w:hAnsi="Times New Roman"/>
-          <w:color w:val="000000"/>
-          <w:sz w:val="24"/>
-        </w:rPr>
-        <w:t>Riphah</w:t>
-      </w:r>
-      <w:proofErr w:type="spellEnd"/>
-      <w:r>
-        <w:rPr>
-          <w:rFonts w:ascii="Times New Roman" w:hAnsi="Times New Roman"/>
-          <w:color w:val="000000"/>
-          <w:sz w:val="24"/>
-        </w:rPr>
-        <w:t xml:space="preserve"> </w:t>
-      </w:r>
-      <w:proofErr w:type="spellStart"/>
-      <w:r>
-        <w:rPr>
-          <w:rFonts w:ascii="Times New Roman" w:hAnsi="Times New Roman"/>
-          <w:color w:val="000000"/>
-          <w:sz w:val="24"/>
-        </w:rPr>
-        <w:t>Konnect</w:t>
-      </w:r>
-      <w:proofErr w:type="spellEnd"/>
-      <w:r>
-        <w:rPr>
-          <w:rFonts w:ascii="Times New Roman" w:hAnsi="Times New Roman"/>
-          <w:color w:val="000000"/>
-          <w:sz w:val="24"/>
-        </w:rPr>
-        <w:t xml:space="preserve"> is designed. It starts with the system architecture, showing how the frontend, backend, and database are organized. This is followed by the class diagram, which maps out all the data models used in the system. The activity diagrams show the step-by-step flow for a student and for an admin. The use case diagrams show what each type of user can do in the system. Finally, the fully addressed use case tables give a detailed breakdown of the main actions that students, teachers, coordination staff, and admins perform.</w:t>
+        <w:t>This chapter describes how Riphah Konnect is designed. It starts with the system architecture, showing how the frontend, backend, and database are organized. This is followed by the class diagram, which maps out all the data models used in the system. The activity diagrams show the step-by-step flow for a student and for an admin. The use case diagrams show what each type of user can do in the system. Finally, the fully addressed use case tables give a detailed breakdown of the main actions that students, teachers, coordination staff, and admins perform.</w:t>
       </w:r>
     </w:p>
     <w:p>
@@ -20589,19 +18584,11 @@
         <w:spacing w:line="360" w:lineRule="auto"/>
       </w:pPr>
       <w:bookmarkStart w:id="55" w:name="_Toc227543947"/>
-      <w:proofErr w:type="gramStart"/>
-      <w:r>
-        <w:rPr>
-          <w:rFonts w:ascii="Times New Roman" w:hAnsi="Times New Roman"/>
-        </w:rPr>
-        <w:t>4.2  Architectural</w:t>
-      </w:r>
-      <w:proofErr w:type="gramEnd"/>
-      <w:r>
-        <w:rPr>
-          <w:rFonts w:ascii="Times New Roman" w:hAnsi="Times New Roman"/>
-        </w:rPr>
-        <w:t xml:space="preserve"> Design</w:t>
+      <w:r>
+        <w:rPr>
+          <w:rFonts w:ascii="Times New Roman" w:hAnsi="Times New Roman"/>
+        </w:rPr>
+        <w:t>4.2  Architectural Design</w:t>
       </w:r>
       <w:bookmarkEnd w:id="55"/>
     </w:p>
@@ -20614,7 +18601,6 @@
           <w:szCs w:val="24"/>
         </w:rPr>
       </w:pPr>
-      <w:proofErr w:type="spellStart"/>
       <w:r>
         <w:rPr>
           <w:rFonts w:ascii="Times New Roman" w:hAnsi="Times New Roman"/>
@@ -20622,117 +18608,7 @@
           <w:sz w:val="24"/>
           <w:szCs w:val="24"/>
         </w:rPr>
-        <w:t>Riphah</w:t>
-      </w:r>
-      <w:proofErr w:type="spellEnd"/>
-      <w:r>
-        <w:rPr>
-          <w:rFonts w:ascii="Times New Roman" w:hAnsi="Times New Roman"/>
-          <w:color w:val="000000"/>
-          <w:sz w:val="24"/>
-          <w:szCs w:val="24"/>
-        </w:rPr>
-        <w:t xml:space="preserve"> </w:t>
-      </w:r>
-      <w:proofErr w:type="spellStart"/>
-      <w:r>
-        <w:rPr>
-          <w:rFonts w:ascii="Times New Roman" w:hAnsi="Times New Roman"/>
-          <w:color w:val="000000"/>
-          <w:sz w:val="24"/>
-          <w:szCs w:val="24"/>
-        </w:rPr>
-        <w:t>Konnect</w:t>
-      </w:r>
-      <w:proofErr w:type="spellEnd"/>
-      <w:r>
-        <w:rPr>
-          <w:rFonts w:ascii="Times New Roman" w:hAnsi="Times New Roman"/>
-          <w:color w:val="000000"/>
-          <w:sz w:val="24"/>
-          <w:szCs w:val="24"/>
-        </w:rPr>
-        <w:t xml:space="preserve"> follows a three-tier architecture. The first tier is the client side, which runs entirely in the browser using React 18, </w:t>
-      </w:r>
-      <w:proofErr w:type="spellStart"/>
-      <w:r>
-        <w:rPr>
-          <w:rFonts w:ascii="Times New Roman" w:hAnsi="Times New Roman"/>
-          <w:color w:val="000000"/>
-          <w:sz w:val="24"/>
-          <w:szCs w:val="24"/>
-        </w:rPr>
-        <w:t>TailwindCSS</w:t>
-      </w:r>
-      <w:proofErr w:type="spellEnd"/>
-      <w:r>
-        <w:rPr>
-          <w:rFonts w:ascii="Times New Roman" w:hAnsi="Times New Roman"/>
-          <w:color w:val="000000"/>
-          <w:sz w:val="24"/>
-          <w:szCs w:val="24"/>
-        </w:rPr>
-        <w:t xml:space="preserve">, React Router, and </w:t>
-      </w:r>
-      <w:proofErr w:type="spellStart"/>
-      <w:r>
-        <w:rPr>
-          <w:rFonts w:ascii="Times New Roman" w:hAnsi="Times New Roman"/>
-          <w:color w:val="000000"/>
-          <w:sz w:val="24"/>
-          <w:szCs w:val="24"/>
-        </w:rPr>
-        <w:t>Axios</w:t>
-      </w:r>
-      <w:proofErr w:type="spellEnd"/>
-      <w:r>
-        <w:rPr>
-          <w:rFonts w:ascii="Times New Roman" w:hAnsi="Times New Roman"/>
-          <w:color w:val="000000"/>
-          <w:sz w:val="24"/>
-          <w:szCs w:val="24"/>
-        </w:rPr>
-        <w:t xml:space="preserve">. The second tier is the backend server built with Node.js and Express.js. It handles all API requests, manages user authentication using JWT tokens, and runs a Socket.io server for real-time messaging. The third tier is the database, which is PostgreSQL hosted on </w:t>
-      </w:r>
-      <w:proofErr w:type="spellStart"/>
-      <w:r>
-        <w:rPr>
-          <w:rFonts w:ascii="Times New Roman" w:hAnsi="Times New Roman"/>
-          <w:color w:val="000000"/>
-          <w:sz w:val="24"/>
-          <w:szCs w:val="24"/>
-        </w:rPr>
-        <w:t>Supabase</w:t>
-      </w:r>
-      <w:proofErr w:type="spellEnd"/>
-      <w:r>
-        <w:rPr>
-          <w:rFonts w:ascii="Times New Roman" w:hAnsi="Times New Roman"/>
-          <w:color w:val="000000"/>
-          <w:sz w:val="24"/>
-          <w:szCs w:val="24"/>
-        </w:rPr>
-        <w:t xml:space="preserve">, accessed through </w:t>
-      </w:r>
-      <w:proofErr w:type="spellStart"/>
-      <w:r>
-        <w:rPr>
-          <w:rFonts w:ascii="Times New Roman" w:hAnsi="Times New Roman"/>
-          <w:color w:val="000000"/>
-          <w:sz w:val="24"/>
-          <w:szCs w:val="24"/>
-        </w:rPr>
-        <w:t>Prisma</w:t>
-      </w:r>
-      <w:proofErr w:type="spellEnd"/>
-      <w:r>
-        <w:rPr>
-          <w:rFonts w:ascii="Times New Roman" w:hAnsi="Times New Roman"/>
-          <w:color w:val="000000"/>
-          <w:sz w:val="24"/>
-          <w:szCs w:val="24"/>
-        </w:rPr>
-        <w:t xml:space="preserve"> ORM. The backend also connects to Gmail SMTP to send password reset emails. Figure 1 shows the full architecture.</w:t>
+        <w:t>Riphah Konnect follows a three-tier architecture. The first tier is the client side, which runs entirely in the browser using React 18, TailwindCSS, React Router, and Axios. The second tier is the backend server built with Node.js and Express.js. It handles all API requests, manages user authentication using JWT tokens, and runs a Socket.io server for real-time messaging. The third tier is the database, which is PostgreSQL hosted on Supabase, accessed through Prisma ORM. The backend also connects to Gmail SMTP to send password reset emails. Figure 1 shows the full architecture.</w:t>
       </w:r>
     </w:p>
     <w:p>
@@ -20898,19 +18774,11 @@
         <w:spacing w:line="360" w:lineRule="auto"/>
       </w:pPr>
       <w:bookmarkStart w:id="57" w:name="_Toc227543948"/>
-      <w:proofErr w:type="gramStart"/>
-      <w:r>
-        <w:rPr>
-          <w:rFonts w:ascii="Times New Roman" w:hAnsi="Times New Roman"/>
-        </w:rPr>
-        <w:t>4.3  Class</w:t>
-      </w:r>
-      <w:proofErr w:type="gramEnd"/>
-      <w:r>
-        <w:rPr>
-          <w:rFonts w:ascii="Times New Roman" w:hAnsi="Times New Roman"/>
-        </w:rPr>
-        <w:t xml:space="preserve"> Diagram</w:t>
+      <w:r>
+        <w:rPr>
+          <w:rFonts w:ascii="Times New Roman" w:hAnsi="Times New Roman"/>
+        </w:rPr>
+        <w:t>4.3  Class Diagram</w:t>
       </w:r>
       <w:bookmarkEnd w:id="57"/>
     </w:p>
@@ -20930,167 +18798,7 @@
           <w:sz w:val="24"/>
           <w:szCs w:val="24"/>
         </w:rPr>
-        <w:t xml:space="preserve">The class diagram in Figure 2 shows all the data models used in the </w:t>
-      </w:r>
-      <w:proofErr w:type="spellStart"/>
-      <w:r>
-        <w:rPr>
-          <w:rFonts w:ascii="Times New Roman" w:hAnsi="Times New Roman"/>
-          <w:color w:val="000000"/>
-          <w:sz w:val="24"/>
-          <w:szCs w:val="24"/>
-        </w:rPr>
-        <w:t>Riphah</w:t>
-      </w:r>
-      <w:proofErr w:type="spellEnd"/>
-      <w:r>
-        <w:rPr>
-          <w:rFonts w:ascii="Times New Roman" w:hAnsi="Times New Roman"/>
-          <w:color w:val="000000"/>
-          <w:sz w:val="24"/>
-          <w:szCs w:val="24"/>
-        </w:rPr>
-        <w:t xml:space="preserve"> </w:t>
-      </w:r>
-      <w:proofErr w:type="spellStart"/>
-      <w:r>
-        <w:rPr>
-          <w:rFonts w:ascii="Times New Roman" w:hAnsi="Times New Roman"/>
-          <w:color w:val="000000"/>
-          <w:sz w:val="24"/>
-          <w:szCs w:val="24"/>
-        </w:rPr>
-        <w:t>Konnect</w:t>
-      </w:r>
-      <w:proofErr w:type="spellEnd"/>
-      <w:r>
-        <w:rPr>
-          <w:rFonts w:ascii="Times New Roman" w:hAnsi="Times New Roman"/>
-          <w:color w:val="000000"/>
-          <w:sz w:val="24"/>
-          <w:szCs w:val="24"/>
-        </w:rPr>
-        <w:t xml:space="preserve"> database. The central model is User, which connects to almost every other model. A User can create Posts, Comments, and Likes. They can create or join </w:t>
-      </w:r>
-      <w:proofErr w:type="spellStart"/>
-      <w:r>
-        <w:rPr>
-          <w:rFonts w:ascii="Times New Roman" w:hAnsi="Times New Roman"/>
-          <w:color w:val="000000"/>
-          <w:sz w:val="24"/>
-          <w:szCs w:val="24"/>
-        </w:rPr>
-        <w:t>SemesterGroups</w:t>
-      </w:r>
-      <w:proofErr w:type="spellEnd"/>
-      <w:r>
-        <w:rPr>
-          <w:rFonts w:ascii="Times New Roman" w:hAnsi="Times New Roman"/>
-          <w:color w:val="000000"/>
-          <w:sz w:val="24"/>
-          <w:szCs w:val="24"/>
-        </w:rPr>
-        <w:t xml:space="preserve"> through the </w:t>
-      </w:r>
-      <w:proofErr w:type="spellStart"/>
-      <w:r>
-        <w:rPr>
-          <w:rFonts w:ascii="Times New Roman" w:hAnsi="Times New Roman"/>
-          <w:color w:val="000000"/>
-          <w:sz w:val="24"/>
-          <w:szCs w:val="24"/>
-        </w:rPr>
-        <w:t>GroupMember</w:t>
-      </w:r>
-      <w:proofErr w:type="spellEnd"/>
-      <w:r>
-        <w:rPr>
-          <w:rFonts w:ascii="Times New Roman" w:hAnsi="Times New Roman"/>
-          <w:color w:val="000000"/>
-          <w:sz w:val="24"/>
-          <w:szCs w:val="24"/>
-        </w:rPr>
-        <w:t xml:space="preserve"> model. They can create Events and save their attendance through </w:t>
-      </w:r>
-      <w:proofErr w:type="spellStart"/>
-      <w:r>
-        <w:rPr>
-          <w:rFonts w:ascii="Times New Roman" w:hAnsi="Times New Roman"/>
-          <w:color w:val="000000"/>
-          <w:sz w:val="24"/>
-          <w:szCs w:val="24"/>
-        </w:rPr>
-        <w:t>EventRsvp</w:t>
-      </w:r>
-      <w:proofErr w:type="spellEnd"/>
-      <w:r>
-        <w:rPr>
-          <w:rFonts w:ascii="Times New Roman" w:hAnsi="Times New Roman"/>
-          <w:color w:val="000000"/>
-          <w:sz w:val="24"/>
-          <w:szCs w:val="24"/>
-        </w:rPr>
-        <w:t xml:space="preserve">. They can file </w:t>
-      </w:r>
-      <w:proofErr w:type="spellStart"/>
-      <w:r>
-        <w:rPr>
-          <w:rFonts w:ascii="Times New Roman" w:hAnsi="Times New Roman"/>
-          <w:color w:val="000000"/>
-          <w:sz w:val="24"/>
-          <w:szCs w:val="24"/>
-        </w:rPr>
-        <w:t>LostFoundItems</w:t>
-      </w:r>
-      <w:proofErr w:type="spellEnd"/>
-      <w:r>
-        <w:rPr>
-          <w:rFonts w:ascii="Times New Roman" w:hAnsi="Times New Roman"/>
-          <w:color w:val="000000"/>
-          <w:sz w:val="24"/>
-          <w:szCs w:val="24"/>
-        </w:rPr>
-        <w:t xml:space="preserve"> and create Announcements. For messaging, a User participates in Conversations through </w:t>
-      </w:r>
-      <w:proofErr w:type="spellStart"/>
-      <w:r>
-        <w:rPr>
-          <w:rFonts w:ascii="Times New Roman" w:hAnsi="Times New Roman"/>
-          <w:color w:val="000000"/>
-          <w:sz w:val="24"/>
-          <w:szCs w:val="24"/>
-        </w:rPr>
-        <w:t>ConversationParticipant</w:t>
-      </w:r>
-      <w:proofErr w:type="spellEnd"/>
-      <w:r>
-        <w:rPr>
-          <w:rFonts w:ascii="Times New Roman" w:hAnsi="Times New Roman"/>
-          <w:color w:val="000000"/>
-          <w:sz w:val="24"/>
-          <w:szCs w:val="24"/>
-        </w:rPr>
-        <w:t xml:space="preserve"> and sends Messages. The </w:t>
-      </w:r>
-      <w:proofErr w:type="spellStart"/>
-      <w:r>
-        <w:rPr>
-          <w:rFonts w:ascii="Times New Roman" w:hAnsi="Times New Roman"/>
-          <w:color w:val="000000"/>
-          <w:sz w:val="24"/>
-          <w:szCs w:val="24"/>
-        </w:rPr>
-        <w:t>UserCourse</w:t>
-      </w:r>
-      <w:proofErr w:type="spellEnd"/>
-      <w:r>
-        <w:rPr>
-          <w:rFonts w:ascii="Times New Roman" w:hAnsi="Times New Roman"/>
-          <w:color w:val="000000"/>
-          <w:sz w:val="24"/>
-          <w:szCs w:val="24"/>
-        </w:rPr>
-        <w:t xml:space="preserve"> model stores the courses a student is enrolled in.</w:t>
+        <w:t>The class diagram in Figure 2 shows all the data models used in the Riphah Konnect database. The central model is User, which connects to almost every other model. A User can create Posts, Comments, and Likes. They can create or join SemesterGroups through the GroupMember model. They can create Events and save their attendance through EventRsvp. They can file LostFoundItems and create Announcements. For messaging, a User participates in Conversations through ConversationParticipant and sends Messages. The UserCourse model stores the courses a student is enrolled in.</w:t>
       </w:r>
     </w:p>
     <w:p>
@@ -21256,19 +18964,11 @@
         <w:spacing w:line="360" w:lineRule="auto"/>
       </w:pPr>
       <w:bookmarkStart w:id="59" w:name="_Toc227543949"/>
-      <w:proofErr w:type="gramStart"/>
-      <w:r>
-        <w:rPr>
-          <w:rFonts w:ascii="Times New Roman" w:hAnsi="Times New Roman"/>
-        </w:rPr>
-        <w:t>4.4  Activity</w:t>
-      </w:r>
-      <w:proofErr w:type="gramEnd"/>
-      <w:r>
-        <w:rPr>
-          <w:rFonts w:ascii="Times New Roman" w:hAnsi="Times New Roman"/>
-        </w:rPr>
-        <w:t xml:space="preserve"> Diagrams</w:t>
+      <w:r>
+        <w:rPr>
+          <w:rFonts w:ascii="Times New Roman" w:hAnsi="Times New Roman"/>
+        </w:rPr>
+        <w:t>4.4  Activity Diagrams</w:t>
       </w:r>
       <w:bookmarkEnd w:id="59"/>
     </w:p>
@@ -21278,19 +18978,11 @@
         <w:spacing w:line="360" w:lineRule="auto"/>
       </w:pPr>
       <w:bookmarkStart w:id="60" w:name="_Toc227543950"/>
-      <w:proofErr w:type="gramStart"/>
-      <w:r>
-        <w:rPr>
-          <w:rFonts w:ascii="Times New Roman" w:hAnsi="Times New Roman"/>
-        </w:rPr>
-        <w:t>4.4.1  Student</w:t>
-      </w:r>
-      <w:proofErr w:type="gramEnd"/>
-      <w:r>
-        <w:rPr>
-          <w:rFonts w:ascii="Times New Roman" w:hAnsi="Times New Roman"/>
-        </w:rPr>
-        <w:t xml:space="preserve"> Activity Diagram</w:t>
+      <w:r>
+        <w:rPr>
+          <w:rFonts w:ascii="Times New Roman" w:hAnsi="Times New Roman"/>
+        </w:rPr>
+        <w:t>4.4.1  Student Activity Diagram</w:t>
       </w:r>
       <w:bookmarkEnd w:id="60"/>
     </w:p>
@@ -21310,67 +19002,7 @@
           <w:sz w:val="24"/>
           <w:szCs w:val="24"/>
         </w:rPr>
-        <w:t xml:space="preserve">Figure 3 shows the activity flow for a student using </w:t>
-      </w:r>
-      <w:proofErr w:type="spellStart"/>
-      <w:r>
-        <w:rPr>
-          <w:rFonts w:ascii="Times New Roman" w:hAnsi="Times New Roman"/>
-          <w:color w:val="000000"/>
-          <w:sz w:val="24"/>
-          <w:szCs w:val="24"/>
-        </w:rPr>
-        <w:t>Riphah</w:t>
-      </w:r>
-      <w:proofErr w:type="spellEnd"/>
-      <w:r>
-        <w:rPr>
-          <w:rFonts w:ascii="Times New Roman" w:hAnsi="Times New Roman"/>
-          <w:color w:val="000000"/>
-          <w:sz w:val="24"/>
-          <w:szCs w:val="24"/>
-        </w:rPr>
-        <w:t xml:space="preserve"> </w:t>
-      </w:r>
-      <w:proofErr w:type="spellStart"/>
-      <w:r>
-        <w:rPr>
-          <w:rFonts w:ascii="Times New Roman" w:hAnsi="Times New Roman"/>
-          <w:color w:val="000000"/>
-          <w:sz w:val="24"/>
-          <w:szCs w:val="24"/>
-        </w:rPr>
-        <w:t>Konnect</w:t>
-      </w:r>
-      <w:proofErr w:type="spellEnd"/>
-      <w:r>
-        <w:rPr>
-          <w:rFonts w:ascii="Times New Roman" w:hAnsi="Times New Roman"/>
-          <w:color w:val="000000"/>
-          <w:sz w:val="24"/>
-          <w:szCs w:val="24"/>
-        </w:rPr>
-        <w:t xml:space="preserve">. The student first registers with a </w:t>
-      </w:r>
-      <w:proofErr w:type="spellStart"/>
-      <w:r>
-        <w:rPr>
-          <w:rFonts w:ascii="Times New Roman" w:hAnsi="Times New Roman"/>
-          <w:color w:val="000000"/>
-          <w:sz w:val="24"/>
-          <w:szCs w:val="24"/>
-        </w:rPr>
-        <w:t>Riphah</w:t>
-      </w:r>
-      <w:proofErr w:type="spellEnd"/>
-      <w:r>
-        <w:rPr>
-          <w:rFonts w:ascii="Times New Roman" w:hAnsi="Times New Roman"/>
-          <w:color w:val="000000"/>
-          <w:sz w:val="24"/>
-          <w:szCs w:val="24"/>
-        </w:rPr>
-        <w:t xml:space="preserve"> email and logs in. After reaching the home dashboard, the student can choose from the main modules: Posts, Semester Groups, Campus Events, Lost and Found, Messaging, and Announcements. After completing an action in any module, the student returns to the dashboard.</w:t>
+        <w:t>Figure 3 shows the activity flow for a student using Riphah Konnect. The student first registers with a Riphah email and logs in. After reaching the home dashboard, the student can choose from the main modules: Posts, Semester Groups, Campus Events, Lost and Found, Messaging, and Announcements. After completing an action in any module, the student returns to the dashboard.</w:t>
       </w:r>
     </w:p>
     <w:p>
@@ -21506,19 +19138,11 @@
         <w:spacing w:line="360" w:lineRule="auto"/>
       </w:pPr>
       <w:bookmarkStart w:id="62" w:name="_Toc227543951"/>
-      <w:proofErr w:type="gramStart"/>
-      <w:r>
-        <w:rPr>
-          <w:rFonts w:ascii="Times New Roman" w:hAnsi="Times New Roman"/>
-        </w:rPr>
-        <w:t>4.4.2  Admin</w:t>
-      </w:r>
-      <w:proofErr w:type="gramEnd"/>
-      <w:r>
-        <w:rPr>
-          <w:rFonts w:ascii="Times New Roman" w:hAnsi="Times New Roman"/>
-        </w:rPr>
-        <w:t xml:space="preserve"> Activity Diagram</w:t>
+      <w:r>
+        <w:rPr>
+          <w:rFonts w:ascii="Times New Roman" w:hAnsi="Times New Roman"/>
+        </w:rPr>
+        <w:t>4.4.2  Admin Activity Diagram</w:t>
       </w:r>
       <w:bookmarkEnd w:id="62"/>
     </w:p>
@@ -21712,20 +19336,12 @@
         <w:spacing w:line="360" w:lineRule="auto"/>
       </w:pPr>
       <w:bookmarkStart w:id="64" w:name="_Toc227543952"/>
-      <w:proofErr w:type="gramStart"/>
       <w:r>
         <w:rPr>
           <w:rFonts w:ascii="Times New Roman" w:hAnsi="Times New Roman"/>
         </w:rPr>
         <w:lastRenderedPageBreak/>
-        <w:t>4.5  Use</w:t>
-      </w:r>
-      <w:proofErr w:type="gramEnd"/>
-      <w:r>
-        <w:rPr>
-          <w:rFonts w:ascii="Times New Roman" w:hAnsi="Times New Roman"/>
-        </w:rPr>
-        <w:t xml:space="preserve"> Case Diagrams</w:t>
+        <w:t>4.5  Use Case Diagrams</w:t>
       </w:r>
       <w:bookmarkEnd w:id="64"/>
     </w:p>
@@ -21735,19 +19351,11 @@
         <w:spacing w:line="360" w:lineRule="auto"/>
       </w:pPr>
       <w:bookmarkStart w:id="65" w:name="_Toc227543953"/>
-      <w:proofErr w:type="gramStart"/>
-      <w:r>
-        <w:rPr>
-          <w:rFonts w:ascii="Times New Roman" w:hAnsi="Times New Roman"/>
-        </w:rPr>
-        <w:t>4.5.1  Student</w:t>
-      </w:r>
-      <w:proofErr w:type="gramEnd"/>
-      <w:r>
-        <w:rPr>
-          <w:rFonts w:ascii="Times New Roman" w:hAnsi="Times New Roman"/>
-        </w:rPr>
-        <w:t xml:space="preserve"> Use Case Diagram</w:t>
+      <w:r>
+        <w:rPr>
+          <w:rFonts w:ascii="Times New Roman" w:hAnsi="Times New Roman"/>
+        </w:rPr>
+        <w:t>4.5.1  Student Use Case Diagram</w:t>
       </w:r>
       <w:bookmarkEnd w:id="65"/>
     </w:p>
@@ -21920,19 +19528,11 @@
         <w:spacing w:line="360" w:lineRule="auto"/>
       </w:pPr>
       <w:bookmarkStart w:id="67" w:name="_Toc227543954"/>
-      <w:proofErr w:type="gramStart"/>
-      <w:r>
-        <w:rPr>
-          <w:rFonts w:ascii="Times New Roman" w:hAnsi="Times New Roman"/>
-        </w:rPr>
-        <w:t>4.5.2  Admin</w:t>
-      </w:r>
-      <w:proofErr w:type="gramEnd"/>
-      <w:r>
-        <w:rPr>
-          <w:rFonts w:ascii="Times New Roman" w:hAnsi="Times New Roman"/>
-        </w:rPr>
-        <w:t xml:space="preserve"> Use Case Diagram</w:t>
+      <w:r>
+        <w:rPr>
+          <w:rFonts w:ascii="Times New Roman" w:hAnsi="Times New Roman"/>
+        </w:rPr>
+        <w:t>4.5.2  Admin Use Case Diagram</w:t>
       </w:r>
       <w:bookmarkEnd w:id="67"/>
     </w:p>
@@ -22078,19 +19678,11 @@
         <w:spacing w:line="360" w:lineRule="auto"/>
       </w:pPr>
       <w:bookmarkStart w:id="69" w:name="_Toc227543955"/>
-      <w:proofErr w:type="gramStart"/>
-      <w:r>
-        <w:rPr>
-          <w:rFonts w:ascii="Times New Roman" w:hAnsi="Times New Roman"/>
-        </w:rPr>
-        <w:t>4.6  Fully</w:t>
-      </w:r>
-      <w:proofErr w:type="gramEnd"/>
-      <w:r>
-        <w:rPr>
-          <w:rFonts w:ascii="Times New Roman" w:hAnsi="Times New Roman"/>
-        </w:rPr>
-        <w:t xml:space="preserve"> Addressed Use Cases</w:t>
+      <w:r>
+        <w:rPr>
+          <w:rFonts w:ascii="Times New Roman" w:hAnsi="Times New Roman"/>
+        </w:rPr>
+        <w:t>4.6  Fully Addressed Use Cases</w:t>
       </w:r>
       <w:bookmarkEnd w:id="69"/>
     </w:p>
@@ -22517,19 +20109,8 @@
                 <w:szCs w:val="24"/>
               </w:rPr>
               <w:br/>
-              <w:t>3. User clicks Sign In</w:t>
-            </w:r>
-            <w:proofErr w:type="gramStart"/>
-            <w:r>
-              <w:rPr>
-                <w:rFonts w:ascii="Times New Roman" w:hAnsi="Times New Roman"/>
-                <w:color w:val="000000"/>
-                <w:sz w:val="24"/>
-                <w:szCs w:val="24"/>
-              </w:rPr>
-              <w:t>.</w:t>
-            </w:r>
-            <w:proofErr w:type="gramEnd"/>
+              <w:t>3. User clicks Sign In.</w:t>
+            </w:r>
             <w:r>
               <w:rPr>
                 <w:rFonts w:ascii="Times New Roman" w:hAnsi="Times New Roman"/>
@@ -29281,19 +26862,11 @@
         <w:spacing w:line="360" w:lineRule="auto"/>
       </w:pPr>
       <w:bookmarkStart w:id="87" w:name="_Toc227543959"/>
-      <w:proofErr w:type="gramStart"/>
-      <w:r>
-        <w:rPr>
-          <w:rFonts w:ascii="Times New Roman" w:hAnsi="Times New Roman"/>
-        </w:rPr>
-        <w:t>5.1  IDE</w:t>
-      </w:r>
-      <w:proofErr w:type="gramEnd"/>
-      <w:r>
-        <w:rPr>
-          <w:rFonts w:ascii="Times New Roman" w:hAnsi="Times New Roman"/>
-        </w:rPr>
-        <w:t>, Tools and Technologies</w:t>
+      <w:r>
+        <w:rPr>
+          <w:rFonts w:ascii="Times New Roman" w:hAnsi="Times New Roman"/>
+        </w:rPr>
+        <w:t>5.1  IDE, Tools and Technologies</w:t>
       </w:r>
       <w:bookmarkEnd w:id="87"/>
     </w:p>
@@ -29303,7 +26876,6 @@
         <w:spacing w:line="360" w:lineRule="auto"/>
       </w:pPr>
       <w:bookmarkStart w:id="88" w:name="_Toc227543960"/>
-      <w:proofErr w:type="gramStart"/>
       <w:r>
         <w:rPr>
           <w:rFonts w:ascii="Times New Roman" w:hAnsi="Times New Roman"/>
@@ -29311,7 +26883,6 @@
         <w:t>5.1.1  Frontend</w:t>
       </w:r>
       <w:bookmarkEnd w:id="88"/>
-      <w:proofErr w:type="gramEnd"/>
     </w:p>
     <w:p>
       <w:pPr>
@@ -29365,18 +26936,8 @@
           <w:color w:val="000000"/>
           <w:sz w:val="24"/>
         </w:rPr>
-        <w:t xml:space="preserve">2. </w:t>
-      </w:r>
-      <w:proofErr w:type="spellStart"/>
-      <w:r>
-        <w:rPr>
-          <w:rFonts w:ascii="Times New Roman" w:hAnsi="Times New Roman"/>
-          <w:color w:val="000000"/>
-          <w:sz w:val="24"/>
-        </w:rPr>
-        <w:t>Vite</w:t>
-      </w:r>
-      <w:proofErr w:type="spellEnd"/>
+        <w:t>2. Vite</w:t>
+      </w:r>
     </w:p>
     <w:p>
       <w:pPr>
@@ -29394,18 +26955,8 @@
           <w:color w:val="000000"/>
           <w:sz w:val="24"/>
         </w:rPr>
-        <w:t xml:space="preserve">3. </w:t>
-      </w:r>
-      <w:proofErr w:type="spellStart"/>
-      <w:r>
-        <w:rPr>
-          <w:rFonts w:ascii="Times New Roman" w:hAnsi="Times New Roman"/>
-          <w:color w:val="000000"/>
-          <w:sz w:val="24"/>
-        </w:rPr>
-        <w:t>TailwindCSS</w:t>
-      </w:r>
-      <w:proofErr w:type="spellEnd"/>
+        <w:t>3. TailwindCSS</w:t>
+      </w:r>
     </w:p>
     <w:p>
       <w:pPr>
@@ -29442,18 +26993,8 @@
           <w:color w:val="000000"/>
           <w:sz w:val="24"/>
         </w:rPr>
-        <w:t xml:space="preserve">5. </w:t>
-      </w:r>
-      <w:proofErr w:type="spellStart"/>
-      <w:r>
-        <w:rPr>
-          <w:rFonts w:ascii="Times New Roman" w:hAnsi="Times New Roman"/>
-          <w:color w:val="000000"/>
-          <w:sz w:val="24"/>
-        </w:rPr>
-        <w:t>Axios</w:t>
-      </w:r>
-      <w:proofErr w:type="spellEnd"/>
+        <w:t>5. Axios</w:t>
+      </w:r>
     </w:p>
     <w:p>
       <w:pPr>
@@ -29499,7 +27040,6 @@
         <w:spacing w:line="360" w:lineRule="auto"/>
       </w:pPr>
       <w:bookmarkStart w:id="89" w:name="_Toc227543961"/>
-      <w:proofErr w:type="gramStart"/>
       <w:r>
         <w:rPr>
           <w:rFonts w:ascii="Times New Roman" w:hAnsi="Times New Roman"/>
@@ -29507,7 +27047,6 @@
         <w:t>5.1.2  Backend</w:t>
       </w:r>
       <w:bookmarkEnd w:id="89"/>
-      <w:proofErr w:type="gramEnd"/>
     </w:p>
     <w:p>
       <w:pPr>
@@ -29563,25 +27102,7 @@
           <w:color w:val="000000"/>
           <w:sz w:val="24"/>
         </w:rPr>
-        <w:t xml:space="preserve">3. </w:t>
-      </w:r>
-      <w:proofErr w:type="spellStart"/>
-      <w:r>
-        <w:rPr>
-          <w:rFonts w:ascii="Times New Roman" w:hAnsi="Times New Roman"/>
-          <w:color w:val="000000"/>
-          <w:sz w:val="24"/>
-        </w:rPr>
-        <w:t>Prisma</w:t>
-      </w:r>
-      <w:proofErr w:type="spellEnd"/>
-      <w:r>
-        <w:rPr>
-          <w:rFonts w:ascii="Times New Roman" w:hAnsi="Times New Roman"/>
-          <w:color w:val="000000"/>
-          <w:sz w:val="24"/>
-        </w:rPr>
-        <w:t xml:space="preserve"> ORM</w:t>
+        <w:t>3. Prisma ORM</w:t>
       </w:r>
     </w:p>
     <w:p>
@@ -29619,20 +27140,8 @@
           <w:color w:val="000000"/>
           <w:sz w:val="24"/>
         </w:rPr>
-        <w:t xml:space="preserve">5. </w:t>
-      </w:r>
-      <w:proofErr w:type="spellStart"/>
-      <w:proofErr w:type="gramStart"/>
-      <w:r>
-        <w:rPr>
-          <w:rFonts w:ascii="Times New Roman" w:hAnsi="Times New Roman"/>
-          <w:color w:val="000000"/>
-          <w:sz w:val="24"/>
-        </w:rPr>
-        <w:t>bcrypt</w:t>
-      </w:r>
-      <w:proofErr w:type="spellEnd"/>
-      <w:proofErr w:type="gramEnd"/>
+        <w:t>5. bcrypt</w:t>
+      </w:r>
     </w:p>
     <w:p>
       <w:pPr>
@@ -29669,18 +27178,8 @@
           <w:color w:val="000000"/>
           <w:sz w:val="24"/>
         </w:rPr>
-        <w:t xml:space="preserve">7. </w:t>
-      </w:r>
-      <w:proofErr w:type="spellStart"/>
-      <w:r>
-        <w:rPr>
-          <w:rFonts w:ascii="Times New Roman" w:hAnsi="Times New Roman"/>
-          <w:color w:val="000000"/>
-          <w:sz w:val="24"/>
-        </w:rPr>
-        <w:t>Nodemailer</w:t>
-      </w:r>
-      <w:proofErr w:type="spellEnd"/>
+        <w:t>7. Nodemailer</w:t>
+      </w:r>
     </w:p>
     <w:p>
       <w:pPr>
@@ -29698,20 +27197,8 @@
           <w:color w:val="000000"/>
           <w:sz w:val="24"/>
         </w:rPr>
-        <w:t xml:space="preserve">8. </w:t>
-      </w:r>
-      <w:proofErr w:type="spellStart"/>
-      <w:proofErr w:type="gramStart"/>
-      <w:r>
-        <w:rPr>
-          <w:rFonts w:ascii="Times New Roman" w:hAnsi="Times New Roman"/>
-          <w:color w:val="000000"/>
-          <w:sz w:val="24"/>
-        </w:rPr>
-        <w:t>dotenv</w:t>
-      </w:r>
-      <w:proofErr w:type="spellEnd"/>
-      <w:proofErr w:type="gramEnd"/>
+        <w:t>8. dotenv</w:t>
+      </w:r>
     </w:p>
     <w:p>
       <w:pPr>
@@ -29719,7 +27206,6 @@
         <w:spacing w:line="360" w:lineRule="auto"/>
       </w:pPr>
       <w:bookmarkStart w:id="90" w:name="_Toc227543962"/>
-      <w:proofErr w:type="gramStart"/>
       <w:r>
         <w:rPr>
           <w:rFonts w:ascii="Times New Roman" w:hAnsi="Times New Roman"/>
@@ -29727,7 +27213,6 @@
         <w:t>5.1.3  Database</w:t>
       </w:r>
       <w:bookmarkEnd w:id="90"/>
-      <w:proofErr w:type="gramEnd"/>
     </w:p>
     <w:p>
       <w:pPr>
@@ -29764,18 +27249,8 @@
           <w:color w:val="000000"/>
           <w:sz w:val="24"/>
         </w:rPr>
-        <w:t xml:space="preserve">2. </w:t>
-      </w:r>
-      <w:proofErr w:type="spellStart"/>
-      <w:r>
-        <w:rPr>
-          <w:rFonts w:ascii="Times New Roman" w:hAnsi="Times New Roman"/>
-          <w:color w:val="000000"/>
-          <w:sz w:val="24"/>
-        </w:rPr>
-        <w:t>Supabase</w:t>
-      </w:r>
-      <w:proofErr w:type="spellEnd"/>
+        <w:t>2. Supabase</w:t>
+      </w:r>
     </w:p>
     <w:p>
       <w:pPr>
@@ -29783,7 +27258,6 @@
         <w:spacing w:line="360" w:lineRule="auto"/>
       </w:pPr>
       <w:bookmarkStart w:id="91" w:name="_Toc227543963"/>
-      <w:proofErr w:type="gramStart"/>
       <w:r>
         <w:rPr>
           <w:rFonts w:ascii="Times New Roman" w:hAnsi="Times New Roman"/>
@@ -29791,7 +27265,6 @@
         <w:t>5.1.4  Tools</w:t>
       </w:r>
       <w:bookmarkEnd w:id="91"/>
-      <w:proofErr w:type="gramEnd"/>
     </w:p>
     <w:p>
       <w:pPr>
@@ -29848,25 +27321,7 @@
           <w:sz w:val="24"/>
         </w:rPr>
         <w:lastRenderedPageBreak/>
-        <w:t xml:space="preserve">3. </w:t>
-      </w:r>
-      <w:proofErr w:type="spellStart"/>
-      <w:r>
-        <w:rPr>
-          <w:rFonts w:ascii="Times New Roman" w:hAnsi="Times New Roman"/>
-          <w:color w:val="000000"/>
-          <w:sz w:val="24"/>
-        </w:rPr>
-        <w:t>Git</w:t>
-      </w:r>
-      <w:proofErr w:type="spellEnd"/>
-      <w:r>
-        <w:rPr>
-          <w:rFonts w:ascii="Times New Roman" w:hAnsi="Times New Roman"/>
-          <w:color w:val="000000"/>
-          <w:sz w:val="24"/>
-        </w:rPr>
-        <w:t xml:space="preserve"> and GitHub</w:t>
+        <w:t>3. Git and GitHub</w:t>
       </w:r>
     </w:p>
     <w:p>
@@ -29904,18 +27359,8 @@
           <w:color w:val="000000"/>
           <w:sz w:val="24"/>
         </w:rPr>
-        <w:t xml:space="preserve">5. </w:t>
-      </w:r>
-      <w:proofErr w:type="spellStart"/>
-      <w:r>
-        <w:rPr>
-          <w:rFonts w:ascii="Times New Roman" w:hAnsi="Times New Roman"/>
-          <w:color w:val="000000"/>
-          <w:sz w:val="24"/>
-        </w:rPr>
-        <w:t>Figma</w:t>
-      </w:r>
-      <w:proofErr w:type="spellEnd"/>
+        <w:t>5. Figma</w:t>
+      </w:r>
     </w:p>
     <w:p>
       <w:pPr>
@@ -29923,19 +27368,11 @@
         <w:spacing w:line="360" w:lineRule="auto"/>
       </w:pPr>
       <w:bookmarkStart w:id="92" w:name="_Toc227543964"/>
-      <w:proofErr w:type="gramStart"/>
-      <w:r>
-        <w:rPr>
-          <w:rFonts w:ascii="Times New Roman" w:hAnsi="Times New Roman"/>
-        </w:rPr>
-        <w:t>5.2  Best</w:t>
-      </w:r>
-      <w:proofErr w:type="gramEnd"/>
-      <w:r>
-        <w:rPr>
-          <w:rFonts w:ascii="Times New Roman" w:hAnsi="Times New Roman"/>
-        </w:rPr>
-        <w:t xml:space="preserve"> Practices and Coding Standards</w:t>
+      <w:r>
+        <w:rPr>
+          <w:rFonts w:ascii="Times New Roman" w:hAnsi="Times New Roman"/>
+        </w:rPr>
+        <w:t>5.2  Best Practices and Coding Standards</w:t>
       </w:r>
       <w:bookmarkEnd w:id="92"/>
     </w:p>
@@ -29945,19 +27382,11 @@
         <w:spacing w:line="360" w:lineRule="auto"/>
       </w:pPr>
       <w:bookmarkStart w:id="93" w:name="_Toc227543965"/>
-      <w:proofErr w:type="gramStart"/>
-      <w:r>
-        <w:rPr>
-          <w:rFonts w:ascii="Times New Roman" w:hAnsi="Times New Roman"/>
-        </w:rPr>
-        <w:t>5.2.1  Naming</w:t>
-      </w:r>
-      <w:proofErr w:type="gramEnd"/>
-      <w:r>
-        <w:rPr>
-          <w:rFonts w:ascii="Times New Roman" w:hAnsi="Times New Roman"/>
-        </w:rPr>
-        <w:t xml:space="preserve"> Conventions</w:t>
+      <w:r>
+        <w:rPr>
+          <w:rFonts w:ascii="Times New Roman" w:hAnsi="Times New Roman"/>
+        </w:rPr>
+        <w:t>5.2.1  Naming Conventions</w:t>
       </w:r>
       <w:bookmarkEnd w:id="93"/>
     </w:p>
@@ -29975,187 +27404,7 @@
           <w:color w:val="000000"/>
           <w:sz w:val="24"/>
         </w:rPr>
-        <w:t xml:space="preserve">All JavaScript variable and function names use </w:t>
-      </w:r>
-      <w:proofErr w:type="spellStart"/>
-      <w:r>
-        <w:rPr>
-          <w:rFonts w:ascii="Times New Roman" w:hAnsi="Times New Roman"/>
-          <w:color w:val="000000"/>
-          <w:sz w:val="24"/>
-        </w:rPr>
-        <w:t>camelCase</w:t>
-      </w:r>
-      <w:proofErr w:type="spellEnd"/>
-      <w:r>
-        <w:rPr>
-          <w:rFonts w:ascii="Times New Roman" w:hAnsi="Times New Roman"/>
-          <w:color w:val="000000"/>
-          <w:sz w:val="24"/>
-        </w:rPr>
-        <w:t xml:space="preserve"> (for example: </w:t>
-      </w:r>
-      <w:proofErr w:type="spellStart"/>
-      <w:r>
-        <w:rPr>
-          <w:rFonts w:ascii="Times New Roman" w:hAnsi="Times New Roman"/>
-          <w:color w:val="000000"/>
-          <w:sz w:val="24"/>
-        </w:rPr>
-        <w:t>getUserById</w:t>
-      </w:r>
-      <w:proofErr w:type="spellEnd"/>
-      <w:r>
-        <w:rPr>
-          <w:rFonts w:ascii="Times New Roman" w:hAnsi="Times New Roman"/>
-          <w:color w:val="000000"/>
-          <w:sz w:val="24"/>
-        </w:rPr>
-        <w:t xml:space="preserve">, </w:t>
-      </w:r>
-      <w:proofErr w:type="spellStart"/>
-      <w:r>
-        <w:rPr>
-          <w:rFonts w:ascii="Times New Roman" w:hAnsi="Times New Roman"/>
-          <w:color w:val="000000"/>
-          <w:sz w:val="24"/>
-        </w:rPr>
-        <w:t>createPost</w:t>
-      </w:r>
-      <w:proofErr w:type="spellEnd"/>
-      <w:r>
-        <w:rPr>
-          <w:rFonts w:ascii="Times New Roman" w:hAnsi="Times New Roman"/>
-          <w:color w:val="000000"/>
-          <w:sz w:val="24"/>
-        </w:rPr>
-        <w:t xml:space="preserve">, </w:t>
-      </w:r>
-      <w:proofErr w:type="spellStart"/>
-      <w:r>
-        <w:rPr>
-          <w:rFonts w:ascii="Times New Roman" w:hAnsi="Times New Roman"/>
-          <w:color w:val="000000"/>
-          <w:sz w:val="24"/>
-        </w:rPr>
-        <w:t>isLoading</w:t>
-      </w:r>
-      <w:proofErr w:type="spellEnd"/>
-      <w:r>
-        <w:rPr>
-          <w:rFonts w:ascii="Times New Roman" w:hAnsi="Times New Roman"/>
-          <w:color w:val="000000"/>
-          <w:sz w:val="24"/>
-        </w:rPr>
-        <w:t xml:space="preserve">). React component names use </w:t>
-      </w:r>
-      <w:proofErr w:type="spellStart"/>
-      <w:r>
-        <w:rPr>
-          <w:rFonts w:ascii="Times New Roman" w:hAnsi="Times New Roman"/>
-          <w:color w:val="000000"/>
-          <w:sz w:val="24"/>
-        </w:rPr>
-        <w:t>PascalCase</w:t>
-      </w:r>
-      <w:proofErr w:type="spellEnd"/>
-      <w:r>
-        <w:rPr>
-          <w:rFonts w:ascii="Times New Roman" w:hAnsi="Times New Roman"/>
-          <w:color w:val="000000"/>
-          <w:sz w:val="24"/>
-        </w:rPr>
-        <w:t xml:space="preserve"> (for example: </w:t>
-      </w:r>
-      <w:proofErr w:type="spellStart"/>
-      <w:r>
-        <w:rPr>
-          <w:rFonts w:ascii="Times New Roman" w:hAnsi="Times New Roman"/>
-          <w:color w:val="000000"/>
-          <w:sz w:val="24"/>
-        </w:rPr>
-        <w:t>FeedPage</w:t>
-      </w:r>
-      <w:proofErr w:type="spellEnd"/>
-      <w:r>
-        <w:rPr>
-          <w:rFonts w:ascii="Times New Roman" w:hAnsi="Times New Roman"/>
-          <w:color w:val="000000"/>
-          <w:sz w:val="24"/>
-        </w:rPr>
-        <w:t xml:space="preserve">, </w:t>
-      </w:r>
-      <w:proofErr w:type="spellStart"/>
-      <w:r>
-        <w:rPr>
-          <w:rFonts w:ascii="Times New Roman" w:hAnsi="Times New Roman"/>
-          <w:color w:val="000000"/>
-          <w:sz w:val="24"/>
-        </w:rPr>
-        <w:t>StudyGroupCard</w:t>
-      </w:r>
-      <w:proofErr w:type="spellEnd"/>
-      <w:r>
-        <w:rPr>
-          <w:rFonts w:ascii="Times New Roman" w:hAnsi="Times New Roman"/>
-          <w:color w:val="000000"/>
-          <w:sz w:val="24"/>
-        </w:rPr>
-        <w:t xml:space="preserve">, </w:t>
-      </w:r>
-      <w:proofErr w:type="spellStart"/>
-      <w:r>
-        <w:rPr>
-          <w:rFonts w:ascii="Times New Roman" w:hAnsi="Times New Roman"/>
-          <w:color w:val="000000"/>
-          <w:sz w:val="24"/>
-        </w:rPr>
-        <w:t>AuthContext</w:t>
-      </w:r>
-      <w:proofErr w:type="spellEnd"/>
-      <w:r>
-        <w:rPr>
-          <w:rFonts w:ascii="Times New Roman" w:hAnsi="Times New Roman"/>
-          <w:color w:val="000000"/>
-          <w:sz w:val="24"/>
-        </w:rPr>
-        <w:t xml:space="preserve">). Database model names in </w:t>
-      </w:r>
-      <w:proofErr w:type="spellStart"/>
-      <w:r>
-        <w:rPr>
-          <w:rFonts w:ascii="Times New Roman" w:hAnsi="Times New Roman"/>
-          <w:color w:val="000000"/>
-          <w:sz w:val="24"/>
-        </w:rPr>
-        <w:t>Prisma</w:t>
-      </w:r>
-      <w:proofErr w:type="spellEnd"/>
-      <w:r>
-        <w:rPr>
-          <w:rFonts w:ascii="Times New Roman" w:hAnsi="Times New Roman"/>
-          <w:color w:val="000000"/>
-          <w:sz w:val="24"/>
-        </w:rPr>
-        <w:t xml:space="preserve"> use </w:t>
-      </w:r>
-      <w:proofErr w:type="spellStart"/>
-      <w:r>
-        <w:rPr>
-          <w:rFonts w:ascii="Times New Roman" w:hAnsi="Times New Roman"/>
-          <w:color w:val="000000"/>
-          <w:sz w:val="24"/>
-        </w:rPr>
-        <w:t>PascalCase</w:t>
-      </w:r>
-      <w:proofErr w:type="spellEnd"/>
-      <w:r>
-        <w:rPr>
-          <w:rFonts w:ascii="Times New Roman" w:hAnsi="Times New Roman"/>
-          <w:color w:val="000000"/>
-          <w:sz w:val="24"/>
-        </w:rPr>
-        <w:t xml:space="preserve"> as required by the ORM. API route files are named in lowercase with hyphens (auth.routes.js, posts.routes.js).</w:t>
+        <w:t>All JavaScript variable and function names use camelCase (for example: getUserById, createPost, isLoading). React component names use PascalCase (for example: FeedPage, StudyGroupCard, AuthContext). Database model names in Prisma use PascalCase as required by the ORM. API route files are named in lowercase with hyphens (auth.routes.js, posts.routes.js).</w:t>
       </w:r>
     </w:p>
     <w:p>
@@ -30164,19 +27413,11 @@
         <w:spacing w:line="360" w:lineRule="auto"/>
       </w:pPr>
       <w:bookmarkStart w:id="94" w:name="_Toc227543966"/>
-      <w:proofErr w:type="gramStart"/>
-      <w:r>
-        <w:rPr>
-          <w:rFonts w:ascii="Times New Roman" w:hAnsi="Times New Roman"/>
-        </w:rPr>
-        <w:t>5.2.2  Project</w:t>
-      </w:r>
-      <w:proofErr w:type="gramEnd"/>
-      <w:r>
-        <w:rPr>
-          <w:rFonts w:ascii="Times New Roman" w:hAnsi="Times New Roman"/>
-        </w:rPr>
-        <w:t xml:space="preserve"> Structure</w:t>
+      <w:r>
+        <w:rPr>
+          <w:rFonts w:ascii="Times New Roman" w:hAnsi="Times New Roman"/>
+        </w:rPr>
+        <w:t>5.2.2  Project Structure</w:t>
       </w:r>
       <w:bookmarkEnd w:id="94"/>
     </w:p>
@@ -30194,43 +27435,7 @@
           <w:color w:val="000000"/>
           <w:sz w:val="24"/>
         </w:rPr>
-        <w:t xml:space="preserve">The backend follows a controller-routes-middleware pattern. Each module has a separate routes file that maps HTTP methods and URLs to controller functions. Controllers contain the business logic. A separate middleware file handles JWT authentication and is applied to all protected routes. The frontend is organized by feature, with each page in its own folder under </w:t>
-      </w:r>
-      <w:proofErr w:type="spellStart"/>
-      <w:r>
-        <w:rPr>
-          <w:rFonts w:ascii="Times New Roman" w:hAnsi="Times New Roman"/>
-          <w:color w:val="000000"/>
-          <w:sz w:val="24"/>
-        </w:rPr>
-        <w:t>src</w:t>
-      </w:r>
-      <w:proofErr w:type="spellEnd"/>
-      <w:r>
-        <w:rPr>
-          <w:rFonts w:ascii="Times New Roman" w:hAnsi="Times New Roman"/>
-          <w:color w:val="000000"/>
-          <w:sz w:val="24"/>
-        </w:rPr>
-        <w:t xml:space="preserve">/pages/ and shared components in </w:t>
-      </w:r>
-      <w:proofErr w:type="spellStart"/>
-      <w:r>
-        <w:rPr>
-          <w:rFonts w:ascii="Times New Roman" w:hAnsi="Times New Roman"/>
-          <w:color w:val="000000"/>
-          <w:sz w:val="24"/>
-        </w:rPr>
-        <w:t>src</w:t>
-      </w:r>
-      <w:proofErr w:type="spellEnd"/>
-      <w:r>
-        <w:rPr>
-          <w:rFonts w:ascii="Times New Roman" w:hAnsi="Times New Roman"/>
-          <w:color w:val="000000"/>
-          <w:sz w:val="24"/>
-        </w:rPr>
-        <w:t>/components/.</w:t>
+        <w:t>The backend follows a controller-routes-middleware pattern. Each module has a separate routes file that maps HTTP methods and URLs to controller functions. Controllers contain the business logic. A separate middleware file handles JWT authentication and is applied to all protected routes. The frontend is organized by feature, with each page in its own folder under src/pages/ and shared components in src/components/.</w:t>
       </w:r>
     </w:p>
     <w:p>
@@ -30239,19 +27444,11 @@
         <w:spacing w:line="360" w:lineRule="auto"/>
       </w:pPr>
       <w:bookmarkStart w:id="95" w:name="_Toc227543967"/>
-      <w:proofErr w:type="gramStart"/>
-      <w:r>
-        <w:rPr>
-          <w:rFonts w:ascii="Times New Roman" w:hAnsi="Times New Roman"/>
-        </w:rPr>
-        <w:t>5.2.3  Environment</w:t>
-      </w:r>
-      <w:proofErr w:type="gramEnd"/>
-      <w:r>
-        <w:rPr>
-          <w:rFonts w:ascii="Times New Roman" w:hAnsi="Times New Roman"/>
-        </w:rPr>
-        <w:t xml:space="preserve"> Variables</w:t>
+      <w:r>
+        <w:rPr>
+          <w:rFonts w:ascii="Times New Roman" w:hAnsi="Times New Roman"/>
+        </w:rPr>
+        <w:t>5.2.3  Environment Variables</w:t>
       </w:r>
       <w:bookmarkEnd w:id="95"/>
     </w:p>
@@ -30269,97 +27466,7 @@
           <w:color w:val="000000"/>
           <w:sz w:val="24"/>
         </w:rPr>
-        <w:t xml:space="preserve">All sensitive configuration, including the database connection string, JWT secret key, and email credentials, is stored in </w:t>
-      </w:r>
-      <w:proofErr w:type="gramStart"/>
-      <w:r>
-        <w:rPr>
-          <w:rFonts w:ascii="Times New Roman" w:hAnsi="Times New Roman"/>
-          <w:color w:val="000000"/>
-          <w:sz w:val="24"/>
-        </w:rPr>
-        <w:t>a</w:t>
-      </w:r>
-      <w:proofErr w:type="gramEnd"/>
-      <w:r>
-        <w:rPr>
-          <w:rFonts w:ascii="Times New Roman" w:hAnsi="Times New Roman"/>
-          <w:color w:val="000000"/>
-          <w:sz w:val="24"/>
-        </w:rPr>
-        <w:t xml:space="preserve"> .</w:t>
-      </w:r>
-      <w:proofErr w:type="spellStart"/>
-      <w:r>
-        <w:rPr>
-          <w:rFonts w:ascii="Times New Roman" w:hAnsi="Times New Roman"/>
-          <w:color w:val="000000"/>
-          <w:sz w:val="24"/>
-        </w:rPr>
-        <w:t>env</w:t>
-      </w:r>
-      <w:proofErr w:type="spellEnd"/>
-      <w:r>
-        <w:rPr>
-          <w:rFonts w:ascii="Times New Roman" w:hAnsi="Times New Roman"/>
-          <w:color w:val="000000"/>
-          <w:sz w:val="24"/>
-        </w:rPr>
-        <w:t xml:space="preserve"> file and never committed to the GitHub repository. The .</w:t>
-      </w:r>
-      <w:proofErr w:type="spellStart"/>
-      <w:r>
-        <w:rPr>
-          <w:rFonts w:ascii="Times New Roman" w:hAnsi="Times New Roman"/>
-          <w:color w:val="000000"/>
-          <w:sz w:val="24"/>
-        </w:rPr>
-        <w:t>env</w:t>
-      </w:r>
-      <w:proofErr w:type="spellEnd"/>
-      <w:r>
-        <w:rPr>
-          <w:rFonts w:ascii="Times New Roman" w:hAnsi="Times New Roman"/>
-          <w:color w:val="000000"/>
-          <w:sz w:val="24"/>
-        </w:rPr>
-        <w:t xml:space="preserve"> file is listed in .</w:t>
-      </w:r>
-      <w:proofErr w:type="spellStart"/>
-      <w:r>
-        <w:rPr>
-          <w:rFonts w:ascii="Times New Roman" w:hAnsi="Times New Roman"/>
-          <w:color w:val="000000"/>
-          <w:sz w:val="24"/>
-        </w:rPr>
-        <w:t>gitignore</w:t>
-      </w:r>
-      <w:proofErr w:type="spellEnd"/>
-      <w:r>
-        <w:rPr>
-          <w:rFonts w:ascii="Times New Roman" w:hAnsi="Times New Roman"/>
-          <w:color w:val="000000"/>
-          <w:sz w:val="24"/>
-        </w:rPr>
-        <w:t xml:space="preserve">. The application reads these values at runtime using the </w:t>
-      </w:r>
-      <w:proofErr w:type="spellStart"/>
-      <w:r>
-        <w:rPr>
-          <w:rFonts w:ascii="Times New Roman" w:hAnsi="Times New Roman"/>
-          <w:color w:val="000000"/>
-          <w:sz w:val="24"/>
-        </w:rPr>
-        <w:t>dotenv</w:t>
-      </w:r>
-      <w:proofErr w:type="spellEnd"/>
-      <w:r>
-        <w:rPr>
-          <w:rFonts w:ascii="Times New Roman" w:hAnsi="Times New Roman"/>
-          <w:color w:val="000000"/>
-          <w:sz w:val="24"/>
-        </w:rPr>
-        <w:t xml:space="preserve"> package.</w:t>
+        <w:t>All sensitive configuration, including the database connection string, JWT secret key, and email credentials, is stored in a .env file and never committed to the GitHub repository. The .env file is listed in .gitignore. The application reads these values at runtime using the dotenv package.</w:t>
       </w:r>
     </w:p>
     <w:p>
@@ -30368,19 +27475,11 @@
         <w:spacing w:line="360" w:lineRule="auto"/>
       </w:pPr>
       <w:bookmarkStart w:id="96" w:name="_Toc227543968"/>
-      <w:proofErr w:type="gramStart"/>
-      <w:r>
-        <w:rPr>
-          <w:rFonts w:ascii="Times New Roman" w:hAnsi="Times New Roman"/>
-        </w:rPr>
-        <w:t>5.2.4  Error</w:t>
-      </w:r>
-      <w:proofErr w:type="gramEnd"/>
-      <w:r>
-        <w:rPr>
-          <w:rFonts w:ascii="Times New Roman" w:hAnsi="Times New Roman"/>
-        </w:rPr>
-        <w:t xml:space="preserve"> Handling</w:t>
+      <w:r>
+        <w:rPr>
+          <w:rFonts w:ascii="Times New Roman" w:hAnsi="Times New Roman"/>
+        </w:rPr>
+        <w:t>5.2.4  Error Handling</w:t>
       </w:r>
       <w:bookmarkEnd w:id="96"/>
     </w:p>
@@ -30436,7 +27535,6 @@
         <w:spacing w:line="360" w:lineRule="auto"/>
       </w:pPr>
       <w:bookmarkStart w:id="98" w:name="_Toc227543970"/>
-      <w:proofErr w:type="gramStart"/>
       <w:r>
         <w:rPr>
           <w:rFonts w:ascii="Times New Roman" w:hAnsi="Times New Roman"/>
@@ -30444,7 +27542,6 @@
         <w:t>6.1  Introduction</w:t>
       </w:r>
       <w:bookmarkEnd w:id="98"/>
-      <w:proofErr w:type="gramEnd"/>
     </w:p>
     <w:p>
       <w:pPr>
@@ -30460,43 +27557,7 @@
           <w:color w:val="000000"/>
           <w:sz w:val="24"/>
         </w:rPr>
-        <w:t xml:space="preserve">This chapter describes how we tested </w:t>
-      </w:r>
-      <w:proofErr w:type="spellStart"/>
-      <w:r>
-        <w:rPr>
-          <w:rFonts w:ascii="Times New Roman" w:hAnsi="Times New Roman"/>
-          <w:color w:val="000000"/>
-          <w:sz w:val="24"/>
-        </w:rPr>
-        <w:t>Riphah</w:t>
-      </w:r>
-      <w:proofErr w:type="spellEnd"/>
-      <w:r>
-        <w:rPr>
-          <w:rFonts w:ascii="Times New Roman" w:hAnsi="Times New Roman"/>
-          <w:color w:val="000000"/>
-          <w:sz w:val="24"/>
-        </w:rPr>
-        <w:t xml:space="preserve"> </w:t>
-      </w:r>
-      <w:proofErr w:type="spellStart"/>
-      <w:r>
-        <w:rPr>
-          <w:rFonts w:ascii="Times New Roman" w:hAnsi="Times New Roman"/>
-          <w:color w:val="000000"/>
-          <w:sz w:val="24"/>
-        </w:rPr>
-        <w:t>Konnect</w:t>
-      </w:r>
-      <w:proofErr w:type="spellEnd"/>
-      <w:r>
-        <w:rPr>
-          <w:rFonts w:ascii="Times New Roman" w:hAnsi="Times New Roman"/>
-          <w:color w:val="000000"/>
-          <w:sz w:val="24"/>
-        </w:rPr>
-        <w:t>. All testing was done manually. We tested the backend by sending requests to each module and checking the responses, and we tested the frontend by running the application in the browser and going through each feature. The test cases defined in Chapter 3 guided our testing process.</w:t>
+        <w:t>This chapter describes how we tested Riphah Konnect. All testing was done manually. We tested the backend by sending requests to each module and checking the responses, and we tested the frontend by running the application in the browser and going through each feature. The test cases defined in Chapter 3 guided our testing process.</w:t>
       </w:r>
     </w:p>
     <w:p>
@@ -30505,19 +27566,11 @@
         <w:spacing w:line="360" w:lineRule="auto"/>
       </w:pPr>
       <w:bookmarkStart w:id="99" w:name="_Toc227543971"/>
-      <w:proofErr w:type="gramStart"/>
-      <w:r>
-        <w:rPr>
-          <w:rFonts w:ascii="Times New Roman" w:hAnsi="Times New Roman"/>
-        </w:rPr>
-        <w:t>6.2  SQA</w:t>
-      </w:r>
-      <w:proofErr w:type="gramEnd"/>
-      <w:r>
-        <w:rPr>
-          <w:rFonts w:ascii="Times New Roman" w:hAnsi="Times New Roman"/>
-        </w:rPr>
-        <w:t xml:space="preserve"> Results</w:t>
+      <w:r>
+        <w:rPr>
+          <w:rFonts w:ascii="Times New Roman" w:hAnsi="Times New Roman"/>
+        </w:rPr>
+        <w:t>6.2  SQA Results</w:t>
       </w:r>
       <w:bookmarkEnd w:id="99"/>
     </w:p>
@@ -30535,25 +27588,7 @@
           <w:color w:val="000000"/>
           <w:sz w:val="24"/>
         </w:rPr>
-        <w:t xml:space="preserve">The test cases defined in Chapter 3 were executed against the working system. The table below </w:t>
-      </w:r>
-      <w:proofErr w:type="spellStart"/>
-      <w:r>
-        <w:rPr>
-          <w:rFonts w:ascii="Times New Roman" w:hAnsi="Times New Roman"/>
-          <w:color w:val="000000"/>
-          <w:sz w:val="24"/>
-        </w:rPr>
-        <w:t>summarises</w:t>
-      </w:r>
-      <w:proofErr w:type="spellEnd"/>
-      <w:r>
-        <w:rPr>
-          <w:rFonts w:ascii="Times New Roman" w:hAnsi="Times New Roman"/>
-          <w:color w:val="000000"/>
-          <w:sz w:val="24"/>
-        </w:rPr>
-        <w:t xml:space="preserve"> the result for each test case group.</w:t>
+        <w:t>The test cases defined in Chapter 3 were executed against the working system. The table below summarises the result for each test case group.</w:t>
       </w:r>
     </w:p>
     <w:p>
@@ -30565,14 +27600,27 @@
       <w:r>
         <w:t xml:space="preserve">Table </w:t>
       </w:r>
-      <w:fldSimple w:instr=" SEQ Table \* ARABIC ">
-        <w:r>
-          <w:rPr>
-            <w:noProof/>
-          </w:rPr>
-          <w:t>27</w:t>
-        </w:r>
-      </w:fldSimple>
+      <w:r>
+        <w:fldChar w:fldCharType="begin"/>
+      </w:r>
+      <w:r>
+        <w:instrText xml:space="preserve"> SEQ Table \* ARABIC </w:instrText>
+      </w:r>
+      <w:r>
+        <w:fldChar w:fldCharType="separate"/>
+      </w:r>
+      <w:r>
+        <w:rPr>
+          <w:noProof/>
+        </w:rPr>
+        <w:t>27</w:t>
+      </w:r>
+      <w:r>
+        <w:rPr>
+          <w:noProof/>
+        </w:rPr>
+        <w:fldChar w:fldCharType="end"/>
+      </w:r>
       <w:r>
         <w:t>: Test Execution Results</w:t>
       </w:r>
@@ -31359,19 +28407,11 @@
         <w:spacing w:line="360" w:lineRule="auto"/>
       </w:pPr>
       <w:bookmarkStart w:id="101" w:name="_Toc227543972"/>
-      <w:proofErr w:type="gramStart"/>
-      <w:r>
-        <w:rPr>
-          <w:rFonts w:ascii="Times New Roman" w:hAnsi="Times New Roman"/>
-        </w:rPr>
-        <w:t>6.3  Backend</w:t>
-      </w:r>
-      <w:proofErr w:type="gramEnd"/>
-      <w:r>
-        <w:rPr>
-          <w:rFonts w:ascii="Times New Roman" w:hAnsi="Times New Roman"/>
-        </w:rPr>
-        <w:t xml:space="preserve"> Testing</w:t>
+      <w:r>
+        <w:rPr>
+          <w:rFonts w:ascii="Times New Roman" w:hAnsi="Times New Roman"/>
+        </w:rPr>
+        <w:t>6.3  Backend Testing</w:t>
       </w:r>
       <w:bookmarkEnd w:id="101"/>
     </w:p>
@@ -31409,25 +28449,7 @@
           <w:sz w:val="24"/>
         </w:rPr>
         <w:lastRenderedPageBreak/>
-        <w:t>1. Authentication: Registering with a non-</w:t>
-      </w:r>
-      <w:proofErr w:type="spellStart"/>
-      <w:r>
-        <w:rPr>
-          <w:rFonts w:ascii="Times New Roman" w:hAnsi="Times New Roman"/>
-          <w:color w:val="000000"/>
-          <w:sz w:val="24"/>
-        </w:rPr>
-        <w:t>Riphah</w:t>
-      </w:r>
-      <w:proofErr w:type="spellEnd"/>
-      <w:r>
-        <w:rPr>
-          <w:rFonts w:ascii="Times New Roman" w:hAnsi="Times New Roman"/>
-          <w:color w:val="000000"/>
-          <w:sz w:val="24"/>
-        </w:rPr>
-        <w:t xml:space="preserve"> email was rejected. Logging in with a wrong password was rejected. Accessing a protected page without logging in was blocked.</w:t>
+        <w:t>1. Authentication: Registering with a non-Riphah email was rejected. Logging in with a wrong password was rejected. Accessing a protected page without logging in was blocked.</w:t>
       </w:r>
     </w:p>
     <w:p>
@@ -31550,19 +28572,11 @@
         <w:spacing w:line="360" w:lineRule="auto"/>
       </w:pPr>
       <w:bookmarkStart w:id="102" w:name="_Toc227543973"/>
-      <w:proofErr w:type="gramStart"/>
-      <w:r>
-        <w:rPr>
-          <w:rFonts w:ascii="Times New Roman" w:hAnsi="Times New Roman"/>
-        </w:rPr>
-        <w:t>6.4  Frontend</w:t>
-      </w:r>
-      <w:proofErr w:type="gramEnd"/>
-      <w:r>
-        <w:rPr>
-          <w:rFonts w:ascii="Times New Roman" w:hAnsi="Times New Roman"/>
-        </w:rPr>
-        <w:t xml:space="preserve"> Testing</w:t>
+      <w:r>
+        <w:rPr>
+          <w:rFonts w:ascii="Times New Roman" w:hAnsi="Times New Roman"/>
+        </w:rPr>
+        <w:t>6.4  Frontend Testing</w:t>
       </w:r>
       <w:bookmarkEnd w:id="102"/>
     </w:p>
@@ -31580,25 +28594,7 @@
           <w:color w:val="000000"/>
           <w:sz w:val="24"/>
         </w:rPr>
-        <w:t xml:space="preserve">We tested the frontend by running the application in the browser and going through each feature manually. We created test accounts, posted content, joined groups, </w:t>
-      </w:r>
-      <w:proofErr w:type="spellStart"/>
-      <w:r>
-        <w:rPr>
-          <w:rFonts w:ascii="Times New Roman" w:hAnsi="Times New Roman"/>
-          <w:color w:val="000000"/>
-          <w:sz w:val="24"/>
-        </w:rPr>
-        <w:t>RSVPed</w:t>
-      </w:r>
-      